--- a/docs/manuals/Respondent_Guide.docx
+++ b/docs/manuals/Respondent_Guide.docx
@@ -69,7 +69,7 @@
           <w:left w:w="10" w:type="dxa"/>
           <w:right w:w="10" w:type="dxa"/>
         </w:tblCellMar>
-        <w:tblLook w:val="0000" w:firstRow="0" w:lastRow="0" w:firstColumn="0" w:lastColumn="0" w:noHBand="0" w:noVBand="0"/>
+        <w:tblLook w:val="04A0" w:firstRow="1" w:lastRow="0" w:firstColumn="1" w:lastColumn="0" w:noHBand="0" w:noVBand="1"/>
       </w:tblPr>
       <w:tblGrid>
         <w:gridCol w:w="2300"/>
@@ -538,7 +538,7 @@
     <w:sdt>
       <w:sdtPr>
         <w:alias w:val="Contents"/>
-        <w:id w:val="1936550205"/>
+        <w:id w:val="-1753805953"/>
       </w:sdtPr>
       <w:sdtEndPr/>
       <w:sdtContent>
@@ -567,7 +567,7 @@
           <w:r>
             <w:fldChar w:fldCharType="separate"/>
           </w:r>
-          <w:hyperlink w:anchor="_Toc240395009" w:history="1">
+          <w:hyperlink w:anchor="_Toc240405781" w:history="1">
             <w:r>
               <w:rPr>
                 <w:rStyle w:val="Hyperlink"/>
@@ -591,7 +591,7 @@
               <w:rPr>
                 <w:noProof/>
               </w:rPr>
-              <w:instrText xml:space="preserve"> PAGEREF _Toc240395009 \h </w:instrText>
+              <w:instrText xml:space="preserve"> PAGEREF _Toc240405781 \h </w:instrText>
             </w:r>
             <w:r>
               <w:rPr>
@@ -634,7 +634,7 @@
               <w14:ligatures w14:val="standardContextual"/>
             </w:rPr>
           </w:pPr>
-          <w:hyperlink w:anchor="_Toc240395010" w:history="1">
+          <w:hyperlink w:anchor="_Toc240405782" w:history="1">
             <w:r>
               <w:rPr>
                 <w:rStyle w:val="Hyperlink"/>
@@ -658,7 +658,7 @@
               <w:rPr>
                 <w:noProof/>
               </w:rPr>
-              <w:instrText xml:space="preserve"> PAGEREF _Toc240395010 \h </w:instrText>
+              <w:instrText xml:space="preserve"> PAGEREF _Toc240405782 \h </w:instrText>
             </w:r>
             <w:r>
               <w:rPr>
@@ -701,7 +701,7 @@
               <w14:ligatures w14:val="standardContextual"/>
             </w:rPr>
           </w:pPr>
-          <w:hyperlink w:anchor="_Toc240395011" w:history="1">
+          <w:hyperlink w:anchor="_Toc240405783" w:history="1">
             <w:r>
               <w:rPr>
                 <w:rStyle w:val="Hyperlink"/>
@@ -725,7 +725,7 @@
               <w:rPr>
                 <w:noProof/>
               </w:rPr>
-              <w:instrText xml:space="preserve"> PAGEREF _Toc240395011 \h </w:instrText>
+              <w:instrText xml:space="preserve"> PAGEREF _Toc240405783 \h </w:instrText>
             </w:r>
             <w:r>
               <w:rPr>
@@ -768,7 +768,7 @@
               <w14:ligatures w14:val="standardContextual"/>
             </w:rPr>
           </w:pPr>
-          <w:hyperlink w:anchor="_Toc240395012" w:history="1">
+          <w:hyperlink w:anchor="_Toc240405784" w:history="1">
             <w:r>
               <w:rPr>
                 <w:rStyle w:val="Hyperlink"/>
@@ -792,7 +792,7 @@
               <w:rPr>
                 <w:noProof/>
               </w:rPr>
-              <w:instrText xml:space="preserve"> PAGEREF _Toc240395012 \h </w:instrText>
+              <w:instrText xml:space="preserve"> PAGEREF _Toc240405784 \h </w:instrText>
             </w:r>
             <w:r>
               <w:rPr>
@@ -835,7 +835,7 @@
               <w14:ligatures w14:val="standardContextual"/>
             </w:rPr>
           </w:pPr>
-          <w:hyperlink w:anchor="_Toc240395013" w:history="1">
+          <w:hyperlink w:anchor="_Toc240405785" w:history="1">
             <w:r>
               <w:rPr>
                 <w:rStyle w:val="Hyperlink"/>
@@ -859,7 +859,7 @@
               <w:rPr>
                 <w:noProof/>
               </w:rPr>
-              <w:instrText xml:space="preserve"> PAGEREF _Toc240395013 \h </w:instrText>
+              <w:instrText xml:space="preserve"> PAGEREF _Toc240405785 \h </w:instrText>
             </w:r>
             <w:r>
               <w:rPr>
@@ -902,7 +902,7 @@
               <w14:ligatures w14:val="standardContextual"/>
             </w:rPr>
           </w:pPr>
-          <w:hyperlink w:anchor="_Toc240395014" w:history="1">
+          <w:hyperlink w:anchor="_Toc240405786" w:history="1">
             <w:r>
               <w:rPr>
                 <w:rStyle w:val="Hyperlink"/>
@@ -926,7 +926,7 @@
               <w:rPr>
                 <w:noProof/>
               </w:rPr>
-              <w:instrText xml:space="preserve"> PAGEREF _Toc240395014 \h </w:instrText>
+              <w:instrText xml:space="preserve"> PAGEREF _Toc240405786 \h </w:instrText>
             </w:r>
             <w:r>
               <w:rPr>
@@ -969,7 +969,7 @@
               <w14:ligatures w14:val="standardContextual"/>
             </w:rPr>
           </w:pPr>
-          <w:hyperlink w:anchor="_Toc240395015" w:history="1">
+          <w:hyperlink w:anchor="_Toc240405787" w:history="1">
             <w:r>
               <w:rPr>
                 <w:rStyle w:val="Hyperlink"/>
@@ -993,7 +993,7 @@
               <w:rPr>
                 <w:noProof/>
               </w:rPr>
-              <w:instrText xml:space="preserve"> PAGEREF _Toc240395015 \h </w:instrText>
+              <w:instrText xml:space="preserve"> PAGEREF _Toc240405787 \h </w:instrText>
             </w:r>
             <w:r>
               <w:rPr>
@@ -1036,7 +1036,7 @@
               <w14:ligatures w14:val="standardContextual"/>
             </w:rPr>
           </w:pPr>
-          <w:hyperlink w:anchor="_Toc240395016" w:history="1">
+          <w:hyperlink w:anchor="_Toc240405788" w:history="1">
             <w:r>
               <w:rPr>
                 <w:rStyle w:val="Hyperlink"/>
@@ -1060,7 +1060,7 @@
               <w:rPr>
                 <w:noProof/>
               </w:rPr>
-              <w:instrText xml:space="preserve"> PAGEREF _Toc240395016 \h </w:instrText>
+              <w:instrText xml:space="preserve"> PAGEREF _Toc240405788 \h </w:instrText>
             </w:r>
             <w:r>
               <w:rPr>
@@ -1103,7 +1103,7 @@
               <w14:ligatures w14:val="standardContextual"/>
             </w:rPr>
           </w:pPr>
-          <w:hyperlink w:anchor="_Toc240395017" w:history="1">
+          <w:hyperlink w:anchor="_Toc240405789" w:history="1">
             <w:r>
               <w:rPr>
                 <w:rStyle w:val="Hyperlink"/>
@@ -1127,7 +1127,7 @@
               <w:rPr>
                 <w:noProof/>
               </w:rPr>
-              <w:instrText xml:space="preserve"> PAGEREF _Toc240395017 \h </w:instrText>
+              <w:instrText xml:space="preserve"> PAGEREF _Toc240405789 \h </w:instrText>
             </w:r>
             <w:r>
               <w:rPr>
@@ -1170,7 +1170,7 @@
               <w14:ligatures w14:val="standardContextual"/>
             </w:rPr>
           </w:pPr>
-          <w:hyperlink w:anchor="_Toc240395018" w:history="1">
+          <w:hyperlink w:anchor="_Toc240405790" w:history="1">
             <w:r>
               <w:rPr>
                 <w:rStyle w:val="Hyperlink"/>
@@ -1194,7 +1194,7 @@
               <w:rPr>
                 <w:noProof/>
               </w:rPr>
-              <w:instrText xml:space="preserve"> PAGEREF _Toc240395018 \h </w:instrText>
+              <w:instrText xml:space="preserve"> PAGEREF _Toc240405790 \h </w:instrText>
             </w:r>
             <w:r>
               <w:rPr>
@@ -1237,7 +1237,7 @@
               <w14:ligatures w14:val="standardContextual"/>
             </w:rPr>
           </w:pPr>
-          <w:hyperlink w:anchor="_Toc240395019" w:history="1">
+          <w:hyperlink w:anchor="_Toc240405791" w:history="1">
             <w:r>
               <w:rPr>
                 <w:rStyle w:val="Hyperlink"/>
@@ -1261,7 +1261,7 @@
               <w:rPr>
                 <w:noProof/>
               </w:rPr>
-              <w:instrText xml:space="preserve"> PAGEREF _Toc240395019 \h </w:instrText>
+              <w:instrText xml:space="preserve"> PAGEREF _Toc240405791 \h </w:instrText>
             </w:r>
             <w:r>
               <w:rPr>
@@ -1304,7 +1304,7 @@
               <w14:ligatures w14:val="standardContextual"/>
             </w:rPr>
           </w:pPr>
-          <w:hyperlink w:anchor="_Toc240395020" w:history="1">
+          <w:hyperlink w:anchor="_Toc240405792" w:history="1">
             <w:r>
               <w:rPr>
                 <w:rStyle w:val="Hyperlink"/>
@@ -1328,7 +1328,7 @@
               <w:rPr>
                 <w:noProof/>
               </w:rPr>
-              <w:instrText xml:space="preserve"> PAGEREF _Toc240395020 \h </w:instrText>
+              <w:instrText xml:space="preserve"> PAGEREF _Toc240405792 \h </w:instrText>
             </w:r>
             <w:r>
               <w:rPr>
@@ -1371,7 +1371,7 @@
               <w14:ligatures w14:val="standardContextual"/>
             </w:rPr>
           </w:pPr>
-          <w:hyperlink w:anchor="_Toc240395021" w:history="1">
+          <w:hyperlink w:anchor="_Toc240405793" w:history="1">
             <w:r>
               <w:rPr>
                 <w:rStyle w:val="Hyperlink"/>
@@ -1395,7 +1395,7 @@
               <w:rPr>
                 <w:noProof/>
               </w:rPr>
-              <w:instrText xml:space="preserve"> PAGEREF _Toc240395021 \h </w:instrText>
+              <w:instrText xml:space="preserve"> PAGEREF _Toc240405793 \h </w:instrText>
             </w:r>
             <w:r>
               <w:rPr>
@@ -1438,7 +1438,7 @@
               <w14:ligatures w14:val="standardContextual"/>
             </w:rPr>
           </w:pPr>
-          <w:hyperlink w:anchor="_Toc240395022" w:history="1">
+          <w:hyperlink w:anchor="_Toc240405794" w:history="1">
             <w:r>
               <w:rPr>
                 <w:rStyle w:val="Hyperlink"/>
@@ -1462,7 +1462,7 @@
               <w:rPr>
                 <w:noProof/>
               </w:rPr>
-              <w:instrText xml:space="preserve"> PAGEREF _Toc240395022 \h </w:instrText>
+              <w:instrText xml:space="preserve"> PAGEREF _Toc240405794 \h </w:instrText>
             </w:r>
             <w:r>
               <w:rPr>
@@ -1505,7 +1505,7 @@
               <w14:ligatures w14:val="standardContextual"/>
             </w:rPr>
           </w:pPr>
-          <w:hyperlink w:anchor="_Toc240395023" w:history="1">
+          <w:hyperlink w:anchor="_Toc240405795" w:history="1">
             <w:r>
               <w:rPr>
                 <w:rStyle w:val="Hyperlink"/>
@@ -1529,7 +1529,7 @@
               <w:rPr>
                 <w:noProof/>
               </w:rPr>
-              <w:instrText xml:space="preserve"> PAGEREF _Toc240395023 \h </w:instrText>
+              <w:instrText xml:space="preserve"> PAGEREF _Toc240405795 \h </w:instrText>
             </w:r>
             <w:r>
               <w:rPr>
@@ -1572,7 +1572,7 @@
               <w14:ligatures w14:val="standardContextual"/>
             </w:rPr>
           </w:pPr>
-          <w:hyperlink w:anchor="_Toc240395024" w:history="1">
+          <w:hyperlink w:anchor="_Toc240405796" w:history="1">
             <w:r>
               <w:rPr>
                 <w:rStyle w:val="Hyperlink"/>
@@ -1596,7 +1596,7 @@
               <w:rPr>
                 <w:noProof/>
               </w:rPr>
-              <w:instrText xml:space="preserve"> PAGEREF _Toc240395024 \h </w:instrText>
+              <w:instrText xml:space="preserve"> PAGEREF _Toc240405796 \h </w:instrText>
             </w:r>
             <w:r>
               <w:rPr>
@@ -1639,7 +1639,7 @@
               <w14:ligatures w14:val="standardContextual"/>
             </w:rPr>
           </w:pPr>
-          <w:hyperlink w:anchor="_Toc240395025" w:history="1">
+          <w:hyperlink w:anchor="_Toc240405797" w:history="1">
             <w:r>
               <w:rPr>
                 <w:rStyle w:val="Hyperlink"/>
@@ -1663,7 +1663,7 @@
               <w:rPr>
                 <w:noProof/>
               </w:rPr>
-              <w:instrText xml:space="preserve"> PAGEREF _Toc240395025 \h </w:instrText>
+              <w:instrText xml:space="preserve"> PAGEREF _Toc240405797 \h </w:instrText>
             </w:r>
             <w:r>
               <w:rPr>
@@ -1706,7 +1706,7 @@
               <w14:ligatures w14:val="standardContextual"/>
             </w:rPr>
           </w:pPr>
-          <w:hyperlink w:anchor="_Toc240395026" w:history="1">
+          <w:hyperlink w:anchor="_Toc240405798" w:history="1">
             <w:r>
               <w:rPr>
                 <w:rStyle w:val="Hyperlink"/>
@@ -1730,7 +1730,7 @@
               <w:rPr>
                 <w:noProof/>
               </w:rPr>
-              <w:instrText xml:space="preserve"> PAGEREF _Toc240395026 \h </w:instrText>
+              <w:instrText xml:space="preserve"> PAGEREF _Toc240405798 \h </w:instrText>
             </w:r>
             <w:r>
               <w:rPr>
@@ -1769,7 +1769,7 @@
         <w:pStyle w:val="Heading1"/>
         <w:pageBreakBefore/>
       </w:pPr>
-      <w:bookmarkStart w:id="0" w:name="_Toc240395009"/>
+      <w:bookmarkStart w:id="0" w:name="_Toc240405781"/>
       <w:r>
         <w:lastRenderedPageBreak/>
         <w:t>1. Welcome</w:t>
@@ -1809,7 +1809,7 @@
           <w:left w:w="10" w:type="dxa"/>
           <w:right w:w="10" w:type="dxa"/>
         </w:tblCellMar>
-        <w:tblLook w:val="0000" w:firstRow="0" w:lastRow="0" w:firstColumn="0" w:lastColumn="0" w:noHBand="0" w:noVBand="0"/>
+        <w:tblLook w:val="04A0" w:firstRow="1" w:lastRow="0" w:firstColumn="1" w:lastColumn="0" w:noHBand="0" w:noVBand="1"/>
       </w:tblPr>
       <w:tblGrid>
         <w:gridCol w:w="2824"/>
@@ -2185,7 +2185,7 @@
       <w:pPr>
         <w:pStyle w:val="Heading2"/>
       </w:pPr>
-      <w:bookmarkStart w:id="1" w:name="_Toc240395010"/>
+      <w:bookmarkStart w:id="1" w:name="_Toc240405782"/>
       <w:r>
         <w:t>What you should know first</w:t>
       </w:r>
@@ -2303,7 +2303,7 @@
         <w:pStyle w:val="Heading1"/>
         <w:pageBreakBefore/>
       </w:pPr>
-      <w:bookmarkStart w:id="2" w:name="_Toc240395011"/>
+      <w:bookmarkStart w:id="2" w:name="_Toc240405783"/>
       <w:r>
         <w:lastRenderedPageBreak/>
         <w:t>2. What you need</w:t>
@@ -2399,7 +2399,7 @@
           <w:left w:w="10" w:type="dxa"/>
           <w:right w:w="10" w:type="dxa"/>
         </w:tblCellMar>
-        <w:tblLook w:val="0000" w:firstRow="0" w:lastRow="0" w:firstColumn="0" w:lastColumn="0" w:noHBand="0" w:noVBand="0"/>
+        <w:tblLook w:val="04A0" w:firstRow="1" w:lastRow="0" w:firstColumn="1" w:lastColumn="0" w:noHBand="0" w:noVBand="1"/>
       </w:tblPr>
       <w:tblGrid>
         <w:gridCol w:w="9412"/>
@@ -2532,7 +2532,7 @@
         <w:pStyle w:val="Heading1"/>
         <w:pageBreakBefore/>
       </w:pPr>
-      <w:bookmarkStart w:id="3" w:name="_Toc240395012"/>
+      <w:bookmarkStart w:id="3" w:name="_Toc240405784"/>
       <w:r>
         <w:lastRenderedPageBreak/>
         <w:t>3. Taking part, step by step</w:t>
@@ -2543,7 +2543,7 @@
       <w:pPr>
         <w:pStyle w:val="Heading2"/>
       </w:pPr>
-      <w:bookmarkStart w:id="4" w:name="_Toc240395013"/>
+      <w:bookmarkStart w:id="4" w:name="_Toc240405785"/>
       <w:r>
         <w:t>Step 1 — Open your link</w:t>
       </w:r>
@@ -2561,7 +2561,7 @@
       <w:pPr>
         <w:pStyle w:val="Heading2"/>
       </w:pPr>
-      <w:bookmarkStart w:id="5" w:name="_Toc240395014"/>
+      <w:bookmarkStart w:id="5" w:name="_Toc240405786"/>
       <w:r>
         <w:t>Step 2 — Confirm your organisation</w:t>
       </w:r>
@@ -2596,7 +2596,7 @@
           <w:noProof/>
         </w:rPr>
         <w:drawing>
-          <wp:inline distT="0" distB="0" distL="0" distR="0" wp14:anchorId="11080304" wp14:editId="7B68783B">
+          <wp:inline distT="0" distB="0" distL="0" distR="0">
             <wp:extent cx="2476500" cy="3362325"/>
             <wp:effectExtent l="0" t="0" r="0" b="0"/>
             <wp:docPr id="1" name="resp_01_confirm.jpg" descr="Confirming the organisation." title="Confirming the organisation."/>
@@ -2665,7 +2665,7 @@
       <w:pPr>
         <w:pStyle w:val="Heading2"/>
       </w:pPr>
-      <w:bookmarkStart w:id="6" w:name="_Toc240395015"/>
+      <w:bookmarkStart w:id="6" w:name="_Toc240405787"/>
       <w:r>
         <w:t>Step 3 — Tell us a little about you</w:t>
       </w:r>
@@ -2757,7 +2757,7 @@
         </w:rPr>
         <w:lastRenderedPageBreak/>
         <w:drawing>
-          <wp:inline distT="0" distB="0" distL="0" distR="0" wp14:anchorId="71D97015" wp14:editId="3DADD130">
+          <wp:inline distT="0" distB="0" distL="0" distR="0">
             <wp:extent cx="2476500" cy="3362325"/>
             <wp:effectExtent l="0" t="0" r="0" b="0"/>
             <wp:docPr id="2" name="resp_02_eligibility.jpg" descr="A little about you." title="A little about you."/>
@@ -2837,7 +2837,7 @@
           <w:left w:w="10" w:type="dxa"/>
           <w:right w:w="10" w:type="dxa"/>
         </w:tblCellMar>
-        <w:tblLook w:val="0000" w:firstRow="0" w:lastRow="0" w:firstColumn="0" w:lastColumn="0" w:noHBand="0" w:noVBand="0"/>
+        <w:tblLook w:val="04A0" w:firstRow="1" w:lastRow="0" w:firstColumn="1" w:lastColumn="0" w:noHBand="0" w:noVBand="1"/>
       </w:tblPr>
       <w:tblGrid>
         <w:gridCol w:w="9412"/>
@@ -2912,7 +2912,7 @@
       <w:pPr>
         <w:pStyle w:val="Heading2"/>
       </w:pPr>
-      <w:bookmarkStart w:id="7" w:name="_Toc240395016"/>
+      <w:bookmarkStart w:id="7" w:name="_Toc240405788"/>
       <w:r>
         <w:t>Step 4 — Read the participant information</w:t>
       </w:r>
@@ -2958,7 +2958,7 @@
         </w:rPr>
         <w:lastRenderedPageBreak/>
         <w:drawing>
-          <wp:inline distT="0" distB="0" distL="0" distR="0" wp14:anchorId="503EE625" wp14:editId="180FECC4">
+          <wp:inline distT="0" distB="0" distL="0" distR="0">
             <wp:extent cx="1076325" cy="4953000"/>
             <wp:effectExtent l="0" t="0" r="0" b="0"/>
             <wp:docPr id="3" name="resp_03_information_top.jpg" descr="Participant Information." title="Participant Information."/>
@@ -3027,7 +3027,7 @@
       <w:pPr>
         <w:pStyle w:val="Heading2"/>
       </w:pPr>
-      <w:bookmarkStart w:id="8" w:name="_Toc240395017"/>
+      <w:bookmarkStart w:id="8" w:name="_Toc240405789"/>
       <w:r>
         <w:t>Step 5 — Give your decision</w:t>
       </w:r>
@@ -3119,7 +3119,7 @@
         </w:rPr>
         <w:lastRenderedPageBreak/>
         <w:drawing>
-          <wp:inline distT="0" distB="0" distL="0" distR="0" wp14:anchorId="35FACE15" wp14:editId="71C0BBEA">
+          <wp:inline distT="0" distB="0" distL="0" distR="0">
             <wp:extent cx="2476500" cy="4419600"/>
             <wp:effectExtent l="0" t="0" r="0" b="0"/>
             <wp:docPr id="4" name="resp_04_consent.jpg" descr="Your consent." title="Your consent."/>
@@ -3188,7 +3188,7 @@
       <w:pPr>
         <w:pStyle w:val="Heading2"/>
       </w:pPr>
-      <w:bookmarkStart w:id="9" w:name="_Toc240395018"/>
+      <w:bookmarkStart w:id="9" w:name="_Toc240405790"/>
       <w:r>
         <w:t>Step 6 — Check what we already know (only if shown)</w:t>
       </w:r>
@@ -3276,7 +3276,7 @@
       <w:pPr>
         <w:pStyle w:val="Heading2"/>
       </w:pPr>
-      <w:bookmarkStart w:id="10" w:name="_Toc240395019"/>
+      <w:bookmarkStart w:id="10" w:name="_Toc240405791"/>
       <w:r>
         <w:t>Step 7 — Choose how you would like to take part</w:t>
       </w:r>
@@ -3297,7 +3297,7 @@
           <w:left w:w="10" w:type="dxa"/>
           <w:right w:w="10" w:type="dxa"/>
         </w:tblCellMar>
-        <w:tblLook w:val="0000" w:firstRow="0" w:lastRow="0" w:firstColumn="0" w:lastColumn="0" w:noHBand="0" w:noVBand="0"/>
+        <w:tblLook w:val="04A0" w:firstRow="1" w:lastRow="0" w:firstColumn="1" w:lastColumn="0" w:noHBand="0" w:noVBand="1"/>
       </w:tblPr>
       <w:tblGrid>
         <w:gridCol w:w="3577"/>
@@ -3618,7 +3618,7 @@
         </w:rPr>
         <w:lastRenderedPageBreak/>
         <w:drawing>
-          <wp:inline distT="0" distB="0" distL="0" distR="0" wp14:anchorId="09F5FA5F" wp14:editId="3C92B374">
+          <wp:inline distT="0" distB="0" distL="0" distR="0">
             <wp:extent cx="2476500" cy="4533900"/>
             <wp:effectExtent l="0" t="0" r="0" b="0"/>
             <wp:docPr id="5" name="resp_06_choice.jpg" descr="How would you like to take part?" title="How would you like to take part?"/>
@@ -3687,7 +3687,7 @@
       <w:pPr>
         <w:pStyle w:val="Heading2"/>
       </w:pPr>
-      <w:bookmarkStart w:id="11" w:name="_Toc240395020"/>
+      <w:bookmarkStart w:id="11" w:name="_Toc240405792"/>
       <w:r>
         <w:t>Step 8a — Complete the questionnaire yourself</w:t>
       </w:r>
@@ -3779,7 +3779,7 @@
         </w:rPr>
         <w:lastRenderedPageBreak/>
         <w:drawing>
-          <wp:inline distT="0" distB="0" distL="0" distR="0" wp14:anchorId="62FB31AB" wp14:editId="59AD66BA">
+          <wp:inline distT="0" distB="0" distL="0" distR="0">
             <wp:extent cx="2476500" cy="3362325"/>
             <wp:effectExtent l="0" t="0" r="0" b="0"/>
             <wp:docPr id="6" name="resp_07_ready.jpg" descr="Ready to begin." title="Ready to begin."/>
@@ -3855,7 +3855,7 @@
           <w:noProof/>
         </w:rPr>
         <w:drawing>
-          <wp:inline distT="0" distB="0" distL="0" distR="0" wp14:anchorId="6C4AE634" wp14:editId="106E43AB">
+          <wp:inline distT="0" distB="0" distL="0" distR="0">
             <wp:extent cx="2476500" cy="3362325"/>
             <wp:effectExtent l="0" t="0" r="0" b="0"/>
             <wp:docPr id="7" name="resp_07b_kobo_form.jpg" descr="The questionnaire's first page." title="The questionnaire's first page."/>
@@ -3935,7 +3935,7 @@
           <w:left w:w="10" w:type="dxa"/>
           <w:right w:w="10" w:type="dxa"/>
         </w:tblCellMar>
-        <w:tblLook w:val="0000" w:firstRow="0" w:lastRow="0" w:firstColumn="0" w:lastColumn="0" w:noHBand="0" w:noVBand="0"/>
+        <w:tblLook w:val="04A0" w:firstRow="1" w:lastRow="0" w:firstColumn="1" w:lastColumn="0" w:noHBand="0" w:noVBand="1"/>
       </w:tblPr>
       <w:tblGrid>
         <w:gridCol w:w="9412"/>
@@ -4050,7 +4050,7 @@
       <w:pPr>
         <w:pStyle w:val="Heading2"/>
       </w:pPr>
-      <w:bookmarkStart w:id="12" w:name="_Toc240395021"/>
+      <w:bookmarkStart w:id="12" w:name="_Toc240405793"/>
       <w:r>
         <w:t>Step 8b — Ask a researcher to call you</w:t>
       </w:r>
@@ -4142,7 +4142,7 @@
           <w:noProof/>
         </w:rPr>
         <w:drawing>
-          <wp:inline distT="0" distB="0" distL="0" distR="0" wp14:anchorId="7126A473" wp14:editId="727FCBDB">
+          <wp:inline distT="0" distB="0" distL="0" distR="0">
             <wp:extent cx="2476500" cy="3362325"/>
             <wp:effectExtent l="0" t="0" r="0" b="0"/>
             <wp:docPr id="8" name="resp_08_appointment.jpg" descr="Choosing a time for a call." title="Choosing a time for a call."/>
@@ -4218,7 +4218,7 @@
           <w:noProof/>
         </w:rPr>
         <w:drawing>
-          <wp:inline distT="0" distB="0" distL="0" distR="0" wp14:anchorId="2BBC88F8" wp14:editId="7ADF6809">
+          <wp:inline distT="0" distB="0" distL="0" distR="0">
             <wp:extent cx="2476500" cy="3676650"/>
             <wp:effectExtent l="0" t="0" r="0" b="0"/>
             <wp:docPr id="9" name="resp_09_done_appointment.jpg" descr="Your request has been sent." title="Your request has been sent."/>
@@ -4287,7 +4287,7 @@
       <w:pPr>
         <w:pStyle w:val="Heading2"/>
       </w:pPr>
-      <w:bookmarkStart w:id="13" w:name="_Toc240395022"/>
+      <w:bookmarkStart w:id="13" w:name="_Toc240405794"/>
       <w:r>
         <w:t>Step 9 — Finished</w:t>
       </w:r>
@@ -4306,7 +4306,7 @@
         <w:pStyle w:val="Heading1"/>
         <w:pageBreakBefore/>
       </w:pPr>
-      <w:bookmarkStart w:id="14" w:name="_Toc240395023"/>
+      <w:bookmarkStart w:id="14" w:name="_Toc240405795"/>
       <w:r>
         <w:lastRenderedPageBreak/>
         <w:t>4. Reminders</w:t>
@@ -4326,7 +4326,7 @@
         <w:pStyle w:val="Heading1"/>
         <w:pageBreakBefore/>
       </w:pPr>
-      <w:bookmarkStart w:id="15" w:name="_Toc240395024"/>
+      <w:bookmarkStart w:id="15" w:name="_Toc240405796"/>
       <w:r>
         <w:lastRenderedPageBreak/>
         <w:t>5. Your rights and your information</w:t>
@@ -4451,7 +4451,7 @@
         <w:pStyle w:val="Heading1"/>
         <w:pageBreakBefore/>
       </w:pPr>
-      <w:bookmarkStart w:id="16" w:name="_Toc240395025"/>
+      <w:bookmarkStart w:id="16" w:name="_Toc240405797"/>
       <w:r>
         <w:lastRenderedPageBreak/>
         <w:t>6. Questions and answers</w:t>
@@ -4473,7 +4473,7 @@
           <w:left w:w="10" w:type="dxa"/>
           <w:right w:w="10" w:type="dxa"/>
         </w:tblCellMar>
-        <w:tblLook w:val="0000" w:firstRow="0" w:lastRow="0" w:firstColumn="0" w:lastColumn="0" w:noHBand="0" w:noVBand="0"/>
+        <w:tblLook w:val="04A0" w:firstRow="1" w:lastRow="0" w:firstColumn="1" w:lastColumn="0" w:noHBand="0" w:noVBand="1"/>
       </w:tblPr>
       <w:tblGrid>
         <w:gridCol w:w="3388"/>
@@ -4966,7 +4966,7 @@
           <w:noProof/>
         </w:rPr>
         <w:drawing>
-          <wp:inline distT="0" distB="0" distL="0" distR="0" wp14:anchorId="67A70838" wp14:editId="0DF33C5D">
+          <wp:inline distT="0" distB="0" distL="0" distR="0">
             <wp:extent cx="2476500" cy="2524125"/>
             <wp:effectExtent l="0" t="0" r="0" b="0"/>
             <wp:docPr id="10" name="resp_10_invalid_link.jpg" descr="What an invalid or expired link looks like." title="What an invalid or expired link looks like."/>
@@ -5036,7 +5036,7 @@
         <w:pStyle w:val="Heading1"/>
         <w:pageBreakBefore/>
       </w:pPr>
-      <w:bookmarkStart w:id="17" w:name="_Toc240395026"/>
+      <w:bookmarkStart w:id="17" w:name="_Toc240405798"/>
       <w:r>
         <w:lastRenderedPageBreak/>
         <w:t>7. Contact the research team</w:t>
@@ -5058,7 +5058,7 @@
           <w:left w:w="10" w:type="dxa"/>
           <w:right w:w="10" w:type="dxa"/>
         </w:tblCellMar>
-        <w:tblLook w:val="0000" w:firstRow="0" w:lastRow="0" w:firstColumn="0" w:lastColumn="0" w:noHBand="0" w:noVBand="0"/>
+        <w:tblLook w:val="04A0" w:firstRow="1" w:lastRow="0" w:firstColumn="1" w:lastColumn="0" w:noHBand="0" w:noVBand="1"/>
       </w:tblPr>
       <w:tblGrid>
         <w:gridCol w:w="2824"/>
@@ -5599,10 +5599,10 @@
 <file path=word/numbering.xml><?xml version="1.0" encoding="utf-8"?>
 <w:numbering xmlns:wpc="http://schemas.microsoft.com/office/word/2010/wordprocessingCanvas" xmlns:cx="http://schemas.microsoft.com/office/drawing/2014/chartex" xmlns:cx1="http://schemas.microsoft.com/office/drawing/2015/9/8/chartex" xmlns:cx2="http://schemas.microsoft.com/office/drawing/2015/10/21/chartex" xmlns:cx3="http://schemas.microsoft.com/office/drawing/2016/5/9/chartex" xmlns:cx4="http://schemas.microsoft.com/office/drawing/2016/5/10/chartex" xmlns:cx5="http://schemas.microsoft.com/office/drawing/2016/5/11/chartex" xmlns:cx6="http://schemas.microsoft.com/office/drawing/2016/5/12/chartex" xmlns:cx7="http://schemas.microsoft.com/office/drawing/2016/5/13/chartex" xmlns:cx8="http://schemas.microsoft.com/office/drawing/2016/5/14/chartex" xmlns:mc="http://schemas.openxmlformats.org/markup-compatibility/2006" xmlns:aink="http://schemas.microsoft.com/office/drawing/2016/ink" xmlns:am3d="http://schemas.microsoft.com/office/drawing/2017/model3d" xmlns:o="urn:schemas-microsoft-com:office:office" xmlns:oel="http://schemas.microsoft.com/office/2019/extlst" xmlns:r="http://schemas.openxmlformats.org/officeDocument/2006/relationships" xmlns:m="http://schemas.openxmlformats.org/officeDocument/2006/math" xmlns:v="urn:schemas-microsoft-com:vml" xmlns:wp14="http://schemas.microsoft.com/office/word/2010/wordprocessingDrawing" xmlns:wp="http://schemas.openxmlformats.org/drawingml/2006/wordprocessingDrawing" xmlns:w10="urn:schemas-microsoft-com:office:word" xmlns:w="http://schemas.openxmlformats.org/wordprocessingml/2006/main" xmlns:w14="http://schemas.microsoft.com/office/word/2010/wordml" xmlns:w15="http://schemas.microsoft.com/office/word/2012/wordml" xmlns:w16cex="http://schemas.microsoft.com/office/word/2018/wordml/cex" xmlns:w16cid="http://schemas.microsoft.com/office/word/2016/wordml/cid" xmlns:w16="http://schemas.microsoft.com/office/word/2018/wordml" xmlns:w16sdtdh="http://schemas.microsoft.com/office/word/2020/wordml/sdtdatahash" xmlns:w16se="http://schemas.microsoft.com/office/word/2015/wordml/symex" xmlns:wpg="http://schemas.microsoft.com/office/word/2010/wordprocessingGroup" xmlns:wpi="http://schemas.microsoft.com/office/word/2010/wordprocessingInk" xmlns:wne="http://schemas.microsoft.com/office/word/2006/wordml" xmlns:wps="http://schemas.microsoft.com/office/word/2010/wordprocessingShape" mc:Ignorable="w14 w15 w16se w16cid w16 w16cex w16sdtdh wp14">
   <w:abstractNum w:abstractNumId="0" w15:restartNumberingAfterBreak="0">
-    <w:nsid w:val="054D06B8"/>
+    <w:nsid w:val="19FA392A"/>
     <w:multiLevelType w:val="hybridMultilevel"/>
-    <w:tmpl w:val="025CE248"/>
-    <w:lvl w:ilvl="0" w:tplc="75FA9044">
+    <w:tmpl w:val="777EA4C0"/>
+    <w:lvl w:ilvl="0" w:tplc="01764BA6">
       <w:start w:val="1"/>
       <w:numFmt w:val="bullet"/>
       <w:lvlText w:val="●"/>
@@ -5611,7 +5611,7 @@
         <w:ind w:left="720" w:hanging="360"/>
       </w:pPr>
     </w:lvl>
-    <w:lvl w:ilvl="1" w:tplc="0DEC78DE">
+    <w:lvl w:ilvl="1" w:tplc="A97EED1C">
       <w:start w:val="1"/>
       <w:numFmt w:val="bullet"/>
       <w:lvlText w:val="○"/>
@@ -5620,7 +5620,7 @@
         <w:ind w:left="1440" w:hanging="360"/>
       </w:pPr>
     </w:lvl>
-    <w:lvl w:ilvl="2" w:tplc="7FF4325C">
+    <w:lvl w:ilvl="2" w:tplc="D7381C80">
       <w:start w:val="1"/>
       <w:numFmt w:val="bullet"/>
       <w:lvlText w:val="■"/>
@@ -5629,7 +5629,7 @@
         <w:ind w:left="2160" w:hanging="360"/>
       </w:pPr>
     </w:lvl>
-    <w:lvl w:ilvl="3" w:tplc="811C800A">
+    <w:lvl w:ilvl="3" w:tplc="C9CC5154">
       <w:start w:val="1"/>
       <w:numFmt w:val="bullet"/>
       <w:lvlText w:val="●"/>
@@ -5638,7 +5638,7 @@
         <w:ind w:left="2880" w:hanging="360"/>
       </w:pPr>
     </w:lvl>
-    <w:lvl w:ilvl="4" w:tplc="84EE1930">
+    <w:lvl w:ilvl="4" w:tplc="903AA8EA">
       <w:start w:val="1"/>
       <w:numFmt w:val="bullet"/>
       <w:lvlText w:val="○"/>
@@ -5647,7 +5647,7 @@
         <w:ind w:left="3600" w:hanging="360"/>
       </w:pPr>
     </w:lvl>
-    <w:lvl w:ilvl="5" w:tplc="91FCDF38">
+    <w:lvl w:ilvl="5" w:tplc="95B00E0E">
       <w:start w:val="1"/>
       <w:numFmt w:val="bullet"/>
       <w:lvlText w:val="■"/>
@@ -5656,7 +5656,7 @@
         <w:ind w:left="4320" w:hanging="360"/>
       </w:pPr>
     </w:lvl>
-    <w:lvl w:ilvl="6" w:tplc="2BFCE362">
+    <w:lvl w:ilvl="6" w:tplc="B2F28BCA">
       <w:start w:val="1"/>
       <w:numFmt w:val="bullet"/>
       <w:lvlText w:val="●"/>
@@ -5665,7 +5665,7 @@
         <w:ind w:left="5040" w:hanging="360"/>
       </w:pPr>
     </w:lvl>
-    <w:lvl w:ilvl="7" w:tplc="BE54492E">
+    <w:lvl w:ilvl="7" w:tplc="5650998A">
       <w:start w:val="1"/>
       <w:numFmt w:val="bullet"/>
       <w:lvlText w:val="●"/>
@@ -5674,7 +5674,7 @@
         <w:ind w:left="5760" w:hanging="360"/>
       </w:pPr>
     </w:lvl>
-    <w:lvl w:ilvl="8" w:tplc="C8C262A2">
+    <w:lvl w:ilvl="8" w:tplc="BADE71D4">
       <w:start w:val="1"/>
       <w:numFmt w:val="bullet"/>
       <w:lvlText w:val="●"/>
@@ -5685,10 +5685,10 @@
     </w:lvl>
   </w:abstractNum>
   <w:abstractNum w:abstractNumId="1" w15:restartNumberingAfterBreak="0">
-    <w:nsid w:val="0DFE6A1B"/>
+    <w:nsid w:val="35F544A2"/>
     <w:multiLevelType w:val="hybridMultilevel"/>
-    <w:tmpl w:val="B9D836B0"/>
-    <w:lvl w:ilvl="0" w:tplc="74AE980C">
+    <w:tmpl w:val="89D4F324"/>
+    <w:lvl w:ilvl="0" w:tplc="41061978">
       <w:start w:val="1"/>
       <w:numFmt w:val="decimal"/>
       <w:lvlText w:val="%1."/>
@@ -5702,52 +5702,52 @@
         <w:color w:val="A67C27"/>
       </w:rPr>
     </w:lvl>
-    <w:lvl w:ilvl="1" w:tplc="9B98B486">
+    <w:lvl w:ilvl="1" w:tplc="7F88FE02">
       <w:numFmt w:val="decimal"/>
       <w:lvlText w:val=""/>
       <w:lvlJc w:val="left"/>
     </w:lvl>
-    <w:lvl w:ilvl="2" w:tplc="0C4CFA34">
+    <w:lvl w:ilvl="2" w:tplc="1D7A4954">
       <w:numFmt w:val="decimal"/>
       <w:lvlText w:val=""/>
       <w:lvlJc w:val="left"/>
     </w:lvl>
-    <w:lvl w:ilvl="3" w:tplc="3A646810">
+    <w:lvl w:ilvl="3" w:tplc="6C28BED4">
       <w:numFmt w:val="decimal"/>
       <w:lvlText w:val=""/>
       <w:lvlJc w:val="left"/>
     </w:lvl>
-    <w:lvl w:ilvl="4" w:tplc="B1AA3E00">
+    <w:lvl w:ilvl="4" w:tplc="3C644E64">
       <w:numFmt w:val="decimal"/>
       <w:lvlText w:val=""/>
       <w:lvlJc w:val="left"/>
     </w:lvl>
-    <w:lvl w:ilvl="5" w:tplc="02748680">
+    <w:lvl w:ilvl="5" w:tplc="B3960A70">
       <w:numFmt w:val="decimal"/>
       <w:lvlText w:val=""/>
       <w:lvlJc w:val="left"/>
     </w:lvl>
-    <w:lvl w:ilvl="6" w:tplc="83B643FC">
+    <w:lvl w:ilvl="6" w:tplc="EBAA6CC4">
       <w:numFmt w:val="decimal"/>
       <w:lvlText w:val=""/>
       <w:lvlJc w:val="left"/>
     </w:lvl>
-    <w:lvl w:ilvl="7" w:tplc="9B7AFEA6">
+    <w:lvl w:ilvl="7" w:tplc="19206608">
       <w:numFmt w:val="decimal"/>
       <w:lvlText w:val=""/>
       <w:lvlJc w:val="left"/>
     </w:lvl>
-    <w:lvl w:ilvl="8" w:tplc="C9823F6C">
+    <w:lvl w:ilvl="8" w:tplc="B0D6A00E">
       <w:numFmt w:val="decimal"/>
       <w:lvlText w:val=""/>
       <w:lvlJc w:val="left"/>
     </w:lvl>
   </w:abstractNum>
   <w:abstractNum w:abstractNumId="2" w15:restartNumberingAfterBreak="0">
-    <w:nsid w:val="1FA65193"/>
+    <w:nsid w:val="3AC84EBE"/>
     <w:multiLevelType w:val="hybridMultilevel"/>
-    <w:tmpl w:val="7A6889DC"/>
-    <w:lvl w:ilvl="0" w:tplc="28DAAFEC">
+    <w:tmpl w:val="040C8FBC"/>
+    <w:lvl w:ilvl="0" w:tplc="C5EEED30">
       <w:start w:val="1"/>
       <w:numFmt w:val="bullet"/>
       <w:lvlText w:val="•"/>
@@ -5756,7 +5756,7 @@
         <w:ind w:left="460" w:hanging="280"/>
       </w:pPr>
     </w:lvl>
-    <w:lvl w:ilvl="1" w:tplc="76B8F8E2">
+    <w:lvl w:ilvl="1" w:tplc="C846C308">
       <w:start w:val="1"/>
       <w:numFmt w:val="bullet"/>
       <w:lvlText w:val="–"/>
@@ -5765,47 +5765,47 @@
         <w:ind w:left="900" w:hanging="280"/>
       </w:pPr>
     </w:lvl>
-    <w:lvl w:ilvl="2" w:tplc="93301FA6">
+    <w:lvl w:ilvl="2" w:tplc="A55A0B24">
       <w:numFmt w:val="decimal"/>
       <w:lvlText w:val=""/>
       <w:lvlJc w:val="left"/>
     </w:lvl>
-    <w:lvl w:ilvl="3" w:tplc="73C26E72">
+    <w:lvl w:ilvl="3" w:tplc="B154832C">
       <w:numFmt w:val="decimal"/>
       <w:lvlText w:val=""/>
       <w:lvlJc w:val="left"/>
     </w:lvl>
-    <w:lvl w:ilvl="4" w:tplc="808A98B4">
+    <w:lvl w:ilvl="4" w:tplc="D7521732">
       <w:numFmt w:val="decimal"/>
       <w:lvlText w:val=""/>
       <w:lvlJc w:val="left"/>
     </w:lvl>
-    <w:lvl w:ilvl="5" w:tplc="9D7083A8">
+    <w:lvl w:ilvl="5" w:tplc="30DE27CC">
       <w:numFmt w:val="decimal"/>
       <w:lvlText w:val=""/>
       <w:lvlJc w:val="left"/>
     </w:lvl>
-    <w:lvl w:ilvl="6" w:tplc="69A69758">
+    <w:lvl w:ilvl="6" w:tplc="18524932">
       <w:numFmt w:val="decimal"/>
       <w:lvlText w:val=""/>
       <w:lvlJc w:val="left"/>
     </w:lvl>
-    <w:lvl w:ilvl="7" w:tplc="9294A8A8">
+    <w:lvl w:ilvl="7" w:tplc="98D4A6D6">
       <w:numFmt w:val="decimal"/>
       <w:lvlText w:val=""/>
       <w:lvlJc w:val="left"/>
     </w:lvl>
-    <w:lvl w:ilvl="8" w:tplc="BFFEE9BE">
+    <w:lvl w:ilvl="8" w:tplc="D9BA5F22">
       <w:numFmt w:val="decimal"/>
       <w:lvlText w:val=""/>
       <w:lvlJc w:val="left"/>
     </w:lvl>
   </w:abstractNum>
   <w:abstractNum w:abstractNumId="3" w15:restartNumberingAfterBreak="0">
-    <w:nsid w:val="437C3EED"/>
+    <w:nsid w:val="5F2420AA"/>
     <w:multiLevelType w:val="hybridMultilevel"/>
-    <w:tmpl w:val="921E1140"/>
-    <w:lvl w:ilvl="0" w:tplc="1256CD1E">
+    <w:tmpl w:val="B204F4F4"/>
+    <w:lvl w:ilvl="0" w:tplc="BA642C00">
       <w:start w:val="1"/>
       <w:numFmt w:val="decimal"/>
       <w:lvlText w:val="%1."/>
@@ -5819,52 +5819,52 @@
         <w:color w:val="A67C27"/>
       </w:rPr>
     </w:lvl>
-    <w:lvl w:ilvl="1" w:tplc="8D50BE62">
+    <w:lvl w:ilvl="1" w:tplc="594E5ECE">
       <w:numFmt w:val="decimal"/>
       <w:lvlText w:val=""/>
       <w:lvlJc w:val="left"/>
     </w:lvl>
-    <w:lvl w:ilvl="2" w:tplc="24E48466">
+    <w:lvl w:ilvl="2" w:tplc="6CA0B25C">
       <w:numFmt w:val="decimal"/>
       <w:lvlText w:val=""/>
       <w:lvlJc w:val="left"/>
     </w:lvl>
-    <w:lvl w:ilvl="3" w:tplc="B4ACE090">
+    <w:lvl w:ilvl="3" w:tplc="0F8CE1EC">
       <w:numFmt w:val="decimal"/>
       <w:lvlText w:val=""/>
       <w:lvlJc w:val="left"/>
     </w:lvl>
-    <w:lvl w:ilvl="4" w:tplc="8392EDA6">
+    <w:lvl w:ilvl="4" w:tplc="DC8A24B8">
       <w:numFmt w:val="decimal"/>
       <w:lvlText w:val=""/>
       <w:lvlJc w:val="left"/>
     </w:lvl>
-    <w:lvl w:ilvl="5" w:tplc="A2866A62">
+    <w:lvl w:ilvl="5" w:tplc="0A2EF124">
       <w:numFmt w:val="decimal"/>
       <w:lvlText w:val=""/>
       <w:lvlJc w:val="left"/>
     </w:lvl>
-    <w:lvl w:ilvl="6" w:tplc="982AE9B6">
+    <w:lvl w:ilvl="6" w:tplc="95521906">
       <w:numFmt w:val="decimal"/>
       <w:lvlText w:val=""/>
       <w:lvlJc w:val="left"/>
     </w:lvl>
-    <w:lvl w:ilvl="7" w:tplc="AB64A37A">
+    <w:lvl w:ilvl="7" w:tplc="7E76F76C">
       <w:numFmt w:val="decimal"/>
       <w:lvlText w:val=""/>
       <w:lvlJc w:val="left"/>
     </w:lvl>
-    <w:lvl w:ilvl="8" w:tplc="10A27F72">
+    <w:lvl w:ilvl="8" w:tplc="795882FE">
       <w:numFmt w:val="decimal"/>
       <w:lvlText w:val=""/>
       <w:lvlJc w:val="left"/>
     </w:lvl>
   </w:abstractNum>
   <w:abstractNum w:abstractNumId="4" w15:restartNumberingAfterBreak="0">
-    <w:nsid w:val="5DA670CB"/>
+    <w:nsid w:val="7E6B31C2"/>
     <w:multiLevelType w:val="hybridMultilevel"/>
-    <w:tmpl w:val="E592CDB6"/>
-    <w:lvl w:ilvl="0" w:tplc="38322090">
+    <w:tmpl w:val="5DDC4998"/>
+    <w:lvl w:ilvl="0" w:tplc="AAD66C2E">
       <w:start w:val="1"/>
       <w:numFmt w:val="decimal"/>
       <w:lvlText w:val="%1."/>
@@ -5878,73 +5878,73 @@
         <w:color w:val="A67C27"/>
       </w:rPr>
     </w:lvl>
-    <w:lvl w:ilvl="1" w:tplc="79A2AC3A">
+    <w:lvl w:ilvl="1" w:tplc="AE30E40E">
       <w:numFmt w:val="decimal"/>
       <w:lvlText w:val=""/>
       <w:lvlJc w:val="left"/>
     </w:lvl>
-    <w:lvl w:ilvl="2" w:tplc="A18ACB8A">
+    <w:lvl w:ilvl="2" w:tplc="6F825F68">
       <w:numFmt w:val="decimal"/>
       <w:lvlText w:val=""/>
       <w:lvlJc w:val="left"/>
     </w:lvl>
-    <w:lvl w:ilvl="3" w:tplc="F7AE61E6">
+    <w:lvl w:ilvl="3" w:tplc="7A4E70A4">
       <w:numFmt w:val="decimal"/>
       <w:lvlText w:val=""/>
       <w:lvlJc w:val="left"/>
     </w:lvl>
-    <w:lvl w:ilvl="4" w:tplc="0F08268C">
+    <w:lvl w:ilvl="4" w:tplc="AAE47EA4">
       <w:numFmt w:val="decimal"/>
       <w:lvlText w:val=""/>
       <w:lvlJc w:val="left"/>
     </w:lvl>
-    <w:lvl w:ilvl="5" w:tplc="34CE105C">
+    <w:lvl w:ilvl="5" w:tplc="C0064142">
       <w:numFmt w:val="decimal"/>
       <w:lvlText w:val=""/>
       <w:lvlJc w:val="left"/>
     </w:lvl>
-    <w:lvl w:ilvl="6" w:tplc="E4B69B2E">
+    <w:lvl w:ilvl="6" w:tplc="F12A99B8">
       <w:numFmt w:val="decimal"/>
       <w:lvlText w:val=""/>
       <w:lvlJc w:val="left"/>
     </w:lvl>
-    <w:lvl w:ilvl="7" w:tplc="DEF8608E">
+    <w:lvl w:ilvl="7" w:tplc="C3CCDA14">
       <w:numFmt w:val="decimal"/>
       <w:lvlText w:val=""/>
       <w:lvlJc w:val="left"/>
     </w:lvl>
-    <w:lvl w:ilvl="8" w:tplc="883622A6">
+    <w:lvl w:ilvl="8" w:tplc="ECAAC15C">
       <w:numFmt w:val="decimal"/>
       <w:lvlText w:val=""/>
       <w:lvlJc w:val="left"/>
     </w:lvl>
   </w:abstractNum>
-  <w:num w:numId="1" w16cid:durableId="1991278588">
+  <w:num w:numId="1" w16cid:durableId="1640769110">
     <w:abstractNumId w:val="0"/>
     <w:lvlOverride w:ilvl="0">
       <w:startOverride w:val="1"/>
     </w:lvlOverride>
   </w:num>
-  <w:num w:numId="2" w16cid:durableId="482477587">
+  <w:num w:numId="2" w16cid:durableId="1063990187">
     <w:abstractNumId w:val="2"/>
     <w:lvlOverride w:ilvl="0">
       <w:startOverride w:val="1"/>
     </w:lvlOverride>
   </w:num>
-  <w:num w:numId="3" w16cid:durableId="1005210160">
+  <w:num w:numId="3" w16cid:durableId="910893617">
     <w:abstractNumId w:val="3"/>
     <w:lvlOverride w:ilvl="0">
       <w:startOverride w:val="1"/>
     </w:lvlOverride>
   </w:num>
-  <w:num w:numId="4" w16cid:durableId="1059548164">
-    <w:abstractNumId w:val="4"/>
+  <w:num w:numId="4" w16cid:durableId="1548028823">
+    <w:abstractNumId w:val="1"/>
     <w:lvlOverride w:ilvl="0">
       <w:startOverride w:val="1"/>
     </w:lvlOverride>
   </w:num>
-  <w:num w:numId="5" w16cid:durableId="1694764210">
-    <w:abstractNumId w:val="1"/>
+  <w:num w:numId="5" w16cid:durableId="1728993003">
+    <w:abstractNumId w:val="4"/>
     <w:lvlOverride w:ilvl="0">
       <w:startOverride w:val="1"/>
     </w:lvlOverride>
@@ -6570,7 +6570,7 @@
     <w:autoRedefine/>
     <w:uiPriority w:val="39"/>
     <w:unhideWhenUsed/>
-    <w:rsid w:val="00A87C21"/>
+    <w:rsid w:val="00F40F3D"/>
     <w:pPr>
       <w:spacing w:after="100"/>
     </w:pPr>
@@ -6582,7 +6582,7 @@
     <w:autoRedefine/>
     <w:uiPriority w:val="39"/>
     <w:unhideWhenUsed/>
-    <w:rsid w:val="00A87C21"/>
+    <w:rsid w:val="00F40F3D"/>
     <w:pPr>
       <w:spacing w:after="100"/>
       <w:ind w:left="210"/>

--- a/docs/manuals/Respondent_Guide.docx
+++ b/docs/manuals/Respondent_Guide.docx
@@ -69,7 +69,7 @@
           <w:left w:w="10" w:type="dxa"/>
           <w:right w:w="10" w:type="dxa"/>
         </w:tblCellMar>
-        <w:tblLook w:val="04A0" w:firstRow="1" w:lastRow="0" w:firstColumn="1" w:lastColumn="0" w:noHBand="0" w:noVBand="1"/>
+        <w:tblLook w:val="0000" w:firstRow="0" w:lastRow="0" w:firstColumn="0" w:lastColumn="0" w:noHBand="0" w:noVBand="0"/>
       </w:tblPr>
       <w:tblGrid>
         <w:gridCol w:w="2300"/>
@@ -538,7 +538,7 @@
     <w:sdt>
       <w:sdtPr>
         <w:alias w:val="Contents"/>
-        <w:id w:val="-1753805953"/>
+        <w:id w:val="892083369"/>
       </w:sdtPr>
       <w:sdtEndPr/>
       <w:sdtContent>
@@ -567,7 +567,7 @@
           <w:r>
             <w:fldChar w:fldCharType="separate"/>
           </w:r>
-          <w:hyperlink w:anchor="_Toc240405781" w:history="1">
+          <w:hyperlink w:anchor="_Toc240453414" w:history="1">
             <w:r>
               <w:rPr>
                 <w:rStyle w:val="Hyperlink"/>
@@ -591,7 +591,7 @@
               <w:rPr>
                 <w:noProof/>
               </w:rPr>
-              <w:instrText xml:space="preserve"> PAGEREF _Toc240405781 \h </w:instrText>
+              <w:instrText xml:space="preserve"> PAGEREF _Toc240453414 \h </w:instrText>
             </w:r>
             <w:r>
               <w:rPr>
@@ -634,7 +634,7 @@
               <w14:ligatures w14:val="standardContextual"/>
             </w:rPr>
           </w:pPr>
-          <w:hyperlink w:anchor="_Toc240405782" w:history="1">
+          <w:hyperlink w:anchor="_Toc240453415" w:history="1">
             <w:r>
               <w:rPr>
                 <w:rStyle w:val="Hyperlink"/>
@@ -658,7 +658,7 @@
               <w:rPr>
                 <w:noProof/>
               </w:rPr>
-              <w:instrText xml:space="preserve"> PAGEREF _Toc240405782 \h </w:instrText>
+              <w:instrText xml:space="preserve"> PAGEREF _Toc240453415 \h </w:instrText>
             </w:r>
             <w:r>
               <w:rPr>
@@ -701,7 +701,7 @@
               <w14:ligatures w14:val="standardContextual"/>
             </w:rPr>
           </w:pPr>
-          <w:hyperlink w:anchor="_Toc240405783" w:history="1">
+          <w:hyperlink w:anchor="_Toc240453416" w:history="1">
             <w:r>
               <w:rPr>
                 <w:rStyle w:val="Hyperlink"/>
@@ -725,7 +725,7 @@
               <w:rPr>
                 <w:noProof/>
               </w:rPr>
-              <w:instrText xml:space="preserve"> PAGEREF _Toc240405783 \h </w:instrText>
+              <w:instrText xml:space="preserve"> PAGEREF _Toc240453416 \h </w:instrText>
             </w:r>
             <w:r>
               <w:rPr>
@@ -768,7 +768,7 @@
               <w14:ligatures w14:val="standardContextual"/>
             </w:rPr>
           </w:pPr>
-          <w:hyperlink w:anchor="_Toc240405784" w:history="1">
+          <w:hyperlink w:anchor="_Toc240453417" w:history="1">
             <w:r>
               <w:rPr>
                 <w:rStyle w:val="Hyperlink"/>
@@ -792,7 +792,7 @@
               <w:rPr>
                 <w:noProof/>
               </w:rPr>
-              <w:instrText xml:space="preserve"> PAGEREF _Toc240405784 \h </w:instrText>
+              <w:instrText xml:space="preserve"> PAGEREF _Toc240453417 \h </w:instrText>
             </w:r>
             <w:r>
               <w:rPr>
@@ -835,7 +835,7 @@
               <w14:ligatures w14:val="standardContextual"/>
             </w:rPr>
           </w:pPr>
-          <w:hyperlink w:anchor="_Toc240405785" w:history="1">
+          <w:hyperlink w:anchor="_Toc240453418" w:history="1">
             <w:r>
               <w:rPr>
                 <w:rStyle w:val="Hyperlink"/>
@@ -859,7 +859,7 @@
               <w:rPr>
                 <w:noProof/>
               </w:rPr>
-              <w:instrText xml:space="preserve"> PAGEREF _Toc240405785 \h </w:instrText>
+              <w:instrText xml:space="preserve"> PAGEREF _Toc240453418 \h </w:instrText>
             </w:r>
             <w:r>
               <w:rPr>
@@ -902,7 +902,7 @@
               <w14:ligatures w14:val="standardContextual"/>
             </w:rPr>
           </w:pPr>
-          <w:hyperlink w:anchor="_Toc240405786" w:history="1">
+          <w:hyperlink w:anchor="_Toc240453419" w:history="1">
             <w:r>
               <w:rPr>
                 <w:rStyle w:val="Hyperlink"/>
@@ -926,7 +926,7 @@
               <w:rPr>
                 <w:noProof/>
               </w:rPr>
-              <w:instrText xml:space="preserve"> PAGEREF _Toc240405786 \h </w:instrText>
+              <w:instrText xml:space="preserve"> PAGEREF _Toc240453419 \h </w:instrText>
             </w:r>
             <w:r>
               <w:rPr>
@@ -969,7 +969,7 @@
               <w14:ligatures w14:val="standardContextual"/>
             </w:rPr>
           </w:pPr>
-          <w:hyperlink w:anchor="_Toc240405787" w:history="1">
+          <w:hyperlink w:anchor="_Toc240453420" w:history="1">
             <w:r>
               <w:rPr>
                 <w:rStyle w:val="Hyperlink"/>
@@ -993,7 +993,7 @@
               <w:rPr>
                 <w:noProof/>
               </w:rPr>
-              <w:instrText xml:space="preserve"> PAGEREF _Toc240405787 \h </w:instrText>
+              <w:instrText xml:space="preserve"> PAGEREF _Toc240453420 \h </w:instrText>
             </w:r>
             <w:r>
               <w:rPr>
@@ -1036,7 +1036,7 @@
               <w14:ligatures w14:val="standardContextual"/>
             </w:rPr>
           </w:pPr>
-          <w:hyperlink w:anchor="_Toc240405788" w:history="1">
+          <w:hyperlink w:anchor="_Toc240453421" w:history="1">
             <w:r>
               <w:rPr>
                 <w:rStyle w:val="Hyperlink"/>
@@ -1060,7 +1060,7 @@
               <w:rPr>
                 <w:noProof/>
               </w:rPr>
-              <w:instrText xml:space="preserve"> PAGEREF _Toc240405788 \h </w:instrText>
+              <w:instrText xml:space="preserve"> PAGEREF _Toc240453421 \h </w:instrText>
             </w:r>
             <w:r>
               <w:rPr>
@@ -1103,7 +1103,7 @@
               <w14:ligatures w14:val="standardContextual"/>
             </w:rPr>
           </w:pPr>
-          <w:hyperlink w:anchor="_Toc240405789" w:history="1">
+          <w:hyperlink w:anchor="_Toc240453422" w:history="1">
             <w:r>
               <w:rPr>
                 <w:rStyle w:val="Hyperlink"/>
@@ -1127,7 +1127,7 @@
               <w:rPr>
                 <w:noProof/>
               </w:rPr>
-              <w:instrText xml:space="preserve"> PAGEREF _Toc240405789 \h </w:instrText>
+              <w:instrText xml:space="preserve"> PAGEREF _Toc240453422 \h </w:instrText>
             </w:r>
             <w:r>
               <w:rPr>
@@ -1170,7 +1170,7 @@
               <w14:ligatures w14:val="standardContextual"/>
             </w:rPr>
           </w:pPr>
-          <w:hyperlink w:anchor="_Toc240405790" w:history="1">
+          <w:hyperlink w:anchor="_Toc240453423" w:history="1">
             <w:r>
               <w:rPr>
                 <w:rStyle w:val="Hyperlink"/>
@@ -1194,7 +1194,7 @@
               <w:rPr>
                 <w:noProof/>
               </w:rPr>
-              <w:instrText xml:space="preserve"> PAGEREF _Toc240405790 \h </w:instrText>
+              <w:instrText xml:space="preserve"> PAGEREF _Toc240453423 \h </w:instrText>
             </w:r>
             <w:r>
               <w:rPr>
@@ -1237,7 +1237,7 @@
               <w14:ligatures w14:val="standardContextual"/>
             </w:rPr>
           </w:pPr>
-          <w:hyperlink w:anchor="_Toc240405791" w:history="1">
+          <w:hyperlink w:anchor="_Toc240453424" w:history="1">
             <w:r>
               <w:rPr>
                 <w:rStyle w:val="Hyperlink"/>
@@ -1261,7 +1261,7 @@
               <w:rPr>
                 <w:noProof/>
               </w:rPr>
-              <w:instrText xml:space="preserve"> PAGEREF _Toc240405791 \h </w:instrText>
+              <w:instrText xml:space="preserve"> PAGEREF _Toc240453424 \h </w:instrText>
             </w:r>
             <w:r>
               <w:rPr>
@@ -1304,7 +1304,7 @@
               <w14:ligatures w14:val="standardContextual"/>
             </w:rPr>
           </w:pPr>
-          <w:hyperlink w:anchor="_Toc240405792" w:history="1">
+          <w:hyperlink w:anchor="_Toc240453425" w:history="1">
             <w:r>
               <w:rPr>
                 <w:rStyle w:val="Hyperlink"/>
@@ -1328,7 +1328,7 @@
               <w:rPr>
                 <w:noProof/>
               </w:rPr>
-              <w:instrText xml:space="preserve"> PAGEREF _Toc240405792 \h </w:instrText>
+              <w:instrText xml:space="preserve"> PAGEREF _Toc240453425 \h </w:instrText>
             </w:r>
             <w:r>
               <w:rPr>
@@ -1371,7 +1371,7 @@
               <w14:ligatures w14:val="standardContextual"/>
             </w:rPr>
           </w:pPr>
-          <w:hyperlink w:anchor="_Toc240405793" w:history="1">
+          <w:hyperlink w:anchor="_Toc240453426" w:history="1">
             <w:r>
               <w:rPr>
                 <w:rStyle w:val="Hyperlink"/>
@@ -1395,7 +1395,7 @@
               <w:rPr>
                 <w:noProof/>
               </w:rPr>
-              <w:instrText xml:space="preserve"> PAGEREF _Toc240405793 \h </w:instrText>
+              <w:instrText xml:space="preserve"> PAGEREF _Toc240453426 \h </w:instrText>
             </w:r>
             <w:r>
               <w:rPr>
@@ -1438,7 +1438,7 @@
               <w14:ligatures w14:val="standardContextual"/>
             </w:rPr>
           </w:pPr>
-          <w:hyperlink w:anchor="_Toc240405794" w:history="1">
+          <w:hyperlink w:anchor="_Toc240453427" w:history="1">
             <w:r>
               <w:rPr>
                 <w:rStyle w:val="Hyperlink"/>
@@ -1462,7 +1462,7 @@
               <w:rPr>
                 <w:noProof/>
               </w:rPr>
-              <w:instrText xml:space="preserve"> PAGEREF _Toc240405794 \h </w:instrText>
+              <w:instrText xml:space="preserve"> PAGEREF _Toc240453427 \h </w:instrText>
             </w:r>
             <w:r>
               <w:rPr>
@@ -1505,7 +1505,7 @@
               <w14:ligatures w14:val="standardContextual"/>
             </w:rPr>
           </w:pPr>
-          <w:hyperlink w:anchor="_Toc240405795" w:history="1">
+          <w:hyperlink w:anchor="_Toc240453428" w:history="1">
             <w:r>
               <w:rPr>
                 <w:rStyle w:val="Hyperlink"/>
@@ -1529,7 +1529,7 @@
               <w:rPr>
                 <w:noProof/>
               </w:rPr>
-              <w:instrText xml:space="preserve"> PAGEREF _Toc240405795 \h </w:instrText>
+              <w:instrText xml:space="preserve"> PAGEREF _Toc240453428 \h </w:instrText>
             </w:r>
             <w:r>
               <w:rPr>
@@ -1572,7 +1572,7 @@
               <w14:ligatures w14:val="standardContextual"/>
             </w:rPr>
           </w:pPr>
-          <w:hyperlink w:anchor="_Toc240405796" w:history="1">
+          <w:hyperlink w:anchor="_Toc240453429" w:history="1">
             <w:r>
               <w:rPr>
                 <w:rStyle w:val="Hyperlink"/>
@@ -1596,7 +1596,7 @@
               <w:rPr>
                 <w:noProof/>
               </w:rPr>
-              <w:instrText xml:space="preserve"> PAGEREF _Toc240405796 \h </w:instrText>
+              <w:instrText xml:space="preserve"> PAGEREF _Toc240453429 \h </w:instrText>
             </w:r>
             <w:r>
               <w:rPr>
@@ -1639,7 +1639,7 @@
               <w14:ligatures w14:val="standardContextual"/>
             </w:rPr>
           </w:pPr>
-          <w:hyperlink w:anchor="_Toc240405797" w:history="1">
+          <w:hyperlink w:anchor="_Toc240453430" w:history="1">
             <w:r>
               <w:rPr>
                 <w:rStyle w:val="Hyperlink"/>
@@ -1663,7 +1663,7 @@
               <w:rPr>
                 <w:noProof/>
               </w:rPr>
-              <w:instrText xml:space="preserve"> PAGEREF _Toc240405797 \h </w:instrText>
+              <w:instrText xml:space="preserve"> PAGEREF _Toc240453430 \h </w:instrText>
             </w:r>
             <w:r>
               <w:rPr>
@@ -1706,7 +1706,7 @@
               <w14:ligatures w14:val="standardContextual"/>
             </w:rPr>
           </w:pPr>
-          <w:hyperlink w:anchor="_Toc240405798" w:history="1">
+          <w:hyperlink w:anchor="_Toc240453431" w:history="1">
             <w:r>
               <w:rPr>
                 <w:rStyle w:val="Hyperlink"/>
@@ -1730,7 +1730,7 @@
               <w:rPr>
                 <w:noProof/>
               </w:rPr>
-              <w:instrText xml:space="preserve"> PAGEREF _Toc240405798 \h </w:instrText>
+              <w:instrText xml:space="preserve"> PAGEREF _Toc240453431 \h </w:instrText>
             </w:r>
             <w:r>
               <w:rPr>
@@ -1769,7 +1769,7 @@
         <w:pStyle w:val="Heading1"/>
         <w:pageBreakBefore/>
       </w:pPr>
-      <w:bookmarkStart w:id="0" w:name="_Toc240405781"/>
+      <w:bookmarkStart w:id="0" w:name="_Toc240453414"/>
       <w:r>
         <w:lastRenderedPageBreak/>
         <w:t>1. Welcome</w:t>
@@ -1809,7 +1809,7 @@
           <w:left w:w="10" w:type="dxa"/>
           <w:right w:w="10" w:type="dxa"/>
         </w:tblCellMar>
-        <w:tblLook w:val="04A0" w:firstRow="1" w:lastRow="0" w:firstColumn="1" w:lastColumn="0" w:noHBand="0" w:noVBand="1"/>
+        <w:tblLook w:val="0000" w:firstRow="0" w:lastRow="0" w:firstColumn="0" w:lastColumn="0" w:noHBand="0" w:noVBand="0"/>
       </w:tblPr>
       <w:tblGrid>
         <w:gridCol w:w="2824"/>
@@ -2185,7 +2185,7 @@
       <w:pPr>
         <w:pStyle w:val="Heading2"/>
       </w:pPr>
-      <w:bookmarkStart w:id="1" w:name="_Toc240405782"/>
+      <w:bookmarkStart w:id="1" w:name="_Toc240453415"/>
       <w:r>
         <w:t>What you should know first</w:t>
       </w:r>
@@ -2303,7 +2303,7 @@
         <w:pStyle w:val="Heading1"/>
         <w:pageBreakBefore/>
       </w:pPr>
-      <w:bookmarkStart w:id="2" w:name="_Toc240405783"/>
+      <w:bookmarkStart w:id="2" w:name="_Toc240453416"/>
       <w:r>
         <w:lastRenderedPageBreak/>
         <w:t>2. What you need</w:t>
@@ -2399,7 +2399,7 @@
           <w:left w:w="10" w:type="dxa"/>
           <w:right w:w="10" w:type="dxa"/>
         </w:tblCellMar>
-        <w:tblLook w:val="04A0" w:firstRow="1" w:lastRow="0" w:firstColumn="1" w:lastColumn="0" w:noHBand="0" w:noVBand="1"/>
+        <w:tblLook w:val="0000" w:firstRow="0" w:lastRow="0" w:firstColumn="0" w:lastColumn="0" w:noHBand="0" w:noVBand="0"/>
       </w:tblPr>
       <w:tblGrid>
         <w:gridCol w:w="9412"/>
@@ -2532,7 +2532,7 @@
         <w:pStyle w:val="Heading1"/>
         <w:pageBreakBefore/>
       </w:pPr>
-      <w:bookmarkStart w:id="3" w:name="_Toc240405784"/>
+      <w:bookmarkStart w:id="3" w:name="_Toc240453417"/>
       <w:r>
         <w:lastRenderedPageBreak/>
         <w:t>3. Taking part, step by step</w:t>
@@ -2543,7 +2543,7 @@
       <w:pPr>
         <w:pStyle w:val="Heading2"/>
       </w:pPr>
-      <w:bookmarkStart w:id="4" w:name="_Toc240405785"/>
+      <w:bookmarkStart w:id="4" w:name="_Toc240453418"/>
       <w:r>
         <w:t>Step 1 — Open your link</w:t>
       </w:r>
@@ -2561,7 +2561,7 @@
       <w:pPr>
         <w:pStyle w:val="Heading2"/>
       </w:pPr>
-      <w:bookmarkStart w:id="5" w:name="_Toc240405786"/>
+      <w:bookmarkStart w:id="5" w:name="_Toc240453419"/>
       <w:r>
         <w:t>Step 2 — Confirm your organisation</w:t>
       </w:r>
@@ -2596,7 +2596,7 @@
           <w:noProof/>
         </w:rPr>
         <w:drawing>
-          <wp:inline distT="0" distB="0" distL="0" distR="0">
+          <wp:inline distT="0" distB="0" distL="0" distR="0" wp14:anchorId="307CE716" wp14:editId="42BA121B">
             <wp:extent cx="2476500" cy="3362325"/>
             <wp:effectExtent l="0" t="0" r="0" b="0"/>
             <wp:docPr id="1" name="resp_01_confirm.jpg" descr="Confirming the organisation." title="Confirming the organisation."/>
@@ -2665,7 +2665,7 @@
       <w:pPr>
         <w:pStyle w:val="Heading2"/>
       </w:pPr>
-      <w:bookmarkStart w:id="6" w:name="_Toc240405787"/>
+      <w:bookmarkStart w:id="6" w:name="_Toc240453420"/>
       <w:r>
         <w:t>Step 3 — Tell us a little about you</w:t>
       </w:r>
@@ -2757,7 +2757,7 @@
         </w:rPr>
         <w:lastRenderedPageBreak/>
         <w:drawing>
-          <wp:inline distT="0" distB="0" distL="0" distR="0">
+          <wp:inline distT="0" distB="0" distL="0" distR="0" wp14:anchorId="77556AD9" wp14:editId="22F10D41">
             <wp:extent cx="2476500" cy="3362325"/>
             <wp:effectExtent l="0" t="0" r="0" b="0"/>
             <wp:docPr id="2" name="resp_02_eligibility.jpg" descr="A little about you." title="A little about you."/>
@@ -2837,7 +2837,7 @@
           <w:left w:w="10" w:type="dxa"/>
           <w:right w:w="10" w:type="dxa"/>
         </w:tblCellMar>
-        <w:tblLook w:val="04A0" w:firstRow="1" w:lastRow="0" w:firstColumn="1" w:lastColumn="0" w:noHBand="0" w:noVBand="1"/>
+        <w:tblLook w:val="0000" w:firstRow="0" w:lastRow="0" w:firstColumn="0" w:lastColumn="0" w:noHBand="0" w:noVBand="0"/>
       </w:tblPr>
       <w:tblGrid>
         <w:gridCol w:w="9412"/>
@@ -2912,7 +2912,7 @@
       <w:pPr>
         <w:pStyle w:val="Heading2"/>
       </w:pPr>
-      <w:bookmarkStart w:id="7" w:name="_Toc240405788"/>
+      <w:bookmarkStart w:id="7" w:name="_Toc240453421"/>
       <w:r>
         <w:t>Step 4 — Read the participant information</w:t>
       </w:r>
@@ -2958,7 +2958,7 @@
         </w:rPr>
         <w:lastRenderedPageBreak/>
         <w:drawing>
-          <wp:inline distT="0" distB="0" distL="0" distR="0">
+          <wp:inline distT="0" distB="0" distL="0" distR="0" wp14:anchorId="14964B5C" wp14:editId="64D5CC9B">
             <wp:extent cx="1076325" cy="4953000"/>
             <wp:effectExtent l="0" t="0" r="0" b="0"/>
             <wp:docPr id="3" name="resp_03_information_top.jpg" descr="Participant Information." title="Participant Information."/>
@@ -3027,7 +3027,7 @@
       <w:pPr>
         <w:pStyle w:val="Heading2"/>
       </w:pPr>
-      <w:bookmarkStart w:id="8" w:name="_Toc240405789"/>
+      <w:bookmarkStart w:id="8" w:name="_Toc240453422"/>
       <w:r>
         <w:t>Step 5 — Give your decision</w:t>
       </w:r>
@@ -3119,7 +3119,7 @@
         </w:rPr>
         <w:lastRenderedPageBreak/>
         <w:drawing>
-          <wp:inline distT="0" distB="0" distL="0" distR="0">
+          <wp:inline distT="0" distB="0" distL="0" distR="0" wp14:anchorId="79173B62" wp14:editId="0B4E2015">
             <wp:extent cx="2476500" cy="4419600"/>
             <wp:effectExtent l="0" t="0" r="0" b="0"/>
             <wp:docPr id="4" name="resp_04_consent.jpg" descr="Your consent." title="Your consent."/>
@@ -3188,7 +3188,7 @@
       <w:pPr>
         <w:pStyle w:val="Heading2"/>
       </w:pPr>
-      <w:bookmarkStart w:id="9" w:name="_Toc240405790"/>
+      <w:bookmarkStart w:id="9" w:name="_Toc240453423"/>
       <w:r>
         <w:t>Step 6 — Check what we already know (only if shown)</w:t>
       </w:r>
@@ -3276,7 +3276,7 @@
       <w:pPr>
         <w:pStyle w:val="Heading2"/>
       </w:pPr>
-      <w:bookmarkStart w:id="10" w:name="_Toc240405791"/>
+      <w:bookmarkStart w:id="10" w:name="_Toc240453424"/>
       <w:r>
         <w:t>Step 7 — Choose how you would like to take part</w:t>
       </w:r>
@@ -3297,7 +3297,7 @@
           <w:left w:w="10" w:type="dxa"/>
           <w:right w:w="10" w:type="dxa"/>
         </w:tblCellMar>
-        <w:tblLook w:val="04A0" w:firstRow="1" w:lastRow="0" w:firstColumn="1" w:lastColumn="0" w:noHBand="0" w:noVBand="1"/>
+        <w:tblLook w:val="0000" w:firstRow="0" w:lastRow="0" w:firstColumn="0" w:lastColumn="0" w:noHBand="0" w:noVBand="0"/>
       </w:tblPr>
       <w:tblGrid>
         <w:gridCol w:w="3577"/>
@@ -3618,7 +3618,7 @@
         </w:rPr>
         <w:lastRenderedPageBreak/>
         <w:drawing>
-          <wp:inline distT="0" distB="0" distL="0" distR="0">
+          <wp:inline distT="0" distB="0" distL="0" distR="0" wp14:anchorId="4F31744F" wp14:editId="3747DAC2">
             <wp:extent cx="2476500" cy="4533900"/>
             <wp:effectExtent l="0" t="0" r="0" b="0"/>
             <wp:docPr id="5" name="resp_06_choice.jpg" descr="How would you like to take part?" title="How would you like to take part?"/>
@@ -3687,7 +3687,7 @@
       <w:pPr>
         <w:pStyle w:val="Heading2"/>
       </w:pPr>
-      <w:bookmarkStart w:id="11" w:name="_Toc240405792"/>
+      <w:bookmarkStart w:id="11" w:name="_Toc240453425"/>
       <w:r>
         <w:t>Step 8a — Complete the questionnaire yourself</w:t>
       </w:r>
@@ -3779,7 +3779,7 @@
         </w:rPr>
         <w:lastRenderedPageBreak/>
         <w:drawing>
-          <wp:inline distT="0" distB="0" distL="0" distR="0">
+          <wp:inline distT="0" distB="0" distL="0" distR="0" wp14:anchorId="5AA01912" wp14:editId="4AEEA426">
             <wp:extent cx="2476500" cy="3362325"/>
             <wp:effectExtent l="0" t="0" r="0" b="0"/>
             <wp:docPr id="6" name="resp_07_ready.jpg" descr="Ready to begin." title="Ready to begin."/>
@@ -3855,7 +3855,7 @@
           <w:noProof/>
         </w:rPr>
         <w:drawing>
-          <wp:inline distT="0" distB="0" distL="0" distR="0">
+          <wp:inline distT="0" distB="0" distL="0" distR="0" wp14:anchorId="401C3320" wp14:editId="14E22CFE">
             <wp:extent cx="2476500" cy="3362325"/>
             <wp:effectExtent l="0" t="0" r="0" b="0"/>
             <wp:docPr id="7" name="resp_07b_kobo_form.jpg" descr="The questionnaire's first page." title="The questionnaire's first page."/>
@@ -3935,7 +3935,7 @@
           <w:left w:w="10" w:type="dxa"/>
           <w:right w:w="10" w:type="dxa"/>
         </w:tblCellMar>
-        <w:tblLook w:val="04A0" w:firstRow="1" w:lastRow="0" w:firstColumn="1" w:lastColumn="0" w:noHBand="0" w:noVBand="1"/>
+        <w:tblLook w:val="0000" w:firstRow="0" w:lastRow="0" w:firstColumn="0" w:lastColumn="0" w:noHBand="0" w:noVBand="0"/>
       </w:tblPr>
       <w:tblGrid>
         <w:gridCol w:w="9412"/>
@@ -4050,7 +4050,7 @@
       <w:pPr>
         <w:pStyle w:val="Heading2"/>
       </w:pPr>
-      <w:bookmarkStart w:id="12" w:name="_Toc240405793"/>
+      <w:bookmarkStart w:id="12" w:name="_Toc240453426"/>
       <w:r>
         <w:t>Step 8b — Ask a researcher to call you</w:t>
       </w:r>
@@ -4142,7 +4142,7 @@
           <w:noProof/>
         </w:rPr>
         <w:drawing>
-          <wp:inline distT="0" distB="0" distL="0" distR="0">
+          <wp:inline distT="0" distB="0" distL="0" distR="0" wp14:anchorId="43E4C1FF" wp14:editId="39F3368B">
             <wp:extent cx="2476500" cy="3362325"/>
             <wp:effectExtent l="0" t="0" r="0" b="0"/>
             <wp:docPr id="8" name="resp_08_appointment.jpg" descr="Choosing a time for a call." title="Choosing a time for a call."/>
@@ -4218,7 +4218,7 @@
           <w:noProof/>
         </w:rPr>
         <w:drawing>
-          <wp:inline distT="0" distB="0" distL="0" distR="0">
+          <wp:inline distT="0" distB="0" distL="0" distR="0" wp14:anchorId="42804358" wp14:editId="4DA4606F">
             <wp:extent cx="2476500" cy="3676650"/>
             <wp:effectExtent l="0" t="0" r="0" b="0"/>
             <wp:docPr id="9" name="resp_09_done_appointment.jpg" descr="Your request has been sent." title="Your request has been sent."/>
@@ -4287,7 +4287,7 @@
       <w:pPr>
         <w:pStyle w:val="Heading2"/>
       </w:pPr>
-      <w:bookmarkStart w:id="13" w:name="_Toc240405794"/>
+      <w:bookmarkStart w:id="13" w:name="_Toc240453427"/>
       <w:r>
         <w:t>Step 9 — Finished</w:t>
       </w:r>
@@ -4306,7 +4306,7 @@
         <w:pStyle w:val="Heading1"/>
         <w:pageBreakBefore/>
       </w:pPr>
-      <w:bookmarkStart w:id="14" w:name="_Toc240405795"/>
+      <w:bookmarkStart w:id="14" w:name="_Toc240453428"/>
       <w:r>
         <w:lastRenderedPageBreak/>
         <w:t>4. Reminders</w:t>
@@ -4326,7 +4326,7 @@
         <w:pStyle w:val="Heading1"/>
         <w:pageBreakBefore/>
       </w:pPr>
-      <w:bookmarkStart w:id="15" w:name="_Toc240405796"/>
+      <w:bookmarkStart w:id="15" w:name="_Toc240453429"/>
       <w:r>
         <w:lastRenderedPageBreak/>
         <w:t>5. Your rights and your information</w:t>
@@ -4451,7 +4451,7 @@
         <w:pStyle w:val="Heading1"/>
         <w:pageBreakBefore/>
       </w:pPr>
-      <w:bookmarkStart w:id="16" w:name="_Toc240405797"/>
+      <w:bookmarkStart w:id="16" w:name="_Toc240453430"/>
       <w:r>
         <w:lastRenderedPageBreak/>
         <w:t>6. Questions and answers</w:t>
@@ -4473,7 +4473,7 @@
           <w:left w:w="10" w:type="dxa"/>
           <w:right w:w="10" w:type="dxa"/>
         </w:tblCellMar>
-        <w:tblLook w:val="04A0" w:firstRow="1" w:lastRow="0" w:firstColumn="1" w:lastColumn="0" w:noHBand="0" w:noVBand="1"/>
+        <w:tblLook w:val="0000" w:firstRow="0" w:lastRow="0" w:firstColumn="0" w:lastColumn="0" w:noHBand="0" w:noVBand="0"/>
       </w:tblPr>
       <w:tblGrid>
         <w:gridCol w:w="3388"/>
@@ -4966,7 +4966,7 @@
           <w:noProof/>
         </w:rPr>
         <w:drawing>
-          <wp:inline distT="0" distB="0" distL="0" distR="0">
+          <wp:inline distT="0" distB="0" distL="0" distR="0" wp14:anchorId="36145785" wp14:editId="456E50F3">
             <wp:extent cx="2476500" cy="2524125"/>
             <wp:effectExtent l="0" t="0" r="0" b="0"/>
             <wp:docPr id="10" name="resp_10_invalid_link.jpg" descr="What an invalid or expired link looks like." title="What an invalid or expired link looks like."/>
@@ -5036,7 +5036,7 @@
         <w:pStyle w:val="Heading1"/>
         <w:pageBreakBefore/>
       </w:pPr>
-      <w:bookmarkStart w:id="17" w:name="_Toc240405798"/>
+      <w:bookmarkStart w:id="17" w:name="_Toc240453431"/>
       <w:r>
         <w:lastRenderedPageBreak/>
         <w:t>7. Contact the research team</w:t>
@@ -5058,7 +5058,7 @@
           <w:left w:w="10" w:type="dxa"/>
           <w:right w:w="10" w:type="dxa"/>
         </w:tblCellMar>
-        <w:tblLook w:val="04A0" w:firstRow="1" w:lastRow="0" w:firstColumn="1" w:lastColumn="0" w:noHBand="0" w:noVBand="1"/>
+        <w:tblLook w:val="0000" w:firstRow="0" w:lastRow="0" w:firstColumn="0" w:lastColumn="0" w:noHBand="0" w:noVBand="0"/>
       </w:tblPr>
       <w:tblGrid>
         <w:gridCol w:w="2824"/>
@@ -5599,96 +5599,10 @@
 <file path=word/numbering.xml><?xml version="1.0" encoding="utf-8"?>
 <w:numbering xmlns:wpc="http://schemas.microsoft.com/office/word/2010/wordprocessingCanvas" xmlns:cx="http://schemas.microsoft.com/office/drawing/2014/chartex" xmlns:cx1="http://schemas.microsoft.com/office/drawing/2015/9/8/chartex" xmlns:cx2="http://schemas.microsoft.com/office/drawing/2015/10/21/chartex" xmlns:cx3="http://schemas.microsoft.com/office/drawing/2016/5/9/chartex" xmlns:cx4="http://schemas.microsoft.com/office/drawing/2016/5/10/chartex" xmlns:cx5="http://schemas.microsoft.com/office/drawing/2016/5/11/chartex" xmlns:cx6="http://schemas.microsoft.com/office/drawing/2016/5/12/chartex" xmlns:cx7="http://schemas.microsoft.com/office/drawing/2016/5/13/chartex" xmlns:cx8="http://schemas.microsoft.com/office/drawing/2016/5/14/chartex" xmlns:mc="http://schemas.openxmlformats.org/markup-compatibility/2006" xmlns:aink="http://schemas.microsoft.com/office/drawing/2016/ink" xmlns:am3d="http://schemas.microsoft.com/office/drawing/2017/model3d" xmlns:o="urn:schemas-microsoft-com:office:office" xmlns:oel="http://schemas.microsoft.com/office/2019/extlst" xmlns:r="http://schemas.openxmlformats.org/officeDocument/2006/relationships" xmlns:m="http://schemas.openxmlformats.org/officeDocument/2006/math" xmlns:v="urn:schemas-microsoft-com:vml" xmlns:wp14="http://schemas.microsoft.com/office/word/2010/wordprocessingDrawing" xmlns:wp="http://schemas.openxmlformats.org/drawingml/2006/wordprocessingDrawing" xmlns:w10="urn:schemas-microsoft-com:office:word" xmlns:w="http://schemas.openxmlformats.org/wordprocessingml/2006/main" xmlns:w14="http://schemas.microsoft.com/office/word/2010/wordml" xmlns:w15="http://schemas.microsoft.com/office/word/2012/wordml" xmlns:w16cex="http://schemas.microsoft.com/office/word/2018/wordml/cex" xmlns:w16cid="http://schemas.microsoft.com/office/word/2016/wordml/cid" xmlns:w16="http://schemas.microsoft.com/office/word/2018/wordml" xmlns:w16sdtdh="http://schemas.microsoft.com/office/word/2020/wordml/sdtdatahash" xmlns:w16se="http://schemas.microsoft.com/office/word/2015/wordml/symex" xmlns:wpg="http://schemas.microsoft.com/office/word/2010/wordprocessingGroup" xmlns:wpi="http://schemas.microsoft.com/office/word/2010/wordprocessingInk" xmlns:wne="http://schemas.microsoft.com/office/word/2006/wordml" xmlns:wps="http://schemas.microsoft.com/office/word/2010/wordprocessingShape" mc:Ignorable="w14 w15 w16se w16cid w16 w16cex w16sdtdh wp14">
   <w:abstractNum w:abstractNumId="0" w15:restartNumberingAfterBreak="0">
-    <w:nsid w:val="19FA392A"/>
+    <w:nsid w:val="173F7D1D"/>
     <w:multiLevelType w:val="hybridMultilevel"/>
-    <w:tmpl w:val="777EA4C0"/>
-    <w:lvl w:ilvl="0" w:tplc="01764BA6">
-      <w:start w:val="1"/>
-      <w:numFmt w:val="bullet"/>
-      <w:lvlText w:val="●"/>
-      <w:lvlJc w:val="left"/>
-      <w:pPr>
-        <w:ind w:left="720" w:hanging="360"/>
-      </w:pPr>
-    </w:lvl>
-    <w:lvl w:ilvl="1" w:tplc="A97EED1C">
-      <w:start w:val="1"/>
-      <w:numFmt w:val="bullet"/>
-      <w:lvlText w:val="○"/>
-      <w:lvlJc w:val="left"/>
-      <w:pPr>
-        <w:ind w:left="1440" w:hanging="360"/>
-      </w:pPr>
-    </w:lvl>
-    <w:lvl w:ilvl="2" w:tplc="D7381C80">
-      <w:start w:val="1"/>
-      <w:numFmt w:val="bullet"/>
-      <w:lvlText w:val="■"/>
-      <w:lvlJc w:val="left"/>
-      <w:pPr>
-        <w:ind w:left="2160" w:hanging="360"/>
-      </w:pPr>
-    </w:lvl>
-    <w:lvl w:ilvl="3" w:tplc="C9CC5154">
-      <w:start w:val="1"/>
-      <w:numFmt w:val="bullet"/>
-      <w:lvlText w:val="●"/>
-      <w:lvlJc w:val="left"/>
-      <w:pPr>
-        <w:ind w:left="2880" w:hanging="360"/>
-      </w:pPr>
-    </w:lvl>
-    <w:lvl w:ilvl="4" w:tplc="903AA8EA">
-      <w:start w:val="1"/>
-      <w:numFmt w:val="bullet"/>
-      <w:lvlText w:val="○"/>
-      <w:lvlJc w:val="left"/>
-      <w:pPr>
-        <w:ind w:left="3600" w:hanging="360"/>
-      </w:pPr>
-    </w:lvl>
-    <w:lvl w:ilvl="5" w:tplc="95B00E0E">
-      <w:start w:val="1"/>
-      <w:numFmt w:val="bullet"/>
-      <w:lvlText w:val="■"/>
-      <w:lvlJc w:val="left"/>
-      <w:pPr>
-        <w:ind w:left="4320" w:hanging="360"/>
-      </w:pPr>
-    </w:lvl>
-    <w:lvl w:ilvl="6" w:tplc="B2F28BCA">
-      <w:start w:val="1"/>
-      <w:numFmt w:val="bullet"/>
-      <w:lvlText w:val="●"/>
-      <w:lvlJc w:val="left"/>
-      <w:pPr>
-        <w:ind w:left="5040" w:hanging="360"/>
-      </w:pPr>
-    </w:lvl>
-    <w:lvl w:ilvl="7" w:tplc="5650998A">
-      <w:start w:val="1"/>
-      <w:numFmt w:val="bullet"/>
-      <w:lvlText w:val="●"/>
-      <w:lvlJc w:val="left"/>
-      <w:pPr>
-        <w:ind w:left="5760" w:hanging="360"/>
-      </w:pPr>
-    </w:lvl>
-    <w:lvl w:ilvl="8" w:tplc="BADE71D4">
-      <w:start w:val="1"/>
-      <w:numFmt w:val="bullet"/>
-      <w:lvlText w:val="●"/>
-      <w:lvlJc w:val="left"/>
-      <w:pPr>
-        <w:ind w:left="6480" w:hanging="360"/>
-      </w:pPr>
-    </w:lvl>
-  </w:abstractNum>
-  <w:abstractNum w:abstractNumId="1" w15:restartNumberingAfterBreak="0">
-    <w:nsid w:val="35F544A2"/>
-    <w:multiLevelType w:val="hybridMultilevel"/>
-    <w:tmpl w:val="89D4F324"/>
-    <w:lvl w:ilvl="0" w:tplc="41061978">
+    <w:tmpl w:val="0776B330"/>
+    <w:lvl w:ilvl="0" w:tplc="BD562BF2">
       <w:start w:val="1"/>
       <w:numFmt w:val="decimal"/>
       <w:lvlText w:val="%1."/>
@@ -5702,249 +5616,335 @@
         <w:color w:val="A67C27"/>
       </w:rPr>
     </w:lvl>
-    <w:lvl w:ilvl="1" w:tplc="7F88FE02">
+    <w:lvl w:ilvl="1" w:tplc="3D58A38C">
       <w:numFmt w:val="decimal"/>
       <w:lvlText w:val=""/>
       <w:lvlJc w:val="left"/>
     </w:lvl>
-    <w:lvl w:ilvl="2" w:tplc="1D7A4954">
+    <w:lvl w:ilvl="2" w:tplc="99BE9D0E">
       <w:numFmt w:val="decimal"/>
       <w:lvlText w:val=""/>
       <w:lvlJc w:val="left"/>
     </w:lvl>
-    <w:lvl w:ilvl="3" w:tplc="6C28BED4">
+    <w:lvl w:ilvl="3" w:tplc="8D846992">
       <w:numFmt w:val="decimal"/>
       <w:lvlText w:val=""/>
       <w:lvlJc w:val="left"/>
     </w:lvl>
-    <w:lvl w:ilvl="4" w:tplc="3C644E64">
+    <w:lvl w:ilvl="4" w:tplc="72688AC2">
       <w:numFmt w:val="decimal"/>
       <w:lvlText w:val=""/>
       <w:lvlJc w:val="left"/>
     </w:lvl>
-    <w:lvl w:ilvl="5" w:tplc="B3960A70">
+    <w:lvl w:ilvl="5" w:tplc="95EC0EF4">
       <w:numFmt w:val="decimal"/>
       <w:lvlText w:val=""/>
       <w:lvlJc w:val="left"/>
     </w:lvl>
-    <w:lvl w:ilvl="6" w:tplc="EBAA6CC4">
+    <w:lvl w:ilvl="6" w:tplc="E75EABB0">
       <w:numFmt w:val="decimal"/>
       <w:lvlText w:val=""/>
       <w:lvlJc w:val="left"/>
     </w:lvl>
-    <w:lvl w:ilvl="7" w:tplc="19206608">
+    <w:lvl w:ilvl="7" w:tplc="EFB6B3A4">
       <w:numFmt w:val="decimal"/>
       <w:lvlText w:val=""/>
       <w:lvlJc w:val="left"/>
     </w:lvl>
-    <w:lvl w:ilvl="8" w:tplc="B0D6A00E">
+    <w:lvl w:ilvl="8" w:tplc="141CD4B6">
+      <w:numFmt w:val="decimal"/>
+      <w:lvlText w:val=""/>
+      <w:lvlJc w:val="left"/>
+    </w:lvl>
+  </w:abstractNum>
+  <w:abstractNum w:abstractNumId="1" w15:restartNumberingAfterBreak="0">
+    <w:nsid w:val="261B0C15"/>
+    <w:multiLevelType w:val="hybridMultilevel"/>
+    <w:tmpl w:val="8CA2BE64"/>
+    <w:lvl w:ilvl="0" w:tplc="BA9A148A">
+      <w:start w:val="1"/>
+      <w:numFmt w:val="decimal"/>
+      <w:lvlText w:val="%1."/>
+      <w:lvlJc w:val="left"/>
+      <w:pPr>
+        <w:ind w:left="460" w:hanging="360"/>
+      </w:pPr>
+      <w:rPr>
+        <w:b/>
+        <w:bCs/>
+        <w:color w:val="A67C27"/>
+      </w:rPr>
+    </w:lvl>
+    <w:lvl w:ilvl="1" w:tplc="3FDE86B8">
+      <w:numFmt w:val="decimal"/>
+      <w:lvlText w:val=""/>
+      <w:lvlJc w:val="left"/>
+    </w:lvl>
+    <w:lvl w:ilvl="2" w:tplc="B4BAC4BC">
+      <w:numFmt w:val="decimal"/>
+      <w:lvlText w:val=""/>
+      <w:lvlJc w:val="left"/>
+    </w:lvl>
+    <w:lvl w:ilvl="3" w:tplc="1CE61ACE">
+      <w:numFmt w:val="decimal"/>
+      <w:lvlText w:val=""/>
+      <w:lvlJc w:val="left"/>
+    </w:lvl>
+    <w:lvl w:ilvl="4" w:tplc="935C971E">
+      <w:numFmt w:val="decimal"/>
+      <w:lvlText w:val=""/>
+      <w:lvlJc w:val="left"/>
+    </w:lvl>
+    <w:lvl w:ilvl="5" w:tplc="C4B6F248">
+      <w:numFmt w:val="decimal"/>
+      <w:lvlText w:val=""/>
+      <w:lvlJc w:val="left"/>
+    </w:lvl>
+    <w:lvl w:ilvl="6" w:tplc="3D98541A">
+      <w:numFmt w:val="decimal"/>
+      <w:lvlText w:val=""/>
+      <w:lvlJc w:val="left"/>
+    </w:lvl>
+    <w:lvl w:ilvl="7" w:tplc="BD8E7B78">
+      <w:numFmt w:val="decimal"/>
+      <w:lvlText w:val=""/>
+      <w:lvlJc w:val="left"/>
+    </w:lvl>
+    <w:lvl w:ilvl="8" w:tplc="43163130">
       <w:numFmt w:val="decimal"/>
       <w:lvlText w:val=""/>
       <w:lvlJc w:val="left"/>
     </w:lvl>
   </w:abstractNum>
   <w:abstractNum w:abstractNumId="2" w15:restartNumberingAfterBreak="0">
-    <w:nsid w:val="3AC84EBE"/>
+    <w:nsid w:val="4CE47B47"/>
     <w:multiLevelType w:val="hybridMultilevel"/>
-    <w:tmpl w:val="040C8FBC"/>
-    <w:lvl w:ilvl="0" w:tplc="C5EEED30">
+    <w:tmpl w:val="61B006F8"/>
+    <w:lvl w:ilvl="0" w:tplc="A5182BBE">
       <w:start w:val="1"/>
-      <w:numFmt w:val="bullet"/>
-      <w:lvlText w:val="•"/>
+      <w:numFmt w:val="decimal"/>
+      <w:lvlText w:val="%1."/>
       <w:lvlJc w:val="left"/>
       <w:pPr>
-        <w:ind w:left="460" w:hanging="280"/>
-      </w:pPr>
+        <w:ind w:left="460" w:hanging="360"/>
+      </w:pPr>
+      <w:rPr>
+        <w:b/>
+        <w:bCs/>
+        <w:color w:val="A67C27"/>
+      </w:rPr>
     </w:lvl>
-    <w:lvl w:ilvl="1" w:tplc="C846C308">
-      <w:start w:val="1"/>
-      <w:numFmt w:val="bullet"/>
-      <w:lvlText w:val="–"/>
-      <w:lvlJc w:val="left"/>
-      <w:pPr>
-        <w:ind w:left="900" w:hanging="280"/>
-      </w:pPr>
-    </w:lvl>
-    <w:lvl w:ilvl="2" w:tplc="A55A0B24">
+    <w:lvl w:ilvl="1" w:tplc="94889EFE">
       <w:numFmt w:val="decimal"/>
       <w:lvlText w:val=""/>
       <w:lvlJc w:val="left"/>
     </w:lvl>
-    <w:lvl w:ilvl="3" w:tplc="B154832C">
+    <w:lvl w:ilvl="2" w:tplc="E9BC80FC">
       <w:numFmt w:val="decimal"/>
       <w:lvlText w:val=""/>
       <w:lvlJc w:val="left"/>
     </w:lvl>
-    <w:lvl w:ilvl="4" w:tplc="D7521732">
+    <w:lvl w:ilvl="3" w:tplc="C914A6A0">
       <w:numFmt w:val="decimal"/>
       <w:lvlText w:val=""/>
       <w:lvlJc w:val="left"/>
     </w:lvl>
-    <w:lvl w:ilvl="5" w:tplc="30DE27CC">
+    <w:lvl w:ilvl="4" w:tplc="B6767E26">
       <w:numFmt w:val="decimal"/>
       <w:lvlText w:val=""/>
       <w:lvlJc w:val="left"/>
     </w:lvl>
-    <w:lvl w:ilvl="6" w:tplc="18524932">
+    <w:lvl w:ilvl="5" w:tplc="DE0CEC7A">
       <w:numFmt w:val="decimal"/>
       <w:lvlText w:val=""/>
       <w:lvlJc w:val="left"/>
     </w:lvl>
-    <w:lvl w:ilvl="7" w:tplc="98D4A6D6">
+    <w:lvl w:ilvl="6" w:tplc="C0A4D2CE">
       <w:numFmt w:val="decimal"/>
       <w:lvlText w:val=""/>
       <w:lvlJc w:val="left"/>
     </w:lvl>
-    <w:lvl w:ilvl="8" w:tplc="D9BA5F22">
+    <w:lvl w:ilvl="7" w:tplc="C7EC4CEC">
+      <w:numFmt w:val="decimal"/>
+      <w:lvlText w:val=""/>
+      <w:lvlJc w:val="left"/>
+    </w:lvl>
+    <w:lvl w:ilvl="8" w:tplc="49A26456">
       <w:numFmt w:val="decimal"/>
       <w:lvlText w:val=""/>
       <w:lvlJc w:val="left"/>
     </w:lvl>
   </w:abstractNum>
   <w:abstractNum w:abstractNumId="3" w15:restartNumberingAfterBreak="0">
-    <w:nsid w:val="5F2420AA"/>
+    <w:nsid w:val="51404356"/>
     <w:multiLevelType w:val="hybridMultilevel"/>
-    <w:tmpl w:val="B204F4F4"/>
-    <w:lvl w:ilvl="0" w:tplc="BA642C00">
+    <w:tmpl w:val="1EC85D08"/>
+    <w:lvl w:ilvl="0" w:tplc="88F83944">
       <w:start w:val="1"/>
-      <w:numFmt w:val="decimal"/>
-      <w:lvlText w:val="%1."/>
+      <w:numFmt w:val="bullet"/>
+      <w:lvlText w:val="•"/>
       <w:lvlJc w:val="left"/>
       <w:pPr>
-        <w:ind w:left="460" w:hanging="360"/>
-      </w:pPr>
-      <w:rPr>
-        <w:b/>
-        <w:bCs/>
-        <w:color w:val="A67C27"/>
-      </w:rPr>
+        <w:ind w:left="460" w:hanging="280"/>
+      </w:pPr>
     </w:lvl>
-    <w:lvl w:ilvl="1" w:tplc="594E5ECE">
+    <w:lvl w:ilvl="1" w:tplc="4CEEC3B6">
+      <w:start w:val="1"/>
+      <w:numFmt w:val="bullet"/>
+      <w:lvlText w:val="–"/>
+      <w:lvlJc w:val="left"/>
+      <w:pPr>
+        <w:ind w:left="900" w:hanging="280"/>
+      </w:pPr>
+    </w:lvl>
+    <w:lvl w:ilvl="2" w:tplc="B9267778">
       <w:numFmt w:val="decimal"/>
       <w:lvlText w:val=""/>
       <w:lvlJc w:val="left"/>
     </w:lvl>
-    <w:lvl w:ilvl="2" w:tplc="6CA0B25C">
+    <w:lvl w:ilvl="3" w:tplc="9DC4ECA4">
       <w:numFmt w:val="decimal"/>
       <w:lvlText w:val=""/>
       <w:lvlJc w:val="left"/>
     </w:lvl>
-    <w:lvl w:ilvl="3" w:tplc="0F8CE1EC">
+    <w:lvl w:ilvl="4" w:tplc="0BDA300C">
       <w:numFmt w:val="decimal"/>
       <w:lvlText w:val=""/>
       <w:lvlJc w:val="left"/>
     </w:lvl>
-    <w:lvl w:ilvl="4" w:tplc="DC8A24B8">
+    <w:lvl w:ilvl="5" w:tplc="81DE9596">
       <w:numFmt w:val="decimal"/>
       <w:lvlText w:val=""/>
       <w:lvlJc w:val="left"/>
     </w:lvl>
-    <w:lvl w:ilvl="5" w:tplc="0A2EF124">
+    <w:lvl w:ilvl="6" w:tplc="06123796">
       <w:numFmt w:val="decimal"/>
       <w:lvlText w:val=""/>
       <w:lvlJc w:val="left"/>
     </w:lvl>
-    <w:lvl w:ilvl="6" w:tplc="95521906">
+    <w:lvl w:ilvl="7" w:tplc="BDB4599E">
       <w:numFmt w:val="decimal"/>
       <w:lvlText w:val=""/>
       <w:lvlJc w:val="left"/>
     </w:lvl>
-    <w:lvl w:ilvl="7" w:tplc="7E76F76C">
-      <w:numFmt w:val="decimal"/>
-      <w:lvlText w:val=""/>
-      <w:lvlJc w:val="left"/>
-    </w:lvl>
-    <w:lvl w:ilvl="8" w:tplc="795882FE">
+    <w:lvl w:ilvl="8" w:tplc="63E82BBE">
       <w:numFmt w:val="decimal"/>
       <w:lvlText w:val=""/>
       <w:lvlJc w:val="left"/>
     </w:lvl>
   </w:abstractNum>
   <w:abstractNum w:abstractNumId="4" w15:restartNumberingAfterBreak="0">
-    <w:nsid w:val="7E6B31C2"/>
+    <w:nsid w:val="53244BE4"/>
     <w:multiLevelType w:val="hybridMultilevel"/>
-    <w:tmpl w:val="5DDC4998"/>
-    <w:lvl w:ilvl="0" w:tplc="AAD66C2E">
+    <w:tmpl w:val="76D8A7A6"/>
+    <w:lvl w:ilvl="0" w:tplc="28AEF7DA">
       <w:start w:val="1"/>
-      <w:numFmt w:val="decimal"/>
-      <w:lvlText w:val="%1."/>
+      <w:numFmt w:val="bullet"/>
+      <w:lvlText w:val="●"/>
       <w:lvlJc w:val="left"/>
       <w:pPr>
-        <w:ind w:left="460" w:hanging="360"/>
-      </w:pPr>
-      <w:rPr>
-        <w:b/>
-        <w:bCs/>
-        <w:color w:val="A67C27"/>
-      </w:rPr>
+        <w:ind w:left="720" w:hanging="360"/>
+      </w:pPr>
     </w:lvl>
-    <w:lvl w:ilvl="1" w:tplc="AE30E40E">
-      <w:numFmt w:val="decimal"/>
-      <w:lvlText w:val=""/>
+    <w:lvl w:ilvl="1" w:tplc="1442A74A">
+      <w:start w:val="1"/>
+      <w:numFmt w:val="bullet"/>
+      <w:lvlText w:val="○"/>
       <w:lvlJc w:val="left"/>
+      <w:pPr>
+        <w:ind w:left="1440" w:hanging="360"/>
+      </w:pPr>
     </w:lvl>
-    <w:lvl w:ilvl="2" w:tplc="6F825F68">
-      <w:numFmt w:val="decimal"/>
-      <w:lvlText w:val=""/>
+    <w:lvl w:ilvl="2" w:tplc="35FA3434">
+      <w:start w:val="1"/>
+      <w:numFmt w:val="bullet"/>
+      <w:lvlText w:val="■"/>
       <w:lvlJc w:val="left"/>
+      <w:pPr>
+        <w:ind w:left="2160" w:hanging="360"/>
+      </w:pPr>
     </w:lvl>
-    <w:lvl w:ilvl="3" w:tplc="7A4E70A4">
-      <w:numFmt w:val="decimal"/>
-      <w:lvlText w:val=""/>
+    <w:lvl w:ilvl="3" w:tplc="28CED90A">
+      <w:start w:val="1"/>
+      <w:numFmt w:val="bullet"/>
+      <w:lvlText w:val="●"/>
       <w:lvlJc w:val="left"/>
+      <w:pPr>
+        <w:ind w:left="2880" w:hanging="360"/>
+      </w:pPr>
     </w:lvl>
-    <w:lvl w:ilvl="4" w:tplc="AAE47EA4">
-      <w:numFmt w:val="decimal"/>
-      <w:lvlText w:val=""/>
+    <w:lvl w:ilvl="4" w:tplc="D72C4DB0">
+      <w:start w:val="1"/>
+      <w:numFmt w:val="bullet"/>
+      <w:lvlText w:val="○"/>
       <w:lvlJc w:val="left"/>
+      <w:pPr>
+        <w:ind w:left="3600" w:hanging="360"/>
+      </w:pPr>
     </w:lvl>
-    <w:lvl w:ilvl="5" w:tplc="C0064142">
-      <w:numFmt w:val="decimal"/>
-      <w:lvlText w:val=""/>
+    <w:lvl w:ilvl="5" w:tplc="A8E62044">
+      <w:start w:val="1"/>
+      <w:numFmt w:val="bullet"/>
+      <w:lvlText w:val="■"/>
       <w:lvlJc w:val="left"/>
+      <w:pPr>
+        <w:ind w:left="4320" w:hanging="360"/>
+      </w:pPr>
     </w:lvl>
-    <w:lvl w:ilvl="6" w:tplc="F12A99B8">
-      <w:numFmt w:val="decimal"/>
-      <w:lvlText w:val=""/>
+    <w:lvl w:ilvl="6" w:tplc="3A369188">
+      <w:start w:val="1"/>
+      <w:numFmt w:val="bullet"/>
+      <w:lvlText w:val="●"/>
       <w:lvlJc w:val="left"/>
+      <w:pPr>
+        <w:ind w:left="5040" w:hanging="360"/>
+      </w:pPr>
     </w:lvl>
-    <w:lvl w:ilvl="7" w:tplc="C3CCDA14">
-      <w:numFmt w:val="decimal"/>
-      <w:lvlText w:val=""/>
+    <w:lvl w:ilvl="7" w:tplc="79AC58D2">
+      <w:start w:val="1"/>
+      <w:numFmt w:val="bullet"/>
+      <w:lvlText w:val="●"/>
       <w:lvlJc w:val="left"/>
+      <w:pPr>
+        <w:ind w:left="5760" w:hanging="360"/>
+      </w:pPr>
     </w:lvl>
-    <w:lvl w:ilvl="8" w:tplc="ECAAC15C">
-      <w:numFmt w:val="decimal"/>
-      <w:lvlText w:val=""/>
+    <w:lvl w:ilvl="8" w:tplc="EAD801A6">
+      <w:start w:val="1"/>
+      <w:numFmt w:val="bullet"/>
+      <w:lvlText w:val="●"/>
       <w:lvlJc w:val="left"/>
+      <w:pPr>
+        <w:ind w:left="6480" w:hanging="360"/>
+      </w:pPr>
     </w:lvl>
   </w:abstractNum>
-  <w:num w:numId="1" w16cid:durableId="1640769110">
+  <w:num w:numId="1" w16cid:durableId="1026978365">
+    <w:abstractNumId w:val="4"/>
+    <w:lvlOverride w:ilvl="0">
+      <w:startOverride w:val="1"/>
+    </w:lvlOverride>
+  </w:num>
+  <w:num w:numId="2" w16cid:durableId="1819608044">
+    <w:abstractNumId w:val="3"/>
+    <w:lvlOverride w:ilvl="0">
+      <w:startOverride w:val="1"/>
+    </w:lvlOverride>
+  </w:num>
+  <w:num w:numId="3" w16cid:durableId="1827241220">
     <w:abstractNumId w:val="0"/>
     <w:lvlOverride w:ilvl="0">
       <w:startOverride w:val="1"/>
     </w:lvlOverride>
   </w:num>
-  <w:num w:numId="2" w16cid:durableId="1063990187">
-    <w:abstractNumId w:val="2"/>
-    <w:lvlOverride w:ilvl="0">
-      <w:startOverride w:val="1"/>
-    </w:lvlOverride>
-  </w:num>
-  <w:num w:numId="3" w16cid:durableId="910893617">
-    <w:abstractNumId w:val="3"/>
-    <w:lvlOverride w:ilvl="0">
-      <w:startOverride w:val="1"/>
-    </w:lvlOverride>
-  </w:num>
-  <w:num w:numId="4" w16cid:durableId="1548028823">
+  <w:num w:numId="4" w16cid:durableId="610864706">
     <w:abstractNumId w:val="1"/>
     <w:lvlOverride w:ilvl="0">
       <w:startOverride w:val="1"/>
     </w:lvlOverride>
   </w:num>
-  <w:num w:numId="5" w16cid:durableId="1728993003">
-    <w:abstractNumId w:val="4"/>
+  <w:num w:numId="5" w16cid:durableId="1337228825">
+    <w:abstractNumId w:val="2"/>
     <w:lvlOverride w:ilvl="0">
       <w:startOverride w:val="1"/>
     </w:lvlOverride>
@@ -6570,7 +6570,7 @@
     <w:autoRedefine/>
     <w:uiPriority w:val="39"/>
     <w:unhideWhenUsed/>
-    <w:rsid w:val="00F40F3D"/>
+    <w:rsid w:val="00E662BE"/>
     <w:pPr>
       <w:spacing w:after="100"/>
     </w:pPr>
@@ -6582,7 +6582,7 @@
     <w:autoRedefine/>
     <w:uiPriority w:val="39"/>
     <w:unhideWhenUsed/>
-    <w:rsid w:val="00F40F3D"/>
+    <w:rsid w:val="00E662BE"/>
     <w:pPr>
       <w:spacing w:after="100"/>
       <w:ind w:left="210"/>

--- a/docs/manuals/Respondent_Guide.docx
+++ b/docs/manuals/Respondent_Guide.docx
@@ -538,7 +538,7 @@
     <w:sdt>
       <w:sdtPr>
         <w:alias w:val="Contents"/>
-        <w:id w:val="892083369"/>
+        <w:id w:val="117197878"/>
       </w:sdtPr>
       <w:sdtEndPr/>
       <w:sdtContent>
@@ -567,7 +567,7 @@
           <w:r>
             <w:fldChar w:fldCharType="separate"/>
           </w:r>
-          <w:hyperlink w:anchor="_Toc240453414" w:history="1">
+          <w:hyperlink w:anchor="_Toc240455071" w:history="1">
             <w:r>
               <w:rPr>
                 <w:rStyle w:val="Hyperlink"/>
@@ -591,7 +591,7 @@
               <w:rPr>
                 <w:noProof/>
               </w:rPr>
-              <w:instrText xml:space="preserve"> PAGEREF _Toc240453414 \h </w:instrText>
+              <w:instrText xml:space="preserve"> PAGEREF _Toc240455071 \h </w:instrText>
             </w:r>
             <w:r>
               <w:rPr>
@@ -634,7 +634,7 @@
               <w14:ligatures w14:val="standardContextual"/>
             </w:rPr>
           </w:pPr>
-          <w:hyperlink w:anchor="_Toc240453415" w:history="1">
+          <w:hyperlink w:anchor="_Toc240455072" w:history="1">
             <w:r>
               <w:rPr>
                 <w:rStyle w:val="Hyperlink"/>
@@ -658,7 +658,7 @@
               <w:rPr>
                 <w:noProof/>
               </w:rPr>
-              <w:instrText xml:space="preserve"> PAGEREF _Toc240453415 \h </w:instrText>
+              <w:instrText xml:space="preserve"> PAGEREF _Toc240455072 \h </w:instrText>
             </w:r>
             <w:r>
               <w:rPr>
@@ -701,7 +701,7 @@
               <w14:ligatures w14:val="standardContextual"/>
             </w:rPr>
           </w:pPr>
-          <w:hyperlink w:anchor="_Toc240453416" w:history="1">
+          <w:hyperlink w:anchor="_Toc240455073" w:history="1">
             <w:r>
               <w:rPr>
                 <w:rStyle w:val="Hyperlink"/>
@@ -725,7 +725,7 @@
               <w:rPr>
                 <w:noProof/>
               </w:rPr>
-              <w:instrText xml:space="preserve"> PAGEREF _Toc240453416 \h </w:instrText>
+              <w:instrText xml:space="preserve"> PAGEREF _Toc240455073 \h </w:instrText>
             </w:r>
             <w:r>
               <w:rPr>
@@ -768,7 +768,7 @@
               <w14:ligatures w14:val="standardContextual"/>
             </w:rPr>
           </w:pPr>
-          <w:hyperlink w:anchor="_Toc240453417" w:history="1">
+          <w:hyperlink w:anchor="_Toc240455074" w:history="1">
             <w:r>
               <w:rPr>
                 <w:rStyle w:val="Hyperlink"/>
@@ -792,7 +792,7 @@
               <w:rPr>
                 <w:noProof/>
               </w:rPr>
-              <w:instrText xml:space="preserve"> PAGEREF _Toc240453417 \h </w:instrText>
+              <w:instrText xml:space="preserve"> PAGEREF _Toc240455074 \h </w:instrText>
             </w:r>
             <w:r>
               <w:rPr>
@@ -835,7 +835,7 @@
               <w14:ligatures w14:val="standardContextual"/>
             </w:rPr>
           </w:pPr>
-          <w:hyperlink w:anchor="_Toc240453418" w:history="1">
+          <w:hyperlink w:anchor="_Toc240455075" w:history="1">
             <w:r>
               <w:rPr>
                 <w:rStyle w:val="Hyperlink"/>
@@ -859,7 +859,7 @@
               <w:rPr>
                 <w:noProof/>
               </w:rPr>
-              <w:instrText xml:space="preserve"> PAGEREF _Toc240453418 \h </w:instrText>
+              <w:instrText xml:space="preserve"> PAGEREF _Toc240455075 \h </w:instrText>
             </w:r>
             <w:r>
               <w:rPr>
@@ -902,7 +902,7 @@
               <w14:ligatures w14:val="standardContextual"/>
             </w:rPr>
           </w:pPr>
-          <w:hyperlink w:anchor="_Toc240453419" w:history="1">
+          <w:hyperlink w:anchor="_Toc240455076" w:history="1">
             <w:r>
               <w:rPr>
                 <w:rStyle w:val="Hyperlink"/>
@@ -926,7 +926,7 @@
               <w:rPr>
                 <w:noProof/>
               </w:rPr>
-              <w:instrText xml:space="preserve"> PAGEREF _Toc240453419 \h </w:instrText>
+              <w:instrText xml:space="preserve"> PAGEREF _Toc240455076 \h </w:instrText>
             </w:r>
             <w:r>
               <w:rPr>
@@ -969,7 +969,7 @@
               <w14:ligatures w14:val="standardContextual"/>
             </w:rPr>
           </w:pPr>
-          <w:hyperlink w:anchor="_Toc240453420" w:history="1">
+          <w:hyperlink w:anchor="_Toc240455077" w:history="1">
             <w:r>
               <w:rPr>
                 <w:rStyle w:val="Hyperlink"/>
@@ -993,7 +993,7 @@
               <w:rPr>
                 <w:noProof/>
               </w:rPr>
-              <w:instrText xml:space="preserve"> PAGEREF _Toc240453420 \h </w:instrText>
+              <w:instrText xml:space="preserve"> PAGEREF _Toc240455077 \h </w:instrText>
             </w:r>
             <w:r>
               <w:rPr>
@@ -1036,7 +1036,7 @@
               <w14:ligatures w14:val="standardContextual"/>
             </w:rPr>
           </w:pPr>
-          <w:hyperlink w:anchor="_Toc240453421" w:history="1">
+          <w:hyperlink w:anchor="_Toc240455078" w:history="1">
             <w:r>
               <w:rPr>
                 <w:rStyle w:val="Hyperlink"/>
@@ -1060,7 +1060,7 @@
               <w:rPr>
                 <w:noProof/>
               </w:rPr>
-              <w:instrText xml:space="preserve"> PAGEREF _Toc240453421 \h </w:instrText>
+              <w:instrText xml:space="preserve"> PAGEREF _Toc240455078 \h </w:instrText>
             </w:r>
             <w:r>
               <w:rPr>
@@ -1103,7 +1103,7 @@
               <w14:ligatures w14:val="standardContextual"/>
             </w:rPr>
           </w:pPr>
-          <w:hyperlink w:anchor="_Toc240453422" w:history="1">
+          <w:hyperlink w:anchor="_Toc240455079" w:history="1">
             <w:r>
               <w:rPr>
                 <w:rStyle w:val="Hyperlink"/>
@@ -1127,7 +1127,7 @@
               <w:rPr>
                 <w:noProof/>
               </w:rPr>
-              <w:instrText xml:space="preserve"> PAGEREF _Toc240453422 \h </w:instrText>
+              <w:instrText xml:space="preserve"> PAGEREF _Toc240455079 \h </w:instrText>
             </w:r>
             <w:r>
               <w:rPr>
@@ -1170,7 +1170,7 @@
               <w14:ligatures w14:val="standardContextual"/>
             </w:rPr>
           </w:pPr>
-          <w:hyperlink w:anchor="_Toc240453423" w:history="1">
+          <w:hyperlink w:anchor="_Toc240455080" w:history="1">
             <w:r>
               <w:rPr>
                 <w:rStyle w:val="Hyperlink"/>
@@ -1194,7 +1194,7 @@
               <w:rPr>
                 <w:noProof/>
               </w:rPr>
-              <w:instrText xml:space="preserve"> PAGEREF _Toc240453423 \h </w:instrText>
+              <w:instrText xml:space="preserve"> PAGEREF _Toc240455080 \h </w:instrText>
             </w:r>
             <w:r>
               <w:rPr>
@@ -1237,7 +1237,7 @@
               <w14:ligatures w14:val="standardContextual"/>
             </w:rPr>
           </w:pPr>
-          <w:hyperlink w:anchor="_Toc240453424" w:history="1">
+          <w:hyperlink w:anchor="_Toc240455081" w:history="1">
             <w:r>
               <w:rPr>
                 <w:rStyle w:val="Hyperlink"/>
@@ -1261,7 +1261,7 @@
               <w:rPr>
                 <w:noProof/>
               </w:rPr>
-              <w:instrText xml:space="preserve"> PAGEREF _Toc240453424 \h </w:instrText>
+              <w:instrText xml:space="preserve"> PAGEREF _Toc240455081 \h </w:instrText>
             </w:r>
             <w:r>
               <w:rPr>
@@ -1304,7 +1304,7 @@
               <w14:ligatures w14:val="standardContextual"/>
             </w:rPr>
           </w:pPr>
-          <w:hyperlink w:anchor="_Toc240453425" w:history="1">
+          <w:hyperlink w:anchor="_Toc240455082" w:history="1">
             <w:r>
               <w:rPr>
                 <w:rStyle w:val="Hyperlink"/>
@@ -1328,7 +1328,7 @@
               <w:rPr>
                 <w:noProof/>
               </w:rPr>
-              <w:instrText xml:space="preserve"> PAGEREF _Toc240453425 \h </w:instrText>
+              <w:instrText xml:space="preserve"> PAGEREF _Toc240455082 \h </w:instrText>
             </w:r>
             <w:r>
               <w:rPr>
@@ -1371,7 +1371,7 @@
               <w14:ligatures w14:val="standardContextual"/>
             </w:rPr>
           </w:pPr>
-          <w:hyperlink w:anchor="_Toc240453426" w:history="1">
+          <w:hyperlink w:anchor="_Toc240455083" w:history="1">
             <w:r>
               <w:rPr>
                 <w:rStyle w:val="Hyperlink"/>
@@ -1395,7 +1395,7 @@
               <w:rPr>
                 <w:noProof/>
               </w:rPr>
-              <w:instrText xml:space="preserve"> PAGEREF _Toc240453426 \h </w:instrText>
+              <w:instrText xml:space="preserve"> PAGEREF _Toc240455083 \h </w:instrText>
             </w:r>
             <w:r>
               <w:rPr>
@@ -1438,7 +1438,7 @@
               <w14:ligatures w14:val="standardContextual"/>
             </w:rPr>
           </w:pPr>
-          <w:hyperlink w:anchor="_Toc240453427" w:history="1">
+          <w:hyperlink w:anchor="_Toc240455084" w:history="1">
             <w:r>
               <w:rPr>
                 <w:rStyle w:val="Hyperlink"/>
@@ -1462,7 +1462,7 @@
               <w:rPr>
                 <w:noProof/>
               </w:rPr>
-              <w:instrText xml:space="preserve"> PAGEREF _Toc240453427 \h </w:instrText>
+              <w:instrText xml:space="preserve"> PAGEREF _Toc240455084 \h </w:instrText>
             </w:r>
             <w:r>
               <w:rPr>
@@ -1505,7 +1505,7 @@
               <w14:ligatures w14:val="standardContextual"/>
             </w:rPr>
           </w:pPr>
-          <w:hyperlink w:anchor="_Toc240453428" w:history="1">
+          <w:hyperlink w:anchor="_Toc240455085" w:history="1">
             <w:r>
               <w:rPr>
                 <w:rStyle w:val="Hyperlink"/>
@@ -1529,7 +1529,7 @@
               <w:rPr>
                 <w:noProof/>
               </w:rPr>
-              <w:instrText xml:space="preserve"> PAGEREF _Toc240453428 \h </w:instrText>
+              <w:instrText xml:space="preserve"> PAGEREF _Toc240455085 \h </w:instrText>
             </w:r>
             <w:r>
               <w:rPr>
@@ -1572,7 +1572,7 @@
               <w14:ligatures w14:val="standardContextual"/>
             </w:rPr>
           </w:pPr>
-          <w:hyperlink w:anchor="_Toc240453429" w:history="1">
+          <w:hyperlink w:anchor="_Toc240455086" w:history="1">
             <w:r>
               <w:rPr>
                 <w:rStyle w:val="Hyperlink"/>
@@ -1596,7 +1596,7 @@
               <w:rPr>
                 <w:noProof/>
               </w:rPr>
-              <w:instrText xml:space="preserve"> PAGEREF _Toc240453429 \h </w:instrText>
+              <w:instrText xml:space="preserve"> PAGEREF _Toc240455086 \h </w:instrText>
             </w:r>
             <w:r>
               <w:rPr>
@@ -1639,7 +1639,7 @@
               <w14:ligatures w14:val="standardContextual"/>
             </w:rPr>
           </w:pPr>
-          <w:hyperlink w:anchor="_Toc240453430" w:history="1">
+          <w:hyperlink w:anchor="_Toc240455087" w:history="1">
             <w:r>
               <w:rPr>
                 <w:rStyle w:val="Hyperlink"/>
@@ -1663,7 +1663,7 @@
               <w:rPr>
                 <w:noProof/>
               </w:rPr>
-              <w:instrText xml:space="preserve"> PAGEREF _Toc240453430 \h </w:instrText>
+              <w:instrText xml:space="preserve"> PAGEREF _Toc240455087 \h </w:instrText>
             </w:r>
             <w:r>
               <w:rPr>
@@ -1706,7 +1706,7 @@
               <w14:ligatures w14:val="standardContextual"/>
             </w:rPr>
           </w:pPr>
-          <w:hyperlink w:anchor="_Toc240453431" w:history="1">
+          <w:hyperlink w:anchor="_Toc240455088" w:history="1">
             <w:r>
               <w:rPr>
                 <w:rStyle w:val="Hyperlink"/>
@@ -1730,7 +1730,7 @@
               <w:rPr>
                 <w:noProof/>
               </w:rPr>
-              <w:instrText xml:space="preserve"> PAGEREF _Toc240453431 \h </w:instrText>
+              <w:instrText xml:space="preserve"> PAGEREF _Toc240455088 \h </w:instrText>
             </w:r>
             <w:r>
               <w:rPr>
@@ -1769,7 +1769,7 @@
         <w:pStyle w:val="Heading1"/>
         <w:pageBreakBefore/>
       </w:pPr>
-      <w:bookmarkStart w:id="0" w:name="_Toc240453414"/>
+      <w:bookmarkStart w:id="0" w:name="_Toc240455071"/>
       <w:r>
         <w:lastRenderedPageBreak/>
         <w:t>1. Welcome</w:t>
@@ -2185,7 +2185,7 @@
       <w:pPr>
         <w:pStyle w:val="Heading2"/>
       </w:pPr>
-      <w:bookmarkStart w:id="1" w:name="_Toc240453415"/>
+      <w:bookmarkStart w:id="1" w:name="_Toc240455072"/>
       <w:r>
         <w:t>What you should know first</w:t>
       </w:r>
@@ -2303,7 +2303,7 @@
         <w:pStyle w:val="Heading1"/>
         <w:pageBreakBefore/>
       </w:pPr>
-      <w:bookmarkStart w:id="2" w:name="_Toc240453416"/>
+      <w:bookmarkStart w:id="2" w:name="_Toc240455073"/>
       <w:r>
         <w:lastRenderedPageBreak/>
         <w:t>2. What you need</w:t>
@@ -2532,7 +2532,7 @@
         <w:pStyle w:val="Heading1"/>
         <w:pageBreakBefore/>
       </w:pPr>
-      <w:bookmarkStart w:id="3" w:name="_Toc240453417"/>
+      <w:bookmarkStart w:id="3" w:name="_Toc240455074"/>
       <w:r>
         <w:lastRenderedPageBreak/>
         <w:t>3. Taking part, step by step</w:t>
@@ -2543,7 +2543,7 @@
       <w:pPr>
         <w:pStyle w:val="Heading2"/>
       </w:pPr>
-      <w:bookmarkStart w:id="4" w:name="_Toc240453418"/>
+      <w:bookmarkStart w:id="4" w:name="_Toc240455075"/>
       <w:r>
         <w:t>Step 1 — Open your link</w:t>
       </w:r>
@@ -2561,7 +2561,7 @@
       <w:pPr>
         <w:pStyle w:val="Heading2"/>
       </w:pPr>
-      <w:bookmarkStart w:id="5" w:name="_Toc240453419"/>
+      <w:bookmarkStart w:id="5" w:name="_Toc240455076"/>
       <w:r>
         <w:t>Step 2 — Confirm your organisation</w:t>
       </w:r>
@@ -2596,7 +2596,7 @@
           <w:noProof/>
         </w:rPr>
         <w:drawing>
-          <wp:inline distT="0" distB="0" distL="0" distR="0" wp14:anchorId="307CE716" wp14:editId="42BA121B">
+          <wp:inline distT="0" distB="0" distL="0" distR="0" wp14:anchorId="08EC997A" wp14:editId="77C89E6E">
             <wp:extent cx="2476500" cy="3362325"/>
             <wp:effectExtent l="0" t="0" r="0" b="0"/>
             <wp:docPr id="1" name="resp_01_confirm.jpg" descr="Confirming the organisation." title="Confirming the organisation."/>
@@ -2665,7 +2665,7 @@
       <w:pPr>
         <w:pStyle w:val="Heading2"/>
       </w:pPr>
-      <w:bookmarkStart w:id="6" w:name="_Toc240453420"/>
+      <w:bookmarkStart w:id="6" w:name="_Toc240455077"/>
       <w:r>
         <w:t>Step 3 — Tell us a little about you</w:t>
       </w:r>
@@ -2757,7 +2757,7 @@
         </w:rPr>
         <w:lastRenderedPageBreak/>
         <w:drawing>
-          <wp:inline distT="0" distB="0" distL="0" distR="0" wp14:anchorId="77556AD9" wp14:editId="22F10D41">
+          <wp:inline distT="0" distB="0" distL="0" distR="0" wp14:anchorId="6672DC3E" wp14:editId="5F782125">
             <wp:extent cx="2476500" cy="3362325"/>
             <wp:effectExtent l="0" t="0" r="0" b="0"/>
             <wp:docPr id="2" name="resp_02_eligibility.jpg" descr="A little about you." title="A little about you."/>
@@ -2912,7 +2912,7 @@
       <w:pPr>
         <w:pStyle w:val="Heading2"/>
       </w:pPr>
-      <w:bookmarkStart w:id="7" w:name="_Toc240453421"/>
+      <w:bookmarkStart w:id="7" w:name="_Toc240455078"/>
       <w:r>
         <w:t>Step 4 — Read the participant information</w:t>
       </w:r>
@@ -2958,7 +2958,7 @@
         </w:rPr>
         <w:lastRenderedPageBreak/>
         <w:drawing>
-          <wp:inline distT="0" distB="0" distL="0" distR="0" wp14:anchorId="14964B5C" wp14:editId="64D5CC9B">
+          <wp:inline distT="0" distB="0" distL="0" distR="0" wp14:anchorId="1E9C747E" wp14:editId="732DB666">
             <wp:extent cx="1076325" cy="4953000"/>
             <wp:effectExtent l="0" t="0" r="0" b="0"/>
             <wp:docPr id="3" name="resp_03_information_top.jpg" descr="Participant Information." title="Participant Information."/>
@@ -3027,7 +3027,7 @@
       <w:pPr>
         <w:pStyle w:val="Heading2"/>
       </w:pPr>
-      <w:bookmarkStart w:id="8" w:name="_Toc240453422"/>
+      <w:bookmarkStart w:id="8" w:name="_Toc240455079"/>
       <w:r>
         <w:t>Step 5 — Give your decision</w:t>
       </w:r>
@@ -3119,7 +3119,7 @@
         </w:rPr>
         <w:lastRenderedPageBreak/>
         <w:drawing>
-          <wp:inline distT="0" distB="0" distL="0" distR="0" wp14:anchorId="79173B62" wp14:editId="0B4E2015">
+          <wp:inline distT="0" distB="0" distL="0" distR="0" wp14:anchorId="3BBB62D6" wp14:editId="1ECB8848">
             <wp:extent cx="2476500" cy="4419600"/>
             <wp:effectExtent l="0" t="0" r="0" b="0"/>
             <wp:docPr id="4" name="resp_04_consent.jpg" descr="Your consent." title="Your consent."/>
@@ -3188,7 +3188,7 @@
       <w:pPr>
         <w:pStyle w:val="Heading2"/>
       </w:pPr>
-      <w:bookmarkStart w:id="9" w:name="_Toc240453423"/>
+      <w:bookmarkStart w:id="9" w:name="_Toc240455080"/>
       <w:r>
         <w:t>Step 6 — Check what we already know (only if shown)</w:t>
       </w:r>
@@ -3276,7 +3276,7 @@
       <w:pPr>
         <w:pStyle w:val="Heading2"/>
       </w:pPr>
-      <w:bookmarkStart w:id="10" w:name="_Toc240453424"/>
+      <w:bookmarkStart w:id="10" w:name="_Toc240455081"/>
       <w:r>
         <w:t>Step 7 — Choose how you would like to take part</w:t>
       </w:r>
@@ -3618,7 +3618,7 @@
         </w:rPr>
         <w:lastRenderedPageBreak/>
         <w:drawing>
-          <wp:inline distT="0" distB="0" distL="0" distR="0" wp14:anchorId="4F31744F" wp14:editId="3747DAC2">
+          <wp:inline distT="0" distB="0" distL="0" distR="0" wp14:anchorId="0137F226" wp14:editId="5A5153ED">
             <wp:extent cx="2476500" cy="4533900"/>
             <wp:effectExtent l="0" t="0" r="0" b="0"/>
             <wp:docPr id="5" name="resp_06_choice.jpg" descr="How would you like to take part?" title="How would you like to take part?"/>
@@ -3687,7 +3687,7 @@
       <w:pPr>
         <w:pStyle w:val="Heading2"/>
       </w:pPr>
-      <w:bookmarkStart w:id="11" w:name="_Toc240453425"/>
+      <w:bookmarkStart w:id="11" w:name="_Toc240455082"/>
       <w:r>
         <w:t>Step 8a — Complete the questionnaire yourself</w:t>
       </w:r>
@@ -3779,7 +3779,7 @@
         </w:rPr>
         <w:lastRenderedPageBreak/>
         <w:drawing>
-          <wp:inline distT="0" distB="0" distL="0" distR="0" wp14:anchorId="5AA01912" wp14:editId="4AEEA426">
+          <wp:inline distT="0" distB="0" distL="0" distR="0" wp14:anchorId="7D0D86CF" wp14:editId="0AF9A518">
             <wp:extent cx="2476500" cy="3362325"/>
             <wp:effectExtent l="0" t="0" r="0" b="0"/>
             <wp:docPr id="6" name="resp_07_ready.jpg" descr="Ready to begin." title="Ready to begin."/>
@@ -3855,7 +3855,7 @@
           <w:noProof/>
         </w:rPr>
         <w:drawing>
-          <wp:inline distT="0" distB="0" distL="0" distR="0" wp14:anchorId="401C3320" wp14:editId="14E22CFE">
+          <wp:inline distT="0" distB="0" distL="0" distR="0" wp14:anchorId="263F40CB" wp14:editId="63A572A0">
             <wp:extent cx="2476500" cy="3362325"/>
             <wp:effectExtent l="0" t="0" r="0" b="0"/>
             <wp:docPr id="7" name="resp_07b_kobo_form.jpg" descr="The questionnaire's first page." title="The questionnaire's first page."/>
@@ -4050,7 +4050,7 @@
       <w:pPr>
         <w:pStyle w:val="Heading2"/>
       </w:pPr>
-      <w:bookmarkStart w:id="12" w:name="_Toc240453426"/>
+      <w:bookmarkStart w:id="12" w:name="_Toc240455083"/>
       <w:r>
         <w:t>Step 8b — Ask a researcher to call you</w:t>
       </w:r>
@@ -4142,7 +4142,7 @@
           <w:noProof/>
         </w:rPr>
         <w:drawing>
-          <wp:inline distT="0" distB="0" distL="0" distR="0" wp14:anchorId="43E4C1FF" wp14:editId="39F3368B">
+          <wp:inline distT="0" distB="0" distL="0" distR="0" wp14:anchorId="5D2B5DE2" wp14:editId="63BD874F">
             <wp:extent cx="2476500" cy="3362325"/>
             <wp:effectExtent l="0" t="0" r="0" b="0"/>
             <wp:docPr id="8" name="resp_08_appointment.jpg" descr="Choosing a time for a call." title="Choosing a time for a call."/>
@@ -4218,7 +4218,7 @@
           <w:noProof/>
         </w:rPr>
         <w:drawing>
-          <wp:inline distT="0" distB="0" distL="0" distR="0" wp14:anchorId="42804358" wp14:editId="4DA4606F">
+          <wp:inline distT="0" distB="0" distL="0" distR="0" wp14:anchorId="78FCC43A" wp14:editId="1400DFCE">
             <wp:extent cx="2476500" cy="3676650"/>
             <wp:effectExtent l="0" t="0" r="0" b="0"/>
             <wp:docPr id="9" name="resp_09_done_appointment.jpg" descr="Your request has been sent." title="Your request has been sent."/>
@@ -4287,7 +4287,7 @@
       <w:pPr>
         <w:pStyle w:val="Heading2"/>
       </w:pPr>
-      <w:bookmarkStart w:id="13" w:name="_Toc240453427"/>
+      <w:bookmarkStart w:id="13" w:name="_Toc240455084"/>
       <w:r>
         <w:t>Step 9 — Finished</w:t>
       </w:r>
@@ -4306,7 +4306,7 @@
         <w:pStyle w:val="Heading1"/>
         <w:pageBreakBefore/>
       </w:pPr>
-      <w:bookmarkStart w:id="14" w:name="_Toc240453428"/>
+      <w:bookmarkStart w:id="14" w:name="_Toc240455085"/>
       <w:r>
         <w:lastRenderedPageBreak/>
         <w:t>4. Reminders</w:t>
@@ -4326,7 +4326,7 @@
         <w:pStyle w:val="Heading1"/>
         <w:pageBreakBefore/>
       </w:pPr>
-      <w:bookmarkStart w:id="15" w:name="_Toc240453429"/>
+      <w:bookmarkStart w:id="15" w:name="_Toc240455086"/>
       <w:r>
         <w:lastRenderedPageBreak/>
         <w:t>5. Your rights and your information</w:t>
@@ -4451,7 +4451,7 @@
         <w:pStyle w:val="Heading1"/>
         <w:pageBreakBefore/>
       </w:pPr>
-      <w:bookmarkStart w:id="16" w:name="_Toc240453430"/>
+      <w:bookmarkStart w:id="16" w:name="_Toc240455087"/>
       <w:r>
         <w:lastRenderedPageBreak/>
         <w:t>6. Questions and answers</w:t>
@@ -4966,7 +4966,7 @@
           <w:noProof/>
         </w:rPr>
         <w:drawing>
-          <wp:inline distT="0" distB="0" distL="0" distR="0" wp14:anchorId="36145785" wp14:editId="456E50F3">
+          <wp:inline distT="0" distB="0" distL="0" distR="0" wp14:anchorId="0096A9B2" wp14:editId="2EF8CC8F">
             <wp:extent cx="2476500" cy="2524125"/>
             <wp:effectExtent l="0" t="0" r="0" b="0"/>
             <wp:docPr id="10" name="resp_10_invalid_link.jpg" descr="What an invalid or expired link looks like." title="What an invalid or expired link looks like."/>
@@ -5036,7 +5036,7 @@
         <w:pStyle w:val="Heading1"/>
         <w:pageBreakBefore/>
       </w:pPr>
-      <w:bookmarkStart w:id="17" w:name="_Toc240453431"/>
+      <w:bookmarkStart w:id="17" w:name="_Toc240455088"/>
       <w:r>
         <w:lastRenderedPageBreak/>
         <w:t>7. Contact the research team</w:t>
@@ -5599,10 +5599,10 @@
 <file path=word/numbering.xml><?xml version="1.0" encoding="utf-8"?>
 <w:numbering xmlns:wpc="http://schemas.microsoft.com/office/word/2010/wordprocessingCanvas" xmlns:cx="http://schemas.microsoft.com/office/drawing/2014/chartex" xmlns:cx1="http://schemas.microsoft.com/office/drawing/2015/9/8/chartex" xmlns:cx2="http://schemas.microsoft.com/office/drawing/2015/10/21/chartex" xmlns:cx3="http://schemas.microsoft.com/office/drawing/2016/5/9/chartex" xmlns:cx4="http://schemas.microsoft.com/office/drawing/2016/5/10/chartex" xmlns:cx5="http://schemas.microsoft.com/office/drawing/2016/5/11/chartex" xmlns:cx6="http://schemas.microsoft.com/office/drawing/2016/5/12/chartex" xmlns:cx7="http://schemas.microsoft.com/office/drawing/2016/5/13/chartex" xmlns:cx8="http://schemas.microsoft.com/office/drawing/2016/5/14/chartex" xmlns:mc="http://schemas.openxmlformats.org/markup-compatibility/2006" xmlns:aink="http://schemas.microsoft.com/office/drawing/2016/ink" xmlns:am3d="http://schemas.microsoft.com/office/drawing/2017/model3d" xmlns:o="urn:schemas-microsoft-com:office:office" xmlns:oel="http://schemas.microsoft.com/office/2019/extlst" xmlns:r="http://schemas.openxmlformats.org/officeDocument/2006/relationships" xmlns:m="http://schemas.openxmlformats.org/officeDocument/2006/math" xmlns:v="urn:schemas-microsoft-com:vml" xmlns:wp14="http://schemas.microsoft.com/office/word/2010/wordprocessingDrawing" xmlns:wp="http://schemas.openxmlformats.org/drawingml/2006/wordprocessingDrawing" xmlns:w10="urn:schemas-microsoft-com:office:word" xmlns:w="http://schemas.openxmlformats.org/wordprocessingml/2006/main" xmlns:w14="http://schemas.microsoft.com/office/word/2010/wordml" xmlns:w15="http://schemas.microsoft.com/office/word/2012/wordml" xmlns:w16cex="http://schemas.microsoft.com/office/word/2018/wordml/cex" xmlns:w16cid="http://schemas.microsoft.com/office/word/2016/wordml/cid" xmlns:w16="http://schemas.microsoft.com/office/word/2018/wordml" xmlns:w16sdtdh="http://schemas.microsoft.com/office/word/2020/wordml/sdtdatahash" xmlns:w16se="http://schemas.microsoft.com/office/word/2015/wordml/symex" xmlns:wpg="http://schemas.microsoft.com/office/word/2010/wordprocessingGroup" xmlns:wpi="http://schemas.microsoft.com/office/word/2010/wordprocessingInk" xmlns:wne="http://schemas.microsoft.com/office/word/2006/wordml" xmlns:wps="http://schemas.microsoft.com/office/word/2010/wordprocessingShape" mc:Ignorable="w14 w15 w16se w16cid w16 w16cex w16sdtdh wp14">
   <w:abstractNum w:abstractNumId="0" w15:restartNumberingAfterBreak="0">
-    <w:nsid w:val="173F7D1D"/>
+    <w:nsid w:val="1E0134C5"/>
     <w:multiLevelType w:val="hybridMultilevel"/>
-    <w:tmpl w:val="0776B330"/>
-    <w:lvl w:ilvl="0" w:tplc="BD562BF2">
+    <w:tmpl w:val="2F46F2F4"/>
+    <w:lvl w:ilvl="0" w:tplc="19A2DE32">
       <w:start w:val="1"/>
       <w:numFmt w:val="decimal"/>
       <w:lvlText w:val="%1."/>
@@ -5616,52 +5616,138 @@
         <w:color w:val="A67C27"/>
       </w:rPr>
     </w:lvl>
-    <w:lvl w:ilvl="1" w:tplc="3D58A38C">
+    <w:lvl w:ilvl="1" w:tplc="AB8CB362">
       <w:numFmt w:val="decimal"/>
       <w:lvlText w:val=""/>
       <w:lvlJc w:val="left"/>
     </w:lvl>
-    <w:lvl w:ilvl="2" w:tplc="99BE9D0E">
+    <w:lvl w:ilvl="2" w:tplc="4C56D77C">
       <w:numFmt w:val="decimal"/>
       <w:lvlText w:val=""/>
       <w:lvlJc w:val="left"/>
     </w:lvl>
-    <w:lvl w:ilvl="3" w:tplc="8D846992">
+    <w:lvl w:ilvl="3" w:tplc="5DE8156A">
       <w:numFmt w:val="decimal"/>
       <w:lvlText w:val=""/>
       <w:lvlJc w:val="left"/>
     </w:lvl>
-    <w:lvl w:ilvl="4" w:tplc="72688AC2">
+    <w:lvl w:ilvl="4" w:tplc="D53E57CA">
       <w:numFmt w:val="decimal"/>
       <w:lvlText w:val=""/>
       <w:lvlJc w:val="left"/>
     </w:lvl>
-    <w:lvl w:ilvl="5" w:tplc="95EC0EF4">
+    <w:lvl w:ilvl="5" w:tplc="752A5334">
       <w:numFmt w:val="decimal"/>
       <w:lvlText w:val=""/>
       <w:lvlJc w:val="left"/>
     </w:lvl>
-    <w:lvl w:ilvl="6" w:tplc="E75EABB0">
+    <w:lvl w:ilvl="6" w:tplc="4176A3C0">
       <w:numFmt w:val="decimal"/>
       <w:lvlText w:val=""/>
       <w:lvlJc w:val="left"/>
     </w:lvl>
-    <w:lvl w:ilvl="7" w:tplc="EFB6B3A4">
+    <w:lvl w:ilvl="7" w:tplc="6B18F264">
       <w:numFmt w:val="decimal"/>
       <w:lvlText w:val=""/>
       <w:lvlJc w:val="left"/>
     </w:lvl>
-    <w:lvl w:ilvl="8" w:tplc="141CD4B6">
+    <w:lvl w:ilvl="8" w:tplc="6986D4DC">
       <w:numFmt w:val="decimal"/>
       <w:lvlText w:val=""/>
       <w:lvlJc w:val="left"/>
     </w:lvl>
   </w:abstractNum>
   <w:abstractNum w:abstractNumId="1" w15:restartNumberingAfterBreak="0">
-    <w:nsid w:val="261B0C15"/>
+    <w:nsid w:val="258357A0"/>
     <w:multiLevelType w:val="hybridMultilevel"/>
-    <w:tmpl w:val="8CA2BE64"/>
-    <w:lvl w:ilvl="0" w:tplc="BA9A148A">
+    <w:tmpl w:val="B6AC616A"/>
+    <w:lvl w:ilvl="0" w:tplc="BEE036AC">
+      <w:start w:val="1"/>
+      <w:numFmt w:val="bullet"/>
+      <w:lvlText w:val="●"/>
+      <w:lvlJc w:val="left"/>
+      <w:pPr>
+        <w:ind w:left="720" w:hanging="360"/>
+      </w:pPr>
+    </w:lvl>
+    <w:lvl w:ilvl="1" w:tplc="D8C22ED6">
+      <w:start w:val="1"/>
+      <w:numFmt w:val="bullet"/>
+      <w:lvlText w:val="○"/>
+      <w:lvlJc w:val="left"/>
+      <w:pPr>
+        <w:ind w:left="1440" w:hanging="360"/>
+      </w:pPr>
+    </w:lvl>
+    <w:lvl w:ilvl="2" w:tplc="4D62F9B2">
+      <w:start w:val="1"/>
+      <w:numFmt w:val="bullet"/>
+      <w:lvlText w:val="■"/>
+      <w:lvlJc w:val="left"/>
+      <w:pPr>
+        <w:ind w:left="2160" w:hanging="360"/>
+      </w:pPr>
+    </w:lvl>
+    <w:lvl w:ilvl="3" w:tplc="D6225F68">
+      <w:start w:val="1"/>
+      <w:numFmt w:val="bullet"/>
+      <w:lvlText w:val="●"/>
+      <w:lvlJc w:val="left"/>
+      <w:pPr>
+        <w:ind w:left="2880" w:hanging="360"/>
+      </w:pPr>
+    </w:lvl>
+    <w:lvl w:ilvl="4" w:tplc="76FC3EA8">
+      <w:start w:val="1"/>
+      <w:numFmt w:val="bullet"/>
+      <w:lvlText w:val="○"/>
+      <w:lvlJc w:val="left"/>
+      <w:pPr>
+        <w:ind w:left="3600" w:hanging="360"/>
+      </w:pPr>
+    </w:lvl>
+    <w:lvl w:ilvl="5" w:tplc="1062F76A">
+      <w:start w:val="1"/>
+      <w:numFmt w:val="bullet"/>
+      <w:lvlText w:val="■"/>
+      <w:lvlJc w:val="left"/>
+      <w:pPr>
+        <w:ind w:left="4320" w:hanging="360"/>
+      </w:pPr>
+    </w:lvl>
+    <w:lvl w:ilvl="6" w:tplc="324A8B08">
+      <w:start w:val="1"/>
+      <w:numFmt w:val="bullet"/>
+      <w:lvlText w:val="●"/>
+      <w:lvlJc w:val="left"/>
+      <w:pPr>
+        <w:ind w:left="5040" w:hanging="360"/>
+      </w:pPr>
+    </w:lvl>
+    <w:lvl w:ilvl="7" w:tplc="3A787204">
+      <w:start w:val="1"/>
+      <w:numFmt w:val="bullet"/>
+      <w:lvlText w:val="●"/>
+      <w:lvlJc w:val="left"/>
+      <w:pPr>
+        <w:ind w:left="5760" w:hanging="360"/>
+      </w:pPr>
+    </w:lvl>
+    <w:lvl w:ilvl="8" w:tplc="8B46739A">
+      <w:start w:val="1"/>
+      <w:numFmt w:val="bullet"/>
+      <w:lvlText w:val="●"/>
+      <w:lvlJc w:val="left"/>
+      <w:pPr>
+        <w:ind w:left="6480" w:hanging="360"/>
+      </w:pPr>
+    </w:lvl>
+  </w:abstractNum>
+  <w:abstractNum w:abstractNumId="2" w15:restartNumberingAfterBreak="0">
+    <w:nsid w:val="4F332D51"/>
+    <w:multiLevelType w:val="hybridMultilevel"/>
+    <w:tmpl w:val="782466F4"/>
+    <w:lvl w:ilvl="0" w:tplc="F72E68E2">
       <w:start w:val="1"/>
       <w:numFmt w:val="decimal"/>
       <w:lvlText w:val="%1."/>
@@ -5675,52 +5761,52 @@
         <w:color w:val="A67C27"/>
       </w:rPr>
     </w:lvl>
-    <w:lvl w:ilvl="1" w:tplc="3FDE86B8">
+    <w:lvl w:ilvl="1" w:tplc="284EBE2A">
       <w:numFmt w:val="decimal"/>
       <w:lvlText w:val=""/>
       <w:lvlJc w:val="left"/>
     </w:lvl>
-    <w:lvl w:ilvl="2" w:tplc="B4BAC4BC">
+    <w:lvl w:ilvl="2" w:tplc="F2AC5CD8">
       <w:numFmt w:val="decimal"/>
       <w:lvlText w:val=""/>
       <w:lvlJc w:val="left"/>
     </w:lvl>
-    <w:lvl w:ilvl="3" w:tplc="1CE61ACE">
+    <w:lvl w:ilvl="3" w:tplc="47FCEA40">
       <w:numFmt w:val="decimal"/>
       <w:lvlText w:val=""/>
       <w:lvlJc w:val="left"/>
     </w:lvl>
-    <w:lvl w:ilvl="4" w:tplc="935C971E">
+    <w:lvl w:ilvl="4" w:tplc="3E1C16FE">
       <w:numFmt w:val="decimal"/>
       <w:lvlText w:val=""/>
       <w:lvlJc w:val="left"/>
     </w:lvl>
-    <w:lvl w:ilvl="5" w:tplc="C4B6F248">
+    <w:lvl w:ilvl="5" w:tplc="91F86B88">
       <w:numFmt w:val="decimal"/>
       <w:lvlText w:val=""/>
       <w:lvlJc w:val="left"/>
     </w:lvl>
-    <w:lvl w:ilvl="6" w:tplc="3D98541A">
+    <w:lvl w:ilvl="6" w:tplc="B25CEC7C">
       <w:numFmt w:val="decimal"/>
       <w:lvlText w:val=""/>
       <w:lvlJc w:val="left"/>
     </w:lvl>
-    <w:lvl w:ilvl="7" w:tplc="BD8E7B78">
+    <w:lvl w:ilvl="7" w:tplc="177A083C">
       <w:numFmt w:val="decimal"/>
       <w:lvlText w:val=""/>
       <w:lvlJc w:val="left"/>
     </w:lvl>
-    <w:lvl w:ilvl="8" w:tplc="43163130">
+    <w:lvl w:ilvl="8" w:tplc="60BC611C">
       <w:numFmt w:val="decimal"/>
       <w:lvlText w:val=""/>
       <w:lvlJc w:val="left"/>
     </w:lvl>
   </w:abstractNum>
-  <w:abstractNum w:abstractNumId="2" w15:restartNumberingAfterBreak="0">
-    <w:nsid w:val="4CE47B47"/>
+  <w:abstractNum w:abstractNumId="3" w15:restartNumberingAfterBreak="0">
+    <w:nsid w:val="6E8406D8"/>
     <w:multiLevelType w:val="hybridMultilevel"/>
-    <w:tmpl w:val="61B006F8"/>
-    <w:lvl w:ilvl="0" w:tplc="A5182BBE">
+    <w:tmpl w:val="7B201C94"/>
+    <w:lvl w:ilvl="0" w:tplc="D486DB02">
       <w:start w:val="1"/>
       <w:numFmt w:val="decimal"/>
       <w:lvlText w:val="%1."/>
@@ -5734,216 +5820,130 @@
         <w:color w:val="A67C27"/>
       </w:rPr>
     </w:lvl>
-    <w:lvl w:ilvl="1" w:tplc="94889EFE">
+    <w:lvl w:ilvl="1" w:tplc="914A3208">
       <w:numFmt w:val="decimal"/>
       <w:lvlText w:val=""/>
       <w:lvlJc w:val="left"/>
     </w:lvl>
-    <w:lvl w:ilvl="2" w:tplc="E9BC80FC">
+    <w:lvl w:ilvl="2" w:tplc="CBAC3252">
       <w:numFmt w:val="decimal"/>
       <w:lvlText w:val=""/>
       <w:lvlJc w:val="left"/>
     </w:lvl>
-    <w:lvl w:ilvl="3" w:tplc="C914A6A0">
+    <w:lvl w:ilvl="3" w:tplc="CA5251A0">
       <w:numFmt w:val="decimal"/>
       <w:lvlText w:val=""/>
       <w:lvlJc w:val="left"/>
     </w:lvl>
-    <w:lvl w:ilvl="4" w:tplc="B6767E26">
+    <w:lvl w:ilvl="4" w:tplc="B97070A2">
       <w:numFmt w:val="decimal"/>
       <w:lvlText w:val=""/>
       <w:lvlJc w:val="left"/>
     </w:lvl>
-    <w:lvl w:ilvl="5" w:tplc="DE0CEC7A">
+    <w:lvl w:ilvl="5" w:tplc="90AEEB3A">
       <w:numFmt w:val="decimal"/>
       <w:lvlText w:val=""/>
       <w:lvlJc w:val="left"/>
     </w:lvl>
-    <w:lvl w:ilvl="6" w:tplc="C0A4D2CE">
+    <w:lvl w:ilvl="6" w:tplc="D166B2BA">
       <w:numFmt w:val="decimal"/>
       <w:lvlText w:val=""/>
       <w:lvlJc w:val="left"/>
     </w:lvl>
-    <w:lvl w:ilvl="7" w:tplc="C7EC4CEC">
+    <w:lvl w:ilvl="7" w:tplc="1AD6EB6C">
       <w:numFmt w:val="decimal"/>
       <w:lvlText w:val=""/>
       <w:lvlJc w:val="left"/>
     </w:lvl>
-    <w:lvl w:ilvl="8" w:tplc="49A26456">
-      <w:numFmt w:val="decimal"/>
-      <w:lvlText w:val=""/>
-      <w:lvlJc w:val="left"/>
-    </w:lvl>
-  </w:abstractNum>
-  <w:abstractNum w:abstractNumId="3" w15:restartNumberingAfterBreak="0">
-    <w:nsid w:val="51404356"/>
-    <w:multiLevelType w:val="hybridMultilevel"/>
-    <w:tmpl w:val="1EC85D08"/>
-    <w:lvl w:ilvl="0" w:tplc="88F83944">
-      <w:start w:val="1"/>
-      <w:numFmt w:val="bullet"/>
-      <w:lvlText w:val="•"/>
-      <w:lvlJc w:val="left"/>
-      <w:pPr>
-        <w:ind w:left="460" w:hanging="280"/>
-      </w:pPr>
-    </w:lvl>
-    <w:lvl w:ilvl="1" w:tplc="4CEEC3B6">
-      <w:start w:val="1"/>
-      <w:numFmt w:val="bullet"/>
-      <w:lvlText w:val="–"/>
-      <w:lvlJc w:val="left"/>
-      <w:pPr>
-        <w:ind w:left="900" w:hanging="280"/>
-      </w:pPr>
-    </w:lvl>
-    <w:lvl w:ilvl="2" w:tplc="B9267778">
-      <w:numFmt w:val="decimal"/>
-      <w:lvlText w:val=""/>
-      <w:lvlJc w:val="left"/>
-    </w:lvl>
-    <w:lvl w:ilvl="3" w:tplc="9DC4ECA4">
-      <w:numFmt w:val="decimal"/>
-      <w:lvlText w:val=""/>
-      <w:lvlJc w:val="left"/>
-    </w:lvl>
-    <w:lvl w:ilvl="4" w:tplc="0BDA300C">
-      <w:numFmt w:val="decimal"/>
-      <w:lvlText w:val=""/>
-      <w:lvlJc w:val="left"/>
-    </w:lvl>
-    <w:lvl w:ilvl="5" w:tplc="81DE9596">
-      <w:numFmt w:val="decimal"/>
-      <w:lvlText w:val=""/>
-      <w:lvlJc w:val="left"/>
-    </w:lvl>
-    <w:lvl w:ilvl="6" w:tplc="06123796">
-      <w:numFmt w:val="decimal"/>
-      <w:lvlText w:val=""/>
-      <w:lvlJc w:val="left"/>
-    </w:lvl>
-    <w:lvl w:ilvl="7" w:tplc="BDB4599E">
-      <w:numFmt w:val="decimal"/>
-      <w:lvlText w:val=""/>
-      <w:lvlJc w:val="left"/>
-    </w:lvl>
-    <w:lvl w:ilvl="8" w:tplc="63E82BBE">
+    <w:lvl w:ilvl="8" w:tplc="361E83DC">
       <w:numFmt w:val="decimal"/>
       <w:lvlText w:val=""/>
       <w:lvlJc w:val="left"/>
     </w:lvl>
   </w:abstractNum>
   <w:abstractNum w:abstractNumId="4" w15:restartNumberingAfterBreak="0">
-    <w:nsid w:val="53244BE4"/>
+    <w:nsid w:val="71CC6E68"/>
     <w:multiLevelType w:val="hybridMultilevel"/>
-    <w:tmpl w:val="76D8A7A6"/>
-    <w:lvl w:ilvl="0" w:tplc="28AEF7DA">
+    <w:tmpl w:val="C3204E5C"/>
+    <w:lvl w:ilvl="0" w:tplc="98D25C56">
       <w:start w:val="1"/>
       <w:numFmt w:val="bullet"/>
-      <w:lvlText w:val="●"/>
+      <w:lvlText w:val="•"/>
       <w:lvlJc w:val="left"/>
       <w:pPr>
-        <w:ind w:left="720" w:hanging="360"/>
+        <w:ind w:left="460" w:hanging="280"/>
       </w:pPr>
     </w:lvl>
-    <w:lvl w:ilvl="1" w:tplc="1442A74A">
+    <w:lvl w:ilvl="1" w:tplc="B436E7F8">
       <w:start w:val="1"/>
       <w:numFmt w:val="bullet"/>
-      <w:lvlText w:val="○"/>
+      <w:lvlText w:val="–"/>
       <w:lvlJc w:val="left"/>
       <w:pPr>
-        <w:ind w:left="1440" w:hanging="360"/>
+        <w:ind w:left="900" w:hanging="280"/>
       </w:pPr>
     </w:lvl>
-    <w:lvl w:ilvl="2" w:tplc="35FA3434">
-      <w:start w:val="1"/>
-      <w:numFmt w:val="bullet"/>
-      <w:lvlText w:val="■"/>
+    <w:lvl w:ilvl="2" w:tplc="ACBC4682">
+      <w:numFmt w:val="decimal"/>
+      <w:lvlText w:val=""/>
       <w:lvlJc w:val="left"/>
-      <w:pPr>
-        <w:ind w:left="2160" w:hanging="360"/>
-      </w:pPr>
     </w:lvl>
-    <w:lvl w:ilvl="3" w:tplc="28CED90A">
-      <w:start w:val="1"/>
-      <w:numFmt w:val="bullet"/>
-      <w:lvlText w:val="●"/>
+    <w:lvl w:ilvl="3" w:tplc="7346CFBE">
+      <w:numFmt w:val="decimal"/>
+      <w:lvlText w:val=""/>
       <w:lvlJc w:val="left"/>
-      <w:pPr>
-        <w:ind w:left="2880" w:hanging="360"/>
-      </w:pPr>
     </w:lvl>
-    <w:lvl w:ilvl="4" w:tplc="D72C4DB0">
-      <w:start w:val="1"/>
-      <w:numFmt w:val="bullet"/>
-      <w:lvlText w:val="○"/>
+    <w:lvl w:ilvl="4" w:tplc="554C94E0">
+      <w:numFmt w:val="decimal"/>
+      <w:lvlText w:val=""/>
       <w:lvlJc w:val="left"/>
-      <w:pPr>
-        <w:ind w:left="3600" w:hanging="360"/>
-      </w:pPr>
     </w:lvl>
-    <w:lvl w:ilvl="5" w:tplc="A8E62044">
-      <w:start w:val="1"/>
-      <w:numFmt w:val="bullet"/>
-      <w:lvlText w:val="■"/>
+    <w:lvl w:ilvl="5" w:tplc="C706D3D2">
+      <w:numFmt w:val="decimal"/>
+      <w:lvlText w:val=""/>
       <w:lvlJc w:val="left"/>
-      <w:pPr>
-        <w:ind w:left="4320" w:hanging="360"/>
-      </w:pPr>
     </w:lvl>
-    <w:lvl w:ilvl="6" w:tplc="3A369188">
-      <w:start w:val="1"/>
-      <w:numFmt w:val="bullet"/>
-      <w:lvlText w:val="●"/>
+    <w:lvl w:ilvl="6" w:tplc="DC649718">
+      <w:numFmt w:val="decimal"/>
+      <w:lvlText w:val=""/>
       <w:lvlJc w:val="left"/>
-      <w:pPr>
-        <w:ind w:left="5040" w:hanging="360"/>
-      </w:pPr>
     </w:lvl>
-    <w:lvl w:ilvl="7" w:tplc="79AC58D2">
-      <w:start w:val="1"/>
-      <w:numFmt w:val="bullet"/>
-      <w:lvlText w:val="●"/>
+    <w:lvl w:ilvl="7" w:tplc="22989C40">
+      <w:numFmt w:val="decimal"/>
+      <w:lvlText w:val=""/>
       <w:lvlJc w:val="left"/>
-      <w:pPr>
-        <w:ind w:left="5760" w:hanging="360"/>
-      </w:pPr>
     </w:lvl>
-    <w:lvl w:ilvl="8" w:tplc="EAD801A6">
-      <w:start w:val="1"/>
-      <w:numFmt w:val="bullet"/>
-      <w:lvlText w:val="●"/>
+    <w:lvl w:ilvl="8" w:tplc="E4CADE7E">
+      <w:numFmt w:val="decimal"/>
+      <w:lvlText w:val=""/>
       <w:lvlJc w:val="left"/>
-      <w:pPr>
-        <w:ind w:left="6480" w:hanging="360"/>
-      </w:pPr>
     </w:lvl>
   </w:abstractNum>
-  <w:num w:numId="1" w16cid:durableId="1026978365">
+  <w:num w:numId="1" w16cid:durableId="82802347">
+    <w:abstractNumId w:val="1"/>
+    <w:lvlOverride w:ilvl="0">
+      <w:startOverride w:val="1"/>
+    </w:lvlOverride>
+  </w:num>
+  <w:num w:numId="2" w16cid:durableId="1325619834">
     <w:abstractNumId w:val="4"/>
     <w:lvlOverride w:ilvl="0">
       <w:startOverride w:val="1"/>
     </w:lvlOverride>
   </w:num>
-  <w:num w:numId="2" w16cid:durableId="1819608044">
+  <w:num w:numId="3" w16cid:durableId="256183280">
     <w:abstractNumId w:val="3"/>
     <w:lvlOverride w:ilvl="0">
       <w:startOverride w:val="1"/>
     </w:lvlOverride>
   </w:num>
-  <w:num w:numId="3" w16cid:durableId="1827241220">
+  <w:num w:numId="4" w16cid:durableId="117533591">
     <w:abstractNumId w:val="0"/>
     <w:lvlOverride w:ilvl="0">
       <w:startOverride w:val="1"/>
     </w:lvlOverride>
   </w:num>
-  <w:num w:numId="4" w16cid:durableId="610864706">
-    <w:abstractNumId w:val="1"/>
-    <w:lvlOverride w:ilvl="0">
-      <w:startOverride w:val="1"/>
-    </w:lvlOverride>
-  </w:num>
-  <w:num w:numId="5" w16cid:durableId="1337228825">
+  <w:num w:numId="5" w16cid:durableId="821122010">
     <w:abstractNumId w:val="2"/>
     <w:lvlOverride w:ilvl="0">
       <w:startOverride w:val="1"/>
@@ -6570,7 +6570,7 @@
     <w:autoRedefine/>
     <w:uiPriority w:val="39"/>
     <w:unhideWhenUsed/>
-    <w:rsid w:val="00E662BE"/>
+    <w:rsid w:val="00F602EC"/>
     <w:pPr>
       <w:spacing w:after="100"/>
     </w:pPr>
@@ -6582,7 +6582,7 @@
     <w:autoRedefine/>
     <w:uiPriority w:val="39"/>
     <w:unhideWhenUsed/>
-    <w:rsid w:val="00E662BE"/>
+    <w:rsid w:val="00F602EC"/>
     <w:pPr>
       <w:spacing w:after="100"/>
       <w:ind w:left="210"/>

--- a/docs/manuals/Respondent_Guide.docx
+++ b/docs/manuals/Respondent_Guide.docx
@@ -69,7 +69,7 @@
           <w:left w:w="10" w:type="dxa"/>
           <w:right w:w="10" w:type="dxa"/>
         </w:tblCellMar>
-        <w:tblLook w:val="0000" w:firstRow="0" w:lastRow="0" w:firstColumn="0" w:lastColumn="0" w:noHBand="0" w:noVBand="0"/>
+        <w:tblLook w:val="04A0" w:firstRow="1" w:lastRow="0" w:firstColumn="1" w:lastColumn="0" w:noHBand="0" w:noVBand="1"/>
       </w:tblPr>
       <w:tblGrid>
         <w:gridCol w:w="2300"/>
@@ -469,7 +469,7 @@
                 <w:sz w:val="19"/>
                 <w:szCs w:val="19"/>
               </w:rPr>
-              <w:t>Version 1.0 · 15 September 2026</w:t>
+              <w:t>Version 1.2 · 20 September 2026</w:t>
             </w:r>
           </w:p>
         </w:tc>
@@ -538,7 +538,7 @@
     <w:sdt>
       <w:sdtPr>
         <w:alias w:val="Contents"/>
-        <w:id w:val="117197878"/>
+        <w:id w:val="1721786060"/>
       </w:sdtPr>
       <w:sdtEndPr/>
       <w:sdtContent>
@@ -567,7 +567,7 @@
           <w:r>
             <w:fldChar w:fldCharType="separate"/>
           </w:r>
-          <w:hyperlink w:anchor="_Toc240455071" w:history="1">
+          <w:hyperlink w:anchor="_Toc240758839" w:history="1">
             <w:r>
               <w:rPr>
                 <w:rStyle w:val="Hyperlink"/>
@@ -591,7 +591,7 @@
               <w:rPr>
                 <w:noProof/>
               </w:rPr>
-              <w:instrText xml:space="preserve"> PAGEREF _Toc240455071 \h </w:instrText>
+              <w:instrText xml:space="preserve"> PAGEREF _Toc240758839 \h </w:instrText>
             </w:r>
             <w:r>
               <w:rPr>
@@ -634,7 +634,7 @@
               <w14:ligatures w14:val="standardContextual"/>
             </w:rPr>
           </w:pPr>
-          <w:hyperlink w:anchor="_Toc240455072" w:history="1">
+          <w:hyperlink w:anchor="_Toc240758840" w:history="1">
             <w:r>
               <w:rPr>
                 <w:rStyle w:val="Hyperlink"/>
@@ -658,7 +658,7 @@
               <w:rPr>
                 <w:noProof/>
               </w:rPr>
-              <w:instrText xml:space="preserve"> PAGEREF _Toc240455072 \h </w:instrText>
+              <w:instrText xml:space="preserve"> PAGEREF _Toc240758840 \h </w:instrText>
             </w:r>
             <w:r>
               <w:rPr>
@@ -701,7 +701,7 @@
               <w14:ligatures w14:val="standardContextual"/>
             </w:rPr>
           </w:pPr>
-          <w:hyperlink w:anchor="_Toc240455073" w:history="1">
+          <w:hyperlink w:anchor="_Toc240758841" w:history="1">
             <w:r>
               <w:rPr>
                 <w:rStyle w:val="Hyperlink"/>
@@ -725,7 +725,7 @@
               <w:rPr>
                 <w:noProof/>
               </w:rPr>
-              <w:instrText xml:space="preserve"> PAGEREF _Toc240455073 \h </w:instrText>
+              <w:instrText xml:space="preserve"> PAGEREF _Toc240758841 \h </w:instrText>
             </w:r>
             <w:r>
               <w:rPr>
@@ -768,7 +768,7 @@
               <w14:ligatures w14:val="standardContextual"/>
             </w:rPr>
           </w:pPr>
-          <w:hyperlink w:anchor="_Toc240455074" w:history="1">
+          <w:hyperlink w:anchor="_Toc240758842" w:history="1">
             <w:r>
               <w:rPr>
                 <w:rStyle w:val="Hyperlink"/>
@@ -792,7 +792,7 @@
               <w:rPr>
                 <w:noProof/>
               </w:rPr>
-              <w:instrText xml:space="preserve"> PAGEREF _Toc240455074 \h </w:instrText>
+              <w:instrText xml:space="preserve"> PAGEREF _Toc240758842 \h </w:instrText>
             </w:r>
             <w:r>
               <w:rPr>
@@ -835,7 +835,7 @@
               <w14:ligatures w14:val="standardContextual"/>
             </w:rPr>
           </w:pPr>
-          <w:hyperlink w:anchor="_Toc240455075" w:history="1">
+          <w:hyperlink w:anchor="_Toc240758843" w:history="1">
             <w:r>
               <w:rPr>
                 <w:rStyle w:val="Hyperlink"/>
@@ -859,7 +859,7 @@
               <w:rPr>
                 <w:noProof/>
               </w:rPr>
-              <w:instrText xml:space="preserve"> PAGEREF _Toc240455075 \h </w:instrText>
+              <w:instrText xml:space="preserve"> PAGEREF _Toc240758843 \h </w:instrText>
             </w:r>
             <w:r>
               <w:rPr>
@@ -902,7 +902,7 @@
               <w14:ligatures w14:val="standardContextual"/>
             </w:rPr>
           </w:pPr>
-          <w:hyperlink w:anchor="_Toc240455076" w:history="1">
+          <w:hyperlink w:anchor="_Toc240758844" w:history="1">
             <w:r>
               <w:rPr>
                 <w:rStyle w:val="Hyperlink"/>
@@ -926,7 +926,7 @@
               <w:rPr>
                 <w:noProof/>
               </w:rPr>
-              <w:instrText xml:space="preserve"> PAGEREF _Toc240455076 \h </w:instrText>
+              <w:instrText xml:space="preserve"> PAGEREF _Toc240758844 \h </w:instrText>
             </w:r>
             <w:r>
               <w:rPr>
@@ -969,7 +969,7 @@
               <w14:ligatures w14:val="standardContextual"/>
             </w:rPr>
           </w:pPr>
-          <w:hyperlink w:anchor="_Toc240455077" w:history="1">
+          <w:hyperlink w:anchor="_Toc240758845" w:history="1">
             <w:r>
               <w:rPr>
                 <w:rStyle w:val="Hyperlink"/>
@@ -993,7 +993,7 @@
               <w:rPr>
                 <w:noProof/>
               </w:rPr>
-              <w:instrText xml:space="preserve"> PAGEREF _Toc240455077 \h </w:instrText>
+              <w:instrText xml:space="preserve"> PAGEREF _Toc240758845 \h </w:instrText>
             </w:r>
             <w:r>
               <w:rPr>
@@ -1036,7 +1036,7 @@
               <w14:ligatures w14:val="standardContextual"/>
             </w:rPr>
           </w:pPr>
-          <w:hyperlink w:anchor="_Toc240455078" w:history="1">
+          <w:hyperlink w:anchor="_Toc240758846" w:history="1">
             <w:r>
               <w:rPr>
                 <w:rStyle w:val="Hyperlink"/>
@@ -1060,7 +1060,7 @@
               <w:rPr>
                 <w:noProof/>
               </w:rPr>
-              <w:instrText xml:space="preserve"> PAGEREF _Toc240455078 \h </w:instrText>
+              <w:instrText xml:space="preserve"> PAGEREF _Toc240758846 \h </w:instrText>
             </w:r>
             <w:r>
               <w:rPr>
@@ -1103,7 +1103,7 @@
               <w14:ligatures w14:val="standardContextual"/>
             </w:rPr>
           </w:pPr>
-          <w:hyperlink w:anchor="_Toc240455079" w:history="1">
+          <w:hyperlink w:anchor="_Toc240758847" w:history="1">
             <w:r>
               <w:rPr>
                 <w:rStyle w:val="Hyperlink"/>
@@ -1127,7 +1127,7 @@
               <w:rPr>
                 <w:noProof/>
               </w:rPr>
-              <w:instrText xml:space="preserve"> PAGEREF _Toc240455079 \h </w:instrText>
+              <w:instrText xml:space="preserve"> PAGEREF _Toc240758847 \h </w:instrText>
             </w:r>
             <w:r>
               <w:rPr>
@@ -1170,7 +1170,7 @@
               <w14:ligatures w14:val="standardContextual"/>
             </w:rPr>
           </w:pPr>
-          <w:hyperlink w:anchor="_Toc240455080" w:history="1">
+          <w:hyperlink w:anchor="_Toc240758848" w:history="1">
             <w:r>
               <w:rPr>
                 <w:rStyle w:val="Hyperlink"/>
@@ -1194,7 +1194,7 @@
               <w:rPr>
                 <w:noProof/>
               </w:rPr>
-              <w:instrText xml:space="preserve"> PAGEREF _Toc240455080 \h </w:instrText>
+              <w:instrText xml:space="preserve"> PAGEREF _Toc240758848 \h </w:instrText>
             </w:r>
             <w:r>
               <w:rPr>
@@ -1237,7 +1237,7 @@
               <w14:ligatures w14:val="standardContextual"/>
             </w:rPr>
           </w:pPr>
-          <w:hyperlink w:anchor="_Toc240455081" w:history="1">
+          <w:hyperlink w:anchor="_Toc240758849" w:history="1">
             <w:r>
               <w:rPr>
                 <w:rStyle w:val="Hyperlink"/>
@@ -1261,7 +1261,7 @@
               <w:rPr>
                 <w:noProof/>
               </w:rPr>
-              <w:instrText xml:space="preserve"> PAGEREF _Toc240455081 \h </w:instrText>
+              <w:instrText xml:space="preserve"> PAGEREF _Toc240758849 \h </w:instrText>
             </w:r>
             <w:r>
               <w:rPr>
@@ -1304,7 +1304,7 @@
               <w14:ligatures w14:val="standardContextual"/>
             </w:rPr>
           </w:pPr>
-          <w:hyperlink w:anchor="_Toc240455082" w:history="1">
+          <w:hyperlink w:anchor="_Toc240758850" w:history="1">
             <w:r>
               <w:rPr>
                 <w:rStyle w:val="Hyperlink"/>
@@ -1328,7 +1328,7 @@
               <w:rPr>
                 <w:noProof/>
               </w:rPr>
-              <w:instrText xml:space="preserve"> PAGEREF _Toc240455082 \h </w:instrText>
+              <w:instrText xml:space="preserve"> PAGEREF _Toc240758850 \h </w:instrText>
             </w:r>
             <w:r>
               <w:rPr>
@@ -1371,7 +1371,7 @@
               <w14:ligatures w14:val="standardContextual"/>
             </w:rPr>
           </w:pPr>
-          <w:hyperlink w:anchor="_Toc240455083" w:history="1">
+          <w:hyperlink w:anchor="_Toc240758851" w:history="1">
             <w:r>
               <w:rPr>
                 <w:rStyle w:val="Hyperlink"/>
@@ -1395,7 +1395,7 @@
               <w:rPr>
                 <w:noProof/>
               </w:rPr>
-              <w:instrText xml:space="preserve"> PAGEREF _Toc240455083 \h </w:instrText>
+              <w:instrText xml:space="preserve"> PAGEREF _Toc240758851 \h </w:instrText>
             </w:r>
             <w:r>
               <w:rPr>
@@ -1438,7 +1438,7 @@
               <w14:ligatures w14:val="standardContextual"/>
             </w:rPr>
           </w:pPr>
-          <w:hyperlink w:anchor="_Toc240455084" w:history="1">
+          <w:hyperlink w:anchor="_Toc240758852" w:history="1">
             <w:r>
               <w:rPr>
                 <w:rStyle w:val="Hyperlink"/>
@@ -1462,7 +1462,7 @@
               <w:rPr>
                 <w:noProof/>
               </w:rPr>
-              <w:instrText xml:space="preserve"> PAGEREF _Toc240455084 \h </w:instrText>
+              <w:instrText xml:space="preserve"> PAGEREF _Toc240758852 \h </w:instrText>
             </w:r>
             <w:r>
               <w:rPr>
@@ -1505,7 +1505,7 @@
               <w14:ligatures w14:val="standardContextual"/>
             </w:rPr>
           </w:pPr>
-          <w:hyperlink w:anchor="_Toc240455085" w:history="1">
+          <w:hyperlink w:anchor="_Toc240758853" w:history="1">
             <w:r>
               <w:rPr>
                 <w:rStyle w:val="Hyperlink"/>
@@ -1529,7 +1529,7 @@
               <w:rPr>
                 <w:noProof/>
               </w:rPr>
-              <w:instrText xml:space="preserve"> PAGEREF _Toc240455085 \h </w:instrText>
+              <w:instrText xml:space="preserve"> PAGEREF _Toc240758853 \h </w:instrText>
             </w:r>
             <w:r>
               <w:rPr>
@@ -1572,7 +1572,7 @@
               <w14:ligatures w14:val="standardContextual"/>
             </w:rPr>
           </w:pPr>
-          <w:hyperlink w:anchor="_Toc240455086" w:history="1">
+          <w:hyperlink w:anchor="_Toc240758854" w:history="1">
             <w:r>
               <w:rPr>
                 <w:rStyle w:val="Hyperlink"/>
@@ -1596,7 +1596,7 @@
               <w:rPr>
                 <w:noProof/>
               </w:rPr>
-              <w:instrText xml:space="preserve"> PAGEREF _Toc240455086 \h </w:instrText>
+              <w:instrText xml:space="preserve"> PAGEREF _Toc240758854 \h </w:instrText>
             </w:r>
             <w:r>
               <w:rPr>
@@ -1639,7 +1639,7 @@
               <w14:ligatures w14:val="standardContextual"/>
             </w:rPr>
           </w:pPr>
-          <w:hyperlink w:anchor="_Toc240455087" w:history="1">
+          <w:hyperlink w:anchor="_Toc240758855" w:history="1">
             <w:r>
               <w:rPr>
                 <w:rStyle w:val="Hyperlink"/>
@@ -1663,7 +1663,7 @@
               <w:rPr>
                 <w:noProof/>
               </w:rPr>
-              <w:instrText xml:space="preserve"> PAGEREF _Toc240455087 \h </w:instrText>
+              <w:instrText xml:space="preserve"> PAGEREF _Toc240758855 \h </w:instrText>
             </w:r>
             <w:r>
               <w:rPr>
@@ -1706,7 +1706,7 @@
               <w14:ligatures w14:val="standardContextual"/>
             </w:rPr>
           </w:pPr>
-          <w:hyperlink w:anchor="_Toc240455088" w:history="1">
+          <w:hyperlink w:anchor="_Toc240758856" w:history="1">
             <w:r>
               <w:rPr>
                 <w:rStyle w:val="Hyperlink"/>
@@ -1730,7 +1730,7 @@
               <w:rPr>
                 <w:noProof/>
               </w:rPr>
-              <w:instrText xml:space="preserve"> PAGEREF _Toc240455088 \h </w:instrText>
+              <w:instrText xml:space="preserve"> PAGEREF _Toc240758856 \h </w:instrText>
             </w:r>
             <w:r>
               <w:rPr>
@@ -1769,7 +1769,7 @@
         <w:pStyle w:val="Heading1"/>
         <w:pageBreakBefore/>
       </w:pPr>
-      <w:bookmarkStart w:id="0" w:name="_Toc240455071"/>
+      <w:bookmarkStart w:id="0" w:name="_Toc240758839"/>
       <w:r>
         <w:lastRenderedPageBreak/>
         <w:t>1. Welcome</w:t>
@@ -1809,7 +1809,7 @@
           <w:left w:w="10" w:type="dxa"/>
           <w:right w:w="10" w:type="dxa"/>
         </w:tblCellMar>
-        <w:tblLook w:val="0000" w:firstRow="0" w:lastRow="0" w:firstColumn="0" w:lastColumn="0" w:noHBand="0" w:noVBand="0"/>
+        <w:tblLook w:val="04A0" w:firstRow="1" w:lastRow="0" w:firstColumn="1" w:lastColumn="0" w:noHBand="0" w:noVBand="1"/>
       </w:tblPr>
       <w:tblGrid>
         <w:gridCol w:w="2824"/>
@@ -2185,7 +2185,7 @@
       <w:pPr>
         <w:pStyle w:val="Heading2"/>
       </w:pPr>
-      <w:bookmarkStart w:id="1" w:name="_Toc240455072"/>
+      <w:bookmarkStart w:id="1" w:name="_Toc240758840"/>
       <w:r>
         <w:t>What you should know first</w:t>
       </w:r>
@@ -2303,7 +2303,7 @@
         <w:pStyle w:val="Heading1"/>
         <w:pageBreakBefore/>
       </w:pPr>
-      <w:bookmarkStart w:id="2" w:name="_Toc240455073"/>
+      <w:bookmarkStart w:id="2" w:name="_Toc240758841"/>
       <w:r>
         <w:lastRenderedPageBreak/>
         <w:t>2. What you need</w:t>
@@ -2399,7 +2399,7 @@
           <w:left w:w="10" w:type="dxa"/>
           <w:right w:w="10" w:type="dxa"/>
         </w:tblCellMar>
-        <w:tblLook w:val="0000" w:firstRow="0" w:lastRow="0" w:firstColumn="0" w:lastColumn="0" w:noHBand="0" w:noVBand="0"/>
+        <w:tblLook w:val="04A0" w:firstRow="1" w:lastRow="0" w:firstColumn="1" w:lastColumn="0" w:noHBand="0" w:noVBand="1"/>
       </w:tblPr>
       <w:tblGrid>
         <w:gridCol w:w="9412"/>
@@ -2532,7 +2532,7 @@
         <w:pStyle w:val="Heading1"/>
         <w:pageBreakBefore/>
       </w:pPr>
-      <w:bookmarkStart w:id="3" w:name="_Toc240455074"/>
+      <w:bookmarkStart w:id="3" w:name="_Toc240758842"/>
       <w:r>
         <w:lastRenderedPageBreak/>
         <w:t>3. Taking part, step by step</w:t>
@@ -2543,7 +2543,7 @@
       <w:pPr>
         <w:pStyle w:val="Heading2"/>
       </w:pPr>
-      <w:bookmarkStart w:id="4" w:name="_Toc240455075"/>
+      <w:bookmarkStart w:id="4" w:name="_Toc240758843"/>
       <w:r>
         <w:t>Step 1 — Open your link</w:t>
       </w:r>
@@ -2561,7 +2561,7 @@
       <w:pPr>
         <w:pStyle w:val="Heading2"/>
       </w:pPr>
-      <w:bookmarkStart w:id="5" w:name="_Toc240455076"/>
+      <w:bookmarkStart w:id="5" w:name="_Toc240758844"/>
       <w:r>
         <w:t>Step 2 — Confirm your organisation</w:t>
       </w:r>
@@ -2596,7 +2596,7 @@
           <w:noProof/>
         </w:rPr>
         <w:drawing>
-          <wp:inline distT="0" distB="0" distL="0" distR="0" wp14:anchorId="08EC997A" wp14:editId="77C89E6E">
+          <wp:inline distT="0" distB="0" distL="0" distR="0" wp14:anchorId="6C423B73" wp14:editId="43EFA044">
             <wp:extent cx="2476500" cy="3362325"/>
             <wp:effectExtent l="0" t="0" r="0" b="0"/>
             <wp:docPr id="1" name="resp_01_confirm.jpg" descr="Confirming the organisation." title="Confirming the organisation."/>
@@ -2665,7 +2665,7 @@
       <w:pPr>
         <w:pStyle w:val="Heading2"/>
       </w:pPr>
-      <w:bookmarkStart w:id="6" w:name="_Toc240455077"/>
+      <w:bookmarkStart w:id="6" w:name="_Toc240758845"/>
       <w:r>
         <w:t>Step 3 — Tell us a little about you</w:t>
       </w:r>
@@ -2757,7 +2757,7 @@
         </w:rPr>
         <w:lastRenderedPageBreak/>
         <w:drawing>
-          <wp:inline distT="0" distB="0" distL="0" distR="0" wp14:anchorId="6672DC3E" wp14:editId="5F782125">
+          <wp:inline distT="0" distB="0" distL="0" distR="0" wp14:anchorId="5AE42359" wp14:editId="7D2CF494">
             <wp:extent cx="2476500" cy="3362325"/>
             <wp:effectExtent l="0" t="0" r="0" b="0"/>
             <wp:docPr id="2" name="resp_02_eligibility.jpg" descr="A little about you." title="A little about you."/>
@@ -2837,7 +2837,7 @@
           <w:left w:w="10" w:type="dxa"/>
           <w:right w:w="10" w:type="dxa"/>
         </w:tblCellMar>
-        <w:tblLook w:val="0000" w:firstRow="0" w:lastRow="0" w:firstColumn="0" w:lastColumn="0" w:noHBand="0" w:noVBand="0"/>
+        <w:tblLook w:val="04A0" w:firstRow="1" w:lastRow="0" w:firstColumn="1" w:lastColumn="0" w:noHBand="0" w:noVBand="1"/>
       </w:tblPr>
       <w:tblGrid>
         <w:gridCol w:w="9412"/>
@@ -2912,7 +2912,7 @@
       <w:pPr>
         <w:pStyle w:val="Heading2"/>
       </w:pPr>
-      <w:bookmarkStart w:id="7" w:name="_Toc240455078"/>
+      <w:bookmarkStart w:id="7" w:name="_Toc240758846"/>
       <w:r>
         <w:t>Step 4 — Read the participant information</w:t>
       </w:r>
@@ -2958,7 +2958,7 @@
         </w:rPr>
         <w:lastRenderedPageBreak/>
         <w:drawing>
-          <wp:inline distT="0" distB="0" distL="0" distR="0" wp14:anchorId="1E9C747E" wp14:editId="732DB666">
+          <wp:inline distT="0" distB="0" distL="0" distR="0" wp14:anchorId="40AFDD82" wp14:editId="35D194ED">
             <wp:extent cx="1076325" cy="4953000"/>
             <wp:effectExtent l="0" t="0" r="0" b="0"/>
             <wp:docPr id="3" name="resp_03_information_top.jpg" descr="Participant Information." title="Participant Information."/>
@@ -3027,7 +3027,7 @@
       <w:pPr>
         <w:pStyle w:val="Heading2"/>
       </w:pPr>
-      <w:bookmarkStart w:id="8" w:name="_Toc240455079"/>
+      <w:bookmarkStart w:id="8" w:name="_Toc240758847"/>
       <w:r>
         <w:t>Step 5 — Give your decision</w:t>
       </w:r>
@@ -3119,7 +3119,7 @@
         </w:rPr>
         <w:lastRenderedPageBreak/>
         <w:drawing>
-          <wp:inline distT="0" distB="0" distL="0" distR="0" wp14:anchorId="3BBB62D6" wp14:editId="1ECB8848">
+          <wp:inline distT="0" distB="0" distL="0" distR="0" wp14:anchorId="444B13A0" wp14:editId="0F3CBE90">
             <wp:extent cx="2476500" cy="4419600"/>
             <wp:effectExtent l="0" t="0" r="0" b="0"/>
             <wp:docPr id="4" name="resp_04_consent.jpg" descr="Your consent." title="Your consent."/>
@@ -3188,7 +3188,7 @@
       <w:pPr>
         <w:pStyle w:val="Heading2"/>
       </w:pPr>
-      <w:bookmarkStart w:id="9" w:name="_Toc240455080"/>
+      <w:bookmarkStart w:id="9" w:name="_Toc240758848"/>
       <w:r>
         <w:t>Step 6 — Check what we already know (only if shown)</w:t>
       </w:r>
@@ -3276,7 +3276,7 @@
       <w:pPr>
         <w:pStyle w:val="Heading2"/>
       </w:pPr>
-      <w:bookmarkStart w:id="10" w:name="_Toc240455081"/>
+      <w:bookmarkStart w:id="10" w:name="_Toc240758849"/>
       <w:r>
         <w:t>Step 7 — Choose how you would like to take part</w:t>
       </w:r>
@@ -3297,7 +3297,7 @@
           <w:left w:w="10" w:type="dxa"/>
           <w:right w:w="10" w:type="dxa"/>
         </w:tblCellMar>
-        <w:tblLook w:val="0000" w:firstRow="0" w:lastRow="0" w:firstColumn="0" w:lastColumn="0" w:noHBand="0" w:noVBand="0"/>
+        <w:tblLook w:val="04A0" w:firstRow="1" w:lastRow="0" w:firstColumn="1" w:lastColumn="0" w:noHBand="0" w:noVBand="1"/>
       </w:tblPr>
       <w:tblGrid>
         <w:gridCol w:w="3577"/>
@@ -3618,7 +3618,7 @@
         </w:rPr>
         <w:lastRenderedPageBreak/>
         <w:drawing>
-          <wp:inline distT="0" distB="0" distL="0" distR="0" wp14:anchorId="0137F226" wp14:editId="5A5153ED">
+          <wp:inline distT="0" distB="0" distL="0" distR="0" wp14:anchorId="28676132" wp14:editId="21088E90">
             <wp:extent cx="2476500" cy="4533900"/>
             <wp:effectExtent l="0" t="0" r="0" b="0"/>
             <wp:docPr id="5" name="resp_06_choice.jpg" descr="How would you like to take part?" title="How would you like to take part?"/>
@@ -3687,7 +3687,7 @@
       <w:pPr>
         <w:pStyle w:val="Heading2"/>
       </w:pPr>
-      <w:bookmarkStart w:id="11" w:name="_Toc240455082"/>
+      <w:bookmarkStart w:id="11" w:name="_Toc240758850"/>
       <w:r>
         <w:t>Step 8a — Complete the questionnaire yourself</w:t>
       </w:r>
@@ -3779,7 +3779,7 @@
         </w:rPr>
         <w:lastRenderedPageBreak/>
         <w:drawing>
-          <wp:inline distT="0" distB="0" distL="0" distR="0" wp14:anchorId="7D0D86CF" wp14:editId="0AF9A518">
+          <wp:inline distT="0" distB="0" distL="0" distR="0" wp14:anchorId="6051E428" wp14:editId="40AAB510">
             <wp:extent cx="2476500" cy="3362325"/>
             <wp:effectExtent l="0" t="0" r="0" b="0"/>
             <wp:docPr id="6" name="resp_07_ready.jpg" descr="Ready to begin." title="Ready to begin."/>
@@ -3855,7 +3855,7 @@
           <w:noProof/>
         </w:rPr>
         <w:drawing>
-          <wp:inline distT="0" distB="0" distL="0" distR="0" wp14:anchorId="263F40CB" wp14:editId="63A572A0">
+          <wp:inline distT="0" distB="0" distL="0" distR="0" wp14:anchorId="6FF0FB2E" wp14:editId="0AE101C9">
             <wp:extent cx="2476500" cy="3362325"/>
             <wp:effectExtent l="0" t="0" r="0" b="0"/>
             <wp:docPr id="7" name="resp_07b_kobo_form.jpg" descr="The questionnaire's first page." title="The questionnaire's first page."/>
@@ -3935,7 +3935,7 @@
           <w:left w:w="10" w:type="dxa"/>
           <w:right w:w="10" w:type="dxa"/>
         </w:tblCellMar>
-        <w:tblLook w:val="0000" w:firstRow="0" w:lastRow="0" w:firstColumn="0" w:lastColumn="0" w:noHBand="0" w:noVBand="0"/>
+        <w:tblLook w:val="04A0" w:firstRow="1" w:lastRow="0" w:firstColumn="1" w:lastColumn="0" w:noHBand="0" w:noVBand="1"/>
       </w:tblPr>
       <w:tblGrid>
         <w:gridCol w:w="9412"/>
@@ -4050,7 +4050,7 @@
       <w:pPr>
         <w:pStyle w:val="Heading2"/>
       </w:pPr>
-      <w:bookmarkStart w:id="12" w:name="_Toc240455083"/>
+      <w:bookmarkStart w:id="12" w:name="_Toc240758851"/>
       <w:r>
         <w:t>Step 8b — Ask a researcher to call you</w:t>
       </w:r>
@@ -4142,7 +4142,7 @@
           <w:noProof/>
         </w:rPr>
         <w:drawing>
-          <wp:inline distT="0" distB="0" distL="0" distR="0" wp14:anchorId="5D2B5DE2" wp14:editId="63BD874F">
+          <wp:inline distT="0" distB="0" distL="0" distR="0" wp14:anchorId="750E290C" wp14:editId="3B49B7EE">
             <wp:extent cx="2476500" cy="3362325"/>
             <wp:effectExtent l="0" t="0" r="0" b="0"/>
             <wp:docPr id="8" name="resp_08_appointment.jpg" descr="Choosing a time for a call." title="Choosing a time for a call."/>
@@ -4218,7 +4218,7 @@
           <w:noProof/>
         </w:rPr>
         <w:drawing>
-          <wp:inline distT="0" distB="0" distL="0" distR="0" wp14:anchorId="78FCC43A" wp14:editId="1400DFCE">
+          <wp:inline distT="0" distB="0" distL="0" distR="0" wp14:anchorId="162207FF" wp14:editId="32996FA5">
             <wp:extent cx="2476500" cy="3676650"/>
             <wp:effectExtent l="0" t="0" r="0" b="0"/>
             <wp:docPr id="9" name="resp_09_done_appointment.jpg" descr="Your request has been sent." title="Your request has been sent."/>
@@ -4287,7 +4287,7 @@
       <w:pPr>
         <w:pStyle w:val="Heading2"/>
       </w:pPr>
-      <w:bookmarkStart w:id="13" w:name="_Toc240455084"/>
+      <w:bookmarkStart w:id="13" w:name="_Toc240758852"/>
       <w:r>
         <w:t>Step 9 — Finished</w:t>
       </w:r>
@@ -4306,7 +4306,7 @@
         <w:pStyle w:val="Heading1"/>
         <w:pageBreakBefore/>
       </w:pPr>
-      <w:bookmarkStart w:id="14" w:name="_Toc240455085"/>
+      <w:bookmarkStart w:id="14" w:name="_Toc240758853"/>
       <w:r>
         <w:lastRenderedPageBreak/>
         <w:t>4. Reminders</w:t>
@@ -4326,7 +4326,7 @@
         <w:pStyle w:val="Heading1"/>
         <w:pageBreakBefore/>
       </w:pPr>
-      <w:bookmarkStart w:id="15" w:name="_Toc240455086"/>
+      <w:bookmarkStart w:id="15" w:name="_Toc240758854"/>
       <w:r>
         <w:lastRenderedPageBreak/>
         <w:t>5. Your rights and your information</w:t>
@@ -4451,7 +4451,7 @@
         <w:pStyle w:val="Heading1"/>
         <w:pageBreakBefore/>
       </w:pPr>
-      <w:bookmarkStart w:id="16" w:name="_Toc240455087"/>
+      <w:bookmarkStart w:id="16" w:name="_Toc240758855"/>
       <w:r>
         <w:lastRenderedPageBreak/>
         <w:t>6. Questions and answers</w:t>
@@ -4473,7 +4473,7 @@
           <w:left w:w="10" w:type="dxa"/>
           <w:right w:w="10" w:type="dxa"/>
         </w:tblCellMar>
-        <w:tblLook w:val="0000" w:firstRow="0" w:lastRow="0" w:firstColumn="0" w:lastColumn="0" w:noHBand="0" w:noVBand="0"/>
+        <w:tblLook w:val="04A0" w:firstRow="1" w:lastRow="0" w:firstColumn="1" w:lastColumn="0" w:noHBand="0" w:noVBand="1"/>
       </w:tblPr>
       <w:tblGrid>
         <w:gridCol w:w="3388"/>
@@ -4966,7 +4966,7 @@
           <w:noProof/>
         </w:rPr>
         <w:drawing>
-          <wp:inline distT="0" distB="0" distL="0" distR="0" wp14:anchorId="0096A9B2" wp14:editId="2EF8CC8F">
+          <wp:inline distT="0" distB="0" distL="0" distR="0" wp14:anchorId="435CD4A6" wp14:editId="5B56B7A0">
             <wp:extent cx="2476500" cy="2524125"/>
             <wp:effectExtent l="0" t="0" r="0" b="0"/>
             <wp:docPr id="10" name="resp_10_invalid_link.jpg" descr="What an invalid or expired link looks like." title="What an invalid or expired link looks like."/>
@@ -5036,7 +5036,7 @@
         <w:pStyle w:val="Heading1"/>
         <w:pageBreakBefore/>
       </w:pPr>
-      <w:bookmarkStart w:id="17" w:name="_Toc240455088"/>
+      <w:bookmarkStart w:id="17" w:name="_Toc240758856"/>
       <w:r>
         <w:lastRenderedPageBreak/>
         <w:t>7. Contact the research team</w:t>
@@ -5058,7 +5058,7 @@
           <w:left w:w="10" w:type="dxa"/>
           <w:right w:w="10" w:type="dxa"/>
         </w:tblCellMar>
-        <w:tblLook w:val="0000" w:firstRow="0" w:lastRow="0" w:firstColumn="0" w:lastColumn="0" w:noHBand="0" w:noVBand="0"/>
+        <w:tblLook w:val="04A0" w:firstRow="1" w:lastRow="0" w:firstColumn="1" w:lastColumn="0" w:noHBand="0" w:noVBand="1"/>
       </w:tblPr>
       <w:tblGrid>
         <w:gridCol w:w="2824"/>
@@ -5426,7 +5426,7 @@
         <w:sz w:val="16"/>
         <w:szCs w:val="16"/>
       </w:rPr>
-      <w:t>Version 1.0 · 15 September 2026</w:t>
+      <w:t>Version 1.2 · 20 September 2026</w:t>
     </w:r>
     <w:r>
       <w:rPr>
@@ -5599,10 +5599,10 @@
 <file path=word/numbering.xml><?xml version="1.0" encoding="utf-8"?>
 <w:numbering xmlns:wpc="http://schemas.microsoft.com/office/word/2010/wordprocessingCanvas" xmlns:cx="http://schemas.microsoft.com/office/drawing/2014/chartex" xmlns:cx1="http://schemas.microsoft.com/office/drawing/2015/9/8/chartex" xmlns:cx2="http://schemas.microsoft.com/office/drawing/2015/10/21/chartex" xmlns:cx3="http://schemas.microsoft.com/office/drawing/2016/5/9/chartex" xmlns:cx4="http://schemas.microsoft.com/office/drawing/2016/5/10/chartex" xmlns:cx5="http://schemas.microsoft.com/office/drawing/2016/5/11/chartex" xmlns:cx6="http://schemas.microsoft.com/office/drawing/2016/5/12/chartex" xmlns:cx7="http://schemas.microsoft.com/office/drawing/2016/5/13/chartex" xmlns:cx8="http://schemas.microsoft.com/office/drawing/2016/5/14/chartex" xmlns:mc="http://schemas.openxmlformats.org/markup-compatibility/2006" xmlns:aink="http://schemas.microsoft.com/office/drawing/2016/ink" xmlns:am3d="http://schemas.microsoft.com/office/drawing/2017/model3d" xmlns:o="urn:schemas-microsoft-com:office:office" xmlns:oel="http://schemas.microsoft.com/office/2019/extlst" xmlns:r="http://schemas.openxmlformats.org/officeDocument/2006/relationships" xmlns:m="http://schemas.openxmlformats.org/officeDocument/2006/math" xmlns:v="urn:schemas-microsoft-com:vml" xmlns:wp14="http://schemas.microsoft.com/office/word/2010/wordprocessingDrawing" xmlns:wp="http://schemas.openxmlformats.org/drawingml/2006/wordprocessingDrawing" xmlns:w10="urn:schemas-microsoft-com:office:word" xmlns:w="http://schemas.openxmlformats.org/wordprocessingml/2006/main" xmlns:w14="http://schemas.microsoft.com/office/word/2010/wordml" xmlns:w15="http://schemas.microsoft.com/office/word/2012/wordml" xmlns:w16cex="http://schemas.microsoft.com/office/word/2018/wordml/cex" xmlns:w16cid="http://schemas.microsoft.com/office/word/2016/wordml/cid" xmlns:w16="http://schemas.microsoft.com/office/word/2018/wordml" xmlns:w16sdtdh="http://schemas.microsoft.com/office/word/2020/wordml/sdtdatahash" xmlns:w16se="http://schemas.microsoft.com/office/word/2015/wordml/symex" xmlns:wpg="http://schemas.microsoft.com/office/word/2010/wordprocessingGroup" xmlns:wpi="http://schemas.microsoft.com/office/word/2010/wordprocessingInk" xmlns:wne="http://schemas.microsoft.com/office/word/2006/wordml" xmlns:wps="http://schemas.microsoft.com/office/word/2010/wordprocessingShape" mc:Ignorable="w14 w15 w16se w16cid w16 w16cex w16sdtdh wp14">
   <w:abstractNum w:abstractNumId="0" w15:restartNumberingAfterBreak="0">
-    <w:nsid w:val="1E0134C5"/>
+    <w:nsid w:val="330348B3"/>
     <w:multiLevelType w:val="hybridMultilevel"/>
-    <w:tmpl w:val="2F46F2F4"/>
-    <w:lvl w:ilvl="0" w:tplc="19A2DE32">
+    <w:tmpl w:val="825A4D94"/>
+    <w:lvl w:ilvl="0" w:tplc="B56C5F2A">
       <w:start w:val="1"/>
       <w:numFmt w:val="decimal"/>
       <w:lvlText w:val="%1."/>
@@ -5616,138 +5616,110 @@
         <w:color w:val="A67C27"/>
       </w:rPr>
     </w:lvl>
-    <w:lvl w:ilvl="1" w:tplc="AB8CB362">
+    <w:lvl w:ilvl="1" w:tplc="2EC0C682">
       <w:numFmt w:val="decimal"/>
       <w:lvlText w:val=""/>
       <w:lvlJc w:val="left"/>
     </w:lvl>
-    <w:lvl w:ilvl="2" w:tplc="4C56D77C">
+    <w:lvl w:ilvl="2" w:tplc="EDC4267E">
       <w:numFmt w:val="decimal"/>
       <w:lvlText w:val=""/>
       <w:lvlJc w:val="left"/>
     </w:lvl>
-    <w:lvl w:ilvl="3" w:tplc="5DE8156A">
+    <w:lvl w:ilvl="3" w:tplc="22929A3E">
       <w:numFmt w:val="decimal"/>
       <w:lvlText w:val=""/>
       <w:lvlJc w:val="left"/>
     </w:lvl>
-    <w:lvl w:ilvl="4" w:tplc="D53E57CA">
+    <w:lvl w:ilvl="4" w:tplc="BA0294FC">
       <w:numFmt w:val="decimal"/>
       <w:lvlText w:val=""/>
       <w:lvlJc w:val="left"/>
     </w:lvl>
-    <w:lvl w:ilvl="5" w:tplc="752A5334">
+    <w:lvl w:ilvl="5" w:tplc="35600580">
       <w:numFmt w:val="decimal"/>
       <w:lvlText w:val=""/>
       <w:lvlJc w:val="left"/>
     </w:lvl>
-    <w:lvl w:ilvl="6" w:tplc="4176A3C0">
+    <w:lvl w:ilvl="6" w:tplc="6F8E3D2E">
       <w:numFmt w:val="decimal"/>
       <w:lvlText w:val=""/>
       <w:lvlJc w:val="left"/>
     </w:lvl>
-    <w:lvl w:ilvl="7" w:tplc="6B18F264">
+    <w:lvl w:ilvl="7" w:tplc="69520B74">
       <w:numFmt w:val="decimal"/>
       <w:lvlText w:val=""/>
       <w:lvlJc w:val="left"/>
     </w:lvl>
-    <w:lvl w:ilvl="8" w:tplc="6986D4DC">
+    <w:lvl w:ilvl="8" w:tplc="DE5C10A8">
       <w:numFmt w:val="decimal"/>
       <w:lvlText w:val=""/>
       <w:lvlJc w:val="left"/>
     </w:lvl>
   </w:abstractNum>
   <w:abstractNum w:abstractNumId="1" w15:restartNumberingAfterBreak="0">
-    <w:nsid w:val="258357A0"/>
+    <w:nsid w:val="40B21FE6"/>
     <w:multiLevelType w:val="hybridMultilevel"/>
-    <w:tmpl w:val="B6AC616A"/>
-    <w:lvl w:ilvl="0" w:tplc="BEE036AC">
+    <w:tmpl w:val="F4AAD15E"/>
+    <w:lvl w:ilvl="0" w:tplc="8E2224CE">
       <w:start w:val="1"/>
       <w:numFmt w:val="bullet"/>
-      <w:lvlText w:val="●"/>
+      <w:lvlText w:val="•"/>
       <w:lvlJc w:val="left"/>
       <w:pPr>
-        <w:ind w:left="720" w:hanging="360"/>
+        <w:ind w:left="460" w:hanging="280"/>
       </w:pPr>
     </w:lvl>
-    <w:lvl w:ilvl="1" w:tplc="D8C22ED6">
+    <w:lvl w:ilvl="1" w:tplc="73D08ADC">
       <w:start w:val="1"/>
       <w:numFmt w:val="bullet"/>
-      <w:lvlText w:val="○"/>
+      <w:lvlText w:val="–"/>
       <w:lvlJc w:val="left"/>
       <w:pPr>
-        <w:ind w:left="1440" w:hanging="360"/>
+        <w:ind w:left="900" w:hanging="280"/>
       </w:pPr>
     </w:lvl>
-    <w:lvl w:ilvl="2" w:tplc="4D62F9B2">
-      <w:start w:val="1"/>
-      <w:numFmt w:val="bullet"/>
-      <w:lvlText w:val="■"/>
+    <w:lvl w:ilvl="2" w:tplc="9A08AAA0">
+      <w:numFmt w:val="decimal"/>
+      <w:lvlText w:val=""/>
       <w:lvlJc w:val="left"/>
-      <w:pPr>
-        <w:ind w:left="2160" w:hanging="360"/>
-      </w:pPr>
     </w:lvl>
-    <w:lvl w:ilvl="3" w:tplc="D6225F68">
-      <w:start w:val="1"/>
-      <w:numFmt w:val="bullet"/>
-      <w:lvlText w:val="●"/>
+    <w:lvl w:ilvl="3" w:tplc="2952953C">
+      <w:numFmt w:val="decimal"/>
+      <w:lvlText w:val=""/>
       <w:lvlJc w:val="left"/>
-      <w:pPr>
-        <w:ind w:left="2880" w:hanging="360"/>
-      </w:pPr>
     </w:lvl>
-    <w:lvl w:ilvl="4" w:tplc="76FC3EA8">
-      <w:start w:val="1"/>
-      <w:numFmt w:val="bullet"/>
-      <w:lvlText w:val="○"/>
+    <w:lvl w:ilvl="4" w:tplc="92C07048">
+      <w:numFmt w:val="decimal"/>
+      <w:lvlText w:val=""/>
       <w:lvlJc w:val="left"/>
-      <w:pPr>
-        <w:ind w:left="3600" w:hanging="360"/>
-      </w:pPr>
     </w:lvl>
-    <w:lvl w:ilvl="5" w:tplc="1062F76A">
-      <w:start w:val="1"/>
-      <w:numFmt w:val="bullet"/>
-      <w:lvlText w:val="■"/>
+    <w:lvl w:ilvl="5" w:tplc="113459EE">
+      <w:numFmt w:val="decimal"/>
+      <w:lvlText w:val=""/>
       <w:lvlJc w:val="left"/>
-      <w:pPr>
-        <w:ind w:left="4320" w:hanging="360"/>
-      </w:pPr>
     </w:lvl>
-    <w:lvl w:ilvl="6" w:tplc="324A8B08">
-      <w:start w:val="1"/>
-      <w:numFmt w:val="bullet"/>
-      <w:lvlText w:val="●"/>
+    <w:lvl w:ilvl="6" w:tplc="9558B3FC">
+      <w:numFmt w:val="decimal"/>
+      <w:lvlText w:val=""/>
       <w:lvlJc w:val="left"/>
-      <w:pPr>
-        <w:ind w:left="5040" w:hanging="360"/>
-      </w:pPr>
     </w:lvl>
-    <w:lvl w:ilvl="7" w:tplc="3A787204">
-      <w:start w:val="1"/>
-      <w:numFmt w:val="bullet"/>
-      <w:lvlText w:val="●"/>
+    <w:lvl w:ilvl="7" w:tplc="58DC600C">
+      <w:numFmt w:val="decimal"/>
+      <w:lvlText w:val=""/>
       <w:lvlJc w:val="left"/>
-      <w:pPr>
-        <w:ind w:left="5760" w:hanging="360"/>
-      </w:pPr>
     </w:lvl>
-    <w:lvl w:ilvl="8" w:tplc="8B46739A">
-      <w:start w:val="1"/>
-      <w:numFmt w:val="bullet"/>
-      <w:lvlText w:val="●"/>
+    <w:lvl w:ilvl="8" w:tplc="366C20A2">
+      <w:numFmt w:val="decimal"/>
+      <w:lvlText w:val=""/>
       <w:lvlJc w:val="left"/>
-      <w:pPr>
-        <w:ind w:left="6480" w:hanging="360"/>
-      </w:pPr>
     </w:lvl>
   </w:abstractNum>
   <w:abstractNum w:abstractNumId="2" w15:restartNumberingAfterBreak="0">
-    <w:nsid w:val="4F332D51"/>
+    <w:nsid w:val="485B1E04"/>
     <w:multiLevelType w:val="hybridMultilevel"/>
-    <w:tmpl w:val="782466F4"/>
-    <w:lvl w:ilvl="0" w:tplc="F72E68E2">
+    <w:tmpl w:val="83BAD4B8"/>
+    <w:lvl w:ilvl="0" w:tplc="0CDCB7E6">
       <w:start w:val="1"/>
       <w:numFmt w:val="decimal"/>
       <w:lvlText w:val="%1."/>
@@ -5761,52 +5733,138 @@
         <w:color w:val="A67C27"/>
       </w:rPr>
     </w:lvl>
-    <w:lvl w:ilvl="1" w:tplc="284EBE2A">
+    <w:lvl w:ilvl="1" w:tplc="85B86E50">
       <w:numFmt w:val="decimal"/>
       <w:lvlText w:val=""/>
       <w:lvlJc w:val="left"/>
     </w:lvl>
-    <w:lvl w:ilvl="2" w:tplc="F2AC5CD8">
+    <w:lvl w:ilvl="2" w:tplc="953A7DD0">
       <w:numFmt w:val="decimal"/>
       <w:lvlText w:val=""/>
       <w:lvlJc w:val="left"/>
     </w:lvl>
-    <w:lvl w:ilvl="3" w:tplc="47FCEA40">
+    <w:lvl w:ilvl="3" w:tplc="F0F483D2">
       <w:numFmt w:val="decimal"/>
       <w:lvlText w:val=""/>
       <w:lvlJc w:val="left"/>
     </w:lvl>
-    <w:lvl w:ilvl="4" w:tplc="3E1C16FE">
+    <w:lvl w:ilvl="4" w:tplc="725C8C42">
       <w:numFmt w:val="decimal"/>
       <w:lvlText w:val=""/>
       <w:lvlJc w:val="left"/>
     </w:lvl>
-    <w:lvl w:ilvl="5" w:tplc="91F86B88">
+    <w:lvl w:ilvl="5" w:tplc="42FADF22">
       <w:numFmt w:val="decimal"/>
       <w:lvlText w:val=""/>
       <w:lvlJc w:val="left"/>
     </w:lvl>
-    <w:lvl w:ilvl="6" w:tplc="B25CEC7C">
+    <w:lvl w:ilvl="6" w:tplc="A7DC4CB0">
       <w:numFmt w:val="decimal"/>
       <w:lvlText w:val=""/>
       <w:lvlJc w:val="left"/>
     </w:lvl>
-    <w:lvl w:ilvl="7" w:tplc="177A083C">
+    <w:lvl w:ilvl="7" w:tplc="7EFCE7A2">
       <w:numFmt w:val="decimal"/>
       <w:lvlText w:val=""/>
       <w:lvlJc w:val="left"/>
     </w:lvl>
-    <w:lvl w:ilvl="8" w:tplc="60BC611C">
+    <w:lvl w:ilvl="8" w:tplc="B5783D7E">
       <w:numFmt w:val="decimal"/>
       <w:lvlText w:val=""/>
       <w:lvlJc w:val="left"/>
     </w:lvl>
   </w:abstractNum>
   <w:abstractNum w:abstractNumId="3" w15:restartNumberingAfterBreak="0">
-    <w:nsid w:val="6E8406D8"/>
+    <w:nsid w:val="537B61FB"/>
     <w:multiLevelType w:val="hybridMultilevel"/>
-    <w:tmpl w:val="7B201C94"/>
-    <w:lvl w:ilvl="0" w:tplc="D486DB02">
+    <w:tmpl w:val="35D48C40"/>
+    <w:lvl w:ilvl="0" w:tplc="080C0CE2">
+      <w:start w:val="1"/>
+      <w:numFmt w:val="bullet"/>
+      <w:lvlText w:val="●"/>
+      <w:lvlJc w:val="left"/>
+      <w:pPr>
+        <w:ind w:left="720" w:hanging="360"/>
+      </w:pPr>
+    </w:lvl>
+    <w:lvl w:ilvl="1" w:tplc="7D92BF90">
+      <w:start w:val="1"/>
+      <w:numFmt w:val="bullet"/>
+      <w:lvlText w:val="○"/>
+      <w:lvlJc w:val="left"/>
+      <w:pPr>
+        <w:ind w:left="1440" w:hanging="360"/>
+      </w:pPr>
+    </w:lvl>
+    <w:lvl w:ilvl="2" w:tplc="712AB18C">
+      <w:start w:val="1"/>
+      <w:numFmt w:val="bullet"/>
+      <w:lvlText w:val="■"/>
+      <w:lvlJc w:val="left"/>
+      <w:pPr>
+        <w:ind w:left="2160" w:hanging="360"/>
+      </w:pPr>
+    </w:lvl>
+    <w:lvl w:ilvl="3" w:tplc="F9D63EBE">
+      <w:start w:val="1"/>
+      <w:numFmt w:val="bullet"/>
+      <w:lvlText w:val="●"/>
+      <w:lvlJc w:val="left"/>
+      <w:pPr>
+        <w:ind w:left="2880" w:hanging="360"/>
+      </w:pPr>
+    </w:lvl>
+    <w:lvl w:ilvl="4" w:tplc="6998605C">
+      <w:start w:val="1"/>
+      <w:numFmt w:val="bullet"/>
+      <w:lvlText w:val="○"/>
+      <w:lvlJc w:val="left"/>
+      <w:pPr>
+        <w:ind w:left="3600" w:hanging="360"/>
+      </w:pPr>
+    </w:lvl>
+    <w:lvl w:ilvl="5" w:tplc="00B8E4BC">
+      <w:start w:val="1"/>
+      <w:numFmt w:val="bullet"/>
+      <w:lvlText w:val="■"/>
+      <w:lvlJc w:val="left"/>
+      <w:pPr>
+        <w:ind w:left="4320" w:hanging="360"/>
+      </w:pPr>
+    </w:lvl>
+    <w:lvl w:ilvl="6" w:tplc="81DA0544">
+      <w:start w:val="1"/>
+      <w:numFmt w:val="bullet"/>
+      <w:lvlText w:val="●"/>
+      <w:lvlJc w:val="left"/>
+      <w:pPr>
+        <w:ind w:left="5040" w:hanging="360"/>
+      </w:pPr>
+    </w:lvl>
+    <w:lvl w:ilvl="7" w:tplc="7D9EA0F4">
+      <w:start w:val="1"/>
+      <w:numFmt w:val="bullet"/>
+      <w:lvlText w:val="●"/>
+      <w:lvlJc w:val="left"/>
+      <w:pPr>
+        <w:ind w:left="5760" w:hanging="360"/>
+      </w:pPr>
+    </w:lvl>
+    <w:lvl w:ilvl="8" w:tplc="277AF524">
+      <w:start w:val="1"/>
+      <w:numFmt w:val="bullet"/>
+      <w:lvlText w:val="●"/>
+      <w:lvlJc w:val="left"/>
+      <w:pPr>
+        <w:ind w:left="6480" w:hanging="360"/>
+      </w:pPr>
+    </w:lvl>
+  </w:abstractNum>
+  <w:abstractNum w:abstractNumId="4" w15:restartNumberingAfterBreak="0">
+    <w:nsid w:val="548A77FF"/>
+    <w:multiLevelType w:val="hybridMultilevel"/>
+    <w:tmpl w:val="A4CCC14C"/>
+    <w:lvl w:ilvl="0" w:tplc="3190CCCA">
       <w:start w:val="1"/>
       <w:numFmt w:val="decimal"/>
       <w:lvlText w:val="%1."/>
@@ -5820,131 +5878,73 @@
         <w:color w:val="A67C27"/>
       </w:rPr>
     </w:lvl>
-    <w:lvl w:ilvl="1" w:tplc="914A3208">
+    <w:lvl w:ilvl="1" w:tplc="F8324DB4">
       <w:numFmt w:val="decimal"/>
       <w:lvlText w:val=""/>
       <w:lvlJc w:val="left"/>
     </w:lvl>
-    <w:lvl w:ilvl="2" w:tplc="CBAC3252">
+    <w:lvl w:ilvl="2" w:tplc="4D529ECE">
       <w:numFmt w:val="decimal"/>
       <w:lvlText w:val=""/>
       <w:lvlJc w:val="left"/>
     </w:lvl>
-    <w:lvl w:ilvl="3" w:tplc="CA5251A0">
+    <w:lvl w:ilvl="3" w:tplc="C15C6170">
       <w:numFmt w:val="decimal"/>
       <w:lvlText w:val=""/>
       <w:lvlJc w:val="left"/>
     </w:lvl>
-    <w:lvl w:ilvl="4" w:tplc="B97070A2">
+    <w:lvl w:ilvl="4" w:tplc="97229706">
       <w:numFmt w:val="decimal"/>
       <w:lvlText w:val=""/>
       <w:lvlJc w:val="left"/>
     </w:lvl>
-    <w:lvl w:ilvl="5" w:tplc="90AEEB3A">
+    <w:lvl w:ilvl="5" w:tplc="357AF94A">
       <w:numFmt w:val="decimal"/>
       <w:lvlText w:val=""/>
       <w:lvlJc w:val="left"/>
     </w:lvl>
-    <w:lvl w:ilvl="6" w:tplc="D166B2BA">
+    <w:lvl w:ilvl="6" w:tplc="2E54D740">
       <w:numFmt w:val="decimal"/>
       <w:lvlText w:val=""/>
       <w:lvlJc w:val="left"/>
     </w:lvl>
-    <w:lvl w:ilvl="7" w:tplc="1AD6EB6C">
+    <w:lvl w:ilvl="7" w:tplc="3D36C32A">
       <w:numFmt w:val="decimal"/>
       <w:lvlText w:val=""/>
       <w:lvlJc w:val="left"/>
     </w:lvl>
-    <w:lvl w:ilvl="8" w:tplc="361E83DC">
+    <w:lvl w:ilvl="8" w:tplc="DF30C7CA">
       <w:numFmt w:val="decimal"/>
       <w:lvlText w:val=""/>
       <w:lvlJc w:val="left"/>
     </w:lvl>
   </w:abstractNum>
-  <w:abstractNum w:abstractNumId="4" w15:restartNumberingAfterBreak="0">
-    <w:nsid w:val="71CC6E68"/>
-    <w:multiLevelType w:val="hybridMultilevel"/>
-    <w:tmpl w:val="C3204E5C"/>
-    <w:lvl w:ilvl="0" w:tplc="98D25C56">
-      <w:start w:val="1"/>
-      <w:numFmt w:val="bullet"/>
-      <w:lvlText w:val="•"/>
-      <w:lvlJc w:val="left"/>
-      <w:pPr>
-        <w:ind w:left="460" w:hanging="280"/>
-      </w:pPr>
-    </w:lvl>
-    <w:lvl w:ilvl="1" w:tplc="B436E7F8">
-      <w:start w:val="1"/>
-      <w:numFmt w:val="bullet"/>
-      <w:lvlText w:val="–"/>
-      <w:lvlJc w:val="left"/>
-      <w:pPr>
-        <w:ind w:left="900" w:hanging="280"/>
-      </w:pPr>
-    </w:lvl>
-    <w:lvl w:ilvl="2" w:tplc="ACBC4682">
-      <w:numFmt w:val="decimal"/>
-      <w:lvlText w:val=""/>
-      <w:lvlJc w:val="left"/>
-    </w:lvl>
-    <w:lvl w:ilvl="3" w:tplc="7346CFBE">
-      <w:numFmt w:val="decimal"/>
-      <w:lvlText w:val=""/>
-      <w:lvlJc w:val="left"/>
-    </w:lvl>
-    <w:lvl w:ilvl="4" w:tplc="554C94E0">
-      <w:numFmt w:val="decimal"/>
-      <w:lvlText w:val=""/>
-      <w:lvlJc w:val="left"/>
-    </w:lvl>
-    <w:lvl w:ilvl="5" w:tplc="C706D3D2">
-      <w:numFmt w:val="decimal"/>
-      <w:lvlText w:val=""/>
-      <w:lvlJc w:val="left"/>
-    </w:lvl>
-    <w:lvl w:ilvl="6" w:tplc="DC649718">
-      <w:numFmt w:val="decimal"/>
-      <w:lvlText w:val=""/>
-      <w:lvlJc w:val="left"/>
-    </w:lvl>
-    <w:lvl w:ilvl="7" w:tplc="22989C40">
-      <w:numFmt w:val="decimal"/>
-      <w:lvlText w:val=""/>
-      <w:lvlJc w:val="left"/>
-    </w:lvl>
-    <w:lvl w:ilvl="8" w:tplc="E4CADE7E">
-      <w:numFmt w:val="decimal"/>
-      <w:lvlText w:val=""/>
-      <w:lvlJc w:val="left"/>
-    </w:lvl>
-  </w:abstractNum>
-  <w:num w:numId="1" w16cid:durableId="82802347">
+  <w:num w:numId="1" w16cid:durableId="1855535115">
+    <w:abstractNumId w:val="3"/>
+    <w:lvlOverride w:ilvl="0">
+      <w:startOverride w:val="1"/>
+    </w:lvlOverride>
+  </w:num>
+  <w:num w:numId="2" w16cid:durableId="323820740">
     <w:abstractNumId w:val="1"/>
     <w:lvlOverride w:ilvl="0">
       <w:startOverride w:val="1"/>
     </w:lvlOverride>
   </w:num>
-  <w:num w:numId="2" w16cid:durableId="1325619834">
+  <w:num w:numId="3" w16cid:durableId="1975015891">
     <w:abstractNumId w:val="4"/>
     <w:lvlOverride w:ilvl="0">
       <w:startOverride w:val="1"/>
     </w:lvlOverride>
   </w:num>
-  <w:num w:numId="3" w16cid:durableId="256183280">
-    <w:abstractNumId w:val="3"/>
+  <w:num w:numId="4" w16cid:durableId="979846502">
+    <w:abstractNumId w:val="2"/>
     <w:lvlOverride w:ilvl="0">
       <w:startOverride w:val="1"/>
     </w:lvlOverride>
   </w:num>
-  <w:num w:numId="4" w16cid:durableId="117533591">
+  <w:num w:numId="5" w16cid:durableId="464009836">
     <w:abstractNumId w:val="0"/>
-    <w:lvlOverride w:ilvl="0">
-      <w:startOverride w:val="1"/>
-    </w:lvlOverride>
-  </w:num>
-  <w:num w:numId="5" w16cid:durableId="821122010">
-    <w:abstractNumId w:val="2"/>
     <w:lvlOverride w:ilvl="0">
       <w:startOverride w:val="1"/>
     </w:lvlOverride>
@@ -6570,7 +6570,7 @@
     <w:autoRedefine/>
     <w:uiPriority w:val="39"/>
     <w:unhideWhenUsed/>
-    <w:rsid w:val="00F602EC"/>
+    <w:rsid w:val="008B5A63"/>
     <w:pPr>
       <w:spacing w:after="100"/>
     </w:pPr>
@@ -6582,7 +6582,7 @@
     <w:autoRedefine/>
     <w:uiPriority w:val="39"/>
     <w:unhideWhenUsed/>
-    <w:rsid w:val="00F602EC"/>
+    <w:rsid w:val="008B5A63"/>
     <w:pPr>
       <w:spacing w:after="100"/>
       <w:ind w:left="210"/>

--- a/docs/manuals/Respondent_Guide.docx
+++ b/docs/manuals/Respondent_Guide.docx
@@ -538,7 +538,7 @@
     <w:sdt>
       <w:sdtPr>
         <w:alias w:val="Contents"/>
-        <w:id w:val="1721786060"/>
+        <w:id w:val="-1749031833"/>
       </w:sdtPr>
       <w:sdtEndPr/>
       <w:sdtContent>
@@ -567,7 +567,7 @@
           <w:r>
             <w:fldChar w:fldCharType="separate"/>
           </w:r>
-          <w:hyperlink w:anchor="_Toc240758839" w:history="1">
+          <w:hyperlink w:anchor="_Toc240759099" w:history="1">
             <w:r>
               <w:rPr>
                 <w:rStyle w:val="Hyperlink"/>
@@ -591,7 +591,7 @@
               <w:rPr>
                 <w:noProof/>
               </w:rPr>
-              <w:instrText xml:space="preserve"> PAGEREF _Toc240758839 \h </w:instrText>
+              <w:instrText xml:space="preserve"> PAGEREF _Toc240759099 \h </w:instrText>
             </w:r>
             <w:r>
               <w:rPr>
@@ -634,7 +634,7 @@
               <w14:ligatures w14:val="standardContextual"/>
             </w:rPr>
           </w:pPr>
-          <w:hyperlink w:anchor="_Toc240758840" w:history="1">
+          <w:hyperlink w:anchor="_Toc240759100" w:history="1">
             <w:r>
               <w:rPr>
                 <w:rStyle w:val="Hyperlink"/>
@@ -658,7 +658,7 @@
               <w:rPr>
                 <w:noProof/>
               </w:rPr>
-              <w:instrText xml:space="preserve"> PAGEREF _Toc240758840 \h </w:instrText>
+              <w:instrText xml:space="preserve"> PAGEREF _Toc240759100 \h </w:instrText>
             </w:r>
             <w:r>
               <w:rPr>
@@ -701,7 +701,7 @@
               <w14:ligatures w14:val="standardContextual"/>
             </w:rPr>
           </w:pPr>
-          <w:hyperlink w:anchor="_Toc240758841" w:history="1">
+          <w:hyperlink w:anchor="_Toc240759101" w:history="1">
             <w:r>
               <w:rPr>
                 <w:rStyle w:val="Hyperlink"/>
@@ -725,7 +725,7 @@
               <w:rPr>
                 <w:noProof/>
               </w:rPr>
-              <w:instrText xml:space="preserve"> PAGEREF _Toc240758841 \h </w:instrText>
+              <w:instrText xml:space="preserve"> PAGEREF _Toc240759101 \h </w:instrText>
             </w:r>
             <w:r>
               <w:rPr>
@@ -768,7 +768,7 @@
               <w14:ligatures w14:val="standardContextual"/>
             </w:rPr>
           </w:pPr>
-          <w:hyperlink w:anchor="_Toc240758842" w:history="1">
+          <w:hyperlink w:anchor="_Toc240759102" w:history="1">
             <w:r>
               <w:rPr>
                 <w:rStyle w:val="Hyperlink"/>
@@ -792,7 +792,7 @@
               <w:rPr>
                 <w:noProof/>
               </w:rPr>
-              <w:instrText xml:space="preserve"> PAGEREF _Toc240758842 \h </w:instrText>
+              <w:instrText xml:space="preserve"> PAGEREF _Toc240759102 \h </w:instrText>
             </w:r>
             <w:r>
               <w:rPr>
@@ -835,7 +835,7 @@
               <w14:ligatures w14:val="standardContextual"/>
             </w:rPr>
           </w:pPr>
-          <w:hyperlink w:anchor="_Toc240758843" w:history="1">
+          <w:hyperlink w:anchor="_Toc240759103" w:history="1">
             <w:r>
               <w:rPr>
                 <w:rStyle w:val="Hyperlink"/>
@@ -859,7 +859,7 @@
               <w:rPr>
                 <w:noProof/>
               </w:rPr>
-              <w:instrText xml:space="preserve"> PAGEREF _Toc240758843 \h </w:instrText>
+              <w:instrText xml:space="preserve"> PAGEREF _Toc240759103 \h </w:instrText>
             </w:r>
             <w:r>
               <w:rPr>
@@ -902,7 +902,7 @@
               <w14:ligatures w14:val="standardContextual"/>
             </w:rPr>
           </w:pPr>
-          <w:hyperlink w:anchor="_Toc240758844" w:history="1">
+          <w:hyperlink w:anchor="_Toc240759104" w:history="1">
             <w:r>
               <w:rPr>
                 <w:rStyle w:val="Hyperlink"/>
@@ -926,7 +926,7 @@
               <w:rPr>
                 <w:noProof/>
               </w:rPr>
-              <w:instrText xml:space="preserve"> PAGEREF _Toc240758844 \h </w:instrText>
+              <w:instrText xml:space="preserve"> PAGEREF _Toc240759104 \h </w:instrText>
             </w:r>
             <w:r>
               <w:rPr>
@@ -969,7 +969,7 @@
               <w14:ligatures w14:val="standardContextual"/>
             </w:rPr>
           </w:pPr>
-          <w:hyperlink w:anchor="_Toc240758845" w:history="1">
+          <w:hyperlink w:anchor="_Toc240759105" w:history="1">
             <w:r>
               <w:rPr>
                 <w:rStyle w:val="Hyperlink"/>
@@ -993,7 +993,7 @@
               <w:rPr>
                 <w:noProof/>
               </w:rPr>
-              <w:instrText xml:space="preserve"> PAGEREF _Toc240758845 \h </w:instrText>
+              <w:instrText xml:space="preserve"> PAGEREF _Toc240759105 \h </w:instrText>
             </w:r>
             <w:r>
               <w:rPr>
@@ -1036,7 +1036,7 @@
               <w14:ligatures w14:val="standardContextual"/>
             </w:rPr>
           </w:pPr>
-          <w:hyperlink w:anchor="_Toc240758846" w:history="1">
+          <w:hyperlink w:anchor="_Toc240759106" w:history="1">
             <w:r>
               <w:rPr>
                 <w:rStyle w:val="Hyperlink"/>
@@ -1060,7 +1060,7 @@
               <w:rPr>
                 <w:noProof/>
               </w:rPr>
-              <w:instrText xml:space="preserve"> PAGEREF _Toc240758846 \h </w:instrText>
+              <w:instrText xml:space="preserve"> PAGEREF _Toc240759106 \h </w:instrText>
             </w:r>
             <w:r>
               <w:rPr>
@@ -1103,7 +1103,7 @@
               <w14:ligatures w14:val="standardContextual"/>
             </w:rPr>
           </w:pPr>
-          <w:hyperlink w:anchor="_Toc240758847" w:history="1">
+          <w:hyperlink w:anchor="_Toc240759107" w:history="1">
             <w:r>
               <w:rPr>
                 <w:rStyle w:val="Hyperlink"/>
@@ -1127,7 +1127,7 @@
               <w:rPr>
                 <w:noProof/>
               </w:rPr>
-              <w:instrText xml:space="preserve"> PAGEREF _Toc240758847 \h </w:instrText>
+              <w:instrText xml:space="preserve"> PAGEREF _Toc240759107 \h </w:instrText>
             </w:r>
             <w:r>
               <w:rPr>
@@ -1170,7 +1170,7 @@
               <w14:ligatures w14:val="standardContextual"/>
             </w:rPr>
           </w:pPr>
-          <w:hyperlink w:anchor="_Toc240758848" w:history="1">
+          <w:hyperlink w:anchor="_Toc240759108" w:history="1">
             <w:r>
               <w:rPr>
                 <w:rStyle w:val="Hyperlink"/>
@@ -1194,7 +1194,7 @@
               <w:rPr>
                 <w:noProof/>
               </w:rPr>
-              <w:instrText xml:space="preserve"> PAGEREF _Toc240758848 \h </w:instrText>
+              <w:instrText xml:space="preserve"> PAGEREF _Toc240759108 \h </w:instrText>
             </w:r>
             <w:r>
               <w:rPr>
@@ -1237,7 +1237,7 @@
               <w14:ligatures w14:val="standardContextual"/>
             </w:rPr>
           </w:pPr>
-          <w:hyperlink w:anchor="_Toc240758849" w:history="1">
+          <w:hyperlink w:anchor="_Toc240759109" w:history="1">
             <w:r>
               <w:rPr>
                 <w:rStyle w:val="Hyperlink"/>
@@ -1261,7 +1261,7 @@
               <w:rPr>
                 <w:noProof/>
               </w:rPr>
-              <w:instrText xml:space="preserve"> PAGEREF _Toc240758849 \h </w:instrText>
+              <w:instrText xml:space="preserve"> PAGEREF _Toc240759109 \h </w:instrText>
             </w:r>
             <w:r>
               <w:rPr>
@@ -1304,7 +1304,7 @@
               <w14:ligatures w14:val="standardContextual"/>
             </w:rPr>
           </w:pPr>
-          <w:hyperlink w:anchor="_Toc240758850" w:history="1">
+          <w:hyperlink w:anchor="_Toc240759110" w:history="1">
             <w:r>
               <w:rPr>
                 <w:rStyle w:val="Hyperlink"/>
@@ -1328,7 +1328,7 @@
               <w:rPr>
                 <w:noProof/>
               </w:rPr>
-              <w:instrText xml:space="preserve"> PAGEREF _Toc240758850 \h </w:instrText>
+              <w:instrText xml:space="preserve"> PAGEREF _Toc240759110 \h </w:instrText>
             </w:r>
             <w:r>
               <w:rPr>
@@ -1371,7 +1371,7 @@
               <w14:ligatures w14:val="standardContextual"/>
             </w:rPr>
           </w:pPr>
-          <w:hyperlink w:anchor="_Toc240758851" w:history="1">
+          <w:hyperlink w:anchor="_Toc240759111" w:history="1">
             <w:r>
               <w:rPr>
                 <w:rStyle w:val="Hyperlink"/>
@@ -1395,7 +1395,7 @@
               <w:rPr>
                 <w:noProof/>
               </w:rPr>
-              <w:instrText xml:space="preserve"> PAGEREF _Toc240758851 \h </w:instrText>
+              <w:instrText xml:space="preserve"> PAGEREF _Toc240759111 \h </w:instrText>
             </w:r>
             <w:r>
               <w:rPr>
@@ -1438,7 +1438,7 @@
               <w14:ligatures w14:val="standardContextual"/>
             </w:rPr>
           </w:pPr>
-          <w:hyperlink w:anchor="_Toc240758852" w:history="1">
+          <w:hyperlink w:anchor="_Toc240759112" w:history="1">
             <w:r>
               <w:rPr>
                 <w:rStyle w:val="Hyperlink"/>
@@ -1462,7 +1462,7 @@
               <w:rPr>
                 <w:noProof/>
               </w:rPr>
-              <w:instrText xml:space="preserve"> PAGEREF _Toc240758852 \h </w:instrText>
+              <w:instrText xml:space="preserve"> PAGEREF _Toc240759112 \h </w:instrText>
             </w:r>
             <w:r>
               <w:rPr>
@@ -1505,7 +1505,7 @@
               <w14:ligatures w14:val="standardContextual"/>
             </w:rPr>
           </w:pPr>
-          <w:hyperlink w:anchor="_Toc240758853" w:history="1">
+          <w:hyperlink w:anchor="_Toc240759113" w:history="1">
             <w:r>
               <w:rPr>
                 <w:rStyle w:val="Hyperlink"/>
@@ -1529,7 +1529,7 @@
               <w:rPr>
                 <w:noProof/>
               </w:rPr>
-              <w:instrText xml:space="preserve"> PAGEREF _Toc240758853 \h </w:instrText>
+              <w:instrText xml:space="preserve"> PAGEREF _Toc240759113 \h </w:instrText>
             </w:r>
             <w:r>
               <w:rPr>
@@ -1572,7 +1572,7 @@
               <w14:ligatures w14:val="standardContextual"/>
             </w:rPr>
           </w:pPr>
-          <w:hyperlink w:anchor="_Toc240758854" w:history="1">
+          <w:hyperlink w:anchor="_Toc240759114" w:history="1">
             <w:r>
               <w:rPr>
                 <w:rStyle w:val="Hyperlink"/>
@@ -1596,7 +1596,7 @@
               <w:rPr>
                 <w:noProof/>
               </w:rPr>
-              <w:instrText xml:space="preserve"> PAGEREF _Toc240758854 \h </w:instrText>
+              <w:instrText xml:space="preserve"> PAGEREF _Toc240759114 \h </w:instrText>
             </w:r>
             <w:r>
               <w:rPr>
@@ -1639,7 +1639,7 @@
               <w14:ligatures w14:val="standardContextual"/>
             </w:rPr>
           </w:pPr>
-          <w:hyperlink w:anchor="_Toc240758855" w:history="1">
+          <w:hyperlink w:anchor="_Toc240759115" w:history="1">
             <w:r>
               <w:rPr>
                 <w:rStyle w:val="Hyperlink"/>
@@ -1663,7 +1663,7 @@
               <w:rPr>
                 <w:noProof/>
               </w:rPr>
-              <w:instrText xml:space="preserve"> PAGEREF _Toc240758855 \h </w:instrText>
+              <w:instrText xml:space="preserve"> PAGEREF _Toc240759115 \h </w:instrText>
             </w:r>
             <w:r>
               <w:rPr>
@@ -1706,7 +1706,7 @@
               <w14:ligatures w14:val="standardContextual"/>
             </w:rPr>
           </w:pPr>
-          <w:hyperlink w:anchor="_Toc240758856" w:history="1">
+          <w:hyperlink w:anchor="_Toc240759116" w:history="1">
             <w:r>
               <w:rPr>
                 <w:rStyle w:val="Hyperlink"/>
@@ -1730,7 +1730,7 @@
               <w:rPr>
                 <w:noProof/>
               </w:rPr>
-              <w:instrText xml:space="preserve"> PAGEREF _Toc240758856 \h </w:instrText>
+              <w:instrText xml:space="preserve"> PAGEREF _Toc240759116 \h </w:instrText>
             </w:r>
             <w:r>
               <w:rPr>
@@ -1769,7 +1769,7 @@
         <w:pStyle w:val="Heading1"/>
         <w:pageBreakBefore/>
       </w:pPr>
-      <w:bookmarkStart w:id="0" w:name="_Toc240758839"/>
+      <w:bookmarkStart w:id="0" w:name="_Toc240759099"/>
       <w:r>
         <w:lastRenderedPageBreak/>
         <w:t>1. Welcome</w:t>
@@ -2185,7 +2185,7 @@
       <w:pPr>
         <w:pStyle w:val="Heading2"/>
       </w:pPr>
-      <w:bookmarkStart w:id="1" w:name="_Toc240758840"/>
+      <w:bookmarkStart w:id="1" w:name="_Toc240759100"/>
       <w:r>
         <w:t>What you should know first</w:t>
       </w:r>
@@ -2303,7 +2303,7 @@
         <w:pStyle w:val="Heading1"/>
         <w:pageBreakBefore/>
       </w:pPr>
-      <w:bookmarkStart w:id="2" w:name="_Toc240758841"/>
+      <w:bookmarkStart w:id="2" w:name="_Toc240759101"/>
       <w:r>
         <w:lastRenderedPageBreak/>
         <w:t>2. What you need</w:t>
@@ -2532,7 +2532,7 @@
         <w:pStyle w:val="Heading1"/>
         <w:pageBreakBefore/>
       </w:pPr>
-      <w:bookmarkStart w:id="3" w:name="_Toc240758842"/>
+      <w:bookmarkStart w:id="3" w:name="_Toc240759102"/>
       <w:r>
         <w:lastRenderedPageBreak/>
         <w:t>3. Taking part, step by step</w:t>
@@ -2543,7 +2543,7 @@
       <w:pPr>
         <w:pStyle w:val="Heading2"/>
       </w:pPr>
-      <w:bookmarkStart w:id="4" w:name="_Toc240758843"/>
+      <w:bookmarkStart w:id="4" w:name="_Toc240759103"/>
       <w:r>
         <w:t>Step 1 — Open your link</w:t>
       </w:r>
@@ -2561,7 +2561,7 @@
       <w:pPr>
         <w:pStyle w:val="Heading2"/>
       </w:pPr>
-      <w:bookmarkStart w:id="5" w:name="_Toc240758844"/>
+      <w:bookmarkStart w:id="5" w:name="_Toc240759104"/>
       <w:r>
         <w:t>Step 2 — Confirm your organisation</w:t>
       </w:r>
@@ -2596,7 +2596,7 @@
           <w:noProof/>
         </w:rPr>
         <w:drawing>
-          <wp:inline distT="0" distB="0" distL="0" distR="0" wp14:anchorId="6C423B73" wp14:editId="43EFA044">
+          <wp:inline distT="0" distB="0" distL="0" distR="0" wp14:anchorId="198A76C1" wp14:editId="6FFA9111">
             <wp:extent cx="2476500" cy="3362325"/>
             <wp:effectExtent l="0" t="0" r="0" b="0"/>
             <wp:docPr id="1" name="resp_01_confirm.jpg" descr="Confirming the organisation." title="Confirming the organisation."/>
@@ -2665,7 +2665,7 @@
       <w:pPr>
         <w:pStyle w:val="Heading2"/>
       </w:pPr>
-      <w:bookmarkStart w:id="6" w:name="_Toc240758845"/>
+      <w:bookmarkStart w:id="6" w:name="_Toc240759105"/>
       <w:r>
         <w:t>Step 3 — Tell us a little about you</w:t>
       </w:r>
@@ -2757,7 +2757,7 @@
         </w:rPr>
         <w:lastRenderedPageBreak/>
         <w:drawing>
-          <wp:inline distT="0" distB="0" distL="0" distR="0" wp14:anchorId="5AE42359" wp14:editId="7D2CF494">
+          <wp:inline distT="0" distB="0" distL="0" distR="0" wp14:anchorId="7A9C39E6" wp14:editId="56662F27">
             <wp:extent cx="2476500" cy="3362325"/>
             <wp:effectExtent l="0" t="0" r="0" b="0"/>
             <wp:docPr id="2" name="resp_02_eligibility.jpg" descr="A little about you." title="A little about you."/>
@@ -2912,7 +2912,7 @@
       <w:pPr>
         <w:pStyle w:val="Heading2"/>
       </w:pPr>
-      <w:bookmarkStart w:id="7" w:name="_Toc240758846"/>
+      <w:bookmarkStart w:id="7" w:name="_Toc240759106"/>
       <w:r>
         <w:t>Step 4 — Read the participant information</w:t>
       </w:r>
@@ -2958,7 +2958,7 @@
         </w:rPr>
         <w:lastRenderedPageBreak/>
         <w:drawing>
-          <wp:inline distT="0" distB="0" distL="0" distR="0" wp14:anchorId="40AFDD82" wp14:editId="35D194ED">
+          <wp:inline distT="0" distB="0" distL="0" distR="0" wp14:anchorId="292BDC16" wp14:editId="12A70792">
             <wp:extent cx="1076325" cy="4953000"/>
             <wp:effectExtent l="0" t="0" r="0" b="0"/>
             <wp:docPr id="3" name="resp_03_information_top.jpg" descr="Participant Information." title="Participant Information."/>
@@ -3027,7 +3027,7 @@
       <w:pPr>
         <w:pStyle w:val="Heading2"/>
       </w:pPr>
-      <w:bookmarkStart w:id="8" w:name="_Toc240758847"/>
+      <w:bookmarkStart w:id="8" w:name="_Toc240759107"/>
       <w:r>
         <w:t>Step 5 — Give your decision</w:t>
       </w:r>
@@ -3119,7 +3119,7 @@
         </w:rPr>
         <w:lastRenderedPageBreak/>
         <w:drawing>
-          <wp:inline distT="0" distB="0" distL="0" distR="0" wp14:anchorId="444B13A0" wp14:editId="0F3CBE90">
+          <wp:inline distT="0" distB="0" distL="0" distR="0" wp14:anchorId="2CDA1BC5" wp14:editId="46682317">
             <wp:extent cx="2476500" cy="4419600"/>
             <wp:effectExtent l="0" t="0" r="0" b="0"/>
             <wp:docPr id="4" name="resp_04_consent.jpg" descr="Your consent." title="Your consent."/>
@@ -3188,7 +3188,7 @@
       <w:pPr>
         <w:pStyle w:val="Heading2"/>
       </w:pPr>
-      <w:bookmarkStart w:id="9" w:name="_Toc240758848"/>
+      <w:bookmarkStart w:id="9" w:name="_Toc240759108"/>
       <w:r>
         <w:t>Step 6 — Check what we already know (only if shown)</w:t>
       </w:r>
@@ -3276,7 +3276,7 @@
       <w:pPr>
         <w:pStyle w:val="Heading2"/>
       </w:pPr>
-      <w:bookmarkStart w:id="10" w:name="_Toc240758849"/>
+      <w:bookmarkStart w:id="10" w:name="_Toc240759109"/>
       <w:r>
         <w:t>Step 7 — Choose how you would like to take part</w:t>
       </w:r>
@@ -3618,7 +3618,7 @@
         </w:rPr>
         <w:lastRenderedPageBreak/>
         <w:drawing>
-          <wp:inline distT="0" distB="0" distL="0" distR="0" wp14:anchorId="28676132" wp14:editId="21088E90">
+          <wp:inline distT="0" distB="0" distL="0" distR="0" wp14:anchorId="241710FC" wp14:editId="23F34F0B">
             <wp:extent cx="2476500" cy="4533900"/>
             <wp:effectExtent l="0" t="0" r="0" b="0"/>
             <wp:docPr id="5" name="resp_06_choice.jpg" descr="How would you like to take part?" title="How would you like to take part?"/>
@@ -3687,7 +3687,7 @@
       <w:pPr>
         <w:pStyle w:val="Heading2"/>
       </w:pPr>
-      <w:bookmarkStart w:id="11" w:name="_Toc240758850"/>
+      <w:bookmarkStart w:id="11" w:name="_Toc240759110"/>
       <w:r>
         <w:t>Step 8a — Complete the questionnaire yourself</w:t>
       </w:r>
@@ -3779,7 +3779,7 @@
         </w:rPr>
         <w:lastRenderedPageBreak/>
         <w:drawing>
-          <wp:inline distT="0" distB="0" distL="0" distR="0" wp14:anchorId="6051E428" wp14:editId="40AAB510">
+          <wp:inline distT="0" distB="0" distL="0" distR="0" wp14:anchorId="482C1503" wp14:editId="5E2F00E2">
             <wp:extent cx="2476500" cy="3362325"/>
             <wp:effectExtent l="0" t="0" r="0" b="0"/>
             <wp:docPr id="6" name="resp_07_ready.jpg" descr="Ready to begin." title="Ready to begin."/>
@@ -3855,7 +3855,7 @@
           <w:noProof/>
         </w:rPr>
         <w:drawing>
-          <wp:inline distT="0" distB="0" distL="0" distR="0" wp14:anchorId="6FF0FB2E" wp14:editId="0AE101C9">
+          <wp:inline distT="0" distB="0" distL="0" distR="0" wp14:anchorId="4C41D46A" wp14:editId="147EB915">
             <wp:extent cx="2476500" cy="3362325"/>
             <wp:effectExtent l="0" t="0" r="0" b="0"/>
             <wp:docPr id="7" name="resp_07b_kobo_form.jpg" descr="The questionnaire's first page." title="The questionnaire's first page."/>
@@ -4050,7 +4050,7 @@
       <w:pPr>
         <w:pStyle w:val="Heading2"/>
       </w:pPr>
-      <w:bookmarkStart w:id="12" w:name="_Toc240758851"/>
+      <w:bookmarkStart w:id="12" w:name="_Toc240759111"/>
       <w:r>
         <w:t>Step 8b — Ask a researcher to call you</w:t>
       </w:r>
@@ -4142,7 +4142,7 @@
           <w:noProof/>
         </w:rPr>
         <w:drawing>
-          <wp:inline distT="0" distB="0" distL="0" distR="0" wp14:anchorId="750E290C" wp14:editId="3B49B7EE">
+          <wp:inline distT="0" distB="0" distL="0" distR="0" wp14:anchorId="5C8F148C" wp14:editId="7814285B">
             <wp:extent cx="2476500" cy="3362325"/>
             <wp:effectExtent l="0" t="0" r="0" b="0"/>
             <wp:docPr id="8" name="resp_08_appointment.jpg" descr="Choosing a time for a call." title="Choosing a time for a call."/>
@@ -4218,7 +4218,7 @@
           <w:noProof/>
         </w:rPr>
         <w:drawing>
-          <wp:inline distT="0" distB="0" distL="0" distR="0" wp14:anchorId="162207FF" wp14:editId="32996FA5">
+          <wp:inline distT="0" distB="0" distL="0" distR="0" wp14:anchorId="385D21AC" wp14:editId="67E18BA3">
             <wp:extent cx="2476500" cy="3676650"/>
             <wp:effectExtent l="0" t="0" r="0" b="0"/>
             <wp:docPr id="9" name="resp_09_done_appointment.jpg" descr="Your request has been sent." title="Your request has been sent."/>
@@ -4287,7 +4287,7 @@
       <w:pPr>
         <w:pStyle w:val="Heading2"/>
       </w:pPr>
-      <w:bookmarkStart w:id="13" w:name="_Toc240758852"/>
+      <w:bookmarkStart w:id="13" w:name="_Toc240759112"/>
       <w:r>
         <w:t>Step 9 — Finished</w:t>
       </w:r>
@@ -4306,7 +4306,7 @@
         <w:pStyle w:val="Heading1"/>
         <w:pageBreakBefore/>
       </w:pPr>
-      <w:bookmarkStart w:id="14" w:name="_Toc240758853"/>
+      <w:bookmarkStart w:id="14" w:name="_Toc240759113"/>
       <w:r>
         <w:lastRenderedPageBreak/>
         <w:t>4. Reminders</w:t>
@@ -4326,7 +4326,7 @@
         <w:pStyle w:val="Heading1"/>
         <w:pageBreakBefore/>
       </w:pPr>
-      <w:bookmarkStart w:id="15" w:name="_Toc240758854"/>
+      <w:bookmarkStart w:id="15" w:name="_Toc240759114"/>
       <w:r>
         <w:lastRenderedPageBreak/>
         <w:t>5. Your rights and your information</w:t>
@@ -4451,7 +4451,7 @@
         <w:pStyle w:val="Heading1"/>
         <w:pageBreakBefore/>
       </w:pPr>
-      <w:bookmarkStart w:id="16" w:name="_Toc240758855"/>
+      <w:bookmarkStart w:id="16" w:name="_Toc240759115"/>
       <w:r>
         <w:lastRenderedPageBreak/>
         <w:t>6. Questions and answers</w:t>
@@ -4966,7 +4966,7 @@
           <w:noProof/>
         </w:rPr>
         <w:drawing>
-          <wp:inline distT="0" distB="0" distL="0" distR="0" wp14:anchorId="435CD4A6" wp14:editId="5B56B7A0">
+          <wp:inline distT="0" distB="0" distL="0" distR="0" wp14:anchorId="52B6E958" wp14:editId="4E22BBD8">
             <wp:extent cx="2476500" cy="2524125"/>
             <wp:effectExtent l="0" t="0" r="0" b="0"/>
             <wp:docPr id="10" name="resp_10_invalid_link.jpg" descr="What an invalid or expired link looks like." title="What an invalid or expired link looks like."/>
@@ -5036,7 +5036,7 @@
         <w:pStyle w:val="Heading1"/>
         <w:pageBreakBefore/>
       </w:pPr>
-      <w:bookmarkStart w:id="17" w:name="_Toc240758856"/>
+      <w:bookmarkStart w:id="17" w:name="_Toc240759116"/>
       <w:r>
         <w:lastRenderedPageBreak/>
         <w:t>7. Contact the research team</w:t>
@@ -5599,10 +5599,68 @@
 <file path=word/numbering.xml><?xml version="1.0" encoding="utf-8"?>
 <w:numbering xmlns:wpc="http://schemas.microsoft.com/office/word/2010/wordprocessingCanvas" xmlns:cx="http://schemas.microsoft.com/office/drawing/2014/chartex" xmlns:cx1="http://schemas.microsoft.com/office/drawing/2015/9/8/chartex" xmlns:cx2="http://schemas.microsoft.com/office/drawing/2015/10/21/chartex" xmlns:cx3="http://schemas.microsoft.com/office/drawing/2016/5/9/chartex" xmlns:cx4="http://schemas.microsoft.com/office/drawing/2016/5/10/chartex" xmlns:cx5="http://schemas.microsoft.com/office/drawing/2016/5/11/chartex" xmlns:cx6="http://schemas.microsoft.com/office/drawing/2016/5/12/chartex" xmlns:cx7="http://schemas.microsoft.com/office/drawing/2016/5/13/chartex" xmlns:cx8="http://schemas.microsoft.com/office/drawing/2016/5/14/chartex" xmlns:mc="http://schemas.openxmlformats.org/markup-compatibility/2006" xmlns:aink="http://schemas.microsoft.com/office/drawing/2016/ink" xmlns:am3d="http://schemas.microsoft.com/office/drawing/2017/model3d" xmlns:o="urn:schemas-microsoft-com:office:office" xmlns:oel="http://schemas.microsoft.com/office/2019/extlst" xmlns:r="http://schemas.openxmlformats.org/officeDocument/2006/relationships" xmlns:m="http://schemas.openxmlformats.org/officeDocument/2006/math" xmlns:v="urn:schemas-microsoft-com:vml" xmlns:wp14="http://schemas.microsoft.com/office/word/2010/wordprocessingDrawing" xmlns:wp="http://schemas.openxmlformats.org/drawingml/2006/wordprocessingDrawing" xmlns:w10="urn:schemas-microsoft-com:office:word" xmlns:w="http://schemas.openxmlformats.org/wordprocessingml/2006/main" xmlns:w14="http://schemas.microsoft.com/office/word/2010/wordml" xmlns:w15="http://schemas.microsoft.com/office/word/2012/wordml" xmlns:w16cex="http://schemas.microsoft.com/office/word/2018/wordml/cex" xmlns:w16cid="http://schemas.microsoft.com/office/word/2016/wordml/cid" xmlns:w16="http://schemas.microsoft.com/office/word/2018/wordml" xmlns:w16sdtdh="http://schemas.microsoft.com/office/word/2020/wordml/sdtdatahash" xmlns:w16se="http://schemas.microsoft.com/office/word/2015/wordml/symex" xmlns:wpg="http://schemas.microsoft.com/office/word/2010/wordprocessingGroup" xmlns:wpi="http://schemas.microsoft.com/office/word/2010/wordprocessingInk" xmlns:wne="http://schemas.microsoft.com/office/word/2006/wordml" xmlns:wps="http://schemas.microsoft.com/office/word/2010/wordprocessingShape" mc:Ignorable="w14 w15 w16se w16cid w16 w16cex w16sdtdh wp14">
   <w:abstractNum w:abstractNumId="0" w15:restartNumberingAfterBreak="0">
-    <w:nsid w:val="330348B3"/>
+    <w:nsid w:val="0F2352D7"/>
     <w:multiLevelType w:val="hybridMultilevel"/>
-    <w:tmpl w:val="825A4D94"/>
-    <w:lvl w:ilvl="0" w:tplc="B56C5F2A">
+    <w:tmpl w:val="758C1084"/>
+    <w:lvl w:ilvl="0" w:tplc="19F2CD18">
+      <w:start w:val="1"/>
+      <w:numFmt w:val="bullet"/>
+      <w:lvlText w:val="•"/>
+      <w:lvlJc w:val="left"/>
+      <w:pPr>
+        <w:ind w:left="460" w:hanging="280"/>
+      </w:pPr>
+    </w:lvl>
+    <w:lvl w:ilvl="1" w:tplc="C63A3F74">
+      <w:start w:val="1"/>
+      <w:numFmt w:val="bullet"/>
+      <w:lvlText w:val="–"/>
+      <w:lvlJc w:val="left"/>
+      <w:pPr>
+        <w:ind w:left="900" w:hanging="280"/>
+      </w:pPr>
+    </w:lvl>
+    <w:lvl w:ilvl="2" w:tplc="D0FCF2A4">
+      <w:numFmt w:val="decimal"/>
+      <w:lvlText w:val=""/>
+      <w:lvlJc w:val="left"/>
+    </w:lvl>
+    <w:lvl w:ilvl="3" w:tplc="3646967E">
+      <w:numFmt w:val="decimal"/>
+      <w:lvlText w:val=""/>
+      <w:lvlJc w:val="left"/>
+    </w:lvl>
+    <w:lvl w:ilvl="4" w:tplc="FB72EB12">
+      <w:numFmt w:val="decimal"/>
+      <w:lvlText w:val=""/>
+      <w:lvlJc w:val="left"/>
+    </w:lvl>
+    <w:lvl w:ilvl="5" w:tplc="BDD62D6E">
+      <w:numFmt w:val="decimal"/>
+      <w:lvlText w:val=""/>
+      <w:lvlJc w:val="left"/>
+    </w:lvl>
+    <w:lvl w:ilvl="6" w:tplc="2B0E3EB2">
+      <w:numFmt w:val="decimal"/>
+      <w:lvlText w:val=""/>
+      <w:lvlJc w:val="left"/>
+    </w:lvl>
+    <w:lvl w:ilvl="7" w:tplc="A074034C">
+      <w:numFmt w:val="decimal"/>
+      <w:lvlText w:val=""/>
+      <w:lvlJc w:val="left"/>
+    </w:lvl>
+    <w:lvl w:ilvl="8" w:tplc="E2F0C1B8">
+      <w:numFmt w:val="decimal"/>
+      <w:lvlText w:val=""/>
+      <w:lvlJc w:val="left"/>
+    </w:lvl>
+  </w:abstractNum>
+  <w:abstractNum w:abstractNumId="1" w15:restartNumberingAfterBreak="0">
+    <w:nsid w:val="32FD55C6"/>
+    <w:multiLevelType w:val="hybridMultilevel"/>
+    <w:tmpl w:val="AD74D2AE"/>
+    <w:lvl w:ilvl="0" w:tplc="F7CC089A">
       <w:start w:val="1"/>
       <w:numFmt w:val="decimal"/>
       <w:lvlText w:val="%1."/>
@@ -5616,110 +5674,138 @@
         <w:color w:val="A67C27"/>
       </w:rPr>
     </w:lvl>
-    <w:lvl w:ilvl="1" w:tplc="2EC0C682">
+    <w:lvl w:ilvl="1" w:tplc="5748DEE0">
       <w:numFmt w:val="decimal"/>
       <w:lvlText w:val=""/>
       <w:lvlJc w:val="left"/>
     </w:lvl>
-    <w:lvl w:ilvl="2" w:tplc="EDC4267E">
+    <w:lvl w:ilvl="2" w:tplc="CD38543C">
       <w:numFmt w:val="decimal"/>
       <w:lvlText w:val=""/>
       <w:lvlJc w:val="left"/>
     </w:lvl>
-    <w:lvl w:ilvl="3" w:tplc="22929A3E">
+    <w:lvl w:ilvl="3" w:tplc="0AFCC6F6">
       <w:numFmt w:val="decimal"/>
       <w:lvlText w:val=""/>
       <w:lvlJc w:val="left"/>
     </w:lvl>
-    <w:lvl w:ilvl="4" w:tplc="BA0294FC">
+    <w:lvl w:ilvl="4" w:tplc="3F18DCAA">
       <w:numFmt w:val="decimal"/>
       <w:lvlText w:val=""/>
       <w:lvlJc w:val="left"/>
     </w:lvl>
-    <w:lvl w:ilvl="5" w:tplc="35600580">
+    <w:lvl w:ilvl="5" w:tplc="DED2DA7E">
       <w:numFmt w:val="decimal"/>
       <w:lvlText w:val=""/>
       <w:lvlJc w:val="left"/>
     </w:lvl>
-    <w:lvl w:ilvl="6" w:tplc="6F8E3D2E">
+    <w:lvl w:ilvl="6" w:tplc="CD804C44">
       <w:numFmt w:val="decimal"/>
       <w:lvlText w:val=""/>
       <w:lvlJc w:val="left"/>
     </w:lvl>
-    <w:lvl w:ilvl="7" w:tplc="69520B74">
+    <w:lvl w:ilvl="7" w:tplc="2D5A2CF2">
       <w:numFmt w:val="decimal"/>
       <w:lvlText w:val=""/>
       <w:lvlJc w:val="left"/>
     </w:lvl>
-    <w:lvl w:ilvl="8" w:tplc="DE5C10A8">
-      <w:numFmt w:val="decimal"/>
-      <w:lvlText w:val=""/>
-      <w:lvlJc w:val="left"/>
-    </w:lvl>
-  </w:abstractNum>
-  <w:abstractNum w:abstractNumId="1" w15:restartNumberingAfterBreak="0">
-    <w:nsid w:val="40B21FE6"/>
-    <w:multiLevelType w:val="hybridMultilevel"/>
-    <w:tmpl w:val="F4AAD15E"/>
-    <w:lvl w:ilvl="0" w:tplc="8E2224CE">
-      <w:start w:val="1"/>
-      <w:numFmt w:val="bullet"/>
-      <w:lvlText w:val="•"/>
-      <w:lvlJc w:val="left"/>
-      <w:pPr>
-        <w:ind w:left="460" w:hanging="280"/>
-      </w:pPr>
-    </w:lvl>
-    <w:lvl w:ilvl="1" w:tplc="73D08ADC">
-      <w:start w:val="1"/>
-      <w:numFmt w:val="bullet"/>
-      <w:lvlText w:val="–"/>
-      <w:lvlJc w:val="left"/>
-      <w:pPr>
-        <w:ind w:left="900" w:hanging="280"/>
-      </w:pPr>
-    </w:lvl>
-    <w:lvl w:ilvl="2" w:tplc="9A08AAA0">
-      <w:numFmt w:val="decimal"/>
-      <w:lvlText w:val=""/>
-      <w:lvlJc w:val="left"/>
-    </w:lvl>
-    <w:lvl w:ilvl="3" w:tplc="2952953C">
-      <w:numFmt w:val="decimal"/>
-      <w:lvlText w:val=""/>
-      <w:lvlJc w:val="left"/>
-    </w:lvl>
-    <w:lvl w:ilvl="4" w:tplc="92C07048">
-      <w:numFmt w:val="decimal"/>
-      <w:lvlText w:val=""/>
-      <w:lvlJc w:val="left"/>
-    </w:lvl>
-    <w:lvl w:ilvl="5" w:tplc="113459EE">
-      <w:numFmt w:val="decimal"/>
-      <w:lvlText w:val=""/>
-      <w:lvlJc w:val="left"/>
-    </w:lvl>
-    <w:lvl w:ilvl="6" w:tplc="9558B3FC">
-      <w:numFmt w:val="decimal"/>
-      <w:lvlText w:val=""/>
-      <w:lvlJc w:val="left"/>
-    </w:lvl>
-    <w:lvl w:ilvl="7" w:tplc="58DC600C">
-      <w:numFmt w:val="decimal"/>
-      <w:lvlText w:val=""/>
-      <w:lvlJc w:val="left"/>
-    </w:lvl>
-    <w:lvl w:ilvl="8" w:tplc="366C20A2">
+    <w:lvl w:ilvl="8" w:tplc="87042D94">
       <w:numFmt w:val="decimal"/>
       <w:lvlText w:val=""/>
       <w:lvlJc w:val="left"/>
     </w:lvl>
   </w:abstractNum>
   <w:abstractNum w:abstractNumId="2" w15:restartNumberingAfterBreak="0">
-    <w:nsid w:val="485B1E04"/>
+    <w:nsid w:val="401767D3"/>
     <w:multiLevelType w:val="hybridMultilevel"/>
-    <w:tmpl w:val="83BAD4B8"/>
-    <w:lvl w:ilvl="0" w:tplc="0CDCB7E6">
+    <w:tmpl w:val="9A9E05CE"/>
+    <w:lvl w:ilvl="0" w:tplc="F3BCF410">
+      <w:start w:val="1"/>
+      <w:numFmt w:val="bullet"/>
+      <w:lvlText w:val="●"/>
+      <w:lvlJc w:val="left"/>
+      <w:pPr>
+        <w:ind w:left="720" w:hanging="360"/>
+      </w:pPr>
+    </w:lvl>
+    <w:lvl w:ilvl="1" w:tplc="D58AA518">
+      <w:start w:val="1"/>
+      <w:numFmt w:val="bullet"/>
+      <w:lvlText w:val="○"/>
+      <w:lvlJc w:val="left"/>
+      <w:pPr>
+        <w:ind w:left="1440" w:hanging="360"/>
+      </w:pPr>
+    </w:lvl>
+    <w:lvl w:ilvl="2" w:tplc="F516F280">
+      <w:start w:val="1"/>
+      <w:numFmt w:val="bullet"/>
+      <w:lvlText w:val="■"/>
+      <w:lvlJc w:val="left"/>
+      <w:pPr>
+        <w:ind w:left="2160" w:hanging="360"/>
+      </w:pPr>
+    </w:lvl>
+    <w:lvl w:ilvl="3" w:tplc="D66EBBFC">
+      <w:start w:val="1"/>
+      <w:numFmt w:val="bullet"/>
+      <w:lvlText w:val="●"/>
+      <w:lvlJc w:val="left"/>
+      <w:pPr>
+        <w:ind w:left="2880" w:hanging="360"/>
+      </w:pPr>
+    </w:lvl>
+    <w:lvl w:ilvl="4" w:tplc="223CBB8E">
+      <w:start w:val="1"/>
+      <w:numFmt w:val="bullet"/>
+      <w:lvlText w:val="○"/>
+      <w:lvlJc w:val="left"/>
+      <w:pPr>
+        <w:ind w:left="3600" w:hanging="360"/>
+      </w:pPr>
+    </w:lvl>
+    <w:lvl w:ilvl="5" w:tplc="CE703A3A">
+      <w:start w:val="1"/>
+      <w:numFmt w:val="bullet"/>
+      <w:lvlText w:val="■"/>
+      <w:lvlJc w:val="left"/>
+      <w:pPr>
+        <w:ind w:left="4320" w:hanging="360"/>
+      </w:pPr>
+    </w:lvl>
+    <w:lvl w:ilvl="6" w:tplc="19F8BC4C">
+      <w:start w:val="1"/>
+      <w:numFmt w:val="bullet"/>
+      <w:lvlText w:val="●"/>
+      <w:lvlJc w:val="left"/>
+      <w:pPr>
+        <w:ind w:left="5040" w:hanging="360"/>
+      </w:pPr>
+    </w:lvl>
+    <w:lvl w:ilvl="7" w:tplc="21EE31EE">
+      <w:start w:val="1"/>
+      <w:numFmt w:val="bullet"/>
+      <w:lvlText w:val="●"/>
+      <w:lvlJc w:val="left"/>
+      <w:pPr>
+        <w:ind w:left="5760" w:hanging="360"/>
+      </w:pPr>
+    </w:lvl>
+    <w:lvl w:ilvl="8" w:tplc="F9BC5DB6">
+      <w:start w:val="1"/>
+      <w:numFmt w:val="bullet"/>
+      <w:lvlText w:val="●"/>
+      <w:lvlJc w:val="left"/>
+      <w:pPr>
+        <w:ind w:left="6480" w:hanging="360"/>
+      </w:pPr>
+    </w:lvl>
+  </w:abstractNum>
+  <w:abstractNum w:abstractNumId="3" w15:restartNumberingAfterBreak="0">
+    <w:nsid w:val="41DA1661"/>
+    <w:multiLevelType w:val="hybridMultilevel"/>
+    <w:tmpl w:val="706406C2"/>
+    <w:lvl w:ilvl="0" w:tplc="A98039EA">
       <w:start w:val="1"/>
       <w:numFmt w:val="decimal"/>
       <w:lvlText w:val="%1."/>
@@ -5733,138 +5819,52 @@
         <w:color w:val="A67C27"/>
       </w:rPr>
     </w:lvl>
-    <w:lvl w:ilvl="1" w:tplc="85B86E50">
+    <w:lvl w:ilvl="1" w:tplc="4C92DAF6">
       <w:numFmt w:val="decimal"/>
       <w:lvlText w:val=""/>
       <w:lvlJc w:val="left"/>
     </w:lvl>
-    <w:lvl w:ilvl="2" w:tplc="953A7DD0">
+    <w:lvl w:ilvl="2" w:tplc="B4082196">
       <w:numFmt w:val="decimal"/>
       <w:lvlText w:val=""/>
       <w:lvlJc w:val="left"/>
     </w:lvl>
-    <w:lvl w:ilvl="3" w:tplc="F0F483D2">
+    <w:lvl w:ilvl="3" w:tplc="F488A646">
       <w:numFmt w:val="decimal"/>
       <w:lvlText w:val=""/>
       <w:lvlJc w:val="left"/>
     </w:lvl>
-    <w:lvl w:ilvl="4" w:tplc="725C8C42">
+    <w:lvl w:ilvl="4" w:tplc="3ECC7718">
       <w:numFmt w:val="decimal"/>
       <w:lvlText w:val=""/>
       <w:lvlJc w:val="left"/>
     </w:lvl>
-    <w:lvl w:ilvl="5" w:tplc="42FADF22">
+    <w:lvl w:ilvl="5" w:tplc="3E969024">
       <w:numFmt w:val="decimal"/>
       <w:lvlText w:val=""/>
       <w:lvlJc w:val="left"/>
     </w:lvl>
-    <w:lvl w:ilvl="6" w:tplc="A7DC4CB0">
+    <w:lvl w:ilvl="6" w:tplc="493CF37A">
       <w:numFmt w:val="decimal"/>
       <w:lvlText w:val=""/>
       <w:lvlJc w:val="left"/>
     </w:lvl>
-    <w:lvl w:ilvl="7" w:tplc="7EFCE7A2">
+    <w:lvl w:ilvl="7" w:tplc="4E8CA4E6">
       <w:numFmt w:val="decimal"/>
       <w:lvlText w:val=""/>
       <w:lvlJc w:val="left"/>
     </w:lvl>
-    <w:lvl w:ilvl="8" w:tplc="B5783D7E">
+    <w:lvl w:ilvl="8" w:tplc="7CB6E9AA">
       <w:numFmt w:val="decimal"/>
       <w:lvlText w:val=""/>
       <w:lvlJc w:val="left"/>
     </w:lvl>
   </w:abstractNum>
-  <w:abstractNum w:abstractNumId="3" w15:restartNumberingAfterBreak="0">
-    <w:nsid w:val="537B61FB"/>
+  <w:abstractNum w:abstractNumId="4" w15:restartNumberingAfterBreak="0">
+    <w:nsid w:val="4D980341"/>
     <w:multiLevelType w:val="hybridMultilevel"/>
-    <w:tmpl w:val="35D48C40"/>
-    <w:lvl w:ilvl="0" w:tplc="080C0CE2">
-      <w:start w:val="1"/>
-      <w:numFmt w:val="bullet"/>
-      <w:lvlText w:val="●"/>
-      <w:lvlJc w:val="left"/>
-      <w:pPr>
-        <w:ind w:left="720" w:hanging="360"/>
-      </w:pPr>
-    </w:lvl>
-    <w:lvl w:ilvl="1" w:tplc="7D92BF90">
-      <w:start w:val="1"/>
-      <w:numFmt w:val="bullet"/>
-      <w:lvlText w:val="○"/>
-      <w:lvlJc w:val="left"/>
-      <w:pPr>
-        <w:ind w:left="1440" w:hanging="360"/>
-      </w:pPr>
-    </w:lvl>
-    <w:lvl w:ilvl="2" w:tplc="712AB18C">
-      <w:start w:val="1"/>
-      <w:numFmt w:val="bullet"/>
-      <w:lvlText w:val="■"/>
-      <w:lvlJc w:val="left"/>
-      <w:pPr>
-        <w:ind w:left="2160" w:hanging="360"/>
-      </w:pPr>
-    </w:lvl>
-    <w:lvl w:ilvl="3" w:tplc="F9D63EBE">
-      <w:start w:val="1"/>
-      <w:numFmt w:val="bullet"/>
-      <w:lvlText w:val="●"/>
-      <w:lvlJc w:val="left"/>
-      <w:pPr>
-        <w:ind w:left="2880" w:hanging="360"/>
-      </w:pPr>
-    </w:lvl>
-    <w:lvl w:ilvl="4" w:tplc="6998605C">
-      <w:start w:val="1"/>
-      <w:numFmt w:val="bullet"/>
-      <w:lvlText w:val="○"/>
-      <w:lvlJc w:val="left"/>
-      <w:pPr>
-        <w:ind w:left="3600" w:hanging="360"/>
-      </w:pPr>
-    </w:lvl>
-    <w:lvl w:ilvl="5" w:tplc="00B8E4BC">
-      <w:start w:val="1"/>
-      <w:numFmt w:val="bullet"/>
-      <w:lvlText w:val="■"/>
-      <w:lvlJc w:val="left"/>
-      <w:pPr>
-        <w:ind w:left="4320" w:hanging="360"/>
-      </w:pPr>
-    </w:lvl>
-    <w:lvl w:ilvl="6" w:tplc="81DA0544">
-      <w:start w:val="1"/>
-      <w:numFmt w:val="bullet"/>
-      <w:lvlText w:val="●"/>
-      <w:lvlJc w:val="left"/>
-      <w:pPr>
-        <w:ind w:left="5040" w:hanging="360"/>
-      </w:pPr>
-    </w:lvl>
-    <w:lvl w:ilvl="7" w:tplc="7D9EA0F4">
-      <w:start w:val="1"/>
-      <w:numFmt w:val="bullet"/>
-      <w:lvlText w:val="●"/>
-      <w:lvlJc w:val="left"/>
-      <w:pPr>
-        <w:ind w:left="5760" w:hanging="360"/>
-      </w:pPr>
-    </w:lvl>
-    <w:lvl w:ilvl="8" w:tplc="277AF524">
-      <w:start w:val="1"/>
-      <w:numFmt w:val="bullet"/>
-      <w:lvlText w:val="●"/>
-      <w:lvlJc w:val="left"/>
-      <w:pPr>
-        <w:ind w:left="6480" w:hanging="360"/>
-      </w:pPr>
-    </w:lvl>
-  </w:abstractNum>
-  <w:abstractNum w:abstractNumId="4" w15:restartNumberingAfterBreak="0">
-    <w:nsid w:val="548A77FF"/>
-    <w:multiLevelType w:val="hybridMultilevel"/>
-    <w:tmpl w:val="A4CCC14C"/>
-    <w:lvl w:ilvl="0" w:tplc="3190CCCA">
+    <w:tmpl w:val="EC3E9F24"/>
+    <w:lvl w:ilvl="0" w:tplc="BA5837A0">
       <w:start w:val="1"/>
       <w:numFmt w:val="decimal"/>
       <w:lvlText w:val="%1."/>
@@ -5878,73 +5878,73 @@
         <w:color w:val="A67C27"/>
       </w:rPr>
     </w:lvl>
-    <w:lvl w:ilvl="1" w:tplc="F8324DB4">
+    <w:lvl w:ilvl="1" w:tplc="6DB07D5A">
       <w:numFmt w:val="decimal"/>
       <w:lvlText w:val=""/>
       <w:lvlJc w:val="left"/>
     </w:lvl>
-    <w:lvl w:ilvl="2" w:tplc="4D529ECE">
+    <w:lvl w:ilvl="2" w:tplc="59DCA6AA">
       <w:numFmt w:val="decimal"/>
       <w:lvlText w:val=""/>
       <w:lvlJc w:val="left"/>
     </w:lvl>
-    <w:lvl w:ilvl="3" w:tplc="C15C6170">
+    <w:lvl w:ilvl="3" w:tplc="5E149B3E">
       <w:numFmt w:val="decimal"/>
       <w:lvlText w:val=""/>
       <w:lvlJc w:val="left"/>
     </w:lvl>
-    <w:lvl w:ilvl="4" w:tplc="97229706">
+    <w:lvl w:ilvl="4" w:tplc="34B44B36">
       <w:numFmt w:val="decimal"/>
       <w:lvlText w:val=""/>
       <w:lvlJc w:val="left"/>
     </w:lvl>
-    <w:lvl w:ilvl="5" w:tplc="357AF94A">
+    <w:lvl w:ilvl="5" w:tplc="C108FA06">
       <w:numFmt w:val="decimal"/>
       <w:lvlText w:val=""/>
       <w:lvlJc w:val="left"/>
     </w:lvl>
-    <w:lvl w:ilvl="6" w:tplc="2E54D740">
+    <w:lvl w:ilvl="6" w:tplc="73A2A096">
       <w:numFmt w:val="decimal"/>
       <w:lvlText w:val=""/>
       <w:lvlJc w:val="left"/>
     </w:lvl>
-    <w:lvl w:ilvl="7" w:tplc="3D36C32A">
+    <w:lvl w:ilvl="7" w:tplc="31A85A8C">
       <w:numFmt w:val="decimal"/>
       <w:lvlText w:val=""/>
       <w:lvlJc w:val="left"/>
     </w:lvl>
-    <w:lvl w:ilvl="8" w:tplc="DF30C7CA">
+    <w:lvl w:ilvl="8" w:tplc="1DDE45A8">
       <w:numFmt w:val="decimal"/>
       <w:lvlText w:val=""/>
       <w:lvlJc w:val="left"/>
     </w:lvl>
   </w:abstractNum>
-  <w:num w:numId="1" w16cid:durableId="1855535115">
+  <w:num w:numId="1" w16cid:durableId="52973583">
+    <w:abstractNumId w:val="2"/>
+    <w:lvlOverride w:ilvl="0">
+      <w:startOverride w:val="1"/>
+    </w:lvlOverride>
+  </w:num>
+  <w:num w:numId="2" w16cid:durableId="830369555">
+    <w:abstractNumId w:val="0"/>
+    <w:lvlOverride w:ilvl="0">
+      <w:startOverride w:val="1"/>
+    </w:lvlOverride>
+  </w:num>
+  <w:num w:numId="3" w16cid:durableId="636374852">
     <w:abstractNumId w:val="3"/>
     <w:lvlOverride w:ilvl="0">
       <w:startOverride w:val="1"/>
     </w:lvlOverride>
   </w:num>
-  <w:num w:numId="2" w16cid:durableId="323820740">
-    <w:abstractNumId w:val="1"/>
-    <w:lvlOverride w:ilvl="0">
-      <w:startOverride w:val="1"/>
-    </w:lvlOverride>
-  </w:num>
-  <w:num w:numId="3" w16cid:durableId="1975015891">
+  <w:num w:numId="4" w16cid:durableId="1522667434">
     <w:abstractNumId w:val="4"/>
     <w:lvlOverride w:ilvl="0">
       <w:startOverride w:val="1"/>
     </w:lvlOverride>
   </w:num>
-  <w:num w:numId="4" w16cid:durableId="979846502">
-    <w:abstractNumId w:val="2"/>
-    <w:lvlOverride w:ilvl="0">
-      <w:startOverride w:val="1"/>
-    </w:lvlOverride>
-  </w:num>
-  <w:num w:numId="5" w16cid:durableId="464009836">
-    <w:abstractNumId w:val="0"/>
+  <w:num w:numId="5" w16cid:durableId="2047632634">
+    <w:abstractNumId w:val="1"/>
     <w:lvlOverride w:ilvl="0">
       <w:startOverride w:val="1"/>
     </w:lvlOverride>
@@ -6570,7 +6570,7 @@
     <w:autoRedefine/>
     <w:uiPriority w:val="39"/>
     <w:unhideWhenUsed/>
-    <w:rsid w:val="008B5A63"/>
+    <w:rsid w:val="00875F07"/>
     <w:pPr>
       <w:spacing w:after="100"/>
     </w:pPr>
@@ -6582,7 +6582,7 @@
     <w:autoRedefine/>
     <w:uiPriority w:val="39"/>
     <w:unhideWhenUsed/>
-    <w:rsid w:val="008B5A63"/>
+    <w:rsid w:val="00875F07"/>
     <w:pPr>
       <w:spacing w:after="100"/>
       <w:ind w:left="210"/>

--- a/docs/manuals/Respondent_Guide.docx
+++ b/docs/manuals/Respondent_Guide.docx
@@ -69,7 +69,7 @@
           <w:left w:w="10" w:type="dxa"/>
           <w:right w:w="10" w:type="dxa"/>
         </w:tblCellMar>
-        <w:tblLook w:val="04A0" w:firstRow="1" w:lastRow="0" w:firstColumn="1" w:lastColumn="0" w:noHBand="0" w:noVBand="1"/>
+        <w:tblLook w:val="0000" w:firstRow="0" w:lastRow="0" w:firstColumn="0" w:lastColumn="0" w:noHBand="0" w:noVBand="0"/>
       </w:tblPr>
       <w:tblGrid>
         <w:gridCol w:w="2300"/>
@@ -469,7 +469,7 @@
                 <w:sz w:val="19"/>
                 <w:szCs w:val="19"/>
               </w:rPr>
-              <w:t>Version 1.2 · 20 September 2026</w:t>
+              <w:t>Version 1.3 · 20 September 2026</w:t>
             </w:r>
           </w:p>
         </w:tc>
@@ -538,7 +538,7 @@
     <w:sdt>
       <w:sdtPr>
         <w:alias w:val="Contents"/>
-        <w:id w:val="-1749031833"/>
+        <w:id w:val="-621229860"/>
       </w:sdtPr>
       <w:sdtEndPr/>
       <w:sdtContent>
@@ -567,7 +567,7 @@
           <w:r>
             <w:fldChar w:fldCharType="separate"/>
           </w:r>
-          <w:hyperlink w:anchor="_Toc240759099" w:history="1">
+          <w:hyperlink w:anchor="_Toc240767725" w:history="1">
             <w:r>
               <w:rPr>
                 <w:rStyle w:val="Hyperlink"/>
@@ -591,7 +591,7 @@
               <w:rPr>
                 <w:noProof/>
               </w:rPr>
-              <w:instrText xml:space="preserve"> PAGEREF _Toc240759099 \h </w:instrText>
+              <w:instrText xml:space="preserve"> PAGEREF _Toc240767725 \h </w:instrText>
             </w:r>
             <w:r>
               <w:rPr>
@@ -634,7 +634,7 @@
               <w14:ligatures w14:val="standardContextual"/>
             </w:rPr>
           </w:pPr>
-          <w:hyperlink w:anchor="_Toc240759100" w:history="1">
+          <w:hyperlink w:anchor="_Toc240767726" w:history="1">
             <w:r>
               <w:rPr>
                 <w:rStyle w:val="Hyperlink"/>
@@ -658,7 +658,7 @@
               <w:rPr>
                 <w:noProof/>
               </w:rPr>
-              <w:instrText xml:space="preserve"> PAGEREF _Toc240759100 \h </w:instrText>
+              <w:instrText xml:space="preserve"> PAGEREF _Toc240767726 \h </w:instrText>
             </w:r>
             <w:r>
               <w:rPr>
@@ -701,7 +701,7 @@
               <w14:ligatures w14:val="standardContextual"/>
             </w:rPr>
           </w:pPr>
-          <w:hyperlink w:anchor="_Toc240759101" w:history="1">
+          <w:hyperlink w:anchor="_Toc240767727" w:history="1">
             <w:r>
               <w:rPr>
                 <w:rStyle w:val="Hyperlink"/>
@@ -725,7 +725,7 @@
               <w:rPr>
                 <w:noProof/>
               </w:rPr>
-              <w:instrText xml:space="preserve"> PAGEREF _Toc240759101 \h </w:instrText>
+              <w:instrText xml:space="preserve"> PAGEREF _Toc240767727 \h </w:instrText>
             </w:r>
             <w:r>
               <w:rPr>
@@ -768,7 +768,7 @@
               <w14:ligatures w14:val="standardContextual"/>
             </w:rPr>
           </w:pPr>
-          <w:hyperlink w:anchor="_Toc240759102" w:history="1">
+          <w:hyperlink w:anchor="_Toc240767728" w:history="1">
             <w:r>
               <w:rPr>
                 <w:rStyle w:val="Hyperlink"/>
@@ -792,7 +792,7 @@
               <w:rPr>
                 <w:noProof/>
               </w:rPr>
-              <w:instrText xml:space="preserve"> PAGEREF _Toc240759102 \h </w:instrText>
+              <w:instrText xml:space="preserve"> PAGEREF _Toc240767728 \h </w:instrText>
             </w:r>
             <w:r>
               <w:rPr>
@@ -835,7 +835,7 @@
               <w14:ligatures w14:val="standardContextual"/>
             </w:rPr>
           </w:pPr>
-          <w:hyperlink w:anchor="_Toc240759103" w:history="1">
+          <w:hyperlink w:anchor="_Toc240767729" w:history="1">
             <w:r>
               <w:rPr>
                 <w:rStyle w:val="Hyperlink"/>
@@ -859,7 +859,7 @@
               <w:rPr>
                 <w:noProof/>
               </w:rPr>
-              <w:instrText xml:space="preserve"> PAGEREF _Toc240759103 \h </w:instrText>
+              <w:instrText xml:space="preserve"> PAGEREF _Toc240767729 \h </w:instrText>
             </w:r>
             <w:r>
               <w:rPr>
@@ -902,7 +902,7 @@
               <w14:ligatures w14:val="standardContextual"/>
             </w:rPr>
           </w:pPr>
-          <w:hyperlink w:anchor="_Toc240759104" w:history="1">
+          <w:hyperlink w:anchor="_Toc240767730" w:history="1">
             <w:r>
               <w:rPr>
                 <w:rStyle w:val="Hyperlink"/>
@@ -926,7 +926,7 @@
               <w:rPr>
                 <w:noProof/>
               </w:rPr>
-              <w:instrText xml:space="preserve"> PAGEREF _Toc240759104 \h </w:instrText>
+              <w:instrText xml:space="preserve"> PAGEREF _Toc240767730 \h </w:instrText>
             </w:r>
             <w:r>
               <w:rPr>
@@ -969,7 +969,7 @@
               <w14:ligatures w14:val="standardContextual"/>
             </w:rPr>
           </w:pPr>
-          <w:hyperlink w:anchor="_Toc240759105" w:history="1">
+          <w:hyperlink w:anchor="_Toc240767731" w:history="1">
             <w:r>
               <w:rPr>
                 <w:rStyle w:val="Hyperlink"/>
@@ -993,7 +993,7 @@
               <w:rPr>
                 <w:noProof/>
               </w:rPr>
-              <w:instrText xml:space="preserve"> PAGEREF _Toc240759105 \h </w:instrText>
+              <w:instrText xml:space="preserve"> PAGEREF _Toc240767731 \h </w:instrText>
             </w:r>
             <w:r>
               <w:rPr>
@@ -1036,7 +1036,7 @@
               <w14:ligatures w14:val="standardContextual"/>
             </w:rPr>
           </w:pPr>
-          <w:hyperlink w:anchor="_Toc240759106" w:history="1">
+          <w:hyperlink w:anchor="_Toc240767732" w:history="1">
             <w:r>
               <w:rPr>
                 <w:rStyle w:val="Hyperlink"/>
@@ -1060,7 +1060,7 @@
               <w:rPr>
                 <w:noProof/>
               </w:rPr>
-              <w:instrText xml:space="preserve"> PAGEREF _Toc240759106 \h </w:instrText>
+              <w:instrText xml:space="preserve"> PAGEREF _Toc240767732 \h </w:instrText>
             </w:r>
             <w:r>
               <w:rPr>
@@ -1103,7 +1103,7 @@
               <w14:ligatures w14:val="standardContextual"/>
             </w:rPr>
           </w:pPr>
-          <w:hyperlink w:anchor="_Toc240759107" w:history="1">
+          <w:hyperlink w:anchor="_Toc240767733" w:history="1">
             <w:r>
               <w:rPr>
                 <w:rStyle w:val="Hyperlink"/>
@@ -1127,7 +1127,7 @@
               <w:rPr>
                 <w:noProof/>
               </w:rPr>
-              <w:instrText xml:space="preserve"> PAGEREF _Toc240759107 \h </w:instrText>
+              <w:instrText xml:space="preserve"> PAGEREF _Toc240767733 \h </w:instrText>
             </w:r>
             <w:r>
               <w:rPr>
@@ -1170,7 +1170,7 @@
               <w14:ligatures w14:val="standardContextual"/>
             </w:rPr>
           </w:pPr>
-          <w:hyperlink w:anchor="_Toc240759108" w:history="1">
+          <w:hyperlink w:anchor="_Toc240767734" w:history="1">
             <w:r>
               <w:rPr>
                 <w:rStyle w:val="Hyperlink"/>
@@ -1194,7 +1194,7 @@
               <w:rPr>
                 <w:noProof/>
               </w:rPr>
-              <w:instrText xml:space="preserve"> PAGEREF _Toc240759108 \h </w:instrText>
+              <w:instrText xml:space="preserve"> PAGEREF _Toc240767734 \h </w:instrText>
             </w:r>
             <w:r>
               <w:rPr>
@@ -1237,7 +1237,7 @@
               <w14:ligatures w14:val="standardContextual"/>
             </w:rPr>
           </w:pPr>
-          <w:hyperlink w:anchor="_Toc240759109" w:history="1">
+          <w:hyperlink w:anchor="_Toc240767735" w:history="1">
             <w:r>
               <w:rPr>
                 <w:rStyle w:val="Hyperlink"/>
@@ -1261,7 +1261,7 @@
               <w:rPr>
                 <w:noProof/>
               </w:rPr>
-              <w:instrText xml:space="preserve"> PAGEREF _Toc240759109 \h </w:instrText>
+              <w:instrText xml:space="preserve"> PAGEREF _Toc240767735 \h </w:instrText>
             </w:r>
             <w:r>
               <w:rPr>
@@ -1304,7 +1304,7 @@
               <w14:ligatures w14:val="standardContextual"/>
             </w:rPr>
           </w:pPr>
-          <w:hyperlink w:anchor="_Toc240759110" w:history="1">
+          <w:hyperlink w:anchor="_Toc240767736" w:history="1">
             <w:r>
               <w:rPr>
                 <w:rStyle w:val="Hyperlink"/>
@@ -1328,7 +1328,7 @@
               <w:rPr>
                 <w:noProof/>
               </w:rPr>
-              <w:instrText xml:space="preserve"> PAGEREF _Toc240759110 \h </w:instrText>
+              <w:instrText xml:space="preserve"> PAGEREF _Toc240767736 \h </w:instrText>
             </w:r>
             <w:r>
               <w:rPr>
@@ -1371,7 +1371,7 @@
               <w14:ligatures w14:val="standardContextual"/>
             </w:rPr>
           </w:pPr>
-          <w:hyperlink w:anchor="_Toc240759111" w:history="1">
+          <w:hyperlink w:anchor="_Toc240767737" w:history="1">
             <w:r>
               <w:rPr>
                 <w:rStyle w:val="Hyperlink"/>
@@ -1395,7 +1395,7 @@
               <w:rPr>
                 <w:noProof/>
               </w:rPr>
-              <w:instrText xml:space="preserve"> PAGEREF _Toc240759111 \h </w:instrText>
+              <w:instrText xml:space="preserve"> PAGEREF _Toc240767737 \h </w:instrText>
             </w:r>
             <w:r>
               <w:rPr>
@@ -1438,7 +1438,7 @@
               <w14:ligatures w14:val="standardContextual"/>
             </w:rPr>
           </w:pPr>
-          <w:hyperlink w:anchor="_Toc240759112" w:history="1">
+          <w:hyperlink w:anchor="_Toc240767738" w:history="1">
             <w:r>
               <w:rPr>
                 <w:rStyle w:val="Hyperlink"/>
@@ -1462,7 +1462,7 @@
               <w:rPr>
                 <w:noProof/>
               </w:rPr>
-              <w:instrText xml:space="preserve"> PAGEREF _Toc240759112 \h </w:instrText>
+              <w:instrText xml:space="preserve"> PAGEREF _Toc240767738 \h </w:instrText>
             </w:r>
             <w:r>
               <w:rPr>
@@ -1505,7 +1505,7 @@
               <w14:ligatures w14:val="standardContextual"/>
             </w:rPr>
           </w:pPr>
-          <w:hyperlink w:anchor="_Toc240759113" w:history="1">
+          <w:hyperlink w:anchor="_Toc240767739" w:history="1">
             <w:r>
               <w:rPr>
                 <w:rStyle w:val="Hyperlink"/>
@@ -1529,7 +1529,7 @@
               <w:rPr>
                 <w:noProof/>
               </w:rPr>
-              <w:instrText xml:space="preserve"> PAGEREF _Toc240759113 \h </w:instrText>
+              <w:instrText xml:space="preserve"> PAGEREF _Toc240767739 \h </w:instrText>
             </w:r>
             <w:r>
               <w:rPr>
@@ -1572,7 +1572,7 @@
               <w14:ligatures w14:val="standardContextual"/>
             </w:rPr>
           </w:pPr>
-          <w:hyperlink w:anchor="_Toc240759114" w:history="1">
+          <w:hyperlink w:anchor="_Toc240767740" w:history="1">
             <w:r>
               <w:rPr>
                 <w:rStyle w:val="Hyperlink"/>
@@ -1596,7 +1596,7 @@
               <w:rPr>
                 <w:noProof/>
               </w:rPr>
-              <w:instrText xml:space="preserve"> PAGEREF _Toc240759114 \h </w:instrText>
+              <w:instrText xml:space="preserve"> PAGEREF _Toc240767740 \h </w:instrText>
             </w:r>
             <w:r>
               <w:rPr>
@@ -1639,7 +1639,7 @@
               <w14:ligatures w14:val="standardContextual"/>
             </w:rPr>
           </w:pPr>
-          <w:hyperlink w:anchor="_Toc240759115" w:history="1">
+          <w:hyperlink w:anchor="_Toc240767741" w:history="1">
             <w:r>
               <w:rPr>
                 <w:rStyle w:val="Hyperlink"/>
@@ -1663,7 +1663,7 @@
               <w:rPr>
                 <w:noProof/>
               </w:rPr>
-              <w:instrText xml:space="preserve"> PAGEREF _Toc240759115 \h </w:instrText>
+              <w:instrText xml:space="preserve"> PAGEREF _Toc240767741 \h </w:instrText>
             </w:r>
             <w:r>
               <w:rPr>
@@ -1706,7 +1706,7 @@
               <w14:ligatures w14:val="standardContextual"/>
             </w:rPr>
           </w:pPr>
-          <w:hyperlink w:anchor="_Toc240759116" w:history="1">
+          <w:hyperlink w:anchor="_Toc240767742" w:history="1">
             <w:r>
               <w:rPr>
                 <w:rStyle w:val="Hyperlink"/>
@@ -1730,7 +1730,7 @@
               <w:rPr>
                 <w:noProof/>
               </w:rPr>
-              <w:instrText xml:space="preserve"> PAGEREF _Toc240759116 \h </w:instrText>
+              <w:instrText xml:space="preserve"> PAGEREF _Toc240767742 \h </w:instrText>
             </w:r>
             <w:r>
               <w:rPr>
@@ -1769,7 +1769,7 @@
         <w:pStyle w:val="Heading1"/>
         <w:pageBreakBefore/>
       </w:pPr>
-      <w:bookmarkStart w:id="0" w:name="_Toc240759099"/>
+      <w:bookmarkStart w:id="0" w:name="_Toc240767725"/>
       <w:r>
         <w:lastRenderedPageBreak/>
         <w:t>1. Welcome</w:t>
@@ -1809,7 +1809,7 @@
           <w:left w:w="10" w:type="dxa"/>
           <w:right w:w="10" w:type="dxa"/>
         </w:tblCellMar>
-        <w:tblLook w:val="04A0" w:firstRow="1" w:lastRow="0" w:firstColumn="1" w:lastColumn="0" w:noHBand="0" w:noVBand="1"/>
+        <w:tblLook w:val="0000" w:firstRow="0" w:lastRow="0" w:firstColumn="0" w:lastColumn="0" w:noHBand="0" w:noVBand="0"/>
       </w:tblPr>
       <w:tblGrid>
         <w:gridCol w:w="2824"/>
@@ -2185,7 +2185,7 @@
       <w:pPr>
         <w:pStyle w:val="Heading2"/>
       </w:pPr>
-      <w:bookmarkStart w:id="1" w:name="_Toc240759100"/>
+      <w:bookmarkStart w:id="1" w:name="_Toc240767726"/>
       <w:r>
         <w:t>What you should know first</w:t>
       </w:r>
@@ -2303,7 +2303,7 @@
         <w:pStyle w:val="Heading1"/>
         <w:pageBreakBefore/>
       </w:pPr>
-      <w:bookmarkStart w:id="2" w:name="_Toc240759101"/>
+      <w:bookmarkStart w:id="2" w:name="_Toc240767727"/>
       <w:r>
         <w:lastRenderedPageBreak/>
         <w:t>2. What you need</w:t>
@@ -2399,7 +2399,7 @@
           <w:left w:w="10" w:type="dxa"/>
           <w:right w:w="10" w:type="dxa"/>
         </w:tblCellMar>
-        <w:tblLook w:val="04A0" w:firstRow="1" w:lastRow="0" w:firstColumn="1" w:lastColumn="0" w:noHBand="0" w:noVBand="1"/>
+        <w:tblLook w:val="0000" w:firstRow="0" w:lastRow="0" w:firstColumn="0" w:lastColumn="0" w:noHBand="0" w:noVBand="0"/>
       </w:tblPr>
       <w:tblGrid>
         <w:gridCol w:w="9412"/>
@@ -2532,7 +2532,7 @@
         <w:pStyle w:val="Heading1"/>
         <w:pageBreakBefore/>
       </w:pPr>
-      <w:bookmarkStart w:id="3" w:name="_Toc240759102"/>
+      <w:bookmarkStart w:id="3" w:name="_Toc240767728"/>
       <w:r>
         <w:lastRenderedPageBreak/>
         <w:t>3. Taking part, step by step</w:t>
@@ -2543,7 +2543,7 @@
       <w:pPr>
         <w:pStyle w:val="Heading2"/>
       </w:pPr>
-      <w:bookmarkStart w:id="4" w:name="_Toc240759103"/>
+      <w:bookmarkStart w:id="4" w:name="_Toc240767729"/>
       <w:r>
         <w:t>Step 1 — Open your link</w:t>
       </w:r>
@@ -2561,7 +2561,7 @@
       <w:pPr>
         <w:pStyle w:val="Heading2"/>
       </w:pPr>
-      <w:bookmarkStart w:id="5" w:name="_Toc240759104"/>
+      <w:bookmarkStart w:id="5" w:name="_Toc240767730"/>
       <w:r>
         <w:t>Step 2 — Confirm your organisation</w:t>
       </w:r>
@@ -2596,7 +2596,7 @@
           <w:noProof/>
         </w:rPr>
         <w:drawing>
-          <wp:inline distT="0" distB="0" distL="0" distR="0" wp14:anchorId="198A76C1" wp14:editId="6FFA9111">
+          <wp:inline distT="0" distB="0" distL="0" distR="0" wp14:anchorId="08C7172F" wp14:editId="58D11427">
             <wp:extent cx="2476500" cy="3362325"/>
             <wp:effectExtent l="0" t="0" r="0" b="0"/>
             <wp:docPr id="1" name="resp_01_confirm.jpg" descr="Confirming the organisation." title="Confirming the organisation."/>
@@ -2665,7 +2665,7 @@
       <w:pPr>
         <w:pStyle w:val="Heading2"/>
       </w:pPr>
-      <w:bookmarkStart w:id="6" w:name="_Toc240759105"/>
+      <w:bookmarkStart w:id="6" w:name="_Toc240767731"/>
       <w:r>
         <w:t>Step 3 — Tell us a little about you</w:t>
       </w:r>
@@ -2757,7 +2757,7 @@
         </w:rPr>
         <w:lastRenderedPageBreak/>
         <w:drawing>
-          <wp:inline distT="0" distB="0" distL="0" distR="0" wp14:anchorId="7A9C39E6" wp14:editId="56662F27">
+          <wp:inline distT="0" distB="0" distL="0" distR="0" wp14:anchorId="67FF1134" wp14:editId="3F43ED74">
             <wp:extent cx="2476500" cy="3362325"/>
             <wp:effectExtent l="0" t="0" r="0" b="0"/>
             <wp:docPr id="2" name="resp_02_eligibility.jpg" descr="A little about you." title="A little about you."/>
@@ -2837,7 +2837,7 @@
           <w:left w:w="10" w:type="dxa"/>
           <w:right w:w="10" w:type="dxa"/>
         </w:tblCellMar>
-        <w:tblLook w:val="04A0" w:firstRow="1" w:lastRow="0" w:firstColumn="1" w:lastColumn="0" w:noHBand="0" w:noVBand="1"/>
+        <w:tblLook w:val="0000" w:firstRow="0" w:lastRow="0" w:firstColumn="0" w:lastColumn="0" w:noHBand="0" w:noVBand="0"/>
       </w:tblPr>
       <w:tblGrid>
         <w:gridCol w:w="9412"/>
@@ -2912,7 +2912,7 @@
       <w:pPr>
         <w:pStyle w:val="Heading2"/>
       </w:pPr>
-      <w:bookmarkStart w:id="7" w:name="_Toc240759106"/>
+      <w:bookmarkStart w:id="7" w:name="_Toc240767732"/>
       <w:r>
         <w:t>Step 4 — Read the participant information</w:t>
       </w:r>
@@ -2958,7 +2958,7 @@
         </w:rPr>
         <w:lastRenderedPageBreak/>
         <w:drawing>
-          <wp:inline distT="0" distB="0" distL="0" distR="0" wp14:anchorId="292BDC16" wp14:editId="12A70792">
+          <wp:inline distT="0" distB="0" distL="0" distR="0" wp14:anchorId="2BF954C2" wp14:editId="1735533F">
             <wp:extent cx="1076325" cy="4953000"/>
             <wp:effectExtent l="0" t="0" r="0" b="0"/>
             <wp:docPr id="3" name="resp_03_information_top.jpg" descr="Participant Information." title="Participant Information."/>
@@ -3027,7 +3027,7 @@
       <w:pPr>
         <w:pStyle w:val="Heading2"/>
       </w:pPr>
-      <w:bookmarkStart w:id="8" w:name="_Toc240759107"/>
+      <w:bookmarkStart w:id="8" w:name="_Toc240767733"/>
       <w:r>
         <w:t>Step 5 — Give your decision</w:t>
       </w:r>
@@ -3119,7 +3119,7 @@
         </w:rPr>
         <w:lastRenderedPageBreak/>
         <w:drawing>
-          <wp:inline distT="0" distB="0" distL="0" distR="0" wp14:anchorId="2CDA1BC5" wp14:editId="46682317">
+          <wp:inline distT="0" distB="0" distL="0" distR="0" wp14:anchorId="73C75746" wp14:editId="416C0BE5">
             <wp:extent cx="2476500" cy="4419600"/>
             <wp:effectExtent l="0" t="0" r="0" b="0"/>
             <wp:docPr id="4" name="resp_04_consent.jpg" descr="Your consent." title="Your consent."/>
@@ -3188,7 +3188,7 @@
       <w:pPr>
         <w:pStyle w:val="Heading2"/>
       </w:pPr>
-      <w:bookmarkStart w:id="9" w:name="_Toc240759108"/>
+      <w:bookmarkStart w:id="9" w:name="_Toc240767734"/>
       <w:r>
         <w:t>Step 6 — Check what we already know (only if shown)</w:t>
       </w:r>
@@ -3276,7 +3276,7 @@
       <w:pPr>
         <w:pStyle w:val="Heading2"/>
       </w:pPr>
-      <w:bookmarkStart w:id="10" w:name="_Toc240759109"/>
+      <w:bookmarkStart w:id="10" w:name="_Toc240767735"/>
       <w:r>
         <w:t>Step 7 — Choose how you would like to take part</w:t>
       </w:r>
@@ -3297,7 +3297,7 @@
           <w:left w:w="10" w:type="dxa"/>
           <w:right w:w="10" w:type="dxa"/>
         </w:tblCellMar>
-        <w:tblLook w:val="04A0" w:firstRow="1" w:lastRow="0" w:firstColumn="1" w:lastColumn="0" w:noHBand="0" w:noVBand="1"/>
+        <w:tblLook w:val="0000" w:firstRow="0" w:lastRow="0" w:firstColumn="0" w:lastColumn="0" w:noHBand="0" w:noVBand="0"/>
       </w:tblPr>
       <w:tblGrid>
         <w:gridCol w:w="3577"/>
@@ -3618,7 +3618,7 @@
         </w:rPr>
         <w:lastRenderedPageBreak/>
         <w:drawing>
-          <wp:inline distT="0" distB="0" distL="0" distR="0" wp14:anchorId="241710FC" wp14:editId="23F34F0B">
+          <wp:inline distT="0" distB="0" distL="0" distR="0" wp14:anchorId="69112695" wp14:editId="52020C87">
             <wp:extent cx="2476500" cy="4533900"/>
             <wp:effectExtent l="0" t="0" r="0" b="0"/>
             <wp:docPr id="5" name="resp_06_choice.jpg" descr="How would you like to take part?" title="How would you like to take part?"/>
@@ -3687,7 +3687,7 @@
       <w:pPr>
         <w:pStyle w:val="Heading2"/>
       </w:pPr>
-      <w:bookmarkStart w:id="11" w:name="_Toc240759110"/>
+      <w:bookmarkStart w:id="11" w:name="_Toc240767736"/>
       <w:r>
         <w:t>Step 8a — Complete the questionnaire yourself</w:t>
       </w:r>
@@ -3779,7 +3779,7 @@
         </w:rPr>
         <w:lastRenderedPageBreak/>
         <w:drawing>
-          <wp:inline distT="0" distB="0" distL="0" distR="0" wp14:anchorId="482C1503" wp14:editId="5E2F00E2">
+          <wp:inline distT="0" distB="0" distL="0" distR="0" wp14:anchorId="33A76E30" wp14:editId="393AE46E">
             <wp:extent cx="2476500" cy="3362325"/>
             <wp:effectExtent l="0" t="0" r="0" b="0"/>
             <wp:docPr id="6" name="resp_07_ready.jpg" descr="Ready to begin." title="Ready to begin."/>
@@ -3855,7 +3855,7 @@
           <w:noProof/>
         </w:rPr>
         <w:drawing>
-          <wp:inline distT="0" distB="0" distL="0" distR="0" wp14:anchorId="4C41D46A" wp14:editId="147EB915">
+          <wp:inline distT="0" distB="0" distL="0" distR="0" wp14:anchorId="235A2442" wp14:editId="542DB8B7">
             <wp:extent cx="2476500" cy="3362325"/>
             <wp:effectExtent l="0" t="0" r="0" b="0"/>
             <wp:docPr id="7" name="resp_07b_kobo_form.jpg" descr="The questionnaire's first page." title="The questionnaire's first page."/>
@@ -3935,7 +3935,7 @@
           <w:left w:w="10" w:type="dxa"/>
           <w:right w:w="10" w:type="dxa"/>
         </w:tblCellMar>
-        <w:tblLook w:val="04A0" w:firstRow="1" w:lastRow="0" w:firstColumn="1" w:lastColumn="0" w:noHBand="0" w:noVBand="1"/>
+        <w:tblLook w:val="0000" w:firstRow="0" w:lastRow="0" w:firstColumn="0" w:lastColumn="0" w:noHBand="0" w:noVBand="0"/>
       </w:tblPr>
       <w:tblGrid>
         <w:gridCol w:w="9412"/>
@@ -4050,7 +4050,7 @@
       <w:pPr>
         <w:pStyle w:val="Heading2"/>
       </w:pPr>
-      <w:bookmarkStart w:id="12" w:name="_Toc240759111"/>
+      <w:bookmarkStart w:id="12" w:name="_Toc240767737"/>
       <w:r>
         <w:t>Step 8b — Ask a researcher to call you</w:t>
       </w:r>
@@ -4142,7 +4142,7 @@
           <w:noProof/>
         </w:rPr>
         <w:drawing>
-          <wp:inline distT="0" distB="0" distL="0" distR="0" wp14:anchorId="5C8F148C" wp14:editId="7814285B">
+          <wp:inline distT="0" distB="0" distL="0" distR="0" wp14:anchorId="79141BEB" wp14:editId="1380059A">
             <wp:extent cx="2476500" cy="3362325"/>
             <wp:effectExtent l="0" t="0" r="0" b="0"/>
             <wp:docPr id="8" name="resp_08_appointment.jpg" descr="Choosing a time for a call." title="Choosing a time for a call."/>
@@ -4218,7 +4218,7 @@
           <w:noProof/>
         </w:rPr>
         <w:drawing>
-          <wp:inline distT="0" distB="0" distL="0" distR="0" wp14:anchorId="385D21AC" wp14:editId="67E18BA3">
+          <wp:inline distT="0" distB="0" distL="0" distR="0" wp14:anchorId="3163A8E8" wp14:editId="57539C74">
             <wp:extent cx="2476500" cy="3676650"/>
             <wp:effectExtent l="0" t="0" r="0" b="0"/>
             <wp:docPr id="9" name="resp_09_done_appointment.jpg" descr="Your request has been sent." title="Your request has been sent."/>
@@ -4287,7 +4287,7 @@
       <w:pPr>
         <w:pStyle w:val="Heading2"/>
       </w:pPr>
-      <w:bookmarkStart w:id="13" w:name="_Toc240759112"/>
+      <w:bookmarkStart w:id="13" w:name="_Toc240767738"/>
       <w:r>
         <w:t>Step 9 — Finished</w:t>
       </w:r>
@@ -4306,7 +4306,7 @@
         <w:pStyle w:val="Heading1"/>
         <w:pageBreakBefore/>
       </w:pPr>
-      <w:bookmarkStart w:id="14" w:name="_Toc240759113"/>
+      <w:bookmarkStart w:id="14" w:name="_Toc240767739"/>
       <w:r>
         <w:lastRenderedPageBreak/>
         <w:t>4. Reminders</w:t>
@@ -4326,7 +4326,7 @@
         <w:pStyle w:val="Heading1"/>
         <w:pageBreakBefore/>
       </w:pPr>
-      <w:bookmarkStart w:id="15" w:name="_Toc240759114"/>
+      <w:bookmarkStart w:id="15" w:name="_Toc240767740"/>
       <w:r>
         <w:lastRenderedPageBreak/>
         <w:t>5. Your rights and your information</w:t>
@@ -4451,7 +4451,7 @@
         <w:pStyle w:val="Heading1"/>
         <w:pageBreakBefore/>
       </w:pPr>
-      <w:bookmarkStart w:id="16" w:name="_Toc240759115"/>
+      <w:bookmarkStart w:id="16" w:name="_Toc240767741"/>
       <w:r>
         <w:lastRenderedPageBreak/>
         <w:t>6. Questions and answers</w:t>
@@ -4473,7 +4473,7 @@
           <w:left w:w="10" w:type="dxa"/>
           <w:right w:w="10" w:type="dxa"/>
         </w:tblCellMar>
-        <w:tblLook w:val="04A0" w:firstRow="1" w:lastRow="0" w:firstColumn="1" w:lastColumn="0" w:noHBand="0" w:noVBand="1"/>
+        <w:tblLook w:val="0000" w:firstRow="0" w:lastRow="0" w:firstColumn="0" w:lastColumn="0" w:noHBand="0" w:noVBand="0"/>
       </w:tblPr>
       <w:tblGrid>
         <w:gridCol w:w="3388"/>
@@ -4966,7 +4966,7 @@
           <w:noProof/>
         </w:rPr>
         <w:drawing>
-          <wp:inline distT="0" distB="0" distL="0" distR="0" wp14:anchorId="52B6E958" wp14:editId="4E22BBD8">
+          <wp:inline distT="0" distB="0" distL="0" distR="0" wp14:anchorId="3DA5F59E" wp14:editId="22CC8252">
             <wp:extent cx="2476500" cy="2524125"/>
             <wp:effectExtent l="0" t="0" r="0" b="0"/>
             <wp:docPr id="10" name="resp_10_invalid_link.jpg" descr="What an invalid or expired link looks like." title="What an invalid or expired link looks like."/>
@@ -5036,7 +5036,7 @@
         <w:pStyle w:val="Heading1"/>
         <w:pageBreakBefore/>
       </w:pPr>
-      <w:bookmarkStart w:id="17" w:name="_Toc240759116"/>
+      <w:bookmarkStart w:id="17" w:name="_Toc240767742"/>
       <w:r>
         <w:lastRenderedPageBreak/>
         <w:t>7. Contact the research team</w:t>
@@ -5058,7 +5058,7 @@
           <w:left w:w="10" w:type="dxa"/>
           <w:right w:w="10" w:type="dxa"/>
         </w:tblCellMar>
-        <w:tblLook w:val="04A0" w:firstRow="1" w:lastRow="0" w:firstColumn="1" w:lastColumn="0" w:noHBand="0" w:noVBand="1"/>
+        <w:tblLook w:val="0000" w:firstRow="0" w:lastRow="0" w:firstColumn="0" w:lastColumn="0" w:noHBand="0" w:noVBand="0"/>
       </w:tblPr>
       <w:tblGrid>
         <w:gridCol w:w="2824"/>
@@ -5426,7 +5426,7 @@
         <w:sz w:val="16"/>
         <w:szCs w:val="16"/>
       </w:rPr>
-      <w:t>Version 1.2 · 20 September 2026</w:t>
+      <w:t>Version 1.3 · 20 September 2026</w:t>
     </w:r>
     <w:r>
       <w:rPr>
@@ -5599,68 +5599,69 @@
 <file path=word/numbering.xml><?xml version="1.0" encoding="utf-8"?>
 <w:numbering xmlns:wpc="http://schemas.microsoft.com/office/word/2010/wordprocessingCanvas" xmlns:cx="http://schemas.microsoft.com/office/drawing/2014/chartex" xmlns:cx1="http://schemas.microsoft.com/office/drawing/2015/9/8/chartex" xmlns:cx2="http://schemas.microsoft.com/office/drawing/2015/10/21/chartex" xmlns:cx3="http://schemas.microsoft.com/office/drawing/2016/5/9/chartex" xmlns:cx4="http://schemas.microsoft.com/office/drawing/2016/5/10/chartex" xmlns:cx5="http://schemas.microsoft.com/office/drawing/2016/5/11/chartex" xmlns:cx6="http://schemas.microsoft.com/office/drawing/2016/5/12/chartex" xmlns:cx7="http://schemas.microsoft.com/office/drawing/2016/5/13/chartex" xmlns:cx8="http://schemas.microsoft.com/office/drawing/2016/5/14/chartex" xmlns:mc="http://schemas.openxmlformats.org/markup-compatibility/2006" xmlns:aink="http://schemas.microsoft.com/office/drawing/2016/ink" xmlns:am3d="http://schemas.microsoft.com/office/drawing/2017/model3d" xmlns:o="urn:schemas-microsoft-com:office:office" xmlns:oel="http://schemas.microsoft.com/office/2019/extlst" xmlns:r="http://schemas.openxmlformats.org/officeDocument/2006/relationships" xmlns:m="http://schemas.openxmlformats.org/officeDocument/2006/math" xmlns:v="urn:schemas-microsoft-com:vml" xmlns:wp14="http://schemas.microsoft.com/office/word/2010/wordprocessingDrawing" xmlns:wp="http://schemas.openxmlformats.org/drawingml/2006/wordprocessingDrawing" xmlns:w10="urn:schemas-microsoft-com:office:word" xmlns:w="http://schemas.openxmlformats.org/wordprocessingml/2006/main" xmlns:w14="http://schemas.microsoft.com/office/word/2010/wordml" xmlns:w15="http://schemas.microsoft.com/office/word/2012/wordml" xmlns:w16cex="http://schemas.microsoft.com/office/word/2018/wordml/cex" xmlns:w16cid="http://schemas.microsoft.com/office/word/2016/wordml/cid" xmlns:w16="http://schemas.microsoft.com/office/word/2018/wordml" xmlns:w16sdtdh="http://schemas.microsoft.com/office/word/2020/wordml/sdtdatahash" xmlns:w16se="http://schemas.microsoft.com/office/word/2015/wordml/symex" xmlns:wpg="http://schemas.microsoft.com/office/word/2010/wordprocessingGroup" xmlns:wpi="http://schemas.microsoft.com/office/word/2010/wordprocessingInk" xmlns:wne="http://schemas.microsoft.com/office/word/2006/wordml" xmlns:wps="http://schemas.microsoft.com/office/word/2010/wordprocessingShape" mc:Ignorable="w14 w15 w16se w16cid w16 w16cex w16sdtdh wp14">
   <w:abstractNum w:abstractNumId="0" w15:restartNumberingAfterBreak="0">
-    <w:nsid w:val="0F2352D7"/>
+    <w:nsid w:val="28DD688B"/>
     <w:multiLevelType w:val="hybridMultilevel"/>
-    <w:tmpl w:val="758C1084"/>
-    <w:lvl w:ilvl="0" w:tplc="19F2CD18">
+    <w:tmpl w:val="C55C156A"/>
+    <w:lvl w:ilvl="0" w:tplc="C7A6E702">
       <w:start w:val="1"/>
-      <w:numFmt w:val="bullet"/>
-      <w:lvlText w:val="•"/>
+      <w:numFmt w:val="decimal"/>
+      <w:lvlText w:val="%1."/>
       <w:lvlJc w:val="left"/>
       <w:pPr>
-        <w:ind w:left="460" w:hanging="280"/>
-      </w:pPr>
+        <w:ind w:left="460" w:hanging="360"/>
+      </w:pPr>
+      <w:rPr>
+        <w:b/>
+        <w:bCs/>
+        <w:color w:val="A67C27"/>
+      </w:rPr>
     </w:lvl>
-    <w:lvl w:ilvl="1" w:tplc="C63A3F74">
-      <w:start w:val="1"/>
-      <w:numFmt w:val="bullet"/>
-      <w:lvlText w:val="–"/>
-      <w:lvlJc w:val="left"/>
-      <w:pPr>
-        <w:ind w:left="900" w:hanging="280"/>
-      </w:pPr>
-    </w:lvl>
-    <w:lvl w:ilvl="2" w:tplc="D0FCF2A4">
+    <w:lvl w:ilvl="1" w:tplc="F398C93E">
       <w:numFmt w:val="decimal"/>
       <w:lvlText w:val=""/>
       <w:lvlJc w:val="left"/>
     </w:lvl>
-    <w:lvl w:ilvl="3" w:tplc="3646967E">
+    <w:lvl w:ilvl="2" w:tplc="02C23958">
       <w:numFmt w:val="decimal"/>
       <w:lvlText w:val=""/>
       <w:lvlJc w:val="left"/>
     </w:lvl>
-    <w:lvl w:ilvl="4" w:tplc="FB72EB12">
+    <w:lvl w:ilvl="3" w:tplc="4A2A85FA">
       <w:numFmt w:val="decimal"/>
       <w:lvlText w:val=""/>
       <w:lvlJc w:val="left"/>
     </w:lvl>
-    <w:lvl w:ilvl="5" w:tplc="BDD62D6E">
+    <w:lvl w:ilvl="4" w:tplc="3D8A325C">
       <w:numFmt w:val="decimal"/>
       <w:lvlText w:val=""/>
       <w:lvlJc w:val="left"/>
     </w:lvl>
-    <w:lvl w:ilvl="6" w:tplc="2B0E3EB2">
+    <w:lvl w:ilvl="5" w:tplc="7AE05154">
       <w:numFmt w:val="decimal"/>
       <w:lvlText w:val=""/>
       <w:lvlJc w:val="left"/>
     </w:lvl>
-    <w:lvl w:ilvl="7" w:tplc="A074034C">
+    <w:lvl w:ilvl="6" w:tplc="6520088A">
       <w:numFmt w:val="decimal"/>
       <w:lvlText w:val=""/>
       <w:lvlJc w:val="left"/>
     </w:lvl>
-    <w:lvl w:ilvl="8" w:tplc="E2F0C1B8">
+    <w:lvl w:ilvl="7" w:tplc="E8324AFE">
+      <w:numFmt w:val="decimal"/>
+      <w:lvlText w:val=""/>
+      <w:lvlJc w:val="left"/>
+    </w:lvl>
+    <w:lvl w:ilvl="8" w:tplc="7570D802">
       <w:numFmt w:val="decimal"/>
       <w:lvlText w:val=""/>
       <w:lvlJc w:val="left"/>
     </w:lvl>
   </w:abstractNum>
   <w:abstractNum w:abstractNumId="1" w15:restartNumberingAfterBreak="0">
-    <w:nsid w:val="32FD55C6"/>
+    <w:nsid w:val="2BBC01F8"/>
     <w:multiLevelType w:val="hybridMultilevel"/>
-    <w:tmpl w:val="AD74D2AE"/>
-    <w:lvl w:ilvl="0" w:tplc="F7CC089A">
+    <w:tmpl w:val="596E36F6"/>
+    <w:lvl w:ilvl="0" w:tplc="E0CC8CC2">
       <w:start w:val="1"/>
       <w:numFmt w:val="decimal"/>
       <w:lvlText w:val="%1."/>
@@ -5674,52 +5675,110 @@
         <w:color w:val="A67C27"/>
       </w:rPr>
     </w:lvl>
-    <w:lvl w:ilvl="1" w:tplc="5748DEE0">
+    <w:lvl w:ilvl="1" w:tplc="861A3B74">
       <w:numFmt w:val="decimal"/>
       <w:lvlText w:val=""/>
       <w:lvlJc w:val="left"/>
     </w:lvl>
-    <w:lvl w:ilvl="2" w:tplc="CD38543C">
+    <w:lvl w:ilvl="2" w:tplc="5030CAC8">
       <w:numFmt w:val="decimal"/>
       <w:lvlText w:val=""/>
       <w:lvlJc w:val="left"/>
     </w:lvl>
-    <w:lvl w:ilvl="3" w:tplc="0AFCC6F6">
+    <w:lvl w:ilvl="3" w:tplc="FA0085EE">
       <w:numFmt w:val="decimal"/>
       <w:lvlText w:val=""/>
       <w:lvlJc w:val="left"/>
     </w:lvl>
-    <w:lvl w:ilvl="4" w:tplc="3F18DCAA">
+    <w:lvl w:ilvl="4" w:tplc="768E9980">
       <w:numFmt w:val="decimal"/>
       <w:lvlText w:val=""/>
       <w:lvlJc w:val="left"/>
     </w:lvl>
-    <w:lvl w:ilvl="5" w:tplc="DED2DA7E">
+    <w:lvl w:ilvl="5" w:tplc="696CE25A">
       <w:numFmt w:val="decimal"/>
       <w:lvlText w:val=""/>
       <w:lvlJc w:val="left"/>
     </w:lvl>
-    <w:lvl w:ilvl="6" w:tplc="CD804C44">
+    <w:lvl w:ilvl="6" w:tplc="502035CE">
       <w:numFmt w:val="decimal"/>
       <w:lvlText w:val=""/>
       <w:lvlJc w:val="left"/>
     </w:lvl>
-    <w:lvl w:ilvl="7" w:tplc="2D5A2CF2">
+    <w:lvl w:ilvl="7" w:tplc="94DC42A6">
       <w:numFmt w:val="decimal"/>
       <w:lvlText w:val=""/>
       <w:lvlJc w:val="left"/>
     </w:lvl>
-    <w:lvl w:ilvl="8" w:tplc="87042D94">
+    <w:lvl w:ilvl="8" w:tplc="4A8A28B0">
       <w:numFmt w:val="decimal"/>
       <w:lvlText w:val=""/>
       <w:lvlJc w:val="left"/>
     </w:lvl>
   </w:abstractNum>
   <w:abstractNum w:abstractNumId="2" w15:restartNumberingAfterBreak="0">
-    <w:nsid w:val="401767D3"/>
+    <w:nsid w:val="30FC650E"/>
     <w:multiLevelType w:val="hybridMultilevel"/>
-    <w:tmpl w:val="9A9E05CE"/>
-    <w:lvl w:ilvl="0" w:tplc="F3BCF410">
+    <w:tmpl w:val="14B841F6"/>
+    <w:lvl w:ilvl="0" w:tplc="D992527A">
+      <w:start w:val="1"/>
+      <w:numFmt w:val="bullet"/>
+      <w:lvlText w:val="•"/>
+      <w:lvlJc w:val="left"/>
+      <w:pPr>
+        <w:ind w:left="460" w:hanging="280"/>
+      </w:pPr>
+    </w:lvl>
+    <w:lvl w:ilvl="1" w:tplc="7FFE9398">
+      <w:start w:val="1"/>
+      <w:numFmt w:val="bullet"/>
+      <w:lvlText w:val="–"/>
+      <w:lvlJc w:val="left"/>
+      <w:pPr>
+        <w:ind w:left="900" w:hanging="280"/>
+      </w:pPr>
+    </w:lvl>
+    <w:lvl w:ilvl="2" w:tplc="BD2E33D4">
+      <w:numFmt w:val="decimal"/>
+      <w:lvlText w:val=""/>
+      <w:lvlJc w:val="left"/>
+    </w:lvl>
+    <w:lvl w:ilvl="3" w:tplc="C5062CC6">
+      <w:numFmt w:val="decimal"/>
+      <w:lvlText w:val=""/>
+      <w:lvlJc w:val="left"/>
+    </w:lvl>
+    <w:lvl w:ilvl="4" w:tplc="F6A6CDE2">
+      <w:numFmt w:val="decimal"/>
+      <w:lvlText w:val=""/>
+      <w:lvlJc w:val="left"/>
+    </w:lvl>
+    <w:lvl w:ilvl="5" w:tplc="129893CE">
+      <w:numFmt w:val="decimal"/>
+      <w:lvlText w:val=""/>
+      <w:lvlJc w:val="left"/>
+    </w:lvl>
+    <w:lvl w:ilvl="6" w:tplc="D7102DA0">
+      <w:numFmt w:val="decimal"/>
+      <w:lvlText w:val=""/>
+      <w:lvlJc w:val="left"/>
+    </w:lvl>
+    <w:lvl w:ilvl="7" w:tplc="97447572">
+      <w:numFmt w:val="decimal"/>
+      <w:lvlText w:val=""/>
+      <w:lvlJc w:val="left"/>
+    </w:lvl>
+    <w:lvl w:ilvl="8" w:tplc="0CC43B36">
+      <w:numFmt w:val="decimal"/>
+      <w:lvlText w:val=""/>
+      <w:lvlJc w:val="left"/>
+    </w:lvl>
+  </w:abstractNum>
+  <w:abstractNum w:abstractNumId="3" w15:restartNumberingAfterBreak="0">
+    <w:nsid w:val="6A9E6BE0"/>
+    <w:multiLevelType w:val="hybridMultilevel"/>
+    <w:tmpl w:val="85A2300E"/>
+    <w:lvl w:ilvl="0" w:tplc="059C9DE4">
       <w:start w:val="1"/>
       <w:numFmt w:val="bullet"/>
       <w:lvlText w:val="●"/>
@@ -5728,7 +5787,7 @@
         <w:ind w:left="720" w:hanging="360"/>
       </w:pPr>
     </w:lvl>
-    <w:lvl w:ilvl="1" w:tplc="D58AA518">
+    <w:lvl w:ilvl="1" w:tplc="AEDEF160">
       <w:start w:val="1"/>
       <w:numFmt w:val="bullet"/>
       <w:lvlText w:val="○"/>
@@ -5737,7 +5796,7 @@
         <w:ind w:left="1440" w:hanging="360"/>
       </w:pPr>
     </w:lvl>
-    <w:lvl w:ilvl="2" w:tplc="F516F280">
+    <w:lvl w:ilvl="2" w:tplc="948AE6F0">
       <w:start w:val="1"/>
       <w:numFmt w:val="bullet"/>
       <w:lvlText w:val="■"/>
@@ -5746,7 +5805,7 @@
         <w:ind w:left="2160" w:hanging="360"/>
       </w:pPr>
     </w:lvl>
-    <w:lvl w:ilvl="3" w:tplc="D66EBBFC">
+    <w:lvl w:ilvl="3" w:tplc="14CE801E">
       <w:start w:val="1"/>
       <w:numFmt w:val="bullet"/>
       <w:lvlText w:val="●"/>
@@ -5755,7 +5814,7 @@
         <w:ind w:left="2880" w:hanging="360"/>
       </w:pPr>
     </w:lvl>
-    <w:lvl w:ilvl="4" w:tplc="223CBB8E">
+    <w:lvl w:ilvl="4" w:tplc="6706DD46">
       <w:start w:val="1"/>
       <w:numFmt w:val="bullet"/>
       <w:lvlText w:val="○"/>
@@ -5764,7 +5823,7 @@
         <w:ind w:left="3600" w:hanging="360"/>
       </w:pPr>
     </w:lvl>
-    <w:lvl w:ilvl="5" w:tplc="CE703A3A">
+    <w:lvl w:ilvl="5" w:tplc="5CD6E6EE">
       <w:start w:val="1"/>
       <w:numFmt w:val="bullet"/>
       <w:lvlText w:val="■"/>
@@ -5773,7 +5832,7 @@
         <w:ind w:left="4320" w:hanging="360"/>
       </w:pPr>
     </w:lvl>
-    <w:lvl w:ilvl="6" w:tplc="19F8BC4C">
+    <w:lvl w:ilvl="6" w:tplc="BAD655A2">
       <w:start w:val="1"/>
       <w:numFmt w:val="bullet"/>
       <w:lvlText w:val="●"/>
@@ -5782,7 +5841,7 @@
         <w:ind w:left="5040" w:hanging="360"/>
       </w:pPr>
     </w:lvl>
-    <w:lvl w:ilvl="7" w:tplc="21EE31EE">
+    <w:lvl w:ilvl="7" w:tplc="89061AAC">
       <w:start w:val="1"/>
       <w:numFmt w:val="bullet"/>
       <w:lvlText w:val="●"/>
@@ -5791,7 +5850,7 @@
         <w:ind w:left="5760" w:hanging="360"/>
       </w:pPr>
     </w:lvl>
-    <w:lvl w:ilvl="8" w:tplc="F9BC5DB6">
+    <w:lvl w:ilvl="8" w:tplc="BDF4B5FE">
       <w:start w:val="1"/>
       <w:numFmt w:val="bullet"/>
       <w:lvlText w:val="●"/>
@@ -5801,11 +5860,11 @@
       </w:pPr>
     </w:lvl>
   </w:abstractNum>
-  <w:abstractNum w:abstractNumId="3" w15:restartNumberingAfterBreak="0">
-    <w:nsid w:val="41DA1661"/>
+  <w:abstractNum w:abstractNumId="4" w15:restartNumberingAfterBreak="0">
+    <w:nsid w:val="7FFA63D9"/>
     <w:multiLevelType w:val="hybridMultilevel"/>
-    <w:tmpl w:val="706406C2"/>
-    <w:lvl w:ilvl="0" w:tplc="A98039EA">
+    <w:tmpl w:val="7A8A61AE"/>
+    <w:lvl w:ilvl="0" w:tplc="E876B4BE">
       <w:start w:val="1"/>
       <w:numFmt w:val="decimal"/>
       <w:lvlText w:val="%1."/>
@@ -5819,132 +5878,73 @@
         <w:color w:val="A67C27"/>
       </w:rPr>
     </w:lvl>
-    <w:lvl w:ilvl="1" w:tplc="4C92DAF6">
+    <w:lvl w:ilvl="1" w:tplc="901E59A6">
       <w:numFmt w:val="decimal"/>
       <w:lvlText w:val=""/>
       <w:lvlJc w:val="left"/>
     </w:lvl>
-    <w:lvl w:ilvl="2" w:tplc="B4082196">
+    <w:lvl w:ilvl="2" w:tplc="B8DAF974">
       <w:numFmt w:val="decimal"/>
       <w:lvlText w:val=""/>
       <w:lvlJc w:val="left"/>
     </w:lvl>
-    <w:lvl w:ilvl="3" w:tplc="F488A646">
+    <w:lvl w:ilvl="3" w:tplc="8A22AE30">
       <w:numFmt w:val="decimal"/>
       <w:lvlText w:val=""/>
       <w:lvlJc w:val="left"/>
     </w:lvl>
-    <w:lvl w:ilvl="4" w:tplc="3ECC7718">
+    <w:lvl w:ilvl="4" w:tplc="0DCA6FC2">
       <w:numFmt w:val="decimal"/>
       <w:lvlText w:val=""/>
       <w:lvlJc w:val="left"/>
     </w:lvl>
-    <w:lvl w:ilvl="5" w:tplc="3E969024">
+    <w:lvl w:ilvl="5" w:tplc="FF96C5A2">
       <w:numFmt w:val="decimal"/>
       <w:lvlText w:val=""/>
       <w:lvlJc w:val="left"/>
     </w:lvl>
-    <w:lvl w:ilvl="6" w:tplc="493CF37A">
+    <w:lvl w:ilvl="6" w:tplc="7DAEEB8C">
       <w:numFmt w:val="decimal"/>
       <w:lvlText w:val=""/>
       <w:lvlJc w:val="left"/>
     </w:lvl>
-    <w:lvl w:ilvl="7" w:tplc="4E8CA4E6">
+    <w:lvl w:ilvl="7" w:tplc="F8C432AC">
       <w:numFmt w:val="decimal"/>
       <w:lvlText w:val=""/>
       <w:lvlJc w:val="left"/>
     </w:lvl>
-    <w:lvl w:ilvl="8" w:tplc="7CB6E9AA">
+    <w:lvl w:ilvl="8" w:tplc="575CD7E2">
       <w:numFmt w:val="decimal"/>
       <w:lvlText w:val=""/>
       <w:lvlJc w:val="left"/>
     </w:lvl>
   </w:abstractNum>
-  <w:abstractNum w:abstractNumId="4" w15:restartNumberingAfterBreak="0">
-    <w:nsid w:val="4D980341"/>
-    <w:multiLevelType w:val="hybridMultilevel"/>
-    <w:tmpl w:val="EC3E9F24"/>
-    <w:lvl w:ilvl="0" w:tplc="BA5837A0">
-      <w:start w:val="1"/>
-      <w:numFmt w:val="decimal"/>
-      <w:lvlText w:val="%1."/>
-      <w:lvlJc w:val="left"/>
-      <w:pPr>
-        <w:ind w:left="460" w:hanging="360"/>
-      </w:pPr>
-      <w:rPr>
-        <w:b/>
-        <w:bCs/>
-        <w:color w:val="A67C27"/>
-      </w:rPr>
-    </w:lvl>
-    <w:lvl w:ilvl="1" w:tplc="6DB07D5A">
-      <w:numFmt w:val="decimal"/>
-      <w:lvlText w:val=""/>
-      <w:lvlJc w:val="left"/>
-    </w:lvl>
-    <w:lvl w:ilvl="2" w:tplc="59DCA6AA">
-      <w:numFmt w:val="decimal"/>
-      <w:lvlText w:val=""/>
-      <w:lvlJc w:val="left"/>
-    </w:lvl>
-    <w:lvl w:ilvl="3" w:tplc="5E149B3E">
-      <w:numFmt w:val="decimal"/>
-      <w:lvlText w:val=""/>
-      <w:lvlJc w:val="left"/>
-    </w:lvl>
-    <w:lvl w:ilvl="4" w:tplc="34B44B36">
-      <w:numFmt w:val="decimal"/>
-      <w:lvlText w:val=""/>
-      <w:lvlJc w:val="left"/>
-    </w:lvl>
-    <w:lvl w:ilvl="5" w:tplc="C108FA06">
-      <w:numFmt w:val="decimal"/>
-      <w:lvlText w:val=""/>
-      <w:lvlJc w:val="left"/>
-    </w:lvl>
-    <w:lvl w:ilvl="6" w:tplc="73A2A096">
-      <w:numFmt w:val="decimal"/>
-      <w:lvlText w:val=""/>
-      <w:lvlJc w:val="left"/>
-    </w:lvl>
-    <w:lvl w:ilvl="7" w:tplc="31A85A8C">
-      <w:numFmt w:val="decimal"/>
-      <w:lvlText w:val=""/>
-      <w:lvlJc w:val="left"/>
-    </w:lvl>
-    <w:lvl w:ilvl="8" w:tplc="1DDE45A8">
-      <w:numFmt w:val="decimal"/>
-      <w:lvlText w:val=""/>
-      <w:lvlJc w:val="left"/>
-    </w:lvl>
-  </w:abstractNum>
-  <w:num w:numId="1" w16cid:durableId="52973583">
+  <w:num w:numId="1" w16cid:durableId="1618560123">
+    <w:abstractNumId w:val="3"/>
+    <w:lvlOverride w:ilvl="0">
+      <w:startOverride w:val="1"/>
+    </w:lvlOverride>
+  </w:num>
+  <w:num w:numId="2" w16cid:durableId="386800219">
     <w:abstractNumId w:val="2"/>
     <w:lvlOverride w:ilvl="0">
       <w:startOverride w:val="1"/>
     </w:lvlOverride>
   </w:num>
-  <w:num w:numId="2" w16cid:durableId="830369555">
+  <w:num w:numId="3" w16cid:durableId="1923026697">
     <w:abstractNumId w:val="0"/>
     <w:lvlOverride w:ilvl="0">
       <w:startOverride w:val="1"/>
     </w:lvlOverride>
   </w:num>
-  <w:num w:numId="3" w16cid:durableId="636374852">
-    <w:abstractNumId w:val="3"/>
+  <w:num w:numId="4" w16cid:durableId="1651322182">
+    <w:abstractNumId w:val="1"/>
     <w:lvlOverride w:ilvl="0">
       <w:startOverride w:val="1"/>
     </w:lvlOverride>
   </w:num>
-  <w:num w:numId="4" w16cid:durableId="1522667434">
+  <w:num w:numId="5" w16cid:durableId="146169057">
     <w:abstractNumId w:val="4"/>
-    <w:lvlOverride w:ilvl="0">
-      <w:startOverride w:val="1"/>
-    </w:lvlOverride>
-  </w:num>
-  <w:num w:numId="5" w16cid:durableId="2047632634">
-    <w:abstractNumId w:val="1"/>
     <w:lvlOverride w:ilvl="0">
       <w:startOverride w:val="1"/>
     </w:lvlOverride>
@@ -6570,7 +6570,7 @@
     <w:autoRedefine/>
     <w:uiPriority w:val="39"/>
     <w:unhideWhenUsed/>
-    <w:rsid w:val="00875F07"/>
+    <w:rsid w:val="00981006"/>
     <w:pPr>
       <w:spacing w:after="100"/>
     </w:pPr>
@@ -6582,7 +6582,7 @@
     <w:autoRedefine/>
     <w:uiPriority w:val="39"/>
     <w:unhideWhenUsed/>
-    <w:rsid w:val="00875F07"/>
+    <w:rsid w:val="00981006"/>
     <w:pPr>
       <w:spacing w:after="100"/>
       <w:ind w:left="210"/>

--- a/docs/manuals/Respondent_Guide.docx
+++ b/docs/manuals/Respondent_Guide.docx
@@ -69,7 +69,7 @@
           <w:left w:w="10" w:type="dxa"/>
           <w:right w:w="10" w:type="dxa"/>
         </w:tblCellMar>
-        <w:tblLook w:val="0000" w:firstRow="0" w:lastRow="0" w:firstColumn="0" w:lastColumn="0" w:noHBand="0" w:noVBand="0"/>
+        <w:tblLook w:val="04A0" w:firstRow="1" w:lastRow="0" w:firstColumn="1" w:lastColumn="0" w:noHBand="0" w:noVBand="1"/>
       </w:tblPr>
       <w:tblGrid>
         <w:gridCol w:w="2300"/>
@@ -469,7 +469,7 @@
                 <w:sz w:val="19"/>
                 <w:szCs w:val="19"/>
               </w:rPr>
-              <w:t>Version 1.3 · 20 September 2026</w:t>
+              <w:t>Version 1.4 · 20 September 2026</w:t>
             </w:r>
           </w:p>
         </w:tc>
@@ -538,7 +538,7 @@
     <w:sdt>
       <w:sdtPr>
         <w:alias w:val="Contents"/>
-        <w:id w:val="-621229860"/>
+        <w:id w:val="-812634675"/>
       </w:sdtPr>
       <w:sdtEndPr/>
       <w:sdtContent>
@@ -567,7 +567,7 @@
           <w:r>
             <w:fldChar w:fldCharType="separate"/>
           </w:r>
-          <w:hyperlink w:anchor="_Toc240767725" w:history="1">
+          <w:hyperlink w:anchor="_Toc240773270" w:history="1">
             <w:r>
               <w:rPr>
                 <w:rStyle w:val="Hyperlink"/>
@@ -591,7 +591,7 @@
               <w:rPr>
                 <w:noProof/>
               </w:rPr>
-              <w:instrText xml:space="preserve"> PAGEREF _Toc240767725 \h </w:instrText>
+              <w:instrText xml:space="preserve"> PAGEREF _Toc240773270 \h </w:instrText>
             </w:r>
             <w:r>
               <w:rPr>
@@ -634,7 +634,7 @@
               <w14:ligatures w14:val="standardContextual"/>
             </w:rPr>
           </w:pPr>
-          <w:hyperlink w:anchor="_Toc240767726" w:history="1">
+          <w:hyperlink w:anchor="_Toc240773271" w:history="1">
             <w:r>
               <w:rPr>
                 <w:rStyle w:val="Hyperlink"/>
@@ -658,7 +658,7 @@
               <w:rPr>
                 <w:noProof/>
               </w:rPr>
-              <w:instrText xml:space="preserve"> PAGEREF _Toc240767726 \h </w:instrText>
+              <w:instrText xml:space="preserve"> PAGEREF _Toc240773271 \h </w:instrText>
             </w:r>
             <w:r>
               <w:rPr>
@@ -701,7 +701,7 @@
               <w14:ligatures w14:val="standardContextual"/>
             </w:rPr>
           </w:pPr>
-          <w:hyperlink w:anchor="_Toc240767727" w:history="1">
+          <w:hyperlink w:anchor="_Toc240773272" w:history="1">
             <w:r>
               <w:rPr>
                 <w:rStyle w:val="Hyperlink"/>
@@ -725,7 +725,7 @@
               <w:rPr>
                 <w:noProof/>
               </w:rPr>
-              <w:instrText xml:space="preserve"> PAGEREF _Toc240767727 \h </w:instrText>
+              <w:instrText xml:space="preserve"> PAGEREF _Toc240773272 \h </w:instrText>
             </w:r>
             <w:r>
               <w:rPr>
@@ -768,7 +768,7 @@
               <w14:ligatures w14:val="standardContextual"/>
             </w:rPr>
           </w:pPr>
-          <w:hyperlink w:anchor="_Toc240767728" w:history="1">
+          <w:hyperlink w:anchor="_Toc240773273" w:history="1">
             <w:r>
               <w:rPr>
                 <w:rStyle w:val="Hyperlink"/>
@@ -792,7 +792,7 @@
               <w:rPr>
                 <w:noProof/>
               </w:rPr>
-              <w:instrText xml:space="preserve"> PAGEREF _Toc240767728 \h </w:instrText>
+              <w:instrText xml:space="preserve"> PAGEREF _Toc240773273 \h </w:instrText>
             </w:r>
             <w:r>
               <w:rPr>
@@ -835,7 +835,7 @@
               <w14:ligatures w14:val="standardContextual"/>
             </w:rPr>
           </w:pPr>
-          <w:hyperlink w:anchor="_Toc240767729" w:history="1">
+          <w:hyperlink w:anchor="_Toc240773274" w:history="1">
             <w:r>
               <w:rPr>
                 <w:rStyle w:val="Hyperlink"/>
@@ -859,7 +859,7 @@
               <w:rPr>
                 <w:noProof/>
               </w:rPr>
-              <w:instrText xml:space="preserve"> PAGEREF _Toc240767729 \h </w:instrText>
+              <w:instrText xml:space="preserve"> PAGEREF _Toc240773274 \h </w:instrText>
             </w:r>
             <w:r>
               <w:rPr>
@@ -902,7 +902,7 @@
               <w14:ligatures w14:val="standardContextual"/>
             </w:rPr>
           </w:pPr>
-          <w:hyperlink w:anchor="_Toc240767730" w:history="1">
+          <w:hyperlink w:anchor="_Toc240773275" w:history="1">
             <w:r>
               <w:rPr>
                 <w:rStyle w:val="Hyperlink"/>
@@ -926,7 +926,7 @@
               <w:rPr>
                 <w:noProof/>
               </w:rPr>
-              <w:instrText xml:space="preserve"> PAGEREF _Toc240767730 \h </w:instrText>
+              <w:instrText xml:space="preserve"> PAGEREF _Toc240773275 \h </w:instrText>
             </w:r>
             <w:r>
               <w:rPr>
@@ -969,7 +969,7 @@
               <w14:ligatures w14:val="standardContextual"/>
             </w:rPr>
           </w:pPr>
-          <w:hyperlink w:anchor="_Toc240767731" w:history="1">
+          <w:hyperlink w:anchor="_Toc240773276" w:history="1">
             <w:r>
               <w:rPr>
                 <w:rStyle w:val="Hyperlink"/>
@@ -993,7 +993,7 @@
               <w:rPr>
                 <w:noProof/>
               </w:rPr>
-              <w:instrText xml:space="preserve"> PAGEREF _Toc240767731 \h </w:instrText>
+              <w:instrText xml:space="preserve"> PAGEREF _Toc240773276 \h </w:instrText>
             </w:r>
             <w:r>
               <w:rPr>
@@ -1036,7 +1036,7 @@
               <w14:ligatures w14:val="standardContextual"/>
             </w:rPr>
           </w:pPr>
-          <w:hyperlink w:anchor="_Toc240767732" w:history="1">
+          <w:hyperlink w:anchor="_Toc240773277" w:history="1">
             <w:r>
               <w:rPr>
                 <w:rStyle w:val="Hyperlink"/>
@@ -1060,7 +1060,7 @@
               <w:rPr>
                 <w:noProof/>
               </w:rPr>
-              <w:instrText xml:space="preserve"> PAGEREF _Toc240767732 \h </w:instrText>
+              <w:instrText xml:space="preserve"> PAGEREF _Toc240773277 \h </w:instrText>
             </w:r>
             <w:r>
               <w:rPr>
@@ -1103,7 +1103,7 @@
               <w14:ligatures w14:val="standardContextual"/>
             </w:rPr>
           </w:pPr>
-          <w:hyperlink w:anchor="_Toc240767733" w:history="1">
+          <w:hyperlink w:anchor="_Toc240773278" w:history="1">
             <w:r>
               <w:rPr>
                 <w:rStyle w:val="Hyperlink"/>
@@ -1127,7 +1127,7 @@
               <w:rPr>
                 <w:noProof/>
               </w:rPr>
-              <w:instrText xml:space="preserve"> PAGEREF _Toc240767733 \h </w:instrText>
+              <w:instrText xml:space="preserve"> PAGEREF _Toc240773278 \h </w:instrText>
             </w:r>
             <w:r>
               <w:rPr>
@@ -1170,7 +1170,7 @@
               <w14:ligatures w14:val="standardContextual"/>
             </w:rPr>
           </w:pPr>
-          <w:hyperlink w:anchor="_Toc240767734" w:history="1">
+          <w:hyperlink w:anchor="_Toc240773279" w:history="1">
             <w:r>
               <w:rPr>
                 <w:rStyle w:val="Hyperlink"/>
@@ -1194,7 +1194,7 @@
               <w:rPr>
                 <w:noProof/>
               </w:rPr>
-              <w:instrText xml:space="preserve"> PAGEREF _Toc240767734 \h </w:instrText>
+              <w:instrText xml:space="preserve"> PAGEREF _Toc240773279 \h </w:instrText>
             </w:r>
             <w:r>
               <w:rPr>
@@ -1237,7 +1237,7 @@
               <w14:ligatures w14:val="standardContextual"/>
             </w:rPr>
           </w:pPr>
-          <w:hyperlink w:anchor="_Toc240767735" w:history="1">
+          <w:hyperlink w:anchor="_Toc240773280" w:history="1">
             <w:r>
               <w:rPr>
                 <w:rStyle w:val="Hyperlink"/>
@@ -1261,7 +1261,7 @@
               <w:rPr>
                 <w:noProof/>
               </w:rPr>
-              <w:instrText xml:space="preserve"> PAGEREF _Toc240767735 \h </w:instrText>
+              <w:instrText xml:space="preserve"> PAGEREF _Toc240773280 \h </w:instrText>
             </w:r>
             <w:r>
               <w:rPr>
@@ -1304,7 +1304,7 @@
               <w14:ligatures w14:val="standardContextual"/>
             </w:rPr>
           </w:pPr>
-          <w:hyperlink w:anchor="_Toc240767736" w:history="1">
+          <w:hyperlink w:anchor="_Toc240773281" w:history="1">
             <w:r>
               <w:rPr>
                 <w:rStyle w:val="Hyperlink"/>
@@ -1328,7 +1328,7 @@
               <w:rPr>
                 <w:noProof/>
               </w:rPr>
-              <w:instrText xml:space="preserve"> PAGEREF _Toc240767736 \h </w:instrText>
+              <w:instrText xml:space="preserve"> PAGEREF _Toc240773281 \h </w:instrText>
             </w:r>
             <w:r>
               <w:rPr>
@@ -1371,7 +1371,7 @@
               <w14:ligatures w14:val="standardContextual"/>
             </w:rPr>
           </w:pPr>
-          <w:hyperlink w:anchor="_Toc240767737" w:history="1">
+          <w:hyperlink w:anchor="_Toc240773282" w:history="1">
             <w:r>
               <w:rPr>
                 <w:rStyle w:val="Hyperlink"/>
@@ -1395,7 +1395,7 @@
               <w:rPr>
                 <w:noProof/>
               </w:rPr>
-              <w:instrText xml:space="preserve"> PAGEREF _Toc240767737 \h </w:instrText>
+              <w:instrText xml:space="preserve"> PAGEREF _Toc240773282 \h </w:instrText>
             </w:r>
             <w:r>
               <w:rPr>
@@ -1438,7 +1438,7 @@
               <w14:ligatures w14:val="standardContextual"/>
             </w:rPr>
           </w:pPr>
-          <w:hyperlink w:anchor="_Toc240767738" w:history="1">
+          <w:hyperlink w:anchor="_Toc240773283" w:history="1">
             <w:r>
               <w:rPr>
                 <w:rStyle w:val="Hyperlink"/>
@@ -1462,7 +1462,7 @@
               <w:rPr>
                 <w:noProof/>
               </w:rPr>
-              <w:instrText xml:space="preserve"> PAGEREF _Toc240767738 \h </w:instrText>
+              <w:instrText xml:space="preserve"> PAGEREF _Toc240773283 \h </w:instrText>
             </w:r>
             <w:r>
               <w:rPr>
@@ -1505,7 +1505,7 @@
               <w14:ligatures w14:val="standardContextual"/>
             </w:rPr>
           </w:pPr>
-          <w:hyperlink w:anchor="_Toc240767739" w:history="1">
+          <w:hyperlink w:anchor="_Toc240773284" w:history="1">
             <w:r>
               <w:rPr>
                 <w:rStyle w:val="Hyperlink"/>
@@ -1529,7 +1529,7 @@
               <w:rPr>
                 <w:noProof/>
               </w:rPr>
-              <w:instrText xml:space="preserve"> PAGEREF _Toc240767739 \h </w:instrText>
+              <w:instrText xml:space="preserve"> PAGEREF _Toc240773284 \h </w:instrText>
             </w:r>
             <w:r>
               <w:rPr>
@@ -1572,7 +1572,7 @@
               <w14:ligatures w14:val="standardContextual"/>
             </w:rPr>
           </w:pPr>
-          <w:hyperlink w:anchor="_Toc240767740" w:history="1">
+          <w:hyperlink w:anchor="_Toc240773285" w:history="1">
             <w:r>
               <w:rPr>
                 <w:rStyle w:val="Hyperlink"/>
@@ -1596,7 +1596,7 @@
               <w:rPr>
                 <w:noProof/>
               </w:rPr>
-              <w:instrText xml:space="preserve"> PAGEREF _Toc240767740 \h </w:instrText>
+              <w:instrText xml:space="preserve"> PAGEREF _Toc240773285 \h </w:instrText>
             </w:r>
             <w:r>
               <w:rPr>
@@ -1639,7 +1639,7 @@
               <w14:ligatures w14:val="standardContextual"/>
             </w:rPr>
           </w:pPr>
-          <w:hyperlink w:anchor="_Toc240767741" w:history="1">
+          <w:hyperlink w:anchor="_Toc240773286" w:history="1">
             <w:r>
               <w:rPr>
                 <w:rStyle w:val="Hyperlink"/>
@@ -1663,7 +1663,7 @@
               <w:rPr>
                 <w:noProof/>
               </w:rPr>
-              <w:instrText xml:space="preserve"> PAGEREF _Toc240767741 \h </w:instrText>
+              <w:instrText xml:space="preserve"> PAGEREF _Toc240773286 \h </w:instrText>
             </w:r>
             <w:r>
               <w:rPr>
@@ -1706,7 +1706,7 @@
               <w14:ligatures w14:val="standardContextual"/>
             </w:rPr>
           </w:pPr>
-          <w:hyperlink w:anchor="_Toc240767742" w:history="1">
+          <w:hyperlink w:anchor="_Toc240773287" w:history="1">
             <w:r>
               <w:rPr>
                 <w:rStyle w:val="Hyperlink"/>
@@ -1730,7 +1730,7 @@
               <w:rPr>
                 <w:noProof/>
               </w:rPr>
-              <w:instrText xml:space="preserve"> PAGEREF _Toc240767742 \h </w:instrText>
+              <w:instrText xml:space="preserve"> PAGEREF _Toc240773287 \h </w:instrText>
             </w:r>
             <w:r>
               <w:rPr>
@@ -1769,7 +1769,7 @@
         <w:pStyle w:val="Heading1"/>
         <w:pageBreakBefore/>
       </w:pPr>
-      <w:bookmarkStart w:id="0" w:name="_Toc240767725"/>
+      <w:bookmarkStart w:id="0" w:name="_Toc240773270"/>
       <w:r>
         <w:lastRenderedPageBreak/>
         <w:t>1. Welcome</w:t>
@@ -1809,7 +1809,7 @@
           <w:left w:w="10" w:type="dxa"/>
           <w:right w:w="10" w:type="dxa"/>
         </w:tblCellMar>
-        <w:tblLook w:val="0000" w:firstRow="0" w:lastRow="0" w:firstColumn="0" w:lastColumn="0" w:noHBand="0" w:noVBand="0"/>
+        <w:tblLook w:val="04A0" w:firstRow="1" w:lastRow="0" w:firstColumn="1" w:lastColumn="0" w:noHBand="0" w:noVBand="1"/>
       </w:tblPr>
       <w:tblGrid>
         <w:gridCol w:w="2824"/>
@@ -2185,7 +2185,7 @@
       <w:pPr>
         <w:pStyle w:val="Heading2"/>
       </w:pPr>
-      <w:bookmarkStart w:id="1" w:name="_Toc240767726"/>
+      <w:bookmarkStart w:id="1" w:name="_Toc240773271"/>
       <w:r>
         <w:t>What you should know first</w:t>
       </w:r>
@@ -2303,7 +2303,7 @@
         <w:pStyle w:val="Heading1"/>
         <w:pageBreakBefore/>
       </w:pPr>
-      <w:bookmarkStart w:id="2" w:name="_Toc240767727"/>
+      <w:bookmarkStart w:id="2" w:name="_Toc240773272"/>
       <w:r>
         <w:lastRenderedPageBreak/>
         <w:t>2. What you need</w:t>
@@ -2399,7 +2399,7 @@
           <w:left w:w="10" w:type="dxa"/>
           <w:right w:w="10" w:type="dxa"/>
         </w:tblCellMar>
-        <w:tblLook w:val="0000" w:firstRow="0" w:lastRow="0" w:firstColumn="0" w:lastColumn="0" w:noHBand="0" w:noVBand="0"/>
+        <w:tblLook w:val="04A0" w:firstRow="1" w:lastRow="0" w:firstColumn="1" w:lastColumn="0" w:noHBand="0" w:noVBand="1"/>
       </w:tblPr>
       <w:tblGrid>
         <w:gridCol w:w="9412"/>
@@ -2532,7 +2532,7 @@
         <w:pStyle w:val="Heading1"/>
         <w:pageBreakBefore/>
       </w:pPr>
-      <w:bookmarkStart w:id="3" w:name="_Toc240767728"/>
+      <w:bookmarkStart w:id="3" w:name="_Toc240773273"/>
       <w:r>
         <w:lastRenderedPageBreak/>
         <w:t>3. Taking part, step by step</w:t>
@@ -2543,7 +2543,7 @@
       <w:pPr>
         <w:pStyle w:val="Heading2"/>
       </w:pPr>
-      <w:bookmarkStart w:id="4" w:name="_Toc240767729"/>
+      <w:bookmarkStart w:id="4" w:name="_Toc240773274"/>
       <w:r>
         <w:t>Step 1 — Open your link</w:t>
       </w:r>
@@ -2561,7 +2561,7 @@
       <w:pPr>
         <w:pStyle w:val="Heading2"/>
       </w:pPr>
-      <w:bookmarkStart w:id="5" w:name="_Toc240767730"/>
+      <w:bookmarkStart w:id="5" w:name="_Toc240773275"/>
       <w:r>
         <w:t>Step 2 — Confirm your organisation</w:t>
       </w:r>
@@ -2596,7 +2596,7 @@
           <w:noProof/>
         </w:rPr>
         <w:drawing>
-          <wp:inline distT="0" distB="0" distL="0" distR="0" wp14:anchorId="08C7172F" wp14:editId="58D11427">
+          <wp:inline distT="0" distB="0" distL="0" distR="0" wp14:anchorId="27A8F041" wp14:editId="1715A6B6">
             <wp:extent cx="2476500" cy="3362325"/>
             <wp:effectExtent l="0" t="0" r="0" b="0"/>
             <wp:docPr id="1" name="resp_01_confirm.jpg" descr="Confirming the organisation." title="Confirming the organisation."/>
@@ -2665,7 +2665,7 @@
       <w:pPr>
         <w:pStyle w:val="Heading2"/>
       </w:pPr>
-      <w:bookmarkStart w:id="6" w:name="_Toc240767731"/>
+      <w:bookmarkStart w:id="6" w:name="_Toc240773276"/>
       <w:r>
         <w:t>Step 3 — Tell us a little about you</w:t>
       </w:r>
@@ -2757,7 +2757,7 @@
         </w:rPr>
         <w:lastRenderedPageBreak/>
         <w:drawing>
-          <wp:inline distT="0" distB="0" distL="0" distR="0" wp14:anchorId="67FF1134" wp14:editId="3F43ED74">
+          <wp:inline distT="0" distB="0" distL="0" distR="0" wp14:anchorId="34A95754" wp14:editId="5F8808BB">
             <wp:extent cx="2476500" cy="3362325"/>
             <wp:effectExtent l="0" t="0" r="0" b="0"/>
             <wp:docPr id="2" name="resp_02_eligibility.jpg" descr="A little about you." title="A little about you."/>
@@ -2837,7 +2837,7 @@
           <w:left w:w="10" w:type="dxa"/>
           <w:right w:w="10" w:type="dxa"/>
         </w:tblCellMar>
-        <w:tblLook w:val="0000" w:firstRow="0" w:lastRow="0" w:firstColumn="0" w:lastColumn="0" w:noHBand="0" w:noVBand="0"/>
+        <w:tblLook w:val="04A0" w:firstRow="1" w:lastRow="0" w:firstColumn="1" w:lastColumn="0" w:noHBand="0" w:noVBand="1"/>
       </w:tblPr>
       <w:tblGrid>
         <w:gridCol w:w="9412"/>
@@ -2912,7 +2912,7 @@
       <w:pPr>
         <w:pStyle w:val="Heading2"/>
       </w:pPr>
-      <w:bookmarkStart w:id="7" w:name="_Toc240767732"/>
+      <w:bookmarkStart w:id="7" w:name="_Toc240773277"/>
       <w:r>
         <w:t>Step 4 — Read the participant information</w:t>
       </w:r>
@@ -2958,7 +2958,7 @@
         </w:rPr>
         <w:lastRenderedPageBreak/>
         <w:drawing>
-          <wp:inline distT="0" distB="0" distL="0" distR="0" wp14:anchorId="2BF954C2" wp14:editId="1735533F">
+          <wp:inline distT="0" distB="0" distL="0" distR="0" wp14:anchorId="00C3D843" wp14:editId="744C2C26">
             <wp:extent cx="1076325" cy="4953000"/>
             <wp:effectExtent l="0" t="0" r="0" b="0"/>
             <wp:docPr id="3" name="resp_03_information_top.jpg" descr="Participant Information." title="Participant Information."/>
@@ -3027,7 +3027,7 @@
       <w:pPr>
         <w:pStyle w:val="Heading2"/>
       </w:pPr>
-      <w:bookmarkStart w:id="8" w:name="_Toc240767733"/>
+      <w:bookmarkStart w:id="8" w:name="_Toc240773278"/>
       <w:r>
         <w:t>Step 5 — Give your decision</w:t>
       </w:r>
@@ -3119,7 +3119,7 @@
         </w:rPr>
         <w:lastRenderedPageBreak/>
         <w:drawing>
-          <wp:inline distT="0" distB="0" distL="0" distR="0" wp14:anchorId="73C75746" wp14:editId="416C0BE5">
+          <wp:inline distT="0" distB="0" distL="0" distR="0" wp14:anchorId="29469549" wp14:editId="13D9CAB1">
             <wp:extent cx="2476500" cy="4419600"/>
             <wp:effectExtent l="0" t="0" r="0" b="0"/>
             <wp:docPr id="4" name="resp_04_consent.jpg" descr="Your consent." title="Your consent."/>
@@ -3188,7 +3188,7 @@
       <w:pPr>
         <w:pStyle w:val="Heading2"/>
       </w:pPr>
-      <w:bookmarkStart w:id="9" w:name="_Toc240767734"/>
+      <w:bookmarkStart w:id="9" w:name="_Toc240773279"/>
       <w:r>
         <w:t>Step 6 — Check what we already know (only if shown)</w:t>
       </w:r>
@@ -3276,7 +3276,7 @@
       <w:pPr>
         <w:pStyle w:val="Heading2"/>
       </w:pPr>
-      <w:bookmarkStart w:id="10" w:name="_Toc240767735"/>
+      <w:bookmarkStart w:id="10" w:name="_Toc240773280"/>
       <w:r>
         <w:t>Step 7 — Choose how you would like to take part</w:t>
       </w:r>
@@ -3297,7 +3297,7 @@
           <w:left w:w="10" w:type="dxa"/>
           <w:right w:w="10" w:type="dxa"/>
         </w:tblCellMar>
-        <w:tblLook w:val="0000" w:firstRow="0" w:lastRow="0" w:firstColumn="0" w:lastColumn="0" w:noHBand="0" w:noVBand="0"/>
+        <w:tblLook w:val="04A0" w:firstRow="1" w:lastRow="0" w:firstColumn="1" w:lastColumn="0" w:noHBand="0" w:noVBand="1"/>
       </w:tblPr>
       <w:tblGrid>
         <w:gridCol w:w="3577"/>
@@ -3618,7 +3618,7 @@
         </w:rPr>
         <w:lastRenderedPageBreak/>
         <w:drawing>
-          <wp:inline distT="0" distB="0" distL="0" distR="0" wp14:anchorId="69112695" wp14:editId="52020C87">
+          <wp:inline distT="0" distB="0" distL="0" distR="0" wp14:anchorId="2541B27B" wp14:editId="6468EBC7">
             <wp:extent cx="2476500" cy="4533900"/>
             <wp:effectExtent l="0" t="0" r="0" b="0"/>
             <wp:docPr id="5" name="resp_06_choice.jpg" descr="How would you like to take part?" title="How would you like to take part?"/>
@@ -3687,7 +3687,7 @@
       <w:pPr>
         <w:pStyle w:val="Heading2"/>
       </w:pPr>
-      <w:bookmarkStart w:id="11" w:name="_Toc240767736"/>
+      <w:bookmarkStart w:id="11" w:name="_Toc240773281"/>
       <w:r>
         <w:t>Step 8a — Complete the questionnaire yourself</w:t>
       </w:r>
@@ -3779,7 +3779,7 @@
         </w:rPr>
         <w:lastRenderedPageBreak/>
         <w:drawing>
-          <wp:inline distT="0" distB="0" distL="0" distR="0" wp14:anchorId="33A76E30" wp14:editId="393AE46E">
+          <wp:inline distT="0" distB="0" distL="0" distR="0" wp14:anchorId="282A1BFE" wp14:editId="7280ABEC">
             <wp:extent cx="2476500" cy="3362325"/>
             <wp:effectExtent l="0" t="0" r="0" b="0"/>
             <wp:docPr id="6" name="resp_07_ready.jpg" descr="Ready to begin." title="Ready to begin."/>
@@ -3855,7 +3855,7 @@
           <w:noProof/>
         </w:rPr>
         <w:drawing>
-          <wp:inline distT="0" distB="0" distL="0" distR="0" wp14:anchorId="235A2442" wp14:editId="542DB8B7">
+          <wp:inline distT="0" distB="0" distL="0" distR="0" wp14:anchorId="4D5075F8" wp14:editId="22CA810A">
             <wp:extent cx="2476500" cy="3362325"/>
             <wp:effectExtent l="0" t="0" r="0" b="0"/>
             <wp:docPr id="7" name="resp_07b_kobo_form.jpg" descr="The questionnaire's first page." title="The questionnaire's first page."/>
@@ -3935,7 +3935,7 @@
           <w:left w:w="10" w:type="dxa"/>
           <w:right w:w="10" w:type="dxa"/>
         </w:tblCellMar>
-        <w:tblLook w:val="0000" w:firstRow="0" w:lastRow="0" w:firstColumn="0" w:lastColumn="0" w:noHBand="0" w:noVBand="0"/>
+        <w:tblLook w:val="04A0" w:firstRow="1" w:lastRow="0" w:firstColumn="1" w:lastColumn="0" w:noHBand="0" w:noVBand="1"/>
       </w:tblPr>
       <w:tblGrid>
         <w:gridCol w:w="9412"/>
@@ -4050,7 +4050,7 @@
       <w:pPr>
         <w:pStyle w:val="Heading2"/>
       </w:pPr>
-      <w:bookmarkStart w:id="12" w:name="_Toc240767737"/>
+      <w:bookmarkStart w:id="12" w:name="_Toc240773282"/>
       <w:r>
         <w:t>Step 8b — Ask a researcher to call you</w:t>
       </w:r>
@@ -4142,7 +4142,7 @@
           <w:noProof/>
         </w:rPr>
         <w:drawing>
-          <wp:inline distT="0" distB="0" distL="0" distR="0" wp14:anchorId="79141BEB" wp14:editId="1380059A">
+          <wp:inline distT="0" distB="0" distL="0" distR="0" wp14:anchorId="4DC51D38" wp14:editId="1DFEDD37">
             <wp:extent cx="2476500" cy="3362325"/>
             <wp:effectExtent l="0" t="0" r="0" b="0"/>
             <wp:docPr id="8" name="resp_08_appointment.jpg" descr="Choosing a time for a call." title="Choosing a time for a call."/>
@@ -4218,7 +4218,7 @@
           <w:noProof/>
         </w:rPr>
         <w:drawing>
-          <wp:inline distT="0" distB="0" distL="0" distR="0" wp14:anchorId="3163A8E8" wp14:editId="57539C74">
+          <wp:inline distT="0" distB="0" distL="0" distR="0" wp14:anchorId="557941B9" wp14:editId="27DB3FA2">
             <wp:extent cx="2476500" cy="3676650"/>
             <wp:effectExtent l="0" t="0" r="0" b="0"/>
             <wp:docPr id="9" name="resp_09_done_appointment.jpg" descr="Your request has been sent." title="Your request has been sent."/>
@@ -4287,7 +4287,7 @@
       <w:pPr>
         <w:pStyle w:val="Heading2"/>
       </w:pPr>
-      <w:bookmarkStart w:id="13" w:name="_Toc240767738"/>
+      <w:bookmarkStart w:id="13" w:name="_Toc240773283"/>
       <w:r>
         <w:t>Step 9 — Finished</w:t>
       </w:r>
@@ -4306,7 +4306,7 @@
         <w:pStyle w:val="Heading1"/>
         <w:pageBreakBefore/>
       </w:pPr>
-      <w:bookmarkStart w:id="14" w:name="_Toc240767739"/>
+      <w:bookmarkStart w:id="14" w:name="_Toc240773284"/>
       <w:r>
         <w:lastRenderedPageBreak/>
         <w:t>4. Reminders</w:t>
@@ -4326,7 +4326,7 @@
         <w:pStyle w:val="Heading1"/>
         <w:pageBreakBefore/>
       </w:pPr>
-      <w:bookmarkStart w:id="15" w:name="_Toc240767740"/>
+      <w:bookmarkStart w:id="15" w:name="_Toc240773285"/>
       <w:r>
         <w:lastRenderedPageBreak/>
         <w:t>5. Your rights and your information</w:t>
@@ -4451,7 +4451,7 @@
         <w:pStyle w:val="Heading1"/>
         <w:pageBreakBefore/>
       </w:pPr>
-      <w:bookmarkStart w:id="16" w:name="_Toc240767741"/>
+      <w:bookmarkStart w:id="16" w:name="_Toc240773286"/>
       <w:r>
         <w:lastRenderedPageBreak/>
         <w:t>6. Questions and answers</w:t>
@@ -4473,7 +4473,7 @@
           <w:left w:w="10" w:type="dxa"/>
           <w:right w:w="10" w:type="dxa"/>
         </w:tblCellMar>
-        <w:tblLook w:val="0000" w:firstRow="0" w:lastRow="0" w:firstColumn="0" w:lastColumn="0" w:noHBand="0" w:noVBand="0"/>
+        <w:tblLook w:val="04A0" w:firstRow="1" w:lastRow="0" w:firstColumn="1" w:lastColumn="0" w:noHBand="0" w:noVBand="1"/>
       </w:tblPr>
       <w:tblGrid>
         <w:gridCol w:w="3388"/>
@@ -4966,7 +4966,7 @@
           <w:noProof/>
         </w:rPr>
         <w:drawing>
-          <wp:inline distT="0" distB="0" distL="0" distR="0" wp14:anchorId="3DA5F59E" wp14:editId="22CC8252">
+          <wp:inline distT="0" distB="0" distL="0" distR="0" wp14:anchorId="2124F322" wp14:editId="21902B8E">
             <wp:extent cx="2476500" cy="2524125"/>
             <wp:effectExtent l="0" t="0" r="0" b="0"/>
             <wp:docPr id="10" name="resp_10_invalid_link.jpg" descr="What an invalid or expired link looks like." title="What an invalid or expired link looks like."/>
@@ -5036,7 +5036,7 @@
         <w:pStyle w:val="Heading1"/>
         <w:pageBreakBefore/>
       </w:pPr>
-      <w:bookmarkStart w:id="17" w:name="_Toc240767742"/>
+      <w:bookmarkStart w:id="17" w:name="_Toc240773287"/>
       <w:r>
         <w:lastRenderedPageBreak/>
         <w:t>7. Contact the research team</w:t>
@@ -5058,7 +5058,7 @@
           <w:left w:w="10" w:type="dxa"/>
           <w:right w:w="10" w:type="dxa"/>
         </w:tblCellMar>
-        <w:tblLook w:val="0000" w:firstRow="0" w:lastRow="0" w:firstColumn="0" w:lastColumn="0" w:noHBand="0" w:noVBand="0"/>
+        <w:tblLook w:val="04A0" w:firstRow="1" w:lastRow="0" w:firstColumn="1" w:lastColumn="0" w:noHBand="0" w:noVBand="1"/>
       </w:tblPr>
       <w:tblGrid>
         <w:gridCol w:w="2824"/>
@@ -5426,7 +5426,7 @@
         <w:sz w:val="16"/>
         <w:szCs w:val="16"/>
       </w:rPr>
-      <w:t>Version 1.3 · 20 September 2026</w:t>
+      <w:t>Version 1.4 · 20 September 2026</w:t>
     </w:r>
     <w:r>
       <w:rPr>
@@ -5599,10 +5599,10 @@
 <file path=word/numbering.xml><?xml version="1.0" encoding="utf-8"?>
 <w:numbering xmlns:wpc="http://schemas.microsoft.com/office/word/2010/wordprocessingCanvas" xmlns:cx="http://schemas.microsoft.com/office/drawing/2014/chartex" xmlns:cx1="http://schemas.microsoft.com/office/drawing/2015/9/8/chartex" xmlns:cx2="http://schemas.microsoft.com/office/drawing/2015/10/21/chartex" xmlns:cx3="http://schemas.microsoft.com/office/drawing/2016/5/9/chartex" xmlns:cx4="http://schemas.microsoft.com/office/drawing/2016/5/10/chartex" xmlns:cx5="http://schemas.microsoft.com/office/drawing/2016/5/11/chartex" xmlns:cx6="http://schemas.microsoft.com/office/drawing/2016/5/12/chartex" xmlns:cx7="http://schemas.microsoft.com/office/drawing/2016/5/13/chartex" xmlns:cx8="http://schemas.microsoft.com/office/drawing/2016/5/14/chartex" xmlns:mc="http://schemas.openxmlformats.org/markup-compatibility/2006" xmlns:aink="http://schemas.microsoft.com/office/drawing/2016/ink" xmlns:am3d="http://schemas.microsoft.com/office/drawing/2017/model3d" xmlns:o="urn:schemas-microsoft-com:office:office" xmlns:oel="http://schemas.microsoft.com/office/2019/extlst" xmlns:r="http://schemas.openxmlformats.org/officeDocument/2006/relationships" xmlns:m="http://schemas.openxmlformats.org/officeDocument/2006/math" xmlns:v="urn:schemas-microsoft-com:vml" xmlns:wp14="http://schemas.microsoft.com/office/word/2010/wordprocessingDrawing" xmlns:wp="http://schemas.openxmlformats.org/drawingml/2006/wordprocessingDrawing" xmlns:w10="urn:schemas-microsoft-com:office:word" xmlns:w="http://schemas.openxmlformats.org/wordprocessingml/2006/main" xmlns:w14="http://schemas.microsoft.com/office/word/2010/wordml" xmlns:w15="http://schemas.microsoft.com/office/word/2012/wordml" xmlns:w16cex="http://schemas.microsoft.com/office/word/2018/wordml/cex" xmlns:w16cid="http://schemas.microsoft.com/office/word/2016/wordml/cid" xmlns:w16="http://schemas.microsoft.com/office/word/2018/wordml" xmlns:w16sdtdh="http://schemas.microsoft.com/office/word/2020/wordml/sdtdatahash" xmlns:w16se="http://schemas.microsoft.com/office/word/2015/wordml/symex" xmlns:wpg="http://schemas.microsoft.com/office/word/2010/wordprocessingGroup" xmlns:wpi="http://schemas.microsoft.com/office/word/2010/wordprocessingInk" xmlns:wne="http://schemas.microsoft.com/office/word/2006/wordml" xmlns:wps="http://schemas.microsoft.com/office/word/2010/wordprocessingShape" mc:Ignorable="w14 w15 w16se w16cid w16 w16cex w16sdtdh wp14">
   <w:abstractNum w:abstractNumId="0" w15:restartNumberingAfterBreak="0">
-    <w:nsid w:val="28DD688B"/>
+    <w:nsid w:val="017F15D7"/>
     <w:multiLevelType w:val="hybridMultilevel"/>
-    <w:tmpl w:val="C55C156A"/>
-    <w:lvl w:ilvl="0" w:tplc="C7A6E702">
+    <w:tmpl w:val="0E98516E"/>
+    <w:lvl w:ilvl="0" w:tplc="59406B82">
       <w:start w:val="1"/>
       <w:numFmt w:val="decimal"/>
       <w:lvlText w:val="%1."/>
@@ -5616,52 +5616,196 @@
         <w:color w:val="A67C27"/>
       </w:rPr>
     </w:lvl>
-    <w:lvl w:ilvl="1" w:tplc="F398C93E">
+    <w:lvl w:ilvl="1" w:tplc="B232B9CE">
       <w:numFmt w:val="decimal"/>
       <w:lvlText w:val=""/>
       <w:lvlJc w:val="left"/>
     </w:lvl>
-    <w:lvl w:ilvl="2" w:tplc="02C23958">
+    <w:lvl w:ilvl="2" w:tplc="ADC281DE">
       <w:numFmt w:val="decimal"/>
       <w:lvlText w:val=""/>
       <w:lvlJc w:val="left"/>
     </w:lvl>
-    <w:lvl w:ilvl="3" w:tplc="4A2A85FA">
+    <w:lvl w:ilvl="3" w:tplc="9D2406BA">
       <w:numFmt w:val="decimal"/>
       <w:lvlText w:val=""/>
       <w:lvlJc w:val="left"/>
     </w:lvl>
-    <w:lvl w:ilvl="4" w:tplc="3D8A325C">
+    <w:lvl w:ilvl="4" w:tplc="5EF2F9B8">
       <w:numFmt w:val="decimal"/>
       <w:lvlText w:val=""/>
       <w:lvlJc w:val="left"/>
     </w:lvl>
-    <w:lvl w:ilvl="5" w:tplc="7AE05154">
+    <w:lvl w:ilvl="5" w:tplc="95CC5354">
       <w:numFmt w:val="decimal"/>
       <w:lvlText w:val=""/>
       <w:lvlJc w:val="left"/>
     </w:lvl>
-    <w:lvl w:ilvl="6" w:tplc="6520088A">
+    <w:lvl w:ilvl="6" w:tplc="4C8033EC">
       <w:numFmt w:val="decimal"/>
       <w:lvlText w:val=""/>
       <w:lvlJc w:val="left"/>
     </w:lvl>
-    <w:lvl w:ilvl="7" w:tplc="E8324AFE">
+    <w:lvl w:ilvl="7" w:tplc="4F5CCEC0">
       <w:numFmt w:val="decimal"/>
       <w:lvlText w:val=""/>
       <w:lvlJc w:val="left"/>
     </w:lvl>
-    <w:lvl w:ilvl="8" w:tplc="7570D802">
+    <w:lvl w:ilvl="8" w:tplc="570E04AE">
       <w:numFmt w:val="decimal"/>
       <w:lvlText w:val=""/>
       <w:lvlJc w:val="left"/>
     </w:lvl>
   </w:abstractNum>
   <w:abstractNum w:abstractNumId="1" w15:restartNumberingAfterBreak="0">
-    <w:nsid w:val="2BBC01F8"/>
+    <w:nsid w:val="31B36A9A"/>
     <w:multiLevelType w:val="hybridMultilevel"/>
-    <w:tmpl w:val="596E36F6"/>
-    <w:lvl w:ilvl="0" w:tplc="E0CC8CC2">
+    <w:tmpl w:val="B13AB08C"/>
+    <w:lvl w:ilvl="0" w:tplc="9F3071B8">
+      <w:start w:val="1"/>
+      <w:numFmt w:val="bullet"/>
+      <w:lvlText w:val="●"/>
+      <w:lvlJc w:val="left"/>
+      <w:pPr>
+        <w:ind w:left="720" w:hanging="360"/>
+      </w:pPr>
+    </w:lvl>
+    <w:lvl w:ilvl="1" w:tplc="0DF84418">
+      <w:start w:val="1"/>
+      <w:numFmt w:val="bullet"/>
+      <w:lvlText w:val="○"/>
+      <w:lvlJc w:val="left"/>
+      <w:pPr>
+        <w:ind w:left="1440" w:hanging="360"/>
+      </w:pPr>
+    </w:lvl>
+    <w:lvl w:ilvl="2" w:tplc="C8A85FA2">
+      <w:start w:val="1"/>
+      <w:numFmt w:val="bullet"/>
+      <w:lvlText w:val="■"/>
+      <w:lvlJc w:val="left"/>
+      <w:pPr>
+        <w:ind w:left="2160" w:hanging="360"/>
+      </w:pPr>
+    </w:lvl>
+    <w:lvl w:ilvl="3" w:tplc="5950AD8C">
+      <w:start w:val="1"/>
+      <w:numFmt w:val="bullet"/>
+      <w:lvlText w:val="●"/>
+      <w:lvlJc w:val="left"/>
+      <w:pPr>
+        <w:ind w:left="2880" w:hanging="360"/>
+      </w:pPr>
+    </w:lvl>
+    <w:lvl w:ilvl="4" w:tplc="409E4988">
+      <w:start w:val="1"/>
+      <w:numFmt w:val="bullet"/>
+      <w:lvlText w:val="○"/>
+      <w:lvlJc w:val="left"/>
+      <w:pPr>
+        <w:ind w:left="3600" w:hanging="360"/>
+      </w:pPr>
+    </w:lvl>
+    <w:lvl w:ilvl="5" w:tplc="34FC10D2">
+      <w:start w:val="1"/>
+      <w:numFmt w:val="bullet"/>
+      <w:lvlText w:val="■"/>
+      <w:lvlJc w:val="left"/>
+      <w:pPr>
+        <w:ind w:left="4320" w:hanging="360"/>
+      </w:pPr>
+    </w:lvl>
+    <w:lvl w:ilvl="6" w:tplc="94E48B86">
+      <w:start w:val="1"/>
+      <w:numFmt w:val="bullet"/>
+      <w:lvlText w:val="●"/>
+      <w:lvlJc w:val="left"/>
+      <w:pPr>
+        <w:ind w:left="5040" w:hanging="360"/>
+      </w:pPr>
+    </w:lvl>
+    <w:lvl w:ilvl="7" w:tplc="F5008D06">
+      <w:start w:val="1"/>
+      <w:numFmt w:val="bullet"/>
+      <w:lvlText w:val="●"/>
+      <w:lvlJc w:val="left"/>
+      <w:pPr>
+        <w:ind w:left="5760" w:hanging="360"/>
+      </w:pPr>
+    </w:lvl>
+    <w:lvl w:ilvl="8" w:tplc="BCC2D118">
+      <w:start w:val="1"/>
+      <w:numFmt w:val="bullet"/>
+      <w:lvlText w:val="●"/>
+      <w:lvlJc w:val="left"/>
+      <w:pPr>
+        <w:ind w:left="6480" w:hanging="360"/>
+      </w:pPr>
+    </w:lvl>
+  </w:abstractNum>
+  <w:abstractNum w:abstractNumId="2" w15:restartNumberingAfterBreak="0">
+    <w:nsid w:val="5E4E1260"/>
+    <w:multiLevelType w:val="hybridMultilevel"/>
+    <w:tmpl w:val="45728C98"/>
+    <w:lvl w:ilvl="0" w:tplc="2C0C4962">
+      <w:start w:val="1"/>
+      <w:numFmt w:val="bullet"/>
+      <w:lvlText w:val="•"/>
+      <w:lvlJc w:val="left"/>
+      <w:pPr>
+        <w:ind w:left="460" w:hanging="280"/>
+      </w:pPr>
+    </w:lvl>
+    <w:lvl w:ilvl="1" w:tplc="B67E9E6C">
+      <w:start w:val="1"/>
+      <w:numFmt w:val="bullet"/>
+      <w:lvlText w:val="–"/>
+      <w:lvlJc w:val="left"/>
+      <w:pPr>
+        <w:ind w:left="900" w:hanging="280"/>
+      </w:pPr>
+    </w:lvl>
+    <w:lvl w:ilvl="2" w:tplc="054A4766">
+      <w:numFmt w:val="decimal"/>
+      <w:lvlText w:val=""/>
+      <w:lvlJc w:val="left"/>
+    </w:lvl>
+    <w:lvl w:ilvl="3" w:tplc="66C4DA62">
+      <w:numFmt w:val="decimal"/>
+      <w:lvlText w:val=""/>
+      <w:lvlJc w:val="left"/>
+    </w:lvl>
+    <w:lvl w:ilvl="4" w:tplc="9D7AD12E">
+      <w:numFmt w:val="decimal"/>
+      <w:lvlText w:val=""/>
+      <w:lvlJc w:val="left"/>
+    </w:lvl>
+    <w:lvl w:ilvl="5" w:tplc="79D0B0EC">
+      <w:numFmt w:val="decimal"/>
+      <w:lvlText w:val=""/>
+      <w:lvlJc w:val="left"/>
+    </w:lvl>
+    <w:lvl w:ilvl="6" w:tplc="BC209482">
+      <w:numFmt w:val="decimal"/>
+      <w:lvlText w:val=""/>
+      <w:lvlJc w:val="left"/>
+    </w:lvl>
+    <w:lvl w:ilvl="7" w:tplc="B67A0644">
+      <w:numFmt w:val="decimal"/>
+      <w:lvlText w:val=""/>
+      <w:lvlJc w:val="left"/>
+    </w:lvl>
+    <w:lvl w:ilvl="8" w:tplc="BD9A5F40">
+      <w:numFmt w:val="decimal"/>
+      <w:lvlText w:val=""/>
+      <w:lvlJc w:val="left"/>
+    </w:lvl>
+  </w:abstractNum>
+  <w:abstractNum w:abstractNumId="3" w15:restartNumberingAfterBreak="0">
+    <w:nsid w:val="726F4B3F"/>
+    <w:multiLevelType w:val="hybridMultilevel"/>
+    <w:tmpl w:val="D43EEFA6"/>
+    <w:lvl w:ilvl="0" w:tplc="3C9ED27C">
       <w:start w:val="1"/>
       <w:numFmt w:val="decimal"/>
       <w:lvlText w:val="%1."/>
@@ -5675,196 +5819,52 @@
         <w:color w:val="A67C27"/>
       </w:rPr>
     </w:lvl>
-    <w:lvl w:ilvl="1" w:tplc="861A3B74">
+    <w:lvl w:ilvl="1" w:tplc="88383D4E">
       <w:numFmt w:val="decimal"/>
       <w:lvlText w:val=""/>
       <w:lvlJc w:val="left"/>
     </w:lvl>
-    <w:lvl w:ilvl="2" w:tplc="5030CAC8">
+    <w:lvl w:ilvl="2" w:tplc="342A964C">
       <w:numFmt w:val="decimal"/>
       <w:lvlText w:val=""/>
       <w:lvlJc w:val="left"/>
     </w:lvl>
-    <w:lvl w:ilvl="3" w:tplc="FA0085EE">
+    <w:lvl w:ilvl="3" w:tplc="4FF02A30">
       <w:numFmt w:val="decimal"/>
       <w:lvlText w:val=""/>
       <w:lvlJc w:val="left"/>
     </w:lvl>
-    <w:lvl w:ilvl="4" w:tplc="768E9980">
+    <w:lvl w:ilvl="4" w:tplc="E9C238A4">
       <w:numFmt w:val="decimal"/>
       <w:lvlText w:val=""/>
       <w:lvlJc w:val="left"/>
     </w:lvl>
-    <w:lvl w:ilvl="5" w:tplc="696CE25A">
+    <w:lvl w:ilvl="5" w:tplc="644047E8">
       <w:numFmt w:val="decimal"/>
       <w:lvlText w:val=""/>
       <w:lvlJc w:val="left"/>
     </w:lvl>
-    <w:lvl w:ilvl="6" w:tplc="502035CE">
+    <w:lvl w:ilvl="6" w:tplc="01F2F0FC">
       <w:numFmt w:val="decimal"/>
       <w:lvlText w:val=""/>
       <w:lvlJc w:val="left"/>
     </w:lvl>
-    <w:lvl w:ilvl="7" w:tplc="94DC42A6">
+    <w:lvl w:ilvl="7" w:tplc="7F069458">
       <w:numFmt w:val="decimal"/>
       <w:lvlText w:val=""/>
       <w:lvlJc w:val="left"/>
     </w:lvl>
-    <w:lvl w:ilvl="8" w:tplc="4A8A28B0">
+    <w:lvl w:ilvl="8" w:tplc="68D054F6">
       <w:numFmt w:val="decimal"/>
       <w:lvlText w:val=""/>
       <w:lvlJc w:val="left"/>
     </w:lvl>
   </w:abstractNum>
-  <w:abstractNum w:abstractNumId="2" w15:restartNumberingAfterBreak="0">
-    <w:nsid w:val="30FC650E"/>
+  <w:abstractNum w:abstractNumId="4" w15:restartNumberingAfterBreak="0">
+    <w:nsid w:val="73957E90"/>
     <w:multiLevelType w:val="hybridMultilevel"/>
-    <w:tmpl w:val="14B841F6"/>
-    <w:lvl w:ilvl="0" w:tplc="D992527A">
-      <w:start w:val="1"/>
-      <w:numFmt w:val="bullet"/>
-      <w:lvlText w:val="•"/>
-      <w:lvlJc w:val="left"/>
-      <w:pPr>
-        <w:ind w:left="460" w:hanging="280"/>
-      </w:pPr>
-    </w:lvl>
-    <w:lvl w:ilvl="1" w:tplc="7FFE9398">
-      <w:start w:val="1"/>
-      <w:numFmt w:val="bullet"/>
-      <w:lvlText w:val="–"/>
-      <w:lvlJc w:val="left"/>
-      <w:pPr>
-        <w:ind w:left="900" w:hanging="280"/>
-      </w:pPr>
-    </w:lvl>
-    <w:lvl w:ilvl="2" w:tplc="BD2E33D4">
-      <w:numFmt w:val="decimal"/>
-      <w:lvlText w:val=""/>
-      <w:lvlJc w:val="left"/>
-    </w:lvl>
-    <w:lvl w:ilvl="3" w:tplc="C5062CC6">
-      <w:numFmt w:val="decimal"/>
-      <w:lvlText w:val=""/>
-      <w:lvlJc w:val="left"/>
-    </w:lvl>
-    <w:lvl w:ilvl="4" w:tplc="F6A6CDE2">
-      <w:numFmt w:val="decimal"/>
-      <w:lvlText w:val=""/>
-      <w:lvlJc w:val="left"/>
-    </w:lvl>
-    <w:lvl w:ilvl="5" w:tplc="129893CE">
-      <w:numFmt w:val="decimal"/>
-      <w:lvlText w:val=""/>
-      <w:lvlJc w:val="left"/>
-    </w:lvl>
-    <w:lvl w:ilvl="6" w:tplc="D7102DA0">
-      <w:numFmt w:val="decimal"/>
-      <w:lvlText w:val=""/>
-      <w:lvlJc w:val="left"/>
-    </w:lvl>
-    <w:lvl w:ilvl="7" w:tplc="97447572">
-      <w:numFmt w:val="decimal"/>
-      <w:lvlText w:val=""/>
-      <w:lvlJc w:val="left"/>
-    </w:lvl>
-    <w:lvl w:ilvl="8" w:tplc="0CC43B36">
-      <w:numFmt w:val="decimal"/>
-      <w:lvlText w:val=""/>
-      <w:lvlJc w:val="left"/>
-    </w:lvl>
-  </w:abstractNum>
-  <w:abstractNum w:abstractNumId="3" w15:restartNumberingAfterBreak="0">
-    <w:nsid w:val="6A9E6BE0"/>
-    <w:multiLevelType w:val="hybridMultilevel"/>
-    <w:tmpl w:val="85A2300E"/>
-    <w:lvl w:ilvl="0" w:tplc="059C9DE4">
-      <w:start w:val="1"/>
-      <w:numFmt w:val="bullet"/>
-      <w:lvlText w:val="●"/>
-      <w:lvlJc w:val="left"/>
-      <w:pPr>
-        <w:ind w:left="720" w:hanging="360"/>
-      </w:pPr>
-    </w:lvl>
-    <w:lvl w:ilvl="1" w:tplc="AEDEF160">
-      <w:start w:val="1"/>
-      <w:numFmt w:val="bullet"/>
-      <w:lvlText w:val="○"/>
-      <w:lvlJc w:val="left"/>
-      <w:pPr>
-        <w:ind w:left="1440" w:hanging="360"/>
-      </w:pPr>
-    </w:lvl>
-    <w:lvl w:ilvl="2" w:tplc="948AE6F0">
-      <w:start w:val="1"/>
-      <w:numFmt w:val="bullet"/>
-      <w:lvlText w:val="■"/>
-      <w:lvlJc w:val="left"/>
-      <w:pPr>
-        <w:ind w:left="2160" w:hanging="360"/>
-      </w:pPr>
-    </w:lvl>
-    <w:lvl w:ilvl="3" w:tplc="14CE801E">
-      <w:start w:val="1"/>
-      <w:numFmt w:val="bullet"/>
-      <w:lvlText w:val="●"/>
-      <w:lvlJc w:val="left"/>
-      <w:pPr>
-        <w:ind w:left="2880" w:hanging="360"/>
-      </w:pPr>
-    </w:lvl>
-    <w:lvl w:ilvl="4" w:tplc="6706DD46">
-      <w:start w:val="1"/>
-      <w:numFmt w:val="bullet"/>
-      <w:lvlText w:val="○"/>
-      <w:lvlJc w:val="left"/>
-      <w:pPr>
-        <w:ind w:left="3600" w:hanging="360"/>
-      </w:pPr>
-    </w:lvl>
-    <w:lvl w:ilvl="5" w:tplc="5CD6E6EE">
-      <w:start w:val="1"/>
-      <w:numFmt w:val="bullet"/>
-      <w:lvlText w:val="■"/>
-      <w:lvlJc w:val="left"/>
-      <w:pPr>
-        <w:ind w:left="4320" w:hanging="360"/>
-      </w:pPr>
-    </w:lvl>
-    <w:lvl w:ilvl="6" w:tplc="BAD655A2">
-      <w:start w:val="1"/>
-      <w:numFmt w:val="bullet"/>
-      <w:lvlText w:val="●"/>
-      <w:lvlJc w:val="left"/>
-      <w:pPr>
-        <w:ind w:left="5040" w:hanging="360"/>
-      </w:pPr>
-    </w:lvl>
-    <w:lvl w:ilvl="7" w:tplc="89061AAC">
-      <w:start w:val="1"/>
-      <w:numFmt w:val="bullet"/>
-      <w:lvlText w:val="●"/>
-      <w:lvlJc w:val="left"/>
-      <w:pPr>
-        <w:ind w:left="5760" w:hanging="360"/>
-      </w:pPr>
-    </w:lvl>
-    <w:lvl w:ilvl="8" w:tplc="BDF4B5FE">
-      <w:start w:val="1"/>
-      <w:numFmt w:val="bullet"/>
-      <w:lvlText w:val="●"/>
-      <w:lvlJc w:val="left"/>
-      <w:pPr>
-        <w:ind w:left="6480" w:hanging="360"/>
-      </w:pPr>
-    </w:lvl>
-  </w:abstractNum>
-  <w:abstractNum w:abstractNumId="4" w15:restartNumberingAfterBreak="0">
-    <w:nsid w:val="7FFA63D9"/>
-    <w:multiLevelType w:val="hybridMultilevel"/>
-    <w:tmpl w:val="7A8A61AE"/>
-    <w:lvl w:ilvl="0" w:tplc="E876B4BE">
+    <w:tmpl w:val="570A6C34"/>
+    <w:lvl w:ilvl="0" w:tplc="7A104554">
       <w:start w:val="1"/>
       <w:numFmt w:val="decimal"/>
       <w:lvlText w:val="%1."/>
@@ -5878,73 +5878,73 @@
         <w:color w:val="A67C27"/>
       </w:rPr>
     </w:lvl>
-    <w:lvl w:ilvl="1" w:tplc="901E59A6">
+    <w:lvl w:ilvl="1" w:tplc="10B6768E">
       <w:numFmt w:val="decimal"/>
       <w:lvlText w:val=""/>
       <w:lvlJc w:val="left"/>
     </w:lvl>
-    <w:lvl w:ilvl="2" w:tplc="B8DAF974">
+    <w:lvl w:ilvl="2" w:tplc="840C1F9A">
       <w:numFmt w:val="decimal"/>
       <w:lvlText w:val=""/>
       <w:lvlJc w:val="left"/>
     </w:lvl>
-    <w:lvl w:ilvl="3" w:tplc="8A22AE30">
+    <w:lvl w:ilvl="3" w:tplc="CBFE4700">
       <w:numFmt w:val="decimal"/>
       <w:lvlText w:val=""/>
       <w:lvlJc w:val="left"/>
     </w:lvl>
-    <w:lvl w:ilvl="4" w:tplc="0DCA6FC2">
+    <w:lvl w:ilvl="4" w:tplc="5AA60102">
       <w:numFmt w:val="decimal"/>
       <w:lvlText w:val=""/>
       <w:lvlJc w:val="left"/>
     </w:lvl>
-    <w:lvl w:ilvl="5" w:tplc="FF96C5A2">
+    <w:lvl w:ilvl="5" w:tplc="E7F8D89E">
       <w:numFmt w:val="decimal"/>
       <w:lvlText w:val=""/>
       <w:lvlJc w:val="left"/>
     </w:lvl>
-    <w:lvl w:ilvl="6" w:tplc="7DAEEB8C">
+    <w:lvl w:ilvl="6" w:tplc="E710FDEE">
       <w:numFmt w:val="decimal"/>
       <w:lvlText w:val=""/>
       <w:lvlJc w:val="left"/>
     </w:lvl>
-    <w:lvl w:ilvl="7" w:tplc="F8C432AC">
+    <w:lvl w:ilvl="7" w:tplc="16B21F50">
       <w:numFmt w:val="decimal"/>
       <w:lvlText w:val=""/>
       <w:lvlJc w:val="left"/>
     </w:lvl>
-    <w:lvl w:ilvl="8" w:tplc="575CD7E2">
+    <w:lvl w:ilvl="8" w:tplc="AC326FDA">
       <w:numFmt w:val="decimal"/>
       <w:lvlText w:val=""/>
       <w:lvlJc w:val="left"/>
     </w:lvl>
   </w:abstractNum>
-  <w:num w:numId="1" w16cid:durableId="1618560123">
+  <w:num w:numId="1" w16cid:durableId="1167673109">
+    <w:abstractNumId w:val="1"/>
+    <w:lvlOverride w:ilvl="0">
+      <w:startOverride w:val="1"/>
+    </w:lvlOverride>
+  </w:num>
+  <w:num w:numId="2" w16cid:durableId="1488551806">
+    <w:abstractNumId w:val="2"/>
+    <w:lvlOverride w:ilvl="0">
+      <w:startOverride w:val="1"/>
+    </w:lvlOverride>
+  </w:num>
+  <w:num w:numId="3" w16cid:durableId="962274278">
+    <w:abstractNumId w:val="4"/>
+    <w:lvlOverride w:ilvl="0">
+      <w:startOverride w:val="1"/>
+    </w:lvlOverride>
+  </w:num>
+  <w:num w:numId="4" w16cid:durableId="956062949">
     <w:abstractNumId w:val="3"/>
     <w:lvlOverride w:ilvl="0">
       <w:startOverride w:val="1"/>
     </w:lvlOverride>
   </w:num>
-  <w:num w:numId="2" w16cid:durableId="386800219">
-    <w:abstractNumId w:val="2"/>
-    <w:lvlOverride w:ilvl="0">
-      <w:startOverride w:val="1"/>
-    </w:lvlOverride>
-  </w:num>
-  <w:num w:numId="3" w16cid:durableId="1923026697">
+  <w:num w:numId="5" w16cid:durableId="1778326315">
     <w:abstractNumId w:val="0"/>
-    <w:lvlOverride w:ilvl="0">
-      <w:startOverride w:val="1"/>
-    </w:lvlOverride>
-  </w:num>
-  <w:num w:numId="4" w16cid:durableId="1651322182">
-    <w:abstractNumId w:val="1"/>
-    <w:lvlOverride w:ilvl="0">
-      <w:startOverride w:val="1"/>
-    </w:lvlOverride>
-  </w:num>
-  <w:num w:numId="5" w16cid:durableId="146169057">
-    <w:abstractNumId w:val="4"/>
     <w:lvlOverride w:ilvl="0">
       <w:startOverride w:val="1"/>
     </w:lvlOverride>
@@ -6570,7 +6570,7 @@
     <w:autoRedefine/>
     <w:uiPriority w:val="39"/>
     <w:unhideWhenUsed/>
-    <w:rsid w:val="00981006"/>
+    <w:rsid w:val="00BD2171"/>
     <w:pPr>
       <w:spacing w:after="100"/>
     </w:pPr>
@@ -6582,7 +6582,7 @@
     <w:autoRedefine/>
     <w:uiPriority w:val="39"/>
     <w:unhideWhenUsed/>
-    <w:rsid w:val="00981006"/>
+    <w:rsid w:val="00BD2171"/>
     <w:pPr>
       <w:spacing w:after="100"/>
       <w:ind w:left="210"/>

--- a/docs/manuals/Respondent_Guide.docx
+++ b/docs/manuals/Respondent_Guide.docx
@@ -469,7 +469,7 @@
                 <w:sz w:val="19"/>
                 <w:szCs w:val="19"/>
               </w:rPr>
-              <w:t>Version 1.4 · 20 September 2026</w:t>
+              <w:t>Version 1.5 · 20 September 2026</w:t>
             </w:r>
           </w:p>
         </w:tc>
@@ -538,7 +538,7 @@
     <w:sdt>
       <w:sdtPr>
         <w:alias w:val="Contents"/>
-        <w:id w:val="-812634675"/>
+        <w:id w:val="268370423"/>
       </w:sdtPr>
       <w:sdtEndPr/>
       <w:sdtContent>
@@ -567,7 +567,7 @@
           <w:r>
             <w:fldChar w:fldCharType="separate"/>
           </w:r>
-          <w:hyperlink w:anchor="_Toc240773270" w:history="1">
+          <w:hyperlink w:anchor="_Toc240779452" w:history="1">
             <w:r>
               <w:rPr>
                 <w:rStyle w:val="Hyperlink"/>
@@ -591,7 +591,7 @@
               <w:rPr>
                 <w:noProof/>
               </w:rPr>
-              <w:instrText xml:space="preserve"> PAGEREF _Toc240773270 \h </w:instrText>
+              <w:instrText xml:space="preserve"> PAGEREF _Toc240779452 \h </w:instrText>
             </w:r>
             <w:r>
               <w:rPr>
@@ -634,7 +634,7 @@
               <w14:ligatures w14:val="standardContextual"/>
             </w:rPr>
           </w:pPr>
-          <w:hyperlink w:anchor="_Toc240773271" w:history="1">
+          <w:hyperlink w:anchor="_Toc240779453" w:history="1">
             <w:r>
               <w:rPr>
                 <w:rStyle w:val="Hyperlink"/>
@@ -658,7 +658,7 @@
               <w:rPr>
                 <w:noProof/>
               </w:rPr>
-              <w:instrText xml:space="preserve"> PAGEREF _Toc240773271 \h </w:instrText>
+              <w:instrText xml:space="preserve"> PAGEREF _Toc240779453 \h </w:instrText>
             </w:r>
             <w:r>
               <w:rPr>
@@ -701,7 +701,7 @@
               <w14:ligatures w14:val="standardContextual"/>
             </w:rPr>
           </w:pPr>
-          <w:hyperlink w:anchor="_Toc240773272" w:history="1">
+          <w:hyperlink w:anchor="_Toc240779454" w:history="1">
             <w:r>
               <w:rPr>
                 <w:rStyle w:val="Hyperlink"/>
@@ -725,7 +725,7 @@
               <w:rPr>
                 <w:noProof/>
               </w:rPr>
-              <w:instrText xml:space="preserve"> PAGEREF _Toc240773272 \h </w:instrText>
+              <w:instrText xml:space="preserve"> PAGEREF _Toc240779454 \h </w:instrText>
             </w:r>
             <w:r>
               <w:rPr>
@@ -768,7 +768,7 @@
               <w14:ligatures w14:val="standardContextual"/>
             </w:rPr>
           </w:pPr>
-          <w:hyperlink w:anchor="_Toc240773273" w:history="1">
+          <w:hyperlink w:anchor="_Toc240779455" w:history="1">
             <w:r>
               <w:rPr>
                 <w:rStyle w:val="Hyperlink"/>
@@ -792,7 +792,7 @@
               <w:rPr>
                 <w:noProof/>
               </w:rPr>
-              <w:instrText xml:space="preserve"> PAGEREF _Toc240773273 \h </w:instrText>
+              <w:instrText xml:space="preserve"> PAGEREF _Toc240779455 \h </w:instrText>
             </w:r>
             <w:r>
               <w:rPr>
@@ -835,7 +835,7 @@
               <w14:ligatures w14:val="standardContextual"/>
             </w:rPr>
           </w:pPr>
-          <w:hyperlink w:anchor="_Toc240773274" w:history="1">
+          <w:hyperlink w:anchor="_Toc240779456" w:history="1">
             <w:r>
               <w:rPr>
                 <w:rStyle w:val="Hyperlink"/>
@@ -859,7 +859,7 @@
               <w:rPr>
                 <w:noProof/>
               </w:rPr>
-              <w:instrText xml:space="preserve"> PAGEREF _Toc240773274 \h </w:instrText>
+              <w:instrText xml:space="preserve"> PAGEREF _Toc240779456 \h </w:instrText>
             </w:r>
             <w:r>
               <w:rPr>
@@ -902,7 +902,7 @@
               <w14:ligatures w14:val="standardContextual"/>
             </w:rPr>
           </w:pPr>
-          <w:hyperlink w:anchor="_Toc240773275" w:history="1">
+          <w:hyperlink w:anchor="_Toc240779457" w:history="1">
             <w:r>
               <w:rPr>
                 <w:rStyle w:val="Hyperlink"/>
@@ -926,7 +926,7 @@
               <w:rPr>
                 <w:noProof/>
               </w:rPr>
-              <w:instrText xml:space="preserve"> PAGEREF _Toc240773275 \h </w:instrText>
+              <w:instrText xml:space="preserve"> PAGEREF _Toc240779457 \h </w:instrText>
             </w:r>
             <w:r>
               <w:rPr>
@@ -969,7 +969,7 @@
               <w14:ligatures w14:val="standardContextual"/>
             </w:rPr>
           </w:pPr>
-          <w:hyperlink w:anchor="_Toc240773276" w:history="1">
+          <w:hyperlink w:anchor="_Toc240779458" w:history="1">
             <w:r>
               <w:rPr>
                 <w:rStyle w:val="Hyperlink"/>
@@ -993,7 +993,7 @@
               <w:rPr>
                 <w:noProof/>
               </w:rPr>
-              <w:instrText xml:space="preserve"> PAGEREF _Toc240773276 \h </w:instrText>
+              <w:instrText xml:space="preserve"> PAGEREF _Toc240779458 \h </w:instrText>
             </w:r>
             <w:r>
               <w:rPr>
@@ -1036,7 +1036,7 @@
               <w14:ligatures w14:val="standardContextual"/>
             </w:rPr>
           </w:pPr>
-          <w:hyperlink w:anchor="_Toc240773277" w:history="1">
+          <w:hyperlink w:anchor="_Toc240779459" w:history="1">
             <w:r>
               <w:rPr>
                 <w:rStyle w:val="Hyperlink"/>
@@ -1060,7 +1060,7 @@
               <w:rPr>
                 <w:noProof/>
               </w:rPr>
-              <w:instrText xml:space="preserve"> PAGEREF _Toc240773277 \h </w:instrText>
+              <w:instrText xml:space="preserve"> PAGEREF _Toc240779459 \h </w:instrText>
             </w:r>
             <w:r>
               <w:rPr>
@@ -1103,7 +1103,7 @@
               <w14:ligatures w14:val="standardContextual"/>
             </w:rPr>
           </w:pPr>
-          <w:hyperlink w:anchor="_Toc240773278" w:history="1">
+          <w:hyperlink w:anchor="_Toc240779460" w:history="1">
             <w:r>
               <w:rPr>
                 <w:rStyle w:val="Hyperlink"/>
@@ -1127,7 +1127,7 @@
               <w:rPr>
                 <w:noProof/>
               </w:rPr>
-              <w:instrText xml:space="preserve"> PAGEREF _Toc240773278 \h </w:instrText>
+              <w:instrText xml:space="preserve"> PAGEREF _Toc240779460 \h </w:instrText>
             </w:r>
             <w:r>
               <w:rPr>
@@ -1170,7 +1170,7 @@
               <w14:ligatures w14:val="standardContextual"/>
             </w:rPr>
           </w:pPr>
-          <w:hyperlink w:anchor="_Toc240773279" w:history="1">
+          <w:hyperlink w:anchor="_Toc240779461" w:history="1">
             <w:r>
               <w:rPr>
                 <w:rStyle w:val="Hyperlink"/>
@@ -1194,7 +1194,7 @@
               <w:rPr>
                 <w:noProof/>
               </w:rPr>
-              <w:instrText xml:space="preserve"> PAGEREF _Toc240773279 \h </w:instrText>
+              <w:instrText xml:space="preserve"> PAGEREF _Toc240779461 \h </w:instrText>
             </w:r>
             <w:r>
               <w:rPr>
@@ -1237,7 +1237,7 @@
               <w14:ligatures w14:val="standardContextual"/>
             </w:rPr>
           </w:pPr>
-          <w:hyperlink w:anchor="_Toc240773280" w:history="1">
+          <w:hyperlink w:anchor="_Toc240779462" w:history="1">
             <w:r>
               <w:rPr>
                 <w:rStyle w:val="Hyperlink"/>
@@ -1261,7 +1261,7 @@
               <w:rPr>
                 <w:noProof/>
               </w:rPr>
-              <w:instrText xml:space="preserve"> PAGEREF _Toc240773280 \h </w:instrText>
+              <w:instrText xml:space="preserve"> PAGEREF _Toc240779462 \h </w:instrText>
             </w:r>
             <w:r>
               <w:rPr>
@@ -1304,7 +1304,7 @@
               <w14:ligatures w14:val="standardContextual"/>
             </w:rPr>
           </w:pPr>
-          <w:hyperlink w:anchor="_Toc240773281" w:history="1">
+          <w:hyperlink w:anchor="_Toc240779463" w:history="1">
             <w:r>
               <w:rPr>
                 <w:rStyle w:val="Hyperlink"/>
@@ -1328,7 +1328,7 @@
               <w:rPr>
                 <w:noProof/>
               </w:rPr>
-              <w:instrText xml:space="preserve"> PAGEREF _Toc240773281 \h </w:instrText>
+              <w:instrText xml:space="preserve"> PAGEREF _Toc240779463 \h </w:instrText>
             </w:r>
             <w:r>
               <w:rPr>
@@ -1371,7 +1371,7 @@
               <w14:ligatures w14:val="standardContextual"/>
             </w:rPr>
           </w:pPr>
-          <w:hyperlink w:anchor="_Toc240773282" w:history="1">
+          <w:hyperlink w:anchor="_Toc240779464" w:history="1">
             <w:r>
               <w:rPr>
                 <w:rStyle w:val="Hyperlink"/>
@@ -1395,7 +1395,7 @@
               <w:rPr>
                 <w:noProof/>
               </w:rPr>
-              <w:instrText xml:space="preserve"> PAGEREF _Toc240773282 \h </w:instrText>
+              <w:instrText xml:space="preserve"> PAGEREF _Toc240779464 \h </w:instrText>
             </w:r>
             <w:r>
               <w:rPr>
@@ -1438,7 +1438,7 @@
               <w14:ligatures w14:val="standardContextual"/>
             </w:rPr>
           </w:pPr>
-          <w:hyperlink w:anchor="_Toc240773283" w:history="1">
+          <w:hyperlink w:anchor="_Toc240779465" w:history="1">
             <w:r>
               <w:rPr>
                 <w:rStyle w:val="Hyperlink"/>
@@ -1462,7 +1462,7 @@
               <w:rPr>
                 <w:noProof/>
               </w:rPr>
-              <w:instrText xml:space="preserve"> PAGEREF _Toc240773283 \h </w:instrText>
+              <w:instrText xml:space="preserve"> PAGEREF _Toc240779465 \h </w:instrText>
             </w:r>
             <w:r>
               <w:rPr>
@@ -1505,7 +1505,7 @@
               <w14:ligatures w14:val="standardContextual"/>
             </w:rPr>
           </w:pPr>
-          <w:hyperlink w:anchor="_Toc240773284" w:history="1">
+          <w:hyperlink w:anchor="_Toc240779466" w:history="1">
             <w:r>
               <w:rPr>
                 <w:rStyle w:val="Hyperlink"/>
@@ -1529,7 +1529,7 @@
               <w:rPr>
                 <w:noProof/>
               </w:rPr>
-              <w:instrText xml:space="preserve"> PAGEREF _Toc240773284 \h </w:instrText>
+              <w:instrText xml:space="preserve"> PAGEREF _Toc240779466 \h </w:instrText>
             </w:r>
             <w:r>
               <w:rPr>
@@ -1572,7 +1572,7 @@
               <w14:ligatures w14:val="standardContextual"/>
             </w:rPr>
           </w:pPr>
-          <w:hyperlink w:anchor="_Toc240773285" w:history="1">
+          <w:hyperlink w:anchor="_Toc240779467" w:history="1">
             <w:r>
               <w:rPr>
                 <w:rStyle w:val="Hyperlink"/>
@@ -1596,7 +1596,7 @@
               <w:rPr>
                 <w:noProof/>
               </w:rPr>
-              <w:instrText xml:space="preserve"> PAGEREF _Toc240773285 \h </w:instrText>
+              <w:instrText xml:space="preserve"> PAGEREF _Toc240779467 \h </w:instrText>
             </w:r>
             <w:r>
               <w:rPr>
@@ -1639,7 +1639,7 @@
               <w14:ligatures w14:val="standardContextual"/>
             </w:rPr>
           </w:pPr>
-          <w:hyperlink w:anchor="_Toc240773286" w:history="1">
+          <w:hyperlink w:anchor="_Toc240779468" w:history="1">
             <w:r>
               <w:rPr>
                 <w:rStyle w:val="Hyperlink"/>
@@ -1663,7 +1663,7 @@
               <w:rPr>
                 <w:noProof/>
               </w:rPr>
-              <w:instrText xml:space="preserve"> PAGEREF _Toc240773286 \h </w:instrText>
+              <w:instrText xml:space="preserve"> PAGEREF _Toc240779468 \h </w:instrText>
             </w:r>
             <w:r>
               <w:rPr>
@@ -1706,7 +1706,7 @@
               <w14:ligatures w14:val="standardContextual"/>
             </w:rPr>
           </w:pPr>
-          <w:hyperlink w:anchor="_Toc240773287" w:history="1">
+          <w:hyperlink w:anchor="_Toc240779469" w:history="1">
             <w:r>
               <w:rPr>
                 <w:rStyle w:val="Hyperlink"/>
@@ -1730,7 +1730,7 @@
               <w:rPr>
                 <w:noProof/>
               </w:rPr>
-              <w:instrText xml:space="preserve"> PAGEREF _Toc240773287 \h </w:instrText>
+              <w:instrText xml:space="preserve"> PAGEREF _Toc240779469 \h </w:instrText>
             </w:r>
             <w:r>
               <w:rPr>
@@ -1769,7 +1769,7 @@
         <w:pStyle w:val="Heading1"/>
         <w:pageBreakBefore/>
       </w:pPr>
-      <w:bookmarkStart w:id="0" w:name="_Toc240773270"/>
+      <w:bookmarkStart w:id="0" w:name="_Toc240779452"/>
       <w:r>
         <w:lastRenderedPageBreak/>
         <w:t>1. Welcome</w:t>
@@ -2185,7 +2185,7 @@
       <w:pPr>
         <w:pStyle w:val="Heading2"/>
       </w:pPr>
-      <w:bookmarkStart w:id="1" w:name="_Toc240773271"/>
+      <w:bookmarkStart w:id="1" w:name="_Toc240779453"/>
       <w:r>
         <w:t>What you should know first</w:t>
       </w:r>
@@ -2303,7 +2303,7 @@
         <w:pStyle w:val="Heading1"/>
         <w:pageBreakBefore/>
       </w:pPr>
-      <w:bookmarkStart w:id="2" w:name="_Toc240773272"/>
+      <w:bookmarkStart w:id="2" w:name="_Toc240779454"/>
       <w:r>
         <w:lastRenderedPageBreak/>
         <w:t>2. What you need</w:t>
@@ -2532,7 +2532,7 @@
         <w:pStyle w:val="Heading1"/>
         <w:pageBreakBefore/>
       </w:pPr>
-      <w:bookmarkStart w:id="3" w:name="_Toc240773273"/>
+      <w:bookmarkStart w:id="3" w:name="_Toc240779455"/>
       <w:r>
         <w:lastRenderedPageBreak/>
         <w:t>3. Taking part, step by step</w:t>
@@ -2543,7 +2543,7 @@
       <w:pPr>
         <w:pStyle w:val="Heading2"/>
       </w:pPr>
-      <w:bookmarkStart w:id="4" w:name="_Toc240773274"/>
+      <w:bookmarkStart w:id="4" w:name="_Toc240779456"/>
       <w:r>
         <w:t>Step 1 — Open your link</w:t>
       </w:r>
@@ -2561,7 +2561,7 @@
       <w:pPr>
         <w:pStyle w:val="Heading2"/>
       </w:pPr>
-      <w:bookmarkStart w:id="5" w:name="_Toc240773275"/>
+      <w:bookmarkStart w:id="5" w:name="_Toc240779457"/>
       <w:r>
         <w:t>Step 2 — Confirm your organisation</w:t>
       </w:r>
@@ -2596,7 +2596,7 @@
           <w:noProof/>
         </w:rPr>
         <w:drawing>
-          <wp:inline distT="0" distB="0" distL="0" distR="0" wp14:anchorId="27A8F041" wp14:editId="1715A6B6">
+          <wp:inline distT="0" distB="0" distL="0" distR="0" wp14:anchorId="4B970620" wp14:editId="7BD2C79F">
             <wp:extent cx="2476500" cy="3362325"/>
             <wp:effectExtent l="0" t="0" r="0" b="0"/>
             <wp:docPr id="1" name="resp_01_confirm.jpg" descr="Confirming the organisation." title="Confirming the organisation."/>
@@ -2665,7 +2665,7 @@
       <w:pPr>
         <w:pStyle w:val="Heading2"/>
       </w:pPr>
-      <w:bookmarkStart w:id="6" w:name="_Toc240773276"/>
+      <w:bookmarkStart w:id="6" w:name="_Toc240779458"/>
       <w:r>
         <w:t>Step 3 — Tell us a little about you</w:t>
       </w:r>
@@ -2757,7 +2757,7 @@
         </w:rPr>
         <w:lastRenderedPageBreak/>
         <w:drawing>
-          <wp:inline distT="0" distB="0" distL="0" distR="0" wp14:anchorId="34A95754" wp14:editId="5F8808BB">
+          <wp:inline distT="0" distB="0" distL="0" distR="0" wp14:anchorId="60412256" wp14:editId="3DCF1595">
             <wp:extent cx="2476500" cy="3362325"/>
             <wp:effectExtent l="0" t="0" r="0" b="0"/>
             <wp:docPr id="2" name="resp_02_eligibility.jpg" descr="A little about you." title="A little about you."/>
@@ -2912,7 +2912,7 @@
       <w:pPr>
         <w:pStyle w:val="Heading2"/>
       </w:pPr>
-      <w:bookmarkStart w:id="7" w:name="_Toc240773277"/>
+      <w:bookmarkStart w:id="7" w:name="_Toc240779459"/>
       <w:r>
         <w:t>Step 4 — Read the participant information</w:t>
       </w:r>
@@ -2958,7 +2958,7 @@
         </w:rPr>
         <w:lastRenderedPageBreak/>
         <w:drawing>
-          <wp:inline distT="0" distB="0" distL="0" distR="0" wp14:anchorId="00C3D843" wp14:editId="744C2C26">
+          <wp:inline distT="0" distB="0" distL="0" distR="0" wp14:anchorId="4C7BD4E3" wp14:editId="45A2E78C">
             <wp:extent cx="1076325" cy="4953000"/>
             <wp:effectExtent l="0" t="0" r="0" b="0"/>
             <wp:docPr id="3" name="resp_03_information_top.jpg" descr="Participant Information." title="Participant Information."/>
@@ -3027,7 +3027,7 @@
       <w:pPr>
         <w:pStyle w:val="Heading2"/>
       </w:pPr>
-      <w:bookmarkStart w:id="8" w:name="_Toc240773278"/>
+      <w:bookmarkStart w:id="8" w:name="_Toc240779460"/>
       <w:r>
         <w:t>Step 5 — Give your decision</w:t>
       </w:r>
@@ -3119,7 +3119,7 @@
         </w:rPr>
         <w:lastRenderedPageBreak/>
         <w:drawing>
-          <wp:inline distT="0" distB="0" distL="0" distR="0" wp14:anchorId="29469549" wp14:editId="13D9CAB1">
+          <wp:inline distT="0" distB="0" distL="0" distR="0" wp14:anchorId="1599D2F5" wp14:editId="493EC676">
             <wp:extent cx="2476500" cy="4419600"/>
             <wp:effectExtent l="0" t="0" r="0" b="0"/>
             <wp:docPr id="4" name="resp_04_consent.jpg" descr="Your consent." title="Your consent."/>
@@ -3188,7 +3188,7 @@
       <w:pPr>
         <w:pStyle w:val="Heading2"/>
       </w:pPr>
-      <w:bookmarkStart w:id="9" w:name="_Toc240773279"/>
+      <w:bookmarkStart w:id="9" w:name="_Toc240779461"/>
       <w:r>
         <w:t>Step 6 — Check what we already know (only if shown)</w:t>
       </w:r>
@@ -3276,7 +3276,7 @@
       <w:pPr>
         <w:pStyle w:val="Heading2"/>
       </w:pPr>
-      <w:bookmarkStart w:id="10" w:name="_Toc240773280"/>
+      <w:bookmarkStart w:id="10" w:name="_Toc240779462"/>
       <w:r>
         <w:t>Step 7 — Choose how you would like to take part</w:t>
       </w:r>
@@ -3618,7 +3618,7 @@
         </w:rPr>
         <w:lastRenderedPageBreak/>
         <w:drawing>
-          <wp:inline distT="0" distB="0" distL="0" distR="0" wp14:anchorId="2541B27B" wp14:editId="6468EBC7">
+          <wp:inline distT="0" distB="0" distL="0" distR="0" wp14:anchorId="08508552" wp14:editId="14175636">
             <wp:extent cx="2476500" cy="4533900"/>
             <wp:effectExtent l="0" t="0" r="0" b="0"/>
             <wp:docPr id="5" name="resp_06_choice.jpg" descr="How would you like to take part?" title="How would you like to take part?"/>
@@ -3687,7 +3687,7 @@
       <w:pPr>
         <w:pStyle w:val="Heading2"/>
       </w:pPr>
-      <w:bookmarkStart w:id="11" w:name="_Toc240773281"/>
+      <w:bookmarkStart w:id="11" w:name="_Toc240779463"/>
       <w:r>
         <w:t>Step 8a — Complete the questionnaire yourself</w:t>
       </w:r>
@@ -3779,7 +3779,7 @@
         </w:rPr>
         <w:lastRenderedPageBreak/>
         <w:drawing>
-          <wp:inline distT="0" distB="0" distL="0" distR="0" wp14:anchorId="282A1BFE" wp14:editId="7280ABEC">
+          <wp:inline distT="0" distB="0" distL="0" distR="0" wp14:anchorId="5E530AAA" wp14:editId="32CD0CAD">
             <wp:extent cx="2476500" cy="3362325"/>
             <wp:effectExtent l="0" t="0" r="0" b="0"/>
             <wp:docPr id="6" name="resp_07_ready.jpg" descr="Ready to begin." title="Ready to begin."/>
@@ -3855,7 +3855,7 @@
           <w:noProof/>
         </w:rPr>
         <w:drawing>
-          <wp:inline distT="0" distB="0" distL="0" distR="0" wp14:anchorId="4D5075F8" wp14:editId="22CA810A">
+          <wp:inline distT="0" distB="0" distL="0" distR="0" wp14:anchorId="7F6C186B" wp14:editId="70F1BD53">
             <wp:extent cx="2476500" cy="3362325"/>
             <wp:effectExtent l="0" t="0" r="0" b="0"/>
             <wp:docPr id="7" name="resp_07b_kobo_form.jpg" descr="The questionnaire's first page." title="The questionnaire's first page."/>
@@ -4050,7 +4050,7 @@
       <w:pPr>
         <w:pStyle w:val="Heading2"/>
       </w:pPr>
-      <w:bookmarkStart w:id="12" w:name="_Toc240773282"/>
+      <w:bookmarkStart w:id="12" w:name="_Toc240779464"/>
       <w:r>
         <w:t>Step 8b — Ask a researcher to call you</w:t>
       </w:r>
@@ -4142,7 +4142,7 @@
           <w:noProof/>
         </w:rPr>
         <w:drawing>
-          <wp:inline distT="0" distB="0" distL="0" distR="0" wp14:anchorId="4DC51D38" wp14:editId="1DFEDD37">
+          <wp:inline distT="0" distB="0" distL="0" distR="0" wp14:anchorId="04F90E1F" wp14:editId="619F5D34">
             <wp:extent cx="2476500" cy="3362325"/>
             <wp:effectExtent l="0" t="0" r="0" b="0"/>
             <wp:docPr id="8" name="resp_08_appointment.jpg" descr="Choosing a time for a call." title="Choosing a time for a call."/>
@@ -4218,7 +4218,7 @@
           <w:noProof/>
         </w:rPr>
         <w:drawing>
-          <wp:inline distT="0" distB="0" distL="0" distR="0" wp14:anchorId="557941B9" wp14:editId="27DB3FA2">
+          <wp:inline distT="0" distB="0" distL="0" distR="0" wp14:anchorId="39C77898" wp14:editId="346A3DDB">
             <wp:extent cx="2476500" cy="3676650"/>
             <wp:effectExtent l="0" t="0" r="0" b="0"/>
             <wp:docPr id="9" name="resp_09_done_appointment.jpg" descr="Your request has been sent." title="Your request has been sent."/>
@@ -4287,7 +4287,7 @@
       <w:pPr>
         <w:pStyle w:val="Heading2"/>
       </w:pPr>
-      <w:bookmarkStart w:id="13" w:name="_Toc240773283"/>
+      <w:bookmarkStart w:id="13" w:name="_Toc240779465"/>
       <w:r>
         <w:t>Step 9 — Finished</w:t>
       </w:r>
@@ -4306,7 +4306,7 @@
         <w:pStyle w:val="Heading1"/>
         <w:pageBreakBefore/>
       </w:pPr>
-      <w:bookmarkStart w:id="14" w:name="_Toc240773284"/>
+      <w:bookmarkStart w:id="14" w:name="_Toc240779466"/>
       <w:r>
         <w:lastRenderedPageBreak/>
         <w:t>4. Reminders</w:t>
@@ -4326,7 +4326,7 @@
         <w:pStyle w:val="Heading1"/>
         <w:pageBreakBefore/>
       </w:pPr>
-      <w:bookmarkStart w:id="15" w:name="_Toc240773285"/>
+      <w:bookmarkStart w:id="15" w:name="_Toc240779467"/>
       <w:r>
         <w:lastRenderedPageBreak/>
         <w:t>5. Your rights and your information</w:t>
@@ -4451,7 +4451,7 @@
         <w:pStyle w:val="Heading1"/>
         <w:pageBreakBefore/>
       </w:pPr>
-      <w:bookmarkStart w:id="16" w:name="_Toc240773286"/>
+      <w:bookmarkStart w:id="16" w:name="_Toc240779468"/>
       <w:r>
         <w:lastRenderedPageBreak/>
         <w:t>6. Questions and answers</w:t>
@@ -4966,7 +4966,7 @@
           <w:noProof/>
         </w:rPr>
         <w:drawing>
-          <wp:inline distT="0" distB="0" distL="0" distR="0" wp14:anchorId="2124F322" wp14:editId="21902B8E">
+          <wp:inline distT="0" distB="0" distL="0" distR="0" wp14:anchorId="6AD3BDD8" wp14:editId="5826E5A7">
             <wp:extent cx="2476500" cy="2524125"/>
             <wp:effectExtent l="0" t="0" r="0" b="0"/>
             <wp:docPr id="10" name="resp_10_invalid_link.jpg" descr="What an invalid or expired link looks like." title="What an invalid or expired link looks like."/>
@@ -5036,7 +5036,7 @@
         <w:pStyle w:val="Heading1"/>
         <w:pageBreakBefore/>
       </w:pPr>
-      <w:bookmarkStart w:id="17" w:name="_Toc240773287"/>
+      <w:bookmarkStart w:id="17" w:name="_Toc240779469"/>
       <w:r>
         <w:lastRenderedPageBreak/>
         <w:t>7. Contact the research team</w:t>
@@ -5426,7 +5426,7 @@
         <w:sz w:val="16"/>
         <w:szCs w:val="16"/>
       </w:rPr>
-      <w:t>Version 1.4 · 20 September 2026</w:t>
+      <w:t>Version 1.5 · 20 September 2026</w:t>
     </w:r>
     <w:r>
       <w:rPr>
@@ -5599,10 +5599,10 @@
 <file path=word/numbering.xml><?xml version="1.0" encoding="utf-8"?>
 <w:numbering xmlns:wpc="http://schemas.microsoft.com/office/word/2010/wordprocessingCanvas" xmlns:cx="http://schemas.microsoft.com/office/drawing/2014/chartex" xmlns:cx1="http://schemas.microsoft.com/office/drawing/2015/9/8/chartex" xmlns:cx2="http://schemas.microsoft.com/office/drawing/2015/10/21/chartex" xmlns:cx3="http://schemas.microsoft.com/office/drawing/2016/5/9/chartex" xmlns:cx4="http://schemas.microsoft.com/office/drawing/2016/5/10/chartex" xmlns:cx5="http://schemas.microsoft.com/office/drawing/2016/5/11/chartex" xmlns:cx6="http://schemas.microsoft.com/office/drawing/2016/5/12/chartex" xmlns:cx7="http://schemas.microsoft.com/office/drawing/2016/5/13/chartex" xmlns:cx8="http://schemas.microsoft.com/office/drawing/2016/5/14/chartex" xmlns:mc="http://schemas.openxmlformats.org/markup-compatibility/2006" xmlns:aink="http://schemas.microsoft.com/office/drawing/2016/ink" xmlns:am3d="http://schemas.microsoft.com/office/drawing/2017/model3d" xmlns:o="urn:schemas-microsoft-com:office:office" xmlns:oel="http://schemas.microsoft.com/office/2019/extlst" xmlns:r="http://schemas.openxmlformats.org/officeDocument/2006/relationships" xmlns:m="http://schemas.openxmlformats.org/officeDocument/2006/math" xmlns:v="urn:schemas-microsoft-com:vml" xmlns:wp14="http://schemas.microsoft.com/office/word/2010/wordprocessingDrawing" xmlns:wp="http://schemas.openxmlformats.org/drawingml/2006/wordprocessingDrawing" xmlns:w10="urn:schemas-microsoft-com:office:word" xmlns:w="http://schemas.openxmlformats.org/wordprocessingml/2006/main" xmlns:w14="http://schemas.microsoft.com/office/word/2010/wordml" xmlns:w15="http://schemas.microsoft.com/office/word/2012/wordml" xmlns:w16cex="http://schemas.microsoft.com/office/word/2018/wordml/cex" xmlns:w16cid="http://schemas.microsoft.com/office/word/2016/wordml/cid" xmlns:w16="http://schemas.microsoft.com/office/word/2018/wordml" xmlns:w16sdtdh="http://schemas.microsoft.com/office/word/2020/wordml/sdtdatahash" xmlns:w16se="http://schemas.microsoft.com/office/word/2015/wordml/symex" xmlns:wpg="http://schemas.microsoft.com/office/word/2010/wordprocessingGroup" xmlns:wpi="http://schemas.microsoft.com/office/word/2010/wordprocessingInk" xmlns:wne="http://schemas.microsoft.com/office/word/2006/wordml" xmlns:wps="http://schemas.microsoft.com/office/word/2010/wordprocessingShape" mc:Ignorable="w14 w15 w16se w16cid w16 w16cex w16sdtdh wp14">
   <w:abstractNum w:abstractNumId="0" w15:restartNumberingAfterBreak="0">
-    <w:nsid w:val="017F15D7"/>
+    <w:nsid w:val="18FA6929"/>
     <w:multiLevelType w:val="hybridMultilevel"/>
-    <w:tmpl w:val="0E98516E"/>
-    <w:lvl w:ilvl="0" w:tplc="59406B82">
+    <w:tmpl w:val="49BAF216"/>
+    <w:lvl w:ilvl="0" w:tplc="008A0996">
       <w:start w:val="1"/>
       <w:numFmt w:val="decimal"/>
       <w:lvlText w:val="%1."/>
@@ -5616,138 +5616,52 @@
         <w:color w:val="A67C27"/>
       </w:rPr>
     </w:lvl>
-    <w:lvl w:ilvl="1" w:tplc="B232B9CE">
+    <w:lvl w:ilvl="1" w:tplc="26608FC6">
       <w:numFmt w:val="decimal"/>
       <w:lvlText w:val=""/>
       <w:lvlJc w:val="left"/>
     </w:lvl>
-    <w:lvl w:ilvl="2" w:tplc="ADC281DE">
+    <w:lvl w:ilvl="2" w:tplc="35CE7C3C">
       <w:numFmt w:val="decimal"/>
       <w:lvlText w:val=""/>
       <w:lvlJc w:val="left"/>
     </w:lvl>
-    <w:lvl w:ilvl="3" w:tplc="9D2406BA">
+    <w:lvl w:ilvl="3" w:tplc="85B4D3FE">
       <w:numFmt w:val="decimal"/>
       <w:lvlText w:val=""/>
       <w:lvlJc w:val="left"/>
     </w:lvl>
-    <w:lvl w:ilvl="4" w:tplc="5EF2F9B8">
+    <w:lvl w:ilvl="4" w:tplc="3780B678">
       <w:numFmt w:val="decimal"/>
       <w:lvlText w:val=""/>
       <w:lvlJc w:val="left"/>
     </w:lvl>
-    <w:lvl w:ilvl="5" w:tplc="95CC5354">
+    <w:lvl w:ilvl="5" w:tplc="A912CB18">
       <w:numFmt w:val="decimal"/>
       <w:lvlText w:val=""/>
       <w:lvlJc w:val="left"/>
     </w:lvl>
-    <w:lvl w:ilvl="6" w:tplc="4C8033EC">
+    <w:lvl w:ilvl="6" w:tplc="D3306658">
       <w:numFmt w:val="decimal"/>
       <w:lvlText w:val=""/>
       <w:lvlJc w:val="left"/>
     </w:lvl>
-    <w:lvl w:ilvl="7" w:tplc="4F5CCEC0">
+    <w:lvl w:ilvl="7" w:tplc="AF8AAC10">
       <w:numFmt w:val="decimal"/>
       <w:lvlText w:val=""/>
       <w:lvlJc w:val="left"/>
     </w:lvl>
-    <w:lvl w:ilvl="8" w:tplc="570E04AE">
+    <w:lvl w:ilvl="8" w:tplc="6FFC9F36">
       <w:numFmt w:val="decimal"/>
       <w:lvlText w:val=""/>
       <w:lvlJc w:val="left"/>
     </w:lvl>
   </w:abstractNum>
   <w:abstractNum w:abstractNumId="1" w15:restartNumberingAfterBreak="0">
-    <w:nsid w:val="31B36A9A"/>
+    <w:nsid w:val="2A98511B"/>
     <w:multiLevelType w:val="hybridMultilevel"/>
-    <w:tmpl w:val="B13AB08C"/>
-    <w:lvl w:ilvl="0" w:tplc="9F3071B8">
-      <w:start w:val="1"/>
-      <w:numFmt w:val="bullet"/>
-      <w:lvlText w:val="●"/>
-      <w:lvlJc w:val="left"/>
-      <w:pPr>
-        <w:ind w:left="720" w:hanging="360"/>
-      </w:pPr>
-    </w:lvl>
-    <w:lvl w:ilvl="1" w:tplc="0DF84418">
-      <w:start w:val="1"/>
-      <w:numFmt w:val="bullet"/>
-      <w:lvlText w:val="○"/>
-      <w:lvlJc w:val="left"/>
-      <w:pPr>
-        <w:ind w:left="1440" w:hanging="360"/>
-      </w:pPr>
-    </w:lvl>
-    <w:lvl w:ilvl="2" w:tplc="C8A85FA2">
-      <w:start w:val="1"/>
-      <w:numFmt w:val="bullet"/>
-      <w:lvlText w:val="■"/>
-      <w:lvlJc w:val="left"/>
-      <w:pPr>
-        <w:ind w:left="2160" w:hanging="360"/>
-      </w:pPr>
-    </w:lvl>
-    <w:lvl w:ilvl="3" w:tplc="5950AD8C">
-      <w:start w:val="1"/>
-      <w:numFmt w:val="bullet"/>
-      <w:lvlText w:val="●"/>
-      <w:lvlJc w:val="left"/>
-      <w:pPr>
-        <w:ind w:left="2880" w:hanging="360"/>
-      </w:pPr>
-    </w:lvl>
-    <w:lvl w:ilvl="4" w:tplc="409E4988">
-      <w:start w:val="1"/>
-      <w:numFmt w:val="bullet"/>
-      <w:lvlText w:val="○"/>
-      <w:lvlJc w:val="left"/>
-      <w:pPr>
-        <w:ind w:left="3600" w:hanging="360"/>
-      </w:pPr>
-    </w:lvl>
-    <w:lvl w:ilvl="5" w:tplc="34FC10D2">
-      <w:start w:val="1"/>
-      <w:numFmt w:val="bullet"/>
-      <w:lvlText w:val="■"/>
-      <w:lvlJc w:val="left"/>
-      <w:pPr>
-        <w:ind w:left="4320" w:hanging="360"/>
-      </w:pPr>
-    </w:lvl>
-    <w:lvl w:ilvl="6" w:tplc="94E48B86">
-      <w:start w:val="1"/>
-      <w:numFmt w:val="bullet"/>
-      <w:lvlText w:val="●"/>
-      <w:lvlJc w:val="left"/>
-      <w:pPr>
-        <w:ind w:left="5040" w:hanging="360"/>
-      </w:pPr>
-    </w:lvl>
-    <w:lvl w:ilvl="7" w:tplc="F5008D06">
-      <w:start w:val="1"/>
-      <w:numFmt w:val="bullet"/>
-      <w:lvlText w:val="●"/>
-      <w:lvlJc w:val="left"/>
-      <w:pPr>
-        <w:ind w:left="5760" w:hanging="360"/>
-      </w:pPr>
-    </w:lvl>
-    <w:lvl w:ilvl="8" w:tplc="BCC2D118">
-      <w:start w:val="1"/>
-      <w:numFmt w:val="bullet"/>
-      <w:lvlText w:val="●"/>
-      <w:lvlJc w:val="left"/>
-      <w:pPr>
-        <w:ind w:left="6480" w:hanging="360"/>
-      </w:pPr>
-    </w:lvl>
-  </w:abstractNum>
-  <w:abstractNum w:abstractNumId="2" w15:restartNumberingAfterBreak="0">
-    <w:nsid w:val="5E4E1260"/>
-    <w:multiLevelType w:val="hybridMultilevel"/>
-    <w:tmpl w:val="45728C98"/>
-    <w:lvl w:ilvl="0" w:tplc="2C0C4962">
+    <w:tmpl w:val="8760EFAC"/>
+    <w:lvl w:ilvl="0" w:tplc="1856227C">
       <w:start w:val="1"/>
       <w:numFmt w:val="bullet"/>
       <w:lvlText w:val="•"/>
@@ -5756,7 +5670,7 @@
         <w:ind w:left="460" w:hanging="280"/>
       </w:pPr>
     </w:lvl>
-    <w:lvl w:ilvl="1" w:tplc="B67E9E6C">
+    <w:lvl w:ilvl="1" w:tplc="340AED62">
       <w:start w:val="1"/>
       <w:numFmt w:val="bullet"/>
       <w:lvlText w:val="–"/>
@@ -5765,47 +5679,133 @@
         <w:ind w:left="900" w:hanging="280"/>
       </w:pPr>
     </w:lvl>
-    <w:lvl w:ilvl="2" w:tplc="054A4766">
+    <w:lvl w:ilvl="2" w:tplc="7A22085A">
       <w:numFmt w:val="decimal"/>
       <w:lvlText w:val=""/>
       <w:lvlJc w:val="left"/>
     </w:lvl>
-    <w:lvl w:ilvl="3" w:tplc="66C4DA62">
+    <w:lvl w:ilvl="3" w:tplc="CCB4968C">
       <w:numFmt w:val="decimal"/>
       <w:lvlText w:val=""/>
       <w:lvlJc w:val="left"/>
     </w:lvl>
-    <w:lvl w:ilvl="4" w:tplc="9D7AD12E">
+    <w:lvl w:ilvl="4" w:tplc="19B2370A">
       <w:numFmt w:val="decimal"/>
       <w:lvlText w:val=""/>
       <w:lvlJc w:val="left"/>
     </w:lvl>
-    <w:lvl w:ilvl="5" w:tplc="79D0B0EC">
+    <w:lvl w:ilvl="5" w:tplc="D85A6EBA">
       <w:numFmt w:val="decimal"/>
       <w:lvlText w:val=""/>
       <w:lvlJc w:val="left"/>
     </w:lvl>
-    <w:lvl w:ilvl="6" w:tplc="BC209482">
+    <w:lvl w:ilvl="6" w:tplc="66C4DF7E">
       <w:numFmt w:val="decimal"/>
       <w:lvlText w:val=""/>
       <w:lvlJc w:val="left"/>
     </w:lvl>
-    <w:lvl w:ilvl="7" w:tplc="B67A0644">
+    <w:lvl w:ilvl="7" w:tplc="868ADECA">
       <w:numFmt w:val="decimal"/>
       <w:lvlText w:val=""/>
       <w:lvlJc w:val="left"/>
     </w:lvl>
-    <w:lvl w:ilvl="8" w:tplc="BD9A5F40">
+    <w:lvl w:ilvl="8" w:tplc="6A5470D6">
       <w:numFmt w:val="decimal"/>
       <w:lvlText w:val=""/>
       <w:lvlJc w:val="left"/>
     </w:lvl>
   </w:abstractNum>
+  <w:abstractNum w:abstractNumId="2" w15:restartNumberingAfterBreak="0">
+    <w:nsid w:val="3B142FFF"/>
+    <w:multiLevelType w:val="hybridMultilevel"/>
+    <w:tmpl w:val="323EF35C"/>
+    <w:lvl w:ilvl="0" w:tplc="98569E84">
+      <w:start w:val="1"/>
+      <w:numFmt w:val="bullet"/>
+      <w:lvlText w:val="●"/>
+      <w:lvlJc w:val="left"/>
+      <w:pPr>
+        <w:ind w:left="720" w:hanging="360"/>
+      </w:pPr>
+    </w:lvl>
+    <w:lvl w:ilvl="1" w:tplc="BAA60AD8">
+      <w:start w:val="1"/>
+      <w:numFmt w:val="bullet"/>
+      <w:lvlText w:val="○"/>
+      <w:lvlJc w:val="left"/>
+      <w:pPr>
+        <w:ind w:left="1440" w:hanging="360"/>
+      </w:pPr>
+    </w:lvl>
+    <w:lvl w:ilvl="2" w:tplc="3D94BFD0">
+      <w:start w:val="1"/>
+      <w:numFmt w:val="bullet"/>
+      <w:lvlText w:val="■"/>
+      <w:lvlJc w:val="left"/>
+      <w:pPr>
+        <w:ind w:left="2160" w:hanging="360"/>
+      </w:pPr>
+    </w:lvl>
+    <w:lvl w:ilvl="3" w:tplc="413E719E">
+      <w:start w:val="1"/>
+      <w:numFmt w:val="bullet"/>
+      <w:lvlText w:val="●"/>
+      <w:lvlJc w:val="left"/>
+      <w:pPr>
+        <w:ind w:left="2880" w:hanging="360"/>
+      </w:pPr>
+    </w:lvl>
+    <w:lvl w:ilvl="4" w:tplc="46F6BA66">
+      <w:start w:val="1"/>
+      <w:numFmt w:val="bullet"/>
+      <w:lvlText w:val="○"/>
+      <w:lvlJc w:val="left"/>
+      <w:pPr>
+        <w:ind w:left="3600" w:hanging="360"/>
+      </w:pPr>
+    </w:lvl>
+    <w:lvl w:ilvl="5" w:tplc="8D325FEC">
+      <w:start w:val="1"/>
+      <w:numFmt w:val="bullet"/>
+      <w:lvlText w:val="■"/>
+      <w:lvlJc w:val="left"/>
+      <w:pPr>
+        <w:ind w:left="4320" w:hanging="360"/>
+      </w:pPr>
+    </w:lvl>
+    <w:lvl w:ilvl="6" w:tplc="65EC8812">
+      <w:start w:val="1"/>
+      <w:numFmt w:val="bullet"/>
+      <w:lvlText w:val="●"/>
+      <w:lvlJc w:val="left"/>
+      <w:pPr>
+        <w:ind w:left="5040" w:hanging="360"/>
+      </w:pPr>
+    </w:lvl>
+    <w:lvl w:ilvl="7" w:tplc="AE988672">
+      <w:start w:val="1"/>
+      <w:numFmt w:val="bullet"/>
+      <w:lvlText w:val="●"/>
+      <w:lvlJc w:val="left"/>
+      <w:pPr>
+        <w:ind w:left="5760" w:hanging="360"/>
+      </w:pPr>
+    </w:lvl>
+    <w:lvl w:ilvl="8" w:tplc="49EE8922">
+      <w:start w:val="1"/>
+      <w:numFmt w:val="bullet"/>
+      <w:lvlText w:val="●"/>
+      <w:lvlJc w:val="left"/>
+      <w:pPr>
+        <w:ind w:left="6480" w:hanging="360"/>
+      </w:pPr>
+    </w:lvl>
+  </w:abstractNum>
   <w:abstractNum w:abstractNumId="3" w15:restartNumberingAfterBreak="0">
-    <w:nsid w:val="726F4B3F"/>
+    <w:nsid w:val="480C3934"/>
     <w:multiLevelType w:val="hybridMultilevel"/>
-    <w:tmpl w:val="D43EEFA6"/>
-    <w:lvl w:ilvl="0" w:tplc="3C9ED27C">
+    <w:tmpl w:val="8A0ECAF8"/>
+    <w:lvl w:ilvl="0" w:tplc="461C2D20">
       <w:start w:val="1"/>
       <w:numFmt w:val="decimal"/>
       <w:lvlText w:val="%1."/>
@@ -5819,52 +5819,52 @@
         <w:color w:val="A67C27"/>
       </w:rPr>
     </w:lvl>
-    <w:lvl w:ilvl="1" w:tplc="88383D4E">
+    <w:lvl w:ilvl="1" w:tplc="A5C2A5BE">
       <w:numFmt w:val="decimal"/>
       <w:lvlText w:val=""/>
       <w:lvlJc w:val="left"/>
     </w:lvl>
-    <w:lvl w:ilvl="2" w:tplc="342A964C">
+    <w:lvl w:ilvl="2" w:tplc="FDC28FA8">
       <w:numFmt w:val="decimal"/>
       <w:lvlText w:val=""/>
       <w:lvlJc w:val="left"/>
     </w:lvl>
-    <w:lvl w:ilvl="3" w:tplc="4FF02A30">
+    <w:lvl w:ilvl="3" w:tplc="8B44278C">
       <w:numFmt w:val="decimal"/>
       <w:lvlText w:val=""/>
       <w:lvlJc w:val="left"/>
     </w:lvl>
-    <w:lvl w:ilvl="4" w:tplc="E9C238A4">
+    <w:lvl w:ilvl="4" w:tplc="8D0A327C">
       <w:numFmt w:val="decimal"/>
       <w:lvlText w:val=""/>
       <w:lvlJc w:val="left"/>
     </w:lvl>
-    <w:lvl w:ilvl="5" w:tplc="644047E8">
+    <w:lvl w:ilvl="5" w:tplc="4C4EDE2A">
       <w:numFmt w:val="decimal"/>
       <w:lvlText w:val=""/>
       <w:lvlJc w:val="left"/>
     </w:lvl>
-    <w:lvl w:ilvl="6" w:tplc="01F2F0FC">
+    <w:lvl w:ilvl="6" w:tplc="B4F00F40">
       <w:numFmt w:val="decimal"/>
       <w:lvlText w:val=""/>
       <w:lvlJc w:val="left"/>
     </w:lvl>
-    <w:lvl w:ilvl="7" w:tplc="7F069458">
+    <w:lvl w:ilvl="7" w:tplc="69F694DA">
       <w:numFmt w:val="decimal"/>
       <w:lvlText w:val=""/>
       <w:lvlJc w:val="left"/>
     </w:lvl>
-    <w:lvl w:ilvl="8" w:tplc="68D054F6">
+    <w:lvl w:ilvl="8" w:tplc="05DAB5D6">
       <w:numFmt w:val="decimal"/>
       <w:lvlText w:val=""/>
       <w:lvlJc w:val="left"/>
     </w:lvl>
   </w:abstractNum>
   <w:abstractNum w:abstractNumId="4" w15:restartNumberingAfterBreak="0">
-    <w:nsid w:val="73957E90"/>
+    <w:nsid w:val="69AB1553"/>
     <w:multiLevelType w:val="hybridMultilevel"/>
-    <w:tmpl w:val="570A6C34"/>
-    <w:lvl w:ilvl="0" w:tplc="7A104554">
+    <w:tmpl w:val="859EA5D8"/>
+    <w:lvl w:ilvl="0" w:tplc="C704992C">
       <w:start w:val="1"/>
       <w:numFmt w:val="decimal"/>
       <w:lvlText w:val="%1."/>
@@ -5878,73 +5878,73 @@
         <w:color w:val="A67C27"/>
       </w:rPr>
     </w:lvl>
-    <w:lvl w:ilvl="1" w:tplc="10B6768E">
+    <w:lvl w:ilvl="1" w:tplc="AE043CE0">
       <w:numFmt w:val="decimal"/>
       <w:lvlText w:val=""/>
       <w:lvlJc w:val="left"/>
     </w:lvl>
-    <w:lvl w:ilvl="2" w:tplc="840C1F9A">
+    <w:lvl w:ilvl="2" w:tplc="DE1087E2">
       <w:numFmt w:val="decimal"/>
       <w:lvlText w:val=""/>
       <w:lvlJc w:val="left"/>
     </w:lvl>
-    <w:lvl w:ilvl="3" w:tplc="CBFE4700">
+    <w:lvl w:ilvl="3" w:tplc="85BCF032">
       <w:numFmt w:val="decimal"/>
       <w:lvlText w:val=""/>
       <w:lvlJc w:val="left"/>
     </w:lvl>
-    <w:lvl w:ilvl="4" w:tplc="5AA60102">
+    <w:lvl w:ilvl="4" w:tplc="46AA3714">
       <w:numFmt w:val="decimal"/>
       <w:lvlText w:val=""/>
       <w:lvlJc w:val="left"/>
     </w:lvl>
-    <w:lvl w:ilvl="5" w:tplc="E7F8D89E">
+    <w:lvl w:ilvl="5" w:tplc="743EE3C2">
       <w:numFmt w:val="decimal"/>
       <w:lvlText w:val=""/>
       <w:lvlJc w:val="left"/>
     </w:lvl>
-    <w:lvl w:ilvl="6" w:tplc="E710FDEE">
+    <w:lvl w:ilvl="6" w:tplc="3BE086EA">
       <w:numFmt w:val="decimal"/>
       <w:lvlText w:val=""/>
       <w:lvlJc w:val="left"/>
     </w:lvl>
-    <w:lvl w:ilvl="7" w:tplc="16B21F50">
+    <w:lvl w:ilvl="7" w:tplc="35D0E0C2">
       <w:numFmt w:val="decimal"/>
       <w:lvlText w:val=""/>
       <w:lvlJc w:val="left"/>
     </w:lvl>
-    <w:lvl w:ilvl="8" w:tplc="AC326FDA">
+    <w:lvl w:ilvl="8" w:tplc="26FC05AC">
       <w:numFmt w:val="decimal"/>
       <w:lvlText w:val=""/>
       <w:lvlJc w:val="left"/>
     </w:lvl>
   </w:abstractNum>
-  <w:num w:numId="1" w16cid:durableId="1167673109">
+  <w:num w:numId="1" w16cid:durableId="252133757">
+    <w:abstractNumId w:val="2"/>
+    <w:lvlOverride w:ilvl="0">
+      <w:startOverride w:val="1"/>
+    </w:lvlOverride>
+  </w:num>
+  <w:num w:numId="2" w16cid:durableId="192428650">
     <w:abstractNumId w:val="1"/>
     <w:lvlOverride w:ilvl="0">
       <w:startOverride w:val="1"/>
     </w:lvlOverride>
   </w:num>
-  <w:num w:numId="2" w16cid:durableId="1488551806">
-    <w:abstractNumId w:val="2"/>
-    <w:lvlOverride w:ilvl="0">
-      <w:startOverride w:val="1"/>
-    </w:lvlOverride>
-  </w:num>
-  <w:num w:numId="3" w16cid:durableId="962274278">
+  <w:num w:numId="3" w16cid:durableId="862091014">
     <w:abstractNumId w:val="4"/>
     <w:lvlOverride w:ilvl="0">
       <w:startOverride w:val="1"/>
     </w:lvlOverride>
   </w:num>
-  <w:num w:numId="4" w16cid:durableId="956062949">
-    <w:abstractNumId w:val="3"/>
+  <w:num w:numId="4" w16cid:durableId="93326502">
+    <w:abstractNumId w:val="0"/>
     <w:lvlOverride w:ilvl="0">
       <w:startOverride w:val="1"/>
     </w:lvlOverride>
   </w:num>
-  <w:num w:numId="5" w16cid:durableId="1778326315">
-    <w:abstractNumId w:val="0"/>
+  <w:num w:numId="5" w16cid:durableId="352097">
+    <w:abstractNumId w:val="3"/>
     <w:lvlOverride w:ilvl="0">
       <w:startOverride w:val="1"/>
     </w:lvlOverride>
@@ -6570,7 +6570,7 @@
     <w:autoRedefine/>
     <w:uiPriority w:val="39"/>
     <w:unhideWhenUsed/>
-    <w:rsid w:val="00BD2171"/>
+    <w:rsid w:val="005650D8"/>
     <w:pPr>
       <w:spacing w:after="100"/>
     </w:pPr>
@@ -6582,7 +6582,7 @@
     <w:autoRedefine/>
     <w:uiPriority w:val="39"/>
     <w:unhideWhenUsed/>
-    <w:rsid w:val="00BD2171"/>
+    <w:rsid w:val="005650D8"/>
     <w:pPr>
       <w:spacing w:after="100"/>
       <w:ind w:left="210"/>

--- a/docs/manuals/Respondent_Guide.docx
+++ b/docs/manuals/Respondent_Guide.docx
@@ -469,7 +469,7 @@
                 <w:sz w:val="19"/>
                 <w:szCs w:val="19"/>
               </w:rPr>
-              <w:t>Version 1.5 · 20 September 2026</w:t>
+              <w:t>Version 1.6 · 20 September 2026</w:t>
             </w:r>
           </w:p>
         </w:tc>
@@ -538,7 +538,7 @@
     <w:sdt>
       <w:sdtPr>
         <w:alias w:val="Contents"/>
-        <w:id w:val="268370423"/>
+        <w:id w:val="-1626074377"/>
       </w:sdtPr>
       <w:sdtEndPr/>
       <w:sdtContent>
@@ -567,7 +567,7 @@
           <w:r>
             <w:fldChar w:fldCharType="separate"/>
           </w:r>
-          <w:hyperlink w:anchor="_Toc240779452" w:history="1">
+          <w:hyperlink w:anchor="_Toc240784210" w:history="1">
             <w:r>
               <w:rPr>
                 <w:rStyle w:val="Hyperlink"/>
@@ -591,7 +591,7 @@
               <w:rPr>
                 <w:noProof/>
               </w:rPr>
-              <w:instrText xml:space="preserve"> PAGEREF _Toc240779452 \h </w:instrText>
+              <w:instrText xml:space="preserve"> PAGEREF _Toc240784210 \h </w:instrText>
             </w:r>
             <w:r>
               <w:rPr>
@@ -634,7 +634,7 @@
               <w14:ligatures w14:val="standardContextual"/>
             </w:rPr>
           </w:pPr>
-          <w:hyperlink w:anchor="_Toc240779453" w:history="1">
+          <w:hyperlink w:anchor="_Toc240784211" w:history="1">
             <w:r>
               <w:rPr>
                 <w:rStyle w:val="Hyperlink"/>
@@ -658,7 +658,7 @@
               <w:rPr>
                 <w:noProof/>
               </w:rPr>
-              <w:instrText xml:space="preserve"> PAGEREF _Toc240779453 \h </w:instrText>
+              <w:instrText xml:space="preserve"> PAGEREF _Toc240784211 \h </w:instrText>
             </w:r>
             <w:r>
               <w:rPr>
@@ -701,7 +701,7 @@
               <w14:ligatures w14:val="standardContextual"/>
             </w:rPr>
           </w:pPr>
-          <w:hyperlink w:anchor="_Toc240779454" w:history="1">
+          <w:hyperlink w:anchor="_Toc240784212" w:history="1">
             <w:r>
               <w:rPr>
                 <w:rStyle w:val="Hyperlink"/>
@@ -725,7 +725,7 @@
               <w:rPr>
                 <w:noProof/>
               </w:rPr>
-              <w:instrText xml:space="preserve"> PAGEREF _Toc240779454 \h </w:instrText>
+              <w:instrText xml:space="preserve"> PAGEREF _Toc240784212 \h </w:instrText>
             </w:r>
             <w:r>
               <w:rPr>
@@ -768,7 +768,7 @@
               <w14:ligatures w14:val="standardContextual"/>
             </w:rPr>
           </w:pPr>
-          <w:hyperlink w:anchor="_Toc240779455" w:history="1">
+          <w:hyperlink w:anchor="_Toc240784213" w:history="1">
             <w:r>
               <w:rPr>
                 <w:rStyle w:val="Hyperlink"/>
@@ -792,7 +792,7 @@
               <w:rPr>
                 <w:noProof/>
               </w:rPr>
-              <w:instrText xml:space="preserve"> PAGEREF _Toc240779455 \h </w:instrText>
+              <w:instrText xml:space="preserve"> PAGEREF _Toc240784213 \h </w:instrText>
             </w:r>
             <w:r>
               <w:rPr>
@@ -835,7 +835,7 @@
               <w14:ligatures w14:val="standardContextual"/>
             </w:rPr>
           </w:pPr>
-          <w:hyperlink w:anchor="_Toc240779456" w:history="1">
+          <w:hyperlink w:anchor="_Toc240784214" w:history="1">
             <w:r>
               <w:rPr>
                 <w:rStyle w:val="Hyperlink"/>
@@ -859,7 +859,7 @@
               <w:rPr>
                 <w:noProof/>
               </w:rPr>
-              <w:instrText xml:space="preserve"> PAGEREF _Toc240779456 \h </w:instrText>
+              <w:instrText xml:space="preserve"> PAGEREF _Toc240784214 \h </w:instrText>
             </w:r>
             <w:r>
               <w:rPr>
@@ -902,7 +902,7 @@
               <w14:ligatures w14:val="standardContextual"/>
             </w:rPr>
           </w:pPr>
-          <w:hyperlink w:anchor="_Toc240779457" w:history="1">
+          <w:hyperlink w:anchor="_Toc240784215" w:history="1">
             <w:r>
               <w:rPr>
                 <w:rStyle w:val="Hyperlink"/>
@@ -926,7 +926,7 @@
               <w:rPr>
                 <w:noProof/>
               </w:rPr>
-              <w:instrText xml:space="preserve"> PAGEREF _Toc240779457 \h </w:instrText>
+              <w:instrText xml:space="preserve"> PAGEREF _Toc240784215 \h </w:instrText>
             </w:r>
             <w:r>
               <w:rPr>
@@ -969,7 +969,7 @@
               <w14:ligatures w14:val="standardContextual"/>
             </w:rPr>
           </w:pPr>
-          <w:hyperlink w:anchor="_Toc240779458" w:history="1">
+          <w:hyperlink w:anchor="_Toc240784216" w:history="1">
             <w:r>
               <w:rPr>
                 <w:rStyle w:val="Hyperlink"/>
@@ -993,7 +993,7 @@
               <w:rPr>
                 <w:noProof/>
               </w:rPr>
-              <w:instrText xml:space="preserve"> PAGEREF _Toc240779458 \h </w:instrText>
+              <w:instrText xml:space="preserve"> PAGEREF _Toc240784216 \h </w:instrText>
             </w:r>
             <w:r>
               <w:rPr>
@@ -1036,7 +1036,7 @@
               <w14:ligatures w14:val="standardContextual"/>
             </w:rPr>
           </w:pPr>
-          <w:hyperlink w:anchor="_Toc240779459" w:history="1">
+          <w:hyperlink w:anchor="_Toc240784217" w:history="1">
             <w:r>
               <w:rPr>
                 <w:rStyle w:val="Hyperlink"/>
@@ -1060,7 +1060,7 @@
               <w:rPr>
                 <w:noProof/>
               </w:rPr>
-              <w:instrText xml:space="preserve"> PAGEREF _Toc240779459 \h </w:instrText>
+              <w:instrText xml:space="preserve"> PAGEREF _Toc240784217 \h </w:instrText>
             </w:r>
             <w:r>
               <w:rPr>
@@ -1103,7 +1103,7 @@
               <w14:ligatures w14:val="standardContextual"/>
             </w:rPr>
           </w:pPr>
-          <w:hyperlink w:anchor="_Toc240779460" w:history="1">
+          <w:hyperlink w:anchor="_Toc240784218" w:history="1">
             <w:r>
               <w:rPr>
                 <w:rStyle w:val="Hyperlink"/>
@@ -1127,7 +1127,7 @@
               <w:rPr>
                 <w:noProof/>
               </w:rPr>
-              <w:instrText xml:space="preserve"> PAGEREF _Toc240779460 \h </w:instrText>
+              <w:instrText xml:space="preserve"> PAGEREF _Toc240784218 \h </w:instrText>
             </w:r>
             <w:r>
               <w:rPr>
@@ -1170,7 +1170,7 @@
               <w14:ligatures w14:val="standardContextual"/>
             </w:rPr>
           </w:pPr>
-          <w:hyperlink w:anchor="_Toc240779461" w:history="1">
+          <w:hyperlink w:anchor="_Toc240784219" w:history="1">
             <w:r>
               <w:rPr>
                 <w:rStyle w:val="Hyperlink"/>
@@ -1194,7 +1194,7 @@
               <w:rPr>
                 <w:noProof/>
               </w:rPr>
-              <w:instrText xml:space="preserve"> PAGEREF _Toc240779461 \h </w:instrText>
+              <w:instrText xml:space="preserve"> PAGEREF _Toc240784219 \h </w:instrText>
             </w:r>
             <w:r>
               <w:rPr>
@@ -1237,7 +1237,7 @@
               <w14:ligatures w14:val="standardContextual"/>
             </w:rPr>
           </w:pPr>
-          <w:hyperlink w:anchor="_Toc240779462" w:history="1">
+          <w:hyperlink w:anchor="_Toc240784220" w:history="1">
             <w:r>
               <w:rPr>
                 <w:rStyle w:val="Hyperlink"/>
@@ -1261,7 +1261,7 @@
               <w:rPr>
                 <w:noProof/>
               </w:rPr>
-              <w:instrText xml:space="preserve"> PAGEREF _Toc240779462 \h </w:instrText>
+              <w:instrText xml:space="preserve"> PAGEREF _Toc240784220 \h </w:instrText>
             </w:r>
             <w:r>
               <w:rPr>
@@ -1304,7 +1304,7 @@
               <w14:ligatures w14:val="standardContextual"/>
             </w:rPr>
           </w:pPr>
-          <w:hyperlink w:anchor="_Toc240779463" w:history="1">
+          <w:hyperlink w:anchor="_Toc240784221" w:history="1">
             <w:r>
               <w:rPr>
                 <w:rStyle w:val="Hyperlink"/>
@@ -1328,7 +1328,7 @@
               <w:rPr>
                 <w:noProof/>
               </w:rPr>
-              <w:instrText xml:space="preserve"> PAGEREF _Toc240779463 \h </w:instrText>
+              <w:instrText xml:space="preserve"> PAGEREF _Toc240784221 \h </w:instrText>
             </w:r>
             <w:r>
               <w:rPr>
@@ -1371,7 +1371,7 @@
               <w14:ligatures w14:val="standardContextual"/>
             </w:rPr>
           </w:pPr>
-          <w:hyperlink w:anchor="_Toc240779464" w:history="1">
+          <w:hyperlink w:anchor="_Toc240784222" w:history="1">
             <w:r>
               <w:rPr>
                 <w:rStyle w:val="Hyperlink"/>
@@ -1395,7 +1395,7 @@
               <w:rPr>
                 <w:noProof/>
               </w:rPr>
-              <w:instrText xml:space="preserve"> PAGEREF _Toc240779464 \h </w:instrText>
+              <w:instrText xml:space="preserve"> PAGEREF _Toc240784222 \h </w:instrText>
             </w:r>
             <w:r>
               <w:rPr>
@@ -1438,7 +1438,7 @@
               <w14:ligatures w14:val="standardContextual"/>
             </w:rPr>
           </w:pPr>
-          <w:hyperlink w:anchor="_Toc240779465" w:history="1">
+          <w:hyperlink w:anchor="_Toc240784223" w:history="1">
             <w:r>
               <w:rPr>
                 <w:rStyle w:val="Hyperlink"/>
@@ -1462,7 +1462,7 @@
               <w:rPr>
                 <w:noProof/>
               </w:rPr>
-              <w:instrText xml:space="preserve"> PAGEREF _Toc240779465 \h </w:instrText>
+              <w:instrText xml:space="preserve"> PAGEREF _Toc240784223 \h </w:instrText>
             </w:r>
             <w:r>
               <w:rPr>
@@ -1505,7 +1505,7 @@
               <w14:ligatures w14:val="standardContextual"/>
             </w:rPr>
           </w:pPr>
-          <w:hyperlink w:anchor="_Toc240779466" w:history="1">
+          <w:hyperlink w:anchor="_Toc240784224" w:history="1">
             <w:r>
               <w:rPr>
                 <w:rStyle w:val="Hyperlink"/>
@@ -1529,7 +1529,7 @@
               <w:rPr>
                 <w:noProof/>
               </w:rPr>
-              <w:instrText xml:space="preserve"> PAGEREF _Toc240779466 \h </w:instrText>
+              <w:instrText xml:space="preserve"> PAGEREF _Toc240784224 \h </w:instrText>
             </w:r>
             <w:r>
               <w:rPr>
@@ -1572,7 +1572,7 @@
               <w14:ligatures w14:val="standardContextual"/>
             </w:rPr>
           </w:pPr>
-          <w:hyperlink w:anchor="_Toc240779467" w:history="1">
+          <w:hyperlink w:anchor="_Toc240784225" w:history="1">
             <w:r>
               <w:rPr>
                 <w:rStyle w:val="Hyperlink"/>
@@ -1596,7 +1596,7 @@
               <w:rPr>
                 <w:noProof/>
               </w:rPr>
-              <w:instrText xml:space="preserve"> PAGEREF _Toc240779467 \h </w:instrText>
+              <w:instrText xml:space="preserve"> PAGEREF _Toc240784225 \h </w:instrText>
             </w:r>
             <w:r>
               <w:rPr>
@@ -1639,7 +1639,7 @@
               <w14:ligatures w14:val="standardContextual"/>
             </w:rPr>
           </w:pPr>
-          <w:hyperlink w:anchor="_Toc240779468" w:history="1">
+          <w:hyperlink w:anchor="_Toc240784226" w:history="1">
             <w:r>
               <w:rPr>
                 <w:rStyle w:val="Hyperlink"/>
@@ -1663,7 +1663,7 @@
               <w:rPr>
                 <w:noProof/>
               </w:rPr>
-              <w:instrText xml:space="preserve"> PAGEREF _Toc240779468 \h </w:instrText>
+              <w:instrText xml:space="preserve"> PAGEREF _Toc240784226 \h </w:instrText>
             </w:r>
             <w:r>
               <w:rPr>
@@ -1706,7 +1706,7 @@
               <w14:ligatures w14:val="standardContextual"/>
             </w:rPr>
           </w:pPr>
-          <w:hyperlink w:anchor="_Toc240779469" w:history="1">
+          <w:hyperlink w:anchor="_Toc240784227" w:history="1">
             <w:r>
               <w:rPr>
                 <w:rStyle w:val="Hyperlink"/>
@@ -1730,7 +1730,7 @@
               <w:rPr>
                 <w:noProof/>
               </w:rPr>
-              <w:instrText xml:space="preserve"> PAGEREF _Toc240779469 \h </w:instrText>
+              <w:instrText xml:space="preserve"> PAGEREF _Toc240784227 \h </w:instrText>
             </w:r>
             <w:r>
               <w:rPr>
@@ -1769,7 +1769,7 @@
         <w:pStyle w:val="Heading1"/>
         <w:pageBreakBefore/>
       </w:pPr>
-      <w:bookmarkStart w:id="0" w:name="_Toc240779452"/>
+      <w:bookmarkStart w:id="0" w:name="_Toc240784210"/>
       <w:r>
         <w:lastRenderedPageBreak/>
         <w:t>1. Welcome</w:t>
@@ -2185,7 +2185,7 @@
       <w:pPr>
         <w:pStyle w:val="Heading2"/>
       </w:pPr>
-      <w:bookmarkStart w:id="1" w:name="_Toc240779453"/>
+      <w:bookmarkStart w:id="1" w:name="_Toc240784211"/>
       <w:r>
         <w:t>What you should know first</w:t>
       </w:r>
@@ -2303,7 +2303,7 @@
         <w:pStyle w:val="Heading1"/>
         <w:pageBreakBefore/>
       </w:pPr>
-      <w:bookmarkStart w:id="2" w:name="_Toc240779454"/>
+      <w:bookmarkStart w:id="2" w:name="_Toc240784212"/>
       <w:r>
         <w:lastRenderedPageBreak/>
         <w:t>2. What you need</w:t>
@@ -2532,7 +2532,7 @@
         <w:pStyle w:val="Heading1"/>
         <w:pageBreakBefore/>
       </w:pPr>
-      <w:bookmarkStart w:id="3" w:name="_Toc240779455"/>
+      <w:bookmarkStart w:id="3" w:name="_Toc240784213"/>
       <w:r>
         <w:lastRenderedPageBreak/>
         <w:t>3. Taking part, step by step</w:t>
@@ -2543,7 +2543,7 @@
       <w:pPr>
         <w:pStyle w:val="Heading2"/>
       </w:pPr>
-      <w:bookmarkStart w:id="4" w:name="_Toc240779456"/>
+      <w:bookmarkStart w:id="4" w:name="_Toc240784214"/>
       <w:r>
         <w:t>Step 1 — Open your link</w:t>
       </w:r>
@@ -2561,7 +2561,7 @@
       <w:pPr>
         <w:pStyle w:val="Heading2"/>
       </w:pPr>
-      <w:bookmarkStart w:id="5" w:name="_Toc240779457"/>
+      <w:bookmarkStart w:id="5" w:name="_Toc240784215"/>
       <w:r>
         <w:t>Step 2 — Confirm your organisation</w:t>
       </w:r>
@@ -2596,7 +2596,7 @@
           <w:noProof/>
         </w:rPr>
         <w:drawing>
-          <wp:inline distT="0" distB="0" distL="0" distR="0" wp14:anchorId="4B970620" wp14:editId="7BD2C79F">
+          <wp:inline distT="0" distB="0" distL="0" distR="0">
             <wp:extent cx="2476500" cy="3362325"/>
             <wp:effectExtent l="0" t="0" r="0" b="0"/>
             <wp:docPr id="1" name="resp_01_confirm.jpg" descr="Confirming the organisation." title="Confirming the organisation."/>
@@ -2665,7 +2665,7 @@
       <w:pPr>
         <w:pStyle w:val="Heading2"/>
       </w:pPr>
-      <w:bookmarkStart w:id="6" w:name="_Toc240779458"/>
+      <w:bookmarkStart w:id="6" w:name="_Toc240784216"/>
       <w:r>
         <w:t>Step 3 — Tell us a little about you</w:t>
       </w:r>
@@ -2757,7 +2757,7 @@
         </w:rPr>
         <w:lastRenderedPageBreak/>
         <w:drawing>
-          <wp:inline distT="0" distB="0" distL="0" distR="0" wp14:anchorId="60412256" wp14:editId="3DCF1595">
+          <wp:inline distT="0" distB="0" distL="0" distR="0">
             <wp:extent cx="2476500" cy="3362325"/>
             <wp:effectExtent l="0" t="0" r="0" b="0"/>
             <wp:docPr id="2" name="resp_02_eligibility.jpg" descr="A little about you." title="A little about you."/>
@@ -2912,7 +2912,7 @@
       <w:pPr>
         <w:pStyle w:val="Heading2"/>
       </w:pPr>
-      <w:bookmarkStart w:id="7" w:name="_Toc240779459"/>
+      <w:bookmarkStart w:id="7" w:name="_Toc240784217"/>
       <w:r>
         <w:t>Step 4 — Read the participant information</w:t>
       </w:r>
@@ -2958,7 +2958,7 @@
         </w:rPr>
         <w:lastRenderedPageBreak/>
         <w:drawing>
-          <wp:inline distT="0" distB="0" distL="0" distR="0" wp14:anchorId="4C7BD4E3" wp14:editId="45A2E78C">
+          <wp:inline distT="0" distB="0" distL="0" distR="0">
             <wp:extent cx="1076325" cy="4953000"/>
             <wp:effectExtent l="0" t="0" r="0" b="0"/>
             <wp:docPr id="3" name="resp_03_information_top.jpg" descr="Participant Information." title="Participant Information."/>
@@ -3027,7 +3027,7 @@
       <w:pPr>
         <w:pStyle w:val="Heading2"/>
       </w:pPr>
-      <w:bookmarkStart w:id="8" w:name="_Toc240779460"/>
+      <w:bookmarkStart w:id="8" w:name="_Toc240784218"/>
       <w:r>
         <w:t>Step 5 — Give your decision</w:t>
       </w:r>
@@ -3119,7 +3119,7 @@
         </w:rPr>
         <w:lastRenderedPageBreak/>
         <w:drawing>
-          <wp:inline distT="0" distB="0" distL="0" distR="0" wp14:anchorId="1599D2F5" wp14:editId="493EC676">
+          <wp:inline distT="0" distB="0" distL="0" distR="0">
             <wp:extent cx="2476500" cy="4419600"/>
             <wp:effectExtent l="0" t="0" r="0" b="0"/>
             <wp:docPr id="4" name="resp_04_consent.jpg" descr="Your consent." title="Your consent."/>
@@ -3188,7 +3188,7 @@
       <w:pPr>
         <w:pStyle w:val="Heading2"/>
       </w:pPr>
-      <w:bookmarkStart w:id="9" w:name="_Toc240779461"/>
+      <w:bookmarkStart w:id="9" w:name="_Toc240784219"/>
       <w:r>
         <w:t>Step 6 — Check what we already know (only if shown)</w:t>
       </w:r>
@@ -3276,7 +3276,7 @@
       <w:pPr>
         <w:pStyle w:val="Heading2"/>
       </w:pPr>
-      <w:bookmarkStart w:id="10" w:name="_Toc240779462"/>
+      <w:bookmarkStart w:id="10" w:name="_Toc240784220"/>
       <w:r>
         <w:t>Step 7 — Choose how you would like to take part</w:t>
       </w:r>
@@ -3618,7 +3618,7 @@
         </w:rPr>
         <w:lastRenderedPageBreak/>
         <w:drawing>
-          <wp:inline distT="0" distB="0" distL="0" distR="0" wp14:anchorId="08508552" wp14:editId="14175636">
+          <wp:inline distT="0" distB="0" distL="0" distR="0">
             <wp:extent cx="2476500" cy="4533900"/>
             <wp:effectExtent l="0" t="0" r="0" b="0"/>
             <wp:docPr id="5" name="resp_06_choice.jpg" descr="How would you like to take part?" title="How would you like to take part?"/>
@@ -3687,7 +3687,7 @@
       <w:pPr>
         <w:pStyle w:val="Heading2"/>
       </w:pPr>
-      <w:bookmarkStart w:id="11" w:name="_Toc240779463"/>
+      <w:bookmarkStart w:id="11" w:name="_Toc240784221"/>
       <w:r>
         <w:t>Step 8a — Complete the questionnaire yourself</w:t>
       </w:r>
@@ -3779,7 +3779,7 @@
         </w:rPr>
         <w:lastRenderedPageBreak/>
         <w:drawing>
-          <wp:inline distT="0" distB="0" distL="0" distR="0" wp14:anchorId="5E530AAA" wp14:editId="32CD0CAD">
+          <wp:inline distT="0" distB="0" distL="0" distR="0">
             <wp:extent cx="2476500" cy="3362325"/>
             <wp:effectExtent l="0" t="0" r="0" b="0"/>
             <wp:docPr id="6" name="resp_07_ready.jpg" descr="Ready to begin." title="Ready to begin."/>
@@ -3855,7 +3855,7 @@
           <w:noProof/>
         </w:rPr>
         <w:drawing>
-          <wp:inline distT="0" distB="0" distL="0" distR="0" wp14:anchorId="7F6C186B" wp14:editId="70F1BD53">
+          <wp:inline distT="0" distB="0" distL="0" distR="0">
             <wp:extent cx="2476500" cy="3362325"/>
             <wp:effectExtent l="0" t="0" r="0" b="0"/>
             <wp:docPr id="7" name="resp_07b_kobo_form.jpg" descr="The questionnaire's first page." title="The questionnaire's first page."/>
@@ -4050,7 +4050,7 @@
       <w:pPr>
         <w:pStyle w:val="Heading2"/>
       </w:pPr>
-      <w:bookmarkStart w:id="12" w:name="_Toc240779464"/>
+      <w:bookmarkStart w:id="12" w:name="_Toc240784222"/>
       <w:r>
         <w:t>Step 8b — Ask a researcher to call you</w:t>
       </w:r>
@@ -4142,7 +4142,7 @@
           <w:noProof/>
         </w:rPr>
         <w:drawing>
-          <wp:inline distT="0" distB="0" distL="0" distR="0" wp14:anchorId="04F90E1F" wp14:editId="619F5D34">
+          <wp:inline distT="0" distB="0" distL="0" distR="0">
             <wp:extent cx="2476500" cy="3362325"/>
             <wp:effectExtent l="0" t="0" r="0" b="0"/>
             <wp:docPr id="8" name="resp_08_appointment.jpg" descr="Choosing a time for a call." title="Choosing a time for a call."/>
@@ -4218,7 +4218,7 @@
           <w:noProof/>
         </w:rPr>
         <w:drawing>
-          <wp:inline distT="0" distB="0" distL="0" distR="0" wp14:anchorId="39C77898" wp14:editId="346A3DDB">
+          <wp:inline distT="0" distB="0" distL="0" distR="0">
             <wp:extent cx="2476500" cy="3676650"/>
             <wp:effectExtent l="0" t="0" r="0" b="0"/>
             <wp:docPr id="9" name="resp_09_done_appointment.jpg" descr="Your request has been sent." title="Your request has been sent."/>
@@ -4287,7 +4287,7 @@
       <w:pPr>
         <w:pStyle w:val="Heading2"/>
       </w:pPr>
-      <w:bookmarkStart w:id="13" w:name="_Toc240779465"/>
+      <w:bookmarkStart w:id="13" w:name="_Toc240784223"/>
       <w:r>
         <w:t>Step 9 — Finished</w:t>
       </w:r>
@@ -4306,7 +4306,7 @@
         <w:pStyle w:val="Heading1"/>
         <w:pageBreakBefore/>
       </w:pPr>
-      <w:bookmarkStart w:id="14" w:name="_Toc240779466"/>
+      <w:bookmarkStart w:id="14" w:name="_Toc240784224"/>
       <w:r>
         <w:lastRenderedPageBreak/>
         <w:t>4. Reminders</w:t>
@@ -4326,7 +4326,7 @@
         <w:pStyle w:val="Heading1"/>
         <w:pageBreakBefore/>
       </w:pPr>
-      <w:bookmarkStart w:id="15" w:name="_Toc240779467"/>
+      <w:bookmarkStart w:id="15" w:name="_Toc240784225"/>
       <w:r>
         <w:lastRenderedPageBreak/>
         <w:t>5. Your rights and your information</w:t>
@@ -4451,7 +4451,7 @@
         <w:pStyle w:val="Heading1"/>
         <w:pageBreakBefore/>
       </w:pPr>
-      <w:bookmarkStart w:id="16" w:name="_Toc240779468"/>
+      <w:bookmarkStart w:id="16" w:name="_Toc240784226"/>
       <w:r>
         <w:lastRenderedPageBreak/>
         <w:t>6. Questions and answers</w:t>
@@ -4966,7 +4966,7 @@
           <w:noProof/>
         </w:rPr>
         <w:drawing>
-          <wp:inline distT="0" distB="0" distL="0" distR="0" wp14:anchorId="6AD3BDD8" wp14:editId="5826E5A7">
+          <wp:inline distT="0" distB="0" distL="0" distR="0">
             <wp:extent cx="2476500" cy="2524125"/>
             <wp:effectExtent l="0" t="0" r="0" b="0"/>
             <wp:docPr id="10" name="resp_10_invalid_link.jpg" descr="What an invalid or expired link looks like." title="What an invalid or expired link looks like."/>
@@ -5036,7 +5036,7 @@
         <w:pStyle w:val="Heading1"/>
         <w:pageBreakBefore/>
       </w:pPr>
-      <w:bookmarkStart w:id="17" w:name="_Toc240779469"/>
+      <w:bookmarkStart w:id="17" w:name="_Toc240784227"/>
       <w:r>
         <w:lastRenderedPageBreak/>
         <w:t>7. Contact the research team</w:t>
@@ -5426,7 +5426,7 @@
         <w:sz w:val="16"/>
         <w:szCs w:val="16"/>
       </w:rPr>
-      <w:t>Version 1.5 · 20 September 2026</w:t>
+      <w:t>Version 1.6 · 20 September 2026</w:t>
     </w:r>
     <w:r>
       <w:rPr>
@@ -5599,10 +5599,68 @@
 <file path=word/numbering.xml><?xml version="1.0" encoding="utf-8"?>
 <w:numbering xmlns:wpc="http://schemas.microsoft.com/office/word/2010/wordprocessingCanvas" xmlns:cx="http://schemas.microsoft.com/office/drawing/2014/chartex" xmlns:cx1="http://schemas.microsoft.com/office/drawing/2015/9/8/chartex" xmlns:cx2="http://schemas.microsoft.com/office/drawing/2015/10/21/chartex" xmlns:cx3="http://schemas.microsoft.com/office/drawing/2016/5/9/chartex" xmlns:cx4="http://schemas.microsoft.com/office/drawing/2016/5/10/chartex" xmlns:cx5="http://schemas.microsoft.com/office/drawing/2016/5/11/chartex" xmlns:cx6="http://schemas.microsoft.com/office/drawing/2016/5/12/chartex" xmlns:cx7="http://schemas.microsoft.com/office/drawing/2016/5/13/chartex" xmlns:cx8="http://schemas.microsoft.com/office/drawing/2016/5/14/chartex" xmlns:mc="http://schemas.openxmlformats.org/markup-compatibility/2006" xmlns:aink="http://schemas.microsoft.com/office/drawing/2016/ink" xmlns:am3d="http://schemas.microsoft.com/office/drawing/2017/model3d" xmlns:o="urn:schemas-microsoft-com:office:office" xmlns:oel="http://schemas.microsoft.com/office/2019/extlst" xmlns:r="http://schemas.openxmlformats.org/officeDocument/2006/relationships" xmlns:m="http://schemas.openxmlformats.org/officeDocument/2006/math" xmlns:v="urn:schemas-microsoft-com:vml" xmlns:wp14="http://schemas.microsoft.com/office/word/2010/wordprocessingDrawing" xmlns:wp="http://schemas.openxmlformats.org/drawingml/2006/wordprocessingDrawing" xmlns:w10="urn:schemas-microsoft-com:office:word" xmlns:w="http://schemas.openxmlformats.org/wordprocessingml/2006/main" xmlns:w14="http://schemas.microsoft.com/office/word/2010/wordml" xmlns:w15="http://schemas.microsoft.com/office/word/2012/wordml" xmlns:w16cex="http://schemas.microsoft.com/office/word/2018/wordml/cex" xmlns:w16cid="http://schemas.microsoft.com/office/word/2016/wordml/cid" xmlns:w16="http://schemas.microsoft.com/office/word/2018/wordml" xmlns:w16sdtdh="http://schemas.microsoft.com/office/word/2020/wordml/sdtdatahash" xmlns:w16se="http://schemas.microsoft.com/office/word/2015/wordml/symex" xmlns:wpg="http://schemas.microsoft.com/office/word/2010/wordprocessingGroup" xmlns:wpi="http://schemas.microsoft.com/office/word/2010/wordprocessingInk" xmlns:wne="http://schemas.microsoft.com/office/word/2006/wordml" xmlns:wps="http://schemas.microsoft.com/office/word/2010/wordprocessingShape" mc:Ignorable="w14 w15 w16se w16cid w16 w16cex w16sdtdh wp14">
   <w:abstractNum w:abstractNumId="0" w15:restartNumberingAfterBreak="0">
-    <w:nsid w:val="18FA6929"/>
+    <w:nsid w:val="08E31F51"/>
     <w:multiLevelType w:val="hybridMultilevel"/>
-    <w:tmpl w:val="49BAF216"/>
-    <w:lvl w:ilvl="0" w:tplc="008A0996">
+    <w:tmpl w:val="36AE3A86"/>
+    <w:lvl w:ilvl="0" w:tplc="B6FEA810">
+      <w:start w:val="1"/>
+      <w:numFmt w:val="bullet"/>
+      <w:lvlText w:val="•"/>
+      <w:lvlJc w:val="left"/>
+      <w:pPr>
+        <w:ind w:left="460" w:hanging="280"/>
+      </w:pPr>
+    </w:lvl>
+    <w:lvl w:ilvl="1" w:tplc="F25425E2">
+      <w:start w:val="1"/>
+      <w:numFmt w:val="bullet"/>
+      <w:lvlText w:val="–"/>
+      <w:lvlJc w:val="left"/>
+      <w:pPr>
+        <w:ind w:left="900" w:hanging="280"/>
+      </w:pPr>
+    </w:lvl>
+    <w:lvl w:ilvl="2" w:tplc="D55A8B6E">
+      <w:numFmt w:val="decimal"/>
+      <w:lvlText w:val=""/>
+      <w:lvlJc w:val="left"/>
+    </w:lvl>
+    <w:lvl w:ilvl="3" w:tplc="9F32CB30">
+      <w:numFmt w:val="decimal"/>
+      <w:lvlText w:val=""/>
+      <w:lvlJc w:val="left"/>
+    </w:lvl>
+    <w:lvl w:ilvl="4" w:tplc="A2BC8D20">
+      <w:numFmt w:val="decimal"/>
+      <w:lvlText w:val=""/>
+      <w:lvlJc w:val="left"/>
+    </w:lvl>
+    <w:lvl w:ilvl="5" w:tplc="6C883F82">
+      <w:numFmt w:val="decimal"/>
+      <w:lvlText w:val=""/>
+      <w:lvlJc w:val="left"/>
+    </w:lvl>
+    <w:lvl w:ilvl="6" w:tplc="CB08A298">
+      <w:numFmt w:val="decimal"/>
+      <w:lvlText w:val=""/>
+      <w:lvlJc w:val="left"/>
+    </w:lvl>
+    <w:lvl w:ilvl="7" w:tplc="1F206D62">
+      <w:numFmt w:val="decimal"/>
+      <w:lvlText w:val=""/>
+      <w:lvlJc w:val="left"/>
+    </w:lvl>
+    <w:lvl w:ilvl="8" w:tplc="E45E7642">
+      <w:numFmt w:val="decimal"/>
+      <w:lvlText w:val=""/>
+      <w:lvlJc w:val="left"/>
+    </w:lvl>
+  </w:abstractNum>
+  <w:abstractNum w:abstractNumId="1" w15:restartNumberingAfterBreak="0">
+    <w:nsid w:val="22CE7BBC"/>
+    <w:multiLevelType w:val="hybridMultilevel"/>
+    <w:tmpl w:val="80B65E68"/>
+    <w:lvl w:ilvl="0" w:tplc="275C589A">
       <w:start w:val="1"/>
       <w:numFmt w:val="decimal"/>
       <w:lvlText w:val="%1."/>
@@ -5616,110 +5674,52 @@
         <w:color w:val="A67C27"/>
       </w:rPr>
     </w:lvl>
-    <w:lvl w:ilvl="1" w:tplc="26608FC6">
+    <w:lvl w:ilvl="1" w:tplc="A2F627F4">
       <w:numFmt w:val="decimal"/>
       <w:lvlText w:val=""/>
       <w:lvlJc w:val="left"/>
     </w:lvl>
-    <w:lvl w:ilvl="2" w:tplc="35CE7C3C">
+    <w:lvl w:ilvl="2" w:tplc="011CE908">
       <w:numFmt w:val="decimal"/>
       <w:lvlText w:val=""/>
       <w:lvlJc w:val="left"/>
     </w:lvl>
-    <w:lvl w:ilvl="3" w:tplc="85B4D3FE">
+    <w:lvl w:ilvl="3" w:tplc="7974DEF4">
       <w:numFmt w:val="decimal"/>
       <w:lvlText w:val=""/>
       <w:lvlJc w:val="left"/>
     </w:lvl>
-    <w:lvl w:ilvl="4" w:tplc="3780B678">
+    <w:lvl w:ilvl="4" w:tplc="E60A8C8C">
       <w:numFmt w:val="decimal"/>
       <w:lvlText w:val=""/>
       <w:lvlJc w:val="left"/>
     </w:lvl>
-    <w:lvl w:ilvl="5" w:tplc="A912CB18">
+    <w:lvl w:ilvl="5" w:tplc="5D40BF0E">
       <w:numFmt w:val="decimal"/>
       <w:lvlText w:val=""/>
       <w:lvlJc w:val="left"/>
     </w:lvl>
-    <w:lvl w:ilvl="6" w:tplc="D3306658">
+    <w:lvl w:ilvl="6" w:tplc="09E60BE8">
       <w:numFmt w:val="decimal"/>
       <w:lvlText w:val=""/>
       <w:lvlJc w:val="left"/>
     </w:lvl>
-    <w:lvl w:ilvl="7" w:tplc="AF8AAC10">
+    <w:lvl w:ilvl="7" w:tplc="2338A81E">
       <w:numFmt w:val="decimal"/>
       <w:lvlText w:val=""/>
       <w:lvlJc w:val="left"/>
     </w:lvl>
-    <w:lvl w:ilvl="8" w:tplc="6FFC9F36">
-      <w:numFmt w:val="decimal"/>
-      <w:lvlText w:val=""/>
-      <w:lvlJc w:val="left"/>
-    </w:lvl>
-  </w:abstractNum>
-  <w:abstractNum w:abstractNumId="1" w15:restartNumberingAfterBreak="0">
-    <w:nsid w:val="2A98511B"/>
-    <w:multiLevelType w:val="hybridMultilevel"/>
-    <w:tmpl w:val="8760EFAC"/>
-    <w:lvl w:ilvl="0" w:tplc="1856227C">
-      <w:start w:val="1"/>
-      <w:numFmt w:val="bullet"/>
-      <w:lvlText w:val="•"/>
-      <w:lvlJc w:val="left"/>
-      <w:pPr>
-        <w:ind w:left="460" w:hanging="280"/>
-      </w:pPr>
-    </w:lvl>
-    <w:lvl w:ilvl="1" w:tplc="340AED62">
-      <w:start w:val="1"/>
-      <w:numFmt w:val="bullet"/>
-      <w:lvlText w:val="–"/>
-      <w:lvlJc w:val="left"/>
-      <w:pPr>
-        <w:ind w:left="900" w:hanging="280"/>
-      </w:pPr>
-    </w:lvl>
-    <w:lvl w:ilvl="2" w:tplc="7A22085A">
-      <w:numFmt w:val="decimal"/>
-      <w:lvlText w:val=""/>
-      <w:lvlJc w:val="left"/>
-    </w:lvl>
-    <w:lvl w:ilvl="3" w:tplc="CCB4968C">
-      <w:numFmt w:val="decimal"/>
-      <w:lvlText w:val=""/>
-      <w:lvlJc w:val="left"/>
-    </w:lvl>
-    <w:lvl w:ilvl="4" w:tplc="19B2370A">
-      <w:numFmt w:val="decimal"/>
-      <w:lvlText w:val=""/>
-      <w:lvlJc w:val="left"/>
-    </w:lvl>
-    <w:lvl w:ilvl="5" w:tplc="D85A6EBA">
-      <w:numFmt w:val="decimal"/>
-      <w:lvlText w:val=""/>
-      <w:lvlJc w:val="left"/>
-    </w:lvl>
-    <w:lvl w:ilvl="6" w:tplc="66C4DF7E">
-      <w:numFmt w:val="decimal"/>
-      <w:lvlText w:val=""/>
-      <w:lvlJc w:val="left"/>
-    </w:lvl>
-    <w:lvl w:ilvl="7" w:tplc="868ADECA">
-      <w:numFmt w:val="decimal"/>
-      <w:lvlText w:val=""/>
-      <w:lvlJc w:val="left"/>
-    </w:lvl>
-    <w:lvl w:ilvl="8" w:tplc="6A5470D6">
+    <w:lvl w:ilvl="8" w:tplc="0682FD68">
       <w:numFmt w:val="decimal"/>
       <w:lvlText w:val=""/>
       <w:lvlJc w:val="left"/>
     </w:lvl>
   </w:abstractNum>
   <w:abstractNum w:abstractNumId="2" w15:restartNumberingAfterBreak="0">
-    <w:nsid w:val="3B142FFF"/>
+    <w:nsid w:val="269724D3"/>
     <w:multiLevelType w:val="hybridMultilevel"/>
-    <w:tmpl w:val="323EF35C"/>
-    <w:lvl w:ilvl="0" w:tplc="98569E84">
+    <w:tmpl w:val="B60694D4"/>
+    <w:lvl w:ilvl="0" w:tplc="F77C10EE">
       <w:start w:val="1"/>
       <w:numFmt w:val="bullet"/>
       <w:lvlText w:val="●"/>
@@ -5728,7 +5728,7 @@
         <w:ind w:left="720" w:hanging="360"/>
       </w:pPr>
     </w:lvl>
-    <w:lvl w:ilvl="1" w:tplc="BAA60AD8">
+    <w:lvl w:ilvl="1" w:tplc="EEACC9AA">
       <w:start w:val="1"/>
       <w:numFmt w:val="bullet"/>
       <w:lvlText w:val="○"/>
@@ -5737,7 +5737,7 @@
         <w:ind w:left="1440" w:hanging="360"/>
       </w:pPr>
     </w:lvl>
-    <w:lvl w:ilvl="2" w:tplc="3D94BFD0">
+    <w:lvl w:ilvl="2" w:tplc="00E6DA76">
       <w:start w:val="1"/>
       <w:numFmt w:val="bullet"/>
       <w:lvlText w:val="■"/>
@@ -5746,7 +5746,7 @@
         <w:ind w:left="2160" w:hanging="360"/>
       </w:pPr>
     </w:lvl>
-    <w:lvl w:ilvl="3" w:tplc="413E719E">
+    <w:lvl w:ilvl="3" w:tplc="631C812C">
       <w:start w:val="1"/>
       <w:numFmt w:val="bullet"/>
       <w:lvlText w:val="●"/>
@@ -5755,7 +5755,7 @@
         <w:ind w:left="2880" w:hanging="360"/>
       </w:pPr>
     </w:lvl>
-    <w:lvl w:ilvl="4" w:tplc="46F6BA66">
+    <w:lvl w:ilvl="4" w:tplc="D8C0BFF0">
       <w:start w:val="1"/>
       <w:numFmt w:val="bullet"/>
       <w:lvlText w:val="○"/>
@@ -5764,7 +5764,7 @@
         <w:ind w:left="3600" w:hanging="360"/>
       </w:pPr>
     </w:lvl>
-    <w:lvl w:ilvl="5" w:tplc="8D325FEC">
+    <w:lvl w:ilvl="5" w:tplc="09C659CE">
       <w:start w:val="1"/>
       <w:numFmt w:val="bullet"/>
       <w:lvlText w:val="■"/>
@@ -5773,7 +5773,7 @@
         <w:ind w:left="4320" w:hanging="360"/>
       </w:pPr>
     </w:lvl>
-    <w:lvl w:ilvl="6" w:tplc="65EC8812">
+    <w:lvl w:ilvl="6" w:tplc="B62654E8">
       <w:start w:val="1"/>
       <w:numFmt w:val="bullet"/>
       <w:lvlText w:val="●"/>
@@ -5782,7 +5782,7 @@
         <w:ind w:left="5040" w:hanging="360"/>
       </w:pPr>
     </w:lvl>
-    <w:lvl w:ilvl="7" w:tplc="AE988672">
+    <w:lvl w:ilvl="7" w:tplc="DE60A3C2">
       <w:start w:val="1"/>
       <w:numFmt w:val="bullet"/>
       <w:lvlText w:val="●"/>
@@ -5791,7 +5791,7 @@
         <w:ind w:left="5760" w:hanging="360"/>
       </w:pPr>
     </w:lvl>
-    <w:lvl w:ilvl="8" w:tplc="49EE8922">
+    <w:lvl w:ilvl="8" w:tplc="E2A2DD86">
       <w:start w:val="1"/>
       <w:numFmt w:val="bullet"/>
       <w:lvlText w:val="●"/>
@@ -5802,10 +5802,10 @@
     </w:lvl>
   </w:abstractNum>
   <w:abstractNum w:abstractNumId="3" w15:restartNumberingAfterBreak="0">
-    <w:nsid w:val="480C3934"/>
+    <w:nsid w:val="5EC31C27"/>
     <w:multiLevelType w:val="hybridMultilevel"/>
-    <w:tmpl w:val="8A0ECAF8"/>
-    <w:lvl w:ilvl="0" w:tplc="461C2D20">
+    <w:tmpl w:val="5EF8E06A"/>
+    <w:lvl w:ilvl="0" w:tplc="D1E278EC">
       <w:start w:val="1"/>
       <w:numFmt w:val="decimal"/>
       <w:lvlText w:val="%1."/>
@@ -5819,52 +5819,52 @@
         <w:color w:val="A67C27"/>
       </w:rPr>
     </w:lvl>
-    <w:lvl w:ilvl="1" w:tplc="A5C2A5BE">
+    <w:lvl w:ilvl="1" w:tplc="931C002C">
       <w:numFmt w:val="decimal"/>
       <w:lvlText w:val=""/>
       <w:lvlJc w:val="left"/>
     </w:lvl>
-    <w:lvl w:ilvl="2" w:tplc="FDC28FA8">
+    <w:lvl w:ilvl="2" w:tplc="043A8C48">
       <w:numFmt w:val="decimal"/>
       <w:lvlText w:val=""/>
       <w:lvlJc w:val="left"/>
     </w:lvl>
-    <w:lvl w:ilvl="3" w:tplc="8B44278C">
+    <w:lvl w:ilvl="3" w:tplc="3B0A6BE2">
       <w:numFmt w:val="decimal"/>
       <w:lvlText w:val=""/>
       <w:lvlJc w:val="left"/>
     </w:lvl>
-    <w:lvl w:ilvl="4" w:tplc="8D0A327C">
+    <w:lvl w:ilvl="4" w:tplc="32F08A48">
       <w:numFmt w:val="decimal"/>
       <w:lvlText w:val=""/>
       <w:lvlJc w:val="left"/>
     </w:lvl>
-    <w:lvl w:ilvl="5" w:tplc="4C4EDE2A">
+    <w:lvl w:ilvl="5" w:tplc="727ED722">
       <w:numFmt w:val="decimal"/>
       <w:lvlText w:val=""/>
       <w:lvlJc w:val="left"/>
     </w:lvl>
-    <w:lvl w:ilvl="6" w:tplc="B4F00F40">
+    <w:lvl w:ilvl="6" w:tplc="EDA0BA94">
       <w:numFmt w:val="decimal"/>
       <w:lvlText w:val=""/>
       <w:lvlJc w:val="left"/>
     </w:lvl>
-    <w:lvl w:ilvl="7" w:tplc="69F694DA">
+    <w:lvl w:ilvl="7" w:tplc="6324DA34">
       <w:numFmt w:val="decimal"/>
       <w:lvlText w:val=""/>
       <w:lvlJc w:val="left"/>
     </w:lvl>
-    <w:lvl w:ilvl="8" w:tplc="05DAB5D6">
+    <w:lvl w:ilvl="8" w:tplc="9296FE9A">
       <w:numFmt w:val="decimal"/>
       <w:lvlText w:val=""/>
       <w:lvlJc w:val="left"/>
     </w:lvl>
   </w:abstractNum>
   <w:abstractNum w:abstractNumId="4" w15:restartNumberingAfterBreak="0">
-    <w:nsid w:val="69AB1553"/>
+    <w:nsid w:val="6B8B70B9"/>
     <w:multiLevelType w:val="hybridMultilevel"/>
-    <w:tmpl w:val="859EA5D8"/>
-    <w:lvl w:ilvl="0" w:tplc="C704992C">
+    <w:tmpl w:val="88D4D5B2"/>
+    <w:lvl w:ilvl="0" w:tplc="A69C5364">
       <w:start w:val="1"/>
       <w:numFmt w:val="decimal"/>
       <w:lvlText w:val="%1."/>
@@ -5878,72 +5878,72 @@
         <w:color w:val="A67C27"/>
       </w:rPr>
     </w:lvl>
-    <w:lvl w:ilvl="1" w:tplc="AE043CE0">
+    <w:lvl w:ilvl="1" w:tplc="A2DC8240">
       <w:numFmt w:val="decimal"/>
       <w:lvlText w:val=""/>
       <w:lvlJc w:val="left"/>
     </w:lvl>
-    <w:lvl w:ilvl="2" w:tplc="DE1087E2">
+    <w:lvl w:ilvl="2" w:tplc="49326DCE">
       <w:numFmt w:val="decimal"/>
       <w:lvlText w:val=""/>
       <w:lvlJc w:val="left"/>
     </w:lvl>
-    <w:lvl w:ilvl="3" w:tplc="85BCF032">
+    <w:lvl w:ilvl="3" w:tplc="03A8BC90">
       <w:numFmt w:val="decimal"/>
       <w:lvlText w:val=""/>
       <w:lvlJc w:val="left"/>
     </w:lvl>
-    <w:lvl w:ilvl="4" w:tplc="46AA3714">
+    <w:lvl w:ilvl="4" w:tplc="92E84B46">
       <w:numFmt w:val="decimal"/>
       <w:lvlText w:val=""/>
       <w:lvlJc w:val="left"/>
     </w:lvl>
-    <w:lvl w:ilvl="5" w:tplc="743EE3C2">
+    <w:lvl w:ilvl="5" w:tplc="523E6990">
       <w:numFmt w:val="decimal"/>
       <w:lvlText w:val=""/>
       <w:lvlJc w:val="left"/>
     </w:lvl>
-    <w:lvl w:ilvl="6" w:tplc="3BE086EA">
+    <w:lvl w:ilvl="6" w:tplc="15A478FC">
       <w:numFmt w:val="decimal"/>
       <w:lvlText w:val=""/>
       <w:lvlJc w:val="left"/>
     </w:lvl>
-    <w:lvl w:ilvl="7" w:tplc="35D0E0C2">
+    <w:lvl w:ilvl="7" w:tplc="B7B08A9A">
       <w:numFmt w:val="decimal"/>
       <w:lvlText w:val=""/>
       <w:lvlJc w:val="left"/>
     </w:lvl>
-    <w:lvl w:ilvl="8" w:tplc="26FC05AC">
+    <w:lvl w:ilvl="8" w:tplc="CC7ADA34">
       <w:numFmt w:val="decimal"/>
       <w:lvlText w:val=""/>
       <w:lvlJc w:val="left"/>
     </w:lvl>
   </w:abstractNum>
-  <w:num w:numId="1" w16cid:durableId="252133757">
+  <w:num w:numId="1" w16cid:durableId="1050181318">
     <w:abstractNumId w:val="2"/>
     <w:lvlOverride w:ilvl="0">
       <w:startOverride w:val="1"/>
     </w:lvlOverride>
   </w:num>
-  <w:num w:numId="2" w16cid:durableId="192428650">
+  <w:num w:numId="2" w16cid:durableId="429856415">
+    <w:abstractNumId w:val="0"/>
+    <w:lvlOverride w:ilvl="0">
+      <w:startOverride w:val="1"/>
+    </w:lvlOverride>
+  </w:num>
+  <w:num w:numId="3" w16cid:durableId="55327013">
     <w:abstractNumId w:val="1"/>
     <w:lvlOverride w:ilvl="0">
       <w:startOverride w:val="1"/>
     </w:lvlOverride>
   </w:num>
-  <w:num w:numId="3" w16cid:durableId="862091014">
+  <w:num w:numId="4" w16cid:durableId="1561205721">
     <w:abstractNumId w:val="4"/>
     <w:lvlOverride w:ilvl="0">
       <w:startOverride w:val="1"/>
     </w:lvlOverride>
   </w:num>
-  <w:num w:numId="4" w16cid:durableId="93326502">
-    <w:abstractNumId w:val="0"/>
-    <w:lvlOverride w:ilvl="0">
-      <w:startOverride w:val="1"/>
-    </w:lvlOverride>
-  </w:num>
-  <w:num w:numId="5" w16cid:durableId="352097">
+  <w:num w:numId="5" w16cid:durableId="1847985453">
     <w:abstractNumId w:val="3"/>
     <w:lvlOverride w:ilvl="0">
       <w:startOverride w:val="1"/>
@@ -6570,7 +6570,7 @@
     <w:autoRedefine/>
     <w:uiPriority w:val="39"/>
     <w:unhideWhenUsed/>
-    <w:rsid w:val="005650D8"/>
+    <w:rsid w:val="00E92D7B"/>
     <w:pPr>
       <w:spacing w:after="100"/>
     </w:pPr>
@@ -6582,7 +6582,7 @@
     <w:autoRedefine/>
     <w:uiPriority w:val="39"/>
     <w:unhideWhenUsed/>
-    <w:rsid w:val="005650D8"/>
+    <w:rsid w:val="00E92D7B"/>
     <w:pPr>
       <w:spacing w:after="100"/>
       <w:ind w:left="210"/>

--- a/docs/manuals/Respondent_Guide.docx
+++ b/docs/manuals/Respondent_Guide.docx
@@ -469,7 +469,7 @@
                 <w:sz w:val="19"/>
                 <w:szCs w:val="19"/>
               </w:rPr>
-              <w:t>Version 1.6 · 20 September 2026</w:t>
+              <w:t>Version 1.7 · 21 September 2026</w:t>
             </w:r>
           </w:p>
         </w:tc>
@@ -538,7 +538,7 @@
     <w:sdt>
       <w:sdtPr>
         <w:alias w:val="Contents"/>
-        <w:id w:val="-1626074377"/>
+        <w:id w:val="-1517621380"/>
       </w:sdtPr>
       <w:sdtEndPr/>
       <w:sdtContent>
@@ -567,7 +567,7 @@
           <w:r>
             <w:fldChar w:fldCharType="separate"/>
           </w:r>
-          <w:hyperlink w:anchor="_Toc240784210" w:history="1">
+          <w:hyperlink w:anchor="_Toc240888631" w:history="1">
             <w:r>
               <w:rPr>
                 <w:rStyle w:val="Hyperlink"/>
@@ -591,7 +591,7 @@
               <w:rPr>
                 <w:noProof/>
               </w:rPr>
-              <w:instrText xml:space="preserve"> PAGEREF _Toc240784210 \h </w:instrText>
+              <w:instrText xml:space="preserve"> PAGEREF _Toc240888631 \h </w:instrText>
             </w:r>
             <w:r>
               <w:rPr>
@@ -634,7 +634,7 @@
               <w14:ligatures w14:val="standardContextual"/>
             </w:rPr>
           </w:pPr>
-          <w:hyperlink w:anchor="_Toc240784211" w:history="1">
+          <w:hyperlink w:anchor="_Toc240888632" w:history="1">
             <w:r>
               <w:rPr>
                 <w:rStyle w:val="Hyperlink"/>
@@ -658,7 +658,7 @@
               <w:rPr>
                 <w:noProof/>
               </w:rPr>
-              <w:instrText xml:space="preserve"> PAGEREF _Toc240784211 \h </w:instrText>
+              <w:instrText xml:space="preserve"> PAGEREF _Toc240888632 \h </w:instrText>
             </w:r>
             <w:r>
               <w:rPr>
@@ -701,7 +701,7 @@
               <w14:ligatures w14:val="standardContextual"/>
             </w:rPr>
           </w:pPr>
-          <w:hyperlink w:anchor="_Toc240784212" w:history="1">
+          <w:hyperlink w:anchor="_Toc240888633" w:history="1">
             <w:r>
               <w:rPr>
                 <w:rStyle w:val="Hyperlink"/>
@@ -725,7 +725,7 @@
               <w:rPr>
                 <w:noProof/>
               </w:rPr>
-              <w:instrText xml:space="preserve"> PAGEREF _Toc240784212 \h </w:instrText>
+              <w:instrText xml:space="preserve"> PAGEREF _Toc240888633 \h </w:instrText>
             </w:r>
             <w:r>
               <w:rPr>
@@ -768,7 +768,7 @@
               <w14:ligatures w14:val="standardContextual"/>
             </w:rPr>
           </w:pPr>
-          <w:hyperlink w:anchor="_Toc240784213" w:history="1">
+          <w:hyperlink w:anchor="_Toc240888634" w:history="1">
             <w:r>
               <w:rPr>
                 <w:rStyle w:val="Hyperlink"/>
@@ -792,7 +792,7 @@
               <w:rPr>
                 <w:noProof/>
               </w:rPr>
-              <w:instrText xml:space="preserve"> PAGEREF _Toc240784213 \h </w:instrText>
+              <w:instrText xml:space="preserve"> PAGEREF _Toc240888634 \h </w:instrText>
             </w:r>
             <w:r>
               <w:rPr>
@@ -835,7 +835,7 @@
               <w14:ligatures w14:val="standardContextual"/>
             </w:rPr>
           </w:pPr>
-          <w:hyperlink w:anchor="_Toc240784214" w:history="1">
+          <w:hyperlink w:anchor="_Toc240888635" w:history="1">
             <w:r>
               <w:rPr>
                 <w:rStyle w:val="Hyperlink"/>
@@ -859,7 +859,7 @@
               <w:rPr>
                 <w:noProof/>
               </w:rPr>
-              <w:instrText xml:space="preserve"> PAGEREF _Toc240784214 \h </w:instrText>
+              <w:instrText xml:space="preserve"> PAGEREF _Toc240888635 \h </w:instrText>
             </w:r>
             <w:r>
               <w:rPr>
@@ -902,7 +902,7 @@
               <w14:ligatures w14:val="standardContextual"/>
             </w:rPr>
           </w:pPr>
-          <w:hyperlink w:anchor="_Toc240784215" w:history="1">
+          <w:hyperlink w:anchor="_Toc240888636" w:history="1">
             <w:r>
               <w:rPr>
                 <w:rStyle w:val="Hyperlink"/>
@@ -926,7 +926,7 @@
               <w:rPr>
                 <w:noProof/>
               </w:rPr>
-              <w:instrText xml:space="preserve"> PAGEREF _Toc240784215 \h </w:instrText>
+              <w:instrText xml:space="preserve"> PAGEREF _Toc240888636 \h </w:instrText>
             </w:r>
             <w:r>
               <w:rPr>
@@ -969,7 +969,7 @@
               <w14:ligatures w14:val="standardContextual"/>
             </w:rPr>
           </w:pPr>
-          <w:hyperlink w:anchor="_Toc240784216" w:history="1">
+          <w:hyperlink w:anchor="_Toc240888637" w:history="1">
             <w:r>
               <w:rPr>
                 <w:rStyle w:val="Hyperlink"/>
@@ -993,7 +993,7 @@
               <w:rPr>
                 <w:noProof/>
               </w:rPr>
-              <w:instrText xml:space="preserve"> PAGEREF _Toc240784216 \h </w:instrText>
+              <w:instrText xml:space="preserve"> PAGEREF _Toc240888637 \h </w:instrText>
             </w:r>
             <w:r>
               <w:rPr>
@@ -1036,7 +1036,7 @@
               <w14:ligatures w14:val="standardContextual"/>
             </w:rPr>
           </w:pPr>
-          <w:hyperlink w:anchor="_Toc240784217" w:history="1">
+          <w:hyperlink w:anchor="_Toc240888638" w:history="1">
             <w:r>
               <w:rPr>
                 <w:rStyle w:val="Hyperlink"/>
@@ -1060,7 +1060,7 @@
               <w:rPr>
                 <w:noProof/>
               </w:rPr>
-              <w:instrText xml:space="preserve"> PAGEREF _Toc240784217 \h </w:instrText>
+              <w:instrText xml:space="preserve"> PAGEREF _Toc240888638 \h </w:instrText>
             </w:r>
             <w:r>
               <w:rPr>
@@ -1103,7 +1103,7 @@
               <w14:ligatures w14:val="standardContextual"/>
             </w:rPr>
           </w:pPr>
-          <w:hyperlink w:anchor="_Toc240784218" w:history="1">
+          <w:hyperlink w:anchor="_Toc240888639" w:history="1">
             <w:r>
               <w:rPr>
                 <w:rStyle w:val="Hyperlink"/>
@@ -1127,7 +1127,7 @@
               <w:rPr>
                 <w:noProof/>
               </w:rPr>
-              <w:instrText xml:space="preserve"> PAGEREF _Toc240784218 \h </w:instrText>
+              <w:instrText xml:space="preserve"> PAGEREF _Toc240888639 \h </w:instrText>
             </w:r>
             <w:r>
               <w:rPr>
@@ -1170,7 +1170,7 @@
               <w14:ligatures w14:val="standardContextual"/>
             </w:rPr>
           </w:pPr>
-          <w:hyperlink w:anchor="_Toc240784219" w:history="1">
+          <w:hyperlink w:anchor="_Toc240888640" w:history="1">
             <w:r>
               <w:rPr>
                 <w:rStyle w:val="Hyperlink"/>
@@ -1194,7 +1194,7 @@
               <w:rPr>
                 <w:noProof/>
               </w:rPr>
-              <w:instrText xml:space="preserve"> PAGEREF _Toc240784219 \h </w:instrText>
+              <w:instrText xml:space="preserve"> PAGEREF _Toc240888640 \h </w:instrText>
             </w:r>
             <w:r>
               <w:rPr>
@@ -1237,7 +1237,7 @@
               <w14:ligatures w14:val="standardContextual"/>
             </w:rPr>
           </w:pPr>
-          <w:hyperlink w:anchor="_Toc240784220" w:history="1">
+          <w:hyperlink w:anchor="_Toc240888641" w:history="1">
             <w:r>
               <w:rPr>
                 <w:rStyle w:val="Hyperlink"/>
@@ -1261,7 +1261,7 @@
               <w:rPr>
                 <w:noProof/>
               </w:rPr>
-              <w:instrText xml:space="preserve"> PAGEREF _Toc240784220 \h </w:instrText>
+              <w:instrText xml:space="preserve"> PAGEREF _Toc240888641 \h </w:instrText>
             </w:r>
             <w:r>
               <w:rPr>
@@ -1304,7 +1304,7 @@
               <w14:ligatures w14:val="standardContextual"/>
             </w:rPr>
           </w:pPr>
-          <w:hyperlink w:anchor="_Toc240784221" w:history="1">
+          <w:hyperlink w:anchor="_Toc240888642" w:history="1">
             <w:r>
               <w:rPr>
                 <w:rStyle w:val="Hyperlink"/>
@@ -1328,7 +1328,7 @@
               <w:rPr>
                 <w:noProof/>
               </w:rPr>
-              <w:instrText xml:space="preserve"> PAGEREF _Toc240784221 \h </w:instrText>
+              <w:instrText xml:space="preserve"> PAGEREF _Toc240888642 \h </w:instrText>
             </w:r>
             <w:r>
               <w:rPr>
@@ -1371,7 +1371,7 @@
               <w14:ligatures w14:val="standardContextual"/>
             </w:rPr>
           </w:pPr>
-          <w:hyperlink w:anchor="_Toc240784222" w:history="1">
+          <w:hyperlink w:anchor="_Toc240888643" w:history="1">
             <w:r>
               <w:rPr>
                 <w:rStyle w:val="Hyperlink"/>
@@ -1395,7 +1395,7 @@
               <w:rPr>
                 <w:noProof/>
               </w:rPr>
-              <w:instrText xml:space="preserve"> PAGEREF _Toc240784222 \h </w:instrText>
+              <w:instrText xml:space="preserve"> PAGEREF _Toc240888643 \h </w:instrText>
             </w:r>
             <w:r>
               <w:rPr>
@@ -1438,7 +1438,7 @@
               <w14:ligatures w14:val="standardContextual"/>
             </w:rPr>
           </w:pPr>
-          <w:hyperlink w:anchor="_Toc240784223" w:history="1">
+          <w:hyperlink w:anchor="_Toc240888644" w:history="1">
             <w:r>
               <w:rPr>
                 <w:rStyle w:val="Hyperlink"/>
@@ -1462,7 +1462,7 @@
               <w:rPr>
                 <w:noProof/>
               </w:rPr>
-              <w:instrText xml:space="preserve"> PAGEREF _Toc240784223 \h </w:instrText>
+              <w:instrText xml:space="preserve"> PAGEREF _Toc240888644 \h </w:instrText>
             </w:r>
             <w:r>
               <w:rPr>
@@ -1505,7 +1505,7 @@
               <w14:ligatures w14:val="standardContextual"/>
             </w:rPr>
           </w:pPr>
-          <w:hyperlink w:anchor="_Toc240784224" w:history="1">
+          <w:hyperlink w:anchor="_Toc240888645" w:history="1">
             <w:r>
               <w:rPr>
                 <w:rStyle w:val="Hyperlink"/>
@@ -1529,7 +1529,7 @@
               <w:rPr>
                 <w:noProof/>
               </w:rPr>
-              <w:instrText xml:space="preserve"> PAGEREF _Toc240784224 \h </w:instrText>
+              <w:instrText xml:space="preserve"> PAGEREF _Toc240888645 \h </w:instrText>
             </w:r>
             <w:r>
               <w:rPr>
@@ -1572,7 +1572,7 @@
               <w14:ligatures w14:val="standardContextual"/>
             </w:rPr>
           </w:pPr>
-          <w:hyperlink w:anchor="_Toc240784225" w:history="1">
+          <w:hyperlink w:anchor="_Toc240888646" w:history="1">
             <w:r>
               <w:rPr>
                 <w:rStyle w:val="Hyperlink"/>
@@ -1596,7 +1596,7 @@
               <w:rPr>
                 <w:noProof/>
               </w:rPr>
-              <w:instrText xml:space="preserve"> PAGEREF _Toc240784225 \h </w:instrText>
+              <w:instrText xml:space="preserve"> PAGEREF _Toc240888646 \h </w:instrText>
             </w:r>
             <w:r>
               <w:rPr>
@@ -1639,7 +1639,7 @@
               <w14:ligatures w14:val="standardContextual"/>
             </w:rPr>
           </w:pPr>
-          <w:hyperlink w:anchor="_Toc240784226" w:history="1">
+          <w:hyperlink w:anchor="_Toc240888647" w:history="1">
             <w:r>
               <w:rPr>
                 <w:rStyle w:val="Hyperlink"/>
@@ -1663,7 +1663,7 @@
               <w:rPr>
                 <w:noProof/>
               </w:rPr>
-              <w:instrText xml:space="preserve"> PAGEREF _Toc240784226 \h </w:instrText>
+              <w:instrText xml:space="preserve"> PAGEREF _Toc240888647 \h </w:instrText>
             </w:r>
             <w:r>
               <w:rPr>
@@ -1706,7 +1706,7 @@
               <w14:ligatures w14:val="standardContextual"/>
             </w:rPr>
           </w:pPr>
-          <w:hyperlink w:anchor="_Toc240784227" w:history="1">
+          <w:hyperlink w:anchor="_Toc240888648" w:history="1">
             <w:r>
               <w:rPr>
                 <w:rStyle w:val="Hyperlink"/>
@@ -1730,7 +1730,7 @@
               <w:rPr>
                 <w:noProof/>
               </w:rPr>
-              <w:instrText xml:space="preserve"> PAGEREF _Toc240784227 \h </w:instrText>
+              <w:instrText xml:space="preserve"> PAGEREF _Toc240888648 \h </w:instrText>
             </w:r>
             <w:r>
               <w:rPr>
@@ -1769,7 +1769,7 @@
         <w:pStyle w:val="Heading1"/>
         <w:pageBreakBefore/>
       </w:pPr>
-      <w:bookmarkStart w:id="0" w:name="_Toc240784210"/>
+      <w:bookmarkStart w:id="0" w:name="_Toc240888631"/>
       <w:r>
         <w:lastRenderedPageBreak/>
         <w:t>1. Welcome</w:t>
@@ -2185,7 +2185,7 @@
       <w:pPr>
         <w:pStyle w:val="Heading2"/>
       </w:pPr>
-      <w:bookmarkStart w:id="1" w:name="_Toc240784211"/>
+      <w:bookmarkStart w:id="1" w:name="_Toc240888632"/>
       <w:r>
         <w:t>What you should know first</w:t>
       </w:r>
@@ -2303,7 +2303,7 @@
         <w:pStyle w:val="Heading1"/>
         <w:pageBreakBefore/>
       </w:pPr>
-      <w:bookmarkStart w:id="2" w:name="_Toc240784212"/>
+      <w:bookmarkStart w:id="2" w:name="_Toc240888633"/>
       <w:r>
         <w:lastRenderedPageBreak/>
         <w:t>2. What you need</w:t>
@@ -2532,7 +2532,7 @@
         <w:pStyle w:val="Heading1"/>
         <w:pageBreakBefore/>
       </w:pPr>
-      <w:bookmarkStart w:id="3" w:name="_Toc240784213"/>
+      <w:bookmarkStart w:id="3" w:name="_Toc240888634"/>
       <w:r>
         <w:lastRenderedPageBreak/>
         <w:t>3. Taking part, step by step</w:t>
@@ -2543,7 +2543,7 @@
       <w:pPr>
         <w:pStyle w:val="Heading2"/>
       </w:pPr>
-      <w:bookmarkStart w:id="4" w:name="_Toc240784214"/>
+      <w:bookmarkStart w:id="4" w:name="_Toc240888635"/>
       <w:r>
         <w:t>Step 1 — Open your link</w:t>
       </w:r>
@@ -2561,7 +2561,7 @@
       <w:pPr>
         <w:pStyle w:val="Heading2"/>
       </w:pPr>
-      <w:bookmarkStart w:id="5" w:name="_Toc240784215"/>
+      <w:bookmarkStart w:id="5" w:name="_Toc240888636"/>
       <w:r>
         <w:t>Step 2 — Confirm your organisation</w:t>
       </w:r>
@@ -2665,7 +2665,7 @@
       <w:pPr>
         <w:pStyle w:val="Heading2"/>
       </w:pPr>
-      <w:bookmarkStart w:id="6" w:name="_Toc240784216"/>
+      <w:bookmarkStart w:id="6" w:name="_Toc240888637"/>
       <w:r>
         <w:t>Step 3 — Tell us a little about you</w:t>
       </w:r>
@@ -2912,7 +2912,7 @@
       <w:pPr>
         <w:pStyle w:val="Heading2"/>
       </w:pPr>
-      <w:bookmarkStart w:id="7" w:name="_Toc240784217"/>
+      <w:bookmarkStart w:id="7" w:name="_Toc240888638"/>
       <w:r>
         <w:t>Step 4 — Read the participant information</w:t>
       </w:r>
@@ -3027,7 +3027,7 @@
       <w:pPr>
         <w:pStyle w:val="Heading2"/>
       </w:pPr>
-      <w:bookmarkStart w:id="8" w:name="_Toc240784218"/>
+      <w:bookmarkStart w:id="8" w:name="_Toc240888639"/>
       <w:r>
         <w:t>Step 5 — Give your decision</w:t>
       </w:r>
@@ -3188,7 +3188,7 @@
       <w:pPr>
         <w:pStyle w:val="Heading2"/>
       </w:pPr>
-      <w:bookmarkStart w:id="9" w:name="_Toc240784219"/>
+      <w:bookmarkStart w:id="9" w:name="_Toc240888640"/>
       <w:r>
         <w:t>Step 6 — Check what we already know (only if shown)</w:t>
       </w:r>
@@ -3276,7 +3276,7 @@
       <w:pPr>
         <w:pStyle w:val="Heading2"/>
       </w:pPr>
-      <w:bookmarkStart w:id="10" w:name="_Toc240784220"/>
+      <w:bookmarkStart w:id="10" w:name="_Toc240888641"/>
       <w:r>
         <w:t>Step 7 — Choose how you would like to take part</w:t>
       </w:r>
@@ -3687,7 +3687,7 @@
       <w:pPr>
         <w:pStyle w:val="Heading2"/>
       </w:pPr>
-      <w:bookmarkStart w:id="11" w:name="_Toc240784221"/>
+      <w:bookmarkStart w:id="11" w:name="_Toc240888642"/>
       <w:r>
         <w:t>Step 8a — Complete the questionnaire yourself</w:t>
       </w:r>
@@ -4050,7 +4050,7 @@
       <w:pPr>
         <w:pStyle w:val="Heading2"/>
       </w:pPr>
-      <w:bookmarkStart w:id="12" w:name="_Toc240784222"/>
+      <w:bookmarkStart w:id="12" w:name="_Toc240888643"/>
       <w:r>
         <w:t>Step 8b — Ask a researcher to call you</w:t>
       </w:r>
@@ -4287,7 +4287,7 @@
       <w:pPr>
         <w:pStyle w:val="Heading2"/>
       </w:pPr>
-      <w:bookmarkStart w:id="13" w:name="_Toc240784223"/>
+      <w:bookmarkStart w:id="13" w:name="_Toc240888644"/>
       <w:r>
         <w:t>Step 9 — Finished</w:t>
       </w:r>
@@ -4306,7 +4306,7 @@
         <w:pStyle w:val="Heading1"/>
         <w:pageBreakBefore/>
       </w:pPr>
-      <w:bookmarkStart w:id="14" w:name="_Toc240784224"/>
+      <w:bookmarkStart w:id="14" w:name="_Toc240888645"/>
       <w:r>
         <w:lastRenderedPageBreak/>
         <w:t>4. Reminders</w:t>
@@ -4326,7 +4326,7 @@
         <w:pStyle w:val="Heading1"/>
         <w:pageBreakBefore/>
       </w:pPr>
-      <w:bookmarkStart w:id="15" w:name="_Toc240784225"/>
+      <w:bookmarkStart w:id="15" w:name="_Toc240888646"/>
       <w:r>
         <w:lastRenderedPageBreak/>
         <w:t>5. Your rights and your information</w:t>
@@ -4451,7 +4451,7 @@
         <w:pStyle w:val="Heading1"/>
         <w:pageBreakBefore/>
       </w:pPr>
-      <w:bookmarkStart w:id="16" w:name="_Toc240784226"/>
+      <w:bookmarkStart w:id="16" w:name="_Toc240888647"/>
       <w:r>
         <w:lastRenderedPageBreak/>
         <w:t>6. Questions and answers</w:t>
@@ -5036,7 +5036,7 @@
         <w:pStyle w:val="Heading1"/>
         <w:pageBreakBefore/>
       </w:pPr>
-      <w:bookmarkStart w:id="17" w:name="_Toc240784227"/>
+      <w:bookmarkStart w:id="17" w:name="_Toc240888648"/>
       <w:r>
         <w:lastRenderedPageBreak/>
         <w:t>7. Contact the research team</w:t>
@@ -5426,7 +5426,7 @@
         <w:sz w:val="16"/>
         <w:szCs w:val="16"/>
       </w:rPr>
-      <w:t>Version 1.6 · 20 September 2026</w:t>
+      <w:t>Version 1.7 · 21 September 2026</w:t>
     </w:r>
     <w:r>
       <w:rPr>
@@ -5599,68 +5599,69 @@
 <file path=word/numbering.xml><?xml version="1.0" encoding="utf-8"?>
 <w:numbering xmlns:wpc="http://schemas.microsoft.com/office/word/2010/wordprocessingCanvas" xmlns:cx="http://schemas.microsoft.com/office/drawing/2014/chartex" xmlns:cx1="http://schemas.microsoft.com/office/drawing/2015/9/8/chartex" xmlns:cx2="http://schemas.microsoft.com/office/drawing/2015/10/21/chartex" xmlns:cx3="http://schemas.microsoft.com/office/drawing/2016/5/9/chartex" xmlns:cx4="http://schemas.microsoft.com/office/drawing/2016/5/10/chartex" xmlns:cx5="http://schemas.microsoft.com/office/drawing/2016/5/11/chartex" xmlns:cx6="http://schemas.microsoft.com/office/drawing/2016/5/12/chartex" xmlns:cx7="http://schemas.microsoft.com/office/drawing/2016/5/13/chartex" xmlns:cx8="http://schemas.microsoft.com/office/drawing/2016/5/14/chartex" xmlns:mc="http://schemas.openxmlformats.org/markup-compatibility/2006" xmlns:aink="http://schemas.microsoft.com/office/drawing/2016/ink" xmlns:am3d="http://schemas.microsoft.com/office/drawing/2017/model3d" xmlns:o="urn:schemas-microsoft-com:office:office" xmlns:oel="http://schemas.microsoft.com/office/2019/extlst" xmlns:r="http://schemas.openxmlformats.org/officeDocument/2006/relationships" xmlns:m="http://schemas.openxmlformats.org/officeDocument/2006/math" xmlns:v="urn:schemas-microsoft-com:vml" xmlns:wp14="http://schemas.microsoft.com/office/word/2010/wordprocessingDrawing" xmlns:wp="http://schemas.openxmlformats.org/drawingml/2006/wordprocessingDrawing" xmlns:w10="urn:schemas-microsoft-com:office:word" xmlns:w="http://schemas.openxmlformats.org/wordprocessingml/2006/main" xmlns:w14="http://schemas.microsoft.com/office/word/2010/wordml" xmlns:w15="http://schemas.microsoft.com/office/word/2012/wordml" xmlns:w16cex="http://schemas.microsoft.com/office/word/2018/wordml/cex" xmlns:w16cid="http://schemas.microsoft.com/office/word/2016/wordml/cid" xmlns:w16="http://schemas.microsoft.com/office/word/2018/wordml" xmlns:w16sdtdh="http://schemas.microsoft.com/office/word/2020/wordml/sdtdatahash" xmlns:w16se="http://schemas.microsoft.com/office/word/2015/wordml/symex" xmlns:wpg="http://schemas.microsoft.com/office/word/2010/wordprocessingGroup" xmlns:wpi="http://schemas.microsoft.com/office/word/2010/wordprocessingInk" xmlns:wne="http://schemas.microsoft.com/office/word/2006/wordml" xmlns:wps="http://schemas.microsoft.com/office/word/2010/wordprocessingShape" mc:Ignorable="w14 w15 w16se w16cid w16 w16cex w16sdtdh wp14">
   <w:abstractNum w:abstractNumId="0" w15:restartNumberingAfterBreak="0">
-    <w:nsid w:val="08E31F51"/>
+    <w:nsid w:val="0B172612"/>
     <w:multiLevelType w:val="hybridMultilevel"/>
-    <w:tmpl w:val="36AE3A86"/>
-    <w:lvl w:ilvl="0" w:tplc="B6FEA810">
+    <w:tmpl w:val="8A50C4AA"/>
+    <w:lvl w:ilvl="0" w:tplc="29EE092E">
       <w:start w:val="1"/>
-      <w:numFmt w:val="bullet"/>
-      <w:lvlText w:val="•"/>
+      <w:numFmt w:val="decimal"/>
+      <w:lvlText w:val="%1."/>
       <w:lvlJc w:val="left"/>
       <w:pPr>
-        <w:ind w:left="460" w:hanging="280"/>
-      </w:pPr>
+        <w:ind w:left="460" w:hanging="360"/>
+      </w:pPr>
+      <w:rPr>
+        <w:b/>
+        <w:bCs/>
+        <w:color w:val="A67C27"/>
+      </w:rPr>
     </w:lvl>
-    <w:lvl w:ilvl="1" w:tplc="F25425E2">
-      <w:start w:val="1"/>
-      <w:numFmt w:val="bullet"/>
-      <w:lvlText w:val="–"/>
-      <w:lvlJc w:val="left"/>
-      <w:pPr>
-        <w:ind w:left="900" w:hanging="280"/>
-      </w:pPr>
-    </w:lvl>
-    <w:lvl w:ilvl="2" w:tplc="D55A8B6E">
+    <w:lvl w:ilvl="1" w:tplc="874C0376">
       <w:numFmt w:val="decimal"/>
       <w:lvlText w:val=""/>
       <w:lvlJc w:val="left"/>
     </w:lvl>
-    <w:lvl w:ilvl="3" w:tplc="9F32CB30">
+    <w:lvl w:ilvl="2" w:tplc="43021E60">
       <w:numFmt w:val="decimal"/>
       <w:lvlText w:val=""/>
       <w:lvlJc w:val="left"/>
     </w:lvl>
-    <w:lvl w:ilvl="4" w:tplc="A2BC8D20">
+    <w:lvl w:ilvl="3" w:tplc="C96A9BD2">
       <w:numFmt w:val="decimal"/>
       <w:lvlText w:val=""/>
       <w:lvlJc w:val="left"/>
     </w:lvl>
-    <w:lvl w:ilvl="5" w:tplc="6C883F82">
+    <w:lvl w:ilvl="4" w:tplc="5C8A6E64">
       <w:numFmt w:val="decimal"/>
       <w:lvlText w:val=""/>
       <w:lvlJc w:val="left"/>
     </w:lvl>
-    <w:lvl w:ilvl="6" w:tplc="CB08A298">
+    <w:lvl w:ilvl="5" w:tplc="51AA40C8">
       <w:numFmt w:val="decimal"/>
       <w:lvlText w:val=""/>
       <w:lvlJc w:val="left"/>
     </w:lvl>
-    <w:lvl w:ilvl="7" w:tplc="1F206D62">
+    <w:lvl w:ilvl="6" w:tplc="CEC27AC6">
       <w:numFmt w:val="decimal"/>
       <w:lvlText w:val=""/>
       <w:lvlJc w:val="left"/>
     </w:lvl>
-    <w:lvl w:ilvl="8" w:tplc="E45E7642">
+    <w:lvl w:ilvl="7" w:tplc="5B08BC42">
+      <w:numFmt w:val="decimal"/>
+      <w:lvlText w:val=""/>
+      <w:lvlJc w:val="left"/>
+    </w:lvl>
+    <w:lvl w:ilvl="8" w:tplc="E5548A04">
       <w:numFmt w:val="decimal"/>
       <w:lvlText w:val=""/>
       <w:lvlJc w:val="left"/>
     </w:lvl>
   </w:abstractNum>
   <w:abstractNum w:abstractNumId="1" w15:restartNumberingAfterBreak="0">
-    <w:nsid w:val="22CE7BBC"/>
+    <w:nsid w:val="260A04D2"/>
     <w:multiLevelType w:val="hybridMultilevel"/>
-    <w:tmpl w:val="80B65E68"/>
-    <w:lvl w:ilvl="0" w:tplc="275C589A">
+    <w:tmpl w:val="3AC4D94E"/>
+    <w:lvl w:ilvl="0" w:tplc="173A596A">
       <w:start w:val="1"/>
       <w:numFmt w:val="decimal"/>
       <w:lvlText w:val="%1."/>
@@ -5674,138 +5675,52 @@
         <w:color w:val="A67C27"/>
       </w:rPr>
     </w:lvl>
-    <w:lvl w:ilvl="1" w:tplc="A2F627F4">
+    <w:lvl w:ilvl="1" w:tplc="9D44DF66">
       <w:numFmt w:val="decimal"/>
       <w:lvlText w:val=""/>
       <w:lvlJc w:val="left"/>
     </w:lvl>
-    <w:lvl w:ilvl="2" w:tplc="011CE908">
+    <w:lvl w:ilvl="2" w:tplc="C7A81C02">
       <w:numFmt w:val="decimal"/>
       <w:lvlText w:val=""/>
       <w:lvlJc w:val="left"/>
     </w:lvl>
-    <w:lvl w:ilvl="3" w:tplc="7974DEF4">
+    <w:lvl w:ilvl="3" w:tplc="ED243F42">
       <w:numFmt w:val="decimal"/>
       <w:lvlText w:val=""/>
       <w:lvlJc w:val="left"/>
     </w:lvl>
-    <w:lvl w:ilvl="4" w:tplc="E60A8C8C">
+    <w:lvl w:ilvl="4" w:tplc="28DA7964">
       <w:numFmt w:val="decimal"/>
       <w:lvlText w:val=""/>
       <w:lvlJc w:val="left"/>
     </w:lvl>
-    <w:lvl w:ilvl="5" w:tplc="5D40BF0E">
+    <w:lvl w:ilvl="5" w:tplc="60E47266">
       <w:numFmt w:val="decimal"/>
       <w:lvlText w:val=""/>
       <w:lvlJc w:val="left"/>
     </w:lvl>
-    <w:lvl w:ilvl="6" w:tplc="09E60BE8">
+    <w:lvl w:ilvl="6" w:tplc="26DE89BE">
       <w:numFmt w:val="decimal"/>
       <w:lvlText w:val=""/>
       <w:lvlJc w:val="left"/>
     </w:lvl>
-    <w:lvl w:ilvl="7" w:tplc="2338A81E">
+    <w:lvl w:ilvl="7" w:tplc="D512A9AE">
       <w:numFmt w:val="decimal"/>
       <w:lvlText w:val=""/>
       <w:lvlJc w:val="left"/>
     </w:lvl>
-    <w:lvl w:ilvl="8" w:tplc="0682FD68">
+    <w:lvl w:ilvl="8" w:tplc="00E6BE80">
       <w:numFmt w:val="decimal"/>
       <w:lvlText w:val=""/>
       <w:lvlJc w:val="left"/>
     </w:lvl>
   </w:abstractNum>
   <w:abstractNum w:abstractNumId="2" w15:restartNumberingAfterBreak="0">
-    <w:nsid w:val="269724D3"/>
+    <w:nsid w:val="4C3B3388"/>
     <w:multiLevelType w:val="hybridMultilevel"/>
-    <w:tmpl w:val="B60694D4"/>
-    <w:lvl w:ilvl="0" w:tplc="F77C10EE">
-      <w:start w:val="1"/>
-      <w:numFmt w:val="bullet"/>
-      <w:lvlText w:val="●"/>
-      <w:lvlJc w:val="left"/>
-      <w:pPr>
-        <w:ind w:left="720" w:hanging="360"/>
-      </w:pPr>
-    </w:lvl>
-    <w:lvl w:ilvl="1" w:tplc="EEACC9AA">
-      <w:start w:val="1"/>
-      <w:numFmt w:val="bullet"/>
-      <w:lvlText w:val="○"/>
-      <w:lvlJc w:val="left"/>
-      <w:pPr>
-        <w:ind w:left="1440" w:hanging="360"/>
-      </w:pPr>
-    </w:lvl>
-    <w:lvl w:ilvl="2" w:tplc="00E6DA76">
-      <w:start w:val="1"/>
-      <w:numFmt w:val="bullet"/>
-      <w:lvlText w:val="■"/>
-      <w:lvlJc w:val="left"/>
-      <w:pPr>
-        <w:ind w:left="2160" w:hanging="360"/>
-      </w:pPr>
-    </w:lvl>
-    <w:lvl w:ilvl="3" w:tplc="631C812C">
-      <w:start w:val="1"/>
-      <w:numFmt w:val="bullet"/>
-      <w:lvlText w:val="●"/>
-      <w:lvlJc w:val="left"/>
-      <w:pPr>
-        <w:ind w:left="2880" w:hanging="360"/>
-      </w:pPr>
-    </w:lvl>
-    <w:lvl w:ilvl="4" w:tplc="D8C0BFF0">
-      <w:start w:val="1"/>
-      <w:numFmt w:val="bullet"/>
-      <w:lvlText w:val="○"/>
-      <w:lvlJc w:val="left"/>
-      <w:pPr>
-        <w:ind w:left="3600" w:hanging="360"/>
-      </w:pPr>
-    </w:lvl>
-    <w:lvl w:ilvl="5" w:tplc="09C659CE">
-      <w:start w:val="1"/>
-      <w:numFmt w:val="bullet"/>
-      <w:lvlText w:val="■"/>
-      <w:lvlJc w:val="left"/>
-      <w:pPr>
-        <w:ind w:left="4320" w:hanging="360"/>
-      </w:pPr>
-    </w:lvl>
-    <w:lvl w:ilvl="6" w:tplc="B62654E8">
-      <w:start w:val="1"/>
-      <w:numFmt w:val="bullet"/>
-      <w:lvlText w:val="●"/>
-      <w:lvlJc w:val="left"/>
-      <w:pPr>
-        <w:ind w:left="5040" w:hanging="360"/>
-      </w:pPr>
-    </w:lvl>
-    <w:lvl w:ilvl="7" w:tplc="DE60A3C2">
-      <w:start w:val="1"/>
-      <w:numFmt w:val="bullet"/>
-      <w:lvlText w:val="●"/>
-      <w:lvlJc w:val="left"/>
-      <w:pPr>
-        <w:ind w:left="5760" w:hanging="360"/>
-      </w:pPr>
-    </w:lvl>
-    <w:lvl w:ilvl="8" w:tplc="E2A2DD86">
-      <w:start w:val="1"/>
-      <w:numFmt w:val="bullet"/>
-      <w:lvlText w:val="●"/>
-      <w:lvlJc w:val="left"/>
-      <w:pPr>
-        <w:ind w:left="6480" w:hanging="360"/>
-      </w:pPr>
-    </w:lvl>
-  </w:abstractNum>
-  <w:abstractNum w:abstractNumId="3" w15:restartNumberingAfterBreak="0">
-    <w:nsid w:val="5EC31C27"/>
-    <w:multiLevelType w:val="hybridMultilevel"/>
-    <w:tmpl w:val="5EF8E06A"/>
-    <w:lvl w:ilvl="0" w:tplc="D1E278EC">
+    <w:tmpl w:val="2BA004BA"/>
+    <w:lvl w:ilvl="0" w:tplc="C9847AC8">
       <w:start w:val="1"/>
       <w:numFmt w:val="decimal"/>
       <w:lvlText w:val="%1."/>
@@ -5819,132 +5734,217 @@
         <w:color w:val="A67C27"/>
       </w:rPr>
     </w:lvl>
-    <w:lvl w:ilvl="1" w:tplc="931C002C">
+    <w:lvl w:ilvl="1" w:tplc="B748E2A8">
       <w:numFmt w:val="decimal"/>
       <w:lvlText w:val=""/>
       <w:lvlJc w:val="left"/>
     </w:lvl>
-    <w:lvl w:ilvl="2" w:tplc="043A8C48">
+    <w:lvl w:ilvl="2" w:tplc="F53A33FC">
       <w:numFmt w:val="decimal"/>
       <w:lvlText w:val=""/>
       <w:lvlJc w:val="left"/>
     </w:lvl>
-    <w:lvl w:ilvl="3" w:tplc="3B0A6BE2">
+    <w:lvl w:ilvl="3" w:tplc="B31855EA">
       <w:numFmt w:val="decimal"/>
       <w:lvlText w:val=""/>
       <w:lvlJc w:val="left"/>
     </w:lvl>
-    <w:lvl w:ilvl="4" w:tplc="32F08A48">
+    <w:lvl w:ilvl="4" w:tplc="60122D1E">
       <w:numFmt w:val="decimal"/>
       <w:lvlText w:val=""/>
       <w:lvlJc w:val="left"/>
     </w:lvl>
-    <w:lvl w:ilvl="5" w:tplc="727ED722">
+    <w:lvl w:ilvl="5" w:tplc="380C953C">
       <w:numFmt w:val="decimal"/>
       <w:lvlText w:val=""/>
       <w:lvlJc w:val="left"/>
     </w:lvl>
-    <w:lvl w:ilvl="6" w:tplc="EDA0BA94">
+    <w:lvl w:ilvl="6" w:tplc="B38CBA0E">
       <w:numFmt w:val="decimal"/>
       <w:lvlText w:val=""/>
       <w:lvlJc w:val="left"/>
     </w:lvl>
-    <w:lvl w:ilvl="7" w:tplc="6324DA34">
+    <w:lvl w:ilvl="7" w:tplc="41500DA6">
       <w:numFmt w:val="decimal"/>
       <w:lvlText w:val=""/>
       <w:lvlJc w:val="left"/>
     </w:lvl>
-    <w:lvl w:ilvl="8" w:tplc="9296FE9A">
+    <w:lvl w:ilvl="8" w:tplc="E8F8348E">
       <w:numFmt w:val="decimal"/>
       <w:lvlText w:val=""/>
       <w:lvlJc w:val="left"/>
     </w:lvl>
   </w:abstractNum>
+  <w:abstractNum w:abstractNumId="3" w15:restartNumberingAfterBreak="0">
+    <w:nsid w:val="7141106C"/>
+    <w:multiLevelType w:val="hybridMultilevel"/>
+    <w:tmpl w:val="6BA2A900"/>
+    <w:lvl w:ilvl="0" w:tplc="13224A4E">
+      <w:start w:val="1"/>
+      <w:numFmt w:val="bullet"/>
+      <w:lvlText w:val="●"/>
+      <w:lvlJc w:val="left"/>
+      <w:pPr>
+        <w:ind w:left="720" w:hanging="360"/>
+      </w:pPr>
+    </w:lvl>
+    <w:lvl w:ilvl="1" w:tplc="24A07C6C">
+      <w:start w:val="1"/>
+      <w:numFmt w:val="bullet"/>
+      <w:lvlText w:val="○"/>
+      <w:lvlJc w:val="left"/>
+      <w:pPr>
+        <w:ind w:left="1440" w:hanging="360"/>
+      </w:pPr>
+    </w:lvl>
+    <w:lvl w:ilvl="2" w:tplc="9FAAC81C">
+      <w:start w:val="1"/>
+      <w:numFmt w:val="bullet"/>
+      <w:lvlText w:val="■"/>
+      <w:lvlJc w:val="left"/>
+      <w:pPr>
+        <w:ind w:left="2160" w:hanging="360"/>
+      </w:pPr>
+    </w:lvl>
+    <w:lvl w:ilvl="3" w:tplc="7374949E">
+      <w:start w:val="1"/>
+      <w:numFmt w:val="bullet"/>
+      <w:lvlText w:val="●"/>
+      <w:lvlJc w:val="left"/>
+      <w:pPr>
+        <w:ind w:left="2880" w:hanging="360"/>
+      </w:pPr>
+    </w:lvl>
+    <w:lvl w:ilvl="4" w:tplc="13061BC2">
+      <w:start w:val="1"/>
+      <w:numFmt w:val="bullet"/>
+      <w:lvlText w:val="○"/>
+      <w:lvlJc w:val="left"/>
+      <w:pPr>
+        <w:ind w:left="3600" w:hanging="360"/>
+      </w:pPr>
+    </w:lvl>
+    <w:lvl w:ilvl="5" w:tplc="393AF744">
+      <w:start w:val="1"/>
+      <w:numFmt w:val="bullet"/>
+      <w:lvlText w:val="■"/>
+      <w:lvlJc w:val="left"/>
+      <w:pPr>
+        <w:ind w:left="4320" w:hanging="360"/>
+      </w:pPr>
+    </w:lvl>
+    <w:lvl w:ilvl="6" w:tplc="A45AA286">
+      <w:start w:val="1"/>
+      <w:numFmt w:val="bullet"/>
+      <w:lvlText w:val="●"/>
+      <w:lvlJc w:val="left"/>
+      <w:pPr>
+        <w:ind w:left="5040" w:hanging="360"/>
+      </w:pPr>
+    </w:lvl>
+    <w:lvl w:ilvl="7" w:tplc="6B32FC30">
+      <w:start w:val="1"/>
+      <w:numFmt w:val="bullet"/>
+      <w:lvlText w:val="●"/>
+      <w:lvlJc w:val="left"/>
+      <w:pPr>
+        <w:ind w:left="5760" w:hanging="360"/>
+      </w:pPr>
+    </w:lvl>
+    <w:lvl w:ilvl="8" w:tplc="7864F154">
+      <w:start w:val="1"/>
+      <w:numFmt w:val="bullet"/>
+      <w:lvlText w:val="●"/>
+      <w:lvlJc w:val="left"/>
+      <w:pPr>
+        <w:ind w:left="6480" w:hanging="360"/>
+      </w:pPr>
+    </w:lvl>
+  </w:abstractNum>
   <w:abstractNum w:abstractNumId="4" w15:restartNumberingAfterBreak="0">
-    <w:nsid w:val="6B8B70B9"/>
+    <w:nsid w:val="7EDF0ACA"/>
     <w:multiLevelType w:val="hybridMultilevel"/>
-    <w:tmpl w:val="88D4D5B2"/>
-    <w:lvl w:ilvl="0" w:tplc="A69C5364">
+    <w:tmpl w:val="45903B54"/>
+    <w:lvl w:ilvl="0" w:tplc="610CA720">
       <w:start w:val="1"/>
-      <w:numFmt w:val="decimal"/>
-      <w:lvlText w:val="%1."/>
+      <w:numFmt w:val="bullet"/>
+      <w:lvlText w:val="•"/>
       <w:lvlJc w:val="left"/>
       <w:pPr>
-        <w:ind w:left="460" w:hanging="360"/>
-      </w:pPr>
-      <w:rPr>
-        <w:b/>
-        <w:bCs/>
-        <w:color w:val="A67C27"/>
-      </w:rPr>
+        <w:ind w:left="460" w:hanging="280"/>
+      </w:pPr>
     </w:lvl>
-    <w:lvl w:ilvl="1" w:tplc="A2DC8240">
+    <w:lvl w:ilvl="1" w:tplc="E91EC532">
+      <w:start w:val="1"/>
+      <w:numFmt w:val="bullet"/>
+      <w:lvlText w:val="–"/>
+      <w:lvlJc w:val="left"/>
+      <w:pPr>
+        <w:ind w:left="900" w:hanging="280"/>
+      </w:pPr>
+    </w:lvl>
+    <w:lvl w:ilvl="2" w:tplc="CC18505C">
       <w:numFmt w:val="decimal"/>
       <w:lvlText w:val=""/>
       <w:lvlJc w:val="left"/>
     </w:lvl>
-    <w:lvl w:ilvl="2" w:tplc="49326DCE">
+    <w:lvl w:ilvl="3" w:tplc="64069C74">
       <w:numFmt w:val="decimal"/>
       <w:lvlText w:val=""/>
       <w:lvlJc w:val="left"/>
     </w:lvl>
-    <w:lvl w:ilvl="3" w:tplc="03A8BC90">
+    <w:lvl w:ilvl="4" w:tplc="913E9F04">
       <w:numFmt w:val="decimal"/>
       <w:lvlText w:val=""/>
       <w:lvlJc w:val="left"/>
     </w:lvl>
-    <w:lvl w:ilvl="4" w:tplc="92E84B46">
+    <w:lvl w:ilvl="5" w:tplc="EAF0AE24">
       <w:numFmt w:val="decimal"/>
       <w:lvlText w:val=""/>
       <w:lvlJc w:val="left"/>
     </w:lvl>
-    <w:lvl w:ilvl="5" w:tplc="523E6990">
+    <w:lvl w:ilvl="6" w:tplc="106AEEB2">
       <w:numFmt w:val="decimal"/>
       <w:lvlText w:val=""/>
       <w:lvlJc w:val="left"/>
     </w:lvl>
-    <w:lvl w:ilvl="6" w:tplc="15A478FC">
+    <w:lvl w:ilvl="7" w:tplc="BA2CD2DE">
       <w:numFmt w:val="decimal"/>
       <w:lvlText w:val=""/>
       <w:lvlJc w:val="left"/>
     </w:lvl>
-    <w:lvl w:ilvl="7" w:tplc="B7B08A9A">
-      <w:numFmt w:val="decimal"/>
-      <w:lvlText w:val=""/>
-      <w:lvlJc w:val="left"/>
-    </w:lvl>
-    <w:lvl w:ilvl="8" w:tplc="CC7ADA34">
+    <w:lvl w:ilvl="8" w:tplc="16F2ACFE">
       <w:numFmt w:val="decimal"/>
       <w:lvlText w:val=""/>
       <w:lvlJc w:val="left"/>
     </w:lvl>
   </w:abstractNum>
-  <w:num w:numId="1" w16cid:durableId="1050181318">
+  <w:num w:numId="1" w16cid:durableId="1230110736">
+    <w:abstractNumId w:val="3"/>
+    <w:lvlOverride w:ilvl="0">
+      <w:startOverride w:val="1"/>
+    </w:lvlOverride>
+  </w:num>
+  <w:num w:numId="2" w16cid:durableId="1771971380">
+    <w:abstractNumId w:val="4"/>
+    <w:lvlOverride w:ilvl="0">
+      <w:startOverride w:val="1"/>
+    </w:lvlOverride>
+  </w:num>
+  <w:num w:numId="3" w16cid:durableId="177041650">
+    <w:abstractNumId w:val="0"/>
+    <w:lvlOverride w:ilvl="0">
+      <w:startOverride w:val="1"/>
+    </w:lvlOverride>
+  </w:num>
+  <w:num w:numId="4" w16cid:durableId="1091320613">
     <w:abstractNumId w:val="2"/>
     <w:lvlOverride w:ilvl="0">
       <w:startOverride w:val="1"/>
     </w:lvlOverride>
   </w:num>
-  <w:num w:numId="2" w16cid:durableId="429856415">
-    <w:abstractNumId w:val="0"/>
-    <w:lvlOverride w:ilvl="0">
-      <w:startOverride w:val="1"/>
-    </w:lvlOverride>
-  </w:num>
-  <w:num w:numId="3" w16cid:durableId="55327013">
+  <w:num w:numId="5" w16cid:durableId="47149971">
     <w:abstractNumId w:val="1"/>
-    <w:lvlOverride w:ilvl="0">
-      <w:startOverride w:val="1"/>
-    </w:lvlOverride>
-  </w:num>
-  <w:num w:numId="4" w16cid:durableId="1561205721">
-    <w:abstractNumId w:val="4"/>
-    <w:lvlOverride w:ilvl="0">
-      <w:startOverride w:val="1"/>
-    </w:lvlOverride>
-  </w:num>
-  <w:num w:numId="5" w16cid:durableId="1847985453">
-    <w:abstractNumId w:val="3"/>
     <w:lvlOverride w:ilvl="0">
       <w:startOverride w:val="1"/>
     </w:lvlOverride>
@@ -6570,7 +6570,7 @@
     <w:autoRedefine/>
     <w:uiPriority w:val="39"/>
     <w:unhideWhenUsed/>
-    <w:rsid w:val="00E92D7B"/>
+    <w:rsid w:val="00044351"/>
     <w:pPr>
       <w:spacing w:after="100"/>
     </w:pPr>
@@ -6582,7 +6582,7 @@
     <w:autoRedefine/>
     <w:uiPriority w:val="39"/>
     <w:unhideWhenUsed/>
-    <w:rsid w:val="00E92D7B"/>
+    <w:rsid w:val="00044351"/>
     <w:pPr>
       <w:spacing w:after="100"/>
       <w:ind w:left="210"/>

--- a/docs/manuals/Respondent_Guide.docx
+++ b/docs/manuals/Respondent_Guide.docx
@@ -538,7 +538,7 @@
     <w:sdt>
       <w:sdtPr>
         <w:alias w:val="Contents"/>
-        <w:id w:val="-1517621380"/>
+        <w:id w:val="1037929784"/>
       </w:sdtPr>
       <w:sdtEndPr/>
       <w:sdtContent>
@@ -567,7 +567,7 @@
           <w:r>
             <w:fldChar w:fldCharType="separate"/>
           </w:r>
-          <w:hyperlink w:anchor="_Toc240888631" w:history="1">
+          <w:hyperlink w:anchor="_Toc240916725" w:history="1">
             <w:r>
               <w:rPr>
                 <w:rStyle w:val="Hyperlink"/>
@@ -591,7 +591,7 @@
               <w:rPr>
                 <w:noProof/>
               </w:rPr>
-              <w:instrText xml:space="preserve"> PAGEREF _Toc240888631 \h </w:instrText>
+              <w:instrText xml:space="preserve"> PAGEREF _Toc240916725 \h </w:instrText>
             </w:r>
             <w:r>
               <w:rPr>
@@ -634,7 +634,7 @@
               <w14:ligatures w14:val="standardContextual"/>
             </w:rPr>
           </w:pPr>
-          <w:hyperlink w:anchor="_Toc240888632" w:history="1">
+          <w:hyperlink w:anchor="_Toc240916726" w:history="1">
             <w:r>
               <w:rPr>
                 <w:rStyle w:val="Hyperlink"/>
@@ -658,7 +658,7 @@
               <w:rPr>
                 <w:noProof/>
               </w:rPr>
-              <w:instrText xml:space="preserve"> PAGEREF _Toc240888632 \h </w:instrText>
+              <w:instrText xml:space="preserve"> PAGEREF _Toc240916726 \h </w:instrText>
             </w:r>
             <w:r>
               <w:rPr>
@@ -701,7 +701,7 @@
               <w14:ligatures w14:val="standardContextual"/>
             </w:rPr>
           </w:pPr>
-          <w:hyperlink w:anchor="_Toc240888633" w:history="1">
+          <w:hyperlink w:anchor="_Toc240916727" w:history="1">
             <w:r>
               <w:rPr>
                 <w:rStyle w:val="Hyperlink"/>
@@ -725,7 +725,7 @@
               <w:rPr>
                 <w:noProof/>
               </w:rPr>
-              <w:instrText xml:space="preserve"> PAGEREF _Toc240888633 \h </w:instrText>
+              <w:instrText xml:space="preserve"> PAGEREF _Toc240916727 \h </w:instrText>
             </w:r>
             <w:r>
               <w:rPr>
@@ -768,7 +768,7 @@
               <w14:ligatures w14:val="standardContextual"/>
             </w:rPr>
           </w:pPr>
-          <w:hyperlink w:anchor="_Toc240888634" w:history="1">
+          <w:hyperlink w:anchor="_Toc240916728" w:history="1">
             <w:r>
               <w:rPr>
                 <w:rStyle w:val="Hyperlink"/>
@@ -792,7 +792,7 @@
               <w:rPr>
                 <w:noProof/>
               </w:rPr>
-              <w:instrText xml:space="preserve"> PAGEREF _Toc240888634 \h </w:instrText>
+              <w:instrText xml:space="preserve"> PAGEREF _Toc240916728 \h </w:instrText>
             </w:r>
             <w:r>
               <w:rPr>
@@ -835,7 +835,7 @@
               <w14:ligatures w14:val="standardContextual"/>
             </w:rPr>
           </w:pPr>
-          <w:hyperlink w:anchor="_Toc240888635" w:history="1">
+          <w:hyperlink w:anchor="_Toc240916729" w:history="1">
             <w:r>
               <w:rPr>
                 <w:rStyle w:val="Hyperlink"/>
@@ -859,7 +859,7 @@
               <w:rPr>
                 <w:noProof/>
               </w:rPr>
-              <w:instrText xml:space="preserve"> PAGEREF _Toc240888635 \h </w:instrText>
+              <w:instrText xml:space="preserve"> PAGEREF _Toc240916729 \h </w:instrText>
             </w:r>
             <w:r>
               <w:rPr>
@@ -902,7 +902,7 @@
               <w14:ligatures w14:val="standardContextual"/>
             </w:rPr>
           </w:pPr>
-          <w:hyperlink w:anchor="_Toc240888636" w:history="1">
+          <w:hyperlink w:anchor="_Toc240916730" w:history="1">
             <w:r>
               <w:rPr>
                 <w:rStyle w:val="Hyperlink"/>
@@ -926,7 +926,7 @@
               <w:rPr>
                 <w:noProof/>
               </w:rPr>
-              <w:instrText xml:space="preserve"> PAGEREF _Toc240888636 \h </w:instrText>
+              <w:instrText xml:space="preserve"> PAGEREF _Toc240916730 \h </w:instrText>
             </w:r>
             <w:r>
               <w:rPr>
@@ -969,7 +969,7 @@
               <w14:ligatures w14:val="standardContextual"/>
             </w:rPr>
           </w:pPr>
-          <w:hyperlink w:anchor="_Toc240888637" w:history="1">
+          <w:hyperlink w:anchor="_Toc240916731" w:history="1">
             <w:r>
               <w:rPr>
                 <w:rStyle w:val="Hyperlink"/>
@@ -993,7 +993,7 @@
               <w:rPr>
                 <w:noProof/>
               </w:rPr>
-              <w:instrText xml:space="preserve"> PAGEREF _Toc240888637 \h </w:instrText>
+              <w:instrText xml:space="preserve"> PAGEREF _Toc240916731 \h </w:instrText>
             </w:r>
             <w:r>
               <w:rPr>
@@ -1036,7 +1036,7 @@
               <w14:ligatures w14:val="standardContextual"/>
             </w:rPr>
           </w:pPr>
-          <w:hyperlink w:anchor="_Toc240888638" w:history="1">
+          <w:hyperlink w:anchor="_Toc240916732" w:history="1">
             <w:r>
               <w:rPr>
                 <w:rStyle w:val="Hyperlink"/>
@@ -1060,7 +1060,7 @@
               <w:rPr>
                 <w:noProof/>
               </w:rPr>
-              <w:instrText xml:space="preserve"> PAGEREF _Toc240888638 \h </w:instrText>
+              <w:instrText xml:space="preserve"> PAGEREF _Toc240916732 \h </w:instrText>
             </w:r>
             <w:r>
               <w:rPr>
@@ -1103,7 +1103,7 @@
               <w14:ligatures w14:val="standardContextual"/>
             </w:rPr>
           </w:pPr>
-          <w:hyperlink w:anchor="_Toc240888639" w:history="1">
+          <w:hyperlink w:anchor="_Toc240916733" w:history="1">
             <w:r>
               <w:rPr>
                 <w:rStyle w:val="Hyperlink"/>
@@ -1127,7 +1127,7 @@
               <w:rPr>
                 <w:noProof/>
               </w:rPr>
-              <w:instrText xml:space="preserve"> PAGEREF _Toc240888639 \h </w:instrText>
+              <w:instrText xml:space="preserve"> PAGEREF _Toc240916733 \h </w:instrText>
             </w:r>
             <w:r>
               <w:rPr>
@@ -1170,7 +1170,7 @@
               <w14:ligatures w14:val="standardContextual"/>
             </w:rPr>
           </w:pPr>
-          <w:hyperlink w:anchor="_Toc240888640" w:history="1">
+          <w:hyperlink w:anchor="_Toc240916734" w:history="1">
             <w:r>
               <w:rPr>
                 <w:rStyle w:val="Hyperlink"/>
@@ -1194,7 +1194,7 @@
               <w:rPr>
                 <w:noProof/>
               </w:rPr>
-              <w:instrText xml:space="preserve"> PAGEREF _Toc240888640 \h </w:instrText>
+              <w:instrText xml:space="preserve"> PAGEREF _Toc240916734 \h </w:instrText>
             </w:r>
             <w:r>
               <w:rPr>
@@ -1237,7 +1237,7 @@
               <w14:ligatures w14:val="standardContextual"/>
             </w:rPr>
           </w:pPr>
-          <w:hyperlink w:anchor="_Toc240888641" w:history="1">
+          <w:hyperlink w:anchor="_Toc240916735" w:history="1">
             <w:r>
               <w:rPr>
                 <w:rStyle w:val="Hyperlink"/>
@@ -1261,7 +1261,7 @@
               <w:rPr>
                 <w:noProof/>
               </w:rPr>
-              <w:instrText xml:space="preserve"> PAGEREF _Toc240888641 \h </w:instrText>
+              <w:instrText xml:space="preserve"> PAGEREF _Toc240916735 \h </w:instrText>
             </w:r>
             <w:r>
               <w:rPr>
@@ -1304,7 +1304,7 @@
               <w14:ligatures w14:val="standardContextual"/>
             </w:rPr>
           </w:pPr>
-          <w:hyperlink w:anchor="_Toc240888642" w:history="1">
+          <w:hyperlink w:anchor="_Toc240916736" w:history="1">
             <w:r>
               <w:rPr>
                 <w:rStyle w:val="Hyperlink"/>
@@ -1328,7 +1328,7 @@
               <w:rPr>
                 <w:noProof/>
               </w:rPr>
-              <w:instrText xml:space="preserve"> PAGEREF _Toc240888642 \h </w:instrText>
+              <w:instrText xml:space="preserve"> PAGEREF _Toc240916736 \h </w:instrText>
             </w:r>
             <w:r>
               <w:rPr>
@@ -1371,7 +1371,7 @@
               <w14:ligatures w14:val="standardContextual"/>
             </w:rPr>
           </w:pPr>
-          <w:hyperlink w:anchor="_Toc240888643" w:history="1">
+          <w:hyperlink w:anchor="_Toc240916737" w:history="1">
             <w:r>
               <w:rPr>
                 <w:rStyle w:val="Hyperlink"/>
@@ -1395,7 +1395,7 @@
               <w:rPr>
                 <w:noProof/>
               </w:rPr>
-              <w:instrText xml:space="preserve"> PAGEREF _Toc240888643 \h </w:instrText>
+              <w:instrText xml:space="preserve"> PAGEREF _Toc240916737 \h </w:instrText>
             </w:r>
             <w:r>
               <w:rPr>
@@ -1438,7 +1438,7 @@
               <w14:ligatures w14:val="standardContextual"/>
             </w:rPr>
           </w:pPr>
-          <w:hyperlink w:anchor="_Toc240888644" w:history="1">
+          <w:hyperlink w:anchor="_Toc240916738" w:history="1">
             <w:r>
               <w:rPr>
                 <w:rStyle w:val="Hyperlink"/>
@@ -1462,7 +1462,7 @@
               <w:rPr>
                 <w:noProof/>
               </w:rPr>
-              <w:instrText xml:space="preserve"> PAGEREF _Toc240888644 \h </w:instrText>
+              <w:instrText xml:space="preserve"> PAGEREF _Toc240916738 \h </w:instrText>
             </w:r>
             <w:r>
               <w:rPr>
@@ -1505,7 +1505,7 @@
               <w14:ligatures w14:val="standardContextual"/>
             </w:rPr>
           </w:pPr>
-          <w:hyperlink w:anchor="_Toc240888645" w:history="1">
+          <w:hyperlink w:anchor="_Toc240916739" w:history="1">
             <w:r>
               <w:rPr>
                 <w:rStyle w:val="Hyperlink"/>
@@ -1529,7 +1529,7 @@
               <w:rPr>
                 <w:noProof/>
               </w:rPr>
-              <w:instrText xml:space="preserve"> PAGEREF _Toc240888645 \h </w:instrText>
+              <w:instrText xml:space="preserve"> PAGEREF _Toc240916739 \h </w:instrText>
             </w:r>
             <w:r>
               <w:rPr>
@@ -1572,7 +1572,7 @@
               <w14:ligatures w14:val="standardContextual"/>
             </w:rPr>
           </w:pPr>
-          <w:hyperlink w:anchor="_Toc240888646" w:history="1">
+          <w:hyperlink w:anchor="_Toc240916740" w:history="1">
             <w:r>
               <w:rPr>
                 <w:rStyle w:val="Hyperlink"/>
@@ -1596,7 +1596,7 @@
               <w:rPr>
                 <w:noProof/>
               </w:rPr>
-              <w:instrText xml:space="preserve"> PAGEREF _Toc240888646 \h </w:instrText>
+              <w:instrText xml:space="preserve"> PAGEREF _Toc240916740 \h </w:instrText>
             </w:r>
             <w:r>
               <w:rPr>
@@ -1639,7 +1639,7 @@
               <w14:ligatures w14:val="standardContextual"/>
             </w:rPr>
           </w:pPr>
-          <w:hyperlink w:anchor="_Toc240888647" w:history="1">
+          <w:hyperlink w:anchor="_Toc240916741" w:history="1">
             <w:r>
               <w:rPr>
                 <w:rStyle w:val="Hyperlink"/>
@@ -1663,7 +1663,7 @@
               <w:rPr>
                 <w:noProof/>
               </w:rPr>
-              <w:instrText xml:space="preserve"> PAGEREF _Toc240888647 \h </w:instrText>
+              <w:instrText xml:space="preserve"> PAGEREF _Toc240916741 \h </w:instrText>
             </w:r>
             <w:r>
               <w:rPr>
@@ -1706,7 +1706,7 @@
               <w14:ligatures w14:val="standardContextual"/>
             </w:rPr>
           </w:pPr>
-          <w:hyperlink w:anchor="_Toc240888648" w:history="1">
+          <w:hyperlink w:anchor="_Toc240916742" w:history="1">
             <w:r>
               <w:rPr>
                 <w:rStyle w:val="Hyperlink"/>
@@ -1730,7 +1730,7 @@
               <w:rPr>
                 <w:noProof/>
               </w:rPr>
-              <w:instrText xml:space="preserve"> PAGEREF _Toc240888648 \h </w:instrText>
+              <w:instrText xml:space="preserve"> PAGEREF _Toc240916742 \h </w:instrText>
             </w:r>
             <w:r>
               <w:rPr>
@@ -1769,7 +1769,7 @@
         <w:pStyle w:val="Heading1"/>
         <w:pageBreakBefore/>
       </w:pPr>
-      <w:bookmarkStart w:id="0" w:name="_Toc240888631"/>
+      <w:bookmarkStart w:id="0" w:name="_Toc240916725"/>
       <w:r>
         <w:lastRenderedPageBreak/>
         <w:t>1. Welcome</w:t>
@@ -2185,7 +2185,7 @@
       <w:pPr>
         <w:pStyle w:val="Heading2"/>
       </w:pPr>
-      <w:bookmarkStart w:id="1" w:name="_Toc240888632"/>
+      <w:bookmarkStart w:id="1" w:name="_Toc240916726"/>
       <w:r>
         <w:t>What you should know first</w:t>
       </w:r>
@@ -2303,7 +2303,7 @@
         <w:pStyle w:val="Heading1"/>
         <w:pageBreakBefore/>
       </w:pPr>
-      <w:bookmarkStart w:id="2" w:name="_Toc240888633"/>
+      <w:bookmarkStart w:id="2" w:name="_Toc240916727"/>
       <w:r>
         <w:lastRenderedPageBreak/>
         <w:t>2. What you need</w:t>
@@ -2532,7 +2532,7 @@
         <w:pStyle w:val="Heading1"/>
         <w:pageBreakBefore/>
       </w:pPr>
-      <w:bookmarkStart w:id="3" w:name="_Toc240888634"/>
+      <w:bookmarkStart w:id="3" w:name="_Toc240916728"/>
       <w:r>
         <w:lastRenderedPageBreak/>
         <w:t>3. Taking part, step by step</w:t>
@@ -2543,7 +2543,7 @@
       <w:pPr>
         <w:pStyle w:val="Heading2"/>
       </w:pPr>
-      <w:bookmarkStart w:id="4" w:name="_Toc240888635"/>
+      <w:bookmarkStart w:id="4" w:name="_Toc240916729"/>
       <w:r>
         <w:t>Step 1 — Open your link</w:t>
       </w:r>
@@ -2561,7 +2561,7 @@
       <w:pPr>
         <w:pStyle w:val="Heading2"/>
       </w:pPr>
-      <w:bookmarkStart w:id="5" w:name="_Toc240888636"/>
+      <w:bookmarkStart w:id="5" w:name="_Toc240916730"/>
       <w:r>
         <w:t>Step 2 — Confirm your organisation</w:t>
       </w:r>
@@ -2596,7 +2596,7 @@
           <w:noProof/>
         </w:rPr>
         <w:drawing>
-          <wp:inline distT="0" distB="0" distL="0" distR="0">
+          <wp:inline distT="0" distB="0" distL="0" distR="0" wp14:anchorId="6D3F57DF" wp14:editId="321B04F1">
             <wp:extent cx="2476500" cy="3362325"/>
             <wp:effectExtent l="0" t="0" r="0" b="0"/>
             <wp:docPr id="1" name="resp_01_confirm.jpg" descr="Confirming the organisation." title="Confirming the organisation."/>
@@ -2665,7 +2665,7 @@
       <w:pPr>
         <w:pStyle w:val="Heading2"/>
       </w:pPr>
-      <w:bookmarkStart w:id="6" w:name="_Toc240888637"/>
+      <w:bookmarkStart w:id="6" w:name="_Toc240916731"/>
       <w:r>
         <w:t>Step 3 — Tell us a little about you</w:t>
       </w:r>
@@ -2757,7 +2757,7 @@
         </w:rPr>
         <w:lastRenderedPageBreak/>
         <w:drawing>
-          <wp:inline distT="0" distB="0" distL="0" distR="0">
+          <wp:inline distT="0" distB="0" distL="0" distR="0" wp14:anchorId="51996000" wp14:editId="0404C0A9">
             <wp:extent cx="2476500" cy="3362325"/>
             <wp:effectExtent l="0" t="0" r="0" b="0"/>
             <wp:docPr id="2" name="resp_02_eligibility.jpg" descr="A little about you." title="A little about you."/>
@@ -2912,7 +2912,7 @@
       <w:pPr>
         <w:pStyle w:val="Heading2"/>
       </w:pPr>
-      <w:bookmarkStart w:id="7" w:name="_Toc240888638"/>
+      <w:bookmarkStart w:id="7" w:name="_Toc240916732"/>
       <w:r>
         <w:t>Step 4 — Read the participant information</w:t>
       </w:r>
@@ -2958,7 +2958,7 @@
         </w:rPr>
         <w:lastRenderedPageBreak/>
         <w:drawing>
-          <wp:inline distT="0" distB="0" distL="0" distR="0">
+          <wp:inline distT="0" distB="0" distL="0" distR="0" wp14:anchorId="455FD302" wp14:editId="082ED5BD">
             <wp:extent cx="1076325" cy="4953000"/>
             <wp:effectExtent l="0" t="0" r="0" b="0"/>
             <wp:docPr id="3" name="resp_03_information_top.jpg" descr="Participant Information." title="Participant Information."/>
@@ -3027,7 +3027,7 @@
       <w:pPr>
         <w:pStyle w:val="Heading2"/>
       </w:pPr>
-      <w:bookmarkStart w:id="8" w:name="_Toc240888639"/>
+      <w:bookmarkStart w:id="8" w:name="_Toc240916733"/>
       <w:r>
         <w:t>Step 5 — Give your decision</w:t>
       </w:r>
@@ -3119,7 +3119,7 @@
         </w:rPr>
         <w:lastRenderedPageBreak/>
         <w:drawing>
-          <wp:inline distT="0" distB="0" distL="0" distR="0">
+          <wp:inline distT="0" distB="0" distL="0" distR="0" wp14:anchorId="07CA5741" wp14:editId="788216CD">
             <wp:extent cx="2476500" cy="4419600"/>
             <wp:effectExtent l="0" t="0" r="0" b="0"/>
             <wp:docPr id="4" name="resp_04_consent.jpg" descr="Your consent." title="Your consent."/>
@@ -3188,7 +3188,7 @@
       <w:pPr>
         <w:pStyle w:val="Heading2"/>
       </w:pPr>
-      <w:bookmarkStart w:id="9" w:name="_Toc240888640"/>
+      <w:bookmarkStart w:id="9" w:name="_Toc240916734"/>
       <w:r>
         <w:t>Step 6 — Check what we already know (only if shown)</w:t>
       </w:r>
@@ -3276,7 +3276,7 @@
       <w:pPr>
         <w:pStyle w:val="Heading2"/>
       </w:pPr>
-      <w:bookmarkStart w:id="10" w:name="_Toc240888641"/>
+      <w:bookmarkStart w:id="10" w:name="_Toc240916735"/>
       <w:r>
         <w:t>Step 7 — Choose how you would like to take part</w:t>
       </w:r>
@@ -3618,7 +3618,7 @@
         </w:rPr>
         <w:lastRenderedPageBreak/>
         <w:drawing>
-          <wp:inline distT="0" distB="0" distL="0" distR="0">
+          <wp:inline distT="0" distB="0" distL="0" distR="0" wp14:anchorId="31B1AD89" wp14:editId="085B2C60">
             <wp:extent cx="2476500" cy="4533900"/>
             <wp:effectExtent l="0" t="0" r="0" b="0"/>
             <wp:docPr id="5" name="resp_06_choice.jpg" descr="How would you like to take part?" title="How would you like to take part?"/>
@@ -3687,7 +3687,7 @@
       <w:pPr>
         <w:pStyle w:val="Heading2"/>
       </w:pPr>
-      <w:bookmarkStart w:id="11" w:name="_Toc240888642"/>
+      <w:bookmarkStart w:id="11" w:name="_Toc240916736"/>
       <w:r>
         <w:t>Step 8a — Complete the questionnaire yourself</w:t>
       </w:r>
@@ -3779,7 +3779,7 @@
         </w:rPr>
         <w:lastRenderedPageBreak/>
         <w:drawing>
-          <wp:inline distT="0" distB="0" distL="0" distR="0">
+          <wp:inline distT="0" distB="0" distL="0" distR="0" wp14:anchorId="2CC21CEB" wp14:editId="2DDC2622">
             <wp:extent cx="2476500" cy="3362325"/>
             <wp:effectExtent l="0" t="0" r="0" b="0"/>
             <wp:docPr id="6" name="resp_07_ready.jpg" descr="Ready to begin." title="Ready to begin."/>
@@ -3855,7 +3855,7 @@
           <w:noProof/>
         </w:rPr>
         <w:drawing>
-          <wp:inline distT="0" distB="0" distL="0" distR="0">
+          <wp:inline distT="0" distB="0" distL="0" distR="0" wp14:anchorId="71AFBA1E" wp14:editId="7D8413F2">
             <wp:extent cx="2476500" cy="3362325"/>
             <wp:effectExtent l="0" t="0" r="0" b="0"/>
             <wp:docPr id="7" name="resp_07b_kobo_form.jpg" descr="The questionnaire's first page." title="The questionnaire's first page."/>
@@ -4050,7 +4050,7 @@
       <w:pPr>
         <w:pStyle w:val="Heading2"/>
       </w:pPr>
-      <w:bookmarkStart w:id="12" w:name="_Toc240888643"/>
+      <w:bookmarkStart w:id="12" w:name="_Toc240916737"/>
       <w:r>
         <w:t>Step 8b — Ask a researcher to call you</w:t>
       </w:r>
@@ -4142,7 +4142,7 @@
           <w:noProof/>
         </w:rPr>
         <w:drawing>
-          <wp:inline distT="0" distB="0" distL="0" distR="0">
+          <wp:inline distT="0" distB="0" distL="0" distR="0" wp14:anchorId="4EFE1F47" wp14:editId="0602C415">
             <wp:extent cx="2476500" cy="3362325"/>
             <wp:effectExtent l="0" t="0" r="0" b="0"/>
             <wp:docPr id="8" name="resp_08_appointment.jpg" descr="Choosing a time for a call." title="Choosing a time for a call."/>
@@ -4218,7 +4218,7 @@
           <w:noProof/>
         </w:rPr>
         <w:drawing>
-          <wp:inline distT="0" distB="0" distL="0" distR="0">
+          <wp:inline distT="0" distB="0" distL="0" distR="0" wp14:anchorId="33291293" wp14:editId="49BA6D0A">
             <wp:extent cx="2476500" cy="3676650"/>
             <wp:effectExtent l="0" t="0" r="0" b="0"/>
             <wp:docPr id="9" name="resp_09_done_appointment.jpg" descr="Your request has been sent." title="Your request has been sent."/>
@@ -4287,7 +4287,7 @@
       <w:pPr>
         <w:pStyle w:val="Heading2"/>
       </w:pPr>
-      <w:bookmarkStart w:id="13" w:name="_Toc240888644"/>
+      <w:bookmarkStart w:id="13" w:name="_Toc240916738"/>
       <w:r>
         <w:t>Step 9 — Finished</w:t>
       </w:r>
@@ -4306,7 +4306,7 @@
         <w:pStyle w:val="Heading1"/>
         <w:pageBreakBefore/>
       </w:pPr>
-      <w:bookmarkStart w:id="14" w:name="_Toc240888645"/>
+      <w:bookmarkStart w:id="14" w:name="_Toc240916739"/>
       <w:r>
         <w:lastRenderedPageBreak/>
         <w:t>4. Reminders</w:t>
@@ -4326,7 +4326,7 @@
         <w:pStyle w:val="Heading1"/>
         <w:pageBreakBefore/>
       </w:pPr>
-      <w:bookmarkStart w:id="15" w:name="_Toc240888646"/>
+      <w:bookmarkStart w:id="15" w:name="_Toc240916740"/>
       <w:r>
         <w:lastRenderedPageBreak/>
         <w:t>5. Your rights and your information</w:t>
@@ -4451,7 +4451,7 @@
         <w:pStyle w:val="Heading1"/>
         <w:pageBreakBefore/>
       </w:pPr>
-      <w:bookmarkStart w:id="16" w:name="_Toc240888647"/>
+      <w:bookmarkStart w:id="16" w:name="_Toc240916741"/>
       <w:r>
         <w:lastRenderedPageBreak/>
         <w:t>6. Questions and answers</w:t>
@@ -4966,7 +4966,7 @@
           <w:noProof/>
         </w:rPr>
         <w:drawing>
-          <wp:inline distT="0" distB="0" distL="0" distR="0">
+          <wp:inline distT="0" distB="0" distL="0" distR="0" wp14:anchorId="0FF5F818" wp14:editId="6A3B73ED">
             <wp:extent cx="2476500" cy="2524125"/>
             <wp:effectExtent l="0" t="0" r="0" b="0"/>
             <wp:docPr id="10" name="resp_10_invalid_link.jpg" descr="What an invalid or expired link looks like." title="What an invalid or expired link looks like."/>
@@ -5036,7 +5036,7 @@
         <w:pStyle w:val="Heading1"/>
         <w:pageBreakBefore/>
       </w:pPr>
-      <w:bookmarkStart w:id="17" w:name="_Toc240888648"/>
+      <w:bookmarkStart w:id="17" w:name="_Toc240916742"/>
       <w:r>
         <w:lastRenderedPageBreak/>
         <w:t>7. Contact the research team</w:t>
@@ -5599,10 +5599,10 @@
 <file path=word/numbering.xml><?xml version="1.0" encoding="utf-8"?>
 <w:numbering xmlns:wpc="http://schemas.microsoft.com/office/word/2010/wordprocessingCanvas" xmlns:cx="http://schemas.microsoft.com/office/drawing/2014/chartex" xmlns:cx1="http://schemas.microsoft.com/office/drawing/2015/9/8/chartex" xmlns:cx2="http://schemas.microsoft.com/office/drawing/2015/10/21/chartex" xmlns:cx3="http://schemas.microsoft.com/office/drawing/2016/5/9/chartex" xmlns:cx4="http://schemas.microsoft.com/office/drawing/2016/5/10/chartex" xmlns:cx5="http://schemas.microsoft.com/office/drawing/2016/5/11/chartex" xmlns:cx6="http://schemas.microsoft.com/office/drawing/2016/5/12/chartex" xmlns:cx7="http://schemas.microsoft.com/office/drawing/2016/5/13/chartex" xmlns:cx8="http://schemas.microsoft.com/office/drawing/2016/5/14/chartex" xmlns:mc="http://schemas.openxmlformats.org/markup-compatibility/2006" xmlns:aink="http://schemas.microsoft.com/office/drawing/2016/ink" xmlns:am3d="http://schemas.microsoft.com/office/drawing/2017/model3d" xmlns:o="urn:schemas-microsoft-com:office:office" xmlns:oel="http://schemas.microsoft.com/office/2019/extlst" xmlns:r="http://schemas.openxmlformats.org/officeDocument/2006/relationships" xmlns:m="http://schemas.openxmlformats.org/officeDocument/2006/math" xmlns:v="urn:schemas-microsoft-com:vml" xmlns:wp14="http://schemas.microsoft.com/office/word/2010/wordprocessingDrawing" xmlns:wp="http://schemas.openxmlformats.org/drawingml/2006/wordprocessingDrawing" xmlns:w10="urn:schemas-microsoft-com:office:word" xmlns:w="http://schemas.openxmlformats.org/wordprocessingml/2006/main" xmlns:w14="http://schemas.microsoft.com/office/word/2010/wordml" xmlns:w15="http://schemas.microsoft.com/office/word/2012/wordml" xmlns:w16cex="http://schemas.microsoft.com/office/word/2018/wordml/cex" xmlns:w16cid="http://schemas.microsoft.com/office/word/2016/wordml/cid" xmlns:w16="http://schemas.microsoft.com/office/word/2018/wordml" xmlns:w16sdtdh="http://schemas.microsoft.com/office/word/2020/wordml/sdtdatahash" xmlns:w16se="http://schemas.microsoft.com/office/word/2015/wordml/symex" xmlns:wpg="http://schemas.microsoft.com/office/word/2010/wordprocessingGroup" xmlns:wpi="http://schemas.microsoft.com/office/word/2010/wordprocessingInk" xmlns:wne="http://schemas.microsoft.com/office/word/2006/wordml" xmlns:wps="http://schemas.microsoft.com/office/word/2010/wordprocessingShape" mc:Ignorable="w14 w15 w16se w16cid w16 w16cex w16sdtdh wp14">
   <w:abstractNum w:abstractNumId="0" w15:restartNumberingAfterBreak="0">
-    <w:nsid w:val="0B172612"/>
+    <w:nsid w:val="1C3B3EF9"/>
     <w:multiLevelType w:val="hybridMultilevel"/>
-    <w:tmpl w:val="8A50C4AA"/>
-    <w:lvl w:ilvl="0" w:tplc="29EE092E">
+    <w:tmpl w:val="107A7D60"/>
+    <w:lvl w:ilvl="0" w:tplc="611614BE">
       <w:start w:val="1"/>
       <w:numFmt w:val="decimal"/>
       <w:lvlText w:val="%1."/>
@@ -5616,52 +5616,110 @@
         <w:color w:val="A67C27"/>
       </w:rPr>
     </w:lvl>
-    <w:lvl w:ilvl="1" w:tplc="874C0376">
+    <w:lvl w:ilvl="1" w:tplc="13480814">
       <w:numFmt w:val="decimal"/>
       <w:lvlText w:val=""/>
       <w:lvlJc w:val="left"/>
     </w:lvl>
-    <w:lvl w:ilvl="2" w:tplc="43021E60">
+    <w:lvl w:ilvl="2" w:tplc="3E3007DE">
       <w:numFmt w:val="decimal"/>
       <w:lvlText w:val=""/>
       <w:lvlJc w:val="left"/>
     </w:lvl>
-    <w:lvl w:ilvl="3" w:tplc="C96A9BD2">
+    <w:lvl w:ilvl="3" w:tplc="34DEB11C">
       <w:numFmt w:val="decimal"/>
       <w:lvlText w:val=""/>
       <w:lvlJc w:val="left"/>
     </w:lvl>
-    <w:lvl w:ilvl="4" w:tplc="5C8A6E64">
+    <w:lvl w:ilvl="4" w:tplc="2AD45BDC">
       <w:numFmt w:val="decimal"/>
       <w:lvlText w:val=""/>
       <w:lvlJc w:val="left"/>
     </w:lvl>
-    <w:lvl w:ilvl="5" w:tplc="51AA40C8">
+    <w:lvl w:ilvl="5" w:tplc="7FBE1AA6">
       <w:numFmt w:val="decimal"/>
       <w:lvlText w:val=""/>
       <w:lvlJc w:val="left"/>
     </w:lvl>
-    <w:lvl w:ilvl="6" w:tplc="CEC27AC6">
+    <w:lvl w:ilvl="6" w:tplc="C082D5EA">
       <w:numFmt w:val="decimal"/>
       <w:lvlText w:val=""/>
       <w:lvlJc w:val="left"/>
     </w:lvl>
-    <w:lvl w:ilvl="7" w:tplc="5B08BC42">
+    <w:lvl w:ilvl="7" w:tplc="19789342">
       <w:numFmt w:val="decimal"/>
       <w:lvlText w:val=""/>
       <w:lvlJc w:val="left"/>
     </w:lvl>
-    <w:lvl w:ilvl="8" w:tplc="E5548A04">
+    <w:lvl w:ilvl="8" w:tplc="C9DC7D8C">
       <w:numFmt w:val="decimal"/>
       <w:lvlText w:val=""/>
       <w:lvlJc w:val="left"/>
     </w:lvl>
   </w:abstractNum>
   <w:abstractNum w:abstractNumId="1" w15:restartNumberingAfterBreak="0">
-    <w:nsid w:val="260A04D2"/>
+    <w:nsid w:val="4093171D"/>
     <w:multiLevelType w:val="hybridMultilevel"/>
-    <w:tmpl w:val="3AC4D94E"/>
-    <w:lvl w:ilvl="0" w:tplc="173A596A">
+    <w:tmpl w:val="DB7CE5A0"/>
+    <w:lvl w:ilvl="0" w:tplc="C5D657D8">
+      <w:start w:val="1"/>
+      <w:numFmt w:val="bullet"/>
+      <w:lvlText w:val="•"/>
+      <w:lvlJc w:val="left"/>
+      <w:pPr>
+        <w:ind w:left="460" w:hanging="280"/>
+      </w:pPr>
+    </w:lvl>
+    <w:lvl w:ilvl="1" w:tplc="4D60C4CC">
+      <w:start w:val="1"/>
+      <w:numFmt w:val="bullet"/>
+      <w:lvlText w:val="–"/>
+      <w:lvlJc w:val="left"/>
+      <w:pPr>
+        <w:ind w:left="900" w:hanging="280"/>
+      </w:pPr>
+    </w:lvl>
+    <w:lvl w:ilvl="2" w:tplc="42FADA6C">
+      <w:numFmt w:val="decimal"/>
+      <w:lvlText w:val=""/>
+      <w:lvlJc w:val="left"/>
+    </w:lvl>
+    <w:lvl w:ilvl="3" w:tplc="F8464BB8">
+      <w:numFmt w:val="decimal"/>
+      <w:lvlText w:val=""/>
+      <w:lvlJc w:val="left"/>
+    </w:lvl>
+    <w:lvl w:ilvl="4" w:tplc="6460323A">
+      <w:numFmt w:val="decimal"/>
+      <w:lvlText w:val=""/>
+      <w:lvlJc w:val="left"/>
+    </w:lvl>
+    <w:lvl w:ilvl="5" w:tplc="4EE29A50">
+      <w:numFmt w:val="decimal"/>
+      <w:lvlText w:val=""/>
+      <w:lvlJc w:val="left"/>
+    </w:lvl>
+    <w:lvl w:ilvl="6" w:tplc="5688316C">
+      <w:numFmt w:val="decimal"/>
+      <w:lvlText w:val=""/>
+      <w:lvlJc w:val="left"/>
+    </w:lvl>
+    <w:lvl w:ilvl="7" w:tplc="5738616C">
+      <w:numFmt w:val="decimal"/>
+      <w:lvlText w:val=""/>
+      <w:lvlJc w:val="left"/>
+    </w:lvl>
+    <w:lvl w:ilvl="8" w:tplc="C4D4824A">
+      <w:numFmt w:val="decimal"/>
+      <w:lvlText w:val=""/>
+      <w:lvlJc w:val="left"/>
+    </w:lvl>
+  </w:abstractNum>
+  <w:abstractNum w:abstractNumId="2" w15:restartNumberingAfterBreak="0">
+    <w:nsid w:val="43722E91"/>
+    <w:multiLevelType w:val="hybridMultilevel"/>
+    <w:tmpl w:val="7E589C14"/>
+    <w:lvl w:ilvl="0" w:tplc="40185C76">
       <w:start w:val="1"/>
       <w:numFmt w:val="decimal"/>
       <w:lvlText w:val="%1."/>
@@ -5675,52 +5733,52 @@
         <w:color w:val="A67C27"/>
       </w:rPr>
     </w:lvl>
-    <w:lvl w:ilvl="1" w:tplc="9D44DF66">
+    <w:lvl w:ilvl="1" w:tplc="716CB0F4">
       <w:numFmt w:val="decimal"/>
       <w:lvlText w:val=""/>
       <w:lvlJc w:val="left"/>
     </w:lvl>
-    <w:lvl w:ilvl="2" w:tplc="C7A81C02">
+    <w:lvl w:ilvl="2" w:tplc="23A6152C">
       <w:numFmt w:val="decimal"/>
       <w:lvlText w:val=""/>
       <w:lvlJc w:val="left"/>
     </w:lvl>
-    <w:lvl w:ilvl="3" w:tplc="ED243F42">
+    <w:lvl w:ilvl="3" w:tplc="8BC0E26A">
       <w:numFmt w:val="decimal"/>
       <w:lvlText w:val=""/>
       <w:lvlJc w:val="left"/>
     </w:lvl>
-    <w:lvl w:ilvl="4" w:tplc="28DA7964">
+    <w:lvl w:ilvl="4" w:tplc="877AD8CC">
       <w:numFmt w:val="decimal"/>
       <w:lvlText w:val=""/>
       <w:lvlJc w:val="left"/>
     </w:lvl>
-    <w:lvl w:ilvl="5" w:tplc="60E47266">
+    <w:lvl w:ilvl="5" w:tplc="BA36533E">
       <w:numFmt w:val="decimal"/>
       <w:lvlText w:val=""/>
       <w:lvlJc w:val="left"/>
     </w:lvl>
-    <w:lvl w:ilvl="6" w:tplc="26DE89BE">
+    <w:lvl w:ilvl="6" w:tplc="073AA586">
       <w:numFmt w:val="decimal"/>
       <w:lvlText w:val=""/>
       <w:lvlJc w:val="left"/>
     </w:lvl>
-    <w:lvl w:ilvl="7" w:tplc="D512A9AE">
+    <w:lvl w:ilvl="7" w:tplc="B4D4B912">
       <w:numFmt w:val="decimal"/>
       <w:lvlText w:val=""/>
       <w:lvlJc w:val="left"/>
     </w:lvl>
-    <w:lvl w:ilvl="8" w:tplc="00E6BE80">
+    <w:lvl w:ilvl="8" w:tplc="62223240">
       <w:numFmt w:val="decimal"/>
       <w:lvlText w:val=""/>
       <w:lvlJc w:val="left"/>
     </w:lvl>
   </w:abstractNum>
-  <w:abstractNum w:abstractNumId="2" w15:restartNumberingAfterBreak="0">
-    <w:nsid w:val="4C3B3388"/>
+  <w:abstractNum w:abstractNumId="3" w15:restartNumberingAfterBreak="0">
+    <w:nsid w:val="4EC514B2"/>
     <w:multiLevelType w:val="hybridMultilevel"/>
-    <w:tmpl w:val="2BA004BA"/>
-    <w:lvl w:ilvl="0" w:tplc="C9847AC8">
+    <w:tmpl w:val="6B02A0A2"/>
+    <w:lvl w:ilvl="0" w:tplc="069874F8">
       <w:start w:val="1"/>
       <w:numFmt w:val="decimal"/>
       <w:lvlText w:val="%1."/>
@@ -5734,52 +5792,52 @@
         <w:color w:val="A67C27"/>
       </w:rPr>
     </w:lvl>
-    <w:lvl w:ilvl="1" w:tplc="B748E2A8">
+    <w:lvl w:ilvl="1" w:tplc="B7C6BC84">
       <w:numFmt w:val="decimal"/>
       <w:lvlText w:val=""/>
       <w:lvlJc w:val="left"/>
     </w:lvl>
-    <w:lvl w:ilvl="2" w:tplc="F53A33FC">
+    <w:lvl w:ilvl="2" w:tplc="8FC28C84">
       <w:numFmt w:val="decimal"/>
       <w:lvlText w:val=""/>
       <w:lvlJc w:val="left"/>
     </w:lvl>
-    <w:lvl w:ilvl="3" w:tplc="B31855EA">
+    <w:lvl w:ilvl="3" w:tplc="10AAC892">
       <w:numFmt w:val="decimal"/>
       <w:lvlText w:val=""/>
       <w:lvlJc w:val="left"/>
     </w:lvl>
-    <w:lvl w:ilvl="4" w:tplc="60122D1E">
+    <w:lvl w:ilvl="4" w:tplc="20907A5C">
       <w:numFmt w:val="decimal"/>
       <w:lvlText w:val=""/>
       <w:lvlJc w:val="left"/>
     </w:lvl>
-    <w:lvl w:ilvl="5" w:tplc="380C953C">
+    <w:lvl w:ilvl="5" w:tplc="92287A46">
       <w:numFmt w:val="decimal"/>
       <w:lvlText w:val=""/>
       <w:lvlJc w:val="left"/>
     </w:lvl>
-    <w:lvl w:ilvl="6" w:tplc="B38CBA0E">
+    <w:lvl w:ilvl="6" w:tplc="347A83AE">
       <w:numFmt w:val="decimal"/>
       <w:lvlText w:val=""/>
       <w:lvlJc w:val="left"/>
     </w:lvl>
-    <w:lvl w:ilvl="7" w:tplc="41500DA6">
+    <w:lvl w:ilvl="7" w:tplc="0F0485B0">
       <w:numFmt w:val="decimal"/>
       <w:lvlText w:val=""/>
       <w:lvlJc w:val="left"/>
     </w:lvl>
-    <w:lvl w:ilvl="8" w:tplc="E8F8348E">
+    <w:lvl w:ilvl="8" w:tplc="3BA0E0FC">
       <w:numFmt w:val="decimal"/>
       <w:lvlText w:val=""/>
       <w:lvlJc w:val="left"/>
     </w:lvl>
   </w:abstractNum>
-  <w:abstractNum w:abstractNumId="3" w15:restartNumberingAfterBreak="0">
-    <w:nsid w:val="7141106C"/>
+  <w:abstractNum w:abstractNumId="4" w15:restartNumberingAfterBreak="0">
+    <w:nsid w:val="78494D38"/>
     <w:multiLevelType w:val="hybridMultilevel"/>
-    <w:tmpl w:val="6BA2A900"/>
-    <w:lvl w:ilvl="0" w:tplc="13224A4E">
+    <w:tmpl w:val="3DDA35D4"/>
+    <w:lvl w:ilvl="0" w:tplc="958C89F8">
       <w:start w:val="1"/>
       <w:numFmt w:val="bullet"/>
       <w:lvlText w:val="●"/>
@@ -5788,7 +5846,7 @@
         <w:ind w:left="720" w:hanging="360"/>
       </w:pPr>
     </w:lvl>
-    <w:lvl w:ilvl="1" w:tplc="24A07C6C">
+    <w:lvl w:ilvl="1" w:tplc="8F68F3AA">
       <w:start w:val="1"/>
       <w:numFmt w:val="bullet"/>
       <w:lvlText w:val="○"/>
@@ -5797,7 +5855,7 @@
         <w:ind w:left="1440" w:hanging="360"/>
       </w:pPr>
     </w:lvl>
-    <w:lvl w:ilvl="2" w:tplc="9FAAC81C">
+    <w:lvl w:ilvl="2" w:tplc="7E9458B2">
       <w:start w:val="1"/>
       <w:numFmt w:val="bullet"/>
       <w:lvlText w:val="■"/>
@@ -5806,7 +5864,7 @@
         <w:ind w:left="2160" w:hanging="360"/>
       </w:pPr>
     </w:lvl>
-    <w:lvl w:ilvl="3" w:tplc="7374949E">
+    <w:lvl w:ilvl="3" w:tplc="066CBAD4">
       <w:start w:val="1"/>
       <w:numFmt w:val="bullet"/>
       <w:lvlText w:val="●"/>
@@ -5815,7 +5873,7 @@
         <w:ind w:left="2880" w:hanging="360"/>
       </w:pPr>
     </w:lvl>
-    <w:lvl w:ilvl="4" w:tplc="13061BC2">
+    <w:lvl w:ilvl="4" w:tplc="D8E09F8A">
       <w:start w:val="1"/>
       <w:numFmt w:val="bullet"/>
       <w:lvlText w:val="○"/>
@@ -5824,7 +5882,7 @@
         <w:ind w:left="3600" w:hanging="360"/>
       </w:pPr>
     </w:lvl>
-    <w:lvl w:ilvl="5" w:tplc="393AF744">
+    <w:lvl w:ilvl="5" w:tplc="15B66364">
       <w:start w:val="1"/>
       <w:numFmt w:val="bullet"/>
       <w:lvlText w:val="■"/>
@@ -5833,7 +5891,7 @@
         <w:ind w:left="4320" w:hanging="360"/>
       </w:pPr>
     </w:lvl>
-    <w:lvl w:ilvl="6" w:tplc="A45AA286">
+    <w:lvl w:ilvl="6" w:tplc="8822ED7E">
       <w:start w:val="1"/>
       <w:numFmt w:val="bullet"/>
       <w:lvlText w:val="●"/>
@@ -5842,7 +5900,7 @@
         <w:ind w:left="5040" w:hanging="360"/>
       </w:pPr>
     </w:lvl>
-    <w:lvl w:ilvl="7" w:tplc="6B32FC30">
+    <w:lvl w:ilvl="7" w:tplc="85FC9278">
       <w:start w:val="1"/>
       <w:numFmt w:val="bullet"/>
       <w:lvlText w:val="●"/>
@@ -5851,7 +5909,7 @@
         <w:ind w:left="5760" w:hanging="360"/>
       </w:pPr>
     </w:lvl>
-    <w:lvl w:ilvl="8" w:tplc="7864F154">
+    <w:lvl w:ilvl="8" w:tplc="88C0C7EC">
       <w:start w:val="1"/>
       <w:numFmt w:val="bullet"/>
       <w:lvlText w:val="●"/>
@@ -5861,90 +5919,32 @@
       </w:pPr>
     </w:lvl>
   </w:abstractNum>
-  <w:abstractNum w:abstractNumId="4" w15:restartNumberingAfterBreak="0">
-    <w:nsid w:val="7EDF0ACA"/>
-    <w:multiLevelType w:val="hybridMultilevel"/>
-    <w:tmpl w:val="45903B54"/>
-    <w:lvl w:ilvl="0" w:tplc="610CA720">
-      <w:start w:val="1"/>
-      <w:numFmt w:val="bullet"/>
-      <w:lvlText w:val="•"/>
-      <w:lvlJc w:val="left"/>
-      <w:pPr>
-        <w:ind w:left="460" w:hanging="280"/>
-      </w:pPr>
-    </w:lvl>
-    <w:lvl w:ilvl="1" w:tplc="E91EC532">
-      <w:start w:val="1"/>
-      <w:numFmt w:val="bullet"/>
-      <w:lvlText w:val="–"/>
-      <w:lvlJc w:val="left"/>
-      <w:pPr>
-        <w:ind w:left="900" w:hanging="280"/>
-      </w:pPr>
-    </w:lvl>
-    <w:lvl w:ilvl="2" w:tplc="CC18505C">
-      <w:numFmt w:val="decimal"/>
-      <w:lvlText w:val=""/>
-      <w:lvlJc w:val="left"/>
-    </w:lvl>
-    <w:lvl w:ilvl="3" w:tplc="64069C74">
-      <w:numFmt w:val="decimal"/>
-      <w:lvlText w:val=""/>
-      <w:lvlJc w:val="left"/>
-    </w:lvl>
-    <w:lvl w:ilvl="4" w:tplc="913E9F04">
-      <w:numFmt w:val="decimal"/>
-      <w:lvlText w:val=""/>
-      <w:lvlJc w:val="left"/>
-    </w:lvl>
-    <w:lvl w:ilvl="5" w:tplc="EAF0AE24">
-      <w:numFmt w:val="decimal"/>
-      <w:lvlText w:val=""/>
-      <w:lvlJc w:val="left"/>
-    </w:lvl>
-    <w:lvl w:ilvl="6" w:tplc="106AEEB2">
-      <w:numFmt w:val="decimal"/>
-      <w:lvlText w:val=""/>
-      <w:lvlJc w:val="left"/>
-    </w:lvl>
-    <w:lvl w:ilvl="7" w:tplc="BA2CD2DE">
-      <w:numFmt w:val="decimal"/>
-      <w:lvlText w:val=""/>
-      <w:lvlJc w:val="left"/>
-    </w:lvl>
-    <w:lvl w:ilvl="8" w:tplc="16F2ACFE">
-      <w:numFmt w:val="decimal"/>
-      <w:lvlText w:val=""/>
-      <w:lvlJc w:val="left"/>
-    </w:lvl>
-  </w:abstractNum>
-  <w:num w:numId="1" w16cid:durableId="1230110736">
-    <w:abstractNumId w:val="3"/>
-    <w:lvlOverride w:ilvl="0">
-      <w:startOverride w:val="1"/>
-    </w:lvlOverride>
-  </w:num>
-  <w:num w:numId="2" w16cid:durableId="1771971380">
+  <w:num w:numId="1" w16cid:durableId="1971856556">
     <w:abstractNumId w:val="4"/>
     <w:lvlOverride w:ilvl="0">
       <w:startOverride w:val="1"/>
     </w:lvlOverride>
   </w:num>
-  <w:num w:numId="3" w16cid:durableId="177041650">
+  <w:num w:numId="2" w16cid:durableId="732703485">
+    <w:abstractNumId w:val="1"/>
+    <w:lvlOverride w:ilvl="0">
+      <w:startOverride w:val="1"/>
+    </w:lvlOverride>
+  </w:num>
+  <w:num w:numId="3" w16cid:durableId="1302419030">
     <w:abstractNumId w:val="0"/>
     <w:lvlOverride w:ilvl="0">
       <w:startOverride w:val="1"/>
     </w:lvlOverride>
   </w:num>
-  <w:num w:numId="4" w16cid:durableId="1091320613">
+  <w:num w:numId="4" w16cid:durableId="736904600">
     <w:abstractNumId w:val="2"/>
     <w:lvlOverride w:ilvl="0">
       <w:startOverride w:val="1"/>
     </w:lvlOverride>
   </w:num>
-  <w:num w:numId="5" w16cid:durableId="47149971">
-    <w:abstractNumId w:val="1"/>
+  <w:num w:numId="5" w16cid:durableId="1733042619">
+    <w:abstractNumId w:val="3"/>
     <w:lvlOverride w:ilvl="0">
       <w:startOverride w:val="1"/>
     </w:lvlOverride>
@@ -6570,7 +6570,7 @@
     <w:autoRedefine/>
     <w:uiPriority w:val="39"/>
     <w:unhideWhenUsed/>
-    <w:rsid w:val="00044351"/>
+    <w:rsid w:val="006135FC"/>
     <w:pPr>
       <w:spacing w:after="100"/>
     </w:pPr>
@@ -6582,7 +6582,7 @@
     <w:autoRedefine/>
     <w:uiPriority w:val="39"/>
     <w:unhideWhenUsed/>
-    <w:rsid w:val="00044351"/>
+    <w:rsid w:val="006135FC"/>
     <w:pPr>
       <w:spacing w:after="100"/>
       <w:ind w:left="210"/>

--- a/docs/manuals/Respondent_Guide.docx
+++ b/docs/manuals/Respondent_Guide.docx
@@ -69,7 +69,7 @@
           <w:left w:w="10" w:type="dxa"/>
           <w:right w:w="10" w:type="dxa"/>
         </w:tblCellMar>
-        <w:tblLook w:val="04A0" w:firstRow="1" w:lastRow="0" w:firstColumn="1" w:lastColumn="0" w:noHBand="0" w:noVBand="1"/>
+        <w:tblLook w:val="0000" w:firstRow="0" w:lastRow="0" w:firstColumn="0" w:lastColumn="0" w:noHBand="0" w:noVBand="0"/>
       </w:tblPr>
       <w:tblGrid>
         <w:gridCol w:w="2300"/>
@@ -469,7 +469,7 @@
                 <w:sz w:val="19"/>
                 <w:szCs w:val="19"/>
               </w:rPr>
-              <w:t>Version 1.7 · 21 September 2026</w:t>
+              <w:t>Version 1.8 · 21 September 2026</w:t>
             </w:r>
           </w:p>
         </w:tc>
@@ -538,7 +538,7 @@
     <w:sdt>
       <w:sdtPr>
         <w:alias w:val="Contents"/>
-        <w:id w:val="1037929784"/>
+        <w:id w:val="-1547989014"/>
       </w:sdtPr>
       <w:sdtEndPr/>
       <w:sdtContent>
@@ -567,7 +567,7 @@
           <w:r>
             <w:fldChar w:fldCharType="separate"/>
           </w:r>
-          <w:hyperlink w:anchor="_Toc240916725" w:history="1">
+          <w:hyperlink w:anchor="_Toc240920016" w:history="1">
             <w:r>
               <w:rPr>
                 <w:rStyle w:val="Hyperlink"/>
@@ -591,7 +591,7 @@
               <w:rPr>
                 <w:noProof/>
               </w:rPr>
-              <w:instrText xml:space="preserve"> PAGEREF _Toc240916725 \h </w:instrText>
+              <w:instrText xml:space="preserve"> PAGEREF _Toc240920016 \h </w:instrText>
             </w:r>
             <w:r>
               <w:rPr>
@@ -634,7 +634,7 @@
               <w14:ligatures w14:val="standardContextual"/>
             </w:rPr>
           </w:pPr>
-          <w:hyperlink w:anchor="_Toc240916726" w:history="1">
+          <w:hyperlink w:anchor="_Toc240920017" w:history="1">
             <w:r>
               <w:rPr>
                 <w:rStyle w:val="Hyperlink"/>
@@ -658,7 +658,7 @@
               <w:rPr>
                 <w:noProof/>
               </w:rPr>
-              <w:instrText xml:space="preserve"> PAGEREF _Toc240916726 \h </w:instrText>
+              <w:instrText xml:space="preserve"> PAGEREF _Toc240920017 \h </w:instrText>
             </w:r>
             <w:r>
               <w:rPr>
@@ -701,7 +701,7 @@
               <w14:ligatures w14:val="standardContextual"/>
             </w:rPr>
           </w:pPr>
-          <w:hyperlink w:anchor="_Toc240916727" w:history="1">
+          <w:hyperlink w:anchor="_Toc240920018" w:history="1">
             <w:r>
               <w:rPr>
                 <w:rStyle w:val="Hyperlink"/>
@@ -725,7 +725,7 @@
               <w:rPr>
                 <w:noProof/>
               </w:rPr>
-              <w:instrText xml:space="preserve"> PAGEREF _Toc240916727 \h </w:instrText>
+              <w:instrText xml:space="preserve"> PAGEREF _Toc240920018 \h </w:instrText>
             </w:r>
             <w:r>
               <w:rPr>
@@ -768,7 +768,7 @@
               <w14:ligatures w14:val="standardContextual"/>
             </w:rPr>
           </w:pPr>
-          <w:hyperlink w:anchor="_Toc240916728" w:history="1">
+          <w:hyperlink w:anchor="_Toc240920019" w:history="1">
             <w:r>
               <w:rPr>
                 <w:rStyle w:val="Hyperlink"/>
@@ -792,7 +792,7 @@
               <w:rPr>
                 <w:noProof/>
               </w:rPr>
-              <w:instrText xml:space="preserve"> PAGEREF _Toc240916728 \h </w:instrText>
+              <w:instrText xml:space="preserve"> PAGEREF _Toc240920019 \h </w:instrText>
             </w:r>
             <w:r>
               <w:rPr>
@@ -835,7 +835,7 @@
               <w14:ligatures w14:val="standardContextual"/>
             </w:rPr>
           </w:pPr>
-          <w:hyperlink w:anchor="_Toc240916729" w:history="1">
+          <w:hyperlink w:anchor="_Toc240920020" w:history="1">
             <w:r>
               <w:rPr>
                 <w:rStyle w:val="Hyperlink"/>
@@ -859,7 +859,7 @@
               <w:rPr>
                 <w:noProof/>
               </w:rPr>
-              <w:instrText xml:space="preserve"> PAGEREF _Toc240916729 \h </w:instrText>
+              <w:instrText xml:space="preserve"> PAGEREF _Toc240920020 \h </w:instrText>
             </w:r>
             <w:r>
               <w:rPr>
@@ -902,7 +902,7 @@
               <w14:ligatures w14:val="standardContextual"/>
             </w:rPr>
           </w:pPr>
-          <w:hyperlink w:anchor="_Toc240916730" w:history="1">
+          <w:hyperlink w:anchor="_Toc240920021" w:history="1">
             <w:r>
               <w:rPr>
                 <w:rStyle w:val="Hyperlink"/>
@@ -926,7 +926,7 @@
               <w:rPr>
                 <w:noProof/>
               </w:rPr>
-              <w:instrText xml:space="preserve"> PAGEREF _Toc240916730 \h </w:instrText>
+              <w:instrText xml:space="preserve"> PAGEREF _Toc240920021 \h </w:instrText>
             </w:r>
             <w:r>
               <w:rPr>
@@ -969,7 +969,7 @@
               <w14:ligatures w14:val="standardContextual"/>
             </w:rPr>
           </w:pPr>
-          <w:hyperlink w:anchor="_Toc240916731" w:history="1">
+          <w:hyperlink w:anchor="_Toc240920022" w:history="1">
             <w:r>
               <w:rPr>
                 <w:rStyle w:val="Hyperlink"/>
@@ -993,7 +993,7 @@
               <w:rPr>
                 <w:noProof/>
               </w:rPr>
-              <w:instrText xml:space="preserve"> PAGEREF _Toc240916731 \h </w:instrText>
+              <w:instrText xml:space="preserve"> PAGEREF _Toc240920022 \h </w:instrText>
             </w:r>
             <w:r>
               <w:rPr>
@@ -1036,7 +1036,7 @@
               <w14:ligatures w14:val="standardContextual"/>
             </w:rPr>
           </w:pPr>
-          <w:hyperlink w:anchor="_Toc240916732" w:history="1">
+          <w:hyperlink w:anchor="_Toc240920023" w:history="1">
             <w:r>
               <w:rPr>
                 <w:rStyle w:val="Hyperlink"/>
@@ -1060,7 +1060,7 @@
               <w:rPr>
                 <w:noProof/>
               </w:rPr>
-              <w:instrText xml:space="preserve"> PAGEREF _Toc240916732 \h </w:instrText>
+              <w:instrText xml:space="preserve"> PAGEREF _Toc240920023 \h </w:instrText>
             </w:r>
             <w:r>
               <w:rPr>
@@ -1103,7 +1103,7 @@
               <w14:ligatures w14:val="standardContextual"/>
             </w:rPr>
           </w:pPr>
-          <w:hyperlink w:anchor="_Toc240916733" w:history="1">
+          <w:hyperlink w:anchor="_Toc240920024" w:history="1">
             <w:r>
               <w:rPr>
                 <w:rStyle w:val="Hyperlink"/>
@@ -1127,7 +1127,7 @@
               <w:rPr>
                 <w:noProof/>
               </w:rPr>
-              <w:instrText xml:space="preserve"> PAGEREF _Toc240916733 \h </w:instrText>
+              <w:instrText xml:space="preserve"> PAGEREF _Toc240920024 \h </w:instrText>
             </w:r>
             <w:r>
               <w:rPr>
@@ -1170,7 +1170,7 @@
               <w14:ligatures w14:val="standardContextual"/>
             </w:rPr>
           </w:pPr>
-          <w:hyperlink w:anchor="_Toc240916734" w:history="1">
+          <w:hyperlink w:anchor="_Toc240920025" w:history="1">
             <w:r>
               <w:rPr>
                 <w:rStyle w:val="Hyperlink"/>
@@ -1194,7 +1194,7 @@
               <w:rPr>
                 <w:noProof/>
               </w:rPr>
-              <w:instrText xml:space="preserve"> PAGEREF _Toc240916734 \h </w:instrText>
+              <w:instrText xml:space="preserve"> PAGEREF _Toc240920025 \h </w:instrText>
             </w:r>
             <w:r>
               <w:rPr>
@@ -1237,7 +1237,7 @@
               <w14:ligatures w14:val="standardContextual"/>
             </w:rPr>
           </w:pPr>
-          <w:hyperlink w:anchor="_Toc240916735" w:history="1">
+          <w:hyperlink w:anchor="_Toc240920026" w:history="1">
             <w:r>
               <w:rPr>
                 <w:rStyle w:val="Hyperlink"/>
@@ -1261,7 +1261,7 @@
               <w:rPr>
                 <w:noProof/>
               </w:rPr>
-              <w:instrText xml:space="preserve"> PAGEREF _Toc240916735 \h </w:instrText>
+              <w:instrText xml:space="preserve"> PAGEREF _Toc240920026 \h </w:instrText>
             </w:r>
             <w:r>
               <w:rPr>
@@ -1304,7 +1304,7 @@
               <w14:ligatures w14:val="standardContextual"/>
             </w:rPr>
           </w:pPr>
-          <w:hyperlink w:anchor="_Toc240916736" w:history="1">
+          <w:hyperlink w:anchor="_Toc240920027" w:history="1">
             <w:r>
               <w:rPr>
                 <w:rStyle w:val="Hyperlink"/>
@@ -1328,7 +1328,7 @@
               <w:rPr>
                 <w:noProof/>
               </w:rPr>
-              <w:instrText xml:space="preserve"> PAGEREF _Toc240916736 \h </w:instrText>
+              <w:instrText xml:space="preserve"> PAGEREF _Toc240920027 \h </w:instrText>
             </w:r>
             <w:r>
               <w:rPr>
@@ -1371,7 +1371,7 @@
               <w14:ligatures w14:val="standardContextual"/>
             </w:rPr>
           </w:pPr>
-          <w:hyperlink w:anchor="_Toc240916737" w:history="1">
+          <w:hyperlink w:anchor="_Toc240920028" w:history="1">
             <w:r>
               <w:rPr>
                 <w:rStyle w:val="Hyperlink"/>
@@ -1395,7 +1395,7 @@
               <w:rPr>
                 <w:noProof/>
               </w:rPr>
-              <w:instrText xml:space="preserve"> PAGEREF _Toc240916737 \h </w:instrText>
+              <w:instrText xml:space="preserve"> PAGEREF _Toc240920028 \h </w:instrText>
             </w:r>
             <w:r>
               <w:rPr>
@@ -1438,7 +1438,7 @@
               <w14:ligatures w14:val="standardContextual"/>
             </w:rPr>
           </w:pPr>
-          <w:hyperlink w:anchor="_Toc240916738" w:history="1">
+          <w:hyperlink w:anchor="_Toc240920029" w:history="1">
             <w:r>
               <w:rPr>
                 <w:rStyle w:val="Hyperlink"/>
@@ -1462,7 +1462,7 @@
               <w:rPr>
                 <w:noProof/>
               </w:rPr>
-              <w:instrText xml:space="preserve"> PAGEREF _Toc240916738 \h </w:instrText>
+              <w:instrText xml:space="preserve"> PAGEREF _Toc240920029 \h </w:instrText>
             </w:r>
             <w:r>
               <w:rPr>
@@ -1505,7 +1505,7 @@
               <w14:ligatures w14:val="standardContextual"/>
             </w:rPr>
           </w:pPr>
-          <w:hyperlink w:anchor="_Toc240916739" w:history="1">
+          <w:hyperlink w:anchor="_Toc240920030" w:history="1">
             <w:r>
               <w:rPr>
                 <w:rStyle w:val="Hyperlink"/>
@@ -1529,7 +1529,7 @@
               <w:rPr>
                 <w:noProof/>
               </w:rPr>
-              <w:instrText xml:space="preserve"> PAGEREF _Toc240916739 \h </w:instrText>
+              <w:instrText xml:space="preserve"> PAGEREF _Toc240920030 \h </w:instrText>
             </w:r>
             <w:r>
               <w:rPr>
@@ -1572,7 +1572,7 @@
               <w14:ligatures w14:val="standardContextual"/>
             </w:rPr>
           </w:pPr>
-          <w:hyperlink w:anchor="_Toc240916740" w:history="1">
+          <w:hyperlink w:anchor="_Toc240920031" w:history="1">
             <w:r>
               <w:rPr>
                 <w:rStyle w:val="Hyperlink"/>
@@ -1596,7 +1596,7 @@
               <w:rPr>
                 <w:noProof/>
               </w:rPr>
-              <w:instrText xml:space="preserve"> PAGEREF _Toc240916740 \h </w:instrText>
+              <w:instrText xml:space="preserve"> PAGEREF _Toc240920031 \h </w:instrText>
             </w:r>
             <w:r>
               <w:rPr>
@@ -1639,7 +1639,7 @@
               <w14:ligatures w14:val="standardContextual"/>
             </w:rPr>
           </w:pPr>
-          <w:hyperlink w:anchor="_Toc240916741" w:history="1">
+          <w:hyperlink w:anchor="_Toc240920032" w:history="1">
             <w:r>
               <w:rPr>
                 <w:rStyle w:val="Hyperlink"/>
@@ -1663,7 +1663,7 @@
               <w:rPr>
                 <w:noProof/>
               </w:rPr>
-              <w:instrText xml:space="preserve"> PAGEREF _Toc240916741 \h </w:instrText>
+              <w:instrText xml:space="preserve"> PAGEREF _Toc240920032 \h </w:instrText>
             </w:r>
             <w:r>
               <w:rPr>
@@ -1706,7 +1706,7 @@
               <w14:ligatures w14:val="standardContextual"/>
             </w:rPr>
           </w:pPr>
-          <w:hyperlink w:anchor="_Toc240916742" w:history="1">
+          <w:hyperlink w:anchor="_Toc240920033" w:history="1">
             <w:r>
               <w:rPr>
                 <w:rStyle w:val="Hyperlink"/>
@@ -1730,7 +1730,7 @@
               <w:rPr>
                 <w:noProof/>
               </w:rPr>
-              <w:instrText xml:space="preserve"> PAGEREF _Toc240916742 \h </w:instrText>
+              <w:instrText xml:space="preserve"> PAGEREF _Toc240920033 \h </w:instrText>
             </w:r>
             <w:r>
               <w:rPr>
@@ -1769,7 +1769,7 @@
         <w:pStyle w:val="Heading1"/>
         <w:pageBreakBefore/>
       </w:pPr>
-      <w:bookmarkStart w:id="0" w:name="_Toc240916725"/>
+      <w:bookmarkStart w:id="0" w:name="_Toc240920016"/>
       <w:r>
         <w:lastRenderedPageBreak/>
         <w:t>1. Welcome</w:t>
@@ -1809,7 +1809,7 @@
           <w:left w:w="10" w:type="dxa"/>
           <w:right w:w="10" w:type="dxa"/>
         </w:tblCellMar>
-        <w:tblLook w:val="04A0" w:firstRow="1" w:lastRow="0" w:firstColumn="1" w:lastColumn="0" w:noHBand="0" w:noVBand="1"/>
+        <w:tblLook w:val="0000" w:firstRow="0" w:lastRow="0" w:firstColumn="0" w:lastColumn="0" w:noHBand="0" w:noVBand="0"/>
       </w:tblPr>
       <w:tblGrid>
         <w:gridCol w:w="2824"/>
@@ -2185,7 +2185,7 @@
       <w:pPr>
         <w:pStyle w:val="Heading2"/>
       </w:pPr>
-      <w:bookmarkStart w:id="1" w:name="_Toc240916726"/>
+      <w:bookmarkStart w:id="1" w:name="_Toc240920017"/>
       <w:r>
         <w:t>What you should know first</w:t>
       </w:r>
@@ -2303,7 +2303,7 @@
         <w:pStyle w:val="Heading1"/>
         <w:pageBreakBefore/>
       </w:pPr>
-      <w:bookmarkStart w:id="2" w:name="_Toc240916727"/>
+      <w:bookmarkStart w:id="2" w:name="_Toc240920018"/>
       <w:r>
         <w:lastRenderedPageBreak/>
         <w:t>2. What you need</w:t>
@@ -2399,7 +2399,7 @@
           <w:left w:w="10" w:type="dxa"/>
           <w:right w:w="10" w:type="dxa"/>
         </w:tblCellMar>
-        <w:tblLook w:val="04A0" w:firstRow="1" w:lastRow="0" w:firstColumn="1" w:lastColumn="0" w:noHBand="0" w:noVBand="1"/>
+        <w:tblLook w:val="0000" w:firstRow="0" w:lastRow="0" w:firstColumn="0" w:lastColumn="0" w:noHBand="0" w:noVBand="0"/>
       </w:tblPr>
       <w:tblGrid>
         <w:gridCol w:w="9412"/>
@@ -2532,7 +2532,7 @@
         <w:pStyle w:val="Heading1"/>
         <w:pageBreakBefore/>
       </w:pPr>
-      <w:bookmarkStart w:id="3" w:name="_Toc240916728"/>
+      <w:bookmarkStart w:id="3" w:name="_Toc240920019"/>
       <w:r>
         <w:lastRenderedPageBreak/>
         <w:t>3. Taking part, step by step</w:t>
@@ -2543,7 +2543,7 @@
       <w:pPr>
         <w:pStyle w:val="Heading2"/>
       </w:pPr>
-      <w:bookmarkStart w:id="4" w:name="_Toc240916729"/>
+      <w:bookmarkStart w:id="4" w:name="_Toc240920020"/>
       <w:r>
         <w:t>Step 1 — Open your link</w:t>
       </w:r>
@@ -2561,7 +2561,7 @@
       <w:pPr>
         <w:pStyle w:val="Heading2"/>
       </w:pPr>
-      <w:bookmarkStart w:id="5" w:name="_Toc240916730"/>
+      <w:bookmarkStart w:id="5" w:name="_Toc240920021"/>
       <w:r>
         <w:t>Step 2 — Confirm your organisation</w:t>
       </w:r>
@@ -2596,7 +2596,7 @@
           <w:noProof/>
         </w:rPr>
         <w:drawing>
-          <wp:inline distT="0" distB="0" distL="0" distR="0" wp14:anchorId="6D3F57DF" wp14:editId="321B04F1">
+          <wp:inline distT="0" distB="0" distL="0" distR="0" wp14:anchorId="3E1AEC0A" wp14:editId="29DE11F4">
             <wp:extent cx="2476500" cy="3362325"/>
             <wp:effectExtent l="0" t="0" r="0" b="0"/>
             <wp:docPr id="1" name="resp_01_confirm.jpg" descr="Confirming the organisation." title="Confirming the organisation."/>
@@ -2665,7 +2665,7 @@
       <w:pPr>
         <w:pStyle w:val="Heading2"/>
       </w:pPr>
-      <w:bookmarkStart w:id="6" w:name="_Toc240916731"/>
+      <w:bookmarkStart w:id="6" w:name="_Toc240920022"/>
       <w:r>
         <w:t>Step 3 — Tell us a little about you</w:t>
       </w:r>
@@ -2757,7 +2757,7 @@
         </w:rPr>
         <w:lastRenderedPageBreak/>
         <w:drawing>
-          <wp:inline distT="0" distB="0" distL="0" distR="0" wp14:anchorId="51996000" wp14:editId="0404C0A9">
+          <wp:inline distT="0" distB="0" distL="0" distR="0" wp14:anchorId="47637AB5" wp14:editId="4E674D04">
             <wp:extent cx="2476500" cy="3362325"/>
             <wp:effectExtent l="0" t="0" r="0" b="0"/>
             <wp:docPr id="2" name="resp_02_eligibility.jpg" descr="A little about you." title="A little about you."/>
@@ -2837,7 +2837,7 @@
           <w:left w:w="10" w:type="dxa"/>
           <w:right w:w="10" w:type="dxa"/>
         </w:tblCellMar>
-        <w:tblLook w:val="04A0" w:firstRow="1" w:lastRow="0" w:firstColumn="1" w:lastColumn="0" w:noHBand="0" w:noVBand="1"/>
+        <w:tblLook w:val="0000" w:firstRow="0" w:lastRow="0" w:firstColumn="0" w:lastColumn="0" w:noHBand="0" w:noVBand="0"/>
       </w:tblPr>
       <w:tblGrid>
         <w:gridCol w:w="9412"/>
@@ -2912,7 +2912,7 @@
       <w:pPr>
         <w:pStyle w:val="Heading2"/>
       </w:pPr>
-      <w:bookmarkStart w:id="7" w:name="_Toc240916732"/>
+      <w:bookmarkStart w:id="7" w:name="_Toc240920023"/>
       <w:r>
         <w:t>Step 4 — Read the participant information</w:t>
       </w:r>
@@ -2958,7 +2958,7 @@
         </w:rPr>
         <w:lastRenderedPageBreak/>
         <w:drawing>
-          <wp:inline distT="0" distB="0" distL="0" distR="0" wp14:anchorId="455FD302" wp14:editId="082ED5BD">
+          <wp:inline distT="0" distB="0" distL="0" distR="0" wp14:anchorId="6C02756E" wp14:editId="355FFB24">
             <wp:extent cx="1076325" cy="4953000"/>
             <wp:effectExtent l="0" t="0" r="0" b="0"/>
             <wp:docPr id="3" name="resp_03_information_top.jpg" descr="Participant Information." title="Participant Information."/>
@@ -3027,7 +3027,7 @@
       <w:pPr>
         <w:pStyle w:val="Heading2"/>
       </w:pPr>
-      <w:bookmarkStart w:id="8" w:name="_Toc240916733"/>
+      <w:bookmarkStart w:id="8" w:name="_Toc240920024"/>
       <w:r>
         <w:t>Step 5 — Give your decision</w:t>
       </w:r>
@@ -3119,7 +3119,7 @@
         </w:rPr>
         <w:lastRenderedPageBreak/>
         <w:drawing>
-          <wp:inline distT="0" distB="0" distL="0" distR="0" wp14:anchorId="07CA5741" wp14:editId="788216CD">
+          <wp:inline distT="0" distB="0" distL="0" distR="0" wp14:anchorId="3E32696C" wp14:editId="2F0329CE">
             <wp:extent cx="2476500" cy="4419600"/>
             <wp:effectExtent l="0" t="0" r="0" b="0"/>
             <wp:docPr id="4" name="resp_04_consent.jpg" descr="Your consent." title="Your consent."/>
@@ -3188,7 +3188,7 @@
       <w:pPr>
         <w:pStyle w:val="Heading2"/>
       </w:pPr>
-      <w:bookmarkStart w:id="9" w:name="_Toc240916734"/>
+      <w:bookmarkStart w:id="9" w:name="_Toc240920025"/>
       <w:r>
         <w:t>Step 6 — Check what we already know (only if shown)</w:t>
       </w:r>
@@ -3276,7 +3276,7 @@
       <w:pPr>
         <w:pStyle w:val="Heading2"/>
       </w:pPr>
-      <w:bookmarkStart w:id="10" w:name="_Toc240916735"/>
+      <w:bookmarkStart w:id="10" w:name="_Toc240920026"/>
       <w:r>
         <w:t>Step 7 — Choose how you would like to take part</w:t>
       </w:r>
@@ -3297,7 +3297,7 @@
           <w:left w:w="10" w:type="dxa"/>
           <w:right w:w="10" w:type="dxa"/>
         </w:tblCellMar>
-        <w:tblLook w:val="04A0" w:firstRow="1" w:lastRow="0" w:firstColumn="1" w:lastColumn="0" w:noHBand="0" w:noVBand="1"/>
+        <w:tblLook w:val="0000" w:firstRow="0" w:lastRow="0" w:firstColumn="0" w:lastColumn="0" w:noHBand="0" w:noVBand="0"/>
       </w:tblPr>
       <w:tblGrid>
         <w:gridCol w:w="3577"/>
@@ -3618,7 +3618,7 @@
         </w:rPr>
         <w:lastRenderedPageBreak/>
         <w:drawing>
-          <wp:inline distT="0" distB="0" distL="0" distR="0" wp14:anchorId="31B1AD89" wp14:editId="085B2C60">
+          <wp:inline distT="0" distB="0" distL="0" distR="0" wp14:anchorId="276787F3" wp14:editId="49D72D06">
             <wp:extent cx="2476500" cy="4533900"/>
             <wp:effectExtent l="0" t="0" r="0" b="0"/>
             <wp:docPr id="5" name="resp_06_choice.jpg" descr="How would you like to take part?" title="How would you like to take part?"/>
@@ -3687,7 +3687,7 @@
       <w:pPr>
         <w:pStyle w:val="Heading2"/>
       </w:pPr>
-      <w:bookmarkStart w:id="11" w:name="_Toc240916736"/>
+      <w:bookmarkStart w:id="11" w:name="_Toc240920027"/>
       <w:r>
         <w:t>Step 8a — Complete the questionnaire yourself</w:t>
       </w:r>
@@ -3779,7 +3779,7 @@
         </w:rPr>
         <w:lastRenderedPageBreak/>
         <w:drawing>
-          <wp:inline distT="0" distB="0" distL="0" distR="0" wp14:anchorId="2CC21CEB" wp14:editId="2DDC2622">
+          <wp:inline distT="0" distB="0" distL="0" distR="0" wp14:anchorId="5EE71E69" wp14:editId="63869D2D">
             <wp:extent cx="2476500" cy="3362325"/>
             <wp:effectExtent l="0" t="0" r="0" b="0"/>
             <wp:docPr id="6" name="resp_07_ready.jpg" descr="Ready to begin." title="Ready to begin."/>
@@ -3855,7 +3855,7 @@
           <w:noProof/>
         </w:rPr>
         <w:drawing>
-          <wp:inline distT="0" distB="0" distL="0" distR="0" wp14:anchorId="71AFBA1E" wp14:editId="7D8413F2">
+          <wp:inline distT="0" distB="0" distL="0" distR="0" wp14:anchorId="3E48AAEE" wp14:editId="04D22F4D">
             <wp:extent cx="2476500" cy="3362325"/>
             <wp:effectExtent l="0" t="0" r="0" b="0"/>
             <wp:docPr id="7" name="resp_07b_kobo_form.jpg" descr="The questionnaire's first page." title="The questionnaire's first page."/>
@@ -3935,7 +3935,7 @@
           <w:left w:w="10" w:type="dxa"/>
           <w:right w:w="10" w:type="dxa"/>
         </w:tblCellMar>
-        <w:tblLook w:val="04A0" w:firstRow="1" w:lastRow="0" w:firstColumn="1" w:lastColumn="0" w:noHBand="0" w:noVBand="1"/>
+        <w:tblLook w:val="0000" w:firstRow="0" w:lastRow="0" w:firstColumn="0" w:lastColumn="0" w:noHBand="0" w:noVBand="0"/>
       </w:tblPr>
       <w:tblGrid>
         <w:gridCol w:w="9412"/>
@@ -4050,7 +4050,7 @@
       <w:pPr>
         <w:pStyle w:val="Heading2"/>
       </w:pPr>
-      <w:bookmarkStart w:id="12" w:name="_Toc240916737"/>
+      <w:bookmarkStart w:id="12" w:name="_Toc240920028"/>
       <w:r>
         <w:t>Step 8b — Ask a researcher to call you</w:t>
       </w:r>
@@ -4142,7 +4142,7 @@
           <w:noProof/>
         </w:rPr>
         <w:drawing>
-          <wp:inline distT="0" distB="0" distL="0" distR="0" wp14:anchorId="4EFE1F47" wp14:editId="0602C415">
+          <wp:inline distT="0" distB="0" distL="0" distR="0" wp14:anchorId="0E6D515A" wp14:editId="12D69BE6">
             <wp:extent cx="2476500" cy="3362325"/>
             <wp:effectExtent l="0" t="0" r="0" b="0"/>
             <wp:docPr id="8" name="resp_08_appointment.jpg" descr="Choosing a time for a call." title="Choosing a time for a call."/>
@@ -4218,7 +4218,7 @@
           <w:noProof/>
         </w:rPr>
         <w:drawing>
-          <wp:inline distT="0" distB="0" distL="0" distR="0" wp14:anchorId="33291293" wp14:editId="49BA6D0A">
+          <wp:inline distT="0" distB="0" distL="0" distR="0" wp14:anchorId="4E2794DB" wp14:editId="5F866847">
             <wp:extent cx="2476500" cy="3676650"/>
             <wp:effectExtent l="0" t="0" r="0" b="0"/>
             <wp:docPr id="9" name="resp_09_done_appointment.jpg" descr="Your request has been sent." title="Your request has been sent."/>
@@ -4287,7 +4287,7 @@
       <w:pPr>
         <w:pStyle w:val="Heading2"/>
       </w:pPr>
-      <w:bookmarkStart w:id="13" w:name="_Toc240916738"/>
+      <w:bookmarkStart w:id="13" w:name="_Toc240920029"/>
       <w:r>
         <w:t>Step 9 — Finished</w:t>
       </w:r>
@@ -4306,7 +4306,7 @@
         <w:pStyle w:val="Heading1"/>
         <w:pageBreakBefore/>
       </w:pPr>
-      <w:bookmarkStart w:id="14" w:name="_Toc240916739"/>
+      <w:bookmarkStart w:id="14" w:name="_Toc240920030"/>
       <w:r>
         <w:lastRenderedPageBreak/>
         <w:t>4. Reminders</w:t>
@@ -4326,7 +4326,7 @@
         <w:pStyle w:val="Heading1"/>
         <w:pageBreakBefore/>
       </w:pPr>
-      <w:bookmarkStart w:id="15" w:name="_Toc240916740"/>
+      <w:bookmarkStart w:id="15" w:name="_Toc240920031"/>
       <w:r>
         <w:lastRenderedPageBreak/>
         <w:t>5. Your rights and your information</w:t>
@@ -4451,7 +4451,7 @@
         <w:pStyle w:val="Heading1"/>
         <w:pageBreakBefore/>
       </w:pPr>
-      <w:bookmarkStart w:id="16" w:name="_Toc240916741"/>
+      <w:bookmarkStart w:id="16" w:name="_Toc240920032"/>
       <w:r>
         <w:lastRenderedPageBreak/>
         <w:t>6. Questions and answers</w:t>
@@ -4473,7 +4473,7 @@
           <w:left w:w="10" w:type="dxa"/>
           <w:right w:w="10" w:type="dxa"/>
         </w:tblCellMar>
-        <w:tblLook w:val="04A0" w:firstRow="1" w:lastRow="0" w:firstColumn="1" w:lastColumn="0" w:noHBand="0" w:noVBand="1"/>
+        <w:tblLook w:val="0000" w:firstRow="0" w:lastRow="0" w:firstColumn="0" w:lastColumn="0" w:noHBand="0" w:noVBand="0"/>
       </w:tblPr>
       <w:tblGrid>
         <w:gridCol w:w="3388"/>
@@ -4966,7 +4966,7 @@
           <w:noProof/>
         </w:rPr>
         <w:drawing>
-          <wp:inline distT="0" distB="0" distL="0" distR="0" wp14:anchorId="0FF5F818" wp14:editId="6A3B73ED">
+          <wp:inline distT="0" distB="0" distL="0" distR="0" wp14:anchorId="425B5A03" wp14:editId="45990659">
             <wp:extent cx="2476500" cy="2524125"/>
             <wp:effectExtent l="0" t="0" r="0" b="0"/>
             <wp:docPr id="10" name="resp_10_invalid_link.jpg" descr="What an invalid or expired link looks like." title="What an invalid or expired link looks like."/>
@@ -5036,7 +5036,7 @@
         <w:pStyle w:val="Heading1"/>
         <w:pageBreakBefore/>
       </w:pPr>
-      <w:bookmarkStart w:id="17" w:name="_Toc240916742"/>
+      <w:bookmarkStart w:id="17" w:name="_Toc240920033"/>
       <w:r>
         <w:lastRenderedPageBreak/>
         <w:t>7. Contact the research team</w:t>
@@ -5058,7 +5058,7 @@
           <w:left w:w="10" w:type="dxa"/>
           <w:right w:w="10" w:type="dxa"/>
         </w:tblCellMar>
-        <w:tblLook w:val="04A0" w:firstRow="1" w:lastRow="0" w:firstColumn="1" w:lastColumn="0" w:noHBand="0" w:noVBand="1"/>
+        <w:tblLook w:val="0000" w:firstRow="0" w:lastRow="0" w:firstColumn="0" w:lastColumn="0" w:noHBand="0" w:noVBand="0"/>
       </w:tblPr>
       <w:tblGrid>
         <w:gridCol w:w="2824"/>
@@ -5426,7 +5426,7 @@
         <w:sz w:val="16"/>
         <w:szCs w:val="16"/>
       </w:rPr>
-      <w:t>Version 1.7 · 21 September 2026</w:t>
+      <w:t>Version 1.8 · 21 September 2026</w:t>
     </w:r>
     <w:r>
       <w:rPr>
@@ -5599,10 +5599,10 @@
 <file path=word/numbering.xml><?xml version="1.0" encoding="utf-8"?>
 <w:numbering xmlns:wpc="http://schemas.microsoft.com/office/word/2010/wordprocessingCanvas" xmlns:cx="http://schemas.microsoft.com/office/drawing/2014/chartex" xmlns:cx1="http://schemas.microsoft.com/office/drawing/2015/9/8/chartex" xmlns:cx2="http://schemas.microsoft.com/office/drawing/2015/10/21/chartex" xmlns:cx3="http://schemas.microsoft.com/office/drawing/2016/5/9/chartex" xmlns:cx4="http://schemas.microsoft.com/office/drawing/2016/5/10/chartex" xmlns:cx5="http://schemas.microsoft.com/office/drawing/2016/5/11/chartex" xmlns:cx6="http://schemas.microsoft.com/office/drawing/2016/5/12/chartex" xmlns:cx7="http://schemas.microsoft.com/office/drawing/2016/5/13/chartex" xmlns:cx8="http://schemas.microsoft.com/office/drawing/2016/5/14/chartex" xmlns:mc="http://schemas.openxmlformats.org/markup-compatibility/2006" xmlns:aink="http://schemas.microsoft.com/office/drawing/2016/ink" xmlns:am3d="http://schemas.microsoft.com/office/drawing/2017/model3d" xmlns:o="urn:schemas-microsoft-com:office:office" xmlns:oel="http://schemas.microsoft.com/office/2019/extlst" xmlns:r="http://schemas.openxmlformats.org/officeDocument/2006/relationships" xmlns:m="http://schemas.openxmlformats.org/officeDocument/2006/math" xmlns:v="urn:schemas-microsoft-com:vml" xmlns:wp14="http://schemas.microsoft.com/office/word/2010/wordprocessingDrawing" xmlns:wp="http://schemas.openxmlformats.org/drawingml/2006/wordprocessingDrawing" xmlns:w10="urn:schemas-microsoft-com:office:word" xmlns:w="http://schemas.openxmlformats.org/wordprocessingml/2006/main" xmlns:w14="http://schemas.microsoft.com/office/word/2010/wordml" xmlns:w15="http://schemas.microsoft.com/office/word/2012/wordml" xmlns:w16cex="http://schemas.microsoft.com/office/word/2018/wordml/cex" xmlns:w16cid="http://schemas.microsoft.com/office/word/2016/wordml/cid" xmlns:w16="http://schemas.microsoft.com/office/word/2018/wordml" xmlns:w16sdtdh="http://schemas.microsoft.com/office/word/2020/wordml/sdtdatahash" xmlns:w16se="http://schemas.microsoft.com/office/word/2015/wordml/symex" xmlns:wpg="http://schemas.microsoft.com/office/word/2010/wordprocessingGroup" xmlns:wpi="http://schemas.microsoft.com/office/word/2010/wordprocessingInk" xmlns:wne="http://schemas.microsoft.com/office/word/2006/wordml" xmlns:wps="http://schemas.microsoft.com/office/word/2010/wordprocessingShape" mc:Ignorable="w14 w15 w16se w16cid w16 w16cex w16sdtdh wp14">
   <w:abstractNum w:abstractNumId="0" w15:restartNumberingAfterBreak="0">
-    <w:nsid w:val="1C3B3EF9"/>
+    <w:nsid w:val="06202DEF"/>
     <w:multiLevelType w:val="hybridMultilevel"/>
-    <w:tmpl w:val="107A7D60"/>
-    <w:lvl w:ilvl="0" w:tplc="611614BE">
+    <w:tmpl w:val="A71699CE"/>
+    <w:lvl w:ilvl="0" w:tplc="17A2F832">
       <w:start w:val="1"/>
       <w:numFmt w:val="decimal"/>
       <w:lvlText w:val="%1."/>
@@ -5616,52 +5616,52 @@
         <w:color w:val="A67C27"/>
       </w:rPr>
     </w:lvl>
-    <w:lvl w:ilvl="1" w:tplc="13480814">
+    <w:lvl w:ilvl="1" w:tplc="30F0BD28">
       <w:numFmt w:val="decimal"/>
       <w:lvlText w:val=""/>
       <w:lvlJc w:val="left"/>
     </w:lvl>
-    <w:lvl w:ilvl="2" w:tplc="3E3007DE">
+    <w:lvl w:ilvl="2" w:tplc="5804EFD0">
       <w:numFmt w:val="decimal"/>
       <w:lvlText w:val=""/>
       <w:lvlJc w:val="left"/>
     </w:lvl>
-    <w:lvl w:ilvl="3" w:tplc="34DEB11C">
+    <w:lvl w:ilvl="3" w:tplc="B0986202">
       <w:numFmt w:val="decimal"/>
       <w:lvlText w:val=""/>
       <w:lvlJc w:val="left"/>
     </w:lvl>
-    <w:lvl w:ilvl="4" w:tplc="2AD45BDC">
+    <w:lvl w:ilvl="4" w:tplc="61CEA5F2">
       <w:numFmt w:val="decimal"/>
       <w:lvlText w:val=""/>
       <w:lvlJc w:val="left"/>
     </w:lvl>
-    <w:lvl w:ilvl="5" w:tplc="7FBE1AA6">
+    <w:lvl w:ilvl="5" w:tplc="BA70FFE8">
       <w:numFmt w:val="decimal"/>
       <w:lvlText w:val=""/>
       <w:lvlJc w:val="left"/>
     </w:lvl>
-    <w:lvl w:ilvl="6" w:tplc="C082D5EA">
+    <w:lvl w:ilvl="6" w:tplc="11FAE616">
       <w:numFmt w:val="decimal"/>
       <w:lvlText w:val=""/>
       <w:lvlJc w:val="left"/>
     </w:lvl>
-    <w:lvl w:ilvl="7" w:tplc="19789342">
+    <w:lvl w:ilvl="7" w:tplc="6CF8CDF8">
       <w:numFmt w:val="decimal"/>
       <w:lvlText w:val=""/>
       <w:lvlJc w:val="left"/>
     </w:lvl>
-    <w:lvl w:ilvl="8" w:tplc="C9DC7D8C">
+    <w:lvl w:ilvl="8" w:tplc="24DEBC58">
       <w:numFmt w:val="decimal"/>
       <w:lvlText w:val=""/>
       <w:lvlJc w:val="left"/>
     </w:lvl>
   </w:abstractNum>
   <w:abstractNum w:abstractNumId="1" w15:restartNumberingAfterBreak="0">
-    <w:nsid w:val="4093171D"/>
+    <w:nsid w:val="21654C04"/>
     <w:multiLevelType w:val="hybridMultilevel"/>
-    <w:tmpl w:val="DB7CE5A0"/>
-    <w:lvl w:ilvl="0" w:tplc="C5D657D8">
+    <w:tmpl w:val="F816EAD8"/>
+    <w:lvl w:ilvl="0" w:tplc="F4BC5B56">
       <w:start w:val="1"/>
       <w:numFmt w:val="bullet"/>
       <w:lvlText w:val="•"/>
@@ -5670,7 +5670,7 @@
         <w:ind w:left="460" w:hanging="280"/>
       </w:pPr>
     </w:lvl>
-    <w:lvl w:ilvl="1" w:tplc="4D60C4CC">
+    <w:lvl w:ilvl="1" w:tplc="8A9AAFAE">
       <w:start w:val="1"/>
       <w:numFmt w:val="bullet"/>
       <w:lvlText w:val="–"/>
@@ -5679,47 +5679,47 @@
         <w:ind w:left="900" w:hanging="280"/>
       </w:pPr>
     </w:lvl>
-    <w:lvl w:ilvl="2" w:tplc="42FADA6C">
+    <w:lvl w:ilvl="2" w:tplc="3C120C44">
       <w:numFmt w:val="decimal"/>
       <w:lvlText w:val=""/>
       <w:lvlJc w:val="left"/>
     </w:lvl>
-    <w:lvl w:ilvl="3" w:tplc="F8464BB8">
+    <w:lvl w:ilvl="3" w:tplc="055288BE">
       <w:numFmt w:val="decimal"/>
       <w:lvlText w:val=""/>
       <w:lvlJc w:val="left"/>
     </w:lvl>
-    <w:lvl w:ilvl="4" w:tplc="6460323A">
+    <w:lvl w:ilvl="4" w:tplc="4F4EB306">
       <w:numFmt w:val="decimal"/>
       <w:lvlText w:val=""/>
       <w:lvlJc w:val="left"/>
     </w:lvl>
-    <w:lvl w:ilvl="5" w:tplc="4EE29A50">
+    <w:lvl w:ilvl="5" w:tplc="5C6AE01E">
       <w:numFmt w:val="decimal"/>
       <w:lvlText w:val=""/>
       <w:lvlJc w:val="left"/>
     </w:lvl>
-    <w:lvl w:ilvl="6" w:tplc="5688316C">
+    <w:lvl w:ilvl="6" w:tplc="86329A84">
       <w:numFmt w:val="decimal"/>
       <w:lvlText w:val=""/>
       <w:lvlJc w:val="left"/>
     </w:lvl>
-    <w:lvl w:ilvl="7" w:tplc="5738616C">
+    <w:lvl w:ilvl="7" w:tplc="51F6DFE8">
       <w:numFmt w:val="decimal"/>
       <w:lvlText w:val=""/>
       <w:lvlJc w:val="left"/>
     </w:lvl>
-    <w:lvl w:ilvl="8" w:tplc="C4D4824A">
+    <w:lvl w:ilvl="8" w:tplc="43C68752">
       <w:numFmt w:val="decimal"/>
       <w:lvlText w:val=""/>
       <w:lvlJc w:val="left"/>
     </w:lvl>
   </w:abstractNum>
   <w:abstractNum w:abstractNumId="2" w15:restartNumberingAfterBreak="0">
-    <w:nsid w:val="43722E91"/>
+    <w:nsid w:val="2CE464EA"/>
     <w:multiLevelType w:val="hybridMultilevel"/>
-    <w:tmpl w:val="7E589C14"/>
-    <w:lvl w:ilvl="0" w:tplc="40185C76">
+    <w:tmpl w:val="64D6C3BE"/>
+    <w:lvl w:ilvl="0" w:tplc="CDBEABF8">
       <w:start w:val="1"/>
       <w:numFmt w:val="decimal"/>
       <w:lvlText w:val="%1."/>
@@ -5733,52 +5733,52 @@
         <w:color w:val="A67C27"/>
       </w:rPr>
     </w:lvl>
-    <w:lvl w:ilvl="1" w:tplc="716CB0F4">
+    <w:lvl w:ilvl="1" w:tplc="C7E8A1D6">
       <w:numFmt w:val="decimal"/>
       <w:lvlText w:val=""/>
       <w:lvlJc w:val="left"/>
     </w:lvl>
-    <w:lvl w:ilvl="2" w:tplc="23A6152C">
+    <w:lvl w:ilvl="2" w:tplc="0D500D14">
       <w:numFmt w:val="decimal"/>
       <w:lvlText w:val=""/>
       <w:lvlJc w:val="left"/>
     </w:lvl>
-    <w:lvl w:ilvl="3" w:tplc="8BC0E26A">
+    <w:lvl w:ilvl="3" w:tplc="17C8BE86">
       <w:numFmt w:val="decimal"/>
       <w:lvlText w:val=""/>
       <w:lvlJc w:val="left"/>
     </w:lvl>
-    <w:lvl w:ilvl="4" w:tplc="877AD8CC">
+    <w:lvl w:ilvl="4" w:tplc="D13EF200">
       <w:numFmt w:val="decimal"/>
       <w:lvlText w:val=""/>
       <w:lvlJc w:val="left"/>
     </w:lvl>
-    <w:lvl w:ilvl="5" w:tplc="BA36533E">
+    <w:lvl w:ilvl="5" w:tplc="9A620F20">
       <w:numFmt w:val="decimal"/>
       <w:lvlText w:val=""/>
       <w:lvlJc w:val="left"/>
     </w:lvl>
-    <w:lvl w:ilvl="6" w:tplc="073AA586">
+    <w:lvl w:ilvl="6" w:tplc="8EA23EA0">
       <w:numFmt w:val="decimal"/>
       <w:lvlText w:val=""/>
       <w:lvlJc w:val="left"/>
     </w:lvl>
-    <w:lvl w:ilvl="7" w:tplc="B4D4B912">
+    <w:lvl w:ilvl="7" w:tplc="E4A08AE0">
       <w:numFmt w:val="decimal"/>
       <w:lvlText w:val=""/>
       <w:lvlJc w:val="left"/>
     </w:lvl>
-    <w:lvl w:ilvl="8" w:tplc="62223240">
+    <w:lvl w:ilvl="8" w:tplc="37EE0736">
       <w:numFmt w:val="decimal"/>
       <w:lvlText w:val=""/>
       <w:lvlJc w:val="left"/>
     </w:lvl>
   </w:abstractNum>
   <w:abstractNum w:abstractNumId="3" w15:restartNumberingAfterBreak="0">
-    <w:nsid w:val="4EC514B2"/>
+    <w:nsid w:val="3F1C4601"/>
     <w:multiLevelType w:val="hybridMultilevel"/>
-    <w:tmpl w:val="6B02A0A2"/>
-    <w:lvl w:ilvl="0" w:tplc="069874F8">
+    <w:tmpl w:val="8E2A52AA"/>
+    <w:lvl w:ilvl="0" w:tplc="C4823432">
       <w:start w:val="1"/>
       <w:numFmt w:val="decimal"/>
       <w:lvlText w:val="%1."/>
@@ -5792,52 +5792,52 @@
         <w:color w:val="A67C27"/>
       </w:rPr>
     </w:lvl>
-    <w:lvl w:ilvl="1" w:tplc="B7C6BC84">
+    <w:lvl w:ilvl="1" w:tplc="F4947A0E">
       <w:numFmt w:val="decimal"/>
       <w:lvlText w:val=""/>
       <w:lvlJc w:val="left"/>
     </w:lvl>
-    <w:lvl w:ilvl="2" w:tplc="8FC28C84">
+    <w:lvl w:ilvl="2" w:tplc="D59E8A6A">
       <w:numFmt w:val="decimal"/>
       <w:lvlText w:val=""/>
       <w:lvlJc w:val="left"/>
     </w:lvl>
-    <w:lvl w:ilvl="3" w:tplc="10AAC892">
+    <w:lvl w:ilvl="3" w:tplc="A4E46184">
       <w:numFmt w:val="decimal"/>
       <w:lvlText w:val=""/>
       <w:lvlJc w:val="left"/>
     </w:lvl>
-    <w:lvl w:ilvl="4" w:tplc="20907A5C">
+    <w:lvl w:ilvl="4" w:tplc="730AE5CA">
       <w:numFmt w:val="decimal"/>
       <w:lvlText w:val=""/>
       <w:lvlJc w:val="left"/>
     </w:lvl>
-    <w:lvl w:ilvl="5" w:tplc="92287A46">
+    <w:lvl w:ilvl="5" w:tplc="20DE609E">
       <w:numFmt w:val="decimal"/>
       <w:lvlText w:val=""/>
       <w:lvlJc w:val="left"/>
     </w:lvl>
-    <w:lvl w:ilvl="6" w:tplc="347A83AE">
+    <w:lvl w:ilvl="6" w:tplc="E15AD886">
       <w:numFmt w:val="decimal"/>
       <w:lvlText w:val=""/>
       <w:lvlJc w:val="left"/>
     </w:lvl>
-    <w:lvl w:ilvl="7" w:tplc="0F0485B0">
+    <w:lvl w:ilvl="7" w:tplc="0448BB04">
       <w:numFmt w:val="decimal"/>
       <w:lvlText w:val=""/>
       <w:lvlJc w:val="left"/>
     </w:lvl>
-    <w:lvl w:ilvl="8" w:tplc="3BA0E0FC">
+    <w:lvl w:ilvl="8" w:tplc="33ACA166">
       <w:numFmt w:val="decimal"/>
       <w:lvlText w:val=""/>
       <w:lvlJc w:val="left"/>
     </w:lvl>
   </w:abstractNum>
   <w:abstractNum w:abstractNumId="4" w15:restartNumberingAfterBreak="0">
-    <w:nsid w:val="78494D38"/>
+    <w:nsid w:val="78C27975"/>
     <w:multiLevelType w:val="hybridMultilevel"/>
-    <w:tmpl w:val="3DDA35D4"/>
-    <w:lvl w:ilvl="0" w:tplc="958C89F8">
+    <w:tmpl w:val="9DFC6E9E"/>
+    <w:lvl w:ilvl="0" w:tplc="369AFC3C">
       <w:start w:val="1"/>
       <w:numFmt w:val="bullet"/>
       <w:lvlText w:val="●"/>
@@ -5846,7 +5846,7 @@
         <w:ind w:left="720" w:hanging="360"/>
       </w:pPr>
     </w:lvl>
-    <w:lvl w:ilvl="1" w:tplc="8F68F3AA">
+    <w:lvl w:ilvl="1" w:tplc="141838F0">
       <w:start w:val="1"/>
       <w:numFmt w:val="bullet"/>
       <w:lvlText w:val="○"/>
@@ -5855,7 +5855,7 @@
         <w:ind w:left="1440" w:hanging="360"/>
       </w:pPr>
     </w:lvl>
-    <w:lvl w:ilvl="2" w:tplc="7E9458B2">
+    <w:lvl w:ilvl="2" w:tplc="D80CD060">
       <w:start w:val="1"/>
       <w:numFmt w:val="bullet"/>
       <w:lvlText w:val="■"/>
@@ -5864,7 +5864,7 @@
         <w:ind w:left="2160" w:hanging="360"/>
       </w:pPr>
     </w:lvl>
-    <w:lvl w:ilvl="3" w:tplc="066CBAD4">
+    <w:lvl w:ilvl="3" w:tplc="8F867A10">
       <w:start w:val="1"/>
       <w:numFmt w:val="bullet"/>
       <w:lvlText w:val="●"/>
@@ -5873,7 +5873,7 @@
         <w:ind w:left="2880" w:hanging="360"/>
       </w:pPr>
     </w:lvl>
-    <w:lvl w:ilvl="4" w:tplc="D8E09F8A">
+    <w:lvl w:ilvl="4" w:tplc="1B5A900C">
       <w:start w:val="1"/>
       <w:numFmt w:val="bullet"/>
       <w:lvlText w:val="○"/>
@@ -5882,7 +5882,7 @@
         <w:ind w:left="3600" w:hanging="360"/>
       </w:pPr>
     </w:lvl>
-    <w:lvl w:ilvl="5" w:tplc="15B66364">
+    <w:lvl w:ilvl="5" w:tplc="BE205C24">
       <w:start w:val="1"/>
       <w:numFmt w:val="bullet"/>
       <w:lvlText w:val="■"/>
@@ -5891,7 +5891,7 @@
         <w:ind w:left="4320" w:hanging="360"/>
       </w:pPr>
     </w:lvl>
-    <w:lvl w:ilvl="6" w:tplc="8822ED7E">
+    <w:lvl w:ilvl="6" w:tplc="559EDEE2">
       <w:start w:val="1"/>
       <w:numFmt w:val="bullet"/>
       <w:lvlText w:val="●"/>
@@ -5900,7 +5900,7 @@
         <w:ind w:left="5040" w:hanging="360"/>
       </w:pPr>
     </w:lvl>
-    <w:lvl w:ilvl="7" w:tplc="85FC9278">
+    <w:lvl w:ilvl="7" w:tplc="08F0512A">
       <w:start w:val="1"/>
       <w:numFmt w:val="bullet"/>
       <w:lvlText w:val="●"/>
@@ -5909,7 +5909,7 @@
         <w:ind w:left="5760" w:hanging="360"/>
       </w:pPr>
     </w:lvl>
-    <w:lvl w:ilvl="8" w:tplc="88C0C7EC">
+    <w:lvl w:ilvl="8" w:tplc="0FC40EB0">
       <w:start w:val="1"/>
       <w:numFmt w:val="bullet"/>
       <w:lvlText w:val="●"/>
@@ -5919,32 +5919,32 @@
       </w:pPr>
     </w:lvl>
   </w:abstractNum>
-  <w:num w:numId="1" w16cid:durableId="1971856556">
+  <w:num w:numId="1" w16cid:durableId="1116026393">
     <w:abstractNumId w:val="4"/>
     <w:lvlOverride w:ilvl="0">
       <w:startOverride w:val="1"/>
     </w:lvlOverride>
   </w:num>
-  <w:num w:numId="2" w16cid:durableId="732703485">
+  <w:num w:numId="2" w16cid:durableId="555750260">
     <w:abstractNumId w:val="1"/>
     <w:lvlOverride w:ilvl="0">
       <w:startOverride w:val="1"/>
     </w:lvlOverride>
   </w:num>
-  <w:num w:numId="3" w16cid:durableId="1302419030">
-    <w:abstractNumId w:val="0"/>
+  <w:num w:numId="3" w16cid:durableId="148909878">
+    <w:abstractNumId w:val="3"/>
     <w:lvlOverride w:ilvl="0">
       <w:startOverride w:val="1"/>
     </w:lvlOverride>
   </w:num>
-  <w:num w:numId="4" w16cid:durableId="736904600">
+  <w:num w:numId="4" w16cid:durableId="1114323626">
     <w:abstractNumId w:val="2"/>
     <w:lvlOverride w:ilvl="0">
       <w:startOverride w:val="1"/>
     </w:lvlOverride>
   </w:num>
-  <w:num w:numId="5" w16cid:durableId="1733042619">
-    <w:abstractNumId w:val="3"/>
+  <w:num w:numId="5" w16cid:durableId="1834101465">
+    <w:abstractNumId w:val="0"/>
     <w:lvlOverride w:ilvl="0">
       <w:startOverride w:val="1"/>
     </w:lvlOverride>
@@ -6570,7 +6570,7 @@
     <w:autoRedefine/>
     <w:uiPriority w:val="39"/>
     <w:unhideWhenUsed/>
-    <w:rsid w:val="006135FC"/>
+    <w:rsid w:val="00157C7C"/>
     <w:pPr>
       <w:spacing w:after="100"/>
     </w:pPr>
@@ -6582,7 +6582,7 @@
     <w:autoRedefine/>
     <w:uiPriority w:val="39"/>
     <w:unhideWhenUsed/>
-    <w:rsid w:val="006135FC"/>
+    <w:rsid w:val="00157C7C"/>
     <w:pPr>
       <w:spacing w:after="100"/>
       <w:ind w:left="210"/>

--- a/docs/manuals/Respondent_Guide.docx
+++ b/docs/manuals/Respondent_Guide.docx
@@ -538,7 +538,7 @@
     <w:sdt>
       <w:sdtPr>
         <w:alias w:val="Contents"/>
-        <w:id w:val="-1547989014"/>
+        <w:id w:val="1649628026"/>
       </w:sdtPr>
       <w:sdtEndPr/>
       <w:sdtContent>
@@ -567,7 +567,7 @@
           <w:r>
             <w:fldChar w:fldCharType="separate"/>
           </w:r>
-          <w:hyperlink w:anchor="_Toc240920016" w:history="1">
+          <w:hyperlink w:anchor="_Toc240923163" w:history="1">
             <w:r>
               <w:rPr>
                 <w:rStyle w:val="Hyperlink"/>
@@ -591,7 +591,7 @@
               <w:rPr>
                 <w:noProof/>
               </w:rPr>
-              <w:instrText xml:space="preserve"> PAGEREF _Toc240920016 \h </w:instrText>
+              <w:instrText xml:space="preserve"> PAGEREF _Toc240923163 \h </w:instrText>
             </w:r>
             <w:r>
               <w:rPr>
@@ -634,7 +634,7 @@
               <w14:ligatures w14:val="standardContextual"/>
             </w:rPr>
           </w:pPr>
-          <w:hyperlink w:anchor="_Toc240920017" w:history="1">
+          <w:hyperlink w:anchor="_Toc240923164" w:history="1">
             <w:r>
               <w:rPr>
                 <w:rStyle w:val="Hyperlink"/>
@@ -658,7 +658,7 @@
               <w:rPr>
                 <w:noProof/>
               </w:rPr>
-              <w:instrText xml:space="preserve"> PAGEREF _Toc240920017 \h </w:instrText>
+              <w:instrText xml:space="preserve"> PAGEREF _Toc240923164 \h </w:instrText>
             </w:r>
             <w:r>
               <w:rPr>
@@ -701,7 +701,7 @@
               <w14:ligatures w14:val="standardContextual"/>
             </w:rPr>
           </w:pPr>
-          <w:hyperlink w:anchor="_Toc240920018" w:history="1">
+          <w:hyperlink w:anchor="_Toc240923165" w:history="1">
             <w:r>
               <w:rPr>
                 <w:rStyle w:val="Hyperlink"/>
@@ -725,7 +725,7 @@
               <w:rPr>
                 <w:noProof/>
               </w:rPr>
-              <w:instrText xml:space="preserve"> PAGEREF _Toc240920018 \h </w:instrText>
+              <w:instrText xml:space="preserve"> PAGEREF _Toc240923165 \h </w:instrText>
             </w:r>
             <w:r>
               <w:rPr>
@@ -768,7 +768,7 @@
               <w14:ligatures w14:val="standardContextual"/>
             </w:rPr>
           </w:pPr>
-          <w:hyperlink w:anchor="_Toc240920019" w:history="1">
+          <w:hyperlink w:anchor="_Toc240923166" w:history="1">
             <w:r>
               <w:rPr>
                 <w:rStyle w:val="Hyperlink"/>
@@ -792,7 +792,7 @@
               <w:rPr>
                 <w:noProof/>
               </w:rPr>
-              <w:instrText xml:space="preserve"> PAGEREF _Toc240920019 \h </w:instrText>
+              <w:instrText xml:space="preserve"> PAGEREF _Toc240923166 \h </w:instrText>
             </w:r>
             <w:r>
               <w:rPr>
@@ -835,7 +835,7 @@
               <w14:ligatures w14:val="standardContextual"/>
             </w:rPr>
           </w:pPr>
-          <w:hyperlink w:anchor="_Toc240920020" w:history="1">
+          <w:hyperlink w:anchor="_Toc240923167" w:history="1">
             <w:r>
               <w:rPr>
                 <w:rStyle w:val="Hyperlink"/>
@@ -859,7 +859,7 @@
               <w:rPr>
                 <w:noProof/>
               </w:rPr>
-              <w:instrText xml:space="preserve"> PAGEREF _Toc240920020 \h </w:instrText>
+              <w:instrText xml:space="preserve"> PAGEREF _Toc240923167 \h </w:instrText>
             </w:r>
             <w:r>
               <w:rPr>
@@ -902,7 +902,7 @@
               <w14:ligatures w14:val="standardContextual"/>
             </w:rPr>
           </w:pPr>
-          <w:hyperlink w:anchor="_Toc240920021" w:history="1">
+          <w:hyperlink w:anchor="_Toc240923168" w:history="1">
             <w:r>
               <w:rPr>
                 <w:rStyle w:val="Hyperlink"/>
@@ -926,7 +926,7 @@
               <w:rPr>
                 <w:noProof/>
               </w:rPr>
-              <w:instrText xml:space="preserve"> PAGEREF _Toc240920021 \h </w:instrText>
+              <w:instrText xml:space="preserve"> PAGEREF _Toc240923168 \h </w:instrText>
             </w:r>
             <w:r>
               <w:rPr>
@@ -969,7 +969,7 @@
               <w14:ligatures w14:val="standardContextual"/>
             </w:rPr>
           </w:pPr>
-          <w:hyperlink w:anchor="_Toc240920022" w:history="1">
+          <w:hyperlink w:anchor="_Toc240923169" w:history="1">
             <w:r>
               <w:rPr>
                 <w:rStyle w:val="Hyperlink"/>
@@ -993,7 +993,7 @@
               <w:rPr>
                 <w:noProof/>
               </w:rPr>
-              <w:instrText xml:space="preserve"> PAGEREF _Toc240920022 \h </w:instrText>
+              <w:instrText xml:space="preserve"> PAGEREF _Toc240923169 \h </w:instrText>
             </w:r>
             <w:r>
               <w:rPr>
@@ -1036,7 +1036,7 @@
               <w14:ligatures w14:val="standardContextual"/>
             </w:rPr>
           </w:pPr>
-          <w:hyperlink w:anchor="_Toc240920023" w:history="1">
+          <w:hyperlink w:anchor="_Toc240923170" w:history="1">
             <w:r>
               <w:rPr>
                 <w:rStyle w:val="Hyperlink"/>
@@ -1060,7 +1060,7 @@
               <w:rPr>
                 <w:noProof/>
               </w:rPr>
-              <w:instrText xml:space="preserve"> PAGEREF _Toc240920023 \h </w:instrText>
+              <w:instrText xml:space="preserve"> PAGEREF _Toc240923170 \h </w:instrText>
             </w:r>
             <w:r>
               <w:rPr>
@@ -1103,7 +1103,7 @@
               <w14:ligatures w14:val="standardContextual"/>
             </w:rPr>
           </w:pPr>
-          <w:hyperlink w:anchor="_Toc240920024" w:history="1">
+          <w:hyperlink w:anchor="_Toc240923171" w:history="1">
             <w:r>
               <w:rPr>
                 <w:rStyle w:val="Hyperlink"/>
@@ -1127,7 +1127,7 @@
               <w:rPr>
                 <w:noProof/>
               </w:rPr>
-              <w:instrText xml:space="preserve"> PAGEREF _Toc240920024 \h </w:instrText>
+              <w:instrText xml:space="preserve"> PAGEREF _Toc240923171 \h </w:instrText>
             </w:r>
             <w:r>
               <w:rPr>
@@ -1170,7 +1170,7 @@
               <w14:ligatures w14:val="standardContextual"/>
             </w:rPr>
           </w:pPr>
-          <w:hyperlink w:anchor="_Toc240920025" w:history="1">
+          <w:hyperlink w:anchor="_Toc240923172" w:history="1">
             <w:r>
               <w:rPr>
                 <w:rStyle w:val="Hyperlink"/>
@@ -1194,7 +1194,7 @@
               <w:rPr>
                 <w:noProof/>
               </w:rPr>
-              <w:instrText xml:space="preserve"> PAGEREF _Toc240920025 \h </w:instrText>
+              <w:instrText xml:space="preserve"> PAGEREF _Toc240923172 \h </w:instrText>
             </w:r>
             <w:r>
               <w:rPr>
@@ -1237,7 +1237,7 @@
               <w14:ligatures w14:val="standardContextual"/>
             </w:rPr>
           </w:pPr>
-          <w:hyperlink w:anchor="_Toc240920026" w:history="1">
+          <w:hyperlink w:anchor="_Toc240923173" w:history="1">
             <w:r>
               <w:rPr>
                 <w:rStyle w:val="Hyperlink"/>
@@ -1261,7 +1261,7 @@
               <w:rPr>
                 <w:noProof/>
               </w:rPr>
-              <w:instrText xml:space="preserve"> PAGEREF _Toc240920026 \h </w:instrText>
+              <w:instrText xml:space="preserve"> PAGEREF _Toc240923173 \h </w:instrText>
             </w:r>
             <w:r>
               <w:rPr>
@@ -1304,7 +1304,7 @@
               <w14:ligatures w14:val="standardContextual"/>
             </w:rPr>
           </w:pPr>
-          <w:hyperlink w:anchor="_Toc240920027" w:history="1">
+          <w:hyperlink w:anchor="_Toc240923174" w:history="1">
             <w:r>
               <w:rPr>
                 <w:rStyle w:val="Hyperlink"/>
@@ -1328,7 +1328,7 @@
               <w:rPr>
                 <w:noProof/>
               </w:rPr>
-              <w:instrText xml:space="preserve"> PAGEREF _Toc240920027 \h </w:instrText>
+              <w:instrText xml:space="preserve"> PAGEREF _Toc240923174 \h </w:instrText>
             </w:r>
             <w:r>
               <w:rPr>
@@ -1371,7 +1371,7 @@
               <w14:ligatures w14:val="standardContextual"/>
             </w:rPr>
           </w:pPr>
-          <w:hyperlink w:anchor="_Toc240920028" w:history="1">
+          <w:hyperlink w:anchor="_Toc240923175" w:history="1">
             <w:r>
               <w:rPr>
                 <w:rStyle w:val="Hyperlink"/>
@@ -1395,7 +1395,7 @@
               <w:rPr>
                 <w:noProof/>
               </w:rPr>
-              <w:instrText xml:space="preserve"> PAGEREF _Toc240920028 \h </w:instrText>
+              <w:instrText xml:space="preserve"> PAGEREF _Toc240923175 \h </w:instrText>
             </w:r>
             <w:r>
               <w:rPr>
@@ -1438,7 +1438,7 @@
               <w14:ligatures w14:val="standardContextual"/>
             </w:rPr>
           </w:pPr>
-          <w:hyperlink w:anchor="_Toc240920029" w:history="1">
+          <w:hyperlink w:anchor="_Toc240923176" w:history="1">
             <w:r>
               <w:rPr>
                 <w:rStyle w:val="Hyperlink"/>
@@ -1462,7 +1462,7 @@
               <w:rPr>
                 <w:noProof/>
               </w:rPr>
-              <w:instrText xml:space="preserve"> PAGEREF _Toc240920029 \h </w:instrText>
+              <w:instrText xml:space="preserve"> PAGEREF _Toc240923176 \h </w:instrText>
             </w:r>
             <w:r>
               <w:rPr>
@@ -1505,7 +1505,7 @@
               <w14:ligatures w14:val="standardContextual"/>
             </w:rPr>
           </w:pPr>
-          <w:hyperlink w:anchor="_Toc240920030" w:history="1">
+          <w:hyperlink w:anchor="_Toc240923177" w:history="1">
             <w:r>
               <w:rPr>
                 <w:rStyle w:val="Hyperlink"/>
@@ -1529,7 +1529,7 @@
               <w:rPr>
                 <w:noProof/>
               </w:rPr>
-              <w:instrText xml:space="preserve"> PAGEREF _Toc240920030 \h </w:instrText>
+              <w:instrText xml:space="preserve"> PAGEREF _Toc240923177 \h </w:instrText>
             </w:r>
             <w:r>
               <w:rPr>
@@ -1572,7 +1572,7 @@
               <w14:ligatures w14:val="standardContextual"/>
             </w:rPr>
           </w:pPr>
-          <w:hyperlink w:anchor="_Toc240920031" w:history="1">
+          <w:hyperlink w:anchor="_Toc240923178" w:history="1">
             <w:r>
               <w:rPr>
                 <w:rStyle w:val="Hyperlink"/>
@@ -1596,7 +1596,7 @@
               <w:rPr>
                 <w:noProof/>
               </w:rPr>
-              <w:instrText xml:space="preserve"> PAGEREF _Toc240920031 \h </w:instrText>
+              <w:instrText xml:space="preserve"> PAGEREF _Toc240923178 \h </w:instrText>
             </w:r>
             <w:r>
               <w:rPr>
@@ -1639,7 +1639,7 @@
               <w14:ligatures w14:val="standardContextual"/>
             </w:rPr>
           </w:pPr>
-          <w:hyperlink w:anchor="_Toc240920032" w:history="1">
+          <w:hyperlink w:anchor="_Toc240923179" w:history="1">
             <w:r>
               <w:rPr>
                 <w:rStyle w:val="Hyperlink"/>
@@ -1663,7 +1663,7 @@
               <w:rPr>
                 <w:noProof/>
               </w:rPr>
-              <w:instrText xml:space="preserve"> PAGEREF _Toc240920032 \h </w:instrText>
+              <w:instrText xml:space="preserve"> PAGEREF _Toc240923179 \h </w:instrText>
             </w:r>
             <w:r>
               <w:rPr>
@@ -1706,7 +1706,7 @@
               <w14:ligatures w14:val="standardContextual"/>
             </w:rPr>
           </w:pPr>
-          <w:hyperlink w:anchor="_Toc240920033" w:history="1">
+          <w:hyperlink w:anchor="_Toc240923180" w:history="1">
             <w:r>
               <w:rPr>
                 <w:rStyle w:val="Hyperlink"/>
@@ -1730,7 +1730,7 @@
               <w:rPr>
                 <w:noProof/>
               </w:rPr>
-              <w:instrText xml:space="preserve"> PAGEREF _Toc240920033 \h </w:instrText>
+              <w:instrText xml:space="preserve"> PAGEREF _Toc240923180 \h </w:instrText>
             </w:r>
             <w:r>
               <w:rPr>
@@ -1769,7 +1769,7 @@
         <w:pStyle w:val="Heading1"/>
         <w:pageBreakBefore/>
       </w:pPr>
-      <w:bookmarkStart w:id="0" w:name="_Toc240920016"/>
+      <w:bookmarkStart w:id="0" w:name="_Toc240923163"/>
       <w:r>
         <w:lastRenderedPageBreak/>
         <w:t>1. Welcome</w:t>
@@ -2185,7 +2185,7 @@
       <w:pPr>
         <w:pStyle w:val="Heading2"/>
       </w:pPr>
-      <w:bookmarkStart w:id="1" w:name="_Toc240920017"/>
+      <w:bookmarkStart w:id="1" w:name="_Toc240923164"/>
       <w:r>
         <w:t>What you should know first</w:t>
       </w:r>
@@ -2303,7 +2303,7 @@
         <w:pStyle w:val="Heading1"/>
         <w:pageBreakBefore/>
       </w:pPr>
-      <w:bookmarkStart w:id="2" w:name="_Toc240920018"/>
+      <w:bookmarkStart w:id="2" w:name="_Toc240923165"/>
       <w:r>
         <w:lastRenderedPageBreak/>
         <w:t>2. What you need</w:t>
@@ -2532,7 +2532,7 @@
         <w:pStyle w:val="Heading1"/>
         <w:pageBreakBefore/>
       </w:pPr>
-      <w:bookmarkStart w:id="3" w:name="_Toc240920019"/>
+      <w:bookmarkStart w:id="3" w:name="_Toc240923166"/>
       <w:r>
         <w:lastRenderedPageBreak/>
         <w:t>3. Taking part, step by step</w:t>
@@ -2543,7 +2543,7 @@
       <w:pPr>
         <w:pStyle w:val="Heading2"/>
       </w:pPr>
-      <w:bookmarkStart w:id="4" w:name="_Toc240920020"/>
+      <w:bookmarkStart w:id="4" w:name="_Toc240923167"/>
       <w:r>
         <w:t>Step 1 — Open your link</w:t>
       </w:r>
@@ -2561,7 +2561,7 @@
       <w:pPr>
         <w:pStyle w:val="Heading2"/>
       </w:pPr>
-      <w:bookmarkStart w:id="5" w:name="_Toc240920021"/>
+      <w:bookmarkStart w:id="5" w:name="_Toc240923168"/>
       <w:r>
         <w:t>Step 2 — Confirm your organisation</w:t>
       </w:r>
@@ -2596,7 +2596,7 @@
           <w:noProof/>
         </w:rPr>
         <w:drawing>
-          <wp:inline distT="0" distB="0" distL="0" distR="0" wp14:anchorId="3E1AEC0A" wp14:editId="29DE11F4">
+          <wp:inline distT="0" distB="0" distL="0" distR="0" wp14:anchorId="1A520ED5" wp14:editId="590FC3B0">
             <wp:extent cx="2476500" cy="3362325"/>
             <wp:effectExtent l="0" t="0" r="0" b="0"/>
             <wp:docPr id="1" name="resp_01_confirm.jpg" descr="Confirming the organisation." title="Confirming the organisation."/>
@@ -2665,7 +2665,7 @@
       <w:pPr>
         <w:pStyle w:val="Heading2"/>
       </w:pPr>
-      <w:bookmarkStart w:id="6" w:name="_Toc240920022"/>
+      <w:bookmarkStart w:id="6" w:name="_Toc240923169"/>
       <w:r>
         <w:t>Step 3 — Tell us a little about you</w:t>
       </w:r>
@@ -2757,7 +2757,7 @@
         </w:rPr>
         <w:lastRenderedPageBreak/>
         <w:drawing>
-          <wp:inline distT="0" distB="0" distL="0" distR="0" wp14:anchorId="47637AB5" wp14:editId="4E674D04">
+          <wp:inline distT="0" distB="0" distL="0" distR="0" wp14:anchorId="4CD32DA0" wp14:editId="5C8A222C">
             <wp:extent cx="2476500" cy="3362325"/>
             <wp:effectExtent l="0" t="0" r="0" b="0"/>
             <wp:docPr id="2" name="resp_02_eligibility.jpg" descr="A little about you." title="A little about you."/>
@@ -2912,7 +2912,7 @@
       <w:pPr>
         <w:pStyle w:val="Heading2"/>
       </w:pPr>
-      <w:bookmarkStart w:id="7" w:name="_Toc240920023"/>
+      <w:bookmarkStart w:id="7" w:name="_Toc240923170"/>
       <w:r>
         <w:t>Step 4 — Read the participant information</w:t>
       </w:r>
@@ -2958,7 +2958,7 @@
         </w:rPr>
         <w:lastRenderedPageBreak/>
         <w:drawing>
-          <wp:inline distT="0" distB="0" distL="0" distR="0" wp14:anchorId="6C02756E" wp14:editId="355FFB24">
+          <wp:inline distT="0" distB="0" distL="0" distR="0" wp14:anchorId="3A4DE407" wp14:editId="5931A58D">
             <wp:extent cx="1076325" cy="4953000"/>
             <wp:effectExtent l="0" t="0" r="0" b="0"/>
             <wp:docPr id="3" name="resp_03_information_top.jpg" descr="Participant Information." title="Participant Information."/>
@@ -3027,7 +3027,7 @@
       <w:pPr>
         <w:pStyle w:val="Heading2"/>
       </w:pPr>
-      <w:bookmarkStart w:id="8" w:name="_Toc240920024"/>
+      <w:bookmarkStart w:id="8" w:name="_Toc240923171"/>
       <w:r>
         <w:t>Step 5 — Give your decision</w:t>
       </w:r>
@@ -3119,7 +3119,7 @@
         </w:rPr>
         <w:lastRenderedPageBreak/>
         <w:drawing>
-          <wp:inline distT="0" distB="0" distL="0" distR="0" wp14:anchorId="3E32696C" wp14:editId="2F0329CE">
+          <wp:inline distT="0" distB="0" distL="0" distR="0" wp14:anchorId="60A8F739" wp14:editId="4D214037">
             <wp:extent cx="2476500" cy="4419600"/>
             <wp:effectExtent l="0" t="0" r="0" b="0"/>
             <wp:docPr id="4" name="resp_04_consent.jpg" descr="Your consent." title="Your consent."/>
@@ -3188,7 +3188,7 @@
       <w:pPr>
         <w:pStyle w:val="Heading2"/>
       </w:pPr>
-      <w:bookmarkStart w:id="9" w:name="_Toc240920025"/>
+      <w:bookmarkStart w:id="9" w:name="_Toc240923172"/>
       <w:r>
         <w:t>Step 6 — Check what we already know (only if shown)</w:t>
       </w:r>
@@ -3276,7 +3276,7 @@
       <w:pPr>
         <w:pStyle w:val="Heading2"/>
       </w:pPr>
-      <w:bookmarkStart w:id="10" w:name="_Toc240920026"/>
+      <w:bookmarkStart w:id="10" w:name="_Toc240923173"/>
       <w:r>
         <w:t>Step 7 — Choose how you would like to take part</w:t>
       </w:r>
@@ -3618,7 +3618,7 @@
         </w:rPr>
         <w:lastRenderedPageBreak/>
         <w:drawing>
-          <wp:inline distT="0" distB="0" distL="0" distR="0" wp14:anchorId="276787F3" wp14:editId="49D72D06">
+          <wp:inline distT="0" distB="0" distL="0" distR="0" wp14:anchorId="0FA95726" wp14:editId="6E81061F">
             <wp:extent cx="2476500" cy="4533900"/>
             <wp:effectExtent l="0" t="0" r="0" b="0"/>
             <wp:docPr id="5" name="resp_06_choice.jpg" descr="How would you like to take part?" title="How would you like to take part?"/>
@@ -3687,7 +3687,7 @@
       <w:pPr>
         <w:pStyle w:val="Heading2"/>
       </w:pPr>
-      <w:bookmarkStart w:id="11" w:name="_Toc240920027"/>
+      <w:bookmarkStart w:id="11" w:name="_Toc240923174"/>
       <w:r>
         <w:t>Step 8a — Complete the questionnaire yourself</w:t>
       </w:r>
@@ -3779,7 +3779,7 @@
         </w:rPr>
         <w:lastRenderedPageBreak/>
         <w:drawing>
-          <wp:inline distT="0" distB="0" distL="0" distR="0" wp14:anchorId="5EE71E69" wp14:editId="63869D2D">
+          <wp:inline distT="0" distB="0" distL="0" distR="0" wp14:anchorId="66D4D1BD" wp14:editId="0D7F30E1">
             <wp:extent cx="2476500" cy="3362325"/>
             <wp:effectExtent l="0" t="0" r="0" b="0"/>
             <wp:docPr id="6" name="resp_07_ready.jpg" descr="Ready to begin." title="Ready to begin."/>
@@ -3855,7 +3855,7 @@
           <w:noProof/>
         </w:rPr>
         <w:drawing>
-          <wp:inline distT="0" distB="0" distL="0" distR="0" wp14:anchorId="3E48AAEE" wp14:editId="04D22F4D">
+          <wp:inline distT="0" distB="0" distL="0" distR="0" wp14:anchorId="6382ECD2" wp14:editId="30C42043">
             <wp:extent cx="2476500" cy="3362325"/>
             <wp:effectExtent l="0" t="0" r="0" b="0"/>
             <wp:docPr id="7" name="resp_07b_kobo_form.jpg" descr="The questionnaire's first page." title="The questionnaire's first page."/>
@@ -4050,7 +4050,7 @@
       <w:pPr>
         <w:pStyle w:val="Heading2"/>
       </w:pPr>
-      <w:bookmarkStart w:id="12" w:name="_Toc240920028"/>
+      <w:bookmarkStart w:id="12" w:name="_Toc240923175"/>
       <w:r>
         <w:t>Step 8b — Ask a researcher to call you</w:t>
       </w:r>
@@ -4142,7 +4142,7 @@
           <w:noProof/>
         </w:rPr>
         <w:drawing>
-          <wp:inline distT="0" distB="0" distL="0" distR="0" wp14:anchorId="0E6D515A" wp14:editId="12D69BE6">
+          <wp:inline distT="0" distB="0" distL="0" distR="0" wp14:anchorId="6F167A5C" wp14:editId="4C611B53">
             <wp:extent cx="2476500" cy="3362325"/>
             <wp:effectExtent l="0" t="0" r="0" b="0"/>
             <wp:docPr id="8" name="resp_08_appointment.jpg" descr="Choosing a time for a call." title="Choosing a time for a call."/>
@@ -4218,7 +4218,7 @@
           <w:noProof/>
         </w:rPr>
         <w:drawing>
-          <wp:inline distT="0" distB="0" distL="0" distR="0" wp14:anchorId="4E2794DB" wp14:editId="5F866847">
+          <wp:inline distT="0" distB="0" distL="0" distR="0" wp14:anchorId="44621B64" wp14:editId="02C195D0">
             <wp:extent cx="2476500" cy="3676650"/>
             <wp:effectExtent l="0" t="0" r="0" b="0"/>
             <wp:docPr id="9" name="resp_09_done_appointment.jpg" descr="Your request has been sent." title="Your request has been sent."/>
@@ -4287,7 +4287,7 @@
       <w:pPr>
         <w:pStyle w:val="Heading2"/>
       </w:pPr>
-      <w:bookmarkStart w:id="13" w:name="_Toc240920029"/>
+      <w:bookmarkStart w:id="13" w:name="_Toc240923176"/>
       <w:r>
         <w:t>Step 9 — Finished</w:t>
       </w:r>
@@ -4306,7 +4306,7 @@
         <w:pStyle w:val="Heading1"/>
         <w:pageBreakBefore/>
       </w:pPr>
-      <w:bookmarkStart w:id="14" w:name="_Toc240920030"/>
+      <w:bookmarkStart w:id="14" w:name="_Toc240923177"/>
       <w:r>
         <w:lastRenderedPageBreak/>
         <w:t>4. Reminders</w:t>
@@ -4326,7 +4326,7 @@
         <w:pStyle w:val="Heading1"/>
         <w:pageBreakBefore/>
       </w:pPr>
-      <w:bookmarkStart w:id="15" w:name="_Toc240920031"/>
+      <w:bookmarkStart w:id="15" w:name="_Toc240923178"/>
       <w:r>
         <w:lastRenderedPageBreak/>
         <w:t>5. Your rights and your information</w:t>
@@ -4451,7 +4451,7 @@
         <w:pStyle w:val="Heading1"/>
         <w:pageBreakBefore/>
       </w:pPr>
-      <w:bookmarkStart w:id="16" w:name="_Toc240920032"/>
+      <w:bookmarkStart w:id="16" w:name="_Toc240923179"/>
       <w:r>
         <w:lastRenderedPageBreak/>
         <w:t>6. Questions and answers</w:t>
@@ -4966,7 +4966,7 @@
           <w:noProof/>
         </w:rPr>
         <w:drawing>
-          <wp:inline distT="0" distB="0" distL="0" distR="0" wp14:anchorId="425B5A03" wp14:editId="45990659">
+          <wp:inline distT="0" distB="0" distL="0" distR="0" wp14:anchorId="579CEECE" wp14:editId="3A822F0D">
             <wp:extent cx="2476500" cy="2524125"/>
             <wp:effectExtent l="0" t="0" r="0" b="0"/>
             <wp:docPr id="10" name="resp_10_invalid_link.jpg" descr="What an invalid or expired link looks like." title="What an invalid or expired link looks like."/>
@@ -5036,7 +5036,7 @@
         <w:pStyle w:val="Heading1"/>
         <w:pageBreakBefore/>
       </w:pPr>
-      <w:bookmarkStart w:id="17" w:name="_Toc240920033"/>
+      <w:bookmarkStart w:id="17" w:name="_Toc240923180"/>
       <w:r>
         <w:lastRenderedPageBreak/>
         <w:t>7. Contact the research team</w:t>
@@ -5599,10 +5599,10 @@
 <file path=word/numbering.xml><?xml version="1.0" encoding="utf-8"?>
 <w:numbering xmlns:wpc="http://schemas.microsoft.com/office/word/2010/wordprocessingCanvas" xmlns:cx="http://schemas.microsoft.com/office/drawing/2014/chartex" xmlns:cx1="http://schemas.microsoft.com/office/drawing/2015/9/8/chartex" xmlns:cx2="http://schemas.microsoft.com/office/drawing/2015/10/21/chartex" xmlns:cx3="http://schemas.microsoft.com/office/drawing/2016/5/9/chartex" xmlns:cx4="http://schemas.microsoft.com/office/drawing/2016/5/10/chartex" xmlns:cx5="http://schemas.microsoft.com/office/drawing/2016/5/11/chartex" xmlns:cx6="http://schemas.microsoft.com/office/drawing/2016/5/12/chartex" xmlns:cx7="http://schemas.microsoft.com/office/drawing/2016/5/13/chartex" xmlns:cx8="http://schemas.microsoft.com/office/drawing/2016/5/14/chartex" xmlns:mc="http://schemas.openxmlformats.org/markup-compatibility/2006" xmlns:aink="http://schemas.microsoft.com/office/drawing/2016/ink" xmlns:am3d="http://schemas.microsoft.com/office/drawing/2017/model3d" xmlns:o="urn:schemas-microsoft-com:office:office" xmlns:oel="http://schemas.microsoft.com/office/2019/extlst" xmlns:r="http://schemas.openxmlformats.org/officeDocument/2006/relationships" xmlns:m="http://schemas.openxmlformats.org/officeDocument/2006/math" xmlns:v="urn:schemas-microsoft-com:vml" xmlns:wp14="http://schemas.microsoft.com/office/word/2010/wordprocessingDrawing" xmlns:wp="http://schemas.openxmlformats.org/drawingml/2006/wordprocessingDrawing" xmlns:w10="urn:schemas-microsoft-com:office:word" xmlns:w="http://schemas.openxmlformats.org/wordprocessingml/2006/main" xmlns:w14="http://schemas.microsoft.com/office/word/2010/wordml" xmlns:w15="http://schemas.microsoft.com/office/word/2012/wordml" xmlns:w16cex="http://schemas.microsoft.com/office/word/2018/wordml/cex" xmlns:w16cid="http://schemas.microsoft.com/office/word/2016/wordml/cid" xmlns:w16="http://schemas.microsoft.com/office/word/2018/wordml" xmlns:w16sdtdh="http://schemas.microsoft.com/office/word/2020/wordml/sdtdatahash" xmlns:w16se="http://schemas.microsoft.com/office/word/2015/wordml/symex" xmlns:wpg="http://schemas.microsoft.com/office/word/2010/wordprocessingGroup" xmlns:wpi="http://schemas.microsoft.com/office/word/2010/wordprocessingInk" xmlns:wne="http://schemas.microsoft.com/office/word/2006/wordml" xmlns:wps="http://schemas.microsoft.com/office/word/2010/wordprocessingShape" mc:Ignorable="w14 w15 w16se w16cid w16 w16cex w16sdtdh wp14">
   <w:abstractNum w:abstractNumId="0" w15:restartNumberingAfterBreak="0">
-    <w:nsid w:val="06202DEF"/>
+    <w:nsid w:val="003A4F19"/>
     <w:multiLevelType w:val="hybridMultilevel"/>
-    <w:tmpl w:val="A71699CE"/>
-    <w:lvl w:ilvl="0" w:tplc="17A2F832">
+    <w:tmpl w:val="4FCEE0DE"/>
+    <w:lvl w:ilvl="0" w:tplc="3014EBBA">
       <w:start w:val="1"/>
       <w:numFmt w:val="decimal"/>
       <w:lvlText w:val="%1."/>
@@ -5616,110 +5616,138 @@
         <w:color w:val="A67C27"/>
       </w:rPr>
     </w:lvl>
-    <w:lvl w:ilvl="1" w:tplc="30F0BD28">
+    <w:lvl w:ilvl="1" w:tplc="F7CE5DCA">
       <w:numFmt w:val="decimal"/>
       <w:lvlText w:val=""/>
       <w:lvlJc w:val="left"/>
     </w:lvl>
-    <w:lvl w:ilvl="2" w:tplc="5804EFD0">
+    <w:lvl w:ilvl="2" w:tplc="7B68EC76">
       <w:numFmt w:val="decimal"/>
       <w:lvlText w:val=""/>
       <w:lvlJc w:val="left"/>
     </w:lvl>
-    <w:lvl w:ilvl="3" w:tplc="B0986202">
+    <w:lvl w:ilvl="3" w:tplc="2BE0BA56">
       <w:numFmt w:val="decimal"/>
       <w:lvlText w:val=""/>
       <w:lvlJc w:val="left"/>
     </w:lvl>
-    <w:lvl w:ilvl="4" w:tplc="61CEA5F2">
+    <w:lvl w:ilvl="4" w:tplc="E72C13DC">
       <w:numFmt w:val="decimal"/>
       <w:lvlText w:val=""/>
       <w:lvlJc w:val="left"/>
     </w:lvl>
-    <w:lvl w:ilvl="5" w:tplc="BA70FFE8">
+    <w:lvl w:ilvl="5" w:tplc="2A067562">
       <w:numFmt w:val="decimal"/>
       <w:lvlText w:val=""/>
       <w:lvlJc w:val="left"/>
     </w:lvl>
-    <w:lvl w:ilvl="6" w:tplc="11FAE616">
+    <w:lvl w:ilvl="6" w:tplc="96166BC8">
       <w:numFmt w:val="decimal"/>
       <w:lvlText w:val=""/>
       <w:lvlJc w:val="left"/>
     </w:lvl>
-    <w:lvl w:ilvl="7" w:tplc="6CF8CDF8">
+    <w:lvl w:ilvl="7" w:tplc="498011D6">
       <w:numFmt w:val="decimal"/>
       <w:lvlText w:val=""/>
       <w:lvlJc w:val="left"/>
     </w:lvl>
-    <w:lvl w:ilvl="8" w:tplc="24DEBC58">
+    <w:lvl w:ilvl="8" w:tplc="9CDAD716">
       <w:numFmt w:val="decimal"/>
       <w:lvlText w:val=""/>
       <w:lvlJc w:val="left"/>
     </w:lvl>
   </w:abstractNum>
   <w:abstractNum w:abstractNumId="1" w15:restartNumberingAfterBreak="0">
-    <w:nsid w:val="21654C04"/>
+    <w:nsid w:val="281851A5"/>
     <w:multiLevelType w:val="hybridMultilevel"/>
-    <w:tmpl w:val="F816EAD8"/>
-    <w:lvl w:ilvl="0" w:tplc="F4BC5B56">
+    <w:tmpl w:val="D1CE5B30"/>
+    <w:lvl w:ilvl="0" w:tplc="C0A02DA8">
       <w:start w:val="1"/>
       <w:numFmt w:val="bullet"/>
-      <w:lvlText w:val="•"/>
+      <w:lvlText w:val="●"/>
       <w:lvlJc w:val="left"/>
       <w:pPr>
-        <w:ind w:left="460" w:hanging="280"/>
+        <w:ind w:left="720" w:hanging="360"/>
       </w:pPr>
     </w:lvl>
-    <w:lvl w:ilvl="1" w:tplc="8A9AAFAE">
+    <w:lvl w:ilvl="1" w:tplc="D850EC94">
       <w:start w:val="1"/>
       <w:numFmt w:val="bullet"/>
-      <w:lvlText w:val="–"/>
+      <w:lvlText w:val="○"/>
       <w:lvlJc w:val="left"/>
       <w:pPr>
-        <w:ind w:left="900" w:hanging="280"/>
+        <w:ind w:left="1440" w:hanging="360"/>
       </w:pPr>
     </w:lvl>
-    <w:lvl w:ilvl="2" w:tplc="3C120C44">
-      <w:numFmt w:val="decimal"/>
-      <w:lvlText w:val=""/>
+    <w:lvl w:ilvl="2" w:tplc="6AC0E132">
+      <w:start w:val="1"/>
+      <w:numFmt w:val="bullet"/>
+      <w:lvlText w:val="■"/>
       <w:lvlJc w:val="left"/>
+      <w:pPr>
+        <w:ind w:left="2160" w:hanging="360"/>
+      </w:pPr>
     </w:lvl>
-    <w:lvl w:ilvl="3" w:tplc="055288BE">
-      <w:numFmt w:val="decimal"/>
-      <w:lvlText w:val=""/>
+    <w:lvl w:ilvl="3" w:tplc="F4B0A56E">
+      <w:start w:val="1"/>
+      <w:numFmt w:val="bullet"/>
+      <w:lvlText w:val="●"/>
       <w:lvlJc w:val="left"/>
+      <w:pPr>
+        <w:ind w:left="2880" w:hanging="360"/>
+      </w:pPr>
     </w:lvl>
-    <w:lvl w:ilvl="4" w:tplc="4F4EB306">
-      <w:numFmt w:val="decimal"/>
-      <w:lvlText w:val=""/>
+    <w:lvl w:ilvl="4" w:tplc="20105098">
+      <w:start w:val="1"/>
+      <w:numFmt w:val="bullet"/>
+      <w:lvlText w:val="○"/>
       <w:lvlJc w:val="left"/>
+      <w:pPr>
+        <w:ind w:left="3600" w:hanging="360"/>
+      </w:pPr>
     </w:lvl>
-    <w:lvl w:ilvl="5" w:tplc="5C6AE01E">
-      <w:numFmt w:val="decimal"/>
-      <w:lvlText w:val=""/>
+    <w:lvl w:ilvl="5" w:tplc="44C0EBC8">
+      <w:start w:val="1"/>
+      <w:numFmt w:val="bullet"/>
+      <w:lvlText w:val="■"/>
       <w:lvlJc w:val="left"/>
+      <w:pPr>
+        <w:ind w:left="4320" w:hanging="360"/>
+      </w:pPr>
     </w:lvl>
-    <w:lvl w:ilvl="6" w:tplc="86329A84">
-      <w:numFmt w:val="decimal"/>
-      <w:lvlText w:val=""/>
+    <w:lvl w:ilvl="6" w:tplc="06CE752A">
+      <w:start w:val="1"/>
+      <w:numFmt w:val="bullet"/>
+      <w:lvlText w:val="●"/>
       <w:lvlJc w:val="left"/>
+      <w:pPr>
+        <w:ind w:left="5040" w:hanging="360"/>
+      </w:pPr>
     </w:lvl>
-    <w:lvl w:ilvl="7" w:tplc="51F6DFE8">
-      <w:numFmt w:val="decimal"/>
-      <w:lvlText w:val=""/>
+    <w:lvl w:ilvl="7" w:tplc="484E6402">
+      <w:start w:val="1"/>
+      <w:numFmt w:val="bullet"/>
+      <w:lvlText w:val="●"/>
       <w:lvlJc w:val="left"/>
+      <w:pPr>
+        <w:ind w:left="5760" w:hanging="360"/>
+      </w:pPr>
     </w:lvl>
-    <w:lvl w:ilvl="8" w:tplc="43C68752">
-      <w:numFmt w:val="decimal"/>
-      <w:lvlText w:val=""/>
+    <w:lvl w:ilvl="8" w:tplc="21C4AD2E">
+      <w:start w:val="1"/>
+      <w:numFmt w:val="bullet"/>
+      <w:lvlText w:val="●"/>
       <w:lvlJc w:val="left"/>
+      <w:pPr>
+        <w:ind w:left="6480" w:hanging="360"/>
+      </w:pPr>
     </w:lvl>
   </w:abstractNum>
   <w:abstractNum w:abstractNumId="2" w15:restartNumberingAfterBreak="0">
-    <w:nsid w:val="2CE464EA"/>
+    <w:nsid w:val="3E9D5286"/>
     <w:multiLevelType w:val="hybridMultilevel"/>
-    <w:tmpl w:val="64D6C3BE"/>
-    <w:lvl w:ilvl="0" w:tplc="CDBEABF8">
+    <w:tmpl w:val="692AD672"/>
+    <w:lvl w:ilvl="0" w:tplc="8AD45C9C">
       <w:start w:val="1"/>
       <w:numFmt w:val="decimal"/>
       <w:lvlText w:val="%1."/>
@@ -5733,52 +5761,52 @@
         <w:color w:val="A67C27"/>
       </w:rPr>
     </w:lvl>
-    <w:lvl w:ilvl="1" w:tplc="C7E8A1D6">
+    <w:lvl w:ilvl="1" w:tplc="63760428">
       <w:numFmt w:val="decimal"/>
       <w:lvlText w:val=""/>
       <w:lvlJc w:val="left"/>
     </w:lvl>
-    <w:lvl w:ilvl="2" w:tplc="0D500D14">
+    <w:lvl w:ilvl="2" w:tplc="DBB406EA">
       <w:numFmt w:val="decimal"/>
       <w:lvlText w:val=""/>
       <w:lvlJc w:val="left"/>
     </w:lvl>
-    <w:lvl w:ilvl="3" w:tplc="17C8BE86">
+    <w:lvl w:ilvl="3" w:tplc="B0BCA974">
       <w:numFmt w:val="decimal"/>
       <w:lvlText w:val=""/>
       <w:lvlJc w:val="left"/>
     </w:lvl>
-    <w:lvl w:ilvl="4" w:tplc="D13EF200">
+    <w:lvl w:ilvl="4" w:tplc="3F146464">
       <w:numFmt w:val="decimal"/>
       <w:lvlText w:val=""/>
       <w:lvlJc w:val="left"/>
     </w:lvl>
-    <w:lvl w:ilvl="5" w:tplc="9A620F20">
+    <w:lvl w:ilvl="5" w:tplc="BB5E9270">
       <w:numFmt w:val="decimal"/>
       <w:lvlText w:val=""/>
       <w:lvlJc w:val="left"/>
     </w:lvl>
-    <w:lvl w:ilvl="6" w:tplc="8EA23EA0">
+    <w:lvl w:ilvl="6" w:tplc="46B64920">
       <w:numFmt w:val="decimal"/>
       <w:lvlText w:val=""/>
       <w:lvlJc w:val="left"/>
     </w:lvl>
-    <w:lvl w:ilvl="7" w:tplc="E4A08AE0">
+    <w:lvl w:ilvl="7" w:tplc="AC3C1004">
       <w:numFmt w:val="decimal"/>
       <w:lvlText w:val=""/>
       <w:lvlJc w:val="left"/>
     </w:lvl>
-    <w:lvl w:ilvl="8" w:tplc="37EE0736">
+    <w:lvl w:ilvl="8" w:tplc="E834CA1C">
       <w:numFmt w:val="decimal"/>
       <w:lvlText w:val=""/>
       <w:lvlJc w:val="left"/>
     </w:lvl>
   </w:abstractNum>
   <w:abstractNum w:abstractNumId="3" w15:restartNumberingAfterBreak="0">
-    <w:nsid w:val="3F1C4601"/>
+    <w:nsid w:val="587C67C5"/>
     <w:multiLevelType w:val="hybridMultilevel"/>
-    <w:tmpl w:val="8E2A52AA"/>
-    <w:lvl w:ilvl="0" w:tplc="C4823432">
+    <w:tmpl w:val="5BE61A36"/>
+    <w:lvl w:ilvl="0" w:tplc="F822C094">
       <w:start w:val="1"/>
       <w:numFmt w:val="decimal"/>
       <w:lvlText w:val="%1."/>
@@ -5792,158 +5820,130 @@
         <w:color w:val="A67C27"/>
       </w:rPr>
     </w:lvl>
-    <w:lvl w:ilvl="1" w:tplc="F4947A0E">
+    <w:lvl w:ilvl="1" w:tplc="6AB07CBE">
       <w:numFmt w:val="decimal"/>
       <w:lvlText w:val=""/>
       <w:lvlJc w:val="left"/>
     </w:lvl>
-    <w:lvl w:ilvl="2" w:tplc="D59E8A6A">
+    <w:lvl w:ilvl="2" w:tplc="F0D000F0">
       <w:numFmt w:val="decimal"/>
       <w:lvlText w:val=""/>
       <w:lvlJc w:val="left"/>
     </w:lvl>
-    <w:lvl w:ilvl="3" w:tplc="A4E46184">
+    <w:lvl w:ilvl="3" w:tplc="45D438F6">
       <w:numFmt w:val="decimal"/>
       <w:lvlText w:val=""/>
       <w:lvlJc w:val="left"/>
     </w:lvl>
-    <w:lvl w:ilvl="4" w:tplc="730AE5CA">
+    <w:lvl w:ilvl="4" w:tplc="7EDC249E">
       <w:numFmt w:val="decimal"/>
       <w:lvlText w:val=""/>
       <w:lvlJc w:val="left"/>
     </w:lvl>
-    <w:lvl w:ilvl="5" w:tplc="20DE609E">
+    <w:lvl w:ilvl="5" w:tplc="2A460630">
       <w:numFmt w:val="decimal"/>
       <w:lvlText w:val=""/>
       <w:lvlJc w:val="left"/>
     </w:lvl>
-    <w:lvl w:ilvl="6" w:tplc="E15AD886">
+    <w:lvl w:ilvl="6" w:tplc="D83E5B9C">
       <w:numFmt w:val="decimal"/>
       <w:lvlText w:val=""/>
       <w:lvlJc w:val="left"/>
     </w:lvl>
-    <w:lvl w:ilvl="7" w:tplc="0448BB04">
+    <w:lvl w:ilvl="7" w:tplc="C94C01E6">
       <w:numFmt w:val="decimal"/>
       <w:lvlText w:val=""/>
       <w:lvlJc w:val="left"/>
     </w:lvl>
-    <w:lvl w:ilvl="8" w:tplc="33ACA166">
+    <w:lvl w:ilvl="8" w:tplc="2034C89E">
       <w:numFmt w:val="decimal"/>
       <w:lvlText w:val=""/>
       <w:lvlJc w:val="left"/>
     </w:lvl>
   </w:abstractNum>
   <w:abstractNum w:abstractNumId="4" w15:restartNumberingAfterBreak="0">
-    <w:nsid w:val="78C27975"/>
+    <w:nsid w:val="65BD5A5F"/>
     <w:multiLevelType w:val="hybridMultilevel"/>
-    <w:tmpl w:val="9DFC6E9E"/>
-    <w:lvl w:ilvl="0" w:tplc="369AFC3C">
+    <w:tmpl w:val="78361C5E"/>
+    <w:lvl w:ilvl="0" w:tplc="B9D81A20">
       <w:start w:val="1"/>
       <w:numFmt w:val="bullet"/>
-      <w:lvlText w:val="●"/>
+      <w:lvlText w:val="•"/>
       <w:lvlJc w:val="left"/>
       <w:pPr>
-        <w:ind w:left="720" w:hanging="360"/>
+        <w:ind w:left="460" w:hanging="280"/>
       </w:pPr>
     </w:lvl>
-    <w:lvl w:ilvl="1" w:tplc="141838F0">
+    <w:lvl w:ilvl="1" w:tplc="8486B1A4">
       <w:start w:val="1"/>
       <w:numFmt w:val="bullet"/>
-      <w:lvlText w:val="○"/>
+      <w:lvlText w:val="–"/>
       <w:lvlJc w:val="left"/>
       <w:pPr>
-        <w:ind w:left="1440" w:hanging="360"/>
+        <w:ind w:left="900" w:hanging="280"/>
       </w:pPr>
     </w:lvl>
-    <w:lvl w:ilvl="2" w:tplc="D80CD060">
-      <w:start w:val="1"/>
-      <w:numFmt w:val="bullet"/>
-      <w:lvlText w:val="■"/>
+    <w:lvl w:ilvl="2" w:tplc="514C2A14">
+      <w:numFmt w:val="decimal"/>
+      <w:lvlText w:val=""/>
       <w:lvlJc w:val="left"/>
-      <w:pPr>
-        <w:ind w:left="2160" w:hanging="360"/>
-      </w:pPr>
     </w:lvl>
-    <w:lvl w:ilvl="3" w:tplc="8F867A10">
-      <w:start w:val="1"/>
-      <w:numFmt w:val="bullet"/>
-      <w:lvlText w:val="●"/>
+    <w:lvl w:ilvl="3" w:tplc="C7DCFD10">
+      <w:numFmt w:val="decimal"/>
+      <w:lvlText w:val=""/>
       <w:lvlJc w:val="left"/>
-      <w:pPr>
-        <w:ind w:left="2880" w:hanging="360"/>
-      </w:pPr>
     </w:lvl>
-    <w:lvl w:ilvl="4" w:tplc="1B5A900C">
-      <w:start w:val="1"/>
-      <w:numFmt w:val="bullet"/>
-      <w:lvlText w:val="○"/>
+    <w:lvl w:ilvl="4" w:tplc="11E60C1A">
+      <w:numFmt w:val="decimal"/>
+      <w:lvlText w:val=""/>
       <w:lvlJc w:val="left"/>
-      <w:pPr>
-        <w:ind w:left="3600" w:hanging="360"/>
-      </w:pPr>
     </w:lvl>
-    <w:lvl w:ilvl="5" w:tplc="BE205C24">
-      <w:start w:val="1"/>
-      <w:numFmt w:val="bullet"/>
-      <w:lvlText w:val="■"/>
+    <w:lvl w:ilvl="5" w:tplc="7C7624FA">
+      <w:numFmt w:val="decimal"/>
+      <w:lvlText w:val=""/>
       <w:lvlJc w:val="left"/>
-      <w:pPr>
-        <w:ind w:left="4320" w:hanging="360"/>
-      </w:pPr>
     </w:lvl>
-    <w:lvl w:ilvl="6" w:tplc="559EDEE2">
-      <w:start w:val="1"/>
-      <w:numFmt w:val="bullet"/>
-      <w:lvlText w:val="●"/>
+    <w:lvl w:ilvl="6" w:tplc="E0E442CC">
+      <w:numFmt w:val="decimal"/>
+      <w:lvlText w:val=""/>
       <w:lvlJc w:val="left"/>
-      <w:pPr>
-        <w:ind w:left="5040" w:hanging="360"/>
-      </w:pPr>
     </w:lvl>
-    <w:lvl w:ilvl="7" w:tplc="08F0512A">
-      <w:start w:val="1"/>
-      <w:numFmt w:val="bullet"/>
-      <w:lvlText w:val="●"/>
+    <w:lvl w:ilvl="7" w:tplc="D8BAF806">
+      <w:numFmt w:val="decimal"/>
+      <w:lvlText w:val=""/>
       <w:lvlJc w:val="left"/>
-      <w:pPr>
-        <w:ind w:left="5760" w:hanging="360"/>
-      </w:pPr>
     </w:lvl>
-    <w:lvl w:ilvl="8" w:tplc="0FC40EB0">
-      <w:start w:val="1"/>
-      <w:numFmt w:val="bullet"/>
-      <w:lvlText w:val="●"/>
+    <w:lvl w:ilvl="8" w:tplc="C62E5428">
+      <w:numFmt w:val="decimal"/>
+      <w:lvlText w:val=""/>
       <w:lvlJc w:val="left"/>
-      <w:pPr>
-        <w:ind w:left="6480" w:hanging="360"/>
-      </w:pPr>
     </w:lvl>
   </w:abstractNum>
-  <w:num w:numId="1" w16cid:durableId="1116026393">
+  <w:num w:numId="1" w16cid:durableId="1552955666">
+    <w:abstractNumId w:val="1"/>
+    <w:lvlOverride w:ilvl="0">
+      <w:startOverride w:val="1"/>
+    </w:lvlOverride>
+  </w:num>
+  <w:num w:numId="2" w16cid:durableId="860779971">
     <w:abstractNumId w:val="4"/>
     <w:lvlOverride w:ilvl="0">
       <w:startOverride w:val="1"/>
     </w:lvlOverride>
   </w:num>
-  <w:num w:numId="2" w16cid:durableId="555750260">
-    <w:abstractNumId w:val="1"/>
+  <w:num w:numId="3" w16cid:durableId="1560674870">
+    <w:abstractNumId w:val="2"/>
     <w:lvlOverride w:ilvl="0">
       <w:startOverride w:val="1"/>
     </w:lvlOverride>
   </w:num>
-  <w:num w:numId="3" w16cid:durableId="148909878">
+  <w:num w:numId="4" w16cid:durableId="1169102773">
     <w:abstractNumId w:val="3"/>
     <w:lvlOverride w:ilvl="0">
       <w:startOverride w:val="1"/>
     </w:lvlOverride>
   </w:num>
-  <w:num w:numId="4" w16cid:durableId="1114323626">
-    <w:abstractNumId w:val="2"/>
-    <w:lvlOverride w:ilvl="0">
-      <w:startOverride w:val="1"/>
-    </w:lvlOverride>
-  </w:num>
-  <w:num w:numId="5" w16cid:durableId="1834101465">
+  <w:num w:numId="5" w16cid:durableId="1723359756">
     <w:abstractNumId w:val="0"/>
     <w:lvlOverride w:ilvl="0">
       <w:startOverride w:val="1"/>
@@ -6570,7 +6570,7 @@
     <w:autoRedefine/>
     <w:uiPriority w:val="39"/>
     <w:unhideWhenUsed/>
-    <w:rsid w:val="00157C7C"/>
+    <w:rsid w:val="00D1600A"/>
     <w:pPr>
       <w:spacing w:after="100"/>
     </w:pPr>
@@ -6582,7 +6582,7 @@
     <w:autoRedefine/>
     <w:uiPriority w:val="39"/>
     <w:unhideWhenUsed/>
-    <w:rsid w:val="00157C7C"/>
+    <w:rsid w:val="00D1600A"/>
     <w:pPr>
       <w:spacing w:after="100"/>
       <w:ind w:left="210"/>

--- a/docs/manuals/Respondent_Guide.docx
+++ b/docs/manuals/Respondent_Guide.docx
@@ -69,7 +69,7 @@
           <w:left w:w="10" w:type="dxa"/>
           <w:right w:w="10" w:type="dxa"/>
         </w:tblCellMar>
-        <w:tblLook w:val="0000" w:firstRow="0" w:lastRow="0" w:firstColumn="0" w:lastColumn="0" w:noHBand="0" w:noVBand="0"/>
+        <w:tblLook w:val="04A0" w:firstRow="1" w:lastRow="0" w:firstColumn="1" w:lastColumn="0" w:noHBand="0" w:noVBand="1"/>
       </w:tblPr>
       <w:tblGrid>
         <w:gridCol w:w="2300"/>
@@ -469,7 +469,7 @@
                 <w:sz w:val="19"/>
                 <w:szCs w:val="19"/>
               </w:rPr>
-              <w:t>Version 1.8 · 21 September 2026</w:t>
+              <w:t>Version 1.9 · 22 September 2026</w:t>
             </w:r>
           </w:p>
         </w:tc>
@@ -538,7 +538,7 @@
     <w:sdt>
       <w:sdtPr>
         <w:alias w:val="Contents"/>
-        <w:id w:val="1649628026"/>
+        <w:id w:val="-497655468"/>
       </w:sdtPr>
       <w:sdtEndPr/>
       <w:sdtContent>
@@ -567,7 +567,7 @@
           <w:r>
             <w:fldChar w:fldCharType="separate"/>
           </w:r>
-          <w:hyperlink w:anchor="_Toc240923163" w:history="1">
+          <w:hyperlink w:anchor="_Toc240960683" w:history="1">
             <w:r>
               <w:rPr>
                 <w:rStyle w:val="Hyperlink"/>
@@ -591,7 +591,7 @@
               <w:rPr>
                 <w:noProof/>
               </w:rPr>
-              <w:instrText xml:space="preserve"> PAGEREF _Toc240923163 \h </w:instrText>
+              <w:instrText xml:space="preserve"> PAGEREF _Toc240960683 \h </w:instrText>
             </w:r>
             <w:r>
               <w:rPr>
@@ -634,7 +634,7 @@
               <w14:ligatures w14:val="standardContextual"/>
             </w:rPr>
           </w:pPr>
-          <w:hyperlink w:anchor="_Toc240923164" w:history="1">
+          <w:hyperlink w:anchor="_Toc240960684" w:history="1">
             <w:r>
               <w:rPr>
                 <w:rStyle w:val="Hyperlink"/>
@@ -658,7 +658,7 @@
               <w:rPr>
                 <w:noProof/>
               </w:rPr>
-              <w:instrText xml:space="preserve"> PAGEREF _Toc240923164 \h </w:instrText>
+              <w:instrText xml:space="preserve"> PAGEREF _Toc240960684 \h </w:instrText>
             </w:r>
             <w:r>
               <w:rPr>
@@ -701,7 +701,7 @@
               <w14:ligatures w14:val="standardContextual"/>
             </w:rPr>
           </w:pPr>
-          <w:hyperlink w:anchor="_Toc240923165" w:history="1">
+          <w:hyperlink w:anchor="_Toc240960685" w:history="1">
             <w:r>
               <w:rPr>
                 <w:rStyle w:val="Hyperlink"/>
@@ -725,7 +725,7 @@
               <w:rPr>
                 <w:noProof/>
               </w:rPr>
-              <w:instrText xml:space="preserve"> PAGEREF _Toc240923165 \h </w:instrText>
+              <w:instrText xml:space="preserve"> PAGEREF _Toc240960685 \h </w:instrText>
             </w:r>
             <w:r>
               <w:rPr>
@@ -768,7 +768,7 @@
               <w14:ligatures w14:val="standardContextual"/>
             </w:rPr>
           </w:pPr>
-          <w:hyperlink w:anchor="_Toc240923166" w:history="1">
+          <w:hyperlink w:anchor="_Toc240960686" w:history="1">
             <w:r>
               <w:rPr>
                 <w:rStyle w:val="Hyperlink"/>
@@ -792,7 +792,7 @@
               <w:rPr>
                 <w:noProof/>
               </w:rPr>
-              <w:instrText xml:space="preserve"> PAGEREF _Toc240923166 \h </w:instrText>
+              <w:instrText xml:space="preserve"> PAGEREF _Toc240960686 \h </w:instrText>
             </w:r>
             <w:r>
               <w:rPr>
@@ -835,7 +835,7 @@
               <w14:ligatures w14:val="standardContextual"/>
             </w:rPr>
           </w:pPr>
-          <w:hyperlink w:anchor="_Toc240923167" w:history="1">
+          <w:hyperlink w:anchor="_Toc240960687" w:history="1">
             <w:r>
               <w:rPr>
                 <w:rStyle w:val="Hyperlink"/>
@@ -859,7 +859,7 @@
               <w:rPr>
                 <w:noProof/>
               </w:rPr>
-              <w:instrText xml:space="preserve"> PAGEREF _Toc240923167 \h </w:instrText>
+              <w:instrText xml:space="preserve"> PAGEREF _Toc240960687 \h </w:instrText>
             </w:r>
             <w:r>
               <w:rPr>
@@ -902,7 +902,7 @@
               <w14:ligatures w14:val="standardContextual"/>
             </w:rPr>
           </w:pPr>
-          <w:hyperlink w:anchor="_Toc240923168" w:history="1">
+          <w:hyperlink w:anchor="_Toc240960688" w:history="1">
             <w:r>
               <w:rPr>
                 <w:rStyle w:val="Hyperlink"/>
@@ -926,7 +926,7 @@
               <w:rPr>
                 <w:noProof/>
               </w:rPr>
-              <w:instrText xml:space="preserve"> PAGEREF _Toc240923168 \h </w:instrText>
+              <w:instrText xml:space="preserve"> PAGEREF _Toc240960688 \h </w:instrText>
             </w:r>
             <w:r>
               <w:rPr>
@@ -969,7 +969,7 @@
               <w14:ligatures w14:val="standardContextual"/>
             </w:rPr>
           </w:pPr>
-          <w:hyperlink w:anchor="_Toc240923169" w:history="1">
+          <w:hyperlink w:anchor="_Toc240960689" w:history="1">
             <w:r>
               <w:rPr>
                 <w:rStyle w:val="Hyperlink"/>
@@ -993,7 +993,7 @@
               <w:rPr>
                 <w:noProof/>
               </w:rPr>
-              <w:instrText xml:space="preserve"> PAGEREF _Toc240923169 \h </w:instrText>
+              <w:instrText xml:space="preserve"> PAGEREF _Toc240960689 \h </w:instrText>
             </w:r>
             <w:r>
               <w:rPr>
@@ -1036,7 +1036,7 @@
               <w14:ligatures w14:val="standardContextual"/>
             </w:rPr>
           </w:pPr>
-          <w:hyperlink w:anchor="_Toc240923170" w:history="1">
+          <w:hyperlink w:anchor="_Toc240960690" w:history="1">
             <w:r>
               <w:rPr>
                 <w:rStyle w:val="Hyperlink"/>
@@ -1060,7 +1060,7 @@
               <w:rPr>
                 <w:noProof/>
               </w:rPr>
-              <w:instrText xml:space="preserve"> PAGEREF _Toc240923170 \h </w:instrText>
+              <w:instrText xml:space="preserve"> PAGEREF _Toc240960690 \h </w:instrText>
             </w:r>
             <w:r>
               <w:rPr>
@@ -1103,7 +1103,7 @@
               <w14:ligatures w14:val="standardContextual"/>
             </w:rPr>
           </w:pPr>
-          <w:hyperlink w:anchor="_Toc240923171" w:history="1">
+          <w:hyperlink w:anchor="_Toc240960691" w:history="1">
             <w:r>
               <w:rPr>
                 <w:rStyle w:val="Hyperlink"/>
@@ -1127,7 +1127,7 @@
               <w:rPr>
                 <w:noProof/>
               </w:rPr>
-              <w:instrText xml:space="preserve"> PAGEREF _Toc240923171 \h </w:instrText>
+              <w:instrText xml:space="preserve"> PAGEREF _Toc240960691 \h </w:instrText>
             </w:r>
             <w:r>
               <w:rPr>
@@ -1170,7 +1170,7 @@
               <w14:ligatures w14:val="standardContextual"/>
             </w:rPr>
           </w:pPr>
-          <w:hyperlink w:anchor="_Toc240923172" w:history="1">
+          <w:hyperlink w:anchor="_Toc240960692" w:history="1">
             <w:r>
               <w:rPr>
                 <w:rStyle w:val="Hyperlink"/>
@@ -1194,7 +1194,7 @@
               <w:rPr>
                 <w:noProof/>
               </w:rPr>
-              <w:instrText xml:space="preserve"> PAGEREF _Toc240923172 \h </w:instrText>
+              <w:instrText xml:space="preserve"> PAGEREF _Toc240960692 \h </w:instrText>
             </w:r>
             <w:r>
               <w:rPr>
@@ -1237,7 +1237,7 @@
               <w14:ligatures w14:val="standardContextual"/>
             </w:rPr>
           </w:pPr>
-          <w:hyperlink w:anchor="_Toc240923173" w:history="1">
+          <w:hyperlink w:anchor="_Toc240960693" w:history="1">
             <w:r>
               <w:rPr>
                 <w:rStyle w:val="Hyperlink"/>
@@ -1261,7 +1261,7 @@
               <w:rPr>
                 <w:noProof/>
               </w:rPr>
-              <w:instrText xml:space="preserve"> PAGEREF _Toc240923173 \h </w:instrText>
+              <w:instrText xml:space="preserve"> PAGEREF _Toc240960693 \h </w:instrText>
             </w:r>
             <w:r>
               <w:rPr>
@@ -1304,7 +1304,7 @@
               <w14:ligatures w14:val="standardContextual"/>
             </w:rPr>
           </w:pPr>
-          <w:hyperlink w:anchor="_Toc240923174" w:history="1">
+          <w:hyperlink w:anchor="_Toc240960694" w:history="1">
             <w:r>
               <w:rPr>
                 <w:rStyle w:val="Hyperlink"/>
@@ -1328,7 +1328,7 @@
               <w:rPr>
                 <w:noProof/>
               </w:rPr>
-              <w:instrText xml:space="preserve"> PAGEREF _Toc240923174 \h </w:instrText>
+              <w:instrText xml:space="preserve"> PAGEREF _Toc240960694 \h </w:instrText>
             </w:r>
             <w:r>
               <w:rPr>
@@ -1371,7 +1371,7 @@
               <w14:ligatures w14:val="standardContextual"/>
             </w:rPr>
           </w:pPr>
-          <w:hyperlink w:anchor="_Toc240923175" w:history="1">
+          <w:hyperlink w:anchor="_Toc240960695" w:history="1">
             <w:r>
               <w:rPr>
                 <w:rStyle w:val="Hyperlink"/>
@@ -1395,7 +1395,7 @@
               <w:rPr>
                 <w:noProof/>
               </w:rPr>
-              <w:instrText xml:space="preserve"> PAGEREF _Toc240923175 \h </w:instrText>
+              <w:instrText xml:space="preserve"> PAGEREF _Toc240960695 \h </w:instrText>
             </w:r>
             <w:r>
               <w:rPr>
@@ -1438,7 +1438,7 @@
               <w14:ligatures w14:val="standardContextual"/>
             </w:rPr>
           </w:pPr>
-          <w:hyperlink w:anchor="_Toc240923176" w:history="1">
+          <w:hyperlink w:anchor="_Toc240960696" w:history="1">
             <w:r>
               <w:rPr>
                 <w:rStyle w:val="Hyperlink"/>
@@ -1462,7 +1462,7 @@
               <w:rPr>
                 <w:noProof/>
               </w:rPr>
-              <w:instrText xml:space="preserve"> PAGEREF _Toc240923176 \h </w:instrText>
+              <w:instrText xml:space="preserve"> PAGEREF _Toc240960696 \h </w:instrText>
             </w:r>
             <w:r>
               <w:rPr>
@@ -1505,7 +1505,7 @@
               <w14:ligatures w14:val="standardContextual"/>
             </w:rPr>
           </w:pPr>
-          <w:hyperlink w:anchor="_Toc240923177" w:history="1">
+          <w:hyperlink w:anchor="_Toc240960697" w:history="1">
             <w:r>
               <w:rPr>
                 <w:rStyle w:val="Hyperlink"/>
@@ -1529,7 +1529,7 @@
               <w:rPr>
                 <w:noProof/>
               </w:rPr>
-              <w:instrText xml:space="preserve"> PAGEREF _Toc240923177 \h </w:instrText>
+              <w:instrText xml:space="preserve"> PAGEREF _Toc240960697 \h </w:instrText>
             </w:r>
             <w:r>
               <w:rPr>
@@ -1572,7 +1572,7 @@
               <w14:ligatures w14:val="standardContextual"/>
             </w:rPr>
           </w:pPr>
-          <w:hyperlink w:anchor="_Toc240923178" w:history="1">
+          <w:hyperlink w:anchor="_Toc240960698" w:history="1">
             <w:r>
               <w:rPr>
                 <w:rStyle w:val="Hyperlink"/>
@@ -1596,7 +1596,7 @@
               <w:rPr>
                 <w:noProof/>
               </w:rPr>
-              <w:instrText xml:space="preserve"> PAGEREF _Toc240923178 \h </w:instrText>
+              <w:instrText xml:space="preserve"> PAGEREF _Toc240960698 \h </w:instrText>
             </w:r>
             <w:r>
               <w:rPr>
@@ -1639,7 +1639,7 @@
               <w14:ligatures w14:val="standardContextual"/>
             </w:rPr>
           </w:pPr>
-          <w:hyperlink w:anchor="_Toc240923179" w:history="1">
+          <w:hyperlink w:anchor="_Toc240960699" w:history="1">
             <w:r>
               <w:rPr>
                 <w:rStyle w:val="Hyperlink"/>
@@ -1663,7 +1663,7 @@
               <w:rPr>
                 <w:noProof/>
               </w:rPr>
-              <w:instrText xml:space="preserve"> PAGEREF _Toc240923179 \h </w:instrText>
+              <w:instrText xml:space="preserve"> PAGEREF _Toc240960699 \h </w:instrText>
             </w:r>
             <w:r>
               <w:rPr>
@@ -1706,7 +1706,7 @@
               <w14:ligatures w14:val="standardContextual"/>
             </w:rPr>
           </w:pPr>
-          <w:hyperlink w:anchor="_Toc240923180" w:history="1">
+          <w:hyperlink w:anchor="_Toc240960700" w:history="1">
             <w:r>
               <w:rPr>
                 <w:rStyle w:val="Hyperlink"/>
@@ -1730,7 +1730,7 @@
               <w:rPr>
                 <w:noProof/>
               </w:rPr>
-              <w:instrText xml:space="preserve"> PAGEREF _Toc240923180 \h </w:instrText>
+              <w:instrText xml:space="preserve"> PAGEREF _Toc240960700 \h </w:instrText>
             </w:r>
             <w:r>
               <w:rPr>
@@ -1769,7 +1769,7 @@
         <w:pStyle w:val="Heading1"/>
         <w:pageBreakBefore/>
       </w:pPr>
-      <w:bookmarkStart w:id="0" w:name="_Toc240923163"/>
+      <w:bookmarkStart w:id="0" w:name="_Toc240960683"/>
       <w:r>
         <w:lastRenderedPageBreak/>
         <w:t>1. Welcome</w:t>
@@ -1809,7 +1809,7 @@
           <w:left w:w="10" w:type="dxa"/>
           <w:right w:w="10" w:type="dxa"/>
         </w:tblCellMar>
-        <w:tblLook w:val="0000" w:firstRow="0" w:lastRow="0" w:firstColumn="0" w:lastColumn="0" w:noHBand="0" w:noVBand="0"/>
+        <w:tblLook w:val="04A0" w:firstRow="1" w:lastRow="0" w:firstColumn="1" w:lastColumn="0" w:noHBand="0" w:noVBand="1"/>
       </w:tblPr>
       <w:tblGrid>
         <w:gridCol w:w="2824"/>
@@ -2185,7 +2185,7 @@
       <w:pPr>
         <w:pStyle w:val="Heading2"/>
       </w:pPr>
-      <w:bookmarkStart w:id="1" w:name="_Toc240923164"/>
+      <w:bookmarkStart w:id="1" w:name="_Toc240960684"/>
       <w:r>
         <w:t>What you should know first</w:t>
       </w:r>
@@ -2303,7 +2303,7 @@
         <w:pStyle w:val="Heading1"/>
         <w:pageBreakBefore/>
       </w:pPr>
-      <w:bookmarkStart w:id="2" w:name="_Toc240923165"/>
+      <w:bookmarkStart w:id="2" w:name="_Toc240960685"/>
       <w:r>
         <w:lastRenderedPageBreak/>
         <w:t>2. What you need</w:t>
@@ -2399,7 +2399,7 @@
           <w:left w:w="10" w:type="dxa"/>
           <w:right w:w="10" w:type="dxa"/>
         </w:tblCellMar>
-        <w:tblLook w:val="0000" w:firstRow="0" w:lastRow="0" w:firstColumn="0" w:lastColumn="0" w:noHBand="0" w:noVBand="0"/>
+        <w:tblLook w:val="04A0" w:firstRow="1" w:lastRow="0" w:firstColumn="1" w:lastColumn="0" w:noHBand="0" w:noVBand="1"/>
       </w:tblPr>
       <w:tblGrid>
         <w:gridCol w:w="9412"/>
@@ -2532,7 +2532,7 @@
         <w:pStyle w:val="Heading1"/>
         <w:pageBreakBefore/>
       </w:pPr>
-      <w:bookmarkStart w:id="3" w:name="_Toc240923166"/>
+      <w:bookmarkStart w:id="3" w:name="_Toc240960686"/>
       <w:r>
         <w:lastRenderedPageBreak/>
         <w:t>3. Taking part, step by step</w:t>
@@ -2543,7 +2543,7 @@
       <w:pPr>
         <w:pStyle w:val="Heading2"/>
       </w:pPr>
-      <w:bookmarkStart w:id="4" w:name="_Toc240923167"/>
+      <w:bookmarkStart w:id="4" w:name="_Toc240960687"/>
       <w:r>
         <w:t>Step 1 — Open your link</w:t>
       </w:r>
@@ -2561,7 +2561,7 @@
       <w:pPr>
         <w:pStyle w:val="Heading2"/>
       </w:pPr>
-      <w:bookmarkStart w:id="5" w:name="_Toc240923168"/>
+      <w:bookmarkStart w:id="5" w:name="_Toc240960688"/>
       <w:r>
         <w:t>Step 2 — Confirm your organisation</w:t>
       </w:r>
@@ -2596,7 +2596,7 @@
           <w:noProof/>
         </w:rPr>
         <w:drawing>
-          <wp:inline distT="0" distB="0" distL="0" distR="0" wp14:anchorId="1A520ED5" wp14:editId="590FC3B0">
+          <wp:inline distT="0" distB="0" distL="0" distR="0">
             <wp:extent cx="2476500" cy="3362325"/>
             <wp:effectExtent l="0" t="0" r="0" b="0"/>
             <wp:docPr id="1" name="resp_01_confirm.jpg" descr="Confirming the organisation." title="Confirming the organisation."/>
@@ -2665,7 +2665,7 @@
       <w:pPr>
         <w:pStyle w:val="Heading2"/>
       </w:pPr>
-      <w:bookmarkStart w:id="6" w:name="_Toc240923169"/>
+      <w:bookmarkStart w:id="6" w:name="_Toc240960689"/>
       <w:r>
         <w:t>Step 3 — Tell us a little about you</w:t>
       </w:r>
@@ -2757,7 +2757,7 @@
         </w:rPr>
         <w:lastRenderedPageBreak/>
         <w:drawing>
-          <wp:inline distT="0" distB="0" distL="0" distR="0" wp14:anchorId="4CD32DA0" wp14:editId="5C8A222C">
+          <wp:inline distT="0" distB="0" distL="0" distR="0">
             <wp:extent cx="2476500" cy="3362325"/>
             <wp:effectExtent l="0" t="0" r="0" b="0"/>
             <wp:docPr id="2" name="resp_02_eligibility.jpg" descr="A little about you." title="A little about you."/>
@@ -2837,7 +2837,7 @@
           <w:left w:w="10" w:type="dxa"/>
           <w:right w:w="10" w:type="dxa"/>
         </w:tblCellMar>
-        <w:tblLook w:val="0000" w:firstRow="0" w:lastRow="0" w:firstColumn="0" w:lastColumn="0" w:noHBand="0" w:noVBand="0"/>
+        <w:tblLook w:val="04A0" w:firstRow="1" w:lastRow="0" w:firstColumn="1" w:lastColumn="0" w:noHBand="0" w:noVBand="1"/>
       </w:tblPr>
       <w:tblGrid>
         <w:gridCol w:w="9412"/>
@@ -2912,7 +2912,7 @@
       <w:pPr>
         <w:pStyle w:val="Heading2"/>
       </w:pPr>
-      <w:bookmarkStart w:id="7" w:name="_Toc240923170"/>
+      <w:bookmarkStart w:id="7" w:name="_Toc240960690"/>
       <w:r>
         <w:t>Step 4 — Read the participant information</w:t>
       </w:r>
@@ -2958,7 +2958,7 @@
         </w:rPr>
         <w:lastRenderedPageBreak/>
         <w:drawing>
-          <wp:inline distT="0" distB="0" distL="0" distR="0" wp14:anchorId="3A4DE407" wp14:editId="5931A58D">
+          <wp:inline distT="0" distB="0" distL="0" distR="0">
             <wp:extent cx="1076325" cy="4953000"/>
             <wp:effectExtent l="0" t="0" r="0" b="0"/>
             <wp:docPr id="3" name="resp_03_information_top.jpg" descr="Participant Information." title="Participant Information."/>
@@ -3027,7 +3027,7 @@
       <w:pPr>
         <w:pStyle w:val="Heading2"/>
       </w:pPr>
-      <w:bookmarkStart w:id="8" w:name="_Toc240923171"/>
+      <w:bookmarkStart w:id="8" w:name="_Toc240960691"/>
       <w:r>
         <w:t>Step 5 — Give your decision</w:t>
       </w:r>
@@ -3119,7 +3119,7 @@
         </w:rPr>
         <w:lastRenderedPageBreak/>
         <w:drawing>
-          <wp:inline distT="0" distB="0" distL="0" distR="0" wp14:anchorId="60A8F739" wp14:editId="4D214037">
+          <wp:inline distT="0" distB="0" distL="0" distR="0">
             <wp:extent cx="2476500" cy="4419600"/>
             <wp:effectExtent l="0" t="0" r="0" b="0"/>
             <wp:docPr id="4" name="resp_04_consent.jpg" descr="Your consent." title="Your consent."/>
@@ -3188,7 +3188,7 @@
       <w:pPr>
         <w:pStyle w:val="Heading2"/>
       </w:pPr>
-      <w:bookmarkStart w:id="9" w:name="_Toc240923172"/>
+      <w:bookmarkStart w:id="9" w:name="_Toc240960692"/>
       <w:r>
         <w:t>Step 6 — Check what we already know (only if shown)</w:t>
       </w:r>
@@ -3276,7 +3276,7 @@
       <w:pPr>
         <w:pStyle w:val="Heading2"/>
       </w:pPr>
-      <w:bookmarkStart w:id="10" w:name="_Toc240923173"/>
+      <w:bookmarkStart w:id="10" w:name="_Toc240960693"/>
       <w:r>
         <w:t>Step 7 — Choose how you would like to take part</w:t>
       </w:r>
@@ -3297,7 +3297,7 @@
           <w:left w:w="10" w:type="dxa"/>
           <w:right w:w="10" w:type="dxa"/>
         </w:tblCellMar>
-        <w:tblLook w:val="0000" w:firstRow="0" w:lastRow="0" w:firstColumn="0" w:lastColumn="0" w:noHBand="0" w:noVBand="0"/>
+        <w:tblLook w:val="04A0" w:firstRow="1" w:lastRow="0" w:firstColumn="1" w:lastColumn="0" w:noHBand="0" w:noVBand="1"/>
       </w:tblPr>
       <w:tblGrid>
         <w:gridCol w:w="3577"/>
@@ -3618,7 +3618,7 @@
         </w:rPr>
         <w:lastRenderedPageBreak/>
         <w:drawing>
-          <wp:inline distT="0" distB="0" distL="0" distR="0" wp14:anchorId="0FA95726" wp14:editId="6E81061F">
+          <wp:inline distT="0" distB="0" distL="0" distR="0">
             <wp:extent cx="2476500" cy="4533900"/>
             <wp:effectExtent l="0" t="0" r="0" b="0"/>
             <wp:docPr id="5" name="resp_06_choice.jpg" descr="How would you like to take part?" title="How would you like to take part?"/>
@@ -3687,7 +3687,7 @@
       <w:pPr>
         <w:pStyle w:val="Heading2"/>
       </w:pPr>
-      <w:bookmarkStart w:id="11" w:name="_Toc240923174"/>
+      <w:bookmarkStart w:id="11" w:name="_Toc240960694"/>
       <w:r>
         <w:t>Step 8a — Complete the questionnaire yourself</w:t>
       </w:r>
@@ -3779,7 +3779,7 @@
         </w:rPr>
         <w:lastRenderedPageBreak/>
         <w:drawing>
-          <wp:inline distT="0" distB="0" distL="0" distR="0" wp14:anchorId="66D4D1BD" wp14:editId="0D7F30E1">
+          <wp:inline distT="0" distB="0" distL="0" distR="0">
             <wp:extent cx="2476500" cy="3362325"/>
             <wp:effectExtent l="0" t="0" r="0" b="0"/>
             <wp:docPr id="6" name="resp_07_ready.jpg" descr="Ready to begin." title="Ready to begin."/>
@@ -3855,7 +3855,7 @@
           <w:noProof/>
         </w:rPr>
         <w:drawing>
-          <wp:inline distT="0" distB="0" distL="0" distR="0" wp14:anchorId="6382ECD2" wp14:editId="30C42043">
+          <wp:inline distT="0" distB="0" distL="0" distR="0">
             <wp:extent cx="2476500" cy="3362325"/>
             <wp:effectExtent l="0" t="0" r="0" b="0"/>
             <wp:docPr id="7" name="resp_07b_kobo_form.jpg" descr="The questionnaire's first page." title="The questionnaire's first page."/>
@@ -3935,7 +3935,7 @@
           <w:left w:w="10" w:type="dxa"/>
           <w:right w:w="10" w:type="dxa"/>
         </w:tblCellMar>
-        <w:tblLook w:val="0000" w:firstRow="0" w:lastRow="0" w:firstColumn="0" w:lastColumn="0" w:noHBand="0" w:noVBand="0"/>
+        <w:tblLook w:val="04A0" w:firstRow="1" w:lastRow="0" w:firstColumn="1" w:lastColumn="0" w:noHBand="0" w:noVBand="1"/>
       </w:tblPr>
       <w:tblGrid>
         <w:gridCol w:w="9412"/>
@@ -4050,7 +4050,7 @@
       <w:pPr>
         <w:pStyle w:val="Heading2"/>
       </w:pPr>
-      <w:bookmarkStart w:id="12" w:name="_Toc240923175"/>
+      <w:bookmarkStart w:id="12" w:name="_Toc240960695"/>
       <w:r>
         <w:t>Step 8b — Ask a researcher to call you</w:t>
       </w:r>
@@ -4142,7 +4142,7 @@
           <w:noProof/>
         </w:rPr>
         <w:drawing>
-          <wp:inline distT="0" distB="0" distL="0" distR="0" wp14:anchorId="6F167A5C" wp14:editId="4C611B53">
+          <wp:inline distT="0" distB="0" distL="0" distR="0">
             <wp:extent cx="2476500" cy="3362325"/>
             <wp:effectExtent l="0" t="0" r="0" b="0"/>
             <wp:docPr id="8" name="resp_08_appointment.jpg" descr="Choosing a time for a call." title="Choosing a time for a call."/>
@@ -4218,7 +4218,7 @@
           <w:noProof/>
         </w:rPr>
         <w:drawing>
-          <wp:inline distT="0" distB="0" distL="0" distR="0" wp14:anchorId="44621B64" wp14:editId="02C195D0">
+          <wp:inline distT="0" distB="0" distL="0" distR="0">
             <wp:extent cx="2476500" cy="3676650"/>
             <wp:effectExtent l="0" t="0" r="0" b="0"/>
             <wp:docPr id="9" name="resp_09_done_appointment.jpg" descr="Your request has been sent." title="Your request has been sent."/>
@@ -4287,7 +4287,7 @@
       <w:pPr>
         <w:pStyle w:val="Heading2"/>
       </w:pPr>
-      <w:bookmarkStart w:id="13" w:name="_Toc240923176"/>
+      <w:bookmarkStart w:id="13" w:name="_Toc240960696"/>
       <w:r>
         <w:t>Step 9 — Finished</w:t>
       </w:r>
@@ -4306,7 +4306,7 @@
         <w:pStyle w:val="Heading1"/>
         <w:pageBreakBefore/>
       </w:pPr>
-      <w:bookmarkStart w:id="14" w:name="_Toc240923177"/>
+      <w:bookmarkStart w:id="14" w:name="_Toc240960697"/>
       <w:r>
         <w:lastRenderedPageBreak/>
         <w:t>4. Reminders</w:t>
@@ -4326,7 +4326,7 @@
         <w:pStyle w:val="Heading1"/>
         <w:pageBreakBefore/>
       </w:pPr>
-      <w:bookmarkStart w:id="15" w:name="_Toc240923178"/>
+      <w:bookmarkStart w:id="15" w:name="_Toc240960698"/>
       <w:r>
         <w:lastRenderedPageBreak/>
         <w:t>5. Your rights and your information</w:t>
@@ -4451,7 +4451,7 @@
         <w:pStyle w:val="Heading1"/>
         <w:pageBreakBefore/>
       </w:pPr>
-      <w:bookmarkStart w:id="16" w:name="_Toc240923179"/>
+      <w:bookmarkStart w:id="16" w:name="_Toc240960699"/>
       <w:r>
         <w:lastRenderedPageBreak/>
         <w:t>6. Questions and answers</w:t>
@@ -4473,7 +4473,7 @@
           <w:left w:w="10" w:type="dxa"/>
           <w:right w:w="10" w:type="dxa"/>
         </w:tblCellMar>
-        <w:tblLook w:val="0000" w:firstRow="0" w:lastRow="0" w:firstColumn="0" w:lastColumn="0" w:noHBand="0" w:noVBand="0"/>
+        <w:tblLook w:val="04A0" w:firstRow="1" w:lastRow="0" w:firstColumn="1" w:lastColumn="0" w:noHBand="0" w:noVBand="1"/>
       </w:tblPr>
       <w:tblGrid>
         <w:gridCol w:w="3388"/>
@@ -4966,7 +4966,7 @@
           <w:noProof/>
         </w:rPr>
         <w:drawing>
-          <wp:inline distT="0" distB="0" distL="0" distR="0" wp14:anchorId="579CEECE" wp14:editId="3A822F0D">
+          <wp:inline distT="0" distB="0" distL="0" distR="0">
             <wp:extent cx="2476500" cy="2524125"/>
             <wp:effectExtent l="0" t="0" r="0" b="0"/>
             <wp:docPr id="10" name="resp_10_invalid_link.jpg" descr="What an invalid or expired link looks like." title="What an invalid or expired link looks like."/>
@@ -5036,7 +5036,7 @@
         <w:pStyle w:val="Heading1"/>
         <w:pageBreakBefore/>
       </w:pPr>
-      <w:bookmarkStart w:id="17" w:name="_Toc240923180"/>
+      <w:bookmarkStart w:id="17" w:name="_Toc240960700"/>
       <w:r>
         <w:lastRenderedPageBreak/>
         <w:t>7. Contact the research team</w:t>
@@ -5058,7 +5058,7 @@
           <w:left w:w="10" w:type="dxa"/>
           <w:right w:w="10" w:type="dxa"/>
         </w:tblCellMar>
-        <w:tblLook w:val="0000" w:firstRow="0" w:lastRow="0" w:firstColumn="0" w:lastColumn="0" w:noHBand="0" w:noVBand="0"/>
+        <w:tblLook w:val="04A0" w:firstRow="1" w:lastRow="0" w:firstColumn="1" w:lastColumn="0" w:noHBand="0" w:noVBand="1"/>
       </w:tblPr>
       <w:tblGrid>
         <w:gridCol w:w="2824"/>
@@ -5426,7 +5426,7 @@
         <w:sz w:val="16"/>
         <w:szCs w:val="16"/>
       </w:rPr>
-      <w:t>Version 1.8 · 21 September 2026</w:t>
+      <w:t>Version 1.9 · 22 September 2026</w:t>
     </w:r>
     <w:r>
       <w:rPr>
@@ -5599,10 +5599,10 @@
 <file path=word/numbering.xml><?xml version="1.0" encoding="utf-8"?>
 <w:numbering xmlns:wpc="http://schemas.microsoft.com/office/word/2010/wordprocessingCanvas" xmlns:cx="http://schemas.microsoft.com/office/drawing/2014/chartex" xmlns:cx1="http://schemas.microsoft.com/office/drawing/2015/9/8/chartex" xmlns:cx2="http://schemas.microsoft.com/office/drawing/2015/10/21/chartex" xmlns:cx3="http://schemas.microsoft.com/office/drawing/2016/5/9/chartex" xmlns:cx4="http://schemas.microsoft.com/office/drawing/2016/5/10/chartex" xmlns:cx5="http://schemas.microsoft.com/office/drawing/2016/5/11/chartex" xmlns:cx6="http://schemas.microsoft.com/office/drawing/2016/5/12/chartex" xmlns:cx7="http://schemas.microsoft.com/office/drawing/2016/5/13/chartex" xmlns:cx8="http://schemas.microsoft.com/office/drawing/2016/5/14/chartex" xmlns:mc="http://schemas.openxmlformats.org/markup-compatibility/2006" xmlns:aink="http://schemas.microsoft.com/office/drawing/2016/ink" xmlns:am3d="http://schemas.microsoft.com/office/drawing/2017/model3d" xmlns:o="urn:schemas-microsoft-com:office:office" xmlns:oel="http://schemas.microsoft.com/office/2019/extlst" xmlns:r="http://schemas.openxmlformats.org/officeDocument/2006/relationships" xmlns:m="http://schemas.openxmlformats.org/officeDocument/2006/math" xmlns:v="urn:schemas-microsoft-com:vml" xmlns:wp14="http://schemas.microsoft.com/office/word/2010/wordprocessingDrawing" xmlns:wp="http://schemas.openxmlformats.org/drawingml/2006/wordprocessingDrawing" xmlns:w10="urn:schemas-microsoft-com:office:word" xmlns:w="http://schemas.openxmlformats.org/wordprocessingml/2006/main" xmlns:w14="http://schemas.microsoft.com/office/word/2010/wordml" xmlns:w15="http://schemas.microsoft.com/office/word/2012/wordml" xmlns:w16cex="http://schemas.microsoft.com/office/word/2018/wordml/cex" xmlns:w16cid="http://schemas.microsoft.com/office/word/2016/wordml/cid" xmlns:w16="http://schemas.microsoft.com/office/word/2018/wordml" xmlns:w16sdtdh="http://schemas.microsoft.com/office/word/2020/wordml/sdtdatahash" xmlns:w16se="http://schemas.microsoft.com/office/word/2015/wordml/symex" xmlns:wpg="http://schemas.microsoft.com/office/word/2010/wordprocessingGroup" xmlns:wpi="http://schemas.microsoft.com/office/word/2010/wordprocessingInk" xmlns:wne="http://schemas.microsoft.com/office/word/2006/wordml" xmlns:wps="http://schemas.microsoft.com/office/word/2010/wordprocessingShape" mc:Ignorable="w14 w15 w16se w16cid w16 w16cex w16sdtdh wp14">
   <w:abstractNum w:abstractNumId="0" w15:restartNumberingAfterBreak="0">
-    <w:nsid w:val="003A4F19"/>
+    <w:nsid w:val="029B2A02"/>
     <w:multiLevelType w:val="hybridMultilevel"/>
-    <w:tmpl w:val="4FCEE0DE"/>
-    <w:lvl w:ilvl="0" w:tplc="3014EBBA">
+    <w:tmpl w:val="A83C8626"/>
+    <w:lvl w:ilvl="0" w:tplc="C37CF6C2">
       <w:start w:val="1"/>
       <w:numFmt w:val="decimal"/>
       <w:lvlText w:val="%1."/>
@@ -5616,52 +5616,52 @@
         <w:color w:val="A67C27"/>
       </w:rPr>
     </w:lvl>
-    <w:lvl w:ilvl="1" w:tplc="F7CE5DCA">
+    <w:lvl w:ilvl="1" w:tplc="2D0C698C">
       <w:numFmt w:val="decimal"/>
       <w:lvlText w:val=""/>
       <w:lvlJc w:val="left"/>
     </w:lvl>
-    <w:lvl w:ilvl="2" w:tplc="7B68EC76">
+    <w:lvl w:ilvl="2" w:tplc="8CCCFD2C">
       <w:numFmt w:val="decimal"/>
       <w:lvlText w:val=""/>
       <w:lvlJc w:val="left"/>
     </w:lvl>
-    <w:lvl w:ilvl="3" w:tplc="2BE0BA56">
+    <w:lvl w:ilvl="3" w:tplc="151AC364">
       <w:numFmt w:val="decimal"/>
       <w:lvlText w:val=""/>
       <w:lvlJc w:val="left"/>
     </w:lvl>
-    <w:lvl w:ilvl="4" w:tplc="E72C13DC">
+    <w:lvl w:ilvl="4" w:tplc="52D4110C">
       <w:numFmt w:val="decimal"/>
       <w:lvlText w:val=""/>
       <w:lvlJc w:val="left"/>
     </w:lvl>
-    <w:lvl w:ilvl="5" w:tplc="2A067562">
+    <w:lvl w:ilvl="5" w:tplc="6D1E9CD0">
       <w:numFmt w:val="decimal"/>
       <w:lvlText w:val=""/>
       <w:lvlJc w:val="left"/>
     </w:lvl>
-    <w:lvl w:ilvl="6" w:tplc="96166BC8">
+    <w:lvl w:ilvl="6" w:tplc="40489734">
       <w:numFmt w:val="decimal"/>
       <w:lvlText w:val=""/>
       <w:lvlJc w:val="left"/>
     </w:lvl>
-    <w:lvl w:ilvl="7" w:tplc="498011D6">
+    <w:lvl w:ilvl="7" w:tplc="2D2E9526">
       <w:numFmt w:val="decimal"/>
       <w:lvlText w:val=""/>
       <w:lvlJc w:val="left"/>
     </w:lvl>
-    <w:lvl w:ilvl="8" w:tplc="9CDAD716">
+    <w:lvl w:ilvl="8" w:tplc="648CBCE8">
       <w:numFmt w:val="decimal"/>
       <w:lvlText w:val=""/>
       <w:lvlJc w:val="left"/>
     </w:lvl>
   </w:abstractNum>
   <w:abstractNum w:abstractNumId="1" w15:restartNumberingAfterBreak="0">
-    <w:nsid w:val="281851A5"/>
+    <w:nsid w:val="271924DC"/>
     <w:multiLevelType w:val="hybridMultilevel"/>
-    <w:tmpl w:val="D1CE5B30"/>
-    <w:lvl w:ilvl="0" w:tplc="C0A02DA8">
+    <w:tmpl w:val="A7A00FE4"/>
+    <w:lvl w:ilvl="0" w:tplc="F89626DC">
       <w:start w:val="1"/>
       <w:numFmt w:val="bullet"/>
       <w:lvlText w:val="●"/>
@@ -5670,7 +5670,7 @@
         <w:ind w:left="720" w:hanging="360"/>
       </w:pPr>
     </w:lvl>
-    <w:lvl w:ilvl="1" w:tplc="D850EC94">
+    <w:lvl w:ilvl="1" w:tplc="2BC22558">
       <w:start w:val="1"/>
       <w:numFmt w:val="bullet"/>
       <w:lvlText w:val="○"/>
@@ -5679,7 +5679,7 @@
         <w:ind w:left="1440" w:hanging="360"/>
       </w:pPr>
     </w:lvl>
-    <w:lvl w:ilvl="2" w:tplc="6AC0E132">
+    <w:lvl w:ilvl="2" w:tplc="F522DCCC">
       <w:start w:val="1"/>
       <w:numFmt w:val="bullet"/>
       <w:lvlText w:val="■"/>
@@ -5688,7 +5688,7 @@
         <w:ind w:left="2160" w:hanging="360"/>
       </w:pPr>
     </w:lvl>
-    <w:lvl w:ilvl="3" w:tplc="F4B0A56E">
+    <w:lvl w:ilvl="3" w:tplc="2B5E194A">
       <w:start w:val="1"/>
       <w:numFmt w:val="bullet"/>
       <w:lvlText w:val="●"/>
@@ -5697,7 +5697,7 @@
         <w:ind w:left="2880" w:hanging="360"/>
       </w:pPr>
     </w:lvl>
-    <w:lvl w:ilvl="4" w:tplc="20105098">
+    <w:lvl w:ilvl="4" w:tplc="7116DA7A">
       <w:start w:val="1"/>
       <w:numFmt w:val="bullet"/>
       <w:lvlText w:val="○"/>
@@ -5706,7 +5706,7 @@
         <w:ind w:left="3600" w:hanging="360"/>
       </w:pPr>
     </w:lvl>
-    <w:lvl w:ilvl="5" w:tplc="44C0EBC8">
+    <w:lvl w:ilvl="5" w:tplc="0BF4D32A">
       <w:start w:val="1"/>
       <w:numFmt w:val="bullet"/>
       <w:lvlText w:val="■"/>
@@ -5715,7 +5715,7 @@
         <w:ind w:left="4320" w:hanging="360"/>
       </w:pPr>
     </w:lvl>
-    <w:lvl w:ilvl="6" w:tplc="06CE752A">
+    <w:lvl w:ilvl="6" w:tplc="6F4C4D26">
       <w:start w:val="1"/>
       <w:numFmt w:val="bullet"/>
       <w:lvlText w:val="●"/>
@@ -5724,7 +5724,7 @@
         <w:ind w:left="5040" w:hanging="360"/>
       </w:pPr>
     </w:lvl>
-    <w:lvl w:ilvl="7" w:tplc="484E6402">
+    <w:lvl w:ilvl="7" w:tplc="09A422A6">
       <w:start w:val="1"/>
       <w:numFmt w:val="bullet"/>
       <w:lvlText w:val="●"/>
@@ -5733,7 +5733,7 @@
         <w:ind w:left="5760" w:hanging="360"/>
       </w:pPr>
     </w:lvl>
-    <w:lvl w:ilvl="8" w:tplc="21C4AD2E">
+    <w:lvl w:ilvl="8" w:tplc="A608F17E">
       <w:start w:val="1"/>
       <w:numFmt w:val="bullet"/>
       <w:lvlText w:val="●"/>
@@ -5744,10 +5744,68 @@
     </w:lvl>
   </w:abstractNum>
   <w:abstractNum w:abstractNumId="2" w15:restartNumberingAfterBreak="0">
-    <w:nsid w:val="3E9D5286"/>
+    <w:nsid w:val="2FE6414A"/>
     <w:multiLevelType w:val="hybridMultilevel"/>
-    <w:tmpl w:val="692AD672"/>
-    <w:lvl w:ilvl="0" w:tplc="8AD45C9C">
+    <w:tmpl w:val="D1D21378"/>
+    <w:lvl w:ilvl="0" w:tplc="5F1AC370">
+      <w:start w:val="1"/>
+      <w:numFmt w:val="bullet"/>
+      <w:lvlText w:val="•"/>
+      <w:lvlJc w:val="left"/>
+      <w:pPr>
+        <w:ind w:left="460" w:hanging="280"/>
+      </w:pPr>
+    </w:lvl>
+    <w:lvl w:ilvl="1" w:tplc="5B206DD0">
+      <w:start w:val="1"/>
+      <w:numFmt w:val="bullet"/>
+      <w:lvlText w:val="–"/>
+      <w:lvlJc w:val="left"/>
+      <w:pPr>
+        <w:ind w:left="900" w:hanging="280"/>
+      </w:pPr>
+    </w:lvl>
+    <w:lvl w:ilvl="2" w:tplc="60D407A4">
+      <w:numFmt w:val="decimal"/>
+      <w:lvlText w:val=""/>
+      <w:lvlJc w:val="left"/>
+    </w:lvl>
+    <w:lvl w:ilvl="3" w:tplc="996070BA">
+      <w:numFmt w:val="decimal"/>
+      <w:lvlText w:val=""/>
+      <w:lvlJc w:val="left"/>
+    </w:lvl>
+    <w:lvl w:ilvl="4" w:tplc="2A20662E">
+      <w:numFmt w:val="decimal"/>
+      <w:lvlText w:val=""/>
+      <w:lvlJc w:val="left"/>
+    </w:lvl>
+    <w:lvl w:ilvl="5" w:tplc="57FE142C">
+      <w:numFmt w:val="decimal"/>
+      <w:lvlText w:val=""/>
+      <w:lvlJc w:val="left"/>
+    </w:lvl>
+    <w:lvl w:ilvl="6" w:tplc="3D0096CA">
+      <w:numFmt w:val="decimal"/>
+      <w:lvlText w:val=""/>
+      <w:lvlJc w:val="left"/>
+    </w:lvl>
+    <w:lvl w:ilvl="7" w:tplc="26F629FA">
+      <w:numFmt w:val="decimal"/>
+      <w:lvlText w:val=""/>
+      <w:lvlJc w:val="left"/>
+    </w:lvl>
+    <w:lvl w:ilvl="8" w:tplc="D234A760">
+      <w:numFmt w:val="decimal"/>
+      <w:lvlText w:val=""/>
+      <w:lvlJc w:val="left"/>
+    </w:lvl>
+  </w:abstractNum>
+  <w:abstractNum w:abstractNumId="3" w15:restartNumberingAfterBreak="0">
+    <w:nsid w:val="4F0E1CF0"/>
+    <w:multiLevelType w:val="hybridMultilevel"/>
+    <w:tmpl w:val="BF64F354"/>
+    <w:lvl w:ilvl="0" w:tplc="71A410FC">
       <w:start w:val="1"/>
       <w:numFmt w:val="decimal"/>
       <w:lvlText w:val="%1."/>
@@ -5761,52 +5819,52 @@
         <w:color w:val="A67C27"/>
       </w:rPr>
     </w:lvl>
-    <w:lvl w:ilvl="1" w:tplc="63760428">
+    <w:lvl w:ilvl="1" w:tplc="F59E32CC">
       <w:numFmt w:val="decimal"/>
       <w:lvlText w:val=""/>
       <w:lvlJc w:val="left"/>
     </w:lvl>
-    <w:lvl w:ilvl="2" w:tplc="DBB406EA">
+    <w:lvl w:ilvl="2" w:tplc="44AAB6F4">
       <w:numFmt w:val="decimal"/>
       <w:lvlText w:val=""/>
       <w:lvlJc w:val="left"/>
     </w:lvl>
-    <w:lvl w:ilvl="3" w:tplc="B0BCA974">
+    <w:lvl w:ilvl="3" w:tplc="4B766FFC">
       <w:numFmt w:val="decimal"/>
       <w:lvlText w:val=""/>
       <w:lvlJc w:val="left"/>
     </w:lvl>
-    <w:lvl w:ilvl="4" w:tplc="3F146464">
+    <w:lvl w:ilvl="4" w:tplc="9A9E2602">
       <w:numFmt w:val="decimal"/>
       <w:lvlText w:val=""/>
       <w:lvlJc w:val="left"/>
     </w:lvl>
-    <w:lvl w:ilvl="5" w:tplc="BB5E9270">
+    <w:lvl w:ilvl="5" w:tplc="80468338">
       <w:numFmt w:val="decimal"/>
       <w:lvlText w:val=""/>
       <w:lvlJc w:val="left"/>
     </w:lvl>
-    <w:lvl w:ilvl="6" w:tplc="46B64920">
+    <w:lvl w:ilvl="6" w:tplc="72B4C8DE">
       <w:numFmt w:val="decimal"/>
       <w:lvlText w:val=""/>
       <w:lvlJc w:val="left"/>
     </w:lvl>
-    <w:lvl w:ilvl="7" w:tplc="AC3C1004">
+    <w:lvl w:ilvl="7" w:tplc="73EEDF42">
       <w:numFmt w:val="decimal"/>
       <w:lvlText w:val=""/>
       <w:lvlJc w:val="left"/>
     </w:lvl>
-    <w:lvl w:ilvl="8" w:tplc="E834CA1C">
+    <w:lvl w:ilvl="8" w:tplc="6D0E4D4E">
       <w:numFmt w:val="decimal"/>
       <w:lvlText w:val=""/>
       <w:lvlJc w:val="left"/>
     </w:lvl>
   </w:abstractNum>
-  <w:abstractNum w:abstractNumId="3" w15:restartNumberingAfterBreak="0">
-    <w:nsid w:val="587C67C5"/>
+  <w:abstractNum w:abstractNumId="4" w15:restartNumberingAfterBreak="0">
+    <w:nsid w:val="60211789"/>
     <w:multiLevelType w:val="hybridMultilevel"/>
-    <w:tmpl w:val="5BE61A36"/>
-    <w:lvl w:ilvl="0" w:tplc="F822C094">
+    <w:tmpl w:val="0F2A0CF4"/>
+    <w:lvl w:ilvl="0" w:tplc="5650BF5E">
       <w:start w:val="1"/>
       <w:numFmt w:val="decimal"/>
       <w:lvlText w:val="%1."/>
@@ -5820,130 +5878,72 @@
         <w:color w:val="A67C27"/>
       </w:rPr>
     </w:lvl>
-    <w:lvl w:ilvl="1" w:tplc="6AB07CBE">
+    <w:lvl w:ilvl="1" w:tplc="0A0CACAE">
       <w:numFmt w:val="decimal"/>
       <w:lvlText w:val=""/>
       <w:lvlJc w:val="left"/>
     </w:lvl>
-    <w:lvl w:ilvl="2" w:tplc="F0D000F0">
+    <w:lvl w:ilvl="2" w:tplc="27EACA26">
       <w:numFmt w:val="decimal"/>
       <w:lvlText w:val=""/>
       <w:lvlJc w:val="left"/>
     </w:lvl>
-    <w:lvl w:ilvl="3" w:tplc="45D438F6">
+    <w:lvl w:ilvl="3" w:tplc="945ABF70">
       <w:numFmt w:val="decimal"/>
       <w:lvlText w:val=""/>
       <w:lvlJc w:val="left"/>
     </w:lvl>
-    <w:lvl w:ilvl="4" w:tplc="7EDC249E">
+    <w:lvl w:ilvl="4" w:tplc="A290E5B6">
       <w:numFmt w:val="decimal"/>
       <w:lvlText w:val=""/>
       <w:lvlJc w:val="left"/>
     </w:lvl>
-    <w:lvl w:ilvl="5" w:tplc="2A460630">
+    <w:lvl w:ilvl="5" w:tplc="237E0ECE">
       <w:numFmt w:val="decimal"/>
       <w:lvlText w:val=""/>
       <w:lvlJc w:val="left"/>
     </w:lvl>
-    <w:lvl w:ilvl="6" w:tplc="D83E5B9C">
+    <w:lvl w:ilvl="6" w:tplc="61242A8E">
       <w:numFmt w:val="decimal"/>
       <w:lvlText w:val=""/>
       <w:lvlJc w:val="left"/>
     </w:lvl>
-    <w:lvl w:ilvl="7" w:tplc="C94C01E6">
+    <w:lvl w:ilvl="7" w:tplc="06FAF6E2">
       <w:numFmt w:val="decimal"/>
       <w:lvlText w:val=""/>
       <w:lvlJc w:val="left"/>
     </w:lvl>
-    <w:lvl w:ilvl="8" w:tplc="2034C89E">
+    <w:lvl w:ilvl="8" w:tplc="CA8AA912">
       <w:numFmt w:val="decimal"/>
       <w:lvlText w:val=""/>
       <w:lvlJc w:val="left"/>
     </w:lvl>
   </w:abstractNum>
-  <w:abstractNum w:abstractNumId="4" w15:restartNumberingAfterBreak="0">
-    <w:nsid w:val="65BD5A5F"/>
-    <w:multiLevelType w:val="hybridMultilevel"/>
-    <w:tmpl w:val="78361C5E"/>
-    <w:lvl w:ilvl="0" w:tplc="B9D81A20">
-      <w:start w:val="1"/>
-      <w:numFmt w:val="bullet"/>
-      <w:lvlText w:val="•"/>
-      <w:lvlJc w:val="left"/>
-      <w:pPr>
-        <w:ind w:left="460" w:hanging="280"/>
-      </w:pPr>
-    </w:lvl>
-    <w:lvl w:ilvl="1" w:tplc="8486B1A4">
-      <w:start w:val="1"/>
-      <w:numFmt w:val="bullet"/>
-      <w:lvlText w:val="–"/>
-      <w:lvlJc w:val="left"/>
-      <w:pPr>
-        <w:ind w:left="900" w:hanging="280"/>
-      </w:pPr>
-    </w:lvl>
-    <w:lvl w:ilvl="2" w:tplc="514C2A14">
-      <w:numFmt w:val="decimal"/>
-      <w:lvlText w:val=""/>
-      <w:lvlJc w:val="left"/>
-    </w:lvl>
-    <w:lvl w:ilvl="3" w:tplc="C7DCFD10">
-      <w:numFmt w:val="decimal"/>
-      <w:lvlText w:val=""/>
-      <w:lvlJc w:val="left"/>
-    </w:lvl>
-    <w:lvl w:ilvl="4" w:tplc="11E60C1A">
-      <w:numFmt w:val="decimal"/>
-      <w:lvlText w:val=""/>
-      <w:lvlJc w:val="left"/>
-    </w:lvl>
-    <w:lvl w:ilvl="5" w:tplc="7C7624FA">
-      <w:numFmt w:val="decimal"/>
-      <w:lvlText w:val=""/>
-      <w:lvlJc w:val="left"/>
-    </w:lvl>
-    <w:lvl w:ilvl="6" w:tplc="E0E442CC">
-      <w:numFmt w:val="decimal"/>
-      <w:lvlText w:val=""/>
-      <w:lvlJc w:val="left"/>
-    </w:lvl>
-    <w:lvl w:ilvl="7" w:tplc="D8BAF806">
-      <w:numFmt w:val="decimal"/>
-      <w:lvlText w:val=""/>
-      <w:lvlJc w:val="left"/>
-    </w:lvl>
-    <w:lvl w:ilvl="8" w:tplc="C62E5428">
-      <w:numFmt w:val="decimal"/>
-      <w:lvlText w:val=""/>
-      <w:lvlJc w:val="left"/>
-    </w:lvl>
-  </w:abstractNum>
-  <w:num w:numId="1" w16cid:durableId="1552955666">
+  <w:num w:numId="1" w16cid:durableId="328799793">
     <w:abstractNumId w:val="1"/>
     <w:lvlOverride w:ilvl="0">
       <w:startOverride w:val="1"/>
     </w:lvlOverride>
   </w:num>
-  <w:num w:numId="2" w16cid:durableId="860779971">
+  <w:num w:numId="2" w16cid:durableId="48841389">
+    <w:abstractNumId w:val="2"/>
+    <w:lvlOverride w:ilvl="0">
+      <w:startOverride w:val="1"/>
+    </w:lvlOverride>
+  </w:num>
+  <w:num w:numId="3" w16cid:durableId="1978491652">
+    <w:abstractNumId w:val="3"/>
+    <w:lvlOverride w:ilvl="0">
+      <w:startOverride w:val="1"/>
+    </w:lvlOverride>
+  </w:num>
+  <w:num w:numId="4" w16cid:durableId="2094662764">
     <w:abstractNumId w:val="4"/>
     <w:lvlOverride w:ilvl="0">
       <w:startOverride w:val="1"/>
     </w:lvlOverride>
   </w:num>
-  <w:num w:numId="3" w16cid:durableId="1560674870">
-    <w:abstractNumId w:val="2"/>
-    <w:lvlOverride w:ilvl="0">
-      <w:startOverride w:val="1"/>
-    </w:lvlOverride>
-  </w:num>
-  <w:num w:numId="4" w16cid:durableId="1169102773">
-    <w:abstractNumId w:val="3"/>
-    <w:lvlOverride w:ilvl="0">
-      <w:startOverride w:val="1"/>
-    </w:lvlOverride>
-  </w:num>
-  <w:num w:numId="5" w16cid:durableId="1723359756">
+  <w:num w:numId="5" w16cid:durableId="1457061919">
     <w:abstractNumId w:val="0"/>
     <w:lvlOverride w:ilvl="0">
       <w:startOverride w:val="1"/>
@@ -6570,7 +6570,7 @@
     <w:autoRedefine/>
     <w:uiPriority w:val="39"/>
     <w:unhideWhenUsed/>
-    <w:rsid w:val="00D1600A"/>
+    <w:rsid w:val="00CB5CAF"/>
     <w:pPr>
       <w:spacing w:after="100"/>
     </w:pPr>
@@ -6582,7 +6582,7 @@
     <w:autoRedefine/>
     <w:uiPriority w:val="39"/>
     <w:unhideWhenUsed/>
-    <w:rsid w:val="00D1600A"/>
+    <w:rsid w:val="00CB5CAF"/>
     <w:pPr>
       <w:spacing w:after="100"/>
       <w:ind w:left="210"/>

--- a/docs/manuals/Respondent_Guide.docx
+++ b/docs/manuals/Respondent_Guide.docx
@@ -412,7 +412,7 @@
                 <w:sz w:val="19"/>
                 <w:szCs w:val="19"/>
               </w:rPr>
-              <w:t>0773943709 · abffst.research.cut@gmail.com</w:t>
+              <w:t>0773943709 · abffst.research@gmail.com</w:t>
             </w:r>
           </w:p>
         </w:tc>
@@ -469,7 +469,7 @@
                 <w:sz w:val="19"/>
                 <w:szCs w:val="19"/>
               </w:rPr>
-              <w:t>Version 1.9 · 22 September 2026</w:t>
+              <w:t>Version 1.10 · 22 September 2026</w:t>
             </w:r>
           </w:p>
         </w:tc>
@@ -538,7 +538,7 @@
     <w:sdt>
       <w:sdtPr>
         <w:alias w:val="Contents"/>
-        <w:id w:val="-497655468"/>
+        <w:id w:val="1224106500"/>
       </w:sdtPr>
       <w:sdtEndPr/>
       <w:sdtContent>
@@ -567,7 +567,7 @@
           <w:r>
             <w:fldChar w:fldCharType="separate"/>
           </w:r>
-          <w:hyperlink w:anchor="_Toc240960683" w:history="1">
+          <w:hyperlink w:anchor="_Toc240975713" w:history="1">
             <w:r>
               <w:rPr>
                 <w:rStyle w:val="Hyperlink"/>
@@ -591,7 +591,7 @@
               <w:rPr>
                 <w:noProof/>
               </w:rPr>
-              <w:instrText xml:space="preserve"> PAGEREF _Toc240960683 \h </w:instrText>
+              <w:instrText xml:space="preserve"> PAGEREF _Toc240975713 \h </w:instrText>
             </w:r>
             <w:r>
               <w:rPr>
@@ -634,7 +634,7 @@
               <w14:ligatures w14:val="standardContextual"/>
             </w:rPr>
           </w:pPr>
-          <w:hyperlink w:anchor="_Toc240960684" w:history="1">
+          <w:hyperlink w:anchor="_Toc240975714" w:history="1">
             <w:r>
               <w:rPr>
                 <w:rStyle w:val="Hyperlink"/>
@@ -658,7 +658,7 @@
               <w:rPr>
                 <w:noProof/>
               </w:rPr>
-              <w:instrText xml:space="preserve"> PAGEREF _Toc240960684 \h </w:instrText>
+              <w:instrText xml:space="preserve"> PAGEREF _Toc240975714 \h </w:instrText>
             </w:r>
             <w:r>
               <w:rPr>
@@ -701,7 +701,7 @@
               <w14:ligatures w14:val="standardContextual"/>
             </w:rPr>
           </w:pPr>
-          <w:hyperlink w:anchor="_Toc240960685" w:history="1">
+          <w:hyperlink w:anchor="_Toc240975715" w:history="1">
             <w:r>
               <w:rPr>
                 <w:rStyle w:val="Hyperlink"/>
@@ -725,7 +725,7 @@
               <w:rPr>
                 <w:noProof/>
               </w:rPr>
-              <w:instrText xml:space="preserve"> PAGEREF _Toc240960685 \h </w:instrText>
+              <w:instrText xml:space="preserve"> PAGEREF _Toc240975715 \h </w:instrText>
             </w:r>
             <w:r>
               <w:rPr>
@@ -768,7 +768,7 @@
               <w14:ligatures w14:val="standardContextual"/>
             </w:rPr>
           </w:pPr>
-          <w:hyperlink w:anchor="_Toc240960686" w:history="1">
+          <w:hyperlink w:anchor="_Toc240975716" w:history="1">
             <w:r>
               <w:rPr>
                 <w:rStyle w:val="Hyperlink"/>
@@ -792,7 +792,7 @@
               <w:rPr>
                 <w:noProof/>
               </w:rPr>
-              <w:instrText xml:space="preserve"> PAGEREF _Toc240960686 \h </w:instrText>
+              <w:instrText xml:space="preserve"> PAGEREF _Toc240975716 \h </w:instrText>
             </w:r>
             <w:r>
               <w:rPr>
@@ -835,7 +835,7 @@
               <w14:ligatures w14:val="standardContextual"/>
             </w:rPr>
           </w:pPr>
-          <w:hyperlink w:anchor="_Toc240960687" w:history="1">
+          <w:hyperlink w:anchor="_Toc240975717" w:history="1">
             <w:r>
               <w:rPr>
                 <w:rStyle w:val="Hyperlink"/>
@@ -859,7 +859,7 @@
               <w:rPr>
                 <w:noProof/>
               </w:rPr>
-              <w:instrText xml:space="preserve"> PAGEREF _Toc240960687 \h </w:instrText>
+              <w:instrText xml:space="preserve"> PAGEREF _Toc240975717 \h </w:instrText>
             </w:r>
             <w:r>
               <w:rPr>
@@ -902,7 +902,7 @@
               <w14:ligatures w14:val="standardContextual"/>
             </w:rPr>
           </w:pPr>
-          <w:hyperlink w:anchor="_Toc240960688" w:history="1">
+          <w:hyperlink w:anchor="_Toc240975718" w:history="1">
             <w:r>
               <w:rPr>
                 <w:rStyle w:val="Hyperlink"/>
@@ -926,7 +926,7 @@
               <w:rPr>
                 <w:noProof/>
               </w:rPr>
-              <w:instrText xml:space="preserve"> PAGEREF _Toc240960688 \h </w:instrText>
+              <w:instrText xml:space="preserve"> PAGEREF _Toc240975718 \h </w:instrText>
             </w:r>
             <w:r>
               <w:rPr>
@@ -969,7 +969,7 @@
               <w14:ligatures w14:val="standardContextual"/>
             </w:rPr>
           </w:pPr>
-          <w:hyperlink w:anchor="_Toc240960689" w:history="1">
+          <w:hyperlink w:anchor="_Toc240975719" w:history="1">
             <w:r>
               <w:rPr>
                 <w:rStyle w:val="Hyperlink"/>
@@ -993,7 +993,7 @@
               <w:rPr>
                 <w:noProof/>
               </w:rPr>
-              <w:instrText xml:space="preserve"> PAGEREF _Toc240960689 \h </w:instrText>
+              <w:instrText xml:space="preserve"> PAGEREF _Toc240975719 \h </w:instrText>
             </w:r>
             <w:r>
               <w:rPr>
@@ -1036,7 +1036,7 @@
               <w14:ligatures w14:val="standardContextual"/>
             </w:rPr>
           </w:pPr>
-          <w:hyperlink w:anchor="_Toc240960690" w:history="1">
+          <w:hyperlink w:anchor="_Toc240975720" w:history="1">
             <w:r>
               <w:rPr>
                 <w:rStyle w:val="Hyperlink"/>
@@ -1060,7 +1060,7 @@
               <w:rPr>
                 <w:noProof/>
               </w:rPr>
-              <w:instrText xml:space="preserve"> PAGEREF _Toc240960690 \h </w:instrText>
+              <w:instrText xml:space="preserve"> PAGEREF _Toc240975720 \h </w:instrText>
             </w:r>
             <w:r>
               <w:rPr>
@@ -1103,7 +1103,7 @@
               <w14:ligatures w14:val="standardContextual"/>
             </w:rPr>
           </w:pPr>
-          <w:hyperlink w:anchor="_Toc240960691" w:history="1">
+          <w:hyperlink w:anchor="_Toc240975721" w:history="1">
             <w:r>
               <w:rPr>
                 <w:rStyle w:val="Hyperlink"/>
@@ -1127,7 +1127,7 @@
               <w:rPr>
                 <w:noProof/>
               </w:rPr>
-              <w:instrText xml:space="preserve"> PAGEREF _Toc240960691 \h </w:instrText>
+              <w:instrText xml:space="preserve"> PAGEREF _Toc240975721 \h </w:instrText>
             </w:r>
             <w:r>
               <w:rPr>
@@ -1170,7 +1170,7 @@
               <w14:ligatures w14:val="standardContextual"/>
             </w:rPr>
           </w:pPr>
-          <w:hyperlink w:anchor="_Toc240960692" w:history="1">
+          <w:hyperlink w:anchor="_Toc240975722" w:history="1">
             <w:r>
               <w:rPr>
                 <w:rStyle w:val="Hyperlink"/>
@@ -1194,7 +1194,7 @@
               <w:rPr>
                 <w:noProof/>
               </w:rPr>
-              <w:instrText xml:space="preserve"> PAGEREF _Toc240960692 \h </w:instrText>
+              <w:instrText xml:space="preserve"> PAGEREF _Toc240975722 \h </w:instrText>
             </w:r>
             <w:r>
               <w:rPr>
@@ -1237,7 +1237,7 @@
               <w14:ligatures w14:val="standardContextual"/>
             </w:rPr>
           </w:pPr>
-          <w:hyperlink w:anchor="_Toc240960693" w:history="1">
+          <w:hyperlink w:anchor="_Toc240975723" w:history="1">
             <w:r>
               <w:rPr>
                 <w:rStyle w:val="Hyperlink"/>
@@ -1261,7 +1261,7 @@
               <w:rPr>
                 <w:noProof/>
               </w:rPr>
-              <w:instrText xml:space="preserve"> PAGEREF _Toc240960693 \h </w:instrText>
+              <w:instrText xml:space="preserve"> PAGEREF _Toc240975723 \h </w:instrText>
             </w:r>
             <w:r>
               <w:rPr>
@@ -1304,7 +1304,7 @@
               <w14:ligatures w14:val="standardContextual"/>
             </w:rPr>
           </w:pPr>
-          <w:hyperlink w:anchor="_Toc240960694" w:history="1">
+          <w:hyperlink w:anchor="_Toc240975724" w:history="1">
             <w:r>
               <w:rPr>
                 <w:rStyle w:val="Hyperlink"/>
@@ -1328,7 +1328,7 @@
               <w:rPr>
                 <w:noProof/>
               </w:rPr>
-              <w:instrText xml:space="preserve"> PAGEREF _Toc240960694 \h </w:instrText>
+              <w:instrText xml:space="preserve"> PAGEREF _Toc240975724 \h </w:instrText>
             </w:r>
             <w:r>
               <w:rPr>
@@ -1371,7 +1371,7 @@
               <w14:ligatures w14:val="standardContextual"/>
             </w:rPr>
           </w:pPr>
-          <w:hyperlink w:anchor="_Toc240960695" w:history="1">
+          <w:hyperlink w:anchor="_Toc240975725" w:history="1">
             <w:r>
               <w:rPr>
                 <w:rStyle w:val="Hyperlink"/>
@@ -1395,7 +1395,7 @@
               <w:rPr>
                 <w:noProof/>
               </w:rPr>
-              <w:instrText xml:space="preserve"> PAGEREF _Toc240960695 \h </w:instrText>
+              <w:instrText xml:space="preserve"> PAGEREF _Toc240975725 \h </w:instrText>
             </w:r>
             <w:r>
               <w:rPr>
@@ -1438,7 +1438,7 @@
               <w14:ligatures w14:val="standardContextual"/>
             </w:rPr>
           </w:pPr>
-          <w:hyperlink w:anchor="_Toc240960696" w:history="1">
+          <w:hyperlink w:anchor="_Toc240975726" w:history="1">
             <w:r>
               <w:rPr>
                 <w:rStyle w:val="Hyperlink"/>
@@ -1462,7 +1462,7 @@
               <w:rPr>
                 <w:noProof/>
               </w:rPr>
-              <w:instrText xml:space="preserve"> PAGEREF _Toc240960696 \h </w:instrText>
+              <w:instrText xml:space="preserve"> PAGEREF _Toc240975726 \h </w:instrText>
             </w:r>
             <w:r>
               <w:rPr>
@@ -1505,7 +1505,7 @@
               <w14:ligatures w14:val="standardContextual"/>
             </w:rPr>
           </w:pPr>
-          <w:hyperlink w:anchor="_Toc240960697" w:history="1">
+          <w:hyperlink w:anchor="_Toc240975727" w:history="1">
             <w:r>
               <w:rPr>
                 <w:rStyle w:val="Hyperlink"/>
@@ -1529,7 +1529,7 @@
               <w:rPr>
                 <w:noProof/>
               </w:rPr>
-              <w:instrText xml:space="preserve"> PAGEREF _Toc240960697 \h </w:instrText>
+              <w:instrText xml:space="preserve"> PAGEREF _Toc240975727 \h </w:instrText>
             </w:r>
             <w:r>
               <w:rPr>
@@ -1572,7 +1572,7 @@
               <w14:ligatures w14:val="standardContextual"/>
             </w:rPr>
           </w:pPr>
-          <w:hyperlink w:anchor="_Toc240960698" w:history="1">
+          <w:hyperlink w:anchor="_Toc240975728" w:history="1">
             <w:r>
               <w:rPr>
                 <w:rStyle w:val="Hyperlink"/>
@@ -1596,7 +1596,7 @@
               <w:rPr>
                 <w:noProof/>
               </w:rPr>
-              <w:instrText xml:space="preserve"> PAGEREF _Toc240960698 \h </w:instrText>
+              <w:instrText xml:space="preserve"> PAGEREF _Toc240975728 \h </w:instrText>
             </w:r>
             <w:r>
               <w:rPr>
@@ -1639,7 +1639,7 @@
               <w14:ligatures w14:val="standardContextual"/>
             </w:rPr>
           </w:pPr>
-          <w:hyperlink w:anchor="_Toc240960699" w:history="1">
+          <w:hyperlink w:anchor="_Toc240975729" w:history="1">
             <w:r>
               <w:rPr>
                 <w:rStyle w:val="Hyperlink"/>
@@ -1663,7 +1663,7 @@
               <w:rPr>
                 <w:noProof/>
               </w:rPr>
-              <w:instrText xml:space="preserve"> PAGEREF _Toc240960699 \h </w:instrText>
+              <w:instrText xml:space="preserve"> PAGEREF _Toc240975729 \h </w:instrText>
             </w:r>
             <w:r>
               <w:rPr>
@@ -1706,7 +1706,7 @@
               <w14:ligatures w14:val="standardContextual"/>
             </w:rPr>
           </w:pPr>
-          <w:hyperlink w:anchor="_Toc240960700" w:history="1">
+          <w:hyperlink w:anchor="_Toc240975730" w:history="1">
             <w:r>
               <w:rPr>
                 <w:rStyle w:val="Hyperlink"/>
@@ -1730,7 +1730,7 @@
               <w:rPr>
                 <w:noProof/>
               </w:rPr>
-              <w:instrText xml:space="preserve"> PAGEREF _Toc240960700 \h </w:instrText>
+              <w:instrText xml:space="preserve"> PAGEREF _Toc240975730 \h </w:instrText>
             </w:r>
             <w:r>
               <w:rPr>
@@ -1769,7 +1769,7 @@
         <w:pStyle w:val="Heading1"/>
         <w:pageBreakBefore/>
       </w:pPr>
-      <w:bookmarkStart w:id="0" w:name="_Toc240960683"/>
+      <w:bookmarkStart w:id="0" w:name="_Toc240975713"/>
       <w:r>
         <w:lastRenderedPageBreak/>
         <w:t>1. Welcome</w:t>
@@ -2170,7 +2170,7 @@
                 <w:sz w:val="19"/>
                 <w:szCs w:val="19"/>
               </w:rPr>
-              <w:t>Happyson Saina · 0773943709 · abffst.research.cut@gmail.com</w:t>
+              <w:t>Happyson Saina · 0773943709 · abffst.research@gmail.com</w:t>
             </w:r>
           </w:p>
         </w:tc>
@@ -2185,7 +2185,7 @@
       <w:pPr>
         <w:pStyle w:val="Heading2"/>
       </w:pPr>
-      <w:bookmarkStart w:id="1" w:name="_Toc240960684"/>
+      <w:bookmarkStart w:id="1" w:name="_Toc240975714"/>
       <w:r>
         <w:t>What you should know first</w:t>
       </w:r>
@@ -2303,7 +2303,7 @@
         <w:pStyle w:val="Heading1"/>
         <w:pageBreakBefore/>
       </w:pPr>
-      <w:bookmarkStart w:id="2" w:name="_Toc240960685"/>
+      <w:bookmarkStart w:id="2" w:name="_Toc240975715"/>
       <w:r>
         <w:lastRenderedPageBreak/>
         <w:t>2. What you need</w:t>
@@ -2532,7 +2532,7 @@
         <w:pStyle w:val="Heading1"/>
         <w:pageBreakBefore/>
       </w:pPr>
-      <w:bookmarkStart w:id="3" w:name="_Toc240960686"/>
+      <w:bookmarkStart w:id="3" w:name="_Toc240975716"/>
       <w:r>
         <w:lastRenderedPageBreak/>
         <w:t>3. Taking part, step by step</w:t>
@@ -2543,7 +2543,7 @@
       <w:pPr>
         <w:pStyle w:val="Heading2"/>
       </w:pPr>
-      <w:bookmarkStart w:id="4" w:name="_Toc240960687"/>
+      <w:bookmarkStart w:id="4" w:name="_Toc240975717"/>
       <w:r>
         <w:t>Step 1 — Open your link</w:t>
       </w:r>
@@ -2561,7 +2561,7 @@
       <w:pPr>
         <w:pStyle w:val="Heading2"/>
       </w:pPr>
-      <w:bookmarkStart w:id="5" w:name="_Toc240960688"/>
+      <w:bookmarkStart w:id="5" w:name="_Toc240975718"/>
       <w:r>
         <w:t>Step 2 — Confirm your organisation</w:t>
       </w:r>
@@ -2596,7 +2596,7 @@
           <w:noProof/>
         </w:rPr>
         <w:drawing>
-          <wp:inline distT="0" distB="0" distL="0" distR="0">
+          <wp:inline distT="0" distB="0" distL="0" distR="0" wp14:anchorId="28C0A5AB" wp14:editId="01A0698A">
             <wp:extent cx="2476500" cy="3362325"/>
             <wp:effectExtent l="0" t="0" r="0" b="0"/>
             <wp:docPr id="1" name="resp_01_confirm.jpg" descr="Confirming the organisation." title="Confirming the organisation."/>
@@ -2665,7 +2665,7 @@
       <w:pPr>
         <w:pStyle w:val="Heading2"/>
       </w:pPr>
-      <w:bookmarkStart w:id="6" w:name="_Toc240960689"/>
+      <w:bookmarkStart w:id="6" w:name="_Toc240975719"/>
       <w:r>
         <w:t>Step 3 — Tell us a little about you</w:t>
       </w:r>
@@ -2757,7 +2757,7 @@
         </w:rPr>
         <w:lastRenderedPageBreak/>
         <w:drawing>
-          <wp:inline distT="0" distB="0" distL="0" distR="0">
+          <wp:inline distT="0" distB="0" distL="0" distR="0" wp14:anchorId="01FD9380" wp14:editId="78104A19">
             <wp:extent cx="2476500" cy="3362325"/>
             <wp:effectExtent l="0" t="0" r="0" b="0"/>
             <wp:docPr id="2" name="resp_02_eligibility.jpg" descr="A little about you." title="A little about you."/>
@@ -2912,7 +2912,7 @@
       <w:pPr>
         <w:pStyle w:val="Heading2"/>
       </w:pPr>
-      <w:bookmarkStart w:id="7" w:name="_Toc240960690"/>
+      <w:bookmarkStart w:id="7" w:name="_Toc240975720"/>
       <w:r>
         <w:t>Step 4 — Read the participant information</w:t>
       </w:r>
@@ -2958,7 +2958,7 @@
         </w:rPr>
         <w:lastRenderedPageBreak/>
         <w:drawing>
-          <wp:inline distT="0" distB="0" distL="0" distR="0">
+          <wp:inline distT="0" distB="0" distL="0" distR="0" wp14:anchorId="23F79A0E" wp14:editId="6CDDC4B4">
             <wp:extent cx="1076325" cy="4953000"/>
             <wp:effectExtent l="0" t="0" r="0" b="0"/>
             <wp:docPr id="3" name="resp_03_information_top.jpg" descr="Participant Information." title="Participant Information."/>
@@ -3027,7 +3027,7 @@
       <w:pPr>
         <w:pStyle w:val="Heading2"/>
       </w:pPr>
-      <w:bookmarkStart w:id="8" w:name="_Toc240960691"/>
+      <w:bookmarkStart w:id="8" w:name="_Toc240975721"/>
       <w:r>
         <w:t>Step 5 — Give your decision</w:t>
       </w:r>
@@ -3119,7 +3119,7 @@
         </w:rPr>
         <w:lastRenderedPageBreak/>
         <w:drawing>
-          <wp:inline distT="0" distB="0" distL="0" distR="0">
+          <wp:inline distT="0" distB="0" distL="0" distR="0" wp14:anchorId="12D02162" wp14:editId="559D66F8">
             <wp:extent cx="2476500" cy="4419600"/>
             <wp:effectExtent l="0" t="0" r="0" b="0"/>
             <wp:docPr id="4" name="resp_04_consent.jpg" descr="Your consent." title="Your consent."/>
@@ -3188,7 +3188,7 @@
       <w:pPr>
         <w:pStyle w:val="Heading2"/>
       </w:pPr>
-      <w:bookmarkStart w:id="9" w:name="_Toc240960692"/>
+      <w:bookmarkStart w:id="9" w:name="_Toc240975722"/>
       <w:r>
         <w:t>Step 6 — Check what we already know (only if shown)</w:t>
       </w:r>
@@ -3276,7 +3276,7 @@
       <w:pPr>
         <w:pStyle w:val="Heading2"/>
       </w:pPr>
-      <w:bookmarkStart w:id="10" w:name="_Toc240960693"/>
+      <w:bookmarkStart w:id="10" w:name="_Toc240975723"/>
       <w:r>
         <w:t>Step 7 — Choose how you would like to take part</w:t>
       </w:r>
@@ -3618,7 +3618,7 @@
         </w:rPr>
         <w:lastRenderedPageBreak/>
         <w:drawing>
-          <wp:inline distT="0" distB="0" distL="0" distR="0">
+          <wp:inline distT="0" distB="0" distL="0" distR="0" wp14:anchorId="1284250B" wp14:editId="728DCE84">
             <wp:extent cx="2476500" cy="4533900"/>
             <wp:effectExtent l="0" t="0" r="0" b="0"/>
             <wp:docPr id="5" name="resp_06_choice.jpg" descr="How would you like to take part?" title="How would you like to take part?"/>
@@ -3687,7 +3687,7 @@
       <w:pPr>
         <w:pStyle w:val="Heading2"/>
       </w:pPr>
-      <w:bookmarkStart w:id="11" w:name="_Toc240960694"/>
+      <w:bookmarkStart w:id="11" w:name="_Toc240975724"/>
       <w:r>
         <w:t>Step 8a — Complete the questionnaire yourself</w:t>
       </w:r>
@@ -3779,7 +3779,7 @@
         </w:rPr>
         <w:lastRenderedPageBreak/>
         <w:drawing>
-          <wp:inline distT="0" distB="0" distL="0" distR="0">
+          <wp:inline distT="0" distB="0" distL="0" distR="0" wp14:anchorId="45388EA5" wp14:editId="25C530FA">
             <wp:extent cx="2476500" cy="3362325"/>
             <wp:effectExtent l="0" t="0" r="0" b="0"/>
             <wp:docPr id="6" name="resp_07_ready.jpg" descr="Ready to begin." title="Ready to begin."/>
@@ -3855,7 +3855,7 @@
           <w:noProof/>
         </w:rPr>
         <w:drawing>
-          <wp:inline distT="0" distB="0" distL="0" distR="0">
+          <wp:inline distT="0" distB="0" distL="0" distR="0" wp14:anchorId="18F4A2EA" wp14:editId="7C1AB868">
             <wp:extent cx="2476500" cy="3362325"/>
             <wp:effectExtent l="0" t="0" r="0" b="0"/>
             <wp:docPr id="7" name="resp_07b_kobo_form.jpg" descr="The questionnaire's first page." title="The questionnaire's first page."/>
@@ -4050,7 +4050,7 @@
       <w:pPr>
         <w:pStyle w:val="Heading2"/>
       </w:pPr>
-      <w:bookmarkStart w:id="12" w:name="_Toc240960695"/>
+      <w:bookmarkStart w:id="12" w:name="_Toc240975725"/>
       <w:r>
         <w:t>Step 8b — Ask a researcher to call you</w:t>
       </w:r>
@@ -4142,7 +4142,7 @@
           <w:noProof/>
         </w:rPr>
         <w:drawing>
-          <wp:inline distT="0" distB="0" distL="0" distR="0">
+          <wp:inline distT="0" distB="0" distL="0" distR="0" wp14:anchorId="28215FF9" wp14:editId="236BA668">
             <wp:extent cx="2476500" cy="3362325"/>
             <wp:effectExtent l="0" t="0" r="0" b="0"/>
             <wp:docPr id="8" name="resp_08_appointment.jpg" descr="Choosing a time for a call." title="Choosing a time for a call."/>
@@ -4218,7 +4218,7 @@
           <w:noProof/>
         </w:rPr>
         <w:drawing>
-          <wp:inline distT="0" distB="0" distL="0" distR="0">
+          <wp:inline distT="0" distB="0" distL="0" distR="0" wp14:anchorId="73DB9A2D" wp14:editId="4AB6AB9B">
             <wp:extent cx="2476500" cy="3676650"/>
             <wp:effectExtent l="0" t="0" r="0" b="0"/>
             <wp:docPr id="9" name="resp_09_done_appointment.jpg" descr="Your request has been sent." title="Your request has been sent."/>
@@ -4287,7 +4287,7 @@
       <w:pPr>
         <w:pStyle w:val="Heading2"/>
       </w:pPr>
-      <w:bookmarkStart w:id="13" w:name="_Toc240960696"/>
+      <w:bookmarkStart w:id="13" w:name="_Toc240975726"/>
       <w:r>
         <w:t>Step 9 — Finished</w:t>
       </w:r>
@@ -4306,7 +4306,7 @@
         <w:pStyle w:val="Heading1"/>
         <w:pageBreakBefore/>
       </w:pPr>
-      <w:bookmarkStart w:id="14" w:name="_Toc240960697"/>
+      <w:bookmarkStart w:id="14" w:name="_Toc240975727"/>
       <w:r>
         <w:lastRenderedPageBreak/>
         <w:t>4. Reminders</w:t>
@@ -4326,7 +4326,7 @@
         <w:pStyle w:val="Heading1"/>
         <w:pageBreakBefore/>
       </w:pPr>
-      <w:bookmarkStart w:id="15" w:name="_Toc240960698"/>
+      <w:bookmarkStart w:id="15" w:name="_Toc240975728"/>
       <w:r>
         <w:lastRenderedPageBreak/>
         <w:t>5. Your rights and your information</w:t>
@@ -4451,7 +4451,7 @@
         <w:pStyle w:val="Heading1"/>
         <w:pageBreakBefore/>
       </w:pPr>
-      <w:bookmarkStart w:id="16" w:name="_Toc240960699"/>
+      <w:bookmarkStart w:id="16" w:name="_Toc240975729"/>
       <w:r>
         <w:lastRenderedPageBreak/>
         <w:t>6. Questions and answers</w:t>
@@ -4944,7 +4944,7 @@
                 <w:sz w:val="19"/>
                 <w:szCs w:val="19"/>
               </w:rPr>
-              <w:t>Happyson Saina, 0773943709, abffst.research.cut@gmail.com.</w:t>
+              <w:t>Happyson Saina, 0773943709, abffst.research@gmail.com.</w:t>
             </w:r>
           </w:p>
         </w:tc>
@@ -4966,7 +4966,7 @@
           <w:noProof/>
         </w:rPr>
         <w:drawing>
-          <wp:inline distT="0" distB="0" distL="0" distR="0">
+          <wp:inline distT="0" distB="0" distL="0" distR="0" wp14:anchorId="5CE22B81" wp14:editId="6BABD7AA">
             <wp:extent cx="2476500" cy="2524125"/>
             <wp:effectExtent l="0" t="0" r="0" b="0"/>
             <wp:docPr id="10" name="resp_10_invalid_link.jpg" descr="What an invalid or expired link looks like." title="What an invalid or expired link looks like."/>
@@ -5036,7 +5036,7 @@
         <w:pStyle w:val="Heading1"/>
         <w:pageBreakBefore/>
       </w:pPr>
-      <w:bookmarkStart w:id="17" w:name="_Toc240960700"/>
+      <w:bookmarkStart w:id="17" w:name="_Toc240975730"/>
       <w:r>
         <w:lastRenderedPageBreak/>
         <w:t>7. Contact the research team</w:t>
@@ -5239,7 +5239,7 @@
                 <w:sz w:val="19"/>
                 <w:szCs w:val="19"/>
               </w:rPr>
-              <w:t>abffst.research.cut@gmail.com</w:t>
+              <w:t>abffst.research@gmail.com</w:t>
             </w:r>
           </w:p>
         </w:tc>
@@ -5426,7 +5426,7 @@
         <w:sz w:val="16"/>
         <w:szCs w:val="16"/>
       </w:rPr>
-      <w:t>Version 1.9 · 22 September 2026</w:t>
+      <w:t>Version 1.10 · 22 September 2026</w:t>
     </w:r>
     <w:r>
       <w:rPr>
@@ -5599,10 +5599,96 @@
 <file path=word/numbering.xml><?xml version="1.0" encoding="utf-8"?>
 <w:numbering xmlns:wpc="http://schemas.microsoft.com/office/word/2010/wordprocessingCanvas" xmlns:cx="http://schemas.microsoft.com/office/drawing/2014/chartex" xmlns:cx1="http://schemas.microsoft.com/office/drawing/2015/9/8/chartex" xmlns:cx2="http://schemas.microsoft.com/office/drawing/2015/10/21/chartex" xmlns:cx3="http://schemas.microsoft.com/office/drawing/2016/5/9/chartex" xmlns:cx4="http://schemas.microsoft.com/office/drawing/2016/5/10/chartex" xmlns:cx5="http://schemas.microsoft.com/office/drawing/2016/5/11/chartex" xmlns:cx6="http://schemas.microsoft.com/office/drawing/2016/5/12/chartex" xmlns:cx7="http://schemas.microsoft.com/office/drawing/2016/5/13/chartex" xmlns:cx8="http://schemas.microsoft.com/office/drawing/2016/5/14/chartex" xmlns:mc="http://schemas.openxmlformats.org/markup-compatibility/2006" xmlns:aink="http://schemas.microsoft.com/office/drawing/2016/ink" xmlns:am3d="http://schemas.microsoft.com/office/drawing/2017/model3d" xmlns:o="urn:schemas-microsoft-com:office:office" xmlns:oel="http://schemas.microsoft.com/office/2019/extlst" xmlns:r="http://schemas.openxmlformats.org/officeDocument/2006/relationships" xmlns:m="http://schemas.openxmlformats.org/officeDocument/2006/math" xmlns:v="urn:schemas-microsoft-com:vml" xmlns:wp14="http://schemas.microsoft.com/office/word/2010/wordprocessingDrawing" xmlns:wp="http://schemas.openxmlformats.org/drawingml/2006/wordprocessingDrawing" xmlns:w10="urn:schemas-microsoft-com:office:word" xmlns:w="http://schemas.openxmlformats.org/wordprocessingml/2006/main" xmlns:w14="http://schemas.microsoft.com/office/word/2010/wordml" xmlns:w15="http://schemas.microsoft.com/office/word/2012/wordml" xmlns:w16cex="http://schemas.microsoft.com/office/word/2018/wordml/cex" xmlns:w16cid="http://schemas.microsoft.com/office/word/2016/wordml/cid" xmlns:w16="http://schemas.microsoft.com/office/word/2018/wordml" xmlns:w16sdtdh="http://schemas.microsoft.com/office/word/2020/wordml/sdtdatahash" xmlns:w16se="http://schemas.microsoft.com/office/word/2015/wordml/symex" xmlns:wpg="http://schemas.microsoft.com/office/word/2010/wordprocessingGroup" xmlns:wpi="http://schemas.microsoft.com/office/word/2010/wordprocessingInk" xmlns:wne="http://schemas.microsoft.com/office/word/2006/wordml" xmlns:wps="http://schemas.microsoft.com/office/word/2010/wordprocessingShape" mc:Ignorable="w14 w15 w16se w16cid w16 w16cex w16sdtdh wp14">
   <w:abstractNum w:abstractNumId="0" w15:restartNumberingAfterBreak="0">
-    <w:nsid w:val="029B2A02"/>
+    <w:nsid w:val="27AD636F"/>
     <w:multiLevelType w:val="hybridMultilevel"/>
-    <w:tmpl w:val="A83C8626"/>
-    <w:lvl w:ilvl="0" w:tplc="C37CF6C2">
+    <w:tmpl w:val="C25A8B2E"/>
+    <w:lvl w:ilvl="0" w:tplc="FD7C26EE">
+      <w:start w:val="1"/>
+      <w:numFmt w:val="bullet"/>
+      <w:lvlText w:val="●"/>
+      <w:lvlJc w:val="left"/>
+      <w:pPr>
+        <w:ind w:left="720" w:hanging="360"/>
+      </w:pPr>
+    </w:lvl>
+    <w:lvl w:ilvl="1" w:tplc="EA962AA6">
+      <w:start w:val="1"/>
+      <w:numFmt w:val="bullet"/>
+      <w:lvlText w:val="○"/>
+      <w:lvlJc w:val="left"/>
+      <w:pPr>
+        <w:ind w:left="1440" w:hanging="360"/>
+      </w:pPr>
+    </w:lvl>
+    <w:lvl w:ilvl="2" w:tplc="85ACB528">
+      <w:start w:val="1"/>
+      <w:numFmt w:val="bullet"/>
+      <w:lvlText w:val="■"/>
+      <w:lvlJc w:val="left"/>
+      <w:pPr>
+        <w:ind w:left="2160" w:hanging="360"/>
+      </w:pPr>
+    </w:lvl>
+    <w:lvl w:ilvl="3" w:tplc="38149E7C">
+      <w:start w:val="1"/>
+      <w:numFmt w:val="bullet"/>
+      <w:lvlText w:val="●"/>
+      <w:lvlJc w:val="left"/>
+      <w:pPr>
+        <w:ind w:left="2880" w:hanging="360"/>
+      </w:pPr>
+    </w:lvl>
+    <w:lvl w:ilvl="4" w:tplc="9B98943E">
+      <w:start w:val="1"/>
+      <w:numFmt w:val="bullet"/>
+      <w:lvlText w:val="○"/>
+      <w:lvlJc w:val="left"/>
+      <w:pPr>
+        <w:ind w:left="3600" w:hanging="360"/>
+      </w:pPr>
+    </w:lvl>
+    <w:lvl w:ilvl="5" w:tplc="82AA297C">
+      <w:start w:val="1"/>
+      <w:numFmt w:val="bullet"/>
+      <w:lvlText w:val="■"/>
+      <w:lvlJc w:val="left"/>
+      <w:pPr>
+        <w:ind w:left="4320" w:hanging="360"/>
+      </w:pPr>
+    </w:lvl>
+    <w:lvl w:ilvl="6" w:tplc="C75E073A">
+      <w:start w:val="1"/>
+      <w:numFmt w:val="bullet"/>
+      <w:lvlText w:val="●"/>
+      <w:lvlJc w:val="left"/>
+      <w:pPr>
+        <w:ind w:left="5040" w:hanging="360"/>
+      </w:pPr>
+    </w:lvl>
+    <w:lvl w:ilvl="7" w:tplc="939AEE06">
+      <w:start w:val="1"/>
+      <w:numFmt w:val="bullet"/>
+      <w:lvlText w:val="●"/>
+      <w:lvlJc w:val="left"/>
+      <w:pPr>
+        <w:ind w:left="5760" w:hanging="360"/>
+      </w:pPr>
+    </w:lvl>
+    <w:lvl w:ilvl="8" w:tplc="0212A8C0">
+      <w:start w:val="1"/>
+      <w:numFmt w:val="bullet"/>
+      <w:lvlText w:val="●"/>
+      <w:lvlJc w:val="left"/>
+      <w:pPr>
+        <w:ind w:left="6480" w:hanging="360"/>
+      </w:pPr>
+    </w:lvl>
+  </w:abstractNum>
+  <w:abstractNum w:abstractNumId="1" w15:restartNumberingAfterBreak="0">
+    <w:nsid w:val="303A4ACC"/>
+    <w:multiLevelType w:val="hybridMultilevel"/>
+    <w:tmpl w:val="6696E89C"/>
+    <w:lvl w:ilvl="0" w:tplc="4EDA628C">
       <w:start w:val="1"/>
       <w:numFmt w:val="decimal"/>
       <w:lvlText w:val="%1."/>
@@ -5616,196 +5702,169 @@
         <w:color w:val="A67C27"/>
       </w:rPr>
     </w:lvl>
-    <w:lvl w:ilvl="1" w:tplc="2D0C698C">
+    <w:lvl w:ilvl="1" w:tplc="F230A77A">
       <w:numFmt w:val="decimal"/>
       <w:lvlText w:val=""/>
       <w:lvlJc w:val="left"/>
     </w:lvl>
-    <w:lvl w:ilvl="2" w:tplc="8CCCFD2C">
+    <w:lvl w:ilvl="2" w:tplc="A2CAB058">
       <w:numFmt w:val="decimal"/>
       <w:lvlText w:val=""/>
       <w:lvlJc w:val="left"/>
     </w:lvl>
-    <w:lvl w:ilvl="3" w:tplc="151AC364">
+    <w:lvl w:ilvl="3" w:tplc="A1606042">
       <w:numFmt w:val="decimal"/>
       <w:lvlText w:val=""/>
       <w:lvlJc w:val="left"/>
     </w:lvl>
-    <w:lvl w:ilvl="4" w:tplc="52D4110C">
+    <w:lvl w:ilvl="4" w:tplc="2608829E">
       <w:numFmt w:val="decimal"/>
       <w:lvlText w:val=""/>
       <w:lvlJc w:val="left"/>
     </w:lvl>
-    <w:lvl w:ilvl="5" w:tplc="6D1E9CD0">
+    <w:lvl w:ilvl="5" w:tplc="542471B8">
       <w:numFmt w:val="decimal"/>
       <w:lvlText w:val=""/>
       <w:lvlJc w:val="left"/>
     </w:lvl>
-    <w:lvl w:ilvl="6" w:tplc="40489734">
+    <w:lvl w:ilvl="6" w:tplc="2DC4445C">
       <w:numFmt w:val="decimal"/>
       <w:lvlText w:val=""/>
       <w:lvlJc w:val="left"/>
     </w:lvl>
-    <w:lvl w:ilvl="7" w:tplc="2D2E9526">
+    <w:lvl w:ilvl="7" w:tplc="DAEC26BC">
       <w:numFmt w:val="decimal"/>
       <w:lvlText w:val=""/>
       <w:lvlJc w:val="left"/>
     </w:lvl>
-    <w:lvl w:ilvl="8" w:tplc="648CBCE8">
+    <w:lvl w:ilvl="8" w:tplc="69100952">
       <w:numFmt w:val="decimal"/>
       <w:lvlText w:val=""/>
       <w:lvlJc w:val="left"/>
     </w:lvl>
   </w:abstractNum>
-  <w:abstractNum w:abstractNumId="1" w15:restartNumberingAfterBreak="0">
-    <w:nsid w:val="271924DC"/>
+  <w:abstractNum w:abstractNumId="2" w15:restartNumberingAfterBreak="0">
+    <w:nsid w:val="4FE25B06"/>
     <w:multiLevelType w:val="hybridMultilevel"/>
-    <w:tmpl w:val="A7A00FE4"/>
-    <w:lvl w:ilvl="0" w:tplc="F89626DC">
+    <w:tmpl w:val="7702E9CA"/>
+    <w:lvl w:ilvl="0" w:tplc="840AFC04">
       <w:start w:val="1"/>
-      <w:numFmt w:val="bullet"/>
-      <w:lvlText w:val="●"/>
+      <w:numFmt w:val="decimal"/>
+      <w:lvlText w:val="%1."/>
       <w:lvlJc w:val="left"/>
       <w:pPr>
-        <w:ind w:left="720" w:hanging="360"/>
-      </w:pPr>
+        <w:ind w:left="460" w:hanging="360"/>
+      </w:pPr>
+      <w:rPr>
+        <w:b/>
+        <w:bCs/>
+        <w:color w:val="A67C27"/>
+      </w:rPr>
     </w:lvl>
-    <w:lvl w:ilvl="1" w:tplc="2BC22558">
-      <w:start w:val="1"/>
-      <w:numFmt w:val="bullet"/>
-      <w:lvlText w:val="○"/>
-      <w:lvlJc w:val="left"/>
-      <w:pPr>
-        <w:ind w:left="1440" w:hanging="360"/>
-      </w:pPr>
-    </w:lvl>
-    <w:lvl w:ilvl="2" w:tplc="F522DCCC">
-      <w:start w:val="1"/>
-      <w:numFmt w:val="bullet"/>
-      <w:lvlText w:val="■"/>
-      <w:lvlJc w:val="left"/>
-      <w:pPr>
-        <w:ind w:left="2160" w:hanging="360"/>
-      </w:pPr>
-    </w:lvl>
-    <w:lvl w:ilvl="3" w:tplc="2B5E194A">
-      <w:start w:val="1"/>
-      <w:numFmt w:val="bullet"/>
-      <w:lvlText w:val="●"/>
-      <w:lvlJc w:val="left"/>
-      <w:pPr>
-        <w:ind w:left="2880" w:hanging="360"/>
-      </w:pPr>
-    </w:lvl>
-    <w:lvl w:ilvl="4" w:tplc="7116DA7A">
-      <w:start w:val="1"/>
-      <w:numFmt w:val="bullet"/>
-      <w:lvlText w:val="○"/>
-      <w:lvlJc w:val="left"/>
-      <w:pPr>
-        <w:ind w:left="3600" w:hanging="360"/>
-      </w:pPr>
-    </w:lvl>
-    <w:lvl w:ilvl="5" w:tplc="0BF4D32A">
-      <w:start w:val="1"/>
-      <w:numFmt w:val="bullet"/>
-      <w:lvlText w:val="■"/>
-      <w:lvlJc w:val="left"/>
-      <w:pPr>
-        <w:ind w:left="4320" w:hanging="360"/>
-      </w:pPr>
-    </w:lvl>
-    <w:lvl w:ilvl="6" w:tplc="6F4C4D26">
-      <w:start w:val="1"/>
-      <w:numFmt w:val="bullet"/>
-      <w:lvlText w:val="●"/>
-      <w:lvlJc w:val="left"/>
-      <w:pPr>
-        <w:ind w:left="5040" w:hanging="360"/>
-      </w:pPr>
-    </w:lvl>
-    <w:lvl w:ilvl="7" w:tplc="09A422A6">
-      <w:start w:val="1"/>
-      <w:numFmt w:val="bullet"/>
-      <w:lvlText w:val="●"/>
-      <w:lvlJc w:val="left"/>
-      <w:pPr>
-        <w:ind w:left="5760" w:hanging="360"/>
-      </w:pPr>
-    </w:lvl>
-    <w:lvl w:ilvl="8" w:tplc="A608F17E">
-      <w:start w:val="1"/>
-      <w:numFmt w:val="bullet"/>
-      <w:lvlText w:val="●"/>
-      <w:lvlJc w:val="left"/>
-      <w:pPr>
-        <w:ind w:left="6480" w:hanging="360"/>
-      </w:pPr>
-    </w:lvl>
-  </w:abstractNum>
-  <w:abstractNum w:abstractNumId="2" w15:restartNumberingAfterBreak="0">
-    <w:nsid w:val="2FE6414A"/>
-    <w:multiLevelType w:val="hybridMultilevel"/>
-    <w:tmpl w:val="D1D21378"/>
-    <w:lvl w:ilvl="0" w:tplc="5F1AC370">
-      <w:start w:val="1"/>
-      <w:numFmt w:val="bullet"/>
-      <w:lvlText w:val="•"/>
-      <w:lvlJc w:val="left"/>
-      <w:pPr>
-        <w:ind w:left="460" w:hanging="280"/>
-      </w:pPr>
-    </w:lvl>
-    <w:lvl w:ilvl="1" w:tplc="5B206DD0">
-      <w:start w:val="1"/>
-      <w:numFmt w:val="bullet"/>
-      <w:lvlText w:val="–"/>
-      <w:lvlJc w:val="left"/>
-      <w:pPr>
-        <w:ind w:left="900" w:hanging="280"/>
-      </w:pPr>
-    </w:lvl>
-    <w:lvl w:ilvl="2" w:tplc="60D407A4">
+    <w:lvl w:ilvl="1" w:tplc="C73E3F48">
       <w:numFmt w:val="decimal"/>
       <w:lvlText w:val=""/>
       <w:lvlJc w:val="left"/>
     </w:lvl>
-    <w:lvl w:ilvl="3" w:tplc="996070BA">
+    <w:lvl w:ilvl="2" w:tplc="314C77CA">
       <w:numFmt w:val="decimal"/>
       <w:lvlText w:val=""/>
       <w:lvlJc w:val="left"/>
     </w:lvl>
-    <w:lvl w:ilvl="4" w:tplc="2A20662E">
+    <w:lvl w:ilvl="3" w:tplc="FA7ADB14">
       <w:numFmt w:val="decimal"/>
       <w:lvlText w:val=""/>
       <w:lvlJc w:val="left"/>
     </w:lvl>
-    <w:lvl w:ilvl="5" w:tplc="57FE142C">
+    <w:lvl w:ilvl="4" w:tplc="39DABD10">
       <w:numFmt w:val="decimal"/>
       <w:lvlText w:val=""/>
       <w:lvlJc w:val="left"/>
     </w:lvl>
-    <w:lvl w:ilvl="6" w:tplc="3D0096CA">
+    <w:lvl w:ilvl="5" w:tplc="A2C4EB06">
       <w:numFmt w:val="decimal"/>
       <w:lvlText w:val=""/>
       <w:lvlJc w:val="left"/>
     </w:lvl>
-    <w:lvl w:ilvl="7" w:tplc="26F629FA">
+    <w:lvl w:ilvl="6" w:tplc="F3F223B8">
       <w:numFmt w:val="decimal"/>
       <w:lvlText w:val=""/>
       <w:lvlJc w:val="left"/>
     </w:lvl>
-    <w:lvl w:ilvl="8" w:tplc="D234A760">
+    <w:lvl w:ilvl="7" w:tplc="94A4D476">
+      <w:numFmt w:val="decimal"/>
+      <w:lvlText w:val=""/>
+      <w:lvlJc w:val="left"/>
+    </w:lvl>
+    <w:lvl w:ilvl="8" w:tplc="51384A94">
       <w:numFmt w:val="decimal"/>
       <w:lvlText w:val=""/>
       <w:lvlJc w:val="left"/>
     </w:lvl>
   </w:abstractNum>
   <w:abstractNum w:abstractNumId="3" w15:restartNumberingAfterBreak="0">
-    <w:nsid w:val="4F0E1CF0"/>
+    <w:nsid w:val="59501E15"/>
     <w:multiLevelType w:val="hybridMultilevel"/>
-    <w:tmpl w:val="BF64F354"/>
-    <w:lvl w:ilvl="0" w:tplc="71A410FC">
+    <w:tmpl w:val="6C22DE52"/>
+    <w:lvl w:ilvl="0" w:tplc="6B5E50DA">
+      <w:start w:val="1"/>
+      <w:numFmt w:val="bullet"/>
+      <w:lvlText w:val="•"/>
+      <w:lvlJc w:val="left"/>
+      <w:pPr>
+        <w:ind w:left="460" w:hanging="280"/>
+      </w:pPr>
+    </w:lvl>
+    <w:lvl w:ilvl="1" w:tplc="46EC4C56">
+      <w:start w:val="1"/>
+      <w:numFmt w:val="bullet"/>
+      <w:lvlText w:val="–"/>
+      <w:lvlJc w:val="left"/>
+      <w:pPr>
+        <w:ind w:left="900" w:hanging="280"/>
+      </w:pPr>
+    </w:lvl>
+    <w:lvl w:ilvl="2" w:tplc="0DD0569A">
+      <w:numFmt w:val="decimal"/>
+      <w:lvlText w:val=""/>
+      <w:lvlJc w:val="left"/>
+    </w:lvl>
+    <w:lvl w:ilvl="3" w:tplc="D25804E0">
+      <w:numFmt w:val="decimal"/>
+      <w:lvlText w:val=""/>
+      <w:lvlJc w:val="left"/>
+    </w:lvl>
+    <w:lvl w:ilvl="4" w:tplc="44468CCC">
+      <w:numFmt w:val="decimal"/>
+      <w:lvlText w:val=""/>
+      <w:lvlJc w:val="left"/>
+    </w:lvl>
+    <w:lvl w:ilvl="5" w:tplc="D848C78E">
+      <w:numFmt w:val="decimal"/>
+      <w:lvlText w:val=""/>
+      <w:lvlJc w:val="left"/>
+    </w:lvl>
+    <w:lvl w:ilvl="6" w:tplc="079C5900">
+      <w:numFmt w:val="decimal"/>
+      <w:lvlText w:val=""/>
+      <w:lvlJc w:val="left"/>
+    </w:lvl>
+    <w:lvl w:ilvl="7" w:tplc="C11E4224">
+      <w:numFmt w:val="decimal"/>
+      <w:lvlText w:val=""/>
+      <w:lvlJc w:val="left"/>
+    </w:lvl>
+    <w:lvl w:ilvl="8" w:tplc="D33400A8">
+      <w:numFmt w:val="decimal"/>
+      <w:lvlText w:val=""/>
+      <w:lvlJc w:val="left"/>
+    </w:lvl>
+  </w:abstractNum>
+  <w:abstractNum w:abstractNumId="4" w15:restartNumberingAfterBreak="0">
+    <w:nsid w:val="666D1F32"/>
+    <w:multiLevelType w:val="hybridMultilevel"/>
+    <w:tmpl w:val="E88868A8"/>
+    <w:lvl w:ilvl="0" w:tplc="4D9CDBB2">
       <w:start w:val="1"/>
       <w:numFmt w:val="decimal"/>
       <w:lvlText w:val="%1."/>
@@ -5819,132 +5878,73 @@
         <w:color w:val="A67C27"/>
       </w:rPr>
     </w:lvl>
-    <w:lvl w:ilvl="1" w:tplc="F59E32CC">
+    <w:lvl w:ilvl="1" w:tplc="EB8C1830">
       <w:numFmt w:val="decimal"/>
       <w:lvlText w:val=""/>
       <w:lvlJc w:val="left"/>
     </w:lvl>
-    <w:lvl w:ilvl="2" w:tplc="44AAB6F4">
+    <w:lvl w:ilvl="2" w:tplc="6B003A54">
       <w:numFmt w:val="decimal"/>
       <w:lvlText w:val=""/>
       <w:lvlJc w:val="left"/>
     </w:lvl>
-    <w:lvl w:ilvl="3" w:tplc="4B766FFC">
+    <w:lvl w:ilvl="3" w:tplc="0F74599C">
       <w:numFmt w:val="decimal"/>
       <w:lvlText w:val=""/>
       <w:lvlJc w:val="left"/>
     </w:lvl>
-    <w:lvl w:ilvl="4" w:tplc="9A9E2602">
+    <w:lvl w:ilvl="4" w:tplc="1DE2CF2E">
       <w:numFmt w:val="decimal"/>
       <w:lvlText w:val=""/>
       <w:lvlJc w:val="left"/>
     </w:lvl>
-    <w:lvl w:ilvl="5" w:tplc="80468338">
+    <w:lvl w:ilvl="5" w:tplc="D0943564">
       <w:numFmt w:val="decimal"/>
       <w:lvlText w:val=""/>
       <w:lvlJc w:val="left"/>
     </w:lvl>
-    <w:lvl w:ilvl="6" w:tplc="72B4C8DE">
+    <w:lvl w:ilvl="6" w:tplc="BAB66B2A">
       <w:numFmt w:val="decimal"/>
       <w:lvlText w:val=""/>
       <w:lvlJc w:val="left"/>
     </w:lvl>
-    <w:lvl w:ilvl="7" w:tplc="73EEDF42">
+    <w:lvl w:ilvl="7" w:tplc="9D0421FA">
       <w:numFmt w:val="decimal"/>
       <w:lvlText w:val=""/>
       <w:lvlJc w:val="left"/>
     </w:lvl>
-    <w:lvl w:ilvl="8" w:tplc="6D0E4D4E">
+    <w:lvl w:ilvl="8" w:tplc="C380C27E">
       <w:numFmt w:val="decimal"/>
       <w:lvlText w:val=""/>
       <w:lvlJc w:val="left"/>
     </w:lvl>
   </w:abstractNum>
-  <w:abstractNum w:abstractNumId="4" w15:restartNumberingAfterBreak="0">
-    <w:nsid w:val="60211789"/>
-    <w:multiLevelType w:val="hybridMultilevel"/>
-    <w:tmpl w:val="0F2A0CF4"/>
-    <w:lvl w:ilvl="0" w:tplc="5650BF5E">
-      <w:start w:val="1"/>
-      <w:numFmt w:val="decimal"/>
-      <w:lvlText w:val="%1."/>
-      <w:lvlJc w:val="left"/>
-      <w:pPr>
-        <w:ind w:left="460" w:hanging="360"/>
-      </w:pPr>
-      <w:rPr>
-        <w:b/>
-        <w:bCs/>
-        <w:color w:val="A67C27"/>
-      </w:rPr>
-    </w:lvl>
-    <w:lvl w:ilvl="1" w:tplc="0A0CACAE">
-      <w:numFmt w:val="decimal"/>
-      <w:lvlText w:val=""/>
-      <w:lvlJc w:val="left"/>
-    </w:lvl>
-    <w:lvl w:ilvl="2" w:tplc="27EACA26">
-      <w:numFmt w:val="decimal"/>
-      <w:lvlText w:val=""/>
-      <w:lvlJc w:val="left"/>
-    </w:lvl>
-    <w:lvl w:ilvl="3" w:tplc="945ABF70">
-      <w:numFmt w:val="decimal"/>
-      <w:lvlText w:val=""/>
-      <w:lvlJc w:val="left"/>
-    </w:lvl>
-    <w:lvl w:ilvl="4" w:tplc="A290E5B6">
-      <w:numFmt w:val="decimal"/>
-      <w:lvlText w:val=""/>
-      <w:lvlJc w:val="left"/>
-    </w:lvl>
-    <w:lvl w:ilvl="5" w:tplc="237E0ECE">
-      <w:numFmt w:val="decimal"/>
-      <w:lvlText w:val=""/>
-      <w:lvlJc w:val="left"/>
-    </w:lvl>
-    <w:lvl w:ilvl="6" w:tplc="61242A8E">
-      <w:numFmt w:val="decimal"/>
-      <w:lvlText w:val=""/>
-      <w:lvlJc w:val="left"/>
-    </w:lvl>
-    <w:lvl w:ilvl="7" w:tplc="06FAF6E2">
-      <w:numFmt w:val="decimal"/>
-      <w:lvlText w:val=""/>
-      <w:lvlJc w:val="left"/>
-    </w:lvl>
-    <w:lvl w:ilvl="8" w:tplc="CA8AA912">
-      <w:numFmt w:val="decimal"/>
-      <w:lvlText w:val=""/>
-      <w:lvlJc w:val="left"/>
-    </w:lvl>
-  </w:abstractNum>
-  <w:num w:numId="1" w16cid:durableId="328799793">
+  <w:num w:numId="1" w16cid:durableId="717706439">
+    <w:abstractNumId w:val="0"/>
+    <w:lvlOverride w:ilvl="0">
+      <w:startOverride w:val="1"/>
+    </w:lvlOverride>
+  </w:num>
+  <w:num w:numId="2" w16cid:durableId="870730582">
+    <w:abstractNumId w:val="3"/>
+    <w:lvlOverride w:ilvl="0">
+      <w:startOverride w:val="1"/>
+    </w:lvlOverride>
+  </w:num>
+  <w:num w:numId="3" w16cid:durableId="1677610966">
     <w:abstractNumId w:val="1"/>
     <w:lvlOverride w:ilvl="0">
       <w:startOverride w:val="1"/>
     </w:lvlOverride>
   </w:num>
-  <w:num w:numId="2" w16cid:durableId="48841389">
+  <w:num w:numId="4" w16cid:durableId="1263996137">
     <w:abstractNumId w:val="2"/>
     <w:lvlOverride w:ilvl="0">
       <w:startOverride w:val="1"/>
     </w:lvlOverride>
   </w:num>
-  <w:num w:numId="3" w16cid:durableId="1978491652">
-    <w:abstractNumId w:val="3"/>
-    <w:lvlOverride w:ilvl="0">
-      <w:startOverride w:val="1"/>
-    </w:lvlOverride>
-  </w:num>
-  <w:num w:numId="4" w16cid:durableId="2094662764">
+  <w:num w:numId="5" w16cid:durableId="1690256712">
     <w:abstractNumId w:val="4"/>
-    <w:lvlOverride w:ilvl="0">
-      <w:startOverride w:val="1"/>
-    </w:lvlOverride>
-  </w:num>
-  <w:num w:numId="5" w16cid:durableId="1457061919">
-    <w:abstractNumId w:val="0"/>
     <w:lvlOverride w:ilvl="0">
       <w:startOverride w:val="1"/>
     </w:lvlOverride>
@@ -6570,7 +6570,7 @@
     <w:autoRedefine/>
     <w:uiPriority w:val="39"/>
     <w:unhideWhenUsed/>
-    <w:rsid w:val="00CB5CAF"/>
+    <w:rsid w:val="000A6FDE"/>
     <w:pPr>
       <w:spacing w:after="100"/>
     </w:pPr>
@@ -6582,7 +6582,7 @@
     <w:autoRedefine/>
     <w:uiPriority w:val="39"/>
     <w:unhideWhenUsed/>
-    <w:rsid w:val="00CB5CAF"/>
+    <w:rsid w:val="000A6FDE"/>
     <w:pPr>
       <w:spacing w:after="100"/>
       <w:ind w:left="210"/>

--- a/docs/manuals/Respondent_Guide.docx
+++ b/docs/manuals/Respondent_Guide.docx
@@ -69,7 +69,7 @@
           <w:left w:w="10" w:type="dxa"/>
           <w:right w:w="10" w:type="dxa"/>
         </w:tblCellMar>
-        <w:tblLook w:val="04A0" w:firstRow="1" w:lastRow="0" w:firstColumn="1" w:lastColumn="0" w:noHBand="0" w:noVBand="1"/>
+        <w:tblLook w:val="0000" w:firstRow="0" w:lastRow="0" w:firstColumn="0" w:lastColumn="0" w:noHBand="0" w:noVBand="0"/>
       </w:tblPr>
       <w:tblGrid>
         <w:gridCol w:w="2300"/>
@@ -469,7 +469,7 @@
                 <w:sz w:val="19"/>
                 <w:szCs w:val="19"/>
               </w:rPr>
-              <w:t>Version 1.10 · 22 September 2026</w:t>
+              <w:t>Version 1.11 · 28 September 2026</w:t>
             </w:r>
           </w:p>
         </w:tc>
@@ -538,7 +538,7 @@
     <w:sdt>
       <w:sdtPr>
         <w:alias w:val="Contents"/>
-        <w:id w:val="1224106500"/>
+        <w:id w:val="-953709814"/>
       </w:sdtPr>
       <w:sdtEndPr/>
       <w:sdtContent>
@@ -567,7 +567,7 @@
           <w:r>
             <w:fldChar w:fldCharType="separate"/>
           </w:r>
-          <w:hyperlink w:anchor="_Toc240975713" w:history="1">
+          <w:hyperlink w:anchor="_Toc241490653" w:history="1">
             <w:r>
               <w:rPr>
                 <w:rStyle w:val="Hyperlink"/>
@@ -591,7 +591,7 @@
               <w:rPr>
                 <w:noProof/>
               </w:rPr>
-              <w:instrText xml:space="preserve"> PAGEREF _Toc240975713 \h </w:instrText>
+              <w:instrText xml:space="preserve"> PAGEREF _Toc241490653 \h </w:instrText>
             </w:r>
             <w:r>
               <w:rPr>
@@ -634,7 +634,7 @@
               <w14:ligatures w14:val="standardContextual"/>
             </w:rPr>
           </w:pPr>
-          <w:hyperlink w:anchor="_Toc240975714" w:history="1">
+          <w:hyperlink w:anchor="_Toc241490654" w:history="1">
             <w:r>
               <w:rPr>
                 <w:rStyle w:val="Hyperlink"/>
@@ -658,7 +658,7 @@
               <w:rPr>
                 <w:noProof/>
               </w:rPr>
-              <w:instrText xml:space="preserve"> PAGEREF _Toc240975714 \h </w:instrText>
+              <w:instrText xml:space="preserve"> PAGEREF _Toc241490654 \h </w:instrText>
             </w:r>
             <w:r>
               <w:rPr>
@@ -701,7 +701,7 @@
               <w14:ligatures w14:val="standardContextual"/>
             </w:rPr>
           </w:pPr>
-          <w:hyperlink w:anchor="_Toc240975715" w:history="1">
+          <w:hyperlink w:anchor="_Toc241490655" w:history="1">
             <w:r>
               <w:rPr>
                 <w:rStyle w:val="Hyperlink"/>
@@ -725,7 +725,7 @@
               <w:rPr>
                 <w:noProof/>
               </w:rPr>
-              <w:instrText xml:space="preserve"> PAGEREF _Toc240975715 \h </w:instrText>
+              <w:instrText xml:space="preserve"> PAGEREF _Toc241490655 \h </w:instrText>
             </w:r>
             <w:r>
               <w:rPr>
@@ -768,7 +768,7 @@
               <w14:ligatures w14:val="standardContextual"/>
             </w:rPr>
           </w:pPr>
-          <w:hyperlink w:anchor="_Toc240975716" w:history="1">
+          <w:hyperlink w:anchor="_Toc241490656" w:history="1">
             <w:r>
               <w:rPr>
                 <w:rStyle w:val="Hyperlink"/>
@@ -792,7 +792,7 @@
               <w:rPr>
                 <w:noProof/>
               </w:rPr>
-              <w:instrText xml:space="preserve"> PAGEREF _Toc240975716 \h </w:instrText>
+              <w:instrText xml:space="preserve"> PAGEREF _Toc241490656 \h </w:instrText>
             </w:r>
             <w:r>
               <w:rPr>
@@ -835,7 +835,7 @@
               <w14:ligatures w14:val="standardContextual"/>
             </w:rPr>
           </w:pPr>
-          <w:hyperlink w:anchor="_Toc240975717" w:history="1">
+          <w:hyperlink w:anchor="_Toc241490657" w:history="1">
             <w:r>
               <w:rPr>
                 <w:rStyle w:val="Hyperlink"/>
@@ -859,7 +859,7 @@
               <w:rPr>
                 <w:noProof/>
               </w:rPr>
-              <w:instrText xml:space="preserve"> PAGEREF _Toc240975717 \h </w:instrText>
+              <w:instrText xml:space="preserve"> PAGEREF _Toc241490657 \h </w:instrText>
             </w:r>
             <w:r>
               <w:rPr>
@@ -902,7 +902,7 @@
               <w14:ligatures w14:val="standardContextual"/>
             </w:rPr>
           </w:pPr>
-          <w:hyperlink w:anchor="_Toc240975718" w:history="1">
+          <w:hyperlink w:anchor="_Toc241490658" w:history="1">
             <w:r>
               <w:rPr>
                 <w:rStyle w:val="Hyperlink"/>
@@ -926,7 +926,7 @@
               <w:rPr>
                 <w:noProof/>
               </w:rPr>
-              <w:instrText xml:space="preserve"> PAGEREF _Toc240975718 \h </w:instrText>
+              <w:instrText xml:space="preserve"> PAGEREF _Toc241490658 \h </w:instrText>
             </w:r>
             <w:r>
               <w:rPr>
@@ -969,7 +969,7 @@
               <w14:ligatures w14:val="standardContextual"/>
             </w:rPr>
           </w:pPr>
-          <w:hyperlink w:anchor="_Toc240975719" w:history="1">
+          <w:hyperlink w:anchor="_Toc241490659" w:history="1">
             <w:r>
               <w:rPr>
                 <w:rStyle w:val="Hyperlink"/>
@@ -993,7 +993,7 @@
               <w:rPr>
                 <w:noProof/>
               </w:rPr>
-              <w:instrText xml:space="preserve"> PAGEREF _Toc240975719 \h </w:instrText>
+              <w:instrText xml:space="preserve"> PAGEREF _Toc241490659 \h </w:instrText>
             </w:r>
             <w:r>
               <w:rPr>
@@ -1036,7 +1036,7 @@
               <w14:ligatures w14:val="standardContextual"/>
             </w:rPr>
           </w:pPr>
-          <w:hyperlink w:anchor="_Toc240975720" w:history="1">
+          <w:hyperlink w:anchor="_Toc241490660" w:history="1">
             <w:r>
               <w:rPr>
                 <w:rStyle w:val="Hyperlink"/>
@@ -1060,7 +1060,7 @@
               <w:rPr>
                 <w:noProof/>
               </w:rPr>
-              <w:instrText xml:space="preserve"> PAGEREF _Toc240975720 \h </w:instrText>
+              <w:instrText xml:space="preserve"> PAGEREF _Toc241490660 \h </w:instrText>
             </w:r>
             <w:r>
               <w:rPr>
@@ -1103,7 +1103,7 @@
               <w14:ligatures w14:val="standardContextual"/>
             </w:rPr>
           </w:pPr>
-          <w:hyperlink w:anchor="_Toc240975721" w:history="1">
+          <w:hyperlink w:anchor="_Toc241490661" w:history="1">
             <w:r>
               <w:rPr>
                 <w:rStyle w:val="Hyperlink"/>
@@ -1127,7 +1127,7 @@
               <w:rPr>
                 <w:noProof/>
               </w:rPr>
-              <w:instrText xml:space="preserve"> PAGEREF _Toc240975721 \h </w:instrText>
+              <w:instrText xml:space="preserve"> PAGEREF _Toc241490661 \h </w:instrText>
             </w:r>
             <w:r>
               <w:rPr>
@@ -1170,7 +1170,7 @@
               <w14:ligatures w14:val="standardContextual"/>
             </w:rPr>
           </w:pPr>
-          <w:hyperlink w:anchor="_Toc240975722" w:history="1">
+          <w:hyperlink w:anchor="_Toc241490662" w:history="1">
             <w:r>
               <w:rPr>
                 <w:rStyle w:val="Hyperlink"/>
@@ -1194,7 +1194,7 @@
               <w:rPr>
                 <w:noProof/>
               </w:rPr>
-              <w:instrText xml:space="preserve"> PAGEREF _Toc240975722 \h </w:instrText>
+              <w:instrText xml:space="preserve"> PAGEREF _Toc241490662 \h </w:instrText>
             </w:r>
             <w:r>
               <w:rPr>
@@ -1237,7 +1237,7 @@
               <w14:ligatures w14:val="standardContextual"/>
             </w:rPr>
           </w:pPr>
-          <w:hyperlink w:anchor="_Toc240975723" w:history="1">
+          <w:hyperlink w:anchor="_Toc241490663" w:history="1">
             <w:r>
               <w:rPr>
                 <w:rStyle w:val="Hyperlink"/>
@@ -1261,7 +1261,7 @@
               <w:rPr>
                 <w:noProof/>
               </w:rPr>
-              <w:instrText xml:space="preserve"> PAGEREF _Toc240975723 \h </w:instrText>
+              <w:instrText xml:space="preserve"> PAGEREF _Toc241490663 \h </w:instrText>
             </w:r>
             <w:r>
               <w:rPr>
@@ -1304,7 +1304,7 @@
               <w14:ligatures w14:val="standardContextual"/>
             </w:rPr>
           </w:pPr>
-          <w:hyperlink w:anchor="_Toc240975724" w:history="1">
+          <w:hyperlink w:anchor="_Toc241490664" w:history="1">
             <w:r>
               <w:rPr>
                 <w:rStyle w:val="Hyperlink"/>
@@ -1328,7 +1328,7 @@
               <w:rPr>
                 <w:noProof/>
               </w:rPr>
-              <w:instrText xml:space="preserve"> PAGEREF _Toc240975724 \h </w:instrText>
+              <w:instrText xml:space="preserve"> PAGEREF _Toc241490664 \h </w:instrText>
             </w:r>
             <w:r>
               <w:rPr>
@@ -1371,7 +1371,7 @@
               <w14:ligatures w14:val="standardContextual"/>
             </w:rPr>
           </w:pPr>
-          <w:hyperlink w:anchor="_Toc240975725" w:history="1">
+          <w:hyperlink w:anchor="_Toc241490665" w:history="1">
             <w:r>
               <w:rPr>
                 <w:rStyle w:val="Hyperlink"/>
@@ -1395,7 +1395,7 @@
               <w:rPr>
                 <w:noProof/>
               </w:rPr>
-              <w:instrText xml:space="preserve"> PAGEREF _Toc240975725 \h </w:instrText>
+              <w:instrText xml:space="preserve"> PAGEREF _Toc241490665 \h </w:instrText>
             </w:r>
             <w:r>
               <w:rPr>
@@ -1438,7 +1438,7 @@
               <w14:ligatures w14:val="standardContextual"/>
             </w:rPr>
           </w:pPr>
-          <w:hyperlink w:anchor="_Toc240975726" w:history="1">
+          <w:hyperlink w:anchor="_Toc241490666" w:history="1">
             <w:r>
               <w:rPr>
                 <w:rStyle w:val="Hyperlink"/>
@@ -1462,7 +1462,7 @@
               <w:rPr>
                 <w:noProof/>
               </w:rPr>
-              <w:instrText xml:space="preserve"> PAGEREF _Toc240975726 \h </w:instrText>
+              <w:instrText xml:space="preserve"> PAGEREF _Toc241490666 \h </w:instrText>
             </w:r>
             <w:r>
               <w:rPr>
@@ -1505,7 +1505,7 @@
               <w14:ligatures w14:val="standardContextual"/>
             </w:rPr>
           </w:pPr>
-          <w:hyperlink w:anchor="_Toc240975727" w:history="1">
+          <w:hyperlink w:anchor="_Toc241490667" w:history="1">
             <w:r>
               <w:rPr>
                 <w:rStyle w:val="Hyperlink"/>
@@ -1529,7 +1529,7 @@
               <w:rPr>
                 <w:noProof/>
               </w:rPr>
-              <w:instrText xml:space="preserve"> PAGEREF _Toc240975727 \h </w:instrText>
+              <w:instrText xml:space="preserve"> PAGEREF _Toc241490667 \h </w:instrText>
             </w:r>
             <w:r>
               <w:rPr>
@@ -1572,7 +1572,7 @@
               <w14:ligatures w14:val="standardContextual"/>
             </w:rPr>
           </w:pPr>
-          <w:hyperlink w:anchor="_Toc240975728" w:history="1">
+          <w:hyperlink w:anchor="_Toc241490668" w:history="1">
             <w:r>
               <w:rPr>
                 <w:rStyle w:val="Hyperlink"/>
@@ -1596,7 +1596,7 @@
               <w:rPr>
                 <w:noProof/>
               </w:rPr>
-              <w:instrText xml:space="preserve"> PAGEREF _Toc240975728 \h </w:instrText>
+              <w:instrText xml:space="preserve"> PAGEREF _Toc241490668 \h </w:instrText>
             </w:r>
             <w:r>
               <w:rPr>
@@ -1639,7 +1639,7 @@
               <w14:ligatures w14:val="standardContextual"/>
             </w:rPr>
           </w:pPr>
-          <w:hyperlink w:anchor="_Toc240975729" w:history="1">
+          <w:hyperlink w:anchor="_Toc241490669" w:history="1">
             <w:r>
               <w:rPr>
                 <w:rStyle w:val="Hyperlink"/>
@@ -1663,7 +1663,7 @@
               <w:rPr>
                 <w:noProof/>
               </w:rPr>
-              <w:instrText xml:space="preserve"> PAGEREF _Toc240975729 \h </w:instrText>
+              <w:instrText xml:space="preserve"> PAGEREF _Toc241490669 \h </w:instrText>
             </w:r>
             <w:r>
               <w:rPr>
@@ -1706,7 +1706,7 @@
               <w14:ligatures w14:val="standardContextual"/>
             </w:rPr>
           </w:pPr>
-          <w:hyperlink w:anchor="_Toc240975730" w:history="1">
+          <w:hyperlink w:anchor="_Toc241490670" w:history="1">
             <w:r>
               <w:rPr>
                 <w:rStyle w:val="Hyperlink"/>
@@ -1730,7 +1730,7 @@
               <w:rPr>
                 <w:noProof/>
               </w:rPr>
-              <w:instrText xml:space="preserve"> PAGEREF _Toc240975730 \h </w:instrText>
+              <w:instrText xml:space="preserve"> PAGEREF _Toc241490670 \h </w:instrText>
             </w:r>
             <w:r>
               <w:rPr>
@@ -1769,7 +1769,7 @@
         <w:pStyle w:val="Heading1"/>
         <w:pageBreakBefore/>
       </w:pPr>
-      <w:bookmarkStart w:id="0" w:name="_Toc240975713"/>
+      <w:bookmarkStart w:id="0" w:name="_Toc241490653"/>
       <w:r>
         <w:lastRenderedPageBreak/>
         <w:t>1. Welcome</w:t>
@@ -1809,7 +1809,7 @@
           <w:left w:w="10" w:type="dxa"/>
           <w:right w:w="10" w:type="dxa"/>
         </w:tblCellMar>
-        <w:tblLook w:val="04A0" w:firstRow="1" w:lastRow="0" w:firstColumn="1" w:lastColumn="0" w:noHBand="0" w:noVBand="1"/>
+        <w:tblLook w:val="0000" w:firstRow="0" w:lastRow="0" w:firstColumn="0" w:lastColumn="0" w:noHBand="0" w:noVBand="0"/>
       </w:tblPr>
       <w:tblGrid>
         <w:gridCol w:w="2824"/>
@@ -2185,7 +2185,7 @@
       <w:pPr>
         <w:pStyle w:val="Heading2"/>
       </w:pPr>
-      <w:bookmarkStart w:id="1" w:name="_Toc240975714"/>
+      <w:bookmarkStart w:id="1" w:name="_Toc241490654"/>
       <w:r>
         <w:t>What you should know first</w:t>
       </w:r>
@@ -2303,7 +2303,7 @@
         <w:pStyle w:val="Heading1"/>
         <w:pageBreakBefore/>
       </w:pPr>
-      <w:bookmarkStart w:id="2" w:name="_Toc240975715"/>
+      <w:bookmarkStart w:id="2" w:name="_Toc241490655"/>
       <w:r>
         <w:lastRenderedPageBreak/>
         <w:t>2. What you need</w:t>
@@ -2399,7 +2399,7 @@
           <w:left w:w="10" w:type="dxa"/>
           <w:right w:w="10" w:type="dxa"/>
         </w:tblCellMar>
-        <w:tblLook w:val="04A0" w:firstRow="1" w:lastRow="0" w:firstColumn="1" w:lastColumn="0" w:noHBand="0" w:noVBand="1"/>
+        <w:tblLook w:val="0000" w:firstRow="0" w:lastRow="0" w:firstColumn="0" w:lastColumn="0" w:noHBand="0" w:noVBand="0"/>
       </w:tblPr>
       <w:tblGrid>
         <w:gridCol w:w="9412"/>
@@ -2532,7 +2532,7 @@
         <w:pStyle w:val="Heading1"/>
         <w:pageBreakBefore/>
       </w:pPr>
-      <w:bookmarkStart w:id="3" w:name="_Toc240975716"/>
+      <w:bookmarkStart w:id="3" w:name="_Toc241490656"/>
       <w:r>
         <w:lastRenderedPageBreak/>
         <w:t>3. Taking part, step by step</w:t>
@@ -2543,7 +2543,7 @@
       <w:pPr>
         <w:pStyle w:val="Heading2"/>
       </w:pPr>
-      <w:bookmarkStart w:id="4" w:name="_Toc240975717"/>
+      <w:bookmarkStart w:id="4" w:name="_Toc241490657"/>
       <w:r>
         <w:t>Step 1 — Open your link</w:t>
       </w:r>
@@ -2561,7 +2561,7 @@
       <w:pPr>
         <w:pStyle w:val="Heading2"/>
       </w:pPr>
-      <w:bookmarkStart w:id="5" w:name="_Toc240975718"/>
+      <w:bookmarkStart w:id="5" w:name="_Toc241490658"/>
       <w:r>
         <w:t>Step 2 — Confirm your organisation</w:t>
       </w:r>
@@ -2596,7 +2596,7 @@
           <w:noProof/>
         </w:rPr>
         <w:drawing>
-          <wp:inline distT="0" distB="0" distL="0" distR="0" wp14:anchorId="28C0A5AB" wp14:editId="01A0698A">
+          <wp:inline distT="0" distB="0" distL="0" distR="0" wp14:anchorId="35DA5A60" wp14:editId="14C9E8F3">
             <wp:extent cx="2476500" cy="3362325"/>
             <wp:effectExtent l="0" t="0" r="0" b="0"/>
             <wp:docPr id="1" name="resp_01_confirm.jpg" descr="Confirming the organisation." title="Confirming the organisation."/>
@@ -2665,7 +2665,7 @@
       <w:pPr>
         <w:pStyle w:val="Heading2"/>
       </w:pPr>
-      <w:bookmarkStart w:id="6" w:name="_Toc240975719"/>
+      <w:bookmarkStart w:id="6" w:name="_Toc241490659"/>
       <w:r>
         <w:t>Step 3 — Tell us a little about you</w:t>
       </w:r>
@@ -2757,7 +2757,7 @@
         </w:rPr>
         <w:lastRenderedPageBreak/>
         <w:drawing>
-          <wp:inline distT="0" distB="0" distL="0" distR="0" wp14:anchorId="01FD9380" wp14:editId="78104A19">
+          <wp:inline distT="0" distB="0" distL="0" distR="0" wp14:anchorId="20FA5E1D" wp14:editId="3FF93BFA">
             <wp:extent cx="2476500" cy="3362325"/>
             <wp:effectExtent l="0" t="0" r="0" b="0"/>
             <wp:docPr id="2" name="resp_02_eligibility.jpg" descr="A little about you." title="A little about you."/>
@@ -2837,7 +2837,7 @@
           <w:left w:w="10" w:type="dxa"/>
           <w:right w:w="10" w:type="dxa"/>
         </w:tblCellMar>
-        <w:tblLook w:val="04A0" w:firstRow="1" w:lastRow="0" w:firstColumn="1" w:lastColumn="0" w:noHBand="0" w:noVBand="1"/>
+        <w:tblLook w:val="0000" w:firstRow="0" w:lastRow="0" w:firstColumn="0" w:lastColumn="0" w:noHBand="0" w:noVBand="0"/>
       </w:tblPr>
       <w:tblGrid>
         <w:gridCol w:w="9412"/>
@@ -2912,7 +2912,7 @@
       <w:pPr>
         <w:pStyle w:val="Heading2"/>
       </w:pPr>
-      <w:bookmarkStart w:id="7" w:name="_Toc240975720"/>
+      <w:bookmarkStart w:id="7" w:name="_Toc241490660"/>
       <w:r>
         <w:t>Step 4 — Read the participant information</w:t>
       </w:r>
@@ -2958,7 +2958,7 @@
         </w:rPr>
         <w:lastRenderedPageBreak/>
         <w:drawing>
-          <wp:inline distT="0" distB="0" distL="0" distR="0" wp14:anchorId="23F79A0E" wp14:editId="6CDDC4B4">
+          <wp:inline distT="0" distB="0" distL="0" distR="0" wp14:anchorId="577EBD8F" wp14:editId="343B0BB0">
             <wp:extent cx="1076325" cy="4953000"/>
             <wp:effectExtent l="0" t="0" r="0" b="0"/>
             <wp:docPr id="3" name="resp_03_information_top.jpg" descr="Participant Information." title="Participant Information."/>
@@ -3027,7 +3027,7 @@
       <w:pPr>
         <w:pStyle w:val="Heading2"/>
       </w:pPr>
-      <w:bookmarkStart w:id="8" w:name="_Toc240975721"/>
+      <w:bookmarkStart w:id="8" w:name="_Toc241490661"/>
       <w:r>
         <w:t>Step 5 — Give your decision</w:t>
       </w:r>
@@ -3119,7 +3119,7 @@
         </w:rPr>
         <w:lastRenderedPageBreak/>
         <w:drawing>
-          <wp:inline distT="0" distB="0" distL="0" distR="0" wp14:anchorId="12D02162" wp14:editId="559D66F8">
+          <wp:inline distT="0" distB="0" distL="0" distR="0" wp14:anchorId="583C38A0" wp14:editId="19553C3A">
             <wp:extent cx="2476500" cy="4419600"/>
             <wp:effectExtent l="0" t="0" r="0" b="0"/>
             <wp:docPr id="4" name="resp_04_consent.jpg" descr="Your consent." title="Your consent."/>
@@ -3188,7 +3188,7 @@
       <w:pPr>
         <w:pStyle w:val="Heading2"/>
       </w:pPr>
-      <w:bookmarkStart w:id="9" w:name="_Toc240975722"/>
+      <w:bookmarkStart w:id="9" w:name="_Toc241490662"/>
       <w:r>
         <w:t>Step 6 — Check what we already know (only if shown)</w:t>
       </w:r>
@@ -3276,7 +3276,7 @@
       <w:pPr>
         <w:pStyle w:val="Heading2"/>
       </w:pPr>
-      <w:bookmarkStart w:id="10" w:name="_Toc240975723"/>
+      <w:bookmarkStart w:id="10" w:name="_Toc241490663"/>
       <w:r>
         <w:t>Step 7 — Choose how you would like to take part</w:t>
       </w:r>
@@ -3297,7 +3297,7 @@
           <w:left w:w="10" w:type="dxa"/>
           <w:right w:w="10" w:type="dxa"/>
         </w:tblCellMar>
-        <w:tblLook w:val="04A0" w:firstRow="1" w:lastRow="0" w:firstColumn="1" w:lastColumn="0" w:noHBand="0" w:noVBand="1"/>
+        <w:tblLook w:val="0000" w:firstRow="0" w:lastRow="0" w:firstColumn="0" w:lastColumn="0" w:noHBand="0" w:noVBand="0"/>
       </w:tblPr>
       <w:tblGrid>
         <w:gridCol w:w="3577"/>
@@ -3618,7 +3618,7 @@
         </w:rPr>
         <w:lastRenderedPageBreak/>
         <w:drawing>
-          <wp:inline distT="0" distB="0" distL="0" distR="0" wp14:anchorId="1284250B" wp14:editId="728DCE84">
+          <wp:inline distT="0" distB="0" distL="0" distR="0" wp14:anchorId="75F43856" wp14:editId="35222F15">
             <wp:extent cx="2476500" cy="4533900"/>
             <wp:effectExtent l="0" t="0" r="0" b="0"/>
             <wp:docPr id="5" name="resp_06_choice.jpg" descr="How would you like to take part?" title="How would you like to take part?"/>
@@ -3687,7 +3687,7 @@
       <w:pPr>
         <w:pStyle w:val="Heading2"/>
       </w:pPr>
-      <w:bookmarkStart w:id="11" w:name="_Toc240975724"/>
+      <w:bookmarkStart w:id="11" w:name="_Toc241490664"/>
       <w:r>
         <w:t>Step 8a — Complete the questionnaire yourself</w:t>
       </w:r>
@@ -3779,7 +3779,7 @@
         </w:rPr>
         <w:lastRenderedPageBreak/>
         <w:drawing>
-          <wp:inline distT="0" distB="0" distL="0" distR="0" wp14:anchorId="45388EA5" wp14:editId="25C530FA">
+          <wp:inline distT="0" distB="0" distL="0" distR="0" wp14:anchorId="7B750B92" wp14:editId="5449E32A">
             <wp:extent cx="2476500" cy="3362325"/>
             <wp:effectExtent l="0" t="0" r="0" b="0"/>
             <wp:docPr id="6" name="resp_07_ready.jpg" descr="Ready to begin." title="Ready to begin."/>
@@ -3855,7 +3855,7 @@
           <w:noProof/>
         </w:rPr>
         <w:drawing>
-          <wp:inline distT="0" distB="0" distL="0" distR="0" wp14:anchorId="18F4A2EA" wp14:editId="7C1AB868">
+          <wp:inline distT="0" distB="0" distL="0" distR="0" wp14:anchorId="319C974D" wp14:editId="5F654507">
             <wp:extent cx="2476500" cy="3362325"/>
             <wp:effectExtent l="0" t="0" r="0" b="0"/>
             <wp:docPr id="7" name="resp_07b_kobo_form.jpg" descr="The questionnaire's first page." title="The questionnaire's first page."/>
@@ -3935,7 +3935,7 @@
           <w:left w:w="10" w:type="dxa"/>
           <w:right w:w="10" w:type="dxa"/>
         </w:tblCellMar>
-        <w:tblLook w:val="04A0" w:firstRow="1" w:lastRow="0" w:firstColumn="1" w:lastColumn="0" w:noHBand="0" w:noVBand="1"/>
+        <w:tblLook w:val="0000" w:firstRow="0" w:lastRow="0" w:firstColumn="0" w:lastColumn="0" w:noHBand="0" w:noVBand="0"/>
       </w:tblPr>
       <w:tblGrid>
         <w:gridCol w:w="9412"/>
@@ -4050,7 +4050,7 @@
       <w:pPr>
         <w:pStyle w:val="Heading2"/>
       </w:pPr>
-      <w:bookmarkStart w:id="12" w:name="_Toc240975725"/>
+      <w:bookmarkStart w:id="12" w:name="_Toc241490665"/>
       <w:r>
         <w:t>Step 8b — Ask a researcher to call you</w:t>
       </w:r>
@@ -4142,7 +4142,7 @@
           <w:noProof/>
         </w:rPr>
         <w:drawing>
-          <wp:inline distT="0" distB="0" distL="0" distR="0" wp14:anchorId="28215FF9" wp14:editId="236BA668">
+          <wp:inline distT="0" distB="0" distL="0" distR="0" wp14:anchorId="4B161880" wp14:editId="29B6C31D">
             <wp:extent cx="2476500" cy="3362325"/>
             <wp:effectExtent l="0" t="0" r="0" b="0"/>
             <wp:docPr id="8" name="resp_08_appointment.jpg" descr="Choosing a time for a call." title="Choosing a time for a call."/>
@@ -4218,7 +4218,7 @@
           <w:noProof/>
         </w:rPr>
         <w:drawing>
-          <wp:inline distT="0" distB="0" distL="0" distR="0" wp14:anchorId="73DB9A2D" wp14:editId="4AB6AB9B">
+          <wp:inline distT="0" distB="0" distL="0" distR="0" wp14:anchorId="6367F67E" wp14:editId="26681A24">
             <wp:extent cx="2476500" cy="3676650"/>
             <wp:effectExtent l="0" t="0" r="0" b="0"/>
             <wp:docPr id="9" name="resp_09_done_appointment.jpg" descr="Your request has been sent." title="Your request has been sent."/>
@@ -4287,7 +4287,7 @@
       <w:pPr>
         <w:pStyle w:val="Heading2"/>
       </w:pPr>
-      <w:bookmarkStart w:id="13" w:name="_Toc240975726"/>
+      <w:bookmarkStart w:id="13" w:name="_Toc241490666"/>
       <w:r>
         <w:t>Step 9 — Finished</w:t>
       </w:r>
@@ -4306,7 +4306,7 @@
         <w:pStyle w:val="Heading1"/>
         <w:pageBreakBefore/>
       </w:pPr>
-      <w:bookmarkStart w:id="14" w:name="_Toc240975727"/>
+      <w:bookmarkStart w:id="14" w:name="_Toc241490667"/>
       <w:r>
         <w:lastRenderedPageBreak/>
         <w:t>4. Reminders</w:t>
@@ -4326,7 +4326,7 @@
         <w:pStyle w:val="Heading1"/>
         <w:pageBreakBefore/>
       </w:pPr>
-      <w:bookmarkStart w:id="15" w:name="_Toc240975728"/>
+      <w:bookmarkStart w:id="15" w:name="_Toc241490668"/>
       <w:r>
         <w:lastRenderedPageBreak/>
         <w:t>5. Your rights and your information</w:t>
@@ -4451,7 +4451,7 @@
         <w:pStyle w:val="Heading1"/>
         <w:pageBreakBefore/>
       </w:pPr>
-      <w:bookmarkStart w:id="16" w:name="_Toc240975729"/>
+      <w:bookmarkStart w:id="16" w:name="_Toc241490669"/>
       <w:r>
         <w:lastRenderedPageBreak/>
         <w:t>6. Questions and answers</w:t>
@@ -4473,7 +4473,7 @@
           <w:left w:w="10" w:type="dxa"/>
           <w:right w:w="10" w:type="dxa"/>
         </w:tblCellMar>
-        <w:tblLook w:val="04A0" w:firstRow="1" w:lastRow="0" w:firstColumn="1" w:lastColumn="0" w:noHBand="0" w:noVBand="1"/>
+        <w:tblLook w:val="0000" w:firstRow="0" w:lastRow="0" w:firstColumn="0" w:lastColumn="0" w:noHBand="0" w:noVBand="0"/>
       </w:tblPr>
       <w:tblGrid>
         <w:gridCol w:w="3388"/>
@@ -4966,7 +4966,7 @@
           <w:noProof/>
         </w:rPr>
         <w:drawing>
-          <wp:inline distT="0" distB="0" distL="0" distR="0" wp14:anchorId="5CE22B81" wp14:editId="6BABD7AA">
+          <wp:inline distT="0" distB="0" distL="0" distR="0" wp14:anchorId="02BF8CCE" wp14:editId="09897762">
             <wp:extent cx="2476500" cy="2524125"/>
             <wp:effectExtent l="0" t="0" r="0" b="0"/>
             <wp:docPr id="10" name="resp_10_invalid_link.jpg" descr="What an invalid or expired link looks like." title="What an invalid or expired link looks like."/>
@@ -5036,7 +5036,7 @@
         <w:pStyle w:val="Heading1"/>
         <w:pageBreakBefore/>
       </w:pPr>
-      <w:bookmarkStart w:id="17" w:name="_Toc240975730"/>
+      <w:bookmarkStart w:id="17" w:name="_Toc241490670"/>
       <w:r>
         <w:lastRenderedPageBreak/>
         <w:t>7. Contact the research team</w:t>
@@ -5058,7 +5058,7 @@
           <w:left w:w="10" w:type="dxa"/>
           <w:right w:w="10" w:type="dxa"/>
         </w:tblCellMar>
-        <w:tblLook w:val="04A0" w:firstRow="1" w:lastRow="0" w:firstColumn="1" w:lastColumn="0" w:noHBand="0" w:noVBand="1"/>
+        <w:tblLook w:val="0000" w:firstRow="0" w:lastRow="0" w:firstColumn="0" w:lastColumn="0" w:noHBand="0" w:noVBand="0"/>
       </w:tblPr>
       <w:tblGrid>
         <w:gridCol w:w="2824"/>
@@ -5426,7 +5426,7 @@
         <w:sz w:val="16"/>
         <w:szCs w:val="16"/>
       </w:rPr>
-      <w:t>Version 1.10 · 22 September 2026</w:t>
+      <w:t>Version 1.11 · 28 September 2026</w:t>
     </w:r>
     <w:r>
       <w:rPr>
@@ -5599,10 +5599,10 @@
 <file path=word/numbering.xml><?xml version="1.0" encoding="utf-8"?>
 <w:numbering xmlns:wpc="http://schemas.microsoft.com/office/word/2010/wordprocessingCanvas" xmlns:cx="http://schemas.microsoft.com/office/drawing/2014/chartex" xmlns:cx1="http://schemas.microsoft.com/office/drawing/2015/9/8/chartex" xmlns:cx2="http://schemas.microsoft.com/office/drawing/2015/10/21/chartex" xmlns:cx3="http://schemas.microsoft.com/office/drawing/2016/5/9/chartex" xmlns:cx4="http://schemas.microsoft.com/office/drawing/2016/5/10/chartex" xmlns:cx5="http://schemas.microsoft.com/office/drawing/2016/5/11/chartex" xmlns:cx6="http://schemas.microsoft.com/office/drawing/2016/5/12/chartex" xmlns:cx7="http://schemas.microsoft.com/office/drawing/2016/5/13/chartex" xmlns:cx8="http://schemas.microsoft.com/office/drawing/2016/5/14/chartex" xmlns:mc="http://schemas.openxmlformats.org/markup-compatibility/2006" xmlns:aink="http://schemas.microsoft.com/office/drawing/2016/ink" xmlns:am3d="http://schemas.microsoft.com/office/drawing/2017/model3d" xmlns:o="urn:schemas-microsoft-com:office:office" xmlns:oel="http://schemas.microsoft.com/office/2019/extlst" xmlns:r="http://schemas.openxmlformats.org/officeDocument/2006/relationships" xmlns:m="http://schemas.openxmlformats.org/officeDocument/2006/math" xmlns:v="urn:schemas-microsoft-com:vml" xmlns:wp14="http://schemas.microsoft.com/office/word/2010/wordprocessingDrawing" xmlns:wp="http://schemas.openxmlformats.org/drawingml/2006/wordprocessingDrawing" xmlns:w10="urn:schemas-microsoft-com:office:word" xmlns:w="http://schemas.openxmlformats.org/wordprocessingml/2006/main" xmlns:w14="http://schemas.microsoft.com/office/word/2010/wordml" xmlns:w15="http://schemas.microsoft.com/office/word/2012/wordml" xmlns:w16cex="http://schemas.microsoft.com/office/word/2018/wordml/cex" xmlns:w16cid="http://schemas.microsoft.com/office/word/2016/wordml/cid" xmlns:w16="http://schemas.microsoft.com/office/word/2018/wordml" xmlns:w16sdtdh="http://schemas.microsoft.com/office/word/2020/wordml/sdtdatahash" xmlns:w16se="http://schemas.microsoft.com/office/word/2015/wordml/symex" xmlns:wpg="http://schemas.microsoft.com/office/word/2010/wordprocessingGroup" xmlns:wpi="http://schemas.microsoft.com/office/word/2010/wordprocessingInk" xmlns:wne="http://schemas.microsoft.com/office/word/2006/wordml" xmlns:wps="http://schemas.microsoft.com/office/word/2010/wordprocessingShape" mc:Ignorable="w14 w15 w16se w16cid w16 w16cex w16sdtdh wp14">
   <w:abstractNum w:abstractNumId="0" w15:restartNumberingAfterBreak="0">
-    <w:nsid w:val="27AD636F"/>
+    <w:nsid w:val="0AF760E9"/>
     <w:multiLevelType w:val="hybridMultilevel"/>
-    <w:tmpl w:val="C25A8B2E"/>
-    <w:lvl w:ilvl="0" w:tplc="FD7C26EE">
+    <w:tmpl w:val="276E2850"/>
+    <w:lvl w:ilvl="0" w:tplc="D590B048">
       <w:start w:val="1"/>
       <w:numFmt w:val="bullet"/>
       <w:lvlText w:val="●"/>
@@ -5611,7 +5611,7 @@
         <w:ind w:left="720" w:hanging="360"/>
       </w:pPr>
     </w:lvl>
-    <w:lvl w:ilvl="1" w:tplc="EA962AA6">
+    <w:lvl w:ilvl="1" w:tplc="6BD2E054">
       <w:start w:val="1"/>
       <w:numFmt w:val="bullet"/>
       <w:lvlText w:val="○"/>
@@ -5620,7 +5620,7 @@
         <w:ind w:left="1440" w:hanging="360"/>
       </w:pPr>
     </w:lvl>
-    <w:lvl w:ilvl="2" w:tplc="85ACB528">
+    <w:lvl w:ilvl="2" w:tplc="853CC46A">
       <w:start w:val="1"/>
       <w:numFmt w:val="bullet"/>
       <w:lvlText w:val="■"/>
@@ -5629,7 +5629,7 @@
         <w:ind w:left="2160" w:hanging="360"/>
       </w:pPr>
     </w:lvl>
-    <w:lvl w:ilvl="3" w:tplc="38149E7C">
+    <w:lvl w:ilvl="3" w:tplc="D082A558">
       <w:start w:val="1"/>
       <w:numFmt w:val="bullet"/>
       <w:lvlText w:val="●"/>
@@ -5638,7 +5638,7 @@
         <w:ind w:left="2880" w:hanging="360"/>
       </w:pPr>
     </w:lvl>
-    <w:lvl w:ilvl="4" w:tplc="9B98943E">
+    <w:lvl w:ilvl="4" w:tplc="A478335E">
       <w:start w:val="1"/>
       <w:numFmt w:val="bullet"/>
       <w:lvlText w:val="○"/>
@@ -5647,7 +5647,7 @@
         <w:ind w:left="3600" w:hanging="360"/>
       </w:pPr>
     </w:lvl>
-    <w:lvl w:ilvl="5" w:tplc="82AA297C">
+    <w:lvl w:ilvl="5" w:tplc="267E1CF4">
       <w:start w:val="1"/>
       <w:numFmt w:val="bullet"/>
       <w:lvlText w:val="■"/>
@@ -5656,7 +5656,7 @@
         <w:ind w:left="4320" w:hanging="360"/>
       </w:pPr>
     </w:lvl>
-    <w:lvl w:ilvl="6" w:tplc="C75E073A">
+    <w:lvl w:ilvl="6" w:tplc="40E4E134">
       <w:start w:val="1"/>
       <w:numFmt w:val="bullet"/>
       <w:lvlText w:val="●"/>
@@ -5665,7 +5665,7 @@
         <w:ind w:left="5040" w:hanging="360"/>
       </w:pPr>
     </w:lvl>
-    <w:lvl w:ilvl="7" w:tplc="939AEE06">
+    <w:lvl w:ilvl="7" w:tplc="03DEA708">
       <w:start w:val="1"/>
       <w:numFmt w:val="bullet"/>
       <w:lvlText w:val="●"/>
@@ -5674,7 +5674,7 @@
         <w:ind w:left="5760" w:hanging="360"/>
       </w:pPr>
     </w:lvl>
-    <w:lvl w:ilvl="8" w:tplc="0212A8C0">
+    <w:lvl w:ilvl="8" w:tplc="83D2910E">
       <w:start w:val="1"/>
       <w:numFmt w:val="bullet"/>
       <w:lvlText w:val="●"/>
@@ -5685,10 +5685,10 @@
     </w:lvl>
   </w:abstractNum>
   <w:abstractNum w:abstractNumId="1" w15:restartNumberingAfterBreak="0">
-    <w:nsid w:val="303A4ACC"/>
+    <w:nsid w:val="123E7601"/>
     <w:multiLevelType w:val="hybridMultilevel"/>
-    <w:tmpl w:val="6696E89C"/>
-    <w:lvl w:ilvl="0" w:tplc="4EDA628C">
+    <w:tmpl w:val="D020F9BE"/>
+    <w:lvl w:ilvl="0" w:tplc="B1186B9A">
       <w:start w:val="1"/>
       <w:numFmt w:val="decimal"/>
       <w:lvlText w:val="%1."/>
@@ -5702,52 +5702,52 @@
         <w:color w:val="A67C27"/>
       </w:rPr>
     </w:lvl>
-    <w:lvl w:ilvl="1" w:tplc="F230A77A">
+    <w:lvl w:ilvl="1" w:tplc="7C38E9C4">
       <w:numFmt w:val="decimal"/>
       <w:lvlText w:val=""/>
       <w:lvlJc w:val="left"/>
     </w:lvl>
-    <w:lvl w:ilvl="2" w:tplc="A2CAB058">
+    <w:lvl w:ilvl="2" w:tplc="C2A4AEA2">
       <w:numFmt w:val="decimal"/>
       <w:lvlText w:val=""/>
       <w:lvlJc w:val="left"/>
     </w:lvl>
-    <w:lvl w:ilvl="3" w:tplc="A1606042">
+    <w:lvl w:ilvl="3" w:tplc="11E6E268">
       <w:numFmt w:val="decimal"/>
       <w:lvlText w:val=""/>
       <w:lvlJc w:val="left"/>
     </w:lvl>
-    <w:lvl w:ilvl="4" w:tplc="2608829E">
+    <w:lvl w:ilvl="4" w:tplc="5C34BAC2">
       <w:numFmt w:val="decimal"/>
       <w:lvlText w:val=""/>
       <w:lvlJc w:val="left"/>
     </w:lvl>
-    <w:lvl w:ilvl="5" w:tplc="542471B8">
+    <w:lvl w:ilvl="5" w:tplc="50AC2B30">
       <w:numFmt w:val="decimal"/>
       <w:lvlText w:val=""/>
       <w:lvlJc w:val="left"/>
     </w:lvl>
-    <w:lvl w:ilvl="6" w:tplc="2DC4445C">
+    <w:lvl w:ilvl="6" w:tplc="258CEA30">
       <w:numFmt w:val="decimal"/>
       <w:lvlText w:val=""/>
       <w:lvlJc w:val="left"/>
     </w:lvl>
-    <w:lvl w:ilvl="7" w:tplc="DAEC26BC">
+    <w:lvl w:ilvl="7" w:tplc="FA5886FC">
       <w:numFmt w:val="decimal"/>
       <w:lvlText w:val=""/>
       <w:lvlJc w:val="left"/>
     </w:lvl>
-    <w:lvl w:ilvl="8" w:tplc="69100952">
+    <w:lvl w:ilvl="8" w:tplc="D8BE857C">
       <w:numFmt w:val="decimal"/>
       <w:lvlText w:val=""/>
       <w:lvlJc w:val="left"/>
     </w:lvl>
   </w:abstractNum>
   <w:abstractNum w:abstractNumId="2" w15:restartNumberingAfterBreak="0">
-    <w:nsid w:val="4FE25B06"/>
+    <w:nsid w:val="1DF74A0C"/>
     <w:multiLevelType w:val="hybridMultilevel"/>
-    <w:tmpl w:val="7702E9CA"/>
-    <w:lvl w:ilvl="0" w:tplc="840AFC04">
+    <w:tmpl w:val="C8784144"/>
+    <w:lvl w:ilvl="0" w:tplc="206E7E18">
       <w:start w:val="1"/>
       <w:numFmt w:val="decimal"/>
       <w:lvlText w:val="%1."/>
@@ -5761,52 +5761,52 @@
         <w:color w:val="A67C27"/>
       </w:rPr>
     </w:lvl>
-    <w:lvl w:ilvl="1" w:tplc="C73E3F48">
+    <w:lvl w:ilvl="1" w:tplc="D424070A">
       <w:numFmt w:val="decimal"/>
       <w:lvlText w:val=""/>
       <w:lvlJc w:val="left"/>
     </w:lvl>
-    <w:lvl w:ilvl="2" w:tplc="314C77CA">
+    <w:lvl w:ilvl="2" w:tplc="47364F36">
       <w:numFmt w:val="decimal"/>
       <w:lvlText w:val=""/>
       <w:lvlJc w:val="left"/>
     </w:lvl>
-    <w:lvl w:ilvl="3" w:tplc="FA7ADB14">
+    <w:lvl w:ilvl="3" w:tplc="63703EA6">
       <w:numFmt w:val="decimal"/>
       <w:lvlText w:val=""/>
       <w:lvlJc w:val="left"/>
     </w:lvl>
-    <w:lvl w:ilvl="4" w:tplc="39DABD10">
+    <w:lvl w:ilvl="4" w:tplc="D98A3DF8">
       <w:numFmt w:val="decimal"/>
       <w:lvlText w:val=""/>
       <w:lvlJc w:val="left"/>
     </w:lvl>
-    <w:lvl w:ilvl="5" w:tplc="A2C4EB06">
+    <w:lvl w:ilvl="5" w:tplc="D31C689E">
       <w:numFmt w:val="decimal"/>
       <w:lvlText w:val=""/>
       <w:lvlJc w:val="left"/>
     </w:lvl>
-    <w:lvl w:ilvl="6" w:tplc="F3F223B8">
+    <w:lvl w:ilvl="6" w:tplc="F53ED5BC">
       <w:numFmt w:val="decimal"/>
       <w:lvlText w:val=""/>
       <w:lvlJc w:val="left"/>
     </w:lvl>
-    <w:lvl w:ilvl="7" w:tplc="94A4D476">
+    <w:lvl w:ilvl="7" w:tplc="4D8EB528">
       <w:numFmt w:val="decimal"/>
       <w:lvlText w:val=""/>
       <w:lvlJc w:val="left"/>
     </w:lvl>
-    <w:lvl w:ilvl="8" w:tplc="51384A94">
+    <w:lvl w:ilvl="8" w:tplc="5234EF30">
       <w:numFmt w:val="decimal"/>
       <w:lvlText w:val=""/>
       <w:lvlJc w:val="left"/>
     </w:lvl>
   </w:abstractNum>
   <w:abstractNum w:abstractNumId="3" w15:restartNumberingAfterBreak="0">
-    <w:nsid w:val="59501E15"/>
+    <w:nsid w:val="3BFA266C"/>
     <w:multiLevelType w:val="hybridMultilevel"/>
-    <w:tmpl w:val="6C22DE52"/>
-    <w:lvl w:ilvl="0" w:tplc="6B5E50DA">
+    <w:tmpl w:val="704441EA"/>
+    <w:lvl w:ilvl="0" w:tplc="38BE43DE">
       <w:start w:val="1"/>
       <w:numFmt w:val="bullet"/>
       <w:lvlText w:val="•"/>
@@ -5815,7 +5815,7 @@
         <w:ind w:left="460" w:hanging="280"/>
       </w:pPr>
     </w:lvl>
-    <w:lvl w:ilvl="1" w:tplc="46EC4C56">
+    <w:lvl w:ilvl="1" w:tplc="0E4A8A4A">
       <w:start w:val="1"/>
       <w:numFmt w:val="bullet"/>
       <w:lvlText w:val="–"/>
@@ -5824,47 +5824,47 @@
         <w:ind w:left="900" w:hanging="280"/>
       </w:pPr>
     </w:lvl>
-    <w:lvl w:ilvl="2" w:tplc="0DD0569A">
+    <w:lvl w:ilvl="2" w:tplc="BB00754C">
       <w:numFmt w:val="decimal"/>
       <w:lvlText w:val=""/>
       <w:lvlJc w:val="left"/>
     </w:lvl>
-    <w:lvl w:ilvl="3" w:tplc="D25804E0">
+    <w:lvl w:ilvl="3" w:tplc="4A9CA460">
       <w:numFmt w:val="decimal"/>
       <w:lvlText w:val=""/>
       <w:lvlJc w:val="left"/>
     </w:lvl>
-    <w:lvl w:ilvl="4" w:tplc="44468CCC">
+    <w:lvl w:ilvl="4" w:tplc="7DE2D47E">
       <w:numFmt w:val="decimal"/>
       <w:lvlText w:val=""/>
       <w:lvlJc w:val="left"/>
     </w:lvl>
-    <w:lvl w:ilvl="5" w:tplc="D848C78E">
+    <w:lvl w:ilvl="5" w:tplc="8E4EE560">
       <w:numFmt w:val="decimal"/>
       <w:lvlText w:val=""/>
       <w:lvlJc w:val="left"/>
     </w:lvl>
-    <w:lvl w:ilvl="6" w:tplc="079C5900">
+    <w:lvl w:ilvl="6" w:tplc="44A02A04">
       <w:numFmt w:val="decimal"/>
       <w:lvlText w:val=""/>
       <w:lvlJc w:val="left"/>
     </w:lvl>
-    <w:lvl w:ilvl="7" w:tplc="C11E4224">
+    <w:lvl w:ilvl="7" w:tplc="2FAE9EF8">
       <w:numFmt w:val="decimal"/>
       <w:lvlText w:val=""/>
       <w:lvlJc w:val="left"/>
     </w:lvl>
-    <w:lvl w:ilvl="8" w:tplc="D33400A8">
+    <w:lvl w:ilvl="8" w:tplc="3D22B09E">
       <w:numFmt w:val="decimal"/>
       <w:lvlText w:val=""/>
       <w:lvlJc w:val="left"/>
     </w:lvl>
   </w:abstractNum>
   <w:abstractNum w:abstractNumId="4" w15:restartNumberingAfterBreak="0">
-    <w:nsid w:val="666D1F32"/>
+    <w:nsid w:val="74AA760B"/>
     <w:multiLevelType w:val="hybridMultilevel"/>
-    <w:tmpl w:val="E88868A8"/>
-    <w:lvl w:ilvl="0" w:tplc="4D9CDBB2">
+    <w:tmpl w:val="A5E0F7D4"/>
+    <w:lvl w:ilvl="0" w:tplc="4172190A">
       <w:start w:val="1"/>
       <w:numFmt w:val="decimal"/>
       <w:lvlText w:val="%1."/>
@@ -5878,73 +5878,73 @@
         <w:color w:val="A67C27"/>
       </w:rPr>
     </w:lvl>
-    <w:lvl w:ilvl="1" w:tplc="EB8C1830">
+    <w:lvl w:ilvl="1" w:tplc="1720954C">
       <w:numFmt w:val="decimal"/>
       <w:lvlText w:val=""/>
       <w:lvlJc w:val="left"/>
     </w:lvl>
-    <w:lvl w:ilvl="2" w:tplc="6B003A54">
+    <w:lvl w:ilvl="2" w:tplc="1578F08A">
       <w:numFmt w:val="decimal"/>
       <w:lvlText w:val=""/>
       <w:lvlJc w:val="left"/>
     </w:lvl>
-    <w:lvl w:ilvl="3" w:tplc="0F74599C">
+    <w:lvl w:ilvl="3" w:tplc="81D8D8BE">
       <w:numFmt w:val="decimal"/>
       <w:lvlText w:val=""/>
       <w:lvlJc w:val="left"/>
     </w:lvl>
-    <w:lvl w:ilvl="4" w:tplc="1DE2CF2E">
+    <w:lvl w:ilvl="4" w:tplc="A9C8EE3C">
       <w:numFmt w:val="decimal"/>
       <w:lvlText w:val=""/>
       <w:lvlJc w:val="left"/>
     </w:lvl>
-    <w:lvl w:ilvl="5" w:tplc="D0943564">
+    <w:lvl w:ilvl="5" w:tplc="290C0DE2">
       <w:numFmt w:val="decimal"/>
       <w:lvlText w:val=""/>
       <w:lvlJc w:val="left"/>
     </w:lvl>
-    <w:lvl w:ilvl="6" w:tplc="BAB66B2A">
+    <w:lvl w:ilvl="6" w:tplc="E43C8674">
       <w:numFmt w:val="decimal"/>
       <w:lvlText w:val=""/>
       <w:lvlJc w:val="left"/>
     </w:lvl>
-    <w:lvl w:ilvl="7" w:tplc="9D0421FA">
+    <w:lvl w:ilvl="7" w:tplc="9EFA5D3E">
       <w:numFmt w:val="decimal"/>
       <w:lvlText w:val=""/>
       <w:lvlJc w:val="left"/>
     </w:lvl>
-    <w:lvl w:ilvl="8" w:tplc="C380C27E">
+    <w:lvl w:ilvl="8" w:tplc="B0202E3A">
       <w:numFmt w:val="decimal"/>
       <w:lvlText w:val=""/>
       <w:lvlJc w:val="left"/>
     </w:lvl>
   </w:abstractNum>
-  <w:num w:numId="1" w16cid:durableId="717706439">
+  <w:num w:numId="1" w16cid:durableId="1304428792">
     <w:abstractNumId w:val="0"/>
     <w:lvlOverride w:ilvl="0">
       <w:startOverride w:val="1"/>
     </w:lvlOverride>
   </w:num>
-  <w:num w:numId="2" w16cid:durableId="870730582">
+  <w:num w:numId="2" w16cid:durableId="2129735128">
     <w:abstractNumId w:val="3"/>
     <w:lvlOverride w:ilvl="0">
       <w:startOverride w:val="1"/>
     </w:lvlOverride>
   </w:num>
-  <w:num w:numId="3" w16cid:durableId="1677610966">
+  <w:num w:numId="3" w16cid:durableId="220556892">
+    <w:abstractNumId w:val="4"/>
+    <w:lvlOverride w:ilvl="0">
+      <w:startOverride w:val="1"/>
+    </w:lvlOverride>
+  </w:num>
+  <w:num w:numId="4" w16cid:durableId="706683205">
     <w:abstractNumId w:val="1"/>
     <w:lvlOverride w:ilvl="0">
       <w:startOverride w:val="1"/>
     </w:lvlOverride>
   </w:num>
-  <w:num w:numId="4" w16cid:durableId="1263996137">
+  <w:num w:numId="5" w16cid:durableId="1425148352">
     <w:abstractNumId w:val="2"/>
-    <w:lvlOverride w:ilvl="0">
-      <w:startOverride w:val="1"/>
-    </w:lvlOverride>
-  </w:num>
-  <w:num w:numId="5" w16cid:durableId="1690256712">
-    <w:abstractNumId w:val="4"/>
     <w:lvlOverride w:ilvl="0">
       <w:startOverride w:val="1"/>
     </w:lvlOverride>
@@ -6570,7 +6570,7 @@
     <w:autoRedefine/>
     <w:uiPriority w:val="39"/>
     <w:unhideWhenUsed/>
-    <w:rsid w:val="000A6FDE"/>
+    <w:rsid w:val="00FE1BEE"/>
     <w:pPr>
       <w:spacing w:after="100"/>
     </w:pPr>
@@ -6582,7 +6582,7 @@
     <w:autoRedefine/>
     <w:uiPriority w:val="39"/>
     <w:unhideWhenUsed/>
-    <w:rsid w:val="000A6FDE"/>
+    <w:rsid w:val="00FE1BEE"/>
     <w:pPr>
       <w:spacing w:after="100"/>
       <w:ind w:left="210"/>

--- a/docs/manuals/Respondent_Guide.docx
+++ b/docs/manuals/Respondent_Guide.docx
@@ -69,7 +69,7 @@
           <w:left w:w="10" w:type="dxa"/>
           <w:right w:w="10" w:type="dxa"/>
         </w:tblCellMar>
-        <w:tblLook w:val="0000" w:firstRow="0" w:lastRow="0" w:firstColumn="0" w:lastColumn="0" w:noHBand="0" w:noVBand="0"/>
+        <w:tblLook w:val="04A0" w:firstRow="1" w:lastRow="0" w:firstColumn="1" w:lastColumn="0" w:noHBand="0" w:noVBand="1"/>
       </w:tblPr>
       <w:tblGrid>
         <w:gridCol w:w="2300"/>
@@ -469,7 +469,7 @@
                 <w:sz w:val="19"/>
                 <w:szCs w:val="19"/>
               </w:rPr>
-              <w:t>Version 1.11 · 28 September 2026</w:t>
+              <w:t>Version 1.12 · 28 September 2026</w:t>
             </w:r>
           </w:p>
         </w:tc>
@@ -538,7 +538,7 @@
     <w:sdt>
       <w:sdtPr>
         <w:alias w:val="Contents"/>
-        <w:id w:val="-953709814"/>
+        <w:id w:val="-1262134171"/>
       </w:sdtPr>
       <w:sdtEndPr/>
       <w:sdtContent>
@@ -567,7 +567,7 @@
           <w:r>
             <w:fldChar w:fldCharType="separate"/>
           </w:r>
-          <w:hyperlink w:anchor="_Toc241490653" w:history="1">
+          <w:hyperlink w:anchor="_Toc241492074" w:history="1">
             <w:r>
               <w:rPr>
                 <w:rStyle w:val="Hyperlink"/>
@@ -591,7 +591,7 @@
               <w:rPr>
                 <w:noProof/>
               </w:rPr>
-              <w:instrText xml:space="preserve"> PAGEREF _Toc241490653 \h </w:instrText>
+              <w:instrText xml:space="preserve"> PAGEREF _Toc241492074 \h </w:instrText>
             </w:r>
             <w:r>
               <w:rPr>
@@ -634,7 +634,7 @@
               <w14:ligatures w14:val="standardContextual"/>
             </w:rPr>
           </w:pPr>
-          <w:hyperlink w:anchor="_Toc241490654" w:history="1">
+          <w:hyperlink w:anchor="_Toc241492075" w:history="1">
             <w:r>
               <w:rPr>
                 <w:rStyle w:val="Hyperlink"/>
@@ -658,7 +658,7 @@
               <w:rPr>
                 <w:noProof/>
               </w:rPr>
-              <w:instrText xml:space="preserve"> PAGEREF _Toc241490654 \h </w:instrText>
+              <w:instrText xml:space="preserve"> PAGEREF _Toc241492075 \h </w:instrText>
             </w:r>
             <w:r>
               <w:rPr>
@@ -701,7 +701,7 @@
               <w14:ligatures w14:val="standardContextual"/>
             </w:rPr>
           </w:pPr>
-          <w:hyperlink w:anchor="_Toc241490655" w:history="1">
+          <w:hyperlink w:anchor="_Toc241492076" w:history="1">
             <w:r>
               <w:rPr>
                 <w:rStyle w:val="Hyperlink"/>
@@ -725,7 +725,7 @@
               <w:rPr>
                 <w:noProof/>
               </w:rPr>
-              <w:instrText xml:space="preserve"> PAGEREF _Toc241490655 \h </w:instrText>
+              <w:instrText xml:space="preserve"> PAGEREF _Toc241492076 \h </w:instrText>
             </w:r>
             <w:r>
               <w:rPr>
@@ -768,7 +768,7 @@
               <w14:ligatures w14:val="standardContextual"/>
             </w:rPr>
           </w:pPr>
-          <w:hyperlink w:anchor="_Toc241490656" w:history="1">
+          <w:hyperlink w:anchor="_Toc241492077" w:history="1">
             <w:r>
               <w:rPr>
                 <w:rStyle w:val="Hyperlink"/>
@@ -792,7 +792,7 @@
               <w:rPr>
                 <w:noProof/>
               </w:rPr>
-              <w:instrText xml:space="preserve"> PAGEREF _Toc241490656 \h </w:instrText>
+              <w:instrText xml:space="preserve"> PAGEREF _Toc241492077 \h </w:instrText>
             </w:r>
             <w:r>
               <w:rPr>
@@ -835,7 +835,7 @@
               <w14:ligatures w14:val="standardContextual"/>
             </w:rPr>
           </w:pPr>
-          <w:hyperlink w:anchor="_Toc241490657" w:history="1">
+          <w:hyperlink w:anchor="_Toc241492078" w:history="1">
             <w:r>
               <w:rPr>
                 <w:rStyle w:val="Hyperlink"/>
@@ -859,7 +859,7 @@
               <w:rPr>
                 <w:noProof/>
               </w:rPr>
-              <w:instrText xml:space="preserve"> PAGEREF _Toc241490657 \h </w:instrText>
+              <w:instrText xml:space="preserve"> PAGEREF _Toc241492078 \h </w:instrText>
             </w:r>
             <w:r>
               <w:rPr>
@@ -902,7 +902,7 @@
               <w14:ligatures w14:val="standardContextual"/>
             </w:rPr>
           </w:pPr>
-          <w:hyperlink w:anchor="_Toc241490658" w:history="1">
+          <w:hyperlink w:anchor="_Toc241492079" w:history="1">
             <w:r>
               <w:rPr>
                 <w:rStyle w:val="Hyperlink"/>
@@ -926,7 +926,7 @@
               <w:rPr>
                 <w:noProof/>
               </w:rPr>
-              <w:instrText xml:space="preserve"> PAGEREF _Toc241490658 \h </w:instrText>
+              <w:instrText xml:space="preserve"> PAGEREF _Toc241492079 \h </w:instrText>
             </w:r>
             <w:r>
               <w:rPr>
@@ -969,7 +969,7 @@
               <w14:ligatures w14:val="standardContextual"/>
             </w:rPr>
           </w:pPr>
-          <w:hyperlink w:anchor="_Toc241490659" w:history="1">
+          <w:hyperlink w:anchor="_Toc241492080" w:history="1">
             <w:r>
               <w:rPr>
                 <w:rStyle w:val="Hyperlink"/>
@@ -993,7 +993,7 @@
               <w:rPr>
                 <w:noProof/>
               </w:rPr>
-              <w:instrText xml:space="preserve"> PAGEREF _Toc241490659 \h </w:instrText>
+              <w:instrText xml:space="preserve"> PAGEREF _Toc241492080 \h </w:instrText>
             </w:r>
             <w:r>
               <w:rPr>
@@ -1036,7 +1036,7 @@
               <w14:ligatures w14:val="standardContextual"/>
             </w:rPr>
           </w:pPr>
-          <w:hyperlink w:anchor="_Toc241490660" w:history="1">
+          <w:hyperlink w:anchor="_Toc241492081" w:history="1">
             <w:r>
               <w:rPr>
                 <w:rStyle w:val="Hyperlink"/>
@@ -1060,7 +1060,7 @@
               <w:rPr>
                 <w:noProof/>
               </w:rPr>
-              <w:instrText xml:space="preserve"> PAGEREF _Toc241490660 \h </w:instrText>
+              <w:instrText xml:space="preserve"> PAGEREF _Toc241492081 \h </w:instrText>
             </w:r>
             <w:r>
               <w:rPr>
@@ -1103,7 +1103,7 @@
               <w14:ligatures w14:val="standardContextual"/>
             </w:rPr>
           </w:pPr>
-          <w:hyperlink w:anchor="_Toc241490661" w:history="1">
+          <w:hyperlink w:anchor="_Toc241492082" w:history="1">
             <w:r>
               <w:rPr>
                 <w:rStyle w:val="Hyperlink"/>
@@ -1127,7 +1127,7 @@
               <w:rPr>
                 <w:noProof/>
               </w:rPr>
-              <w:instrText xml:space="preserve"> PAGEREF _Toc241490661 \h </w:instrText>
+              <w:instrText xml:space="preserve"> PAGEREF _Toc241492082 \h </w:instrText>
             </w:r>
             <w:r>
               <w:rPr>
@@ -1170,7 +1170,7 @@
               <w14:ligatures w14:val="standardContextual"/>
             </w:rPr>
           </w:pPr>
-          <w:hyperlink w:anchor="_Toc241490662" w:history="1">
+          <w:hyperlink w:anchor="_Toc241492083" w:history="1">
             <w:r>
               <w:rPr>
                 <w:rStyle w:val="Hyperlink"/>
@@ -1194,7 +1194,7 @@
               <w:rPr>
                 <w:noProof/>
               </w:rPr>
-              <w:instrText xml:space="preserve"> PAGEREF _Toc241490662 \h </w:instrText>
+              <w:instrText xml:space="preserve"> PAGEREF _Toc241492083 \h </w:instrText>
             </w:r>
             <w:r>
               <w:rPr>
@@ -1237,7 +1237,7 @@
               <w14:ligatures w14:val="standardContextual"/>
             </w:rPr>
           </w:pPr>
-          <w:hyperlink w:anchor="_Toc241490663" w:history="1">
+          <w:hyperlink w:anchor="_Toc241492084" w:history="1">
             <w:r>
               <w:rPr>
                 <w:rStyle w:val="Hyperlink"/>
@@ -1261,7 +1261,7 @@
               <w:rPr>
                 <w:noProof/>
               </w:rPr>
-              <w:instrText xml:space="preserve"> PAGEREF _Toc241490663 \h </w:instrText>
+              <w:instrText xml:space="preserve"> PAGEREF _Toc241492084 \h </w:instrText>
             </w:r>
             <w:r>
               <w:rPr>
@@ -1304,7 +1304,7 @@
               <w14:ligatures w14:val="standardContextual"/>
             </w:rPr>
           </w:pPr>
-          <w:hyperlink w:anchor="_Toc241490664" w:history="1">
+          <w:hyperlink w:anchor="_Toc241492085" w:history="1">
             <w:r>
               <w:rPr>
                 <w:rStyle w:val="Hyperlink"/>
@@ -1328,7 +1328,7 @@
               <w:rPr>
                 <w:noProof/>
               </w:rPr>
-              <w:instrText xml:space="preserve"> PAGEREF _Toc241490664 \h </w:instrText>
+              <w:instrText xml:space="preserve"> PAGEREF _Toc241492085 \h </w:instrText>
             </w:r>
             <w:r>
               <w:rPr>
@@ -1371,7 +1371,7 @@
               <w14:ligatures w14:val="standardContextual"/>
             </w:rPr>
           </w:pPr>
-          <w:hyperlink w:anchor="_Toc241490665" w:history="1">
+          <w:hyperlink w:anchor="_Toc241492086" w:history="1">
             <w:r>
               <w:rPr>
                 <w:rStyle w:val="Hyperlink"/>
@@ -1395,7 +1395,7 @@
               <w:rPr>
                 <w:noProof/>
               </w:rPr>
-              <w:instrText xml:space="preserve"> PAGEREF _Toc241490665 \h </w:instrText>
+              <w:instrText xml:space="preserve"> PAGEREF _Toc241492086 \h </w:instrText>
             </w:r>
             <w:r>
               <w:rPr>
@@ -1438,7 +1438,7 @@
               <w14:ligatures w14:val="standardContextual"/>
             </w:rPr>
           </w:pPr>
-          <w:hyperlink w:anchor="_Toc241490666" w:history="1">
+          <w:hyperlink w:anchor="_Toc241492087" w:history="1">
             <w:r>
               <w:rPr>
                 <w:rStyle w:val="Hyperlink"/>
@@ -1462,7 +1462,7 @@
               <w:rPr>
                 <w:noProof/>
               </w:rPr>
-              <w:instrText xml:space="preserve"> PAGEREF _Toc241490666 \h </w:instrText>
+              <w:instrText xml:space="preserve"> PAGEREF _Toc241492087 \h </w:instrText>
             </w:r>
             <w:r>
               <w:rPr>
@@ -1505,7 +1505,7 @@
               <w14:ligatures w14:val="standardContextual"/>
             </w:rPr>
           </w:pPr>
-          <w:hyperlink w:anchor="_Toc241490667" w:history="1">
+          <w:hyperlink w:anchor="_Toc241492088" w:history="1">
             <w:r>
               <w:rPr>
                 <w:rStyle w:val="Hyperlink"/>
@@ -1529,7 +1529,7 @@
               <w:rPr>
                 <w:noProof/>
               </w:rPr>
-              <w:instrText xml:space="preserve"> PAGEREF _Toc241490667 \h </w:instrText>
+              <w:instrText xml:space="preserve"> PAGEREF _Toc241492088 \h </w:instrText>
             </w:r>
             <w:r>
               <w:rPr>
@@ -1572,7 +1572,7 @@
               <w14:ligatures w14:val="standardContextual"/>
             </w:rPr>
           </w:pPr>
-          <w:hyperlink w:anchor="_Toc241490668" w:history="1">
+          <w:hyperlink w:anchor="_Toc241492089" w:history="1">
             <w:r>
               <w:rPr>
                 <w:rStyle w:val="Hyperlink"/>
@@ -1596,7 +1596,7 @@
               <w:rPr>
                 <w:noProof/>
               </w:rPr>
-              <w:instrText xml:space="preserve"> PAGEREF _Toc241490668 \h </w:instrText>
+              <w:instrText xml:space="preserve"> PAGEREF _Toc241492089 \h </w:instrText>
             </w:r>
             <w:r>
               <w:rPr>
@@ -1639,7 +1639,7 @@
               <w14:ligatures w14:val="standardContextual"/>
             </w:rPr>
           </w:pPr>
-          <w:hyperlink w:anchor="_Toc241490669" w:history="1">
+          <w:hyperlink w:anchor="_Toc241492090" w:history="1">
             <w:r>
               <w:rPr>
                 <w:rStyle w:val="Hyperlink"/>
@@ -1663,7 +1663,7 @@
               <w:rPr>
                 <w:noProof/>
               </w:rPr>
-              <w:instrText xml:space="preserve"> PAGEREF _Toc241490669 \h </w:instrText>
+              <w:instrText xml:space="preserve"> PAGEREF _Toc241492090 \h </w:instrText>
             </w:r>
             <w:r>
               <w:rPr>
@@ -1706,7 +1706,7 @@
               <w14:ligatures w14:val="standardContextual"/>
             </w:rPr>
           </w:pPr>
-          <w:hyperlink w:anchor="_Toc241490670" w:history="1">
+          <w:hyperlink w:anchor="_Toc241492091" w:history="1">
             <w:r>
               <w:rPr>
                 <w:rStyle w:val="Hyperlink"/>
@@ -1730,7 +1730,7 @@
               <w:rPr>
                 <w:noProof/>
               </w:rPr>
-              <w:instrText xml:space="preserve"> PAGEREF _Toc241490670 \h </w:instrText>
+              <w:instrText xml:space="preserve"> PAGEREF _Toc241492091 \h </w:instrText>
             </w:r>
             <w:r>
               <w:rPr>
@@ -1769,7 +1769,7 @@
         <w:pStyle w:val="Heading1"/>
         <w:pageBreakBefore/>
       </w:pPr>
-      <w:bookmarkStart w:id="0" w:name="_Toc241490653"/>
+      <w:bookmarkStart w:id="0" w:name="_Toc241492074"/>
       <w:r>
         <w:lastRenderedPageBreak/>
         <w:t>1. Welcome</w:t>
@@ -1809,7 +1809,7 @@
           <w:left w:w="10" w:type="dxa"/>
           <w:right w:w="10" w:type="dxa"/>
         </w:tblCellMar>
-        <w:tblLook w:val="0000" w:firstRow="0" w:lastRow="0" w:firstColumn="0" w:lastColumn="0" w:noHBand="0" w:noVBand="0"/>
+        <w:tblLook w:val="04A0" w:firstRow="1" w:lastRow="0" w:firstColumn="1" w:lastColumn="0" w:noHBand="0" w:noVBand="1"/>
       </w:tblPr>
       <w:tblGrid>
         <w:gridCol w:w="2824"/>
@@ -2185,7 +2185,7 @@
       <w:pPr>
         <w:pStyle w:val="Heading2"/>
       </w:pPr>
-      <w:bookmarkStart w:id="1" w:name="_Toc241490654"/>
+      <w:bookmarkStart w:id="1" w:name="_Toc241492075"/>
       <w:r>
         <w:t>What you should know first</w:t>
       </w:r>
@@ -2303,7 +2303,7 @@
         <w:pStyle w:val="Heading1"/>
         <w:pageBreakBefore/>
       </w:pPr>
-      <w:bookmarkStart w:id="2" w:name="_Toc241490655"/>
+      <w:bookmarkStart w:id="2" w:name="_Toc241492076"/>
       <w:r>
         <w:lastRenderedPageBreak/>
         <w:t>2. What you need</w:t>
@@ -2399,7 +2399,7 @@
           <w:left w:w="10" w:type="dxa"/>
           <w:right w:w="10" w:type="dxa"/>
         </w:tblCellMar>
-        <w:tblLook w:val="0000" w:firstRow="0" w:lastRow="0" w:firstColumn="0" w:lastColumn="0" w:noHBand="0" w:noVBand="0"/>
+        <w:tblLook w:val="04A0" w:firstRow="1" w:lastRow="0" w:firstColumn="1" w:lastColumn="0" w:noHBand="0" w:noVBand="1"/>
       </w:tblPr>
       <w:tblGrid>
         <w:gridCol w:w="9412"/>
@@ -2532,7 +2532,7 @@
         <w:pStyle w:val="Heading1"/>
         <w:pageBreakBefore/>
       </w:pPr>
-      <w:bookmarkStart w:id="3" w:name="_Toc241490656"/>
+      <w:bookmarkStart w:id="3" w:name="_Toc241492077"/>
       <w:r>
         <w:lastRenderedPageBreak/>
         <w:t>3. Taking part, step by step</w:t>
@@ -2543,7 +2543,7 @@
       <w:pPr>
         <w:pStyle w:val="Heading2"/>
       </w:pPr>
-      <w:bookmarkStart w:id="4" w:name="_Toc241490657"/>
+      <w:bookmarkStart w:id="4" w:name="_Toc241492078"/>
       <w:r>
         <w:t>Step 1 — Open your link</w:t>
       </w:r>
@@ -2561,7 +2561,7 @@
       <w:pPr>
         <w:pStyle w:val="Heading2"/>
       </w:pPr>
-      <w:bookmarkStart w:id="5" w:name="_Toc241490658"/>
+      <w:bookmarkStart w:id="5" w:name="_Toc241492079"/>
       <w:r>
         <w:t>Step 2 — Confirm your organisation</w:t>
       </w:r>
@@ -2596,7 +2596,7 @@
           <w:noProof/>
         </w:rPr>
         <w:drawing>
-          <wp:inline distT="0" distB="0" distL="0" distR="0" wp14:anchorId="35DA5A60" wp14:editId="14C9E8F3">
+          <wp:inline distT="0" distB="0" distL="0" distR="0" wp14:anchorId="482F4F5B" wp14:editId="5A042508">
             <wp:extent cx="2476500" cy="3362325"/>
             <wp:effectExtent l="0" t="0" r="0" b="0"/>
             <wp:docPr id="1" name="resp_01_confirm.jpg" descr="Confirming the organisation." title="Confirming the organisation."/>
@@ -2665,7 +2665,7 @@
       <w:pPr>
         <w:pStyle w:val="Heading2"/>
       </w:pPr>
-      <w:bookmarkStart w:id="6" w:name="_Toc241490659"/>
+      <w:bookmarkStart w:id="6" w:name="_Toc241492080"/>
       <w:r>
         <w:t>Step 3 — Tell us a little about you</w:t>
       </w:r>
@@ -2757,7 +2757,7 @@
         </w:rPr>
         <w:lastRenderedPageBreak/>
         <w:drawing>
-          <wp:inline distT="0" distB="0" distL="0" distR="0" wp14:anchorId="20FA5E1D" wp14:editId="3FF93BFA">
+          <wp:inline distT="0" distB="0" distL="0" distR="0" wp14:anchorId="6C0D8EFA" wp14:editId="5F32FC50">
             <wp:extent cx="2476500" cy="3362325"/>
             <wp:effectExtent l="0" t="0" r="0" b="0"/>
             <wp:docPr id="2" name="resp_02_eligibility.jpg" descr="A little about you." title="A little about you."/>
@@ -2837,7 +2837,7 @@
           <w:left w:w="10" w:type="dxa"/>
           <w:right w:w="10" w:type="dxa"/>
         </w:tblCellMar>
-        <w:tblLook w:val="0000" w:firstRow="0" w:lastRow="0" w:firstColumn="0" w:lastColumn="0" w:noHBand="0" w:noVBand="0"/>
+        <w:tblLook w:val="04A0" w:firstRow="1" w:lastRow="0" w:firstColumn="1" w:lastColumn="0" w:noHBand="0" w:noVBand="1"/>
       </w:tblPr>
       <w:tblGrid>
         <w:gridCol w:w="9412"/>
@@ -2912,7 +2912,7 @@
       <w:pPr>
         <w:pStyle w:val="Heading2"/>
       </w:pPr>
-      <w:bookmarkStart w:id="7" w:name="_Toc241490660"/>
+      <w:bookmarkStart w:id="7" w:name="_Toc241492081"/>
       <w:r>
         <w:t>Step 4 — Read the participant information</w:t>
       </w:r>
@@ -2958,7 +2958,7 @@
         </w:rPr>
         <w:lastRenderedPageBreak/>
         <w:drawing>
-          <wp:inline distT="0" distB="0" distL="0" distR="0" wp14:anchorId="577EBD8F" wp14:editId="343B0BB0">
+          <wp:inline distT="0" distB="0" distL="0" distR="0" wp14:anchorId="42066DB1" wp14:editId="0BAAF6F8">
             <wp:extent cx="1076325" cy="4953000"/>
             <wp:effectExtent l="0" t="0" r="0" b="0"/>
             <wp:docPr id="3" name="resp_03_information_top.jpg" descr="Participant Information." title="Participant Information."/>
@@ -3027,7 +3027,7 @@
       <w:pPr>
         <w:pStyle w:val="Heading2"/>
       </w:pPr>
-      <w:bookmarkStart w:id="8" w:name="_Toc241490661"/>
+      <w:bookmarkStart w:id="8" w:name="_Toc241492082"/>
       <w:r>
         <w:t>Step 5 — Give your decision</w:t>
       </w:r>
@@ -3119,7 +3119,7 @@
         </w:rPr>
         <w:lastRenderedPageBreak/>
         <w:drawing>
-          <wp:inline distT="0" distB="0" distL="0" distR="0" wp14:anchorId="583C38A0" wp14:editId="19553C3A">
+          <wp:inline distT="0" distB="0" distL="0" distR="0" wp14:anchorId="38D14F80" wp14:editId="50E3BF4F">
             <wp:extent cx="2476500" cy="4419600"/>
             <wp:effectExtent l="0" t="0" r="0" b="0"/>
             <wp:docPr id="4" name="resp_04_consent.jpg" descr="Your consent." title="Your consent."/>
@@ -3188,7 +3188,7 @@
       <w:pPr>
         <w:pStyle w:val="Heading2"/>
       </w:pPr>
-      <w:bookmarkStart w:id="9" w:name="_Toc241490662"/>
+      <w:bookmarkStart w:id="9" w:name="_Toc241492083"/>
       <w:r>
         <w:t>Step 6 — Check what we already know (only if shown)</w:t>
       </w:r>
@@ -3199,7 +3199,7 @@
         <w:spacing w:after="120" w:line="288" w:lineRule="auto"/>
       </w:pPr>
       <w:r>
-        <w:t xml:space="preserve">To save you time, the research team may have looked up information about your organisation that is already public, such as registry records or published reports. If so, a screen called </w:t>
+        <w:t xml:space="preserve">To save you time, the research team may have looked up information about your organisation that is already public, such as registry records or published reports. An AI tool from a company outside Zimbabwe helps with that search: it is given your organisation's details and your name and job title, never your phone number, email address or anything you tell us in the questionnaire or an interview, and a member of the research team checks everything it finds. If so, a screen called </w:t>
       </w:r>
       <w:r>
         <w:rPr>
@@ -3276,7 +3276,7 @@
       <w:pPr>
         <w:pStyle w:val="Heading2"/>
       </w:pPr>
-      <w:bookmarkStart w:id="10" w:name="_Toc241490663"/>
+      <w:bookmarkStart w:id="10" w:name="_Toc241492084"/>
       <w:r>
         <w:t>Step 7 — Choose how you would like to take part</w:t>
       </w:r>
@@ -3297,7 +3297,7 @@
           <w:left w:w="10" w:type="dxa"/>
           <w:right w:w="10" w:type="dxa"/>
         </w:tblCellMar>
-        <w:tblLook w:val="0000" w:firstRow="0" w:lastRow="0" w:firstColumn="0" w:lastColumn="0" w:noHBand="0" w:noVBand="0"/>
+        <w:tblLook w:val="04A0" w:firstRow="1" w:lastRow="0" w:firstColumn="1" w:lastColumn="0" w:noHBand="0" w:noVBand="1"/>
       </w:tblPr>
       <w:tblGrid>
         <w:gridCol w:w="3577"/>
@@ -3618,7 +3618,7 @@
         </w:rPr>
         <w:lastRenderedPageBreak/>
         <w:drawing>
-          <wp:inline distT="0" distB="0" distL="0" distR="0" wp14:anchorId="75F43856" wp14:editId="35222F15">
+          <wp:inline distT="0" distB="0" distL="0" distR="0" wp14:anchorId="4C2F236C" wp14:editId="476ECB63">
             <wp:extent cx="2476500" cy="4533900"/>
             <wp:effectExtent l="0" t="0" r="0" b="0"/>
             <wp:docPr id="5" name="resp_06_choice.jpg" descr="How would you like to take part?" title="How would you like to take part?"/>
@@ -3687,7 +3687,7 @@
       <w:pPr>
         <w:pStyle w:val="Heading2"/>
       </w:pPr>
-      <w:bookmarkStart w:id="11" w:name="_Toc241490664"/>
+      <w:bookmarkStart w:id="11" w:name="_Toc241492085"/>
       <w:r>
         <w:t>Step 8a — Complete the questionnaire yourself</w:t>
       </w:r>
@@ -3779,7 +3779,7 @@
         </w:rPr>
         <w:lastRenderedPageBreak/>
         <w:drawing>
-          <wp:inline distT="0" distB="0" distL="0" distR="0" wp14:anchorId="7B750B92" wp14:editId="5449E32A">
+          <wp:inline distT="0" distB="0" distL="0" distR="0" wp14:anchorId="007D770D" wp14:editId="684CD848">
             <wp:extent cx="2476500" cy="3362325"/>
             <wp:effectExtent l="0" t="0" r="0" b="0"/>
             <wp:docPr id="6" name="resp_07_ready.jpg" descr="Ready to begin." title="Ready to begin."/>
@@ -3855,7 +3855,7 @@
           <w:noProof/>
         </w:rPr>
         <w:drawing>
-          <wp:inline distT="0" distB="0" distL="0" distR="0" wp14:anchorId="319C974D" wp14:editId="5F654507">
+          <wp:inline distT="0" distB="0" distL="0" distR="0" wp14:anchorId="67122297" wp14:editId="3DC5D764">
             <wp:extent cx="2476500" cy="3362325"/>
             <wp:effectExtent l="0" t="0" r="0" b="0"/>
             <wp:docPr id="7" name="resp_07b_kobo_form.jpg" descr="The questionnaire's first page." title="The questionnaire's first page."/>
@@ -3935,7 +3935,7 @@
           <w:left w:w="10" w:type="dxa"/>
           <w:right w:w="10" w:type="dxa"/>
         </w:tblCellMar>
-        <w:tblLook w:val="0000" w:firstRow="0" w:lastRow="0" w:firstColumn="0" w:lastColumn="0" w:noHBand="0" w:noVBand="0"/>
+        <w:tblLook w:val="04A0" w:firstRow="1" w:lastRow="0" w:firstColumn="1" w:lastColumn="0" w:noHBand="0" w:noVBand="1"/>
       </w:tblPr>
       <w:tblGrid>
         <w:gridCol w:w="9412"/>
@@ -4050,7 +4050,7 @@
       <w:pPr>
         <w:pStyle w:val="Heading2"/>
       </w:pPr>
-      <w:bookmarkStart w:id="12" w:name="_Toc241490665"/>
+      <w:bookmarkStart w:id="12" w:name="_Toc241492086"/>
       <w:r>
         <w:t>Step 8b — Ask a researcher to call you</w:t>
       </w:r>
@@ -4142,7 +4142,7 @@
           <w:noProof/>
         </w:rPr>
         <w:drawing>
-          <wp:inline distT="0" distB="0" distL="0" distR="0" wp14:anchorId="4B161880" wp14:editId="29B6C31D">
+          <wp:inline distT="0" distB="0" distL="0" distR="0" wp14:anchorId="69E4FDAE" wp14:editId="10E4DAB3">
             <wp:extent cx="2476500" cy="3362325"/>
             <wp:effectExtent l="0" t="0" r="0" b="0"/>
             <wp:docPr id="8" name="resp_08_appointment.jpg" descr="Choosing a time for a call." title="Choosing a time for a call."/>
@@ -4218,7 +4218,7 @@
           <w:noProof/>
         </w:rPr>
         <w:drawing>
-          <wp:inline distT="0" distB="0" distL="0" distR="0" wp14:anchorId="6367F67E" wp14:editId="26681A24">
+          <wp:inline distT="0" distB="0" distL="0" distR="0" wp14:anchorId="36A6BA61" wp14:editId="3548DB4E">
             <wp:extent cx="2476500" cy="3676650"/>
             <wp:effectExtent l="0" t="0" r="0" b="0"/>
             <wp:docPr id="9" name="resp_09_done_appointment.jpg" descr="Your request has been sent." title="Your request has been sent."/>
@@ -4287,7 +4287,7 @@
       <w:pPr>
         <w:pStyle w:val="Heading2"/>
       </w:pPr>
-      <w:bookmarkStart w:id="13" w:name="_Toc241490666"/>
+      <w:bookmarkStart w:id="13" w:name="_Toc241492087"/>
       <w:r>
         <w:t>Step 9 — Finished</w:t>
       </w:r>
@@ -4306,7 +4306,7 @@
         <w:pStyle w:val="Heading1"/>
         <w:pageBreakBefore/>
       </w:pPr>
-      <w:bookmarkStart w:id="14" w:name="_Toc241490667"/>
+      <w:bookmarkStart w:id="14" w:name="_Toc241492088"/>
       <w:r>
         <w:lastRenderedPageBreak/>
         <w:t>4. Reminders</w:t>
@@ -4326,7 +4326,7 @@
         <w:pStyle w:val="Heading1"/>
         <w:pageBreakBefore/>
       </w:pPr>
-      <w:bookmarkStart w:id="15" w:name="_Toc241490668"/>
+      <w:bookmarkStart w:id="15" w:name="_Toc241492089"/>
       <w:r>
         <w:lastRenderedPageBreak/>
         <w:t>5. Your rights and your information</w:t>
@@ -4451,7 +4451,7 @@
         <w:pStyle w:val="Heading1"/>
         <w:pageBreakBefore/>
       </w:pPr>
-      <w:bookmarkStart w:id="16" w:name="_Toc241490669"/>
+      <w:bookmarkStart w:id="16" w:name="_Toc241492090"/>
       <w:r>
         <w:lastRenderedPageBreak/>
         <w:t>6. Questions and answers</w:t>
@@ -4473,7 +4473,7 @@
           <w:left w:w="10" w:type="dxa"/>
           <w:right w:w="10" w:type="dxa"/>
         </w:tblCellMar>
-        <w:tblLook w:val="0000" w:firstRow="0" w:lastRow="0" w:firstColumn="0" w:lastColumn="0" w:noHBand="0" w:noVBand="0"/>
+        <w:tblLook w:val="04A0" w:firstRow="1" w:lastRow="0" w:firstColumn="1" w:lastColumn="0" w:noHBand="0" w:noVBand="1"/>
       </w:tblPr>
       <w:tblGrid>
         <w:gridCol w:w="3388"/>
@@ -4966,7 +4966,7 @@
           <w:noProof/>
         </w:rPr>
         <w:drawing>
-          <wp:inline distT="0" distB="0" distL="0" distR="0" wp14:anchorId="02BF8CCE" wp14:editId="09897762">
+          <wp:inline distT="0" distB="0" distL="0" distR="0" wp14:anchorId="4711FE6D" wp14:editId="185A7331">
             <wp:extent cx="2476500" cy="2524125"/>
             <wp:effectExtent l="0" t="0" r="0" b="0"/>
             <wp:docPr id="10" name="resp_10_invalid_link.jpg" descr="What an invalid or expired link looks like." title="What an invalid or expired link looks like."/>
@@ -5036,7 +5036,7 @@
         <w:pStyle w:val="Heading1"/>
         <w:pageBreakBefore/>
       </w:pPr>
-      <w:bookmarkStart w:id="17" w:name="_Toc241490670"/>
+      <w:bookmarkStart w:id="17" w:name="_Toc241492091"/>
       <w:r>
         <w:lastRenderedPageBreak/>
         <w:t>7. Contact the research team</w:t>
@@ -5058,7 +5058,7 @@
           <w:left w:w="10" w:type="dxa"/>
           <w:right w:w="10" w:type="dxa"/>
         </w:tblCellMar>
-        <w:tblLook w:val="0000" w:firstRow="0" w:lastRow="0" w:firstColumn="0" w:lastColumn="0" w:noHBand="0" w:noVBand="0"/>
+        <w:tblLook w:val="04A0" w:firstRow="1" w:lastRow="0" w:firstColumn="1" w:lastColumn="0" w:noHBand="0" w:noVBand="1"/>
       </w:tblPr>
       <w:tblGrid>
         <w:gridCol w:w="2824"/>
@@ -5426,7 +5426,7 @@
         <w:sz w:val="16"/>
         <w:szCs w:val="16"/>
       </w:rPr>
-      <w:t>Version 1.11 · 28 September 2026</w:t>
+      <w:t>Version 1.12 · 28 September 2026</w:t>
     </w:r>
     <w:r>
       <w:rPr>
@@ -5599,96 +5599,68 @@
 <file path=word/numbering.xml><?xml version="1.0" encoding="utf-8"?>
 <w:numbering xmlns:wpc="http://schemas.microsoft.com/office/word/2010/wordprocessingCanvas" xmlns:cx="http://schemas.microsoft.com/office/drawing/2014/chartex" xmlns:cx1="http://schemas.microsoft.com/office/drawing/2015/9/8/chartex" xmlns:cx2="http://schemas.microsoft.com/office/drawing/2015/10/21/chartex" xmlns:cx3="http://schemas.microsoft.com/office/drawing/2016/5/9/chartex" xmlns:cx4="http://schemas.microsoft.com/office/drawing/2016/5/10/chartex" xmlns:cx5="http://schemas.microsoft.com/office/drawing/2016/5/11/chartex" xmlns:cx6="http://schemas.microsoft.com/office/drawing/2016/5/12/chartex" xmlns:cx7="http://schemas.microsoft.com/office/drawing/2016/5/13/chartex" xmlns:cx8="http://schemas.microsoft.com/office/drawing/2016/5/14/chartex" xmlns:mc="http://schemas.openxmlformats.org/markup-compatibility/2006" xmlns:aink="http://schemas.microsoft.com/office/drawing/2016/ink" xmlns:am3d="http://schemas.microsoft.com/office/drawing/2017/model3d" xmlns:o="urn:schemas-microsoft-com:office:office" xmlns:oel="http://schemas.microsoft.com/office/2019/extlst" xmlns:r="http://schemas.openxmlformats.org/officeDocument/2006/relationships" xmlns:m="http://schemas.openxmlformats.org/officeDocument/2006/math" xmlns:v="urn:schemas-microsoft-com:vml" xmlns:wp14="http://schemas.microsoft.com/office/word/2010/wordprocessingDrawing" xmlns:wp="http://schemas.openxmlformats.org/drawingml/2006/wordprocessingDrawing" xmlns:w10="urn:schemas-microsoft-com:office:word" xmlns:w="http://schemas.openxmlformats.org/wordprocessingml/2006/main" xmlns:w14="http://schemas.microsoft.com/office/word/2010/wordml" xmlns:w15="http://schemas.microsoft.com/office/word/2012/wordml" xmlns:w16cex="http://schemas.microsoft.com/office/word/2018/wordml/cex" xmlns:w16cid="http://schemas.microsoft.com/office/word/2016/wordml/cid" xmlns:w16="http://schemas.microsoft.com/office/word/2018/wordml" xmlns:w16sdtdh="http://schemas.microsoft.com/office/word/2020/wordml/sdtdatahash" xmlns:w16se="http://schemas.microsoft.com/office/word/2015/wordml/symex" xmlns:wpg="http://schemas.microsoft.com/office/word/2010/wordprocessingGroup" xmlns:wpi="http://schemas.microsoft.com/office/word/2010/wordprocessingInk" xmlns:wne="http://schemas.microsoft.com/office/word/2006/wordml" xmlns:wps="http://schemas.microsoft.com/office/word/2010/wordprocessingShape" mc:Ignorable="w14 w15 w16se w16cid w16 w16cex w16sdtdh wp14">
   <w:abstractNum w:abstractNumId="0" w15:restartNumberingAfterBreak="0">
-    <w:nsid w:val="0AF760E9"/>
+    <w:nsid w:val="3DA46DAF"/>
     <w:multiLevelType w:val="hybridMultilevel"/>
-    <w:tmpl w:val="276E2850"/>
-    <w:lvl w:ilvl="0" w:tplc="D590B048">
+    <w:tmpl w:val="34FC1728"/>
+    <w:lvl w:ilvl="0" w:tplc="CC06815E">
       <w:start w:val="1"/>
       <w:numFmt w:val="bullet"/>
-      <w:lvlText w:val="●"/>
+      <w:lvlText w:val="•"/>
       <w:lvlJc w:val="left"/>
       <w:pPr>
-        <w:ind w:left="720" w:hanging="360"/>
+        <w:ind w:left="460" w:hanging="280"/>
       </w:pPr>
     </w:lvl>
-    <w:lvl w:ilvl="1" w:tplc="6BD2E054">
+    <w:lvl w:ilvl="1" w:tplc="94A4DB38">
       <w:start w:val="1"/>
       <w:numFmt w:val="bullet"/>
-      <w:lvlText w:val="○"/>
+      <w:lvlText w:val="–"/>
       <w:lvlJc w:val="left"/>
       <w:pPr>
-        <w:ind w:left="1440" w:hanging="360"/>
+        <w:ind w:left="900" w:hanging="280"/>
       </w:pPr>
     </w:lvl>
-    <w:lvl w:ilvl="2" w:tplc="853CC46A">
-      <w:start w:val="1"/>
-      <w:numFmt w:val="bullet"/>
-      <w:lvlText w:val="■"/>
+    <w:lvl w:ilvl="2" w:tplc="9998D27C">
+      <w:numFmt w:val="decimal"/>
+      <w:lvlText w:val=""/>
       <w:lvlJc w:val="left"/>
-      <w:pPr>
-        <w:ind w:left="2160" w:hanging="360"/>
-      </w:pPr>
     </w:lvl>
-    <w:lvl w:ilvl="3" w:tplc="D082A558">
-      <w:start w:val="1"/>
-      <w:numFmt w:val="bullet"/>
-      <w:lvlText w:val="●"/>
+    <w:lvl w:ilvl="3" w:tplc="7F24EE6C">
+      <w:numFmt w:val="decimal"/>
+      <w:lvlText w:val=""/>
       <w:lvlJc w:val="left"/>
-      <w:pPr>
-        <w:ind w:left="2880" w:hanging="360"/>
-      </w:pPr>
     </w:lvl>
-    <w:lvl w:ilvl="4" w:tplc="A478335E">
-      <w:start w:val="1"/>
-      <w:numFmt w:val="bullet"/>
-      <w:lvlText w:val="○"/>
+    <w:lvl w:ilvl="4" w:tplc="541882C8">
+      <w:numFmt w:val="decimal"/>
+      <w:lvlText w:val=""/>
       <w:lvlJc w:val="left"/>
-      <w:pPr>
-        <w:ind w:left="3600" w:hanging="360"/>
-      </w:pPr>
     </w:lvl>
-    <w:lvl w:ilvl="5" w:tplc="267E1CF4">
-      <w:start w:val="1"/>
-      <w:numFmt w:val="bullet"/>
-      <w:lvlText w:val="■"/>
+    <w:lvl w:ilvl="5" w:tplc="C4C2D568">
+      <w:numFmt w:val="decimal"/>
+      <w:lvlText w:val=""/>
       <w:lvlJc w:val="left"/>
-      <w:pPr>
-        <w:ind w:left="4320" w:hanging="360"/>
-      </w:pPr>
     </w:lvl>
-    <w:lvl w:ilvl="6" w:tplc="40E4E134">
-      <w:start w:val="1"/>
-      <w:numFmt w:val="bullet"/>
-      <w:lvlText w:val="●"/>
+    <w:lvl w:ilvl="6" w:tplc="99B89EFA">
+      <w:numFmt w:val="decimal"/>
+      <w:lvlText w:val=""/>
       <w:lvlJc w:val="left"/>
-      <w:pPr>
-        <w:ind w:left="5040" w:hanging="360"/>
-      </w:pPr>
     </w:lvl>
-    <w:lvl w:ilvl="7" w:tplc="03DEA708">
-      <w:start w:val="1"/>
-      <w:numFmt w:val="bullet"/>
-      <w:lvlText w:val="●"/>
+    <w:lvl w:ilvl="7" w:tplc="6DC24BC8">
+      <w:numFmt w:val="decimal"/>
+      <w:lvlText w:val=""/>
       <w:lvlJc w:val="left"/>
-      <w:pPr>
-        <w:ind w:left="5760" w:hanging="360"/>
-      </w:pPr>
     </w:lvl>
-    <w:lvl w:ilvl="8" w:tplc="83D2910E">
-      <w:start w:val="1"/>
-      <w:numFmt w:val="bullet"/>
-      <w:lvlText w:val="●"/>
+    <w:lvl w:ilvl="8" w:tplc="A38CB290">
+      <w:numFmt w:val="decimal"/>
+      <w:lvlText w:val=""/>
       <w:lvlJc w:val="left"/>
-      <w:pPr>
-        <w:ind w:left="6480" w:hanging="360"/>
-      </w:pPr>
     </w:lvl>
   </w:abstractNum>
   <w:abstractNum w:abstractNumId="1" w15:restartNumberingAfterBreak="0">
-    <w:nsid w:val="123E7601"/>
+    <w:nsid w:val="51B26F4D"/>
     <w:multiLevelType w:val="hybridMultilevel"/>
-    <w:tmpl w:val="D020F9BE"/>
-    <w:lvl w:ilvl="0" w:tplc="B1186B9A">
+    <w:tmpl w:val="478C4248"/>
+    <w:lvl w:ilvl="0" w:tplc="5ACA8DF2">
       <w:start w:val="1"/>
       <w:numFmt w:val="decimal"/>
       <w:lvlText w:val="%1."/>
@@ -5702,52 +5674,52 @@
         <w:color w:val="A67C27"/>
       </w:rPr>
     </w:lvl>
-    <w:lvl w:ilvl="1" w:tplc="7C38E9C4">
+    <w:lvl w:ilvl="1" w:tplc="0CC0A308">
       <w:numFmt w:val="decimal"/>
       <w:lvlText w:val=""/>
       <w:lvlJc w:val="left"/>
     </w:lvl>
-    <w:lvl w:ilvl="2" w:tplc="C2A4AEA2">
+    <w:lvl w:ilvl="2" w:tplc="EDD242DC">
       <w:numFmt w:val="decimal"/>
       <w:lvlText w:val=""/>
       <w:lvlJc w:val="left"/>
     </w:lvl>
-    <w:lvl w:ilvl="3" w:tplc="11E6E268">
+    <w:lvl w:ilvl="3" w:tplc="51FCA330">
       <w:numFmt w:val="decimal"/>
       <w:lvlText w:val=""/>
       <w:lvlJc w:val="left"/>
     </w:lvl>
-    <w:lvl w:ilvl="4" w:tplc="5C34BAC2">
+    <w:lvl w:ilvl="4" w:tplc="F9109460">
       <w:numFmt w:val="decimal"/>
       <w:lvlText w:val=""/>
       <w:lvlJc w:val="left"/>
     </w:lvl>
-    <w:lvl w:ilvl="5" w:tplc="50AC2B30">
+    <w:lvl w:ilvl="5" w:tplc="D3B682AA">
       <w:numFmt w:val="decimal"/>
       <w:lvlText w:val=""/>
       <w:lvlJc w:val="left"/>
     </w:lvl>
-    <w:lvl w:ilvl="6" w:tplc="258CEA30">
+    <w:lvl w:ilvl="6" w:tplc="4CBC4D52">
       <w:numFmt w:val="decimal"/>
       <w:lvlText w:val=""/>
       <w:lvlJc w:val="left"/>
     </w:lvl>
-    <w:lvl w:ilvl="7" w:tplc="FA5886FC">
+    <w:lvl w:ilvl="7" w:tplc="BD388C04">
       <w:numFmt w:val="decimal"/>
       <w:lvlText w:val=""/>
       <w:lvlJc w:val="left"/>
     </w:lvl>
-    <w:lvl w:ilvl="8" w:tplc="D8BE857C">
+    <w:lvl w:ilvl="8" w:tplc="18E4663C">
       <w:numFmt w:val="decimal"/>
       <w:lvlText w:val=""/>
       <w:lvlJc w:val="left"/>
     </w:lvl>
   </w:abstractNum>
   <w:abstractNum w:abstractNumId="2" w15:restartNumberingAfterBreak="0">
-    <w:nsid w:val="1DF74A0C"/>
+    <w:nsid w:val="55915593"/>
     <w:multiLevelType w:val="hybridMultilevel"/>
-    <w:tmpl w:val="C8784144"/>
-    <w:lvl w:ilvl="0" w:tplc="206E7E18">
+    <w:tmpl w:val="43709464"/>
+    <w:lvl w:ilvl="0" w:tplc="6EB472B8">
       <w:start w:val="1"/>
       <w:numFmt w:val="decimal"/>
       <w:lvlText w:val="%1."/>
@@ -5761,110 +5733,138 @@
         <w:color w:val="A67C27"/>
       </w:rPr>
     </w:lvl>
-    <w:lvl w:ilvl="1" w:tplc="D424070A">
+    <w:lvl w:ilvl="1" w:tplc="96E09DC8">
       <w:numFmt w:val="decimal"/>
       <w:lvlText w:val=""/>
       <w:lvlJc w:val="left"/>
     </w:lvl>
-    <w:lvl w:ilvl="2" w:tplc="47364F36">
+    <w:lvl w:ilvl="2" w:tplc="9B1E7370">
       <w:numFmt w:val="decimal"/>
       <w:lvlText w:val=""/>
       <w:lvlJc w:val="left"/>
     </w:lvl>
-    <w:lvl w:ilvl="3" w:tplc="63703EA6">
+    <w:lvl w:ilvl="3" w:tplc="EDDE22C0">
       <w:numFmt w:val="decimal"/>
       <w:lvlText w:val=""/>
       <w:lvlJc w:val="left"/>
     </w:lvl>
-    <w:lvl w:ilvl="4" w:tplc="D98A3DF8">
+    <w:lvl w:ilvl="4" w:tplc="75B052C6">
       <w:numFmt w:val="decimal"/>
       <w:lvlText w:val=""/>
       <w:lvlJc w:val="left"/>
     </w:lvl>
-    <w:lvl w:ilvl="5" w:tplc="D31C689E">
+    <w:lvl w:ilvl="5" w:tplc="EC52C862">
       <w:numFmt w:val="decimal"/>
       <w:lvlText w:val=""/>
       <w:lvlJc w:val="left"/>
     </w:lvl>
-    <w:lvl w:ilvl="6" w:tplc="F53ED5BC">
+    <w:lvl w:ilvl="6" w:tplc="D9682426">
       <w:numFmt w:val="decimal"/>
       <w:lvlText w:val=""/>
       <w:lvlJc w:val="left"/>
     </w:lvl>
-    <w:lvl w:ilvl="7" w:tplc="4D8EB528">
+    <w:lvl w:ilvl="7" w:tplc="10443F06">
       <w:numFmt w:val="decimal"/>
       <w:lvlText w:val=""/>
       <w:lvlJc w:val="left"/>
     </w:lvl>
-    <w:lvl w:ilvl="8" w:tplc="5234EF30">
+    <w:lvl w:ilvl="8" w:tplc="246CAB9A">
       <w:numFmt w:val="decimal"/>
       <w:lvlText w:val=""/>
       <w:lvlJc w:val="left"/>
     </w:lvl>
   </w:abstractNum>
   <w:abstractNum w:abstractNumId="3" w15:restartNumberingAfterBreak="0">
-    <w:nsid w:val="3BFA266C"/>
+    <w:nsid w:val="75396D1F"/>
     <w:multiLevelType w:val="hybridMultilevel"/>
-    <w:tmpl w:val="704441EA"/>
-    <w:lvl w:ilvl="0" w:tplc="38BE43DE">
+    <w:tmpl w:val="048E37FE"/>
+    <w:lvl w:ilvl="0" w:tplc="692AF1FC">
       <w:start w:val="1"/>
       <w:numFmt w:val="bullet"/>
-      <w:lvlText w:val="•"/>
+      <w:lvlText w:val="●"/>
       <w:lvlJc w:val="left"/>
       <w:pPr>
-        <w:ind w:left="460" w:hanging="280"/>
+        <w:ind w:left="720" w:hanging="360"/>
       </w:pPr>
     </w:lvl>
-    <w:lvl w:ilvl="1" w:tplc="0E4A8A4A">
+    <w:lvl w:ilvl="1" w:tplc="03E0E13E">
       <w:start w:val="1"/>
       <w:numFmt w:val="bullet"/>
-      <w:lvlText w:val="–"/>
+      <w:lvlText w:val="○"/>
       <w:lvlJc w:val="left"/>
       <w:pPr>
-        <w:ind w:left="900" w:hanging="280"/>
+        <w:ind w:left="1440" w:hanging="360"/>
       </w:pPr>
     </w:lvl>
-    <w:lvl w:ilvl="2" w:tplc="BB00754C">
-      <w:numFmt w:val="decimal"/>
-      <w:lvlText w:val=""/>
+    <w:lvl w:ilvl="2" w:tplc="B636D6F2">
+      <w:start w:val="1"/>
+      <w:numFmt w:val="bullet"/>
+      <w:lvlText w:val="■"/>
       <w:lvlJc w:val="left"/>
+      <w:pPr>
+        <w:ind w:left="2160" w:hanging="360"/>
+      </w:pPr>
     </w:lvl>
-    <w:lvl w:ilvl="3" w:tplc="4A9CA460">
-      <w:numFmt w:val="decimal"/>
-      <w:lvlText w:val=""/>
+    <w:lvl w:ilvl="3" w:tplc="B8C02E76">
+      <w:start w:val="1"/>
+      <w:numFmt w:val="bullet"/>
+      <w:lvlText w:val="●"/>
       <w:lvlJc w:val="left"/>
+      <w:pPr>
+        <w:ind w:left="2880" w:hanging="360"/>
+      </w:pPr>
     </w:lvl>
-    <w:lvl w:ilvl="4" w:tplc="7DE2D47E">
-      <w:numFmt w:val="decimal"/>
-      <w:lvlText w:val=""/>
+    <w:lvl w:ilvl="4" w:tplc="E794B244">
+      <w:start w:val="1"/>
+      <w:numFmt w:val="bullet"/>
+      <w:lvlText w:val="○"/>
       <w:lvlJc w:val="left"/>
+      <w:pPr>
+        <w:ind w:left="3600" w:hanging="360"/>
+      </w:pPr>
     </w:lvl>
-    <w:lvl w:ilvl="5" w:tplc="8E4EE560">
-      <w:numFmt w:val="decimal"/>
-      <w:lvlText w:val=""/>
+    <w:lvl w:ilvl="5" w:tplc="7B92F5EC">
+      <w:start w:val="1"/>
+      <w:numFmt w:val="bullet"/>
+      <w:lvlText w:val="■"/>
       <w:lvlJc w:val="left"/>
+      <w:pPr>
+        <w:ind w:left="4320" w:hanging="360"/>
+      </w:pPr>
     </w:lvl>
-    <w:lvl w:ilvl="6" w:tplc="44A02A04">
-      <w:numFmt w:val="decimal"/>
-      <w:lvlText w:val=""/>
+    <w:lvl w:ilvl="6" w:tplc="21AE76CE">
+      <w:start w:val="1"/>
+      <w:numFmt w:val="bullet"/>
+      <w:lvlText w:val="●"/>
       <w:lvlJc w:val="left"/>
+      <w:pPr>
+        <w:ind w:left="5040" w:hanging="360"/>
+      </w:pPr>
     </w:lvl>
-    <w:lvl w:ilvl="7" w:tplc="2FAE9EF8">
-      <w:numFmt w:val="decimal"/>
-      <w:lvlText w:val=""/>
+    <w:lvl w:ilvl="7" w:tplc="2EAC008A">
+      <w:start w:val="1"/>
+      <w:numFmt w:val="bullet"/>
+      <w:lvlText w:val="●"/>
       <w:lvlJc w:val="left"/>
+      <w:pPr>
+        <w:ind w:left="5760" w:hanging="360"/>
+      </w:pPr>
     </w:lvl>
-    <w:lvl w:ilvl="8" w:tplc="3D22B09E">
-      <w:numFmt w:val="decimal"/>
-      <w:lvlText w:val=""/>
+    <w:lvl w:ilvl="8" w:tplc="0C707F64">
+      <w:start w:val="1"/>
+      <w:numFmt w:val="bullet"/>
+      <w:lvlText w:val="●"/>
       <w:lvlJc w:val="left"/>
+      <w:pPr>
+        <w:ind w:left="6480" w:hanging="360"/>
+      </w:pPr>
     </w:lvl>
   </w:abstractNum>
   <w:abstractNum w:abstractNumId="4" w15:restartNumberingAfterBreak="0">
-    <w:nsid w:val="74AA760B"/>
+    <w:nsid w:val="7B87369A"/>
     <w:multiLevelType w:val="hybridMultilevel"/>
-    <w:tmpl w:val="A5E0F7D4"/>
-    <w:lvl w:ilvl="0" w:tplc="4172190A">
+    <w:tmpl w:val="DF5ED866"/>
+    <w:lvl w:ilvl="0" w:tplc="5262F004">
       <w:start w:val="1"/>
       <w:numFmt w:val="decimal"/>
       <w:lvlText w:val="%1."/>
@@ -5878,73 +5878,73 @@
         <w:color w:val="A67C27"/>
       </w:rPr>
     </w:lvl>
-    <w:lvl w:ilvl="1" w:tplc="1720954C">
+    <w:lvl w:ilvl="1" w:tplc="836E82D0">
       <w:numFmt w:val="decimal"/>
       <w:lvlText w:val=""/>
       <w:lvlJc w:val="left"/>
     </w:lvl>
-    <w:lvl w:ilvl="2" w:tplc="1578F08A">
+    <w:lvl w:ilvl="2" w:tplc="CCA2E220">
       <w:numFmt w:val="decimal"/>
       <w:lvlText w:val=""/>
       <w:lvlJc w:val="left"/>
     </w:lvl>
-    <w:lvl w:ilvl="3" w:tplc="81D8D8BE">
+    <w:lvl w:ilvl="3" w:tplc="6C847D0C">
       <w:numFmt w:val="decimal"/>
       <w:lvlText w:val=""/>
       <w:lvlJc w:val="left"/>
     </w:lvl>
-    <w:lvl w:ilvl="4" w:tplc="A9C8EE3C">
+    <w:lvl w:ilvl="4" w:tplc="B55AC3A2">
       <w:numFmt w:val="decimal"/>
       <w:lvlText w:val=""/>
       <w:lvlJc w:val="left"/>
     </w:lvl>
-    <w:lvl w:ilvl="5" w:tplc="290C0DE2">
+    <w:lvl w:ilvl="5" w:tplc="C5585FDA">
       <w:numFmt w:val="decimal"/>
       <w:lvlText w:val=""/>
       <w:lvlJc w:val="left"/>
     </w:lvl>
-    <w:lvl w:ilvl="6" w:tplc="E43C8674">
+    <w:lvl w:ilvl="6" w:tplc="B3AC3F46">
       <w:numFmt w:val="decimal"/>
       <w:lvlText w:val=""/>
       <w:lvlJc w:val="left"/>
     </w:lvl>
-    <w:lvl w:ilvl="7" w:tplc="9EFA5D3E">
+    <w:lvl w:ilvl="7" w:tplc="D292CD26">
       <w:numFmt w:val="decimal"/>
       <w:lvlText w:val=""/>
       <w:lvlJc w:val="left"/>
     </w:lvl>
-    <w:lvl w:ilvl="8" w:tplc="B0202E3A">
+    <w:lvl w:ilvl="8" w:tplc="C36A3D36">
       <w:numFmt w:val="decimal"/>
       <w:lvlText w:val=""/>
       <w:lvlJc w:val="left"/>
     </w:lvl>
   </w:abstractNum>
-  <w:num w:numId="1" w16cid:durableId="1304428792">
+  <w:num w:numId="1" w16cid:durableId="1425881287">
+    <w:abstractNumId w:val="3"/>
+    <w:lvlOverride w:ilvl="0">
+      <w:startOverride w:val="1"/>
+    </w:lvlOverride>
+  </w:num>
+  <w:num w:numId="2" w16cid:durableId="1937596668">
     <w:abstractNumId w:val="0"/>
     <w:lvlOverride w:ilvl="0">
       <w:startOverride w:val="1"/>
     </w:lvlOverride>
   </w:num>
-  <w:num w:numId="2" w16cid:durableId="2129735128">
-    <w:abstractNumId w:val="3"/>
-    <w:lvlOverride w:ilvl="0">
-      <w:startOverride w:val="1"/>
-    </w:lvlOverride>
-  </w:num>
-  <w:num w:numId="3" w16cid:durableId="220556892">
+  <w:num w:numId="3" w16cid:durableId="1033968238">
     <w:abstractNumId w:val="4"/>
     <w:lvlOverride w:ilvl="0">
       <w:startOverride w:val="1"/>
     </w:lvlOverride>
   </w:num>
-  <w:num w:numId="4" w16cid:durableId="706683205">
-    <w:abstractNumId w:val="1"/>
+  <w:num w:numId="4" w16cid:durableId="1983925031">
+    <w:abstractNumId w:val="2"/>
     <w:lvlOverride w:ilvl="0">
       <w:startOverride w:val="1"/>
     </w:lvlOverride>
   </w:num>
-  <w:num w:numId="5" w16cid:durableId="1425148352">
-    <w:abstractNumId w:val="2"/>
+  <w:num w:numId="5" w16cid:durableId="1338338936">
+    <w:abstractNumId w:val="1"/>
     <w:lvlOverride w:ilvl="0">
       <w:startOverride w:val="1"/>
     </w:lvlOverride>
@@ -6570,7 +6570,7 @@
     <w:autoRedefine/>
     <w:uiPriority w:val="39"/>
     <w:unhideWhenUsed/>
-    <w:rsid w:val="00FE1BEE"/>
+    <w:rsid w:val="00C85609"/>
     <w:pPr>
       <w:spacing w:after="100"/>
     </w:pPr>
@@ -6582,7 +6582,7 @@
     <w:autoRedefine/>
     <w:uiPriority w:val="39"/>
     <w:unhideWhenUsed/>
-    <w:rsid w:val="00FE1BEE"/>
+    <w:rsid w:val="00C85609"/>
     <w:pPr>
       <w:spacing w:after="100"/>
       <w:ind w:left="210"/>

--- a/docs/manuals/Respondent_Guide.docx
+++ b/docs/manuals/Respondent_Guide.docx
@@ -69,7 +69,7 @@
           <w:left w:w="10" w:type="dxa"/>
           <w:right w:w="10" w:type="dxa"/>
         </w:tblCellMar>
-        <w:tblLook w:val="04A0" w:firstRow="1" w:lastRow="0" w:firstColumn="1" w:lastColumn="0" w:noHBand="0" w:noVBand="1"/>
+        <w:tblLook w:val="0000" w:firstRow="0" w:lastRow="0" w:firstColumn="0" w:lastColumn="0" w:noHBand="0" w:noVBand="0"/>
       </w:tblPr>
       <w:tblGrid>
         <w:gridCol w:w="2300"/>
@@ -469,7 +469,7 @@
                 <w:sz w:val="19"/>
                 <w:szCs w:val="19"/>
               </w:rPr>
-              <w:t>Version 1.12 · 28 September 2026</w:t>
+              <w:t>Version 1.13 · 1 October 2026</w:t>
             </w:r>
           </w:p>
         </w:tc>
@@ -538,7 +538,7 @@
     <w:sdt>
       <w:sdtPr>
         <w:alias w:val="Contents"/>
-        <w:id w:val="-1262134171"/>
+        <w:id w:val="-1394817784"/>
       </w:sdtPr>
       <w:sdtEndPr/>
       <w:sdtContent>
@@ -567,7 +567,7 @@
           <w:r>
             <w:fldChar w:fldCharType="separate"/>
           </w:r>
-          <w:hyperlink w:anchor="_Toc241492074" w:history="1">
+          <w:hyperlink w:anchor="_Toc241726457" w:history="1">
             <w:r>
               <w:rPr>
                 <w:rStyle w:val="Hyperlink"/>
@@ -591,7 +591,7 @@
               <w:rPr>
                 <w:noProof/>
               </w:rPr>
-              <w:instrText xml:space="preserve"> PAGEREF _Toc241492074 \h </w:instrText>
+              <w:instrText xml:space="preserve"> PAGEREF _Toc241726457 \h </w:instrText>
             </w:r>
             <w:r>
               <w:rPr>
@@ -634,7 +634,7 @@
               <w14:ligatures w14:val="standardContextual"/>
             </w:rPr>
           </w:pPr>
-          <w:hyperlink w:anchor="_Toc241492075" w:history="1">
+          <w:hyperlink w:anchor="_Toc241726458" w:history="1">
             <w:r>
               <w:rPr>
                 <w:rStyle w:val="Hyperlink"/>
@@ -658,7 +658,7 @@
               <w:rPr>
                 <w:noProof/>
               </w:rPr>
-              <w:instrText xml:space="preserve"> PAGEREF _Toc241492075 \h </w:instrText>
+              <w:instrText xml:space="preserve"> PAGEREF _Toc241726458 \h </w:instrText>
             </w:r>
             <w:r>
               <w:rPr>
@@ -701,7 +701,7 @@
               <w14:ligatures w14:val="standardContextual"/>
             </w:rPr>
           </w:pPr>
-          <w:hyperlink w:anchor="_Toc241492076" w:history="1">
+          <w:hyperlink w:anchor="_Toc241726459" w:history="1">
             <w:r>
               <w:rPr>
                 <w:rStyle w:val="Hyperlink"/>
@@ -725,7 +725,7 @@
               <w:rPr>
                 <w:noProof/>
               </w:rPr>
-              <w:instrText xml:space="preserve"> PAGEREF _Toc241492076 \h </w:instrText>
+              <w:instrText xml:space="preserve"> PAGEREF _Toc241726459 \h </w:instrText>
             </w:r>
             <w:r>
               <w:rPr>
@@ -768,7 +768,7 @@
               <w14:ligatures w14:val="standardContextual"/>
             </w:rPr>
           </w:pPr>
-          <w:hyperlink w:anchor="_Toc241492077" w:history="1">
+          <w:hyperlink w:anchor="_Toc241726460" w:history="1">
             <w:r>
               <w:rPr>
                 <w:rStyle w:val="Hyperlink"/>
@@ -792,7 +792,7 @@
               <w:rPr>
                 <w:noProof/>
               </w:rPr>
-              <w:instrText xml:space="preserve"> PAGEREF _Toc241492077 \h </w:instrText>
+              <w:instrText xml:space="preserve"> PAGEREF _Toc241726460 \h </w:instrText>
             </w:r>
             <w:r>
               <w:rPr>
@@ -835,7 +835,7 @@
               <w14:ligatures w14:val="standardContextual"/>
             </w:rPr>
           </w:pPr>
-          <w:hyperlink w:anchor="_Toc241492078" w:history="1">
+          <w:hyperlink w:anchor="_Toc241726461" w:history="1">
             <w:r>
               <w:rPr>
                 <w:rStyle w:val="Hyperlink"/>
@@ -859,7 +859,7 @@
               <w:rPr>
                 <w:noProof/>
               </w:rPr>
-              <w:instrText xml:space="preserve"> PAGEREF _Toc241492078 \h </w:instrText>
+              <w:instrText xml:space="preserve"> PAGEREF _Toc241726461 \h </w:instrText>
             </w:r>
             <w:r>
               <w:rPr>
@@ -902,7 +902,7 @@
               <w14:ligatures w14:val="standardContextual"/>
             </w:rPr>
           </w:pPr>
-          <w:hyperlink w:anchor="_Toc241492079" w:history="1">
+          <w:hyperlink w:anchor="_Toc241726462" w:history="1">
             <w:r>
               <w:rPr>
                 <w:rStyle w:val="Hyperlink"/>
@@ -926,7 +926,7 @@
               <w:rPr>
                 <w:noProof/>
               </w:rPr>
-              <w:instrText xml:space="preserve"> PAGEREF _Toc241492079 \h </w:instrText>
+              <w:instrText xml:space="preserve"> PAGEREF _Toc241726462 \h </w:instrText>
             </w:r>
             <w:r>
               <w:rPr>
@@ -969,7 +969,7 @@
               <w14:ligatures w14:val="standardContextual"/>
             </w:rPr>
           </w:pPr>
-          <w:hyperlink w:anchor="_Toc241492080" w:history="1">
+          <w:hyperlink w:anchor="_Toc241726463" w:history="1">
             <w:r>
               <w:rPr>
                 <w:rStyle w:val="Hyperlink"/>
@@ -993,7 +993,7 @@
               <w:rPr>
                 <w:noProof/>
               </w:rPr>
-              <w:instrText xml:space="preserve"> PAGEREF _Toc241492080 \h </w:instrText>
+              <w:instrText xml:space="preserve"> PAGEREF _Toc241726463 \h </w:instrText>
             </w:r>
             <w:r>
               <w:rPr>
@@ -1036,7 +1036,7 @@
               <w14:ligatures w14:val="standardContextual"/>
             </w:rPr>
           </w:pPr>
-          <w:hyperlink w:anchor="_Toc241492081" w:history="1">
+          <w:hyperlink w:anchor="_Toc241726464" w:history="1">
             <w:r>
               <w:rPr>
                 <w:rStyle w:val="Hyperlink"/>
@@ -1060,7 +1060,7 @@
               <w:rPr>
                 <w:noProof/>
               </w:rPr>
-              <w:instrText xml:space="preserve"> PAGEREF _Toc241492081 \h </w:instrText>
+              <w:instrText xml:space="preserve"> PAGEREF _Toc241726464 \h </w:instrText>
             </w:r>
             <w:r>
               <w:rPr>
@@ -1103,7 +1103,7 @@
               <w14:ligatures w14:val="standardContextual"/>
             </w:rPr>
           </w:pPr>
-          <w:hyperlink w:anchor="_Toc241492082" w:history="1">
+          <w:hyperlink w:anchor="_Toc241726465" w:history="1">
             <w:r>
               <w:rPr>
                 <w:rStyle w:val="Hyperlink"/>
@@ -1127,7 +1127,7 @@
               <w:rPr>
                 <w:noProof/>
               </w:rPr>
-              <w:instrText xml:space="preserve"> PAGEREF _Toc241492082 \h </w:instrText>
+              <w:instrText xml:space="preserve"> PAGEREF _Toc241726465 \h </w:instrText>
             </w:r>
             <w:r>
               <w:rPr>
@@ -1170,7 +1170,7 @@
               <w14:ligatures w14:val="standardContextual"/>
             </w:rPr>
           </w:pPr>
-          <w:hyperlink w:anchor="_Toc241492083" w:history="1">
+          <w:hyperlink w:anchor="_Toc241726466" w:history="1">
             <w:r>
               <w:rPr>
                 <w:rStyle w:val="Hyperlink"/>
@@ -1194,7 +1194,7 @@
               <w:rPr>
                 <w:noProof/>
               </w:rPr>
-              <w:instrText xml:space="preserve"> PAGEREF _Toc241492083 \h </w:instrText>
+              <w:instrText xml:space="preserve"> PAGEREF _Toc241726466 \h </w:instrText>
             </w:r>
             <w:r>
               <w:rPr>
@@ -1237,7 +1237,7 @@
               <w14:ligatures w14:val="standardContextual"/>
             </w:rPr>
           </w:pPr>
-          <w:hyperlink w:anchor="_Toc241492084" w:history="1">
+          <w:hyperlink w:anchor="_Toc241726467" w:history="1">
             <w:r>
               <w:rPr>
                 <w:rStyle w:val="Hyperlink"/>
@@ -1261,7 +1261,7 @@
               <w:rPr>
                 <w:noProof/>
               </w:rPr>
-              <w:instrText xml:space="preserve"> PAGEREF _Toc241492084 \h </w:instrText>
+              <w:instrText xml:space="preserve"> PAGEREF _Toc241726467 \h </w:instrText>
             </w:r>
             <w:r>
               <w:rPr>
@@ -1304,7 +1304,7 @@
               <w14:ligatures w14:val="standardContextual"/>
             </w:rPr>
           </w:pPr>
-          <w:hyperlink w:anchor="_Toc241492085" w:history="1">
+          <w:hyperlink w:anchor="_Toc241726468" w:history="1">
             <w:r>
               <w:rPr>
                 <w:rStyle w:val="Hyperlink"/>
@@ -1328,7 +1328,7 @@
               <w:rPr>
                 <w:noProof/>
               </w:rPr>
-              <w:instrText xml:space="preserve"> PAGEREF _Toc241492085 \h </w:instrText>
+              <w:instrText xml:space="preserve"> PAGEREF _Toc241726468 \h </w:instrText>
             </w:r>
             <w:r>
               <w:rPr>
@@ -1371,7 +1371,7 @@
               <w14:ligatures w14:val="standardContextual"/>
             </w:rPr>
           </w:pPr>
-          <w:hyperlink w:anchor="_Toc241492086" w:history="1">
+          <w:hyperlink w:anchor="_Toc241726469" w:history="1">
             <w:r>
               <w:rPr>
                 <w:rStyle w:val="Hyperlink"/>
@@ -1395,7 +1395,7 @@
               <w:rPr>
                 <w:noProof/>
               </w:rPr>
-              <w:instrText xml:space="preserve"> PAGEREF _Toc241492086 \h </w:instrText>
+              <w:instrText xml:space="preserve"> PAGEREF _Toc241726469 \h </w:instrText>
             </w:r>
             <w:r>
               <w:rPr>
@@ -1438,7 +1438,7 @@
               <w14:ligatures w14:val="standardContextual"/>
             </w:rPr>
           </w:pPr>
-          <w:hyperlink w:anchor="_Toc241492087" w:history="1">
+          <w:hyperlink w:anchor="_Toc241726470" w:history="1">
             <w:r>
               <w:rPr>
                 <w:rStyle w:val="Hyperlink"/>
@@ -1462,7 +1462,7 @@
               <w:rPr>
                 <w:noProof/>
               </w:rPr>
-              <w:instrText xml:space="preserve"> PAGEREF _Toc241492087 \h </w:instrText>
+              <w:instrText xml:space="preserve"> PAGEREF _Toc241726470 \h </w:instrText>
             </w:r>
             <w:r>
               <w:rPr>
@@ -1505,7 +1505,7 @@
               <w14:ligatures w14:val="standardContextual"/>
             </w:rPr>
           </w:pPr>
-          <w:hyperlink w:anchor="_Toc241492088" w:history="1">
+          <w:hyperlink w:anchor="_Toc241726471" w:history="1">
             <w:r>
               <w:rPr>
                 <w:rStyle w:val="Hyperlink"/>
@@ -1529,7 +1529,7 @@
               <w:rPr>
                 <w:noProof/>
               </w:rPr>
-              <w:instrText xml:space="preserve"> PAGEREF _Toc241492088 \h </w:instrText>
+              <w:instrText xml:space="preserve"> PAGEREF _Toc241726471 \h </w:instrText>
             </w:r>
             <w:r>
               <w:rPr>
@@ -1572,7 +1572,7 @@
               <w14:ligatures w14:val="standardContextual"/>
             </w:rPr>
           </w:pPr>
-          <w:hyperlink w:anchor="_Toc241492089" w:history="1">
+          <w:hyperlink w:anchor="_Toc241726472" w:history="1">
             <w:r>
               <w:rPr>
                 <w:rStyle w:val="Hyperlink"/>
@@ -1596,7 +1596,7 @@
               <w:rPr>
                 <w:noProof/>
               </w:rPr>
-              <w:instrText xml:space="preserve"> PAGEREF _Toc241492089 \h </w:instrText>
+              <w:instrText xml:space="preserve"> PAGEREF _Toc241726472 \h </w:instrText>
             </w:r>
             <w:r>
               <w:rPr>
@@ -1639,7 +1639,7 @@
               <w14:ligatures w14:val="standardContextual"/>
             </w:rPr>
           </w:pPr>
-          <w:hyperlink w:anchor="_Toc241492090" w:history="1">
+          <w:hyperlink w:anchor="_Toc241726473" w:history="1">
             <w:r>
               <w:rPr>
                 <w:rStyle w:val="Hyperlink"/>
@@ -1663,7 +1663,7 @@
               <w:rPr>
                 <w:noProof/>
               </w:rPr>
-              <w:instrText xml:space="preserve"> PAGEREF _Toc241492090 \h </w:instrText>
+              <w:instrText xml:space="preserve"> PAGEREF _Toc241726473 \h </w:instrText>
             </w:r>
             <w:r>
               <w:rPr>
@@ -1706,7 +1706,7 @@
               <w14:ligatures w14:val="standardContextual"/>
             </w:rPr>
           </w:pPr>
-          <w:hyperlink w:anchor="_Toc241492091" w:history="1">
+          <w:hyperlink w:anchor="_Toc241726474" w:history="1">
             <w:r>
               <w:rPr>
                 <w:rStyle w:val="Hyperlink"/>
@@ -1730,7 +1730,7 @@
               <w:rPr>
                 <w:noProof/>
               </w:rPr>
-              <w:instrText xml:space="preserve"> PAGEREF _Toc241492091 \h </w:instrText>
+              <w:instrText xml:space="preserve"> PAGEREF _Toc241726474 \h </w:instrText>
             </w:r>
             <w:r>
               <w:rPr>
@@ -1769,7 +1769,7 @@
         <w:pStyle w:val="Heading1"/>
         <w:pageBreakBefore/>
       </w:pPr>
-      <w:bookmarkStart w:id="0" w:name="_Toc241492074"/>
+      <w:bookmarkStart w:id="0" w:name="_Toc241726457"/>
       <w:r>
         <w:lastRenderedPageBreak/>
         <w:t>1. Welcome</w:t>
@@ -1809,7 +1809,7 @@
           <w:left w:w="10" w:type="dxa"/>
           <w:right w:w="10" w:type="dxa"/>
         </w:tblCellMar>
-        <w:tblLook w:val="04A0" w:firstRow="1" w:lastRow="0" w:firstColumn="1" w:lastColumn="0" w:noHBand="0" w:noVBand="1"/>
+        <w:tblLook w:val="0000" w:firstRow="0" w:lastRow="0" w:firstColumn="0" w:lastColumn="0" w:noHBand="0" w:noVBand="0"/>
       </w:tblPr>
       <w:tblGrid>
         <w:gridCol w:w="2824"/>
@@ -2185,7 +2185,7 @@
       <w:pPr>
         <w:pStyle w:val="Heading2"/>
       </w:pPr>
-      <w:bookmarkStart w:id="1" w:name="_Toc241492075"/>
+      <w:bookmarkStart w:id="1" w:name="_Toc241726458"/>
       <w:r>
         <w:t>What you should know first</w:t>
       </w:r>
@@ -2303,7 +2303,7 @@
         <w:pStyle w:val="Heading1"/>
         <w:pageBreakBefore/>
       </w:pPr>
-      <w:bookmarkStart w:id="2" w:name="_Toc241492076"/>
+      <w:bookmarkStart w:id="2" w:name="_Toc241726459"/>
       <w:r>
         <w:lastRenderedPageBreak/>
         <w:t>2. What you need</w:t>
@@ -2399,7 +2399,7 @@
           <w:left w:w="10" w:type="dxa"/>
           <w:right w:w="10" w:type="dxa"/>
         </w:tblCellMar>
-        <w:tblLook w:val="04A0" w:firstRow="1" w:lastRow="0" w:firstColumn="1" w:lastColumn="0" w:noHBand="0" w:noVBand="1"/>
+        <w:tblLook w:val="0000" w:firstRow="0" w:lastRow="0" w:firstColumn="0" w:lastColumn="0" w:noHBand="0" w:noVBand="0"/>
       </w:tblPr>
       <w:tblGrid>
         <w:gridCol w:w="9412"/>
@@ -2532,7 +2532,7 @@
         <w:pStyle w:val="Heading1"/>
         <w:pageBreakBefore/>
       </w:pPr>
-      <w:bookmarkStart w:id="3" w:name="_Toc241492077"/>
+      <w:bookmarkStart w:id="3" w:name="_Toc241726460"/>
       <w:r>
         <w:lastRenderedPageBreak/>
         <w:t>3. Taking part, step by step</w:t>
@@ -2543,7 +2543,7 @@
       <w:pPr>
         <w:pStyle w:val="Heading2"/>
       </w:pPr>
-      <w:bookmarkStart w:id="4" w:name="_Toc241492078"/>
+      <w:bookmarkStart w:id="4" w:name="_Toc241726461"/>
       <w:r>
         <w:t>Step 1 — Open your link</w:t>
       </w:r>
@@ -2561,7 +2561,7 @@
       <w:pPr>
         <w:pStyle w:val="Heading2"/>
       </w:pPr>
-      <w:bookmarkStart w:id="5" w:name="_Toc241492079"/>
+      <w:bookmarkStart w:id="5" w:name="_Toc241726462"/>
       <w:r>
         <w:t>Step 2 — Confirm your organisation</w:t>
       </w:r>
@@ -2596,7 +2596,7 @@
           <w:noProof/>
         </w:rPr>
         <w:drawing>
-          <wp:inline distT="0" distB="0" distL="0" distR="0" wp14:anchorId="482F4F5B" wp14:editId="5A042508">
+          <wp:inline distT="0" distB="0" distL="0" distR="0" wp14:anchorId="20B19FB0" wp14:editId="5947D4EA">
             <wp:extent cx="2476500" cy="3362325"/>
             <wp:effectExtent l="0" t="0" r="0" b="0"/>
             <wp:docPr id="1" name="resp_01_confirm.jpg" descr="Confirming the organisation." title="Confirming the organisation."/>
@@ -2665,7 +2665,7 @@
       <w:pPr>
         <w:pStyle w:val="Heading2"/>
       </w:pPr>
-      <w:bookmarkStart w:id="6" w:name="_Toc241492080"/>
+      <w:bookmarkStart w:id="6" w:name="_Toc241726463"/>
       <w:r>
         <w:t>Step 3 — Tell us a little about you</w:t>
       </w:r>
@@ -2757,7 +2757,7 @@
         </w:rPr>
         <w:lastRenderedPageBreak/>
         <w:drawing>
-          <wp:inline distT="0" distB="0" distL="0" distR="0" wp14:anchorId="6C0D8EFA" wp14:editId="5F32FC50">
+          <wp:inline distT="0" distB="0" distL="0" distR="0" wp14:anchorId="33BFF4C4" wp14:editId="661DE249">
             <wp:extent cx="2476500" cy="3362325"/>
             <wp:effectExtent l="0" t="0" r="0" b="0"/>
             <wp:docPr id="2" name="resp_02_eligibility.jpg" descr="A little about you." title="A little about you."/>
@@ -2837,7 +2837,7 @@
           <w:left w:w="10" w:type="dxa"/>
           <w:right w:w="10" w:type="dxa"/>
         </w:tblCellMar>
-        <w:tblLook w:val="04A0" w:firstRow="1" w:lastRow="0" w:firstColumn="1" w:lastColumn="0" w:noHBand="0" w:noVBand="1"/>
+        <w:tblLook w:val="0000" w:firstRow="0" w:lastRow="0" w:firstColumn="0" w:lastColumn="0" w:noHBand="0" w:noVBand="0"/>
       </w:tblPr>
       <w:tblGrid>
         <w:gridCol w:w="9412"/>
@@ -2912,7 +2912,7 @@
       <w:pPr>
         <w:pStyle w:val="Heading2"/>
       </w:pPr>
-      <w:bookmarkStart w:id="7" w:name="_Toc241492081"/>
+      <w:bookmarkStart w:id="7" w:name="_Toc241726464"/>
       <w:r>
         <w:t>Step 4 — Read the participant information</w:t>
       </w:r>
@@ -2923,7 +2923,17 @@
         <w:spacing w:after="120" w:line="288" w:lineRule="auto"/>
       </w:pPr>
       <w:r>
-        <w:t xml:space="preserve">Read the information about the study: who is doing it, what taking part involves, how your information is protected, and your rights. When you are ready, tap </w:t>
+        <w:t xml:space="preserve">Read the information about the study: who is doing it, what taking part involves, how your information is protected, and your rights. If the research team has published them, a section called </w:t>
+      </w:r>
+      <w:r>
+        <w:rPr>
+          <w:b/>
+          <w:bCs/>
+        </w:rPr>
+        <w:t>How to verify this is a genuine study</w:t>
+      </w:r>
+      <w:r>
+        <w:t xml:space="preserve"> lets you open their official approval letters. When you are ready, tap </w:t>
       </w:r>
       <w:r>
         <w:rPr>
@@ -2958,7 +2968,7 @@
         </w:rPr>
         <w:lastRenderedPageBreak/>
         <w:drawing>
-          <wp:inline distT="0" distB="0" distL="0" distR="0" wp14:anchorId="42066DB1" wp14:editId="0BAAF6F8">
+          <wp:inline distT="0" distB="0" distL="0" distR="0" wp14:anchorId="237EF79E" wp14:editId="58EE2DDB">
             <wp:extent cx="1076325" cy="4953000"/>
             <wp:effectExtent l="0" t="0" r="0" b="0"/>
             <wp:docPr id="3" name="resp_03_information_top.jpg" descr="Participant Information." title="Participant Information."/>
@@ -3027,7 +3037,7 @@
       <w:pPr>
         <w:pStyle w:val="Heading2"/>
       </w:pPr>
-      <w:bookmarkStart w:id="8" w:name="_Toc241492082"/>
+      <w:bookmarkStart w:id="8" w:name="_Toc241726465"/>
       <w:r>
         <w:t>Step 5 — Give your decision</w:t>
       </w:r>
@@ -3119,7 +3129,7 @@
         </w:rPr>
         <w:lastRenderedPageBreak/>
         <w:drawing>
-          <wp:inline distT="0" distB="0" distL="0" distR="0" wp14:anchorId="38D14F80" wp14:editId="50E3BF4F">
+          <wp:inline distT="0" distB="0" distL="0" distR="0" wp14:anchorId="44621302" wp14:editId="01801583">
             <wp:extent cx="2476500" cy="4419600"/>
             <wp:effectExtent l="0" t="0" r="0" b="0"/>
             <wp:docPr id="4" name="resp_04_consent.jpg" descr="Your consent." title="Your consent."/>
@@ -3188,7 +3198,7 @@
       <w:pPr>
         <w:pStyle w:val="Heading2"/>
       </w:pPr>
-      <w:bookmarkStart w:id="9" w:name="_Toc241492083"/>
+      <w:bookmarkStart w:id="9" w:name="_Toc241726466"/>
       <w:r>
         <w:t>Step 6 — Check what we already know (only if shown)</w:t>
       </w:r>
@@ -3276,7 +3286,7 @@
       <w:pPr>
         <w:pStyle w:val="Heading2"/>
       </w:pPr>
-      <w:bookmarkStart w:id="10" w:name="_Toc241492084"/>
+      <w:bookmarkStart w:id="10" w:name="_Toc241726467"/>
       <w:r>
         <w:t>Step 7 — Choose how you would like to take part</w:t>
       </w:r>
@@ -3297,7 +3307,7 @@
           <w:left w:w="10" w:type="dxa"/>
           <w:right w:w="10" w:type="dxa"/>
         </w:tblCellMar>
-        <w:tblLook w:val="04A0" w:firstRow="1" w:lastRow="0" w:firstColumn="1" w:lastColumn="0" w:noHBand="0" w:noVBand="1"/>
+        <w:tblLook w:val="0000" w:firstRow="0" w:lastRow="0" w:firstColumn="0" w:lastColumn="0" w:noHBand="0" w:noVBand="0"/>
       </w:tblPr>
       <w:tblGrid>
         <w:gridCol w:w="3577"/>
@@ -3618,7 +3628,7 @@
         </w:rPr>
         <w:lastRenderedPageBreak/>
         <w:drawing>
-          <wp:inline distT="0" distB="0" distL="0" distR="0" wp14:anchorId="4C2F236C" wp14:editId="476ECB63">
+          <wp:inline distT="0" distB="0" distL="0" distR="0" wp14:anchorId="29C5F7A4" wp14:editId="2ABA1922">
             <wp:extent cx="2476500" cy="4533900"/>
             <wp:effectExtent l="0" t="0" r="0" b="0"/>
             <wp:docPr id="5" name="resp_06_choice.jpg" descr="How would you like to take part?" title="How would you like to take part?"/>
@@ -3687,7 +3697,7 @@
       <w:pPr>
         <w:pStyle w:val="Heading2"/>
       </w:pPr>
-      <w:bookmarkStart w:id="11" w:name="_Toc241492085"/>
+      <w:bookmarkStart w:id="11" w:name="_Toc241726468"/>
       <w:r>
         <w:t>Step 8a — Complete the questionnaire yourself</w:t>
       </w:r>
@@ -3779,7 +3789,7 @@
         </w:rPr>
         <w:lastRenderedPageBreak/>
         <w:drawing>
-          <wp:inline distT="0" distB="0" distL="0" distR="0" wp14:anchorId="007D770D" wp14:editId="684CD848">
+          <wp:inline distT="0" distB="0" distL="0" distR="0" wp14:anchorId="4063086D" wp14:editId="32472257">
             <wp:extent cx="2476500" cy="3362325"/>
             <wp:effectExtent l="0" t="0" r="0" b="0"/>
             <wp:docPr id="6" name="resp_07_ready.jpg" descr="Ready to begin." title="Ready to begin."/>
@@ -3855,7 +3865,7 @@
           <w:noProof/>
         </w:rPr>
         <w:drawing>
-          <wp:inline distT="0" distB="0" distL="0" distR="0" wp14:anchorId="67122297" wp14:editId="3DC5D764">
+          <wp:inline distT="0" distB="0" distL="0" distR="0" wp14:anchorId="6DFD3294" wp14:editId="258A42D7">
             <wp:extent cx="2476500" cy="3362325"/>
             <wp:effectExtent l="0" t="0" r="0" b="0"/>
             <wp:docPr id="7" name="resp_07b_kobo_form.jpg" descr="The questionnaire's first page." title="The questionnaire's first page."/>
@@ -3935,7 +3945,7 @@
           <w:left w:w="10" w:type="dxa"/>
           <w:right w:w="10" w:type="dxa"/>
         </w:tblCellMar>
-        <w:tblLook w:val="04A0" w:firstRow="1" w:lastRow="0" w:firstColumn="1" w:lastColumn="0" w:noHBand="0" w:noVBand="1"/>
+        <w:tblLook w:val="0000" w:firstRow="0" w:lastRow="0" w:firstColumn="0" w:lastColumn="0" w:noHBand="0" w:noVBand="0"/>
       </w:tblPr>
       <w:tblGrid>
         <w:gridCol w:w="9412"/>
@@ -4050,7 +4060,7 @@
       <w:pPr>
         <w:pStyle w:val="Heading2"/>
       </w:pPr>
-      <w:bookmarkStart w:id="12" w:name="_Toc241492086"/>
+      <w:bookmarkStart w:id="12" w:name="_Toc241726469"/>
       <w:r>
         <w:t>Step 8b — Ask a researcher to call you</w:t>
       </w:r>
@@ -4142,7 +4152,7 @@
           <w:noProof/>
         </w:rPr>
         <w:drawing>
-          <wp:inline distT="0" distB="0" distL="0" distR="0" wp14:anchorId="69E4FDAE" wp14:editId="10E4DAB3">
+          <wp:inline distT="0" distB="0" distL="0" distR="0" wp14:anchorId="4432FB4F" wp14:editId="72DFF14B">
             <wp:extent cx="2476500" cy="3362325"/>
             <wp:effectExtent l="0" t="0" r="0" b="0"/>
             <wp:docPr id="8" name="resp_08_appointment.jpg" descr="Choosing a time for a call." title="Choosing a time for a call."/>
@@ -4218,7 +4228,7 @@
           <w:noProof/>
         </w:rPr>
         <w:drawing>
-          <wp:inline distT="0" distB="0" distL="0" distR="0" wp14:anchorId="36A6BA61" wp14:editId="3548DB4E">
+          <wp:inline distT="0" distB="0" distL="0" distR="0" wp14:anchorId="1438C428" wp14:editId="60C9FA63">
             <wp:extent cx="2476500" cy="3676650"/>
             <wp:effectExtent l="0" t="0" r="0" b="0"/>
             <wp:docPr id="9" name="resp_09_done_appointment.jpg" descr="Your request has been sent." title="Your request has been sent."/>
@@ -4287,7 +4297,7 @@
       <w:pPr>
         <w:pStyle w:val="Heading2"/>
       </w:pPr>
-      <w:bookmarkStart w:id="13" w:name="_Toc241492087"/>
+      <w:bookmarkStart w:id="13" w:name="_Toc241726470"/>
       <w:r>
         <w:t>Step 9 — Finished</w:t>
       </w:r>
@@ -4306,7 +4316,7 @@
         <w:pStyle w:val="Heading1"/>
         <w:pageBreakBefore/>
       </w:pPr>
-      <w:bookmarkStart w:id="14" w:name="_Toc241492088"/>
+      <w:bookmarkStart w:id="14" w:name="_Toc241726471"/>
       <w:r>
         <w:lastRenderedPageBreak/>
         <w:t>4. Reminders</w:t>
@@ -4326,7 +4336,7 @@
         <w:pStyle w:val="Heading1"/>
         <w:pageBreakBefore/>
       </w:pPr>
-      <w:bookmarkStart w:id="15" w:name="_Toc241492089"/>
+      <w:bookmarkStart w:id="15" w:name="_Toc241726472"/>
       <w:r>
         <w:lastRenderedPageBreak/>
         <w:t>5. Your rights and your information</w:t>
@@ -4451,7 +4461,7 @@
         <w:pStyle w:val="Heading1"/>
         <w:pageBreakBefore/>
       </w:pPr>
-      <w:bookmarkStart w:id="16" w:name="_Toc241492090"/>
+      <w:bookmarkStart w:id="16" w:name="_Toc241726473"/>
       <w:r>
         <w:lastRenderedPageBreak/>
         <w:t>6. Questions and answers</w:t>
@@ -4473,7 +4483,7 @@
           <w:left w:w="10" w:type="dxa"/>
           <w:right w:w="10" w:type="dxa"/>
         </w:tblCellMar>
-        <w:tblLook w:val="04A0" w:firstRow="1" w:lastRow="0" w:firstColumn="1" w:lastColumn="0" w:noHBand="0" w:noVBand="1"/>
+        <w:tblLook w:val="0000" w:firstRow="0" w:lastRow="0" w:firstColumn="0" w:lastColumn="0" w:noHBand="0" w:noVBand="0"/>
       </w:tblPr>
       <w:tblGrid>
         <w:gridCol w:w="3388"/>
@@ -4712,7 +4722,14 @@
                 <w:sz w:val="19"/>
                 <w:szCs w:val="19"/>
               </w:rPr>
-              <w:t>Choose None of these describe me, and please let the researcher know who the right senior person is.</w:t>
+              <w:t>Choose None of these describe me</w:t>
+            </w:r>
+            <w:r>
+              <w:rPr>
+                <w:sz w:val="19"/>
+                <w:szCs w:val="19"/>
+              </w:rPr>
+              <w:t>, and please let the researcher know who the right senior person is.</w:t>
             </w:r>
           </w:p>
         </w:tc>
@@ -4966,7 +4983,7 @@
           <w:noProof/>
         </w:rPr>
         <w:drawing>
-          <wp:inline distT="0" distB="0" distL="0" distR="0" wp14:anchorId="4711FE6D" wp14:editId="185A7331">
+          <wp:inline distT="0" distB="0" distL="0" distR="0" wp14:anchorId="3F978939" wp14:editId="337820B5">
             <wp:extent cx="2476500" cy="2524125"/>
             <wp:effectExtent l="0" t="0" r="0" b="0"/>
             <wp:docPr id="10" name="resp_10_invalid_link.jpg" descr="What an invalid or expired link looks like." title="What an invalid or expired link looks like."/>
@@ -5036,7 +5053,7 @@
         <w:pStyle w:val="Heading1"/>
         <w:pageBreakBefore/>
       </w:pPr>
-      <w:bookmarkStart w:id="17" w:name="_Toc241492091"/>
+      <w:bookmarkStart w:id="17" w:name="_Toc241726474"/>
       <w:r>
         <w:lastRenderedPageBreak/>
         <w:t>7. Contact the research team</w:t>
@@ -5058,7 +5075,7 @@
           <w:left w:w="10" w:type="dxa"/>
           <w:right w:w="10" w:type="dxa"/>
         </w:tblCellMar>
-        <w:tblLook w:val="04A0" w:firstRow="1" w:lastRow="0" w:firstColumn="1" w:lastColumn="0" w:noHBand="0" w:noVBand="1"/>
+        <w:tblLook w:val="0000" w:firstRow="0" w:lastRow="0" w:firstColumn="0" w:lastColumn="0" w:noHBand="0" w:noVBand="0"/>
       </w:tblPr>
       <w:tblGrid>
         <w:gridCol w:w="2824"/>
@@ -5426,7 +5443,7 @@
         <w:sz w:val="16"/>
         <w:szCs w:val="16"/>
       </w:rPr>
-      <w:t>Version 1.12 · 28 September 2026</w:t>
+      <w:t>Version 1.13 · 1 October 2026</w:t>
     </w:r>
     <w:r>
       <w:rPr>
@@ -5599,68 +5616,69 @@
 <file path=word/numbering.xml><?xml version="1.0" encoding="utf-8"?>
 <w:numbering xmlns:wpc="http://schemas.microsoft.com/office/word/2010/wordprocessingCanvas" xmlns:cx="http://schemas.microsoft.com/office/drawing/2014/chartex" xmlns:cx1="http://schemas.microsoft.com/office/drawing/2015/9/8/chartex" xmlns:cx2="http://schemas.microsoft.com/office/drawing/2015/10/21/chartex" xmlns:cx3="http://schemas.microsoft.com/office/drawing/2016/5/9/chartex" xmlns:cx4="http://schemas.microsoft.com/office/drawing/2016/5/10/chartex" xmlns:cx5="http://schemas.microsoft.com/office/drawing/2016/5/11/chartex" xmlns:cx6="http://schemas.microsoft.com/office/drawing/2016/5/12/chartex" xmlns:cx7="http://schemas.microsoft.com/office/drawing/2016/5/13/chartex" xmlns:cx8="http://schemas.microsoft.com/office/drawing/2016/5/14/chartex" xmlns:mc="http://schemas.openxmlformats.org/markup-compatibility/2006" xmlns:aink="http://schemas.microsoft.com/office/drawing/2016/ink" xmlns:am3d="http://schemas.microsoft.com/office/drawing/2017/model3d" xmlns:o="urn:schemas-microsoft-com:office:office" xmlns:oel="http://schemas.microsoft.com/office/2019/extlst" xmlns:r="http://schemas.openxmlformats.org/officeDocument/2006/relationships" xmlns:m="http://schemas.openxmlformats.org/officeDocument/2006/math" xmlns:v="urn:schemas-microsoft-com:vml" xmlns:wp14="http://schemas.microsoft.com/office/word/2010/wordprocessingDrawing" xmlns:wp="http://schemas.openxmlformats.org/drawingml/2006/wordprocessingDrawing" xmlns:w10="urn:schemas-microsoft-com:office:word" xmlns:w="http://schemas.openxmlformats.org/wordprocessingml/2006/main" xmlns:w14="http://schemas.microsoft.com/office/word/2010/wordml" xmlns:w15="http://schemas.microsoft.com/office/word/2012/wordml" xmlns:w16cex="http://schemas.microsoft.com/office/word/2018/wordml/cex" xmlns:w16cid="http://schemas.microsoft.com/office/word/2016/wordml/cid" xmlns:w16="http://schemas.microsoft.com/office/word/2018/wordml" xmlns:w16sdtdh="http://schemas.microsoft.com/office/word/2020/wordml/sdtdatahash" xmlns:w16se="http://schemas.microsoft.com/office/word/2015/wordml/symex" xmlns:wpg="http://schemas.microsoft.com/office/word/2010/wordprocessingGroup" xmlns:wpi="http://schemas.microsoft.com/office/word/2010/wordprocessingInk" xmlns:wne="http://schemas.microsoft.com/office/word/2006/wordml" xmlns:wps="http://schemas.microsoft.com/office/word/2010/wordprocessingShape" mc:Ignorable="w14 w15 w16se w16cid w16 w16cex w16sdtdh wp14">
   <w:abstractNum w:abstractNumId="0" w15:restartNumberingAfterBreak="0">
-    <w:nsid w:val="3DA46DAF"/>
+    <w:nsid w:val="03D36DB9"/>
     <w:multiLevelType w:val="hybridMultilevel"/>
-    <w:tmpl w:val="34FC1728"/>
-    <w:lvl w:ilvl="0" w:tplc="CC06815E">
+    <w:tmpl w:val="5CBAE2AC"/>
+    <w:lvl w:ilvl="0" w:tplc="5B0C40A2">
       <w:start w:val="1"/>
-      <w:numFmt w:val="bullet"/>
-      <w:lvlText w:val="•"/>
+      <w:numFmt w:val="decimal"/>
+      <w:lvlText w:val="%1."/>
       <w:lvlJc w:val="left"/>
       <w:pPr>
-        <w:ind w:left="460" w:hanging="280"/>
-      </w:pPr>
+        <w:ind w:left="460" w:hanging="360"/>
+      </w:pPr>
+      <w:rPr>
+        <w:b/>
+        <w:bCs/>
+        <w:color w:val="A67C27"/>
+      </w:rPr>
     </w:lvl>
-    <w:lvl w:ilvl="1" w:tplc="94A4DB38">
-      <w:start w:val="1"/>
-      <w:numFmt w:val="bullet"/>
-      <w:lvlText w:val="–"/>
-      <w:lvlJc w:val="left"/>
-      <w:pPr>
-        <w:ind w:left="900" w:hanging="280"/>
-      </w:pPr>
-    </w:lvl>
-    <w:lvl w:ilvl="2" w:tplc="9998D27C">
+    <w:lvl w:ilvl="1" w:tplc="F8CEAFDC">
       <w:numFmt w:val="decimal"/>
       <w:lvlText w:val=""/>
       <w:lvlJc w:val="left"/>
     </w:lvl>
-    <w:lvl w:ilvl="3" w:tplc="7F24EE6C">
+    <w:lvl w:ilvl="2" w:tplc="2FB0DA74">
       <w:numFmt w:val="decimal"/>
       <w:lvlText w:val=""/>
       <w:lvlJc w:val="left"/>
     </w:lvl>
-    <w:lvl w:ilvl="4" w:tplc="541882C8">
+    <w:lvl w:ilvl="3" w:tplc="19123A90">
       <w:numFmt w:val="decimal"/>
       <w:lvlText w:val=""/>
       <w:lvlJc w:val="left"/>
     </w:lvl>
-    <w:lvl w:ilvl="5" w:tplc="C4C2D568">
+    <w:lvl w:ilvl="4" w:tplc="254ACA68">
       <w:numFmt w:val="decimal"/>
       <w:lvlText w:val=""/>
       <w:lvlJc w:val="left"/>
     </w:lvl>
-    <w:lvl w:ilvl="6" w:tplc="99B89EFA">
+    <w:lvl w:ilvl="5" w:tplc="974A80E6">
       <w:numFmt w:val="decimal"/>
       <w:lvlText w:val=""/>
       <w:lvlJc w:val="left"/>
     </w:lvl>
-    <w:lvl w:ilvl="7" w:tplc="6DC24BC8">
+    <w:lvl w:ilvl="6" w:tplc="95E60586">
       <w:numFmt w:val="decimal"/>
       <w:lvlText w:val=""/>
       <w:lvlJc w:val="left"/>
     </w:lvl>
-    <w:lvl w:ilvl="8" w:tplc="A38CB290">
+    <w:lvl w:ilvl="7" w:tplc="1F78A3DA">
+      <w:numFmt w:val="decimal"/>
+      <w:lvlText w:val=""/>
+      <w:lvlJc w:val="left"/>
+    </w:lvl>
+    <w:lvl w:ilvl="8" w:tplc="78BE8E1C">
       <w:numFmt w:val="decimal"/>
       <w:lvlText w:val=""/>
       <w:lvlJc w:val="left"/>
     </w:lvl>
   </w:abstractNum>
   <w:abstractNum w:abstractNumId="1" w15:restartNumberingAfterBreak="0">
-    <w:nsid w:val="51B26F4D"/>
+    <w:nsid w:val="067B51B1"/>
     <w:multiLevelType w:val="hybridMultilevel"/>
-    <w:tmpl w:val="478C4248"/>
-    <w:lvl w:ilvl="0" w:tplc="5ACA8DF2">
+    <w:tmpl w:val="7A8EF704"/>
+    <w:lvl w:ilvl="0" w:tplc="E83E5626">
       <w:start w:val="1"/>
       <w:numFmt w:val="decimal"/>
       <w:lvlText w:val="%1."/>
@@ -5674,52 +5692,196 @@
         <w:color w:val="A67C27"/>
       </w:rPr>
     </w:lvl>
-    <w:lvl w:ilvl="1" w:tplc="0CC0A308">
+    <w:lvl w:ilvl="1" w:tplc="6C66113E">
       <w:numFmt w:val="decimal"/>
       <w:lvlText w:val=""/>
       <w:lvlJc w:val="left"/>
     </w:lvl>
-    <w:lvl w:ilvl="2" w:tplc="EDD242DC">
+    <w:lvl w:ilvl="2" w:tplc="FBE8AE70">
       <w:numFmt w:val="decimal"/>
       <w:lvlText w:val=""/>
       <w:lvlJc w:val="left"/>
     </w:lvl>
-    <w:lvl w:ilvl="3" w:tplc="51FCA330">
+    <w:lvl w:ilvl="3" w:tplc="799259F4">
       <w:numFmt w:val="decimal"/>
       <w:lvlText w:val=""/>
       <w:lvlJc w:val="left"/>
     </w:lvl>
-    <w:lvl w:ilvl="4" w:tplc="F9109460">
+    <w:lvl w:ilvl="4" w:tplc="516AB4F2">
       <w:numFmt w:val="decimal"/>
       <w:lvlText w:val=""/>
       <w:lvlJc w:val="left"/>
     </w:lvl>
-    <w:lvl w:ilvl="5" w:tplc="D3B682AA">
+    <w:lvl w:ilvl="5" w:tplc="3ADA20DA">
       <w:numFmt w:val="decimal"/>
       <w:lvlText w:val=""/>
       <w:lvlJc w:val="left"/>
     </w:lvl>
-    <w:lvl w:ilvl="6" w:tplc="4CBC4D52">
+    <w:lvl w:ilvl="6" w:tplc="AE3A65EE">
       <w:numFmt w:val="decimal"/>
       <w:lvlText w:val=""/>
       <w:lvlJc w:val="left"/>
     </w:lvl>
-    <w:lvl w:ilvl="7" w:tplc="BD388C04">
+    <w:lvl w:ilvl="7" w:tplc="B9FEBF2E">
       <w:numFmt w:val="decimal"/>
       <w:lvlText w:val=""/>
       <w:lvlJc w:val="left"/>
     </w:lvl>
-    <w:lvl w:ilvl="8" w:tplc="18E4663C">
+    <w:lvl w:ilvl="8" w:tplc="F59E3B24">
       <w:numFmt w:val="decimal"/>
       <w:lvlText w:val=""/>
       <w:lvlJc w:val="left"/>
     </w:lvl>
   </w:abstractNum>
   <w:abstractNum w:abstractNumId="2" w15:restartNumberingAfterBreak="0">
-    <w:nsid w:val="55915593"/>
+    <w:nsid w:val="35065B51"/>
     <w:multiLevelType w:val="hybridMultilevel"/>
-    <w:tmpl w:val="43709464"/>
-    <w:lvl w:ilvl="0" w:tplc="6EB472B8">
+    <w:tmpl w:val="160410E0"/>
+    <w:lvl w:ilvl="0" w:tplc="CEB81930">
+      <w:start w:val="1"/>
+      <w:numFmt w:val="bullet"/>
+      <w:lvlText w:val="●"/>
+      <w:lvlJc w:val="left"/>
+      <w:pPr>
+        <w:ind w:left="720" w:hanging="360"/>
+      </w:pPr>
+    </w:lvl>
+    <w:lvl w:ilvl="1" w:tplc="AA9216CA">
+      <w:start w:val="1"/>
+      <w:numFmt w:val="bullet"/>
+      <w:lvlText w:val="○"/>
+      <w:lvlJc w:val="left"/>
+      <w:pPr>
+        <w:ind w:left="1440" w:hanging="360"/>
+      </w:pPr>
+    </w:lvl>
+    <w:lvl w:ilvl="2" w:tplc="AC3C111C">
+      <w:start w:val="1"/>
+      <w:numFmt w:val="bullet"/>
+      <w:lvlText w:val="■"/>
+      <w:lvlJc w:val="left"/>
+      <w:pPr>
+        <w:ind w:left="2160" w:hanging="360"/>
+      </w:pPr>
+    </w:lvl>
+    <w:lvl w:ilvl="3" w:tplc="9DBE1710">
+      <w:start w:val="1"/>
+      <w:numFmt w:val="bullet"/>
+      <w:lvlText w:val="●"/>
+      <w:lvlJc w:val="left"/>
+      <w:pPr>
+        <w:ind w:left="2880" w:hanging="360"/>
+      </w:pPr>
+    </w:lvl>
+    <w:lvl w:ilvl="4" w:tplc="437EA61C">
+      <w:start w:val="1"/>
+      <w:numFmt w:val="bullet"/>
+      <w:lvlText w:val="○"/>
+      <w:lvlJc w:val="left"/>
+      <w:pPr>
+        <w:ind w:left="3600" w:hanging="360"/>
+      </w:pPr>
+    </w:lvl>
+    <w:lvl w:ilvl="5" w:tplc="22C40348">
+      <w:start w:val="1"/>
+      <w:numFmt w:val="bullet"/>
+      <w:lvlText w:val="■"/>
+      <w:lvlJc w:val="left"/>
+      <w:pPr>
+        <w:ind w:left="4320" w:hanging="360"/>
+      </w:pPr>
+    </w:lvl>
+    <w:lvl w:ilvl="6" w:tplc="2BB4EDC6">
+      <w:start w:val="1"/>
+      <w:numFmt w:val="bullet"/>
+      <w:lvlText w:val="●"/>
+      <w:lvlJc w:val="left"/>
+      <w:pPr>
+        <w:ind w:left="5040" w:hanging="360"/>
+      </w:pPr>
+    </w:lvl>
+    <w:lvl w:ilvl="7" w:tplc="7FB25EFE">
+      <w:start w:val="1"/>
+      <w:numFmt w:val="bullet"/>
+      <w:lvlText w:val="●"/>
+      <w:lvlJc w:val="left"/>
+      <w:pPr>
+        <w:ind w:left="5760" w:hanging="360"/>
+      </w:pPr>
+    </w:lvl>
+    <w:lvl w:ilvl="8" w:tplc="CF7EADE2">
+      <w:start w:val="1"/>
+      <w:numFmt w:val="bullet"/>
+      <w:lvlText w:val="●"/>
+      <w:lvlJc w:val="left"/>
+      <w:pPr>
+        <w:ind w:left="6480" w:hanging="360"/>
+      </w:pPr>
+    </w:lvl>
+  </w:abstractNum>
+  <w:abstractNum w:abstractNumId="3" w15:restartNumberingAfterBreak="0">
+    <w:nsid w:val="59F546F9"/>
+    <w:multiLevelType w:val="hybridMultilevel"/>
+    <w:tmpl w:val="0F404E2E"/>
+    <w:lvl w:ilvl="0" w:tplc="9D009408">
+      <w:start w:val="1"/>
+      <w:numFmt w:val="bullet"/>
+      <w:lvlText w:val="•"/>
+      <w:lvlJc w:val="left"/>
+      <w:pPr>
+        <w:ind w:left="460" w:hanging="280"/>
+      </w:pPr>
+    </w:lvl>
+    <w:lvl w:ilvl="1" w:tplc="5ADE55E0">
+      <w:start w:val="1"/>
+      <w:numFmt w:val="bullet"/>
+      <w:lvlText w:val="–"/>
+      <w:lvlJc w:val="left"/>
+      <w:pPr>
+        <w:ind w:left="900" w:hanging="280"/>
+      </w:pPr>
+    </w:lvl>
+    <w:lvl w:ilvl="2" w:tplc="F2E6FB54">
+      <w:numFmt w:val="decimal"/>
+      <w:lvlText w:val=""/>
+      <w:lvlJc w:val="left"/>
+    </w:lvl>
+    <w:lvl w:ilvl="3" w:tplc="54EEB962">
+      <w:numFmt w:val="decimal"/>
+      <w:lvlText w:val=""/>
+      <w:lvlJc w:val="left"/>
+    </w:lvl>
+    <w:lvl w:ilvl="4" w:tplc="844E1C1E">
+      <w:numFmt w:val="decimal"/>
+      <w:lvlText w:val=""/>
+      <w:lvlJc w:val="left"/>
+    </w:lvl>
+    <w:lvl w:ilvl="5" w:tplc="F2C4E0C4">
+      <w:numFmt w:val="decimal"/>
+      <w:lvlText w:val=""/>
+      <w:lvlJc w:val="left"/>
+    </w:lvl>
+    <w:lvl w:ilvl="6" w:tplc="72802EE4">
+      <w:numFmt w:val="decimal"/>
+      <w:lvlText w:val=""/>
+      <w:lvlJc w:val="left"/>
+    </w:lvl>
+    <w:lvl w:ilvl="7" w:tplc="6D026B2A">
+      <w:numFmt w:val="decimal"/>
+      <w:lvlText w:val=""/>
+      <w:lvlJc w:val="left"/>
+    </w:lvl>
+    <w:lvl w:ilvl="8" w:tplc="950A1F42">
+      <w:numFmt w:val="decimal"/>
+      <w:lvlText w:val=""/>
+      <w:lvlJc w:val="left"/>
+    </w:lvl>
+  </w:abstractNum>
+  <w:abstractNum w:abstractNumId="4" w15:restartNumberingAfterBreak="0">
+    <w:nsid w:val="6D256093"/>
+    <w:multiLevelType w:val="hybridMultilevel"/>
+    <w:tmpl w:val="83A24854"/>
+    <w:lvl w:ilvl="0" w:tplc="1FEE5890">
       <w:start w:val="1"/>
       <w:numFmt w:val="decimal"/>
       <w:lvlText w:val="%1."/>
@@ -5733,218 +5895,73 @@
         <w:color w:val="A67C27"/>
       </w:rPr>
     </w:lvl>
-    <w:lvl w:ilvl="1" w:tplc="96E09DC8">
+    <w:lvl w:ilvl="1" w:tplc="FC2476BA">
       <w:numFmt w:val="decimal"/>
       <w:lvlText w:val=""/>
       <w:lvlJc w:val="left"/>
     </w:lvl>
-    <w:lvl w:ilvl="2" w:tplc="9B1E7370">
+    <w:lvl w:ilvl="2" w:tplc="62721850">
       <w:numFmt w:val="decimal"/>
       <w:lvlText w:val=""/>
       <w:lvlJc w:val="left"/>
     </w:lvl>
-    <w:lvl w:ilvl="3" w:tplc="EDDE22C0">
+    <w:lvl w:ilvl="3" w:tplc="3E36F616">
       <w:numFmt w:val="decimal"/>
       <w:lvlText w:val=""/>
       <w:lvlJc w:val="left"/>
     </w:lvl>
-    <w:lvl w:ilvl="4" w:tplc="75B052C6">
+    <w:lvl w:ilvl="4" w:tplc="671290DC">
       <w:numFmt w:val="decimal"/>
       <w:lvlText w:val=""/>
       <w:lvlJc w:val="left"/>
     </w:lvl>
-    <w:lvl w:ilvl="5" w:tplc="EC52C862">
+    <w:lvl w:ilvl="5" w:tplc="DB387F22">
       <w:numFmt w:val="decimal"/>
       <w:lvlText w:val=""/>
       <w:lvlJc w:val="left"/>
     </w:lvl>
-    <w:lvl w:ilvl="6" w:tplc="D9682426">
+    <w:lvl w:ilvl="6" w:tplc="DDC6AE30">
       <w:numFmt w:val="decimal"/>
       <w:lvlText w:val=""/>
       <w:lvlJc w:val="left"/>
     </w:lvl>
-    <w:lvl w:ilvl="7" w:tplc="10443F06">
+    <w:lvl w:ilvl="7" w:tplc="0FA45C42">
       <w:numFmt w:val="decimal"/>
       <w:lvlText w:val=""/>
       <w:lvlJc w:val="left"/>
     </w:lvl>
-    <w:lvl w:ilvl="8" w:tplc="246CAB9A">
+    <w:lvl w:ilvl="8" w:tplc="E544EDFC">
       <w:numFmt w:val="decimal"/>
       <w:lvlText w:val=""/>
       <w:lvlJc w:val="left"/>
     </w:lvl>
   </w:abstractNum>
-  <w:abstractNum w:abstractNumId="3" w15:restartNumberingAfterBreak="0">
-    <w:nsid w:val="75396D1F"/>
-    <w:multiLevelType w:val="hybridMultilevel"/>
-    <w:tmpl w:val="048E37FE"/>
-    <w:lvl w:ilvl="0" w:tplc="692AF1FC">
-      <w:start w:val="1"/>
-      <w:numFmt w:val="bullet"/>
-      <w:lvlText w:val="●"/>
-      <w:lvlJc w:val="left"/>
-      <w:pPr>
-        <w:ind w:left="720" w:hanging="360"/>
-      </w:pPr>
-    </w:lvl>
-    <w:lvl w:ilvl="1" w:tplc="03E0E13E">
-      <w:start w:val="1"/>
-      <w:numFmt w:val="bullet"/>
-      <w:lvlText w:val="○"/>
-      <w:lvlJc w:val="left"/>
-      <w:pPr>
-        <w:ind w:left="1440" w:hanging="360"/>
-      </w:pPr>
-    </w:lvl>
-    <w:lvl w:ilvl="2" w:tplc="B636D6F2">
-      <w:start w:val="1"/>
-      <w:numFmt w:val="bullet"/>
-      <w:lvlText w:val="■"/>
-      <w:lvlJc w:val="left"/>
-      <w:pPr>
-        <w:ind w:left="2160" w:hanging="360"/>
-      </w:pPr>
-    </w:lvl>
-    <w:lvl w:ilvl="3" w:tplc="B8C02E76">
-      <w:start w:val="1"/>
-      <w:numFmt w:val="bullet"/>
-      <w:lvlText w:val="●"/>
-      <w:lvlJc w:val="left"/>
-      <w:pPr>
-        <w:ind w:left="2880" w:hanging="360"/>
-      </w:pPr>
-    </w:lvl>
-    <w:lvl w:ilvl="4" w:tplc="E794B244">
-      <w:start w:val="1"/>
-      <w:numFmt w:val="bullet"/>
-      <w:lvlText w:val="○"/>
-      <w:lvlJc w:val="left"/>
-      <w:pPr>
-        <w:ind w:left="3600" w:hanging="360"/>
-      </w:pPr>
-    </w:lvl>
-    <w:lvl w:ilvl="5" w:tplc="7B92F5EC">
-      <w:start w:val="1"/>
-      <w:numFmt w:val="bullet"/>
-      <w:lvlText w:val="■"/>
-      <w:lvlJc w:val="left"/>
-      <w:pPr>
-        <w:ind w:left="4320" w:hanging="360"/>
-      </w:pPr>
-    </w:lvl>
-    <w:lvl w:ilvl="6" w:tplc="21AE76CE">
-      <w:start w:val="1"/>
-      <w:numFmt w:val="bullet"/>
-      <w:lvlText w:val="●"/>
-      <w:lvlJc w:val="left"/>
-      <w:pPr>
-        <w:ind w:left="5040" w:hanging="360"/>
-      </w:pPr>
-    </w:lvl>
-    <w:lvl w:ilvl="7" w:tplc="2EAC008A">
-      <w:start w:val="1"/>
-      <w:numFmt w:val="bullet"/>
-      <w:lvlText w:val="●"/>
-      <w:lvlJc w:val="left"/>
-      <w:pPr>
-        <w:ind w:left="5760" w:hanging="360"/>
-      </w:pPr>
-    </w:lvl>
-    <w:lvl w:ilvl="8" w:tplc="0C707F64">
-      <w:start w:val="1"/>
-      <w:numFmt w:val="bullet"/>
-      <w:lvlText w:val="●"/>
-      <w:lvlJc w:val="left"/>
-      <w:pPr>
-        <w:ind w:left="6480" w:hanging="360"/>
-      </w:pPr>
-    </w:lvl>
-  </w:abstractNum>
-  <w:abstractNum w:abstractNumId="4" w15:restartNumberingAfterBreak="0">
-    <w:nsid w:val="7B87369A"/>
-    <w:multiLevelType w:val="hybridMultilevel"/>
-    <w:tmpl w:val="DF5ED866"/>
-    <w:lvl w:ilvl="0" w:tplc="5262F004">
-      <w:start w:val="1"/>
-      <w:numFmt w:val="decimal"/>
-      <w:lvlText w:val="%1."/>
-      <w:lvlJc w:val="left"/>
-      <w:pPr>
-        <w:ind w:left="460" w:hanging="360"/>
-      </w:pPr>
-      <w:rPr>
-        <w:b/>
-        <w:bCs/>
-        <w:color w:val="A67C27"/>
-      </w:rPr>
-    </w:lvl>
-    <w:lvl w:ilvl="1" w:tplc="836E82D0">
-      <w:numFmt w:val="decimal"/>
-      <w:lvlText w:val=""/>
-      <w:lvlJc w:val="left"/>
-    </w:lvl>
-    <w:lvl w:ilvl="2" w:tplc="CCA2E220">
-      <w:numFmt w:val="decimal"/>
-      <w:lvlText w:val=""/>
-      <w:lvlJc w:val="left"/>
-    </w:lvl>
-    <w:lvl w:ilvl="3" w:tplc="6C847D0C">
-      <w:numFmt w:val="decimal"/>
-      <w:lvlText w:val=""/>
-      <w:lvlJc w:val="left"/>
-    </w:lvl>
-    <w:lvl w:ilvl="4" w:tplc="B55AC3A2">
-      <w:numFmt w:val="decimal"/>
-      <w:lvlText w:val=""/>
-      <w:lvlJc w:val="left"/>
-    </w:lvl>
-    <w:lvl w:ilvl="5" w:tplc="C5585FDA">
-      <w:numFmt w:val="decimal"/>
-      <w:lvlText w:val=""/>
-      <w:lvlJc w:val="left"/>
-    </w:lvl>
-    <w:lvl w:ilvl="6" w:tplc="B3AC3F46">
-      <w:numFmt w:val="decimal"/>
-      <w:lvlText w:val=""/>
-      <w:lvlJc w:val="left"/>
-    </w:lvl>
-    <w:lvl w:ilvl="7" w:tplc="D292CD26">
-      <w:numFmt w:val="decimal"/>
-      <w:lvlText w:val=""/>
-      <w:lvlJc w:val="left"/>
-    </w:lvl>
-    <w:lvl w:ilvl="8" w:tplc="C36A3D36">
-      <w:numFmt w:val="decimal"/>
-      <w:lvlText w:val=""/>
-      <w:lvlJc w:val="left"/>
-    </w:lvl>
-  </w:abstractNum>
-  <w:num w:numId="1" w16cid:durableId="1425881287">
+  <w:num w:numId="1" w16cid:durableId="1235362618">
+    <w:abstractNumId w:val="2"/>
+    <w:lvlOverride w:ilvl="0">
+      <w:startOverride w:val="1"/>
+    </w:lvlOverride>
+  </w:num>
+  <w:num w:numId="2" w16cid:durableId="515466073">
     <w:abstractNumId w:val="3"/>
     <w:lvlOverride w:ilvl="0">
       <w:startOverride w:val="1"/>
     </w:lvlOverride>
   </w:num>
-  <w:num w:numId="2" w16cid:durableId="1937596668">
-    <w:abstractNumId w:val="0"/>
+  <w:num w:numId="3" w16cid:durableId="545869281">
+    <w:abstractNumId w:val="1"/>
     <w:lvlOverride w:ilvl="0">
       <w:startOverride w:val="1"/>
     </w:lvlOverride>
   </w:num>
-  <w:num w:numId="3" w16cid:durableId="1033968238">
+  <w:num w:numId="4" w16cid:durableId="182326519">
     <w:abstractNumId w:val="4"/>
     <w:lvlOverride w:ilvl="0">
       <w:startOverride w:val="1"/>
     </w:lvlOverride>
   </w:num>
-  <w:num w:numId="4" w16cid:durableId="1983925031">
-    <w:abstractNumId w:val="2"/>
-    <w:lvlOverride w:ilvl="0">
-      <w:startOverride w:val="1"/>
-    </w:lvlOverride>
-  </w:num>
-  <w:num w:numId="5" w16cid:durableId="1338338936">
-    <w:abstractNumId w:val="1"/>
+  <w:num w:numId="5" w16cid:durableId="649989234">
+    <w:abstractNumId w:val="0"/>
     <w:lvlOverride w:ilvl="0">
       <w:startOverride w:val="1"/>
     </w:lvlOverride>
@@ -6570,7 +6587,7 @@
     <w:autoRedefine/>
     <w:uiPriority w:val="39"/>
     <w:unhideWhenUsed/>
-    <w:rsid w:val="00C85609"/>
+    <w:rsid w:val="00047AD5"/>
     <w:pPr>
       <w:spacing w:after="100"/>
     </w:pPr>
@@ -6582,7 +6599,7 @@
     <w:autoRedefine/>
     <w:uiPriority w:val="39"/>
     <w:unhideWhenUsed/>
-    <w:rsid w:val="00C85609"/>
+    <w:rsid w:val="00047AD5"/>
     <w:pPr>
       <w:spacing w:after="100"/>
       <w:ind w:left="210"/>

--- a/docs/manuals/Respondent_Guide.docx
+++ b/docs/manuals/Respondent_Guide.docx
@@ -469,7 +469,7 @@
                 <w:sz w:val="19"/>
                 <w:szCs w:val="19"/>
               </w:rPr>
-              <w:t>Version 1.13 · 1 October 2026</w:t>
+              <w:t>Version 1.14 · 1 October 2026</w:t>
             </w:r>
           </w:p>
         </w:tc>
@@ -538,7 +538,7 @@
     <w:sdt>
       <w:sdtPr>
         <w:alias w:val="Contents"/>
-        <w:id w:val="-1394817784"/>
+        <w:id w:val="-730232228"/>
       </w:sdtPr>
       <w:sdtEndPr/>
       <w:sdtContent>
@@ -567,7 +567,7 @@
           <w:r>
             <w:fldChar w:fldCharType="separate"/>
           </w:r>
-          <w:hyperlink w:anchor="_Toc241726457" w:history="1">
+          <w:hyperlink w:anchor="_Toc241780368" w:history="1">
             <w:r>
               <w:rPr>
                 <w:rStyle w:val="Hyperlink"/>
@@ -591,7 +591,7 @@
               <w:rPr>
                 <w:noProof/>
               </w:rPr>
-              <w:instrText xml:space="preserve"> PAGEREF _Toc241726457 \h </w:instrText>
+              <w:instrText xml:space="preserve"> PAGEREF _Toc241780368 \h </w:instrText>
             </w:r>
             <w:r>
               <w:rPr>
@@ -634,7 +634,7 @@
               <w14:ligatures w14:val="standardContextual"/>
             </w:rPr>
           </w:pPr>
-          <w:hyperlink w:anchor="_Toc241726458" w:history="1">
+          <w:hyperlink w:anchor="_Toc241780369" w:history="1">
             <w:r>
               <w:rPr>
                 <w:rStyle w:val="Hyperlink"/>
@@ -658,7 +658,7 @@
               <w:rPr>
                 <w:noProof/>
               </w:rPr>
-              <w:instrText xml:space="preserve"> PAGEREF _Toc241726458 \h </w:instrText>
+              <w:instrText xml:space="preserve"> PAGEREF _Toc241780369 \h </w:instrText>
             </w:r>
             <w:r>
               <w:rPr>
@@ -701,7 +701,7 @@
               <w14:ligatures w14:val="standardContextual"/>
             </w:rPr>
           </w:pPr>
-          <w:hyperlink w:anchor="_Toc241726459" w:history="1">
+          <w:hyperlink w:anchor="_Toc241780370" w:history="1">
             <w:r>
               <w:rPr>
                 <w:rStyle w:val="Hyperlink"/>
@@ -725,7 +725,7 @@
               <w:rPr>
                 <w:noProof/>
               </w:rPr>
-              <w:instrText xml:space="preserve"> PAGEREF _Toc241726459 \h </w:instrText>
+              <w:instrText xml:space="preserve"> PAGEREF _Toc241780370 \h </w:instrText>
             </w:r>
             <w:r>
               <w:rPr>
@@ -768,7 +768,7 @@
               <w14:ligatures w14:val="standardContextual"/>
             </w:rPr>
           </w:pPr>
-          <w:hyperlink w:anchor="_Toc241726460" w:history="1">
+          <w:hyperlink w:anchor="_Toc241780371" w:history="1">
             <w:r>
               <w:rPr>
                 <w:rStyle w:val="Hyperlink"/>
@@ -792,7 +792,7 @@
               <w:rPr>
                 <w:noProof/>
               </w:rPr>
-              <w:instrText xml:space="preserve"> PAGEREF _Toc241726460 \h </w:instrText>
+              <w:instrText xml:space="preserve"> PAGEREF _Toc241780371 \h </w:instrText>
             </w:r>
             <w:r>
               <w:rPr>
@@ -835,7 +835,7 @@
               <w14:ligatures w14:val="standardContextual"/>
             </w:rPr>
           </w:pPr>
-          <w:hyperlink w:anchor="_Toc241726461" w:history="1">
+          <w:hyperlink w:anchor="_Toc241780372" w:history="1">
             <w:r>
               <w:rPr>
                 <w:rStyle w:val="Hyperlink"/>
@@ -859,7 +859,7 @@
               <w:rPr>
                 <w:noProof/>
               </w:rPr>
-              <w:instrText xml:space="preserve"> PAGEREF _Toc241726461 \h </w:instrText>
+              <w:instrText xml:space="preserve"> PAGEREF _Toc241780372 \h </w:instrText>
             </w:r>
             <w:r>
               <w:rPr>
@@ -902,7 +902,7 @@
               <w14:ligatures w14:val="standardContextual"/>
             </w:rPr>
           </w:pPr>
-          <w:hyperlink w:anchor="_Toc241726462" w:history="1">
+          <w:hyperlink w:anchor="_Toc241780373" w:history="1">
             <w:r>
               <w:rPr>
                 <w:rStyle w:val="Hyperlink"/>
@@ -926,7 +926,7 @@
               <w:rPr>
                 <w:noProof/>
               </w:rPr>
-              <w:instrText xml:space="preserve"> PAGEREF _Toc241726462 \h </w:instrText>
+              <w:instrText xml:space="preserve"> PAGEREF _Toc241780373 \h </w:instrText>
             </w:r>
             <w:r>
               <w:rPr>
@@ -969,7 +969,7 @@
               <w14:ligatures w14:val="standardContextual"/>
             </w:rPr>
           </w:pPr>
-          <w:hyperlink w:anchor="_Toc241726463" w:history="1">
+          <w:hyperlink w:anchor="_Toc241780374" w:history="1">
             <w:r>
               <w:rPr>
                 <w:rStyle w:val="Hyperlink"/>
@@ -993,7 +993,7 @@
               <w:rPr>
                 <w:noProof/>
               </w:rPr>
-              <w:instrText xml:space="preserve"> PAGEREF _Toc241726463 \h </w:instrText>
+              <w:instrText xml:space="preserve"> PAGEREF _Toc241780374 \h </w:instrText>
             </w:r>
             <w:r>
               <w:rPr>
@@ -1036,7 +1036,7 @@
               <w14:ligatures w14:val="standardContextual"/>
             </w:rPr>
           </w:pPr>
-          <w:hyperlink w:anchor="_Toc241726464" w:history="1">
+          <w:hyperlink w:anchor="_Toc241780375" w:history="1">
             <w:r>
               <w:rPr>
                 <w:rStyle w:val="Hyperlink"/>
@@ -1060,7 +1060,7 @@
               <w:rPr>
                 <w:noProof/>
               </w:rPr>
-              <w:instrText xml:space="preserve"> PAGEREF _Toc241726464 \h </w:instrText>
+              <w:instrText xml:space="preserve"> PAGEREF _Toc241780375 \h </w:instrText>
             </w:r>
             <w:r>
               <w:rPr>
@@ -1103,7 +1103,7 @@
               <w14:ligatures w14:val="standardContextual"/>
             </w:rPr>
           </w:pPr>
-          <w:hyperlink w:anchor="_Toc241726465" w:history="1">
+          <w:hyperlink w:anchor="_Toc241780376" w:history="1">
             <w:r>
               <w:rPr>
                 <w:rStyle w:val="Hyperlink"/>
@@ -1127,7 +1127,7 @@
               <w:rPr>
                 <w:noProof/>
               </w:rPr>
-              <w:instrText xml:space="preserve"> PAGEREF _Toc241726465 \h </w:instrText>
+              <w:instrText xml:space="preserve"> PAGEREF _Toc241780376 \h </w:instrText>
             </w:r>
             <w:r>
               <w:rPr>
@@ -1170,7 +1170,7 @@
               <w14:ligatures w14:val="standardContextual"/>
             </w:rPr>
           </w:pPr>
-          <w:hyperlink w:anchor="_Toc241726466" w:history="1">
+          <w:hyperlink w:anchor="_Toc241780377" w:history="1">
             <w:r>
               <w:rPr>
                 <w:rStyle w:val="Hyperlink"/>
@@ -1194,7 +1194,7 @@
               <w:rPr>
                 <w:noProof/>
               </w:rPr>
-              <w:instrText xml:space="preserve"> PAGEREF _Toc241726466 \h </w:instrText>
+              <w:instrText xml:space="preserve"> PAGEREF _Toc241780377 \h </w:instrText>
             </w:r>
             <w:r>
               <w:rPr>
@@ -1237,7 +1237,7 @@
               <w14:ligatures w14:val="standardContextual"/>
             </w:rPr>
           </w:pPr>
-          <w:hyperlink w:anchor="_Toc241726467" w:history="1">
+          <w:hyperlink w:anchor="_Toc241780378" w:history="1">
             <w:r>
               <w:rPr>
                 <w:rStyle w:val="Hyperlink"/>
@@ -1261,7 +1261,7 @@
               <w:rPr>
                 <w:noProof/>
               </w:rPr>
-              <w:instrText xml:space="preserve"> PAGEREF _Toc241726467 \h </w:instrText>
+              <w:instrText xml:space="preserve"> PAGEREF _Toc241780378 \h </w:instrText>
             </w:r>
             <w:r>
               <w:rPr>
@@ -1304,7 +1304,7 @@
               <w14:ligatures w14:val="standardContextual"/>
             </w:rPr>
           </w:pPr>
-          <w:hyperlink w:anchor="_Toc241726468" w:history="1">
+          <w:hyperlink w:anchor="_Toc241780379" w:history="1">
             <w:r>
               <w:rPr>
                 <w:rStyle w:val="Hyperlink"/>
@@ -1328,7 +1328,7 @@
               <w:rPr>
                 <w:noProof/>
               </w:rPr>
-              <w:instrText xml:space="preserve"> PAGEREF _Toc241726468 \h </w:instrText>
+              <w:instrText xml:space="preserve"> PAGEREF _Toc241780379 \h </w:instrText>
             </w:r>
             <w:r>
               <w:rPr>
@@ -1371,7 +1371,7 @@
               <w14:ligatures w14:val="standardContextual"/>
             </w:rPr>
           </w:pPr>
-          <w:hyperlink w:anchor="_Toc241726469" w:history="1">
+          <w:hyperlink w:anchor="_Toc241780380" w:history="1">
             <w:r>
               <w:rPr>
                 <w:rStyle w:val="Hyperlink"/>
@@ -1395,7 +1395,7 @@
               <w:rPr>
                 <w:noProof/>
               </w:rPr>
-              <w:instrText xml:space="preserve"> PAGEREF _Toc241726469 \h </w:instrText>
+              <w:instrText xml:space="preserve"> PAGEREF _Toc241780380 \h </w:instrText>
             </w:r>
             <w:r>
               <w:rPr>
@@ -1438,7 +1438,7 @@
               <w14:ligatures w14:val="standardContextual"/>
             </w:rPr>
           </w:pPr>
-          <w:hyperlink w:anchor="_Toc241726470" w:history="1">
+          <w:hyperlink w:anchor="_Toc241780381" w:history="1">
             <w:r>
               <w:rPr>
                 <w:rStyle w:val="Hyperlink"/>
@@ -1462,7 +1462,7 @@
               <w:rPr>
                 <w:noProof/>
               </w:rPr>
-              <w:instrText xml:space="preserve"> PAGEREF _Toc241726470 \h </w:instrText>
+              <w:instrText xml:space="preserve"> PAGEREF _Toc241780381 \h </w:instrText>
             </w:r>
             <w:r>
               <w:rPr>
@@ -1505,7 +1505,7 @@
               <w14:ligatures w14:val="standardContextual"/>
             </w:rPr>
           </w:pPr>
-          <w:hyperlink w:anchor="_Toc241726471" w:history="1">
+          <w:hyperlink w:anchor="_Toc241780382" w:history="1">
             <w:r>
               <w:rPr>
                 <w:rStyle w:val="Hyperlink"/>
@@ -1529,7 +1529,7 @@
               <w:rPr>
                 <w:noProof/>
               </w:rPr>
-              <w:instrText xml:space="preserve"> PAGEREF _Toc241726471 \h </w:instrText>
+              <w:instrText xml:space="preserve"> PAGEREF _Toc241780382 \h </w:instrText>
             </w:r>
             <w:r>
               <w:rPr>
@@ -1572,7 +1572,7 @@
               <w14:ligatures w14:val="standardContextual"/>
             </w:rPr>
           </w:pPr>
-          <w:hyperlink w:anchor="_Toc241726472" w:history="1">
+          <w:hyperlink w:anchor="_Toc241780383" w:history="1">
             <w:r>
               <w:rPr>
                 <w:rStyle w:val="Hyperlink"/>
@@ -1596,7 +1596,7 @@
               <w:rPr>
                 <w:noProof/>
               </w:rPr>
-              <w:instrText xml:space="preserve"> PAGEREF _Toc241726472 \h </w:instrText>
+              <w:instrText xml:space="preserve"> PAGEREF _Toc241780383 \h </w:instrText>
             </w:r>
             <w:r>
               <w:rPr>
@@ -1639,7 +1639,7 @@
               <w14:ligatures w14:val="standardContextual"/>
             </w:rPr>
           </w:pPr>
-          <w:hyperlink w:anchor="_Toc241726473" w:history="1">
+          <w:hyperlink w:anchor="_Toc241780384" w:history="1">
             <w:r>
               <w:rPr>
                 <w:rStyle w:val="Hyperlink"/>
@@ -1663,7 +1663,7 @@
               <w:rPr>
                 <w:noProof/>
               </w:rPr>
-              <w:instrText xml:space="preserve"> PAGEREF _Toc241726473 \h </w:instrText>
+              <w:instrText xml:space="preserve"> PAGEREF _Toc241780384 \h </w:instrText>
             </w:r>
             <w:r>
               <w:rPr>
@@ -1706,13 +1706,13 @@
               <w14:ligatures w14:val="standardContextual"/>
             </w:rPr>
           </w:pPr>
-          <w:hyperlink w:anchor="_Toc241726474" w:history="1">
+          <w:hyperlink w:anchor="_Toc241780385" w:history="1">
             <w:r>
               <w:rPr>
                 <w:rStyle w:val="Hyperlink"/>
                 <w:noProof/>
               </w:rPr>
-              <w:t>7. Contact the research team</w:t>
+              <w:t>7. If you were invited to a Key Informant Interview</w:t>
             </w:r>
             <w:r>
               <w:rPr>
@@ -1730,7 +1730,7 @@
               <w:rPr>
                 <w:noProof/>
               </w:rPr>
-              <w:instrText xml:space="preserve"> PAGEREF _Toc241726474 \h </w:instrText>
+              <w:instrText xml:space="preserve"> PAGEREF _Toc241780385 \h </w:instrText>
             </w:r>
             <w:r>
               <w:rPr>
@@ -1748,6 +1748,341 @@
                 <w:noProof/>
               </w:rPr>
               <w:t>15</w:t>
+            </w:r>
+            <w:r>
+              <w:rPr>
+                <w:noProof/>
+              </w:rPr>
+              <w:fldChar w:fldCharType="end"/>
+            </w:r>
+          </w:hyperlink>
+        </w:p>
+        <w:p>
+          <w:pPr>
+            <w:pStyle w:val="TOC2"/>
+            <w:tabs>
+              <w:tab w:val="right" w:leader="dot" w:pos="9402"/>
+            </w:tabs>
+            <w:rPr>
+              <w:rFonts w:asciiTheme="minorHAnsi" w:eastAsiaTheme="minorEastAsia" w:hAnsiTheme="minorHAnsi" w:cstheme="minorBidi"/>
+              <w:noProof/>
+              <w:color w:val="auto"/>
+              <w:kern w:val="2"/>
+              <w:sz w:val="24"/>
+              <w:szCs w:val="24"/>
+              <w14:ligatures w14:val="standardContextual"/>
+            </w:rPr>
+          </w:pPr>
+          <w:hyperlink w:anchor="_Toc241780386" w:history="1">
+            <w:r>
+              <w:rPr>
+                <w:rStyle w:val="Hyperlink"/>
+                <w:noProof/>
+              </w:rPr>
+              <w:t>Step 1 — Open your link</w:t>
+            </w:r>
+            <w:r>
+              <w:rPr>
+                <w:noProof/>
+              </w:rPr>
+              <w:tab/>
+            </w:r>
+            <w:r>
+              <w:rPr>
+                <w:noProof/>
+              </w:rPr>
+              <w:fldChar w:fldCharType="begin"/>
+            </w:r>
+            <w:r>
+              <w:rPr>
+                <w:noProof/>
+              </w:rPr>
+              <w:instrText xml:space="preserve"> PAGEREF _Toc241780386 \h </w:instrText>
+            </w:r>
+            <w:r>
+              <w:rPr>
+                <w:noProof/>
+              </w:rPr>
+            </w:r>
+            <w:r>
+              <w:rPr>
+                <w:noProof/>
+              </w:rPr>
+              <w:fldChar w:fldCharType="separate"/>
+            </w:r>
+            <w:r>
+              <w:rPr>
+                <w:noProof/>
+              </w:rPr>
+              <w:t>15</w:t>
+            </w:r>
+            <w:r>
+              <w:rPr>
+                <w:noProof/>
+              </w:rPr>
+              <w:fldChar w:fldCharType="end"/>
+            </w:r>
+          </w:hyperlink>
+        </w:p>
+        <w:p>
+          <w:pPr>
+            <w:pStyle w:val="TOC2"/>
+            <w:tabs>
+              <w:tab w:val="right" w:leader="dot" w:pos="9402"/>
+            </w:tabs>
+            <w:rPr>
+              <w:rFonts w:asciiTheme="minorHAnsi" w:eastAsiaTheme="minorEastAsia" w:hAnsiTheme="minorHAnsi" w:cstheme="minorBidi"/>
+              <w:noProof/>
+              <w:color w:val="auto"/>
+              <w:kern w:val="2"/>
+              <w:sz w:val="24"/>
+              <w:szCs w:val="24"/>
+              <w14:ligatures w14:val="standardContextual"/>
+            </w:rPr>
+          </w:pPr>
+          <w:hyperlink w:anchor="_Toc241780387" w:history="1">
+            <w:r>
+              <w:rPr>
+                <w:rStyle w:val="Hyperlink"/>
+                <w:noProof/>
+              </w:rPr>
+              <w:t>Step 2 — Read the participant information</w:t>
+            </w:r>
+            <w:r>
+              <w:rPr>
+                <w:noProof/>
+              </w:rPr>
+              <w:tab/>
+            </w:r>
+            <w:r>
+              <w:rPr>
+                <w:noProof/>
+              </w:rPr>
+              <w:fldChar w:fldCharType="begin"/>
+            </w:r>
+            <w:r>
+              <w:rPr>
+                <w:noProof/>
+              </w:rPr>
+              <w:instrText xml:space="preserve"> PAGEREF _Toc241780387 \h </w:instrText>
+            </w:r>
+            <w:r>
+              <w:rPr>
+                <w:noProof/>
+              </w:rPr>
+            </w:r>
+            <w:r>
+              <w:rPr>
+                <w:noProof/>
+              </w:rPr>
+              <w:fldChar w:fldCharType="separate"/>
+            </w:r>
+            <w:r>
+              <w:rPr>
+                <w:noProof/>
+              </w:rPr>
+              <w:t>15</w:t>
+            </w:r>
+            <w:r>
+              <w:rPr>
+                <w:noProof/>
+              </w:rPr>
+              <w:fldChar w:fldCharType="end"/>
+            </w:r>
+          </w:hyperlink>
+        </w:p>
+        <w:p>
+          <w:pPr>
+            <w:pStyle w:val="TOC2"/>
+            <w:tabs>
+              <w:tab w:val="right" w:leader="dot" w:pos="9402"/>
+            </w:tabs>
+            <w:rPr>
+              <w:rFonts w:asciiTheme="minorHAnsi" w:eastAsiaTheme="minorEastAsia" w:hAnsiTheme="minorHAnsi" w:cstheme="minorBidi"/>
+              <w:noProof/>
+              <w:color w:val="auto"/>
+              <w:kern w:val="2"/>
+              <w:sz w:val="24"/>
+              <w:szCs w:val="24"/>
+              <w14:ligatures w14:val="standardContextual"/>
+            </w:rPr>
+          </w:pPr>
+          <w:hyperlink w:anchor="_Toc241780388" w:history="1">
+            <w:r>
+              <w:rPr>
+                <w:rStyle w:val="Hyperlink"/>
+                <w:noProof/>
+              </w:rPr>
+              <w:t>Step 3 — Give your decision</w:t>
+            </w:r>
+            <w:r>
+              <w:rPr>
+                <w:noProof/>
+              </w:rPr>
+              <w:tab/>
+            </w:r>
+            <w:r>
+              <w:rPr>
+                <w:noProof/>
+              </w:rPr>
+              <w:fldChar w:fldCharType="begin"/>
+            </w:r>
+            <w:r>
+              <w:rPr>
+                <w:noProof/>
+              </w:rPr>
+              <w:instrText xml:space="preserve"> PAGEREF _Toc241780388 \h </w:instrText>
+            </w:r>
+            <w:r>
+              <w:rPr>
+                <w:noProof/>
+              </w:rPr>
+            </w:r>
+            <w:r>
+              <w:rPr>
+                <w:noProof/>
+              </w:rPr>
+              <w:fldChar w:fldCharType="separate"/>
+            </w:r>
+            <w:r>
+              <w:rPr>
+                <w:noProof/>
+              </w:rPr>
+              <w:t>15</w:t>
+            </w:r>
+            <w:r>
+              <w:rPr>
+                <w:noProof/>
+              </w:rPr>
+              <w:fldChar w:fldCharType="end"/>
+            </w:r>
+          </w:hyperlink>
+        </w:p>
+        <w:p>
+          <w:pPr>
+            <w:pStyle w:val="TOC2"/>
+            <w:tabs>
+              <w:tab w:val="right" w:leader="dot" w:pos="9402"/>
+            </w:tabs>
+            <w:rPr>
+              <w:rFonts w:asciiTheme="minorHAnsi" w:eastAsiaTheme="minorEastAsia" w:hAnsiTheme="minorHAnsi" w:cstheme="minorBidi"/>
+              <w:noProof/>
+              <w:color w:val="auto"/>
+              <w:kern w:val="2"/>
+              <w:sz w:val="24"/>
+              <w:szCs w:val="24"/>
+              <w14:ligatures w14:val="standardContextual"/>
+            </w:rPr>
+          </w:pPr>
+          <w:hyperlink w:anchor="_Toc241780389" w:history="1">
+            <w:r>
+              <w:rPr>
+                <w:rStyle w:val="Hyperlink"/>
+                <w:noProof/>
+              </w:rPr>
+              <w:t>Step 4 — Start the interview</w:t>
+            </w:r>
+            <w:r>
+              <w:rPr>
+                <w:noProof/>
+              </w:rPr>
+              <w:tab/>
+            </w:r>
+            <w:r>
+              <w:rPr>
+                <w:noProof/>
+              </w:rPr>
+              <w:fldChar w:fldCharType="begin"/>
+            </w:r>
+            <w:r>
+              <w:rPr>
+                <w:noProof/>
+              </w:rPr>
+              <w:instrText xml:space="preserve"> PAGEREF _Toc241780389 \h </w:instrText>
+            </w:r>
+            <w:r>
+              <w:rPr>
+                <w:noProof/>
+              </w:rPr>
+            </w:r>
+            <w:r>
+              <w:rPr>
+                <w:noProof/>
+              </w:rPr>
+              <w:fldChar w:fldCharType="separate"/>
+            </w:r>
+            <w:r>
+              <w:rPr>
+                <w:noProof/>
+              </w:rPr>
+              <w:t>15</w:t>
+            </w:r>
+            <w:r>
+              <w:rPr>
+                <w:noProof/>
+              </w:rPr>
+              <w:fldChar w:fldCharType="end"/>
+            </w:r>
+          </w:hyperlink>
+        </w:p>
+        <w:p>
+          <w:pPr>
+            <w:pStyle w:val="TOC1"/>
+            <w:tabs>
+              <w:tab w:val="right" w:leader="dot" w:pos="9402"/>
+            </w:tabs>
+            <w:rPr>
+              <w:rFonts w:asciiTheme="minorHAnsi" w:eastAsiaTheme="minorEastAsia" w:hAnsiTheme="minorHAnsi" w:cstheme="minorBidi"/>
+              <w:noProof/>
+              <w:color w:val="auto"/>
+              <w:kern w:val="2"/>
+              <w:sz w:val="24"/>
+              <w:szCs w:val="24"/>
+              <w14:ligatures w14:val="standardContextual"/>
+            </w:rPr>
+          </w:pPr>
+          <w:hyperlink w:anchor="_Toc241780390" w:history="1">
+            <w:r>
+              <w:rPr>
+                <w:rStyle w:val="Hyperlink"/>
+                <w:noProof/>
+              </w:rPr>
+              <w:t>8. Contact the research team</w:t>
+            </w:r>
+            <w:r>
+              <w:rPr>
+                <w:noProof/>
+              </w:rPr>
+              <w:tab/>
+            </w:r>
+            <w:r>
+              <w:rPr>
+                <w:noProof/>
+              </w:rPr>
+              <w:fldChar w:fldCharType="begin"/>
+            </w:r>
+            <w:r>
+              <w:rPr>
+                <w:noProof/>
+              </w:rPr>
+              <w:instrText xml:space="preserve"> PAGEREF _Toc241780390 \h </w:instrText>
+            </w:r>
+            <w:r>
+              <w:rPr>
+                <w:noProof/>
+              </w:rPr>
+            </w:r>
+            <w:r>
+              <w:rPr>
+                <w:noProof/>
+              </w:rPr>
+              <w:fldChar w:fldCharType="separate"/>
+            </w:r>
+            <w:r>
+              <w:rPr>
+                <w:noProof/>
+              </w:rPr>
+              <w:t>16</w:t>
             </w:r>
             <w:r>
               <w:rPr>
@@ -1769,7 +2104,7 @@
         <w:pStyle w:val="Heading1"/>
         <w:pageBreakBefore/>
       </w:pPr>
-      <w:bookmarkStart w:id="0" w:name="_Toc241726457"/>
+      <w:bookmarkStart w:id="0" w:name="_Toc241780368"/>
       <w:r>
         <w:lastRenderedPageBreak/>
         <w:t>1. Welcome</w:t>
@@ -2185,7 +2520,7 @@
       <w:pPr>
         <w:pStyle w:val="Heading2"/>
       </w:pPr>
-      <w:bookmarkStart w:id="1" w:name="_Toc241726458"/>
+      <w:bookmarkStart w:id="1" w:name="_Toc241780369"/>
       <w:r>
         <w:t>What you should know first</w:t>
       </w:r>
@@ -2303,7 +2638,7 @@
         <w:pStyle w:val="Heading1"/>
         <w:pageBreakBefore/>
       </w:pPr>
-      <w:bookmarkStart w:id="2" w:name="_Toc241726459"/>
+      <w:bookmarkStart w:id="2" w:name="_Toc241780370"/>
       <w:r>
         <w:lastRenderedPageBreak/>
         <w:t>2. What you need</w:t>
@@ -2532,7 +2867,7 @@
         <w:pStyle w:val="Heading1"/>
         <w:pageBreakBefore/>
       </w:pPr>
-      <w:bookmarkStart w:id="3" w:name="_Toc241726460"/>
+      <w:bookmarkStart w:id="3" w:name="_Toc241780371"/>
       <w:r>
         <w:lastRenderedPageBreak/>
         <w:t>3. Taking part, step by step</w:t>
@@ -2543,7 +2878,7 @@
       <w:pPr>
         <w:pStyle w:val="Heading2"/>
       </w:pPr>
-      <w:bookmarkStart w:id="4" w:name="_Toc241726461"/>
+      <w:bookmarkStart w:id="4" w:name="_Toc241780372"/>
       <w:r>
         <w:t>Step 1 — Open your link</w:t>
       </w:r>
@@ -2561,7 +2896,7 @@
       <w:pPr>
         <w:pStyle w:val="Heading2"/>
       </w:pPr>
-      <w:bookmarkStart w:id="5" w:name="_Toc241726462"/>
+      <w:bookmarkStart w:id="5" w:name="_Toc241780373"/>
       <w:r>
         <w:t>Step 2 — Confirm your organisation</w:t>
       </w:r>
@@ -2596,7 +2931,7 @@
           <w:noProof/>
         </w:rPr>
         <w:drawing>
-          <wp:inline distT="0" distB="0" distL="0" distR="0" wp14:anchorId="20B19FB0" wp14:editId="5947D4EA">
+          <wp:inline distT="0" distB="0" distL="0" distR="0" wp14:anchorId="7BDE2FF9" wp14:editId="15E36E61">
             <wp:extent cx="2476500" cy="3362325"/>
             <wp:effectExtent l="0" t="0" r="0" b="0"/>
             <wp:docPr id="1" name="resp_01_confirm.jpg" descr="Confirming the organisation." title="Confirming the organisation."/>
@@ -2665,7 +3000,7 @@
       <w:pPr>
         <w:pStyle w:val="Heading2"/>
       </w:pPr>
-      <w:bookmarkStart w:id="6" w:name="_Toc241726463"/>
+      <w:bookmarkStart w:id="6" w:name="_Toc241780374"/>
       <w:r>
         <w:t>Step 3 — Tell us a little about you</w:t>
       </w:r>
@@ -2757,7 +3092,7 @@
         </w:rPr>
         <w:lastRenderedPageBreak/>
         <w:drawing>
-          <wp:inline distT="0" distB="0" distL="0" distR="0" wp14:anchorId="33BFF4C4" wp14:editId="661DE249">
+          <wp:inline distT="0" distB="0" distL="0" distR="0" wp14:anchorId="510E29B9" wp14:editId="276377AC">
             <wp:extent cx="2476500" cy="3362325"/>
             <wp:effectExtent l="0" t="0" r="0" b="0"/>
             <wp:docPr id="2" name="resp_02_eligibility.jpg" descr="A little about you." title="A little about you."/>
@@ -2912,7 +3247,7 @@
       <w:pPr>
         <w:pStyle w:val="Heading2"/>
       </w:pPr>
-      <w:bookmarkStart w:id="7" w:name="_Toc241726464"/>
+      <w:bookmarkStart w:id="7" w:name="_Toc241780375"/>
       <w:r>
         <w:t>Step 4 — Read the participant information</w:t>
       </w:r>
@@ -2968,7 +3303,7 @@
         </w:rPr>
         <w:lastRenderedPageBreak/>
         <w:drawing>
-          <wp:inline distT="0" distB="0" distL="0" distR="0" wp14:anchorId="237EF79E" wp14:editId="58EE2DDB">
+          <wp:inline distT="0" distB="0" distL="0" distR="0" wp14:anchorId="2DF2D6AE" wp14:editId="582298D7">
             <wp:extent cx="1076325" cy="4953000"/>
             <wp:effectExtent l="0" t="0" r="0" b="0"/>
             <wp:docPr id="3" name="resp_03_information_top.jpg" descr="Participant Information." title="Participant Information."/>
@@ -3037,7 +3372,7 @@
       <w:pPr>
         <w:pStyle w:val="Heading2"/>
       </w:pPr>
-      <w:bookmarkStart w:id="8" w:name="_Toc241726465"/>
+      <w:bookmarkStart w:id="8" w:name="_Toc241780376"/>
       <w:r>
         <w:t>Step 5 — Give your decision</w:t>
       </w:r>
@@ -3129,7 +3464,7 @@
         </w:rPr>
         <w:lastRenderedPageBreak/>
         <w:drawing>
-          <wp:inline distT="0" distB="0" distL="0" distR="0" wp14:anchorId="44621302" wp14:editId="01801583">
+          <wp:inline distT="0" distB="0" distL="0" distR="0" wp14:anchorId="424E62D2" wp14:editId="5431EFA6">
             <wp:extent cx="2476500" cy="4419600"/>
             <wp:effectExtent l="0" t="0" r="0" b="0"/>
             <wp:docPr id="4" name="resp_04_consent.jpg" descr="Your consent." title="Your consent."/>
@@ -3198,7 +3533,7 @@
       <w:pPr>
         <w:pStyle w:val="Heading2"/>
       </w:pPr>
-      <w:bookmarkStart w:id="9" w:name="_Toc241726466"/>
+      <w:bookmarkStart w:id="9" w:name="_Toc241780377"/>
       <w:r>
         <w:t>Step 6 — Check what we already know (only if shown)</w:t>
       </w:r>
@@ -3286,7 +3621,7 @@
       <w:pPr>
         <w:pStyle w:val="Heading2"/>
       </w:pPr>
-      <w:bookmarkStart w:id="10" w:name="_Toc241726467"/>
+      <w:bookmarkStart w:id="10" w:name="_Toc241780378"/>
       <w:r>
         <w:t>Step 7 — Choose how you would like to take part</w:t>
       </w:r>
@@ -3628,7 +3963,7 @@
         </w:rPr>
         <w:lastRenderedPageBreak/>
         <w:drawing>
-          <wp:inline distT="0" distB="0" distL="0" distR="0" wp14:anchorId="29C5F7A4" wp14:editId="2ABA1922">
+          <wp:inline distT="0" distB="0" distL="0" distR="0" wp14:anchorId="1AC39996" wp14:editId="5CE7C0A5">
             <wp:extent cx="2476500" cy="4533900"/>
             <wp:effectExtent l="0" t="0" r="0" b="0"/>
             <wp:docPr id="5" name="resp_06_choice.jpg" descr="How would you like to take part?" title="How would you like to take part?"/>
@@ -3697,7 +4032,7 @@
       <w:pPr>
         <w:pStyle w:val="Heading2"/>
       </w:pPr>
-      <w:bookmarkStart w:id="11" w:name="_Toc241726468"/>
+      <w:bookmarkStart w:id="11" w:name="_Toc241780379"/>
       <w:r>
         <w:t>Step 8a — Complete the questionnaire yourself</w:t>
       </w:r>
@@ -3789,7 +4124,7 @@
         </w:rPr>
         <w:lastRenderedPageBreak/>
         <w:drawing>
-          <wp:inline distT="0" distB="0" distL="0" distR="0" wp14:anchorId="4063086D" wp14:editId="32472257">
+          <wp:inline distT="0" distB="0" distL="0" distR="0" wp14:anchorId="41D659C6" wp14:editId="573EE6FB">
             <wp:extent cx="2476500" cy="3362325"/>
             <wp:effectExtent l="0" t="0" r="0" b="0"/>
             <wp:docPr id="6" name="resp_07_ready.jpg" descr="Ready to begin." title="Ready to begin."/>
@@ -3865,7 +4200,7 @@
           <w:noProof/>
         </w:rPr>
         <w:drawing>
-          <wp:inline distT="0" distB="0" distL="0" distR="0" wp14:anchorId="6DFD3294" wp14:editId="258A42D7">
+          <wp:inline distT="0" distB="0" distL="0" distR="0" wp14:anchorId="23301429" wp14:editId="06822EBB">
             <wp:extent cx="2476500" cy="3362325"/>
             <wp:effectExtent l="0" t="0" r="0" b="0"/>
             <wp:docPr id="7" name="resp_07b_kobo_form.jpg" descr="The questionnaire's first page." title="The questionnaire's first page."/>
@@ -4060,7 +4395,7 @@
       <w:pPr>
         <w:pStyle w:val="Heading2"/>
       </w:pPr>
-      <w:bookmarkStart w:id="12" w:name="_Toc241726469"/>
+      <w:bookmarkStart w:id="12" w:name="_Toc241780380"/>
       <w:r>
         <w:t>Step 8b — Ask a researcher to call you</w:t>
       </w:r>
@@ -4152,7 +4487,7 @@
           <w:noProof/>
         </w:rPr>
         <w:drawing>
-          <wp:inline distT="0" distB="0" distL="0" distR="0" wp14:anchorId="4432FB4F" wp14:editId="72DFF14B">
+          <wp:inline distT="0" distB="0" distL="0" distR="0" wp14:anchorId="4B477A80" wp14:editId="10334DAE">
             <wp:extent cx="2476500" cy="3362325"/>
             <wp:effectExtent l="0" t="0" r="0" b="0"/>
             <wp:docPr id="8" name="resp_08_appointment.jpg" descr="Choosing a time for a call." title="Choosing a time for a call."/>
@@ -4228,7 +4563,7 @@
           <w:noProof/>
         </w:rPr>
         <w:drawing>
-          <wp:inline distT="0" distB="0" distL="0" distR="0" wp14:anchorId="1438C428" wp14:editId="60C9FA63">
+          <wp:inline distT="0" distB="0" distL="0" distR="0" wp14:anchorId="1B37C323" wp14:editId="4545CEA9">
             <wp:extent cx="2476500" cy="3676650"/>
             <wp:effectExtent l="0" t="0" r="0" b="0"/>
             <wp:docPr id="9" name="resp_09_done_appointment.jpg" descr="Your request has been sent." title="Your request has been sent."/>
@@ -4297,7 +4632,7 @@
       <w:pPr>
         <w:pStyle w:val="Heading2"/>
       </w:pPr>
-      <w:bookmarkStart w:id="13" w:name="_Toc241726470"/>
+      <w:bookmarkStart w:id="13" w:name="_Toc241780381"/>
       <w:r>
         <w:t>Step 9 — Finished</w:t>
       </w:r>
@@ -4316,7 +4651,7 @@
         <w:pStyle w:val="Heading1"/>
         <w:pageBreakBefore/>
       </w:pPr>
-      <w:bookmarkStart w:id="14" w:name="_Toc241726471"/>
+      <w:bookmarkStart w:id="14" w:name="_Toc241780382"/>
       <w:r>
         <w:lastRenderedPageBreak/>
         <w:t>4. Reminders</w:t>
@@ -4336,7 +4671,7 @@
         <w:pStyle w:val="Heading1"/>
         <w:pageBreakBefore/>
       </w:pPr>
-      <w:bookmarkStart w:id="15" w:name="_Toc241726472"/>
+      <w:bookmarkStart w:id="15" w:name="_Toc241780383"/>
       <w:r>
         <w:lastRenderedPageBreak/>
         <w:t>5. Your rights and your information</w:t>
@@ -4461,7 +4796,7 @@
         <w:pStyle w:val="Heading1"/>
         <w:pageBreakBefore/>
       </w:pPr>
-      <w:bookmarkStart w:id="16" w:name="_Toc241726473"/>
+      <w:bookmarkStart w:id="16" w:name="_Toc241780384"/>
       <w:r>
         <w:lastRenderedPageBreak/>
         <w:t>6. Questions and answers</w:t>
@@ -4983,7 +5318,7 @@
           <w:noProof/>
         </w:rPr>
         <w:drawing>
-          <wp:inline distT="0" distB="0" distL="0" distR="0" wp14:anchorId="3F978939" wp14:editId="337820B5">
+          <wp:inline distT="0" distB="0" distL="0" distR="0" wp14:anchorId="22160509" wp14:editId="41CBE35D">
             <wp:extent cx="2476500" cy="2524125"/>
             <wp:effectExtent l="0" t="0" r="0" b="0"/>
             <wp:docPr id="10" name="resp_10_invalid_link.jpg" descr="What an invalid or expired link looks like." title="What an invalid or expired link looks like."/>
@@ -5053,12 +5388,30 @@
         <w:pStyle w:val="Heading1"/>
         <w:pageBreakBefore/>
       </w:pPr>
-      <w:bookmarkStart w:id="17" w:name="_Toc241726474"/>
+      <w:bookmarkStart w:id="17" w:name="_Toc241780385"/>
       <w:r>
         <w:lastRenderedPageBreak/>
-        <w:t>7. Contact the research team</w:t>
+        <w:t>7. If you were invited to a Key Informant Interview</w:t>
       </w:r>
       <w:bookmarkEnd w:id="17"/>
+    </w:p>
+    <w:p>
+      <w:pPr>
+        <w:spacing w:after="120" w:line="288" w:lineRule="auto"/>
+      </w:pPr>
+      <w:r>
+        <w:t xml:space="preserve">Some people are invited differently: instead of an organisation being asked to complete the Main Study Questionnaire, you may be invited </w:t>
+      </w:r>
+      <w:r>
+        <w:rPr>
+          <w:b/>
+          <w:bCs/>
+        </w:rPr>
+        <w:t>by name</w:t>
+      </w:r>
+      <w:r>
+        <w:t xml:space="preserve"> to a Key Informant Interview (KII) because of your own knowledge and experience. If this is you, your link looks different and the steps are shorter -- the sections above do not apply.</w:t>
+      </w:r>
     </w:p>
     <w:tbl>
       <w:tblPr>
@@ -5113,7 +5466,7 @@
                 <w:sz w:val="19"/>
                 <w:szCs w:val="19"/>
               </w:rPr>
-              <w:t>Researcher</w:t>
+              <w:t>Your link</w:t>
             </w:r>
           </w:p>
         </w:tc>
@@ -5136,7 +5489,7 @@
                 <w:sz w:val="19"/>
                 <w:szCs w:val="19"/>
               </w:rPr>
-              <w:t>Happyson Saina</w:t>
+              <w:t>Starts with research.agribizframework.com/ki/ -- note /ki/, not /i/.</w:t>
             </w:r>
           </w:p>
         </w:tc>
@@ -5173,7 +5526,7 @@
                 <w:sz w:val="19"/>
                 <w:szCs w:val="19"/>
               </w:rPr>
-              <w:t>Phone / WhatsApp</w:t>
+              <w:t>Time needed</w:t>
             </w:r>
           </w:p>
         </w:tc>
@@ -5196,7 +5549,7 @@
                 <w:sz w:val="19"/>
                 <w:szCs w:val="19"/>
               </w:rPr>
-              <w:t>0773943709</w:t>
+              <w:t>Usually 30–45 minutes. A shorter 12–15 minute version is used for some interviews.</w:t>
             </w:r>
           </w:p>
         </w:tc>
@@ -5233,7 +5586,7 @@
                 <w:sz w:val="19"/>
                 <w:szCs w:val="19"/>
               </w:rPr>
-              <w:t>Email</w:t>
+              <w:t>Questions</w:t>
             </w:r>
           </w:p>
         </w:tc>
@@ -5256,7 +5609,398 @@
                 <w:sz w:val="19"/>
                 <w:szCs w:val="19"/>
               </w:rPr>
-              <w:t>abffst.research@gmail.com</w:t>
+              <w:t>Happyson Saina · 0773943709 · abffst.research@gmail.com</w:t>
+            </w:r>
+          </w:p>
+        </w:tc>
+      </w:tr>
+    </w:tbl>
+    <w:p>
+      <w:pPr>
+        <w:spacing w:after="120"/>
+      </w:pPr>
+    </w:p>
+    <w:p>
+      <w:pPr>
+        <w:pStyle w:val="Heading2"/>
+      </w:pPr>
+      <w:bookmarkStart w:id="18" w:name="_Toc241780386"/>
+      <w:r>
+        <w:t>Step 1 — Open your link</w:t>
+      </w:r>
+      <w:bookmarkEnd w:id="18"/>
+    </w:p>
+    <w:p>
+      <w:pPr>
+        <w:spacing w:after="120" w:line="288" w:lineRule="auto"/>
+      </w:pPr>
+      <w:r>
+        <w:t>Tap the link you were sent. The study portal opens in your browser -- no app to install and no account to create.</w:t>
+      </w:r>
+    </w:p>
+    <w:p>
+      <w:pPr>
+        <w:pStyle w:val="Heading2"/>
+      </w:pPr>
+      <w:bookmarkStart w:id="19" w:name="_Toc241780387"/>
+      <w:r>
+        <w:t>Step 2 — Read the participant information</w:t>
+      </w:r>
+      <w:bookmarkEnd w:id="19"/>
+    </w:p>
+    <w:p>
+      <w:pPr>
+        <w:spacing w:after="120" w:line="288" w:lineRule="auto"/>
+      </w:pPr>
+      <w:r>
+        <w:t xml:space="preserve">Read about the study, why you have been invited, what taking part involves, and your rights. When you are ready, tap </w:t>
+      </w:r>
+      <w:r>
+        <w:rPr>
+          <w:b/>
+          <w:bCs/>
+        </w:rPr>
+        <w:t>Continue to consent</w:t>
+      </w:r>
+      <w:r>
+        <w:t>.</w:t>
+      </w:r>
+    </w:p>
+    <w:p>
+      <w:pPr>
+        <w:pStyle w:val="Heading2"/>
+      </w:pPr>
+      <w:bookmarkStart w:id="20" w:name="_Toc241780388"/>
+      <w:r>
+        <w:t>Step 3 — Give your decision</w:t>
+      </w:r>
+      <w:bookmarkEnd w:id="20"/>
+    </w:p>
+    <w:p>
+      <w:pPr>
+        <w:pStyle w:val="ListParagraph"/>
+        <w:numPr>
+          <w:ilvl w:val="0"/>
+          <w:numId w:val="2"/>
+        </w:numPr>
+        <w:spacing w:after="60" w:line="276" w:lineRule="auto"/>
+      </w:pPr>
+      <w:r>
+        <w:t xml:space="preserve">Tap </w:t>
+      </w:r>
+      <w:r>
+        <w:rPr>
+          <w:b/>
+          <w:bCs/>
+        </w:rPr>
+        <w:t>I agree to take part</w:t>
+      </w:r>
+      <w:r>
+        <w:t xml:space="preserve"> if you are happy to continue.</w:t>
+      </w:r>
+    </w:p>
+    <w:p>
+      <w:pPr>
+        <w:pStyle w:val="ListParagraph"/>
+        <w:numPr>
+          <w:ilvl w:val="0"/>
+          <w:numId w:val="2"/>
+        </w:numPr>
+        <w:spacing w:after="60" w:line="276" w:lineRule="auto"/>
+      </w:pPr>
+      <w:r>
+        <w:t xml:space="preserve">Tap </w:t>
+      </w:r>
+      <w:r>
+        <w:rPr>
+          <w:b/>
+          <w:bCs/>
+        </w:rPr>
+        <w:t>I do not wish to take part</w:t>
+      </w:r>
+      <w:r>
+        <w:t xml:space="preserve"> if you would rather not. That is completely fine.</w:t>
+      </w:r>
+    </w:p>
+    <w:p>
+      <w:pPr>
+        <w:pStyle w:val="ListParagraph"/>
+        <w:numPr>
+          <w:ilvl w:val="0"/>
+          <w:numId w:val="2"/>
+        </w:numPr>
+        <w:spacing w:after="60" w:line="276" w:lineRule="auto"/>
+      </w:pPr>
+      <w:r>
+        <w:t xml:space="preserve">Tap </w:t>
+      </w:r>
+      <w:r>
+        <w:rPr>
+          <w:b/>
+          <w:bCs/>
+        </w:rPr>
+        <w:t>Re-read the participant information</w:t>
+      </w:r>
+      <w:r>
+        <w:t xml:space="preserve"> to look at it again first.</w:t>
+      </w:r>
+    </w:p>
+    <w:p>
+      <w:pPr>
+        <w:spacing w:after="60"/>
+      </w:pPr>
+    </w:p>
+    <w:p>
+      <w:pPr>
+        <w:pStyle w:val="Heading2"/>
+      </w:pPr>
+      <w:bookmarkStart w:id="21" w:name="_Toc241780389"/>
+      <w:r>
+        <w:t>Step 4 — Start the interview</w:t>
+      </w:r>
+      <w:bookmarkEnd w:id="21"/>
+    </w:p>
+    <w:p>
+      <w:pPr>
+        <w:pStyle w:val="ListParagraph"/>
+        <w:numPr>
+          <w:ilvl w:val="0"/>
+          <w:numId w:val="6"/>
+        </w:numPr>
+        <w:spacing w:after="80" w:line="276" w:lineRule="auto"/>
+      </w:pPr>
+      <w:r>
+        <w:t xml:space="preserve">Tap </w:t>
+      </w:r>
+      <w:r>
+        <w:rPr>
+          <w:b/>
+          <w:bCs/>
+        </w:rPr>
+        <w:t>Start the interview</w:t>
+      </w:r>
+      <w:r>
+        <w:t>.</w:t>
+      </w:r>
+    </w:p>
+    <w:p>
+      <w:pPr>
+        <w:pStyle w:val="ListParagraph"/>
+        <w:numPr>
+          <w:ilvl w:val="0"/>
+          <w:numId w:val="6"/>
+        </w:numPr>
+        <w:spacing w:after="80" w:line="276" w:lineRule="auto"/>
+      </w:pPr>
+      <w:r>
+        <w:t xml:space="preserve">The interview opens on KoboToolbox, the same secure data-collection service used for the Main Study Questionnaire. Answer each question at your own pace, then tap </w:t>
+      </w:r>
+      <w:r>
+        <w:rPr>
+          <w:b/>
+          <w:bCs/>
+        </w:rPr>
+        <w:t>Next</w:t>
+      </w:r>
+      <w:r>
+        <w:t>.</w:t>
+      </w:r>
+    </w:p>
+    <w:p>
+      <w:pPr>
+        <w:pStyle w:val="ListParagraph"/>
+        <w:numPr>
+          <w:ilvl w:val="0"/>
+          <w:numId w:val="6"/>
+        </w:numPr>
+        <w:spacing w:after="80" w:line="276" w:lineRule="auto"/>
+      </w:pPr>
+      <w:r>
+        <w:t xml:space="preserve">Continue to the end and tap </w:t>
+      </w:r>
+      <w:r>
+        <w:rPr>
+          <w:b/>
+          <w:bCs/>
+        </w:rPr>
+        <w:t>Submit</w:t>
+      </w:r>
+      <w:r>
+        <w:t>.</w:t>
+      </w:r>
+    </w:p>
+    <w:p>
+      <w:pPr>
+        <w:spacing w:after="80"/>
+      </w:pPr>
+    </w:p>
+    <w:tbl>
+      <w:tblPr>
+        <w:tblW w:w="9412" w:type="dxa"/>
+        <w:tblBorders>
+          <w:top w:val="single" w:sz="2" w:space="0" w:color="EAF2FA"/>
+          <w:left w:val="single" w:sz="24" w:space="0" w:color="2A6FB0"/>
+          <w:bottom w:val="single" w:sz="2" w:space="0" w:color="EAF2FA"/>
+          <w:right w:val="single" w:sz="2" w:space="0" w:color="EAF2FA"/>
+          <w:insideH w:val="single" w:sz="4" w:space="0" w:color="EAF2FA"/>
+          <w:insideV w:val="single" w:sz="4" w:space="0" w:color="EAF2FA"/>
+        </w:tblBorders>
+        <w:tblCellMar>
+          <w:left w:w="10" w:type="dxa"/>
+          <w:right w:w="10" w:type="dxa"/>
+        </w:tblCellMar>
+        <w:tblLook w:val="0000" w:firstRow="0" w:lastRow="0" w:firstColumn="0" w:lastColumn="0" w:noHBand="0" w:noVBand="0"/>
+      </w:tblPr>
+      <w:tblGrid>
+        <w:gridCol w:w="9412"/>
+      </w:tblGrid>
+      <w:tr>
+        <w:tblPrEx>
+          <w:tblCellMar>
+            <w:top w:w="0" w:type="dxa"/>
+            <w:bottom w:w="0" w:type="dxa"/>
+          </w:tblCellMar>
+        </w:tblPrEx>
+        <w:trPr>
+          <w:cantSplit/>
+        </w:trPr>
+        <w:tc>
+          <w:tcPr>
+            <w:tcW w:w="9412" w:type="dxa"/>
+            <w:shd w:val="clear" w:color="auto" w:fill="EAF2FA"/>
+            <w:tcMar>
+              <w:top w:w="100" w:type="dxa"/>
+              <w:left w:w="180" w:type="dxa"/>
+              <w:bottom w:w="100" w:type="dxa"/>
+              <w:right w:w="160" w:type="dxa"/>
+            </w:tcMar>
+          </w:tcPr>
+          <w:p>
+            <w:pPr>
+              <w:spacing w:after="40"/>
+            </w:pPr>
+            <w:r>
+              <w:rPr>
+                <w:b/>
+                <w:bCs/>
+                <w:sz w:val="20"/>
+                <w:szCs w:val="20"/>
+              </w:rPr>
+              <w:t>Would rather talk it through with someone?</w:t>
+            </w:r>
+          </w:p>
+          <w:p>
+            <w:pPr>
+              <w:spacing w:after="40" w:line="264" w:lineRule="auto"/>
+            </w:pPr>
+            <w:r>
+              <w:rPr>
+                <w:sz w:val="19"/>
+                <w:szCs w:val="19"/>
+              </w:rPr>
+              <w:t>This link is for completing the interview yourself, in your own time -- nobody else is on the call and nothing is recorded. If you would rather a researcher went through it with you instead, by phone, WhatsApp or video call, contact the research team using the details in your invitation and they will arrange it.</w:t>
+            </w:r>
+          </w:p>
+        </w:tc>
+      </w:tr>
+    </w:tbl>
+    <w:p>
+      <w:pPr>
+        <w:spacing w:after="120" w:line="288" w:lineRule="auto"/>
+      </w:pPr>
+      <w:r>
+        <w:t>Most of chapter 6's questions and answers apply here too (an expired or invalid link, being interrupted partway through, who to contact). The one difference: there is no step asking you to confirm an organisation or your role -- you were identified and invited by name, so that step does not appear.</w:t>
+      </w:r>
+    </w:p>
+    <w:p>
+      <w:pPr>
+        <w:pStyle w:val="Heading1"/>
+        <w:pageBreakBefore/>
+      </w:pPr>
+      <w:bookmarkStart w:id="22" w:name="_Toc241780390"/>
+      <w:r>
+        <w:lastRenderedPageBreak/>
+        <w:t>8. Contact the research team</w:t>
+      </w:r>
+      <w:bookmarkEnd w:id="22"/>
+    </w:p>
+    <w:tbl>
+      <w:tblPr>
+        <w:tblW w:w="9412" w:type="dxa"/>
+        <w:tblBorders>
+          <w:top w:val="single" w:sz="4" w:space="0" w:color="D5DAE0"/>
+          <w:left w:val="single" w:sz="4" w:space="0" w:color="D5DAE0"/>
+          <w:bottom w:val="single" w:sz="4" w:space="0" w:color="D5DAE0"/>
+          <w:right w:val="single" w:sz="4" w:space="0" w:color="D5DAE0"/>
+          <w:insideH w:val="single" w:sz="4" w:space="0" w:color="D5DAE0"/>
+          <w:insideV w:val="single" w:sz="4" w:space="0" w:color="D5DAE0"/>
+        </w:tblBorders>
+        <w:tblCellMar>
+          <w:left w:w="10" w:type="dxa"/>
+          <w:right w:w="10" w:type="dxa"/>
+        </w:tblCellMar>
+        <w:tblLook w:val="0000" w:firstRow="0" w:lastRow="0" w:firstColumn="0" w:lastColumn="0" w:noHBand="0" w:noVBand="0"/>
+      </w:tblPr>
+      <w:tblGrid>
+        <w:gridCol w:w="2824"/>
+        <w:gridCol w:w="6588"/>
+      </w:tblGrid>
+      <w:tr>
+        <w:tblPrEx>
+          <w:tblCellMar>
+            <w:top w:w="0" w:type="dxa"/>
+            <w:bottom w:w="0" w:type="dxa"/>
+          </w:tblCellMar>
+        </w:tblPrEx>
+        <w:trPr>
+          <w:cantSplit/>
+        </w:trPr>
+        <w:tc>
+          <w:tcPr>
+            <w:tcW w:w="2824" w:type="dxa"/>
+            <w:shd w:val="clear" w:color="auto" w:fill="F1F4F7"/>
+            <w:tcMar>
+              <w:top w:w="70" w:type="dxa"/>
+              <w:left w:w="110" w:type="dxa"/>
+              <w:bottom w:w="70" w:type="dxa"/>
+              <w:right w:w="110" w:type="dxa"/>
+            </w:tcMar>
+          </w:tcPr>
+          <w:p>
+            <w:pPr>
+              <w:spacing w:after="40"/>
+            </w:pPr>
+            <w:r>
+              <w:rPr>
+                <w:b/>
+                <w:bCs/>
+                <w:sz w:val="19"/>
+                <w:szCs w:val="19"/>
+              </w:rPr>
+              <w:t>Researcher</w:t>
+            </w:r>
+          </w:p>
+        </w:tc>
+        <w:tc>
+          <w:tcPr>
+            <w:tcW w:w="6588" w:type="dxa"/>
+            <w:tcMar>
+              <w:top w:w="70" w:type="dxa"/>
+              <w:left w:w="110" w:type="dxa"/>
+              <w:bottom w:w="70" w:type="dxa"/>
+              <w:right w:w="110" w:type="dxa"/>
+            </w:tcMar>
+          </w:tcPr>
+          <w:p>
+            <w:pPr>
+              <w:spacing w:after="40"/>
+            </w:pPr>
+            <w:r>
+              <w:rPr>
+                <w:sz w:val="19"/>
+                <w:szCs w:val="19"/>
+              </w:rPr>
+              <w:t>Happyson Saina</w:t>
             </w:r>
           </w:p>
         </w:tc>
@@ -5293,7 +6037,7 @@
                 <w:sz w:val="19"/>
                 <w:szCs w:val="19"/>
               </w:rPr>
-              <w:t>Institution</w:t>
+              <w:t>Phone / WhatsApp</w:t>
             </w:r>
           </w:p>
         </w:tc>
@@ -5316,7 +6060,7 @@
                 <w:sz w:val="19"/>
                 <w:szCs w:val="19"/>
               </w:rPr>
-              <w:t>Chinhoyi University of Technology</w:t>
+              <w:t>0773943709</w:t>
             </w:r>
           </w:p>
         </w:tc>
@@ -5353,6 +6097,126 @@
                 <w:sz w:val="19"/>
                 <w:szCs w:val="19"/>
               </w:rPr>
+              <w:t>Email</w:t>
+            </w:r>
+          </w:p>
+        </w:tc>
+        <w:tc>
+          <w:tcPr>
+            <w:tcW w:w="6588" w:type="dxa"/>
+            <w:tcMar>
+              <w:top w:w="70" w:type="dxa"/>
+              <w:left w:w="110" w:type="dxa"/>
+              <w:bottom w:w="70" w:type="dxa"/>
+              <w:right w:w="110" w:type="dxa"/>
+            </w:tcMar>
+          </w:tcPr>
+          <w:p>
+            <w:pPr>
+              <w:spacing w:after="40"/>
+            </w:pPr>
+            <w:r>
+              <w:rPr>
+                <w:sz w:val="19"/>
+                <w:szCs w:val="19"/>
+              </w:rPr>
+              <w:t>abffst.research@gmail.com</w:t>
+            </w:r>
+          </w:p>
+        </w:tc>
+      </w:tr>
+      <w:tr>
+        <w:tblPrEx>
+          <w:tblCellMar>
+            <w:top w:w="0" w:type="dxa"/>
+            <w:bottom w:w="0" w:type="dxa"/>
+          </w:tblCellMar>
+        </w:tblPrEx>
+        <w:trPr>
+          <w:cantSplit/>
+        </w:trPr>
+        <w:tc>
+          <w:tcPr>
+            <w:tcW w:w="2824" w:type="dxa"/>
+            <w:shd w:val="clear" w:color="auto" w:fill="F1F4F7"/>
+            <w:tcMar>
+              <w:top w:w="70" w:type="dxa"/>
+              <w:left w:w="110" w:type="dxa"/>
+              <w:bottom w:w="70" w:type="dxa"/>
+              <w:right w:w="110" w:type="dxa"/>
+            </w:tcMar>
+          </w:tcPr>
+          <w:p>
+            <w:pPr>
+              <w:spacing w:after="40"/>
+            </w:pPr>
+            <w:r>
+              <w:rPr>
+                <w:b/>
+                <w:bCs/>
+                <w:sz w:val="19"/>
+                <w:szCs w:val="19"/>
+              </w:rPr>
+              <w:t>Institution</w:t>
+            </w:r>
+          </w:p>
+        </w:tc>
+        <w:tc>
+          <w:tcPr>
+            <w:tcW w:w="6588" w:type="dxa"/>
+            <w:tcMar>
+              <w:top w:w="70" w:type="dxa"/>
+              <w:left w:w="110" w:type="dxa"/>
+              <w:bottom w:w="70" w:type="dxa"/>
+              <w:right w:w="110" w:type="dxa"/>
+            </w:tcMar>
+          </w:tcPr>
+          <w:p>
+            <w:pPr>
+              <w:spacing w:after="40"/>
+            </w:pPr>
+            <w:r>
+              <w:rPr>
+                <w:sz w:val="19"/>
+                <w:szCs w:val="19"/>
+              </w:rPr>
+              <w:t>Chinhoyi University of Technology</w:t>
+            </w:r>
+          </w:p>
+        </w:tc>
+      </w:tr>
+      <w:tr>
+        <w:tblPrEx>
+          <w:tblCellMar>
+            <w:top w:w="0" w:type="dxa"/>
+            <w:bottom w:w="0" w:type="dxa"/>
+          </w:tblCellMar>
+        </w:tblPrEx>
+        <w:trPr>
+          <w:cantSplit/>
+        </w:trPr>
+        <w:tc>
+          <w:tcPr>
+            <w:tcW w:w="2824" w:type="dxa"/>
+            <w:shd w:val="clear" w:color="auto" w:fill="F1F4F7"/>
+            <w:tcMar>
+              <w:top w:w="70" w:type="dxa"/>
+              <w:left w:w="110" w:type="dxa"/>
+              <w:bottom w:w="70" w:type="dxa"/>
+              <w:right w:w="110" w:type="dxa"/>
+            </w:tcMar>
+          </w:tcPr>
+          <w:p>
+            <w:pPr>
+              <w:spacing w:after="40"/>
+            </w:pPr>
+            <w:r>
+              <w:rPr>
+                <w:b/>
+                <w:bCs/>
+                <w:sz w:val="19"/>
+                <w:szCs w:val="19"/>
+              </w:rPr>
               <w:t>Portal</w:t>
             </w:r>
           </w:p>
@@ -5443,7 +6307,7 @@
         <w:sz w:val="16"/>
         <w:szCs w:val="16"/>
       </w:rPr>
-      <w:t>Version 1.13 · 1 October 2026</w:t>
+      <w:t>Version 1.14 · 1 October 2026</w:t>
     </w:r>
     <w:r>
       <w:rPr>
@@ -5616,10 +6480,10 @@
 <file path=word/numbering.xml><?xml version="1.0" encoding="utf-8"?>
 <w:numbering xmlns:wpc="http://schemas.microsoft.com/office/word/2010/wordprocessingCanvas" xmlns:cx="http://schemas.microsoft.com/office/drawing/2014/chartex" xmlns:cx1="http://schemas.microsoft.com/office/drawing/2015/9/8/chartex" xmlns:cx2="http://schemas.microsoft.com/office/drawing/2015/10/21/chartex" xmlns:cx3="http://schemas.microsoft.com/office/drawing/2016/5/9/chartex" xmlns:cx4="http://schemas.microsoft.com/office/drawing/2016/5/10/chartex" xmlns:cx5="http://schemas.microsoft.com/office/drawing/2016/5/11/chartex" xmlns:cx6="http://schemas.microsoft.com/office/drawing/2016/5/12/chartex" xmlns:cx7="http://schemas.microsoft.com/office/drawing/2016/5/13/chartex" xmlns:cx8="http://schemas.microsoft.com/office/drawing/2016/5/14/chartex" xmlns:mc="http://schemas.openxmlformats.org/markup-compatibility/2006" xmlns:aink="http://schemas.microsoft.com/office/drawing/2016/ink" xmlns:am3d="http://schemas.microsoft.com/office/drawing/2017/model3d" xmlns:o="urn:schemas-microsoft-com:office:office" xmlns:oel="http://schemas.microsoft.com/office/2019/extlst" xmlns:r="http://schemas.openxmlformats.org/officeDocument/2006/relationships" xmlns:m="http://schemas.openxmlformats.org/officeDocument/2006/math" xmlns:v="urn:schemas-microsoft-com:vml" xmlns:wp14="http://schemas.microsoft.com/office/word/2010/wordprocessingDrawing" xmlns:wp="http://schemas.openxmlformats.org/drawingml/2006/wordprocessingDrawing" xmlns:w10="urn:schemas-microsoft-com:office:word" xmlns:w="http://schemas.openxmlformats.org/wordprocessingml/2006/main" xmlns:w14="http://schemas.microsoft.com/office/word/2010/wordml" xmlns:w15="http://schemas.microsoft.com/office/word/2012/wordml" xmlns:w16cex="http://schemas.microsoft.com/office/word/2018/wordml/cex" xmlns:w16cid="http://schemas.microsoft.com/office/word/2016/wordml/cid" xmlns:w16="http://schemas.microsoft.com/office/word/2018/wordml" xmlns:w16sdtdh="http://schemas.microsoft.com/office/word/2020/wordml/sdtdatahash" xmlns:w16se="http://schemas.microsoft.com/office/word/2015/wordml/symex" xmlns:wpg="http://schemas.microsoft.com/office/word/2010/wordprocessingGroup" xmlns:wpi="http://schemas.microsoft.com/office/word/2010/wordprocessingInk" xmlns:wne="http://schemas.microsoft.com/office/word/2006/wordml" xmlns:wps="http://schemas.microsoft.com/office/word/2010/wordprocessingShape" mc:Ignorable="w14 w15 w16se w16cid w16 w16cex w16sdtdh wp14">
   <w:abstractNum w:abstractNumId="0" w15:restartNumberingAfterBreak="0">
-    <w:nsid w:val="03D36DB9"/>
+    <w:nsid w:val="2357728D"/>
     <w:multiLevelType w:val="hybridMultilevel"/>
-    <w:tmpl w:val="5CBAE2AC"/>
-    <w:lvl w:ilvl="0" w:tplc="5B0C40A2">
+    <w:tmpl w:val="BD68D5F4"/>
+    <w:lvl w:ilvl="0" w:tplc="A0A0BBC0">
       <w:start w:val="1"/>
       <w:numFmt w:val="decimal"/>
       <w:lvlText w:val="%1."/>
@@ -5633,52 +6497,52 @@
         <w:color w:val="A67C27"/>
       </w:rPr>
     </w:lvl>
-    <w:lvl w:ilvl="1" w:tplc="F8CEAFDC">
+    <w:lvl w:ilvl="1" w:tplc="5D782D66">
       <w:numFmt w:val="decimal"/>
       <w:lvlText w:val=""/>
       <w:lvlJc w:val="left"/>
     </w:lvl>
-    <w:lvl w:ilvl="2" w:tplc="2FB0DA74">
+    <w:lvl w:ilvl="2" w:tplc="000C1618">
       <w:numFmt w:val="decimal"/>
       <w:lvlText w:val=""/>
       <w:lvlJc w:val="left"/>
     </w:lvl>
-    <w:lvl w:ilvl="3" w:tplc="19123A90">
+    <w:lvl w:ilvl="3" w:tplc="D592C410">
       <w:numFmt w:val="decimal"/>
       <w:lvlText w:val=""/>
       <w:lvlJc w:val="left"/>
     </w:lvl>
-    <w:lvl w:ilvl="4" w:tplc="254ACA68">
+    <w:lvl w:ilvl="4" w:tplc="40928346">
       <w:numFmt w:val="decimal"/>
       <w:lvlText w:val=""/>
       <w:lvlJc w:val="left"/>
     </w:lvl>
-    <w:lvl w:ilvl="5" w:tplc="974A80E6">
+    <w:lvl w:ilvl="5" w:tplc="ABC41FEE">
       <w:numFmt w:val="decimal"/>
       <w:lvlText w:val=""/>
       <w:lvlJc w:val="left"/>
     </w:lvl>
-    <w:lvl w:ilvl="6" w:tplc="95E60586">
+    <w:lvl w:ilvl="6" w:tplc="5992B5E4">
       <w:numFmt w:val="decimal"/>
       <w:lvlText w:val=""/>
       <w:lvlJc w:val="left"/>
     </w:lvl>
-    <w:lvl w:ilvl="7" w:tplc="1F78A3DA">
+    <w:lvl w:ilvl="7" w:tplc="7A0216DA">
       <w:numFmt w:val="decimal"/>
       <w:lvlText w:val=""/>
       <w:lvlJc w:val="left"/>
     </w:lvl>
-    <w:lvl w:ilvl="8" w:tplc="78BE8E1C">
+    <w:lvl w:ilvl="8" w:tplc="2C80A2EE">
       <w:numFmt w:val="decimal"/>
       <w:lvlText w:val=""/>
       <w:lvlJc w:val="left"/>
     </w:lvl>
   </w:abstractNum>
   <w:abstractNum w:abstractNumId="1" w15:restartNumberingAfterBreak="0">
-    <w:nsid w:val="067B51B1"/>
+    <w:nsid w:val="3A8B3127"/>
     <w:multiLevelType w:val="hybridMultilevel"/>
-    <w:tmpl w:val="7A8EF704"/>
-    <w:lvl w:ilvl="0" w:tplc="E83E5626">
+    <w:tmpl w:val="BEF42CC2"/>
+    <w:lvl w:ilvl="0" w:tplc="644AE754">
       <w:start w:val="1"/>
       <w:numFmt w:val="decimal"/>
       <w:lvlText w:val="%1."/>
@@ -5692,196 +6556,52 @@
         <w:color w:val="A67C27"/>
       </w:rPr>
     </w:lvl>
-    <w:lvl w:ilvl="1" w:tplc="6C66113E">
+    <w:lvl w:ilvl="1" w:tplc="1E726648">
       <w:numFmt w:val="decimal"/>
       <w:lvlText w:val=""/>
       <w:lvlJc w:val="left"/>
     </w:lvl>
-    <w:lvl w:ilvl="2" w:tplc="FBE8AE70">
+    <w:lvl w:ilvl="2" w:tplc="47D40EA4">
       <w:numFmt w:val="decimal"/>
       <w:lvlText w:val=""/>
       <w:lvlJc w:val="left"/>
     </w:lvl>
-    <w:lvl w:ilvl="3" w:tplc="799259F4">
+    <w:lvl w:ilvl="3" w:tplc="18FA9780">
       <w:numFmt w:val="decimal"/>
       <w:lvlText w:val=""/>
       <w:lvlJc w:val="left"/>
     </w:lvl>
-    <w:lvl w:ilvl="4" w:tplc="516AB4F2">
+    <w:lvl w:ilvl="4" w:tplc="AB06B638">
       <w:numFmt w:val="decimal"/>
       <w:lvlText w:val=""/>
       <w:lvlJc w:val="left"/>
     </w:lvl>
-    <w:lvl w:ilvl="5" w:tplc="3ADA20DA">
+    <w:lvl w:ilvl="5" w:tplc="2E54CB64">
       <w:numFmt w:val="decimal"/>
       <w:lvlText w:val=""/>
       <w:lvlJc w:val="left"/>
     </w:lvl>
-    <w:lvl w:ilvl="6" w:tplc="AE3A65EE">
+    <w:lvl w:ilvl="6" w:tplc="55BA2D28">
       <w:numFmt w:val="decimal"/>
       <w:lvlText w:val=""/>
       <w:lvlJc w:val="left"/>
     </w:lvl>
-    <w:lvl w:ilvl="7" w:tplc="B9FEBF2E">
+    <w:lvl w:ilvl="7" w:tplc="C220CF64">
       <w:numFmt w:val="decimal"/>
       <w:lvlText w:val=""/>
       <w:lvlJc w:val="left"/>
     </w:lvl>
-    <w:lvl w:ilvl="8" w:tplc="F59E3B24">
+    <w:lvl w:ilvl="8" w:tplc="BD201A70">
       <w:numFmt w:val="decimal"/>
       <w:lvlText w:val=""/>
       <w:lvlJc w:val="left"/>
     </w:lvl>
   </w:abstractNum>
   <w:abstractNum w:abstractNumId="2" w15:restartNumberingAfterBreak="0">
-    <w:nsid w:val="35065B51"/>
+    <w:nsid w:val="43E27A4C"/>
     <w:multiLevelType w:val="hybridMultilevel"/>
-    <w:tmpl w:val="160410E0"/>
-    <w:lvl w:ilvl="0" w:tplc="CEB81930">
-      <w:start w:val="1"/>
-      <w:numFmt w:val="bullet"/>
-      <w:lvlText w:val="●"/>
-      <w:lvlJc w:val="left"/>
-      <w:pPr>
-        <w:ind w:left="720" w:hanging="360"/>
-      </w:pPr>
-    </w:lvl>
-    <w:lvl w:ilvl="1" w:tplc="AA9216CA">
-      <w:start w:val="1"/>
-      <w:numFmt w:val="bullet"/>
-      <w:lvlText w:val="○"/>
-      <w:lvlJc w:val="left"/>
-      <w:pPr>
-        <w:ind w:left="1440" w:hanging="360"/>
-      </w:pPr>
-    </w:lvl>
-    <w:lvl w:ilvl="2" w:tplc="AC3C111C">
-      <w:start w:val="1"/>
-      <w:numFmt w:val="bullet"/>
-      <w:lvlText w:val="■"/>
-      <w:lvlJc w:val="left"/>
-      <w:pPr>
-        <w:ind w:left="2160" w:hanging="360"/>
-      </w:pPr>
-    </w:lvl>
-    <w:lvl w:ilvl="3" w:tplc="9DBE1710">
-      <w:start w:val="1"/>
-      <w:numFmt w:val="bullet"/>
-      <w:lvlText w:val="●"/>
-      <w:lvlJc w:val="left"/>
-      <w:pPr>
-        <w:ind w:left="2880" w:hanging="360"/>
-      </w:pPr>
-    </w:lvl>
-    <w:lvl w:ilvl="4" w:tplc="437EA61C">
-      <w:start w:val="1"/>
-      <w:numFmt w:val="bullet"/>
-      <w:lvlText w:val="○"/>
-      <w:lvlJc w:val="left"/>
-      <w:pPr>
-        <w:ind w:left="3600" w:hanging="360"/>
-      </w:pPr>
-    </w:lvl>
-    <w:lvl w:ilvl="5" w:tplc="22C40348">
-      <w:start w:val="1"/>
-      <w:numFmt w:val="bullet"/>
-      <w:lvlText w:val="■"/>
-      <w:lvlJc w:val="left"/>
-      <w:pPr>
-        <w:ind w:left="4320" w:hanging="360"/>
-      </w:pPr>
-    </w:lvl>
-    <w:lvl w:ilvl="6" w:tplc="2BB4EDC6">
-      <w:start w:val="1"/>
-      <w:numFmt w:val="bullet"/>
-      <w:lvlText w:val="●"/>
-      <w:lvlJc w:val="left"/>
-      <w:pPr>
-        <w:ind w:left="5040" w:hanging="360"/>
-      </w:pPr>
-    </w:lvl>
-    <w:lvl w:ilvl="7" w:tplc="7FB25EFE">
-      <w:start w:val="1"/>
-      <w:numFmt w:val="bullet"/>
-      <w:lvlText w:val="●"/>
-      <w:lvlJc w:val="left"/>
-      <w:pPr>
-        <w:ind w:left="5760" w:hanging="360"/>
-      </w:pPr>
-    </w:lvl>
-    <w:lvl w:ilvl="8" w:tplc="CF7EADE2">
-      <w:start w:val="1"/>
-      <w:numFmt w:val="bullet"/>
-      <w:lvlText w:val="●"/>
-      <w:lvlJc w:val="left"/>
-      <w:pPr>
-        <w:ind w:left="6480" w:hanging="360"/>
-      </w:pPr>
-    </w:lvl>
-  </w:abstractNum>
-  <w:abstractNum w:abstractNumId="3" w15:restartNumberingAfterBreak="0">
-    <w:nsid w:val="59F546F9"/>
-    <w:multiLevelType w:val="hybridMultilevel"/>
-    <w:tmpl w:val="0F404E2E"/>
-    <w:lvl w:ilvl="0" w:tplc="9D009408">
-      <w:start w:val="1"/>
-      <w:numFmt w:val="bullet"/>
-      <w:lvlText w:val="•"/>
-      <w:lvlJc w:val="left"/>
-      <w:pPr>
-        <w:ind w:left="460" w:hanging="280"/>
-      </w:pPr>
-    </w:lvl>
-    <w:lvl w:ilvl="1" w:tplc="5ADE55E0">
-      <w:start w:val="1"/>
-      <w:numFmt w:val="bullet"/>
-      <w:lvlText w:val="–"/>
-      <w:lvlJc w:val="left"/>
-      <w:pPr>
-        <w:ind w:left="900" w:hanging="280"/>
-      </w:pPr>
-    </w:lvl>
-    <w:lvl w:ilvl="2" w:tplc="F2E6FB54">
-      <w:numFmt w:val="decimal"/>
-      <w:lvlText w:val=""/>
-      <w:lvlJc w:val="left"/>
-    </w:lvl>
-    <w:lvl w:ilvl="3" w:tplc="54EEB962">
-      <w:numFmt w:val="decimal"/>
-      <w:lvlText w:val=""/>
-      <w:lvlJc w:val="left"/>
-    </w:lvl>
-    <w:lvl w:ilvl="4" w:tplc="844E1C1E">
-      <w:numFmt w:val="decimal"/>
-      <w:lvlText w:val=""/>
-      <w:lvlJc w:val="left"/>
-    </w:lvl>
-    <w:lvl w:ilvl="5" w:tplc="F2C4E0C4">
-      <w:numFmt w:val="decimal"/>
-      <w:lvlText w:val=""/>
-      <w:lvlJc w:val="left"/>
-    </w:lvl>
-    <w:lvl w:ilvl="6" w:tplc="72802EE4">
-      <w:numFmt w:val="decimal"/>
-      <w:lvlText w:val=""/>
-      <w:lvlJc w:val="left"/>
-    </w:lvl>
-    <w:lvl w:ilvl="7" w:tplc="6D026B2A">
-      <w:numFmt w:val="decimal"/>
-      <w:lvlText w:val=""/>
-      <w:lvlJc w:val="left"/>
-    </w:lvl>
-    <w:lvl w:ilvl="8" w:tplc="950A1F42">
-      <w:numFmt w:val="decimal"/>
-      <w:lvlText w:val=""/>
-      <w:lvlJc w:val="left"/>
-    </w:lvl>
-  </w:abstractNum>
-  <w:abstractNum w:abstractNumId="4" w15:restartNumberingAfterBreak="0">
-    <w:nsid w:val="6D256093"/>
-    <w:multiLevelType w:val="hybridMultilevel"/>
-    <w:tmpl w:val="83A24854"/>
-    <w:lvl w:ilvl="0" w:tplc="1FEE5890">
+    <w:tmpl w:val="2132F24C"/>
+    <w:lvl w:ilvl="0" w:tplc="D4F085B8">
       <w:start w:val="1"/>
       <w:numFmt w:val="decimal"/>
       <w:lvlText w:val="%1."/>
@@ -5895,73 +6615,282 @@
         <w:color w:val="A67C27"/>
       </w:rPr>
     </w:lvl>
-    <w:lvl w:ilvl="1" w:tplc="FC2476BA">
+    <w:lvl w:ilvl="1" w:tplc="4D0645CC">
       <w:numFmt w:val="decimal"/>
       <w:lvlText w:val=""/>
       <w:lvlJc w:val="left"/>
     </w:lvl>
-    <w:lvl w:ilvl="2" w:tplc="62721850">
+    <w:lvl w:ilvl="2" w:tplc="0666F360">
       <w:numFmt w:val="decimal"/>
       <w:lvlText w:val=""/>
       <w:lvlJc w:val="left"/>
     </w:lvl>
-    <w:lvl w:ilvl="3" w:tplc="3E36F616">
+    <w:lvl w:ilvl="3" w:tplc="3FF87978">
       <w:numFmt w:val="decimal"/>
       <w:lvlText w:val=""/>
       <w:lvlJc w:val="left"/>
     </w:lvl>
-    <w:lvl w:ilvl="4" w:tplc="671290DC">
+    <w:lvl w:ilvl="4" w:tplc="8AA08234">
       <w:numFmt w:val="decimal"/>
       <w:lvlText w:val=""/>
       <w:lvlJc w:val="left"/>
     </w:lvl>
-    <w:lvl w:ilvl="5" w:tplc="DB387F22">
+    <w:lvl w:ilvl="5" w:tplc="70E2EF68">
       <w:numFmt w:val="decimal"/>
       <w:lvlText w:val=""/>
       <w:lvlJc w:val="left"/>
     </w:lvl>
-    <w:lvl w:ilvl="6" w:tplc="DDC6AE30">
+    <w:lvl w:ilvl="6" w:tplc="2CD2F0A4">
       <w:numFmt w:val="decimal"/>
       <w:lvlText w:val=""/>
       <w:lvlJc w:val="left"/>
     </w:lvl>
-    <w:lvl w:ilvl="7" w:tplc="0FA45C42">
+    <w:lvl w:ilvl="7" w:tplc="48485D8E">
       <w:numFmt w:val="decimal"/>
       <w:lvlText w:val=""/>
       <w:lvlJc w:val="left"/>
     </w:lvl>
-    <w:lvl w:ilvl="8" w:tplc="E544EDFC">
+    <w:lvl w:ilvl="8" w:tplc="841A5B96">
       <w:numFmt w:val="decimal"/>
       <w:lvlText w:val=""/>
       <w:lvlJc w:val="left"/>
     </w:lvl>
   </w:abstractNum>
-  <w:num w:numId="1" w16cid:durableId="1235362618">
+  <w:abstractNum w:abstractNumId="3" w15:restartNumberingAfterBreak="0">
+    <w:nsid w:val="53745DCD"/>
+    <w:multiLevelType w:val="hybridMultilevel"/>
+    <w:tmpl w:val="B62AE7CC"/>
+    <w:lvl w:ilvl="0" w:tplc="20049E7A">
+      <w:start w:val="1"/>
+      <w:numFmt w:val="bullet"/>
+      <w:lvlText w:val="●"/>
+      <w:lvlJc w:val="left"/>
+      <w:pPr>
+        <w:ind w:left="720" w:hanging="360"/>
+      </w:pPr>
+    </w:lvl>
+    <w:lvl w:ilvl="1" w:tplc="140C7D34">
+      <w:start w:val="1"/>
+      <w:numFmt w:val="bullet"/>
+      <w:lvlText w:val="○"/>
+      <w:lvlJc w:val="left"/>
+      <w:pPr>
+        <w:ind w:left="1440" w:hanging="360"/>
+      </w:pPr>
+    </w:lvl>
+    <w:lvl w:ilvl="2" w:tplc="AA5890DC">
+      <w:start w:val="1"/>
+      <w:numFmt w:val="bullet"/>
+      <w:lvlText w:val="■"/>
+      <w:lvlJc w:val="left"/>
+      <w:pPr>
+        <w:ind w:left="2160" w:hanging="360"/>
+      </w:pPr>
+    </w:lvl>
+    <w:lvl w:ilvl="3" w:tplc="D2F457DC">
+      <w:start w:val="1"/>
+      <w:numFmt w:val="bullet"/>
+      <w:lvlText w:val="●"/>
+      <w:lvlJc w:val="left"/>
+      <w:pPr>
+        <w:ind w:left="2880" w:hanging="360"/>
+      </w:pPr>
+    </w:lvl>
+    <w:lvl w:ilvl="4" w:tplc="300C8A3C">
+      <w:start w:val="1"/>
+      <w:numFmt w:val="bullet"/>
+      <w:lvlText w:val="○"/>
+      <w:lvlJc w:val="left"/>
+      <w:pPr>
+        <w:ind w:left="3600" w:hanging="360"/>
+      </w:pPr>
+    </w:lvl>
+    <w:lvl w:ilvl="5" w:tplc="8FA63832">
+      <w:start w:val="1"/>
+      <w:numFmt w:val="bullet"/>
+      <w:lvlText w:val="■"/>
+      <w:lvlJc w:val="left"/>
+      <w:pPr>
+        <w:ind w:left="4320" w:hanging="360"/>
+      </w:pPr>
+    </w:lvl>
+    <w:lvl w:ilvl="6" w:tplc="62CA5CDE">
+      <w:start w:val="1"/>
+      <w:numFmt w:val="bullet"/>
+      <w:lvlText w:val="●"/>
+      <w:lvlJc w:val="left"/>
+      <w:pPr>
+        <w:ind w:left="5040" w:hanging="360"/>
+      </w:pPr>
+    </w:lvl>
+    <w:lvl w:ilvl="7" w:tplc="0BE0E1F8">
+      <w:start w:val="1"/>
+      <w:numFmt w:val="bullet"/>
+      <w:lvlText w:val="●"/>
+      <w:lvlJc w:val="left"/>
+      <w:pPr>
+        <w:ind w:left="5760" w:hanging="360"/>
+      </w:pPr>
+    </w:lvl>
+    <w:lvl w:ilvl="8" w:tplc="9ED0FB04">
+      <w:start w:val="1"/>
+      <w:numFmt w:val="bullet"/>
+      <w:lvlText w:val="●"/>
+      <w:lvlJc w:val="left"/>
+      <w:pPr>
+        <w:ind w:left="6480" w:hanging="360"/>
+      </w:pPr>
+    </w:lvl>
+  </w:abstractNum>
+  <w:abstractNum w:abstractNumId="4" w15:restartNumberingAfterBreak="0">
+    <w:nsid w:val="637538C1"/>
+    <w:multiLevelType w:val="hybridMultilevel"/>
+    <w:tmpl w:val="0BAC3B1E"/>
+    <w:lvl w:ilvl="0" w:tplc="507E8364">
+      <w:start w:val="1"/>
+      <w:numFmt w:val="decimal"/>
+      <w:lvlText w:val="%1."/>
+      <w:lvlJc w:val="left"/>
+      <w:pPr>
+        <w:ind w:left="460" w:hanging="360"/>
+      </w:pPr>
+      <w:rPr>
+        <w:b/>
+        <w:bCs/>
+        <w:color w:val="A67C27"/>
+      </w:rPr>
+    </w:lvl>
+    <w:lvl w:ilvl="1" w:tplc="3D5434A4">
+      <w:numFmt w:val="decimal"/>
+      <w:lvlText w:val=""/>
+      <w:lvlJc w:val="left"/>
+    </w:lvl>
+    <w:lvl w:ilvl="2" w:tplc="C50AAEEA">
+      <w:numFmt w:val="decimal"/>
+      <w:lvlText w:val=""/>
+      <w:lvlJc w:val="left"/>
+    </w:lvl>
+    <w:lvl w:ilvl="3" w:tplc="F37ECC5C">
+      <w:numFmt w:val="decimal"/>
+      <w:lvlText w:val=""/>
+      <w:lvlJc w:val="left"/>
+    </w:lvl>
+    <w:lvl w:ilvl="4" w:tplc="60041704">
+      <w:numFmt w:val="decimal"/>
+      <w:lvlText w:val=""/>
+      <w:lvlJc w:val="left"/>
+    </w:lvl>
+    <w:lvl w:ilvl="5" w:tplc="761447C2">
+      <w:numFmt w:val="decimal"/>
+      <w:lvlText w:val=""/>
+      <w:lvlJc w:val="left"/>
+    </w:lvl>
+    <w:lvl w:ilvl="6" w:tplc="38FA5AFC">
+      <w:numFmt w:val="decimal"/>
+      <w:lvlText w:val=""/>
+      <w:lvlJc w:val="left"/>
+    </w:lvl>
+    <w:lvl w:ilvl="7" w:tplc="123CD9F2">
+      <w:numFmt w:val="decimal"/>
+      <w:lvlText w:val=""/>
+      <w:lvlJc w:val="left"/>
+    </w:lvl>
+    <w:lvl w:ilvl="8" w:tplc="D074AEB6">
+      <w:numFmt w:val="decimal"/>
+      <w:lvlText w:val=""/>
+      <w:lvlJc w:val="left"/>
+    </w:lvl>
+  </w:abstractNum>
+  <w:abstractNum w:abstractNumId="5" w15:restartNumberingAfterBreak="0">
+    <w:nsid w:val="78164459"/>
+    <w:multiLevelType w:val="hybridMultilevel"/>
+    <w:tmpl w:val="A4D64D3A"/>
+    <w:lvl w:ilvl="0" w:tplc="31A87F82">
+      <w:start w:val="1"/>
+      <w:numFmt w:val="bullet"/>
+      <w:lvlText w:val="•"/>
+      <w:lvlJc w:val="left"/>
+      <w:pPr>
+        <w:ind w:left="460" w:hanging="280"/>
+      </w:pPr>
+    </w:lvl>
+    <w:lvl w:ilvl="1" w:tplc="4344DAF0">
+      <w:start w:val="1"/>
+      <w:numFmt w:val="bullet"/>
+      <w:lvlText w:val="–"/>
+      <w:lvlJc w:val="left"/>
+      <w:pPr>
+        <w:ind w:left="900" w:hanging="280"/>
+      </w:pPr>
+    </w:lvl>
+    <w:lvl w:ilvl="2" w:tplc="C4DA72A0">
+      <w:numFmt w:val="decimal"/>
+      <w:lvlText w:val=""/>
+      <w:lvlJc w:val="left"/>
+    </w:lvl>
+    <w:lvl w:ilvl="3" w:tplc="D97AAF78">
+      <w:numFmt w:val="decimal"/>
+      <w:lvlText w:val=""/>
+      <w:lvlJc w:val="left"/>
+    </w:lvl>
+    <w:lvl w:ilvl="4" w:tplc="254AD230">
+      <w:numFmt w:val="decimal"/>
+      <w:lvlText w:val=""/>
+      <w:lvlJc w:val="left"/>
+    </w:lvl>
+    <w:lvl w:ilvl="5" w:tplc="FA96DC66">
+      <w:numFmt w:val="decimal"/>
+      <w:lvlText w:val=""/>
+      <w:lvlJc w:val="left"/>
+    </w:lvl>
+    <w:lvl w:ilvl="6" w:tplc="CDD63038">
+      <w:numFmt w:val="decimal"/>
+      <w:lvlText w:val=""/>
+      <w:lvlJc w:val="left"/>
+    </w:lvl>
+    <w:lvl w:ilvl="7" w:tplc="3578B458">
+      <w:numFmt w:val="decimal"/>
+      <w:lvlText w:val=""/>
+      <w:lvlJc w:val="left"/>
+    </w:lvl>
+    <w:lvl w:ilvl="8" w:tplc="0024C9CE">
+      <w:numFmt w:val="decimal"/>
+      <w:lvlText w:val=""/>
+      <w:lvlJc w:val="left"/>
+    </w:lvl>
+  </w:abstractNum>
+  <w:num w:numId="1" w16cid:durableId="1793203026">
+    <w:abstractNumId w:val="3"/>
+    <w:lvlOverride w:ilvl="0">
+      <w:startOverride w:val="1"/>
+    </w:lvlOverride>
+  </w:num>
+  <w:num w:numId="2" w16cid:durableId="2028210701">
+    <w:abstractNumId w:val="5"/>
+    <w:lvlOverride w:ilvl="0">
+      <w:startOverride w:val="1"/>
+    </w:lvlOverride>
+  </w:num>
+  <w:num w:numId="3" w16cid:durableId="2123064095">
+    <w:abstractNumId w:val="0"/>
+    <w:lvlOverride w:ilvl="0">
+      <w:startOverride w:val="1"/>
+    </w:lvlOverride>
+  </w:num>
+  <w:num w:numId="4" w16cid:durableId="1972397439">
+    <w:abstractNumId w:val="4"/>
+    <w:lvlOverride w:ilvl="0">
+      <w:startOverride w:val="1"/>
+    </w:lvlOverride>
+  </w:num>
+  <w:num w:numId="5" w16cid:durableId="525212530">
     <w:abstractNumId w:val="2"/>
     <w:lvlOverride w:ilvl="0">
       <w:startOverride w:val="1"/>
     </w:lvlOverride>
   </w:num>
-  <w:num w:numId="2" w16cid:durableId="515466073">
-    <w:abstractNumId w:val="3"/>
-    <w:lvlOverride w:ilvl="0">
-      <w:startOverride w:val="1"/>
-    </w:lvlOverride>
-  </w:num>
-  <w:num w:numId="3" w16cid:durableId="545869281">
+  <w:num w:numId="6" w16cid:durableId="161630946">
     <w:abstractNumId w:val="1"/>
-    <w:lvlOverride w:ilvl="0">
-      <w:startOverride w:val="1"/>
-    </w:lvlOverride>
-  </w:num>
-  <w:num w:numId="4" w16cid:durableId="182326519">
-    <w:abstractNumId w:val="4"/>
-    <w:lvlOverride w:ilvl="0">
-      <w:startOverride w:val="1"/>
-    </w:lvlOverride>
-  </w:num>
-  <w:num w:numId="5" w16cid:durableId="649989234">
-    <w:abstractNumId w:val="0"/>
     <w:lvlOverride w:ilvl="0">
       <w:startOverride w:val="1"/>
     </w:lvlOverride>
@@ -6587,7 +7516,7 @@
     <w:autoRedefine/>
     <w:uiPriority w:val="39"/>
     <w:unhideWhenUsed/>
-    <w:rsid w:val="00047AD5"/>
+    <w:rsid w:val="00FF4238"/>
     <w:pPr>
       <w:spacing w:after="100"/>
     </w:pPr>
@@ -6599,7 +7528,7 @@
     <w:autoRedefine/>
     <w:uiPriority w:val="39"/>
     <w:unhideWhenUsed/>
-    <w:rsid w:val="00047AD5"/>
+    <w:rsid w:val="00FF4238"/>
     <w:pPr>
       <w:spacing w:after="100"/>
       <w:ind w:left="210"/>

--- a/docs/manuals/Respondent_Guide.docx
+++ b/docs/manuals/Respondent_Guide.docx
@@ -69,7 +69,7 @@
           <w:left w:w="10" w:type="dxa"/>
           <w:right w:w="10" w:type="dxa"/>
         </w:tblCellMar>
-        <w:tblLook w:val="0000" w:firstRow="0" w:lastRow="0" w:firstColumn="0" w:lastColumn="0" w:noHBand="0" w:noVBand="0"/>
+        <w:tblLook w:val="04A0" w:firstRow="1" w:lastRow="0" w:firstColumn="1" w:lastColumn="0" w:noHBand="0" w:noVBand="1"/>
       </w:tblPr>
       <w:tblGrid>
         <w:gridCol w:w="2300"/>
@@ -469,7 +469,7 @@
                 <w:sz w:val="19"/>
                 <w:szCs w:val="19"/>
               </w:rPr>
-              <w:t>Version 1.14 · 1 October 2026</w:t>
+              <w:t>Version 1.15 · 1 October 2026</w:t>
             </w:r>
           </w:p>
         </w:tc>
@@ -538,7 +538,7 @@
     <w:sdt>
       <w:sdtPr>
         <w:alias w:val="Contents"/>
-        <w:id w:val="-730232228"/>
+        <w:id w:val="-372615980"/>
       </w:sdtPr>
       <w:sdtEndPr/>
       <w:sdtContent>
@@ -567,7 +567,7 @@
           <w:r>
             <w:fldChar w:fldCharType="separate"/>
           </w:r>
-          <w:hyperlink w:anchor="_Toc241780368" w:history="1">
+          <w:hyperlink w:anchor="_Toc241781431" w:history="1">
             <w:r>
               <w:rPr>
                 <w:rStyle w:val="Hyperlink"/>
@@ -591,7 +591,7 @@
               <w:rPr>
                 <w:noProof/>
               </w:rPr>
-              <w:instrText xml:space="preserve"> PAGEREF _Toc241780368 \h </w:instrText>
+              <w:instrText xml:space="preserve"> PAGEREF _Toc241781431 \h </w:instrText>
             </w:r>
             <w:r>
               <w:rPr>
@@ -634,7 +634,7 @@
               <w14:ligatures w14:val="standardContextual"/>
             </w:rPr>
           </w:pPr>
-          <w:hyperlink w:anchor="_Toc241780369" w:history="1">
+          <w:hyperlink w:anchor="_Toc241781432" w:history="1">
             <w:r>
               <w:rPr>
                 <w:rStyle w:val="Hyperlink"/>
@@ -658,7 +658,7 @@
               <w:rPr>
                 <w:noProof/>
               </w:rPr>
-              <w:instrText xml:space="preserve"> PAGEREF _Toc241780369 \h </w:instrText>
+              <w:instrText xml:space="preserve"> PAGEREF _Toc241781432 \h </w:instrText>
             </w:r>
             <w:r>
               <w:rPr>
@@ -701,7 +701,7 @@
               <w14:ligatures w14:val="standardContextual"/>
             </w:rPr>
           </w:pPr>
-          <w:hyperlink w:anchor="_Toc241780370" w:history="1">
+          <w:hyperlink w:anchor="_Toc241781433" w:history="1">
             <w:r>
               <w:rPr>
                 <w:rStyle w:val="Hyperlink"/>
@@ -725,7 +725,7 @@
               <w:rPr>
                 <w:noProof/>
               </w:rPr>
-              <w:instrText xml:space="preserve"> PAGEREF _Toc241780370 \h </w:instrText>
+              <w:instrText xml:space="preserve"> PAGEREF _Toc241781433 \h </w:instrText>
             </w:r>
             <w:r>
               <w:rPr>
@@ -768,7 +768,7 @@
               <w14:ligatures w14:val="standardContextual"/>
             </w:rPr>
           </w:pPr>
-          <w:hyperlink w:anchor="_Toc241780371" w:history="1">
+          <w:hyperlink w:anchor="_Toc241781434" w:history="1">
             <w:r>
               <w:rPr>
                 <w:rStyle w:val="Hyperlink"/>
@@ -792,7 +792,7 @@
               <w:rPr>
                 <w:noProof/>
               </w:rPr>
-              <w:instrText xml:space="preserve"> PAGEREF _Toc241780371 \h </w:instrText>
+              <w:instrText xml:space="preserve"> PAGEREF _Toc241781434 \h </w:instrText>
             </w:r>
             <w:r>
               <w:rPr>
@@ -835,7 +835,7 @@
               <w14:ligatures w14:val="standardContextual"/>
             </w:rPr>
           </w:pPr>
-          <w:hyperlink w:anchor="_Toc241780372" w:history="1">
+          <w:hyperlink w:anchor="_Toc241781435" w:history="1">
             <w:r>
               <w:rPr>
                 <w:rStyle w:val="Hyperlink"/>
@@ -859,7 +859,7 @@
               <w:rPr>
                 <w:noProof/>
               </w:rPr>
-              <w:instrText xml:space="preserve"> PAGEREF _Toc241780372 \h </w:instrText>
+              <w:instrText xml:space="preserve"> PAGEREF _Toc241781435 \h </w:instrText>
             </w:r>
             <w:r>
               <w:rPr>
@@ -902,7 +902,7 @@
               <w14:ligatures w14:val="standardContextual"/>
             </w:rPr>
           </w:pPr>
-          <w:hyperlink w:anchor="_Toc241780373" w:history="1">
+          <w:hyperlink w:anchor="_Toc241781436" w:history="1">
             <w:r>
               <w:rPr>
                 <w:rStyle w:val="Hyperlink"/>
@@ -926,7 +926,7 @@
               <w:rPr>
                 <w:noProof/>
               </w:rPr>
-              <w:instrText xml:space="preserve"> PAGEREF _Toc241780373 \h </w:instrText>
+              <w:instrText xml:space="preserve"> PAGEREF _Toc241781436 \h </w:instrText>
             </w:r>
             <w:r>
               <w:rPr>
@@ -969,7 +969,7 @@
               <w14:ligatures w14:val="standardContextual"/>
             </w:rPr>
           </w:pPr>
-          <w:hyperlink w:anchor="_Toc241780374" w:history="1">
+          <w:hyperlink w:anchor="_Toc241781437" w:history="1">
             <w:r>
               <w:rPr>
                 <w:rStyle w:val="Hyperlink"/>
@@ -993,7 +993,7 @@
               <w:rPr>
                 <w:noProof/>
               </w:rPr>
-              <w:instrText xml:space="preserve"> PAGEREF _Toc241780374 \h </w:instrText>
+              <w:instrText xml:space="preserve"> PAGEREF _Toc241781437 \h </w:instrText>
             </w:r>
             <w:r>
               <w:rPr>
@@ -1036,7 +1036,7 @@
               <w14:ligatures w14:val="standardContextual"/>
             </w:rPr>
           </w:pPr>
-          <w:hyperlink w:anchor="_Toc241780375" w:history="1">
+          <w:hyperlink w:anchor="_Toc241781438" w:history="1">
             <w:r>
               <w:rPr>
                 <w:rStyle w:val="Hyperlink"/>
@@ -1060,7 +1060,7 @@
               <w:rPr>
                 <w:noProof/>
               </w:rPr>
-              <w:instrText xml:space="preserve"> PAGEREF _Toc241780375 \h </w:instrText>
+              <w:instrText xml:space="preserve"> PAGEREF _Toc241781438 \h </w:instrText>
             </w:r>
             <w:r>
               <w:rPr>
@@ -1103,7 +1103,7 @@
               <w14:ligatures w14:val="standardContextual"/>
             </w:rPr>
           </w:pPr>
-          <w:hyperlink w:anchor="_Toc241780376" w:history="1">
+          <w:hyperlink w:anchor="_Toc241781439" w:history="1">
             <w:r>
               <w:rPr>
                 <w:rStyle w:val="Hyperlink"/>
@@ -1127,7 +1127,7 @@
               <w:rPr>
                 <w:noProof/>
               </w:rPr>
-              <w:instrText xml:space="preserve"> PAGEREF _Toc241780376 \h </w:instrText>
+              <w:instrText xml:space="preserve"> PAGEREF _Toc241781439 \h </w:instrText>
             </w:r>
             <w:r>
               <w:rPr>
@@ -1170,7 +1170,7 @@
               <w14:ligatures w14:val="standardContextual"/>
             </w:rPr>
           </w:pPr>
-          <w:hyperlink w:anchor="_Toc241780377" w:history="1">
+          <w:hyperlink w:anchor="_Toc241781440" w:history="1">
             <w:r>
               <w:rPr>
                 <w:rStyle w:val="Hyperlink"/>
@@ -1194,7 +1194,7 @@
               <w:rPr>
                 <w:noProof/>
               </w:rPr>
-              <w:instrText xml:space="preserve"> PAGEREF _Toc241780377 \h </w:instrText>
+              <w:instrText xml:space="preserve"> PAGEREF _Toc241781440 \h </w:instrText>
             </w:r>
             <w:r>
               <w:rPr>
@@ -1237,7 +1237,7 @@
               <w14:ligatures w14:val="standardContextual"/>
             </w:rPr>
           </w:pPr>
-          <w:hyperlink w:anchor="_Toc241780378" w:history="1">
+          <w:hyperlink w:anchor="_Toc241781441" w:history="1">
             <w:r>
               <w:rPr>
                 <w:rStyle w:val="Hyperlink"/>
@@ -1261,7 +1261,7 @@
               <w:rPr>
                 <w:noProof/>
               </w:rPr>
-              <w:instrText xml:space="preserve"> PAGEREF _Toc241780378 \h </w:instrText>
+              <w:instrText xml:space="preserve"> PAGEREF _Toc241781441 \h </w:instrText>
             </w:r>
             <w:r>
               <w:rPr>
@@ -1304,7 +1304,7 @@
               <w14:ligatures w14:val="standardContextual"/>
             </w:rPr>
           </w:pPr>
-          <w:hyperlink w:anchor="_Toc241780379" w:history="1">
+          <w:hyperlink w:anchor="_Toc241781442" w:history="1">
             <w:r>
               <w:rPr>
                 <w:rStyle w:val="Hyperlink"/>
@@ -1328,7 +1328,7 @@
               <w:rPr>
                 <w:noProof/>
               </w:rPr>
-              <w:instrText xml:space="preserve"> PAGEREF _Toc241780379 \h </w:instrText>
+              <w:instrText xml:space="preserve"> PAGEREF _Toc241781442 \h </w:instrText>
             </w:r>
             <w:r>
               <w:rPr>
@@ -1371,7 +1371,7 @@
               <w14:ligatures w14:val="standardContextual"/>
             </w:rPr>
           </w:pPr>
-          <w:hyperlink w:anchor="_Toc241780380" w:history="1">
+          <w:hyperlink w:anchor="_Toc241781443" w:history="1">
             <w:r>
               <w:rPr>
                 <w:rStyle w:val="Hyperlink"/>
@@ -1395,7 +1395,7 @@
               <w:rPr>
                 <w:noProof/>
               </w:rPr>
-              <w:instrText xml:space="preserve"> PAGEREF _Toc241780380 \h </w:instrText>
+              <w:instrText xml:space="preserve"> PAGEREF _Toc241781443 \h </w:instrText>
             </w:r>
             <w:r>
               <w:rPr>
@@ -1438,7 +1438,7 @@
               <w14:ligatures w14:val="standardContextual"/>
             </w:rPr>
           </w:pPr>
-          <w:hyperlink w:anchor="_Toc241780381" w:history="1">
+          <w:hyperlink w:anchor="_Toc241781444" w:history="1">
             <w:r>
               <w:rPr>
                 <w:rStyle w:val="Hyperlink"/>
@@ -1462,7 +1462,7 @@
               <w:rPr>
                 <w:noProof/>
               </w:rPr>
-              <w:instrText xml:space="preserve"> PAGEREF _Toc241780381 \h </w:instrText>
+              <w:instrText xml:space="preserve"> PAGEREF _Toc241781444 \h </w:instrText>
             </w:r>
             <w:r>
               <w:rPr>
@@ -1505,7 +1505,7 @@
               <w14:ligatures w14:val="standardContextual"/>
             </w:rPr>
           </w:pPr>
-          <w:hyperlink w:anchor="_Toc241780382" w:history="1">
+          <w:hyperlink w:anchor="_Toc241781445" w:history="1">
             <w:r>
               <w:rPr>
                 <w:rStyle w:val="Hyperlink"/>
@@ -1529,7 +1529,7 @@
               <w:rPr>
                 <w:noProof/>
               </w:rPr>
-              <w:instrText xml:space="preserve"> PAGEREF _Toc241780382 \h </w:instrText>
+              <w:instrText xml:space="preserve"> PAGEREF _Toc241781445 \h </w:instrText>
             </w:r>
             <w:r>
               <w:rPr>
@@ -1572,7 +1572,7 @@
               <w14:ligatures w14:val="standardContextual"/>
             </w:rPr>
           </w:pPr>
-          <w:hyperlink w:anchor="_Toc241780383" w:history="1">
+          <w:hyperlink w:anchor="_Toc241781446" w:history="1">
             <w:r>
               <w:rPr>
                 <w:rStyle w:val="Hyperlink"/>
@@ -1596,7 +1596,7 @@
               <w:rPr>
                 <w:noProof/>
               </w:rPr>
-              <w:instrText xml:space="preserve"> PAGEREF _Toc241780383 \h </w:instrText>
+              <w:instrText xml:space="preserve"> PAGEREF _Toc241781446 \h </w:instrText>
             </w:r>
             <w:r>
               <w:rPr>
@@ -1639,7 +1639,7 @@
               <w14:ligatures w14:val="standardContextual"/>
             </w:rPr>
           </w:pPr>
-          <w:hyperlink w:anchor="_Toc241780384" w:history="1">
+          <w:hyperlink w:anchor="_Toc241781447" w:history="1">
             <w:r>
               <w:rPr>
                 <w:rStyle w:val="Hyperlink"/>
@@ -1663,7 +1663,7 @@
               <w:rPr>
                 <w:noProof/>
               </w:rPr>
-              <w:instrText xml:space="preserve"> PAGEREF _Toc241780384 \h </w:instrText>
+              <w:instrText xml:space="preserve"> PAGEREF _Toc241781447 \h </w:instrText>
             </w:r>
             <w:r>
               <w:rPr>
@@ -1706,7 +1706,7 @@
               <w14:ligatures w14:val="standardContextual"/>
             </w:rPr>
           </w:pPr>
-          <w:hyperlink w:anchor="_Toc241780385" w:history="1">
+          <w:hyperlink w:anchor="_Toc241781448" w:history="1">
             <w:r>
               <w:rPr>
                 <w:rStyle w:val="Hyperlink"/>
@@ -1730,7 +1730,7 @@
               <w:rPr>
                 <w:noProof/>
               </w:rPr>
-              <w:instrText xml:space="preserve"> PAGEREF _Toc241780385 \h </w:instrText>
+              <w:instrText xml:space="preserve"> PAGEREF _Toc241781448 \h </w:instrText>
             </w:r>
             <w:r>
               <w:rPr>
@@ -1773,7 +1773,7 @@
               <w14:ligatures w14:val="standardContextual"/>
             </w:rPr>
           </w:pPr>
-          <w:hyperlink w:anchor="_Toc241780386" w:history="1">
+          <w:hyperlink w:anchor="_Toc241781449" w:history="1">
             <w:r>
               <w:rPr>
                 <w:rStyle w:val="Hyperlink"/>
@@ -1797,7 +1797,7 @@
               <w:rPr>
                 <w:noProof/>
               </w:rPr>
-              <w:instrText xml:space="preserve"> PAGEREF _Toc241780386 \h </w:instrText>
+              <w:instrText xml:space="preserve"> PAGEREF _Toc241781449 \h </w:instrText>
             </w:r>
             <w:r>
               <w:rPr>
@@ -1840,7 +1840,7 @@
               <w14:ligatures w14:val="standardContextual"/>
             </w:rPr>
           </w:pPr>
-          <w:hyperlink w:anchor="_Toc241780387" w:history="1">
+          <w:hyperlink w:anchor="_Toc241781450" w:history="1">
             <w:r>
               <w:rPr>
                 <w:rStyle w:val="Hyperlink"/>
@@ -1864,7 +1864,7 @@
               <w:rPr>
                 <w:noProof/>
               </w:rPr>
-              <w:instrText xml:space="preserve"> PAGEREF _Toc241780387 \h </w:instrText>
+              <w:instrText xml:space="preserve"> PAGEREF _Toc241781450 \h </w:instrText>
             </w:r>
             <w:r>
               <w:rPr>
@@ -1907,7 +1907,7 @@
               <w14:ligatures w14:val="standardContextual"/>
             </w:rPr>
           </w:pPr>
-          <w:hyperlink w:anchor="_Toc241780388" w:history="1">
+          <w:hyperlink w:anchor="_Toc241781451" w:history="1">
             <w:r>
               <w:rPr>
                 <w:rStyle w:val="Hyperlink"/>
@@ -1931,7 +1931,7 @@
               <w:rPr>
                 <w:noProof/>
               </w:rPr>
-              <w:instrText xml:space="preserve"> PAGEREF _Toc241780388 \h </w:instrText>
+              <w:instrText xml:space="preserve"> PAGEREF _Toc241781451 \h </w:instrText>
             </w:r>
             <w:r>
               <w:rPr>
@@ -1974,7 +1974,7 @@
               <w14:ligatures w14:val="standardContextual"/>
             </w:rPr>
           </w:pPr>
-          <w:hyperlink w:anchor="_Toc241780389" w:history="1">
+          <w:hyperlink w:anchor="_Toc241781452" w:history="1">
             <w:r>
               <w:rPr>
                 <w:rStyle w:val="Hyperlink"/>
@@ -1998,7 +1998,7 @@
               <w:rPr>
                 <w:noProof/>
               </w:rPr>
-              <w:instrText xml:space="preserve"> PAGEREF _Toc241780389 \h </w:instrText>
+              <w:instrText xml:space="preserve"> PAGEREF _Toc241781452 \h </w:instrText>
             </w:r>
             <w:r>
               <w:rPr>
@@ -2041,7 +2041,7 @@
               <w14:ligatures w14:val="standardContextual"/>
             </w:rPr>
           </w:pPr>
-          <w:hyperlink w:anchor="_Toc241780390" w:history="1">
+          <w:hyperlink w:anchor="_Toc241781453" w:history="1">
             <w:r>
               <w:rPr>
                 <w:rStyle w:val="Hyperlink"/>
@@ -2065,7 +2065,7 @@
               <w:rPr>
                 <w:noProof/>
               </w:rPr>
-              <w:instrText xml:space="preserve"> PAGEREF _Toc241780390 \h </w:instrText>
+              <w:instrText xml:space="preserve"> PAGEREF _Toc241781453 \h </w:instrText>
             </w:r>
             <w:r>
               <w:rPr>
@@ -2104,7 +2104,7 @@
         <w:pStyle w:val="Heading1"/>
         <w:pageBreakBefore/>
       </w:pPr>
-      <w:bookmarkStart w:id="0" w:name="_Toc241780368"/>
+      <w:bookmarkStart w:id="0" w:name="_Toc241781431"/>
       <w:r>
         <w:lastRenderedPageBreak/>
         <w:t>1. Welcome</w:t>
@@ -2144,7 +2144,7 @@
           <w:left w:w="10" w:type="dxa"/>
           <w:right w:w="10" w:type="dxa"/>
         </w:tblCellMar>
-        <w:tblLook w:val="0000" w:firstRow="0" w:lastRow="0" w:firstColumn="0" w:lastColumn="0" w:noHBand="0" w:noVBand="0"/>
+        <w:tblLook w:val="04A0" w:firstRow="1" w:lastRow="0" w:firstColumn="1" w:lastColumn="0" w:noHBand="0" w:noVBand="1"/>
       </w:tblPr>
       <w:tblGrid>
         <w:gridCol w:w="2824"/>
@@ -2520,7 +2520,7 @@
       <w:pPr>
         <w:pStyle w:val="Heading2"/>
       </w:pPr>
-      <w:bookmarkStart w:id="1" w:name="_Toc241780369"/>
+      <w:bookmarkStart w:id="1" w:name="_Toc241781432"/>
       <w:r>
         <w:t>What you should know first</w:t>
       </w:r>
@@ -2638,7 +2638,7 @@
         <w:pStyle w:val="Heading1"/>
         <w:pageBreakBefore/>
       </w:pPr>
-      <w:bookmarkStart w:id="2" w:name="_Toc241780370"/>
+      <w:bookmarkStart w:id="2" w:name="_Toc241781433"/>
       <w:r>
         <w:lastRenderedPageBreak/>
         <w:t>2. What you need</w:t>
@@ -2734,7 +2734,7 @@
           <w:left w:w="10" w:type="dxa"/>
           <w:right w:w="10" w:type="dxa"/>
         </w:tblCellMar>
-        <w:tblLook w:val="0000" w:firstRow="0" w:lastRow="0" w:firstColumn="0" w:lastColumn="0" w:noHBand="0" w:noVBand="0"/>
+        <w:tblLook w:val="04A0" w:firstRow="1" w:lastRow="0" w:firstColumn="1" w:lastColumn="0" w:noHBand="0" w:noVBand="1"/>
       </w:tblPr>
       <w:tblGrid>
         <w:gridCol w:w="9412"/>
@@ -2867,7 +2867,7 @@
         <w:pStyle w:val="Heading1"/>
         <w:pageBreakBefore/>
       </w:pPr>
-      <w:bookmarkStart w:id="3" w:name="_Toc241780371"/>
+      <w:bookmarkStart w:id="3" w:name="_Toc241781434"/>
       <w:r>
         <w:lastRenderedPageBreak/>
         <w:t>3. Taking part, step by step</w:t>
@@ -2878,7 +2878,7 @@
       <w:pPr>
         <w:pStyle w:val="Heading2"/>
       </w:pPr>
-      <w:bookmarkStart w:id="4" w:name="_Toc241780372"/>
+      <w:bookmarkStart w:id="4" w:name="_Toc241781435"/>
       <w:r>
         <w:t>Step 1 — Open your link</w:t>
       </w:r>
@@ -2896,7 +2896,7 @@
       <w:pPr>
         <w:pStyle w:val="Heading2"/>
       </w:pPr>
-      <w:bookmarkStart w:id="5" w:name="_Toc241780373"/>
+      <w:bookmarkStart w:id="5" w:name="_Toc241781436"/>
       <w:r>
         <w:t>Step 2 — Confirm your organisation</w:t>
       </w:r>
@@ -2931,7 +2931,7 @@
           <w:noProof/>
         </w:rPr>
         <w:drawing>
-          <wp:inline distT="0" distB="0" distL="0" distR="0" wp14:anchorId="7BDE2FF9" wp14:editId="15E36E61">
+          <wp:inline distT="0" distB="0" distL="0" distR="0" wp14:anchorId="2F3E6C5D" wp14:editId="08CFEB07">
             <wp:extent cx="2476500" cy="3362325"/>
             <wp:effectExtent l="0" t="0" r="0" b="0"/>
             <wp:docPr id="1" name="resp_01_confirm.jpg" descr="Confirming the organisation." title="Confirming the organisation."/>
@@ -3000,7 +3000,7 @@
       <w:pPr>
         <w:pStyle w:val="Heading2"/>
       </w:pPr>
-      <w:bookmarkStart w:id="6" w:name="_Toc241780374"/>
+      <w:bookmarkStart w:id="6" w:name="_Toc241781437"/>
       <w:r>
         <w:t>Step 3 — Tell us a little about you</w:t>
       </w:r>
@@ -3092,7 +3092,7 @@
         </w:rPr>
         <w:lastRenderedPageBreak/>
         <w:drawing>
-          <wp:inline distT="0" distB="0" distL="0" distR="0" wp14:anchorId="510E29B9" wp14:editId="276377AC">
+          <wp:inline distT="0" distB="0" distL="0" distR="0" wp14:anchorId="2B782AB6" wp14:editId="3C0B4050">
             <wp:extent cx="2476500" cy="3362325"/>
             <wp:effectExtent l="0" t="0" r="0" b="0"/>
             <wp:docPr id="2" name="resp_02_eligibility.jpg" descr="A little about you." title="A little about you."/>
@@ -3172,7 +3172,7 @@
           <w:left w:w="10" w:type="dxa"/>
           <w:right w:w="10" w:type="dxa"/>
         </w:tblCellMar>
-        <w:tblLook w:val="0000" w:firstRow="0" w:lastRow="0" w:firstColumn="0" w:lastColumn="0" w:noHBand="0" w:noVBand="0"/>
+        <w:tblLook w:val="04A0" w:firstRow="1" w:lastRow="0" w:firstColumn="1" w:lastColumn="0" w:noHBand="0" w:noVBand="1"/>
       </w:tblPr>
       <w:tblGrid>
         <w:gridCol w:w="9412"/>
@@ -3247,7 +3247,7 @@
       <w:pPr>
         <w:pStyle w:val="Heading2"/>
       </w:pPr>
-      <w:bookmarkStart w:id="7" w:name="_Toc241780375"/>
+      <w:bookmarkStart w:id="7" w:name="_Toc241781438"/>
       <w:r>
         <w:t>Step 4 — Read the participant information</w:t>
       </w:r>
@@ -3303,7 +3303,7 @@
         </w:rPr>
         <w:lastRenderedPageBreak/>
         <w:drawing>
-          <wp:inline distT="0" distB="0" distL="0" distR="0" wp14:anchorId="2DF2D6AE" wp14:editId="582298D7">
+          <wp:inline distT="0" distB="0" distL="0" distR="0" wp14:anchorId="16AF1FBF" wp14:editId="57619E54">
             <wp:extent cx="1076325" cy="4953000"/>
             <wp:effectExtent l="0" t="0" r="0" b="0"/>
             <wp:docPr id="3" name="resp_03_information_top.jpg" descr="Participant Information." title="Participant Information."/>
@@ -3372,7 +3372,7 @@
       <w:pPr>
         <w:pStyle w:val="Heading2"/>
       </w:pPr>
-      <w:bookmarkStart w:id="8" w:name="_Toc241780376"/>
+      <w:bookmarkStart w:id="8" w:name="_Toc241781439"/>
       <w:r>
         <w:t>Step 5 — Give your decision</w:t>
       </w:r>
@@ -3464,7 +3464,7 @@
         </w:rPr>
         <w:lastRenderedPageBreak/>
         <w:drawing>
-          <wp:inline distT="0" distB="0" distL="0" distR="0" wp14:anchorId="424E62D2" wp14:editId="5431EFA6">
+          <wp:inline distT="0" distB="0" distL="0" distR="0" wp14:anchorId="5703E258" wp14:editId="4B0F1E0A">
             <wp:extent cx="2476500" cy="4419600"/>
             <wp:effectExtent l="0" t="0" r="0" b="0"/>
             <wp:docPr id="4" name="resp_04_consent.jpg" descr="Your consent." title="Your consent."/>
@@ -3533,7 +3533,7 @@
       <w:pPr>
         <w:pStyle w:val="Heading2"/>
       </w:pPr>
-      <w:bookmarkStart w:id="9" w:name="_Toc241780377"/>
+      <w:bookmarkStart w:id="9" w:name="_Toc241781440"/>
       <w:r>
         <w:t>Step 6 — Check what we already know (only if shown)</w:t>
       </w:r>
@@ -3621,7 +3621,7 @@
       <w:pPr>
         <w:pStyle w:val="Heading2"/>
       </w:pPr>
-      <w:bookmarkStart w:id="10" w:name="_Toc241780378"/>
+      <w:bookmarkStart w:id="10" w:name="_Toc241781441"/>
       <w:r>
         <w:t>Step 7 — Choose how you would like to take part</w:t>
       </w:r>
@@ -3642,7 +3642,7 @@
           <w:left w:w="10" w:type="dxa"/>
           <w:right w:w="10" w:type="dxa"/>
         </w:tblCellMar>
-        <w:tblLook w:val="0000" w:firstRow="0" w:lastRow="0" w:firstColumn="0" w:lastColumn="0" w:noHBand="0" w:noVBand="0"/>
+        <w:tblLook w:val="04A0" w:firstRow="1" w:lastRow="0" w:firstColumn="1" w:lastColumn="0" w:noHBand="0" w:noVBand="1"/>
       </w:tblPr>
       <w:tblGrid>
         <w:gridCol w:w="3577"/>
@@ -3963,7 +3963,7 @@
         </w:rPr>
         <w:lastRenderedPageBreak/>
         <w:drawing>
-          <wp:inline distT="0" distB="0" distL="0" distR="0" wp14:anchorId="1AC39996" wp14:editId="5CE7C0A5">
+          <wp:inline distT="0" distB="0" distL="0" distR="0" wp14:anchorId="1E0037D5" wp14:editId="096AA3D3">
             <wp:extent cx="2476500" cy="4533900"/>
             <wp:effectExtent l="0" t="0" r="0" b="0"/>
             <wp:docPr id="5" name="resp_06_choice.jpg" descr="How would you like to take part?" title="How would you like to take part?"/>
@@ -4032,7 +4032,7 @@
       <w:pPr>
         <w:pStyle w:val="Heading2"/>
       </w:pPr>
-      <w:bookmarkStart w:id="11" w:name="_Toc241780379"/>
+      <w:bookmarkStart w:id="11" w:name="_Toc241781442"/>
       <w:r>
         <w:t>Step 8a — Complete the questionnaire yourself</w:t>
       </w:r>
@@ -4124,7 +4124,7 @@
         </w:rPr>
         <w:lastRenderedPageBreak/>
         <w:drawing>
-          <wp:inline distT="0" distB="0" distL="0" distR="0" wp14:anchorId="41D659C6" wp14:editId="573EE6FB">
+          <wp:inline distT="0" distB="0" distL="0" distR="0" wp14:anchorId="5B1B8707" wp14:editId="4A180C48">
             <wp:extent cx="2476500" cy="3362325"/>
             <wp:effectExtent l="0" t="0" r="0" b="0"/>
             <wp:docPr id="6" name="resp_07_ready.jpg" descr="Ready to begin." title="Ready to begin."/>
@@ -4200,7 +4200,7 @@
           <w:noProof/>
         </w:rPr>
         <w:drawing>
-          <wp:inline distT="0" distB="0" distL="0" distR="0" wp14:anchorId="23301429" wp14:editId="06822EBB">
+          <wp:inline distT="0" distB="0" distL="0" distR="0" wp14:anchorId="179BFFD9" wp14:editId="56B2EB91">
             <wp:extent cx="2476500" cy="3362325"/>
             <wp:effectExtent l="0" t="0" r="0" b="0"/>
             <wp:docPr id="7" name="resp_07b_kobo_form.jpg" descr="The questionnaire's first page." title="The questionnaire's first page."/>
@@ -4280,7 +4280,7 @@
           <w:left w:w="10" w:type="dxa"/>
           <w:right w:w="10" w:type="dxa"/>
         </w:tblCellMar>
-        <w:tblLook w:val="0000" w:firstRow="0" w:lastRow="0" w:firstColumn="0" w:lastColumn="0" w:noHBand="0" w:noVBand="0"/>
+        <w:tblLook w:val="04A0" w:firstRow="1" w:lastRow="0" w:firstColumn="1" w:lastColumn="0" w:noHBand="0" w:noVBand="1"/>
       </w:tblPr>
       <w:tblGrid>
         <w:gridCol w:w="9412"/>
@@ -4395,7 +4395,7 @@
       <w:pPr>
         <w:pStyle w:val="Heading2"/>
       </w:pPr>
-      <w:bookmarkStart w:id="12" w:name="_Toc241780380"/>
+      <w:bookmarkStart w:id="12" w:name="_Toc241781443"/>
       <w:r>
         <w:t>Step 8b — Ask a researcher to call you</w:t>
       </w:r>
@@ -4487,7 +4487,7 @@
           <w:noProof/>
         </w:rPr>
         <w:drawing>
-          <wp:inline distT="0" distB="0" distL="0" distR="0" wp14:anchorId="4B477A80" wp14:editId="10334DAE">
+          <wp:inline distT="0" distB="0" distL="0" distR="0" wp14:anchorId="2903FB4F" wp14:editId="18CCD32E">
             <wp:extent cx="2476500" cy="3362325"/>
             <wp:effectExtent l="0" t="0" r="0" b="0"/>
             <wp:docPr id="8" name="resp_08_appointment.jpg" descr="Choosing a time for a call." title="Choosing a time for a call."/>
@@ -4563,7 +4563,7 @@
           <w:noProof/>
         </w:rPr>
         <w:drawing>
-          <wp:inline distT="0" distB="0" distL="0" distR="0" wp14:anchorId="1B37C323" wp14:editId="4545CEA9">
+          <wp:inline distT="0" distB="0" distL="0" distR="0" wp14:anchorId="04CE3826" wp14:editId="764CB243">
             <wp:extent cx="2476500" cy="3676650"/>
             <wp:effectExtent l="0" t="0" r="0" b="0"/>
             <wp:docPr id="9" name="resp_09_done_appointment.jpg" descr="Your request has been sent." title="Your request has been sent."/>
@@ -4632,7 +4632,7 @@
       <w:pPr>
         <w:pStyle w:val="Heading2"/>
       </w:pPr>
-      <w:bookmarkStart w:id="13" w:name="_Toc241780381"/>
+      <w:bookmarkStart w:id="13" w:name="_Toc241781444"/>
       <w:r>
         <w:t>Step 9 — Finished</w:t>
       </w:r>
@@ -4651,7 +4651,7 @@
         <w:pStyle w:val="Heading1"/>
         <w:pageBreakBefore/>
       </w:pPr>
-      <w:bookmarkStart w:id="14" w:name="_Toc241780382"/>
+      <w:bookmarkStart w:id="14" w:name="_Toc241781445"/>
       <w:r>
         <w:lastRenderedPageBreak/>
         <w:t>4. Reminders</w:t>
@@ -4671,7 +4671,7 @@
         <w:pStyle w:val="Heading1"/>
         <w:pageBreakBefore/>
       </w:pPr>
-      <w:bookmarkStart w:id="15" w:name="_Toc241780383"/>
+      <w:bookmarkStart w:id="15" w:name="_Toc241781446"/>
       <w:r>
         <w:lastRenderedPageBreak/>
         <w:t>5. Your rights and your information</w:t>
@@ -4796,7 +4796,7 @@
         <w:pStyle w:val="Heading1"/>
         <w:pageBreakBefore/>
       </w:pPr>
-      <w:bookmarkStart w:id="16" w:name="_Toc241780384"/>
+      <w:bookmarkStart w:id="16" w:name="_Toc241781447"/>
       <w:r>
         <w:lastRenderedPageBreak/>
         <w:t>6. Questions and answers</w:t>
@@ -4818,7 +4818,7 @@
           <w:left w:w="10" w:type="dxa"/>
           <w:right w:w="10" w:type="dxa"/>
         </w:tblCellMar>
-        <w:tblLook w:val="0000" w:firstRow="0" w:lastRow="0" w:firstColumn="0" w:lastColumn="0" w:noHBand="0" w:noVBand="0"/>
+        <w:tblLook w:val="04A0" w:firstRow="1" w:lastRow="0" w:firstColumn="1" w:lastColumn="0" w:noHBand="0" w:noVBand="1"/>
       </w:tblPr>
       <w:tblGrid>
         <w:gridCol w:w="3388"/>
@@ -5057,14 +5057,7 @@
                 <w:sz w:val="19"/>
                 <w:szCs w:val="19"/>
               </w:rPr>
-              <w:t>Choose None of these describe me</w:t>
-            </w:r>
-            <w:r>
-              <w:rPr>
-                <w:sz w:val="19"/>
-                <w:szCs w:val="19"/>
-              </w:rPr>
-              <w:t>, and please let the researcher know who the right senior person is.</w:t>
+              <w:t>Choose None of these describe me, and please let the researcher know who the right senior person is.</w:t>
             </w:r>
           </w:p>
         </w:tc>
@@ -5318,7 +5311,7 @@
           <w:noProof/>
         </w:rPr>
         <w:drawing>
-          <wp:inline distT="0" distB="0" distL="0" distR="0" wp14:anchorId="22160509" wp14:editId="41CBE35D">
+          <wp:inline distT="0" distB="0" distL="0" distR="0" wp14:anchorId="775FB7D6" wp14:editId="2E1C848E">
             <wp:extent cx="2476500" cy="2524125"/>
             <wp:effectExtent l="0" t="0" r="0" b="0"/>
             <wp:docPr id="10" name="resp_10_invalid_link.jpg" descr="What an invalid or expired link looks like." title="What an invalid or expired link looks like."/>
@@ -5388,7 +5381,7 @@
         <w:pStyle w:val="Heading1"/>
         <w:pageBreakBefore/>
       </w:pPr>
-      <w:bookmarkStart w:id="17" w:name="_Toc241780385"/>
+      <w:bookmarkStart w:id="17" w:name="_Toc241781448"/>
       <w:r>
         <w:lastRenderedPageBreak/>
         <w:t>7. If you were invited to a Key Informant Interview</w:t>
@@ -5428,7 +5421,7 @@
           <w:left w:w="10" w:type="dxa"/>
           <w:right w:w="10" w:type="dxa"/>
         </w:tblCellMar>
-        <w:tblLook w:val="0000" w:firstRow="0" w:lastRow="0" w:firstColumn="0" w:lastColumn="0" w:noHBand="0" w:noVBand="0"/>
+        <w:tblLook w:val="04A0" w:firstRow="1" w:lastRow="0" w:firstColumn="1" w:lastColumn="0" w:noHBand="0" w:noVBand="1"/>
       </w:tblPr>
       <w:tblGrid>
         <w:gridCol w:w="2824"/>
@@ -5624,7 +5617,7 @@
       <w:pPr>
         <w:pStyle w:val="Heading2"/>
       </w:pPr>
-      <w:bookmarkStart w:id="18" w:name="_Toc241780386"/>
+      <w:bookmarkStart w:id="18" w:name="_Toc241781449"/>
       <w:r>
         <w:t>Step 1 — Open your link</w:t>
       </w:r>
@@ -5642,7 +5635,7 @@
       <w:pPr>
         <w:pStyle w:val="Heading2"/>
       </w:pPr>
-      <w:bookmarkStart w:id="19" w:name="_Toc241780387"/>
+      <w:bookmarkStart w:id="19" w:name="_Toc241781450"/>
       <w:r>
         <w:t>Step 2 — Read the participant information</w:t>
       </w:r>
@@ -5670,7 +5663,7 @@
       <w:pPr>
         <w:pStyle w:val="Heading2"/>
       </w:pPr>
-      <w:bookmarkStart w:id="20" w:name="_Toc241780388"/>
+      <w:bookmarkStart w:id="20" w:name="_Toc241781451"/>
       <w:r>
         <w:t>Step 3 — Give your decision</w:t>
       </w:r>
@@ -5754,7 +5747,7 @@
       <w:pPr>
         <w:pStyle w:val="Heading2"/>
       </w:pPr>
-      <w:bookmarkStart w:id="21" w:name="_Toc241780389"/>
+      <w:bookmarkStart w:id="21" w:name="_Toc241781452"/>
       <w:r>
         <w:t>Step 4 — Start the interview</w:t>
       </w:r>
@@ -5849,7 +5842,7 @@
           <w:left w:w="10" w:type="dxa"/>
           <w:right w:w="10" w:type="dxa"/>
         </w:tblCellMar>
-        <w:tblLook w:val="0000" w:firstRow="0" w:lastRow="0" w:firstColumn="0" w:lastColumn="0" w:noHBand="0" w:noVBand="0"/>
+        <w:tblLook w:val="04A0" w:firstRow="1" w:lastRow="0" w:firstColumn="1" w:lastColumn="0" w:noHBand="0" w:noVBand="1"/>
       </w:tblPr>
       <w:tblGrid>
         <w:gridCol w:w="9412"/>
@@ -5917,7 +5910,7 @@
         <w:pStyle w:val="Heading1"/>
         <w:pageBreakBefore/>
       </w:pPr>
-      <w:bookmarkStart w:id="22" w:name="_Toc241780390"/>
+      <w:bookmarkStart w:id="22" w:name="_Toc241781453"/>
       <w:r>
         <w:lastRenderedPageBreak/>
         <w:t>8. Contact the research team</w:t>
@@ -5939,7 +5932,7 @@
           <w:left w:w="10" w:type="dxa"/>
           <w:right w:w="10" w:type="dxa"/>
         </w:tblCellMar>
-        <w:tblLook w:val="0000" w:firstRow="0" w:lastRow="0" w:firstColumn="0" w:lastColumn="0" w:noHBand="0" w:noVBand="0"/>
+        <w:tblLook w:val="04A0" w:firstRow="1" w:lastRow="0" w:firstColumn="1" w:lastColumn="0" w:noHBand="0" w:noVBand="1"/>
       </w:tblPr>
       <w:tblGrid>
         <w:gridCol w:w="2824"/>
@@ -6307,7 +6300,7 @@
         <w:sz w:val="16"/>
         <w:szCs w:val="16"/>
       </w:rPr>
-      <w:t>Version 1.14 · 1 October 2026</w:t>
+      <w:t>Version 1.15 · 1 October 2026</w:t>
     </w:r>
     <w:r>
       <w:rPr>
@@ -6480,10 +6473,68 @@
 <file path=word/numbering.xml><?xml version="1.0" encoding="utf-8"?>
 <w:numbering xmlns:wpc="http://schemas.microsoft.com/office/word/2010/wordprocessingCanvas" xmlns:cx="http://schemas.microsoft.com/office/drawing/2014/chartex" xmlns:cx1="http://schemas.microsoft.com/office/drawing/2015/9/8/chartex" xmlns:cx2="http://schemas.microsoft.com/office/drawing/2015/10/21/chartex" xmlns:cx3="http://schemas.microsoft.com/office/drawing/2016/5/9/chartex" xmlns:cx4="http://schemas.microsoft.com/office/drawing/2016/5/10/chartex" xmlns:cx5="http://schemas.microsoft.com/office/drawing/2016/5/11/chartex" xmlns:cx6="http://schemas.microsoft.com/office/drawing/2016/5/12/chartex" xmlns:cx7="http://schemas.microsoft.com/office/drawing/2016/5/13/chartex" xmlns:cx8="http://schemas.microsoft.com/office/drawing/2016/5/14/chartex" xmlns:mc="http://schemas.openxmlformats.org/markup-compatibility/2006" xmlns:aink="http://schemas.microsoft.com/office/drawing/2016/ink" xmlns:am3d="http://schemas.microsoft.com/office/drawing/2017/model3d" xmlns:o="urn:schemas-microsoft-com:office:office" xmlns:oel="http://schemas.microsoft.com/office/2019/extlst" xmlns:r="http://schemas.openxmlformats.org/officeDocument/2006/relationships" xmlns:m="http://schemas.openxmlformats.org/officeDocument/2006/math" xmlns:v="urn:schemas-microsoft-com:vml" xmlns:wp14="http://schemas.microsoft.com/office/word/2010/wordprocessingDrawing" xmlns:wp="http://schemas.openxmlformats.org/drawingml/2006/wordprocessingDrawing" xmlns:w10="urn:schemas-microsoft-com:office:word" xmlns:w="http://schemas.openxmlformats.org/wordprocessingml/2006/main" xmlns:w14="http://schemas.microsoft.com/office/word/2010/wordml" xmlns:w15="http://schemas.microsoft.com/office/word/2012/wordml" xmlns:w16cex="http://schemas.microsoft.com/office/word/2018/wordml/cex" xmlns:w16cid="http://schemas.microsoft.com/office/word/2016/wordml/cid" xmlns:w16="http://schemas.microsoft.com/office/word/2018/wordml" xmlns:w16sdtdh="http://schemas.microsoft.com/office/word/2020/wordml/sdtdatahash" xmlns:w16se="http://schemas.microsoft.com/office/word/2015/wordml/symex" xmlns:wpg="http://schemas.microsoft.com/office/word/2010/wordprocessingGroup" xmlns:wpi="http://schemas.microsoft.com/office/word/2010/wordprocessingInk" xmlns:wne="http://schemas.microsoft.com/office/word/2006/wordml" xmlns:wps="http://schemas.microsoft.com/office/word/2010/wordprocessingShape" mc:Ignorable="w14 w15 w16se w16cid w16 w16cex w16sdtdh wp14">
   <w:abstractNum w:abstractNumId="0" w15:restartNumberingAfterBreak="0">
-    <w:nsid w:val="2357728D"/>
+    <w:nsid w:val="075D1CF4"/>
     <w:multiLevelType w:val="hybridMultilevel"/>
-    <w:tmpl w:val="BD68D5F4"/>
-    <w:lvl w:ilvl="0" w:tplc="A0A0BBC0">
+    <w:tmpl w:val="C96CAE80"/>
+    <w:lvl w:ilvl="0" w:tplc="EDFC9CF4">
+      <w:start w:val="1"/>
+      <w:numFmt w:val="bullet"/>
+      <w:lvlText w:val="•"/>
+      <w:lvlJc w:val="left"/>
+      <w:pPr>
+        <w:ind w:left="460" w:hanging="280"/>
+      </w:pPr>
+    </w:lvl>
+    <w:lvl w:ilvl="1" w:tplc="E2402F12">
+      <w:start w:val="1"/>
+      <w:numFmt w:val="bullet"/>
+      <w:lvlText w:val="–"/>
+      <w:lvlJc w:val="left"/>
+      <w:pPr>
+        <w:ind w:left="900" w:hanging="280"/>
+      </w:pPr>
+    </w:lvl>
+    <w:lvl w:ilvl="2" w:tplc="3E40A7F6">
+      <w:numFmt w:val="decimal"/>
+      <w:lvlText w:val=""/>
+      <w:lvlJc w:val="left"/>
+    </w:lvl>
+    <w:lvl w:ilvl="3" w:tplc="27D46670">
+      <w:numFmt w:val="decimal"/>
+      <w:lvlText w:val=""/>
+      <w:lvlJc w:val="left"/>
+    </w:lvl>
+    <w:lvl w:ilvl="4" w:tplc="3E209B8E">
+      <w:numFmt w:val="decimal"/>
+      <w:lvlText w:val=""/>
+      <w:lvlJc w:val="left"/>
+    </w:lvl>
+    <w:lvl w:ilvl="5" w:tplc="403E121E">
+      <w:numFmt w:val="decimal"/>
+      <w:lvlText w:val=""/>
+      <w:lvlJc w:val="left"/>
+    </w:lvl>
+    <w:lvl w:ilvl="6" w:tplc="588A06E6">
+      <w:numFmt w:val="decimal"/>
+      <w:lvlText w:val=""/>
+      <w:lvlJc w:val="left"/>
+    </w:lvl>
+    <w:lvl w:ilvl="7" w:tplc="1EBC7402">
+      <w:numFmt w:val="decimal"/>
+      <w:lvlText w:val=""/>
+      <w:lvlJc w:val="left"/>
+    </w:lvl>
+    <w:lvl w:ilvl="8" w:tplc="CC1CDBFA">
+      <w:numFmt w:val="decimal"/>
+      <w:lvlText w:val=""/>
+      <w:lvlJc w:val="left"/>
+    </w:lvl>
+  </w:abstractNum>
+  <w:abstractNum w:abstractNumId="1" w15:restartNumberingAfterBreak="0">
+    <w:nsid w:val="0E307118"/>
+    <w:multiLevelType w:val="hybridMultilevel"/>
+    <w:tmpl w:val="FDF66B1E"/>
+    <w:lvl w:ilvl="0" w:tplc="EDF431AA">
       <w:start w:val="1"/>
       <w:numFmt w:val="decimal"/>
       <w:lvlText w:val="%1."/>
@@ -6497,52 +6548,52 @@
         <w:color w:val="A67C27"/>
       </w:rPr>
     </w:lvl>
-    <w:lvl w:ilvl="1" w:tplc="5D782D66">
+    <w:lvl w:ilvl="1" w:tplc="C2A833E2">
       <w:numFmt w:val="decimal"/>
       <w:lvlText w:val=""/>
       <w:lvlJc w:val="left"/>
     </w:lvl>
-    <w:lvl w:ilvl="2" w:tplc="000C1618">
+    <w:lvl w:ilvl="2" w:tplc="CAB2C884">
       <w:numFmt w:val="decimal"/>
       <w:lvlText w:val=""/>
       <w:lvlJc w:val="left"/>
     </w:lvl>
-    <w:lvl w:ilvl="3" w:tplc="D592C410">
+    <w:lvl w:ilvl="3" w:tplc="F8662CC8">
       <w:numFmt w:val="decimal"/>
       <w:lvlText w:val=""/>
       <w:lvlJc w:val="left"/>
     </w:lvl>
-    <w:lvl w:ilvl="4" w:tplc="40928346">
+    <w:lvl w:ilvl="4" w:tplc="64C68FDC">
       <w:numFmt w:val="decimal"/>
       <w:lvlText w:val=""/>
       <w:lvlJc w:val="left"/>
     </w:lvl>
-    <w:lvl w:ilvl="5" w:tplc="ABC41FEE">
+    <w:lvl w:ilvl="5" w:tplc="88A6EAC4">
       <w:numFmt w:val="decimal"/>
       <w:lvlText w:val=""/>
       <w:lvlJc w:val="left"/>
     </w:lvl>
-    <w:lvl w:ilvl="6" w:tplc="5992B5E4">
+    <w:lvl w:ilvl="6" w:tplc="FCD2928A">
       <w:numFmt w:val="decimal"/>
       <w:lvlText w:val=""/>
       <w:lvlJc w:val="left"/>
     </w:lvl>
-    <w:lvl w:ilvl="7" w:tplc="7A0216DA">
+    <w:lvl w:ilvl="7" w:tplc="64EAC464">
       <w:numFmt w:val="decimal"/>
       <w:lvlText w:val=""/>
       <w:lvlJc w:val="left"/>
     </w:lvl>
-    <w:lvl w:ilvl="8" w:tplc="2C80A2EE">
+    <w:lvl w:ilvl="8" w:tplc="E05852EC">
       <w:numFmt w:val="decimal"/>
       <w:lvlText w:val=""/>
       <w:lvlJc w:val="left"/>
     </w:lvl>
   </w:abstractNum>
-  <w:abstractNum w:abstractNumId="1" w15:restartNumberingAfterBreak="0">
-    <w:nsid w:val="3A8B3127"/>
+  <w:abstractNum w:abstractNumId="2" w15:restartNumberingAfterBreak="0">
+    <w:nsid w:val="281017FE"/>
     <w:multiLevelType w:val="hybridMultilevel"/>
-    <w:tmpl w:val="BEF42CC2"/>
-    <w:lvl w:ilvl="0" w:tplc="644AE754">
+    <w:tmpl w:val="22B009E8"/>
+    <w:lvl w:ilvl="0" w:tplc="6F30E230">
       <w:start w:val="1"/>
       <w:numFmt w:val="decimal"/>
       <w:lvlText w:val="%1."/>
@@ -6556,52 +6607,138 @@
         <w:color w:val="A67C27"/>
       </w:rPr>
     </w:lvl>
-    <w:lvl w:ilvl="1" w:tplc="1E726648">
+    <w:lvl w:ilvl="1" w:tplc="064CFD6A">
       <w:numFmt w:val="decimal"/>
       <w:lvlText w:val=""/>
       <w:lvlJc w:val="left"/>
     </w:lvl>
-    <w:lvl w:ilvl="2" w:tplc="47D40EA4">
+    <w:lvl w:ilvl="2" w:tplc="83667250">
       <w:numFmt w:val="decimal"/>
       <w:lvlText w:val=""/>
       <w:lvlJc w:val="left"/>
     </w:lvl>
-    <w:lvl w:ilvl="3" w:tplc="18FA9780">
+    <w:lvl w:ilvl="3" w:tplc="007C0796">
       <w:numFmt w:val="decimal"/>
       <w:lvlText w:val=""/>
       <w:lvlJc w:val="left"/>
     </w:lvl>
-    <w:lvl w:ilvl="4" w:tplc="AB06B638">
+    <w:lvl w:ilvl="4" w:tplc="65C4AEF8">
       <w:numFmt w:val="decimal"/>
       <w:lvlText w:val=""/>
       <w:lvlJc w:val="left"/>
     </w:lvl>
-    <w:lvl w:ilvl="5" w:tplc="2E54CB64">
+    <w:lvl w:ilvl="5" w:tplc="E432CE0E">
       <w:numFmt w:val="decimal"/>
       <w:lvlText w:val=""/>
       <w:lvlJc w:val="left"/>
     </w:lvl>
-    <w:lvl w:ilvl="6" w:tplc="55BA2D28">
+    <w:lvl w:ilvl="6" w:tplc="ACD619C8">
       <w:numFmt w:val="decimal"/>
       <w:lvlText w:val=""/>
       <w:lvlJc w:val="left"/>
     </w:lvl>
-    <w:lvl w:ilvl="7" w:tplc="C220CF64">
+    <w:lvl w:ilvl="7" w:tplc="54DCF76A">
       <w:numFmt w:val="decimal"/>
       <w:lvlText w:val=""/>
       <w:lvlJc w:val="left"/>
     </w:lvl>
-    <w:lvl w:ilvl="8" w:tplc="BD201A70">
+    <w:lvl w:ilvl="8" w:tplc="4E349F12">
       <w:numFmt w:val="decimal"/>
       <w:lvlText w:val=""/>
       <w:lvlJc w:val="left"/>
     </w:lvl>
   </w:abstractNum>
-  <w:abstractNum w:abstractNumId="2" w15:restartNumberingAfterBreak="0">
-    <w:nsid w:val="43E27A4C"/>
+  <w:abstractNum w:abstractNumId="3" w15:restartNumberingAfterBreak="0">
+    <w:nsid w:val="4FB81A41"/>
     <w:multiLevelType w:val="hybridMultilevel"/>
-    <w:tmpl w:val="2132F24C"/>
-    <w:lvl w:ilvl="0" w:tplc="D4F085B8">
+    <w:tmpl w:val="DF52CA78"/>
+    <w:lvl w:ilvl="0" w:tplc="F1BE9686">
+      <w:start w:val="1"/>
+      <w:numFmt w:val="bullet"/>
+      <w:lvlText w:val="●"/>
+      <w:lvlJc w:val="left"/>
+      <w:pPr>
+        <w:ind w:left="720" w:hanging="360"/>
+      </w:pPr>
+    </w:lvl>
+    <w:lvl w:ilvl="1" w:tplc="05FA8714">
+      <w:start w:val="1"/>
+      <w:numFmt w:val="bullet"/>
+      <w:lvlText w:val="○"/>
+      <w:lvlJc w:val="left"/>
+      <w:pPr>
+        <w:ind w:left="1440" w:hanging="360"/>
+      </w:pPr>
+    </w:lvl>
+    <w:lvl w:ilvl="2" w:tplc="9B50C17C">
+      <w:start w:val="1"/>
+      <w:numFmt w:val="bullet"/>
+      <w:lvlText w:val="■"/>
+      <w:lvlJc w:val="left"/>
+      <w:pPr>
+        <w:ind w:left="2160" w:hanging="360"/>
+      </w:pPr>
+    </w:lvl>
+    <w:lvl w:ilvl="3" w:tplc="457E67DA">
+      <w:start w:val="1"/>
+      <w:numFmt w:val="bullet"/>
+      <w:lvlText w:val="●"/>
+      <w:lvlJc w:val="left"/>
+      <w:pPr>
+        <w:ind w:left="2880" w:hanging="360"/>
+      </w:pPr>
+    </w:lvl>
+    <w:lvl w:ilvl="4" w:tplc="A2EA5434">
+      <w:start w:val="1"/>
+      <w:numFmt w:val="bullet"/>
+      <w:lvlText w:val="○"/>
+      <w:lvlJc w:val="left"/>
+      <w:pPr>
+        <w:ind w:left="3600" w:hanging="360"/>
+      </w:pPr>
+    </w:lvl>
+    <w:lvl w:ilvl="5" w:tplc="E3388344">
+      <w:start w:val="1"/>
+      <w:numFmt w:val="bullet"/>
+      <w:lvlText w:val="■"/>
+      <w:lvlJc w:val="left"/>
+      <w:pPr>
+        <w:ind w:left="4320" w:hanging="360"/>
+      </w:pPr>
+    </w:lvl>
+    <w:lvl w:ilvl="6" w:tplc="6CE043D2">
+      <w:start w:val="1"/>
+      <w:numFmt w:val="bullet"/>
+      <w:lvlText w:val="●"/>
+      <w:lvlJc w:val="left"/>
+      <w:pPr>
+        <w:ind w:left="5040" w:hanging="360"/>
+      </w:pPr>
+    </w:lvl>
+    <w:lvl w:ilvl="7" w:tplc="4D808932">
+      <w:start w:val="1"/>
+      <w:numFmt w:val="bullet"/>
+      <w:lvlText w:val="●"/>
+      <w:lvlJc w:val="left"/>
+      <w:pPr>
+        <w:ind w:left="5760" w:hanging="360"/>
+      </w:pPr>
+    </w:lvl>
+    <w:lvl w:ilvl="8" w:tplc="AE9C1842">
+      <w:start w:val="1"/>
+      <w:numFmt w:val="bullet"/>
+      <w:lvlText w:val="●"/>
+      <w:lvlJc w:val="left"/>
+      <w:pPr>
+        <w:ind w:left="6480" w:hanging="360"/>
+      </w:pPr>
+    </w:lvl>
+  </w:abstractNum>
+  <w:abstractNum w:abstractNumId="4" w15:restartNumberingAfterBreak="0">
+    <w:nsid w:val="50D12F0A"/>
+    <w:multiLevelType w:val="hybridMultilevel"/>
+    <w:tmpl w:val="96AE2ADA"/>
+    <w:lvl w:ilvl="0" w:tplc="7900706A">
       <w:start w:val="1"/>
       <w:numFmt w:val="decimal"/>
       <w:lvlText w:val="%1."/>
@@ -6615,138 +6752,52 @@
         <w:color w:val="A67C27"/>
       </w:rPr>
     </w:lvl>
-    <w:lvl w:ilvl="1" w:tplc="4D0645CC">
+    <w:lvl w:ilvl="1" w:tplc="1FAEB290">
       <w:numFmt w:val="decimal"/>
       <w:lvlText w:val=""/>
       <w:lvlJc w:val="left"/>
     </w:lvl>
-    <w:lvl w:ilvl="2" w:tplc="0666F360">
+    <w:lvl w:ilvl="2" w:tplc="EA22A61C">
       <w:numFmt w:val="decimal"/>
       <w:lvlText w:val=""/>
       <w:lvlJc w:val="left"/>
     </w:lvl>
-    <w:lvl w:ilvl="3" w:tplc="3FF87978">
+    <w:lvl w:ilvl="3" w:tplc="0D9EACA2">
       <w:numFmt w:val="decimal"/>
       <w:lvlText w:val=""/>
       <w:lvlJc w:val="left"/>
     </w:lvl>
-    <w:lvl w:ilvl="4" w:tplc="8AA08234">
+    <w:lvl w:ilvl="4" w:tplc="4F0CE514">
       <w:numFmt w:val="decimal"/>
       <w:lvlText w:val=""/>
       <w:lvlJc w:val="left"/>
     </w:lvl>
-    <w:lvl w:ilvl="5" w:tplc="70E2EF68">
+    <w:lvl w:ilvl="5" w:tplc="CBE0E75A">
       <w:numFmt w:val="decimal"/>
       <w:lvlText w:val=""/>
       <w:lvlJc w:val="left"/>
     </w:lvl>
-    <w:lvl w:ilvl="6" w:tplc="2CD2F0A4">
+    <w:lvl w:ilvl="6" w:tplc="16C04A66">
       <w:numFmt w:val="decimal"/>
       <w:lvlText w:val=""/>
       <w:lvlJc w:val="left"/>
     </w:lvl>
-    <w:lvl w:ilvl="7" w:tplc="48485D8E">
+    <w:lvl w:ilvl="7" w:tplc="B302C41C">
       <w:numFmt w:val="decimal"/>
       <w:lvlText w:val=""/>
       <w:lvlJc w:val="left"/>
     </w:lvl>
-    <w:lvl w:ilvl="8" w:tplc="841A5B96">
+    <w:lvl w:ilvl="8" w:tplc="1CAE9F70">
       <w:numFmt w:val="decimal"/>
       <w:lvlText w:val=""/>
       <w:lvlJc w:val="left"/>
     </w:lvl>
   </w:abstractNum>
-  <w:abstractNum w:abstractNumId="3" w15:restartNumberingAfterBreak="0">
-    <w:nsid w:val="53745DCD"/>
+  <w:abstractNum w:abstractNumId="5" w15:restartNumberingAfterBreak="0">
+    <w:nsid w:val="5AB05412"/>
     <w:multiLevelType w:val="hybridMultilevel"/>
-    <w:tmpl w:val="B62AE7CC"/>
-    <w:lvl w:ilvl="0" w:tplc="20049E7A">
-      <w:start w:val="1"/>
-      <w:numFmt w:val="bullet"/>
-      <w:lvlText w:val="●"/>
-      <w:lvlJc w:val="left"/>
-      <w:pPr>
-        <w:ind w:left="720" w:hanging="360"/>
-      </w:pPr>
-    </w:lvl>
-    <w:lvl w:ilvl="1" w:tplc="140C7D34">
-      <w:start w:val="1"/>
-      <w:numFmt w:val="bullet"/>
-      <w:lvlText w:val="○"/>
-      <w:lvlJc w:val="left"/>
-      <w:pPr>
-        <w:ind w:left="1440" w:hanging="360"/>
-      </w:pPr>
-    </w:lvl>
-    <w:lvl w:ilvl="2" w:tplc="AA5890DC">
-      <w:start w:val="1"/>
-      <w:numFmt w:val="bullet"/>
-      <w:lvlText w:val="■"/>
-      <w:lvlJc w:val="left"/>
-      <w:pPr>
-        <w:ind w:left="2160" w:hanging="360"/>
-      </w:pPr>
-    </w:lvl>
-    <w:lvl w:ilvl="3" w:tplc="D2F457DC">
-      <w:start w:val="1"/>
-      <w:numFmt w:val="bullet"/>
-      <w:lvlText w:val="●"/>
-      <w:lvlJc w:val="left"/>
-      <w:pPr>
-        <w:ind w:left="2880" w:hanging="360"/>
-      </w:pPr>
-    </w:lvl>
-    <w:lvl w:ilvl="4" w:tplc="300C8A3C">
-      <w:start w:val="1"/>
-      <w:numFmt w:val="bullet"/>
-      <w:lvlText w:val="○"/>
-      <w:lvlJc w:val="left"/>
-      <w:pPr>
-        <w:ind w:left="3600" w:hanging="360"/>
-      </w:pPr>
-    </w:lvl>
-    <w:lvl w:ilvl="5" w:tplc="8FA63832">
-      <w:start w:val="1"/>
-      <w:numFmt w:val="bullet"/>
-      <w:lvlText w:val="■"/>
-      <w:lvlJc w:val="left"/>
-      <w:pPr>
-        <w:ind w:left="4320" w:hanging="360"/>
-      </w:pPr>
-    </w:lvl>
-    <w:lvl w:ilvl="6" w:tplc="62CA5CDE">
-      <w:start w:val="1"/>
-      <w:numFmt w:val="bullet"/>
-      <w:lvlText w:val="●"/>
-      <w:lvlJc w:val="left"/>
-      <w:pPr>
-        <w:ind w:left="5040" w:hanging="360"/>
-      </w:pPr>
-    </w:lvl>
-    <w:lvl w:ilvl="7" w:tplc="0BE0E1F8">
-      <w:start w:val="1"/>
-      <w:numFmt w:val="bullet"/>
-      <w:lvlText w:val="●"/>
-      <w:lvlJc w:val="left"/>
-      <w:pPr>
-        <w:ind w:left="5760" w:hanging="360"/>
-      </w:pPr>
-    </w:lvl>
-    <w:lvl w:ilvl="8" w:tplc="9ED0FB04">
-      <w:start w:val="1"/>
-      <w:numFmt w:val="bullet"/>
-      <w:lvlText w:val="●"/>
-      <w:lvlJc w:val="left"/>
-      <w:pPr>
-        <w:ind w:left="6480" w:hanging="360"/>
-      </w:pPr>
-    </w:lvl>
-  </w:abstractNum>
-  <w:abstractNum w:abstractNumId="4" w15:restartNumberingAfterBreak="0">
-    <w:nsid w:val="637538C1"/>
-    <w:multiLevelType w:val="hybridMultilevel"/>
-    <w:tmpl w:val="0BAC3B1E"/>
-    <w:lvl w:ilvl="0" w:tplc="507E8364">
+    <w:tmpl w:val="FEE2F114"/>
+    <w:lvl w:ilvl="0" w:tplc="17940D7A">
       <w:start w:val="1"/>
       <w:numFmt w:val="decimal"/>
       <w:lvlText w:val="%1."/>
@@ -6760,136 +6811,78 @@
         <w:color w:val="A67C27"/>
       </w:rPr>
     </w:lvl>
-    <w:lvl w:ilvl="1" w:tplc="3D5434A4">
+    <w:lvl w:ilvl="1" w:tplc="6A584826">
       <w:numFmt w:val="decimal"/>
       <w:lvlText w:val=""/>
       <w:lvlJc w:val="left"/>
     </w:lvl>
-    <w:lvl w:ilvl="2" w:tplc="C50AAEEA">
+    <w:lvl w:ilvl="2" w:tplc="4C70BE22">
       <w:numFmt w:val="decimal"/>
       <w:lvlText w:val=""/>
       <w:lvlJc w:val="left"/>
     </w:lvl>
-    <w:lvl w:ilvl="3" w:tplc="F37ECC5C">
+    <w:lvl w:ilvl="3" w:tplc="9BE057F0">
       <w:numFmt w:val="decimal"/>
       <w:lvlText w:val=""/>
       <w:lvlJc w:val="left"/>
     </w:lvl>
-    <w:lvl w:ilvl="4" w:tplc="60041704">
+    <w:lvl w:ilvl="4" w:tplc="126648E6">
       <w:numFmt w:val="decimal"/>
       <w:lvlText w:val=""/>
       <w:lvlJc w:val="left"/>
     </w:lvl>
-    <w:lvl w:ilvl="5" w:tplc="761447C2">
+    <w:lvl w:ilvl="5" w:tplc="235247C4">
       <w:numFmt w:val="decimal"/>
       <w:lvlText w:val=""/>
       <w:lvlJc w:val="left"/>
     </w:lvl>
-    <w:lvl w:ilvl="6" w:tplc="38FA5AFC">
+    <w:lvl w:ilvl="6" w:tplc="85CC6F18">
       <w:numFmt w:val="decimal"/>
       <w:lvlText w:val=""/>
       <w:lvlJc w:val="left"/>
     </w:lvl>
-    <w:lvl w:ilvl="7" w:tplc="123CD9F2">
+    <w:lvl w:ilvl="7" w:tplc="5BB0DA50">
       <w:numFmt w:val="decimal"/>
       <w:lvlText w:val=""/>
       <w:lvlJc w:val="left"/>
     </w:lvl>
-    <w:lvl w:ilvl="8" w:tplc="D074AEB6">
+    <w:lvl w:ilvl="8" w:tplc="F278AB4E">
       <w:numFmt w:val="decimal"/>
       <w:lvlText w:val=""/>
       <w:lvlJc w:val="left"/>
     </w:lvl>
   </w:abstractNum>
-  <w:abstractNum w:abstractNumId="5" w15:restartNumberingAfterBreak="0">
-    <w:nsid w:val="78164459"/>
-    <w:multiLevelType w:val="hybridMultilevel"/>
-    <w:tmpl w:val="A4D64D3A"/>
-    <w:lvl w:ilvl="0" w:tplc="31A87F82">
-      <w:start w:val="1"/>
-      <w:numFmt w:val="bullet"/>
-      <w:lvlText w:val="•"/>
-      <w:lvlJc w:val="left"/>
-      <w:pPr>
-        <w:ind w:left="460" w:hanging="280"/>
-      </w:pPr>
-    </w:lvl>
-    <w:lvl w:ilvl="1" w:tplc="4344DAF0">
-      <w:start w:val="1"/>
-      <w:numFmt w:val="bullet"/>
-      <w:lvlText w:val="–"/>
-      <w:lvlJc w:val="left"/>
-      <w:pPr>
-        <w:ind w:left="900" w:hanging="280"/>
-      </w:pPr>
-    </w:lvl>
-    <w:lvl w:ilvl="2" w:tplc="C4DA72A0">
-      <w:numFmt w:val="decimal"/>
-      <w:lvlText w:val=""/>
-      <w:lvlJc w:val="left"/>
-    </w:lvl>
-    <w:lvl w:ilvl="3" w:tplc="D97AAF78">
-      <w:numFmt w:val="decimal"/>
-      <w:lvlText w:val=""/>
-      <w:lvlJc w:val="left"/>
-    </w:lvl>
-    <w:lvl w:ilvl="4" w:tplc="254AD230">
-      <w:numFmt w:val="decimal"/>
-      <w:lvlText w:val=""/>
-      <w:lvlJc w:val="left"/>
-    </w:lvl>
-    <w:lvl w:ilvl="5" w:tplc="FA96DC66">
-      <w:numFmt w:val="decimal"/>
-      <w:lvlText w:val=""/>
-      <w:lvlJc w:val="left"/>
-    </w:lvl>
-    <w:lvl w:ilvl="6" w:tplc="CDD63038">
-      <w:numFmt w:val="decimal"/>
-      <w:lvlText w:val=""/>
-      <w:lvlJc w:val="left"/>
-    </w:lvl>
-    <w:lvl w:ilvl="7" w:tplc="3578B458">
-      <w:numFmt w:val="decimal"/>
-      <w:lvlText w:val=""/>
-      <w:lvlJc w:val="left"/>
-    </w:lvl>
-    <w:lvl w:ilvl="8" w:tplc="0024C9CE">
-      <w:numFmt w:val="decimal"/>
-      <w:lvlText w:val=""/>
-      <w:lvlJc w:val="left"/>
-    </w:lvl>
-  </w:abstractNum>
-  <w:num w:numId="1" w16cid:durableId="1793203026">
+  <w:num w:numId="1" w16cid:durableId="1444496179">
     <w:abstractNumId w:val="3"/>
     <w:lvlOverride w:ilvl="0">
       <w:startOverride w:val="1"/>
     </w:lvlOverride>
   </w:num>
-  <w:num w:numId="2" w16cid:durableId="2028210701">
+  <w:num w:numId="2" w16cid:durableId="1765570610">
+    <w:abstractNumId w:val="0"/>
+    <w:lvlOverride w:ilvl="0">
+      <w:startOverride w:val="1"/>
+    </w:lvlOverride>
+  </w:num>
+  <w:num w:numId="3" w16cid:durableId="741410937">
     <w:abstractNumId w:val="5"/>
     <w:lvlOverride w:ilvl="0">
       <w:startOverride w:val="1"/>
     </w:lvlOverride>
   </w:num>
-  <w:num w:numId="3" w16cid:durableId="2123064095">
-    <w:abstractNumId w:val="0"/>
-    <w:lvlOverride w:ilvl="0">
-      <w:startOverride w:val="1"/>
-    </w:lvlOverride>
-  </w:num>
-  <w:num w:numId="4" w16cid:durableId="1972397439">
+  <w:num w:numId="4" w16cid:durableId="331956009">
     <w:abstractNumId w:val="4"/>
     <w:lvlOverride w:ilvl="0">
       <w:startOverride w:val="1"/>
     </w:lvlOverride>
   </w:num>
-  <w:num w:numId="5" w16cid:durableId="525212530">
+  <w:num w:numId="5" w16cid:durableId="1051340496">
     <w:abstractNumId w:val="2"/>
     <w:lvlOverride w:ilvl="0">
       <w:startOverride w:val="1"/>
     </w:lvlOverride>
   </w:num>
-  <w:num w:numId="6" w16cid:durableId="161630946">
+  <w:num w:numId="6" w16cid:durableId="2025129698">
     <w:abstractNumId w:val="1"/>
     <w:lvlOverride w:ilvl="0">
       <w:startOverride w:val="1"/>
@@ -7516,7 +7509,7 @@
     <w:autoRedefine/>
     <w:uiPriority w:val="39"/>
     <w:unhideWhenUsed/>
-    <w:rsid w:val="00FF4238"/>
+    <w:rsid w:val="00713A68"/>
     <w:pPr>
       <w:spacing w:after="100"/>
     </w:pPr>
@@ -7528,7 +7521,7 @@
     <w:autoRedefine/>
     <w:uiPriority w:val="39"/>
     <w:unhideWhenUsed/>
-    <w:rsid w:val="00FF4238"/>
+    <w:rsid w:val="00713A68"/>
     <w:pPr>
       <w:spacing w:after="100"/>
       <w:ind w:left="210"/>

--- a/docs/manuals/Respondent_Guide.docx
+++ b/docs/manuals/Respondent_Guide.docx
@@ -69,7 +69,7 @@
           <w:left w:w="10" w:type="dxa"/>
           <w:right w:w="10" w:type="dxa"/>
         </w:tblCellMar>
-        <w:tblLook w:val="04A0" w:firstRow="1" w:lastRow="0" w:firstColumn="1" w:lastColumn="0" w:noHBand="0" w:noVBand="1"/>
+        <w:tblLook w:val="0000" w:firstRow="0" w:lastRow="0" w:firstColumn="0" w:lastColumn="0" w:noHBand="0" w:noVBand="0"/>
       </w:tblPr>
       <w:tblGrid>
         <w:gridCol w:w="2300"/>
@@ -469,7 +469,7 @@
                 <w:sz w:val="19"/>
                 <w:szCs w:val="19"/>
               </w:rPr>
-              <w:t>Version 1.15 · 1 October 2026</w:t>
+              <w:t>Version 1.16 · 1 October 2026</w:t>
             </w:r>
           </w:p>
         </w:tc>
@@ -538,7 +538,7 @@
     <w:sdt>
       <w:sdtPr>
         <w:alias w:val="Contents"/>
-        <w:id w:val="-372615980"/>
+        <w:id w:val="-827582493"/>
       </w:sdtPr>
       <w:sdtEndPr/>
       <w:sdtContent>
@@ -567,7 +567,7 @@
           <w:r>
             <w:fldChar w:fldCharType="separate"/>
           </w:r>
-          <w:hyperlink w:anchor="_Toc241781431" w:history="1">
+          <w:hyperlink w:anchor="_Toc241781923" w:history="1">
             <w:r>
               <w:rPr>
                 <w:rStyle w:val="Hyperlink"/>
@@ -591,7 +591,7 @@
               <w:rPr>
                 <w:noProof/>
               </w:rPr>
-              <w:instrText xml:space="preserve"> PAGEREF _Toc241781431 \h </w:instrText>
+              <w:instrText xml:space="preserve"> PAGEREF _Toc241781923 \h </w:instrText>
             </w:r>
             <w:r>
               <w:rPr>
@@ -634,7 +634,7 @@
               <w14:ligatures w14:val="standardContextual"/>
             </w:rPr>
           </w:pPr>
-          <w:hyperlink w:anchor="_Toc241781432" w:history="1">
+          <w:hyperlink w:anchor="_Toc241781924" w:history="1">
             <w:r>
               <w:rPr>
                 <w:rStyle w:val="Hyperlink"/>
@@ -658,7 +658,7 @@
               <w:rPr>
                 <w:noProof/>
               </w:rPr>
-              <w:instrText xml:space="preserve"> PAGEREF _Toc241781432 \h </w:instrText>
+              <w:instrText xml:space="preserve"> PAGEREF _Toc241781924 \h </w:instrText>
             </w:r>
             <w:r>
               <w:rPr>
@@ -701,7 +701,7 @@
               <w14:ligatures w14:val="standardContextual"/>
             </w:rPr>
           </w:pPr>
-          <w:hyperlink w:anchor="_Toc241781433" w:history="1">
+          <w:hyperlink w:anchor="_Toc241781925" w:history="1">
             <w:r>
               <w:rPr>
                 <w:rStyle w:val="Hyperlink"/>
@@ -725,7 +725,7 @@
               <w:rPr>
                 <w:noProof/>
               </w:rPr>
-              <w:instrText xml:space="preserve"> PAGEREF _Toc241781433 \h </w:instrText>
+              <w:instrText xml:space="preserve"> PAGEREF _Toc241781925 \h </w:instrText>
             </w:r>
             <w:r>
               <w:rPr>
@@ -768,7 +768,7 @@
               <w14:ligatures w14:val="standardContextual"/>
             </w:rPr>
           </w:pPr>
-          <w:hyperlink w:anchor="_Toc241781434" w:history="1">
+          <w:hyperlink w:anchor="_Toc241781926" w:history="1">
             <w:r>
               <w:rPr>
                 <w:rStyle w:val="Hyperlink"/>
@@ -792,7 +792,7 @@
               <w:rPr>
                 <w:noProof/>
               </w:rPr>
-              <w:instrText xml:space="preserve"> PAGEREF _Toc241781434 \h </w:instrText>
+              <w:instrText xml:space="preserve"> PAGEREF _Toc241781926 \h </w:instrText>
             </w:r>
             <w:r>
               <w:rPr>
@@ -835,7 +835,7 @@
               <w14:ligatures w14:val="standardContextual"/>
             </w:rPr>
           </w:pPr>
-          <w:hyperlink w:anchor="_Toc241781435" w:history="1">
+          <w:hyperlink w:anchor="_Toc241781927" w:history="1">
             <w:r>
               <w:rPr>
                 <w:rStyle w:val="Hyperlink"/>
@@ -859,7 +859,7 @@
               <w:rPr>
                 <w:noProof/>
               </w:rPr>
-              <w:instrText xml:space="preserve"> PAGEREF _Toc241781435 \h </w:instrText>
+              <w:instrText xml:space="preserve"> PAGEREF _Toc241781927 \h </w:instrText>
             </w:r>
             <w:r>
               <w:rPr>
@@ -902,7 +902,7 @@
               <w14:ligatures w14:val="standardContextual"/>
             </w:rPr>
           </w:pPr>
-          <w:hyperlink w:anchor="_Toc241781436" w:history="1">
+          <w:hyperlink w:anchor="_Toc241781928" w:history="1">
             <w:r>
               <w:rPr>
                 <w:rStyle w:val="Hyperlink"/>
@@ -926,7 +926,7 @@
               <w:rPr>
                 <w:noProof/>
               </w:rPr>
-              <w:instrText xml:space="preserve"> PAGEREF _Toc241781436 \h </w:instrText>
+              <w:instrText xml:space="preserve"> PAGEREF _Toc241781928 \h </w:instrText>
             </w:r>
             <w:r>
               <w:rPr>
@@ -969,7 +969,7 @@
               <w14:ligatures w14:val="standardContextual"/>
             </w:rPr>
           </w:pPr>
-          <w:hyperlink w:anchor="_Toc241781437" w:history="1">
+          <w:hyperlink w:anchor="_Toc241781929" w:history="1">
             <w:r>
               <w:rPr>
                 <w:rStyle w:val="Hyperlink"/>
@@ -993,7 +993,7 @@
               <w:rPr>
                 <w:noProof/>
               </w:rPr>
-              <w:instrText xml:space="preserve"> PAGEREF _Toc241781437 \h </w:instrText>
+              <w:instrText xml:space="preserve"> PAGEREF _Toc241781929 \h </w:instrText>
             </w:r>
             <w:r>
               <w:rPr>
@@ -1036,7 +1036,7 @@
               <w14:ligatures w14:val="standardContextual"/>
             </w:rPr>
           </w:pPr>
-          <w:hyperlink w:anchor="_Toc241781438" w:history="1">
+          <w:hyperlink w:anchor="_Toc241781930" w:history="1">
             <w:r>
               <w:rPr>
                 <w:rStyle w:val="Hyperlink"/>
@@ -1060,7 +1060,7 @@
               <w:rPr>
                 <w:noProof/>
               </w:rPr>
-              <w:instrText xml:space="preserve"> PAGEREF _Toc241781438 \h </w:instrText>
+              <w:instrText xml:space="preserve"> PAGEREF _Toc241781930 \h </w:instrText>
             </w:r>
             <w:r>
               <w:rPr>
@@ -1103,7 +1103,7 @@
               <w14:ligatures w14:val="standardContextual"/>
             </w:rPr>
           </w:pPr>
-          <w:hyperlink w:anchor="_Toc241781439" w:history="1">
+          <w:hyperlink w:anchor="_Toc241781931" w:history="1">
             <w:r>
               <w:rPr>
                 <w:rStyle w:val="Hyperlink"/>
@@ -1127,7 +1127,7 @@
               <w:rPr>
                 <w:noProof/>
               </w:rPr>
-              <w:instrText xml:space="preserve"> PAGEREF _Toc241781439 \h </w:instrText>
+              <w:instrText xml:space="preserve"> PAGEREF _Toc241781931 \h </w:instrText>
             </w:r>
             <w:r>
               <w:rPr>
@@ -1170,7 +1170,7 @@
               <w14:ligatures w14:val="standardContextual"/>
             </w:rPr>
           </w:pPr>
-          <w:hyperlink w:anchor="_Toc241781440" w:history="1">
+          <w:hyperlink w:anchor="_Toc241781932" w:history="1">
             <w:r>
               <w:rPr>
                 <w:rStyle w:val="Hyperlink"/>
@@ -1194,7 +1194,7 @@
               <w:rPr>
                 <w:noProof/>
               </w:rPr>
-              <w:instrText xml:space="preserve"> PAGEREF _Toc241781440 \h </w:instrText>
+              <w:instrText xml:space="preserve"> PAGEREF _Toc241781932 \h </w:instrText>
             </w:r>
             <w:r>
               <w:rPr>
@@ -1237,7 +1237,7 @@
               <w14:ligatures w14:val="standardContextual"/>
             </w:rPr>
           </w:pPr>
-          <w:hyperlink w:anchor="_Toc241781441" w:history="1">
+          <w:hyperlink w:anchor="_Toc241781933" w:history="1">
             <w:r>
               <w:rPr>
                 <w:rStyle w:val="Hyperlink"/>
@@ -1261,7 +1261,7 @@
               <w:rPr>
                 <w:noProof/>
               </w:rPr>
-              <w:instrText xml:space="preserve"> PAGEREF _Toc241781441 \h </w:instrText>
+              <w:instrText xml:space="preserve"> PAGEREF _Toc241781933 \h </w:instrText>
             </w:r>
             <w:r>
               <w:rPr>
@@ -1304,7 +1304,7 @@
               <w14:ligatures w14:val="standardContextual"/>
             </w:rPr>
           </w:pPr>
-          <w:hyperlink w:anchor="_Toc241781442" w:history="1">
+          <w:hyperlink w:anchor="_Toc241781934" w:history="1">
             <w:r>
               <w:rPr>
                 <w:rStyle w:val="Hyperlink"/>
@@ -1328,7 +1328,7 @@
               <w:rPr>
                 <w:noProof/>
               </w:rPr>
-              <w:instrText xml:space="preserve"> PAGEREF _Toc241781442 \h </w:instrText>
+              <w:instrText xml:space="preserve"> PAGEREF _Toc241781934 \h </w:instrText>
             </w:r>
             <w:r>
               <w:rPr>
@@ -1371,7 +1371,7 @@
               <w14:ligatures w14:val="standardContextual"/>
             </w:rPr>
           </w:pPr>
-          <w:hyperlink w:anchor="_Toc241781443" w:history="1">
+          <w:hyperlink w:anchor="_Toc241781935" w:history="1">
             <w:r>
               <w:rPr>
                 <w:rStyle w:val="Hyperlink"/>
@@ -1395,7 +1395,7 @@
               <w:rPr>
                 <w:noProof/>
               </w:rPr>
-              <w:instrText xml:space="preserve"> PAGEREF _Toc241781443 \h </w:instrText>
+              <w:instrText xml:space="preserve"> PAGEREF _Toc241781935 \h </w:instrText>
             </w:r>
             <w:r>
               <w:rPr>
@@ -1438,7 +1438,7 @@
               <w14:ligatures w14:val="standardContextual"/>
             </w:rPr>
           </w:pPr>
-          <w:hyperlink w:anchor="_Toc241781444" w:history="1">
+          <w:hyperlink w:anchor="_Toc241781936" w:history="1">
             <w:r>
               <w:rPr>
                 <w:rStyle w:val="Hyperlink"/>
@@ -1462,7 +1462,7 @@
               <w:rPr>
                 <w:noProof/>
               </w:rPr>
-              <w:instrText xml:space="preserve"> PAGEREF _Toc241781444 \h </w:instrText>
+              <w:instrText xml:space="preserve"> PAGEREF _Toc241781936 \h </w:instrText>
             </w:r>
             <w:r>
               <w:rPr>
@@ -1505,7 +1505,7 @@
               <w14:ligatures w14:val="standardContextual"/>
             </w:rPr>
           </w:pPr>
-          <w:hyperlink w:anchor="_Toc241781445" w:history="1">
+          <w:hyperlink w:anchor="_Toc241781937" w:history="1">
             <w:r>
               <w:rPr>
                 <w:rStyle w:val="Hyperlink"/>
@@ -1529,7 +1529,7 @@
               <w:rPr>
                 <w:noProof/>
               </w:rPr>
-              <w:instrText xml:space="preserve"> PAGEREF _Toc241781445 \h </w:instrText>
+              <w:instrText xml:space="preserve"> PAGEREF _Toc241781937 \h </w:instrText>
             </w:r>
             <w:r>
               <w:rPr>
@@ -1572,7 +1572,7 @@
               <w14:ligatures w14:val="standardContextual"/>
             </w:rPr>
           </w:pPr>
-          <w:hyperlink w:anchor="_Toc241781446" w:history="1">
+          <w:hyperlink w:anchor="_Toc241781938" w:history="1">
             <w:r>
               <w:rPr>
                 <w:rStyle w:val="Hyperlink"/>
@@ -1596,7 +1596,7 @@
               <w:rPr>
                 <w:noProof/>
               </w:rPr>
-              <w:instrText xml:space="preserve"> PAGEREF _Toc241781446 \h </w:instrText>
+              <w:instrText xml:space="preserve"> PAGEREF _Toc241781938 \h </w:instrText>
             </w:r>
             <w:r>
               <w:rPr>
@@ -1639,7 +1639,7 @@
               <w14:ligatures w14:val="standardContextual"/>
             </w:rPr>
           </w:pPr>
-          <w:hyperlink w:anchor="_Toc241781447" w:history="1">
+          <w:hyperlink w:anchor="_Toc241781939" w:history="1">
             <w:r>
               <w:rPr>
                 <w:rStyle w:val="Hyperlink"/>
@@ -1663,7 +1663,7 @@
               <w:rPr>
                 <w:noProof/>
               </w:rPr>
-              <w:instrText xml:space="preserve"> PAGEREF _Toc241781447 \h </w:instrText>
+              <w:instrText xml:space="preserve"> PAGEREF _Toc241781939 \h </w:instrText>
             </w:r>
             <w:r>
               <w:rPr>
@@ -1706,7 +1706,7 @@
               <w14:ligatures w14:val="standardContextual"/>
             </w:rPr>
           </w:pPr>
-          <w:hyperlink w:anchor="_Toc241781448" w:history="1">
+          <w:hyperlink w:anchor="_Toc241781940" w:history="1">
             <w:r>
               <w:rPr>
                 <w:rStyle w:val="Hyperlink"/>
@@ -1730,7 +1730,7 @@
               <w:rPr>
                 <w:noProof/>
               </w:rPr>
-              <w:instrText xml:space="preserve"> PAGEREF _Toc241781448 \h </w:instrText>
+              <w:instrText xml:space="preserve"> PAGEREF _Toc241781940 \h </w:instrText>
             </w:r>
             <w:r>
               <w:rPr>
@@ -1773,7 +1773,7 @@
               <w14:ligatures w14:val="standardContextual"/>
             </w:rPr>
           </w:pPr>
-          <w:hyperlink w:anchor="_Toc241781449" w:history="1">
+          <w:hyperlink w:anchor="_Toc241781941" w:history="1">
             <w:r>
               <w:rPr>
                 <w:rStyle w:val="Hyperlink"/>
@@ -1797,7 +1797,7 @@
               <w:rPr>
                 <w:noProof/>
               </w:rPr>
-              <w:instrText xml:space="preserve"> PAGEREF _Toc241781449 \h </w:instrText>
+              <w:instrText xml:space="preserve"> PAGEREF _Toc241781941 \h </w:instrText>
             </w:r>
             <w:r>
               <w:rPr>
@@ -1840,7 +1840,7 @@
               <w14:ligatures w14:val="standardContextual"/>
             </w:rPr>
           </w:pPr>
-          <w:hyperlink w:anchor="_Toc241781450" w:history="1">
+          <w:hyperlink w:anchor="_Toc241781942" w:history="1">
             <w:r>
               <w:rPr>
                 <w:rStyle w:val="Hyperlink"/>
@@ -1864,7 +1864,7 @@
               <w:rPr>
                 <w:noProof/>
               </w:rPr>
-              <w:instrText xml:space="preserve"> PAGEREF _Toc241781450 \h </w:instrText>
+              <w:instrText xml:space="preserve"> PAGEREF _Toc241781942 \h </w:instrText>
             </w:r>
             <w:r>
               <w:rPr>
@@ -1907,7 +1907,7 @@
               <w14:ligatures w14:val="standardContextual"/>
             </w:rPr>
           </w:pPr>
-          <w:hyperlink w:anchor="_Toc241781451" w:history="1">
+          <w:hyperlink w:anchor="_Toc241781943" w:history="1">
             <w:r>
               <w:rPr>
                 <w:rStyle w:val="Hyperlink"/>
@@ -1931,7 +1931,7 @@
               <w:rPr>
                 <w:noProof/>
               </w:rPr>
-              <w:instrText xml:space="preserve"> PAGEREF _Toc241781451 \h </w:instrText>
+              <w:instrText xml:space="preserve"> PAGEREF _Toc241781943 \h </w:instrText>
             </w:r>
             <w:r>
               <w:rPr>
@@ -1974,7 +1974,7 @@
               <w14:ligatures w14:val="standardContextual"/>
             </w:rPr>
           </w:pPr>
-          <w:hyperlink w:anchor="_Toc241781452" w:history="1">
+          <w:hyperlink w:anchor="_Toc241781944" w:history="1">
             <w:r>
               <w:rPr>
                 <w:rStyle w:val="Hyperlink"/>
@@ -1998,7 +1998,7 @@
               <w:rPr>
                 <w:noProof/>
               </w:rPr>
-              <w:instrText xml:space="preserve"> PAGEREF _Toc241781452 \h </w:instrText>
+              <w:instrText xml:space="preserve"> PAGEREF _Toc241781944 \h </w:instrText>
             </w:r>
             <w:r>
               <w:rPr>
@@ -2041,7 +2041,7 @@
               <w14:ligatures w14:val="standardContextual"/>
             </w:rPr>
           </w:pPr>
-          <w:hyperlink w:anchor="_Toc241781453" w:history="1">
+          <w:hyperlink w:anchor="_Toc241781945" w:history="1">
             <w:r>
               <w:rPr>
                 <w:rStyle w:val="Hyperlink"/>
@@ -2065,7 +2065,7 @@
               <w:rPr>
                 <w:noProof/>
               </w:rPr>
-              <w:instrText xml:space="preserve"> PAGEREF _Toc241781453 \h </w:instrText>
+              <w:instrText xml:space="preserve"> PAGEREF _Toc241781945 \h </w:instrText>
             </w:r>
             <w:r>
               <w:rPr>
@@ -2104,7 +2104,7 @@
         <w:pStyle w:val="Heading1"/>
         <w:pageBreakBefore/>
       </w:pPr>
-      <w:bookmarkStart w:id="0" w:name="_Toc241781431"/>
+      <w:bookmarkStart w:id="0" w:name="_Toc241781923"/>
       <w:r>
         <w:lastRenderedPageBreak/>
         <w:t>1. Welcome</w:t>
@@ -2144,7 +2144,7 @@
           <w:left w:w="10" w:type="dxa"/>
           <w:right w:w="10" w:type="dxa"/>
         </w:tblCellMar>
-        <w:tblLook w:val="04A0" w:firstRow="1" w:lastRow="0" w:firstColumn="1" w:lastColumn="0" w:noHBand="0" w:noVBand="1"/>
+        <w:tblLook w:val="0000" w:firstRow="0" w:lastRow="0" w:firstColumn="0" w:lastColumn="0" w:noHBand="0" w:noVBand="0"/>
       </w:tblPr>
       <w:tblGrid>
         <w:gridCol w:w="2824"/>
@@ -2520,7 +2520,7 @@
       <w:pPr>
         <w:pStyle w:val="Heading2"/>
       </w:pPr>
-      <w:bookmarkStart w:id="1" w:name="_Toc241781432"/>
+      <w:bookmarkStart w:id="1" w:name="_Toc241781924"/>
       <w:r>
         <w:t>What you should know first</w:t>
       </w:r>
@@ -2638,7 +2638,7 @@
         <w:pStyle w:val="Heading1"/>
         <w:pageBreakBefore/>
       </w:pPr>
-      <w:bookmarkStart w:id="2" w:name="_Toc241781433"/>
+      <w:bookmarkStart w:id="2" w:name="_Toc241781925"/>
       <w:r>
         <w:lastRenderedPageBreak/>
         <w:t>2. What you need</w:t>
@@ -2734,7 +2734,7 @@
           <w:left w:w="10" w:type="dxa"/>
           <w:right w:w="10" w:type="dxa"/>
         </w:tblCellMar>
-        <w:tblLook w:val="04A0" w:firstRow="1" w:lastRow="0" w:firstColumn="1" w:lastColumn="0" w:noHBand="0" w:noVBand="1"/>
+        <w:tblLook w:val="0000" w:firstRow="0" w:lastRow="0" w:firstColumn="0" w:lastColumn="0" w:noHBand="0" w:noVBand="0"/>
       </w:tblPr>
       <w:tblGrid>
         <w:gridCol w:w="9412"/>
@@ -2867,7 +2867,7 @@
         <w:pStyle w:val="Heading1"/>
         <w:pageBreakBefore/>
       </w:pPr>
-      <w:bookmarkStart w:id="3" w:name="_Toc241781434"/>
+      <w:bookmarkStart w:id="3" w:name="_Toc241781926"/>
       <w:r>
         <w:lastRenderedPageBreak/>
         <w:t>3. Taking part, step by step</w:t>
@@ -2878,7 +2878,7 @@
       <w:pPr>
         <w:pStyle w:val="Heading2"/>
       </w:pPr>
-      <w:bookmarkStart w:id="4" w:name="_Toc241781435"/>
+      <w:bookmarkStart w:id="4" w:name="_Toc241781927"/>
       <w:r>
         <w:t>Step 1 — Open your link</w:t>
       </w:r>
@@ -2896,7 +2896,7 @@
       <w:pPr>
         <w:pStyle w:val="Heading2"/>
       </w:pPr>
-      <w:bookmarkStart w:id="5" w:name="_Toc241781436"/>
+      <w:bookmarkStart w:id="5" w:name="_Toc241781928"/>
       <w:r>
         <w:t>Step 2 — Confirm your organisation</w:t>
       </w:r>
@@ -2931,7 +2931,7 @@
           <w:noProof/>
         </w:rPr>
         <w:drawing>
-          <wp:inline distT="0" distB="0" distL="0" distR="0" wp14:anchorId="2F3E6C5D" wp14:editId="08CFEB07">
+          <wp:inline distT="0" distB="0" distL="0" distR="0" wp14:anchorId="7D441532" wp14:editId="37EE2151">
             <wp:extent cx="2476500" cy="3362325"/>
             <wp:effectExtent l="0" t="0" r="0" b="0"/>
             <wp:docPr id="1" name="resp_01_confirm.jpg" descr="Confirming the organisation." title="Confirming the organisation."/>
@@ -3000,7 +3000,7 @@
       <w:pPr>
         <w:pStyle w:val="Heading2"/>
       </w:pPr>
-      <w:bookmarkStart w:id="6" w:name="_Toc241781437"/>
+      <w:bookmarkStart w:id="6" w:name="_Toc241781929"/>
       <w:r>
         <w:t>Step 3 — Tell us a little about you</w:t>
       </w:r>
@@ -3092,7 +3092,7 @@
         </w:rPr>
         <w:lastRenderedPageBreak/>
         <w:drawing>
-          <wp:inline distT="0" distB="0" distL="0" distR="0" wp14:anchorId="2B782AB6" wp14:editId="3C0B4050">
+          <wp:inline distT="0" distB="0" distL="0" distR="0" wp14:anchorId="4580E788" wp14:editId="7D3F34B4">
             <wp:extent cx="2476500" cy="3362325"/>
             <wp:effectExtent l="0" t="0" r="0" b="0"/>
             <wp:docPr id="2" name="resp_02_eligibility.jpg" descr="A little about you." title="A little about you."/>
@@ -3172,7 +3172,7 @@
           <w:left w:w="10" w:type="dxa"/>
           <w:right w:w="10" w:type="dxa"/>
         </w:tblCellMar>
-        <w:tblLook w:val="04A0" w:firstRow="1" w:lastRow="0" w:firstColumn="1" w:lastColumn="0" w:noHBand="0" w:noVBand="1"/>
+        <w:tblLook w:val="0000" w:firstRow="0" w:lastRow="0" w:firstColumn="0" w:lastColumn="0" w:noHBand="0" w:noVBand="0"/>
       </w:tblPr>
       <w:tblGrid>
         <w:gridCol w:w="9412"/>
@@ -3247,7 +3247,7 @@
       <w:pPr>
         <w:pStyle w:val="Heading2"/>
       </w:pPr>
-      <w:bookmarkStart w:id="7" w:name="_Toc241781438"/>
+      <w:bookmarkStart w:id="7" w:name="_Toc241781930"/>
       <w:r>
         <w:t>Step 4 — Read the participant information</w:t>
       </w:r>
@@ -3303,7 +3303,7 @@
         </w:rPr>
         <w:lastRenderedPageBreak/>
         <w:drawing>
-          <wp:inline distT="0" distB="0" distL="0" distR="0" wp14:anchorId="16AF1FBF" wp14:editId="57619E54">
+          <wp:inline distT="0" distB="0" distL="0" distR="0" wp14:anchorId="7CD5D798" wp14:editId="32BCEC50">
             <wp:extent cx="1076325" cy="4953000"/>
             <wp:effectExtent l="0" t="0" r="0" b="0"/>
             <wp:docPr id="3" name="resp_03_information_top.jpg" descr="Participant Information." title="Participant Information."/>
@@ -3372,7 +3372,7 @@
       <w:pPr>
         <w:pStyle w:val="Heading2"/>
       </w:pPr>
-      <w:bookmarkStart w:id="8" w:name="_Toc241781439"/>
+      <w:bookmarkStart w:id="8" w:name="_Toc241781931"/>
       <w:r>
         <w:t>Step 5 — Give your decision</w:t>
       </w:r>
@@ -3464,7 +3464,7 @@
         </w:rPr>
         <w:lastRenderedPageBreak/>
         <w:drawing>
-          <wp:inline distT="0" distB="0" distL="0" distR="0" wp14:anchorId="5703E258" wp14:editId="4B0F1E0A">
+          <wp:inline distT="0" distB="0" distL="0" distR="0" wp14:anchorId="14C289EA" wp14:editId="0631891D">
             <wp:extent cx="2476500" cy="4419600"/>
             <wp:effectExtent l="0" t="0" r="0" b="0"/>
             <wp:docPr id="4" name="resp_04_consent.jpg" descr="Your consent." title="Your consent."/>
@@ -3533,7 +3533,7 @@
       <w:pPr>
         <w:pStyle w:val="Heading2"/>
       </w:pPr>
-      <w:bookmarkStart w:id="9" w:name="_Toc241781440"/>
+      <w:bookmarkStart w:id="9" w:name="_Toc241781932"/>
       <w:r>
         <w:t>Step 6 — Check what we already know (only if shown)</w:t>
       </w:r>
@@ -3621,7 +3621,7 @@
       <w:pPr>
         <w:pStyle w:val="Heading2"/>
       </w:pPr>
-      <w:bookmarkStart w:id="10" w:name="_Toc241781441"/>
+      <w:bookmarkStart w:id="10" w:name="_Toc241781933"/>
       <w:r>
         <w:t>Step 7 — Choose how you would like to take part</w:t>
       </w:r>
@@ -3642,7 +3642,7 @@
           <w:left w:w="10" w:type="dxa"/>
           <w:right w:w="10" w:type="dxa"/>
         </w:tblCellMar>
-        <w:tblLook w:val="04A0" w:firstRow="1" w:lastRow="0" w:firstColumn="1" w:lastColumn="0" w:noHBand="0" w:noVBand="1"/>
+        <w:tblLook w:val="0000" w:firstRow="0" w:lastRow="0" w:firstColumn="0" w:lastColumn="0" w:noHBand="0" w:noVBand="0"/>
       </w:tblPr>
       <w:tblGrid>
         <w:gridCol w:w="3577"/>
@@ -3963,7 +3963,7 @@
         </w:rPr>
         <w:lastRenderedPageBreak/>
         <w:drawing>
-          <wp:inline distT="0" distB="0" distL="0" distR="0" wp14:anchorId="1E0037D5" wp14:editId="096AA3D3">
+          <wp:inline distT="0" distB="0" distL="0" distR="0" wp14:anchorId="3565CC5E" wp14:editId="1D5DF9C8">
             <wp:extent cx="2476500" cy="4533900"/>
             <wp:effectExtent l="0" t="0" r="0" b="0"/>
             <wp:docPr id="5" name="resp_06_choice.jpg" descr="How would you like to take part?" title="How would you like to take part?"/>
@@ -4032,7 +4032,7 @@
       <w:pPr>
         <w:pStyle w:val="Heading2"/>
       </w:pPr>
-      <w:bookmarkStart w:id="11" w:name="_Toc241781442"/>
+      <w:bookmarkStart w:id="11" w:name="_Toc241781934"/>
       <w:r>
         <w:t>Step 8a — Complete the questionnaire yourself</w:t>
       </w:r>
@@ -4124,7 +4124,7 @@
         </w:rPr>
         <w:lastRenderedPageBreak/>
         <w:drawing>
-          <wp:inline distT="0" distB="0" distL="0" distR="0" wp14:anchorId="5B1B8707" wp14:editId="4A180C48">
+          <wp:inline distT="0" distB="0" distL="0" distR="0" wp14:anchorId="39443A02" wp14:editId="09723C17">
             <wp:extent cx="2476500" cy="3362325"/>
             <wp:effectExtent l="0" t="0" r="0" b="0"/>
             <wp:docPr id="6" name="resp_07_ready.jpg" descr="Ready to begin." title="Ready to begin."/>
@@ -4200,7 +4200,7 @@
           <w:noProof/>
         </w:rPr>
         <w:drawing>
-          <wp:inline distT="0" distB="0" distL="0" distR="0" wp14:anchorId="179BFFD9" wp14:editId="56B2EB91">
+          <wp:inline distT="0" distB="0" distL="0" distR="0" wp14:anchorId="7E77FE44" wp14:editId="5C627495">
             <wp:extent cx="2476500" cy="3362325"/>
             <wp:effectExtent l="0" t="0" r="0" b="0"/>
             <wp:docPr id="7" name="resp_07b_kobo_form.jpg" descr="The questionnaire's first page." title="The questionnaire's first page."/>
@@ -4280,7 +4280,7 @@
           <w:left w:w="10" w:type="dxa"/>
           <w:right w:w="10" w:type="dxa"/>
         </w:tblCellMar>
-        <w:tblLook w:val="04A0" w:firstRow="1" w:lastRow="0" w:firstColumn="1" w:lastColumn="0" w:noHBand="0" w:noVBand="1"/>
+        <w:tblLook w:val="0000" w:firstRow="0" w:lastRow="0" w:firstColumn="0" w:lastColumn="0" w:noHBand="0" w:noVBand="0"/>
       </w:tblPr>
       <w:tblGrid>
         <w:gridCol w:w="9412"/>
@@ -4395,7 +4395,7 @@
       <w:pPr>
         <w:pStyle w:val="Heading2"/>
       </w:pPr>
-      <w:bookmarkStart w:id="12" w:name="_Toc241781443"/>
+      <w:bookmarkStart w:id="12" w:name="_Toc241781935"/>
       <w:r>
         <w:t>Step 8b — Ask a researcher to call you</w:t>
       </w:r>
@@ -4487,7 +4487,7 @@
           <w:noProof/>
         </w:rPr>
         <w:drawing>
-          <wp:inline distT="0" distB="0" distL="0" distR="0" wp14:anchorId="2903FB4F" wp14:editId="18CCD32E">
+          <wp:inline distT="0" distB="0" distL="0" distR="0" wp14:anchorId="481F57F6" wp14:editId="757E5E6B">
             <wp:extent cx="2476500" cy="3362325"/>
             <wp:effectExtent l="0" t="0" r="0" b="0"/>
             <wp:docPr id="8" name="resp_08_appointment.jpg" descr="Choosing a time for a call." title="Choosing a time for a call."/>
@@ -4563,7 +4563,7 @@
           <w:noProof/>
         </w:rPr>
         <w:drawing>
-          <wp:inline distT="0" distB="0" distL="0" distR="0" wp14:anchorId="04CE3826" wp14:editId="764CB243">
+          <wp:inline distT="0" distB="0" distL="0" distR="0" wp14:anchorId="0BF917D9" wp14:editId="6E14A5BD">
             <wp:extent cx="2476500" cy="3676650"/>
             <wp:effectExtent l="0" t="0" r="0" b="0"/>
             <wp:docPr id="9" name="resp_09_done_appointment.jpg" descr="Your request has been sent." title="Your request has been sent."/>
@@ -4632,7 +4632,7 @@
       <w:pPr>
         <w:pStyle w:val="Heading2"/>
       </w:pPr>
-      <w:bookmarkStart w:id="13" w:name="_Toc241781444"/>
+      <w:bookmarkStart w:id="13" w:name="_Toc241781936"/>
       <w:r>
         <w:t>Step 9 — Finished</w:t>
       </w:r>
@@ -4651,7 +4651,7 @@
         <w:pStyle w:val="Heading1"/>
         <w:pageBreakBefore/>
       </w:pPr>
-      <w:bookmarkStart w:id="14" w:name="_Toc241781445"/>
+      <w:bookmarkStart w:id="14" w:name="_Toc241781937"/>
       <w:r>
         <w:lastRenderedPageBreak/>
         <w:t>4. Reminders</w:t>
@@ -4671,7 +4671,7 @@
         <w:pStyle w:val="Heading1"/>
         <w:pageBreakBefore/>
       </w:pPr>
-      <w:bookmarkStart w:id="15" w:name="_Toc241781446"/>
+      <w:bookmarkStart w:id="15" w:name="_Toc241781938"/>
       <w:r>
         <w:lastRenderedPageBreak/>
         <w:t>5. Your rights and your information</w:t>
@@ -4796,7 +4796,7 @@
         <w:pStyle w:val="Heading1"/>
         <w:pageBreakBefore/>
       </w:pPr>
-      <w:bookmarkStart w:id="16" w:name="_Toc241781447"/>
+      <w:bookmarkStart w:id="16" w:name="_Toc241781939"/>
       <w:r>
         <w:lastRenderedPageBreak/>
         <w:t>6. Questions and answers</w:t>
@@ -4818,7 +4818,7 @@
           <w:left w:w="10" w:type="dxa"/>
           <w:right w:w="10" w:type="dxa"/>
         </w:tblCellMar>
-        <w:tblLook w:val="04A0" w:firstRow="1" w:lastRow="0" w:firstColumn="1" w:lastColumn="0" w:noHBand="0" w:noVBand="1"/>
+        <w:tblLook w:val="0000" w:firstRow="0" w:lastRow="0" w:firstColumn="0" w:lastColumn="0" w:noHBand="0" w:noVBand="0"/>
       </w:tblPr>
       <w:tblGrid>
         <w:gridCol w:w="3388"/>
@@ -5057,7 +5057,14 @@
                 <w:sz w:val="19"/>
                 <w:szCs w:val="19"/>
               </w:rPr>
-              <w:t>Choose None of these describe me, and please let the researcher know who the right senior person is.</w:t>
+              <w:t>Choose None of these describe me</w:t>
+            </w:r>
+            <w:r>
+              <w:rPr>
+                <w:sz w:val="19"/>
+                <w:szCs w:val="19"/>
+              </w:rPr>
+              <w:t>, and please let the researcher know who the right senior person is.</w:t>
             </w:r>
           </w:p>
         </w:tc>
@@ -5311,7 +5318,7 @@
           <w:noProof/>
         </w:rPr>
         <w:drawing>
-          <wp:inline distT="0" distB="0" distL="0" distR="0" wp14:anchorId="775FB7D6" wp14:editId="2E1C848E">
+          <wp:inline distT="0" distB="0" distL="0" distR="0" wp14:anchorId="29272F8F" wp14:editId="5F584A01">
             <wp:extent cx="2476500" cy="2524125"/>
             <wp:effectExtent l="0" t="0" r="0" b="0"/>
             <wp:docPr id="10" name="resp_10_invalid_link.jpg" descr="What an invalid or expired link looks like." title="What an invalid or expired link looks like."/>
@@ -5381,7 +5388,7 @@
         <w:pStyle w:val="Heading1"/>
         <w:pageBreakBefore/>
       </w:pPr>
-      <w:bookmarkStart w:id="17" w:name="_Toc241781448"/>
+      <w:bookmarkStart w:id="17" w:name="_Toc241781940"/>
       <w:r>
         <w:lastRenderedPageBreak/>
         <w:t>7. If you were invited to a Key Informant Interview</w:t>
@@ -5421,7 +5428,7 @@
           <w:left w:w="10" w:type="dxa"/>
           <w:right w:w="10" w:type="dxa"/>
         </w:tblCellMar>
-        <w:tblLook w:val="04A0" w:firstRow="1" w:lastRow="0" w:firstColumn="1" w:lastColumn="0" w:noHBand="0" w:noVBand="1"/>
+        <w:tblLook w:val="0000" w:firstRow="0" w:lastRow="0" w:firstColumn="0" w:lastColumn="0" w:noHBand="0" w:noVBand="0"/>
       </w:tblPr>
       <w:tblGrid>
         <w:gridCol w:w="2824"/>
@@ -5617,7 +5624,7 @@
       <w:pPr>
         <w:pStyle w:val="Heading2"/>
       </w:pPr>
-      <w:bookmarkStart w:id="18" w:name="_Toc241781449"/>
+      <w:bookmarkStart w:id="18" w:name="_Toc241781941"/>
       <w:r>
         <w:t>Step 1 — Open your link</w:t>
       </w:r>
@@ -5635,7 +5642,7 @@
       <w:pPr>
         <w:pStyle w:val="Heading2"/>
       </w:pPr>
-      <w:bookmarkStart w:id="19" w:name="_Toc241781450"/>
+      <w:bookmarkStart w:id="19" w:name="_Toc241781942"/>
       <w:r>
         <w:t>Step 2 — Read the participant information</w:t>
       </w:r>
@@ -5663,7 +5670,7 @@
       <w:pPr>
         <w:pStyle w:val="Heading2"/>
       </w:pPr>
-      <w:bookmarkStart w:id="20" w:name="_Toc241781451"/>
+      <w:bookmarkStart w:id="20" w:name="_Toc241781943"/>
       <w:r>
         <w:t>Step 3 — Give your decision</w:t>
       </w:r>
@@ -5747,7 +5754,7 @@
       <w:pPr>
         <w:pStyle w:val="Heading2"/>
       </w:pPr>
-      <w:bookmarkStart w:id="21" w:name="_Toc241781452"/>
+      <w:bookmarkStart w:id="21" w:name="_Toc241781944"/>
       <w:r>
         <w:t>Step 4 — Start the interview</w:t>
       </w:r>
@@ -5842,7 +5849,7 @@
           <w:left w:w="10" w:type="dxa"/>
           <w:right w:w="10" w:type="dxa"/>
         </w:tblCellMar>
-        <w:tblLook w:val="04A0" w:firstRow="1" w:lastRow="0" w:firstColumn="1" w:lastColumn="0" w:noHBand="0" w:noVBand="1"/>
+        <w:tblLook w:val="0000" w:firstRow="0" w:lastRow="0" w:firstColumn="0" w:lastColumn="0" w:noHBand="0" w:noVBand="0"/>
       </w:tblPr>
       <w:tblGrid>
         <w:gridCol w:w="9412"/>
@@ -5910,7 +5917,7 @@
         <w:pStyle w:val="Heading1"/>
         <w:pageBreakBefore/>
       </w:pPr>
-      <w:bookmarkStart w:id="22" w:name="_Toc241781453"/>
+      <w:bookmarkStart w:id="22" w:name="_Toc241781945"/>
       <w:r>
         <w:lastRenderedPageBreak/>
         <w:t>8. Contact the research team</w:t>
@@ -5932,7 +5939,7 @@
           <w:left w:w="10" w:type="dxa"/>
           <w:right w:w="10" w:type="dxa"/>
         </w:tblCellMar>
-        <w:tblLook w:val="04A0" w:firstRow="1" w:lastRow="0" w:firstColumn="1" w:lastColumn="0" w:noHBand="0" w:noVBand="1"/>
+        <w:tblLook w:val="0000" w:firstRow="0" w:lastRow="0" w:firstColumn="0" w:lastColumn="0" w:noHBand="0" w:noVBand="0"/>
       </w:tblPr>
       <w:tblGrid>
         <w:gridCol w:w="2824"/>
@@ -6300,7 +6307,7 @@
         <w:sz w:val="16"/>
         <w:szCs w:val="16"/>
       </w:rPr>
-      <w:t>Version 1.15 · 1 October 2026</w:t>
+      <w:t>Version 1.16 · 1 October 2026</w:t>
     </w:r>
     <w:r>
       <w:rPr>
@@ -6473,68 +6480,69 @@
 <file path=word/numbering.xml><?xml version="1.0" encoding="utf-8"?>
 <w:numbering xmlns:wpc="http://schemas.microsoft.com/office/word/2010/wordprocessingCanvas" xmlns:cx="http://schemas.microsoft.com/office/drawing/2014/chartex" xmlns:cx1="http://schemas.microsoft.com/office/drawing/2015/9/8/chartex" xmlns:cx2="http://schemas.microsoft.com/office/drawing/2015/10/21/chartex" xmlns:cx3="http://schemas.microsoft.com/office/drawing/2016/5/9/chartex" xmlns:cx4="http://schemas.microsoft.com/office/drawing/2016/5/10/chartex" xmlns:cx5="http://schemas.microsoft.com/office/drawing/2016/5/11/chartex" xmlns:cx6="http://schemas.microsoft.com/office/drawing/2016/5/12/chartex" xmlns:cx7="http://schemas.microsoft.com/office/drawing/2016/5/13/chartex" xmlns:cx8="http://schemas.microsoft.com/office/drawing/2016/5/14/chartex" xmlns:mc="http://schemas.openxmlformats.org/markup-compatibility/2006" xmlns:aink="http://schemas.microsoft.com/office/drawing/2016/ink" xmlns:am3d="http://schemas.microsoft.com/office/drawing/2017/model3d" xmlns:o="urn:schemas-microsoft-com:office:office" xmlns:oel="http://schemas.microsoft.com/office/2019/extlst" xmlns:r="http://schemas.openxmlformats.org/officeDocument/2006/relationships" xmlns:m="http://schemas.openxmlformats.org/officeDocument/2006/math" xmlns:v="urn:schemas-microsoft-com:vml" xmlns:wp14="http://schemas.microsoft.com/office/word/2010/wordprocessingDrawing" xmlns:wp="http://schemas.openxmlformats.org/drawingml/2006/wordprocessingDrawing" xmlns:w10="urn:schemas-microsoft-com:office:word" xmlns:w="http://schemas.openxmlformats.org/wordprocessingml/2006/main" xmlns:w14="http://schemas.microsoft.com/office/word/2010/wordml" xmlns:w15="http://schemas.microsoft.com/office/word/2012/wordml" xmlns:w16cex="http://schemas.microsoft.com/office/word/2018/wordml/cex" xmlns:w16cid="http://schemas.microsoft.com/office/word/2016/wordml/cid" xmlns:w16="http://schemas.microsoft.com/office/word/2018/wordml" xmlns:w16sdtdh="http://schemas.microsoft.com/office/word/2020/wordml/sdtdatahash" xmlns:w16se="http://schemas.microsoft.com/office/word/2015/wordml/symex" xmlns:wpg="http://schemas.microsoft.com/office/word/2010/wordprocessingGroup" xmlns:wpi="http://schemas.microsoft.com/office/word/2010/wordprocessingInk" xmlns:wne="http://schemas.microsoft.com/office/word/2006/wordml" xmlns:wps="http://schemas.microsoft.com/office/word/2010/wordprocessingShape" mc:Ignorable="w14 w15 w16se w16cid w16 w16cex w16sdtdh wp14">
   <w:abstractNum w:abstractNumId="0" w15:restartNumberingAfterBreak="0">
-    <w:nsid w:val="075D1CF4"/>
+    <w:nsid w:val="02221251"/>
     <w:multiLevelType w:val="hybridMultilevel"/>
-    <w:tmpl w:val="C96CAE80"/>
-    <w:lvl w:ilvl="0" w:tplc="EDFC9CF4">
+    <w:tmpl w:val="D31C7D42"/>
+    <w:lvl w:ilvl="0" w:tplc="C4B839C4">
       <w:start w:val="1"/>
-      <w:numFmt w:val="bullet"/>
-      <w:lvlText w:val="•"/>
+      <w:numFmt w:val="decimal"/>
+      <w:lvlText w:val="%1."/>
       <w:lvlJc w:val="left"/>
       <w:pPr>
-        <w:ind w:left="460" w:hanging="280"/>
-      </w:pPr>
+        <w:ind w:left="460" w:hanging="360"/>
+      </w:pPr>
+      <w:rPr>
+        <w:b/>
+        <w:bCs/>
+        <w:color w:val="A67C27"/>
+      </w:rPr>
     </w:lvl>
-    <w:lvl w:ilvl="1" w:tplc="E2402F12">
-      <w:start w:val="1"/>
-      <w:numFmt w:val="bullet"/>
-      <w:lvlText w:val="–"/>
-      <w:lvlJc w:val="left"/>
-      <w:pPr>
-        <w:ind w:left="900" w:hanging="280"/>
-      </w:pPr>
-    </w:lvl>
-    <w:lvl w:ilvl="2" w:tplc="3E40A7F6">
+    <w:lvl w:ilvl="1" w:tplc="7E9E17C6">
       <w:numFmt w:val="decimal"/>
       <w:lvlText w:val=""/>
       <w:lvlJc w:val="left"/>
     </w:lvl>
-    <w:lvl w:ilvl="3" w:tplc="27D46670">
+    <w:lvl w:ilvl="2" w:tplc="7F94EBE4">
       <w:numFmt w:val="decimal"/>
       <w:lvlText w:val=""/>
       <w:lvlJc w:val="left"/>
     </w:lvl>
-    <w:lvl w:ilvl="4" w:tplc="3E209B8E">
+    <w:lvl w:ilvl="3" w:tplc="116A5D58">
       <w:numFmt w:val="decimal"/>
       <w:lvlText w:val=""/>
       <w:lvlJc w:val="left"/>
     </w:lvl>
-    <w:lvl w:ilvl="5" w:tplc="403E121E">
+    <w:lvl w:ilvl="4" w:tplc="5170CCE6">
       <w:numFmt w:val="decimal"/>
       <w:lvlText w:val=""/>
       <w:lvlJc w:val="left"/>
     </w:lvl>
-    <w:lvl w:ilvl="6" w:tplc="588A06E6">
+    <w:lvl w:ilvl="5" w:tplc="350C82C4">
       <w:numFmt w:val="decimal"/>
       <w:lvlText w:val=""/>
       <w:lvlJc w:val="left"/>
     </w:lvl>
-    <w:lvl w:ilvl="7" w:tplc="1EBC7402">
+    <w:lvl w:ilvl="6" w:tplc="1E7CDE86">
       <w:numFmt w:val="decimal"/>
       <w:lvlText w:val=""/>
       <w:lvlJc w:val="left"/>
     </w:lvl>
-    <w:lvl w:ilvl="8" w:tplc="CC1CDBFA">
+    <w:lvl w:ilvl="7" w:tplc="77603432">
+      <w:numFmt w:val="decimal"/>
+      <w:lvlText w:val=""/>
+      <w:lvlJc w:val="left"/>
+    </w:lvl>
+    <w:lvl w:ilvl="8" w:tplc="DB76F9AA">
       <w:numFmt w:val="decimal"/>
       <w:lvlText w:val=""/>
       <w:lvlJc w:val="left"/>
     </w:lvl>
   </w:abstractNum>
   <w:abstractNum w:abstractNumId="1" w15:restartNumberingAfterBreak="0">
-    <w:nsid w:val="0E307118"/>
+    <w:nsid w:val="285C0AC7"/>
     <w:multiLevelType w:val="hybridMultilevel"/>
-    <w:tmpl w:val="FDF66B1E"/>
-    <w:lvl w:ilvl="0" w:tplc="EDF431AA">
+    <w:tmpl w:val="33F47CC0"/>
+    <w:lvl w:ilvl="0" w:tplc="4302FDBE">
       <w:start w:val="1"/>
       <w:numFmt w:val="decimal"/>
       <w:lvlText w:val="%1."/>
@@ -6548,52 +6556,52 @@
         <w:color w:val="A67C27"/>
       </w:rPr>
     </w:lvl>
-    <w:lvl w:ilvl="1" w:tplc="C2A833E2">
+    <w:lvl w:ilvl="1" w:tplc="1A080470">
       <w:numFmt w:val="decimal"/>
       <w:lvlText w:val=""/>
       <w:lvlJc w:val="left"/>
     </w:lvl>
-    <w:lvl w:ilvl="2" w:tplc="CAB2C884">
+    <w:lvl w:ilvl="2" w:tplc="A8EC0A74">
       <w:numFmt w:val="decimal"/>
       <w:lvlText w:val=""/>
       <w:lvlJc w:val="left"/>
     </w:lvl>
-    <w:lvl w:ilvl="3" w:tplc="F8662CC8">
+    <w:lvl w:ilvl="3" w:tplc="5366CDFA">
       <w:numFmt w:val="decimal"/>
       <w:lvlText w:val=""/>
       <w:lvlJc w:val="left"/>
     </w:lvl>
-    <w:lvl w:ilvl="4" w:tplc="64C68FDC">
+    <w:lvl w:ilvl="4" w:tplc="7390E544">
       <w:numFmt w:val="decimal"/>
       <w:lvlText w:val=""/>
       <w:lvlJc w:val="left"/>
     </w:lvl>
-    <w:lvl w:ilvl="5" w:tplc="88A6EAC4">
+    <w:lvl w:ilvl="5" w:tplc="0D92E1DA">
       <w:numFmt w:val="decimal"/>
       <w:lvlText w:val=""/>
       <w:lvlJc w:val="left"/>
     </w:lvl>
-    <w:lvl w:ilvl="6" w:tplc="FCD2928A">
+    <w:lvl w:ilvl="6" w:tplc="EFB69818">
       <w:numFmt w:val="decimal"/>
       <w:lvlText w:val=""/>
       <w:lvlJc w:val="left"/>
     </w:lvl>
-    <w:lvl w:ilvl="7" w:tplc="64EAC464">
+    <w:lvl w:ilvl="7" w:tplc="53AC8750">
       <w:numFmt w:val="decimal"/>
       <w:lvlText w:val=""/>
       <w:lvlJc w:val="left"/>
     </w:lvl>
-    <w:lvl w:ilvl="8" w:tplc="E05852EC">
+    <w:lvl w:ilvl="8" w:tplc="77F8C9C6">
       <w:numFmt w:val="decimal"/>
       <w:lvlText w:val=""/>
       <w:lvlJc w:val="left"/>
     </w:lvl>
   </w:abstractNum>
   <w:abstractNum w:abstractNumId="2" w15:restartNumberingAfterBreak="0">
-    <w:nsid w:val="281017FE"/>
+    <w:nsid w:val="34BA1480"/>
     <w:multiLevelType w:val="hybridMultilevel"/>
-    <w:tmpl w:val="22B009E8"/>
-    <w:lvl w:ilvl="0" w:tplc="6F30E230">
+    <w:tmpl w:val="3BA83044"/>
+    <w:lvl w:ilvl="0" w:tplc="1BAE2F02">
       <w:start w:val="1"/>
       <w:numFmt w:val="decimal"/>
       <w:lvlText w:val="%1."/>
@@ -6607,52 +6615,52 @@
         <w:color w:val="A67C27"/>
       </w:rPr>
     </w:lvl>
-    <w:lvl w:ilvl="1" w:tplc="064CFD6A">
+    <w:lvl w:ilvl="1" w:tplc="EA682976">
       <w:numFmt w:val="decimal"/>
       <w:lvlText w:val=""/>
       <w:lvlJc w:val="left"/>
     </w:lvl>
-    <w:lvl w:ilvl="2" w:tplc="83667250">
+    <w:lvl w:ilvl="2" w:tplc="1AB4E8D2">
       <w:numFmt w:val="decimal"/>
       <w:lvlText w:val=""/>
       <w:lvlJc w:val="left"/>
     </w:lvl>
-    <w:lvl w:ilvl="3" w:tplc="007C0796">
+    <w:lvl w:ilvl="3" w:tplc="5BDC5940">
       <w:numFmt w:val="decimal"/>
       <w:lvlText w:val=""/>
       <w:lvlJc w:val="left"/>
     </w:lvl>
-    <w:lvl w:ilvl="4" w:tplc="65C4AEF8">
+    <w:lvl w:ilvl="4" w:tplc="8250DB18">
       <w:numFmt w:val="decimal"/>
       <w:lvlText w:val=""/>
       <w:lvlJc w:val="left"/>
     </w:lvl>
-    <w:lvl w:ilvl="5" w:tplc="E432CE0E">
+    <w:lvl w:ilvl="5" w:tplc="C67C2E64">
       <w:numFmt w:val="decimal"/>
       <w:lvlText w:val=""/>
       <w:lvlJc w:val="left"/>
     </w:lvl>
-    <w:lvl w:ilvl="6" w:tplc="ACD619C8">
+    <w:lvl w:ilvl="6" w:tplc="F716C4FA">
       <w:numFmt w:val="decimal"/>
       <w:lvlText w:val=""/>
       <w:lvlJc w:val="left"/>
     </w:lvl>
-    <w:lvl w:ilvl="7" w:tplc="54DCF76A">
+    <w:lvl w:ilvl="7" w:tplc="6466067A">
       <w:numFmt w:val="decimal"/>
       <w:lvlText w:val=""/>
       <w:lvlJc w:val="left"/>
     </w:lvl>
-    <w:lvl w:ilvl="8" w:tplc="4E349F12">
+    <w:lvl w:ilvl="8" w:tplc="CDA6E9B4">
       <w:numFmt w:val="decimal"/>
       <w:lvlText w:val=""/>
       <w:lvlJc w:val="left"/>
     </w:lvl>
   </w:abstractNum>
   <w:abstractNum w:abstractNumId="3" w15:restartNumberingAfterBreak="0">
-    <w:nsid w:val="4FB81A41"/>
+    <w:nsid w:val="352E5C1B"/>
     <w:multiLevelType w:val="hybridMultilevel"/>
-    <w:tmpl w:val="DF52CA78"/>
-    <w:lvl w:ilvl="0" w:tplc="F1BE9686">
+    <w:tmpl w:val="7C66E6E0"/>
+    <w:lvl w:ilvl="0" w:tplc="DC3804C6">
       <w:start w:val="1"/>
       <w:numFmt w:val="bullet"/>
       <w:lvlText w:val="●"/>
@@ -6661,7 +6669,7 @@
         <w:ind w:left="720" w:hanging="360"/>
       </w:pPr>
     </w:lvl>
-    <w:lvl w:ilvl="1" w:tplc="05FA8714">
+    <w:lvl w:ilvl="1" w:tplc="75162ED8">
       <w:start w:val="1"/>
       <w:numFmt w:val="bullet"/>
       <w:lvlText w:val="○"/>
@@ -6670,7 +6678,7 @@
         <w:ind w:left="1440" w:hanging="360"/>
       </w:pPr>
     </w:lvl>
-    <w:lvl w:ilvl="2" w:tplc="9B50C17C">
+    <w:lvl w:ilvl="2" w:tplc="61600ED0">
       <w:start w:val="1"/>
       <w:numFmt w:val="bullet"/>
       <w:lvlText w:val="■"/>
@@ -6679,7 +6687,7 @@
         <w:ind w:left="2160" w:hanging="360"/>
       </w:pPr>
     </w:lvl>
-    <w:lvl w:ilvl="3" w:tplc="457E67DA">
+    <w:lvl w:ilvl="3" w:tplc="C6984904">
       <w:start w:val="1"/>
       <w:numFmt w:val="bullet"/>
       <w:lvlText w:val="●"/>
@@ -6688,7 +6696,7 @@
         <w:ind w:left="2880" w:hanging="360"/>
       </w:pPr>
     </w:lvl>
-    <w:lvl w:ilvl="4" w:tplc="A2EA5434">
+    <w:lvl w:ilvl="4" w:tplc="7332B988">
       <w:start w:val="1"/>
       <w:numFmt w:val="bullet"/>
       <w:lvlText w:val="○"/>
@@ -6697,7 +6705,7 @@
         <w:ind w:left="3600" w:hanging="360"/>
       </w:pPr>
     </w:lvl>
-    <w:lvl w:ilvl="5" w:tplc="E3388344">
+    <w:lvl w:ilvl="5" w:tplc="2B222AF0">
       <w:start w:val="1"/>
       <w:numFmt w:val="bullet"/>
       <w:lvlText w:val="■"/>
@@ -6706,7 +6714,7 @@
         <w:ind w:left="4320" w:hanging="360"/>
       </w:pPr>
     </w:lvl>
-    <w:lvl w:ilvl="6" w:tplc="6CE043D2">
+    <w:lvl w:ilvl="6" w:tplc="C3A07148">
       <w:start w:val="1"/>
       <w:numFmt w:val="bullet"/>
       <w:lvlText w:val="●"/>
@@ -6715,7 +6723,7 @@
         <w:ind w:left="5040" w:hanging="360"/>
       </w:pPr>
     </w:lvl>
-    <w:lvl w:ilvl="7" w:tplc="4D808932">
+    <w:lvl w:ilvl="7" w:tplc="58A4EA62">
       <w:start w:val="1"/>
       <w:numFmt w:val="bullet"/>
       <w:lvlText w:val="●"/>
@@ -6724,7 +6732,7 @@
         <w:ind w:left="5760" w:hanging="360"/>
       </w:pPr>
     </w:lvl>
-    <w:lvl w:ilvl="8" w:tplc="AE9C1842">
+    <w:lvl w:ilvl="8" w:tplc="434066EC">
       <w:start w:val="1"/>
       <w:numFmt w:val="bullet"/>
       <w:lvlText w:val="●"/>
@@ -6735,10 +6743,68 @@
     </w:lvl>
   </w:abstractNum>
   <w:abstractNum w:abstractNumId="4" w15:restartNumberingAfterBreak="0">
-    <w:nsid w:val="50D12F0A"/>
+    <w:nsid w:val="45F1732B"/>
     <w:multiLevelType w:val="hybridMultilevel"/>
-    <w:tmpl w:val="96AE2ADA"/>
-    <w:lvl w:ilvl="0" w:tplc="7900706A">
+    <w:tmpl w:val="066835F6"/>
+    <w:lvl w:ilvl="0" w:tplc="A8E606F0">
+      <w:start w:val="1"/>
+      <w:numFmt w:val="bullet"/>
+      <w:lvlText w:val="•"/>
+      <w:lvlJc w:val="left"/>
+      <w:pPr>
+        <w:ind w:left="460" w:hanging="280"/>
+      </w:pPr>
+    </w:lvl>
+    <w:lvl w:ilvl="1" w:tplc="A1B2CB10">
+      <w:start w:val="1"/>
+      <w:numFmt w:val="bullet"/>
+      <w:lvlText w:val="–"/>
+      <w:lvlJc w:val="left"/>
+      <w:pPr>
+        <w:ind w:left="900" w:hanging="280"/>
+      </w:pPr>
+    </w:lvl>
+    <w:lvl w:ilvl="2" w:tplc="BD0E41DE">
+      <w:numFmt w:val="decimal"/>
+      <w:lvlText w:val=""/>
+      <w:lvlJc w:val="left"/>
+    </w:lvl>
+    <w:lvl w:ilvl="3" w:tplc="3E4686F6">
+      <w:numFmt w:val="decimal"/>
+      <w:lvlText w:val=""/>
+      <w:lvlJc w:val="left"/>
+    </w:lvl>
+    <w:lvl w:ilvl="4" w:tplc="20723920">
+      <w:numFmt w:val="decimal"/>
+      <w:lvlText w:val=""/>
+      <w:lvlJc w:val="left"/>
+    </w:lvl>
+    <w:lvl w:ilvl="5" w:tplc="FEFA6BC0">
+      <w:numFmt w:val="decimal"/>
+      <w:lvlText w:val=""/>
+      <w:lvlJc w:val="left"/>
+    </w:lvl>
+    <w:lvl w:ilvl="6" w:tplc="0BF4F6D0">
+      <w:numFmt w:val="decimal"/>
+      <w:lvlText w:val=""/>
+      <w:lvlJc w:val="left"/>
+    </w:lvl>
+    <w:lvl w:ilvl="7" w:tplc="163A239E">
+      <w:numFmt w:val="decimal"/>
+      <w:lvlText w:val=""/>
+      <w:lvlJc w:val="left"/>
+    </w:lvl>
+    <w:lvl w:ilvl="8" w:tplc="BB82D912">
+      <w:numFmt w:val="decimal"/>
+      <w:lvlText w:val=""/>
+      <w:lvlJc w:val="left"/>
+    </w:lvl>
+  </w:abstractNum>
+  <w:abstractNum w:abstractNumId="5" w15:restartNumberingAfterBreak="0">
+    <w:nsid w:val="674E77DA"/>
+    <w:multiLevelType w:val="hybridMultilevel"/>
+    <w:tmpl w:val="5108F3F6"/>
+    <w:lvl w:ilvl="0" w:tplc="D7CAFC54">
       <w:start w:val="1"/>
       <w:numFmt w:val="decimal"/>
       <w:lvlText w:val="%1."/>
@@ -6752,138 +6818,79 @@
         <w:color w:val="A67C27"/>
       </w:rPr>
     </w:lvl>
-    <w:lvl w:ilvl="1" w:tplc="1FAEB290">
+    <w:lvl w:ilvl="1" w:tplc="B902FA8C">
       <w:numFmt w:val="decimal"/>
       <w:lvlText w:val=""/>
       <w:lvlJc w:val="left"/>
     </w:lvl>
-    <w:lvl w:ilvl="2" w:tplc="EA22A61C">
+    <w:lvl w:ilvl="2" w:tplc="8BAA7E74">
       <w:numFmt w:val="decimal"/>
       <w:lvlText w:val=""/>
       <w:lvlJc w:val="left"/>
     </w:lvl>
-    <w:lvl w:ilvl="3" w:tplc="0D9EACA2">
+    <w:lvl w:ilvl="3" w:tplc="CFEAF608">
       <w:numFmt w:val="decimal"/>
       <w:lvlText w:val=""/>
       <w:lvlJc w:val="left"/>
     </w:lvl>
-    <w:lvl w:ilvl="4" w:tplc="4F0CE514">
+    <w:lvl w:ilvl="4" w:tplc="24786DCA">
       <w:numFmt w:val="decimal"/>
       <w:lvlText w:val=""/>
       <w:lvlJc w:val="left"/>
     </w:lvl>
-    <w:lvl w:ilvl="5" w:tplc="CBE0E75A">
+    <w:lvl w:ilvl="5" w:tplc="6180CD82">
       <w:numFmt w:val="decimal"/>
       <w:lvlText w:val=""/>
       <w:lvlJc w:val="left"/>
     </w:lvl>
-    <w:lvl w:ilvl="6" w:tplc="16C04A66">
+    <w:lvl w:ilvl="6" w:tplc="6E788688">
       <w:numFmt w:val="decimal"/>
       <w:lvlText w:val=""/>
       <w:lvlJc w:val="left"/>
     </w:lvl>
-    <w:lvl w:ilvl="7" w:tplc="B302C41C">
+    <w:lvl w:ilvl="7" w:tplc="A35A1B40">
       <w:numFmt w:val="decimal"/>
       <w:lvlText w:val=""/>
       <w:lvlJc w:val="left"/>
     </w:lvl>
-    <w:lvl w:ilvl="8" w:tplc="1CAE9F70">
+    <w:lvl w:ilvl="8" w:tplc="C060A5DA">
       <w:numFmt w:val="decimal"/>
       <w:lvlText w:val=""/>
       <w:lvlJc w:val="left"/>
     </w:lvl>
   </w:abstractNum>
-  <w:abstractNum w:abstractNumId="5" w15:restartNumberingAfterBreak="0">
-    <w:nsid w:val="5AB05412"/>
-    <w:multiLevelType w:val="hybridMultilevel"/>
-    <w:tmpl w:val="FEE2F114"/>
-    <w:lvl w:ilvl="0" w:tplc="17940D7A">
-      <w:start w:val="1"/>
-      <w:numFmt w:val="decimal"/>
-      <w:lvlText w:val="%1."/>
-      <w:lvlJc w:val="left"/>
-      <w:pPr>
-        <w:ind w:left="460" w:hanging="360"/>
-      </w:pPr>
-      <w:rPr>
-        <w:b/>
-        <w:bCs/>
-        <w:color w:val="A67C27"/>
-      </w:rPr>
-    </w:lvl>
-    <w:lvl w:ilvl="1" w:tplc="6A584826">
-      <w:numFmt w:val="decimal"/>
-      <w:lvlText w:val=""/>
-      <w:lvlJc w:val="left"/>
-    </w:lvl>
-    <w:lvl w:ilvl="2" w:tplc="4C70BE22">
-      <w:numFmt w:val="decimal"/>
-      <w:lvlText w:val=""/>
-      <w:lvlJc w:val="left"/>
-    </w:lvl>
-    <w:lvl w:ilvl="3" w:tplc="9BE057F0">
-      <w:numFmt w:val="decimal"/>
-      <w:lvlText w:val=""/>
-      <w:lvlJc w:val="left"/>
-    </w:lvl>
-    <w:lvl w:ilvl="4" w:tplc="126648E6">
-      <w:numFmt w:val="decimal"/>
-      <w:lvlText w:val=""/>
-      <w:lvlJc w:val="left"/>
-    </w:lvl>
-    <w:lvl w:ilvl="5" w:tplc="235247C4">
-      <w:numFmt w:val="decimal"/>
-      <w:lvlText w:val=""/>
-      <w:lvlJc w:val="left"/>
-    </w:lvl>
-    <w:lvl w:ilvl="6" w:tplc="85CC6F18">
-      <w:numFmt w:val="decimal"/>
-      <w:lvlText w:val=""/>
-      <w:lvlJc w:val="left"/>
-    </w:lvl>
-    <w:lvl w:ilvl="7" w:tplc="5BB0DA50">
-      <w:numFmt w:val="decimal"/>
-      <w:lvlText w:val=""/>
-      <w:lvlJc w:val="left"/>
-    </w:lvl>
-    <w:lvl w:ilvl="8" w:tplc="F278AB4E">
-      <w:numFmt w:val="decimal"/>
-      <w:lvlText w:val=""/>
-      <w:lvlJc w:val="left"/>
-    </w:lvl>
-  </w:abstractNum>
-  <w:num w:numId="1" w16cid:durableId="1444496179">
+  <w:num w:numId="1" w16cid:durableId="1330063735">
     <w:abstractNumId w:val="3"/>
     <w:lvlOverride w:ilvl="0">
       <w:startOverride w:val="1"/>
     </w:lvlOverride>
   </w:num>
-  <w:num w:numId="2" w16cid:durableId="1765570610">
+  <w:num w:numId="2" w16cid:durableId="1048530241">
+    <w:abstractNumId w:val="4"/>
+    <w:lvlOverride w:ilvl="0">
+      <w:startOverride w:val="1"/>
+    </w:lvlOverride>
+  </w:num>
+  <w:num w:numId="3" w16cid:durableId="351733172">
+    <w:abstractNumId w:val="1"/>
+    <w:lvlOverride w:ilvl="0">
+      <w:startOverride w:val="1"/>
+    </w:lvlOverride>
+  </w:num>
+  <w:num w:numId="4" w16cid:durableId="359281798">
     <w:abstractNumId w:val="0"/>
     <w:lvlOverride w:ilvl="0">
       <w:startOverride w:val="1"/>
     </w:lvlOverride>
   </w:num>
-  <w:num w:numId="3" w16cid:durableId="741410937">
+  <w:num w:numId="5" w16cid:durableId="785777642">
     <w:abstractNumId w:val="5"/>
     <w:lvlOverride w:ilvl="0">
       <w:startOverride w:val="1"/>
     </w:lvlOverride>
   </w:num>
-  <w:num w:numId="4" w16cid:durableId="331956009">
-    <w:abstractNumId w:val="4"/>
-    <w:lvlOverride w:ilvl="0">
-      <w:startOverride w:val="1"/>
-    </w:lvlOverride>
-  </w:num>
-  <w:num w:numId="5" w16cid:durableId="1051340496">
+  <w:num w:numId="6" w16cid:durableId="286132965">
     <w:abstractNumId w:val="2"/>
-    <w:lvlOverride w:ilvl="0">
-      <w:startOverride w:val="1"/>
-    </w:lvlOverride>
-  </w:num>
-  <w:num w:numId="6" w16cid:durableId="2025129698">
-    <w:abstractNumId w:val="1"/>
     <w:lvlOverride w:ilvl="0">
       <w:startOverride w:val="1"/>
     </w:lvlOverride>
@@ -7509,7 +7516,7 @@
     <w:autoRedefine/>
     <w:uiPriority w:val="39"/>
     <w:unhideWhenUsed/>
-    <w:rsid w:val="00713A68"/>
+    <w:rsid w:val="00200CA2"/>
     <w:pPr>
       <w:spacing w:after="100"/>
     </w:pPr>
@@ -7521,7 +7528,7 @@
     <w:autoRedefine/>
     <w:uiPriority w:val="39"/>
     <w:unhideWhenUsed/>
-    <w:rsid w:val="00713A68"/>
+    <w:rsid w:val="00200CA2"/>
     <w:pPr>
       <w:spacing w:after="100"/>
       <w:ind w:left="210"/>

--- a/docs/manuals/Respondent_Guide.docx
+++ b/docs/manuals/Respondent_Guide.docx
@@ -69,7 +69,7 @@
           <w:left w:w="10" w:type="dxa"/>
           <w:right w:w="10" w:type="dxa"/>
         </w:tblCellMar>
-        <w:tblLook w:val="0000" w:firstRow="0" w:lastRow="0" w:firstColumn="0" w:lastColumn="0" w:noHBand="0" w:noVBand="0"/>
+        <w:tblLook w:val="04A0" w:firstRow="1" w:lastRow="0" w:firstColumn="1" w:lastColumn="0" w:noHBand="0" w:noVBand="1"/>
       </w:tblPr>
       <w:tblGrid>
         <w:gridCol w:w="2300"/>
@@ -469,7 +469,7 @@
                 <w:sz w:val="19"/>
                 <w:szCs w:val="19"/>
               </w:rPr>
-              <w:t>Version 1.16 · 1 October 2026</w:t>
+              <w:t>Version 1.17 · 3 October 2026</w:t>
             </w:r>
           </w:p>
         </w:tc>
@@ -538,7 +538,7 @@
     <w:sdt>
       <w:sdtPr>
         <w:alias w:val="Contents"/>
-        <w:id w:val="-827582493"/>
+        <w:id w:val="-704406566"/>
       </w:sdtPr>
       <w:sdtEndPr/>
       <w:sdtContent>
@@ -567,7 +567,7 @@
           <w:r>
             <w:fldChar w:fldCharType="separate"/>
           </w:r>
-          <w:hyperlink w:anchor="_Toc241781923" w:history="1">
+          <w:hyperlink w:anchor="_Toc241896758" w:history="1">
             <w:r>
               <w:rPr>
                 <w:rStyle w:val="Hyperlink"/>
@@ -591,7 +591,7 @@
               <w:rPr>
                 <w:noProof/>
               </w:rPr>
-              <w:instrText xml:space="preserve"> PAGEREF _Toc241781923 \h </w:instrText>
+              <w:instrText xml:space="preserve"> PAGEREF _Toc241896758 \h </w:instrText>
             </w:r>
             <w:r>
               <w:rPr>
@@ -634,7 +634,7 @@
               <w14:ligatures w14:val="standardContextual"/>
             </w:rPr>
           </w:pPr>
-          <w:hyperlink w:anchor="_Toc241781924" w:history="1">
+          <w:hyperlink w:anchor="_Toc241896759" w:history="1">
             <w:r>
               <w:rPr>
                 <w:rStyle w:val="Hyperlink"/>
@@ -658,7 +658,7 @@
               <w:rPr>
                 <w:noProof/>
               </w:rPr>
-              <w:instrText xml:space="preserve"> PAGEREF _Toc241781924 \h </w:instrText>
+              <w:instrText xml:space="preserve"> PAGEREF _Toc241896759 \h </w:instrText>
             </w:r>
             <w:r>
               <w:rPr>
@@ -701,7 +701,7 @@
               <w14:ligatures w14:val="standardContextual"/>
             </w:rPr>
           </w:pPr>
-          <w:hyperlink w:anchor="_Toc241781925" w:history="1">
+          <w:hyperlink w:anchor="_Toc241896760" w:history="1">
             <w:r>
               <w:rPr>
                 <w:rStyle w:val="Hyperlink"/>
@@ -725,7 +725,7 @@
               <w:rPr>
                 <w:noProof/>
               </w:rPr>
-              <w:instrText xml:space="preserve"> PAGEREF _Toc241781925 \h </w:instrText>
+              <w:instrText xml:space="preserve"> PAGEREF _Toc241896760 \h </w:instrText>
             </w:r>
             <w:r>
               <w:rPr>
@@ -768,7 +768,7 @@
               <w14:ligatures w14:val="standardContextual"/>
             </w:rPr>
           </w:pPr>
-          <w:hyperlink w:anchor="_Toc241781926" w:history="1">
+          <w:hyperlink w:anchor="_Toc241896761" w:history="1">
             <w:r>
               <w:rPr>
                 <w:rStyle w:val="Hyperlink"/>
@@ -792,7 +792,7 @@
               <w:rPr>
                 <w:noProof/>
               </w:rPr>
-              <w:instrText xml:space="preserve"> PAGEREF _Toc241781926 \h </w:instrText>
+              <w:instrText xml:space="preserve"> PAGEREF _Toc241896761 \h </w:instrText>
             </w:r>
             <w:r>
               <w:rPr>
@@ -835,7 +835,7 @@
               <w14:ligatures w14:val="standardContextual"/>
             </w:rPr>
           </w:pPr>
-          <w:hyperlink w:anchor="_Toc241781927" w:history="1">
+          <w:hyperlink w:anchor="_Toc241896762" w:history="1">
             <w:r>
               <w:rPr>
                 <w:rStyle w:val="Hyperlink"/>
@@ -859,7 +859,7 @@
               <w:rPr>
                 <w:noProof/>
               </w:rPr>
-              <w:instrText xml:space="preserve"> PAGEREF _Toc241781927 \h </w:instrText>
+              <w:instrText xml:space="preserve"> PAGEREF _Toc241896762 \h </w:instrText>
             </w:r>
             <w:r>
               <w:rPr>
@@ -902,7 +902,7 @@
               <w14:ligatures w14:val="standardContextual"/>
             </w:rPr>
           </w:pPr>
-          <w:hyperlink w:anchor="_Toc241781928" w:history="1">
+          <w:hyperlink w:anchor="_Toc241896763" w:history="1">
             <w:r>
               <w:rPr>
                 <w:rStyle w:val="Hyperlink"/>
@@ -926,7 +926,7 @@
               <w:rPr>
                 <w:noProof/>
               </w:rPr>
-              <w:instrText xml:space="preserve"> PAGEREF _Toc241781928 \h </w:instrText>
+              <w:instrText xml:space="preserve"> PAGEREF _Toc241896763 \h </w:instrText>
             </w:r>
             <w:r>
               <w:rPr>
@@ -969,7 +969,7 @@
               <w14:ligatures w14:val="standardContextual"/>
             </w:rPr>
           </w:pPr>
-          <w:hyperlink w:anchor="_Toc241781929" w:history="1">
+          <w:hyperlink w:anchor="_Toc241896764" w:history="1">
             <w:r>
               <w:rPr>
                 <w:rStyle w:val="Hyperlink"/>
@@ -993,7 +993,7 @@
               <w:rPr>
                 <w:noProof/>
               </w:rPr>
-              <w:instrText xml:space="preserve"> PAGEREF _Toc241781929 \h </w:instrText>
+              <w:instrText xml:space="preserve"> PAGEREF _Toc241896764 \h </w:instrText>
             </w:r>
             <w:r>
               <w:rPr>
@@ -1036,7 +1036,7 @@
               <w14:ligatures w14:val="standardContextual"/>
             </w:rPr>
           </w:pPr>
-          <w:hyperlink w:anchor="_Toc241781930" w:history="1">
+          <w:hyperlink w:anchor="_Toc241896765" w:history="1">
             <w:r>
               <w:rPr>
                 <w:rStyle w:val="Hyperlink"/>
@@ -1060,7 +1060,7 @@
               <w:rPr>
                 <w:noProof/>
               </w:rPr>
-              <w:instrText xml:space="preserve"> PAGEREF _Toc241781930 \h </w:instrText>
+              <w:instrText xml:space="preserve"> PAGEREF _Toc241896765 \h </w:instrText>
             </w:r>
             <w:r>
               <w:rPr>
@@ -1103,7 +1103,7 @@
               <w14:ligatures w14:val="standardContextual"/>
             </w:rPr>
           </w:pPr>
-          <w:hyperlink w:anchor="_Toc241781931" w:history="1">
+          <w:hyperlink w:anchor="_Toc241896766" w:history="1">
             <w:r>
               <w:rPr>
                 <w:rStyle w:val="Hyperlink"/>
@@ -1127,7 +1127,7 @@
               <w:rPr>
                 <w:noProof/>
               </w:rPr>
-              <w:instrText xml:space="preserve"> PAGEREF _Toc241781931 \h </w:instrText>
+              <w:instrText xml:space="preserve"> PAGEREF _Toc241896766 \h </w:instrText>
             </w:r>
             <w:r>
               <w:rPr>
@@ -1170,7 +1170,7 @@
               <w14:ligatures w14:val="standardContextual"/>
             </w:rPr>
           </w:pPr>
-          <w:hyperlink w:anchor="_Toc241781932" w:history="1">
+          <w:hyperlink w:anchor="_Toc241896767" w:history="1">
             <w:r>
               <w:rPr>
                 <w:rStyle w:val="Hyperlink"/>
@@ -1194,7 +1194,7 @@
               <w:rPr>
                 <w:noProof/>
               </w:rPr>
-              <w:instrText xml:space="preserve"> PAGEREF _Toc241781932 \h </w:instrText>
+              <w:instrText xml:space="preserve"> PAGEREF _Toc241896767 \h </w:instrText>
             </w:r>
             <w:r>
               <w:rPr>
@@ -1237,7 +1237,7 @@
               <w14:ligatures w14:val="standardContextual"/>
             </w:rPr>
           </w:pPr>
-          <w:hyperlink w:anchor="_Toc241781933" w:history="1">
+          <w:hyperlink w:anchor="_Toc241896768" w:history="1">
             <w:r>
               <w:rPr>
                 <w:rStyle w:val="Hyperlink"/>
@@ -1261,7 +1261,7 @@
               <w:rPr>
                 <w:noProof/>
               </w:rPr>
-              <w:instrText xml:space="preserve"> PAGEREF _Toc241781933 \h </w:instrText>
+              <w:instrText xml:space="preserve"> PAGEREF _Toc241896768 \h </w:instrText>
             </w:r>
             <w:r>
               <w:rPr>
@@ -1304,7 +1304,7 @@
               <w14:ligatures w14:val="standardContextual"/>
             </w:rPr>
           </w:pPr>
-          <w:hyperlink w:anchor="_Toc241781934" w:history="1">
+          <w:hyperlink w:anchor="_Toc241896769" w:history="1">
             <w:r>
               <w:rPr>
                 <w:rStyle w:val="Hyperlink"/>
@@ -1328,7 +1328,7 @@
               <w:rPr>
                 <w:noProof/>
               </w:rPr>
-              <w:instrText xml:space="preserve"> PAGEREF _Toc241781934 \h </w:instrText>
+              <w:instrText xml:space="preserve"> PAGEREF _Toc241896769 \h </w:instrText>
             </w:r>
             <w:r>
               <w:rPr>
@@ -1371,7 +1371,7 @@
               <w14:ligatures w14:val="standardContextual"/>
             </w:rPr>
           </w:pPr>
-          <w:hyperlink w:anchor="_Toc241781935" w:history="1">
+          <w:hyperlink w:anchor="_Toc241896770" w:history="1">
             <w:r>
               <w:rPr>
                 <w:rStyle w:val="Hyperlink"/>
@@ -1395,7 +1395,7 @@
               <w:rPr>
                 <w:noProof/>
               </w:rPr>
-              <w:instrText xml:space="preserve"> PAGEREF _Toc241781935 \h </w:instrText>
+              <w:instrText xml:space="preserve"> PAGEREF _Toc241896770 \h </w:instrText>
             </w:r>
             <w:r>
               <w:rPr>
@@ -1438,7 +1438,7 @@
               <w14:ligatures w14:val="standardContextual"/>
             </w:rPr>
           </w:pPr>
-          <w:hyperlink w:anchor="_Toc241781936" w:history="1">
+          <w:hyperlink w:anchor="_Toc241896771" w:history="1">
             <w:r>
               <w:rPr>
                 <w:rStyle w:val="Hyperlink"/>
@@ -1462,7 +1462,7 @@
               <w:rPr>
                 <w:noProof/>
               </w:rPr>
-              <w:instrText xml:space="preserve"> PAGEREF _Toc241781936 \h </w:instrText>
+              <w:instrText xml:space="preserve"> PAGEREF _Toc241896771 \h </w:instrText>
             </w:r>
             <w:r>
               <w:rPr>
@@ -1505,7 +1505,7 @@
               <w14:ligatures w14:val="standardContextual"/>
             </w:rPr>
           </w:pPr>
-          <w:hyperlink w:anchor="_Toc241781937" w:history="1">
+          <w:hyperlink w:anchor="_Toc241896772" w:history="1">
             <w:r>
               <w:rPr>
                 <w:rStyle w:val="Hyperlink"/>
@@ -1529,7 +1529,7 @@
               <w:rPr>
                 <w:noProof/>
               </w:rPr>
-              <w:instrText xml:space="preserve"> PAGEREF _Toc241781937 \h </w:instrText>
+              <w:instrText xml:space="preserve"> PAGEREF _Toc241896772 \h </w:instrText>
             </w:r>
             <w:r>
               <w:rPr>
@@ -1572,7 +1572,7 @@
               <w14:ligatures w14:val="standardContextual"/>
             </w:rPr>
           </w:pPr>
-          <w:hyperlink w:anchor="_Toc241781938" w:history="1">
+          <w:hyperlink w:anchor="_Toc241896773" w:history="1">
             <w:r>
               <w:rPr>
                 <w:rStyle w:val="Hyperlink"/>
@@ -1596,7 +1596,7 @@
               <w:rPr>
                 <w:noProof/>
               </w:rPr>
-              <w:instrText xml:space="preserve"> PAGEREF _Toc241781938 \h </w:instrText>
+              <w:instrText xml:space="preserve"> PAGEREF _Toc241896773 \h </w:instrText>
             </w:r>
             <w:r>
               <w:rPr>
@@ -1639,7 +1639,7 @@
               <w14:ligatures w14:val="standardContextual"/>
             </w:rPr>
           </w:pPr>
-          <w:hyperlink w:anchor="_Toc241781939" w:history="1">
+          <w:hyperlink w:anchor="_Toc241896774" w:history="1">
             <w:r>
               <w:rPr>
                 <w:rStyle w:val="Hyperlink"/>
@@ -1663,7 +1663,7 @@
               <w:rPr>
                 <w:noProof/>
               </w:rPr>
-              <w:instrText xml:space="preserve"> PAGEREF _Toc241781939 \h </w:instrText>
+              <w:instrText xml:space="preserve"> PAGEREF _Toc241896774 \h </w:instrText>
             </w:r>
             <w:r>
               <w:rPr>
@@ -1706,7 +1706,7 @@
               <w14:ligatures w14:val="standardContextual"/>
             </w:rPr>
           </w:pPr>
-          <w:hyperlink w:anchor="_Toc241781940" w:history="1">
+          <w:hyperlink w:anchor="_Toc241896775" w:history="1">
             <w:r>
               <w:rPr>
                 <w:rStyle w:val="Hyperlink"/>
@@ -1730,7 +1730,7 @@
               <w:rPr>
                 <w:noProof/>
               </w:rPr>
-              <w:instrText xml:space="preserve"> PAGEREF _Toc241781940 \h </w:instrText>
+              <w:instrText xml:space="preserve"> PAGEREF _Toc241896775 \h </w:instrText>
             </w:r>
             <w:r>
               <w:rPr>
@@ -1773,7 +1773,7 @@
               <w14:ligatures w14:val="standardContextual"/>
             </w:rPr>
           </w:pPr>
-          <w:hyperlink w:anchor="_Toc241781941" w:history="1">
+          <w:hyperlink w:anchor="_Toc241896776" w:history="1">
             <w:r>
               <w:rPr>
                 <w:rStyle w:val="Hyperlink"/>
@@ -1797,7 +1797,7 @@
               <w:rPr>
                 <w:noProof/>
               </w:rPr>
-              <w:instrText xml:space="preserve"> PAGEREF _Toc241781941 \h </w:instrText>
+              <w:instrText xml:space="preserve"> PAGEREF _Toc241896776 \h </w:instrText>
             </w:r>
             <w:r>
               <w:rPr>
@@ -1840,7 +1840,7 @@
               <w14:ligatures w14:val="standardContextual"/>
             </w:rPr>
           </w:pPr>
-          <w:hyperlink w:anchor="_Toc241781942" w:history="1">
+          <w:hyperlink w:anchor="_Toc241896777" w:history="1">
             <w:r>
               <w:rPr>
                 <w:rStyle w:val="Hyperlink"/>
@@ -1864,7 +1864,7 @@
               <w:rPr>
                 <w:noProof/>
               </w:rPr>
-              <w:instrText xml:space="preserve"> PAGEREF _Toc241781942 \h </w:instrText>
+              <w:instrText xml:space="preserve"> PAGEREF _Toc241896777 \h </w:instrText>
             </w:r>
             <w:r>
               <w:rPr>
@@ -1907,7 +1907,7 @@
               <w14:ligatures w14:val="standardContextual"/>
             </w:rPr>
           </w:pPr>
-          <w:hyperlink w:anchor="_Toc241781943" w:history="1">
+          <w:hyperlink w:anchor="_Toc241896778" w:history="1">
             <w:r>
               <w:rPr>
                 <w:rStyle w:val="Hyperlink"/>
@@ -1931,7 +1931,7 @@
               <w:rPr>
                 <w:noProof/>
               </w:rPr>
-              <w:instrText xml:space="preserve"> PAGEREF _Toc241781943 \h </w:instrText>
+              <w:instrText xml:space="preserve"> PAGEREF _Toc241896778 \h </w:instrText>
             </w:r>
             <w:r>
               <w:rPr>
@@ -1974,7 +1974,7 @@
               <w14:ligatures w14:val="standardContextual"/>
             </w:rPr>
           </w:pPr>
-          <w:hyperlink w:anchor="_Toc241781944" w:history="1">
+          <w:hyperlink w:anchor="_Toc241896779" w:history="1">
             <w:r>
               <w:rPr>
                 <w:rStyle w:val="Hyperlink"/>
@@ -1998,7 +1998,7 @@
               <w:rPr>
                 <w:noProof/>
               </w:rPr>
-              <w:instrText xml:space="preserve"> PAGEREF _Toc241781944 \h </w:instrText>
+              <w:instrText xml:space="preserve"> PAGEREF _Toc241896779 \h </w:instrText>
             </w:r>
             <w:r>
               <w:rPr>
@@ -2041,7 +2041,7 @@
               <w14:ligatures w14:val="standardContextual"/>
             </w:rPr>
           </w:pPr>
-          <w:hyperlink w:anchor="_Toc241781945" w:history="1">
+          <w:hyperlink w:anchor="_Toc241896780" w:history="1">
             <w:r>
               <w:rPr>
                 <w:rStyle w:val="Hyperlink"/>
@@ -2065,7 +2065,7 @@
               <w:rPr>
                 <w:noProof/>
               </w:rPr>
-              <w:instrText xml:space="preserve"> PAGEREF _Toc241781945 \h </w:instrText>
+              <w:instrText xml:space="preserve"> PAGEREF _Toc241896780 \h </w:instrText>
             </w:r>
             <w:r>
               <w:rPr>
@@ -2104,7 +2104,7 @@
         <w:pStyle w:val="Heading1"/>
         <w:pageBreakBefore/>
       </w:pPr>
-      <w:bookmarkStart w:id="0" w:name="_Toc241781923"/>
+      <w:bookmarkStart w:id="0" w:name="_Toc241896758"/>
       <w:r>
         <w:lastRenderedPageBreak/>
         <w:t>1. Welcome</w:t>
@@ -2144,7 +2144,7 @@
           <w:left w:w="10" w:type="dxa"/>
           <w:right w:w="10" w:type="dxa"/>
         </w:tblCellMar>
-        <w:tblLook w:val="0000" w:firstRow="0" w:lastRow="0" w:firstColumn="0" w:lastColumn="0" w:noHBand="0" w:noVBand="0"/>
+        <w:tblLook w:val="04A0" w:firstRow="1" w:lastRow="0" w:firstColumn="1" w:lastColumn="0" w:noHBand="0" w:noVBand="1"/>
       </w:tblPr>
       <w:tblGrid>
         <w:gridCol w:w="2824"/>
@@ -2520,7 +2520,7 @@
       <w:pPr>
         <w:pStyle w:val="Heading2"/>
       </w:pPr>
-      <w:bookmarkStart w:id="1" w:name="_Toc241781924"/>
+      <w:bookmarkStart w:id="1" w:name="_Toc241896759"/>
       <w:r>
         <w:t>What you should know first</w:t>
       </w:r>
@@ -2638,7 +2638,7 @@
         <w:pStyle w:val="Heading1"/>
         <w:pageBreakBefore/>
       </w:pPr>
-      <w:bookmarkStart w:id="2" w:name="_Toc241781925"/>
+      <w:bookmarkStart w:id="2" w:name="_Toc241896760"/>
       <w:r>
         <w:lastRenderedPageBreak/>
         <w:t>2. What you need</w:t>
@@ -2734,7 +2734,7 @@
           <w:left w:w="10" w:type="dxa"/>
           <w:right w:w="10" w:type="dxa"/>
         </w:tblCellMar>
-        <w:tblLook w:val="0000" w:firstRow="0" w:lastRow="0" w:firstColumn="0" w:lastColumn="0" w:noHBand="0" w:noVBand="0"/>
+        <w:tblLook w:val="04A0" w:firstRow="1" w:lastRow="0" w:firstColumn="1" w:lastColumn="0" w:noHBand="0" w:noVBand="1"/>
       </w:tblPr>
       <w:tblGrid>
         <w:gridCol w:w="9412"/>
@@ -2867,7 +2867,7 @@
         <w:pStyle w:val="Heading1"/>
         <w:pageBreakBefore/>
       </w:pPr>
-      <w:bookmarkStart w:id="3" w:name="_Toc241781926"/>
+      <w:bookmarkStart w:id="3" w:name="_Toc241896761"/>
       <w:r>
         <w:lastRenderedPageBreak/>
         <w:t>3. Taking part, step by step</w:t>
@@ -2878,7 +2878,7 @@
       <w:pPr>
         <w:pStyle w:val="Heading2"/>
       </w:pPr>
-      <w:bookmarkStart w:id="4" w:name="_Toc241781927"/>
+      <w:bookmarkStart w:id="4" w:name="_Toc241896762"/>
       <w:r>
         <w:t>Step 1 — Open your link</w:t>
       </w:r>
@@ -2896,7 +2896,7 @@
       <w:pPr>
         <w:pStyle w:val="Heading2"/>
       </w:pPr>
-      <w:bookmarkStart w:id="5" w:name="_Toc241781928"/>
+      <w:bookmarkStart w:id="5" w:name="_Toc241896763"/>
       <w:r>
         <w:t>Step 2 — Confirm your organisation</w:t>
       </w:r>
@@ -2931,7 +2931,7 @@
           <w:noProof/>
         </w:rPr>
         <w:drawing>
-          <wp:inline distT="0" distB="0" distL="0" distR="0" wp14:anchorId="7D441532" wp14:editId="37EE2151">
+          <wp:inline distT="0" distB="0" distL="0" distR="0">
             <wp:extent cx="2476500" cy="3362325"/>
             <wp:effectExtent l="0" t="0" r="0" b="0"/>
             <wp:docPr id="1" name="resp_01_confirm.jpg" descr="Confirming the organisation." title="Confirming the organisation."/>
@@ -3000,7 +3000,7 @@
       <w:pPr>
         <w:pStyle w:val="Heading2"/>
       </w:pPr>
-      <w:bookmarkStart w:id="6" w:name="_Toc241781929"/>
+      <w:bookmarkStart w:id="6" w:name="_Toc241896764"/>
       <w:r>
         <w:t>Step 3 — Tell us a little about you</w:t>
       </w:r>
@@ -3092,7 +3092,7 @@
         </w:rPr>
         <w:lastRenderedPageBreak/>
         <w:drawing>
-          <wp:inline distT="0" distB="0" distL="0" distR="0" wp14:anchorId="4580E788" wp14:editId="7D3F34B4">
+          <wp:inline distT="0" distB="0" distL="0" distR="0">
             <wp:extent cx="2476500" cy="3362325"/>
             <wp:effectExtent l="0" t="0" r="0" b="0"/>
             <wp:docPr id="2" name="resp_02_eligibility.jpg" descr="A little about you." title="A little about you."/>
@@ -3172,7 +3172,7 @@
           <w:left w:w="10" w:type="dxa"/>
           <w:right w:w="10" w:type="dxa"/>
         </w:tblCellMar>
-        <w:tblLook w:val="0000" w:firstRow="0" w:lastRow="0" w:firstColumn="0" w:lastColumn="0" w:noHBand="0" w:noVBand="0"/>
+        <w:tblLook w:val="04A0" w:firstRow="1" w:lastRow="0" w:firstColumn="1" w:lastColumn="0" w:noHBand="0" w:noVBand="1"/>
       </w:tblPr>
       <w:tblGrid>
         <w:gridCol w:w="9412"/>
@@ -3247,7 +3247,7 @@
       <w:pPr>
         <w:pStyle w:val="Heading2"/>
       </w:pPr>
-      <w:bookmarkStart w:id="7" w:name="_Toc241781930"/>
+      <w:bookmarkStart w:id="7" w:name="_Toc241896765"/>
       <w:r>
         <w:t>Step 4 — Read the participant information</w:t>
       </w:r>
@@ -3303,7 +3303,7 @@
         </w:rPr>
         <w:lastRenderedPageBreak/>
         <w:drawing>
-          <wp:inline distT="0" distB="0" distL="0" distR="0" wp14:anchorId="7CD5D798" wp14:editId="32BCEC50">
+          <wp:inline distT="0" distB="0" distL="0" distR="0">
             <wp:extent cx="1076325" cy="4953000"/>
             <wp:effectExtent l="0" t="0" r="0" b="0"/>
             <wp:docPr id="3" name="resp_03_information_top.jpg" descr="Participant Information." title="Participant Information."/>
@@ -3372,7 +3372,7 @@
       <w:pPr>
         <w:pStyle w:val="Heading2"/>
       </w:pPr>
-      <w:bookmarkStart w:id="8" w:name="_Toc241781931"/>
+      <w:bookmarkStart w:id="8" w:name="_Toc241896766"/>
       <w:r>
         <w:t>Step 5 — Give your decision</w:t>
       </w:r>
@@ -3464,7 +3464,7 @@
         </w:rPr>
         <w:lastRenderedPageBreak/>
         <w:drawing>
-          <wp:inline distT="0" distB="0" distL="0" distR="0" wp14:anchorId="14C289EA" wp14:editId="0631891D">
+          <wp:inline distT="0" distB="0" distL="0" distR="0">
             <wp:extent cx="2476500" cy="4419600"/>
             <wp:effectExtent l="0" t="0" r="0" b="0"/>
             <wp:docPr id="4" name="resp_04_consent.jpg" descr="Your consent." title="Your consent."/>
@@ -3533,7 +3533,7 @@
       <w:pPr>
         <w:pStyle w:val="Heading2"/>
       </w:pPr>
-      <w:bookmarkStart w:id="9" w:name="_Toc241781932"/>
+      <w:bookmarkStart w:id="9" w:name="_Toc241896767"/>
       <w:r>
         <w:t>Step 6 — Check what we already know (only if shown)</w:t>
       </w:r>
@@ -3621,7 +3621,7 @@
       <w:pPr>
         <w:pStyle w:val="Heading2"/>
       </w:pPr>
-      <w:bookmarkStart w:id="10" w:name="_Toc241781933"/>
+      <w:bookmarkStart w:id="10" w:name="_Toc241896768"/>
       <w:r>
         <w:t>Step 7 — Choose how you would like to take part</w:t>
       </w:r>
@@ -3642,7 +3642,7 @@
           <w:left w:w="10" w:type="dxa"/>
           <w:right w:w="10" w:type="dxa"/>
         </w:tblCellMar>
-        <w:tblLook w:val="0000" w:firstRow="0" w:lastRow="0" w:firstColumn="0" w:lastColumn="0" w:noHBand="0" w:noVBand="0"/>
+        <w:tblLook w:val="04A0" w:firstRow="1" w:lastRow="0" w:firstColumn="1" w:lastColumn="0" w:noHBand="0" w:noVBand="1"/>
       </w:tblPr>
       <w:tblGrid>
         <w:gridCol w:w="3577"/>
@@ -3963,7 +3963,7 @@
         </w:rPr>
         <w:lastRenderedPageBreak/>
         <w:drawing>
-          <wp:inline distT="0" distB="0" distL="0" distR="0" wp14:anchorId="3565CC5E" wp14:editId="1D5DF9C8">
+          <wp:inline distT="0" distB="0" distL="0" distR="0">
             <wp:extent cx="2476500" cy="4533900"/>
             <wp:effectExtent l="0" t="0" r="0" b="0"/>
             <wp:docPr id="5" name="resp_06_choice.jpg" descr="How would you like to take part?" title="How would you like to take part?"/>
@@ -4032,7 +4032,7 @@
       <w:pPr>
         <w:pStyle w:val="Heading2"/>
       </w:pPr>
-      <w:bookmarkStart w:id="11" w:name="_Toc241781934"/>
+      <w:bookmarkStart w:id="11" w:name="_Toc241896769"/>
       <w:r>
         <w:t>Step 8a — Complete the questionnaire yourself</w:t>
       </w:r>
@@ -4124,7 +4124,7 @@
         </w:rPr>
         <w:lastRenderedPageBreak/>
         <w:drawing>
-          <wp:inline distT="0" distB="0" distL="0" distR="0" wp14:anchorId="39443A02" wp14:editId="09723C17">
+          <wp:inline distT="0" distB="0" distL="0" distR="0">
             <wp:extent cx="2476500" cy="3362325"/>
             <wp:effectExtent l="0" t="0" r="0" b="0"/>
             <wp:docPr id="6" name="resp_07_ready.jpg" descr="Ready to begin." title="Ready to begin."/>
@@ -4200,7 +4200,7 @@
           <w:noProof/>
         </w:rPr>
         <w:drawing>
-          <wp:inline distT="0" distB="0" distL="0" distR="0" wp14:anchorId="7E77FE44" wp14:editId="5C627495">
+          <wp:inline distT="0" distB="0" distL="0" distR="0">
             <wp:extent cx="2476500" cy="3362325"/>
             <wp:effectExtent l="0" t="0" r="0" b="0"/>
             <wp:docPr id="7" name="resp_07b_kobo_form.jpg" descr="The questionnaire's first page." title="The questionnaire's first page."/>
@@ -4280,7 +4280,7 @@
           <w:left w:w="10" w:type="dxa"/>
           <w:right w:w="10" w:type="dxa"/>
         </w:tblCellMar>
-        <w:tblLook w:val="0000" w:firstRow="0" w:lastRow="0" w:firstColumn="0" w:lastColumn="0" w:noHBand="0" w:noVBand="0"/>
+        <w:tblLook w:val="04A0" w:firstRow="1" w:lastRow="0" w:firstColumn="1" w:lastColumn="0" w:noHBand="0" w:noVBand="1"/>
       </w:tblPr>
       <w:tblGrid>
         <w:gridCol w:w="9412"/>
@@ -4395,7 +4395,7 @@
       <w:pPr>
         <w:pStyle w:val="Heading2"/>
       </w:pPr>
-      <w:bookmarkStart w:id="12" w:name="_Toc241781935"/>
+      <w:bookmarkStart w:id="12" w:name="_Toc241896770"/>
       <w:r>
         <w:t>Step 8b — Ask a researcher to call you</w:t>
       </w:r>
@@ -4487,7 +4487,7 @@
           <w:noProof/>
         </w:rPr>
         <w:drawing>
-          <wp:inline distT="0" distB="0" distL="0" distR="0" wp14:anchorId="481F57F6" wp14:editId="757E5E6B">
+          <wp:inline distT="0" distB="0" distL="0" distR="0">
             <wp:extent cx="2476500" cy="3362325"/>
             <wp:effectExtent l="0" t="0" r="0" b="0"/>
             <wp:docPr id="8" name="resp_08_appointment.jpg" descr="Choosing a time for a call." title="Choosing a time for a call."/>
@@ -4563,7 +4563,7 @@
           <w:noProof/>
         </w:rPr>
         <w:drawing>
-          <wp:inline distT="0" distB="0" distL="0" distR="0" wp14:anchorId="0BF917D9" wp14:editId="6E14A5BD">
+          <wp:inline distT="0" distB="0" distL="0" distR="0">
             <wp:extent cx="2476500" cy="3676650"/>
             <wp:effectExtent l="0" t="0" r="0" b="0"/>
             <wp:docPr id="9" name="resp_09_done_appointment.jpg" descr="Your request has been sent." title="Your request has been sent."/>
@@ -4632,7 +4632,7 @@
       <w:pPr>
         <w:pStyle w:val="Heading2"/>
       </w:pPr>
-      <w:bookmarkStart w:id="13" w:name="_Toc241781936"/>
+      <w:bookmarkStart w:id="13" w:name="_Toc241896771"/>
       <w:r>
         <w:t>Step 9 — Finished</w:t>
       </w:r>
@@ -4651,7 +4651,7 @@
         <w:pStyle w:val="Heading1"/>
         <w:pageBreakBefore/>
       </w:pPr>
-      <w:bookmarkStart w:id="14" w:name="_Toc241781937"/>
+      <w:bookmarkStart w:id="14" w:name="_Toc241896772"/>
       <w:r>
         <w:lastRenderedPageBreak/>
         <w:t>4. Reminders</w:t>
@@ -4671,7 +4671,7 @@
         <w:pStyle w:val="Heading1"/>
         <w:pageBreakBefore/>
       </w:pPr>
-      <w:bookmarkStart w:id="15" w:name="_Toc241781938"/>
+      <w:bookmarkStart w:id="15" w:name="_Toc241896773"/>
       <w:r>
         <w:lastRenderedPageBreak/>
         <w:t>5. Your rights and your information</w:t>
@@ -4796,7 +4796,7 @@
         <w:pStyle w:val="Heading1"/>
         <w:pageBreakBefore/>
       </w:pPr>
-      <w:bookmarkStart w:id="16" w:name="_Toc241781939"/>
+      <w:bookmarkStart w:id="16" w:name="_Toc241896774"/>
       <w:r>
         <w:lastRenderedPageBreak/>
         <w:t>6. Questions and answers</w:t>
@@ -4818,7 +4818,7 @@
           <w:left w:w="10" w:type="dxa"/>
           <w:right w:w="10" w:type="dxa"/>
         </w:tblCellMar>
-        <w:tblLook w:val="0000" w:firstRow="0" w:lastRow="0" w:firstColumn="0" w:lastColumn="0" w:noHBand="0" w:noVBand="0"/>
+        <w:tblLook w:val="04A0" w:firstRow="1" w:lastRow="0" w:firstColumn="1" w:lastColumn="0" w:noHBand="0" w:noVBand="1"/>
       </w:tblPr>
       <w:tblGrid>
         <w:gridCol w:w="3388"/>
@@ -5057,14 +5057,7 @@
                 <w:sz w:val="19"/>
                 <w:szCs w:val="19"/>
               </w:rPr>
-              <w:t>Choose None of these describe me</w:t>
-            </w:r>
-            <w:r>
-              <w:rPr>
-                <w:sz w:val="19"/>
-                <w:szCs w:val="19"/>
-              </w:rPr>
-              <w:t>, and please let the researcher know who the right senior person is.</w:t>
+              <w:t>Choose None of these describe me, and please let the researcher know who the right senior person is.</w:t>
             </w:r>
           </w:p>
         </w:tc>
@@ -5318,7 +5311,7 @@
           <w:noProof/>
         </w:rPr>
         <w:drawing>
-          <wp:inline distT="0" distB="0" distL="0" distR="0" wp14:anchorId="29272F8F" wp14:editId="5F584A01">
+          <wp:inline distT="0" distB="0" distL="0" distR="0">
             <wp:extent cx="2476500" cy="2524125"/>
             <wp:effectExtent l="0" t="0" r="0" b="0"/>
             <wp:docPr id="10" name="resp_10_invalid_link.jpg" descr="What an invalid or expired link looks like." title="What an invalid or expired link looks like."/>
@@ -5388,7 +5381,7 @@
         <w:pStyle w:val="Heading1"/>
         <w:pageBreakBefore/>
       </w:pPr>
-      <w:bookmarkStart w:id="17" w:name="_Toc241781940"/>
+      <w:bookmarkStart w:id="17" w:name="_Toc241896775"/>
       <w:r>
         <w:lastRenderedPageBreak/>
         <w:t>7. If you were invited to a Key Informant Interview</w:t>
@@ -5428,7 +5421,7 @@
           <w:left w:w="10" w:type="dxa"/>
           <w:right w:w="10" w:type="dxa"/>
         </w:tblCellMar>
-        <w:tblLook w:val="0000" w:firstRow="0" w:lastRow="0" w:firstColumn="0" w:lastColumn="0" w:noHBand="0" w:noVBand="0"/>
+        <w:tblLook w:val="04A0" w:firstRow="1" w:lastRow="0" w:firstColumn="1" w:lastColumn="0" w:noHBand="0" w:noVBand="1"/>
       </w:tblPr>
       <w:tblGrid>
         <w:gridCol w:w="2824"/>
@@ -5624,7 +5617,7 @@
       <w:pPr>
         <w:pStyle w:val="Heading2"/>
       </w:pPr>
-      <w:bookmarkStart w:id="18" w:name="_Toc241781941"/>
+      <w:bookmarkStart w:id="18" w:name="_Toc241896776"/>
       <w:r>
         <w:t>Step 1 — Open your link</w:t>
       </w:r>
@@ -5642,7 +5635,7 @@
       <w:pPr>
         <w:pStyle w:val="Heading2"/>
       </w:pPr>
-      <w:bookmarkStart w:id="19" w:name="_Toc241781942"/>
+      <w:bookmarkStart w:id="19" w:name="_Toc241896777"/>
       <w:r>
         <w:t>Step 2 — Read the participant information</w:t>
       </w:r>
@@ -5670,7 +5663,7 @@
       <w:pPr>
         <w:pStyle w:val="Heading2"/>
       </w:pPr>
-      <w:bookmarkStart w:id="20" w:name="_Toc241781943"/>
+      <w:bookmarkStart w:id="20" w:name="_Toc241896778"/>
       <w:r>
         <w:t>Step 3 — Give your decision</w:t>
       </w:r>
@@ -5754,7 +5747,7 @@
       <w:pPr>
         <w:pStyle w:val="Heading2"/>
       </w:pPr>
-      <w:bookmarkStart w:id="21" w:name="_Toc241781944"/>
+      <w:bookmarkStart w:id="21" w:name="_Toc241896779"/>
       <w:r>
         <w:t>Step 4 — Start the interview</w:t>
       </w:r>
@@ -5849,7 +5842,7 @@
           <w:left w:w="10" w:type="dxa"/>
           <w:right w:w="10" w:type="dxa"/>
         </w:tblCellMar>
-        <w:tblLook w:val="0000" w:firstRow="0" w:lastRow="0" w:firstColumn="0" w:lastColumn="0" w:noHBand="0" w:noVBand="0"/>
+        <w:tblLook w:val="04A0" w:firstRow="1" w:lastRow="0" w:firstColumn="1" w:lastColumn="0" w:noHBand="0" w:noVBand="1"/>
       </w:tblPr>
       <w:tblGrid>
         <w:gridCol w:w="9412"/>
@@ -5917,7 +5910,7 @@
         <w:pStyle w:val="Heading1"/>
         <w:pageBreakBefore/>
       </w:pPr>
-      <w:bookmarkStart w:id="22" w:name="_Toc241781945"/>
+      <w:bookmarkStart w:id="22" w:name="_Toc241896780"/>
       <w:r>
         <w:lastRenderedPageBreak/>
         <w:t>8. Contact the research team</w:t>
@@ -5939,7 +5932,7 @@
           <w:left w:w="10" w:type="dxa"/>
           <w:right w:w="10" w:type="dxa"/>
         </w:tblCellMar>
-        <w:tblLook w:val="0000" w:firstRow="0" w:lastRow="0" w:firstColumn="0" w:lastColumn="0" w:noHBand="0" w:noVBand="0"/>
+        <w:tblLook w:val="04A0" w:firstRow="1" w:lastRow="0" w:firstColumn="1" w:lastColumn="0" w:noHBand="0" w:noVBand="1"/>
       </w:tblPr>
       <w:tblGrid>
         <w:gridCol w:w="2824"/>
@@ -6307,7 +6300,7 @@
         <w:sz w:val="16"/>
         <w:szCs w:val="16"/>
       </w:rPr>
-      <w:t>Version 1.16 · 1 October 2026</w:t>
+      <w:t>Version 1.17 · 3 October 2026</w:t>
     </w:r>
     <w:r>
       <w:rPr>
@@ -6480,10 +6473,10 @@
 <file path=word/numbering.xml><?xml version="1.0" encoding="utf-8"?>
 <w:numbering xmlns:wpc="http://schemas.microsoft.com/office/word/2010/wordprocessingCanvas" xmlns:cx="http://schemas.microsoft.com/office/drawing/2014/chartex" xmlns:cx1="http://schemas.microsoft.com/office/drawing/2015/9/8/chartex" xmlns:cx2="http://schemas.microsoft.com/office/drawing/2015/10/21/chartex" xmlns:cx3="http://schemas.microsoft.com/office/drawing/2016/5/9/chartex" xmlns:cx4="http://schemas.microsoft.com/office/drawing/2016/5/10/chartex" xmlns:cx5="http://schemas.microsoft.com/office/drawing/2016/5/11/chartex" xmlns:cx6="http://schemas.microsoft.com/office/drawing/2016/5/12/chartex" xmlns:cx7="http://schemas.microsoft.com/office/drawing/2016/5/13/chartex" xmlns:cx8="http://schemas.microsoft.com/office/drawing/2016/5/14/chartex" xmlns:mc="http://schemas.openxmlformats.org/markup-compatibility/2006" xmlns:aink="http://schemas.microsoft.com/office/drawing/2016/ink" xmlns:am3d="http://schemas.microsoft.com/office/drawing/2017/model3d" xmlns:o="urn:schemas-microsoft-com:office:office" xmlns:oel="http://schemas.microsoft.com/office/2019/extlst" xmlns:r="http://schemas.openxmlformats.org/officeDocument/2006/relationships" xmlns:m="http://schemas.openxmlformats.org/officeDocument/2006/math" xmlns:v="urn:schemas-microsoft-com:vml" xmlns:wp14="http://schemas.microsoft.com/office/word/2010/wordprocessingDrawing" xmlns:wp="http://schemas.openxmlformats.org/drawingml/2006/wordprocessingDrawing" xmlns:w10="urn:schemas-microsoft-com:office:word" xmlns:w="http://schemas.openxmlformats.org/wordprocessingml/2006/main" xmlns:w14="http://schemas.microsoft.com/office/word/2010/wordml" xmlns:w15="http://schemas.microsoft.com/office/word/2012/wordml" xmlns:w16cex="http://schemas.microsoft.com/office/word/2018/wordml/cex" xmlns:w16cid="http://schemas.microsoft.com/office/word/2016/wordml/cid" xmlns:w16="http://schemas.microsoft.com/office/word/2018/wordml" xmlns:w16sdtdh="http://schemas.microsoft.com/office/word/2020/wordml/sdtdatahash" xmlns:w16se="http://schemas.microsoft.com/office/word/2015/wordml/symex" xmlns:wpg="http://schemas.microsoft.com/office/word/2010/wordprocessingGroup" xmlns:wpi="http://schemas.microsoft.com/office/word/2010/wordprocessingInk" xmlns:wne="http://schemas.microsoft.com/office/word/2006/wordml" xmlns:wps="http://schemas.microsoft.com/office/word/2010/wordprocessingShape" mc:Ignorable="w14 w15 w16se w16cid w16 w16cex w16sdtdh wp14">
   <w:abstractNum w:abstractNumId="0" w15:restartNumberingAfterBreak="0">
-    <w:nsid w:val="02221251"/>
+    <w:nsid w:val="05826C18"/>
     <w:multiLevelType w:val="hybridMultilevel"/>
-    <w:tmpl w:val="D31C7D42"/>
-    <w:lvl w:ilvl="0" w:tplc="C4B839C4">
+    <w:tmpl w:val="6038CC36"/>
+    <w:lvl w:ilvl="0" w:tplc="B8BEFF6C">
       <w:start w:val="1"/>
       <w:numFmt w:val="decimal"/>
       <w:lvlText w:val="%1."/>
@@ -6497,52 +6490,52 @@
         <w:color w:val="A67C27"/>
       </w:rPr>
     </w:lvl>
-    <w:lvl w:ilvl="1" w:tplc="7E9E17C6">
+    <w:lvl w:ilvl="1" w:tplc="5BE251CE">
       <w:numFmt w:val="decimal"/>
       <w:lvlText w:val=""/>
       <w:lvlJc w:val="left"/>
     </w:lvl>
-    <w:lvl w:ilvl="2" w:tplc="7F94EBE4">
+    <w:lvl w:ilvl="2" w:tplc="D9D0AF68">
       <w:numFmt w:val="decimal"/>
       <w:lvlText w:val=""/>
       <w:lvlJc w:val="left"/>
     </w:lvl>
-    <w:lvl w:ilvl="3" w:tplc="116A5D58">
+    <w:lvl w:ilvl="3" w:tplc="AD9EFC80">
       <w:numFmt w:val="decimal"/>
       <w:lvlText w:val=""/>
       <w:lvlJc w:val="left"/>
     </w:lvl>
-    <w:lvl w:ilvl="4" w:tplc="5170CCE6">
+    <w:lvl w:ilvl="4" w:tplc="5792173E">
       <w:numFmt w:val="decimal"/>
       <w:lvlText w:val=""/>
       <w:lvlJc w:val="left"/>
     </w:lvl>
-    <w:lvl w:ilvl="5" w:tplc="350C82C4">
+    <w:lvl w:ilvl="5" w:tplc="EC8AF6AE">
       <w:numFmt w:val="decimal"/>
       <w:lvlText w:val=""/>
       <w:lvlJc w:val="left"/>
     </w:lvl>
-    <w:lvl w:ilvl="6" w:tplc="1E7CDE86">
+    <w:lvl w:ilvl="6" w:tplc="1B68C9EE">
       <w:numFmt w:val="decimal"/>
       <w:lvlText w:val=""/>
       <w:lvlJc w:val="left"/>
     </w:lvl>
-    <w:lvl w:ilvl="7" w:tplc="77603432">
+    <w:lvl w:ilvl="7" w:tplc="59BCF534">
       <w:numFmt w:val="decimal"/>
       <w:lvlText w:val=""/>
       <w:lvlJc w:val="left"/>
     </w:lvl>
-    <w:lvl w:ilvl="8" w:tplc="DB76F9AA">
+    <w:lvl w:ilvl="8" w:tplc="5252934A">
       <w:numFmt w:val="decimal"/>
       <w:lvlText w:val=""/>
       <w:lvlJc w:val="left"/>
     </w:lvl>
   </w:abstractNum>
   <w:abstractNum w:abstractNumId="1" w15:restartNumberingAfterBreak="0">
-    <w:nsid w:val="285C0AC7"/>
+    <w:nsid w:val="0E3B278F"/>
     <w:multiLevelType w:val="hybridMultilevel"/>
-    <w:tmpl w:val="33F47CC0"/>
-    <w:lvl w:ilvl="0" w:tplc="4302FDBE">
+    <w:tmpl w:val="94E21660"/>
+    <w:lvl w:ilvl="0" w:tplc="BD0887D6">
       <w:start w:val="1"/>
       <w:numFmt w:val="decimal"/>
       <w:lvlText w:val="%1."/>
@@ -6556,52 +6549,52 @@
         <w:color w:val="A67C27"/>
       </w:rPr>
     </w:lvl>
-    <w:lvl w:ilvl="1" w:tplc="1A080470">
+    <w:lvl w:ilvl="1" w:tplc="C6FC5DB2">
       <w:numFmt w:val="decimal"/>
       <w:lvlText w:val=""/>
       <w:lvlJc w:val="left"/>
     </w:lvl>
-    <w:lvl w:ilvl="2" w:tplc="A8EC0A74">
+    <w:lvl w:ilvl="2" w:tplc="F3905AF2">
       <w:numFmt w:val="decimal"/>
       <w:lvlText w:val=""/>
       <w:lvlJc w:val="left"/>
     </w:lvl>
-    <w:lvl w:ilvl="3" w:tplc="5366CDFA">
+    <w:lvl w:ilvl="3" w:tplc="4D845A22">
       <w:numFmt w:val="decimal"/>
       <w:lvlText w:val=""/>
       <w:lvlJc w:val="left"/>
     </w:lvl>
-    <w:lvl w:ilvl="4" w:tplc="7390E544">
+    <w:lvl w:ilvl="4" w:tplc="656A0E32">
       <w:numFmt w:val="decimal"/>
       <w:lvlText w:val=""/>
       <w:lvlJc w:val="left"/>
     </w:lvl>
-    <w:lvl w:ilvl="5" w:tplc="0D92E1DA">
+    <w:lvl w:ilvl="5" w:tplc="064CD142">
       <w:numFmt w:val="decimal"/>
       <w:lvlText w:val=""/>
       <w:lvlJc w:val="left"/>
     </w:lvl>
-    <w:lvl w:ilvl="6" w:tplc="EFB69818">
+    <w:lvl w:ilvl="6" w:tplc="6EA41EF2">
       <w:numFmt w:val="decimal"/>
       <w:lvlText w:val=""/>
       <w:lvlJc w:val="left"/>
     </w:lvl>
-    <w:lvl w:ilvl="7" w:tplc="53AC8750">
+    <w:lvl w:ilvl="7" w:tplc="ADEE3240">
       <w:numFmt w:val="decimal"/>
       <w:lvlText w:val=""/>
       <w:lvlJc w:val="left"/>
     </w:lvl>
-    <w:lvl w:ilvl="8" w:tplc="77F8C9C6">
+    <w:lvl w:ilvl="8" w:tplc="2AE031FE">
       <w:numFmt w:val="decimal"/>
       <w:lvlText w:val=""/>
       <w:lvlJc w:val="left"/>
     </w:lvl>
   </w:abstractNum>
   <w:abstractNum w:abstractNumId="2" w15:restartNumberingAfterBreak="0">
-    <w:nsid w:val="34BA1480"/>
+    <w:nsid w:val="2CF73935"/>
     <w:multiLevelType w:val="hybridMultilevel"/>
-    <w:tmpl w:val="3BA83044"/>
-    <w:lvl w:ilvl="0" w:tplc="1BAE2F02">
+    <w:tmpl w:val="DA2C5F40"/>
+    <w:lvl w:ilvl="0" w:tplc="9E56B010">
       <w:start w:val="1"/>
       <w:numFmt w:val="decimal"/>
       <w:lvlText w:val="%1."/>
@@ -6615,138 +6608,111 @@
         <w:color w:val="A67C27"/>
       </w:rPr>
     </w:lvl>
-    <w:lvl w:ilvl="1" w:tplc="EA682976">
+    <w:lvl w:ilvl="1" w:tplc="0916CFEE">
       <w:numFmt w:val="decimal"/>
       <w:lvlText w:val=""/>
       <w:lvlJc w:val="left"/>
     </w:lvl>
-    <w:lvl w:ilvl="2" w:tplc="1AB4E8D2">
+    <w:lvl w:ilvl="2" w:tplc="74C4EF0A">
       <w:numFmt w:val="decimal"/>
       <w:lvlText w:val=""/>
       <w:lvlJc w:val="left"/>
     </w:lvl>
-    <w:lvl w:ilvl="3" w:tplc="5BDC5940">
+    <w:lvl w:ilvl="3" w:tplc="DAD6EC88">
       <w:numFmt w:val="decimal"/>
       <w:lvlText w:val=""/>
       <w:lvlJc w:val="left"/>
     </w:lvl>
-    <w:lvl w:ilvl="4" w:tplc="8250DB18">
+    <w:lvl w:ilvl="4" w:tplc="DD76AC6E">
       <w:numFmt w:val="decimal"/>
       <w:lvlText w:val=""/>
       <w:lvlJc w:val="left"/>
     </w:lvl>
-    <w:lvl w:ilvl="5" w:tplc="C67C2E64">
+    <w:lvl w:ilvl="5" w:tplc="98EC2D80">
       <w:numFmt w:val="decimal"/>
       <w:lvlText w:val=""/>
       <w:lvlJc w:val="left"/>
     </w:lvl>
-    <w:lvl w:ilvl="6" w:tplc="F716C4FA">
+    <w:lvl w:ilvl="6" w:tplc="E41A38C2">
       <w:numFmt w:val="decimal"/>
       <w:lvlText w:val=""/>
       <w:lvlJc w:val="left"/>
     </w:lvl>
-    <w:lvl w:ilvl="7" w:tplc="6466067A">
+    <w:lvl w:ilvl="7" w:tplc="B498D350">
       <w:numFmt w:val="decimal"/>
       <w:lvlText w:val=""/>
       <w:lvlJc w:val="left"/>
     </w:lvl>
-    <w:lvl w:ilvl="8" w:tplc="CDA6E9B4">
+    <w:lvl w:ilvl="8" w:tplc="50F428AC">
       <w:numFmt w:val="decimal"/>
       <w:lvlText w:val=""/>
       <w:lvlJc w:val="left"/>
     </w:lvl>
   </w:abstractNum>
   <w:abstractNum w:abstractNumId="3" w15:restartNumberingAfterBreak="0">
-    <w:nsid w:val="352E5C1B"/>
+    <w:nsid w:val="449249B4"/>
     <w:multiLevelType w:val="hybridMultilevel"/>
-    <w:tmpl w:val="7C66E6E0"/>
-    <w:lvl w:ilvl="0" w:tplc="DC3804C6">
+    <w:tmpl w:val="62220ADE"/>
+    <w:lvl w:ilvl="0" w:tplc="61545AFE">
       <w:start w:val="1"/>
-      <w:numFmt w:val="bullet"/>
-      <w:lvlText w:val="●"/>
+      <w:numFmt w:val="decimal"/>
+      <w:lvlText w:val="%1."/>
       <w:lvlJc w:val="left"/>
       <w:pPr>
-        <w:ind w:left="720" w:hanging="360"/>
-      </w:pPr>
+        <w:ind w:left="460" w:hanging="360"/>
+      </w:pPr>
+      <w:rPr>
+        <w:b/>
+        <w:bCs/>
+        <w:color w:val="A67C27"/>
+      </w:rPr>
     </w:lvl>
-    <w:lvl w:ilvl="1" w:tplc="75162ED8">
-      <w:start w:val="1"/>
-      <w:numFmt w:val="bullet"/>
-      <w:lvlText w:val="○"/>
+    <w:lvl w:ilvl="1" w:tplc="27F8A420">
+      <w:numFmt w:val="decimal"/>
+      <w:lvlText w:val=""/>
       <w:lvlJc w:val="left"/>
-      <w:pPr>
-        <w:ind w:left="1440" w:hanging="360"/>
-      </w:pPr>
     </w:lvl>
-    <w:lvl w:ilvl="2" w:tplc="61600ED0">
-      <w:start w:val="1"/>
-      <w:numFmt w:val="bullet"/>
-      <w:lvlText w:val="■"/>
+    <w:lvl w:ilvl="2" w:tplc="C8A03D3E">
+      <w:numFmt w:val="decimal"/>
+      <w:lvlText w:val=""/>
       <w:lvlJc w:val="left"/>
-      <w:pPr>
-        <w:ind w:left="2160" w:hanging="360"/>
-      </w:pPr>
     </w:lvl>
-    <w:lvl w:ilvl="3" w:tplc="C6984904">
-      <w:start w:val="1"/>
-      <w:numFmt w:val="bullet"/>
-      <w:lvlText w:val="●"/>
+    <w:lvl w:ilvl="3" w:tplc="D81A15CC">
+      <w:numFmt w:val="decimal"/>
+      <w:lvlText w:val=""/>
       <w:lvlJc w:val="left"/>
-      <w:pPr>
-        <w:ind w:left="2880" w:hanging="360"/>
-      </w:pPr>
     </w:lvl>
-    <w:lvl w:ilvl="4" w:tplc="7332B988">
-      <w:start w:val="1"/>
-      <w:numFmt w:val="bullet"/>
-      <w:lvlText w:val="○"/>
+    <w:lvl w:ilvl="4" w:tplc="9822C108">
+      <w:numFmt w:val="decimal"/>
+      <w:lvlText w:val=""/>
       <w:lvlJc w:val="left"/>
-      <w:pPr>
-        <w:ind w:left="3600" w:hanging="360"/>
-      </w:pPr>
     </w:lvl>
-    <w:lvl w:ilvl="5" w:tplc="2B222AF0">
-      <w:start w:val="1"/>
-      <w:numFmt w:val="bullet"/>
-      <w:lvlText w:val="■"/>
+    <w:lvl w:ilvl="5" w:tplc="F68E5D92">
+      <w:numFmt w:val="decimal"/>
+      <w:lvlText w:val=""/>
       <w:lvlJc w:val="left"/>
-      <w:pPr>
-        <w:ind w:left="4320" w:hanging="360"/>
-      </w:pPr>
     </w:lvl>
-    <w:lvl w:ilvl="6" w:tplc="C3A07148">
-      <w:start w:val="1"/>
-      <w:numFmt w:val="bullet"/>
-      <w:lvlText w:val="●"/>
+    <w:lvl w:ilvl="6" w:tplc="403A595C">
+      <w:numFmt w:val="decimal"/>
+      <w:lvlText w:val=""/>
       <w:lvlJc w:val="left"/>
-      <w:pPr>
-        <w:ind w:left="5040" w:hanging="360"/>
-      </w:pPr>
     </w:lvl>
-    <w:lvl w:ilvl="7" w:tplc="58A4EA62">
-      <w:start w:val="1"/>
-      <w:numFmt w:val="bullet"/>
-      <w:lvlText w:val="●"/>
+    <w:lvl w:ilvl="7" w:tplc="7862AE96">
+      <w:numFmt w:val="decimal"/>
+      <w:lvlText w:val=""/>
       <w:lvlJc w:val="left"/>
-      <w:pPr>
-        <w:ind w:left="5760" w:hanging="360"/>
-      </w:pPr>
     </w:lvl>
-    <w:lvl w:ilvl="8" w:tplc="434066EC">
-      <w:start w:val="1"/>
-      <w:numFmt w:val="bullet"/>
-      <w:lvlText w:val="●"/>
+    <w:lvl w:ilvl="8" w:tplc="2F10ECA8">
+      <w:numFmt w:val="decimal"/>
+      <w:lvlText w:val=""/>
       <w:lvlJc w:val="left"/>
-      <w:pPr>
-        <w:ind w:left="6480" w:hanging="360"/>
-      </w:pPr>
     </w:lvl>
   </w:abstractNum>
   <w:abstractNum w:abstractNumId="4" w15:restartNumberingAfterBreak="0">
-    <w:nsid w:val="45F1732B"/>
+    <w:nsid w:val="45E21F48"/>
     <w:multiLevelType w:val="hybridMultilevel"/>
-    <w:tmpl w:val="066835F6"/>
-    <w:lvl w:ilvl="0" w:tplc="A8E606F0">
+    <w:tmpl w:val="9CCA864E"/>
+    <w:lvl w:ilvl="0" w:tplc="E3084E72">
       <w:start w:val="1"/>
       <w:numFmt w:val="bullet"/>
       <w:lvlText w:val="•"/>
@@ -6755,7 +6721,7 @@
         <w:ind w:left="460" w:hanging="280"/>
       </w:pPr>
     </w:lvl>
-    <w:lvl w:ilvl="1" w:tplc="A1B2CB10">
+    <w:lvl w:ilvl="1" w:tplc="00B0C06A">
       <w:start w:val="1"/>
       <w:numFmt w:val="bullet"/>
       <w:lvlText w:val="–"/>
@@ -6764,133 +6730,160 @@
         <w:ind w:left="900" w:hanging="280"/>
       </w:pPr>
     </w:lvl>
-    <w:lvl w:ilvl="2" w:tplc="BD0E41DE">
+    <w:lvl w:ilvl="2" w:tplc="18A494C4">
       <w:numFmt w:val="decimal"/>
       <w:lvlText w:val=""/>
       <w:lvlJc w:val="left"/>
     </w:lvl>
-    <w:lvl w:ilvl="3" w:tplc="3E4686F6">
+    <w:lvl w:ilvl="3" w:tplc="A4A4A586">
       <w:numFmt w:val="decimal"/>
       <w:lvlText w:val=""/>
       <w:lvlJc w:val="left"/>
     </w:lvl>
-    <w:lvl w:ilvl="4" w:tplc="20723920">
+    <w:lvl w:ilvl="4" w:tplc="867CCA08">
       <w:numFmt w:val="decimal"/>
       <w:lvlText w:val=""/>
       <w:lvlJc w:val="left"/>
     </w:lvl>
-    <w:lvl w:ilvl="5" w:tplc="FEFA6BC0">
+    <w:lvl w:ilvl="5" w:tplc="30BE2FFC">
       <w:numFmt w:val="decimal"/>
       <w:lvlText w:val=""/>
       <w:lvlJc w:val="left"/>
     </w:lvl>
-    <w:lvl w:ilvl="6" w:tplc="0BF4F6D0">
+    <w:lvl w:ilvl="6" w:tplc="3892ACA8">
       <w:numFmt w:val="decimal"/>
       <w:lvlText w:val=""/>
       <w:lvlJc w:val="left"/>
     </w:lvl>
-    <w:lvl w:ilvl="7" w:tplc="163A239E">
+    <w:lvl w:ilvl="7" w:tplc="138E9086">
       <w:numFmt w:val="decimal"/>
       <w:lvlText w:val=""/>
       <w:lvlJc w:val="left"/>
     </w:lvl>
-    <w:lvl w:ilvl="8" w:tplc="BB82D912">
+    <w:lvl w:ilvl="8" w:tplc="E382B1CE">
       <w:numFmt w:val="decimal"/>
       <w:lvlText w:val=""/>
       <w:lvlJc w:val="left"/>
     </w:lvl>
   </w:abstractNum>
   <w:abstractNum w:abstractNumId="5" w15:restartNumberingAfterBreak="0">
-    <w:nsid w:val="674E77DA"/>
+    <w:nsid w:val="74CA30B7"/>
     <w:multiLevelType w:val="hybridMultilevel"/>
-    <w:tmpl w:val="5108F3F6"/>
-    <w:lvl w:ilvl="0" w:tplc="D7CAFC54">
+    <w:tmpl w:val="1982D1D6"/>
+    <w:lvl w:ilvl="0" w:tplc="A98E1A04">
       <w:start w:val="1"/>
-      <w:numFmt w:val="decimal"/>
-      <w:lvlText w:val="%1."/>
+      <w:numFmt w:val="bullet"/>
+      <w:lvlText w:val="●"/>
       <w:lvlJc w:val="left"/>
       <w:pPr>
-        <w:ind w:left="460" w:hanging="360"/>
-      </w:pPr>
-      <w:rPr>
-        <w:b/>
-        <w:bCs/>
-        <w:color w:val="A67C27"/>
-      </w:rPr>
+        <w:ind w:left="720" w:hanging="360"/>
+      </w:pPr>
     </w:lvl>
-    <w:lvl w:ilvl="1" w:tplc="B902FA8C">
-      <w:numFmt w:val="decimal"/>
-      <w:lvlText w:val=""/>
+    <w:lvl w:ilvl="1" w:tplc="8C484098">
+      <w:start w:val="1"/>
+      <w:numFmt w:val="bullet"/>
+      <w:lvlText w:val="○"/>
       <w:lvlJc w:val="left"/>
+      <w:pPr>
+        <w:ind w:left="1440" w:hanging="360"/>
+      </w:pPr>
     </w:lvl>
-    <w:lvl w:ilvl="2" w:tplc="8BAA7E74">
-      <w:numFmt w:val="decimal"/>
-      <w:lvlText w:val=""/>
+    <w:lvl w:ilvl="2" w:tplc="9A2E682E">
+      <w:start w:val="1"/>
+      <w:numFmt w:val="bullet"/>
+      <w:lvlText w:val="■"/>
       <w:lvlJc w:val="left"/>
+      <w:pPr>
+        <w:ind w:left="2160" w:hanging="360"/>
+      </w:pPr>
     </w:lvl>
-    <w:lvl w:ilvl="3" w:tplc="CFEAF608">
-      <w:numFmt w:val="decimal"/>
-      <w:lvlText w:val=""/>
+    <w:lvl w:ilvl="3" w:tplc="3948DDB8">
+      <w:start w:val="1"/>
+      <w:numFmt w:val="bullet"/>
+      <w:lvlText w:val="●"/>
       <w:lvlJc w:val="left"/>
+      <w:pPr>
+        <w:ind w:left="2880" w:hanging="360"/>
+      </w:pPr>
     </w:lvl>
-    <w:lvl w:ilvl="4" w:tplc="24786DCA">
-      <w:numFmt w:val="decimal"/>
-      <w:lvlText w:val=""/>
+    <w:lvl w:ilvl="4" w:tplc="55F2BD14">
+      <w:start w:val="1"/>
+      <w:numFmt w:val="bullet"/>
+      <w:lvlText w:val="○"/>
       <w:lvlJc w:val="left"/>
+      <w:pPr>
+        <w:ind w:left="3600" w:hanging="360"/>
+      </w:pPr>
     </w:lvl>
-    <w:lvl w:ilvl="5" w:tplc="6180CD82">
-      <w:numFmt w:val="decimal"/>
-      <w:lvlText w:val=""/>
+    <w:lvl w:ilvl="5" w:tplc="58A4082E">
+      <w:start w:val="1"/>
+      <w:numFmt w:val="bullet"/>
+      <w:lvlText w:val="■"/>
       <w:lvlJc w:val="left"/>
+      <w:pPr>
+        <w:ind w:left="4320" w:hanging="360"/>
+      </w:pPr>
     </w:lvl>
-    <w:lvl w:ilvl="6" w:tplc="6E788688">
-      <w:numFmt w:val="decimal"/>
-      <w:lvlText w:val=""/>
+    <w:lvl w:ilvl="6" w:tplc="43F67ED6">
+      <w:start w:val="1"/>
+      <w:numFmt w:val="bullet"/>
+      <w:lvlText w:val="●"/>
       <w:lvlJc w:val="left"/>
+      <w:pPr>
+        <w:ind w:left="5040" w:hanging="360"/>
+      </w:pPr>
     </w:lvl>
-    <w:lvl w:ilvl="7" w:tplc="A35A1B40">
-      <w:numFmt w:val="decimal"/>
-      <w:lvlText w:val=""/>
+    <w:lvl w:ilvl="7" w:tplc="6A42F18A">
+      <w:start w:val="1"/>
+      <w:numFmt w:val="bullet"/>
+      <w:lvlText w:val="●"/>
       <w:lvlJc w:val="left"/>
+      <w:pPr>
+        <w:ind w:left="5760" w:hanging="360"/>
+      </w:pPr>
     </w:lvl>
-    <w:lvl w:ilvl="8" w:tplc="C060A5DA">
-      <w:numFmt w:val="decimal"/>
-      <w:lvlText w:val=""/>
+    <w:lvl w:ilvl="8" w:tplc="F8C2F270">
+      <w:start w:val="1"/>
+      <w:numFmt w:val="bullet"/>
+      <w:lvlText w:val="●"/>
       <w:lvlJc w:val="left"/>
+      <w:pPr>
+        <w:ind w:left="6480" w:hanging="360"/>
+      </w:pPr>
     </w:lvl>
   </w:abstractNum>
-  <w:num w:numId="1" w16cid:durableId="1330063735">
+  <w:num w:numId="1" w16cid:durableId="1002783508">
+    <w:abstractNumId w:val="5"/>
+    <w:lvlOverride w:ilvl="0">
+      <w:startOverride w:val="1"/>
+    </w:lvlOverride>
+  </w:num>
+  <w:num w:numId="2" w16cid:durableId="1911502881">
+    <w:abstractNumId w:val="4"/>
+    <w:lvlOverride w:ilvl="0">
+      <w:startOverride w:val="1"/>
+    </w:lvlOverride>
+  </w:num>
+  <w:num w:numId="3" w16cid:durableId="1875582569">
+    <w:abstractNumId w:val="2"/>
+    <w:lvlOverride w:ilvl="0">
+      <w:startOverride w:val="1"/>
+    </w:lvlOverride>
+  </w:num>
+  <w:num w:numId="4" w16cid:durableId="79984856">
     <w:abstractNumId w:val="3"/>
     <w:lvlOverride w:ilvl="0">
       <w:startOverride w:val="1"/>
     </w:lvlOverride>
   </w:num>
-  <w:num w:numId="2" w16cid:durableId="1048530241">
-    <w:abstractNumId w:val="4"/>
-    <w:lvlOverride w:ilvl="0">
-      <w:startOverride w:val="1"/>
-    </w:lvlOverride>
-  </w:num>
-  <w:num w:numId="3" w16cid:durableId="351733172">
+  <w:num w:numId="5" w16cid:durableId="1697388473">
     <w:abstractNumId w:val="1"/>
     <w:lvlOverride w:ilvl="0">
       <w:startOverride w:val="1"/>
     </w:lvlOverride>
   </w:num>
-  <w:num w:numId="4" w16cid:durableId="359281798">
+  <w:num w:numId="6" w16cid:durableId="582221949">
     <w:abstractNumId w:val="0"/>
-    <w:lvlOverride w:ilvl="0">
-      <w:startOverride w:val="1"/>
-    </w:lvlOverride>
-  </w:num>
-  <w:num w:numId="5" w16cid:durableId="785777642">
-    <w:abstractNumId w:val="5"/>
-    <w:lvlOverride w:ilvl="0">
-      <w:startOverride w:val="1"/>
-    </w:lvlOverride>
-  </w:num>
-  <w:num w:numId="6" w16cid:durableId="286132965">
-    <w:abstractNumId w:val="2"/>
     <w:lvlOverride w:ilvl="0">
       <w:startOverride w:val="1"/>
     </w:lvlOverride>
@@ -7516,7 +7509,7 @@
     <w:autoRedefine/>
     <w:uiPriority w:val="39"/>
     <w:unhideWhenUsed/>
-    <w:rsid w:val="00200CA2"/>
+    <w:rsid w:val="002820BB"/>
     <w:pPr>
       <w:spacing w:after="100"/>
     </w:pPr>
@@ -7528,7 +7521,7 @@
     <w:autoRedefine/>
     <w:uiPriority w:val="39"/>
     <w:unhideWhenUsed/>
-    <w:rsid w:val="00200CA2"/>
+    <w:rsid w:val="002820BB"/>
     <w:pPr>
       <w:spacing w:after="100"/>
       <w:ind w:left="210"/>

--- a/docs/manuals/Respondent_Guide.docx
+++ b/docs/manuals/Respondent_Guide.docx
@@ -469,7 +469,7 @@
                 <w:sz w:val="19"/>
                 <w:szCs w:val="19"/>
               </w:rPr>
-              <w:t>Version 1.17 · 3 October 2026</w:t>
+              <w:t>Version 1.18 · 4 October 2026</w:t>
             </w:r>
           </w:p>
         </w:tc>
@@ -538,7 +538,7 @@
     <w:sdt>
       <w:sdtPr>
         <w:alias w:val="Contents"/>
-        <w:id w:val="-704406566"/>
+        <w:id w:val="915285016"/>
       </w:sdtPr>
       <w:sdtEndPr/>
       <w:sdtContent>
@@ -567,7 +567,7 @@
           <w:r>
             <w:fldChar w:fldCharType="separate"/>
           </w:r>
-          <w:hyperlink w:anchor="_Toc241896758" w:history="1">
+          <w:hyperlink w:anchor="_Toc241998155" w:history="1">
             <w:r>
               <w:rPr>
                 <w:rStyle w:val="Hyperlink"/>
@@ -591,7 +591,7 @@
               <w:rPr>
                 <w:noProof/>
               </w:rPr>
-              <w:instrText xml:space="preserve"> PAGEREF _Toc241896758 \h </w:instrText>
+              <w:instrText xml:space="preserve"> PAGEREF _Toc241998155 \h </w:instrText>
             </w:r>
             <w:r>
               <w:rPr>
@@ -634,7 +634,7 @@
               <w14:ligatures w14:val="standardContextual"/>
             </w:rPr>
           </w:pPr>
-          <w:hyperlink w:anchor="_Toc241896759" w:history="1">
+          <w:hyperlink w:anchor="_Toc241998156" w:history="1">
             <w:r>
               <w:rPr>
                 <w:rStyle w:val="Hyperlink"/>
@@ -658,7 +658,7 @@
               <w:rPr>
                 <w:noProof/>
               </w:rPr>
-              <w:instrText xml:space="preserve"> PAGEREF _Toc241896759 \h </w:instrText>
+              <w:instrText xml:space="preserve"> PAGEREF _Toc241998156 \h </w:instrText>
             </w:r>
             <w:r>
               <w:rPr>
@@ -701,7 +701,7 @@
               <w14:ligatures w14:val="standardContextual"/>
             </w:rPr>
           </w:pPr>
-          <w:hyperlink w:anchor="_Toc241896760" w:history="1">
+          <w:hyperlink w:anchor="_Toc241998157" w:history="1">
             <w:r>
               <w:rPr>
                 <w:rStyle w:val="Hyperlink"/>
@@ -725,7 +725,7 @@
               <w:rPr>
                 <w:noProof/>
               </w:rPr>
-              <w:instrText xml:space="preserve"> PAGEREF _Toc241896760 \h </w:instrText>
+              <w:instrText xml:space="preserve"> PAGEREF _Toc241998157 \h </w:instrText>
             </w:r>
             <w:r>
               <w:rPr>
@@ -768,7 +768,7 @@
               <w14:ligatures w14:val="standardContextual"/>
             </w:rPr>
           </w:pPr>
-          <w:hyperlink w:anchor="_Toc241896761" w:history="1">
+          <w:hyperlink w:anchor="_Toc241998158" w:history="1">
             <w:r>
               <w:rPr>
                 <w:rStyle w:val="Hyperlink"/>
@@ -792,7 +792,7 @@
               <w:rPr>
                 <w:noProof/>
               </w:rPr>
-              <w:instrText xml:space="preserve"> PAGEREF _Toc241896761 \h </w:instrText>
+              <w:instrText xml:space="preserve"> PAGEREF _Toc241998158 \h </w:instrText>
             </w:r>
             <w:r>
               <w:rPr>
@@ -835,7 +835,7 @@
               <w14:ligatures w14:val="standardContextual"/>
             </w:rPr>
           </w:pPr>
-          <w:hyperlink w:anchor="_Toc241896762" w:history="1">
+          <w:hyperlink w:anchor="_Toc241998159" w:history="1">
             <w:r>
               <w:rPr>
                 <w:rStyle w:val="Hyperlink"/>
@@ -859,7 +859,7 @@
               <w:rPr>
                 <w:noProof/>
               </w:rPr>
-              <w:instrText xml:space="preserve"> PAGEREF _Toc241896762 \h </w:instrText>
+              <w:instrText xml:space="preserve"> PAGEREF _Toc241998159 \h </w:instrText>
             </w:r>
             <w:r>
               <w:rPr>
@@ -902,7 +902,7 @@
               <w14:ligatures w14:val="standardContextual"/>
             </w:rPr>
           </w:pPr>
-          <w:hyperlink w:anchor="_Toc241896763" w:history="1">
+          <w:hyperlink w:anchor="_Toc241998160" w:history="1">
             <w:r>
               <w:rPr>
                 <w:rStyle w:val="Hyperlink"/>
@@ -926,7 +926,7 @@
               <w:rPr>
                 <w:noProof/>
               </w:rPr>
-              <w:instrText xml:space="preserve"> PAGEREF _Toc241896763 \h </w:instrText>
+              <w:instrText xml:space="preserve"> PAGEREF _Toc241998160 \h </w:instrText>
             </w:r>
             <w:r>
               <w:rPr>
@@ -969,7 +969,7 @@
               <w14:ligatures w14:val="standardContextual"/>
             </w:rPr>
           </w:pPr>
-          <w:hyperlink w:anchor="_Toc241896764" w:history="1">
+          <w:hyperlink w:anchor="_Toc241998161" w:history="1">
             <w:r>
               <w:rPr>
                 <w:rStyle w:val="Hyperlink"/>
@@ -993,7 +993,7 @@
               <w:rPr>
                 <w:noProof/>
               </w:rPr>
-              <w:instrText xml:space="preserve"> PAGEREF _Toc241896764 \h </w:instrText>
+              <w:instrText xml:space="preserve"> PAGEREF _Toc241998161 \h </w:instrText>
             </w:r>
             <w:r>
               <w:rPr>
@@ -1036,7 +1036,7 @@
               <w14:ligatures w14:val="standardContextual"/>
             </w:rPr>
           </w:pPr>
-          <w:hyperlink w:anchor="_Toc241896765" w:history="1">
+          <w:hyperlink w:anchor="_Toc241998162" w:history="1">
             <w:r>
               <w:rPr>
                 <w:rStyle w:val="Hyperlink"/>
@@ -1060,7 +1060,7 @@
               <w:rPr>
                 <w:noProof/>
               </w:rPr>
-              <w:instrText xml:space="preserve"> PAGEREF _Toc241896765 \h </w:instrText>
+              <w:instrText xml:space="preserve"> PAGEREF _Toc241998162 \h </w:instrText>
             </w:r>
             <w:r>
               <w:rPr>
@@ -1103,7 +1103,7 @@
               <w14:ligatures w14:val="standardContextual"/>
             </w:rPr>
           </w:pPr>
-          <w:hyperlink w:anchor="_Toc241896766" w:history="1">
+          <w:hyperlink w:anchor="_Toc241998163" w:history="1">
             <w:r>
               <w:rPr>
                 <w:rStyle w:val="Hyperlink"/>
@@ -1127,7 +1127,7 @@
               <w:rPr>
                 <w:noProof/>
               </w:rPr>
-              <w:instrText xml:space="preserve"> PAGEREF _Toc241896766 \h </w:instrText>
+              <w:instrText xml:space="preserve"> PAGEREF _Toc241998163 \h </w:instrText>
             </w:r>
             <w:r>
               <w:rPr>
@@ -1170,7 +1170,7 @@
               <w14:ligatures w14:val="standardContextual"/>
             </w:rPr>
           </w:pPr>
-          <w:hyperlink w:anchor="_Toc241896767" w:history="1">
+          <w:hyperlink w:anchor="_Toc241998164" w:history="1">
             <w:r>
               <w:rPr>
                 <w:rStyle w:val="Hyperlink"/>
@@ -1194,7 +1194,7 @@
               <w:rPr>
                 <w:noProof/>
               </w:rPr>
-              <w:instrText xml:space="preserve"> PAGEREF _Toc241896767 \h </w:instrText>
+              <w:instrText xml:space="preserve"> PAGEREF _Toc241998164 \h </w:instrText>
             </w:r>
             <w:r>
               <w:rPr>
@@ -1237,7 +1237,7 @@
               <w14:ligatures w14:val="standardContextual"/>
             </w:rPr>
           </w:pPr>
-          <w:hyperlink w:anchor="_Toc241896768" w:history="1">
+          <w:hyperlink w:anchor="_Toc241998165" w:history="1">
             <w:r>
               <w:rPr>
                 <w:rStyle w:val="Hyperlink"/>
@@ -1261,7 +1261,7 @@
               <w:rPr>
                 <w:noProof/>
               </w:rPr>
-              <w:instrText xml:space="preserve"> PAGEREF _Toc241896768 \h </w:instrText>
+              <w:instrText xml:space="preserve"> PAGEREF _Toc241998165 \h </w:instrText>
             </w:r>
             <w:r>
               <w:rPr>
@@ -1304,7 +1304,7 @@
               <w14:ligatures w14:val="standardContextual"/>
             </w:rPr>
           </w:pPr>
-          <w:hyperlink w:anchor="_Toc241896769" w:history="1">
+          <w:hyperlink w:anchor="_Toc241998166" w:history="1">
             <w:r>
               <w:rPr>
                 <w:rStyle w:val="Hyperlink"/>
@@ -1328,7 +1328,7 @@
               <w:rPr>
                 <w:noProof/>
               </w:rPr>
-              <w:instrText xml:space="preserve"> PAGEREF _Toc241896769 \h </w:instrText>
+              <w:instrText xml:space="preserve"> PAGEREF _Toc241998166 \h </w:instrText>
             </w:r>
             <w:r>
               <w:rPr>
@@ -1371,7 +1371,7 @@
               <w14:ligatures w14:val="standardContextual"/>
             </w:rPr>
           </w:pPr>
-          <w:hyperlink w:anchor="_Toc241896770" w:history="1">
+          <w:hyperlink w:anchor="_Toc241998167" w:history="1">
             <w:r>
               <w:rPr>
                 <w:rStyle w:val="Hyperlink"/>
@@ -1395,7 +1395,7 @@
               <w:rPr>
                 <w:noProof/>
               </w:rPr>
-              <w:instrText xml:space="preserve"> PAGEREF _Toc241896770 \h </w:instrText>
+              <w:instrText xml:space="preserve"> PAGEREF _Toc241998167 \h </w:instrText>
             </w:r>
             <w:r>
               <w:rPr>
@@ -1412,7 +1412,7 @@
               <w:rPr>
                 <w:noProof/>
               </w:rPr>
-              <w:t>10</w:t>
+              <w:t>11</w:t>
             </w:r>
             <w:r>
               <w:rPr>
@@ -1438,7 +1438,7 @@
               <w14:ligatures w14:val="standardContextual"/>
             </w:rPr>
           </w:pPr>
-          <w:hyperlink w:anchor="_Toc241896771" w:history="1">
+          <w:hyperlink w:anchor="_Toc241998168" w:history="1">
             <w:r>
               <w:rPr>
                 <w:rStyle w:val="Hyperlink"/>
@@ -1462,7 +1462,7 @@
               <w:rPr>
                 <w:noProof/>
               </w:rPr>
-              <w:instrText xml:space="preserve"> PAGEREF _Toc241896771 \h </w:instrText>
+              <w:instrText xml:space="preserve"> PAGEREF _Toc241998168 \h </w:instrText>
             </w:r>
             <w:r>
               <w:rPr>
@@ -1479,7 +1479,7 @@
               <w:rPr>
                 <w:noProof/>
               </w:rPr>
-              <w:t>11</w:t>
+              <w:t>12</w:t>
             </w:r>
             <w:r>
               <w:rPr>
@@ -1505,7 +1505,7 @@
               <w14:ligatures w14:val="standardContextual"/>
             </w:rPr>
           </w:pPr>
-          <w:hyperlink w:anchor="_Toc241896772" w:history="1">
+          <w:hyperlink w:anchor="_Toc241998169" w:history="1">
             <w:r>
               <w:rPr>
                 <w:rStyle w:val="Hyperlink"/>
@@ -1529,7 +1529,7 @@
               <w:rPr>
                 <w:noProof/>
               </w:rPr>
-              <w:instrText xml:space="preserve"> PAGEREF _Toc241896772 \h </w:instrText>
+              <w:instrText xml:space="preserve"> PAGEREF _Toc241998169 \h </w:instrText>
             </w:r>
             <w:r>
               <w:rPr>
@@ -1546,7 +1546,7 @@
               <w:rPr>
                 <w:noProof/>
               </w:rPr>
-              <w:t>12</w:t>
+              <w:t>13</w:t>
             </w:r>
             <w:r>
               <w:rPr>
@@ -1572,7 +1572,7 @@
               <w14:ligatures w14:val="standardContextual"/>
             </w:rPr>
           </w:pPr>
-          <w:hyperlink w:anchor="_Toc241896773" w:history="1">
+          <w:hyperlink w:anchor="_Toc241998170" w:history="1">
             <w:r>
               <w:rPr>
                 <w:rStyle w:val="Hyperlink"/>
@@ -1596,7 +1596,7 @@
               <w:rPr>
                 <w:noProof/>
               </w:rPr>
-              <w:instrText xml:space="preserve"> PAGEREF _Toc241896773 \h </w:instrText>
+              <w:instrText xml:space="preserve"> PAGEREF _Toc241998170 \h </w:instrText>
             </w:r>
             <w:r>
               <w:rPr>
@@ -1613,7 +1613,7 @@
               <w:rPr>
                 <w:noProof/>
               </w:rPr>
-              <w:t>13</w:t>
+              <w:t>14</w:t>
             </w:r>
             <w:r>
               <w:rPr>
@@ -1639,7 +1639,7 @@
               <w14:ligatures w14:val="standardContextual"/>
             </w:rPr>
           </w:pPr>
-          <w:hyperlink w:anchor="_Toc241896774" w:history="1">
+          <w:hyperlink w:anchor="_Toc241998171" w:history="1">
             <w:r>
               <w:rPr>
                 <w:rStyle w:val="Hyperlink"/>
@@ -1663,7 +1663,7 @@
               <w:rPr>
                 <w:noProof/>
               </w:rPr>
-              <w:instrText xml:space="preserve"> PAGEREF _Toc241896774 \h </w:instrText>
+              <w:instrText xml:space="preserve"> PAGEREF _Toc241998171 \h </w:instrText>
             </w:r>
             <w:r>
               <w:rPr>
@@ -1680,7 +1680,7 @@
               <w:rPr>
                 <w:noProof/>
               </w:rPr>
-              <w:t>14</w:t>
+              <w:t>15</w:t>
             </w:r>
             <w:r>
               <w:rPr>
@@ -1706,7 +1706,7 @@
               <w14:ligatures w14:val="standardContextual"/>
             </w:rPr>
           </w:pPr>
-          <w:hyperlink w:anchor="_Toc241896775" w:history="1">
+          <w:hyperlink w:anchor="_Toc241998172" w:history="1">
             <w:r>
               <w:rPr>
                 <w:rStyle w:val="Hyperlink"/>
@@ -1730,7 +1730,7 @@
               <w:rPr>
                 <w:noProof/>
               </w:rPr>
-              <w:instrText xml:space="preserve"> PAGEREF _Toc241896775 \h </w:instrText>
+              <w:instrText xml:space="preserve"> PAGEREF _Toc241998172 \h </w:instrText>
             </w:r>
             <w:r>
               <w:rPr>
@@ -1747,7 +1747,7 @@
               <w:rPr>
                 <w:noProof/>
               </w:rPr>
-              <w:t>15</w:t>
+              <w:t>16</w:t>
             </w:r>
             <w:r>
               <w:rPr>
@@ -1773,7 +1773,7 @@
               <w14:ligatures w14:val="standardContextual"/>
             </w:rPr>
           </w:pPr>
-          <w:hyperlink w:anchor="_Toc241896776" w:history="1">
+          <w:hyperlink w:anchor="_Toc241998173" w:history="1">
             <w:r>
               <w:rPr>
                 <w:rStyle w:val="Hyperlink"/>
@@ -1797,7 +1797,7 @@
               <w:rPr>
                 <w:noProof/>
               </w:rPr>
-              <w:instrText xml:space="preserve"> PAGEREF _Toc241896776 \h </w:instrText>
+              <w:instrText xml:space="preserve"> PAGEREF _Toc241998173 \h </w:instrText>
             </w:r>
             <w:r>
               <w:rPr>
@@ -1814,7 +1814,7 @@
               <w:rPr>
                 <w:noProof/>
               </w:rPr>
-              <w:t>15</w:t>
+              <w:t>16</w:t>
             </w:r>
             <w:r>
               <w:rPr>
@@ -1840,7 +1840,7 @@
               <w14:ligatures w14:val="standardContextual"/>
             </w:rPr>
           </w:pPr>
-          <w:hyperlink w:anchor="_Toc241896777" w:history="1">
+          <w:hyperlink w:anchor="_Toc241998174" w:history="1">
             <w:r>
               <w:rPr>
                 <w:rStyle w:val="Hyperlink"/>
@@ -1864,7 +1864,7 @@
               <w:rPr>
                 <w:noProof/>
               </w:rPr>
-              <w:instrText xml:space="preserve"> PAGEREF _Toc241896777 \h </w:instrText>
+              <w:instrText xml:space="preserve"> PAGEREF _Toc241998174 \h </w:instrText>
             </w:r>
             <w:r>
               <w:rPr>
@@ -1881,7 +1881,7 @@
               <w:rPr>
                 <w:noProof/>
               </w:rPr>
-              <w:t>15</w:t>
+              <w:t>16</w:t>
             </w:r>
             <w:r>
               <w:rPr>
@@ -1907,7 +1907,7 @@
               <w14:ligatures w14:val="standardContextual"/>
             </w:rPr>
           </w:pPr>
-          <w:hyperlink w:anchor="_Toc241896778" w:history="1">
+          <w:hyperlink w:anchor="_Toc241998175" w:history="1">
             <w:r>
               <w:rPr>
                 <w:rStyle w:val="Hyperlink"/>
@@ -1931,7 +1931,7 @@
               <w:rPr>
                 <w:noProof/>
               </w:rPr>
-              <w:instrText xml:space="preserve"> PAGEREF _Toc241896778 \h </w:instrText>
+              <w:instrText xml:space="preserve"> PAGEREF _Toc241998175 \h </w:instrText>
             </w:r>
             <w:r>
               <w:rPr>
@@ -1948,7 +1948,7 @@
               <w:rPr>
                 <w:noProof/>
               </w:rPr>
-              <w:t>15</w:t>
+              <w:t>16</w:t>
             </w:r>
             <w:r>
               <w:rPr>
@@ -1974,7 +1974,7 @@
               <w14:ligatures w14:val="standardContextual"/>
             </w:rPr>
           </w:pPr>
-          <w:hyperlink w:anchor="_Toc241896779" w:history="1">
+          <w:hyperlink w:anchor="_Toc241998176" w:history="1">
             <w:r>
               <w:rPr>
                 <w:rStyle w:val="Hyperlink"/>
@@ -1998,7 +1998,7 @@
               <w:rPr>
                 <w:noProof/>
               </w:rPr>
-              <w:instrText xml:space="preserve"> PAGEREF _Toc241896779 \h </w:instrText>
+              <w:instrText xml:space="preserve"> PAGEREF _Toc241998176 \h </w:instrText>
             </w:r>
             <w:r>
               <w:rPr>
@@ -2015,7 +2015,7 @@
               <w:rPr>
                 <w:noProof/>
               </w:rPr>
-              <w:t>15</w:t>
+              <w:t>16</w:t>
             </w:r>
             <w:r>
               <w:rPr>
@@ -2041,7 +2041,7 @@
               <w14:ligatures w14:val="standardContextual"/>
             </w:rPr>
           </w:pPr>
-          <w:hyperlink w:anchor="_Toc241896780" w:history="1">
+          <w:hyperlink w:anchor="_Toc241998177" w:history="1">
             <w:r>
               <w:rPr>
                 <w:rStyle w:val="Hyperlink"/>
@@ -2065,7 +2065,7 @@
               <w:rPr>
                 <w:noProof/>
               </w:rPr>
-              <w:instrText xml:space="preserve"> PAGEREF _Toc241896780 \h </w:instrText>
+              <w:instrText xml:space="preserve"> PAGEREF _Toc241998177 \h </w:instrText>
             </w:r>
             <w:r>
               <w:rPr>
@@ -2082,7 +2082,7 @@
               <w:rPr>
                 <w:noProof/>
               </w:rPr>
-              <w:t>16</w:t>
+              <w:t>17</w:t>
             </w:r>
             <w:r>
               <w:rPr>
@@ -2104,7 +2104,7 @@
         <w:pStyle w:val="Heading1"/>
         <w:pageBreakBefore/>
       </w:pPr>
-      <w:bookmarkStart w:id="0" w:name="_Toc241896758"/>
+      <w:bookmarkStart w:id="0" w:name="_Toc241998155"/>
       <w:r>
         <w:lastRenderedPageBreak/>
         <w:t>1. Welcome</w:t>
@@ -2520,7 +2520,7 @@
       <w:pPr>
         <w:pStyle w:val="Heading2"/>
       </w:pPr>
-      <w:bookmarkStart w:id="1" w:name="_Toc241896759"/>
+      <w:bookmarkStart w:id="1" w:name="_Toc241998156"/>
       <w:r>
         <w:t>What you should know first</w:t>
       </w:r>
@@ -2638,7 +2638,7 @@
         <w:pStyle w:val="Heading1"/>
         <w:pageBreakBefore/>
       </w:pPr>
-      <w:bookmarkStart w:id="2" w:name="_Toc241896760"/>
+      <w:bookmarkStart w:id="2" w:name="_Toc241998157"/>
       <w:r>
         <w:lastRenderedPageBreak/>
         <w:t>2. What you need</w:t>
@@ -2867,7 +2867,7 @@
         <w:pStyle w:val="Heading1"/>
         <w:pageBreakBefore/>
       </w:pPr>
-      <w:bookmarkStart w:id="3" w:name="_Toc241896761"/>
+      <w:bookmarkStart w:id="3" w:name="_Toc241998158"/>
       <w:r>
         <w:lastRenderedPageBreak/>
         <w:t>3. Taking part, step by step</w:t>
@@ -2878,7 +2878,7 @@
       <w:pPr>
         <w:pStyle w:val="Heading2"/>
       </w:pPr>
-      <w:bookmarkStart w:id="4" w:name="_Toc241896762"/>
+      <w:bookmarkStart w:id="4" w:name="_Toc241998159"/>
       <w:r>
         <w:t>Step 1 — Open your link</w:t>
       </w:r>
@@ -2896,7 +2896,7 @@
       <w:pPr>
         <w:pStyle w:val="Heading2"/>
       </w:pPr>
-      <w:bookmarkStart w:id="5" w:name="_Toc241896763"/>
+      <w:bookmarkStart w:id="5" w:name="_Toc241998160"/>
       <w:r>
         <w:t>Step 2 — Confirm your organisation</w:t>
       </w:r>
@@ -2931,7 +2931,7 @@
           <w:noProof/>
         </w:rPr>
         <w:drawing>
-          <wp:inline distT="0" distB="0" distL="0" distR="0">
+          <wp:inline distT="0" distB="0" distL="0" distR="0" wp14:anchorId="3416B790" wp14:editId="668CED92">
             <wp:extent cx="2476500" cy="3362325"/>
             <wp:effectExtent l="0" t="0" r="0" b="0"/>
             <wp:docPr id="1" name="resp_01_confirm.jpg" descr="Confirming the organisation." title="Confirming the organisation."/>
@@ -3000,7 +3000,7 @@
       <w:pPr>
         <w:pStyle w:val="Heading2"/>
       </w:pPr>
-      <w:bookmarkStart w:id="6" w:name="_Toc241896764"/>
+      <w:bookmarkStart w:id="6" w:name="_Toc241998161"/>
       <w:r>
         <w:t>Step 3 — Tell us a little about you</w:t>
       </w:r>
@@ -3092,7 +3092,7 @@
         </w:rPr>
         <w:lastRenderedPageBreak/>
         <w:drawing>
-          <wp:inline distT="0" distB="0" distL="0" distR="0">
+          <wp:inline distT="0" distB="0" distL="0" distR="0" wp14:anchorId="4782E736" wp14:editId="03ECCF0C">
             <wp:extent cx="2476500" cy="3362325"/>
             <wp:effectExtent l="0" t="0" r="0" b="0"/>
             <wp:docPr id="2" name="resp_02_eligibility.jpg" descr="A little about you." title="A little about you."/>
@@ -3247,7 +3247,7 @@
       <w:pPr>
         <w:pStyle w:val="Heading2"/>
       </w:pPr>
-      <w:bookmarkStart w:id="7" w:name="_Toc241896765"/>
+      <w:bookmarkStart w:id="7" w:name="_Toc241998162"/>
       <w:r>
         <w:t>Step 4 — Read the participant information</w:t>
       </w:r>
@@ -3303,7 +3303,7 @@
         </w:rPr>
         <w:lastRenderedPageBreak/>
         <w:drawing>
-          <wp:inline distT="0" distB="0" distL="0" distR="0">
+          <wp:inline distT="0" distB="0" distL="0" distR="0" wp14:anchorId="2ECFBD54" wp14:editId="729EFB4E">
             <wp:extent cx="1076325" cy="4953000"/>
             <wp:effectExtent l="0" t="0" r="0" b="0"/>
             <wp:docPr id="3" name="resp_03_information_top.jpg" descr="Participant Information." title="Participant Information."/>
@@ -3372,7 +3372,7 @@
       <w:pPr>
         <w:pStyle w:val="Heading2"/>
       </w:pPr>
-      <w:bookmarkStart w:id="8" w:name="_Toc241896766"/>
+      <w:bookmarkStart w:id="8" w:name="_Toc241998163"/>
       <w:r>
         <w:t>Step 5 — Give your decision</w:t>
       </w:r>
@@ -3464,7 +3464,7 @@
         </w:rPr>
         <w:lastRenderedPageBreak/>
         <w:drawing>
-          <wp:inline distT="0" distB="0" distL="0" distR="0">
+          <wp:inline distT="0" distB="0" distL="0" distR="0" wp14:anchorId="581BDD97" wp14:editId="4010C63E">
             <wp:extent cx="2476500" cy="4419600"/>
             <wp:effectExtent l="0" t="0" r="0" b="0"/>
             <wp:docPr id="4" name="resp_04_consent.jpg" descr="Your consent." title="Your consent."/>
@@ -3533,7 +3533,7 @@
       <w:pPr>
         <w:pStyle w:val="Heading2"/>
       </w:pPr>
-      <w:bookmarkStart w:id="9" w:name="_Toc241896767"/>
+      <w:bookmarkStart w:id="9" w:name="_Toc241998164"/>
       <w:r>
         <w:t>Step 6 — Check what we already know (only if shown)</w:t>
       </w:r>
@@ -3621,7 +3621,7 @@
       <w:pPr>
         <w:pStyle w:val="Heading2"/>
       </w:pPr>
-      <w:bookmarkStart w:id="10" w:name="_Toc241896768"/>
+      <w:bookmarkStart w:id="10" w:name="_Toc241998165"/>
       <w:r>
         <w:t>Step 7 — Choose how you would like to take part</w:t>
       </w:r>
@@ -3963,7 +3963,7 @@
         </w:rPr>
         <w:lastRenderedPageBreak/>
         <w:drawing>
-          <wp:inline distT="0" distB="0" distL="0" distR="0">
+          <wp:inline distT="0" distB="0" distL="0" distR="0" wp14:anchorId="5E9210F0" wp14:editId="24A0ADEB">
             <wp:extent cx="2476500" cy="4533900"/>
             <wp:effectExtent l="0" t="0" r="0" b="0"/>
             <wp:docPr id="5" name="resp_06_choice.jpg" descr="How would you like to take part?" title="How would you like to take part?"/>
@@ -4032,7 +4032,7 @@
       <w:pPr>
         <w:pStyle w:val="Heading2"/>
       </w:pPr>
-      <w:bookmarkStart w:id="11" w:name="_Toc241896769"/>
+      <w:bookmarkStart w:id="11" w:name="_Toc241998166"/>
       <w:r>
         <w:t>Step 8a — Complete the questionnaire yourself</w:t>
       </w:r>
@@ -4104,7 +4104,7 @@
         <w:t>Submit</w:t>
       </w:r>
       <w:r>
-        <w:t>. Your answers are sent to the research team.</w:t>
+        <w:t>. Keep the page open until KoboToolbox confirms your answers have been sent; they then reach the research team automatically.</w:t>
       </w:r>
     </w:p>
     <w:p>
@@ -4124,7 +4124,7 @@
         </w:rPr>
         <w:lastRenderedPageBreak/>
         <w:drawing>
-          <wp:inline distT="0" distB="0" distL="0" distR="0">
+          <wp:inline distT="0" distB="0" distL="0" distR="0" wp14:anchorId="433CC4F9" wp14:editId="0D5D4B91">
             <wp:extent cx="2476500" cy="3362325"/>
             <wp:effectExtent l="0" t="0" r="0" b="0"/>
             <wp:docPr id="6" name="resp_07_ready.jpg" descr="Ready to begin." title="Ready to begin."/>
@@ -4200,7 +4200,7 @@
           <w:noProof/>
         </w:rPr>
         <w:drawing>
-          <wp:inline distT="0" distB="0" distL="0" distR="0">
+          <wp:inline distT="0" distB="0" distL="0" distR="0" wp14:anchorId="4F28BB9D" wp14:editId="68B249E1">
             <wp:extent cx="2476500" cy="3362325"/>
             <wp:effectExtent l="0" t="0" r="0" b="0"/>
             <wp:docPr id="7" name="resp_07b_kobo_form.jpg" descr="The questionnaire's first page." title="The questionnaire's first page."/>
@@ -4388,6 +4388,46 @@
               <w:t>Complete it in one sitting where possible, with a steady connection.</w:t>
             </w:r>
           </w:p>
+          <w:p>
+            <w:pPr>
+              <w:spacing w:after="40" w:line="264" w:lineRule="auto"/>
+            </w:pPr>
+            <w:r>
+              <w:rPr>
+                <w:sz w:val="19"/>
+                <w:szCs w:val="19"/>
+              </w:rPr>
+              <w:t xml:space="preserve">If </w:t>
+            </w:r>
+            <w:r>
+              <w:rPr>
+                <w:b/>
+                <w:bCs/>
+                <w:sz w:val="19"/>
+                <w:szCs w:val="19"/>
+              </w:rPr>
+              <w:t>Submit</w:t>
+            </w:r>
+            <w:r>
+              <w:rPr>
+                <w:sz w:val="19"/>
+                <w:szCs w:val="19"/>
+              </w:rPr>
+              <w:t xml:space="preserve"> does not go through, look for a question marked in red: it still needs an answer.</w:t>
+            </w:r>
+          </w:p>
+          <w:p>
+            <w:pPr>
+              <w:spacing w:after="40" w:line="264" w:lineRule="auto"/>
+            </w:pPr>
+            <w:r>
+              <w:rPr>
+                <w:sz w:val="19"/>
+                <w:szCs w:val="19"/>
+              </w:rPr>
+              <w:t>Always start from your personal link, never from a saved or forwarded questionnaire page: only answers started from your link can be matched to your organisation.</w:t>
+            </w:r>
+          </w:p>
         </w:tc>
       </w:tr>
     </w:tbl>
@@ -4395,8 +4435,9 @@
       <w:pPr>
         <w:pStyle w:val="Heading2"/>
       </w:pPr>
-      <w:bookmarkStart w:id="12" w:name="_Toc241896770"/>
-      <w:r>
+      <w:bookmarkStart w:id="12" w:name="_Toc241998167"/>
+      <w:r>
+        <w:lastRenderedPageBreak/>
         <w:t>Step 8b — Ask a researcher to call you</w:t>
       </w:r>
       <w:bookmarkEnd w:id="12"/>
@@ -4457,7 +4498,6 @@
         <w:spacing w:after="80" w:line="276" w:lineRule="auto"/>
       </w:pPr>
       <w:r>
-        <w:lastRenderedPageBreak/>
         <w:t xml:space="preserve">You see </w:t>
       </w:r>
       <w:r>
@@ -4487,7 +4527,7 @@
           <w:noProof/>
         </w:rPr>
         <w:drawing>
-          <wp:inline distT="0" distB="0" distL="0" distR="0">
+          <wp:inline distT="0" distB="0" distL="0" distR="0" wp14:anchorId="1AC92065" wp14:editId="30EC8C7F">
             <wp:extent cx="2476500" cy="3362325"/>
             <wp:effectExtent l="0" t="0" r="0" b="0"/>
             <wp:docPr id="8" name="resp_08_appointment.jpg" descr="Choosing a time for a call." title="Choosing a time for a call."/>
@@ -4563,7 +4603,7 @@
           <w:noProof/>
         </w:rPr>
         <w:drawing>
-          <wp:inline distT="0" distB="0" distL="0" distR="0">
+          <wp:inline distT="0" distB="0" distL="0" distR="0" wp14:anchorId="7DD6BAC0" wp14:editId="31C7570E">
             <wp:extent cx="2476500" cy="3676650"/>
             <wp:effectExtent l="0" t="0" r="0" b="0"/>
             <wp:docPr id="9" name="resp_09_done_appointment.jpg" descr="Your request has been sent." title="Your request has been sent."/>
@@ -4632,51 +4672,12 @@
       <w:pPr>
         <w:pStyle w:val="Heading2"/>
       </w:pPr>
-      <w:bookmarkStart w:id="13" w:name="_Toc241896771"/>
-      <w:r>
+      <w:bookmarkStart w:id="13" w:name="_Toc241998168"/>
+      <w:r>
+        <w:lastRenderedPageBreak/>
         <w:t>Step 9 — Finished</w:t>
       </w:r>
       <w:bookmarkEnd w:id="13"/>
-    </w:p>
-    <w:p>
-      <w:pPr>
-        <w:spacing w:after="120" w:line="288" w:lineRule="auto"/>
-      </w:pPr>
-      <w:r>
-        <w:t>A thank-you screen confirms you have finished. You will not see any score or result, because the study does not produce one.</w:t>
-      </w:r>
-    </w:p>
-    <w:p>
-      <w:pPr>
-        <w:pStyle w:val="Heading1"/>
-        <w:pageBreakBefore/>
-      </w:pPr>
-      <w:bookmarkStart w:id="14" w:name="_Toc241896772"/>
-      <w:r>
-        <w:lastRenderedPageBreak/>
-        <w:t>4. Reminders</w:t>
-      </w:r>
-      <w:bookmarkEnd w:id="14"/>
-    </w:p>
-    <w:p>
-      <w:pPr>
-        <w:spacing w:after="120" w:line="288" w:lineRule="auto"/>
-      </w:pPr>
-      <w:r>
-        <w:t>If you have not yet taken part, you may receive up to two short reminders by WhatsApp (around two days and seven days after your invitation). They simply ask you to use the link you were sent. If you do not wish to take part, just tell the research team and the reminders will stop.</w:t>
-      </w:r>
-    </w:p>
-    <w:p>
-      <w:pPr>
-        <w:pStyle w:val="Heading1"/>
-        <w:pageBreakBefore/>
-      </w:pPr>
-      <w:bookmarkStart w:id="15" w:name="_Toc241896773"/>
-      <w:r>
-        <w:lastRenderedPageBreak/>
-        <w:t>5. Your rights and your information</w:t>
-      </w:r>
-      <w:bookmarkEnd w:id="15"/>
     </w:p>
     <w:p>
       <w:pPr>
@@ -4688,27 +4689,14 @@
         <w:spacing w:after="60" w:line="276" w:lineRule="auto"/>
       </w:pPr>
       <w:r>
-        <w:t xml:space="preserve">You may </w:t>
-      </w:r>
-      <w:r>
         <w:rPr>
           <w:b/>
           <w:bCs/>
         </w:rPr>
-        <w:t>decline</w:t>
-      </w:r>
-      <w:r>
-        <w:t xml:space="preserve"> or </w:t>
-      </w:r>
-      <w:r>
-        <w:rPr>
-          <w:b/>
-          <w:bCs/>
-        </w:rPr>
-        <w:t>stop at any time</w:t>
-      </w:r>
-      <w:r>
-        <w:t>, without giving a reason and without any consequence.</w:t>
+        <w:t>If you completed the questionnaire yourself</w:t>
+      </w:r>
+      <w:r>
+        <w:t>, KoboToolbox's confirmation that your answers were submitted is the end: you can close the page. Submit once. If an empty form appears afterwards, do not fill it in again.</w:t>
       </w:r>
     </w:p>
     <w:p>
@@ -4721,17 +4709,24 @@
         <w:spacing w:after="60" w:line="276" w:lineRule="auto"/>
       </w:pPr>
       <w:r>
-        <w:t xml:space="preserve">You may </w:t>
-      </w:r>
-      <w:r>
         <w:rPr>
           <w:b/>
           <w:bCs/>
         </w:rPr>
-        <w:t>withdraw</w:t>
-      </w:r>
-      <w:r>
-        <w:t xml:space="preserve"> after taking part by contacting the research team. Your link and reminders will be stopped and your contact details erased from the study system.</w:t>
+        <w:t>If you asked a researcher to call you</w:t>
+      </w:r>
+      <w:r>
+        <w:t xml:space="preserve">, the portal shows </w:t>
+      </w:r>
+      <w:r>
+        <w:rPr>
+          <w:b/>
+          <w:bCs/>
+        </w:rPr>
+        <w:t>Your request has been sent</w:t>
+      </w:r>
+      <w:r>
+        <w:t>, and the researcher completes the questionnaire with you during the call.</w:t>
       </w:r>
     </w:p>
     <w:p>
@@ -4744,8 +4739,45 @@
         <w:spacing w:after="60" w:line="276" w:lineRule="auto"/>
       </w:pPr>
       <w:r>
-        <w:t>Your contact details are seen only by the research team and used only to manage your participation.</w:t>
-      </w:r>
+        <w:t>You will not see any score or result, because the study does not produce one.</w:t>
+      </w:r>
+    </w:p>
+    <w:p>
+      <w:pPr>
+        <w:spacing w:after="60"/>
+      </w:pPr>
+    </w:p>
+    <w:p>
+      <w:pPr>
+        <w:pStyle w:val="Heading1"/>
+        <w:pageBreakBefore/>
+      </w:pPr>
+      <w:bookmarkStart w:id="14" w:name="_Toc241998169"/>
+      <w:r>
+        <w:lastRenderedPageBreak/>
+        <w:t>4. Reminders</w:t>
+      </w:r>
+      <w:bookmarkEnd w:id="14"/>
+    </w:p>
+    <w:p>
+      <w:pPr>
+        <w:spacing w:after="120" w:line="288" w:lineRule="auto"/>
+      </w:pPr>
+      <w:r>
+        <w:t>If you have not yet taken part, you may receive up to two short reminders by WhatsApp (around two days and seven days after your invitation). They simply ask you to use the link you were sent. If you do not wish to take part, just tell the research team and the reminders will stop.</w:t>
+      </w:r>
+    </w:p>
+    <w:p>
+      <w:pPr>
+        <w:pStyle w:val="Heading1"/>
+        <w:pageBreakBefore/>
+      </w:pPr>
+      <w:bookmarkStart w:id="15" w:name="_Toc241998170"/>
+      <w:r>
+        <w:lastRenderedPageBreak/>
+        <w:t>5. Your rights and your information</w:t>
+      </w:r>
+      <w:bookmarkEnd w:id="15"/>
     </w:p>
     <w:p>
       <w:pPr>
@@ -4757,7 +4789,27 @@
         <w:spacing w:after="60" w:line="276" w:lineRule="auto"/>
       </w:pPr>
       <w:r>
-        <w:t>Your answers are stored securely, used for research purposes only, and reported only in combined, anonymised form.</w:t>
+        <w:t xml:space="preserve">You may </w:t>
+      </w:r>
+      <w:r>
+        <w:rPr>
+          <w:b/>
+          <w:bCs/>
+        </w:rPr>
+        <w:t>decline</w:t>
+      </w:r>
+      <w:r>
+        <w:t xml:space="preserve"> or </w:t>
+      </w:r>
+      <w:r>
+        <w:rPr>
+          <w:b/>
+          <w:bCs/>
+        </w:rPr>
+        <w:t>stop at any time</w:t>
+      </w:r>
+      <w:r>
+        <w:t>, without giving a reason and without any consequence.</w:t>
       </w:r>
     </w:p>
     <w:p>
@@ -4770,7 +4822,17 @@
         <w:spacing w:after="60" w:line="276" w:lineRule="auto"/>
       </w:pPr>
       <w:r>
-        <w:t>No score, rating or financing decision is generated, and your individual answers are never given to lenders or financial institutions.</w:t>
+        <w:t xml:space="preserve">You may </w:t>
+      </w:r>
+      <w:r>
+        <w:rPr>
+          <w:b/>
+          <w:bCs/>
+        </w:rPr>
+        <w:t>withdraw</w:t>
+      </w:r>
+      <w:r>
+        <w:t xml:space="preserve"> after taking part by contacting the research team. Your link and reminders will be stopped and your contact details erased from the study system.</w:t>
       </w:r>
     </w:p>
     <w:p>
@@ -4783,6 +4845,45 @@
         <w:spacing w:after="60" w:line="276" w:lineRule="auto"/>
       </w:pPr>
       <w:r>
+        <w:t>Your contact details are seen only by the research team and used only to manage your participation.</w:t>
+      </w:r>
+    </w:p>
+    <w:p>
+      <w:pPr>
+        <w:pStyle w:val="ListParagraph"/>
+        <w:numPr>
+          <w:ilvl w:val="0"/>
+          <w:numId w:val="2"/>
+        </w:numPr>
+        <w:spacing w:after="60" w:line="276" w:lineRule="auto"/>
+      </w:pPr>
+      <w:r>
+        <w:t>Your answers are stored securely, used for research purposes only, and reported only in combined, anonymised form.</w:t>
+      </w:r>
+    </w:p>
+    <w:p>
+      <w:pPr>
+        <w:pStyle w:val="ListParagraph"/>
+        <w:numPr>
+          <w:ilvl w:val="0"/>
+          <w:numId w:val="2"/>
+        </w:numPr>
+        <w:spacing w:after="60" w:line="276" w:lineRule="auto"/>
+      </w:pPr>
+      <w:r>
+        <w:t>No score, rating or financing decision is generated, and your individual answers are never given to lenders or financial institutions.</w:t>
+      </w:r>
+    </w:p>
+    <w:p>
+      <w:pPr>
+        <w:pStyle w:val="ListParagraph"/>
+        <w:numPr>
+          <w:ilvl w:val="0"/>
+          <w:numId w:val="2"/>
+        </w:numPr>
+        <w:spacing w:after="60" w:line="276" w:lineRule="auto"/>
+      </w:pPr>
+      <w:r>
         <w:t>You may ask for a copy of your completed questionnaire; the team can email it to the address they hold for you.</w:t>
       </w:r>
     </w:p>
@@ -4796,7 +4897,7 @@
         <w:pStyle w:val="Heading1"/>
         <w:pageBreakBefore/>
       </w:pPr>
-      <w:bookmarkStart w:id="16" w:name="_Toc241896774"/>
+      <w:bookmarkStart w:id="16" w:name="_Toc241998171"/>
       <w:r>
         <w:lastRenderedPageBreak/>
         <w:t>6. Questions and answers</w:t>
@@ -5173,7 +5274,14 @@
                 <w:sz w:val="19"/>
                 <w:szCs w:val="19"/>
               </w:rPr>
-              <w:t>Yes. Choose Have a researcher call me or Complete it via WhatsApp, or call 0773943709.</w:t>
+              <w:t xml:space="preserve">Yes. Choose Have a researcher call me or </w:t>
+            </w:r>
+            <w:r>
+              <w:rPr>
+                <w:sz w:val="19"/>
+                <w:szCs w:val="19"/>
+              </w:rPr>
+              <w:t>Complete it via WhatsApp, or call 0773943709.</w:t>
             </w:r>
           </w:p>
         </w:tc>
@@ -5311,7 +5419,7 @@
           <w:noProof/>
         </w:rPr>
         <w:drawing>
-          <wp:inline distT="0" distB="0" distL="0" distR="0">
+          <wp:inline distT="0" distB="0" distL="0" distR="0" wp14:anchorId="47637EF0" wp14:editId="4F09A8A2">
             <wp:extent cx="2476500" cy="2524125"/>
             <wp:effectExtent l="0" t="0" r="0" b="0"/>
             <wp:docPr id="10" name="resp_10_invalid_link.jpg" descr="What an invalid or expired link looks like." title="What an invalid or expired link looks like."/>
@@ -5381,7 +5489,7 @@
         <w:pStyle w:val="Heading1"/>
         <w:pageBreakBefore/>
       </w:pPr>
-      <w:bookmarkStart w:id="17" w:name="_Toc241896775"/>
+      <w:bookmarkStart w:id="17" w:name="_Toc241998172"/>
       <w:r>
         <w:lastRenderedPageBreak/>
         <w:t>7. If you were invited to a Key Informant Interview</w:t>
@@ -5617,7 +5725,7 @@
       <w:pPr>
         <w:pStyle w:val="Heading2"/>
       </w:pPr>
-      <w:bookmarkStart w:id="18" w:name="_Toc241896776"/>
+      <w:bookmarkStart w:id="18" w:name="_Toc241998173"/>
       <w:r>
         <w:t>Step 1 — Open your link</w:t>
       </w:r>
@@ -5635,7 +5743,7 @@
       <w:pPr>
         <w:pStyle w:val="Heading2"/>
       </w:pPr>
-      <w:bookmarkStart w:id="19" w:name="_Toc241896777"/>
+      <w:bookmarkStart w:id="19" w:name="_Toc241998174"/>
       <w:r>
         <w:t>Step 2 — Read the participant information</w:t>
       </w:r>
@@ -5663,7 +5771,7 @@
       <w:pPr>
         <w:pStyle w:val="Heading2"/>
       </w:pPr>
-      <w:bookmarkStart w:id="20" w:name="_Toc241896778"/>
+      <w:bookmarkStart w:id="20" w:name="_Toc241998175"/>
       <w:r>
         <w:t>Step 3 — Give your decision</w:t>
       </w:r>
@@ -5747,7 +5855,7 @@
       <w:pPr>
         <w:pStyle w:val="Heading2"/>
       </w:pPr>
-      <w:bookmarkStart w:id="21" w:name="_Toc241896779"/>
+      <w:bookmarkStart w:id="21" w:name="_Toc241998176"/>
       <w:r>
         <w:t>Step 4 — Start the interview</w:t>
       </w:r>
@@ -5910,7 +6018,7 @@
         <w:pStyle w:val="Heading1"/>
         <w:pageBreakBefore/>
       </w:pPr>
-      <w:bookmarkStart w:id="22" w:name="_Toc241896780"/>
+      <w:bookmarkStart w:id="22" w:name="_Toc241998177"/>
       <w:r>
         <w:lastRenderedPageBreak/>
         <w:t>8. Contact the research team</w:t>
@@ -6300,7 +6408,7 @@
         <w:sz w:val="16"/>
         <w:szCs w:val="16"/>
       </w:rPr>
-      <w:t>Version 1.17 · 3 October 2026</w:t>
+      <w:t>Version 1.18 · 4 October 2026</w:t>
     </w:r>
     <w:r>
       <w:rPr>
@@ -6473,10 +6581,96 @@
 <file path=word/numbering.xml><?xml version="1.0" encoding="utf-8"?>
 <w:numbering xmlns:wpc="http://schemas.microsoft.com/office/word/2010/wordprocessingCanvas" xmlns:cx="http://schemas.microsoft.com/office/drawing/2014/chartex" xmlns:cx1="http://schemas.microsoft.com/office/drawing/2015/9/8/chartex" xmlns:cx2="http://schemas.microsoft.com/office/drawing/2015/10/21/chartex" xmlns:cx3="http://schemas.microsoft.com/office/drawing/2016/5/9/chartex" xmlns:cx4="http://schemas.microsoft.com/office/drawing/2016/5/10/chartex" xmlns:cx5="http://schemas.microsoft.com/office/drawing/2016/5/11/chartex" xmlns:cx6="http://schemas.microsoft.com/office/drawing/2016/5/12/chartex" xmlns:cx7="http://schemas.microsoft.com/office/drawing/2016/5/13/chartex" xmlns:cx8="http://schemas.microsoft.com/office/drawing/2016/5/14/chartex" xmlns:mc="http://schemas.openxmlformats.org/markup-compatibility/2006" xmlns:aink="http://schemas.microsoft.com/office/drawing/2016/ink" xmlns:am3d="http://schemas.microsoft.com/office/drawing/2017/model3d" xmlns:o="urn:schemas-microsoft-com:office:office" xmlns:oel="http://schemas.microsoft.com/office/2019/extlst" xmlns:r="http://schemas.openxmlformats.org/officeDocument/2006/relationships" xmlns:m="http://schemas.openxmlformats.org/officeDocument/2006/math" xmlns:v="urn:schemas-microsoft-com:vml" xmlns:wp14="http://schemas.microsoft.com/office/word/2010/wordprocessingDrawing" xmlns:wp="http://schemas.openxmlformats.org/drawingml/2006/wordprocessingDrawing" xmlns:w10="urn:schemas-microsoft-com:office:word" xmlns:w="http://schemas.openxmlformats.org/wordprocessingml/2006/main" xmlns:w14="http://schemas.microsoft.com/office/word/2010/wordml" xmlns:w15="http://schemas.microsoft.com/office/word/2012/wordml" xmlns:w16cex="http://schemas.microsoft.com/office/word/2018/wordml/cex" xmlns:w16cid="http://schemas.microsoft.com/office/word/2016/wordml/cid" xmlns:w16="http://schemas.microsoft.com/office/word/2018/wordml" xmlns:w16sdtdh="http://schemas.microsoft.com/office/word/2020/wordml/sdtdatahash" xmlns:w16se="http://schemas.microsoft.com/office/word/2015/wordml/symex" xmlns:wpg="http://schemas.microsoft.com/office/word/2010/wordprocessingGroup" xmlns:wpi="http://schemas.microsoft.com/office/word/2010/wordprocessingInk" xmlns:wne="http://schemas.microsoft.com/office/word/2006/wordml" xmlns:wps="http://schemas.microsoft.com/office/word/2010/wordprocessingShape" mc:Ignorable="w14 w15 w16se w16cid w16 w16cex w16sdtdh wp14">
   <w:abstractNum w:abstractNumId="0" w15:restartNumberingAfterBreak="0">
-    <w:nsid w:val="05826C18"/>
+    <w:nsid w:val="19D544DE"/>
     <w:multiLevelType w:val="hybridMultilevel"/>
-    <w:tmpl w:val="6038CC36"/>
-    <w:lvl w:ilvl="0" w:tplc="B8BEFF6C">
+    <w:tmpl w:val="84285712"/>
+    <w:lvl w:ilvl="0" w:tplc="DAF801FC">
+      <w:start w:val="1"/>
+      <w:numFmt w:val="bullet"/>
+      <w:lvlText w:val="●"/>
+      <w:lvlJc w:val="left"/>
+      <w:pPr>
+        <w:ind w:left="720" w:hanging="360"/>
+      </w:pPr>
+    </w:lvl>
+    <w:lvl w:ilvl="1" w:tplc="63E0054E">
+      <w:start w:val="1"/>
+      <w:numFmt w:val="bullet"/>
+      <w:lvlText w:val="○"/>
+      <w:lvlJc w:val="left"/>
+      <w:pPr>
+        <w:ind w:left="1440" w:hanging="360"/>
+      </w:pPr>
+    </w:lvl>
+    <w:lvl w:ilvl="2" w:tplc="FD322A6A">
+      <w:start w:val="1"/>
+      <w:numFmt w:val="bullet"/>
+      <w:lvlText w:val="■"/>
+      <w:lvlJc w:val="left"/>
+      <w:pPr>
+        <w:ind w:left="2160" w:hanging="360"/>
+      </w:pPr>
+    </w:lvl>
+    <w:lvl w:ilvl="3" w:tplc="AE1254C8">
+      <w:start w:val="1"/>
+      <w:numFmt w:val="bullet"/>
+      <w:lvlText w:val="●"/>
+      <w:lvlJc w:val="left"/>
+      <w:pPr>
+        <w:ind w:left="2880" w:hanging="360"/>
+      </w:pPr>
+    </w:lvl>
+    <w:lvl w:ilvl="4" w:tplc="F2F44234">
+      <w:start w:val="1"/>
+      <w:numFmt w:val="bullet"/>
+      <w:lvlText w:val="○"/>
+      <w:lvlJc w:val="left"/>
+      <w:pPr>
+        <w:ind w:left="3600" w:hanging="360"/>
+      </w:pPr>
+    </w:lvl>
+    <w:lvl w:ilvl="5" w:tplc="3B36E212">
+      <w:start w:val="1"/>
+      <w:numFmt w:val="bullet"/>
+      <w:lvlText w:val="■"/>
+      <w:lvlJc w:val="left"/>
+      <w:pPr>
+        <w:ind w:left="4320" w:hanging="360"/>
+      </w:pPr>
+    </w:lvl>
+    <w:lvl w:ilvl="6" w:tplc="7CB23C22">
+      <w:start w:val="1"/>
+      <w:numFmt w:val="bullet"/>
+      <w:lvlText w:val="●"/>
+      <w:lvlJc w:val="left"/>
+      <w:pPr>
+        <w:ind w:left="5040" w:hanging="360"/>
+      </w:pPr>
+    </w:lvl>
+    <w:lvl w:ilvl="7" w:tplc="5F54B1F2">
+      <w:start w:val="1"/>
+      <w:numFmt w:val="bullet"/>
+      <w:lvlText w:val="●"/>
+      <w:lvlJc w:val="left"/>
+      <w:pPr>
+        <w:ind w:left="5760" w:hanging="360"/>
+      </w:pPr>
+    </w:lvl>
+    <w:lvl w:ilvl="8" w:tplc="3282F3B2">
+      <w:start w:val="1"/>
+      <w:numFmt w:val="bullet"/>
+      <w:lvlText w:val="●"/>
+      <w:lvlJc w:val="left"/>
+      <w:pPr>
+        <w:ind w:left="6480" w:hanging="360"/>
+      </w:pPr>
+    </w:lvl>
+  </w:abstractNum>
+  <w:abstractNum w:abstractNumId="1" w15:restartNumberingAfterBreak="0">
+    <w:nsid w:val="2D803C93"/>
+    <w:multiLevelType w:val="hybridMultilevel"/>
+    <w:tmpl w:val="050E6D32"/>
+    <w:lvl w:ilvl="0" w:tplc="9940CD30">
       <w:start w:val="1"/>
       <w:numFmt w:val="decimal"/>
       <w:lvlText w:val="%1."/>
@@ -6490,52 +6684,52 @@
         <w:color w:val="A67C27"/>
       </w:rPr>
     </w:lvl>
-    <w:lvl w:ilvl="1" w:tplc="5BE251CE">
+    <w:lvl w:ilvl="1" w:tplc="2EB4281E">
       <w:numFmt w:val="decimal"/>
       <w:lvlText w:val=""/>
       <w:lvlJc w:val="left"/>
     </w:lvl>
-    <w:lvl w:ilvl="2" w:tplc="D9D0AF68">
+    <w:lvl w:ilvl="2" w:tplc="95AC7070">
       <w:numFmt w:val="decimal"/>
       <w:lvlText w:val=""/>
       <w:lvlJc w:val="left"/>
     </w:lvl>
-    <w:lvl w:ilvl="3" w:tplc="AD9EFC80">
+    <w:lvl w:ilvl="3" w:tplc="016E14B2">
       <w:numFmt w:val="decimal"/>
       <w:lvlText w:val=""/>
       <w:lvlJc w:val="left"/>
     </w:lvl>
-    <w:lvl w:ilvl="4" w:tplc="5792173E">
+    <w:lvl w:ilvl="4" w:tplc="75FCAB9A">
       <w:numFmt w:val="decimal"/>
       <w:lvlText w:val=""/>
       <w:lvlJc w:val="left"/>
     </w:lvl>
-    <w:lvl w:ilvl="5" w:tplc="EC8AF6AE">
+    <w:lvl w:ilvl="5" w:tplc="A9689B96">
       <w:numFmt w:val="decimal"/>
       <w:lvlText w:val=""/>
       <w:lvlJc w:val="left"/>
     </w:lvl>
-    <w:lvl w:ilvl="6" w:tplc="1B68C9EE">
+    <w:lvl w:ilvl="6" w:tplc="796C7F04">
       <w:numFmt w:val="decimal"/>
       <w:lvlText w:val=""/>
       <w:lvlJc w:val="left"/>
     </w:lvl>
-    <w:lvl w:ilvl="7" w:tplc="59BCF534">
+    <w:lvl w:ilvl="7" w:tplc="64FEC000">
       <w:numFmt w:val="decimal"/>
       <w:lvlText w:val=""/>
       <w:lvlJc w:val="left"/>
     </w:lvl>
-    <w:lvl w:ilvl="8" w:tplc="5252934A">
+    <w:lvl w:ilvl="8" w:tplc="43BC1738">
       <w:numFmt w:val="decimal"/>
       <w:lvlText w:val=""/>
       <w:lvlJc w:val="left"/>
     </w:lvl>
   </w:abstractNum>
-  <w:abstractNum w:abstractNumId="1" w15:restartNumberingAfterBreak="0">
-    <w:nsid w:val="0E3B278F"/>
+  <w:abstractNum w:abstractNumId="2" w15:restartNumberingAfterBreak="0">
+    <w:nsid w:val="39BA5379"/>
     <w:multiLevelType w:val="hybridMultilevel"/>
-    <w:tmpl w:val="94E21660"/>
-    <w:lvl w:ilvl="0" w:tplc="BD0887D6">
+    <w:tmpl w:val="41909C9E"/>
+    <w:lvl w:ilvl="0" w:tplc="DCA8C9CC">
       <w:start w:val="1"/>
       <w:numFmt w:val="decimal"/>
       <w:lvlText w:val="%1."/>
@@ -6549,52 +6743,110 @@
         <w:color w:val="A67C27"/>
       </w:rPr>
     </w:lvl>
-    <w:lvl w:ilvl="1" w:tplc="C6FC5DB2">
+    <w:lvl w:ilvl="1" w:tplc="30D6060E">
       <w:numFmt w:val="decimal"/>
       <w:lvlText w:val=""/>
       <w:lvlJc w:val="left"/>
     </w:lvl>
-    <w:lvl w:ilvl="2" w:tplc="F3905AF2">
+    <w:lvl w:ilvl="2" w:tplc="C6EAB2EE">
       <w:numFmt w:val="decimal"/>
       <w:lvlText w:val=""/>
       <w:lvlJc w:val="left"/>
     </w:lvl>
-    <w:lvl w:ilvl="3" w:tplc="4D845A22">
+    <w:lvl w:ilvl="3" w:tplc="EF681DD0">
       <w:numFmt w:val="decimal"/>
       <w:lvlText w:val=""/>
       <w:lvlJc w:val="left"/>
     </w:lvl>
-    <w:lvl w:ilvl="4" w:tplc="656A0E32">
+    <w:lvl w:ilvl="4" w:tplc="230CD438">
       <w:numFmt w:val="decimal"/>
       <w:lvlText w:val=""/>
       <w:lvlJc w:val="left"/>
     </w:lvl>
-    <w:lvl w:ilvl="5" w:tplc="064CD142">
+    <w:lvl w:ilvl="5" w:tplc="FE8A8D5C">
       <w:numFmt w:val="decimal"/>
       <w:lvlText w:val=""/>
       <w:lvlJc w:val="left"/>
     </w:lvl>
-    <w:lvl w:ilvl="6" w:tplc="6EA41EF2">
+    <w:lvl w:ilvl="6" w:tplc="9004867A">
       <w:numFmt w:val="decimal"/>
       <w:lvlText w:val=""/>
       <w:lvlJc w:val="left"/>
     </w:lvl>
-    <w:lvl w:ilvl="7" w:tplc="ADEE3240">
+    <w:lvl w:ilvl="7" w:tplc="6FA0A6CC">
       <w:numFmt w:val="decimal"/>
       <w:lvlText w:val=""/>
       <w:lvlJc w:val="left"/>
     </w:lvl>
-    <w:lvl w:ilvl="8" w:tplc="2AE031FE">
+    <w:lvl w:ilvl="8" w:tplc="8D30E21A">
       <w:numFmt w:val="decimal"/>
       <w:lvlText w:val=""/>
       <w:lvlJc w:val="left"/>
     </w:lvl>
   </w:abstractNum>
-  <w:abstractNum w:abstractNumId="2" w15:restartNumberingAfterBreak="0">
-    <w:nsid w:val="2CF73935"/>
+  <w:abstractNum w:abstractNumId="3" w15:restartNumberingAfterBreak="0">
+    <w:nsid w:val="464212DE"/>
     <w:multiLevelType w:val="hybridMultilevel"/>
-    <w:tmpl w:val="DA2C5F40"/>
-    <w:lvl w:ilvl="0" w:tplc="9E56B010">
+    <w:tmpl w:val="1CCE8D42"/>
+    <w:lvl w:ilvl="0" w:tplc="91E6C9FE">
+      <w:start w:val="1"/>
+      <w:numFmt w:val="bullet"/>
+      <w:lvlText w:val="•"/>
+      <w:lvlJc w:val="left"/>
+      <w:pPr>
+        <w:ind w:left="460" w:hanging="280"/>
+      </w:pPr>
+    </w:lvl>
+    <w:lvl w:ilvl="1" w:tplc="BED20948">
+      <w:start w:val="1"/>
+      <w:numFmt w:val="bullet"/>
+      <w:lvlText w:val="–"/>
+      <w:lvlJc w:val="left"/>
+      <w:pPr>
+        <w:ind w:left="900" w:hanging="280"/>
+      </w:pPr>
+    </w:lvl>
+    <w:lvl w:ilvl="2" w:tplc="6F186F0A">
+      <w:numFmt w:val="decimal"/>
+      <w:lvlText w:val=""/>
+      <w:lvlJc w:val="left"/>
+    </w:lvl>
+    <w:lvl w:ilvl="3" w:tplc="45C89FCA">
+      <w:numFmt w:val="decimal"/>
+      <w:lvlText w:val=""/>
+      <w:lvlJc w:val="left"/>
+    </w:lvl>
+    <w:lvl w:ilvl="4" w:tplc="838AAB2C">
+      <w:numFmt w:val="decimal"/>
+      <w:lvlText w:val=""/>
+      <w:lvlJc w:val="left"/>
+    </w:lvl>
+    <w:lvl w:ilvl="5" w:tplc="66D2DC62">
+      <w:numFmt w:val="decimal"/>
+      <w:lvlText w:val=""/>
+      <w:lvlJc w:val="left"/>
+    </w:lvl>
+    <w:lvl w:ilvl="6" w:tplc="36220B5A">
+      <w:numFmt w:val="decimal"/>
+      <w:lvlText w:val=""/>
+      <w:lvlJc w:val="left"/>
+    </w:lvl>
+    <w:lvl w:ilvl="7" w:tplc="F4CE1C34">
+      <w:numFmt w:val="decimal"/>
+      <w:lvlText w:val=""/>
+      <w:lvlJc w:val="left"/>
+    </w:lvl>
+    <w:lvl w:ilvl="8" w:tplc="5E50B99A">
+      <w:numFmt w:val="decimal"/>
+      <w:lvlText w:val=""/>
+      <w:lvlJc w:val="left"/>
+    </w:lvl>
+  </w:abstractNum>
+  <w:abstractNum w:abstractNumId="4" w15:restartNumberingAfterBreak="0">
+    <w:nsid w:val="6A4D6B84"/>
+    <w:multiLevelType w:val="hybridMultilevel"/>
+    <w:tmpl w:val="E0E2E142"/>
+    <w:lvl w:ilvl="0" w:tplc="55E0D5E6">
       <w:start w:val="1"/>
       <w:numFmt w:val="decimal"/>
       <w:lvlText w:val="%1."/>
@@ -6608,52 +6860,52 @@
         <w:color w:val="A67C27"/>
       </w:rPr>
     </w:lvl>
-    <w:lvl w:ilvl="1" w:tplc="0916CFEE">
+    <w:lvl w:ilvl="1" w:tplc="69BE043A">
       <w:numFmt w:val="decimal"/>
       <w:lvlText w:val=""/>
       <w:lvlJc w:val="left"/>
     </w:lvl>
-    <w:lvl w:ilvl="2" w:tplc="74C4EF0A">
+    <w:lvl w:ilvl="2" w:tplc="96C69EDA">
       <w:numFmt w:val="decimal"/>
       <w:lvlText w:val=""/>
       <w:lvlJc w:val="left"/>
     </w:lvl>
-    <w:lvl w:ilvl="3" w:tplc="DAD6EC88">
+    <w:lvl w:ilvl="3" w:tplc="7D7C8146">
       <w:numFmt w:val="decimal"/>
       <w:lvlText w:val=""/>
       <w:lvlJc w:val="left"/>
     </w:lvl>
-    <w:lvl w:ilvl="4" w:tplc="DD76AC6E">
+    <w:lvl w:ilvl="4" w:tplc="D39A4D5A">
       <w:numFmt w:val="decimal"/>
       <w:lvlText w:val=""/>
       <w:lvlJc w:val="left"/>
     </w:lvl>
-    <w:lvl w:ilvl="5" w:tplc="98EC2D80">
+    <w:lvl w:ilvl="5" w:tplc="01743C4C">
       <w:numFmt w:val="decimal"/>
       <w:lvlText w:val=""/>
       <w:lvlJc w:val="left"/>
     </w:lvl>
-    <w:lvl w:ilvl="6" w:tplc="E41A38C2">
+    <w:lvl w:ilvl="6" w:tplc="C1E62986">
       <w:numFmt w:val="decimal"/>
       <w:lvlText w:val=""/>
       <w:lvlJc w:val="left"/>
     </w:lvl>
-    <w:lvl w:ilvl="7" w:tplc="B498D350">
+    <w:lvl w:ilvl="7" w:tplc="585C2790">
       <w:numFmt w:val="decimal"/>
       <w:lvlText w:val=""/>
       <w:lvlJc w:val="left"/>
     </w:lvl>
-    <w:lvl w:ilvl="8" w:tplc="50F428AC">
+    <w:lvl w:ilvl="8" w:tplc="35AA05C0">
       <w:numFmt w:val="decimal"/>
       <w:lvlText w:val=""/>
       <w:lvlJc w:val="left"/>
     </w:lvl>
   </w:abstractNum>
-  <w:abstractNum w:abstractNumId="3" w15:restartNumberingAfterBreak="0">
-    <w:nsid w:val="449249B4"/>
+  <w:abstractNum w:abstractNumId="5" w15:restartNumberingAfterBreak="0">
+    <w:nsid w:val="7E5D1756"/>
     <w:multiLevelType w:val="hybridMultilevel"/>
-    <w:tmpl w:val="62220ADE"/>
-    <w:lvl w:ilvl="0" w:tplc="61545AFE">
+    <w:tmpl w:val="DBF4CC36"/>
+    <w:lvl w:ilvl="0" w:tplc="CDA4B590">
       <w:start w:val="1"/>
       <w:numFmt w:val="decimal"/>
       <w:lvlText w:val="%1."/>
@@ -6667,223 +6919,79 @@
         <w:color w:val="A67C27"/>
       </w:rPr>
     </w:lvl>
-    <w:lvl w:ilvl="1" w:tplc="27F8A420">
+    <w:lvl w:ilvl="1" w:tplc="0232ABFE">
       <w:numFmt w:val="decimal"/>
       <w:lvlText w:val=""/>
       <w:lvlJc w:val="left"/>
     </w:lvl>
-    <w:lvl w:ilvl="2" w:tplc="C8A03D3E">
+    <w:lvl w:ilvl="2" w:tplc="AD983812">
       <w:numFmt w:val="decimal"/>
       <w:lvlText w:val=""/>
       <w:lvlJc w:val="left"/>
     </w:lvl>
-    <w:lvl w:ilvl="3" w:tplc="D81A15CC">
+    <w:lvl w:ilvl="3" w:tplc="827443B2">
       <w:numFmt w:val="decimal"/>
       <w:lvlText w:val=""/>
       <w:lvlJc w:val="left"/>
     </w:lvl>
-    <w:lvl w:ilvl="4" w:tplc="9822C108">
+    <w:lvl w:ilvl="4" w:tplc="7EE46C44">
       <w:numFmt w:val="decimal"/>
       <w:lvlText w:val=""/>
       <w:lvlJc w:val="left"/>
     </w:lvl>
-    <w:lvl w:ilvl="5" w:tplc="F68E5D92">
+    <w:lvl w:ilvl="5" w:tplc="E1D2DD72">
       <w:numFmt w:val="decimal"/>
       <w:lvlText w:val=""/>
       <w:lvlJc w:val="left"/>
     </w:lvl>
-    <w:lvl w:ilvl="6" w:tplc="403A595C">
+    <w:lvl w:ilvl="6" w:tplc="F7C4DC4A">
       <w:numFmt w:val="decimal"/>
       <w:lvlText w:val=""/>
       <w:lvlJc w:val="left"/>
     </w:lvl>
-    <w:lvl w:ilvl="7" w:tplc="7862AE96">
+    <w:lvl w:ilvl="7" w:tplc="92B4A98C">
       <w:numFmt w:val="decimal"/>
       <w:lvlText w:val=""/>
       <w:lvlJc w:val="left"/>
     </w:lvl>
-    <w:lvl w:ilvl="8" w:tplc="2F10ECA8">
+    <w:lvl w:ilvl="8" w:tplc="09F8BC62">
       <w:numFmt w:val="decimal"/>
       <w:lvlText w:val=""/>
       <w:lvlJc w:val="left"/>
     </w:lvl>
   </w:abstractNum>
-  <w:abstractNum w:abstractNumId="4" w15:restartNumberingAfterBreak="0">
-    <w:nsid w:val="45E21F48"/>
-    <w:multiLevelType w:val="hybridMultilevel"/>
-    <w:tmpl w:val="9CCA864E"/>
-    <w:lvl w:ilvl="0" w:tplc="E3084E72">
-      <w:start w:val="1"/>
-      <w:numFmt w:val="bullet"/>
-      <w:lvlText w:val="•"/>
-      <w:lvlJc w:val="left"/>
-      <w:pPr>
-        <w:ind w:left="460" w:hanging="280"/>
-      </w:pPr>
-    </w:lvl>
-    <w:lvl w:ilvl="1" w:tplc="00B0C06A">
-      <w:start w:val="1"/>
-      <w:numFmt w:val="bullet"/>
-      <w:lvlText w:val="–"/>
-      <w:lvlJc w:val="left"/>
-      <w:pPr>
-        <w:ind w:left="900" w:hanging="280"/>
-      </w:pPr>
-    </w:lvl>
-    <w:lvl w:ilvl="2" w:tplc="18A494C4">
-      <w:numFmt w:val="decimal"/>
-      <w:lvlText w:val=""/>
-      <w:lvlJc w:val="left"/>
-    </w:lvl>
-    <w:lvl w:ilvl="3" w:tplc="A4A4A586">
-      <w:numFmt w:val="decimal"/>
-      <w:lvlText w:val=""/>
-      <w:lvlJc w:val="left"/>
-    </w:lvl>
-    <w:lvl w:ilvl="4" w:tplc="867CCA08">
-      <w:numFmt w:val="decimal"/>
-      <w:lvlText w:val=""/>
-      <w:lvlJc w:val="left"/>
-    </w:lvl>
-    <w:lvl w:ilvl="5" w:tplc="30BE2FFC">
-      <w:numFmt w:val="decimal"/>
-      <w:lvlText w:val=""/>
-      <w:lvlJc w:val="left"/>
-    </w:lvl>
-    <w:lvl w:ilvl="6" w:tplc="3892ACA8">
-      <w:numFmt w:val="decimal"/>
-      <w:lvlText w:val=""/>
-      <w:lvlJc w:val="left"/>
-    </w:lvl>
-    <w:lvl w:ilvl="7" w:tplc="138E9086">
-      <w:numFmt w:val="decimal"/>
-      <w:lvlText w:val=""/>
-      <w:lvlJc w:val="left"/>
-    </w:lvl>
-    <w:lvl w:ilvl="8" w:tplc="E382B1CE">
-      <w:numFmt w:val="decimal"/>
-      <w:lvlText w:val=""/>
-      <w:lvlJc w:val="left"/>
-    </w:lvl>
-  </w:abstractNum>
-  <w:abstractNum w:abstractNumId="5" w15:restartNumberingAfterBreak="0">
-    <w:nsid w:val="74CA30B7"/>
-    <w:multiLevelType w:val="hybridMultilevel"/>
-    <w:tmpl w:val="1982D1D6"/>
-    <w:lvl w:ilvl="0" w:tplc="A98E1A04">
-      <w:start w:val="1"/>
-      <w:numFmt w:val="bullet"/>
-      <w:lvlText w:val="●"/>
-      <w:lvlJc w:val="left"/>
-      <w:pPr>
-        <w:ind w:left="720" w:hanging="360"/>
-      </w:pPr>
-    </w:lvl>
-    <w:lvl w:ilvl="1" w:tplc="8C484098">
-      <w:start w:val="1"/>
-      <w:numFmt w:val="bullet"/>
-      <w:lvlText w:val="○"/>
-      <w:lvlJc w:val="left"/>
-      <w:pPr>
-        <w:ind w:left="1440" w:hanging="360"/>
-      </w:pPr>
-    </w:lvl>
-    <w:lvl w:ilvl="2" w:tplc="9A2E682E">
-      <w:start w:val="1"/>
-      <w:numFmt w:val="bullet"/>
-      <w:lvlText w:val="■"/>
-      <w:lvlJc w:val="left"/>
-      <w:pPr>
-        <w:ind w:left="2160" w:hanging="360"/>
-      </w:pPr>
-    </w:lvl>
-    <w:lvl w:ilvl="3" w:tplc="3948DDB8">
-      <w:start w:val="1"/>
-      <w:numFmt w:val="bullet"/>
-      <w:lvlText w:val="●"/>
-      <w:lvlJc w:val="left"/>
-      <w:pPr>
-        <w:ind w:left="2880" w:hanging="360"/>
-      </w:pPr>
-    </w:lvl>
-    <w:lvl w:ilvl="4" w:tplc="55F2BD14">
-      <w:start w:val="1"/>
-      <w:numFmt w:val="bullet"/>
-      <w:lvlText w:val="○"/>
-      <w:lvlJc w:val="left"/>
-      <w:pPr>
-        <w:ind w:left="3600" w:hanging="360"/>
-      </w:pPr>
-    </w:lvl>
-    <w:lvl w:ilvl="5" w:tplc="58A4082E">
-      <w:start w:val="1"/>
-      <w:numFmt w:val="bullet"/>
-      <w:lvlText w:val="■"/>
-      <w:lvlJc w:val="left"/>
-      <w:pPr>
-        <w:ind w:left="4320" w:hanging="360"/>
-      </w:pPr>
-    </w:lvl>
-    <w:lvl w:ilvl="6" w:tplc="43F67ED6">
-      <w:start w:val="1"/>
-      <w:numFmt w:val="bullet"/>
-      <w:lvlText w:val="●"/>
-      <w:lvlJc w:val="left"/>
-      <w:pPr>
-        <w:ind w:left="5040" w:hanging="360"/>
-      </w:pPr>
-    </w:lvl>
-    <w:lvl w:ilvl="7" w:tplc="6A42F18A">
-      <w:start w:val="1"/>
-      <w:numFmt w:val="bullet"/>
-      <w:lvlText w:val="●"/>
-      <w:lvlJc w:val="left"/>
-      <w:pPr>
-        <w:ind w:left="5760" w:hanging="360"/>
-      </w:pPr>
-    </w:lvl>
-    <w:lvl w:ilvl="8" w:tplc="F8C2F270">
-      <w:start w:val="1"/>
-      <w:numFmt w:val="bullet"/>
-      <w:lvlText w:val="●"/>
-      <w:lvlJc w:val="left"/>
-      <w:pPr>
-        <w:ind w:left="6480" w:hanging="360"/>
-      </w:pPr>
-    </w:lvl>
-  </w:abstractNum>
-  <w:num w:numId="1" w16cid:durableId="1002783508">
-    <w:abstractNumId w:val="5"/>
+  <w:num w:numId="1" w16cid:durableId="1602255305">
+    <w:abstractNumId w:val="0"/>
     <w:lvlOverride w:ilvl="0">
       <w:startOverride w:val="1"/>
     </w:lvlOverride>
   </w:num>
-  <w:num w:numId="2" w16cid:durableId="1911502881">
+  <w:num w:numId="2" w16cid:durableId="1036544610">
+    <w:abstractNumId w:val="3"/>
+    <w:lvlOverride w:ilvl="0">
+      <w:startOverride w:val="1"/>
+    </w:lvlOverride>
+  </w:num>
+  <w:num w:numId="3" w16cid:durableId="1338121897">
+    <w:abstractNumId w:val="1"/>
+    <w:lvlOverride w:ilvl="0">
+      <w:startOverride w:val="1"/>
+    </w:lvlOverride>
+  </w:num>
+  <w:num w:numId="4" w16cid:durableId="1479373845">
+    <w:abstractNumId w:val="2"/>
+    <w:lvlOverride w:ilvl="0">
+      <w:startOverride w:val="1"/>
+    </w:lvlOverride>
+  </w:num>
+  <w:num w:numId="5" w16cid:durableId="1688798142">
     <w:abstractNumId w:val="4"/>
     <w:lvlOverride w:ilvl="0">
       <w:startOverride w:val="1"/>
     </w:lvlOverride>
   </w:num>
-  <w:num w:numId="3" w16cid:durableId="1875582569">
-    <w:abstractNumId w:val="2"/>
-    <w:lvlOverride w:ilvl="0">
-      <w:startOverride w:val="1"/>
-    </w:lvlOverride>
-  </w:num>
-  <w:num w:numId="4" w16cid:durableId="79984856">
-    <w:abstractNumId w:val="3"/>
-    <w:lvlOverride w:ilvl="0">
-      <w:startOverride w:val="1"/>
-    </w:lvlOverride>
-  </w:num>
-  <w:num w:numId="5" w16cid:durableId="1697388473">
-    <w:abstractNumId w:val="1"/>
-    <w:lvlOverride w:ilvl="0">
-      <w:startOverride w:val="1"/>
-    </w:lvlOverride>
-  </w:num>
-  <w:num w:numId="6" w16cid:durableId="582221949">
-    <w:abstractNumId w:val="0"/>
+  <w:num w:numId="6" w16cid:durableId="47192964">
+    <w:abstractNumId w:val="5"/>
     <w:lvlOverride w:ilvl="0">
       <w:startOverride w:val="1"/>
     </w:lvlOverride>
@@ -7509,7 +7617,7 @@
     <w:autoRedefine/>
     <w:uiPriority w:val="39"/>
     <w:unhideWhenUsed/>
-    <w:rsid w:val="002820BB"/>
+    <w:rsid w:val="00DC29EF"/>
     <w:pPr>
       <w:spacing w:after="100"/>
     </w:pPr>
@@ -7521,7 +7629,7 @@
     <w:autoRedefine/>
     <w:uiPriority w:val="39"/>
     <w:unhideWhenUsed/>
-    <w:rsid w:val="002820BB"/>
+    <w:rsid w:val="00DC29EF"/>
     <w:pPr>
       <w:spacing w:after="100"/>
       <w:ind w:left="210"/>

--- a/docs/manuals/Respondent_Guide.docx
+++ b/docs/manuals/Respondent_Guide.docx
@@ -469,7 +469,7 @@
                 <w:sz w:val="19"/>
                 <w:szCs w:val="19"/>
               </w:rPr>
-              <w:t>Version 1.18 · 4 October 2026</w:t>
+              <w:t>Version 1.19 · 4 October 2026</w:t>
             </w:r>
           </w:p>
         </w:tc>
@@ -538,7 +538,7 @@
     <w:sdt>
       <w:sdtPr>
         <w:alias w:val="Contents"/>
-        <w:id w:val="915285016"/>
+        <w:id w:val="-906064282"/>
       </w:sdtPr>
       <w:sdtEndPr/>
       <w:sdtContent>
@@ -567,7 +567,7 @@
           <w:r>
             <w:fldChar w:fldCharType="separate"/>
           </w:r>
-          <w:hyperlink w:anchor="_Toc241998155" w:history="1">
+          <w:hyperlink w:anchor="_Toc242008810" w:history="1">
             <w:r>
               <w:rPr>
                 <w:rStyle w:val="Hyperlink"/>
@@ -591,7 +591,7 @@
               <w:rPr>
                 <w:noProof/>
               </w:rPr>
-              <w:instrText xml:space="preserve"> PAGEREF _Toc241998155 \h </w:instrText>
+              <w:instrText xml:space="preserve"> PAGEREF _Toc242008810 \h </w:instrText>
             </w:r>
             <w:r>
               <w:rPr>
@@ -634,7 +634,7 @@
               <w14:ligatures w14:val="standardContextual"/>
             </w:rPr>
           </w:pPr>
-          <w:hyperlink w:anchor="_Toc241998156" w:history="1">
+          <w:hyperlink w:anchor="_Toc242008811" w:history="1">
             <w:r>
               <w:rPr>
                 <w:rStyle w:val="Hyperlink"/>
@@ -658,7 +658,7 @@
               <w:rPr>
                 <w:noProof/>
               </w:rPr>
-              <w:instrText xml:space="preserve"> PAGEREF _Toc241998156 \h </w:instrText>
+              <w:instrText xml:space="preserve"> PAGEREF _Toc242008811 \h </w:instrText>
             </w:r>
             <w:r>
               <w:rPr>
@@ -701,7 +701,7 @@
               <w14:ligatures w14:val="standardContextual"/>
             </w:rPr>
           </w:pPr>
-          <w:hyperlink w:anchor="_Toc241998157" w:history="1">
+          <w:hyperlink w:anchor="_Toc242008812" w:history="1">
             <w:r>
               <w:rPr>
                 <w:rStyle w:val="Hyperlink"/>
@@ -725,7 +725,7 @@
               <w:rPr>
                 <w:noProof/>
               </w:rPr>
-              <w:instrText xml:space="preserve"> PAGEREF _Toc241998157 \h </w:instrText>
+              <w:instrText xml:space="preserve"> PAGEREF _Toc242008812 \h </w:instrText>
             </w:r>
             <w:r>
               <w:rPr>
@@ -768,7 +768,7 @@
               <w14:ligatures w14:val="standardContextual"/>
             </w:rPr>
           </w:pPr>
-          <w:hyperlink w:anchor="_Toc241998158" w:history="1">
+          <w:hyperlink w:anchor="_Toc242008813" w:history="1">
             <w:r>
               <w:rPr>
                 <w:rStyle w:val="Hyperlink"/>
@@ -792,7 +792,7 @@
               <w:rPr>
                 <w:noProof/>
               </w:rPr>
-              <w:instrText xml:space="preserve"> PAGEREF _Toc241998158 \h </w:instrText>
+              <w:instrText xml:space="preserve"> PAGEREF _Toc242008813 \h </w:instrText>
             </w:r>
             <w:r>
               <w:rPr>
@@ -835,7 +835,7 @@
               <w14:ligatures w14:val="standardContextual"/>
             </w:rPr>
           </w:pPr>
-          <w:hyperlink w:anchor="_Toc241998159" w:history="1">
+          <w:hyperlink w:anchor="_Toc242008814" w:history="1">
             <w:r>
               <w:rPr>
                 <w:rStyle w:val="Hyperlink"/>
@@ -859,7 +859,7 @@
               <w:rPr>
                 <w:noProof/>
               </w:rPr>
-              <w:instrText xml:space="preserve"> PAGEREF _Toc241998159 \h </w:instrText>
+              <w:instrText xml:space="preserve"> PAGEREF _Toc242008814 \h </w:instrText>
             </w:r>
             <w:r>
               <w:rPr>
@@ -902,7 +902,7 @@
               <w14:ligatures w14:val="standardContextual"/>
             </w:rPr>
           </w:pPr>
-          <w:hyperlink w:anchor="_Toc241998160" w:history="1">
+          <w:hyperlink w:anchor="_Toc242008815" w:history="1">
             <w:r>
               <w:rPr>
                 <w:rStyle w:val="Hyperlink"/>
@@ -926,7 +926,7 @@
               <w:rPr>
                 <w:noProof/>
               </w:rPr>
-              <w:instrText xml:space="preserve"> PAGEREF _Toc241998160 \h </w:instrText>
+              <w:instrText xml:space="preserve"> PAGEREF _Toc242008815 \h </w:instrText>
             </w:r>
             <w:r>
               <w:rPr>
@@ -969,7 +969,7 @@
               <w14:ligatures w14:val="standardContextual"/>
             </w:rPr>
           </w:pPr>
-          <w:hyperlink w:anchor="_Toc241998161" w:history="1">
+          <w:hyperlink w:anchor="_Toc242008816" w:history="1">
             <w:r>
               <w:rPr>
                 <w:rStyle w:val="Hyperlink"/>
@@ -993,7 +993,7 @@
               <w:rPr>
                 <w:noProof/>
               </w:rPr>
-              <w:instrText xml:space="preserve"> PAGEREF _Toc241998161 \h </w:instrText>
+              <w:instrText xml:space="preserve"> PAGEREF _Toc242008816 \h </w:instrText>
             </w:r>
             <w:r>
               <w:rPr>
@@ -1036,7 +1036,7 @@
               <w14:ligatures w14:val="standardContextual"/>
             </w:rPr>
           </w:pPr>
-          <w:hyperlink w:anchor="_Toc241998162" w:history="1">
+          <w:hyperlink w:anchor="_Toc242008817" w:history="1">
             <w:r>
               <w:rPr>
                 <w:rStyle w:val="Hyperlink"/>
@@ -1060,7 +1060,7 @@
               <w:rPr>
                 <w:noProof/>
               </w:rPr>
-              <w:instrText xml:space="preserve"> PAGEREF _Toc241998162 \h </w:instrText>
+              <w:instrText xml:space="preserve"> PAGEREF _Toc242008817 \h </w:instrText>
             </w:r>
             <w:r>
               <w:rPr>
@@ -1103,7 +1103,7 @@
               <w14:ligatures w14:val="standardContextual"/>
             </w:rPr>
           </w:pPr>
-          <w:hyperlink w:anchor="_Toc241998163" w:history="1">
+          <w:hyperlink w:anchor="_Toc242008818" w:history="1">
             <w:r>
               <w:rPr>
                 <w:rStyle w:val="Hyperlink"/>
@@ -1127,7 +1127,7 @@
               <w:rPr>
                 <w:noProof/>
               </w:rPr>
-              <w:instrText xml:space="preserve"> PAGEREF _Toc241998163 \h </w:instrText>
+              <w:instrText xml:space="preserve"> PAGEREF _Toc242008818 \h </w:instrText>
             </w:r>
             <w:r>
               <w:rPr>
@@ -1170,7 +1170,7 @@
               <w14:ligatures w14:val="standardContextual"/>
             </w:rPr>
           </w:pPr>
-          <w:hyperlink w:anchor="_Toc241998164" w:history="1">
+          <w:hyperlink w:anchor="_Toc242008819" w:history="1">
             <w:r>
               <w:rPr>
                 <w:rStyle w:val="Hyperlink"/>
@@ -1194,7 +1194,7 @@
               <w:rPr>
                 <w:noProof/>
               </w:rPr>
-              <w:instrText xml:space="preserve"> PAGEREF _Toc241998164 \h </w:instrText>
+              <w:instrText xml:space="preserve"> PAGEREF _Toc242008819 \h </w:instrText>
             </w:r>
             <w:r>
               <w:rPr>
@@ -1237,7 +1237,7 @@
               <w14:ligatures w14:val="standardContextual"/>
             </w:rPr>
           </w:pPr>
-          <w:hyperlink w:anchor="_Toc241998165" w:history="1">
+          <w:hyperlink w:anchor="_Toc242008820" w:history="1">
             <w:r>
               <w:rPr>
                 <w:rStyle w:val="Hyperlink"/>
@@ -1261,7 +1261,7 @@
               <w:rPr>
                 <w:noProof/>
               </w:rPr>
-              <w:instrText xml:space="preserve"> PAGEREF _Toc241998165 \h </w:instrText>
+              <w:instrText xml:space="preserve"> PAGEREF _Toc242008820 \h </w:instrText>
             </w:r>
             <w:r>
               <w:rPr>
@@ -1304,7 +1304,7 @@
               <w14:ligatures w14:val="standardContextual"/>
             </w:rPr>
           </w:pPr>
-          <w:hyperlink w:anchor="_Toc241998166" w:history="1">
+          <w:hyperlink w:anchor="_Toc242008821" w:history="1">
             <w:r>
               <w:rPr>
                 <w:rStyle w:val="Hyperlink"/>
@@ -1328,7 +1328,7 @@
               <w:rPr>
                 <w:noProof/>
               </w:rPr>
-              <w:instrText xml:space="preserve"> PAGEREF _Toc241998166 \h </w:instrText>
+              <w:instrText xml:space="preserve"> PAGEREF _Toc242008821 \h </w:instrText>
             </w:r>
             <w:r>
               <w:rPr>
@@ -1371,7 +1371,7 @@
               <w14:ligatures w14:val="standardContextual"/>
             </w:rPr>
           </w:pPr>
-          <w:hyperlink w:anchor="_Toc241998167" w:history="1">
+          <w:hyperlink w:anchor="_Toc242008822" w:history="1">
             <w:r>
               <w:rPr>
                 <w:rStyle w:val="Hyperlink"/>
@@ -1395,7 +1395,7 @@
               <w:rPr>
                 <w:noProof/>
               </w:rPr>
-              <w:instrText xml:space="preserve"> PAGEREF _Toc241998167 \h </w:instrText>
+              <w:instrText xml:space="preserve"> PAGEREF _Toc242008822 \h </w:instrText>
             </w:r>
             <w:r>
               <w:rPr>
@@ -1438,7 +1438,7 @@
               <w14:ligatures w14:val="standardContextual"/>
             </w:rPr>
           </w:pPr>
-          <w:hyperlink w:anchor="_Toc241998168" w:history="1">
+          <w:hyperlink w:anchor="_Toc242008823" w:history="1">
             <w:r>
               <w:rPr>
                 <w:rStyle w:val="Hyperlink"/>
@@ -1462,7 +1462,7 @@
               <w:rPr>
                 <w:noProof/>
               </w:rPr>
-              <w:instrText xml:space="preserve"> PAGEREF _Toc241998168 \h </w:instrText>
+              <w:instrText xml:space="preserve"> PAGEREF _Toc242008823 \h </w:instrText>
             </w:r>
             <w:r>
               <w:rPr>
@@ -1505,7 +1505,7 @@
               <w14:ligatures w14:val="standardContextual"/>
             </w:rPr>
           </w:pPr>
-          <w:hyperlink w:anchor="_Toc241998169" w:history="1">
+          <w:hyperlink w:anchor="_Toc242008824" w:history="1">
             <w:r>
               <w:rPr>
                 <w:rStyle w:val="Hyperlink"/>
@@ -1529,7 +1529,7 @@
               <w:rPr>
                 <w:noProof/>
               </w:rPr>
-              <w:instrText xml:space="preserve"> PAGEREF _Toc241998169 \h </w:instrText>
+              <w:instrText xml:space="preserve"> PAGEREF _Toc242008824 \h </w:instrText>
             </w:r>
             <w:r>
               <w:rPr>
@@ -1572,7 +1572,7 @@
               <w14:ligatures w14:val="standardContextual"/>
             </w:rPr>
           </w:pPr>
-          <w:hyperlink w:anchor="_Toc241998170" w:history="1">
+          <w:hyperlink w:anchor="_Toc242008825" w:history="1">
             <w:r>
               <w:rPr>
                 <w:rStyle w:val="Hyperlink"/>
@@ -1596,7 +1596,7 @@
               <w:rPr>
                 <w:noProof/>
               </w:rPr>
-              <w:instrText xml:space="preserve"> PAGEREF _Toc241998170 \h </w:instrText>
+              <w:instrText xml:space="preserve"> PAGEREF _Toc242008825 \h </w:instrText>
             </w:r>
             <w:r>
               <w:rPr>
@@ -1639,7 +1639,7 @@
               <w14:ligatures w14:val="standardContextual"/>
             </w:rPr>
           </w:pPr>
-          <w:hyperlink w:anchor="_Toc241998171" w:history="1">
+          <w:hyperlink w:anchor="_Toc242008826" w:history="1">
             <w:r>
               <w:rPr>
                 <w:rStyle w:val="Hyperlink"/>
@@ -1663,7 +1663,7 @@
               <w:rPr>
                 <w:noProof/>
               </w:rPr>
-              <w:instrText xml:space="preserve"> PAGEREF _Toc241998171 \h </w:instrText>
+              <w:instrText xml:space="preserve"> PAGEREF _Toc242008826 \h </w:instrText>
             </w:r>
             <w:r>
               <w:rPr>
@@ -1706,7 +1706,7 @@
               <w14:ligatures w14:val="standardContextual"/>
             </w:rPr>
           </w:pPr>
-          <w:hyperlink w:anchor="_Toc241998172" w:history="1">
+          <w:hyperlink w:anchor="_Toc242008827" w:history="1">
             <w:r>
               <w:rPr>
                 <w:rStyle w:val="Hyperlink"/>
@@ -1730,7 +1730,7 @@
               <w:rPr>
                 <w:noProof/>
               </w:rPr>
-              <w:instrText xml:space="preserve"> PAGEREF _Toc241998172 \h </w:instrText>
+              <w:instrText xml:space="preserve"> PAGEREF _Toc242008827 \h </w:instrText>
             </w:r>
             <w:r>
               <w:rPr>
@@ -1773,7 +1773,7 @@
               <w14:ligatures w14:val="standardContextual"/>
             </w:rPr>
           </w:pPr>
-          <w:hyperlink w:anchor="_Toc241998173" w:history="1">
+          <w:hyperlink w:anchor="_Toc242008828" w:history="1">
             <w:r>
               <w:rPr>
                 <w:rStyle w:val="Hyperlink"/>
@@ -1797,7 +1797,7 @@
               <w:rPr>
                 <w:noProof/>
               </w:rPr>
-              <w:instrText xml:space="preserve"> PAGEREF _Toc241998173 \h </w:instrText>
+              <w:instrText xml:space="preserve"> PAGEREF _Toc242008828 \h </w:instrText>
             </w:r>
             <w:r>
               <w:rPr>
@@ -1840,7 +1840,7 @@
               <w14:ligatures w14:val="standardContextual"/>
             </w:rPr>
           </w:pPr>
-          <w:hyperlink w:anchor="_Toc241998174" w:history="1">
+          <w:hyperlink w:anchor="_Toc242008829" w:history="1">
             <w:r>
               <w:rPr>
                 <w:rStyle w:val="Hyperlink"/>
@@ -1864,7 +1864,7 @@
               <w:rPr>
                 <w:noProof/>
               </w:rPr>
-              <w:instrText xml:space="preserve"> PAGEREF _Toc241998174 \h </w:instrText>
+              <w:instrText xml:space="preserve"> PAGEREF _Toc242008829 \h </w:instrText>
             </w:r>
             <w:r>
               <w:rPr>
@@ -1907,7 +1907,7 @@
               <w14:ligatures w14:val="standardContextual"/>
             </w:rPr>
           </w:pPr>
-          <w:hyperlink w:anchor="_Toc241998175" w:history="1">
+          <w:hyperlink w:anchor="_Toc242008830" w:history="1">
             <w:r>
               <w:rPr>
                 <w:rStyle w:val="Hyperlink"/>
@@ -1931,7 +1931,7 @@
               <w:rPr>
                 <w:noProof/>
               </w:rPr>
-              <w:instrText xml:space="preserve"> PAGEREF _Toc241998175 \h </w:instrText>
+              <w:instrText xml:space="preserve"> PAGEREF _Toc242008830 \h </w:instrText>
             </w:r>
             <w:r>
               <w:rPr>
@@ -1974,7 +1974,7 @@
               <w14:ligatures w14:val="standardContextual"/>
             </w:rPr>
           </w:pPr>
-          <w:hyperlink w:anchor="_Toc241998176" w:history="1">
+          <w:hyperlink w:anchor="_Toc242008831" w:history="1">
             <w:r>
               <w:rPr>
                 <w:rStyle w:val="Hyperlink"/>
@@ -1998,7 +1998,7 @@
               <w:rPr>
                 <w:noProof/>
               </w:rPr>
-              <w:instrText xml:space="preserve"> PAGEREF _Toc241998176 \h </w:instrText>
+              <w:instrText xml:space="preserve"> PAGEREF _Toc242008831 \h </w:instrText>
             </w:r>
             <w:r>
               <w:rPr>
@@ -2041,7 +2041,7 @@
               <w14:ligatures w14:val="standardContextual"/>
             </w:rPr>
           </w:pPr>
-          <w:hyperlink w:anchor="_Toc241998177" w:history="1">
+          <w:hyperlink w:anchor="_Toc242008832" w:history="1">
             <w:r>
               <w:rPr>
                 <w:rStyle w:val="Hyperlink"/>
@@ -2065,7 +2065,7 @@
               <w:rPr>
                 <w:noProof/>
               </w:rPr>
-              <w:instrText xml:space="preserve"> PAGEREF _Toc241998177 \h </w:instrText>
+              <w:instrText xml:space="preserve"> PAGEREF _Toc242008832 \h </w:instrText>
             </w:r>
             <w:r>
               <w:rPr>
@@ -2104,7 +2104,7 @@
         <w:pStyle w:val="Heading1"/>
         <w:pageBreakBefore/>
       </w:pPr>
-      <w:bookmarkStart w:id="0" w:name="_Toc241998155"/>
+      <w:bookmarkStart w:id="0" w:name="_Toc242008810"/>
       <w:r>
         <w:lastRenderedPageBreak/>
         <w:t>1. Welcome</w:t>
@@ -2520,7 +2520,7 @@
       <w:pPr>
         <w:pStyle w:val="Heading2"/>
       </w:pPr>
-      <w:bookmarkStart w:id="1" w:name="_Toc241998156"/>
+      <w:bookmarkStart w:id="1" w:name="_Toc242008811"/>
       <w:r>
         <w:t>What you should know first</w:t>
       </w:r>
@@ -2638,7 +2638,7 @@
         <w:pStyle w:val="Heading1"/>
         <w:pageBreakBefore/>
       </w:pPr>
-      <w:bookmarkStart w:id="2" w:name="_Toc241998157"/>
+      <w:bookmarkStart w:id="2" w:name="_Toc242008812"/>
       <w:r>
         <w:lastRenderedPageBreak/>
         <w:t>2. What you need</w:t>
@@ -2867,7 +2867,7 @@
         <w:pStyle w:val="Heading1"/>
         <w:pageBreakBefore/>
       </w:pPr>
-      <w:bookmarkStart w:id="3" w:name="_Toc241998158"/>
+      <w:bookmarkStart w:id="3" w:name="_Toc242008813"/>
       <w:r>
         <w:lastRenderedPageBreak/>
         <w:t>3. Taking part, step by step</w:t>
@@ -2878,7 +2878,7 @@
       <w:pPr>
         <w:pStyle w:val="Heading2"/>
       </w:pPr>
-      <w:bookmarkStart w:id="4" w:name="_Toc241998159"/>
+      <w:bookmarkStart w:id="4" w:name="_Toc242008814"/>
       <w:r>
         <w:t>Step 1 — Open your link</w:t>
       </w:r>
@@ -2896,7 +2896,7 @@
       <w:pPr>
         <w:pStyle w:val="Heading2"/>
       </w:pPr>
-      <w:bookmarkStart w:id="5" w:name="_Toc241998160"/>
+      <w:bookmarkStart w:id="5" w:name="_Toc242008815"/>
       <w:r>
         <w:t>Step 2 — Confirm your organisation</w:t>
       </w:r>
@@ -2931,7 +2931,7 @@
           <w:noProof/>
         </w:rPr>
         <w:drawing>
-          <wp:inline distT="0" distB="0" distL="0" distR="0" wp14:anchorId="3416B790" wp14:editId="668CED92">
+          <wp:inline distT="0" distB="0" distL="0" distR="0" wp14:anchorId="67082C9B" wp14:editId="3FA431B7">
             <wp:extent cx="2476500" cy="3362325"/>
             <wp:effectExtent l="0" t="0" r="0" b="0"/>
             <wp:docPr id="1" name="resp_01_confirm.jpg" descr="Confirming the organisation." title="Confirming the organisation."/>
@@ -3000,7 +3000,7 @@
       <w:pPr>
         <w:pStyle w:val="Heading2"/>
       </w:pPr>
-      <w:bookmarkStart w:id="6" w:name="_Toc241998161"/>
+      <w:bookmarkStart w:id="6" w:name="_Toc242008816"/>
       <w:r>
         <w:t>Step 3 — Tell us a little about you</w:t>
       </w:r>
@@ -3092,7 +3092,7 @@
         </w:rPr>
         <w:lastRenderedPageBreak/>
         <w:drawing>
-          <wp:inline distT="0" distB="0" distL="0" distR="0" wp14:anchorId="4782E736" wp14:editId="03ECCF0C">
+          <wp:inline distT="0" distB="0" distL="0" distR="0" wp14:anchorId="1914198B" wp14:editId="332497BA">
             <wp:extent cx="2476500" cy="3362325"/>
             <wp:effectExtent l="0" t="0" r="0" b="0"/>
             <wp:docPr id="2" name="resp_02_eligibility.jpg" descr="A little about you." title="A little about you."/>
@@ -3247,7 +3247,7 @@
       <w:pPr>
         <w:pStyle w:val="Heading2"/>
       </w:pPr>
-      <w:bookmarkStart w:id="7" w:name="_Toc241998162"/>
+      <w:bookmarkStart w:id="7" w:name="_Toc242008817"/>
       <w:r>
         <w:t>Step 4 — Read the participant information</w:t>
       </w:r>
@@ -3303,7 +3303,7 @@
         </w:rPr>
         <w:lastRenderedPageBreak/>
         <w:drawing>
-          <wp:inline distT="0" distB="0" distL="0" distR="0" wp14:anchorId="2ECFBD54" wp14:editId="729EFB4E">
+          <wp:inline distT="0" distB="0" distL="0" distR="0" wp14:anchorId="1DDD972F" wp14:editId="58FDAD08">
             <wp:extent cx="1076325" cy="4953000"/>
             <wp:effectExtent l="0" t="0" r="0" b="0"/>
             <wp:docPr id="3" name="resp_03_information_top.jpg" descr="Participant Information." title="Participant Information."/>
@@ -3372,7 +3372,7 @@
       <w:pPr>
         <w:pStyle w:val="Heading2"/>
       </w:pPr>
-      <w:bookmarkStart w:id="8" w:name="_Toc241998163"/>
+      <w:bookmarkStart w:id="8" w:name="_Toc242008818"/>
       <w:r>
         <w:t>Step 5 — Give your decision</w:t>
       </w:r>
@@ -3464,7 +3464,7 @@
         </w:rPr>
         <w:lastRenderedPageBreak/>
         <w:drawing>
-          <wp:inline distT="0" distB="0" distL="0" distR="0" wp14:anchorId="581BDD97" wp14:editId="4010C63E">
+          <wp:inline distT="0" distB="0" distL="0" distR="0" wp14:anchorId="16E3E646" wp14:editId="4005C127">
             <wp:extent cx="2476500" cy="4419600"/>
             <wp:effectExtent l="0" t="0" r="0" b="0"/>
             <wp:docPr id="4" name="resp_04_consent.jpg" descr="Your consent." title="Your consent."/>
@@ -3533,7 +3533,7 @@
       <w:pPr>
         <w:pStyle w:val="Heading2"/>
       </w:pPr>
-      <w:bookmarkStart w:id="9" w:name="_Toc241998164"/>
+      <w:bookmarkStart w:id="9" w:name="_Toc242008819"/>
       <w:r>
         <w:t>Step 6 — Check what we already know (only if shown)</w:t>
       </w:r>
@@ -3621,7 +3621,7 @@
       <w:pPr>
         <w:pStyle w:val="Heading2"/>
       </w:pPr>
-      <w:bookmarkStart w:id="10" w:name="_Toc241998165"/>
+      <w:bookmarkStart w:id="10" w:name="_Toc242008820"/>
       <w:r>
         <w:t>Step 7 — Choose how you would like to take part</w:t>
       </w:r>
@@ -3963,7 +3963,7 @@
         </w:rPr>
         <w:lastRenderedPageBreak/>
         <w:drawing>
-          <wp:inline distT="0" distB="0" distL="0" distR="0" wp14:anchorId="5E9210F0" wp14:editId="24A0ADEB">
+          <wp:inline distT="0" distB="0" distL="0" distR="0" wp14:anchorId="37CFD813" wp14:editId="3BA121C0">
             <wp:extent cx="2476500" cy="4533900"/>
             <wp:effectExtent l="0" t="0" r="0" b="0"/>
             <wp:docPr id="5" name="resp_06_choice.jpg" descr="How would you like to take part?" title="How would you like to take part?"/>
@@ -4032,7 +4032,7 @@
       <w:pPr>
         <w:pStyle w:val="Heading2"/>
       </w:pPr>
-      <w:bookmarkStart w:id="11" w:name="_Toc241998166"/>
+      <w:bookmarkStart w:id="11" w:name="_Toc242008821"/>
       <w:r>
         <w:t>Step 8a — Complete the questionnaire yourself</w:t>
       </w:r>
@@ -4094,7 +4094,7 @@
         <w:spacing w:after="80" w:line="276" w:lineRule="auto"/>
       </w:pPr>
       <w:r>
-        <w:t xml:space="preserve">Continue to the end and tap </w:t>
+        <w:t xml:space="preserve">On the last page, tap </w:t>
       </w:r>
       <w:r>
         <w:rPr>
@@ -4104,7 +4104,50 @@
         <w:t>Submit</w:t>
       </w:r>
       <w:r>
-        <w:t>. Keep the page open until KoboToolbox confirms your answers have been sent; they then reach the research team automatically.</w:t>
+        <w:t xml:space="preserve">, not </w:t>
+      </w:r>
+      <w:r>
+        <w:rPr>
+          <w:b/>
+          <w:bCs/>
+        </w:rPr>
+        <w:t>Save Draft</w:t>
+      </w:r>
+      <w:r>
+        <w:t xml:space="preserve">. The thank-you text on that page appears before you submit: your answers are sent only when you tap </w:t>
+      </w:r>
+      <w:r>
+        <w:rPr>
+          <w:b/>
+          <w:bCs/>
+        </w:rPr>
+        <w:t>Submit</w:t>
+      </w:r>
+      <w:r>
+        <w:t>.</w:t>
+      </w:r>
+    </w:p>
+    <w:p>
+      <w:pPr>
+        <w:pStyle w:val="ListParagraph"/>
+        <w:numPr>
+          <w:ilvl w:val="0"/>
+          <w:numId w:val="4"/>
+        </w:numPr>
+        <w:spacing w:after="80" w:line="276" w:lineRule="auto"/>
+      </w:pPr>
+      <w:r>
+        <w:t xml:space="preserve">The form jumps straight back to its first page, empty. A few seconds later a banner at the top says your answers </w:t>
+      </w:r>
+      <w:r>
+        <w:rPr>
+          <w:b/>
+          <w:bCs/>
+        </w:rPr>
+        <w:t>were successfully submitted</w:t>
+      </w:r>
+      <w:r>
+        <w:t>. That banner means you are done, and your answers reach the research team automatically. You can close the page.</w:t>
       </w:r>
     </w:p>
     <w:p>
@@ -4124,7 +4167,7 @@
         </w:rPr>
         <w:lastRenderedPageBreak/>
         <w:drawing>
-          <wp:inline distT="0" distB="0" distL="0" distR="0" wp14:anchorId="433CC4F9" wp14:editId="0D5D4B91">
+          <wp:inline distT="0" distB="0" distL="0" distR="0" wp14:anchorId="2F989C37" wp14:editId="0CADBF2D">
             <wp:extent cx="2476500" cy="3362325"/>
             <wp:effectExtent l="0" t="0" r="0" b="0"/>
             <wp:docPr id="6" name="resp_07_ready.jpg" descr="Ready to begin." title="Ready to begin."/>
@@ -4200,7 +4243,7 @@
           <w:noProof/>
         </w:rPr>
         <w:drawing>
-          <wp:inline distT="0" distB="0" distL="0" distR="0" wp14:anchorId="4F28BB9D" wp14:editId="68B249E1">
+          <wp:inline distT="0" distB="0" distL="0" distR="0" wp14:anchorId="008BE8FC" wp14:editId="1275B18A">
             <wp:extent cx="2476500" cy="3362325"/>
             <wp:effectExtent l="0" t="0" r="0" b="0"/>
             <wp:docPr id="7" name="resp_07b_kobo_form.jpg" descr="The questionnaire's first page." title="The questionnaire's first page."/>
@@ -4422,6 +4465,43 @@
             </w:pPr>
             <w:r>
               <w:rPr>
+                <w:b/>
+                <w:bCs/>
+                <w:sz w:val="19"/>
+                <w:szCs w:val="19"/>
+              </w:rPr>
+              <w:t>Save Draft</w:t>
+            </w:r>
+            <w:r>
+              <w:rPr>
+                <w:sz w:val="19"/>
+                <w:szCs w:val="19"/>
+              </w:rPr>
+              <w:t xml:space="preserve"> keeps your answers on your own device only; nothing reaches the study until you tap </w:t>
+            </w:r>
+            <w:r>
+              <w:rPr>
+                <w:b/>
+                <w:bCs/>
+                <w:sz w:val="19"/>
+                <w:szCs w:val="19"/>
+              </w:rPr>
+              <w:t>Submit</w:t>
+            </w:r>
+            <w:r>
+              <w:rPr>
+                <w:sz w:val="19"/>
+                <w:szCs w:val="19"/>
+              </w:rPr>
+              <w:t>.</w:t>
+            </w:r>
+          </w:p>
+          <w:p>
+            <w:pPr>
+              <w:spacing w:after="40" w:line="264" w:lineRule="auto"/>
+            </w:pPr>
+            <w:r>
+              <w:rPr>
                 <w:sz w:val="19"/>
                 <w:szCs w:val="19"/>
               </w:rPr>
@@ -4435,7 +4515,7 @@
       <w:pPr>
         <w:pStyle w:val="Heading2"/>
       </w:pPr>
-      <w:bookmarkStart w:id="12" w:name="_Toc241998167"/>
+      <w:bookmarkStart w:id="12" w:name="_Toc242008822"/>
       <w:r>
         <w:lastRenderedPageBreak/>
         <w:t>Step 8b — Ask a researcher to call you</w:t>
@@ -4527,7 +4607,7 @@
           <w:noProof/>
         </w:rPr>
         <w:drawing>
-          <wp:inline distT="0" distB="0" distL="0" distR="0" wp14:anchorId="1AC92065" wp14:editId="30EC8C7F">
+          <wp:inline distT="0" distB="0" distL="0" distR="0" wp14:anchorId="4828B222" wp14:editId="5C468DC4">
             <wp:extent cx="2476500" cy="3362325"/>
             <wp:effectExtent l="0" t="0" r="0" b="0"/>
             <wp:docPr id="8" name="resp_08_appointment.jpg" descr="Choosing a time for a call." title="Choosing a time for a call."/>
@@ -4603,7 +4683,7 @@
           <w:noProof/>
         </w:rPr>
         <w:drawing>
-          <wp:inline distT="0" distB="0" distL="0" distR="0" wp14:anchorId="7DD6BAC0" wp14:editId="31C7570E">
+          <wp:inline distT="0" distB="0" distL="0" distR="0" wp14:anchorId="19B97E68" wp14:editId="7C332C53">
             <wp:extent cx="2476500" cy="3676650"/>
             <wp:effectExtent l="0" t="0" r="0" b="0"/>
             <wp:docPr id="9" name="resp_09_done_appointment.jpg" descr="Your request has been sent." title="Your request has been sent."/>
@@ -4672,7 +4752,7 @@
       <w:pPr>
         <w:pStyle w:val="Heading2"/>
       </w:pPr>
-      <w:bookmarkStart w:id="13" w:name="_Toc241998168"/>
+      <w:bookmarkStart w:id="13" w:name="_Toc242008823"/>
       <w:r>
         <w:lastRenderedPageBreak/>
         <w:t>Step 9 — Finished</w:t>
@@ -4696,7 +4776,17 @@
         <w:t>If you completed the questionnaire yourself</w:t>
       </w:r>
       <w:r>
-        <w:t>, KoboToolbox's confirmation that your answers were submitted is the end: you can close the page. Submit once. If an empty form appears afterwards, do not fill it in again.</w:t>
+        <w:t xml:space="preserve">, the banner saying your answers </w:t>
+      </w:r>
+      <w:r>
+        <w:rPr>
+          <w:b/>
+          <w:bCs/>
+        </w:rPr>
+        <w:t>were successfully submitted</w:t>
+      </w:r>
+      <w:r>
+        <w:t xml:space="preserve"> is the end: you can close the page. The empty form that appears just before it is normal. Submit once, and do not fill the form in again.</w:t>
       </w:r>
     </w:p>
     <w:p>
@@ -4752,7 +4842,7 @@
         <w:pStyle w:val="Heading1"/>
         <w:pageBreakBefore/>
       </w:pPr>
-      <w:bookmarkStart w:id="14" w:name="_Toc241998169"/>
+      <w:bookmarkStart w:id="14" w:name="_Toc242008824"/>
       <w:r>
         <w:lastRenderedPageBreak/>
         <w:t>4. Reminders</w:t>
@@ -4772,7 +4862,7 @@
         <w:pStyle w:val="Heading1"/>
         <w:pageBreakBefore/>
       </w:pPr>
-      <w:bookmarkStart w:id="15" w:name="_Toc241998170"/>
+      <w:bookmarkStart w:id="15" w:name="_Toc242008825"/>
       <w:r>
         <w:lastRenderedPageBreak/>
         <w:t>5. Your rights and your information</w:t>
@@ -4897,7 +4987,7 @@
         <w:pStyle w:val="Heading1"/>
         <w:pageBreakBefore/>
       </w:pPr>
-      <w:bookmarkStart w:id="16" w:name="_Toc241998171"/>
+      <w:bookmarkStart w:id="16" w:name="_Toc242008826"/>
       <w:r>
         <w:lastRenderedPageBreak/>
         <w:t>6. Questions and answers</w:t>
@@ -5158,7 +5248,14 @@
                 <w:sz w:val="19"/>
                 <w:szCs w:val="19"/>
               </w:rPr>
-              <w:t>Choose None of these describe me, and please let the researcher know who the right senior person is.</w:t>
+              <w:t>Choose None of these describe me</w:t>
+            </w:r>
+            <w:r>
+              <w:rPr>
+                <w:sz w:val="19"/>
+                <w:szCs w:val="19"/>
+              </w:rPr>
+              <w:t>, and please let the researcher know who the right senior person is.</w:t>
             </w:r>
           </w:p>
         </w:tc>
@@ -5274,14 +5371,7 @@
                 <w:sz w:val="19"/>
                 <w:szCs w:val="19"/>
               </w:rPr>
-              <w:t xml:space="preserve">Yes. Choose Have a researcher call me or </w:t>
-            </w:r>
-            <w:r>
-              <w:rPr>
-                <w:sz w:val="19"/>
-                <w:szCs w:val="19"/>
-              </w:rPr>
-              <w:t>Complete it via WhatsApp, or call 0773943709.</w:t>
+              <w:t>Yes. Choose Have a researcher call me or Complete it via WhatsApp, or call 0773943709.</w:t>
             </w:r>
           </w:p>
         </w:tc>
@@ -5419,7 +5509,7 @@
           <w:noProof/>
         </w:rPr>
         <w:drawing>
-          <wp:inline distT="0" distB="0" distL="0" distR="0" wp14:anchorId="47637EF0" wp14:editId="4F09A8A2">
+          <wp:inline distT="0" distB="0" distL="0" distR="0" wp14:anchorId="52387678" wp14:editId="5B25BF6C">
             <wp:extent cx="2476500" cy="2524125"/>
             <wp:effectExtent l="0" t="0" r="0" b="0"/>
             <wp:docPr id="10" name="resp_10_invalid_link.jpg" descr="What an invalid or expired link looks like." title="What an invalid or expired link looks like."/>
@@ -5489,7 +5579,7 @@
         <w:pStyle w:val="Heading1"/>
         <w:pageBreakBefore/>
       </w:pPr>
-      <w:bookmarkStart w:id="17" w:name="_Toc241998172"/>
+      <w:bookmarkStart w:id="17" w:name="_Toc242008827"/>
       <w:r>
         <w:lastRenderedPageBreak/>
         <w:t>7. If you were invited to a Key Informant Interview</w:t>
@@ -5725,7 +5815,7 @@
       <w:pPr>
         <w:pStyle w:val="Heading2"/>
       </w:pPr>
-      <w:bookmarkStart w:id="18" w:name="_Toc241998173"/>
+      <w:bookmarkStart w:id="18" w:name="_Toc242008828"/>
       <w:r>
         <w:t>Step 1 — Open your link</w:t>
       </w:r>
@@ -5743,7 +5833,7 @@
       <w:pPr>
         <w:pStyle w:val="Heading2"/>
       </w:pPr>
-      <w:bookmarkStart w:id="19" w:name="_Toc241998174"/>
+      <w:bookmarkStart w:id="19" w:name="_Toc242008829"/>
       <w:r>
         <w:t>Step 2 — Read the participant information</w:t>
       </w:r>
@@ -5771,7 +5861,7 @@
       <w:pPr>
         <w:pStyle w:val="Heading2"/>
       </w:pPr>
-      <w:bookmarkStart w:id="20" w:name="_Toc241998175"/>
+      <w:bookmarkStart w:id="20" w:name="_Toc242008830"/>
       <w:r>
         <w:t>Step 3 — Give your decision</w:t>
       </w:r>
@@ -5855,7 +5945,7 @@
       <w:pPr>
         <w:pStyle w:val="Heading2"/>
       </w:pPr>
-      <w:bookmarkStart w:id="21" w:name="_Toc241998176"/>
+      <w:bookmarkStart w:id="21" w:name="_Toc242008831"/>
       <w:r>
         <w:t>Step 4 — Start the interview</w:t>
       </w:r>
@@ -6018,7 +6108,7 @@
         <w:pStyle w:val="Heading1"/>
         <w:pageBreakBefore/>
       </w:pPr>
-      <w:bookmarkStart w:id="22" w:name="_Toc241998177"/>
+      <w:bookmarkStart w:id="22" w:name="_Toc242008832"/>
       <w:r>
         <w:lastRenderedPageBreak/>
         <w:t>8. Contact the research team</w:t>
@@ -6408,7 +6498,7 @@
         <w:sz w:val="16"/>
         <w:szCs w:val="16"/>
       </w:rPr>
-      <w:t>Version 1.18 · 4 October 2026</w:t>
+      <w:t>Version 1.19 · 4 October 2026</w:t>
     </w:r>
     <w:r>
       <w:rPr>
@@ -6581,96 +6671,10 @@
 <file path=word/numbering.xml><?xml version="1.0" encoding="utf-8"?>
 <w:numbering xmlns:wpc="http://schemas.microsoft.com/office/word/2010/wordprocessingCanvas" xmlns:cx="http://schemas.microsoft.com/office/drawing/2014/chartex" xmlns:cx1="http://schemas.microsoft.com/office/drawing/2015/9/8/chartex" xmlns:cx2="http://schemas.microsoft.com/office/drawing/2015/10/21/chartex" xmlns:cx3="http://schemas.microsoft.com/office/drawing/2016/5/9/chartex" xmlns:cx4="http://schemas.microsoft.com/office/drawing/2016/5/10/chartex" xmlns:cx5="http://schemas.microsoft.com/office/drawing/2016/5/11/chartex" xmlns:cx6="http://schemas.microsoft.com/office/drawing/2016/5/12/chartex" xmlns:cx7="http://schemas.microsoft.com/office/drawing/2016/5/13/chartex" xmlns:cx8="http://schemas.microsoft.com/office/drawing/2016/5/14/chartex" xmlns:mc="http://schemas.openxmlformats.org/markup-compatibility/2006" xmlns:aink="http://schemas.microsoft.com/office/drawing/2016/ink" xmlns:am3d="http://schemas.microsoft.com/office/drawing/2017/model3d" xmlns:o="urn:schemas-microsoft-com:office:office" xmlns:oel="http://schemas.microsoft.com/office/2019/extlst" xmlns:r="http://schemas.openxmlformats.org/officeDocument/2006/relationships" xmlns:m="http://schemas.openxmlformats.org/officeDocument/2006/math" xmlns:v="urn:schemas-microsoft-com:vml" xmlns:wp14="http://schemas.microsoft.com/office/word/2010/wordprocessingDrawing" xmlns:wp="http://schemas.openxmlformats.org/drawingml/2006/wordprocessingDrawing" xmlns:w10="urn:schemas-microsoft-com:office:word" xmlns:w="http://schemas.openxmlformats.org/wordprocessingml/2006/main" xmlns:w14="http://schemas.microsoft.com/office/word/2010/wordml" xmlns:w15="http://schemas.microsoft.com/office/word/2012/wordml" xmlns:w16cex="http://schemas.microsoft.com/office/word/2018/wordml/cex" xmlns:w16cid="http://schemas.microsoft.com/office/word/2016/wordml/cid" xmlns:w16="http://schemas.microsoft.com/office/word/2018/wordml" xmlns:w16sdtdh="http://schemas.microsoft.com/office/word/2020/wordml/sdtdatahash" xmlns:w16se="http://schemas.microsoft.com/office/word/2015/wordml/symex" xmlns:wpg="http://schemas.microsoft.com/office/word/2010/wordprocessingGroup" xmlns:wpi="http://schemas.microsoft.com/office/word/2010/wordprocessingInk" xmlns:wne="http://schemas.microsoft.com/office/word/2006/wordml" xmlns:wps="http://schemas.microsoft.com/office/word/2010/wordprocessingShape" mc:Ignorable="w14 w15 w16se w16cid w16 w16cex w16sdtdh wp14">
   <w:abstractNum w:abstractNumId="0" w15:restartNumberingAfterBreak="0">
-    <w:nsid w:val="19D544DE"/>
+    <w:nsid w:val="049504FC"/>
     <w:multiLevelType w:val="hybridMultilevel"/>
-    <w:tmpl w:val="84285712"/>
-    <w:lvl w:ilvl="0" w:tplc="DAF801FC">
-      <w:start w:val="1"/>
-      <w:numFmt w:val="bullet"/>
-      <w:lvlText w:val="●"/>
-      <w:lvlJc w:val="left"/>
-      <w:pPr>
-        <w:ind w:left="720" w:hanging="360"/>
-      </w:pPr>
-    </w:lvl>
-    <w:lvl w:ilvl="1" w:tplc="63E0054E">
-      <w:start w:val="1"/>
-      <w:numFmt w:val="bullet"/>
-      <w:lvlText w:val="○"/>
-      <w:lvlJc w:val="left"/>
-      <w:pPr>
-        <w:ind w:left="1440" w:hanging="360"/>
-      </w:pPr>
-    </w:lvl>
-    <w:lvl w:ilvl="2" w:tplc="FD322A6A">
-      <w:start w:val="1"/>
-      <w:numFmt w:val="bullet"/>
-      <w:lvlText w:val="■"/>
-      <w:lvlJc w:val="left"/>
-      <w:pPr>
-        <w:ind w:left="2160" w:hanging="360"/>
-      </w:pPr>
-    </w:lvl>
-    <w:lvl w:ilvl="3" w:tplc="AE1254C8">
-      <w:start w:val="1"/>
-      <w:numFmt w:val="bullet"/>
-      <w:lvlText w:val="●"/>
-      <w:lvlJc w:val="left"/>
-      <w:pPr>
-        <w:ind w:left="2880" w:hanging="360"/>
-      </w:pPr>
-    </w:lvl>
-    <w:lvl w:ilvl="4" w:tplc="F2F44234">
-      <w:start w:val="1"/>
-      <w:numFmt w:val="bullet"/>
-      <w:lvlText w:val="○"/>
-      <w:lvlJc w:val="left"/>
-      <w:pPr>
-        <w:ind w:left="3600" w:hanging="360"/>
-      </w:pPr>
-    </w:lvl>
-    <w:lvl w:ilvl="5" w:tplc="3B36E212">
-      <w:start w:val="1"/>
-      <w:numFmt w:val="bullet"/>
-      <w:lvlText w:val="■"/>
-      <w:lvlJc w:val="left"/>
-      <w:pPr>
-        <w:ind w:left="4320" w:hanging="360"/>
-      </w:pPr>
-    </w:lvl>
-    <w:lvl w:ilvl="6" w:tplc="7CB23C22">
-      <w:start w:val="1"/>
-      <w:numFmt w:val="bullet"/>
-      <w:lvlText w:val="●"/>
-      <w:lvlJc w:val="left"/>
-      <w:pPr>
-        <w:ind w:left="5040" w:hanging="360"/>
-      </w:pPr>
-    </w:lvl>
-    <w:lvl w:ilvl="7" w:tplc="5F54B1F2">
-      <w:start w:val="1"/>
-      <w:numFmt w:val="bullet"/>
-      <w:lvlText w:val="●"/>
-      <w:lvlJc w:val="left"/>
-      <w:pPr>
-        <w:ind w:left="5760" w:hanging="360"/>
-      </w:pPr>
-    </w:lvl>
-    <w:lvl w:ilvl="8" w:tplc="3282F3B2">
-      <w:start w:val="1"/>
-      <w:numFmt w:val="bullet"/>
-      <w:lvlText w:val="●"/>
-      <w:lvlJc w:val="left"/>
-      <w:pPr>
-        <w:ind w:left="6480" w:hanging="360"/>
-      </w:pPr>
-    </w:lvl>
-  </w:abstractNum>
-  <w:abstractNum w:abstractNumId="1" w15:restartNumberingAfterBreak="0">
-    <w:nsid w:val="2D803C93"/>
-    <w:multiLevelType w:val="hybridMultilevel"/>
-    <w:tmpl w:val="050E6D32"/>
-    <w:lvl w:ilvl="0" w:tplc="9940CD30">
+    <w:tmpl w:val="E9F4D942"/>
+    <w:lvl w:ilvl="0" w:tplc="353A6DC8">
       <w:start w:val="1"/>
       <w:numFmt w:val="decimal"/>
       <w:lvlText w:val="%1."/>
@@ -6684,52 +6688,111 @@
         <w:color w:val="A67C27"/>
       </w:rPr>
     </w:lvl>
-    <w:lvl w:ilvl="1" w:tplc="2EB4281E">
+    <w:lvl w:ilvl="1" w:tplc="2E3278DA">
       <w:numFmt w:val="decimal"/>
       <w:lvlText w:val=""/>
       <w:lvlJc w:val="left"/>
     </w:lvl>
-    <w:lvl w:ilvl="2" w:tplc="95AC7070">
+    <w:lvl w:ilvl="2" w:tplc="D2360560">
       <w:numFmt w:val="decimal"/>
       <w:lvlText w:val=""/>
       <w:lvlJc w:val="left"/>
     </w:lvl>
-    <w:lvl w:ilvl="3" w:tplc="016E14B2">
+    <w:lvl w:ilvl="3" w:tplc="8DE86BB6">
       <w:numFmt w:val="decimal"/>
       <w:lvlText w:val=""/>
       <w:lvlJc w:val="left"/>
     </w:lvl>
-    <w:lvl w:ilvl="4" w:tplc="75FCAB9A">
+    <w:lvl w:ilvl="4" w:tplc="B100D73C">
       <w:numFmt w:val="decimal"/>
       <w:lvlText w:val=""/>
       <w:lvlJc w:val="left"/>
     </w:lvl>
-    <w:lvl w:ilvl="5" w:tplc="A9689B96">
+    <w:lvl w:ilvl="5" w:tplc="B1FC815A">
       <w:numFmt w:val="decimal"/>
       <w:lvlText w:val=""/>
       <w:lvlJc w:val="left"/>
     </w:lvl>
-    <w:lvl w:ilvl="6" w:tplc="796C7F04">
+    <w:lvl w:ilvl="6" w:tplc="EF38E738">
       <w:numFmt w:val="decimal"/>
       <w:lvlText w:val=""/>
       <w:lvlJc w:val="left"/>
     </w:lvl>
-    <w:lvl w:ilvl="7" w:tplc="64FEC000">
+    <w:lvl w:ilvl="7" w:tplc="F40AA93A">
       <w:numFmt w:val="decimal"/>
       <w:lvlText w:val=""/>
       <w:lvlJc w:val="left"/>
     </w:lvl>
-    <w:lvl w:ilvl="8" w:tplc="43BC1738">
+    <w:lvl w:ilvl="8" w:tplc="A3428312">
+      <w:numFmt w:val="decimal"/>
+      <w:lvlText w:val=""/>
+      <w:lvlJc w:val="left"/>
+    </w:lvl>
+  </w:abstractNum>
+  <w:abstractNum w:abstractNumId="1" w15:restartNumberingAfterBreak="0">
+    <w:nsid w:val="1A931D86"/>
+    <w:multiLevelType w:val="hybridMultilevel"/>
+    <w:tmpl w:val="AF909D10"/>
+    <w:lvl w:ilvl="0" w:tplc="DE0063DE">
+      <w:start w:val="1"/>
+      <w:numFmt w:val="decimal"/>
+      <w:lvlText w:val="%1."/>
+      <w:lvlJc w:val="left"/>
+      <w:pPr>
+        <w:ind w:left="460" w:hanging="360"/>
+      </w:pPr>
+      <w:rPr>
+        <w:b/>
+        <w:bCs/>
+        <w:color w:val="A67C27"/>
+      </w:rPr>
+    </w:lvl>
+    <w:lvl w:ilvl="1" w:tplc="BB7645BE">
+      <w:numFmt w:val="decimal"/>
+      <w:lvlText w:val=""/>
+      <w:lvlJc w:val="left"/>
+    </w:lvl>
+    <w:lvl w:ilvl="2" w:tplc="D63077C0">
+      <w:numFmt w:val="decimal"/>
+      <w:lvlText w:val=""/>
+      <w:lvlJc w:val="left"/>
+    </w:lvl>
+    <w:lvl w:ilvl="3" w:tplc="9AC87476">
+      <w:numFmt w:val="decimal"/>
+      <w:lvlText w:val=""/>
+      <w:lvlJc w:val="left"/>
+    </w:lvl>
+    <w:lvl w:ilvl="4" w:tplc="57827EBE">
+      <w:numFmt w:val="decimal"/>
+      <w:lvlText w:val=""/>
+      <w:lvlJc w:val="left"/>
+    </w:lvl>
+    <w:lvl w:ilvl="5" w:tplc="D8AE2CC0">
+      <w:numFmt w:val="decimal"/>
+      <w:lvlText w:val=""/>
+      <w:lvlJc w:val="left"/>
+    </w:lvl>
+    <w:lvl w:ilvl="6" w:tplc="381C05BA">
+      <w:numFmt w:val="decimal"/>
+      <w:lvlText w:val=""/>
+      <w:lvlJc w:val="left"/>
+    </w:lvl>
+    <w:lvl w:ilvl="7" w:tplc="F900093E">
+      <w:numFmt w:val="decimal"/>
+      <w:lvlText w:val=""/>
+      <w:lvlJc w:val="left"/>
+    </w:lvl>
+    <w:lvl w:ilvl="8" w:tplc="F096498A">
       <w:numFmt w:val="decimal"/>
       <w:lvlText w:val=""/>
       <w:lvlJc w:val="left"/>
     </w:lvl>
   </w:abstractNum>
   <w:abstractNum w:abstractNumId="2" w15:restartNumberingAfterBreak="0">
-    <w:nsid w:val="39BA5379"/>
+    <w:nsid w:val="1C34374E"/>
     <w:multiLevelType w:val="hybridMultilevel"/>
-    <w:tmpl w:val="41909C9E"/>
-    <w:lvl w:ilvl="0" w:tplc="DCA8C9CC">
+    <w:tmpl w:val="D954F792"/>
+    <w:lvl w:ilvl="0" w:tplc="2A74F530">
       <w:start w:val="1"/>
       <w:numFmt w:val="decimal"/>
       <w:lvlText w:val="%1."/>
@@ -6743,255 +6806,282 @@
         <w:color w:val="A67C27"/>
       </w:rPr>
     </w:lvl>
-    <w:lvl w:ilvl="1" w:tplc="30D6060E">
+    <w:lvl w:ilvl="1" w:tplc="D08E4C38">
       <w:numFmt w:val="decimal"/>
       <w:lvlText w:val=""/>
       <w:lvlJc w:val="left"/>
     </w:lvl>
-    <w:lvl w:ilvl="2" w:tplc="C6EAB2EE">
+    <w:lvl w:ilvl="2" w:tplc="5770E6D0">
       <w:numFmt w:val="decimal"/>
       <w:lvlText w:val=""/>
       <w:lvlJc w:val="left"/>
     </w:lvl>
-    <w:lvl w:ilvl="3" w:tplc="EF681DD0">
+    <w:lvl w:ilvl="3" w:tplc="6C78B7E8">
       <w:numFmt w:val="decimal"/>
       <w:lvlText w:val=""/>
       <w:lvlJc w:val="left"/>
     </w:lvl>
-    <w:lvl w:ilvl="4" w:tplc="230CD438">
+    <w:lvl w:ilvl="4" w:tplc="EBC451EA">
       <w:numFmt w:val="decimal"/>
       <w:lvlText w:val=""/>
       <w:lvlJc w:val="left"/>
     </w:lvl>
-    <w:lvl w:ilvl="5" w:tplc="FE8A8D5C">
+    <w:lvl w:ilvl="5" w:tplc="E40E68E4">
       <w:numFmt w:val="decimal"/>
       <w:lvlText w:val=""/>
       <w:lvlJc w:val="left"/>
     </w:lvl>
-    <w:lvl w:ilvl="6" w:tplc="9004867A">
+    <w:lvl w:ilvl="6" w:tplc="9160AA52">
       <w:numFmt w:val="decimal"/>
       <w:lvlText w:val=""/>
       <w:lvlJc w:val="left"/>
     </w:lvl>
-    <w:lvl w:ilvl="7" w:tplc="6FA0A6CC">
+    <w:lvl w:ilvl="7" w:tplc="90744AF2">
       <w:numFmt w:val="decimal"/>
       <w:lvlText w:val=""/>
       <w:lvlJc w:val="left"/>
     </w:lvl>
-    <w:lvl w:ilvl="8" w:tplc="8D30E21A">
+    <w:lvl w:ilvl="8" w:tplc="AB4C2A36">
       <w:numFmt w:val="decimal"/>
       <w:lvlText w:val=""/>
       <w:lvlJc w:val="left"/>
     </w:lvl>
   </w:abstractNum>
   <w:abstractNum w:abstractNumId="3" w15:restartNumberingAfterBreak="0">
-    <w:nsid w:val="464212DE"/>
+    <w:nsid w:val="28C376E3"/>
     <w:multiLevelType w:val="hybridMultilevel"/>
-    <w:tmpl w:val="1CCE8D42"/>
-    <w:lvl w:ilvl="0" w:tplc="91E6C9FE">
+    <w:tmpl w:val="789ECCBE"/>
+    <w:lvl w:ilvl="0" w:tplc="242E40C8">
       <w:start w:val="1"/>
-      <w:numFmt w:val="bullet"/>
-      <w:lvlText w:val="•"/>
+      <w:numFmt w:val="decimal"/>
+      <w:lvlText w:val="%1."/>
       <w:lvlJc w:val="left"/>
       <w:pPr>
-        <w:ind w:left="460" w:hanging="280"/>
-      </w:pPr>
+        <w:ind w:left="460" w:hanging="360"/>
+      </w:pPr>
+      <w:rPr>
+        <w:b/>
+        <w:bCs/>
+        <w:color w:val="A67C27"/>
+      </w:rPr>
     </w:lvl>
-    <w:lvl w:ilvl="1" w:tplc="BED20948">
-      <w:start w:val="1"/>
-      <w:numFmt w:val="bullet"/>
-      <w:lvlText w:val="–"/>
-      <w:lvlJc w:val="left"/>
-      <w:pPr>
-        <w:ind w:left="900" w:hanging="280"/>
-      </w:pPr>
-    </w:lvl>
-    <w:lvl w:ilvl="2" w:tplc="6F186F0A">
+    <w:lvl w:ilvl="1" w:tplc="92460C24">
       <w:numFmt w:val="decimal"/>
       <w:lvlText w:val=""/>
       <w:lvlJc w:val="left"/>
     </w:lvl>
-    <w:lvl w:ilvl="3" w:tplc="45C89FCA">
+    <w:lvl w:ilvl="2" w:tplc="FE72F036">
       <w:numFmt w:val="decimal"/>
       <w:lvlText w:val=""/>
       <w:lvlJc w:val="left"/>
     </w:lvl>
-    <w:lvl w:ilvl="4" w:tplc="838AAB2C">
+    <w:lvl w:ilvl="3" w:tplc="FEBE622A">
       <w:numFmt w:val="decimal"/>
       <w:lvlText w:val=""/>
       <w:lvlJc w:val="left"/>
     </w:lvl>
-    <w:lvl w:ilvl="5" w:tplc="66D2DC62">
+    <w:lvl w:ilvl="4" w:tplc="82BCEE8E">
       <w:numFmt w:val="decimal"/>
       <w:lvlText w:val=""/>
       <w:lvlJc w:val="left"/>
     </w:lvl>
-    <w:lvl w:ilvl="6" w:tplc="36220B5A">
+    <w:lvl w:ilvl="5" w:tplc="5EAC8394">
       <w:numFmt w:val="decimal"/>
       <w:lvlText w:val=""/>
       <w:lvlJc w:val="left"/>
     </w:lvl>
-    <w:lvl w:ilvl="7" w:tplc="F4CE1C34">
+    <w:lvl w:ilvl="6" w:tplc="665EB746">
       <w:numFmt w:val="decimal"/>
       <w:lvlText w:val=""/>
       <w:lvlJc w:val="left"/>
     </w:lvl>
-    <w:lvl w:ilvl="8" w:tplc="5E50B99A">
+    <w:lvl w:ilvl="7" w:tplc="B0EA9746">
+      <w:numFmt w:val="decimal"/>
+      <w:lvlText w:val=""/>
+      <w:lvlJc w:val="left"/>
+    </w:lvl>
+    <w:lvl w:ilvl="8" w:tplc="D68A12BE">
       <w:numFmt w:val="decimal"/>
       <w:lvlText w:val=""/>
       <w:lvlJc w:val="left"/>
     </w:lvl>
   </w:abstractNum>
   <w:abstractNum w:abstractNumId="4" w15:restartNumberingAfterBreak="0">
-    <w:nsid w:val="6A4D6B84"/>
+    <w:nsid w:val="4A2F36D8"/>
     <w:multiLevelType w:val="hybridMultilevel"/>
-    <w:tmpl w:val="E0E2E142"/>
-    <w:lvl w:ilvl="0" w:tplc="55E0D5E6">
+    <w:tmpl w:val="9A682AB4"/>
+    <w:lvl w:ilvl="0" w:tplc="C2E688EA">
       <w:start w:val="1"/>
-      <w:numFmt w:val="decimal"/>
-      <w:lvlText w:val="%1."/>
+      <w:numFmt w:val="bullet"/>
+      <w:lvlText w:val="•"/>
       <w:lvlJc w:val="left"/>
       <w:pPr>
-        <w:ind w:left="460" w:hanging="360"/>
-      </w:pPr>
-      <w:rPr>
-        <w:b/>
-        <w:bCs/>
-        <w:color w:val="A67C27"/>
-      </w:rPr>
+        <w:ind w:left="460" w:hanging="280"/>
+      </w:pPr>
     </w:lvl>
-    <w:lvl w:ilvl="1" w:tplc="69BE043A">
+    <w:lvl w:ilvl="1" w:tplc="D996EE6C">
+      <w:start w:val="1"/>
+      <w:numFmt w:val="bullet"/>
+      <w:lvlText w:val="–"/>
+      <w:lvlJc w:val="left"/>
+      <w:pPr>
+        <w:ind w:left="900" w:hanging="280"/>
+      </w:pPr>
+    </w:lvl>
+    <w:lvl w:ilvl="2" w:tplc="62FA6FB0">
       <w:numFmt w:val="decimal"/>
       <w:lvlText w:val=""/>
       <w:lvlJc w:val="left"/>
     </w:lvl>
-    <w:lvl w:ilvl="2" w:tplc="96C69EDA">
+    <w:lvl w:ilvl="3" w:tplc="0CBE368E">
       <w:numFmt w:val="decimal"/>
       <w:lvlText w:val=""/>
       <w:lvlJc w:val="left"/>
     </w:lvl>
-    <w:lvl w:ilvl="3" w:tplc="7D7C8146">
+    <w:lvl w:ilvl="4" w:tplc="3F2604FE">
       <w:numFmt w:val="decimal"/>
       <w:lvlText w:val=""/>
       <w:lvlJc w:val="left"/>
     </w:lvl>
-    <w:lvl w:ilvl="4" w:tplc="D39A4D5A">
+    <w:lvl w:ilvl="5" w:tplc="D82A7948">
       <w:numFmt w:val="decimal"/>
       <w:lvlText w:val=""/>
       <w:lvlJc w:val="left"/>
     </w:lvl>
-    <w:lvl w:ilvl="5" w:tplc="01743C4C">
+    <w:lvl w:ilvl="6" w:tplc="265CEC44">
       <w:numFmt w:val="decimal"/>
       <w:lvlText w:val=""/>
       <w:lvlJc w:val="left"/>
     </w:lvl>
-    <w:lvl w:ilvl="6" w:tplc="C1E62986">
+    <w:lvl w:ilvl="7" w:tplc="98FEE124">
       <w:numFmt w:val="decimal"/>
       <w:lvlText w:val=""/>
       <w:lvlJc w:val="left"/>
     </w:lvl>
-    <w:lvl w:ilvl="7" w:tplc="585C2790">
-      <w:numFmt w:val="decimal"/>
-      <w:lvlText w:val=""/>
-      <w:lvlJc w:val="left"/>
-    </w:lvl>
-    <w:lvl w:ilvl="8" w:tplc="35AA05C0">
+    <w:lvl w:ilvl="8" w:tplc="E10C1F70">
       <w:numFmt w:val="decimal"/>
       <w:lvlText w:val=""/>
       <w:lvlJc w:val="left"/>
     </w:lvl>
   </w:abstractNum>
   <w:abstractNum w:abstractNumId="5" w15:restartNumberingAfterBreak="0">
-    <w:nsid w:val="7E5D1756"/>
+    <w:nsid w:val="5CC36F64"/>
     <w:multiLevelType w:val="hybridMultilevel"/>
-    <w:tmpl w:val="DBF4CC36"/>
-    <w:lvl w:ilvl="0" w:tplc="CDA4B590">
+    <w:tmpl w:val="433A8330"/>
+    <w:lvl w:ilvl="0" w:tplc="7098020E">
       <w:start w:val="1"/>
-      <w:numFmt w:val="decimal"/>
-      <w:lvlText w:val="%1."/>
+      <w:numFmt w:val="bullet"/>
+      <w:lvlText w:val="●"/>
       <w:lvlJc w:val="left"/>
       <w:pPr>
-        <w:ind w:left="460" w:hanging="360"/>
-      </w:pPr>
-      <w:rPr>
-        <w:b/>
-        <w:bCs/>
-        <w:color w:val="A67C27"/>
-      </w:rPr>
+        <w:ind w:left="720" w:hanging="360"/>
+      </w:pPr>
     </w:lvl>
-    <w:lvl w:ilvl="1" w:tplc="0232ABFE">
-      <w:numFmt w:val="decimal"/>
-      <w:lvlText w:val=""/>
+    <w:lvl w:ilvl="1" w:tplc="0B309A22">
+      <w:start w:val="1"/>
+      <w:numFmt w:val="bullet"/>
+      <w:lvlText w:val="○"/>
       <w:lvlJc w:val="left"/>
+      <w:pPr>
+        <w:ind w:left="1440" w:hanging="360"/>
+      </w:pPr>
     </w:lvl>
-    <w:lvl w:ilvl="2" w:tplc="AD983812">
-      <w:numFmt w:val="decimal"/>
-      <w:lvlText w:val=""/>
+    <w:lvl w:ilvl="2" w:tplc="B1664A44">
+      <w:start w:val="1"/>
+      <w:numFmt w:val="bullet"/>
+      <w:lvlText w:val="■"/>
       <w:lvlJc w:val="left"/>
+      <w:pPr>
+        <w:ind w:left="2160" w:hanging="360"/>
+      </w:pPr>
     </w:lvl>
-    <w:lvl w:ilvl="3" w:tplc="827443B2">
-      <w:numFmt w:val="decimal"/>
-      <w:lvlText w:val=""/>
+    <w:lvl w:ilvl="3" w:tplc="87AC6246">
+      <w:start w:val="1"/>
+      <w:numFmt w:val="bullet"/>
+      <w:lvlText w:val="●"/>
       <w:lvlJc w:val="left"/>
+      <w:pPr>
+        <w:ind w:left="2880" w:hanging="360"/>
+      </w:pPr>
     </w:lvl>
-    <w:lvl w:ilvl="4" w:tplc="7EE46C44">
-      <w:numFmt w:val="decimal"/>
-      <w:lvlText w:val=""/>
+    <w:lvl w:ilvl="4" w:tplc="A2F2A776">
+      <w:start w:val="1"/>
+      <w:numFmt w:val="bullet"/>
+      <w:lvlText w:val="○"/>
       <w:lvlJc w:val="left"/>
+      <w:pPr>
+        <w:ind w:left="3600" w:hanging="360"/>
+      </w:pPr>
     </w:lvl>
-    <w:lvl w:ilvl="5" w:tplc="E1D2DD72">
-      <w:numFmt w:val="decimal"/>
-      <w:lvlText w:val=""/>
+    <w:lvl w:ilvl="5" w:tplc="CDA25F06">
+      <w:start w:val="1"/>
+      <w:numFmt w:val="bullet"/>
+      <w:lvlText w:val="■"/>
       <w:lvlJc w:val="left"/>
+      <w:pPr>
+        <w:ind w:left="4320" w:hanging="360"/>
+      </w:pPr>
     </w:lvl>
-    <w:lvl w:ilvl="6" w:tplc="F7C4DC4A">
-      <w:numFmt w:val="decimal"/>
-      <w:lvlText w:val=""/>
+    <w:lvl w:ilvl="6" w:tplc="F32433E8">
+      <w:start w:val="1"/>
+      <w:numFmt w:val="bullet"/>
+      <w:lvlText w:val="●"/>
       <w:lvlJc w:val="left"/>
+      <w:pPr>
+        <w:ind w:left="5040" w:hanging="360"/>
+      </w:pPr>
     </w:lvl>
-    <w:lvl w:ilvl="7" w:tplc="92B4A98C">
-      <w:numFmt w:val="decimal"/>
-      <w:lvlText w:val=""/>
+    <w:lvl w:ilvl="7" w:tplc="BFF2555C">
+      <w:start w:val="1"/>
+      <w:numFmt w:val="bullet"/>
+      <w:lvlText w:val="●"/>
       <w:lvlJc w:val="left"/>
+      <w:pPr>
+        <w:ind w:left="5760" w:hanging="360"/>
+      </w:pPr>
     </w:lvl>
-    <w:lvl w:ilvl="8" w:tplc="09F8BC62">
-      <w:numFmt w:val="decimal"/>
-      <w:lvlText w:val=""/>
+    <w:lvl w:ilvl="8" w:tplc="114019CC">
+      <w:start w:val="1"/>
+      <w:numFmt w:val="bullet"/>
+      <w:lvlText w:val="●"/>
       <w:lvlJc w:val="left"/>
+      <w:pPr>
+        <w:ind w:left="6480" w:hanging="360"/>
+      </w:pPr>
     </w:lvl>
   </w:abstractNum>
-  <w:num w:numId="1" w16cid:durableId="1602255305">
+  <w:num w:numId="1" w16cid:durableId="1647276690">
+    <w:abstractNumId w:val="5"/>
+    <w:lvlOverride w:ilvl="0">
+      <w:startOverride w:val="1"/>
+    </w:lvlOverride>
+  </w:num>
+  <w:num w:numId="2" w16cid:durableId="352196988">
+    <w:abstractNumId w:val="4"/>
+    <w:lvlOverride w:ilvl="0">
+      <w:startOverride w:val="1"/>
+    </w:lvlOverride>
+  </w:num>
+  <w:num w:numId="3" w16cid:durableId="911816778">
+    <w:abstractNumId w:val="2"/>
+    <w:lvlOverride w:ilvl="0">
+      <w:startOverride w:val="1"/>
+    </w:lvlOverride>
+  </w:num>
+  <w:num w:numId="4" w16cid:durableId="2032146399">
     <w:abstractNumId w:val="0"/>
     <w:lvlOverride w:ilvl="0">
       <w:startOverride w:val="1"/>
     </w:lvlOverride>
   </w:num>
-  <w:num w:numId="2" w16cid:durableId="1036544610">
+  <w:num w:numId="5" w16cid:durableId="924000114">
     <w:abstractNumId w:val="3"/>
     <w:lvlOverride w:ilvl="0">
       <w:startOverride w:val="1"/>
     </w:lvlOverride>
   </w:num>
-  <w:num w:numId="3" w16cid:durableId="1338121897">
+  <w:num w:numId="6" w16cid:durableId="1530295733">
     <w:abstractNumId w:val="1"/>
-    <w:lvlOverride w:ilvl="0">
-      <w:startOverride w:val="1"/>
-    </w:lvlOverride>
-  </w:num>
-  <w:num w:numId="4" w16cid:durableId="1479373845">
-    <w:abstractNumId w:val="2"/>
-    <w:lvlOverride w:ilvl="0">
-      <w:startOverride w:val="1"/>
-    </w:lvlOverride>
-  </w:num>
-  <w:num w:numId="5" w16cid:durableId="1688798142">
-    <w:abstractNumId w:val="4"/>
-    <w:lvlOverride w:ilvl="0">
-      <w:startOverride w:val="1"/>
-    </w:lvlOverride>
-  </w:num>
-  <w:num w:numId="6" w16cid:durableId="47192964">
-    <w:abstractNumId w:val="5"/>
     <w:lvlOverride w:ilvl="0">
       <w:startOverride w:val="1"/>
     </w:lvlOverride>
@@ -7617,7 +7707,7 @@
     <w:autoRedefine/>
     <w:uiPriority w:val="39"/>
     <w:unhideWhenUsed/>
-    <w:rsid w:val="00DC29EF"/>
+    <w:rsid w:val="005D0A25"/>
     <w:pPr>
       <w:spacing w:after="100"/>
     </w:pPr>
@@ -7629,7 +7719,7 @@
     <w:autoRedefine/>
     <w:uiPriority w:val="39"/>
     <w:unhideWhenUsed/>
-    <w:rsid w:val="00DC29EF"/>
+    <w:rsid w:val="005D0A25"/>
     <w:pPr>
       <w:spacing w:after="100"/>
       <w:ind w:left="210"/>

--- a/docs/manuals/Respondent_Guide.docx
+++ b/docs/manuals/Respondent_Guide.docx
@@ -69,7 +69,7 @@
           <w:left w:w="10" w:type="dxa"/>
           <w:right w:w="10" w:type="dxa"/>
         </w:tblCellMar>
-        <w:tblLook w:val="04A0" w:firstRow="1" w:lastRow="0" w:firstColumn="1" w:lastColumn="0" w:noHBand="0" w:noVBand="1"/>
+        <w:tblLook w:val="0000" w:firstRow="0" w:lastRow="0" w:firstColumn="0" w:lastColumn="0" w:noHBand="0" w:noVBand="0"/>
       </w:tblPr>
       <w:tblGrid>
         <w:gridCol w:w="2300"/>
@@ -469,7 +469,7 @@
                 <w:sz w:val="19"/>
                 <w:szCs w:val="19"/>
               </w:rPr>
-              <w:t>Version 1.19 · 4 October 2026</w:t>
+              <w:t>Version 1.20 · 4 October 2026</w:t>
             </w:r>
           </w:p>
         </w:tc>
@@ -538,7 +538,7 @@
     <w:sdt>
       <w:sdtPr>
         <w:alias w:val="Contents"/>
-        <w:id w:val="-906064282"/>
+        <w:id w:val="-252204388"/>
       </w:sdtPr>
       <w:sdtEndPr/>
       <w:sdtContent>
@@ -567,7 +567,7 @@
           <w:r>
             <w:fldChar w:fldCharType="separate"/>
           </w:r>
-          <w:hyperlink w:anchor="_Toc242008810" w:history="1">
+          <w:hyperlink w:anchor="_Toc242010792" w:history="1">
             <w:r>
               <w:rPr>
                 <w:rStyle w:val="Hyperlink"/>
@@ -591,7 +591,7 @@
               <w:rPr>
                 <w:noProof/>
               </w:rPr>
-              <w:instrText xml:space="preserve"> PAGEREF _Toc242008810 \h </w:instrText>
+              <w:instrText xml:space="preserve"> PAGEREF _Toc242010792 \h </w:instrText>
             </w:r>
             <w:r>
               <w:rPr>
@@ -634,7 +634,7 @@
               <w14:ligatures w14:val="standardContextual"/>
             </w:rPr>
           </w:pPr>
-          <w:hyperlink w:anchor="_Toc242008811" w:history="1">
+          <w:hyperlink w:anchor="_Toc242010793" w:history="1">
             <w:r>
               <w:rPr>
                 <w:rStyle w:val="Hyperlink"/>
@@ -658,7 +658,7 @@
               <w:rPr>
                 <w:noProof/>
               </w:rPr>
-              <w:instrText xml:space="preserve"> PAGEREF _Toc242008811 \h </w:instrText>
+              <w:instrText xml:space="preserve"> PAGEREF _Toc242010793 \h </w:instrText>
             </w:r>
             <w:r>
               <w:rPr>
@@ -701,7 +701,7 @@
               <w14:ligatures w14:val="standardContextual"/>
             </w:rPr>
           </w:pPr>
-          <w:hyperlink w:anchor="_Toc242008812" w:history="1">
+          <w:hyperlink w:anchor="_Toc242010794" w:history="1">
             <w:r>
               <w:rPr>
                 <w:rStyle w:val="Hyperlink"/>
@@ -725,7 +725,7 @@
               <w:rPr>
                 <w:noProof/>
               </w:rPr>
-              <w:instrText xml:space="preserve"> PAGEREF _Toc242008812 \h </w:instrText>
+              <w:instrText xml:space="preserve"> PAGEREF _Toc242010794 \h </w:instrText>
             </w:r>
             <w:r>
               <w:rPr>
@@ -768,7 +768,7 @@
               <w14:ligatures w14:val="standardContextual"/>
             </w:rPr>
           </w:pPr>
-          <w:hyperlink w:anchor="_Toc242008813" w:history="1">
+          <w:hyperlink w:anchor="_Toc242010795" w:history="1">
             <w:r>
               <w:rPr>
                 <w:rStyle w:val="Hyperlink"/>
@@ -792,7 +792,7 @@
               <w:rPr>
                 <w:noProof/>
               </w:rPr>
-              <w:instrText xml:space="preserve"> PAGEREF _Toc242008813 \h </w:instrText>
+              <w:instrText xml:space="preserve"> PAGEREF _Toc242010795 \h </w:instrText>
             </w:r>
             <w:r>
               <w:rPr>
@@ -835,7 +835,7 @@
               <w14:ligatures w14:val="standardContextual"/>
             </w:rPr>
           </w:pPr>
-          <w:hyperlink w:anchor="_Toc242008814" w:history="1">
+          <w:hyperlink w:anchor="_Toc242010796" w:history="1">
             <w:r>
               <w:rPr>
                 <w:rStyle w:val="Hyperlink"/>
@@ -859,7 +859,7 @@
               <w:rPr>
                 <w:noProof/>
               </w:rPr>
-              <w:instrText xml:space="preserve"> PAGEREF _Toc242008814 \h </w:instrText>
+              <w:instrText xml:space="preserve"> PAGEREF _Toc242010796 \h </w:instrText>
             </w:r>
             <w:r>
               <w:rPr>
@@ -902,7 +902,7 @@
               <w14:ligatures w14:val="standardContextual"/>
             </w:rPr>
           </w:pPr>
-          <w:hyperlink w:anchor="_Toc242008815" w:history="1">
+          <w:hyperlink w:anchor="_Toc242010797" w:history="1">
             <w:r>
               <w:rPr>
                 <w:rStyle w:val="Hyperlink"/>
@@ -926,7 +926,7 @@
               <w:rPr>
                 <w:noProof/>
               </w:rPr>
-              <w:instrText xml:space="preserve"> PAGEREF _Toc242008815 \h </w:instrText>
+              <w:instrText xml:space="preserve"> PAGEREF _Toc242010797 \h </w:instrText>
             </w:r>
             <w:r>
               <w:rPr>
@@ -969,7 +969,7 @@
               <w14:ligatures w14:val="standardContextual"/>
             </w:rPr>
           </w:pPr>
-          <w:hyperlink w:anchor="_Toc242008816" w:history="1">
+          <w:hyperlink w:anchor="_Toc242010798" w:history="1">
             <w:r>
               <w:rPr>
                 <w:rStyle w:val="Hyperlink"/>
@@ -993,7 +993,7 @@
               <w:rPr>
                 <w:noProof/>
               </w:rPr>
-              <w:instrText xml:space="preserve"> PAGEREF _Toc242008816 \h </w:instrText>
+              <w:instrText xml:space="preserve"> PAGEREF _Toc242010798 \h </w:instrText>
             </w:r>
             <w:r>
               <w:rPr>
@@ -1036,7 +1036,7 @@
               <w14:ligatures w14:val="standardContextual"/>
             </w:rPr>
           </w:pPr>
-          <w:hyperlink w:anchor="_Toc242008817" w:history="1">
+          <w:hyperlink w:anchor="_Toc242010799" w:history="1">
             <w:r>
               <w:rPr>
                 <w:rStyle w:val="Hyperlink"/>
@@ -1060,7 +1060,7 @@
               <w:rPr>
                 <w:noProof/>
               </w:rPr>
-              <w:instrText xml:space="preserve"> PAGEREF _Toc242008817 \h </w:instrText>
+              <w:instrText xml:space="preserve"> PAGEREF _Toc242010799 \h </w:instrText>
             </w:r>
             <w:r>
               <w:rPr>
@@ -1103,7 +1103,7 @@
               <w14:ligatures w14:val="standardContextual"/>
             </w:rPr>
           </w:pPr>
-          <w:hyperlink w:anchor="_Toc242008818" w:history="1">
+          <w:hyperlink w:anchor="_Toc242010800" w:history="1">
             <w:r>
               <w:rPr>
                 <w:rStyle w:val="Hyperlink"/>
@@ -1127,7 +1127,7 @@
               <w:rPr>
                 <w:noProof/>
               </w:rPr>
-              <w:instrText xml:space="preserve"> PAGEREF _Toc242008818 \h </w:instrText>
+              <w:instrText xml:space="preserve"> PAGEREF _Toc242010800 \h </w:instrText>
             </w:r>
             <w:r>
               <w:rPr>
@@ -1170,7 +1170,7 @@
               <w14:ligatures w14:val="standardContextual"/>
             </w:rPr>
           </w:pPr>
-          <w:hyperlink w:anchor="_Toc242008819" w:history="1">
+          <w:hyperlink w:anchor="_Toc242010801" w:history="1">
             <w:r>
               <w:rPr>
                 <w:rStyle w:val="Hyperlink"/>
@@ -1194,7 +1194,7 @@
               <w:rPr>
                 <w:noProof/>
               </w:rPr>
-              <w:instrText xml:space="preserve"> PAGEREF _Toc242008819 \h </w:instrText>
+              <w:instrText xml:space="preserve"> PAGEREF _Toc242010801 \h </w:instrText>
             </w:r>
             <w:r>
               <w:rPr>
@@ -1237,7 +1237,7 @@
               <w14:ligatures w14:val="standardContextual"/>
             </w:rPr>
           </w:pPr>
-          <w:hyperlink w:anchor="_Toc242008820" w:history="1">
+          <w:hyperlink w:anchor="_Toc242010802" w:history="1">
             <w:r>
               <w:rPr>
                 <w:rStyle w:val="Hyperlink"/>
@@ -1261,7 +1261,7 @@
               <w:rPr>
                 <w:noProof/>
               </w:rPr>
-              <w:instrText xml:space="preserve"> PAGEREF _Toc242008820 \h </w:instrText>
+              <w:instrText xml:space="preserve"> PAGEREF _Toc242010802 \h </w:instrText>
             </w:r>
             <w:r>
               <w:rPr>
@@ -1304,7 +1304,7 @@
               <w14:ligatures w14:val="standardContextual"/>
             </w:rPr>
           </w:pPr>
-          <w:hyperlink w:anchor="_Toc242008821" w:history="1">
+          <w:hyperlink w:anchor="_Toc242010803" w:history="1">
             <w:r>
               <w:rPr>
                 <w:rStyle w:val="Hyperlink"/>
@@ -1328,7 +1328,7 @@
               <w:rPr>
                 <w:noProof/>
               </w:rPr>
-              <w:instrText xml:space="preserve"> PAGEREF _Toc242008821 \h </w:instrText>
+              <w:instrText xml:space="preserve"> PAGEREF _Toc242010803 \h </w:instrText>
             </w:r>
             <w:r>
               <w:rPr>
@@ -1371,7 +1371,7 @@
               <w14:ligatures w14:val="standardContextual"/>
             </w:rPr>
           </w:pPr>
-          <w:hyperlink w:anchor="_Toc242008822" w:history="1">
+          <w:hyperlink w:anchor="_Toc242010804" w:history="1">
             <w:r>
               <w:rPr>
                 <w:rStyle w:val="Hyperlink"/>
@@ -1395,7 +1395,7 @@
               <w:rPr>
                 <w:noProof/>
               </w:rPr>
-              <w:instrText xml:space="preserve"> PAGEREF _Toc242008822 \h </w:instrText>
+              <w:instrText xml:space="preserve"> PAGEREF _Toc242010804 \h </w:instrText>
             </w:r>
             <w:r>
               <w:rPr>
@@ -1438,7 +1438,7 @@
               <w14:ligatures w14:val="standardContextual"/>
             </w:rPr>
           </w:pPr>
-          <w:hyperlink w:anchor="_Toc242008823" w:history="1">
+          <w:hyperlink w:anchor="_Toc242010805" w:history="1">
             <w:r>
               <w:rPr>
                 <w:rStyle w:val="Hyperlink"/>
@@ -1462,7 +1462,7 @@
               <w:rPr>
                 <w:noProof/>
               </w:rPr>
-              <w:instrText xml:space="preserve"> PAGEREF _Toc242008823 \h </w:instrText>
+              <w:instrText xml:space="preserve"> PAGEREF _Toc242010805 \h </w:instrText>
             </w:r>
             <w:r>
               <w:rPr>
@@ -1505,7 +1505,7 @@
               <w14:ligatures w14:val="standardContextual"/>
             </w:rPr>
           </w:pPr>
-          <w:hyperlink w:anchor="_Toc242008824" w:history="1">
+          <w:hyperlink w:anchor="_Toc242010806" w:history="1">
             <w:r>
               <w:rPr>
                 <w:rStyle w:val="Hyperlink"/>
@@ -1529,7 +1529,7 @@
               <w:rPr>
                 <w:noProof/>
               </w:rPr>
-              <w:instrText xml:space="preserve"> PAGEREF _Toc242008824 \h </w:instrText>
+              <w:instrText xml:space="preserve"> PAGEREF _Toc242010806 \h </w:instrText>
             </w:r>
             <w:r>
               <w:rPr>
@@ -1572,7 +1572,7 @@
               <w14:ligatures w14:val="standardContextual"/>
             </w:rPr>
           </w:pPr>
-          <w:hyperlink w:anchor="_Toc242008825" w:history="1">
+          <w:hyperlink w:anchor="_Toc242010807" w:history="1">
             <w:r>
               <w:rPr>
                 <w:rStyle w:val="Hyperlink"/>
@@ -1596,7 +1596,7 @@
               <w:rPr>
                 <w:noProof/>
               </w:rPr>
-              <w:instrText xml:space="preserve"> PAGEREF _Toc242008825 \h </w:instrText>
+              <w:instrText xml:space="preserve"> PAGEREF _Toc242010807 \h </w:instrText>
             </w:r>
             <w:r>
               <w:rPr>
@@ -1639,7 +1639,7 @@
               <w14:ligatures w14:val="standardContextual"/>
             </w:rPr>
           </w:pPr>
-          <w:hyperlink w:anchor="_Toc242008826" w:history="1">
+          <w:hyperlink w:anchor="_Toc242010808" w:history="1">
             <w:r>
               <w:rPr>
                 <w:rStyle w:val="Hyperlink"/>
@@ -1663,7 +1663,7 @@
               <w:rPr>
                 <w:noProof/>
               </w:rPr>
-              <w:instrText xml:space="preserve"> PAGEREF _Toc242008826 \h </w:instrText>
+              <w:instrText xml:space="preserve"> PAGEREF _Toc242010808 \h </w:instrText>
             </w:r>
             <w:r>
               <w:rPr>
@@ -1706,7 +1706,7 @@
               <w14:ligatures w14:val="standardContextual"/>
             </w:rPr>
           </w:pPr>
-          <w:hyperlink w:anchor="_Toc242008827" w:history="1">
+          <w:hyperlink w:anchor="_Toc242010809" w:history="1">
             <w:r>
               <w:rPr>
                 <w:rStyle w:val="Hyperlink"/>
@@ -1730,7 +1730,7 @@
               <w:rPr>
                 <w:noProof/>
               </w:rPr>
-              <w:instrText xml:space="preserve"> PAGEREF _Toc242008827 \h </w:instrText>
+              <w:instrText xml:space="preserve"> PAGEREF _Toc242010809 \h </w:instrText>
             </w:r>
             <w:r>
               <w:rPr>
@@ -1773,7 +1773,7 @@
               <w14:ligatures w14:val="standardContextual"/>
             </w:rPr>
           </w:pPr>
-          <w:hyperlink w:anchor="_Toc242008828" w:history="1">
+          <w:hyperlink w:anchor="_Toc242010810" w:history="1">
             <w:r>
               <w:rPr>
                 <w:rStyle w:val="Hyperlink"/>
@@ -1797,7 +1797,7 @@
               <w:rPr>
                 <w:noProof/>
               </w:rPr>
-              <w:instrText xml:space="preserve"> PAGEREF _Toc242008828 \h </w:instrText>
+              <w:instrText xml:space="preserve"> PAGEREF _Toc242010810 \h </w:instrText>
             </w:r>
             <w:r>
               <w:rPr>
@@ -1840,7 +1840,7 @@
               <w14:ligatures w14:val="standardContextual"/>
             </w:rPr>
           </w:pPr>
-          <w:hyperlink w:anchor="_Toc242008829" w:history="1">
+          <w:hyperlink w:anchor="_Toc242010811" w:history="1">
             <w:r>
               <w:rPr>
                 <w:rStyle w:val="Hyperlink"/>
@@ -1864,7 +1864,7 @@
               <w:rPr>
                 <w:noProof/>
               </w:rPr>
-              <w:instrText xml:space="preserve"> PAGEREF _Toc242008829 \h </w:instrText>
+              <w:instrText xml:space="preserve"> PAGEREF _Toc242010811 \h </w:instrText>
             </w:r>
             <w:r>
               <w:rPr>
@@ -1907,7 +1907,7 @@
               <w14:ligatures w14:val="standardContextual"/>
             </w:rPr>
           </w:pPr>
-          <w:hyperlink w:anchor="_Toc242008830" w:history="1">
+          <w:hyperlink w:anchor="_Toc242010812" w:history="1">
             <w:r>
               <w:rPr>
                 <w:rStyle w:val="Hyperlink"/>
@@ -1931,7 +1931,7 @@
               <w:rPr>
                 <w:noProof/>
               </w:rPr>
-              <w:instrText xml:space="preserve"> PAGEREF _Toc242008830 \h </w:instrText>
+              <w:instrText xml:space="preserve"> PAGEREF _Toc242010812 \h </w:instrText>
             </w:r>
             <w:r>
               <w:rPr>
@@ -1974,7 +1974,7 @@
               <w14:ligatures w14:val="standardContextual"/>
             </w:rPr>
           </w:pPr>
-          <w:hyperlink w:anchor="_Toc242008831" w:history="1">
+          <w:hyperlink w:anchor="_Toc242010813" w:history="1">
             <w:r>
               <w:rPr>
                 <w:rStyle w:val="Hyperlink"/>
@@ -1998,7 +1998,7 @@
               <w:rPr>
                 <w:noProof/>
               </w:rPr>
-              <w:instrText xml:space="preserve"> PAGEREF _Toc242008831 \h </w:instrText>
+              <w:instrText xml:space="preserve"> PAGEREF _Toc242010813 \h </w:instrText>
             </w:r>
             <w:r>
               <w:rPr>
@@ -2041,7 +2041,7 @@
               <w14:ligatures w14:val="standardContextual"/>
             </w:rPr>
           </w:pPr>
-          <w:hyperlink w:anchor="_Toc242008832" w:history="1">
+          <w:hyperlink w:anchor="_Toc242010814" w:history="1">
             <w:r>
               <w:rPr>
                 <w:rStyle w:val="Hyperlink"/>
@@ -2065,7 +2065,7 @@
               <w:rPr>
                 <w:noProof/>
               </w:rPr>
-              <w:instrText xml:space="preserve"> PAGEREF _Toc242008832 \h </w:instrText>
+              <w:instrText xml:space="preserve"> PAGEREF _Toc242010814 \h </w:instrText>
             </w:r>
             <w:r>
               <w:rPr>
@@ -2104,7 +2104,7 @@
         <w:pStyle w:val="Heading1"/>
         <w:pageBreakBefore/>
       </w:pPr>
-      <w:bookmarkStart w:id="0" w:name="_Toc242008810"/>
+      <w:bookmarkStart w:id="0" w:name="_Toc242010792"/>
       <w:r>
         <w:lastRenderedPageBreak/>
         <w:t>1. Welcome</w:t>
@@ -2144,7 +2144,7 @@
           <w:left w:w="10" w:type="dxa"/>
           <w:right w:w="10" w:type="dxa"/>
         </w:tblCellMar>
-        <w:tblLook w:val="04A0" w:firstRow="1" w:lastRow="0" w:firstColumn="1" w:lastColumn="0" w:noHBand="0" w:noVBand="1"/>
+        <w:tblLook w:val="0000" w:firstRow="0" w:lastRow="0" w:firstColumn="0" w:lastColumn="0" w:noHBand="0" w:noVBand="0"/>
       </w:tblPr>
       <w:tblGrid>
         <w:gridCol w:w="2824"/>
@@ -2520,7 +2520,7 @@
       <w:pPr>
         <w:pStyle w:val="Heading2"/>
       </w:pPr>
-      <w:bookmarkStart w:id="1" w:name="_Toc242008811"/>
+      <w:bookmarkStart w:id="1" w:name="_Toc242010793"/>
       <w:r>
         <w:t>What you should know first</w:t>
       </w:r>
@@ -2638,7 +2638,7 @@
         <w:pStyle w:val="Heading1"/>
         <w:pageBreakBefore/>
       </w:pPr>
-      <w:bookmarkStart w:id="2" w:name="_Toc242008812"/>
+      <w:bookmarkStart w:id="2" w:name="_Toc242010794"/>
       <w:r>
         <w:lastRenderedPageBreak/>
         <w:t>2. What you need</w:t>
@@ -2734,7 +2734,7 @@
           <w:left w:w="10" w:type="dxa"/>
           <w:right w:w="10" w:type="dxa"/>
         </w:tblCellMar>
-        <w:tblLook w:val="04A0" w:firstRow="1" w:lastRow="0" w:firstColumn="1" w:lastColumn="0" w:noHBand="0" w:noVBand="1"/>
+        <w:tblLook w:val="0000" w:firstRow="0" w:lastRow="0" w:firstColumn="0" w:lastColumn="0" w:noHBand="0" w:noVBand="0"/>
       </w:tblPr>
       <w:tblGrid>
         <w:gridCol w:w="9412"/>
@@ -2867,7 +2867,7 @@
         <w:pStyle w:val="Heading1"/>
         <w:pageBreakBefore/>
       </w:pPr>
-      <w:bookmarkStart w:id="3" w:name="_Toc242008813"/>
+      <w:bookmarkStart w:id="3" w:name="_Toc242010795"/>
       <w:r>
         <w:lastRenderedPageBreak/>
         <w:t>3. Taking part, step by step</w:t>
@@ -2878,7 +2878,7 @@
       <w:pPr>
         <w:pStyle w:val="Heading2"/>
       </w:pPr>
-      <w:bookmarkStart w:id="4" w:name="_Toc242008814"/>
+      <w:bookmarkStart w:id="4" w:name="_Toc242010796"/>
       <w:r>
         <w:t>Step 1 — Open your link</w:t>
       </w:r>
@@ -2896,7 +2896,7 @@
       <w:pPr>
         <w:pStyle w:val="Heading2"/>
       </w:pPr>
-      <w:bookmarkStart w:id="5" w:name="_Toc242008815"/>
+      <w:bookmarkStart w:id="5" w:name="_Toc242010797"/>
       <w:r>
         <w:t>Step 2 — Confirm your organisation</w:t>
       </w:r>
@@ -2931,7 +2931,7 @@
           <w:noProof/>
         </w:rPr>
         <w:drawing>
-          <wp:inline distT="0" distB="0" distL="0" distR="0" wp14:anchorId="67082C9B" wp14:editId="3FA431B7">
+          <wp:inline distT="0" distB="0" distL="0" distR="0" wp14:anchorId="266D7D96" wp14:editId="517798D7">
             <wp:extent cx="2476500" cy="3362325"/>
             <wp:effectExtent l="0" t="0" r="0" b="0"/>
             <wp:docPr id="1" name="resp_01_confirm.jpg" descr="Confirming the organisation." title="Confirming the organisation."/>
@@ -3000,7 +3000,7 @@
       <w:pPr>
         <w:pStyle w:val="Heading2"/>
       </w:pPr>
-      <w:bookmarkStart w:id="6" w:name="_Toc242008816"/>
+      <w:bookmarkStart w:id="6" w:name="_Toc242010798"/>
       <w:r>
         <w:t>Step 3 — Tell us a little about you</w:t>
       </w:r>
@@ -3092,7 +3092,7 @@
         </w:rPr>
         <w:lastRenderedPageBreak/>
         <w:drawing>
-          <wp:inline distT="0" distB="0" distL="0" distR="0" wp14:anchorId="1914198B" wp14:editId="332497BA">
+          <wp:inline distT="0" distB="0" distL="0" distR="0" wp14:anchorId="742F5688" wp14:editId="571784DC">
             <wp:extent cx="2476500" cy="3362325"/>
             <wp:effectExtent l="0" t="0" r="0" b="0"/>
             <wp:docPr id="2" name="resp_02_eligibility.jpg" descr="A little about you." title="A little about you."/>
@@ -3172,7 +3172,7 @@
           <w:left w:w="10" w:type="dxa"/>
           <w:right w:w="10" w:type="dxa"/>
         </w:tblCellMar>
-        <w:tblLook w:val="04A0" w:firstRow="1" w:lastRow="0" w:firstColumn="1" w:lastColumn="0" w:noHBand="0" w:noVBand="1"/>
+        <w:tblLook w:val="0000" w:firstRow="0" w:lastRow="0" w:firstColumn="0" w:lastColumn="0" w:noHBand="0" w:noVBand="0"/>
       </w:tblPr>
       <w:tblGrid>
         <w:gridCol w:w="9412"/>
@@ -3247,7 +3247,7 @@
       <w:pPr>
         <w:pStyle w:val="Heading2"/>
       </w:pPr>
-      <w:bookmarkStart w:id="7" w:name="_Toc242008817"/>
+      <w:bookmarkStart w:id="7" w:name="_Toc242010799"/>
       <w:r>
         <w:t>Step 4 — Read the participant information</w:t>
       </w:r>
@@ -3303,7 +3303,7 @@
         </w:rPr>
         <w:lastRenderedPageBreak/>
         <w:drawing>
-          <wp:inline distT="0" distB="0" distL="0" distR="0" wp14:anchorId="1DDD972F" wp14:editId="58FDAD08">
+          <wp:inline distT="0" distB="0" distL="0" distR="0" wp14:anchorId="3C50C3AA" wp14:editId="016F1F23">
             <wp:extent cx="1076325" cy="4953000"/>
             <wp:effectExtent l="0" t="0" r="0" b="0"/>
             <wp:docPr id="3" name="resp_03_information_top.jpg" descr="Participant Information." title="Participant Information."/>
@@ -3372,7 +3372,7 @@
       <w:pPr>
         <w:pStyle w:val="Heading2"/>
       </w:pPr>
-      <w:bookmarkStart w:id="8" w:name="_Toc242008818"/>
+      <w:bookmarkStart w:id="8" w:name="_Toc242010800"/>
       <w:r>
         <w:t>Step 5 — Give your decision</w:t>
       </w:r>
@@ -3464,7 +3464,7 @@
         </w:rPr>
         <w:lastRenderedPageBreak/>
         <w:drawing>
-          <wp:inline distT="0" distB="0" distL="0" distR="0" wp14:anchorId="16E3E646" wp14:editId="4005C127">
+          <wp:inline distT="0" distB="0" distL="0" distR="0" wp14:anchorId="1F0A350B" wp14:editId="65A1AABB">
             <wp:extent cx="2476500" cy="4419600"/>
             <wp:effectExtent l="0" t="0" r="0" b="0"/>
             <wp:docPr id="4" name="resp_04_consent.jpg" descr="Your consent." title="Your consent."/>
@@ -3533,7 +3533,7 @@
       <w:pPr>
         <w:pStyle w:val="Heading2"/>
       </w:pPr>
-      <w:bookmarkStart w:id="9" w:name="_Toc242008819"/>
+      <w:bookmarkStart w:id="9" w:name="_Toc242010801"/>
       <w:r>
         <w:t>Step 6 — Check what we already know (only if shown)</w:t>
       </w:r>
@@ -3621,7 +3621,7 @@
       <w:pPr>
         <w:pStyle w:val="Heading2"/>
       </w:pPr>
-      <w:bookmarkStart w:id="10" w:name="_Toc242008820"/>
+      <w:bookmarkStart w:id="10" w:name="_Toc242010802"/>
       <w:r>
         <w:t>Step 7 — Choose how you would like to take part</w:t>
       </w:r>
@@ -3642,7 +3642,7 @@
           <w:left w:w="10" w:type="dxa"/>
           <w:right w:w="10" w:type="dxa"/>
         </w:tblCellMar>
-        <w:tblLook w:val="04A0" w:firstRow="1" w:lastRow="0" w:firstColumn="1" w:lastColumn="0" w:noHBand="0" w:noVBand="1"/>
+        <w:tblLook w:val="0000" w:firstRow="0" w:lastRow="0" w:firstColumn="0" w:lastColumn="0" w:noHBand="0" w:noVBand="0"/>
       </w:tblPr>
       <w:tblGrid>
         <w:gridCol w:w="3577"/>
@@ -3963,7 +3963,7 @@
         </w:rPr>
         <w:lastRenderedPageBreak/>
         <w:drawing>
-          <wp:inline distT="0" distB="0" distL="0" distR="0" wp14:anchorId="37CFD813" wp14:editId="3BA121C0">
+          <wp:inline distT="0" distB="0" distL="0" distR="0" wp14:anchorId="061FB512" wp14:editId="09722957">
             <wp:extent cx="2476500" cy="4533900"/>
             <wp:effectExtent l="0" t="0" r="0" b="0"/>
             <wp:docPr id="5" name="resp_06_choice.jpg" descr="How would you like to take part?" title="How would you like to take part?"/>
@@ -4032,7 +4032,7 @@
       <w:pPr>
         <w:pStyle w:val="Heading2"/>
       </w:pPr>
-      <w:bookmarkStart w:id="11" w:name="_Toc242008821"/>
+      <w:bookmarkStart w:id="11" w:name="_Toc242010803"/>
       <w:r>
         <w:t>Step 8a — Complete the questionnaire yourself</w:t>
       </w:r>
@@ -4167,7 +4167,7 @@
         </w:rPr>
         <w:lastRenderedPageBreak/>
         <w:drawing>
-          <wp:inline distT="0" distB="0" distL="0" distR="0" wp14:anchorId="2F989C37" wp14:editId="0CADBF2D">
+          <wp:inline distT="0" distB="0" distL="0" distR="0" wp14:anchorId="7BA8B21D" wp14:editId="11C5F5A1">
             <wp:extent cx="2476500" cy="3362325"/>
             <wp:effectExtent l="0" t="0" r="0" b="0"/>
             <wp:docPr id="6" name="resp_07_ready.jpg" descr="Ready to begin." title="Ready to begin."/>
@@ -4243,7 +4243,7 @@
           <w:noProof/>
         </w:rPr>
         <w:drawing>
-          <wp:inline distT="0" distB="0" distL="0" distR="0" wp14:anchorId="008BE8FC" wp14:editId="1275B18A">
+          <wp:inline distT="0" distB="0" distL="0" distR="0" wp14:anchorId="726CD4F6" wp14:editId="5432D967">
             <wp:extent cx="2476500" cy="3362325"/>
             <wp:effectExtent l="0" t="0" r="0" b="0"/>
             <wp:docPr id="7" name="resp_07b_kobo_form.jpg" descr="The questionnaire's first page." title="The questionnaire's first page."/>
@@ -4323,7 +4323,7 @@
           <w:left w:w="10" w:type="dxa"/>
           <w:right w:w="10" w:type="dxa"/>
         </w:tblCellMar>
-        <w:tblLook w:val="04A0" w:firstRow="1" w:lastRow="0" w:firstColumn="1" w:lastColumn="0" w:noHBand="0" w:noVBand="1"/>
+        <w:tblLook w:val="0000" w:firstRow="0" w:lastRow="0" w:firstColumn="0" w:lastColumn="0" w:noHBand="0" w:noVBand="0"/>
       </w:tblPr>
       <w:tblGrid>
         <w:gridCol w:w="9412"/>
@@ -4515,7 +4515,7 @@
       <w:pPr>
         <w:pStyle w:val="Heading2"/>
       </w:pPr>
-      <w:bookmarkStart w:id="12" w:name="_Toc242008822"/>
+      <w:bookmarkStart w:id="12" w:name="_Toc242010804"/>
       <w:r>
         <w:lastRenderedPageBreak/>
         <w:t>Step 8b — Ask a researcher to call you</w:t>
@@ -4607,7 +4607,7 @@
           <w:noProof/>
         </w:rPr>
         <w:drawing>
-          <wp:inline distT="0" distB="0" distL="0" distR="0" wp14:anchorId="4828B222" wp14:editId="5C468DC4">
+          <wp:inline distT="0" distB="0" distL="0" distR="0" wp14:anchorId="3DCB1DF5" wp14:editId="34491C2B">
             <wp:extent cx="2476500" cy="3362325"/>
             <wp:effectExtent l="0" t="0" r="0" b="0"/>
             <wp:docPr id="8" name="resp_08_appointment.jpg" descr="Choosing a time for a call." title="Choosing a time for a call."/>
@@ -4683,7 +4683,7 @@
           <w:noProof/>
         </w:rPr>
         <w:drawing>
-          <wp:inline distT="0" distB="0" distL="0" distR="0" wp14:anchorId="19B97E68" wp14:editId="7C332C53">
+          <wp:inline distT="0" distB="0" distL="0" distR="0" wp14:anchorId="73CA6121" wp14:editId="35FD2214">
             <wp:extent cx="2476500" cy="3676650"/>
             <wp:effectExtent l="0" t="0" r="0" b="0"/>
             <wp:docPr id="9" name="resp_09_done_appointment.jpg" descr="Your request has been sent." title="Your request has been sent."/>
@@ -4752,7 +4752,7 @@
       <w:pPr>
         <w:pStyle w:val="Heading2"/>
       </w:pPr>
-      <w:bookmarkStart w:id="13" w:name="_Toc242008823"/>
+      <w:bookmarkStart w:id="13" w:name="_Toc242010805"/>
       <w:r>
         <w:lastRenderedPageBreak/>
         <w:t>Step 9 — Finished</w:t>
@@ -4842,7 +4842,7 @@
         <w:pStyle w:val="Heading1"/>
         <w:pageBreakBefore/>
       </w:pPr>
-      <w:bookmarkStart w:id="14" w:name="_Toc242008824"/>
+      <w:bookmarkStart w:id="14" w:name="_Toc242010806"/>
       <w:r>
         <w:lastRenderedPageBreak/>
         <w:t>4. Reminders</w:t>
@@ -4862,7 +4862,7 @@
         <w:pStyle w:val="Heading1"/>
         <w:pageBreakBefore/>
       </w:pPr>
-      <w:bookmarkStart w:id="15" w:name="_Toc242008825"/>
+      <w:bookmarkStart w:id="15" w:name="_Toc242010807"/>
       <w:r>
         <w:lastRenderedPageBreak/>
         <w:t>5. Your rights and your information</w:t>
@@ -4987,7 +4987,7 @@
         <w:pStyle w:val="Heading1"/>
         <w:pageBreakBefore/>
       </w:pPr>
-      <w:bookmarkStart w:id="16" w:name="_Toc242008826"/>
+      <w:bookmarkStart w:id="16" w:name="_Toc242010808"/>
       <w:r>
         <w:lastRenderedPageBreak/>
         <w:t>6. Questions and answers</w:t>
@@ -5009,7 +5009,7 @@
           <w:left w:w="10" w:type="dxa"/>
           <w:right w:w="10" w:type="dxa"/>
         </w:tblCellMar>
-        <w:tblLook w:val="04A0" w:firstRow="1" w:lastRow="0" w:firstColumn="1" w:lastColumn="0" w:noHBand="0" w:noVBand="1"/>
+        <w:tblLook w:val="0000" w:firstRow="0" w:lastRow="0" w:firstColumn="0" w:lastColumn="0" w:noHBand="0" w:noVBand="0"/>
       </w:tblPr>
       <w:tblGrid>
         <w:gridCol w:w="3388"/>
@@ -5248,14 +5248,7 @@
                 <w:sz w:val="19"/>
                 <w:szCs w:val="19"/>
               </w:rPr>
-              <w:t>Choose None of these describe me</w:t>
-            </w:r>
-            <w:r>
-              <w:rPr>
-                <w:sz w:val="19"/>
-                <w:szCs w:val="19"/>
-              </w:rPr>
-              <w:t>, and please let the researcher know who the right senior person is.</w:t>
+              <w:t>Choose None of these describe me, and please let the researcher know who the right senior person is.</w:t>
             </w:r>
           </w:p>
         </w:tc>
@@ -5509,7 +5502,7 @@
           <w:noProof/>
         </w:rPr>
         <w:drawing>
-          <wp:inline distT="0" distB="0" distL="0" distR="0" wp14:anchorId="52387678" wp14:editId="5B25BF6C">
+          <wp:inline distT="0" distB="0" distL="0" distR="0" wp14:anchorId="4B11331B" wp14:editId="6DE2647A">
             <wp:extent cx="2476500" cy="2524125"/>
             <wp:effectExtent l="0" t="0" r="0" b="0"/>
             <wp:docPr id="10" name="resp_10_invalid_link.jpg" descr="What an invalid or expired link looks like." title="What an invalid or expired link looks like."/>
@@ -5579,7 +5572,7 @@
         <w:pStyle w:val="Heading1"/>
         <w:pageBreakBefore/>
       </w:pPr>
-      <w:bookmarkStart w:id="17" w:name="_Toc242008827"/>
+      <w:bookmarkStart w:id="17" w:name="_Toc242010809"/>
       <w:r>
         <w:lastRenderedPageBreak/>
         <w:t>7. If you were invited to a Key Informant Interview</w:t>
@@ -5619,7 +5612,7 @@
           <w:left w:w="10" w:type="dxa"/>
           <w:right w:w="10" w:type="dxa"/>
         </w:tblCellMar>
-        <w:tblLook w:val="04A0" w:firstRow="1" w:lastRow="0" w:firstColumn="1" w:lastColumn="0" w:noHBand="0" w:noVBand="1"/>
+        <w:tblLook w:val="0000" w:firstRow="0" w:lastRow="0" w:firstColumn="0" w:lastColumn="0" w:noHBand="0" w:noVBand="0"/>
       </w:tblPr>
       <w:tblGrid>
         <w:gridCol w:w="2824"/>
@@ -5815,7 +5808,7 @@
       <w:pPr>
         <w:pStyle w:val="Heading2"/>
       </w:pPr>
-      <w:bookmarkStart w:id="18" w:name="_Toc242008828"/>
+      <w:bookmarkStart w:id="18" w:name="_Toc242010810"/>
       <w:r>
         <w:t>Step 1 — Open your link</w:t>
       </w:r>
@@ -5833,7 +5826,7 @@
       <w:pPr>
         <w:pStyle w:val="Heading2"/>
       </w:pPr>
-      <w:bookmarkStart w:id="19" w:name="_Toc242008829"/>
+      <w:bookmarkStart w:id="19" w:name="_Toc242010811"/>
       <w:r>
         <w:t>Step 2 — Read the participant information</w:t>
       </w:r>
@@ -5861,7 +5854,7 @@
       <w:pPr>
         <w:pStyle w:val="Heading2"/>
       </w:pPr>
-      <w:bookmarkStart w:id="20" w:name="_Toc242008830"/>
+      <w:bookmarkStart w:id="20" w:name="_Toc242010812"/>
       <w:r>
         <w:t>Step 3 — Give your decision</w:t>
       </w:r>
@@ -5945,7 +5938,7 @@
       <w:pPr>
         <w:pStyle w:val="Heading2"/>
       </w:pPr>
-      <w:bookmarkStart w:id="21" w:name="_Toc242008831"/>
+      <w:bookmarkStart w:id="21" w:name="_Toc242010813"/>
       <w:r>
         <w:t>Step 4 — Start the interview</w:t>
       </w:r>
@@ -6040,7 +6033,7 @@
           <w:left w:w="10" w:type="dxa"/>
           <w:right w:w="10" w:type="dxa"/>
         </w:tblCellMar>
-        <w:tblLook w:val="04A0" w:firstRow="1" w:lastRow="0" w:firstColumn="1" w:lastColumn="0" w:noHBand="0" w:noVBand="1"/>
+        <w:tblLook w:val="0000" w:firstRow="0" w:lastRow="0" w:firstColumn="0" w:lastColumn="0" w:noHBand="0" w:noVBand="0"/>
       </w:tblPr>
       <w:tblGrid>
         <w:gridCol w:w="9412"/>
@@ -6108,7 +6101,7 @@
         <w:pStyle w:val="Heading1"/>
         <w:pageBreakBefore/>
       </w:pPr>
-      <w:bookmarkStart w:id="22" w:name="_Toc242008832"/>
+      <w:bookmarkStart w:id="22" w:name="_Toc242010814"/>
       <w:r>
         <w:lastRenderedPageBreak/>
         <w:t>8. Contact the research team</w:t>
@@ -6130,7 +6123,7 @@
           <w:left w:w="10" w:type="dxa"/>
           <w:right w:w="10" w:type="dxa"/>
         </w:tblCellMar>
-        <w:tblLook w:val="04A0" w:firstRow="1" w:lastRow="0" w:firstColumn="1" w:lastColumn="0" w:noHBand="0" w:noVBand="1"/>
+        <w:tblLook w:val="0000" w:firstRow="0" w:lastRow="0" w:firstColumn="0" w:lastColumn="0" w:noHBand="0" w:noVBand="0"/>
       </w:tblPr>
       <w:tblGrid>
         <w:gridCol w:w="2824"/>
@@ -6498,7 +6491,7 @@
         <w:sz w:val="16"/>
         <w:szCs w:val="16"/>
       </w:rPr>
-      <w:t>Version 1.19 · 4 October 2026</w:t>
+      <w:t>Version 1.20 · 4 October 2026</w:t>
     </w:r>
     <w:r>
       <w:rPr>
@@ -6671,10 +6664,10 @@
 <file path=word/numbering.xml><?xml version="1.0" encoding="utf-8"?>
 <w:numbering xmlns:wpc="http://schemas.microsoft.com/office/word/2010/wordprocessingCanvas" xmlns:cx="http://schemas.microsoft.com/office/drawing/2014/chartex" xmlns:cx1="http://schemas.microsoft.com/office/drawing/2015/9/8/chartex" xmlns:cx2="http://schemas.microsoft.com/office/drawing/2015/10/21/chartex" xmlns:cx3="http://schemas.microsoft.com/office/drawing/2016/5/9/chartex" xmlns:cx4="http://schemas.microsoft.com/office/drawing/2016/5/10/chartex" xmlns:cx5="http://schemas.microsoft.com/office/drawing/2016/5/11/chartex" xmlns:cx6="http://schemas.microsoft.com/office/drawing/2016/5/12/chartex" xmlns:cx7="http://schemas.microsoft.com/office/drawing/2016/5/13/chartex" xmlns:cx8="http://schemas.microsoft.com/office/drawing/2016/5/14/chartex" xmlns:mc="http://schemas.openxmlformats.org/markup-compatibility/2006" xmlns:aink="http://schemas.microsoft.com/office/drawing/2016/ink" xmlns:am3d="http://schemas.microsoft.com/office/drawing/2017/model3d" xmlns:o="urn:schemas-microsoft-com:office:office" xmlns:oel="http://schemas.microsoft.com/office/2019/extlst" xmlns:r="http://schemas.openxmlformats.org/officeDocument/2006/relationships" xmlns:m="http://schemas.openxmlformats.org/officeDocument/2006/math" xmlns:v="urn:schemas-microsoft-com:vml" xmlns:wp14="http://schemas.microsoft.com/office/word/2010/wordprocessingDrawing" xmlns:wp="http://schemas.openxmlformats.org/drawingml/2006/wordprocessingDrawing" xmlns:w10="urn:schemas-microsoft-com:office:word" xmlns:w="http://schemas.openxmlformats.org/wordprocessingml/2006/main" xmlns:w14="http://schemas.microsoft.com/office/word/2010/wordml" xmlns:w15="http://schemas.microsoft.com/office/word/2012/wordml" xmlns:w16cex="http://schemas.microsoft.com/office/word/2018/wordml/cex" xmlns:w16cid="http://schemas.microsoft.com/office/word/2016/wordml/cid" xmlns:w16="http://schemas.microsoft.com/office/word/2018/wordml" xmlns:w16sdtdh="http://schemas.microsoft.com/office/word/2020/wordml/sdtdatahash" xmlns:w16se="http://schemas.microsoft.com/office/word/2015/wordml/symex" xmlns:wpg="http://schemas.microsoft.com/office/word/2010/wordprocessingGroup" xmlns:wpi="http://schemas.microsoft.com/office/word/2010/wordprocessingInk" xmlns:wne="http://schemas.microsoft.com/office/word/2006/wordml" xmlns:wps="http://schemas.microsoft.com/office/word/2010/wordprocessingShape" mc:Ignorable="w14 w15 w16se w16cid w16 w16cex w16sdtdh wp14">
   <w:abstractNum w:abstractNumId="0" w15:restartNumberingAfterBreak="0">
-    <w:nsid w:val="049504FC"/>
+    <w:nsid w:val="06081D9F"/>
     <w:multiLevelType w:val="hybridMultilevel"/>
-    <w:tmpl w:val="E9F4D942"/>
-    <w:lvl w:ilvl="0" w:tplc="353A6DC8">
+    <w:tmpl w:val="477E09E4"/>
+    <w:lvl w:ilvl="0" w:tplc="D340D226">
       <w:start w:val="1"/>
       <w:numFmt w:val="decimal"/>
       <w:lvlText w:val="%1."/>
@@ -6688,52 +6681,52 @@
         <w:color w:val="A67C27"/>
       </w:rPr>
     </w:lvl>
-    <w:lvl w:ilvl="1" w:tplc="2E3278DA">
+    <w:lvl w:ilvl="1" w:tplc="7556D76A">
       <w:numFmt w:val="decimal"/>
       <w:lvlText w:val=""/>
       <w:lvlJc w:val="left"/>
     </w:lvl>
-    <w:lvl w:ilvl="2" w:tplc="D2360560">
+    <w:lvl w:ilvl="2" w:tplc="BD9218AA">
       <w:numFmt w:val="decimal"/>
       <w:lvlText w:val=""/>
       <w:lvlJc w:val="left"/>
     </w:lvl>
-    <w:lvl w:ilvl="3" w:tplc="8DE86BB6">
+    <w:lvl w:ilvl="3" w:tplc="995A8110">
       <w:numFmt w:val="decimal"/>
       <w:lvlText w:val=""/>
       <w:lvlJc w:val="left"/>
     </w:lvl>
-    <w:lvl w:ilvl="4" w:tplc="B100D73C">
+    <w:lvl w:ilvl="4" w:tplc="DA4888B2">
       <w:numFmt w:val="decimal"/>
       <w:lvlText w:val=""/>
       <w:lvlJc w:val="left"/>
     </w:lvl>
-    <w:lvl w:ilvl="5" w:tplc="B1FC815A">
+    <w:lvl w:ilvl="5" w:tplc="BB0C71F6">
       <w:numFmt w:val="decimal"/>
       <w:lvlText w:val=""/>
       <w:lvlJc w:val="left"/>
     </w:lvl>
-    <w:lvl w:ilvl="6" w:tplc="EF38E738">
+    <w:lvl w:ilvl="6" w:tplc="7DDC077C">
       <w:numFmt w:val="decimal"/>
       <w:lvlText w:val=""/>
       <w:lvlJc w:val="left"/>
     </w:lvl>
-    <w:lvl w:ilvl="7" w:tplc="F40AA93A">
+    <w:lvl w:ilvl="7" w:tplc="925C7748">
       <w:numFmt w:val="decimal"/>
       <w:lvlText w:val=""/>
       <w:lvlJc w:val="left"/>
     </w:lvl>
-    <w:lvl w:ilvl="8" w:tplc="A3428312">
+    <w:lvl w:ilvl="8" w:tplc="802228FE">
       <w:numFmt w:val="decimal"/>
       <w:lvlText w:val=""/>
       <w:lvlJc w:val="left"/>
     </w:lvl>
   </w:abstractNum>
   <w:abstractNum w:abstractNumId="1" w15:restartNumberingAfterBreak="0">
-    <w:nsid w:val="1A931D86"/>
+    <w:nsid w:val="1B0A04D9"/>
     <w:multiLevelType w:val="hybridMultilevel"/>
-    <w:tmpl w:val="AF909D10"/>
-    <w:lvl w:ilvl="0" w:tplc="DE0063DE">
+    <w:tmpl w:val="3D2E8610"/>
+    <w:lvl w:ilvl="0" w:tplc="BB96038C">
       <w:start w:val="1"/>
       <w:numFmt w:val="decimal"/>
       <w:lvlText w:val="%1."/>
@@ -6747,52 +6740,52 @@
         <w:color w:val="A67C27"/>
       </w:rPr>
     </w:lvl>
-    <w:lvl w:ilvl="1" w:tplc="BB7645BE">
+    <w:lvl w:ilvl="1" w:tplc="7D48D4FA">
       <w:numFmt w:val="decimal"/>
       <w:lvlText w:val=""/>
       <w:lvlJc w:val="left"/>
     </w:lvl>
-    <w:lvl w:ilvl="2" w:tplc="D63077C0">
+    <w:lvl w:ilvl="2" w:tplc="38D48C6C">
       <w:numFmt w:val="decimal"/>
       <w:lvlText w:val=""/>
       <w:lvlJc w:val="left"/>
     </w:lvl>
-    <w:lvl w:ilvl="3" w:tplc="9AC87476">
+    <w:lvl w:ilvl="3" w:tplc="7D7ED406">
       <w:numFmt w:val="decimal"/>
       <w:lvlText w:val=""/>
       <w:lvlJc w:val="left"/>
     </w:lvl>
-    <w:lvl w:ilvl="4" w:tplc="57827EBE">
+    <w:lvl w:ilvl="4" w:tplc="7C9A7DC6">
       <w:numFmt w:val="decimal"/>
       <w:lvlText w:val=""/>
       <w:lvlJc w:val="left"/>
     </w:lvl>
-    <w:lvl w:ilvl="5" w:tplc="D8AE2CC0">
+    <w:lvl w:ilvl="5" w:tplc="9852ECAA">
       <w:numFmt w:val="decimal"/>
       <w:lvlText w:val=""/>
       <w:lvlJc w:val="left"/>
     </w:lvl>
-    <w:lvl w:ilvl="6" w:tplc="381C05BA">
+    <w:lvl w:ilvl="6" w:tplc="CDF850AC">
       <w:numFmt w:val="decimal"/>
       <w:lvlText w:val=""/>
       <w:lvlJc w:val="left"/>
     </w:lvl>
-    <w:lvl w:ilvl="7" w:tplc="F900093E">
+    <w:lvl w:ilvl="7" w:tplc="463255B4">
       <w:numFmt w:val="decimal"/>
       <w:lvlText w:val=""/>
       <w:lvlJc w:val="left"/>
     </w:lvl>
-    <w:lvl w:ilvl="8" w:tplc="F096498A">
+    <w:lvl w:ilvl="8" w:tplc="3DDA282A">
       <w:numFmt w:val="decimal"/>
       <w:lvlText w:val=""/>
       <w:lvlJc w:val="left"/>
     </w:lvl>
   </w:abstractNum>
   <w:abstractNum w:abstractNumId="2" w15:restartNumberingAfterBreak="0">
-    <w:nsid w:val="1C34374E"/>
+    <w:nsid w:val="1CC26ADC"/>
     <w:multiLevelType w:val="hybridMultilevel"/>
-    <w:tmpl w:val="D954F792"/>
-    <w:lvl w:ilvl="0" w:tplc="2A74F530">
+    <w:tmpl w:val="7662EC22"/>
+    <w:lvl w:ilvl="0" w:tplc="828A8888">
       <w:start w:val="1"/>
       <w:numFmt w:val="decimal"/>
       <w:lvlText w:val="%1."/>
@@ -6806,52 +6799,196 @@
         <w:color w:val="A67C27"/>
       </w:rPr>
     </w:lvl>
-    <w:lvl w:ilvl="1" w:tplc="D08E4C38">
+    <w:lvl w:ilvl="1" w:tplc="51D6F778">
       <w:numFmt w:val="decimal"/>
       <w:lvlText w:val=""/>
       <w:lvlJc w:val="left"/>
     </w:lvl>
-    <w:lvl w:ilvl="2" w:tplc="5770E6D0">
+    <w:lvl w:ilvl="2" w:tplc="48C8A3B8">
       <w:numFmt w:val="decimal"/>
       <w:lvlText w:val=""/>
       <w:lvlJc w:val="left"/>
     </w:lvl>
-    <w:lvl w:ilvl="3" w:tplc="6C78B7E8">
+    <w:lvl w:ilvl="3" w:tplc="48CE722C">
       <w:numFmt w:val="decimal"/>
       <w:lvlText w:val=""/>
       <w:lvlJc w:val="left"/>
     </w:lvl>
-    <w:lvl w:ilvl="4" w:tplc="EBC451EA">
+    <w:lvl w:ilvl="4" w:tplc="7DBC3408">
       <w:numFmt w:val="decimal"/>
       <w:lvlText w:val=""/>
       <w:lvlJc w:val="left"/>
     </w:lvl>
-    <w:lvl w:ilvl="5" w:tplc="E40E68E4">
+    <w:lvl w:ilvl="5" w:tplc="90F6A30E">
       <w:numFmt w:val="decimal"/>
       <w:lvlText w:val=""/>
       <w:lvlJc w:val="left"/>
     </w:lvl>
-    <w:lvl w:ilvl="6" w:tplc="9160AA52">
+    <w:lvl w:ilvl="6" w:tplc="DA940FBA">
       <w:numFmt w:val="decimal"/>
       <w:lvlText w:val=""/>
       <w:lvlJc w:val="left"/>
     </w:lvl>
-    <w:lvl w:ilvl="7" w:tplc="90744AF2">
+    <w:lvl w:ilvl="7" w:tplc="D8D86B48">
       <w:numFmt w:val="decimal"/>
       <w:lvlText w:val=""/>
       <w:lvlJc w:val="left"/>
     </w:lvl>
-    <w:lvl w:ilvl="8" w:tplc="AB4C2A36">
+    <w:lvl w:ilvl="8" w:tplc="44641DD4">
       <w:numFmt w:val="decimal"/>
       <w:lvlText w:val=""/>
       <w:lvlJc w:val="left"/>
     </w:lvl>
   </w:abstractNum>
   <w:abstractNum w:abstractNumId="3" w15:restartNumberingAfterBreak="0">
-    <w:nsid w:val="28C376E3"/>
+    <w:nsid w:val="223179D7"/>
     <w:multiLevelType w:val="hybridMultilevel"/>
-    <w:tmpl w:val="789ECCBE"/>
-    <w:lvl w:ilvl="0" w:tplc="242E40C8">
+    <w:tmpl w:val="04D47EBE"/>
+    <w:lvl w:ilvl="0" w:tplc="B99C1EC0">
+      <w:start w:val="1"/>
+      <w:numFmt w:val="bullet"/>
+      <w:lvlText w:val="•"/>
+      <w:lvlJc w:val="left"/>
+      <w:pPr>
+        <w:ind w:left="460" w:hanging="280"/>
+      </w:pPr>
+    </w:lvl>
+    <w:lvl w:ilvl="1" w:tplc="FF7849B4">
+      <w:start w:val="1"/>
+      <w:numFmt w:val="bullet"/>
+      <w:lvlText w:val="–"/>
+      <w:lvlJc w:val="left"/>
+      <w:pPr>
+        <w:ind w:left="900" w:hanging="280"/>
+      </w:pPr>
+    </w:lvl>
+    <w:lvl w:ilvl="2" w:tplc="130AB9DC">
+      <w:numFmt w:val="decimal"/>
+      <w:lvlText w:val=""/>
+      <w:lvlJc w:val="left"/>
+    </w:lvl>
+    <w:lvl w:ilvl="3" w:tplc="ACD86266">
+      <w:numFmt w:val="decimal"/>
+      <w:lvlText w:val=""/>
+      <w:lvlJc w:val="left"/>
+    </w:lvl>
+    <w:lvl w:ilvl="4" w:tplc="4698AFA6">
+      <w:numFmt w:val="decimal"/>
+      <w:lvlText w:val=""/>
+      <w:lvlJc w:val="left"/>
+    </w:lvl>
+    <w:lvl w:ilvl="5" w:tplc="0478AFFE">
+      <w:numFmt w:val="decimal"/>
+      <w:lvlText w:val=""/>
+      <w:lvlJc w:val="left"/>
+    </w:lvl>
+    <w:lvl w:ilvl="6" w:tplc="470E7314">
+      <w:numFmt w:val="decimal"/>
+      <w:lvlText w:val=""/>
+      <w:lvlJc w:val="left"/>
+    </w:lvl>
+    <w:lvl w:ilvl="7" w:tplc="1F429306">
+      <w:numFmt w:val="decimal"/>
+      <w:lvlText w:val=""/>
+      <w:lvlJc w:val="left"/>
+    </w:lvl>
+    <w:lvl w:ilvl="8" w:tplc="CE669C24">
+      <w:numFmt w:val="decimal"/>
+      <w:lvlText w:val=""/>
+      <w:lvlJc w:val="left"/>
+    </w:lvl>
+  </w:abstractNum>
+  <w:abstractNum w:abstractNumId="4" w15:restartNumberingAfterBreak="0">
+    <w:nsid w:val="5ED566C3"/>
+    <w:multiLevelType w:val="hybridMultilevel"/>
+    <w:tmpl w:val="34BA35D0"/>
+    <w:lvl w:ilvl="0" w:tplc="FC76EE12">
+      <w:start w:val="1"/>
+      <w:numFmt w:val="bullet"/>
+      <w:lvlText w:val="●"/>
+      <w:lvlJc w:val="left"/>
+      <w:pPr>
+        <w:ind w:left="720" w:hanging="360"/>
+      </w:pPr>
+    </w:lvl>
+    <w:lvl w:ilvl="1" w:tplc="D81C2E56">
+      <w:start w:val="1"/>
+      <w:numFmt w:val="bullet"/>
+      <w:lvlText w:val="○"/>
+      <w:lvlJc w:val="left"/>
+      <w:pPr>
+        <w:ind w:left="1440" w:hanging="360"/>
+      </w:pPr>
+    </w:lvl>
+    <w:lvl w:ilvl="2" w:tplc="2256C7CC">
+      <w:start w:val="1"/>
+      <w:numFmt w:val="bullet"/>
+      <w:lvlText w:val="■"/>
+      <w:lvlJc w:val="left"/>
+      <w:pPr>
+        <w:ind w:left="2160" w:hanging="360"/>
+      </w:pPr>
+    </w:lvl>
+    <w:lvl w:ilvl="3" w:tplc="8394309E">
+      <w:start w:val="1"/>
+      <w:numFmt w:val="bullet"/>
+      <w:lvlText w:val="●"/>
+      <w:lvlJc w:val="left"/>
+      <w:pPr>
+        <w:ind w:left="2880" w:hanging="360"/>
+      </w:pPr>
+    </w:lvl>
+    <w:lvl w:ilvl="4" w:tplc="ACB89BDC">
+      <w:start w:val="1"/>
+      <w:numFmt w:val="bullet"/>
+      <w:lvlText w:val="○"/>
+      <w:lvlJc w:val="left"/>
+      <w:pPr>
+        <w:ind w:left="3600" w:hanging="360"/>
+      </w:pPr>
+    </w:lvl>
+    <w:lvl w:ilvl="5" w:tplc="E01086EA">
+      <w:start w:val="1"/>
+      <w:numFmt w:val="bullet"/>
+      <w:lvlText w:val="■"/>
+      <w:lvlJc w:val="left"/>
+      <w:pPr>
+        <w:ind w:left="4320" w:hanging="360"/>
+      </w:pPr>
+    </w:lvl>
+    <w:lvl w:ilvl="6" w:tplc="5854DF40">
+      <w:start w:val="1"/>
+      <w:numFmt w:val="bullet"/>
+      <w:lvlText w:val="●"/>
+      <w:lvlJc w:val="left"/>
+      <w:pPr>
+        <w:ind w:left="5040" w:hanging="360"/>
+      </w:pPr>
+    </w:lvl>
+    <w:lvl w:ilvl="7" w:tplc="13563EB6">
+      <w:start w:val="1"/>
+      <w:numFmt w:val="bullet"/>
+      <w:lvlText w:val="●"/>
+      <w:lvlJc w:val="left"/>
+      <w:pPr>
+        <w:ind w:left="5760" w:hanging="360"/>
+      </w:pPr>
+    </w:lvl>
+    <w:lvl w:ilvl="8" w:tplc="176AAE52">
+      <w:start w:val="1"/>
+      <w:numFmt w:val="bullet"/>
+      <w:lvlText w:val="●"/>
+      <w:lvlJc w:val="left"/>
+      <w:pPr>
+        <w:ind w:left="6480" w:hanging="360"/>
+      </w:pPr>
+    </w:lvl>
+  </w:abstractNum>
+  <w:abstractNum w:abstractNumId="5" w15:restartNumberingAfterBreak="0">
+    <w:nsid w:val="6ED956AD"/>
+    <w:multiLevelType w:val="hybridMultilevel"/>
+    <w:tmpl w:val="ED44E64E"/>
+    <w:lvl w:ilvl="0" w:tplc="D75A3D66">
       <w:start w:val="1"/>
       <w:numFmt w:val="decimal"/>
       <w:lvlText w:val="%1."/>
@@ -6865,223 +7002,79 @@
         <w:color w:val="A67C27"/>
       </w:rPr>
     </w:lvl>
-    <w:lvl w:ilvl="1" w:tplc="92460C24">
+    <w:lvl w:ilvl="1" w:tplc="BD5265CC">
       <w:numFmt w:val="decimal"/>
       <w:lvlText w:val=""/>
       <w:lvlJc w:val="left"/>
     </w:lvl>
-    <w:lvl w:ilvl="2" w:tplc="FE72F036">
+    <w:lvl w:ilvl="2" w:tplc="A134EF6C">
       <w:numFmt w:val="decimal"/>
       <w:lvlText w:val=""/>
       <w:lvlJc w:val="left"/>
     </w:lvl>
-    <w:lvl w:ilvl="3" w:tplc="FEBE622A">
+    <w:lvl w:ilvl="3" w:tplc="A6E4EA5E">
       <w:numFmt w:val="decimal"/>
       <w:lvlText w:val=""/>
       <w:lvlJc w:val="left"/>
     </w:lvl>
-    <w:lvl w:ilvl="4" w:tplc="82BCEE8E">
+    <w:lvl w:ilvl="4" w:tplc="AB8EF440">
       <w:numFmt w:val="decimal"/>
       <w:lvlText w:val=""/>
       <w:lvlJc w:val="left"/>
     </w:lvl>
-    <w:lvl w:ilvl="5" w:tplc="5EAC8394">
+    <w:lvl w:ilvl="5" w:tplc="F44467CE">
       <w:numFmt w:val="decimal"/>
       <w:lvlText w:val=""/>
       <w:lvlJc w:val="left"/>
     </w:lvl>
-    <w:lvl w:ilvl="6" w:tplc="665EB746">
+    <w:lvl w:ilvl="6" w:tplc="D79ACFE4">
       <w:numFmt w:val="decimal"/>
       <w:lvlText w:val=""/>
       <w:lvlJc w:val="left"/>
     </w:lvl>
-    <w:lvl w:ilvl="7" w:tplc="B0EA9746">
+    <w:lvl w:ilvl="7" w:tplc="F8DE1972">
       <w:numFmt w:val="decimal"/>
       <w:lvlText w:val=""/>
       <w:lvlJc w:val="left"/>
     </w:lvl>
-    <w:lvl w:ilvl="8" w:tplc="D68A12BE">
+    <w:lvl w:ilvl="8" w:tplc="9800C2DE">
       <w:numFmt w:val="decimal"/>
       <w:lvlText w:val=""/>
       <w:lvlJc w:val="left"/>
     </w:lvl>
   </w:abstractNum>
-  <w:abstractNum w:abstractNumId="4" w15:restartNumberingAfterBreak="0">
-    <w:nsid w:val="4A2F36D8"/>
-    <w:multiLevelType w:val="hybridMultilevel"/>
-    <w:tmpl w:val="9A682AB4"/>
-    <w:lvl w:ilvl="0" w:tplc="C2E688EA">
-      <w:start w:val="1"/>
-      <w:numFmt w:val="bullet"/>
-      <w:lvlText w:val="•"/>
-      <w:lvlJc w:val="left"/>
-      <w:pPr>
-        <w:ind w:left="460" w:hanging="280"/>
-      </w:pPr>
-    </w:lvl>
-    <w:lvl w:ilvl="1" w:tplc="D996EE6C">
-      <w:start w:val="1"/>
-      <w:numFmt w:val="bullet"/>
-      <w:lvlText w:val="–"/>
-      <w:lvlJc w:val="left"/>
-      <w:pPr>
-        <w:ind w:left="900" w:hanging="280"/>
-      </w:pPr>
-    </w:lvl>
-    <w:lvl w:ilvl="2" w:tplc="62FA6FB0">
-      <w:numFmt w:val="decimal"/>
-      <w:lvlText w:val=""/>
-      <w:lvlJc w:val="left"/>
-    </w:lvl>
-    <w:lvl w:ilvl="3" w:tplc="0CBE368E">
-      <w:numFmt w:val="decimal"/>
-      <w:lvlText w:val=""/>
-      <w:lvlJc w:val="left"/>
-    </w:lvl>
-    <w:lvl w:ilvl="4" w:tplc="3F2604FE">
-      <w:numFmt w:val="decimal"/>
-      <w:lvlText w:val=""/>
-      <w:lvlJc w:val="left"/>
-    </w:lvl>
-    <w:lvl w:ilvl="5" w:tplc="D82A7948">
-      <w:numFmt w:val="decimal"/>
-      <w:lvlText w:val=""/>
-      <w:lvlJc w:val="left"/>
-    </w:lvl>
-    <w:lvl w:ilvl="6" w:tplc="265CEC44">
-      <w:numFmt w:val="decimal"/>
-      <w:lvlText w:val=""/>
-      <w:lvlJc w:val="left"/>
-    </w:lvl>
-    <w:lvl w:ilvl="7" w:tplc="98FEE124">
-      <w:numFmt w:val="decimal"/>
-      <w:lvlText w:val=""/>
-      <w:lvlJc w:val="left"/>
-    </w:lvl>
-    <w:lvl w:ilvl="8" w:tplc="E10C1F70">
-      <w:numFmt w:val="decimal"/>
-      <w:lvlText w:val=""/>
-      <w:lvlJc w:val="left"/>
-    </w:lvl>
-  </w:abstractNum>
-  <w:abstractNum w:abstractNumId="5" w15:restartNumberingAfterBreak="0">
-    <w:nsid w:val="5CC36F64"/>
-    <w:multiLevelType w:val="hybridMultilevel"/>
-    <w:tmpl w:val="433A8330"/>
-    <w:lvl w:ilvl="0" w:tplc="7098020E">
-      <w:start w:val="1"/>
-      <w:numFmt w:val="bullet"/>
-      <w:lvlText w:val="●"/>
-      <w:lvlJc w:val="left"/>
-      <w:pPr>
-        <w:ind w:left="720" w:hanging="360"/>
-      </w:pPr>
-    </w:lvl>
-    <w:lvl w:ilvl="1" w:tplc="0B309A22">
-      <w:start w:val="1"/>
-      <w:numFmt w:val="bullet"/>
-      <w:lvlText w:val="○"/>
-      <w:lvlJc w:val="left"/>
-      <w:pPr>
-        <w:ind w:left="1440" w:hanging="360"/>
-      </w:pPr>
-    </w:lvl>
-    <w:lvl w:ilvl="2" w:tplc="B1664A44">
-      <w:start w:val="1"/>
-      <w:numFmt w:val="bullet"/>
-      <w:lvlText w:val="■"/>
-      <w:lvlJc w:val="left"/>
-      <w:pPr>
-        <w:ind w:left="2160" w:hanging="360"/>
-      </w:pPr>
-    </w:lvl>
-    <w:lvl w:ilvl="3" w:tplc="87AC6246">
-      <w:start w:val="1"/>
-      <w:numFmt w:val="bullet"/>
-      <w:lvlText w:val="●"/>
-      <w:lvlJc w:val="left"/>
-      <w:pPr>
-        <w:ind w:left="2880" w:hanging="360"/>
-      </w:pPr>
-    </w:lvl>
-    <w:lvl w:ilvl="4" w:tplc="A2F2A776">
-      <w:start w:val="1"/>
-      <w:numFmt w:val="bullet"/>
-      <w:lvlText w:val="○"/>
-      <w:lvlJc w:val="left"/>
-      <w:pPr>
-        <w:ind w:left="3600" w:hanging="360"/>
-      </w:pPr>
-    </w:lvl>
-    <w:lvl w:ilvl="5" w:tplc="CDA25F06">
-      <w:start w:val="1"/>
-      <w:numFmt w:val="bullet"/>
-      <w:lvlText w:val="■"/>
-      <w:lvlJc w:val="left"/>
-      <w:pPr>
-        <w:ind w:left="4320" w:hanging="360"/>
-      </w:pPr>
-    </w:lvl>
-    <w:lvl w:ilvl="6" w:tplc="F32433E8">
-      <w:start w:val="1"/>
-      <w:numFmt w:val="bullet"/>
-      <w:lvlText w:val="●"/>
-      <w:lvlJc w:val="left"/>
-      <w:pPr>
-        <w:ind w:left="5040" w:hanging="360"/>
-      </w:pPr>
-    </w:lvl>
-    <w:lvl w:ilvl="7" w:tplc="BFF2555C">
-      <w:start w:val="1"/>
-      <w:numFmt w:val="bullet"/>
-      <w:lvlText w:val="●"/>
-      <w:lvlJc w:val="left"/>
-      <w:pPr>
-        <w:ind w:left="5760" w:hanging="360"/>
-      </w:pPr>
-    </w:lvl>
-    <w:lvl w:ilvl="8" w:tplc="114019CC">
-      <w:start w:val="1"/>
-      <w:numFmt w:val="bullet"/>
-      <w:lvlText w:val="●"/>
-      <w:lvlJc w:val="left"/>
-      <w:pPr>
-        <w:ind w:left="6480" w:hanging="360"/>
-      </w:pPr>
-    </w:lvl>
-  </w:abstractNum>
-  <w:num w:numId="1" w16cid:durableId="1647276690">
+  <w:num w:numId="1" w16cid:durableId="264193187">
+    <w:abstractNumId w:val="4"/>
+    <w:lvlOverride w:ilvl="0">
+      <w:startOverride w:val="1"/>
+    </w:lvlOverride>
+  </w:num>
+  <w:num w:numId="2" w16cid:durableId="2141915454">
+    <w:abstractNumId w:val="3"/>
+    <w:lvlOverride w:ilvl="0">
+      <w:startOverride w:val="1"/>
+    </w:lvlOverride>
+  </w:num>
+  <w:num w:numId="3" w16cid:durableId="22562710">
+    <w:abstractNumId w:val="1"/>
+    <w:lvlOverride w:ilvl="0">
+      <w:startOverride w:val="1"/>
+    </w:lvlOverride>
+  </w:num>
+  <w:num w:numId="4" w16cid:durableId="1183516252">
     <w:abstractNumId w:val="5"/>
     <w:lvlOverride w:ilvl="0">
       <w:startOverride w:val="1"/>
     </w:lvlOverride>
   </w:num>
-  <w:num w:numId="2" w16cid:durableId="352196988">
-    <w:abstractNumId w:val="4"/>
-    <w:lvlOverride w:ilvl="0">
-      <w:startOverride w:val="1"/>
-    </w:lvlOverride>
-  </w:num>
-  <w:num w:numId="3" w16cid:durableId="911816778">
-    <w:abstractNumId w:val="2"/>
-    <w:lvlOverride w:ilvl="0">
-      <w:startOverride w:val="1"/>
-    </w:lvlOverride>
-  </w:num>
-  <w:num w:numId="4" w16cid:durableId="2032146399">
+  <w:num w:numId="5" w16cid:durableId="1951813587">
     <w:abstractNumId w:val="0"/>
     <w:lvlOverride w:ilvl="0">
       <w:startOverride w:val="1"/>
     </w:lvlOverride>
   </w:num>
-  <w:num w:numId="5" w16cid:durableId="924000114">
-    <w:abstractNumId w:val="3"/>
-    <w:lvlOverride w:ilvl="0">
-      <w:startOverride w:val="1"/>
-    </w:lvlOverride>
-  </w:num>
-  <w:num w:numId="6" w16cid:durableId="1530295733">
-    <w:abstractNumId w:val="1"/>
+  <w:num w:numId="6" w16cid:durableId="1863088305">
+    <w:abstractNumId w:val="2"/>
     <w:lvlOverride w:ilvl="0">
       <w:startOverride w:val="1"/>
     </w:lvlOverride>
@@ -7707,7 +7700,7 @@
     <w:autoRedefine/>
     <w:uiPriority w:val="39"/>
     <w:unhideWhenUsed/>
-    <w:rsid w:val="005D0A25"/>
+    <w:rsid w:val="00FC65FF"/>
     <w:pPr>
       <w:spacing w:after="100"/>
     </w:pPr>
@@ -7719,7 +7712,7 @@
     <w:autoRedefine/>
     <w:uiPriority w:val="39"/>
     <w:unhideWhenUsed/>
-    <w:rsid w:val="005D0A25"/>
+    <w:rsid w:val="00FC65FF"/>
     <w:pPr>
       <w:spacing w:after="100"/>
       <w:ind w:left="210"/>

--- a/docs/manuals/Respondent_Guide.docx
+++ b/docs/manuals/Respondent_Guide.docx
@@ -69,7 +69,7 @@
           <w:left w:w="10" w:type="dxa"/>
           <w:right w:w="10" w:type="dxa"/>
         </w:tblCellMar>
-        <w:tblLook w:val="0000" w:firstRow="0" w:lastRow="0" w:firstColumn="0" w:lastColumn="0" w:noHBand="0" w:noVBand="0"/>
+        <w:tblLook w:val="04A0" w:firstRow="1" w:lastRow="0" w:firstColumn="1" w:lastColumn="0" w:noHBand="0" w:noVBand="1"/>
       </w:tblPr>
       <w:tblGrid>
         <w:gridCol w:w="2300"/>
@@ -469,7 +469,7 @@
                 <w:sz w:val="19"/>
                 <w:szCs w:val="19"/>
               </w:rPr>
-              <w:t>Version 1.20 · 4 October 2026</w:t>
+              <w:t>Version 1.21 · 4 October 2026</w:t>
             </w:r>
           </w:p>
         </w:tc>
@@ -538,7 +538,7 @@
     <w:sdt>
       <w:sdtPr>
         <w:alias w:val="Contents"/>
-        <w:id w:val="-252204388"/>
+        <w:id w:val="-825356310"/>
       </w:sdtPr>
       <w:sdtEndPr/>
       <w:sdtContent>
@@ -567,7 +567,7 @@
           <w:r>
             <w:fldChar w:fldCharType="separate"/>
           </w:r>
-          <w:hyperlink w:anchor="_Toc242010792" w:history="1">
+          <w:hyperlink w:anchor="_Toc242011848" w:history="1">
             <w:r>
               <w:rPr>
                 <w:rStyle w:val="Hyperlink"/>
@@ -591,7 +591,7 @@
               <w:rPr>
                 <w:noProof/>
               </w:rPr>
-              <w:instrText xml:space="preserve"> PAGEREF _Toc242010792 \h </w:instrText>
+              <w:instrText xml:space="preserve"> PAGEREF _Toc242011848 \h </w:instrText>
             </w:r>
             <w:r>
               <w:rPr>
@@ -634,7 +634,7 @@
               <w14:ligatures w14:val="standardContextual"/>
             </w:rPr>
           </w:pPr>
-          <w:hyperlink w:anchor="_Toc242010793" w:history="1">
+          <w:hyperlink w:anchor="_Toc242011849" w:history="1">
             <w:r>
               <w:rPr>
                 <w:rStyle w:val="Hyperlink"/>
@@ -658,7 +658,7 @@
               <w:rPr>
                 <w:noProof/>
               </w:rPr>
-              <w:instrText xml:space="preserve"> PAGEREF _Toc242010793 \h </w:instrText>
+              <w:instrText xml:space="preserve"> PAGEREF _Toc242011849 \h </w:instrText>
             </w:r>
             <w:r>
               <w:rPr>
@@ -701,7 +701,7 @@
               <w14:ligatures w14:val="standardContextual"/>
             </w:rPr>
           </w:pPr>
-          <w:hyperlink w:anchor="_Toc242010794" w:history="1">
+          <w:hyperlink w:anchor="_Toc242011850" w:history="1">
             <w:r>
               <w:rPr>
                 <w:rStyle w:val="Hyperlink"/>
@@ -725,7 +725,7 @@
               <w:rPr>
                 <w:noProof/>
               </w:rPr>
-              <w:instrText xml:space="preserve"> PAGEREF _Toc242010794 \h </w:instrText>
+              <w:instrText xml:space="preserve"> PAGEREF _Toc242011850 \h </w:instrText>
             </w:r>
             <w:r>
               <w:rPr>
@@ -768,7 +768,7 @@
               <w14:ligatures w14:val="standardContextual"/>
             </w:rPr>
           </w:pPr>
-          <w:hyperlink w:anchor="_Toc242010795" w:history="1">
+          <w:hyperlink w:anchor="_Toc242011851" w:history="1">
             <w:r>
               <w:rPr>
                 <w:rStyle w:val="Hyperlink"/>
@@ -792,7 +792,7 @@
               <w:rPr>
                 <w:noProof/>
               </w:rPr>
-              <w:instrText xml:space="preserve"> PAGEREF _Toc242010795 \h </w:instrText>
+              <w:instrText xml:space="preserve"> PAGEREF _Toc242011851 \h </w:instrText>
             </w:r>
             <w:r>
               <w:rPr>
@@ -835,7 +835,7 @@
               <w14:ligatures w14:val="standardContextual"/>
             </w:rPr>
           </w:pPr>
-          <w:hyperlink w:anchor="_Toc242010796" w:history="1">
+          <w:hyperlink w:anchor="_Toc242011852" w:history="1">
             <w:r>
               <w:rPr>
                 <w:rStyle w:val="Hyperlink"/>
@@ -859,7 +859,7 @@
               <w:rPr>
                 <w:noProof/>
               </w:rPr>
-              <w:instrText xml:space="preserve"> PAGEREF _Toc242010796 \h </w:instrText>
+              <w:instrText xml:space="preserve"> PAGEREF _Toc242011852 \h </w:instrText>
             </w:r>
             <w:r>
               <w:rPr>
@@ -902,7 +902,7 @@
               <w14:ligatures w14:val="standardContextual"/>
             </w:rPr>
           </w:pPr>
-          <w:hyperlink w:anchor="_Toc242010797" w:history="1">
+          <w:hyperlink w:anchor="_Toc242011853" w:history="1">
             <w:r>
               <w:rPr>
                 <w:rStyle w:val="Hyperlink"/>
@@ -926,7 +926,7 @@
               <w:rPr>
                 <w:noProof/>
               </w:rPr>
-              <w:instrText xml:space="preserve"> PAGEREF _Toc242010797 \h </w:instrText>
+              <w:instrText xml:space="preserve"> PAGEREF _Toc242011853 \h </w:instrText>
             </w:r>
             <w:r>
               <w:rPr>
@@ -969,7 +969,7 @@
               <w14:ligatures w14:val="standardContextual"/>
             </w:rPr>
           </w:pPr>
-          <w:hyperlink w:anchor="_Toc242010798" w:history="1">
+          <w:hyperlink w:anchor="_Toc242011854" w:history="1">
             <w:r>
               <w:rPr>
                 <w:rStyle w:val="Hyperlink"/>
@@ -993,7 +993,7 @@
               <w:rPr>
                 <w:noProof/>
               </w:rPr>
-              <w:instrText xml:space="preserve"> PAGEREF _Toc242010798 \h </w:instrText>
+              <w:instrText xml:space="preserve"> PAGEREF _Toc242011854 \h </w:instrText>
             </w:r>
             <w:r>
               <w:rPr>
@@ -1036,7 +1036,7 @@
               <w14:ligatures w14:val="standardContextual"/>
             </w:rPr>
           </w:pPr>
-          <w:hyperlink w:anchor="_Toc242010799" w:history="1">
+          <w:hyperlink w:anchor="_Toc242011855" w:history="1">
             <w:r>
               <w:rPr>
                 <w:rStyle w:val="Hyperlink"/>
@@ -1060,7 +1060,7 @@
               <w:rPr>
                 <w:noProof/>
               </w:rPr>
-              <w:instrText xml:space="preserve"> PAGEREF _Toc242010799 \h </w:instrText>
+              <w:instrText xml:space="preserve"> PAGEREF _Toc242011855 \h </w:instrText>
             </w:r>
             <w:r>
               <w:rPr>
@@ -1103,7 +1103,7 @@
               <w14:ligatures w14:val="standardContextual"/>
             </w:rPr>
           </w:pPr>
-          <w:hyperlink w:anchor="_Toc242010800" w:history="1">
+          <w:hyperlink w:anchor="_Toc242011856" w:history="1">
             <w:r>
               <w:rPr>
                 <w:rStyle w:val="Hyperlink"/>
@@ -1127,7 +1127,7 @@
               <w:rPr>
                 <w:noProof/>
               </w:rPr>
-              <w:instrText xml:space="preserve"> PAGEREF _Toc242010800 \h </w:instrText>
+              <w:instrText xml:space="preserve"> PAGEREF _Toc242011856 \h </w:instrText>
             </w:r>
             <w:r>
               <w:rPr>
@@ -1170,7 +1170,7 @@
               <w14:ligatures w14:val="standardContextual"/>
             </w:rPr>
           </w:pPr>
-          <w:hyperlink w:anchor="_Toc242010801" w:history="1">
+          <w:hyperlink w:anchor="_Toc242011857" w:history="1">
             <w:r>
               <w:rPr>
                 <w:rStyle w:val="Hyperlink"/>
@@ -1194,7 +1194,7 @@
               <w:rPr>
                 <w:noProof/>
               </w:rPr>
-              <w:instrText xml:space="preserve"> PAGEREF _Toc242010801 \h </w:instrText>
+              <w:instrText xml:space="preserve"> PAGEREF _Toc242011857 \h </w:instrText>
             </w:r>
             <w:r>
               <w:rPr>
@@ -1237,7 +1237,7 @@
               <w14:ligatures w14:val="standardContextual"/>
             </w:rPr>
           </w:pPr>
-          <w:hyperlink w:anchor="_Toc242010802" w:history="1">
+          <w:hyperlink w:anchor="_Toc242011858" w:history="1">
             <w:r>
               <w:rPr>
                 <w:rStyle w:val="Hyperlink"/>
@@ -1261,7 +1261,7 @@
               <w:rPr>
                 <w:noProof/>
               </w:rPr>
-              <w:instrText xml:space="preserve"> PAGEREF _Toc242010802 \h </w:instrText>
+              <w:instrText xml:space="preserve"> PAGEREF _Toc242011858 \h </w:instrText>
             </w:r>
             <w:r>
               <w:rPr>
@@ -1304,7 +1304,7 @@
               <w14:ligatures w14:val="standardContextual"/>
             </w:rPr>
           </w:pPr>
-          <w:hyperlink w:anchor="_Toc242010803" w:history="1">
+          <w:hyperlink w:anchor="_Toc242011859" w:history="1">
             <w:r>
               <w:rPr>
                 <w:rStyle w:val="Hyperlink"/>
@@ -1328,7 +1328,7 @@
               <w:rPr>
                 <w:noProof/>
               </w:rPr>
-              <w:instrText xml:space="preserve"> PAGEREF _Toc242010803 \h </w:instrText>
+              <w:instrText xml:space="preserve"> PAGEREF _Toc242011859 \h </w:instrText>
             </w:r>
             <w:r>
               <w:rPr>
@@ -1371,7 +1371,7 @@
               <w14:ligatures w14:val="standardContextual"/>
             </w:rPr>
           </w:pPr>
-          <w:hyperlink w:anchor="_Toc242010804" w:history="1">
+          <w:hyperlink w:anchor="_Toc242011860" w:history="1">
             <w:r>
               <w:rPr>
                 <w:rStyle w:val="Hyperlink"/>
@@ -1395,7 +1395,7 @@
               <w:rPr>
                 <w:noProof/>
               </w:rPr>
-              <w:instrText xml:space="preserve"> PAGEREF _Toc242010804 \h </w:instrText>
+              <w:instrText xml:space="preserve"> PAGEREF _Toc242011860 \h </w:instrText>
             </w:r>
             <w:r>
               <w:rPr>
@@ -1438,7 +1438,7 @@
               <w14:ligatures w14:val="standardContextual"/>
             </w:rPr>
           </w:pPr>
-          <w:hyperlink w:anchor="_Toc242010805" w:history="1">
+          <w:hyperlink w:anchor="_Toc242011861" w:history="1">
             <w:r>
               <w:rPr>
                 <w:rStyle w:val="Hyperlink"/>
@@ -1462,7 +1462,7 @@
               <w:rPr>
                 <w:noProof/>
               </w:rPr>
-              <w:instrText xml:space="preserve"> PAGEREF _Toc242010805 \h </w:instrText>
+              <w:instrText xml:space="preserve"> PAGEREF _Toc242011861 \h </w:instrText>
             </w:r>
             <w:r>
               <w:rPr>
@@ -1505,7 +1505,7 @@
               <w14:ligatures w14:val="standardContextual"/>
             </w:rPr>
           </w:pPr>
-          <w:hyperlink w:anchor="_Toc242010806" w:history="1">
+          <w:hyperlink w:anchor="_Toc242011862" w:history="1">
             <w:r>
               <w:rPr>
                 <w:rStyle w:val="Hyperlink"/>
@@ -1529,7 +1529,7 @@
               <w:rPr>
                 <w:noProof/>
               </w:rPr>
-              <w:instrText xml:space="preserve"> PAGEREF _Toc242010806 \h </w:instrText>
+              <w:instrText xml:space="preserve"> PAGEREF _Toc242011862 \h </w:instrText>
             </w:r>
             <w:r>
               <w:rPr>
@@ -1572,7 +1572,7 @@
               <w14:ligatures w14:val="standardContextual"/>
             </w:rPr>
           </w:pPr>
-          <w:hyperlink w:anchor="_Toc242010807" w:history="1">
+          <w:hyperlink w:anchor="_Toc242011863" w:history="1">
             <w:r>
               <w:rPr>
                 <w:rStyle w:val="Hyperlink"/>
@@ -1596,7 +1596,7 @@
               <w:rPr>
                 <w:noProof/>
               </w:rPr>
-              <w:instrText xml:space="preserve"> PAGEREF _Toc242010807 \h </w:instrText>
+              <w:instrText xml:space="preserve"> PAGEREF _Toc242011863 \h </w:instrText>
             </w:r>
             <w:r>
               <w:rPr>
@@ -1639,7 +1639,7 @@
               <w14:ligatures w14:val="standardContextual"/>
             </w:rPr>
           </w:pPr>
-          <w:hyperlink w:anchor="_Toc242010808" w:history="1">
+          <w:hyperlink w:anchor="_Toc242011864" w:history="1">
             <w:r>
               <w:rPr>
                 <w:rStyle w:val="Hyperlink"/>
@@ -1663,7 +1663,7 @@
               <w:rPr>
                 <w:noProof/>
               </w:rPr>
-              <w:instrText xml:space="preserve"> PAGEREF _Toc242010808 \h </w:instrText>
+              <w:instrText xml:space="preserve"> PAGEREF _Toc242011864 \h </w:instrText>
             </w:r>
             <w:r>
               <w:rPr>
@@ -1706,7 +1706,7 @@
               <w14:ligatures w14:val="standardContextual"/>
             </w:rPr>
           </w:pPr>
-          <w:hyperlink w:anchor="_Toc242010809" w:history="1">
+          <w:hyperlink w:anchor="_Toc242011865" w:history="1">
             <w:r>
               <w:rPr>
                 <w:rStyle w:val="Hyperlink"/>
@@ -1730,7 +1730,7 @@
               <w:rPr>
                 <w:noProof/>
               </w:rPr>
-              <w:instrText xml:space="preserve"> PAGEREF _Toc242010809 \h </w:instrText>
+              <w:instrText xml:space="preserve"> PAGEREF _Toc242011865 \h </w:instrText>
             </w:r>
             <w:r>
               <w:rPr>
@@ -1773,7 +1773,7 @@
               <w14:ligatures w14:val="standardContextual"/>
             </w:rPr>
           </w:pPr>
-          <w:hyperlink w:anchor="_Toc242010810" w:history="1">
+          <w:hyperlink w:anchor="_Toc242011866" w:history="1">
             <w:r>
               <w:rPr>
                 <w:rStyle w:val="Hyperlink"/>
@@ -1797,7 +1797,7 @@
               <w:rPr>
                 <w:noProof/>
               </w:rPr>
-              <w:instrText xml:space="preserve"> PAGEREF _Toc242010810 \h </w:instrText>
+              <w:instrText xml:space="preserve"> PAGEREF _Toc242011866 \h </w:instrText>
             </w:r>
             <w:r>
               <w:rPr>
@@ -1840,7 +1840,7 @@
               <w14:ligatures w14:val="standardContextual"/>
             </w:rPr>
           </w:pPr>
-          <w:hyperlink w:anchor="_Toc242010811" w:history="1">
+          <w:hyperlink w:anchor="_Toc242011867" w:history="1">
             <w:r>
               <w:rPr>
                 <w:rStyle w:val="Hyperlink"/>
@@ -1864,7 +1864,7 @@
               <w:rPr>
                 <w:noProof/>
               </w:rPr>
-              <w:instrText xml:space="preserve"> PAGEREF _Toc242010811 \h </w:instrText>
+              <w:instrText xml:space="preserve"> PAGEREF _Toc242011867 \h </w:instrText>
             </w:r>
             <w:r>
               <w:rPr>
@@ -1907,7 +1907,7 @@
               <w14:ligatures w14:val="standardContextual"/>
             </w:rPr>
           </w:pPr>
-          <w:hyperlink w:anchor="_Toc242010812" w:history="1">
+          <w:hyperlink w:anchor="_Toc242011868" w:history="1">
             <w:r>
               <w:rPr>
                 <w:rStyle w:val="Hyperlink"/>
@@ -1931,7 +1931,7 @@
               <w:rPr>
                 <w:noProof/>
               </w:rPr>
-              <w:instrText xml:space="preserve"> PAGEREF _Toc242010812 \h </w:instrText>
+              <w:instrText xml:space="preserve"> PAGEREF _Toc242011868 \h </w:instrText>
             </w:r>
             <w:r>
               <w:rPr>
@@ -1974,7 +1974,7 @@
               <w14:ligatures w14:val="standardContextual"/>
             </w:rPr>
           </w:pPr>
-          <w:hyperlink w:anchor="_Toc242010813" w:history="1">
+          <w:hyperlink w:anchor="_Toc242011869" w:history="1">
             <w:r>
               <w:rPr>
                 <w:rStyle w:val="Hyperlink"/>
@@ -1998,7 +1998,7 @@
               <w:rPr>
                 <w:noProof/>
               </w:rPr>
-              <w:instrText xml:space="preserve"> PAGEREF _Toc242010813 \h </w:instrText>
+              <w:instrText xml:space="preserve"> PAGEREF _Toc242011869 \h </w:instrText>
             </w:r>
             <w:r>
               <w:rPr>
@@ -2041,7 +2041,7 @@
               <w14:ligatures w14:val="standardContextual"/>
             </w:rPr>
           </w:pPr>
-          <w:hyperlink w:anchor="_Toc242010814" w:history="1">
+          <w:hyperlink w:anchor="_Toc242011870" w:history="1">
             <w:r>
               <w:rPr>
                 <w:rStyle w:val="Hyperlink"/>
@@ -2065,7 +2065,7 @@
               <w:rPr>
                 <w:noProof/>
               </w:rPr>
-              <w:instrText xml:space="preserve"> PAGEREF _Toc242010814 \h </w:instrText>
+              <w:instrText xml:space="preserve"> PAGEREF _Toc242011870 \h </w:instrText>
             </w:r>
             <w:r>
               <w:rPr>
@@ -2104,7 +2104,7 @@
         <w:pStyle w:val="Heading1"/>
         <w:pageBreakBefore/>
       </w:pPr>
-      <w:bookmarkStart w:id="0" w:name="_Toc242010792"/>
+      <w:bookmarkStart w:id="0" w:name="_Toc242011848"/>
       <w:r>
         <w:lastRenderedPageBreak/>
         <w:t>1. Welcome</w:t>
@@ -2144,7 +2144,7 @@
           <w:left w:w="10" w:type="dxa"/>
           <w:right w:w="10" w:type="dxa"/>
         </w:tblCellMar>
-        <w:tblLook w:val="0000" w:firstRow="0" w:lastRow="0" w:firstColumn="0" w:lastColumn="0" w:noHBand="0" w:noVBand="0"/>
+        <w:tblLook w:val="04A0" w:firstRow="1" w:lastRow="0" w:firstColumn="1" w:lastColumn="0" w:noHBand="0" w:noVBand="1"/>
       </w:tblPr>
       <w:tblGrid>
         <w:gridCol w:w="2824"/>
@@ -2520,7 +2520,7 @@
       <w:pPr>
         <w:pStyle w:val="Heading2"/>
       </w:pPr>
-      <w:bookmarkStart w:id="1" w:name="_Toc242010793"/>
+      <w:bookmarkStart w:id="1" w:name="_Toc242011849"/>
       <w:r>
         <w:t>What you should know first</w:t>
       </w:r>
@@ -2638,7 +2638,7 @@
         <w:pStyle w:val="Heading1"/>
         <w:pageBreakBefore/>
       </w:pPr>
-      <w:bookmarkStart w:id="2" w:name="_Toc242010794"/>
+      <w:bookmarkStart w:id="2" w:name="_Toc242011850"/>
       <w:r>
         <w:lastRenderedPageBreak/>
         <w:t>2. What you need</w:t>
@@ -2734,7 +2734,7 @@
           <w:left w:w="10" w:type="dxa"/>
           <w:right w:w="10" w:type="dxa"/>
         </w:tblCellMar>
-        <w:tblLook w:val="0000" w:firstRow="0" w:lastRow="0" w:firstColumn="0" w:lastColumn="0" w:noHBand="0" w:noVBand="0"/>
+        <w:tblLook w:val="04A0" w:firstRow="1" w:lastRow="0" w:firstColumn="1" w:lastColumn="0" w:noHBand="0" w:noVBand="1"/>
       </w:tblPr>
       <w:tblGrid>
         <w:gridCol w:w="9412"/>
@@ -2867,7 +2867,7 @@
         <w:pStyle w:val="Heading1"/>
         <w:pageBreakBefore/>
       </w:pPr>
-      <w:bookmarkStart w:id="3" w:name="_Toc242010795"/>
+      <w:bookmarkStart w:id="3" w:name="_Toc242011851"/>
       <w:r>
         <w:lastRenderedPageBreak/>
         <w:t>3. Taking part, step by step</w:t>
@@ -2878,7 +2878,7 @@
       <w:pPr>
         <w:pStyle w:val="Heading2"/>
       </w:pPr>
-      <w:bookmarkStart w:id="4" w:name="_Toc242010796"/>
+      <w:bookmarkStart w:id="4" w:name="_Toc242011852"/>
       <w:r>
         <w:t>Step 1 — Open your link</w:t>
       </w:r>
@@ -2896,7 +2896,7 @@
       <w:pPr>
         <w:pStyle w:val="Heading2"/>
       </w:pPr>
-      <w:bookmarkStart w:id="5" w:name="_Toc242010797"/>
+      <w:bookmarkStart w:id="5" w:name="_Toc242011853"/>
       <w:r>
         <w:t>Step 2 — Confirm your organisation</w:t>
       </w:r>
@@ -2931,7 +2931,7 @@
           <w:noProof/>
         </w:rPr>
         <w:drawing>
-          <wp:inline distT="0" distB="0" distL="0" distR="0" wp14:anchorId="266D7D96" wp14:editId="517798D7">
+          <wp:inline distT="0" distB="0" distL="0" distR="0" wp14:anchorId="3ED9BBE7" wp14:editId="420A743F">
             <wp:extent cx="2476500" cy="3362325"/>
             <wp:effectExtent l="0" t="0" r="0" b="0"/>
             <wp:docPr id="1" name="resp_01_confirm.jpg" descr="Confirming the organisation." title="Confirming the organisation."/>
@@ -3000,7 +3000,7 @@
       <w:pPr>
         <w:pStyle w:val="Heading2"/>
       </w:pPr>
-      <w:bookmarkStart w:id="6" w:name="_Toc242010798"/>
+      <w:bookmarkStart w:id="6" w:name="_Toc242011854"/>
       <w:r>
         <w:t>Step 3 — Tell us a little about you</w:t>
       </w:r>
@@ -3092,7 +3092,7 @@
         </w:rPr>
         <w:lastRenderedPageBreak/>
         <w:drawing>
-          <wp:inline distT="0" distB="0" distL="0" distR="0" wp14:anchorId="742F5688" wp14:editId="571784DC">
+          <wp:inline distT="0" distB="0" distL="0" distR="0" wp14:anchorId="261A5ADF" wp14:editId="5C1CE983">
             <wp:extent cx="2476500" cy="3362325"/>
             <wp:effectExtent l="0" t="0" r="0" b="0"/>
             <wp:docPr id="2" name="resp_02_eligibility.jpg" descr="A little about you." title="A little about you."/>
@@ -3172,7 +3172,7 @@
           <w:left w:w="10" w:type="dxa"/>
           <w:right w:w="10" w:type="dxa"/>
         </w:tblCellMar>
-        <w:tblLook w:val="0000" w:firstRow="0" w:lastRow="0" w:firstColumn="0" w:lastColumn="0" w:noHBand="0" w:noVBand="0"/>
+        <w:tblLook w:val="04A0" w:firstRow="1" w:lastRow="0" w:firstColumn="1" w:lastColumn="0" w:noHBand="0" w:noVBand="1"/>
       </w:tblPr>
       <w:tblGrid>
         <w:gridCol w:w="9412"/>
@@ -3247,7 +3247,7 @@
       <w:pPr>
         <w:pStyle w:val="Heading2"/>
       </w:pPr>
-      <w:bookmarkStart w:id="7" w:name="_Toc242010799"/>
+      <w:bookmarkStart w:id="7" w:name="_Toc242011855"/>
       <w:r>
         <w:t>Step 4 — Read the participant information</w:t>
       </w:r>
@@ -3303,7 +3303,7 @@
         </w:rPr>
         <w:lastRenderedPageBreak/>
         <w:drawing>
-          <wp:inline distT="0" distB="0" distL="0" distR="0" wp14:anchorId="3C50C3AA" wp14:editId="016F1F23">
+          <wp:inline distT="0" distB="0" distL="0" distR="0" wp14:anchorId="5C3731E3" wp14:editId="4C81AF80">
             <wp:extent cx="1076325" cy="4953000"/>
             <wp:effectExtent l="0" t="0" r="0" b="0"/>
             <wp:docPr id="3" name="resp_03_information_top.jpg" descr="Participant Information." title="Participant Information."/>
@@ -3372,7 +3372,7 @@
       <w:pPr>
         <w:pStyle w:val="Heading2"/>
       </w:pPr>
-      <w:bookmarkStart w:id="8" w:name="_Toc242010800"/>
+      <w:bookmarkStart w:id="8" w:name="_Toc242011856"/>
       <w:r>
         <w:t>Step 5 — Give your decision</w:t>
       </w:r>
@@ -3464,7 +3464,7 @@
         </w:rPr>
         <w:lastRenderedPageBreak/>
         <w:drawing>
-          <wp:inline distT="0" distB="0" distL="0" distR="0" wp14:anchorId="1F0A350B" wp14:editId="65A1AABB">
+          <wp:inline distT="0" distB="0" distL="0" distR="0" wp14:anchorId="263699C4" wp14:editId="17B5CCFF">
             <wp:extent cx="2476500" cy="4419600"/>
             <wp:effectExtent l="0" t="0" r="0" b="0"/>
             <wp:docPr id="4" name="resp_04_consent.jpg" descr="Your consent." title="Your consent."/>
@@ -3533,7 +3533,7 @@
       <w:pPr>
         <w:pStyle w:val="Heading2"/>
       </w:pPr>
-      <w:bookmarkStart w:id="9" w:name="_Toc242010801"/>
+      <w:bookmarkStart w:id="9" w:name="_Toc242011857"/>
       <w:r>
         <w:t>Step 6 — Check what we already know (only if shown)</w:t>
       </w:r>
@@ -3621,7 +3621,7 @@
       <w:pPr>
         <w:pStyle w:val="Heading2"/>
       </w:pPr>
-      <w:bookmarkStart w:id="10" w:name="_Toc242010802"/>
+      <w:bookmarkStart w:id="10" w:name="_Toc242011858"/>
       <w:r>
         <w:t>Step 7 — Choose how you would like to take part</w:t>
       </w:r>
@@ -3642,7 +3642,7 @@
           <w:left w:w="10" w:type="dxa"/>
           <w:right w:w="10" w:type="dxa"/>
         </w:tblCellMar>
-        <w:tblLook w:val="0000" w:firstRow="0" w:lastRow="0" w:firstColumn="0" w:lastColumn="0" w:noHBand="0" w:noVBand="0"/>
+        <w:tblLook w:val="04A0" w:firstRow="1" w:lastRow="0" w:firstColumn="1" w:lastColumn="0" w:noHBand="0" w:noVBand="1"/>
       </w:tblPr>
       <w:tblGrid>
         <w:gridCol w:w="3577"/>
@@ -3963,7 +3963,7 @@
         </w:rPr>
         <w:lastRenderedPageBreak/>
         <w:drawing>
-          <wp:inline distT="0" distB="0" distL="0" distR="0" wp14:anchorId="061FB512" wp14:editId="09722957">
+          <wp:inline distT="0" distB="0" distL="0" distR="0" wp14:anchorId="34860F7B" wp14:editId="160CA80B">
             <wp:extent cx="2476500" cy="4533900"/>
             <wp:effectExtent l="0" t="0" r="0" b="0"/>
             <wp:docPr id="5" name="resp_06_choice.jpg" descr="How would you like to take part?" title="How would you like to take part?"/>
@@ -4032,7 +4032,7 @@
       <w:pPr>
         <w:pStyle w:val="Heading2"/>
       </w:pPr>
-      <w:bookmarkStart w:id="11" w:name="_Toc242010803"/>
+      <w:bookmarkStart w:id="11" w:name="_Toc242011859"/>
       <w:r>
         <w:t>Step 8a — Complete the questionnaire yourself</w:t>
       </w:r>
@@ -4167,7 +4167,7 @@
         </w:rPr>
         <w:lastRenderedPageBreak/>
         <w:drawing>
-          <wp:inline distT="0" distB="0" distL="0" distR="0" wp14:anchorId="7BA8B21D" wp14:editId="11C5F5A1">
+          <wp:inline distT="0" distB="0" distL="0" distR="0" wp14:anchorId="7E9776F9" wp14:editId="13BC2B84">
             <wp:extent cx="2476500" cy="3362325"/>
             <wp:effectExtent l="0" t="0" r="0" b="0"/>
             <wp:docPr id="6" name="resp_07_ready.jpg" descr="Ready to begin." title="Ready to begin."/>
@@ -4243,7 +4243,7 @@
           <w:noProof/>
         </w:rPr>
         <w:drawing>
-          <wp:inline distT="0" distB="0" distL="0" distR="0" wp14:anchorId="726CD4F6" wp14:editId="5432D967">
+          <wp:inline distT="0" distB="0" distL="0" distR="0" wp14:anchorId="34DE2093" wp14:editId="48947507">
             <wp:extent cx="2476500" cy="3362325"/>
             <wp:effectExtent l="0" t="0" r="0" b="0"/>
             <wp:docPr id="7" name="resp_07b_kobo_form.jpg" descr="The questionnaire's first page." title="The questionnaire's first page."/>
@@ -4323,7 +4323,7 @@
           <w:left w:w="10" w:type="dxa"/>
           <w:right w:w="10" w:type="dxa"/>
         </w:tblCellMar>
-        <w:tblLook w:val="0000" w:firstRow="0" w:lastRow="0" w:firstColumn="0" w:lastColumn="0" w:noHBand="0" w:noVBand="0"/>
+        <w:tblLook w:val="04A0" w:firstRow="1" w:lastRow="0" w:firstColumn="1" w:lastColumn="0" w:noHBand="0" w:noVBand="1"/>
       </w:tblPr>
       <w:tblGrid>
         <w:gridCol w:w="9412"/>
@@ -4515,7 +4515,7 @@
       <w:pPr>
         <w:pStyle w:val="Heading2"/>
       </w:pPr>
-      <w:bookmarkStart w:id="12" w:name="_Toc242010804"/>
+      <w:bookmarkStart w:id="12" w:name="_Toc242011860"/>
       <w:r>
         <w:lastRenderedPageBreak/>
         <w:t>Step 8b — Ask a researcher to call you</w:t>
@@ -4607,7 +4607,7 @@
           <w:noProof/>
         </w:rPr>
         <w:drawing>
-          <wp:inline distT="0" distB="0" distL="0" distR="0" wp14:anchorId="3DCB1DF5" wp14:editId="34491C2B">
+          <wp:inline distT="0" distB="0" distL="0" distR="0" wp14:anchorId="025A6E48" wp14:editId="62456060">
             <wp:extent cx="2476500" cy="3362325"/>
             <wp:effectExtent l="0" t="0" r="0" b="0"/>
             <wp:docPr id="8" name="resp_08_appointment.jpg" descr="Choosing a time for a call." title="Choosing a time for a call."/>
@@ -4683,7 +4683,7 @@
           <w:noProof/>
         </w:rPr>
         <w:drawing>
-          <wp:inline distT="0" distB="0" distL="0" distR="0" wp14:anchorId="73CA6121" wp14:editId="35FD2214">
+          <wp:inline distT="0" distB="0" distL="0" distR="0" wp14:anchorId="1A8F20C4" wp14:editId="7FE8BA2B">
             <wp:extent cx="2476500" cy="3676650"/>
             <wp:effectExtent l="0" t="0" r="0" b="0"/>
             <wp:docPr id="9" name="resp_09_done_appointment.jpg" descr="Your request has been sent." title="Your request has been sent."/>
@@ -4752,7 +4752,7 @@
       <w:pPr>
         <w:pStyle w:val="Heading2"/>
       </w:pPr>
-      <w:bookmarkStart w:id="13" w:name="_Toc242010805"/>
+      <w:bookmarkStart w:id="13" w:name="_Toc242011861"/>
       <w:r>
         <w:lastRenderedPageBreak/>
         <w:t>Step 9 — Finished</w:t>
@@ -4842,7 +4842,7 @@
         <w:pStyle w:val="Heading1"/>
         <w:pageBreakBefore/>
       </w:pPr>
-      <w:bookmarkStart w:id="14" w:name="_Toc242010806"/>
+      <w:bookmarkStart w:id="14" w:name="_Toc242011862"/>
       <w:r>
         <w:lastRenderedPageBreak/>
         <w:t>4. Reminders</w:t>
@@ -4862,7 +4862,7 @@
         <w:pStyle w:val="Heading1"/>
         <w:pageBreakBefore/>
       </w:pPr>
-      <w:bookmarkStart w:id="15" w:name="_Toc242010807"/>
+      <w:bookmarkStart w:id="15" w:name="_Toc242011863"/>
       <w:r>
         <w:lastRenderedPageBreak/>
         <w:t>5. Your rights and your information</w:t>
@@ -4987,7 +4987,7 @@
         <w:pStyle w:val="Heading1"/>
         <w:pageBreakBefore/>
       </w:pPr>
-      <w:bookmarkStart w:id="16" w:name="_Toc242010808"/>
+      <w:bookmarkStart w:id="16" w:name="_Toc242011864"/>
       <w:r>
         <w:lastRenderedPageBreak/>
         <w:t>6. Questions and answers</w:t>
@@ -5009,7 +5009,7 @@
           <w:left w:w="10" w:type="dxa"/>
           <w:right w:w="10" w:type="dxa"/>
         </w:tblCellMar>
-        <w:tblLook w:val="0000" w:firstRow="0" w:lastRow="0" w:firstColumn="0" w:lastColumn="0" w:noHBand="0" w:noVBand="0"/>
+        <w:tblLook w:val="04A0" w:firstRow="1" w:lastRow="0" w:firstColumn="1" w:lastColumn="0" w:noHBand="0" w:noVBand="1"/>
       </w:tblPr>
       <w:tblGrid>
         <w:gridCol w:w="3388"/>
@@ -5248,7 +5248,14 @@
                 <w:sz w:val="19"/>
                 <w:szCs w:val="19"/>
               </w:rPr>
-              <w:t>Choose None of these describe me, and please let the researcher know who the right senior person is.</w:t>
+              <w:t>Choose None of these describe me</w:t>
+            </w:r>
+            <w:r>
+              <w:rPr>
+                <w:sz w:val="19"/>
+                <w:szCs w:val="19"/>
+              </w:rPr>
+              <w:t>, and please let the researcher know who the right senior person is.</w:t>
             </w:r>
           </w:p>
         </w:tc>
@@ -5502,7 +5509,7 @@
           <w:noProof/>
         </w:rPr>
         <w:drawing>
-          <wp:inline distT="0" distB="0" distL="0" distR="0" wp14:anchorId="4B11331B" wp14:editId="6DE2647A">
+          <wp:inline distT="0" distB="0" distL="0" distR="0" wp14:anchorId="1E3B01F4" wp14:editId="58C6AAB5">
             <wp:extent cx="2476500" cy="2524125"/>
             <wp:effectExtent l="0" t="0" r="0" b="0"/>
             <wp:docPr id="10" name="resp_10_invalid_link.jpg" descr="What an invalid or expired link looks like." title="What an invalid or expired link looks like."/>
@@ -5572,7 +5579,7 @@
         <w:pStyle w:val="Heading1"/>
         <w:pageBreakBefore/>
       </w:pPr>
-      <w:bookmarkStart w:id="17" w:name="_Toc242010809"/>
+      <w:bookmarkStart w:id="17" w:name="_Toc242011865"/>
       <w:r>
         <w:lastRenderedPageBreak/>
         <w:t>7. If you were invited to a Key Informant Interview</w:t>
@@ -5612,7 +5619,7 @@
           <w:left w:w="10" w:type="dxa"/>
           <w:right w:w="10" w:type="dxa"/>
         </w:tblCellMar>
-        <w:tblLook w:val="0000" w:firstRow="0" w:lastRow="0" w:firstColumn="0" w:lastColumn="0" w:noHBand="0" w:noVBand="0"/>
+        <w:tblLook w:val="04A0" w:firstRow="1" w:lastRow="0" w:firstColumn="1" w:lastColumn="0" w:noHBand="0" w:noVBand="1"/>
       </w:tblPr>
       <w:tblGrid>
         <w:gridCol w:w="2824"/>
@@ -5808,7 +5815,7 @@
       <w:pPr>
         <w:pStyle w:val="Heading2"/>
       </w:pPr>
-      <w:bookmarkStart w:id="18" w:name="_Toc242010810"/>
+      <w:bookmarkStart w:id="18" w:name="_Toc242011866"/>
       <w:r>
         <w:t>Step 1 — Open your link</w:t>
       </w:r>
@@ -5826,7 +5833,7 @@
       <w:pPr>
         <w:pStyle w:val="Heading2"/>
       </w:pPr>
-      <w:bookmarkStart w:id="19" w:name="_Toc242010811"/>
+      <w:bookmarkStart w:id="19" w:name="_Toc242011867"/>
       <w:r>
         <w:t>Step 2 — Read the participant information</w:t>
       </w:r>
@@ -5854,7 +5861,7 @@
       <w:pPr>
         <w:pStyle w:val="Heading2"/>
       </w:pPr>
-      <w:bookmarkStart w:id="20" w:name="_Toc242010812"/>
+      <w:bookmarkStart w:id="20" w:name="_Toc242011868"/>
       <w:r>
         <w:t>Step 3 — Give your decision</w:t>
       </w:r>
@@ -5938,7 +5945,7 @@
       <w:pPr>
         <w:pStyle w:val="Heading2"/>
       </w:pPr>
-      <w:bookmarkStart w:id="21" w:name="_Toc242010813"/>
+      <w:bookmarkStart w:id="21" w:name="_Toc242011869"/>
       <w:r>
         <w:t>Step 4 — Start the interview</w:t>
       </w:r>
@@ -6033,7 +6040,7 @@
           <w:left w:w="10" w:type="dxa"/>
           <w:right w:w="10" w:type="dxa"/>
         </w:tblCellMar>
-        <w:tblLook w:val="0000" w:firstRow="0" w:lastRow="0" w:firstColumn="0" w:lastColumn="0" w:noHBand="0" w:noVBand="0"/>
+        <w:tblLook w:val="04A0" w:firstRow="1" w:lastRow="0" w:firstColumn="1" w:lastColumn="0" w:noHBand="0" w:noVBand="1"/>
       </w:tblPr>
       <w:tblGrid>
         <w:gridCol w:w="9412"/>
@@ -6101,7 +6108,7 @@
         <w:pStyle w:val="Heading1"/>
         <w:pageBreakBefore/>
       </w:pPr>
-      <w:bookmarkStart w:id="22" w:name="_Toc242010814"/>
+      <w:bookmarkStart w:id="22" w:name="_Toc242011870"/>
       <w:r>
         <w:lastRenderedPageBreak/>
         <w:t>8. Contact the research team</w:t>
@@ -6123,7 +6130,7 @@
           <w:left w:w="10" w:type="dxa"/>
           <w:right w:w="10" w:type="dxa"/>
         </w:tblCellMar>
-        <w:tblLook w:val="0000" w:firstRow="0" w:lastRow="0" w:firstColumn="0" w:lastColumn="0" w:noHBand="0" w:noVBand="0"/>
+        <w:tblLook w:val="04A0" w:firstRow="1" w:lastRow="0" w:firstColumn="1" w:lastColumn="0" w:noHBand="0" w:noVBand="1"/>
       </w:tblPr>
       <w:tblGrid>
         <w:gridCol w:w="2824"/>
@@ -6491,7 +6498,7 @@
         <w:sz w:val="16"/>
         <w:szCs w:val="16"/>
       </w:rPr>
-      <w:t>Version 1.20 · 4 October 2026</w:t>
+      <w:t>Version 1.21 · 4 October 2026</w:t>
     </w:r>
     <w:r>
       <w:rPr>
@@ -6664,10 +6671,10 @@
 <file path=word/numbering.xml><?xml version="1.0" encoding="utf-8"?>
 <w:numbering xmlns:wpc="http://schemas.microsoft.com/office/word/2010/wordprocessingCanvas" xmlns:cx="http://schemas.microsoft.com/office/drawing/2014/chartex" xmlns:cx1="http://schemas.microsoft.com/office/drawing/2015/9/8/chartex" xmlns:cx2="http://schemas.microsoft.com/office/drawing/2015/10/21/chartex" xmlns:cx3="http://schemas.microsoft.com/office/drawing/2016/5/9/chartex" xmlns:cx4="http://schemas.microsoft.com/office/drawing/2016/5/10/chartex" xmlns:cx5="http://schemas.microsoft.com/office/drawing/2016/5/11/chartex" xmlns:cx6="http://schemas.microsoft.com/office/drawing/2016/5/12/chartex" xmlns:cx7="http://schemas.microsoft.com/office/drawing/2016/5/13/chartex" xmlns:cx8="http://schemas.microsoft.com/office/drawing/2016/5/14/chartex" xmlns:mc="http://schemas.openxmlformats.org/markup-compatibility/2006" xmlns:aink="http://schemas.microsoft.com/office/drawing/2016/ink" xmlns:am3d="http://schemas.microsoft.com/office/drawing/2017/model3d" xmlns:o="urn:schemas-microsoft-com:office:office" xmlns:oel="http://schemas.microsoft.com/office/2019/extlst" xmlns:r="http://schemas.openxmlformats.org/officeDocument/2006/relationships" xmlns:m="http://schemas.openxmlformats.org/officeDocument/2006/math" xmlns:v="urn:schemas-microsoft-com:vml" xmlns:wp14="http://schemas.microsoft.com/office/word/2010/wordprocessingDrawing" xmlns:wp="http://schemas.openxmlformats.org/drawingml/2006/wordprocessingDrawing" xmlns:w10="urn:schemas-microsoft-com:office:word" xmlns:w="http://schemas.openxmlformats.org/wordprocessingml/2006/main" xmlns:w14="http://schemas.microsoft.com/office/word/2010/wordml" xmlns:w15="http://schemas.microsoft.com/office/word/2012/wordml" xmlns:w16cex="http://schemas.microsoft.com/office/word/2018/wordml/cex" xmlns:w16cid="http://schemas.microsoft.com/office/word/2016/wordml/cid" xmlns:w16="http://schemas.microsoft.com/office/word/2018/wordml" xmlns:w16sdtdh="http://schemas.microsoft.com/office/word/2020/wordml/sdtdatahash" xmlns:w16se="http://schemas.microsoft.com/office/word/2015/wordml/symex" xmlns:wpg="http://schemas.microsoft.com/office/word/2010/wordprocessingGroup" xmlns:wpi="http://schemas.microsoft.com/office/word/2010/wordprocessingInk" xmlns:wne="http://schemas.microsoft.com/office/word/2006/wordml" xmlns:wps="http://schemas.microsoft.com/office/word/2010/wordprocessingShape" mc:Ignorable="w14 w15 w16se w16cid w16 w16cex w16sdtdh wp14">
   <w:abstractNum w:abstractNumId="0" w15:restartNumberingAfterBreak="0">
-    <w:nsid w:val="06081D9F"/>
+    <w:nsid w:val="1A001864"/>
     <w:multiLevelType w:val="hybridMultilevel"/>
-    <w:tmpl w:val="477E09E4"/>
-    <w:lvl w:ilvl="0" w:tplc="D340D226">
+    <w:tmpl w:val="B29445AE"/>
+    <w:lvl w:ilvl="0" w:tplc="9466769A">
       <w:start w:val="1"/>
       <w:numFmt w:val="decimal"/>
       <w:lvlText w:val="%1."/>
@@ -6681,52 +6688,52 @@
         <w:color w:val="A67C27"/>
       </w:rPr>
     </w:lvl>
-    <w:lvl w:ilvl="1" w:tplc="7556D76A">
+    <w:lvl w:ilvl="1" w:tplc="5C3E0A20">
       <w:numFmt w:val="decimal"/>
       <w:lvlText w:val=""/>
       <w:lvlJc w:val="left"/>
     </w:lvl>
-    <w:lvl w:ilvl="2" w:tplc="BD9218AA">
+    <w:lvl w:ilvl="2" w:tplc="BC9E818C">
       <w:numFmt w:val="decimal"/>
       <w:lvlText w:val=""/>
       <w:lvlJc w:val="left"/>
     </w:lvl>
-    <w:lvl w:ilvl="3" w:tplc="995A8110">
+    <w:lvl w:ilvl="3" w:tplc="6D8C24DA">
       <w:numFmt w:val="decimal"/>
       <w:lvlText w:val=""/>
       <w:lvlJc w:val="left"/>
     </w:lvl>
-    <w:lvl w:ilvl="4" w:tplc="DA4888B2">
+    <w:lvl w:ilvl="4" w:tplc="09AA323E">
       <w:numFmt w:val="decimal"/>
       <w:lvlText w:val=""/>
       <w:lvlJc w:val="left"/>
     </w:lvl>
-    <w:lvl w:ilvl="5" w:tplc="BB0C71F6">
+    <w:lvl w:ilvl="5" w:tplc="D5C0B2F6">
       <w:numFmt w:val="decimal"/>
       <w:lvlText w:val=""/>
       <w:lvlJc w:val="left"/>
     </w:lvl>
-    <w:lvl w:ilvl="6" w:tplc="7DDC077C">
+    <w:lvl w:ilvl="6" w:tplc="04F0C48E">
       <w:numFmt w:val="decimal"/>
       <w:lvlText w:val=""/>
       <w:lvlJc w:val="left"/>
     </w:lvl>
-    <w:lvl w:ilvl="7" w:tplc="925C7748">
+    <w:lvl w:ilvl="7" w:tplc="F7D40426">
       <w:numFmt w:val="decimal"/>
       <w:lvlText w:val=""/>
       <w:lvlJc w:val="left"/>
     </w:lvl>
-    <w:lvl w:ilvl="8" w:tplc="802228FE">
+    <w:lvl w:ilvl="8" w:tplc="6C2064A0">
       <w:numFmt w:val="decimal"/>
       <w:lvlText w:val=""/>
       <w:lvlJc w:val="left"/>
     </w:lvl>
   </w:abstractNum>
   <w:abstractNum w:abstractNumId="1" w15:restartNumberingAfterBreak="0">
-    <w:nsid w:val="1B0A04D9"/>
+    <w:nsid w:val="24AA4FF6"/>
     <w:multiLevelType w:val="hybridMultilevel"/>
-    <w:tmpl w:val="3D2E8610"/>
-    <w:lvl w:ilvl="0" w:tplc="BB96038C">
+    <w:tmpl w:val="BABEC4A2"/>
+    <w:lvl w:ilvl="0" w:tplc="10F4BEF2">
       <w:start w:val="1"/>
       <w:numFmt w:val="decimal"/>
       <w:lvlText w:val="%1."/>
@@ -6740,52 +6747,196 @@
         <w:color w:val="A67C27"/>
       </w:rPr>
     </w:lvl>
-    <w:lvl w:ilvl="1" w:tplc="7D48D4FA">
+    <w:lvl w:ilvl="1" w:tplc="D0CA710A">
       <w:numFmt w:val="decimal"/>
       <w:lvlText w:val=""/>
       <w:lvlJc w:val="left"/>
     </w:lvl>
-    <w:lvl w:ilvl="2" w:tplc="38D48C6C">
+    <w:lvl w:ilvl="2" w:tplc="2D3220D0">
       <w:numFmt w:val="decimal"/>
       <w:lvlText w:val=""/>
       <w:lvlJc w:val="left"/>
     </w:lvl>
-    <w:lvl w:ilvl="3" w:tplc="7D7ED406">
+    <w:lvl w:ilvl="3" w:tplc="47782AE6">
       <w:numFmt w:val="decimal"/>
       <w:lvlText w:val=""/>
       <w:lvlJc w:val="left"/>
     </w:lvl>
-    <w:lvl w:ilvl="4" w:tplc="7C9A7DC6">
+    <w:lvl w:ilvl="4" w:tplc="10ACD302">
       <w:numFmt w:val="decimal"/>
       <w:lvlText w:val=""/>
       <w:lvlJc w:val="left"/>
     </w:lvl>
-    <w:lvl w:ilvl="5" w:tplc="9852ECAA">
+    <w:lvl w:ilvl="5" w:tplc="B2EC9E8C">
       <w:numFmt w:val="decimal"/>
       <w:lvlText w:val=""/>
       <w:lvlJc w:val="left"/>
     </w:lvl>
-    <w:lvl w:ilvl="6" w:tplc="CDF850AC">
+    <w:lvl w:ilvl="6" w:tplc="D40EBE02">
       <w:numFmt w:val="decimal"/>
       <w:lvlText w:val=""/>
       <w:lvlJc w:val="left"/>
     </w:lvl>
-    <w:lvl w:ilvl="7" w:tplc="463255B4">
+    <w:lvl w:ilvl="7" w:tplc="C64E568A">
       <w:numFmt w:val="decimal"/>
       <w:lvlText w:val=""/>
       <w:lvlJc w:val="left"/>
     </w:lvl>
-    <w:lvl w:ilvl="8" w:tplc="3DDA282A">
+    <w:lvl w:ilvl="8" w:tplc="4510D95A">
       <w:numFmt w:val="decimal"/>
       <w:lvlText w:val=""/>
       <w:lvlJc w:val="left"/>
     </w:lvl>
   </w:abstractNum>
   <w:abstractNum w:abstractNumId="2" w15:restartNumberingAfterBreak="0">
-    <w:nsid w:val="1CC26ADC"/>
+    <w:nsid w:val="39361E86"/>
     <w:multiLevelType w:val="hybridMultilevel"/>
-    <w:tmpl w:val="7662EC22"/>
-    <w:lvl w:ilvl="0" w:tplc="828A8888">
+    <w:tmpl w:val="46905CEC"/>
+    <w:lvl w:ilvl="0" w:tplc="5172E4B0">
+      <w:start w:val="1"/>
+      <w:numFmt w:val="bullet"/>
+      <w:lvlText w:val="●"/>
+      <w:lvlJc w:val="left"/>
+      <w:pPr>
+        <w:ind w:left="720" w:hanging="360"/>
+      </w:pPr>
+    </w:lvl>
+    <w:lvl w:ilvl="1" w:tplc="D34A6E2A">
+      <w:start w:val="1"/>
+      <w:numFmt w:val="bullet"/>
+      <w:lvlText w:val="○"/>
+      <w:lvlJc w:val="left"/>
+      <w:pPr>
+        <w:ind w:left="1440" w:hanging="360"/>
+      </w:pPr>
+    </w:lvl>
+    <w:lvl w:ilvl="2" w:tplc="9E28CC70">
+      <w:start w:val="1"/>
+      <w:numFmt w:val="bullet"/>
+      <w:lvlText w:val="■"/>
+      <w:lvlJc w:val="left"/>
+      <w:pPr>
+        <w:ind w:left="2160" w:hanging="360"/>
+      </w:pPr>
+    </w:lvl>
+    <w:lvl w:ilvl="3" w:tplc="939671C0">
+      <w:start w:val="1"/>
+      <w:numFmt w:val="bullet"/>
+      <w:lvlText w:val="●"/>
+      <w:lvlJc w:val="left"/>
+      <w:pPr>
+        <w:ind w:left="2880" w:hanging="360"/>
+      </w:pPr>
+    </w:lvl>
+    <w:lvl w:ilvl="4" w:tplc="71F647C6">
+      <w:start w:val="1"/>
+      <w:numFmt w:val="bullet"/>
+      <w:lvlText w:val="○"/>
+      <w:lvlJc w:val="left"/>
+      <w:pPr>
+        <w:ind w:left="3600" w:hanging="360"/>
+      </w:pPr>
+    </w:lvl>
+    <w:lvl w:ilvl="5" w:tplc="FE8CDA6E">
+      <w:start w:val="1"/>
+      <w:numFmt w:val="bullet"/>
+      <w:lvlText w:val="■"/>
+      <w:lvlJc w:val="left"/>
+      <w:pPr>
+        <w:ind w:left="4320" w:hanging="360"/>
+      </w:pPr>
+    </w:lvl>
+    <w:lvl w:ilvl="6" w:tplc="2E1AEA7E">
+      <w:start w:val="1"/>
+      <w:numFmt w:val="bullet"/>
+      <w:lvlText w:val="●"/>
+      <w:lvlJc w:val="left"/>
+      <w:pPr>
+        <w:ind w:left="5040" w:hanging="360"/>
+      </w:pPr>
+    </w:lvl>
+    <w:lvl w:ilvl="7" w:tplc="69FE8E78">
+      <w:start w:val="1"/>
+      <w:numFmt w:val="bullet"/>
+      <w:lvlText w:val="●"/>
+      <w:lvlJc w:val="left"/>
+      <w:pPr>
+        <w:ind w:left="5760" w:hanging="360"/>
+      </w:pPr>
+    </w:lvl>
+    <w:lvl w:ilvl="8" w:tplc="1D56F03A">
+      <w:start w:val="1"/>
+      <w:numFmt w:val="bullet"/>
+      <w:lvlText w:val="●"/>
+      <w:lvlJc w:val="left"/>
+      <w:pPr>
+        <w:ind w:left="6480" w:hanging="360"/>
+      </w:pPr>
+    </w:lvl>
+  </w:abstractNum>
+  <w:abstractNum w:abstractNumId="3" w15:restartNumberingAfterBreak="0">
+    <w:nsid w:val="46C35A77"/>
+    <w:multiLevelType w:val="hybridMultilevel"/>
+    <w:tmpl w:val="B0702476"/>
+    <w:lvl w:ilvl="0" w:tplc="0B2A893C">
+      <w:start w:val="1"/>
+      <w:numFmt w:val="bullet"/>
+      <w:lvlText w:val="•"/>
+      <w:lvlJc w:val="left"/>
+      <w:pPr>
+        <w:ind w:left="460" w:hanging="280"/>
+      </w:pPr>
+    </w:lvl>
+    <w:lvl w:ilvl="1" w:tplc="2E3897FE">
+      <w:start w:val="1"/>
+      <w:numFmt w:val="bullet"/>
+      <w:lvlText w:val="–"/>
+      <w:lvlJc w:val="left"/>
+      <w:pPr>
+        <w:ind w:left="900" w:hanging="280"/>
+      </w:pPr>
+    </w:lvl>
+    <w:lvl w:ilvl="2" w:tplc="6B0AF7BC">
+      <w:numFmt w:val="decimal"/>
+      <w:lvlText w:val=""/>
+      <w:lvlJc w:val="left"/>
+    </w:lvl>
+    <w:lvl w:ilvl="3" w:tplc="9836C220">
+      <w:numFmt w:val="decimal"/>
+      <w:lvlText w:val=""/>
+      <w:lvlJc w:val="left"/>
+    </w:lvl>
+    <w:lvl w:ilvl="4" w:tplc="C71AB4E6">
+      <w:numFmt w:val="decimal"/>
+      <w:lvlText w:val=""/>
+      <w:lvlJc w:val="left"/>
+    </w:lvl>
+    <w:lvl w:ilvl="5" w:tplc="8A4879E2">
+      <w:numFmt w:val="decimal"/>
+      <w:lvlText w:val=""/>
+      <w:lvlJc w:val="left"/>
+    </w:lvl>
+    <w:lvl w:ilvl="6" w:tplc="6158E58C">
+      <w:numFmt w:val="decimal"/>
+      <w:lvlText w:val=""/>
+      <w:lvlJc w:val="left"/>
+    </w:lvl>
+    <w:lvl w:ilvl="7" w:tplc="B386A118">
+      <w:numFmt w:val="decimal"/>
+      <w:lvlText w:val=""/>
+      <w:lvlJc w:val="left"/>
+    </w:lvl>
+    <w:lvl w:ilvl="8" w:tplc="8A2675C8">
+      <w:numFmt w:val="decimal"/>
+      <w:lvlText w:val=""/>
+      <w:lvlJc w:val="left"/>
+    </w:lvl>
+  </w:abstractNum>
+  <w:abstractNum w:abstractNumId="4" w15:restartNumberingAfterBreak="0">
+    <w:nsid w:val="653E4420"/>
+    <w:multiLevelType w:val="hybridMultilevel"/>
+    <w:tmpl w:val="98F6AE7A"/>
+    <w:lvl w:ilvl="0" w:tplc="19B6A7E6">
       <w:start w:val="1"/>
       <w:numFmt w:val="decimal"/>
       <w:lvlText w:val="%1."/>
@@ -6799,196 +6950,52 @@
         <w:color w:val="A67C27"/>
       </w:rPr>
     </w:lvl>
-    <w:lvl w:ilvl="1" w:tplc="51D6F778">
+    <w:lvl w:ilvl="1" w:tplc="8E3AD10A">
       <w:numFmt w:val="decimal"/>
       <w:lvlText w:val=""/>
       <w:lvlJc w:val="left"/>
     </w:lvl>
-    <w:lvl w:ilvl="2" w:tplc="48C8A3B8">
+    <w:lvl w:ilvl="2" w:tplc="12129CB8">
       <w:numFmt w:val="decimal"/>
       <w:lvlText w:val=""/>
       <w:lvlJc w:val="left"/>
     </w:lvl>
-    <w:lvl w:ilvl="3" w:tplc="48CE722C">
+    <w:lvl w:ilvl="3" w:tplc="CBC849B6">
       <w:numFmt w:val="decimal"/>
       <w:lvlText w:val=""/>
       <w:lvlJc w:val="left"/>
     </w:lvl>
-    <w:lvl w:ilvl="4" w:tplc="7DBC3408">
+    <w:lvl w:ilvl="4" w:tplc="2626CE3C">
       <w:numFmt w:val="decimal"/>
       <w:lvlText w:val=""/>
       <w:lvlJc w:val="left"/>
     </w:lvl>
-    <w:lvl w:ilvl="5" w:tplc="90F6A30E">
+    <w:lvl w:ilvl="5" w:tplc="761EC716">
       <w:numFmt w:val="decimal"/>
       <w:lvlText w:val=""/>
       <w:lvlJc w:val="left"/>
     </w:lvl>
-    <w:lvl w:ilvl="6" w:tplc="DA940FBA">
+    <w:lvl w:ilvl="6" w:tplc="0CB03C90">
       <w:numFmt w:val="decimal"/>
       <w:lvlText w:val=""/>
       <w:lvlJc w:val="left"/>
     </w:lvl>
-    <w:lvl w:ilvl="7" w:tplc="D8D86B48">
+    <w:lvl w:ilvl="7" w:tplc="E0049DDA">
       <w:numFmt w:val="decimal"/>
       <w:lvlText w:val=""/>
       <w:lvlJc w:val="left"/>
     </w:lvl>
-    <w:lvl w:ilvl="8" w:tplc="44641DD4">
+    <w:lvl w:ilvl="8" w:tplc="2FB48B5C">
       <w:numFmt w:val="decimal"/>
       <w:lvlText w:val=""/>
       <w:lvlJc w:val="left"/>
     </w:lvl>
   </w:abstractNum>
-  <w:abstractNum w:abstractNumId="3" w15:restartNumberingAfterBreak="0">
-    <w:nsid w:val="223179D7"/>
+  <w:abstractNum w:abstractNumId="5" w15:restartNumberingAfterBreak="0">
+    <w:nsid w:val="6A4C2EB5"/>
     <w:multiLevelType w:val="hybridMultilevel"/>
-    <w:tmpl w:val="04D47EBE"/>
-    <w:lvl w:ilvl="0" w:tplc="B99C1EC0">
-      <w:start w:val="1"/>
-      <w:numFmt w:val="bullet"/>
-      <w:lvlText w:val="•"/>
-      <w:lvlJc w:val="left"/>
-      <w:pPr>
-        <w:ind w:left="460" w:hanging="280"/>
-      </w:pPr>
-    </w:lvl>
-    <w:lvl w:ilvl="1" w:tplc="FF7849B4">
-      <w:start w:val="1"/>
-      <w:numFmt w:val="bullet"/>
-      <w:lvlText w:val="–"/>
-      <w:lvlJc w:val="left"/>
-      <w:pPr>
-        <w:ind w:left="900" w:hanging="280"/>
-      </w:pPr>
-    </w:lvl>
-    <w:lvl w:ilvl="2" w:tplc="130AB9DC">
-      <w:numFmt w:val="decimal"/>
-      <w:lvlText w:val=""/>
-      <w:lvlJc w:val="left"/>
-    </w:lvl>
-    <w:lvl w:ilvl="3" w:tplc="ACD86266">
-      <w:numFmt w:val="decimal"/>
-      <w:lvlText w:val=""/>
-      <w:lvlJc w:val="left"/>
-    </w:lvl>
-    <w:lvl w:ilvl="4" w:tplc="4698AFA6">
-      <w:numFmt w:val="decimal"/>
-      <w:lvlText w:val=""/>
-      <w:lvlJc w:val="left"/>
-    </w:lvl>
-    <w:lvl w:ilvl="5" w:tplc="0478AFFE">
-      <w:numFmt w:val="decimal"/>
-      <w:lvlText w:val=""/>
-      <w:lvlJc w:val="left"/>
-    </w:lvl>
-    <w:lvl w:ilvl="6" w:tplc="470E7314">
-      <w:numFmt w:val="decimal"/>
-      <w:lvlText w:val=""/>
-      <w:lvlJc w:val="left"/>
-    </w:lvl>
-    <w:lvl w:ilvl="7" w:tplc="1F429306">
-      <w:numFmt w:val="decimal"/>
-      <w:lvlText w:val=""/>
-      <w:lvlJc w:val="left"/>
-    </w:lvl>
-    <w:lvl w:ilvl="8" w:tplc="CE669C24">
-      <w:numFmt w:val="decimal"/>
-      <w:lvlText w:val=""/>
-      <w:lvlJc w:val="left"/>
-    </w:lvl>
-  </w:abstractNum>
-  <w:abstractNum w:abstractNumId="4" w15:restartNumberingAfterBreak="0">
-    <w:nsid w:val="5ED566C3"/>
-    <w:multiLevelType w:val="hybridMultilevel"/>
-    <w:tmpl w:val="34BA35D0"/>
-    <w:lvl w:ilvl="0" w:tplc="FC76EE12">
-      <w:start w:val="1"/>
-      <w:numFmt w:val="bullet"/>
-      <w:lvlText w:val="●"/>
-      <w:lvlJc w:val="left"/>
-      <w:pPr>
-        <w:ind w:left="720" w:hanging="360"/>
-      </w:pPr>
-    </w:lvl>
-    <w:lvl w:ilvl="1" w:tplc="D81C2E56">
-      <w:start w:val="1"/>
-      <w:numFmt w:val="bullet"/>
-      <w:lvlText w:val="○"/>
-      <w:lvlJc w:val="left"/>
-      <w:pPr>
-        <w:ind w:left="1440" w:hanging="360"/>
-      </w:pPr>
-    </w:lvl>
-    <w:lvl w:ilvl="2" w:tplc="2256C7CC">
-      <w:start w:val="1"/>
-      <w:numFmt w:val="bullet"/>
-      <w:lvlText w:val="■"/>
-      <w:lvlJc w:val="left"/>
-      <w:pPr>
-        <w:ind w:left="2160" w:hanging="360"/>
-      </w:pPr>
-    </w:lvl>
-    <w:lvl w:ilvl="3" w:tplc="8394309E">
-      <w:start w:val="1"/>
-      <w:numFmt w:val="bullet"/>
-      <w:lvlText w:val="●"/>
-      <w:lvlJc w:val="left"/>
-      <w:pPr>
-        <w:ind w:left="2880" w:hanging="360"/>
-      </w:pPr>
-    </w:lvl>
-    <w:lvl w:ilvl="4" w:tplc="ACB89BDC">
-      <w:start w:val="1"/>
-      <w:numFmt w:val="bullet"/>
-      <w:lvlText w:val="○"/>
-      <w:lvlJc w:val="left"/>
-      <w:pPr>
-        <w:ind w:left="3600" w:hanging="360"/>
-      </w:pPr>
-    </w:lvl>
-    <w:lvl w:ilvl="5" w:tplc="E01086EA">
-      <w:start w:val="1"/>
-      <w:numFmt w:val="bullet"/>
-      <w:lvlText w:val="■"/>
-      <w:lvlJc w:val="left"/>
-      <w:pPr>
-        <w:ind w:left="4320" w:hanging="360"/>
-      </w:pPr>
-    </w:lvl>
-    <w:lvl w:ilvl="6" w:tplc="5854DF40">
-      <w:start w:val="1"/>
-      <w:numFmt w:val="bullet"/>
-      <w:lvlText w:val="●"/>
-      <w:lvlJc w:val="left"/>
-      <w:pPr>
-        <w:ind w:left="5040" w:hanging="360"/>
-      </w:pPr>
-    </w:lvl>
-    <w:lvl w:ilvl="7" w:tplc="13563EB6">
-      <w:start w:val="1"/>
-      <w:numFmt w:val="bullet"/>
-      <w:lvlText w:val="●"/>
-      <w:lvlJc w:val="left"/>
-      <w:pPr>
-        <w:ind w:left="5760" w:hanging="360"/>
-      </w:pPr>
-    </w:lvl>
-    <w:lvl w:ilvl="8" w:tplc="176AAE52">
-      <w:start w:val="1"/>
-      <w:numFmt w:val="bullet"/>
-      <w:lvlText w:val="●"/>
-      <w:lvlJc w:val="left"/>
-      <w:pPr>
-        <w:ind w:left="6480" w:hanging="360"/>
-      </w:pPr>
-    </w:lvl>
-  </w:abstractNum>
-  <w:abstractNum w:abstractNumId="5" w15:restartNumberingAfterBreak="0">
-    <w:nsid w:val="6ED956AD"/>
-    <w:multiLevelType w:val="hybridMultilevel"/>
-    <w:tmpl w:val="ED44E64E"/>
-    <w:lvl w:ilvl="0" w:tplc="D75A3D66">
+    <w:tmpl w:val="02C0BC54"/>
+    <w:lvl w:ilvl="0" w:tplc="98BA913E">
       <w:start w:val="1"/>
       <w:numFmt w:val="decimal"/>
       <w:lvlText w:val="%1."/>
@@ -7002,79 +7009,79 @@
         <w:color w:val="A67C27"/>
       </w:rPr>
     </w:lvl>
-    <w:lvl w:ilvl="1" w:tplc="BD5265CC">
+    <w:lvl w:ilvl="1" w:tplc="72021840">
       <w:numFmt w:val="decimal"/>
       <w:lvlText w:val=""/>
       <w:lvlJc w:val="left"/>
     </w:lvl>
-    <w:lvl w:ilvl="2" w:tplc="A134EF6C">
+    <w:lvl w:ilvl="2" w:tplc="BECE96B4">
       <w:numFmt w:val="decimal"/>
       <w:lvlText w:val=""/>
       <w:lvlJc w:val="left"/>
     </w:lvl>
-    <w:lvl w:ilvl="3" w:tplc="A6E4EA5E">
+    <w:lvl w:ilvl="3" w:tplc="15C2F6F6">
       <w:numFmt w:val="decimal"/>
       <w:lvlText w:val=""/>
       <w:lvlJc w:val="left"/>
     </w:lvl>
-    <w:lvl w:ilvl="4" w:tplc="AB8EF440">
+    <w:lvl w:ilvl="4" w:tplc="DF08D6E2">
       <w:numFmt w:val="decimal"/>
       <w:lvlText w:val=""/>
       <w:lvlJc w:val="left"/>
     </w:lvl>
-    <w:lvl w:ilvl="5" w:tplc="F44467CE">
+    <w:lvl w:ilvl="5" w:tplc="1374CE34">
       <w:numFmt w:val="decimal"/>
       <w:lvlText w:val=""/>
       <w:lvlJc w:val="left"/>
     </w:lvl>
-    <w:lvl w:ilvl="6" w:tplc="D79ACFE4">
+    <w:lvl w:ilvl="6" w:tplc="3C8EA53E">
       <w:numFmt w:val="decimal"/>
       <w:lvlText w:val=""/>
       <w:lvlJc w:val="left"/>
     </w:lvl>
-    <w:lvl w:ilvl="7" w:tplc="F8DE1972">
+    <w:lvl w:ilvl="7" w:tplc="AA52C056">
       <w:numFmt w:val="decimal"/>
       <w:lvlText w:val=""/>
       <w:lvlJc w:val="left"/>
     </w:lvl>
-    <w:lvl w:ilvl="8" w:tplc="9800C2DE">
+    <w:lvl w:ilvl="8" w:tplc="2D601770">
       <w:numFmt w:val="decimal"/>
       <w:lvlText w:val=""/>
       <w:lvlJc w:val="left"/>
     </w:lvl>
   </w:abstractNum>
-  <w:num w:numId="1" w16cid:durableId="264193187">
+  <w:num w:numId="1" w16cid:durableId="1222981751">
+    <w:abstractNumId w:val="2"/>
+    <w:lvlOverride w:ilvl="0">
+      <w:startOverride w:val="1"/>
+    </w:lvlOverride>
+  </w:num>
+  <w:num w:numId="2" w16cid:durableId="1311787835">
+    <w:abstractNumId w:val="3"/>
+    <w:lvlOverride w:ilvl="0">
+      <w:startOverride w:val="1"/>
+    </w:lvlOverride>
+  </w:num>
+  <w:num w:numId="3" w16cid:durableId="991643913">
     <w:abstractNumId w:val="4"/>
     <w:lvlOverride w:ilvl="0">
       <w:startOverride w:val="1"/>
     </w:lvlOverride>
   </w:num>
-  <w:num w:numId="2" w16cid:durableId="2141915454">
-    <w:abstractNumId w:val="3"/>
+  <w:num w:numId="4" w16cid:durableId="635109842">
+    <w:abstractNumId w:val="0"/>
     <w:lvlOverride w:ilvl="0">
       <w:startOverride w:val="1"/>
     </w:lvlOverride>
   </w:num>
-  <w:num w:numId="3" w16cid:durableId="22562710">
-    <w:abstractNumId w:val="1"/>
-    <w:lvlOverride w:ilvl="0">
-      <w:startOverride w:val="1"/>
-    </w:lvlOverride>
-  </w:num>
-  <w:num w:numId="4" w16cid:durableId="1183516252">
+  <w:num w:numId="5" w16cid:durableId="70737070">
     <w:abstractNumId w:val="5"/>
     <w:lvlOverride w:ilvl="0">
       <w:startOverride w:val="1"/>
     </w:lvlOverride>
   </w:num>
-  <w:num w:numId="5" w16cid:durableId="1951813587">
-    <w:abstractNumId w:val="0"/>
-    <w:lvlOverride w:ilvl="0">
-      <w:startOverride w:val="1"/>
-    </w:lvlOverride>
-  </w:num>
-  <w:num w:numId="6" w16cid:durableId="1863088305">
-    <w:abstractNumId w:val="2"/>
+  <w:num w:numId="6" w16cid:durableId="1477213247">
+    <w:abstractNumId w:val="1"/>
     <w:lvlOverride w:ilvl="0">
       <w:startOverride w:val="1"/>
     </w:lvlOverride>
@@ -7700,7 +7707,7 @@
     <w:autoRedefine/>
     <w:uiPriority w:val="39"/>
     <w:unhideWhenUsed/>
-    <w:rsid w:val="00FC65FF"/>
+    <w:rsid w:val="005C3301"/>
     <w:pPr>
       <w:spacing w:after="100"/>
     </w:pPr>
@@ -7712,7 +7719,7 @@
     <w:autoRedefine/>
     <w:uiPriority w:val="39"/>
     <w:unhideWhenUsed/>
-    <w:rsid w:val="00FC65FF"/>
+    <w:rsid w:val="005C3301"/>
     <w:pPr>
       <w:spacing w:after="100"/>
       <w:ind w:left="210"/>

--- a/docs/manuals/Respondent_Guide.docx
+++ b/docs/manuals/Respondent_Guide.docx
@@ -469,7 +469,7 @@
                 <w:sz w:val="19"/>
                 <w:szCs w:val="19"/>
               </w:rPr>
-              <w:t>Version 1.21 · 4 October 2026</w:t>
+              <w:t>Version 1.22 · 4 October 2026</w:t>
             </w:r>
           </w:p>
         </w:tc>
@@ -538,7 +538,7 @@
     <w:sdt>
       <w:sdtPr>
         <w:alias w:val="Contents"/>
-        <w:id w:val="-825356310"/>
+        <w:id w:val="-592010316"/>
       </w:sdtPr>
       <w:sdtEndPr/>
       <w:sdtContent>
@@ -567,7 +567,7 @@
           <w:r>
             <w:fldChar w:fldCharType="separate"/>
           </w:r>
-          <w:hyperlink w:anchor="_Toc242011848" w:history="1">
+          <w:hyperlink w:anchor="_Toc242019444" w:history="1">
             <w:r>
               <w:rPr>
                 <w:rStyle w:val="Hyperlink"/>
@@ -591,7 +591,7 @@
               <w:rPr>
                 <w:noProof/>
               </w:rPr>
-              <w:instrText xml:space="preserve"> PAGEREF _Toc242011848 \h </w:instrText>
+              <w:instrText xml:space="preserve"> PAGEREF _Toc242019444 \h </w:instrText>
             </w:r>
             <w:r>
               <w:rPr>
@@ -634,7 +634,7 @@
               <w14:ligatures w14:val="standardContextual"/>
             </w:rPr>
           </w:pPr>
-          <w:hyperlink w:anchor="_Toc242011849" w:history="1">
+          <w:hyperlink w:anchor="_Toc242019445" w:history="1">
             <w:r>
               <w:rPr>
                 <w:rStyle w:val="Hyperlink"/>
@@ -658,7 +658,7 @@
               <w:rPr>
                 <w:noProof/>
               </w:rPr>
-              <w:instrText xml:space="preserve"> PAGEREF _Toc242011849 \h </w:instrText>
+              <w:instrText xml:space="preserve"> PAGEREF _Toc242019445 \h </w:instrText>
             </w:r>
             <w:r>
               <w:rPr>
@@ -701,7 +701,7 @@
               <w14:ligatures w14:val="standardContextual"/>
             </w:rPr>
           </w:pPr>
-          <w:hyperlink w:anchor="_Toc242011850" w:history="1">
+          <w:hyperlink w:anchor="_Toc242019446" w:history="1">
             <w:r>
               <w:rPr>
                 <w:rStyle w:val="Hyperlink"/>
@@ -725,7 +725,7 @@
               <w:rPr>
                 <w:noProof/>
               </w:rPr>
-              <w:instrText xml:space="preserve"> PAGEREF _Toc242011850 \h </w:instrText>
+              <w:instrText xml:space="preserve"> PAGEREF _Toc242019446 \h </w:instrText>
             </w:r>
             <w:r>
               <w:rPr>
@@ -768,7 +768,7 @@
               <w14:ligatures w14:val="standardContextual"/>
             </w:rPr>
           </w:pPr>
-          <w:hyperlink w:anchor="_Toc242011851" w:history="1">
+          <w:hyperlink w:anchor="_Toc242019447" w:history="1">
             <w:r>
               <w:rPr>
                 <w:rStyle w:val="Hyperlink"/>
@@ -792,7 +792,7 @@
               <w:rPr>
                 <w:noProof/>
               </w:rPr>
-              <w:instrText xml:space="preserve"> PAGEREF _Toc242011851 \h </w:instrText>
+              <w:instrText xml:space="preserve"> PAGEREF _Toc242019447 \h </w:instrText>
             </w:r>
             <w:r>
               <w:rPr>
@@ -835,7 +835,7 @@
               <w14:ligatures w14:val="standardContextual"/>
             </w:rPr>
           </w:pPr>
-          <w:hyperlink w:anchor="_Toc242011852" w:history="1">
+          <w:hyperlink w:anchor="_Toc242019448" w:history="1">
             <w:r>
               <w:rPr>
                 <w:rStyle w:val="Hyperlink"/>
@@ -859,7 +859,7 @@
               <w:rPr>
                 <w:noProof/>
               </w:rPr>
-              <w:instrText xml:space="preserve"> PAGEREF _Toc242011852 \h </w:instrText>
+              <w:instrText xml:space="preserve"> PAGEREF _Toc242019448 \h </w:instrText>
             </w:r>
             <w:r>
               <w:rPr>
@@ -902,7 +902,7 @@
               <w14:ligatures w14:val="standardContextual"/>
             </w:rPr>
           </w:pPr>
-          <w:hyperlink w:anchor="_Toc242011853" w:history="1">
+          <w:hyperlink w:anchor="_Toc242019449" w:history="1">
             <w:r>
               <w:rPr>
                 <w:rStyle w:val="Hyperlink"/>
@@ -926,7 +926,7 @@
               <w:rPr>
                 <w:noProof/>
               </w:rPr>
-              <w:instrText xml:space="preserve"> PAGEREF _Toc242011853 \h </w:instrText>
+              <w:instrText xml:space="preserve"> PAGEREF _Toc242019449 \h </w:instrText>
             </w:r>
             <w:r>
               <w:rPr>
@@ -969,7 +969,7 @@
               <w14:ligatures w14:val="standardContextual"/>
             </w:rPr>
           </w:pPr>
-          <w:hyperlink w:anchor="_Toc242011854" w:history="1">
+          <w:hyperlink w:anchor="_Toc242019450" w:history="1">
             <w:r>
               <w:rPr>
                 <w:rStyle w:val="Hyperlink"/>
@@ -993,7 +993,7 @@
               <w:rPr>
                 <w:noProof/>
               </w:rPr>
-              <w:instrText xml:space="preserve"> PAGEREF _Toc242011854 \h </w:instrText>
+              <w:instrText xml:space="preserve"> PAGEREF _Toc242019450 \h </w:instrText>
             </w:r>
             <w:r>
               <w:rPr>
@@ -1036,7 +1036,7 @@
               <w14:ligatures w14:val="standardContextual"/>
             </w:rPr>
           </w:pPr>
-          <w:hyperlink w:anchor="_Toc242011855" w:history="1">
+          <w:hyperlink w:anchor="_Toc242019451" w:history="1">
             <w:r>
               <w:rPr>
                 <w:rStyle w:val="Hyperlink"/>
@@ -1060,7 +1060,7 @@
               <w:rPr>
                 <w:noProof/>
               </w:rPr>
-              <w:instrText xml:space="preserve"> PAGEREF _Toc242011855 \h </w:instrText>
+              <w:instrText xml:space="preserve"> PAGEREF _Toc242019451 \h </w:instrText>
             </w:r>
             <w:r>
               <w:rPr>
@@ -1103,7 +1103,7 @@
               <w14:ligatures w14:val="standardContextual"/>
             </w:rPr>
           </w:pPr>
-          <w:hyperlink w:anchor="_Toc242011856" w:history="1">
+          <w:hyperlink w:anchor="_Toc242019452" w:history="1">
             <w:r>
               <w:rPr>
                 <w:rStyle w:val="Hyperlink"/>
@@ -1127,7 +1127,7 @@
               <w:rPr>
                 <w:noProof/>
               </w:rPr>
-              <w:instrText xml:space="preserve"> PAGEREF _Toc242011856 \h </w:instrText>
+              <w:instrText xml:space="preserve"> PAGEREF _Toc242019452 \h </w:instrText>
             </w:r>
             <w:r>
               <w:rPr>
@@ -1170,7 +1170,7 @@
               <w14:ligatures w14:val="standardContextual"/>
             </w:rPr>
           </w:pPr>
-          <w:hyperlink w:anchor="_Toc242011857" w:history="1">
+          <w:hyperlink w:anchor="_Toc242019453" w:history="1">
             <w:r>
               <w:rPr>
                 <w:rStyle w:val="Hyperlink"/>
@@ -1194,7 +1194,7 @@
               <w:rPr>
                 <w:noProof/>
               </w:rPr>
-              <w:instrText xml:space="preserve"> PAGEREF _Toc242011857 \h </w:instrText>
+              <w:instrText xml:space="preserve"> PAGEREF _Toc242019453 \h </w:instrText>
             </w:r>
             <w:r>
               <w:rPr>
@@ -1237,7 +1237,7 @@
               <w14:ligatures w14:val="standardContextual"/>
             </w:rPr>
           </w:pPr>
-          <w:hyperlink w:anchor="_Toc242011858" w:history="1">
+          <w:hyperlink w:anchor="_Toc242019454" w:history="1">
             <w:r>
               <w:rPr>
                 <w:rStyle w:val="Hyperlink"/>
@@ -1261,7 +1261,7 @@
               <w:rPr>
                 <w:noProof/>
               </w:rPr>
-              <w:instrText xml:space="preserve"> PAGEREF _Toc242011858 \h </w:instrText>
+              <w:instrText xml:space="preserve"> PAGEREF _Toc242019454 \h </w:instrText>
             </w:r>
             <w:r>
               <w:rPr>
@@ -1304,7 +1304,7 @@
               <w14:ligatures w14:val="standardContextual"/>
             </w:rPr>
           </w:pPr>
-          <w:hyperlink w:anchor="_Toc242011859" w:history="1">
+          <w:hyperlink w:anchor="_Toc242019455" w:history="1">
             <w:r>
               <w:rPr>
                 <w:rStyle w:val="Hyperlink"/>
@@ -1328,7 +1328,7 @@
               <w:rPr>
                 <w:noProof/>
               </w:rPr>
-              <w:instrText xml:space="preserve"> PAGEREF _Toc242011859 \h </w:instrText>
+              <w:instrText xml:space="preserve"> PAGEREF _Toc242019455 \h </w:instrText>
             </w:r>
             <w:r>
               <w:rPr>
@@ -1371,7 +1371,7 @@
               <w14:ligatures w14:val="standardContextual"/>
             </w:rPr>
           </w:pPr>
-          <w:hyperlink w:anchor="_Toc242011860" w:history="1">
+          <w:hyperlink w:anchor="_Toc242019456" w:history="1">
             <w:r>
               <w:rPr>
                 <w:rStyle w:val="Hyperlink"/>
@@ -1395,7 +1395,7 @@
               <w:rPr>
                 <w:noProof/>
               </w:rPr>
-              <w:instrText xml:space="preserve"> PAGEREF _Toc242011860 \h </w:instrText>
+              <w:instrText xml:space="preserve"> PAGEREF _Toc242019456 \h </w:instrText>
             </w:r>
             <w:r>
               <w:rPr>
@@ -1438,7 +1438,7 @@
               <w14:ligatures w14:val="standardContextual"/>
             </w:rPr>
           </w:pPr>
-          <w:hyperlink w:anchor="_Toc242011861" w:history="1">
+          <w:hyperlink w:anchor="_Toc242019457" w:history="1">
             <w:r>
               <w:rPr>
                 <w:rStyle w:val="Hyperlink"/>
@@ -1462,7 +1462,7 @@
               <w:rPr>
                 <w:noProof/>
               </w:rPr>
-              <w:instrText xml:space="preserve"> PAGEREF _Toc242011861 \h </w:instrText>
+              <w:instrText xml:space="preserve"> PAGEREF _Toc242019457 \h </w:instrText>
             </w:r>
             <w:r>
               <w:rPr>
@@ -1505,7 +1505,7 @@
               <w14:ligatures w14:val="standardContextual"/>
             </w:rPr>
           </w:pPr>
-          <w:hyperlink w:anchor="_Toc242011862" w:history="1">
+          <w:hyperlink w:anchor="_Toc242019458" w:history="1">
             <w:r>
               <w:rPr>
                 <w:rStyle w:val="Hyperlink"/>
@@ -1529,7 +1529,7 @@
               <w:rPr>
                 <w:noProof/>
               </w:rPr>
-              <w:instrText xml:space="preserve"> PAGEREF _Toc242011862 \h </w:instrText>
+              <w:instrText xml:space="preserve"> PAGEREF _Toc242019458 \h </w:instrText>
             </w:r>
             <w:r>
               <w:rPr>
@@ -1572,7 +1572,7 @@
               <w14:ligatures w14:val="standardContextual"/>
             </w:rPr>
           </w:pPr>
-          <w:hyperlink w:anchor="_Toc242011863" w:history="1">
+          <w:hyperlink w:anchor="_Toc242019459" w:history="1">
             <w:r>
               <w:rPr>
                 <w:rStyle w:val="Hyperlink"/>
@@ -1596,7 +1596,7 @@
               <w:rPr>
                 <w:noProof/>
               </w:rPr>
-              <w:instrText xml:space="preserve"> PAGEREF _Toc242011863 \h </w:instrText>
+              <w:instrText xml:space="preserve"> PAGEREF _Toc242019459 \h </w:instrText>
             </w:r>
             <w:r>
               <w:rPr>
@@ -1639,7 +1639,7 @@
               <w14:ligatures w14:val="standardContextual"/>
             </w:rPr>
           </w:pPr>
-          <w:hyperlink w:anchor="_Toc242011864" w:history="1">
+          <w:hyperlink w:anchor="_Toc242019460" w:history="1">
             <w:r>
               <w:rPr>
                 <w:rStyle w:val="Hyperlink"/>
@@ -1663,7 +1663,7 @@
               <w:rPr>
                 <w:noProof/>
               </w:rPr>
-              <w:instrText xml:space="preserve"> PAGEREF _Toc242011864 \h </w:instrText>
+              <w:instrText xml:space="preserve"> PAGEREF _Toc242019460 \h </w:instrText>
             </w:r>
             <w:r>
               <w:rPr>
@@ -1706,7 +1706,7 @@
               <w14:ligatures w14:val="standardContextual"/>
             </w:rPr>
           </w:pPr>
-          <w:hyperlink w:anchor="_Toc242011865" w:history="1">
+          <w:hyperlink w:anchor="_Toc242019461" w:history="1">
             <w:r>
               <w:rPr>
                 <w:rStyle w:val="Hyperlink"/>
@@ -1730,7 +1730,7 @@
               <w:rPr>
                 <w:noProof/>
               </w:rPr>
-              <w:instrText xml:space="preserve"> PAGEREF _Toc242011865 \h </w:instrText>
+              <w:instrText xml:space="preserve"> PAGEREF _Toc242019461 \h </w:instrText>
             </w:r>
             <w:r>
               <w:rPr>
@@ -1773,7 +1773,7 @@
               <w14:ligatures w14:val="standardContextual"/>
             </w:rPr>
           </w:pPr>
-          <w:hyperlink w:anchor="_Toc242011866" w:history="1">
+          <w:hyperlink w:anchor="_Toc242019462" w:history="1">
             <w:r>
               <w:rPr>
                 <w:rStyle w:val="Hyperlink"/>
@@ -1797,7 +1797,7 @@
               <w:rPr>
                 <w:noProof/>
               </w:rPr>
-              <w:instrText xml:space="preserve"> PAGEREF _Toc242011866 \h </w:instrText>
+              <w:instrText xml:space="preserve"> PAGEREF _Toc242019462 \h </w:instrText>
             </w:r>
             <w:r>
               <w:rPr>
@@ -1840,7 +1840,7 @@
               <w14:ligatures w14:val="standardContextual"/>
             </w:rPr>
           </w:pPr>
-          <w:hyperlink w:anchor="_Toc242011867" w:history="1">
+          <w:hyperlink w:anchor="_Toc242019463" w:history="1">
             <w:r>
               <w:rPr>
                 <w:rStyle w:val="Hyperlink"/>
@@ -1864,7 +1864,7 @@
               <w:rPr>
                 <w:noProof/>
               </w:rPr>
-              <w:instrText xml:space="preserve"> PAGEREF _Toc242011867 \h </w:instrText>
+              <w:instrText xml:space="preserve"> PAGEREF _Toc242019463 \h </w:instrText>
             </w:r>
             <w:r>
               <w:rPr>
@@ -1907,7 +1907,7 @@
               <w14:ligatures w14:val="standardContextual"/>
             </w:rPr>
           </w:pPr>
-          <w:hyperlink w:anchor="_Toc242011868" w:history="1">
+          <w:hyperlink w:anchor="_Toc242019464" w:history="1">
             <w:r>
               <w:rPr>
                 <w:rStyle w:val="Hyperlink"/>
@@ -1931,7 +1931,7 @@
               <w:rPr>
                 <w:noProof/>
               </w:rPr>
-              <w:instrText xml:space="preserve"> PAGEREF _Toc242011868 \h </w:instrText>
+              <w:instrText xml:space="preserve"> PAGEREF _Toc242019464 \h </w:instrText>
             </w:r>
             <w:r>
               <w:rPr>
@@ -1974,7 +1974,7 @@
               <w14:ligatures w14:val="standardContextual"/>
             </w:rPr>
           </w:pPr>
-          <w:hyperlink w:anchor="_Toc242011869" w:history="1">
+          <w:hyperlink w:anchor="_Toc242019465" w:history="1">
             <w:r>
               <w:rPr>
                 <w:rStyle w:val="Hyperlink"/>
@@ -1998,7 +1998,7 @@
               <w:rPr>
                 <w:noProof/>
               </w:rPr>
-              <w:instrText xml:space="preserve"> PAGEREF _Toc242011869 \h </w:instrText>
+              <w:instrText xml:space="preserve"> PAGEREF _Toc242019465 \h </w:instrText>
             </w:r>
             <w:r>
               <w:rPr>
@@ -2041,7 +2041,7 @@
               <w14:ligatures w14:val="standardContextual"/>
             </w:rPr>
           </w:pPr>
-          <w:hyperlink w:anchor="_Toc242011870" w:history="1">
+          <w:hyperlink w:anchor="_Toc242019466" w:history="1">
             <w:r>
               <w:rPr>
                 <w:rStyle w:val="Hyperlink"/>
@@ -2065,7 +2065,7 @@
               <w:rPr>
                 <w:noProof/>
               </w:rPr>
-              <w:instrText xml:space="preserve"> PAGEREF _Toc242011870 \h </w:instrText>
+              <w:instrText xml:space="preserve"> PAGEREF _Toc242019466 \h </w:instrText>
             </w:r>
             <w:r>
               <w:rPr>
@@ -2104,7 +2104,7 @@
         <w:pStyle w:val="Heading1"/>
         <w:pageBreakBefore/>
       </w:pPr>
-      <w:bookmarkStart w:id="0" w:name="_Toc242011848"/>
+      <w:bookmarkStart w:id="0" w:name="_Toc242019444"/>
       <w:r>
         <w:lastRenderedPageBreak/>
         <w:t>1. Welcome</w:t>
@@ -2520,7 +2520,7 @@
       <w:pPr>
         <w:pStyle w:val="Heading2"/>
       </w:pPr>
-      <w:bookmarkStart w:id="1" w:name="_Toc242011849"/>
+      <w:bookmarkStart w:id="1" w:name="_Toc242019445"/>
       <w:r>
         <w:t>What you should know first</w:t>
       </w:r>
@@ -2638,7 +2638,7 @@
         <w:pStyle w:val="Heading1"/>
         <w:pageBreakBefore/>
       </w:pPr>
-      <w:bookmarkStart w:id="2" w:name="_Toc242011850"/>
+      <w:bookmarkStart w:id="2" w:name="_Toc242019446"/>
       <w:r>
         <w:lastRenderedPageBreak/>
         <w:t>2. What you need</w:t>
@@ -2867,7 +2867,7 @@
         <w:pStyle w:val="Heading1"/>
         <w:pageBreakBefore/>
       </w:pPr>
-      <w:bookmarkStart w:id="3" w:name="_Toc242011851"/>
+      <w:bookmarkStart w:id="3" w:name="_Toc242019447"/>
       <w:r>
         <w:lastRenderedPageBreak/>
         <w:t>3. Taking part, step by step</w:t>
@@ -2878,7 +2878,7 @@
       <w:pPr>
         <w:pStyle w:val="Heading2"/>
       </w:pPr>
-      <w:bookmarkStart w:id="4" w:name="_Toc242011852"/>
+      <w:bookmarkStart w:id="4" w:name="_Toc242019448"/>
       <w:r>
         <w:t>Step 1 — Open your link</w:t>
       </w:r>
@@ -2896,7 +2896,7 @@
       <w:pPr>
         <w:pStyle w:val="Heading2"/>
       </w:pPr>
-      <w:bookmarkStart w:id="5" w:name="_Toc242011853"/>
+      <w:bookmarkStart w:id="5" w:name="_Toc242019449"/>
       <w:r>
         <w:t>Step 2 — Confirm your organisation</w:t>
       </w:r>
@@ -2931,7 +2931,7 @@
           <w:noProof/>
         </w:rPr>
         <w:drawing>
-          <wp:inline distT="0" distB="0" distL="0" distR="0" wp14:anchorId="3ED9BBE7" wp14:editId="420A743F">
+          <wp:inline distT="0" distB="0" distL="0" distR="0" wp14:anchorId="0F2FCCD1" wp14:editId="37D123A6">
             <wp:extent cx="2476500" cy="3362325"/>
             <wp:effectExtent l="0" t="0" r="0" b="0"/>
             <wp:docPr id="1" name="resp_01_confirm.jpg" descr="Confirming the organisation." title="Confirming the organisation."/>
@@ -3000,7 +3000,7 @@
       <w:pPr>
         <w:pStyle w:val="Heading2"/>
       </w:pPr>
-      <w:bookmarkStart w:id="6" w:name="_Toc242011854"/>
+      <w:bookmarkStart w:id="6" w:name="_Toc242019450"/>
       <w:r>
         <w:t>Step 3 — Tell us a little about you</w:t>
       </w:r>
@@ -3092,7 +3092,7 @@
         </w:rPr>
         <w:lastRenderedPageBreak/>
         <w:drawing>
-          <wp:inline distT="0" distB="0" distL="0" distR="0" wp14:anchorId="261A5ADF" wp14:editId="5C1CE983">
+          <wp:inline distT="0" distB="0" distL="0" distR="0" wp14:anchorId="6D517A35" wp14:editId="69CA3A76">
             <wp:extent cx="2476500" cy="3362325"/>
             <wp:effectExtent l="0" t="0" r="0" b="0"/>
             <wp:docPr id="2" name="resp_02_eligibility.jpg" descr="A little about you." title="A little about you."/>
@@ -3247,7 +3247,7 @@
       <w:pPr>
         <w:pStyle w:val="Heading2"/>
       </w:pPr>
-      <w:bookmarkStart w:id="7" w:name="_Toc242011855"/>
+      <w:bookmarkStart w:id="7" w:name="_Toc242019451"/>
       <w:r>
         <w:t>Step 4 — Read the participant information</w:t>
       </w:r>
@@ -3303,7 +3303,7 @@
         </w:rPr>
         <w:lastRenderedPageBreak/>
         <w:drawing>
-          <wp:inline distT="0" distB="0" distL="0" distR="0" wp14:anchorId="5C3731E3" wp14:editId="4C81AF80">
+          <wp:inline distT="0" distB="0" distL="0" distR="0" wp14:anchorId="0E31C0C6" wp14:editId="25BD21BB">
             <wp:extent cx="1076325" cy="4953000"/>
             <wp:effectExtent l="0" t="0" r="0" b="0"/>
             <wp:docPr id="3" name="resp_03_information_top.jpg" descr="Participant Information." title="Participant Information."/>
@@ -3372,7 +3372,7 @@
       <w:pPr>
         <w:pStyle w:val="Heading2"/>
       </w:pPr>
-      <w:bookmarkStart w:id="8" w:name="_Toc242011856"/>
+      <w:bookmarkStart w:id="8" w:name="_Toc242019452"/>
       <w:r>
         <w:t>Step 5 — Give your decision</w:t>
       </w:r>
@@ -3464,7 +3464,7 @@
         </w:rPr>
         <w:lastRenderedPageBreak/>
         <w:drawing>
-          <wp:inline distT="0" distB="0" distL="0" distR="0" wp14:anchorId="263699C4" wp14:editId="17B5CCFF">
+          <wp:inline distT="0" distB="0" distL="0" distR="0" wp14:anchorId="63C3C671" wp14:editId="68A0D023">
             <wp:extent cx="2476500" cy="4419600"/>
             <wp:effectExtent l="0" t="0" r="0" b="0"/>
             <wp:docPr id="4" name="resp_04_consent.jpg" descr="Your consent." title="Your consent."/>
@@ -3533,7 +3533,7 @@
       <w:pPr>
         <w:pStyle w:val="Heading2"/>
       </w:pPr>
-      <w:bookmarkStart w:id="9" w:name="_Toc242011857"/>
+      <w:bookmarkStart w:id="9" w:name="_Toc242019453"/>
       <w:r>
         <w:t>Step 6 — Check what we already know (only if shown)</w:t>
       </w:r>
@@ -3621,7 +3621,7 @@
       <w:pPr>
         <w:pStyle w:val="Heading2"/>
       </w:pPr>
-      <w:bookmarkStart w:id="10" w:name="_Toc242011858"/>
+      <w:bookmarkStart w:id="10" w:name="_Toc242019454"/>
       <w:r>
         <w:t>Step 7 — Choose how you would like to take part</w:t>
       </w:r>
@@ -3963,7 +3963,7 @@
         </w:rPr>
         <w:lastRenderedPageBreak/>
         <w:drawing>
-          <wp:inline distT="0" distB="0" distL="0" distR="0" wp14:anchorId="34860F7B" wp14:editId="160CA80B">
+          <wp:inline distT="0" distB="0" distL="0" distR="0" wp14:anchorId="7C5DCEEA" wp14:editId="35D7DF0B">
             <wp:extent cx="2476500" cy="4533900"/>
             <wp:effectExtent l="0" t="0" r="0" b="0"/>
             <wp:docPr id="5" name="resp_06_choice.jpg" descr="How would you like to take part?" title="How would you like to take part?"/>
@@ -4032,7 +4032,7 @@
       <w:pPr>
         <w:pStyle w:val="Heading2"/>
       </w:pPr>
-      <w:bookmarkStart w:id="11" w:name="_Toc242011859"/>
+      <w:bookmarkStart w:id="11" w:name="_Toc242019455"/>
       <w:r>
         <w:t>Step 8a — Complete the questionnaire yourself</w:t>
       </w:r>
@@ -4167,7 +4167,7 @@
         </w:rPr>
         <w:lastRenderedPageBreak/>
         <w:drawing>
-          <wp:inline distT="0" distB="0" distL="0" distR="0" wp14:anchorId="7E9776F9" wp14:editId="13BC2B84">
+          <wp:inline distT="0" distB="0" distL="0" distR="0" wp14:anchorId="35948289" wp14:editId="1D609DEF">
             <wp:extent cx="2476500" cy="3362325"/>
             <wp:effectExtent l="0" t="0" r="0" b="0"/>
             <wp:docPr id="6" name="resp_07_ready.jpg" descr="Ready to begin." title="Ready to begin."/>
@@ -4243,7 +4243,7 @@
           <w:noProof/>
         </w:rPr>
         <w:drawing>
-          <wp:inline distT="0" distB="0" distL="0" distR="0" wp14:anchorId="34DE2093" wp14:editId="48947507">
+          <wp:inline distT="0" distB="0" distL="0" distR="0" wp14:anchorId="1E979D56" wp14:editId="397BB8F8">
             <wp:extent cx="2476500" cy="3362325"/>
             <wp:effectExtent l="0" t="0" r="0" b="0"/>
             <wp:docPr id="7" name="resp_07b_kobo_form.jpg" descr="The questionnaire's first page." title="The questionnaire's first page."/>
@@ -4515,7 +4515,7 @@
       <w:pPr>
         <w:pStyle w:val="Heading2"/>
       </w:pPr>
-      <w:bookmarkStart w:id="12" w:name="_Toc242011860"/>
+      <w:bookmarkStart w:id="12" w:name="_Toc242019456"/>
       <w:r>
         <w:lastRenderedPageBreak/>
         <w:t>Step 8b — Ask a researcher to call you</w:t>
@@ -4607,7 +4607,7 @@
           <w:noProof/>
         </w:rPr>
         <w:drawing>
-          <wp:inline distT="0" distB="0" distL="0" distR="0" wp14:anchorId="025A6E48" wp14:editId="62456060">
+          <wp:inline distT="0" distB="0" distL="0" distR="0" wp14:anchorId="5A73DBEE" wp14:editId="29C9317F">
             <wp:extent cx="2476500" cy="3362325"/>
             <wp:effectExtent l="0" t="0" r="0" b="0"/>
             <wp:docPr id="8" name="resp_08_appointment.jpg" descr="Choosing a time for a call." title="Choosing a time for a call."/>
@@ -4683,7 +4683,7 @@
           <w:noProof/>
         </w:rPr>
         <w:drawing>
-          <wp:inline distT="0" distB="0" distL="0" distR="0" wp14:anchorId="1A8F20C4" wp14:editId="7FE8BA2B">
+          <wp:inline distT="0" distB="0" distL="0" distR="0" wp14:anchorId="267CAE87" wp14:editId="18403F45">
             <wp:extent cx="2476500" cy="3676650"/>
             <wp:effectExtent l="0" t="0" r="0" b="0"/>
             <wp:docPr id="9" name="resp_09_done_appointment.jpg" descr="Your request has been sent." title="Your request has been sent."/>
@@ -4752,7 +4752,7 @@
       <w:pPr>
         <w:pStyle w:val="Heading2"/>
       </w:pPr>
-      <w:bookmarkStart w:id="13" w:name="_Toc242011861"/>
+      <w:bookmarkStart w:id="13" w:name="_Toc242019457"/>
       <w:r>
         <w:lastRenderedPageBreak/>
         <w:t>Step 9 — Finished</w:t>
@@ -4842,7 +4842,7 @@
         <w:pStyle w:val="Heading1"/>
         <w:pageBreakBefore/>
       </w:pPr>
-      <w:bookmarkStart w:id="14" w:name="_Toc242011862"/>
+      <w:bookmarkStart w:id="14" w:name="_Toc242019458"/>
       <w:r>
         <w:lastRenderedPageBreak/>
         <w:t>4. Reminders</w:t>
@@ -4862,7 +4862,7 @@
         <w:pStyle w:val="Heading1"/>
         <w:pageBreakBefore/>
       </w:pPr>
-      <w:bookmarkStart w:id="15" w:name="_Toc242011863"/>
+      <w:bookmarkStart w:id="15" w:name="_Toc242019459"/>
       <w:r>
         <w:lastRenderedPageBreak/>
         <w:t>5. Your rights and your information</w:t>
@@ -4987,7 +4987,7 @@
         <w:pStyle w:val="Heading1"/>
         <w:pageBreakBefore/>
       </w:pPr>
-      <w:bookmarkStart w:id="16" w:name="_Toc242011864"/>
+      <w:bookmarkStart w:id="16" w:name="_Toc242019460"/>
       <w:r>
         <w:lastRenderedPageBreak/>
         <w:t>6. Questions and answers</w:t>
@@ -5509,7 +5509,7 @@
           <w:noProof/>
         </w:rPr>
         <w:drawing>
-          <wp:inline distT="0" distB="0" distL="0" distR="0" wp14:anchorId="1E3B01F4" wp14:editId="58C6AAB5">
+          <wp:inline distT="0" distB="0" distL="0" distR="0" wp14:anchorId="73C805D1" wp14:editId="5B941544">
             <wp:extent cx="2476500" cy="2524125"/>
             <wp:effectExtent l="0" t="0" r="0" b="0"/>
             <wp:docPr id="10" name="resp_10_invalid_link.jpg" descr="What an invalid or expired link looks like." title="What an invalid or expired link looks like."/>
@@ -5579,7 +5579,7 @@
         <w:pStyle w:val="Heading1"/>
         <w:pageBreakBefore/>
       </w:pPr>
-      <w:bookmarkStart w:id="17" w:name="_Toc242011865"/>
+      <w:bookmarkStart w:id="17" w:name="_Toc242019461"/>
       <w:r>
         <w:lastRenderedPageBreak/>
         <w:t>7. If you were invited to a Key Informant Interview</w:t>
@@ -5815,7 +5815,7 @@
       <w:pPr>
         <w:pStyle w:val="Heading2"/>
       </w:pPr>
-      <w:bookmarkStart w:id="18" w:name="_Toc242011866"/>
+      <w:bookmarkStart w:id="18" w:name="_Toc242019462"/>
       <w:r>
         <w:t>Step 1 — Open your link</w:t>
       </w:r>
@@ -5833,7 +5833,7 @@
       <w:pPr>
         <w:pStyle w:val="Heading2"/>
       </w:pPr>
-      <w:bookmarkStart w:id="19" w:name="_Toc242011867"/>
+      <w:bookmarkStart w:id="19" w:name="_Toc242019463"/>
       <w:r>
         <w:t>Step 2 — Read the participant information</w:t>
       </w:r>
@@ -5861,7 +5861,7 @@
       <w:pPr>
         <w:pStyle w:val="Heading2"/>
       </w:pPr>
-      <w:bookmarkStart w:id="20" w:name="_Toc242011868"/>
+      <w:bookmarkStart w:id="20" w:name="_Toc242019464"/>
       <w:r>
         <w:t>Step 3 — Give your decision</w:t>
       </w:r>
@@ -5945,7 +5945,7 @@
       <w:pPr>
         <w:pStyle w:val="Heading2"/>
       </w:pPr>
-      <w:bookmarkStart w:id="21" w:name="_Toc242011869"/>
+      <w:bookmarkStart w:id="21" w:name="_Toc242019465"/>
       <w:r>
         <w:t>Step 4 — Start the interview</w:t>
       </w:r>
@@ -6108,7 +6108,7 @@
         <w:pStyle w:val="Heading1"/>
         <w:pageBreakBefore/>
       </w:pPr>
-      <w:bookmarkStart w:id="22" w:name="_Toc242011870"/>
+      <w:bookmarkStart w:id="22" w:name="_Toc242019466"/>
       <w:r>
         <w:lastRenderedPageBreak/>
         <w:t>8. Contact the research team</w:t>
@@ -6498,7 +6498,7 @@
         <w:sz w:val="16"/>
         <w:szCs w:val="16"/>
       </w:rPr>
-      <w:t>Version 1.21 · 4 October 2026</w:t>
+      <w:t>Version 1.22 · 4 October 2026</w:t>
     </w:r>
     <w:r>
       <w:rPr>
@@ -6671,10 +6671,154 @@
 <file path=word/numbering.xml><?xml version="1.0" encoding="utf-8"?>
 <w:numbering xmlns:wpc="http://schemas.microsoft.com/office/word/2010/wordprocessingCanvas" xmlns:cx="http://schemas.microsoft.com/office/drawing/2014/chartex" xmlns:cx1="http://schemas.microsoft.com/office/drawing/2015/9/8/chartex" xmlns:cx2="http://schemas.microsoft.com/office/drawing/2015/10/21/chartex" xmlns:cx3="http://schemas.microsoft.com/office/drawing/2016/5/9/chartex" xmlns:cx4="http://schemas.microsoft.com/office/drawing/2016/5/10/chartex" xmlns:cx5="http://schemas.microsoft.com/office/drawing/2016/5/11/chartex" xmlns:cx6="http://schemas.microsoft.com/office/drawing/2016/5/12/chartex" xmlns:cx7="http://schemas.microsoft.com/office/drawing/2016/5/13/chartex" xmlns:cx8="http://schemas.microsoft.com/office/drawing/2016/5/14/chartex" xmlns:mc="http://schemas.openxmlformats.org/markup-compatibility/2006" xmlns:aink="http://schemas.microsoft.com/office/drawing/2016/ink" xmlns:am3d="http://schemas.microsoft.com/office/drawing/2017/model3d" xmlns:o="urn:schemas-microsoft-com:office:office" xmlns:oel="http://schemas.microsoft.com/office/2019/extlst" xmlns:r="http://schemas.openxmlformats.org/officeDocument/2006/relationships" xmlns:m="http://schemas.openxmlformats.org/officeDocument/2006/math" xmlns:v="urn:schemas-microsoft-com:vml" xmlns:wp14="http://schemas.microsoft.com/office/word/2010/wordprocessingDrawing" xmlns:wp="http://schemas.openxmlformats.org/drawingml/2006/wordprocessingDrawing" xmlns:w10="urn:schemas-microsoft-com:office:word" xmlns:w="http://schemas.openxmlformats.org/wordprocessingml/2006/main" xmlns:w14="http://schemas.microsoft.com/office/word/2010/wordml" xmlns:w15="http://schemas.microsoft.com/office/word/2012/wordml" xmlns:w16cex="http://schemas.microsoft.com/office/word/2018/wordml/cex" xmlns:w16cid="http://schemas.microsoft.com/office/word/2016/wordml/cid" xmlns:w16="http://schemas.microsoft.com/office/word/2018/wordml" xmlns:w16sdtdh="http://schemas.microsoft.com/office/word/2020/wordml/sdtdatahash" xmlns:w16se="http://schemas.microsoft.com/office/word/2015/wordml/symex" xmlns:wpg="http://schemas.microsoft.com/office/word/2010/wordprocessingGroup" xmlns:wpi="http://schemas.microsoft.com/office/word/2010/wordprocessingInk" xmlns:wne="http://schemas.microsoft.com/office/word/2006/wordml" xmlns:wps="http://schemas.microsoft.com/office/word/2010/wordprocessingShape" mc:Ignorable="w14 w15 w16se w16cid w16 w16cex w16sdtdh wp14">
   <w:abstractNum w:abstractNumId="0" w15:restartNumberingAfterBreak="0">
-    <w:nsid w:val="1A001864"/>
+    <w:nsid w:val="09D67EC2"/>
     <w:multiLevelType w:val="hybridMultilevel"/>
-    <w:tmpl w:val="B29445AE"/>
-    <w:lvl w:ilvl="0" w:tplc="9466769A">
+    <w:tmpl w:val="66F88D68"/>
+    <w:lvl w:ilvl="0" w:tplc="568A42D0">
+      <w:start w:val="1"/>
+      <w:numFmt w:val="bullet"/>
+      <w:lvlText w:val="•"/>
+      <w:lvlJc w:val="left"/>
+      <w:pPr>
+        <w:ind w:left="460" w:hanging="280"/>
+      </w:pPr>
+    </w:lvl>
+    <w:lvl w:ilvl="1" w:tplc="7A7ECB36">
+      <w:start w:val="1"/>
+      <w:numFmt w:val="bullet"/>
+      <w:lvlText w:val="–"/>
+      <w:lvlJc w:val="left"/>
+      <w:pPr>
+        <w:ind w:left="900" w:hanging="280"/>
+      </w:pPr>
+    </w:lvl>
+    <w:lvl w:ilvl="2" w:tplc="5B0438C2">
+      <w:numFmt w:val="decimal"/>
+      <w:lvlText w:val=""/>
+      <w:lvlJc w:val="left"/>
+    </w:lvl>
+    <w:lvl w:ilvl="3" w:tplc="DCB0DBB0">
+      <w:numFmt w:val="decimal"/>
+      <w:lvlText w:val=""/>
+      <w:lvlJc w:val="left"/>
+    </w:lvl>
+    <w:lvl w:ilvl="4" w:tplc="A4A00CDC">
+      <w:numFmt w:val="decimal"/>
+      <w:lvlText w:val=""/>
+      <w:lvlJc w:val="left"/>
+    </w:lvl>
+    <w:lvl w:ilvl="5" w:tplc="9D2C521A">
+      <w:numFmt w:val="decimal"/>
+      <w:lvlText w:val=""/>
+      <w:lvlJc w:val="left"/>
+    </w:lvl>
+    <w:lvl w:ilvl="6" w:tplc="368E69CC">
+      <w:numFmt w:val="decimal"/>
+      <w:lvlText w:val=""/>
+      <w:lvlJc w:val="left"/>
+    </w:lvl>
+    <w:lvl w:ilvl="7" w:tplc="577A771A">
+      <w:numFmt w:val="decimal"/>
+      <w:lvlText w:val=""/>
+      <w:lvlJc w:val="left"/>
+    </w:lvl>
+    <w:lvl w:ilvl="8" w:tplc="87CE871C">
+      <w:numFmt w:val="decimal"/>
+      <w:lvlText w:val=""/>
+      <w:lvlJc w:val="left"/>
+    </w:lvl>
+  </w:abstractNum>
+  <w:abstractNum w:abstractNumId="1" w15:restartNumberingAfterBreak="0">
+    <w:nsid w:val="1E2F362F"/>
+    <w:multiLevelType w:val="hybridMultilevel"/>
+    <w:tmpl w:val="D7C09F9E"/>
+    <w:lvl w:ilvl="0" w:tplc="013E1AD4">
+      <w:start w:val="1"/>
+      <w:numFmt w:val="bullet"/>
+      <w:lvlText w:val="●"/>
+      <w:lvlJc w:val="left"/>
+      <w:pPr>
+        <w:ind w:left="720" w:hanging="360"/>
+      </w:pPr>
+    </w:lvl>
+    <w:lvl w:ilvl="1" w:tplc="AA842C2C">
+      <w:start w:val="1"/>
+      <w:numFmt w:val="bullet"/>
+      <w:lvlText w:val="○"/>
+      <w:lvlJc w:val="left"/>
+      <w:pPr>
+        <w:ind w:left="1440" w:hanging="360"/>
+      </w:pPr>
+    </w:lvl>
+    <w:lvl w:ilvl="2" w:tplc="E71CCDDE">
+      <w:start w:val="1"/>
+      <w:numFmt w:val="bullet"/>
+      <w:lvlText w:val="■"/>
+      <w:lvlJc w:val="left"/>
+      <w:pPr>
+        <w:ind w:left="2160" w:hanging="360"/>
+      </w:pPr>
+    </w:lvl>
+    <w:lvl w:ilvl="3" w:tplc="395CFF9A">
+      <w:start w:val="1"/>
+      <w:numFmt w:val="bullet"/>
+      <w:lvlText w:val="●"/>
+      <w:lvlJc w:val="left"/>
+      <w:pPr>
+        <w:ind w:left="2880" w:hanging="360"/>
+      </w:pPr>
+    </w:lvl>
+    <w:lvl w:ilvl="4" w:tplc="3E0809F0">
+      <w:start w:val="1"/>
+      <w:numFmt w:val="bullet"/>
+      <w:lvlText w:val="○"/>
+      <w:lvlJc w:val="left"/>
+      <w:pPr>
+        <w:ind w:left="3600" w:hanging="360"/>
+      </w:pPr>
+    </w:lvl>
+    <w:lvl w:ilvl="5" w:tplc="B2B6A564">
+      <w:start w:val="1"/>
+      <w:numFmt w:val="bullet"/>
+      <w:lvlText w:val="■"/>
+      <w:lvlJc w:val="left"/>
+      <w:pPr>
+        <w:ind w:left="4320" w:hanging="360"/>
+      </w:pPr>
+    </w:lvl>
+    <w:lvl w:ilvl="6" w:tplc="624EDC3C">
+      <w:start w:val="1"/>
+      <w:numFmt w:val="bullet"/>
+      <w:lvlText w:val="●"/>
+      <w:lvlJc w:val="left"/>
+      <w:pPr>
+        <w:ind w:left="5040" w:hanging="360"/>
+      </w:pPr>
+    </w:lvl>
+    <w:lvl w:ilvl="7" w:tplc="753E3B02">
+      <w:start w:val="1"/>
+      <w:numFmt w:val="bullet"/>
+      <w:lvlText w:val="●"/>
+      <w:lvlJc w:val="left"/>
+      <w:pPr>
+        <w:ind w:left="5760" w:hanging="360"/>
+      </w:pPr>
+    </w:lvl>
+    <w:lvl w:ilvl="8" w:tplc="25966F4C">
+      <w:start w:val="1"/>
+      <w:numFmt w:val="bullet"/>
+      <w:lvlText w:val="●"/>
+      <w:lvlJc w:val="left"/>
+      <w:pPr>
+        <w:ind w:left="6480" w:hanging="360"/>
+      </w:pPr>
+    </w:lvl>
+  </w:abstractNum>
+  <w:abstractNum w:abstractNumId="2" w15:restartNumberingAfterBreak="0">
+    <w:nsid w:val="39215911"/>
+    <w:multiLevelType w:val="hybridMultilevel"/>
+    <w:tmpl w:val="5AF4DAE6"/>
+    <w:lvl w:ilvl="0" w:tplc="6A300D50">
       <w:start w:val="1"/>
       <w:numFmt w:val="decimal"/>
       <w:lvlText w:val="%1."/>
@@ -6688,52 +6832,52 @@
         <w:color w:val="A67C27"/>
       </w:rPr>
     </w:lvl>
-    <w:lvl w:ilvl="1" w:tplc="5C3E0A20">
+    <w:lvl w:ilvl="1" w:tplc="35C40638">
       <w:numFmt w:val="decimal"/>
       <w:lvlText w:val=""/>
       <w:lvlJc w:val="left"/>
     </w:lvl>
-    <w:lvl w:ilvl="2" w:tplc="BC9E818C">
+    <w:lvl w:ilvl="2" w:tplc="F340A3DA">
       <w:numFmt w:val="decimal"/>
       <w:lvlText w:val=""/>
       <w:lvlJc w:val="left"/>
     </w:lvl>
-    <w:lvl w:ilvl="3" w:tplc="6D8C24DA">
+    <w:lvl w:ilvl="3" w:tplc="676AEA78">
       <w:numFmt w:val="decimal"/>
       <w:lvlText w:val=""/>
       <w:lvlJc w:val="left"/>
     </w:lvl>
-    <w:lvl w:ilvl="4" w:tplc="09AA323E">
+    <w:lvl w:ilvl="4" w:tplc="C504C18C">
       <w:numFmt w:val="decimal"/>
       <w:lvlText w:val=""/>
       <w:lvlJc w:val="left"/>
     </w:lvl>
-    <w:lvl w:ilvl="5" w:tplc="D5C0B2F6">
+    <w:lvl w:ilvl="5" w:tplc="CFC8D1CE">
       <w:numFmt w:val="decimal"/>
       <w:lvlText w:val=""/>
       <w:lvlJc w:val="left"/>
     </w:lvl>
-    <w:lvl w:ilvl="6" w:tplc="04F0C48E">
+    <w:lvl w:ilvl="6" w:tplc="43626FC6">
       <w:numFmt w:val="decimal"/>
       <w:lvlText w:val=""/>
       <w:lvlJc w:val="left"/>
     </w:lvl>
-    <w:lvl w:ilvl="7" w:tplc="F7D40426">
+    <w:lvl w:ilvl="7" w:tplc="8F426D1A">
       <w:numFmt w:val="decimal"/>
       <w:lvlText w:val=""/>
       <w:lvlJc w:val="left"/>
     </w:lvl>
-    <w:lvl w:ilvl="8" w:tplc="6C2064A0">
+    <w:lvl w:ilvl="8" w:tplc="05B2F35A">
       <w:numFmt w:val="decimal"/>
       <w:lvlText w:val=""/>
       <w:lvlJc w:val="left"/>
     </w:lvl>
   </w:abstractNum>
-  <w:abstractNum w:abstractNumId="1" w15:restartNumberingAfterBreak="0">
-    <w:nsid w:val="24AA4FF6"/>
+  <w:abstractNum w:abstractNumId="3" w15:restartNumberingAfterBreak="0">
+    <w:nsid w:val="4680663E"/>
     <w:multiLevelType w:val="hybridMultilevel"/>
-    <w:tmpl w:val="BABEC4A2"/>
-    <w:lvl w:ilvl="0" w:tplc="10F4BEF2">
+    <w:tmpl w:val="4F7E1342"/>
+    <w:lvl w:ilvl="0" w:tplc="38043D10">
       <w:start w:val="1"/>
       <w:numFmt w:val="decimal"/>
       <w:lvlText w:val="%1."/>
@@ -6747,196 +6891,52 @@
         <w:color w:val="A67C27"/>
       </w:rPr>
     </w:lvl>
-    <w:lvl w:ilvl="1" w:tplc="D0CA710A">
+    <w:lvl w:ilvl="1" w:tplc="02AA94B6">
       <w:numFmt w:val="decimal"/>
       <w:lvlText w:val=""/>
       <w:lvlJc w:val="left"/>
     </w:lvl>
-    <w:lvl w:ilvl="2" w:tplc="2D3220D0">
+    <w:lvl w:ilvl="2" w:tplc="8D744776">
       <w:numFmt w:val="decimal"/>
       <w:lvlText w:val=""/>
       <w:lvlJc w:val="left"/>
     </w:lvl>
-    <w:lvl w:ilvl="3" w:tplc="47782AE6">
+    <w:lvl w:ilvl="3" w:tplc="0AC44570">
       <w:numFmt w:val="decimal"/>
       <w:lvlText w:val=""/>
       <w:lvlJc w:val="left"/>
     </w:lvl>
-    <w:lvl w:ilvl="4" w:tplc="10ACD302">
+    <w:lvl w:ilvl="4" w:tplc="2510548C">
       <w:numFmt w:val="decimal"/>
       <w:lvlText w:val=""/>
       <w:lvlJc w:val="left"/>
     </w:lvl>
-    <w:lvl w:ilvl="5" w:tplc="B2EC9E8C">
+    <w:lvl w:ilvl="5" w:tplc="D10C4BE6">
       <w:numFmt w:val="decimal"/>
       <w:lvlText w:val=""/>
       <w:lvlJc w:val="left"/>
     </w:lvl>
-    <w:lvl w:ilvl="6" w:tplc="D40EBE02">
+    <w:lvl w:ilvl="6" w:tplc="192CF704">
       <w:numFmt w:val="decimal"/>
       <w:lvlText w:val=""/>
       <w:lvlJc w:val="left"/>
     </w:lvl>
-    <w:lvl w:ilvl="7" w:tplc="C64E568A">
+    <w:lvl w:ilvl="7" w:tplc="E6165644">
       <w:numFmt w:val="decimal"/>
       <w:lvlText w:val=""/>
       <w:lvlJc w:val="left"/>
     </w:lvl>
-    <w:lvl w:ilvl="8" w:tplc="4510D95A">
-      <w:numFmt w:val="decimal"/>
-      <w:lvlText w:val=""/>
-      <w:lvlJc w:val="left"/>
-    </w:lvl>
-  </w:abstractNum>
-  <w:abstractNum w:abstractNumId="2" w15:restartNumberingAfterBreak="0">
-    <w:nsid w:val="39361E86"/>
-    <w:multiLevelType w:val="hybridMultilevel"/>
-    <w:tmpl w:val="46905CEC"/>
-    <w:lvl w:ilvl="0" w:tplc="5172E4B0">
-      <w:start w:val="1"/>
-      <w:numFmt w:val="bullet"/>
-      <w:lvlText w:val="●"/>
-      <w:lvlJc w:val="left"/>
-      <w:pPr>
-        <w:ind w:left="720" w:hanging="360"/>
-      </w:pPr>
-    </w:lvl>
-    <w:lvl w:ilvl="1" w:tplc="D34A6E2A">
-      <w:start w:val="1"/>
-      <w:numFmt w:val="bullet"/>
-      <w:lvlText w:val="○"/>
-      <w:lvlJc w:val="left"/>
-      <w:pPr>
-        <w:ind w:left="1440" w:hanging="360"/>
-      </w:pPr>
-    </w:lvl>
-    <w:lvl w:ilvl="2" w:tplc="9E28CC70">
-      <w:start w:val="1"/>
-      <w:numFmt w:val="bullet"/>
-      <w:lvlText w:val="■"/>
-      <w:lvlJc w:val="left"/>
-      <w:pPr>
-        <w:ind w:left="2160" w:hanging="360"/>
-      </w:pPr>
-    </w:lvl>
-    <w:lvl w:ilvl="3" w:tplc="939671C0">
-      <w:start w:val="1"/>
-      <w:numFmt w:val="bullet"/>
-      <w:lvlText w:val="●"/>
-      <w:lvlJc w:val="left"/>
-      <w:pPr>
-        <w:ind w:left="2880" w:hanging="360"/>
-      </w:pPr>
-    </w:lvl>
-    <w:lvl w:ilvl="4" w:tplc="71F647C6">
-      <w:start w:val="1"/>
-      <w:numFmt w:val="bullet"/>
-      <w:lvlText w:val="○"/>
-      <w:lvlJc w:val="left"/>
-      <w:pPr>
-        <w:ind w:left="3600" w:hanging="360"/>
-      </w:pPr>
-    </w:lvl>
-    <w:lvl w:ilvl="5" w:tplc="FE8CDA6E">
-      <w:start w:val="1"/>
-      <w:numFmt w:val="bullet"/>
-      <w:lvlText w:val="■"/>
-      <w:lvlJc w:val="left"/>
-      <w:pPr>
-        <w:ind w:left="4320" w:hanging="360"/>
-      </w:pPr>
-    </w:lvl>
-    <w:lvl w:ilvl="6" w:tplc="2E1AEA7E">
-      <w:start w:val="1"/>
-      <w:numFmt w:val="bullet"/>
-      <w:lvlText w:val="●"/>
-      <w:lvlJc w:val="left"/>
-      <w:pPr>
-        <w:ind w:left="5040" w:hanging="360"/>
-      </w:pPr>
-    </w:lvl>
-    <w:lvl w:ilvl="7" w:tplc="69FE8E78">
-      <w:start w:val="1"/>
-      <w:numFmt w:val="bullet"/>
-      <w:lvlText w:val="●"/>
-      <w:lvlJc w:val="left"/>
-      <w:pPr>
-        <w:ind w:left="5760" w:hanging="360"/>
-      </w:pPr>
-    </w:lvl>
-    <w:lvl w:ilvl="8" w:tplc="1D56F03A">
-      <w:start w:val="1"/>
-      <w:numFmt w:val="bullet"/>
-      <w:lvlText w:val="●"/>
-      <w:lvlJc w:val="left"/>
-      <w:pPr>
-        <w:ind w:left="6480" w:hanging="360"/>
-      </w:pPr>
-    </w:lvl>
-  </w:abstractNum>
-  <w:abstractNum w:abstractNumId="3" w15:restartNumberingAfterBreak="0">
-    <w:nsid w:val="46C35A77"/>
-    <w:multiLevelType w:val="hybridMultilevel"/>
-    <w:tmpl w:val="B0702476"/>
-    <w:lvl w:ilvl="0" w:tplc="0B2A893C">
-      <w:start w:val="1"/>
-      <w:numFmt w:val="bullet"/>
-      <w:lvlText w:val="•"/>
-      <w:lvlJc w:val="left"/>
-      <w:pPr>
-        <w:ind w:left="460" w:hanging="280"/>
-      </w:pPr>
-    </w:lvl>
-    <w:lvl w:ilvl="1" w:tplc="2E3897FE">
-      <w:start w:val="1"/>
-      <w:numFmt w:val="bullet"/>
-      <w:lvlText w:val="–"/>
-      <w:lvlJc w:val="left"/>
-      <w:pPr>
-        <w:ind w:left="900" w:hanging="280"/>
-      </w:pPr>
-    </w:lvl>
-    <w:lvl w:ilvl="2" w:tplc="6B0AF7BC">
-      <w:numFmt w:val="decimal"/>
-      <w:lvlText w:val=""/>
-      <w:lvlJc w:val="left"/>
-    </w:lvl>
-    <w:lvl w:ilvl="3" w:tplc="9836C220">
-      <w:numFmt w:val="decimal"/>
-      <w:lvlText w:val=""/>
-      <w:lvlJc w:val="left"/>
-    </w:lvl>
-    <w:lvl w:ilvl="4" w:tplc="C71AB4E6">
-      <w:numFmt w:val="decimal"/>
-      <w:lvlText w:val=""/>
-      <w:lvlJc w:val="left"/>
-    </w:lvl>
-    <w:lvl w:ilvl="5" w:tplc="8A4879E2">
-      <w:numFmt w:val="decimal"/>
-      <w:lvlText w:val=""/>
-      <w:lvlJc w:val="left"/>
-    </w:lvl>
-    <w:lvl w:ilvl="6" w:tplc="6158E58C">
-      <w:numFmt w:val="decimal"/>
-      <w:lvlText w:val=""/>
-      <w:lvlJc w:val="left"/>
-    </w:lvl>
-    <w:lvl w:ilvl="7" w:tplc="B386A118">
-      <w:numFmt w:val="decimal"/>
-      <w:lvlText w:val=""/>
-      <w:lvlJc w:val="left"/>
-    </w:lvl>
-    <w:lvl w:ilvl="8" w:tplc="8A2675C8">
+    <w:lvl w:ilvl="8" w:tplc="E02218FA">
       <w:numFmt w:val="decimal"/>
       <w:lvlText w:val=""/>
       <w:lvlJc w:val="left"/>
     </w:lvl>
   </w:abstractNum>
   <w:abstractNum w:abstractNumId="4" w15:restartNumberingAfterBreak="0">
-    <w:nsid w:val="653E4420"/>
+    <w:nsid w:val="671563F4"/>
     <w:multiLevelType w:val="hybridMultilevel"/>
-    <w:tmpl w:val="98F6AE7A"/>
-    <w:lvl w:ilvl="0" w:tplc="19B6A7E6">
+    <w:tmpl w:val="A6BAB8C8"/>
+    <w:lvl w:ilvl="0" w:tplc="6A3A9016">
       <w:start w:val="1"/>
       <w:numFmt w:val="decimal"/>
       <w:lvlText w:val="%1."/>
@@ -6950,52 +6950,52 @@
         <w:color w:val="A67C27"/>
       </w:rPr>
     </w:lvl>
-    <w:lvl w:ilvl="1" w:tplc="8E3AD10A">
+    <w:lvl w:ilvl="1" w:tplc="01486FF2">
       <w:numFmt w:val="decimal"/>
       <w:lvlText w:val=""/>
       <w:lvlJc w:val="left"/>
     </w:lvl>
-    <w:lvl w:ilvl="2" w:tplc="12129CB8">
+    <w:lvl w:ilvl="2" w:tplc="279857D6">
       <w:numFmt w:val="decimal"/>
       <w:lvlText w:val=""/>
       <w:lvlJc w:val="left"/>
     </w:lvl>
-    <w:lvl w:ilvl="3" w:tplc="CBC849B6">
+    <w:lvl w:ilvl="3" w:tplc="3AFE753E">
       <w:numFmt w:val="decimal"/>
       <w:lvlText w:val=""/>
       <w:lvlJc w:val="left"/>
     </w:lvl>
-    <w:lvl w:ilvl="4" w:tplc="2626CE3C">
+    <w:lvl w:ilvl="4" w:tplc="6F94E3DE">
       <w:numFmt w:val="decimal"/>
       <w:lvlText w:val=""/>
       <w:lvlJc w:val="left"/>
     </w:lvl>
-    <w:lvl w:ilvl="5" w:tplc="761EC716">
+    <w:lvl w:ilvl="5" w:tplc="69FEB252">
       <w:numFmt w:val="decimal"/>
       <w:lvlText w:val=""/>
       <w:lvlJc w:val="left"/>
     </w:lvl>
-    <w:lvl w:ilvl="6" w:tplc="0CB03C90">
+    <w:lvl w:ilvl="6" w:tplc="A4783FD0">
       <w:numFmt w:val="decimal"/>
       <w:lvlText w:val=""/>
       <w:lvlJc w:val="left"/>
     </w:lvl>
-    <w:lvl w:ilvl="7" w:tplc="E0049DDA">
+    <w:lvl w:ilvl="7" w:tplc="9AE830A8">
       <w:numFmt w:val="decimal"/>
       <w:lvlText w:val=""/>
       <w:lvlJc w:val="left"/>
     </w:lvl>
-    <w:lvl w:ilvl="8" w:tplc="2FB48B5C">
+    <w:lvl w:ilvl="8" w:tplc="080AE694">
       <w:numFmt w:val="decimal"/>
       <w:lvlText w:val=""/>
       <w:lvlJc w:val="left"/>
     </w:lvl>
   </w:abstractNum>
   <w:abstractNum w:abstractNumId="5" w15:restartNumberingAfterBreak="0">
-    <w:nsid w:val="6A4C2EB5"/>
+    <w:nsid w:val="79F50714"/>
     <w:multiLevelType w:val="hybridMultilevel"/>
-    <w:tmpl w:val="02C0BC54"/>
-    <w:lvl w:ilvl="0" w:tplc="98BA913E">
+    <w:tmpl w:val="60BEF30A"/>
+    <w:lvl w:ilvl="0" w:tplc="73863CDC">
       <w:start w:val="1"/>
       <w:numFmt w:val="decimal"/>
       <w:lvlText w:val="%1."/>
@@ -7009,79 +7009,79 @@
         <w:color w:val="A67C27"/>
       </w:rPr>
     </w:lvl>
-    <w:lvl w:ilvl="1" w:tplc="72021840">
+    <w:lvl w:ilvl="1" w:tplc="1794FCFC">
       <w:numFmt w:val="decimal"/>
       <w:lvlText w:val=""/>
       <w:lvlJc w:val="left"/>
     </w:lvl>
-    <w:lvl w:ilvl="2" w:tplc="BECE96B4">
+    <w:lvl w:ilvl="2" w:tplc="F10E53B2">
       <w:numFmt w:val="decimal"/>
       <w:lvlText w:val=""/>
       <w:lvlJc w:val="left"/>
     </w:lvl>
-    <w:lvl w:ilvl="3" w:tplc="15C2F6F6">
+    <w:lvl w:ilvl="3" w:tplc="6EB4889C">
       <w:numFmt w:val="decimal"/>
       <w:lvlText w:val=""/>
       <w:lvlJc w:val="left"/>
     </w:lvl>
-    <w:lvl w:ilvl="4" w:tplc="DF08D6E2">
+    <w:lvl w:ilvl="4" w:tplc="73A86FA0">
       <w:numFmt w:val="decimal"/>
       <w:lvlText w:val=""/>
       <w:lvlJc w:val="left"/>
     </w:lvl>
-    <w:lvl w:ilvl="5" w:tplc="1374CE34">
+    <w:lvl w:ilvl="5" w:tplc="DE061FA4">
       <w:numFmt w:val="decimal"/>
       <w:lvlText w:val=""/>
       <w:lvlJc w:val="left"/>
     </w:lvl>
-    <w:lvl w:ilvl="6" w:tplc="3C8EA53E">
+    <w:lvl w:ilvl="6" w:tplc="32AAEC42">
       <w:numFmt w:val="decimal"/>
       <w:lvlText w:val=""/>
       <w:lvlJc w:val="left"/>
     </w:lvl>
-    <w:lvl w:ilvl="7" w:tplc="AA52C056">
+    <w:lvl w:ilvl="7" w:tplc="4238E7C4">
       <w:numFmt w:val="decimal"/>
       <w:lvlText w:val=""/>
       <w:lvlJc w:val="left"/>
     </w:lvl>
-    <w:lvl w:ilvl="8" w:tplc="2D601770">
+    <w:lvl w:ilvl="8" w:tplc="E11687A2">
       <w:numFmt w:val="decimal"/>
       <w:lvlText w:val=""/>
       <w:lvlJc w:val="left"/>
     </w:lvl>
   </w:abstractNum>
-  <w:num w:numId="1" w16cid:durableId="1222981751">
-    <w:abstractNumId w:val="2"/>
+  <w:num w:numId="1" w16cid:durableId="1465275805">
+    <w:abstractNumId w:val="1"/>
     <w:lvlOverride w:ilvl="0">
       <w:startOverride w:val="1"/>
     </w:lvlOverride>
   </w:num>
-  <w:num w:numId="2" w16cid:durableId="1311787835">
+  <w:num w:numId="2" w16cid:durableId="454637454">
+    <w:abstractNumId w:val="0"/>
+    <w:lvlOverride w:ilvl="0">
+      <w:startOverride w:val="1"/>
+    </w:lvlOverride>
+  </w:num>
+  <w:num w:numId="3" w16cid:durableId="652485011">
     <w:abstractNumId w:val="3"/>
     <w:lvlOverride w:ilvl="0">
       <w:startOverride w:val="1"/>
     </w:lvlOverride>
   </w:num>
-  <w:num w:numId="3" w16cid:durableId="991643913">
+  <w:num w:numId="4" w16cid:durableId="1861701526">
     <w:abstractNumId w:val="4"/>
     <w:lvlOverride w:ilvl="0">
       <w:startOverride w:val="1"/>
     </w:lvlOverride>
   </w:num>
-  <w:num w:numId="4" w16cid:durableId="635109842">
-    <w:abstractNumId w:val="0"/>
-    <w:lvlOverride w:ilvl="0">
-      <w:startOverride w:val="1"/>
-    </w:lvlOverride>
-  </w:num>
-  <w:num w:numId="5" w16cid:durableId="70737070">
+  <w:num w:numId="5" w16cid:durableId="48848615">
     <w:abstractNumId w:val="5"/>
     <w:lvlOverride w:ilvl="0">
       <w:startOverride w:val="1"/>
     </w:lvlOverride>
   </w:num>
-  <w:num w:numId="6" w16cid:durableId="1477213247">
-    <w:abstractNumId w:val="1"/>
+  <w:num w:numId="6" w16cid:durableId="269581678">
+    <w:abstractNumId w:val="2"/>
     <w:lvlOverride w:ilvl="0">
       <w:startOverride w:val="1"/>
     </w:lvlOverride>
@@ -7707,7 +7707,7 @@
     <w:autoRedefine/>
     <w:uiPriority w:val="39"/>
     <w:unhideWhenUsed/>
-    <w:rsid w:val="005C3301"/>
+    <w:rsid w:val="004B32A7"/>
     <w:pPr>
       <w:spacing w:after="100"/>
     </w:pPr>
@@ -7719,7 +7719,7 @@
     <w:autoRedefine/>
     <w:uiPriority w:val="39"/>
     <w:unhideWhenUsed/>
-    <w:rsid w:val="005C3301"/>
+    <w:rsid w:val="004B32A7"/>
     <w:pPr>
       <w:spacing w:after="100"/>
       <w:ind w:left="210"/>

--- a/docs/manuals/Respondent_Guide.docx
+++ b/docs/manuals/Respondent_Guide.docx
@@ -469,7 +469,7 @@
                 <w:sz w:val="19"/>
                 <w:szCs w:val="19"/>
               </w:rPr>
-              <w:t>Version 1.22 · 4 October 2026</w:t>
+              <w:t>Version 1.23 · 6 October 2026</w:t>
             </w:r>
           </w:p>
         </w:tc>
@@ -538,7 +538,7 @@
     <w:sdt>
       <w:sdtPr>
         <w:alias w:val="Contents"/>
-        <w:id w:val="-592010316"/>
+        <w:id w:val="2057125453"/>
       </w:sdtPr>
       <w:sdtEndPr/>
       <w:sdtContent>
@@ -567,7 +567,7 @@
           <w:r>
             <w:fldChar w:fldCharType="separate"/>
           </w:r>
-          <w:hyperlink w:anchor="_Toc242019444" w:history="1">
+          <w:hyperlink w:anchor="_Toc242163830" w:history="1">
             <w:r>
               <w:rPr>
                 <w:rStyle w:val="Hyperlink"/>
@@ -591,7 +591,7 @@
               <w:rPr>
                 <w:noProof/>
               </w:rPr>
-              <w:instrText xml:space="preserve"> PAGEREF _Toc242019444 \h </w:instrText>
+              <w:instrText xml:space="preserve"> PAGEREF _Toc242163830 \h </w:instrText>
             </w:r>
             <w:r>
               <w:rPr>
@@ -634,7 +634,7 @@
               <w14:ligatures w14:val="standardContextual"/>
             </w:rPr>
           </w:pPr>
-          <w:hyperlink w:anchor="_Toc242019445" w:history="1">
+          <w:hyperlink w:anchor="_Toc242163831" w:history="1">
             <w:r>
               <w:rPr>
                 <w:rStyle w:val="Hyperlink"/>
@@ -658,7 +658,7 @@
               <w:rPr>
                 <w:noProof/>
               </w:rPr>
-              <w:instrText xml:space="preserve"> PAGEREF _Toc242019445 \h </w:instrText>
+              <w:instrText xml:space="preserve"> PAGEREF _Toc242163831 \h </w:instrText>
             </w:r>
             <w:r>
               <w:rPr>
@@ -701,7 +701,7 @@
               <w14:ligatures w14:val="standardContextual"/>
             </w:rPr>
           </w:pPr>
-          <w:hyperlink w:anchor="_Toc242019446" w:history="1">
+          <w:hyperlink w:anchor="_Toc242163832" w:history="1">
             <w:r>
               <w:rPr>
                 <w:rStyle w:val="Hyperlink"/>
@@ -725,7 +725,7 @@
               <w:rPr>
                 <w:noProof/>
               </w:rPr>
-              <w:instrText xml:space="preserve"> PAGEREF _Toc242019446 \h </w:instrText>
+              <w:instrText xml:space="preserve"> PAGEREF _Toc242163832 \h </w:instrText>
             </w:r>
             <w:r>
               <w:rPr>
@@ -768,7 +768,7 @@
               <w14:ligatures w14:val="standardContextual"/>
             </w:rPr>
           </w:pPr>
-          <w:hyperlink w:anchor="_Toc242019447" w:history="1">
+          <w:hyperlink w:anchor="_Toc242163833" w:history="1">
             <w:r>
               <w:rPr>
                 <w:rStyle w:val="Hyperlink"/>
@@ -792,7 +792,7 @@
               <w:rPr>
                 <w:noProof/>
               </w:rPr>
-              <w:instrText xml:space="preserve"> PAGEREF _Toc242019447 \h </w:instrText>
+              <w:instrText xml:space="preserve"> PAGEREF _Toc242163833 \h </w:instrText>
             </w:r>
             <w:r>
               <w:rPr>
@@ -835,7 +835,7 @@
               <w14:ligatures w14:val="standardContextual"/>
             </w:rPr>
           </w:pPr>
-          <w:hyperlink w:anchor="_Toc242019448" w:history="1">
+          <w:hyperlink w:anchor="_Toc242163834" w:history="1">
             <w:r>
               <w:rPr>
                 <w:rStyle w:val="Hyperlink"/>
@@ -859,7 +859,7 @@
               <w:rPr>
                 <w:noProof/>
               </w:rPr>
-              <w:instrText xml:space="preserve"> PAGEREF _Toc242019448 \h </w:instrText>
+              <w:instrText xml:space="preserve"> PAGEREF _Toc242163834 \h </w:instrText>
             </w:r>
             <w:r>
               <w:rPr>
@@ -902,7 +902,7 @@
               <w14:ligatures w14:val="standardContextual"/>
             </w:rPr>
           </w:pPr>
-          <w:hyperlink w:anchor="_Toc242019449" w:history="1">
+          <w:hyperlink w:anchor="_Toc242163835" w:history="1">
             <w:r>
               <w:rPr>
                 <w:rStyle w:val="Hyperlink"/>
@@ -926,7 +926,7 @@
               <w:rPr>
                 <w:noProof/>
               </w:rPr>
-              <w:instrText xml:space="preserve"> PAGEREF _Toc242019449 \h </w:instrText>
+              <w:instrText xml:space="preserve"> PAGEREF _Toc242163835 \h </w:instrText>
             </w:r>
             <w:r>
               <w:rPr>
@@ -969,7 +969,7 @@
               <w14:ligatures w14:val="standardContextual"/>
             </w:rPr>
           </w:pPr>
-          <w:hyperlink w:anchor="_Toc242019450" w:history="1">
+          <w:hyperlink w:anchor="_Toc242163836" w:history="1">
             <w:r>
               <w:rPr>
                 <w:rStyle w:val="Hyperlink"/>
@@ -993,7 +993,7 @@
               <w:rPr>
                 <w:noProof/>
               </w:rPr>
-              <w:instrText xml:space="preserve"> PAGEREF _Toc242019450 \h </w:instrText>
+              <w:instrText xml:space="preserve"> PAGEREF _Toc242163836 \h </w:instrText>
             </w:r>
             <w:r>
               <w:rPr>
@@ -1036,7 +1036,7 @@
               <w14:ligatures w14:val="standardContextual"/>
             </w:rPr>
           </w:pPr>
-          <w:hyperlink w:anchor="_Toc242019451" w:history="1">
+          <w:hyperlink w:anchor="_Toc242163837" w:history="1">
             <w:r>
               <w:rPr>
                 <w:rStyle w:val="Hyperlink"/>
@@ -1060,7 +1060,7 @@
               <w:rPr>
                 <w:noProof/>
               </w:rPr>
-              <w:instrText xml:space="preserve"> PAGEREF _Toc242019451 \h </w:instrText>
+              <w:instrText xml:space="preserve"> PAGEREF _Toc242163837 \h </w:instrText>
             </w:r>
             <w:r>
               <w:rPr>
@@ -1103,7 +1103,7 @@
               <w14:ligatures w14:val="standardContextual"/>
             </w:rPr>
           </w:pPr>
-          <w:hyperlink w:anchor="_Toc242019452" w:history="1">
+          <w:hyperlink w:anchor="_Toc242163838" w:history="1">
             <w:r>
               <w:rPr>
                 <w:rStyle w:val="Hyperlink"/>
@@ -1127,7 +1127,7 @@
               <w:rPr>
                 <w:noProof/>
               </w:rPr>
-              <w:instrText xml:space="preserve"> PAGEREF _Toc242019452 \h </w:instrText>
+              <w:instrText xml:space="preserve"> PAGEREF _Toc242163838 \h </w:instrText>
             </w:r>
             <w:r>
               <w:rPr>
@@ -1170,7 +1170,7 @@
               <w14:ligatures w14:val="standardContextual"/>
             </w:rPr>
           </w:pPr>
-          <w:hyperlink w:anchor="_Toc242019453" w:history="1">
+          <w:hyperlink w:anchor="_Toc242163839" w:history="1">
             <w:r>
               <w:rPr>
                 <w:rStyle w:val="Hyperlink"/>
@@ -1194,7 +1194,7 @@
               <w:rPr>
                 <w:noProof/>
               </w:rPr>
-              <w:instrText xml:space="preserve"> PAGEREF _Toc242019453 \h </w:instrText>
+              <w:instrText xml:space="preserve"> PAGEREF _Toc242163839 \h </w:instrText>
             </w:r>
             <w:r>
               <w:rPr>
@@ -1237,7 +1237,7 @@
               <w14:ligatures w14:val="standardContextual"/>
             </w:rPr>
           </w:pPr>
-          <w:hyperlink w:anchor="_Toc242019454" w:history="1">
+          <w:hyperlink w:anchor="_Toc242163840" w:history="1">
             <w:r>
               <w:rPr>
                 <w:rStyle w:val="Hyperlink"/>
@@ -1261,7 +1261,7 @@
               <w:rPr>
                 <w:noProof/>
               </w:rPr>
-              <w:instrText xml:space="preserve"> PAGEREF _Toc242019454 \h </w:instrText>
+              <w:instrText xml:space="preserve"> PAGEREF _Toc242163840 \h </w:instrText>
             </w:r>
             <w:r>
               <w:rPr>
@@ -1304,7 +1304,7 @@
               <w14:ligatures w14:val="standardContextual"/>
             </w:rPr>
           </w:pPr>
-          <w:hyperlink w:anchor="_Toc242019455" w:history="1">
+          <w:hyperlink w:anchor="_Toc242163841" w:history="1">
             <w:r>
               <w:rPr>
                 <w:rStyle w:val="Hyperlink"/>
@@ -1328,7 +1328,7 @@
               <w:rPr>
                 <w:noProof/>
               </w:rPr>
-              <w:instrText xml:space="preserve"> PAGEREF _Toc242019455 \h </w:instrText>
+              <w:instrText xml:space="preserve"> PAGEREF _Toc242163841 \h </w:instrText>
             </w:r>
             <w:r>
               <w:rPr>
@@ -1371,7 +1371,7 @@
               <w14:ligatures w14:val="standardContextual"/>
             </w:rPr>
           </w:pPr>
-          <w:hyperlink w:anchor="_Toc242019456" w:history="1">
+          <w:hyperlink w:anchor="_Toc242163842" w:history="1">
             <w:r>
               <w:rPr>
                 <w:rStyle w:val="Hyperlink"/>
@@ -1395,7 +1395,7 @@
               <w:rPr>
                 <w:noProof/>
               </w:rPr>
-              <w:instrText xml:space="preserve"> PAGEREF _Toc242019456 \h </w:instrText>
+              <w:instrText xml:space="preserve"> PAGEREF _Toc242163842 \h </w:instrText>
             </w:r>
             <w:r>
               <w:rPr>
@@ -1438,7 +1438,7 @@
               <w14:ligatures w14:val="standardContextual"/>
             </w:rPr>
           </w:pPr>
-          <w:hyperlink w:anchor="_Toc242019457" w:history="1">
+          <w:hyperlink w:anchor="_Toc242163843" w:history="1">
             <w:r>
               <w:rPr>
                 <w:rStyle w:val="Hyperlink"/>
@@ -1462,7 +1462,7 @@
               <w:rPr>
                 <w:noProof/>
               </w:rPr>
-              <w:instrText xml:space="preserve"> PAGEREF _Toc242019457 \h </w:instrText>
+              <w:instrText xml:space="preserve"> PAGEREF _Toc242163843 \h </w:instrText>
             </w:r>
             <w:r>
               <w:rPr>
@@ -1505,7 +1505,7 @@
               <w14:ligatures w14:val="standardContextual"/>
             </w:rPr>
           </w:pPr>
-          <w:hyperlink w:anchor="_Toc242019458" w:history="1">
+          <w:hyperlink w:anchor="_Toc242163844" w:history="1">
             <w:r>
               <w:rPr>
                 <w:rStyle w:val="Hyperlink"/>
@@ -1529,7 +1529,7 @@
               <w:rPr>
                 <w:noProof/>
               </w:rPr>
-              <w:instrText xml:space="preserve"> PAGEREF _Toc242019458 \h </w:instrText>
+              <w:instrText xml:space="preserve"> PAGEREF _Toc242163844 \h </w:instrText>
             </w:r>
             <w:r>
               <w:rPr>
@@ -1572,7 +1572,7 @@
               <w14:ligatures w14:val="standardContextual"/>
             </w:rPr>
           </w:pPr>
-          <w:hyperlink w:anchor="_Toc242019459" w:history="1">
+          <w:hyperlink w:anchor="_Toc242163845" w:history="1">
             <w:r>
               <w:rPr>
                 <w:rStyle w:val="Hyperlink"/>
@@ -1596,7 +1596,7 @@
               <w:rPr>
                 <w:noProof/>
               </w:rPr>
-              <w:instrText xml:space="preserve"> PAGEREF _Toc242019459 \h </w:instrText>
+              <w:instrText xml:space="preserve"> PAGEREF _Toc242163845 \h </w:instrText>
             </w:r>
             <w:r>
               <w:rPr>
@@ -1639,7 +1639,7 @@
               <w14:ligatures w14:val="standardContextual"/>
             </w:rPr>
           </w:pPr>
-          <w:hyperlink w:anchor="_Toc242019460" w:history="1">
+          <w:hyperlink w:anchor="_Toc242163846" w:history="1">
             <w:r>
               <w:rPr>
                 <w:rStyle w:val="Hyperlink"/>
@@ -1663,7 +1663,7 @@
               <w:rPr>
                 <w:noProof/>
               </w:rPr>
-              <w:instrText xml:space="preserve"> PAGEREF _Toc242019460 \h </w:instrText>
+              <w:instrText xml:space="preserve"> PAGEREF _Toc242163846 \h </w:instrText>
             </w:r>
             <w:r>
               <w:rPr>
@@ -1706,7 +1706,7 @@
               <w14:ligatures w14:val="standardContextual"/>
             </w:rPr>
           </w:pPr>
-          <w:hyperlink w:anchor="_Toc242019461" w:history="1">
+          <w:hyperlink w:anchor="_Toc242163847" w:history="1">
             <w:r>
               <w:rPr>
                 <w:rStyle w:val="Hyperlink"/>
@@ -1730,7 +1730,7 @@
               <w:rPr>
                 <w:noProof/>
               </w:rPr>
-              <w:instrText xml:space="preserve"> PAGEREF _Toc242019461 \h </w:instrText>
+              <w:instrText xml:space="preserve"> PAGEREF _Toc242163847 \h </w:instrText>
             </w:r>
             <w:r>
               <w:rPr>
@@ -1773,7 +1773,7 @@
               <w14:ligatures w14:val="standardContextual"/>
             </w:rPr>
           </w:pPr>
-          <w:hyperlink w:anchor="_Toc242019462" w:history="1">
+          <w:hyperlink w:anchor="_Toc242163848" w:history="1">
             <w:r>
               <w:rPr>
                 <w:rStyle w:val="Hyperlink"/>
@@ -1797,7 +1797,7 @@
               <w:rPr>
                 <w:noProof/>
               </w:rPr>
-              <w:instrText xml:space="preserve"> PAGEREF _Toc242019462 \h </w:instrText>
+              <w:instrText xml:space="preserve"> PAGEREF _Toc242163848 \h </w:instrText>
             </w:r>
             <w:r>
               <w:rPr>
@@ -1840,7 +1840,7 @@
               <w14:ligatures w14:val="standardContextual"/>
             </w:rPr>
           </w:pPr>
-          <w:hyperlink w:anchor="_Toc242019463" w:history="1">
+          <w:hyperlink w:anchor="_Toc242163849" w:history="1">
             <w:r>
               <w:rPr>
                 <w:rStyle w:val="Hyperlink"/>
@@ -1864,7 +1864,7 @@
               <w:rPr>
                 <w:noProof/>
               </w:rPr>
-              <w:instrText xml:space="preserve"> PAGEREF _Toc242019463 \h </w:instrText>
+              <w:instrText xml:space="preserve"> PAGEREF _Toc242163849 \h </w:instrText>
             </w:r>
             <w:r>
               <w:rPr>
@@ -1907,7 +1907,7 @@
               <w14:ligatures w14:val="standardContextual"/>
             </w:rPr>
           </w:pPr>
-          <w:hyperlink w:anchor="_Toc242019464" w:history="1">
+          <w:hyperlink w:anchor="_Toc242163850" w:history="1">
             <w:r>
               <w:rPr>
                 <w:rStyle w:val="Hyperlink"/>
@@ -1931,7 +1931,7 @@
               <w:rPr>
                 <w:noProof/>
               </w:rPr>
-              <w:instrText xml:space="preserve"> PAGEREF _Toc242019464 \h </w:instrText>
+              <w:instrText xml:space="preserve"> PAGEREF _Toc242163850 \h </w:instrText>
             </w:r>
             <w:r>
               <w:rPr>
@@ -1974,7 +1974,7 @@
               <w14:ligatures w14:val="standardContextual"/>
             </w:rPr>
           </w:pPr>
-          <w:hyperlink w:anchor="_Toc242019465" w:history="1">
+          <w:hyperlink w:anchor="_Toc242163851" w:history="1">
             <w:r>
               <w:rPr>
                 <w:rStyle w:val="Hyperlink"/>
@@ -1998,7 +1998,7 @@
               <w:rPr>
                 <w:noProof/>
               </w:rPr>
-              <w:instrText xml:space="preserve"> PAGEREF _Toc242019465 \h </w:instrText>
+              <w:instrText xml:space="preserve"> PAGEREF _Toc242163851 \h </w:instrText>
             </w:r>
             <w:r>
               <w:rPr>
@@ -2041,7 +2041,7 @@
               <w14:ligatures w14:val="standardContextual"/>
             </w:rPr>
           </w:pPr>
-          <w:hyperlink w:anchor="_Toc242019466" w:history="1">
+          <w:hyperlink w:anchor="_Toc242163852" w:history="1">
             <w:r>
               <w:rPr>
                 <w:rStyle w:val="Hyperlink"/>
@@ -2065,7 +2065,7 @@
               <w:rPr>
                 <w:noProof/>
               </w:rPr>
-              <w:instrText xml:space="preserve"> PAGEREF _Toc242019466 \h </w:instrText>
+              <w:instrText xml:space="preserve"> PAGEREF _Toc242163852 \h </w:instrText>
             </w:r>
             <w:r>
               <w:rPr>
@@ -2104,7 +2104,7 @@
         <w:pStyle w:val="Heading1"/>
         <w:pageBreakBefore/>
       </w:pPr>
-      <w:bookmarkStart w:id="0" w:name="_Toc242019444"/>
+      <w:bookmarkStart w:id="0" w:name="_Toc242163830"/>
       <w:r>
         <w:lastRenderedPageBreak/>
         <w:t>1. Welcome</w:t>
@@ -2520,7 +2520,7 @@
       <w:pPr>
         <w:pStyle w:val="Heading2"/>
       </w:pPr>
-      <w:bookmarkStart w:id="1" w:name="_Toc242019445"/>
+      <w:bookmarkStart w:id="1" w:name="_Toc242163831"/>
       <w:r>
         <w:t>What you should know first</w:t>
       </w:r>
@@ -2638,7 +2638,7 @@
         <w:pStyle w:val="Heading1"/>
         <w:pageBreakBefore/>
       </w:pPr>
-      <w:bookmarkStart w:id="2" w:name="_Toc242019446"/>
+      <w:bookmarkStart w:id="2" w:name="_Toc242163832"/>
       <w:r>
         <w:lastRenderedPageBreak/>
         <w:t>2. What you need</w:t>
@@ -2867,7 +2867,7 @@
         <w:pStyle w:val="Heading1"/>
         <w:pageBreakBefore/>
       </w:pPr>
-      <w:bookmarkStart w:id="3" w:name="_Toc242019447"/>
+      <w:bookmarkStart w:id="3" w:name="_Toc242163833"/>
       <w:r>
         <w:lastRenderedPageBreak/>
         <w:t>3. Taking part, step by step</w:t>
@@ -2878,7 +2878,7 @@
       <w:pPr>
         <w:pStyle w:val="Heading2"/>
       </w:pPr>
-      <w:bookmarkStart w:id="4" w:name="_Toc242019448"/>
+      <w:bookmarkStart w:id="4" w:name="_Toc242163834"/>
       <w:r>
         <w:t>Step 1 — Open your link</w:t>
       </w:r>
@@ -2896,7 +2896,7 @@
       <w:pPr>
         <w:pStyle w:val="Heading2"/>
       </w:pPr>
-      <w:bookmarkStart w:id="5" w:name="_Toc242019449"/>
+      <w:bookmarkStart w:id="5" w:name="_Toc242163835"/>
       <w:r>
         <w:t>Step 2 — Confirm your organisation</w:t>
       </w:r>
@@ -2931,7 +2931,7 @@
           <w:noProof/>
         </w:rPr>
         <w:drawing>
-          <wp:inline distT="0" distB="0" distL="0" distR="0" wp14:anchorId="0F2FCCD1" wp14:editId="37D123A6">
+          <wp:inline distT="0" distB="0" distL="0" distR="0" wp14:anchorId="6BDD77CF" wp14:editId="2A4A33D1">
             <wp:extent cx="2476500" cy="3362325"/>
             <wp:effectExtent l="0" t="0" r="0" b="0"/>
             <wp:docPr id="1" name="resp_01_confirm.jpg" descr="Confirming the organisation." title="Confirming the organisation."/>
@@ -3000,7 +3000,7 @@
       <w:pPr>
         <w:pStyle w:val="Heading2"/>
       </w:pPr>
-      <w:bookmarkStart w:id="6" w:name="_Toc242019450"/>
+      <w:bookmarkStart w:id="6" w:name="_Toc242163836"/>
       <w:r>
         <w:t>Step 3 — Tell us a little about you</w:t>
       </w:r>
@@ -3092,7 +3092,7 @@
         </w:rPr>
         <w:lastRenderedPageBreak/>
         <w:drawing>
-          <wp:inline distT="0" distB="0" distL="0" distR="0" wp14:anchorId="6D517A35" wp14:editId="69CA3A76">
+          <wp:inline distT="0" distB="0" distL="0" distR="0" wp14:anchorId="7BB296E3" wp14:editId="0D538AFD">
             <wp:extent cx="2476500" cy="3362325"/>
             <wp:effectExtent l="0" t="0" r="0" b="0"/>
             <wp:docPr id="2" name="resp_02_eligibility.jpg" descr="A little about you." title="A little about you."/>
@@ -3247,7 +3247,7 @@
       <w:pPr>
         <w:pStyle w:val="Heading2"/>
       </w:pPr>
-      <w:bookmarkStart w:id="7" w:name="_Toc242019451"/>
+      <w:bookmarkStart w:id="7" w:name="_Toc242163837"/>
       <w:r>
         <w:t>Step 4 — Read the participant information</w:t>
       </w:r>
@@ -3303,7 +3303,7 @@
         </w:rPr>
         <w:lastRenderedPageBreak/>
         <w:drawing>
-          <wp:inline distT="0" distB="0" distL="0" distR="0" wp14:anchorId="0E31C0C6" wp14:editId="25BD21BB">
+          <wp:inline distT="0" distB="0" distL="0" distR="0" wp14:anchorId="5907BD96" wp14:editId="19010DBE">
             <wp:extent cx="1076325" cy="4953000"/>
             <wp:effectExtent l="0" t="0" r="0" b="0"/>
             <wp:docPr id="3" name="resp_03_information_top.jpg" descr="Participant Information." title="Participant Information."/>
@@ -3372,7 +3372,7 @@
       <w:pPr>
         <w:pStyle w:val="Heading2"/>
       </w:pPr>
-      <w:bookmarkStart w:id="8" w:name="_Toc242019452"/>
+      <w:bookmarkStart w:id="8" w:name="_Toc242163838"/>
       <w:r>
         <w:t>Step 5 — Give your decision</w:t>
       </w:r>
@@ -3464,7 +3464,7 @@
         </w:rPr>
         <w:lastRenderedPageBreak/>
         <w:drawing>
-          <wp:inline distT="0" distB="0" distL="0" distR="0" wp14:anchorId="63C3C671" wp14:editId="68A0D023">
+          <wp:inline distT="0" distB="0" distL="0" distR="0" wp14:anchorId="5878FB3A" wp14:editId="344ACBAB">
             <wp:extent cx="2476500" cy="4419600"/>
             <wp:effectExtent l="0" t="0" r="0" b="0"/>
             <wp:docPr id="4" name="resp_04_consent.jpg" descr="Your consent." title="Your consent."/>
@@ -3533,7 +3533,7 @@
       <w:pPr>
         <w:pStyle w:val="Heading2"/>
       </w:pPr>
-      <w:bookmarkStart w:id="9" w:name="_Toc242019453"/>
+      <w:bookmarkStart w:id="9" w:name="_Toc242163839"/>
       <w:r>
         <w:t>Step 6 — Check what we already know (only if shown)</w:t>
       </w:r>
@@ -3621,7 +3621,7 @@
       <w:pPr>
         <w:pStyle w:val="Heading2"/>
       </w:pPr>
-      <w:bookmarkStart w:id="10" w:name="_Toc242019454"/>
+      <w:bookmarkStart w:id="10" w:name="_Toc242163840"/>
       <w:r>
         <w:t>Step 7 — Choose how you would like to take part</w:t>
       </w:r>
@@ -3963,7 +3963,7 @@
         </w:rPr>
         <w:lastRenderedPageBreak/>
         <w:drawing>
-          <wp:inline distT="0" distB="0" distL="0" distR="0" wp14:anchorId="7C5DCEEA" wp14:editId="35D7DF0B">
+          <wp:inline distT="0" distB="0" distL="0" distR="0" wp14:anchorId="347432AB" wp14:editId="68C891E6">
             <wp:extent cx="2476500" cy="4533900"/>
             <wp:effectExtent l="0" t="0" r="0" b="0"/>
             <wp:docPr id="5" name="resp_06_choice.jpg" descr="How would you like to take part?" title="How would you like to take part?"/>
@@ -4032,7 +4032,7 @@
       <w:pPr>
         <w:pStyle w:val="Heading2"/>
       </w:pPr>
-      <w:bookmarkStart w:id="11" w:name="_Toc242019455"/>
+      <w:bookmarkStart w:id="11" w:name="_Toc242163841"/>
       <w:r>
         <w:t>Step 8a — Complete the questionnaire yourself</w:t>
       </w:r>
@@ -4167,7 +4167,7 @@
         </w:rPr>
         <w:lastRenderedPageBreak/>
         <w:drawing>
-          <wp:inline distT="0" distB="0" distL="0" distR="0" wp14:anchorId="35948289" wp14:editId="1D609DEF">
+          <wp:inline distT="0" distB="0" distL="0" distR="0" wp14:anchorId="71922534" wp14:editId="0EAA3760">
             <wp:extent cx="2476500" cy="3362325"/>
             <wp:effectExtent l="0" t="0" r="0" b="0"/>
             <wp:docPr id="6" name="resp_07_ready.jpg" descr="Ready to begin." title="Ready to begin."/>
@@ -4243,7 +4243,7 @@
           <w:noProof/>
         </w:rPr>
         <w:drawing>
-          <wp:inline distT="0" distB="0" distL="0" distR="0" wp14:anchorId="1E979D56" wp14:editId="397BB8F8">
+          <wp:inline distT="0" distB="0" distL="0" distR="0" wp14:anchorId="331B1E8A" wp14:editId="326F649B">
             <wp:extent cx="2476500" cy="3362325"/>
             <wp:effectExtent l="0" t="0" r="0" b="0"/>
             <wp:docPr id="7" name="resp_07b_kobo_form.jpg" descr="The questionnaire's first page." title="The questionnaire's first page."/>
@@ -4515,7 +4515,7 @@
       <w:pPr>
         <w:pStyle w:val="Heading2"/>
       </w:pPr>
-      <w:bookmarkStart w:id="12" w:name="_Toc242019456"/>
+      <w:bookmarkStart w:id="12" w:name="_Toc242163842"/>
       <w:r>
         <w:lastRenderedPageBreak/>
         <w:t>Step 8b — Ask a researcher to call you</w:t>
@@ -4607,7 +4607,7 @@
           <w:noProof/>
         </w:rPr>
         <w:drawing>
-          <wp:inline distT="0" distB="0" distL="0" distR="0" wp14:anchorId="5A73DBEE" wp14:editId="29C9317F">
+          <wp:inline distT="0" distB="0" distL="0" distR="0" wp14:anchorId="76736B4B" wp14:editId="44E8060B">
             <wp:extent cx="2476500" cy="3362325"/>
             <wp:effectExtent l="0" t="0" r="0" b="0"/>
             <wp:docPr id="8" name="resp_08_appointment.jpg" descr="Choosing a time for a call." title="Choosing a time for a call."/>
@@ -4683,7 +4683,7 @@
           <w:noProof/>
         </w:rPr>
         <w:drawing>
-          <wp:inline distT="0" distB="0" distL="0" distR="0" wp14:anchorId="267CAE87" wp14:editId="18403F45">
+          <wp:inline distT="0" distB="0" distL="0" distR="0" wp14:anchorId="143CC01F" wp14:editId="79A31CDB">
             <wp:extent cx="2476500" cy="3676650"/>
             <wp:effectExtent l="0" t="0" r="0" b="0"/>
             <wp:docPr id="9" name="resp_09_done_appointment.jpg" descr="Your request has been sent." title="Your request has been sent."/>
@@ -4752,7 +4752,7 @@
       <w:pPr>
         <w:pStyle w:val="Heading2"/>
       </w:pPr>
-      <w:bookmarkStart w:id="13" w:name="_Toc242019457"/>
+      <w:bookmarkStart w:id="13" w:name="_Toc242163843"/>
       <w:r>
         <w:lastRenderedPageBreak/>
         <w:t>Step 9 — Finished</w:t>
@@ -4842,7 +4842,7 @@
         <w:pStyle w:val="Heading1"/>
         <w:pageBreakBefore/>
       </w:pPr>
-      <w:bookmarkStart w:id="14" w:name="_Toc242019458"/>
+      <w:bookmarkStart w:id="14" w:name="_Toc242163844"/>
       <w:r>
         <w:lastRenderedPageBreak/>
         <w:t>4. Reminders</w:t>
@@ -4862,7 +4862,7 @@
         <w:pStyle w:val="Heading1"/>
         <w:pageBreakBefore/>
       </w:pPr>
-      <w:bookmarkStart w:id="15" w:name="_Toc242019459"/>
+      <w:bookmarkStart w:id="15" w:name="_Toc242163845"/>
       <w:r>
         <w:lastRenderedPageBreak/>
         <w:t>5. Your rights and your information</w:t>
@@ -4987,7 +4987,7 @@
         <w:pStyle w:val="Heading1"/>
         <w:pageBreakBefore/>
       </w:pPr>
-      <w:bookmarkStart w:id="16" w:name="_Toc242019460"/>
+      <w:bookmarkStart w:id="16" w:name="_Toc242163846"/>
       <w:r>
         <w:lastRenderedPageBreak/>
         <w:t>6. Questions and answers</w:t>
@@ -5509,7 +5509,7 @@
           <w:noProof/>
         </w:rPr>
         <w:drawing>
-          <wp:inline distT="0" distB="0" distL="0" distR="0" wp14:anchorId="73C805D1" wp14:editId="5B941544">
+          <wp:inline distT="0" distB="0" distL="0" distR="0" wp14:anchorId="0196F539" wp14:editId="174A4255">
             <wp:extent cx="2476500" cy="2524125"/>
             <wp:effectExtent l="0" t="0" r="0" b="0"/>
             <wp:docPr id="10" name="resp_10_invalid_link.jpg" descr="What an invalid or expired link looks like." title="What an invalid or expired link looks like."/>
@@ -5579,7 +5579,7 @@
         <w:pStyle w:val="Heading1"/>
         <w:pageBreakBefore/>
       </w:pPr>
-      <w:bookmarkStart w:id="17" w:name="_Toc242019461"/>
+      <w:bookmarkStart w:id="17" w:name="_Toc242163847"/>
       <w:r>
         <w:lastRenderedPageBreak/>
         <w:t>7. If you were invited to a Key Informant Interview</w:t>
@@ -5815,7 +5815,7 @@
       <w:pPr>
         <w:pStyle w:val="Heading2"/>
       </w:pPr>
-      <w:bookmarkStart w:id="18" w:name="_Toc242019462"/>
+      <w:bookmarkStart w:id="18" w:name="_Toc242163848"/>
       <w:r>
         <w:t>Step 1 — Open your link</w:t>
       </w:r>
@@ -5833,7 +5833,7 @@
       <w:pPr>
         <w:pStyle w:val="Heading2"/>
       </w:pPr>
-      <w:bookmarkStart w:id="19" w:name="_Toc242019463"/>
+      <w:bookmarkStart w:id="19" w:name="_Toc242163849"/>
       <w:r>
         <w:t>Step 2 — Read the participant information</w:t>
       </w:r>
@@ -5861,7 +5861,7 @@
       <w:pPr>
         <w:pStyle w:val="Heading2"/>
       </w:pPr>
-      <w:bookmarkStart w:id="20" w:name="_Toc242019464"/>
+      <w:bookmarkStart w:id="20" w:name="_Toc242163850"/>
       <w:r>
         <w:t>Step 3 — Give your decision</w:t>
       </w:r>
@@ -5945,7 +5945,7 @@
       <w:pPr>
         <w:pStyle w:val="Heading2"/>
       </w:pPr>
-      <w:bookmarkStart w:id="21" w:name="_Toc242019465"/>
+      <w:bookmarkStart w:id="21" w:name="_Toc242163851"/>
       <w:r>
         <w:t>Step 4 — Start the interview</w:t>
       </w:r>
@@ -6108,7 +6108,7 @@
         <w:pStyle w:val="Heading1"/>
         <w:pageBreakBefore/>
       </w:pPr>
-      <w:bookmarkStart w:id="22" w:name="_Toc242019466"/>
+      <w:bookmarkStart w:id="22" w:name="_Toc242163852"/>
       <w:r>
         <w:lastRenderedPageBreak/>
         <w:t>8. Contact the research team</w:t>
@@ -6498,7 +6498,7 @@
         <w:sz w:val="16"/>
         <w:szCs w:val="16"/>
       </w:rPr>
-      <w:t>Version 1.22 · 4 October 2026</w:t>
+      <w:t>Version 1.23 · 6 October 2026</w:t>
     </w:r>
     <w:r>
       <w:rPr>
@@ -6671,68 +6671,69 @@
 <file path=word/numbering.xml><?xml version="1.0" encoding="utf-8"?>
 <w:numbering xmlns:wpc="http://schemas.microsoft.com/office/word/2010/wordprocessingCanvas" xmlns:cx="http://schemas.microsoft.com/office/drawing/2014/chartex" xmlns:cx1="http://schemas.microsoft.com/office/drawing/2015/9/8/chartex" xmlns:cx2="http://schemas.microsoft.com/office/drawing/2015/10/21/chartex" xmlns:cx3="http://schemas.microsoft.com/office/drawing/2016/5/9/chartex" xmlns:cx4="http://schemas.microsoft.com/office/drawing/2016/5/10/chartex" xmlns:cx5="http://schemas.microsoft.com/office/drawing/2016/5/11/chartex" xmlns:cx6="http://schemas.microsoft.com/office/drawing/2016/5/12/chartex" xmlns:cx7="http://schemas.microsoft.com/office/drawing/2016/5/13/chartex" xmlns:cx8="http://schemas.microsoft.com/office/drawing/2016/5/14/chartex" xmlns:mc="http://schemas.openxmlformats.org/markup-compatibility/2006" xmlns:aink="http://schemas.microsoft.com/office/drawing/2016/ink" xmlns:am3d="http://schemas.microsoft.com/office/drawing/2017/model3d" xmlns:o="urn:schemas-microsoft-com:office:office" xmlns:oel="http://schemas.microsoft.com/office/2019/extlst" xmlns:r="http://schemas.openxmlformats.org/officeDocument/2006/relationships" xmlns:m="http://schemas.openxmlformats.org/officeDocument/2006/math" xmlns:v="urn:schemas-microsoft-com:vml" xmlns:wp14="http://schemas.microsoft.com/office/word/2010/wordprocessingDrawing" xmlns:wp="http://schemas.openxmlformats.org/drawingml/2006/wordprocessingDrawing" xmlns:w10="urn:schemas-microsoft-com:office:word" xmlns:w="http://schemas.openxmlformats.org/wordprocessingml/2006/main" xmlns:w14="http://schemas.microsoft.com/office/word/2010/wordml" xmlns:w15="http://schemas.microsoft.com/office/word/2012/wordml" xmlns:w16cex="http://schemas.microsoft.com/office/word/2018/wordml/cex" xmlns:w16cid="http://schemas.microsoft.com/office/word/2016/wordml/cid" xmlns:w16="http://schemas.microsoft.com/office/word/2018/wordml" xmlns:w16sdtdh="http://schemas.microsoft.com/office/word/2020/wordml/sdtdatahash" xmlns:w16se="http://schemas.microsoft.com/office/word/2015/wordml/symex" xmlns:wpg="http://schemas.microsoft.com/office/word/2010/wordprocessingGroup" xmlns:wpi="http://schemas.microsoft.com/office/word/2010/wordprocessingInk" xmlns:wne="http://schemas.microsoft.com/office/word/2006/wordml" xmlns:wps="http://schemas.microsoft.com/office/word/2010/wordprocessingShape" mc:Ignorable="w14 w15 w16se w16cid w16 w16cex w16sdtdh wp14">
   <w:abstractNum w:abstractNumId="0" w15:restartNumberingAfterBreak="0">
-    <w:nsid w:val="09D67EC2"/>
+    <w:nsid w:val="2D764497"/>
     <w:multiLevelType w:val="hybridMultilevel"/>
-    <w:tmpl w:val="66F88D68"/>
-    <w:lvl w:ilvl="0" w:tplc="568A42D0">
+    <w:tmpl w:val="13ECB34A"/>
+    <w:lvl w:ilvl="0" w:tplc="C388C984">
       <w:start w:val="1"/>
-      <w:numFmt w:val="bullet"/>
-      <w:lvlText w:val="•"/>
+      <w:numFmt w:val="decimal"/>
+      <w:lvlText w:val="%1."/>
       <w:lvlJc w:val="left"/>
       <w:pPr>
-        <w:ind w:left="460" w:hanging="280"/>
-      </w:pPr>
+        <w:ind w:left="460" w:hanging="360"/>
+      </w:pPr>
+      <w:rPr>
+        <w:b/>
+        <w:bCs/>
+        <w:color w:val="A67C27"/>
+      </w:rPr>
     </w:lvl>
-    <w:lvl w:ilvl="1" w:tplc="7A7ECB36">
-      <w:start w:val="1"/>
-      <w:numFmt w:val="bullet"/>
-      <w:lvlText w:val="–"/>
-      <w:lvlJc w:val="left"/>
-      <w:pPr>
-        <w:ind w:left="900" w:hanging="280"/>
-      </w:pPr>
-    </w:lvl>
-    <w:lvl w:ilvl="2" w:tplc="5B0438C2">
+    <w:lvl w:ilvl="1" w:tplc="53F2CB1A">
       <w:numFmt w:val="decimal"/>
       <w:lvlText w:val=""/>
       <w:lvlJc w:val="left"/>
     </w:lvl>
-    <w:lvl w:ilvl="3" w:tplc="DCB0DBB0">
+    <w:lvl w:ilvl="2" w:tplc="5DC4C5CE">
       <w:numFmt w:val="decimal"/>
       <w:lvlText w:val=""/>
       <w:lvlJc w:val="left"/>
     </w:lvl>
-    <w:lvl w:ilvl="4" w:tplc="A4A00CDC">
+    <w:lvl w:ilvl="3" w:tplc="03508F4E">
       <w:numFmt w:val="decimal"/>
       <w:lvlText w:val=""/>
       <w:lvlJc w:val="left"/>
     </w:lvl>
-    <w:lvl w:ilvl="5" w:tplc="9D2C521A">
+    <w:lvl w:ilvl="4" w:tplc="498C0EBE">
       <w:numFmt w:val="decimal"/>
       <w:lvlText w:val=""/>
       <w:lvlJc w:val="left"/>
     </w:lvl>
-    <w:lvl w:ilvl="6" w:tplc="368E69CC">
+    <w:lvl w:ilvl="5" w:tplc="0874B124">
       <w:numFmt w:val="decimal"/>
       <w:lvlText w:val=""/>
       <w:lvlJc w:val="left"/>
     </w:lvl>
-    <w:lvl w:ilvl="7" w:tplc="577A771A">
+    <w:lvl w:ilvl="6" w:tplc="48DA50E8">
       <w:numFmt w:val="decimal"/>
       <w:lvlText w:val=""/>
       <w:lvlJc w:val="left"/>
     </w:lvl>
-    <w:lvl w:ilvl="8" w:tplc="87CE871C">
+    <w:lvl w:ilvl="7" w:tplc="3D16BE34">
+      <w:numFmt w:val="decimal"/>
+      <w:lvlText w:val=""/>
+      <w:lvlJc w:val="left"/>
+    </w:lvl>
+    <w:lvl w:ilvl="8" w:tplc="6E6ECE86">
       <w:numFmt w:val="decimal"/>
       <w:lvlText w:val=""/>
       <w:lvlJc w:val="left"/>
     </w:lvl>
   </w:abstractNum>
   <w:abstractNum w:abstractNumId="1" w15:restartNumberingAfterBreak="0">
-    <w:nsid w:val="1E2F362F"/>
+    <w:nsid w:val="47EC6786"/>
     <w:multiLevelType w:val="hybridMultilevel"/>
-    <w:tmpl w:val="D7C09F9E"/>
-    <w:lvl w:ilvl="0" w:tplc="013E1AD4">
+    <w:tmpl w:val="75E8CA8A"/>
+    <w:lvl w:ilvl="0" w:tplc="CA501074">
       <w:start w:val="1"/>
       <w:numFmt w:val="bullet"/>
       <w:lvlText w:val="●"/>
@@ -6741,7 +6742,7 @@
         <w:ind w:left="720" w:hanging="360"/>
       </w:pPr>
     </w:lvl>
-    <w:lvl w:ilvl="1" w:tplc="AA842C2C">
+    <w:lvl w:ilvl="1" w:tplc="917A8B8E">
       <w:start w:val="1"/>
       <w:numFmt w:val="bullet"/>
       <w:lvlText w:val="○"/>
@@ -6750,7 +6751,7 @@
         <w:ind w:left="1440" w:hanging="360"/>
       </w:pPr>
     </w:lvl>
-    <w:lvl w:ilvl="2" w:tplc="E71CCDDE">
+    <w:lvl w:ilvl="2" w:tplc="37E84E3E">
       <w:start w:val="1"/>
       <w:numFmt w:val="bullet"/>
       <w:lvlText w:val="■"/>
@@ -6759,7 +6760,7 @@
         <w:ind w:left="2160" w:hanging="360"/>
       </w:pPr>
     </w:lvl>
-    <w:lvl w:ilvl="3" w:tplc="395CFF9A">
+    <w:lvl w:ilvl="3" w:tplc="F8B6FDB8">
       <w:start w:val="1"/>
       <w:numFmt w:val="bullet"/>
       <w:lvlText w:val="●"/>
@@ -6768,7 +6769,7 @@
         <w:ind w:left="2880" w:hanging="360"/>
       </w:pPr>
     </w:lvl>
-    <w:lvl w:ilvl="4" w:tplc="3E0809F0">
+    <w:lvl w:ilvl="4" w:tplc="1948246E">
       <w:start w:val="1"/>
       <w:numFmt w:val="bullet"/>
       <w:lvlText w:val="○"/>
@@ -6777,7 +6778,7 @@
         <w:ind w:left="3600" w:hanging="360"/>
       </w:pPr>
     </w:lvl>
-    <w:lvl w:ilvl="5" w:tplc="B2B6A564">
+    <w:lvl w:ilvl="5" w:tplc="020A79C2">
       <w:start w:val="1"/>
       <w:numFmt w:val="bullet"/>
       <w:lvlText w:val="■"/>
@@ -6786,7 +6787,7 @@
         <w:ind w:left="4320" w:hanging="360"/>
       </w:pPr>
     </w:lvl>
-    <w:lvl w:ilvl="6" w:tplc="624EDC3C">
+    <w:lvl w:ilvl="6" w:tplc="A104B9CA">
       <w:start w:val="1"/>
       <w:numFmt w:val="bullet"/>
       <w:lvlText w:val="●"/>
@@ -6795,7 +6796,7 @@
         <w:ind w:left="5040" w:hanging="360"/>
       </w:pPr>
     </w:lvl>
-    <w:lvl w:ilvl="7" w:tplc="753E3B02">
+    <w:lvl w:ilvl="7" w:tplc="F238EF46">
       <w:start w:val="1"/>
       <w:numFmt w:val="bullet"/>
       <w:lvlText w:val="●"/>
@@ -6804,7 +6805,7 @@
         <w:ind w:left="5760" w:hanging="360"/>
       </w:pPr>
     </w:lvl>
-    <w:lvl w:ilvl="8" w:tplc="25966F4C">
+    <w:lvl w:ilvl="8" w:tplc="CE426BEC">
       <w:start w:val="1"/>
       <w:numFmt w:val="bullet"/>
       <w:lvlText w:val="●"/>
@@ -6815,10 +6816,10 @@
     </w:lvl>
   </w:abstractNum>
   <w:abstractNum w:abstractNumId="2" w15:restartNumberingAfterBreak="0">
-    <w:nsid w:val="39215911"/>
+    <w:nsid w:val="4A1B30E7"/>
     <w:multiLevelType w:val="hybridMultilevel"/>
-    <w:tmpl w:val="5AF4DAE6"/>
-    <w:lvl w:ilvl="0" w:tplc="6A300D50">
+    <w:tmpl w:val="B2BA3352"/>
+    <w:lvl w:ilvl="0" w:tplc="2F9266AC">
       <w:start w:val="1"/>
       <w:numFmt w:val="decimal"/>
       <w:lvlText w:val="%1."/>
@@ -6832,52 +6833,52 @@
         <w:color w:val="A67C27"/>
       </w:rPr>
     </w:lvl>
-    <w:lvl w:ilvl="1" w:tplc="35C40638">
+    <w:lvl w:ilvl="1" w:tplc="3A0ADD7C">
       <w:numFmt w:val="decimal"/>
       <w:lvlText w:val=""/>
       <w:lvlJc w:val="left"/>
     </w:lvl>
-    <w:lvl w:ilvl="2" w:tplc="F340A3DA">
+    <w:lvl w:ilvl="2" w:tplc="9E768AAC">
       <w:numFmt w:val="decimal"/>
       <w:lvlText w:val=""/>
       <w:lvlJc w:val="left"/>
     </w:lvl>
-    <w:lvl w:ilvl="3" w:tplc="676AEA78">
+    <w:lvl w:ilvl="3" w:tplc="811C75A8">
       <w:numFmt w:val="decimal"/>
       <w:lvlText w:val=""/>
       <w:lvlJc w:val="left"/>
     </w:lvl>
-    <w:lvl w:ilvl="4" w:tplc="C504C18C">
+    <w:lvl w:ilvl="4" w:tplc="13E4573C">
       <w:numFmt w:val="decimal"/>
       <w:lvlText w:val=""/>
       <w:lvlJc w:val="left"/>
     </w:lvl>
-    <w:lvl w:ilvl="5" w:tplc="CFC8D1CE">
+    <w:lvl w:ilvl="5" w:tplc="FF8A10D8">
       <w:numFmt w:val="decimal"/>
       <w:lvlText w:val=""/>
       <w:lvlJc w:val="left"/>
     </w:lvl>
-    <w:lvl w:ilvl="6" w:tplc="43626FC6">
+    <w:lvl w:ilvl="6" w:tplc="923EE32A">
       <w:numFmt w:val="decimal"/>
       <w:lvlText w:val=""/>
       <w:lvlJc w:val="left"/>
     </w:lvl>
-    <w:lvl w:ilvl="7" w:tplc="8F426D1A">
+    <w:lvl w:ilvl="7" w:tplc="549A2AB6">
       <w:numFmt w:val="decimal"/>
       <w:lvlText w:val=""/>
       <w:lvlJc w:val="left"/>
     </w:lvl>
-    <w:lvl w:ilvl="8" w:tplc="05B2F35A">
+    <w:lvl w:ilvl="8" w:tplc="CDB4072A">
       <w:numFmt w:val="decimal"/>
       <w:lvlText w:val=""/>
       <w:lvlJc w:val="left"/>
     </w:lvl>
   </w:abstractNum>
   <w:abstractNum w:abstractNumId="3" w15:restartNumberingAfterBreak="0">
-    <w:nsid w:val="4680663E"/>
+    <w:nsid w:val="4B217203"/>
     <w:multiLevelType w:val="hybridMultilevel"/>
-    <w:tmpl w:val="4F7E1342"/>
-    <w:lvl w:ilvl="0" w:tplc="38043D10">
+    <w:tmpl w:val="3AC296F2"/>
+    <w:lvl w:ilvl="0" w:tplc="555633B4">
       <w:start w:val="1"/>
       <w:numFmt w:val="decimal"/>
       <w:lvlText w:val="%1."/>
@@ -6891,52 +6892,110 @@
         <w:color w:val="A67C27"/>
       </w:rPr>
     </w:lvl>
-    <w:lvl w:ilvl="1" w:tplc="02AA94B6">
+    <w:lvl w:ilvl="1" w:tplc="FE188778">
       <w:numFmt w:val="decimal"/>
       <w:lvlText w:val=""/>
       <w:lvlJc w:val="left"/>
     </w:lvl>
-    <w:lvl w:ilvl="2" w:tplc="8D744776">
+    <w:lvl w:ilvl="2" w:tplc="6F743730">
       <w:numFmt w:val="decimal"/>
       <w:lvlText w:val=""/>
       <w:lvlJc w:val="left"/>
     </w:lvl>
-    <w:lvl w:ilvl="3" w:tplc="0AC44570">
+    <w:lvl w:ilvl="3" w:tplc="B7E8BBBA">
       <w:numFmt w:val="decimal"/>
       <w:lvlText w:val=""/>
       <w:lvlJc w:val="left"/>
     </w:lvl>
-    <w:lvl w:ilvl="4" w:tplc="2510548C">
+    <w:lvl w:ilvl="4" w:tplc="44501C6E">
       <w:numFmt w:val="decimal"/>
       <w:lvlText w:val=""/>
       <w:lvlJc w:val="left"/>
     </w:lvl>
-    <w:lvl w:ilvl="5" w:tplc="D10C4BE6">
+    <w:lvl w:ilvl="5" w:tplc="27762332">
       <w:numFmt w:val="decimal"/>
       <w:lvlText w:val=""/>
       <w:lvlJc w:val="left"/>
     </w:lvl>
-    <w:lvl w:ilvl="6" w:tplc="192CF704">
+    <w:lvl w:ilvl="6" w:tplc="A14A4494">
       <w:numFmt w:val="decimal"/>
       <w:lvlText w:val=""/>
       <w:lvlJc w:val="left"/>
     </w:lvl>
-    <w:lvl w:ilvl="7" w:tplc="E6165644">
+    <w:lvl w:ilvl="7" w:tplc="45B237EA">
       <w:numFmt w:val="decimal"/>
       <w:lvlText w:val=""/>
       <w:lvlJc w:val="left"/>
     </w:lvl>
-    <w:lvl w:ilvl="8" w:tplc="E02218FA">
+    <w:lvl w:ilvl="8" w:tplc="99A85138">
       <w:numFmt w:val="decimal"/>
       <w:lvlText w:val=""/>
       <w:lvlJc w:val="left"/>
     </w:lvl>
   </w:abstractNum>
   <w:abstractNum w:abstractNumId="4" w15:restartNumberingAfterBreak="0">
-    <w:nsid w:val="671563F4"/>
+    <w:nsid w:val="5CEC21FF"/>
     <w:multiLevelType w:val="hybridMultilevel"/>
-    <w:tmpl w:val="A6BAB8C8"/>
-    <w:lvl w:ilvl="0" w:tplc="6A3A9016">
+    <w:tmpl w:val="BB42835C"/>
+    <w:lvl w:ilvl="0" w:tplc="C118423C">
+      <w:start w:val="1"/>
+      <w:numFmt w:val="bullet"/>
+      <w:lvlText w:val="•"/>
+      <w:lvlJc w:val="left"/>
+      <w:pPr>
+        <w:ind w:left="460" w:hanging="280"/>
+      </w:pPr>
+    </w:lvl>
+    <w:lvl w:ilvl="1" w:tplc="81EE0962">
+      <w:start w:val="1"/>
+      <w:numFmt w:val="bullet"/>
+      <w:lvlText w:val="–"/>
+      <w:lvlJc w:val="left"/>
+      <w:pPr>
+        <w:ind w:left="900" w:hanging="280"/>
+      </w:pPr>
+    </w:lvl>
+    <w:lvl w:ilvl="2" w:tplc="3C1682D0">
+      <w:numFmt w:val="decimal"/>
+      <w:lvlText w:val=""/>
+      <w:lvlJc w:val="left"/>
+    </w:lvl>
+    <w:lvl w:ilvl="3" w:tplc="E57C43F0">
+      <w:numFmt w:val="decimal"/>
+      <w:lvlText w:val=""/>
+      <w:lvlJc w:val="left"/>
+    </w:lvl>
+    <w:lvl w:ilvl="4" w:tplc="B9766660">
+      <w:numFmt w:val="decimal"/>
+      <w:lvlText w:val=""/>
+      <w:lvlJc w:val="left"/>
+    </w:lvl>
+    <w:lvl w:ilvl="5" w:tplc="F536C14E">
+      <w:numFmt w:val="decimal"/>
+      <w:lvlText w:val=""/>
+      <w:lvlJc w:val="left"/>
+    </w:lvl>
+    <w:lvl w:ilvl="6" w:tplc="49DE24A2">
+      <w:numFmt w:val="decimal"/>
+      <w:lvlText w:val=""/>
+      <w:lvlJc w:val="left"/>
+    </w:lvl>
+    <w:lvl w:ilvl="7" w:tplc="B25887F4">
+      <w:numFmt w:val="decimal"/>
+      <w:lvlText w:val=""/>
+      <w:lvlJc w:val="left"/>
+    </w:lvl>
+    <w:lvl w:ilvl="8" w:tplc="328EEDA2">
+      <w:numFmt w:val="decimal"/>
+      <w:lvlText w:val=""/>
+      <w:lvlJc w:val="left"/>
+    </w:lvl>
+  </w:abstractNum>
+  <w:abstractNum w:abstractNumId="5" w15:restartNumberingAfterBreak="0">
+    <w:nsid w:val="6CFD736D"/>
+    <w:multiLevelType w:val="hybridMultilevel"/>
+    <w:tmpl w:val="CDF00DE8"/>
+    <w:lvl w:ilvl="0" w:tplc="B920B210">
       <w:start w:val="1"/>
       <w:numFmt w:val="decimal"/>
       <w:lvlText w:val="%1."/>
@@ -6950,138 +7009,79 @@
         <w:color w:val="A67C27"/>
       </w:rPr>
     </w:lvl>
-    <w:lvl w:ilvl="1" w:tplc="01486FF2">
+    <w:lvl w:ilvl="1" w:tplc="87A4026C">
       <w:numFmt w:val="decimal"/>
       <w:lvlText w:val=""/>
       <w:lvlJc w:val="left"/>
     </w:lvl>
-    <w:lvl w:ilvl="2" w:tplc="279857D6">
+    <w:lvl w:ilvl="2" w:tplc="2BA02634">
       <w:numFmt w:val="decimal"/>
       <w:lvlText w:val=""/>
       <w:lvlJc w:val="left"/>
     </w:lvl>
-    <w:lvl w:ilvl="3" w:tplc="3AFE753E">
+    <w:lvl w:ilvl="3" w:tplc="0BA41848">
       <w:numFmt w:val="decimal"/>
       <w:lvlText w:val=""/>
       <w:lvlJc w:val="left"/>
     </w:lvl>
-    <w:lvl w:ilvl="4" w:tplc="6F94E3DE">
+    <w:lvl w:ilvl="4" w:tplc="C08A09B6">
       <w:numFmt w:val="decimal"/>
       <w:lvlText w:val=""/>
       <w:lvlJc w:val="left"/>
     </w:lvl>
-    <w:lvl w:ilvl="5" w:tplc="69FEB252">
+    <w:lvl w:ilvl="5" w:tplc="D184663C">
       <w:numFmt w:val="decimal"/>
       <w:lvlText w:val=""/>
       <w:lvlJc w:val="left"/>
     </w:lvl>
-    <w:lvl w:ilvl="6" w:tplc="A4783FD0">
+    <w:lvl w:ilvl="6" w:tplc="6B5E8460">
       <w:numFmt w:val="decimal"/>
       <w:lvlText w:val=""/>
       <w:lvlJc w:val="left"/>
     </w:lvl>
-    <w:lvl w:ilvl="7" w:tplc="9AE830A8">
+    <w:lvl w:ilvl="7" w:tplc="D200C590">
       <w:numFmt w:val="decimal"/>
       <w:lvlText w:val=""/>
       <w:lvlJc w:val="left"/>
     </w:lvl>
-    <w:lvl w:ilvl="8" w:tplc="080AE694">
+    <w:lvl w:ilvl="8" w:tplc="CEFE645E">
       <w:numFmt w:val="decimal"/>
       <w:lvlText w:val=""/>
       <w:lvlJc w:val="left"/>
     </w:lvl>
   </w:abstractNum>
-  <w:abstractNum w:abstractNumId="5" w15:restartNumberingAfterBreak="0">
-    <w:nsid w:val="79F50714"/>
-    <w:multiLevelType w:val="hybridMultilevel"/>
-    <w:tmpl w:val="60BEF30A"/>
-    <w:lvl w:ilvl="0" w:tplc="73863CDC">
-      <w:start w:val="1"/>
-      <w:numFmt w:val="decimal"/>
-      <w:lvlText w:val="%1."/>
-      <w:lvlJc w:val="left"/>
-      <w:pPr>
-        <w:ind w:left="460" w:hanging="360"/>
-      </w:pPr>
-      <w:rPr>
-        <w:b/>
-        <w:bCs/>
-        <w:color w:val="A67C27"/>
-      </w:rPr>
-    </w:lvl>
-    <w:lvl w:ilvl="1" w:tplc="1794FCFC">
-      <w:numFmt w:val="decimal"/>
-      <w:lvlText w:val=""/>
-      <w:lvlJc w:val="left"/>
-    </w:lvl>
-    <w:lvl w:ilvl="2" w:tplc="F10E53B2">
-      <w:numFmt w:val="decimal"/>
-      <w:lvlText w:val=""/>
-      <w:lvlJc w:val="left"/>
-    </w:lvl>
-    <w:lvl w:ilvl="3" w:tplc="6EB4889C">
-      <w:numFmt w:val="decimal"/>
-      <w:lvlText w:val=""/>
-      <w:lvlJc w:val="left"/>
-    </w:lvl>
-    <w:lvl w:ilvl="4" w:tplc="73A86FA0">
-      <w:numFmt w:val="decimal"/>
-      <w:lvlText w:val=""/>
-      <w:lvlJc w:val="left"/>
-    </w:lvl>
-    <w:lvl w:ilvl="5" w:tplc="DE061FA4">
-      <w:numFmt w:val="decimal"/>
-      <w:lvlText w:val=""/>
-      <w:lvlJc w:val="left"/>
-    </w:lvl>
-    <w:lvl w:ilvl="6" w:tplc="32AAEC42">
-      <w:numFmt w:val="decimal"/>
-      <w:lvlText w:val=""/>
-      <w:lvlJc w:val="left"/>
-    </w:lvl>
-    <w:lvl w:ilvl="7" w:tplc="4238E7C4">
-      <w:numFmt w:val="decimal"/>
-      <w:lvlText w:val=""/>
-      <w:lvlJc w:val="left"/>
-    </w:lvl>
-    <w:lvl w:ilvl="8" w:tplc="E11687A2">
-      <w:numFmt w:val="decimal"/>
-      <w:lvlText w:val=""/>
-      <w:lvlJc w:val="left"/>
-    </w:lvl>
-  </w:abstractNum>
-  <w:num w:numId="1" w16cid:durableId="1465275805">
+  <w:num w:numId="1" w16cid:durableId="610627678">
     <w:abstractNumId w:val="1"/>
     <w:lvlOverride w:ilvl="0">
       <w:startOverride w:val="1"/>
     </w:lvlOverride>
   </w:num>
-  <w:num w:numId="2" w16cid:durableId="454637454">
+  <w:num w:numId="2" w16cid:durableId="488405953">
+    <w:abstractNumId w:val="4"/>
+    <w:lvlOverride w:ilvl="0">
+      <w:startOverride w:val="1"/>
+    </w:lvlOverride>
+  </w:num>
+  <w:num w:numId="3" w16cid:durableId="1625501213">
+    <w:abstractNumId w:val="5"/>
+    <w:lvlOverride w:ilvl="0">
+      <w:startOverride w:val="1"/>
+    </w:lvlOverride>
+  </w:num>
+  <w:num w:numId="4" w16cid:durableId="92747334">
     <w:abstractNumId w:val="0"/>
     <w:lvlOverride w:ilvl="0">
       <w:startOverride w:val="1"/>
     </w:lvlOverride>
   </w:num>
-  <w:num w:numId="3" w16cid:durableId="652485011">
-    <w:abstractNumId w:val="3"/>
+  <w:num w:numId="5" w16cid:durableId="1120300264">
+    <w:abstractNumId w:val="2"/>
     <w:lvlOverride w:ilvl="0">
       <w:startOverride w:val="1"/>
     </w:lvlOverride>
   </w:num>
-  <w:num w:numId="4" w16cid:durableId="1861701526">
-    <w:abstractNumId w:val="4"/>
-    <w:lvlOverride w:ilvl="0">
-      <w:startOverride w:val="1"/>
-    </w:lvlOverride>
-  </w:num>
-  <w:num w:numId="5" w16cid:durableId="48848615">
-    <w:abstractNumId w:val="5"/>
-    <w:lvlOverride w:ilvl="0">
-      <w:startOverride w:val="1"/>
-    </w:lvlOverride>
-  </w:num>
-  <w:num w:numId="6" w16cid:durableId="269581678">
-    <w:abstractNumId w:val="2"/>
+  <w:num w:numId="6" w16cid:durableId="1582832234">
+    <w:abstractNumId w:val="3"/>
     <w:lvlOverride w:ilvl="0">
       <w:startOverride w:val="1"/>
     </w:lvlOverride>
@@ -7707,7 +7707,7 @@
     <w:autoRedefine/>
     <w:uiPriority w:val="39"/>
     <w:unhideWhenUsed/>
-    <w:rsid w:val="004B32A7"/>
+    <w:rsid w:val="008B3F56"/>
     <w:pPr>
       <w:spacing w:after="100"/>
     </w:pPr>
@@ -7719,7 +7719,7 @@
     <w:autoRedefine/>
     <w:uiPriority w:val="39"/>
     <w:unhideWhenUsed/>
-    <w:rsid w:val="004B32A7"/>
+    <w:rsid w:val="008B3F56"/>
     <w:pPr>
       <w:spacing w:after="100"/>
       <w:ind w:left="210"/>

--- a/docs/manuals/Respondent_Guide.docx
+++ b/docs/manuals/Respondent_Guide.docx
@@ -469,7 +469,7 @@
                 <w:sz w:val="19"/>
                 <w:szCs w:val="19"/>
               </w:rPr>
-              <w:t>Version 1.23 · 6 October 2026</w:t>
+              <w:t>Version 1.24 · 6 October 2026</w:t>
             </w:r>
           </w:p>
         </w:tc>
@@ -538,7 +538,7 @@
     <w:sdt>
       <w:sdtPr>
         <w:alias w:val="Contents"/>
-        <w:id w:val="2057125453"/>
+        <w:id w:val="974729674"/>
       </w:sdtPr>
       <w:sdtEndPr/>
       <w:sdtContent>
@@ -567,7 +567,7 @@
           <w:r>
             <w:fldChar w:fldCharType="separate"/>
           </w:r>
-          <w:hyperlink w:anchor="_Toc242163830" w:history="1">
+          <w:hyperlink w:anchor="_Toc242181711" w:history="1">
             <w:r>
               <w:rPr>
                 <w:rStyle w:val="Hyperlink"/>
@@ -591,7 +591,7 @@
               <w:rPr>
                 <w:noProof/>
               </w:rPr>
-              <w:instrText xml:space="preserve"> PAGEREF _Toc242163830 \h </w:instrText>
+              <w:instrText xml:space="preserve"> PAGEREF _Toc242181711 \h </w:instrText>
             </w:r>
             <w:r>
               <w:rPr>
@@ -634,7 +634,7 @@
               <w14:ligatures w14:val="standardContextual"/>
             </w:rPr>
           </w:pPr>
-          <w:hyperlink w:anchor="_Toc242163831" w:history="1">
+          <w:hyperlink w:anchor="_Toc242181712" w:history="1">
             <w:r>
               <w:rPr>
                 <w:rStyle w:val="Hyperlink"/>
@@ -658,7 +658,7 @@
               <w:rPr>
                 <w:noProof/>
               </w:rPr>
-              <w:instrText xml:space="preserve"> PAGEREF _Toc242163831 \h </w:instrText>
+              <w:instrText xml:space="preserve"> PAGEREF _Toc242181712 \h </w:instrText>
             </w:r>
             <w:r>
               <w:rPr>
@@ -701,7 +701,7 @@
               <w14:ligatures w14:val="standardContextual"/>
             </w:rPr>
           </w:pPr>
-          <w:hyperlink w:anchor="_Toc242163832" w:history="1">
+          <w:hyperlink w:anchor="_Toc242181713" w:history="1">
             <w:r>
               <w:rPr>
                 <w:rStyle w:val="Hyperlink"/>
@@ -725,7 +725,7 @@
               <w:rPr>
                 <w:noProof/>
               </w:rPr>
-              <w:instrText xml:space="preserve"> PAGEREF _Toc242163832 \h </w:instrText>
+              <w:instrText xml:space="preserve"> PAGEREF _Toc242181713 \h </w:instrText>
             </w:r>
             <w:r>
               <w:rPr>
@@ -768,7 +768,7 @@
               <w14:ligatures w14:val="standardContextual"/>
             </w:rPr>
           </w:pPr>
-          <w:hyperlink w:anchor="_Toc242163833" w:history="1">
+          <w:hyperlink w:anchor="_Toc242181714" w:history="1">
             <w:r>
               <w:rPr>
                 <w:rStyle w:val="Hyperlink"/>
@@ -792,7 +792,7 @@
               <w:rPr>
                 <w:noProof/>
               </w:rPr>
-              <w:instrText xml:space="preserve"> PAGEREF _Toc242163833 \h </w:instrText>
+              <w:instrText xml:space="preserve"> PAGEREF _Toc242181714 \h </w:instrText>
             </w:r>
             <w:r>
               <w:rPr>
@@ -835,7 +835,7 @@
               <w14:ligatures w14:val="standardContextual"/>
             </w:rPr>
           </w:pPr>
-          <w:hyperlink w:anchor="_Toc242163834" w:history="1">
+          <w:hyperlink w:anchor="_Toc242181715" w:history="1">
             <w:r>
               <w:rPr>
                 <w:rStyle w:val="Hyperlink"/>
@@ -859,7 +859,7 @@
               <w:rPr>
                 <w:noProof/>
               </w:rPr>
-              <w:instrText xml:space="preserve"> PAGEREF _Toc242163834 \h </w:instrText>
+              <w:instrText xml:space="preserve"> PAGEREF _Toc242181715 \h </w:instrText>
             </w:r>
             <w:r>
               <w:rPr>
@@ -902,7 +902,7 @@
               <w14:ligatures w14:val="standardContextual"/>
             </w:rPr>
           </w:pPr>
-          <w:hyperlink w:anchor="_Toc242163835" w:history="1">
+          <w:hyperlink w:anchor="_Toc242181716" w:history="1">
             <w:r>
               <w:rPr>
                 <w:rStyle w:val="Hyperlink"/>
@@ -926,7 +926,7 @@
               <w:rPr>
                 <w:noProof/>
               </w:rPr>
-              <w:instrText xml:space="preserve"> PAGEREF _Toc242163835 \h </w:instrText>
+              <w:instrText xml:space="preserve"> PAGEREF _Toc242181716 \h </w:instrText>
             </w:r>
             <w:r>
               <w:rPr>
@@ -969,7 +969,7 @@
               <w14:ligatures w14:val="standardContextual"/>
             </w:rPr>
           </w:pPr>
-          <w:hyperlink w:anchor="_Toc242163836" w:history="1">
+          <w:hyperlink w:anchor="_Toc242181717" w:history="1">
             <w:r>
               <w:rPr>
                 <w:rStyle w:val="Hyperlink"/>
@@ -993,7 +993,7 @@
               <w:rPr>
                 <w:noProof/>
               </w:rPr>
-              <w:instrText xml:space="preserve"> PAGEREF _Toc242163836 \h </w:instrText>
+              <w:instrText xml:space="preserve"> PAGEREF _Toc242181717 \h </w:instrText>
             </w:r>
             <w:r>
               <w:rPr>
@@ -1036,7 +1036,7 @@
               <w14:ligatures w14:val="standardContextual"/>
             </w:rPr>
           </w:pPr>
-          <w:hyperlink w:anchor="_Toc242163837" w:history="1">
+          <w:hyperlink w:anchor="_Toc242181718" w:history="1">
             <w:r>
               <w:rPr>
                 <w:rStyle w:val="Hyperlink"/>
@@ -1060,7 +1060,7 @@
               <w:rPr>
                 <w:noProof/>
               </w:rPr>
-              <w:instrText xml:space="preserve"> PAGEREF _Toc242163837 \h </w:instrText>
+              <w:instrText xml:space="preserve"> PAGEREF _Toc242181718 \h </w:instrText>
             </w:r>
             <w:r>
               <w:rPr>
@@ -1103,7 +1103,7 @@
               <w14:ligatures w14:val="standardContextual"/>
             </w:rPr>
           </w:pPr>
-          <w:hyperlink w:anchor="_Toc242163838" w:history="1">
+          <w:hyperlink w:anchor="_Toc242181719" w:history="1">
             <w:r>
               <w:rPr>
                 <w:rStyle w:val="Hyperlink"/>
@@ -1127,7 +1127,7 @@
               <w:rPr>
                 <w:noProof/>
               </w:rPr>
-              <w:instrText xml:space="preserve"> PAGEREF _Toc242163838 \h </w:instrText>
+              <w:instrText xml:space="preserve"> PAGEREF _Toc242181719 \h </w:instrText>
             </w:r>
             <w:r>
               <w:rPr>
@@ -1170,7 +1170,7 @@
               <w14:ligatures w14:val="standardContextual"/>
             </w:rPr>
           </w:pPr>
-          <w:hyperlink w:anchor="_Toc242163839" w:history="1">
+          <w:hyperlink w:anchor="_Toc242181720" w:history="1">
             <w:r>
               <w:rPr>
                 <w:rStyle w:val="Hyperlink"/>
@@ -1194,7 +1194,7 @@
               <w:rPr>
                 <w:noProof/>
               </w:rPr>
-              <w:instrText xml:space="preserve"> PAGEREF _Toc242163839 \h </w:instrText>
+              <w:instrText xml:space="preserve"> PAGEREF _Toc242181720 \h </w:instrText>
             </w:r>
             <w:r>
               <w:rPr>
@@ -1237,7 +1237,7 @@
               <w14:ligatures w14:val="standardContextual"/>
             </w:rPr>
           </w:pPr>
-          <w:hyperlink w:anchor="_Toc242163840" w:history="1">
+          <w:hyperlink w:anchor="_Toc242181721" w:history="1">
             <w:r>
               <w:rPr>
                 <w:rStyle w:val="Hyperlink"/>
@@ -1261,7 +1261,7 @@
               <w:rPr>
                 <w:noProof/>
               </w:rPr>
-              <w:instrText xml:space="preserve"> PAGEREF _Toc242163840 \h </w:instrText>
+              <w:instrText xml:space="preserve"> PAGEREF _Toc242181721 \h </w:instrText>
             </w:r>
             <w:r>
               <w:rPr>
@@ -1304,7 +1304,7 @@
               <w14:ligatures w14:val="standardContextual"/>
             </w:rPr>
           </w:pPr>
-          <w:hyperlink w:anchor="_Toc242163841" w:history="1">
+          <w:hyperlink w:anchor="_Toc242181722" w:history="1">
             <w:r>
               <w:rPr>
                 <w:rStyle w:val="Hyperlink"/>
@@ -1328,7 +1328,7 @@
               <w:rPr>
                 <w:noProof/>
               </w:rPr>
-              <w:instrText xml:space="preserve"> PAGEREF _Toc242163841 \h </w:instrText>
+              <w:instrText xml:space="preserve"> PAGEREF _Toc242181722 \h </w:instrText>
             </w:r>
             <w:r>
               <w:rPr>
@@ -1371,7 +1371,7 @@
               <w14:ligatures w14:val="standardContextual"/>
             </w:rPr>
           </w:pPr>
-          <w:hyperlink w:anchor="_Toc242163842" w:history="1">
+          <w:hyperlink w:anchor="_Toc242181723" w:history="1">
             <w:r>
               <w:rPr>
                 <w:rStyle w:val="Hyperlink"/>
@@ -1395,7 +1395,7 @@
               <w:rPr>
                 <w:noProof/>
               </w:rPr>
-              <w:instrText xml:space="preserve"> PAGEREF _Toc242163842 \h </w:instrText>
+              <w:instrText xml:space="preserve"> PAGEREF _Toc242181723 \h </w:instrText>
             </w:r>
             <w:r>
               <w:rPr>
@@ -1438,7 +1438,7 @@
               <w14:ligatures w14:val="standardContextual"/>
             </w:rPr>
           </w:pPr>
-          <w:hyperlink w:anchor="_Toc242163843" w:history="1">
+          <w:hyperlink w:anchor="_Toc242181724" w:history="1">
             <w:r>
               <w:rPr>
                 <w:rStyle w:val="Hyperlink"/>
@@ -1462,7 +1462,7 @@
               <w:rPr>
                 <w:noProof/>
               </w:rPr>
-              <w:instrText xml:space="preserve"> PAGEREF _Toc242163843 \h </w:instrText>
+              <w:instrText xml:space="preserve"> PAGEREF _Toc242181724 \h </w:instrText>
             </w:r>
             <w:r>
               <w:rPr>
@@ -1505,7 +1505,7 @@
               <w14:ligatures w14:val="standardContextual"/>
             </w:rPr>
           </w:pPr>
-          <w:hyperlink w:anchor="_Toc242163844" w:history="1">
+          <w:hyperlink w:anchor="_Toc242181725" w:history="1">
             <w:r>
               <w:rPr>
                 <w:rStyle w:val="Hyperlink"/>
@@ -1529,7 +1529,7 @@
               <w:rPr>
                 <w:noProof/>
               </w:rPr>
-              <w:instrText xml:space="preserve"> PAGEREF _Toc242163844 \h </w:instrText>
+              <w:instrText xml:space="preserve"> PAGEREF _Toc242181725 \h </w:instrText>
             </w:r>
             <w:r>
               <w:rPr>
@@ -1572,7 +1572,7 @@
               <w14:ligatures w14:val="standardContextual"/>
             </w:rPr>
           </w:pPr>
-          <w:hyperlink w:anchor="_Toc242163845" w:history="1">
+          <w:hyperlink w:anchor="_Toc242181726" w:history="1">
             <w:r>
               <w:rPr>
                 <w:rStyle w:val="Hyperlink"/>
@@ -1596,7 +1596,7 @@
               <w:rPr>
                 <w:noProof/>
               </w:rPr>
-              <w:instrText xml:space="preserve"> PAGEREF _Toc242163845 \h </w:instrText>
+              <w:instrText xml:space="preserve"> PAGEREF _Toc242181726 \h </w:instrText>
             </w:r>
             <w:r>
               <w:rPr>
@@ -1639,7 +1639,7 @@
               <w14:ligatures w14:val="standardContextual"/>
             </w:rPr>
           </w:pPr>
-          <w:hyperlink w:anchor="_Toc242163846" w:history="1">
+          <w:hyperlink w:anchor="_Toc242181727" w:history="1">
             <w:r>
               <w:rPr>
                 <w:rStyle w:val="Hyperlink"/>
@@ -1663,7 +1663,7 @@
               <w:rPr>
                 <w:noProof/>
               </w:rPr>
-              <w:instrText xml:space="preserve"> PAGEREF _Toc242163846 \h </w:instrText>
+              <w:instrText xml:space="preserve"> PAGEREF _Toc242181727 \h </w:instrText>
             </w:r>
             <w:r>
               <w:rPr>
@@ -1706,7 +1706,7 @@
               <w14:ligatures w14:val="standardContextual"/>
             </w:rPr>
           </w:pPr>
-          <w:hyperlink w:anchor="_Toc242163847" w:history="1">
+          <w:hyperlink w:anchor="_Toc242181728" w:history="1">
             <w:r>
               <w:rPr>
                 <w:rStyle w:val="Hyperlink"/>
@@ -1730,7 +1730,7 @@
               <w:rPr>
                 <w:noProof/>
               </w:rPr>
-              <w:instrText xml:space="preserve"> PAGEREF _Toc242163847 \h </w:instrText>
+              <w:instrText xml:space="preserve"> PAGEREF _Toc242181728 \h </w:instrText>
             </w:r>
             <w:r>
               <w:rPr>
@@ -1773,7 +1773,7 @@
               <w14:ligatures w14:val="standardContextual"/>
             </w:rPr>
           </w:pPr>
-          <w:hyperlink w:anchor="_Toc242163848" w:history="1">
+          <w:hyperlink w:anchor="_Toc242181729" w:history="1">
             <w:r>
               <w:rPr>
                 <w:rStyle w:val="Hyperlink"/>
@@ -1797,7 +1797,7 @@
               <w:rPr>
                 <w:noProof/>
               </w:rPr>
-              <w:instrText xml:space="preserve"> PAGEREF _Toc242163848 \h </w:instrText>
+              <w:instrText xml:space="preserve"> PAGEREF _Toc242181729 \h </w:instrText>
             </w:r>
             <w:r>
               <w:rPr>
@@ -1840,7 +1840,7 @@
               <w14:ligatures w14:val="standardContextual"/>
             </w:rPr>
           </w:pPr>
-          <w:hyperlink w:anchor="_Toc242163849" w:history="1">
+          <w:hyperlink w:anchor="_Toc242181730" w:history="1">
             <w:r>
               <w:rPr>
                 <w:rStyle w:val="Hyperlink"/>
@@ -1864,7 +1864,7 @@
               <w:rPr>
                 <w:noProof/>
               </w:rPr>
-              <w:instrText xml:space="preserve"> PAGEREF _Toc242163849 \h </w:instrText>
+              <w:instrText xml:space="preserve"> PAGEREF _Toc242181730 \h </w:instrText>
             </w:r>
             <w:r>
               <w:rPr>
@@ -1907,7 +1907,7 @@
               <w14:ligatures w14:val="standardContextual"/>
             </w:rPr>
           </w:pPr>
-          <w:hyperlink w:anchor="_Toc242163850" w:history="1">
+          <w:hyperlink w:anchor="_Toc242181731" w:history="1">
             <w:r>
               <w:rPr>
                 <w:rStyle w:val="Hyperlink"/>
@@ -1931,7 +1931,7 @@
               <w:rPr>
                 <w:noProof/>
               </w:rPr>
-              <w:instrText xml:space="preserve"> PAGEREF _Toc242163850 \h </w:instrText>
+              <w:instrText xml:space="preserve"> PAGEREF _Toc242181731 \h </w:instrText>
             </w:r>
             <w:r>
               <w:rPr>
@@ -1974,7 +1974,7 @@
               <w14:ligatures w14:val="standardContextual"/>
             </w:rPr>
           </w:pPr>
-          <w:hyperlink w:anchor="_Toc242163851" w:history="1">
+          <w:hyperlink w:anchor="_Toc242181732" w:history="1">
             <w:r>
               <w:rPr>
                 <w:rStyle w:val="Hyperlink"/>
@@ -1998,7 +1998,7 @@
               <w:rPr>
                 <w:noProof/>
               </w:rPr>
-              <w:instrText xml:space="preserve"> PAGEREF _Toc242163851 \h </w:instrText>
+              <w:instrText xml:space="preserve"> PAGEREF _Toc242181732 \h </w:instrText>
             </w:r>
             <w:r>
               <w:rPr>
@@ -2041,7 +2041,7 @@
               <w14:ligatures w14:val="standardContextual"/>
             </w:rPr>
           </w:pPr>
-          <w:hyperlink w:anchor="_Toc242163852" w:history="1">
+          <w:hyperlink w:anchor="_Toc242181733" w:history="1">
             <w:r>
               <w:rPr>
                 <w:rStyle w:val="Hyperlink"/>
@@ -2065,7 +2065,7 @@
               <w:rPr>
                 <w:noProof/>
               </w:rPr>
-              <w:instrText xml:space="preserve"> PAGEREF _Toc242163852 \h </w:instrText>
+              <w:instrText xml:space="preserve"> PAGEREF _Toc242181733 \h </w:instrText>
             </w:r>
             <w:r>
               <w:rPr>
@@ -2104,7 +2104,7 @@
         <w:pStyle w:val="Heading1"/>
         <w:pageBreakBefore/>
       </w:pPr>
-      <w:bookmarkStart w:id="0" w:name="_Toc242163830"/>
+      <w:bookmarkStart w:id="0" w:name="_Toc242181711"/>
       <w:r>
         <w:lastRenderedPageBreak/>
         <w:t>1. Welcome</w:t>
@@ -2520,7 +2520,7 @@
       <w:pPr>
         <w:pStyle w:val="Heading2"/>
       </w:pPr>
-      <w:bookmarkStart w:id="1" w:name="_Toc242163831"/>
+      <w:bookmarkStart w:id="1" w:name="_Toc242181712"/>
       <w:r>
         <w:t>What you should know first</w:t>
       </w:r>
@@ -2638,7 +2638,7 @@
         <w:pStyle w:val="Heading1"/>
         <w:pageBreakBefore/>
       </w:pPr>
-      <w:bookmarkStart w:id="2" w:name="_Toc242163832"/>
+      <w:bookmarkStart w:id="2" w:name="_Toc242181713"/>
       <w:r>
         <w:lastRenderedPageBreak/>
         <w:t>2. What you need</w:t>
@@ -2867,7 +2867,7 @@
         <w:pStyle w:val="Heading1"/>
         <w:pageBreakBefore/>
       </w:pPr>
-      <w:bookmarkStart w:id="3" w:name="_Toc242163833"/>
+      <w:bookmarkStart w:id="3" w:name="_Toc242181714"/>
       <w:r>
         <w:lastRenderedPageBreak/>
         <w:t>3. Taking part, step by step</w:t>
@@ -2878,7 +2878,7 @@
       <w:pPr>
         <w:pStyle w:val="Heading2"/>
       </w:pPr>
-      <w:bookmarkStart w:id="4" w:name="_Toc242163834"/>
+      <w:bookmarkStart w:id="4" w:name="_Toc242181715"/>
       <w:r>
         <w:t>Step 1 — Open your link</w:t>
       </w:r>
@@ -2896,7 +2896,7 @@
       <w:pPr>
         <w:pStyle w:val="Heading2"/>
       </w:pPr>
-      <w:bookmarkStart w:id="5" w:name="_Toc242163835"/>
+      <w:bookmarkStart w:id="5" w:name="_Toc242181716"/>
       <w:r>
         <w:t>Step 2 — Confirm your organisation</w:t>
       </w:r>
@@ -2931,7 +2931,7 @@
           <w:noProof/>
         </w:rPr>
         <w:drawing>
-          <wp:inline distT="0" distB="0" distL="0" distR="0" wp14:anchorId="6BDD77CF" wp14:editId="2A4A33D1">
+          <wp:inline distT="0" distB="0" distL="0" distR="0" wp14:anchorId="491AF34A" wp14:editId="29F43F71">
             <wp:extent cx="2476500" cy="3362325"/>
             <wp:effectExtent l="0" t="0" r="0" b="0"/>
             <wp:docPr id="1" name="resp_01_confirm.jpg" descr="Confirming the organisation." title="Confirming the organisation."/>
@@ -3000,7 +3000,7 @@
       <w:pPr>
         <w:pStyle w:val="Heading2"/>
       </w:pPr>
-      <w:bookmarkStart w:id="6" w:name="_Toc242163836"/>
+      <w:bookmarkStart w:id="6" w:name="_Toc242181717"/>
       <w:r>
         <w:t>Step 3 — Tell us a little about you</w:t>
       </w:r>
@@ -3092,7 +3092,7 @@
         </w:rPr>
         <w:lastRenderedPageBreak/>
         <w:drawing>
-          <wp:inline distT="0" distB="0" distL="0" distR="0" wp14:anchorId="7BB296E3" wp14:editId="0D538AFD">
+          <wp:inline distT="0" distB="0" distL="0" distR="0" wp14:anchorId="1A329890" wp14:editId="22137CDE">
             <wp:extent cx="2476500" cy="3362325"/>
             <wp:effectExtent l="0" t="0" r="0" b="0"/>
             <wp:docPr id="2" name="resp_02_eligibility.jpg" descr="A little about you." title="A little about you."/>
@@ -3247,7 +3247,7 @@
       <w:pPr>
         <w:pStyle w:val="Heading2"/>
       </w:pPr>
-      <w:bookmarkStart w:id="7" w:name="_Toc242163837"/>
+      <w:bookmarkStart w:id="7" w:name="_Toc242181718"/>
       <w:r>
         <w:t>Step 4 — Read the participant information</w:t>
       </w:r>
@@ -3303,7 +3303,7 @@
         </w:rPr>
         <w:lastRenderedPageBreak/>
         <w:drawing>
-          <wp:inline distT="0" distB="0" distL="0" distR="0" wp14:anchorId="5907BD96" wp14:editId="19010DBE">
+          <wp:inline distT="0" distB="0" distL="0" distR="0" wp14:anchorId="60AA1F19" wp14:editId="7977E2BD">
             <wp:extent cx="1076325" cy="4953000"/>
             <wp:effectExtent l="0" t="0" r="0" b="0"/>
             <wp:docPr id="3" name="resp_03_information_top.jpg" descr="Participant Information." title="Participant Information."/>
@@ -3372,7 +3372,7 @@
       <w:pPr>
         <w:pStyle w:val="Heading2"/>
       </w:pPr>
-      <w:bookmarkStart w:id="8" w:name="_Toc242163838"/>
+      <w:bookmarkStart w:id="8" w:name="_Toc242181719"/>
       <w:r>
         <w:t>Step 5 — Give your decision</w:t>
       </w:r>
@@ -3464,7 +3464,7 @@
         </w:rPr>
         <w:lastRenderedPageBreak/>
         <w:drawing>
-          <wp:inline distT="0" distB="0" distL="0" distR="0" wp14:anchorId="5878FB3A" wp14:editId="344ACBAB">
+          <wp:inline distT="0" distB="0" distL="0" distR="0" wp14:anchorId="074252A4" wp14:editId="1669194D">
             <wp:extent cx="2476500" cy="4419600"/>
             <wp:effectExtent l="0" t="0" r="0" b="0"/>
             <wp:docPr id="4" name="resp_04_consent.jpg" descr="Your consent." title="Your consent."/>
@@ -3533,7 +3533,7 @@
       <w:pPr>
         <w:pStyle w:val="Heading2"/>
       </w:pPr>
-      <w:bookmarkStart w:id="9" w:name="_Toc242163839"/>
+      <w:bookmarkStart w:id="9" w:name="_Toc242181720"/>
       <w:r>
         <w:t>Step 6 — Check what we already know (only if shown)</w:t>
       </w:r>
@@ -3621,7 +3621,7 @@
       <w:pPr>
         <w:pStyle w:val="Heading2"/>
       </w:pPr>
-      <w:bookmarkStart w:id="10" w:name="_Toc242163840"/>
+      <w:bookmarkStart w:id="10" w:name="_Toc242181721"/>
       <w:r>
         <w:t>Step 7 — Choose how you would like to take part</w:t>
       </w:r>
@@ -3963,7 +3963,7 @@
         </w:rPr>
         <w:lastRenderedPageBreak/>
         <w:drawing>
-          <wp:inline distT="0" distB="0" distL="0" distR="0" wp14:anchorId="347432AB" wp14:editId="68C891E6">
+          <wp:inline distT="0" distB="0" distL="0" distR="0" wp14:anchorId="58FC4988" wp14:editId="619DC6D6">
             <wp:extent cx="2476500" cy="4533900"/>
             <wp:effectExtent l="0" t="0" r="0" b="0"/>
             <wp:docPr id="5" name="resp_06_choice.jpg" descr="How would you like to take part?" title="How would you like to take part?"/>
@@ -4032,7 +4032,7 @@
       <w:pPr>
         <w:pStyle w:val="Heading2"/>
       </w:pPr>
-      <w:bookmarkStart w:id="11" w:name="_Toc242163841"/>
+      <w:bookmarkStart w:id="11" w:name="_Toc242181722"/>
       <w:r>
         <w:t>Step 8a — Complete the questionnaire yourself</w:t>
       </w:r>
@@ -4167,7 +4167,7 @@
         </w:rPr>
         <w:lastRenderedPageBreak/>
         <w:drawing>
-          <wp:inline distT="0" distB="0" distL="0" distR="0" wp14:anchorId="71922534" wp14:editId="0EAA3760">
+          <wp:inline distT="0" distB="0" distL="0" distR="0" wp14:anchorId="7CE1F72D" wp14:editId="03D467B9">
             <wp:extent cx="2476500" cy="3362325"/>
             <wp:effectExtent l="0" t="0" r="0" b="0"/>
             <wp:docPr id="6" name="resp_07_ready.jpg" descr="Ready to begin." title="Ready to begin."/>
@@ -4243,7 +4243,7 @@
           <w:noProof/>
         </w:rPr>
         <w:drawing>
-          <wp:inline distT="0" distB="0" distL="0" distR="0" wp14:anchorId="331B1E8A" wp14:editId="326F649B">
+          <wp:inline distT="0" distB="0" distL="0" distR="0" wp14:anchorId="069BC6C1" wp14:editId="2124837A">
             <wp:extent cx="2476500" cy="3362325"/>
             <wp:effectExtent l="0" t="0" r="0" b="0"/>
             <wp:docPr id="7" name="resp_07b_kobo_form.jpg" descr="The questionnaire's first page." title="The questionnaire's first page."/>
@@ -4515,7 +4515,7 @@
       <w:pPr>
         <w:pStyle w:val="Heading2"/>
       </w:pPr>
-      <w:bookmarkStart w:id="12" w:name="_Toc242163842"/>
+      <w:bookmarkStart w:id="12" w:name="_Toc242181723"/>
       <w:r>
         <w:lastRenderedPageBreak/>
         <w:t>Step 8b — Ask a researcher to call you</w:t>
@@ -4607,7 +4607,7 @@
           <w:noProof/>
         </w:rPr>
         <w:drawing>
-          <wp:inline distT="0" distB="0" distL="0" distR="0" wp14:anchorId="76736B4B" wp14:editId="44E8060B">
+          <wp:inline distT="0" distB="0" distL="0" distR="0" wp14:anchorId="10D49CFD" wp14:editId="47975C31">
             <wp:extent cx="2476500" cy="3362325"/>
             <wp:effectExtent l="0" t="0" r="0" b="0"/>
             <wp:docPr id="8" name="resp_08_appointment.jpg" descr="Choosing a time for a call." title="Choosing a time for a call."/>
@@ -4683,7 +4683,7 @@
           <w:noProof/>
         </w:rPr>
         <w:drawing>
-          <wp:inline distT="0" distB="0" distL="0" distR="0" wp14:anchorId="143CC01F" wp14:editId="79A31CDB">
+          <wp:inline distT="0" distB="0" distL="0" distR="0" wp14:anchorId="14B8AC2E" wp14:editId="0BB2152A">
             <wp:extent cx="2476500" cy="3676650"/>
             <wp:effectExtent l="0" t="0" r="0" b="0"/>
             <wp:docPr id="9" name="resp_09_done_appointment.jpg" descr="Your request has been sent." title="Your request has been sent."/>
@@ -4752,7 +4752,7 @@
       <w:pPr>
         <w:pStyle w:val="Heading2"/>
       </w:pPr>
-      <w:bookmarkStart w:id="13" w:name="_Toc242163843"/>
+      <w:bookmarkStart w:id="13" w:name="_Toc242181724"/>
       <w:r>
         <w:lastRenderedPageBreak/>
         <w:t>Step 9 — Finished</w:t>
@@ -4842,7 +4842,7 @@
         <w:pStyle w:val="Heading1"/>
         <w:pageBreakBefore/>
       </w:pPr>
-      <w:bookmarkStart w:id="14" w:name="_Toc242163844"/>
+      <w:bookmarkStart w:id="14" w:name="_Toc242181725"/>
       <w:r>
         <w:lastRenderedPageBreak/>
         <w:t>4. Reminders</w:t>
@@ -4862,7 +4862,7 @@
         <w:pStyle w:val="Heading1"/>
         <w:pageBreakBefore/>
       </w:pPr>
-      <w:bookmarkStart w:id="15" w:name="_Toc242163845"/>
+      <w:bookmarkStart w:id="15" w:name="_Toc242181726"/>
       <w:r>
         <w:lastRenderedPageBreak/>
         <w:t>5. Your rights and your information</w:t>
@@ -4987,7 +4987,7 @@
         <w:pStyle w:val="Heading1"/>
         <w:pageBreakBefore/>
       </w:pPr>
-      <w:bookmarkStart w:id="16" w:name="_Toc242163846"/>
+      <w:bookmarkStart w:id="16" w:name="_Toc242181727"/>
       <w:r>
         <w:lastRenderedPageBreak/>
         <w:t>6. Questions and answers</w:t>
@@ -5509,7 +5509,7 @@
           <w:noProof/>
         </w:rPr>
         <w:drawing>
-          <wp:inline distT="0" distB="0" distL="0" distR="0" wp14:anchorId="0196F539" wp14:editId="174A4255">
+          <wp:inline distT="0" distB="0" distL="0" distR="0" wp14:anchorId="49E2A56E" wp14:editId="16F13725">
             <wp:extent cx="2476500" cy="2524125"/>
             <wp:effectExtent l="0" t="0" r="0" b="0"/>
             <wp:docPr id="10" name="resp_10_invalid_link.jpg" descr="What an invalid or expired link looks like." title="What an invalid or expired link looks like."/>
@@ -5579,7 +5579,7 @@
         <w:pStyle w:val="Heading1"/>
         <w:pageBreakBefore/>
       </w:pPr>
-      <w:bookmarkStart w:id="17" w:name="_Toc242163847"/>
+      <w:bookmarkStart w:id="17" w:name="_Toc242181728"/>
       <w:r>
         <w:lastRenderedPageBreak/>
         <w:t>7. If you were invited to a Key Informant Interview</w:t>
@@ -5815,7 +5815,7 @@
       <w:pPr>
         <w:pStyle w:val="Heading2"/>
       </w:pPr>
-      <w:bookmarkStart w:id="18" w:name="_Toc242163848"/>
+      <w:bookmarkStart w:id="18" w:name="_Toc242181729"/>
       <w:r>
         <w:t>Step 1 — Open your link</w:t>
       </w:r>
@@ -5833,7 +5833,7 @@
       <w:pPr>
         <w:pStyle w:val="Heading2"/>
       </w:pPr>
-      <w:bookmarkStart w:id="19" w:name="_Toc242163849"/>
+      <w:bookmarkStart w:id="19" w:name="_Toc242181730"/>
       <w:r>
         <w:t>Step 2 — Read the participant information</w:t>
       </w:r>
@@ -5861,7 +5861,7 @@
       <w:pPr>
         <w:pStyle w:val="Heading2"/>
       </w:pPr>
-      <w:bookmarkStart w:id="20" w:name="_Toc242163850"/>
+      <w:bookmarkStart w:id="20" w:name="_Toc242181731"/>
       <w:r>
         <w:t>Step 3 — Give your decision</w:t>
       </w:r>
@@ -5945,7 +5945,7 @@
       <w:pPr>
         <w:pStyle w:val="Heading2"/>
       </w:pPr>
-      <w:bookmarkStart w:id="21" w:name="_Toc242163851"/>
+      <w:bookmarkStart w:id="21" w:name="_Toc242181732"/>
       <w:r>
         <w:t>Step 4 — Start the interview</w:t>
       </w:r>
@@ -6108,7 +6108,7 @@
         <w:pStyle w:val="Heading1"/>
         <w:pageBreakBefore/>
       </w:pPr>
-      <w:bookmarkStart w:id="22" w:name="_Toc242163852"/>
+      <w:bookmarkStart w:id="22" w:name="_Toc242181733"/>
       <w:r>
         <w:lastRenderedPageBreak/>
         <w:t>8. Contact the research team</w:t>
@@ -6498,7 +6498,7 @@
         <w:sz w:val="16"/>
         <w:szCs w:val="16"/>
       </w:rPr>
-      <w:t>Version 1.23 · 6 October 2026</w:t>
+      <w:t>Version 1.24 · 6 October 2026</w:t>
     </w:r>
     <w:r>
       <w:rPr>
@@ -6671,10 +6671,10 @@
 <file path=word/numbering.xml><?xml version="1.0" encoding="utf-8"?>
 <w:numbering xmlns:wpc="http://schemas.microsoft.com/office/word/2010/wordprocessingCanvas" xmlns:cx="http://schemas.microsoft.com/office/drawing/2014/chartex" xmlns:cx1="http://schemas.microsoft.com/office/drawing/2015/9/8/chartex" xmlns:cx2="http://schemas.microsoft.com/office/drawing/2015/10/21/chartex" xmlns:cx3="http://schemas.microsoft.com/office/drawing/2016/5/9/chartex" xmlns:cx4="http://schemas.microsoft.com/office/drawing/2016/5/10/chartex" xmlns:cx5="http://schemas.microsoft.com/office/drawing/2016/5/11/chartex" xmlns:cx6="http://schemas.microsoft.com/office/drawing/2016/5/12/chartex" xmlns:cx7="http://schemas.microsoft.com/office/drawing/2016/5/13/chartex" xmlns:cx8="http://schemas.microsoft.com/office/drawing/2016/5/14/chartex" xmlns:mc="http://schemas.openxmlformats.org/markup-compatibility/2006" xmlns:aink="http://schemas.microsoft.com/office/drawing/2016/ink" xmlns:am3d="http://schemas.microsoft.com/office/drawing/2017/model3d" xmlns:o="urn:schemas-microsoft-com:office:office" xmlns:oel="http://schemas.microsoft.com/office/2019/extlst" xmlns:r="http://schemas.openxmlformats.org/officeDocument/2006/relationships" xmlns:m="http://schemas.openxmlformats.org/officeDocument/2006/math" xmlns:v="urn:schemas-microsoft-com:vml" xmlns:wp14="http://schemas.microsoft.com/office/word/2010/wordprocessingDrawing" xmlns:wp="http://schemas.openxmlformats.org/drawingml/2006/wordprocessingDrawing" xmlns:w10="urn:schemas-microsoft-com:office:word" xmlns:w="http://schemas.openxmlformats.org/wordprocessingml/2006/main" xmlns:w14="http://schemas.microsoft.com/office/word/2010/wordml" xmlns:w15="http://schemas.microsoft.com/office/word/2012/wordml" xmlns:w16cex="http://schemas.microsoft.com/office/word/2018/wordml/cex" xmlns:w16cid="http://schemas.microsoft.com/office/word/2016/wordml/cid" xmlns:w16="http://schemas.microsoft.com/office/word/2018/wordml" xmlns:w16sdtdh="http://schemas.microsoft.com/office/word/2020/wordml/sdtdatahash" xmlns:w16se="http://schemas.microsoft.com/office/word/2015/wordml/symex" xmlns:wpg="http://schemas.microsoft.com/office/word/2010/wordprocessingGroup" xmlns:wpi="http://schemas.microsoft.com/office/word/2010/wordprocessingInk" xmlns:wne="http://schemas.microsoft.com/office/word/2006/wordml" xmlns:wps="http://schemas.microsoft.com/office/word/2010/wordprocessingShape" mc:Ignorable="w14 w15 w16se w16cid w16 w16cex w16sdtdh wp14">
   <w:abstractNum w:abstractNumId="0" w15:restartNumberingAfterBreak="0">
-    <w:nsid w:val="2D764497"/>
+    <w:nsid w:val="0F515ACC"/>
     <w:multiLevelType w:val="hybridMultilevel"/>
-    <w:tmpl w:val="13ECB34A"/>
-    <w:lvl w:ilvl="0" w:tplc="C388C984">
+    <w:tmpl w:val="136422B0"/>
+    <w:lvl w:ilvl="0" w:tplc="232CCABE">
       <w:start w:val="1"/>
       <w:numFmt w:val="decimal"/>
       <w:lvlText w:val="%1."/>
@@ -6688,138 +6688,52 @@
         <w:color w:val="A67C27"/>
       </w:rPr>
     </w:lvl>
-    <w:lvl w:ilvl="1" w:tplc="53F2CB1A">
+    <w:lvl w:ilvl="1" w:tplc="99CA6220">
       <w:numFmt w:val="decimal"/>
       <w:lvlText w:val=""/>
       <w:lvlJc w:val="left"/>
     </w:lvl>
-    <w:lvl w:ilvl="2" w:tplc="5DC4C5CE">
+    <w:lvl w:ilvl="2" w:tplc="ED70812A">
       <w:numFmt w:val="decimal"/>
       <w:lvlText w:val=""/>
       <w:lvlJc w:val="left"/>
     </w:lvl>
-    <w:lvl w:ilvl="3" w:tplc="03508F4E">
+    <w:lvl w:ilvl="3" w:tplc="A5E240FE">
       <w:numFmt w:val="decimal"/>
       <w:lvlText w:val=""/>
       <w:lvlJc w:val="left"/>
     </w:lvl>
-    <w:lvl w:ilvl="4" w:tplc="498C0EBE">
+    <w:lvl w:ilvl="4" w:tplc="9BE8A64E">
       <w:numFmt w:val="decimal"/>
       <w:lvlText w:val=""/>
       <w:lvlJc w:val="left"/>
     </w:lvl>
-    <w:lvl w:ilvl="5" w:tplc="0874B124">
+    <w:lvl w:ilvl="5" w:tplc="7BBC561C">
       <w:numFmt w:val="decimal"/>
       <w:lvlText w:val=""/>
       <w:lvlJc w:val="left"/>
     </w:lvl>
-    <w:lvl w:ilvl="6" w:tplc="48DA50E8">
+    <w:lvl w:ilvl="6" w:tplc="D6E6B988">
       <w:numFmt w:val="decimal"/>
       <w:lvlText w:val=""/>
       <w:lvlJc w:val="left"/>
     </w:lvl>
-    <w:lvl w:ilvl="7" w:tplc="3D16BE34">
+    <w:lvl w:ilvl="7" w:tplc="1A767E50">
       <w:numFmt w:val="decimal"/>
       <w:lvlText w:val=""/>
       <w:lvlJc w:val="left"/>
     </w:lvl>
-    <w:lvl w:ilvl="8" w:tplc="6E6ECE86">
+    <w:lvl w:ilvl="8" w:tplc="58CA97DE">
       <w:numFmt w:val="decimal"/>
       <w:lvlText w:val=""/>
       <w:lvlJc w:val="left"/>
     </w:lvl>
   </w:abstractNum>
   <w:abstractNum w:abstractNumId="1" w15:restartNumberingAfterBreak="0">
-    <w:nsid w:val="47EC6786"/>
+    <w:nsid w:val="1AF442D4"/>
     <w:multiLevelType w:val="hybridMultilevel"/>
-    <w:tmpl w:val="75E8CA8A"/>
-    <w:lvl w:ilvl="0" w:tplc="CA501074">
-      <w:start w:val="1"/>
-      <w:numFmt w:val="bullet"/>
-      <w:lvlText w:val="●"/>
-      <w:lvlJc w:val="left"/>
-      <w:pPr>
-        <w:ind w:left="720" w:hanging="360"/>
-      </w:pPr>
-    </w:lvl>
-    <w:lvl w:ilvl="1" w:tplc="917A8B8E">
-      <w:start w:val="1"/>
-      <w:numFmt w:val="bullet"/>
-      <w:lvlText w:val="○"/>
-      <w:lvlJc w:val="left"/>
-      <w:pPr>
-        <w:ind w:left="1440" w:hanging="360"/>
-      </w:pPr>
-    </w:lvl>
-    <w:lvl w:ilvl="2" w:tplc="37E84E3E">
-      <w:start w:val="1"/>
-      <w:numFmt w:val="bullet"/>
-      <w:lvlText w:val="■"/>
-      <w:lvlJc w:val="left"/>
-      <w:pPr>
-        <w:ind w:left="2160" w:hanging="360"/>
-      </w:pPr>
-    </w:lvl>
-    <w:lvl w:ilvl="3" w:tplc="F8B6FDB8">
-      <w:start w:val="1"/>
-      <w:numFmt w:val="bullet"/>
-      <w:lvlText w:val="●"/>
-      <w:lvlJc w:val="left"/>
-      <w:pPr>
-        <w:ind w:left="2880" w:hanging="360"/>
-      </w:pPr>
-    </w:lvl>
-    <w:lvl w:ilvl="4" w:tplc="1948246E">
-      <w:start w:val="1"/>
-      <w:numFmt w:val="bullet"/>
-      <w:lvlText w:val="○"/>
-      <w:lvlJc w:val="left"/>
-      <w:pPr>
-        <w:ind w:left="3600" w:hanging="360"/>
-      </w:pPr>
-    </w:lvl>
-    <w:lvl w:ilvl="5" w:tplc="020A79C2">
-      <w:start w:val="1"/>
-      <w:numFmt w:val="bullet"/>
-      <w:lvlText w:val="■"/>
-      <w:lvlJc w:val="left"/>
-      <w:pPr>
-        <w:ind w:left="4320" w:hanging="360"/>
-      </w:pPr>
-    </w:lvl>
-    <w:lvl w:ilvl="6" w:tplc="A104B9CA">
-      <w:start w:val="1"/>
-      <w:numFmt w:val="bullet"/>
-      <w:lvlText w:val="●"/>
-      <w:lvlJc w:val="left"/>
-      <w:pPr>
-        <w:ind w:left="5040" w:hanging="360"/>
-      </w:pPr>
-    </w:lvl>
-    <w:lvl w:ilvl="7" w:tplc="F238EF46">
-      <w:start w:val="1"/>
-      <w:numFmt w:val="bullet"/>
-      <w:lvlText w:val="●"/>
-      <w:lvlJc w:val="left"/>
-      <w:pPr>
-        <w:ind w:left="5760" w:hanging="360"/>
-      </w:pPr>
-    </w:lvl>
-    <w:lvl w:ilvl="8" w:tplc="CE426BEC">
-      <w:start w:val="1"/>
-      <w:numFmt w:val="bullet"/>
-      <w:lvlText w:val="●"/>
-      <w:lvlJc w:val="left"/>
-      <w:pPr>
-        <w:ind w:left="6480" w:hanging="360"/>
-      </w:pPr>
-    </w:lvl>
-  </w:abstractNum>
-  <w:abstractNum w:abstractNumId="2" w15:restartNumberingAfterBreak="0">
-    <w:nsid w:val="4A1B30E7"/>
-    <w:multiLevelType w:val="hybridMultilevel"/>
-    <w:tmpl w:val="B2BA3352"/>
-    <w:lvl w:ilvl="0" w:tplc="2F9266AC">
+    <w:tmpl w:val="1018C5AE"/>
+    <w:lvl w:ilvl="0" w:tplc="5AA49878">
       <w:start w:val="1"/>
       <w:numFmt w:val="decimal"/>
       <w:lvlText w:val="%1."/>
@@ -6833,52 +6747,196 @@
         <w:color w:val="A67C27"/>
       </w:rPr>
     </w:lvl>
-    <w:lvl w:ilvl="1" w:tplc="3A0ADD7C">
+    <w:lvl w:ilvl="1" w:tplc="C13C922A">
       <w:numFmt w:val="decimal"/>
       <w:lvlText w:val=""/>
       <w:lvlJc w:val="left"/>
     </w:lvl>
-    <w:lvl w:ilvl="2" w:tplc="9E768AAC">
+    <w:lvl w:ilvl="2" w:tplc="FDD2FCE2">
       <w:numFmt w:val="decimal"/>
       <w:lvlText w:val=""/>
       <w:lvlJc w:val="left"/>
     </w:lvl>
-    <w:lvl w:ilvl="3" w:tplc="811C75A8">
+    <w:lvl w:ilvl="3" w:tplc="1E9465E0">
       <w:numFmt w:val="decimal"/>
       <w:lvlText w:val=""/>
       <w:lvlJc w:val="left"/>
     </w:lvl>
-    <w:lvl w:ilvl="4" w:tplc="13E4573C">
+    <w:lvl w:ilvl="4" w:tplc="B4862722">
       <w:numFmt w:val="decimal"/>
       <w:lvlText w:val=""/>
       <w:lvlJc w:val="left"/>
     </w:lvl>
-    <w:lvl w:ilvl="5" w:tplc="FF8A10D8">
+    <w:lvl w:ilvl="5" w:tplc="A224E774">
       <w:numFmt w:val="decimal"/>
       <w:lvlText w:val=""/>
       <w:lvlJc w:val="left"/>
     </w:lvl>
-    <w:lvl w:ilvl="6" w:tplc="923EE32A">
+    <w:lvl w:ilvl="6" w:tplc="F1364E36">
       <w:numFmt w:val="decimal"/>
       <w:lvlText w:val=""/>
       <w:lvlJc w:val="left"/>
     </w:lvl>
-    <w:lvl w:ilvl="7" w:tplc="549A2AB6">
+    <w:lvl w:ilvl="7" w:tplc="F2C054D2">
       <w:numFmt w:val="decimal"/>
       <w:lvlText w:val=""/>
       <w:lvlJc w:val="left"/>
     </w:lvl>
-    <w:lvl w:ilvl="8" w:tplc="CDB4072A">
+    <w:lvl w:ilvl="8" w:tplc="54C0C70A">
+      <w:numFmt w:val="decimal"/>
+      <w:lvlText w:val=""/>
+      <w:lvlJc w:val="left"/>
+    </w:lvl>
+  </w:abstractNum>
+  <w:abstractNum w:abstractNumId="2" w15:restartNumberingAfterBreak="0">
+    <w:nsid w:val="205047ED"/>
+    <w:multiLevelType w:val="hybridMultilevel"/>
+    <w:tmpl w:val="417201B6"/>
+    <w:lvl w:ilvl="0" w:tplc="15DC01F2">
+      <w:start w:val="1"/>
+      <w:numFmt w:val="bullet"/>
+      <w:lvlText w:val="•"/>
+      <w:lvlJc w:val="left"/>
+      <w:pPr>
+        <w:ind w:left="460" w:hanging="280"/>
+      </w:pPr>
+    </w:lvl>
+    <w:lvl w:ilvl="1" w:tplc="0A282108">
+      <w:start w:val="1"/>
+      <w:numFmt w:val="bullet"/>
+      <w:lvlText w:val="–"/>
+      <w:lvlJc w:val="left"/>
+      <w:pPr>
+        <w:ind w:left="900" w:hanging="280"/>
+      </w:pPr>
+    </w:lvl>
+    <w:lvl w:ilvl="2" w:tplc="B396302A">
+      <w:numFmt w:val="decimal"/>
+      <w:lvlText w:val=""/>
+      <w:lvlJc w:val="left"/>
+    </w:lvl>
+    <w:lvl w:ilvl="3" w:tplc="1E6C6A90">
+      <w:numFmt w:val="decimal"/>
+      <w:lvlText w:val=""/>
+      <w:lvlJc w:val="left"/>
+    </w:lvl>
+    <w:lvl w:ilvl="4" w:tplc="98B25B7A">
+      <w:numFmt w:val="decimal"/>
+      <w:lvlText w:val=""/>
+      <w:lvlJc w:val="left"/>
+    </w:lvl>
+    <w:lvl w:ilvl="5" w:tplc="D3864772">
+      <w:numFmt w:val="decimal"/>
+      <w:lvlText w:val=""/>
+      <w:lvlJc w:val="left"/>
+    </w:lvl>
+    <w:lvl w:ilvl="6" w:tplc="3968AA40">
+      <w:numFmt w:val="decimal"/>
+      <w:lvlText w:val=""/>
+      <w:lvlJc w:val="left"/>
+    </w:lvl>
+    <w:lvl w:ilvl="7" w:tplc="F02C6104">
+      <w:numFmt w:val="decimal"/>
+      <w:lvlText w:val=""/>
+      <w:lvlJc w:val="left"/>
+    </w:lvl>
+    <w:lvl w:ilvl="8" w:tplc="46465DD4">
       <w:numFmt w:val="decimal"/>
       <w:lvlText w:val=""/>
       <w:lvlJc w:val="left"/>
     </w:lvl>
   </w:abstractNum>
   <w:abstractNum w:abstractNumId="3" w15:restartNumberingAfterBreak="0">
-    <w:nsid w:val="4B217203"/>
+    <w:nsid w:val="2A344892"/>
     <w:multiLevelType w:val="hybridMultilevel"/>
-    <w:tmpl w:val="3AC296F2"/>
-    <w:lvl w:ilvl="0" w:tplc="555633B4">
+    <w:tmpl w:val="ABCAF168"/>
+    <w:lvl w:ilvl="0" w:tplc="E632C948">
+      <w:start w:val="1"/>
+      <w:numFmt w:val="bullet"/>
+      <w:lvlText w:val="●"/>
+      <w:lvlJc w:val="left"/>
+      <w:pPr>
+        <w:ind w:left="720" w:hanging="360"/>
+      </w:pPr>
+    </w:lvl>
+    <w:lvl w:ilvl="1" w:tplc="5D46A184">
+      <w:start w:val="1"/>
+      <w:numFmt w:val="bullet"/>
+      <w:lvlText w:val="○"/>
+      <w:lvlJc w:val="left"/>
+      <w:pPr>
+        <w:ind w:left="1440" w:hanging="360"/>
+      </w:pPr>
+    </w:lvl>
+    <w:lvl w:ilvl="2" w:tplc="B21A1CD2">
+      <w:start w:val="1"/>
+      <w:numFmt w:val="bullet"/>
+      <w:lvlText w:val="■"/>
+      <w:lvlJc w:val="left"/>
+      <w:pPr>
+        <w:ind w:left="2160" w:hanging="360"/>
+      </w:pPr>
+    </w:lvl>
+    <w:lvl w:ilvl="3" w:tplc="29E8342E">
+      <w:start w:val="1"/>
+      <w:numFmt w:val="bullet"/>
+      <w:lvlText w:val="●"/>
+      <w:lvlJc w:val="left"/>
+      <w:pPr>
+        <w:ind w:left="2880" w:hanging="360"/>
+      </w:pPr>
+    </w:lvl>
+    <w:lvl w:ilvl="4" w:tplc="4D7045BA">
+      <w:start w:val="1"/>
+      <w:numFmt w:val="bullet"/>
+      <w:lvlText w:val="○"/>
+      <w:lvlJc w:val="left"/>
+      <w:pPr>
+        <w:ind w:left="3600" w:hanging="360"/>
+      </w:pPr>
+    </w:lvl>
+    <w:lvl w:ilvl="5" w:tplc="5BD0AB34">
+      <w:start w:val="1"/>
+      <w:numFmt w:val="bullet"/>
+      <w:lvlText w:val="■"/>
+      <w:lvlJc w:val="left"/>
+      <w:pPr>
+        <w:ind w:left="4320" w:hanging="360"/>
+      </w:pPr>
+    </w:lvl>
+    <w:lvl w:ilvl="6" w:tplc="7286DB02">
+      <w:start w:val="1"/>
+      <w:numFmt w:val="bullet"/>
+      <w:lvlText w:val="●"/>
+      <w:lvlJc w:val="left"/>
+      <w:pPr>
+        <w:ind w:left="5040" w:hanging="360"/>
+      </w:pPr>
+    </w:lvl>
+    <w:lvl w:ilvl="7" w:tplc="65526F60">
+      <w:start w:val="1"/>
+      <w:numFmt w:val="bullet"/>
+      <w:lvlText w:val="●"/>
+      <w:lvlJc w:val="left"/>
+      <w:pPr>
+        <w:ind w:left="5760" w:hanging="360"/>
+      </w:pPr>
+    </w:lvl>
+    <w:lvl w:ilvl="8" w:tplc="385A2846">
+      <w:start w:val="1"/>
+      <w:numFmt w:val="bullet"/>
+      <w:lvlText w:val="●"/>
+      <w:lvlJc w:val="left"/>
+      <w:pPr>
+        <w:ind w:left="6480" w:hanging="360"/>
+      </w:pPr>
+    </w:lvl>
+  </w:abstractNum>
+  <w:abstractNum w:abstractNumId="4" w15:restartNumberingAfterBreak="0">
+    <w:nsid w:val="40D322C6"/>
+    <w:multiLevelType w:val="hybridMultilevel"/>
+    <w:tmpl w:val="776AA3D2"/>
+    <w:lvl w:ilvl="0" w:tplc="2C3C6788">
       <w:start w:val="1"/>
       <w:numFmt w:val="decimal"/>
       <w:lvlText w:val="%1."/>
@@ -6892,110 +6950,52 @@
         <w:color w:val="A67C27"/>
       </w:rPr>
     </w:lvl>
-    <w:lvl w:ilvl="1" w:tplc="FE188778">
+    <w:lvl w:ilvl="1" w:tplc="5B8EDD00">
       <w:numFmt w:val="decimal"/>
       <w:lvlText w:val=""/>
       <w:lvlJc w:val="left"/>
     </w:lvl>
-    <w:lvl w:ilvl="2" w:tplc="6F743730">
+    <w:lvl w:ilvl="2" w:tplc="0828337C">
       <w:numFmt w:val="decimal"/>
       <w:lvlText w:val=""/>
       <w:lvlJc w:val="left"/>
     </w:lvl>
-    <w:lvl w:ilvl="3" w:tplc="B7E8BBBA">
+    <w:lvl w:ilvl="3" w:tplc="7F4CE7BC">
       <w:numFmt w:val="decimal"/>
       <w:lvlText w:val=""/>
       <w:lvlJc w:val="left"/>
     </w:lvl>
-    <w:lvl w:ilvl="4" w:tplc="44501C6E">
+    <w:lvl w:ilvl="4" w:tplc="ACC0F750">
       <w:numFmt w:val="decimal"/>
       <w:lvlText w:val=""/>
       <w:lvlJc w:val="left"/>
     </w:lvl>
-    <w:lvl w:ilvl="5" w:tplc="27762332">
+    <w:lvl w:ilvl="5" w:tplc="7BE8E792">
       <w:numFmt w:val="decimal"/>
       <w:lvlText w:val=""/>
       <w:lvlJc w:val="left"/>
     </w:lvl>
-    <w:lvl w:ilvl="6" w:tplc="A14A4494">
+    <w:lvl w:ilvl="6" w:tplc="5704CCCE">
       <w:numFmt w:val="decimal"/>
       <w:lvlText w:val=""/>
       <w:lvlJc w:val="left"/>
     </w:lvl>
-    <w:lvl w:ilvl="7" w:tplc="45B237EA">
+    <w:lvl w:ilvl="7" w:tplc="95D22D78">
       <w:numFmt w:val="decimal"/>
       <w:lvlText w:val=""/>
       <w:lvlJc w:val="left"/>
     </w:lvl>
-    <w:lvl w:ilvl="8" w:tplc="99A85138">
-      <w:numFmt w:val="decimal"/>
-      <w:lvlText w:val=""/>
-      <w:lvlJc w:val="left"/>
-    </w:lvl>
-  </w:abstractNum>
-  <w:abstractNum w:abstractNumId="4" w15:restartNumberingAfterBreak="0">
-    <w:nsid w:val="5CEC21FF"/>
-    <w:multiLevelType w:val="hybridMultilevel"/>
-    <w:tmpl w:val="BB42835C"/>
-    <w:lvl w:ilvl="0" w:tplc="C118423C">
-      <w:start w:val="1"/>
-      <w:numFmt w:val="bullet"/>
-      <w:lvlText w:val="•"/>
-      <w:lvlJc w:val="left"/>
-      <w:pPr>
-        <w:ind w:left="460" w:hanging="280"/>
-      </w:pPr>
-    </w:lvl>
-    <w:lvl w:ilvl="1" w:tplc="81EE0962">
-      <w:start w:val="1"/>
-      <w:numFmt w:val="bullet"/>
-      <w:lvlText w:val="–"/>
-      <w:lvlJc w:val="left"/>
-      <w:pPr>
-        <w:ind w:left="900" w:hanging="280"/>
-      </w:pPr>
-    </w:lvl>
-    <w:lvl w:ilvl="2" w:tplc="3C1682D0">
-      <w:numFmt w:val="decimal"/>
-      <w:lvlText w:val=""/>
-      <w:lvlJc w:val="left"/>
-    </w:lvl>
-    <w:lvl w:ilvl="3" w:tplc="E57C43F0">
-      <w:numFmt w:val="decimal"/>
-      <w:lvlText w:val=""/>
-      <w:lvlJc w:val="left"/>
-    </w:lvl>
-    <w:lvl w:ilvl="4" w:tplc="B9766660">
-      <w:numFmt w:val="decimal"/>
-      <w:lvlText w:val=""/>
-      <w:lvlJc w:val="left"/>
-    </w:lvl>
-    <w:lvl w:ilvl="5" w:tplc="F536C14E">
-      <w:numFmt w:val="decimal"/>
-      <w:lvlText w:val=""/>
-      <w:lvlJc w:val="left"/>
-    </w:lvl>
-    <w:lvl w:ilvl="6" w:tplc="49DE24A2">
-      <w:numFmt w:val="decimal"/>
-      <w:lvlText w:val=""/>
-      <w:lvlJc w:val="left"/>
-    </w:lvl>
-    <w:lvl w:ilvl="7" w:tplc="B25887F4">
-      <w:numFmt w:val="decimal"/>
-      <w:lvlText w:val=""/>
-      <w:lvlJc w:val="left"/>
-    </w:lvl>
-    <w:lvl w:ilvl="8" w:tplc="328EEDA2">
+    <w:lvl w:ilvl="8" w:tplc="A5148CAE">
       <w:numFmt w:val="decimal"/>
       <w:lvlText w:val=""/>
       <w:lvlJc w:val="left"/>
     </w:lvl>
   </w:abstractNum>
   <w:abstractNum w:abstractNumId="5" w15:restartNumberingAfterBreak="0">
-    <w:nsid w:val="6CFD736D"/>
+    <w:nsid w:val="5BC42F83"/>
     <w:multiLevelType w:val="hybridMultilevel"/>
-    <w:tmpl w:val="CDF00DE8"/>
-    <w:lvl w:ilvl="0" w:tplc="B920B210">
+    <w:tmpl w:val="04F69EAA"/>
+    <w:lvl w:ilvl="0" w:tplc="50508B7C">
       <w:start w:val="1"/>
       <w:numFmt w:val="decimal"/>
       <w:lvlText w:val="%1."/>
@@ -7009,79 +7009,79 @@
         <w:color w:val="A67C27"/>
       </w:rPr>
     </w:lvl>
-    <w:lvl w:ilvl="1" w:tplc="87A4026C">
+    <w:lvl w:ilvl="1" w:tplc="B7C2189E">
       <w:numFmt w:val="decimal"/>
       <w:lvlText w:val=""/>
       <w:lvlJc w:val="left"/>
     </w:lvl>
-    <w:lvl w:ilvl="2" w:tplc="2BA02634">
+    <w:lvl w:ilvl="2" w:tplc="A3FA40FC">
       <w:numFmt w:val="decimal"/>
       <w:lvlText w:val=""/>
       <w:lvlJc w:val="left"/>
     </w:lvl>
-    <w:lvl w:ilvl="3" w:tplc="0BA41848">
+    <w:lvl w:ilvl="3" w:tplc="6E88F65E">
       <w:numFmt w:val="decimal"/>
       <w:lvlText w:val=""/>
       <w:lvlJc w:val="left"/>
     </w:lvl>
-    <w:lvl w:ilvl="4" w:tplc="C08A09B6">
+    <w:lvl w:ilvl="4" w:tplc="264695C2">
       <w:numFmt w:val="decimal"/>
       <w:lvlText w:val=""/>
       <w:lvlJc w:val="left"/>
     </w:lvl>
-    <w:lvl w:ilvl="5" w:tplc="D184663C">
+    <w:lvl w:ilvl="5" w:tplc="D1B0DCB6">
       <w:numFmt w:val="decimal"/>
       <w:lvlText w:val=""/>
       <w:lvlJc w:val="left"/>
     </w:lvl>
-    <w:lvl w:ilvl="6" w:tplc="6B5E8460">
+    <w:lvl w:ilvl="6" w:tplc="BD248F38">
       <w:numFmt w:val="decimal"/>
       <w:lvlText w:val=""/>
       <w:lvlJc w:val="left"/>
     </w:lvl>
-    <w:lvl w:ilvl="7" w:tplc="D200C590">
+    <w:lvl w:ilvl="7" w:tplc="EBDAA456">
       <w:numFmt w:val="decimal"/>
       <w:lvlText w:val=""/>
       <w:lvlJc w:val="left"/>
     </w:lvl>
-    <w:lvl w:ilvl="8" w:tplc="CEFE645E">
+    <w:lvl w:ilvl="8" w:tplc="FEA8026C">
       <w:numFmt w:val="decimal"/>
       <w:lvlText w:val=""/>
       <w:lvlJc w:val="left"/>
     </w:lvl>
   </w:abstractNum>
-  <w:num w:numId="1" w16cid:durableId="610627678">
+  <w:num w:numId="1" w16cid:durableId="1059980852">
+    <w:abstractNumId w:val="3"/>
+    <w:lvlOverride w:ilvl="0">
+      <w:startOverride w:val="1"/>
+    </w:lvlOverride>
+  </w:num>
+  <w:num w:numId="2" w16cid:durableId="682365292">
+    <w:abstractNumId w:val="2"/>
+    <w:lvlOverride w:ilvl="0">
+      <w:startOverride w:val="1"/>
+    </w:lvlOverride>
+  </w:num>
+  <w:num w:numId="3" w16cid:durableId="1215704461">
     <w:abstractNumId w:val="1"/>
     <w:lvlOverride w:ilvl="0">
       <w:startOverride w:val="1"/>
     </w:lvlOverride>
   </w:num>
-  <w:num w:numId="2" w16cid:durableId="488405953">
-    <w:abstractNumId w:val="4"/>
+  <w:num w:numId="4" w16cid:durableId="1085878382">
+    <w:abstractNumId w:val="0"/>
     <w:lvlOverride w:ilvl="0">
       <w:startOverride w:val="1"/>
     </w:lvlOverride>
   </w:num>
-  <w:num w:numId="3" w16cid:durableId="1625501213">
+  <w:num w:numId="5" w16cid:durableId="779488814">
     <w:abstractNumId w:val="5"/>
     <w:lvlOverride w:ilvl="0">
       <w:startOverride w:val="1"/>
     </w:lvlOverride>
   </w:num>
-  <w:num w:numId="4" w16cid:durableId="92747334">
-    <w:abstractNumId w:val="0"/>
-    <w:lvlOverride w:ilvl="0">
-      <w:startOverride w:val="1"/>
-    </w:lvlOverride>
-  </w:num>
-  <w:num w:numId="5" w16cid:durableId="1120300264">
-    <w:abstractNumId w:val="2"/>
-    <w:lvlOverride w:ilvl="0">
-      <w:startOverride w:val="1"/>
-    </w:lvlOverride>
-  </w:num>
-  <w:num w:numId="6" w16cid:durableId="1582832234">
-    <w:abstractNumId w:val="3"/>
+  <w:num w:numId="6" w16cid:durableId="1406032912">
+    <w:abstractNumId w:val="4"/>
     <w:lvlOverride w:ilvl="0">
       <w:startOverride w:val="1"/>
     </w:lvlOverride>
@@ -7707,7 +7707,7 @@
     <w:autoRedefine/>
     <w:uiPriority w:val="39"/>
     <w:unhideWhenUsed/>
-    <w:rsid w:val="008B3F56"/>
+    <w:rsid w:val="00C01340"/>
     <w:pPr>
       <w:spacing w:after="100"/>
     </w:pPr>
@@ -7719,7 +7719,7 @@
     <w:autoRedefine/>
     <w:uiPriority w:val="39"/>
     <w:unhideWhenUsed/>
-    <w:rsid w:val="008B3F56"/>
+    <w:rsid w:val="00C01340"/>
     <w:pPr>
       <w:spacing w:after="100"/>
       <w:ind w:left="210"/>

--- a/docs/manuals/Respondent_Guide.docx
+++ b/docs/manuals/Respondent_Guide.docx
@@ -469,7 +469,7 @@
                 <w:sz w:val="19"/>
                 <w:szCs w:val="19"/>
               </w:rPr>
-              <w:t>Version 1.24 · 6 October 2026</w:t>
+              <w:t>Version 1.25 · 6 October 2026</w:t>
             </w:r>
           </w:p>
         </w:tc>
@@ -538,7 +538,7 @@
     <w:sdt>
       <w:sdtPr>
         <w:alias w:val="Contents"/>
-        <w:id w:val="974729674"/>
+        <w:id w:val="343757889"/>
       </w:sdtPr>
       <w:sdtEndPr/>
       <w:sdtContent>
@@ -567,7 +567,7 @@
           <w:r>
             <w:fldChar w:fldCharType="separate"/>
           </w:r>
-          <w:hyperlink w:anchor="_Toc242181711" w:history="1">
+          <w:hyperlink w:anchor="_Toc242189530" w:history="1">
             <w:r>
               <w:rPr>
                 <w:rStyle w:val="Hyperlink"/>
@@ -591,7 +591,7 @@
               <w:rPr>
                 <w:noProof/>
               </w:rPr>
-              <w:instrText xml:space="preserve"> PAGEREF _Toc242181711 \h </w:instrText>
+              <w:instrText xml:space="preserve"> PAGEREF _Toc242189530 \h </w:instrText>
             </w:r>
             <w:r>
               <w:rPr>
@@ -634,7 +634,7 @@
               <w14:ligatures w14:val="standardContextual"/>
             </w:rPr>
           </w:pPr>
-          <w:hyperlink w:anchor="_Toc242181712" w:history="1">
+          <w:hyperlink w:anchor="_Toc242189531" w:history="1">
             <w:r>
               <w:rPr>
                 <w:rStyle w:val="Hyperlink"/>
@@ -658,7 +658,7 @@
               <w:rPr>
                 <w:noProof/>
               </w:rPr>
-              <w:instrText xml:space="preserve"> PAGEREF _Toc242181712 \h </w:instrText>
+              <w:instrText xml:space="preserve"> PAGEREF _Toc242189531 \h </w:instrText>
             </w:r>
             <w:r>
               <w:rPr>
@@ -701,7 +701,7 @@
               <w14:ligatures w14:val="standardContextual"/>
             </w:rPr>
           </w:pPr>
-          <w:hyperlink w:anchor="_Toc242181713" w:history="1">
+          <w:hyperlink w:anchor="_Toc242189532" w:history="1">
             <w:r>
               <w:rPr>
                 <w:rStyle w:val="Hyperlink"/>
@@ -725,7 +725,7 @@
               <w:rPr>
                 <w:noProof/>
               </w:rPr>
-              <w:instrText xml:space="preserve"> PAGEREF _Toc242181713 \h </w:instrText>
+              <w:instrText xml:space="preserve"> PAGEREF _Toc242189532 \h </w:instrText>
             </w:r>
             <w:r>
               <w:rPr>
@@ -768,7 +768,7 @@
               <w14:ligatures w14:val="standardContextual"/>
             </w:rPr>
           </w:pPr>
-          <w:hyperlink w:anchor="_Toc242181714" w:history="1">
+          <w:hyperlink w:anchor="_Toc242189533" w:history="1">
             <w:r>
               <w:rPr>
                 <w:rStyle w:val="Hyperlink"/>
@@ -792,7 +792,7 @@
               <w:rPr>
                 <w:noProof/>
               </w:rPr>
-              <w:instrText xml:space="preserve"> PAGEREF _Toc242181714 \h </w:instrText>
+              <w:instrText xml:space="preserve"> PAGEREF _Toc242189533 \h </w:instrText>
             </w:r>
             <w:r>
               <w:rPr>
@@ -835,7 +835,7 @@
               <w14:ligatures w14:val="standardContextual"/>
             </w:rPr>
           </w:pPr>
-          <w:hyperlink w:anchor="_Toc242181715" w:history="1">
+          <w:hyperlink w:anchor="_Toc242189534" w:history="1">
             <w:r>
               <w:rPr>
                 <w:rStyle w:val="Hyperlink"/>
@@ -859,7 +859,7 @@
               <w:rPr>
                 <w:noProof/>
               </w:rPr>
-              <w:instrText xml:space="preserve"> PAGEREF _Toc242181715 \h </w:instrText>
+              <w:instrText xml:space="preserve"> PAGEREF _Toc242189534 \h </w:instrText>
             </w:r>
             <w:r>
               <w:rPr>
@@ -902,7 +902,7 @@
               <w14:ligatures w14:val="standardContextual"/>
             </w:rPr>
           </w:pPr>
-          <w:hyperlink w:anchor="_Toc242181716" w:history="1">
+          <w:hyperlink w:anchor="_Toc242189535" w:history="1">
             <w:r>
               <w:rPr>
                 <w:rStyle w:val="Hyperlink"/>
@@ -926,7 +926,7 @@
               <w:rPr>
                 <w:noProof/>
               </w:rPr>
-              <w:instrText xml:space="preserve"> PAGEREF _Toc242181716 \h </w:instrText>
+              <w:instrText xml:space="preserve"> PAGEREF _Toc242189535 \h </w:instrText>
             </w:r>
             <w:r>
               <w:rPr>
@@ -969,7 +969,7 @@
               <w14:ligatures w14:val="standardContextual"/>
             </w:rPr>
           </w:pPr>
-          <w:hyperlink w:anchor="_Toc242181717" w:history="1">
+          <w:hyperlink w:anchor="_Toc242189536" w:history="1">
             <w:r>
               <w:rPr>
                 <w:rStyle w:val="Hyperlink"/>
@@ -993,7 +993,7 @@
               <w:rPr>
                 <w:noProof/>
               </w:rPr>
-              <w:instrText xml:space="preserve"> PAGEREF _Toc242181717 \h </w:instrText>
+              <w:instrText xml:space="preserve"> PAGEREF _Toc242189536 \h </w:instrText>
             </w:r>
             <w:r>
               <w:rPr>
@@ -1036,7 +1036,7 @@
               <w14:ligatures w14:val="standardContextual"/>
             </w:rPr>
           </w:pPr>
-          <w:hyperlink w:anchor="_Toc242181718" w:history="1">
+          <w:hyperlink w:anchor="_Toc242189537" w:history="1">
             <w:r>
               <w:rPr>
                 <w:rStyle w:val="Hyperlink"/>
@@ -1060,7 +1060,7 @@
               <w:rPr>
                 <w:noProof/>
               </w:rPr>
-              <w:instrText xml:space="preserve"> PAGEREF _Toc242181718 \h </w:instrText>
+              <w:instrText xml:space="preserve"> PAGEREF _Toc242189537 \h </w:instrText>
             </w:r>
             <w:r>
               <w:rPr>
@@ -1103,7 +1103,7 @@
               <w14:ligatures w14:val="standardContextual"/>
             </w:rPr>
           </w:pPr>
-          <w:hyperlink w:anchor="_Toc242181719" w:history="1">
+          <w:hyperlink w:anchor="_Toc242189538" w:history="1">
             <w:r>
               <w:rPr>
                 <w:rStyle w:val="Hyperlink"/>
@@ -1127,7 +1127,7 @@
               <w:rPr>
                 <w:noProof/>
               </w:rPr>
-              <w:instrText xml:space="preserve"> PAGEREF _Toc242181719 \h </w:instrText>
+              <w:instrText xml:space="preserve"> PAGEREF _Toc242189538 \h </w:instrText>
             </w:r>
             <w:r>
               <w:rPr>
@@ -1170,7 +1170,7 @@
               <w14:ligatures w14:val="standardContextual"/>
             </w:rPr>
           </w:pPr>
-          <w:hyperlink w:anchor="_Toc242181720" w:history="1">
+          <w:hyperlink w:anchor="_Toc242189539" w:history="1">
             <w:r>
               <w:rPr>
                 <w:rStyle w:val="Hyperlink"/>
@@ -1194,7 +1194,7 @@
               <w:rPr>
                 <w:noProof/>
               </w:rPr>
-              <w:instrText xml:space="preserve"> PAGEREF _Toc242181720 \h </w:instrText>
+              <w:instrText xml:space="preserve"> PAGEREF _Toc242189539 \h </w:instrText>
             </w:r>
             <w:r>
               <w:rPr>
@@ -1237,7 +1237,7 @@
               <w14:ligatures w14:val="standardContextual"/>
             </w:rPr>
           </w:pPr>
-          <w:hyperlink w:anchor="_Toc242181721" w:history="1">
+          <w:hyperlink w:anchor="_Toc242189540" w:history="1">
             <w:r>
               <w:rPr>
                 <w:rStyle w:val="Hyperlink"/>
@@ -1261,7 +1261,7 @@
               <w:rPr>
                 <w:noProof/>
               </w:rPr>
-              <w:instrText xml:space="preserve"> PAGEREF _Toc242181721 \h </w:instrText>
+              <w:instrText xml:space="preserve"> PAGEREF _Toc242189540 \h </w:instrText>
             </w:r>
             <w:r>
               <w:rPr>
@@ -1304,7 +1304,7 @@
               <w14:ligatures w14:val="standardContextual"/>
             </w:rPr>
           </w:pPr>
-          <w:hyperlink w:anchor="_Toc242181722" w:history="1">
+          <w:hyperlink w:anchor="_Toc242189541" w:history="1">
             <w:r>
               <w:rPr>
                 <w:rStyle w:val="Hyperlink"/>
@@ -1328,7 +1328,7 @@
               <w:rPr>
                 <w:noProof/>
               </w:rPr>
-              <w:instrText xml:space="preserve"> PAGEREF _Toc242181722 \h </w:instrText>
+              <w:instrText xml:space="preserve"> PAGEREF _Toc242189541 \h </w:instrText>
             </w:r>
             <w:r>
               <w:rPr>
@@ -1371,7 +1371,7 @@
               <w14:ligatures w14:val="standardContextual"/>
             </w:rPr>
           </w:pPr>
-          <w:hyperlink w:anchor="_Toc242181723" w:history="1">
+          <w:hyperlink w:anchor="_Toc242189542" w:history="1">
             <w:r>
               <w:rPr>
                 <w:rStyle w:val="Hyperlink"/>
@@ -1395,7 +1395,7 @@
               <w:rPr>
                 <w:noProof/>
               </w:rPr>
-              <w:instrText xml:space="preserve"> PAGEREF _Toc242181723 \h </w:instrText>
+              <w:instrText xml:space="preserve"> PAGEREF _Toc242189542 \h </w:instrText>
             </w:r>
             <w:r>
               <w:rPr>
@@ -1438,7 +1438,7 @@
               <w14:ligatures w14:val="standardContextual"/>
             </w:rPr>
           </w:pPr>
-          <w:hyperlink w:anchor="_Toc242181724" w:history="1">
+          <w:hyperlink w:anchor="_Toc242189543" w:history="1">
             <w:r>
               <w:rPr>
                 <w:rStyle w:val="Hyperlink"/>
@@ -1462,7 +1462,7 @@
               <w:rPr>
                 <w:noProof/>
               </w:rPr>
-              <w:instrText xml:space="preserve"> PAGEREF _Toc242181724 \h </w:instrText>
+              <w:instrText xml:space="preserve"> PAGEREF _Toc242189543 \h </w:instrText>
             </w:r>
             <w:r>
               <w:rPr>
@@ -1505,7 +1505,7 @@
               <w14:ligatures w14:val="standardContextual"/>
             </w:rPr>
           </w:pPr>
-          <w:hyperlink w:anchor="_Toc242181725" w:history="1">
+          <w:hyperlink w:anchor="_Toc242189544" w:history="1">
             <w:r>
               <w:rPr>
                 <w:rStyle w:val="Hyperlink"/>
@@ -1529,7 +1529,7 @@
               <w:rPr>
                 <w:noProof/>
               </w:rPr>
-              <w:instrText xml:space="preserve"> PAGEREF _Toc242181725 \h </w:instrText>
+              <w:instrText xml:space="preserve"> PAGEREF _Toc242189544 \h </w:instrText>
             </w:r>
             <w:r>
               <w:rPr>
@@ -1572,7 +1572,7 @@
               <w14:ligatures w14:val="standardContextual"/>
             </w:rPr>
           </w:pPr>
-          <w:hyperlink w:anchor="_Toc242181726" w:history="1">
+          <w:hyperlink w:anchor="_Toc242189545" w:history="1">
             <w:r>
               <w:rPr>
                 <w:rStyle w:val="Hyperlink"/>
@@ -1596,7 +1596,7 @@
               <w:rPr>
                 <w:noProof/>
               </w:rPr>
-              <w:instrText xml:space="preserve"> PAGEREF _Toc242181726 \h </w:instrText>
+              <w:instrText xml:space="preserve"> PAGEREF _Toc242189545 \h </w:instrText>
             </w:r>
             <w:r>
               <w:rPr>
@@ -1639,7 +1639,7 @@
               <w14:ligatures w14:val="standardContextual"/>
             </w:rPr>
           </w:pPr>
-          <w:hyperlink w:anchor="_Toc242181727" w:history="1">
+          <w:hyperlink w:anchor="_Toc242189546" w:history="1">
             <w:r>
               <w:rPr>
                 <w:rStyle w:val="Hyperlink"/>
@@ -1663,7 +1663,7 @@
               <w:rPr>
                 <w:noProof/>
               </w:rPr>
-              <w:instrText xml:space="preserve"> PAGEREF _Toc242181727 \h </w:instrText>
+              <w:instrText xml:space="preserve"> PAGEREF _Toc242189546 \h </w:instrText>
             </w:r>
             <w:r>
               <w:rPr>
@@ -1706,7 +1706,7 @@
               <w14:ligatures w14:val="standardContextual"/>
             </w:rPr>
           </w:pPr>
-          <w:hyperlink w:anchor="_Toc242181728" w:history="1">
+          <w:hyperlink w:anchor="_Toc242189547" w:history="1">
             <w:r>
               <w:rPr>
                 <w:rStyle w:val="Hyperlink"/>
@@ -1730,7 +1730,7 @@
               <w:rPr>
                 <w:noProof/>
               </w:rPr>
-              <w:instrText xml:space="preserve"> PAGEREF _Toc242181728 \h </w:instrText>
+              <w:instrText xml:space="preserve"> PAGEREF _Toc242189547 \h </w:instrText>
             </w:r>
             <w:r>
               <w:rPr>
@@ -1773,7 +1773,7 @@
               <w14:ligatures w14:val="standardContextual"/>
             </w:rPr>
           </w:pPr>
-          <w:hyperlink w:anchor="_Toc242181729" w:history="1">
+          <w:hyperlink w:anchor="_Toc242189548" w:history="1">
             <w:r>
               <w:rPr>
                 <w:rStyle w:val="Hyperlink"/>
@@ -1797,7 +1797,7 @@
               <w:rPr>
                 <w:noProof/>
               </w:rPr>
-              <w:instrText xml:space="preserve"> PAGEREF _Toc242181729 \h </w:instrText>
+              <w:instrText xml:space="preserve"> PAGEREF _Toc242189548 \h </w:instrText>
             </w:r>
             <w:r>
               <w:rPr>
@@ -1840,7 +1840,7 @@
               <w14:ligatures w14:val="standardContextual"/>
             </w:rPr>
           </w:pPr>
-          <w:hyperlink w:anchor="_Toc242181730" w:history="1">
+          <w:hyperlink w:anchor="_Toc242189549" w:history="1">
             <w:r>
               <w:rPr>
                 <w:rStyle w:val="Hyperlink"/>
@@ -1864,7 +1864,7 @@
               <w:rPr>
                 <w:noProof/>
               </w:rPr>
-              <w:instrText xml:space="preserve"> PAGEREF _Toc242181730 \h </w:instrText>
+              <w:instrText xml:space="preserve"> PAGEREF _Toc242189549 \h </w:instrText>
             </w:r>
             <w:r>
               <w:rPr>
@@ -1907,7 +1907,7 @@
               <w14:ligatures w14:val="standardContextual"/>
             </w:rPr>
           </w:pPr>
-          <w:hyperlink w:anchor="_Toc242181731" w:history="1">
+          <w:hyperlink w:anchor="_Toc242189550" w:history="1">
             <w:r>
               <w:rPr>
                 <w:rStyle w:val="Hyperlink"/>
@@ -1931,7 +1931,7 @@
               <w:rPr>
                 <w:noProof/>
               </w:rPr>
-              <w:instrText xml:space="preserve"> PAGEREF _Toc242181731 \h </w:instrText>
+              <w:instrText xml:space="preserve"> PAGEREF _Toc242189550 \h </w:instrText>
             </w:r>
             <w:r>
               <w:rPr>
@@ -1974,7 +1974,7 @@
               <w14:ligatures w14:val="standardContextual"/>
             </w:rPr>
           </w:pPr>
-          <w:hyperlink w:anchor="_Toc242181732" w:history="1">
+          <w:hyperlink w:anchor="_Toc242189551" w:history="1">
             <w:r>
               <w:rPr>
                 <w:rStyle w:val="Hyperlink"/>
@@ -1998,7 +1998,7 @@
               <w:rPr>
                 <w:noProof/>
               </w:rPr>
-              <w:instrText xml:space="preserve"> PAGEREF _Toc242181732 \h </w:instrText>
+              <w:instrText xml:space="preserve"> PAGEREF _Toc242189551 \h </w:instrText>
             </w:r>
             <w:r>
               <w:rPr>
@@ -2041,7 +2041,7 @@
               <w14:ligatures w14:val="standardContextual"/>
             </w:rPr>
           </w:pPr>
-          <w:hyperlink w:anchor="_Toc242181733" w:history="1">
+          <w:hyperlink w:anchor="_Toc242189552" w:history="1">
             <w:r>
               <w:rPr>
                 <w:rStyle w:val="Hyperlink"/>
@@ -2065,7 +2065,7 @@
               <w:rPr>
                 <w:noProof/>
               </w:rPr>
-              <w:instrText xml:space="preserve"> PAGEREF _Toc242181733 \h </w:instrText>
+              <w:instrText xml:space="preserve"> PAGEREF _Toc242189552 \h </w:instrText>
             </w:r>
             <w:r>
               <w:rPr>
@@ -2104,7 +2104,7 @@
         <w:pStyle w:val="Heading1"/>
         <w:pageBreakBefore/>
       </w:pPr>
-      <w:bookmarkStart w:id="0" w:name="_Toc242181711"/>
+      <w:bookmarkStart w:id="0" w:name="_Toc242189530"/>
       <w:r>
         <w:lastRenderedPageBreak/>
         <w:t>1. Welcome</w:t>
@@ -2520,7 +2520,7 @@
       <w:pPr>
         <w:pStyle w:val="Heading2"/>
       </w:pPr>
-      <w:bookmarkStart w:id="1" w:name="_Toc242181712"/>
+      <w:bookmarkStart w:id="1" w:name="_Toc242189531"/>
       <w:r>
         <w:t>What you should know first</w:t>
       </w:r>
@@ -2638,7 +2638,7 @@
         <w:pStyle w:val="Heading1"/>
         <w:pageBreakBefore/>
       </w:pPr>
-      <w:bookmarkStart w:id="2" w:name="_Toc242181713"/>
+      <w:bookmarkStart w:id="2" w:name="_Toc242189532"/>
       <w:r>
         <w:lastRenderedPageBreak/>
         <w:t>2. What you need</w:t>
@@ -2867,7 +2867,7 @@
         <w:pStyle w:val="Heading1"/>
         <w:pageBreakBefore/>
       </w:pPr>
-      <w:bookmarkStart w:id="3" w:name="_Toc242181714"/>
+      <w:bookmarkStart w:id="3" w:name="_Toc242189533"/>
       <w:r>
         <w:lastRenderedPageBreak/>
         <w:t>3. Taking part, step by step</w:t>
@@ -2878,7 +2878,7 @@
       <w:pPr>
         <w:pStyle w:val="Heading2"/>
       </w:pPr>
-      <w:bookmarkStart w:id="4" w:name="_Toc242181715"/>
+      <w:bookmarkStart w:id="4" w:name="_Toc242189534"/>
       <w:r>
         <w:t>Step 1 — Open your link</w:t>
       </w:r>
@@ -2896,7 +2896,7 @@
       <w:pPr>
         <w:pStyle w:val="Heading2"/>
       </w:pPr>
-      <w:bookmarkStart w:id="5" w:name="_Toc242181716"/>
+      <w:bookmarkStart w:id="5" w:name="_Toc242189535"/>
       <w:r>
         <w:t>Step 2 — Confirm your organisation</w:t>
       </w:r>
@@ -2931,7 +2931,7 @@
           <w:noProof/>
         </w:rPr>
         <w:drawing>
-          <wp:inline distT="0" distB="0" distL="0" distR="0" wp14:anchorId="491AF34A" wp14:editId="29F43F71">
+          <wp:inline distT="0" distB="0" distL="0" distR="0" wp14:anchorId="48A9691D" wp14:editId="26326517">
             <wp:extent cx="2476500" cy="3362325"/>
             <wp:effectExtent l="0" t="0" r="0" b="0"/>
             <wp:docPr id="1" name="resp_01_confirm.jpg" descr="Confirming the organisation." title="Confirming the organisation."/>
@@ -3000,7 +3000,7 @@
       <w:pPr>
         <w:pStyle w:val="Heading2"/>
       </w:pPr>
-      <w:bookmarkStart w:id="6" w:name="_Toc242181717"/>
+      <w:bookmarkStart w:id="6" w:name="_Toc242189536"/>
       <w:r>
         <w:t>Step 3 — Tell us a little about you</w:t>
       </w:r>
@@ -3092,7 +3092,7 @@
         </w:rPr>
         <w:lastRenderedPageBreak/>
         <w:drawing>
-          <wp:inline distT="0" distB="0" distL="0" distR="0" wp14:anchorId="1A329890" wp14:editId="22137CDE">
+          <wp:inline distT="0" distB="0" distL="0" distR="0" wp14:anchorId="765CD7E1" wp14:editId="62D2B93D">
             <wp:extent cx="2476500" cy="3362325"/>
             <wp:effectExtent l="0" t="0" r="0" b="0"/>
             <wp:docPr id="2" name="resp_02_eligibility.jpg" descr="A little about you." title="A little about you."/>
@@ -3247,7 +3247,7 @@
       <w:pPr>
         <w:pStyle w:val="Heading2"/>
       </w:pPr>
-      <w:bookmarkStart w:id="7" w:name="_Toc242181718"/>
+      <w:bookmarkStart w:id="7" w:name="_Toc242189537"/>
       <w:r>
         <w:t>Step 4 — Read the participant information</w:t>
       </w:r>
@@ -3303,7 +3303,7 @@
         </w:rPr>
         <w:lastRenderedPageBreak/>
         <w:drawing>
-          <wp:inline distT="0" distB="0" distL="0" distR="0" wp14:anchorId="60AA1F19" wp14:editId="7977E2BD">
+          <wp:inline distT="0" distB="0" distL="0" distR="0" wp14:anchorId="49194595" wp14:editId="698F3899">
             <wp:extent cx="1076325" cy="4953000"/>
             <wp:effectExtent l="0" t="0" r="0" b="0"/>
             <wp:docPr id="3" name="resp_03_information_top.jpg" descr="Participant Information." title="Participant Information."/>
@@ -3372,7 +3372,7 @@
       <w:pPr>
         <w:pStyle w:val="Heading2"/>
       </w:pPr>
-      <w:bookmarkStart w:id="8" w:name="_Toc242181719"/>
+      <w:bookmarkStart w:id="8" w:name="_Toc242189538"/>
       <w:r>
         <w:t>Step 5 — Give your decision</w:t>
       </w:r>
@@ -3464,7 +3464,7 @@
         </w:rPr>
         <w:lastRenderedPageBreak/>
         <w:drawing>
-          <wp:inline distT="0" distB="0" distL="0" distR="0" wp14:anchorId="074252A4" wp14:editId="1669194D">
+          <wp:inline distT="0" distB="0" distL="0" distR="0" wp14:anchorId="367B2CC2" wp14:editId="2E70ECE3">
             <wp:extent cx="2476500" cy="4419600"/>
             <wp:effectExtent l="0" t="0" r="0" b="0"/>
             <wp:docPr id="4" name="resp_04_consent.jpg" descr="Your consent." title="Your consent."/>
@@ -3533,7 +3533,7 @@
       <w:pPr>
         <w:pStyle w:val="Heading2"/>
       </w:pPr>
-      <w:bookmarkStart w:id="9" w:name="_Toc242181720"/>
+      <w:bookmarkStart w:id="9" w:name="_Toc242189539"/>
       <w:r>
         <w:t>Step 6 — Check what we already know (only if shown)</w:t>
       </w:r>
@@ -3621,7 +3621,7 @@
       <w:pPr>
         <w:pStyle w:val="Heading2"/>
       </w:pPr>
-      <w:bookmarkStart w:id="10" w:name="_Toc242181721"/>
+      <w:bookmarkStart w:id="10" w:name="_Toc242189540"/>
       <w:r>
         <w:t>Step 7 — Choose how you would like to take part</w:t>
       </w:r>
@@ -3963,7 +3963,7 @@
         </w:rPr>
         <w:lastRenderedPageBreak/>
         <w:drawing>
-          <wp:inline distT="0" distB="0" distL="0" distR="0" wp14:anchorId="58FC4988" wp14:editId="619DC6D6">
+          <wp:inline distT="0" distB="0" distL="0" distR="0" wp14:anchorId="3D3C9536" wp14:editId="5834FCCD">
             <wp:extent cx="2476500" cy="4533900"/>
             <wp:effectExtent l="0" t="0" r="0" b="0"/>
             <wp:docPr id="5" name="resp_06_choice.jpg" descr="How would you like to take part?" title="How would you like to take part?"/>
@@ -4032,7 +4032,7 @@
       <w:pPr>
         <w:pStyle w:val="Heading2"/>
       </w:pPr>
-      <w:bookmarkStart w:id="11" w:name="_Toc242181722"/>
+      <w:bookmarkStart w:id="11" w:name="_Toc242189541"/>
       <w:r>
         <w:t>Step 8a — Complete the questionnaire yourself</w:t>
       </w:r>
@@ -4167,7 +4167,7 @@
         </w:rPr>
         <w:lastRenderedPageBreak/>
         <w:drawing>
-          <wp:inline distT="0" distB="0" distL="0" distR="0" wp14:anchorId="7CE1F72D" wp14:editId="03D467B9">
+          <wp:inline distT="0" distB="0" distL="0" distR="0" wp14:anchorId="03D3298E" wp14:editId="56EDE156">
             <wp:extent cx="2476500" cy="3362325"/>
             <wp:effectExtent l="0" t="0" r="0" b="0"/>
             <wp:docPr id="6" name="resp_07_ready.jpg" descr="Ready to begin." title="Ready to begin."/>
@@ -4243,7 +4243,7 @@
           <w:noProof/>
         </w:rPr>
         <w:drawing>
-          <wp:inline distT="0" distB="0" distL="0" distR="0" wp14:anchorId="069BC6C1" wp14:editId="2124837A">
+          <wp:inline distT="0" distB="0" distL="0" distR="0" wp14:anchorId="7EEA7548" wp14:editId="03A25195">
             <wp:extent cx="2476500" cy="3362325"/>
             <wp:effectExtent l="0" t="0" r="0" b="0"/>
             <wp:docPr id="7" name="resp_07b_kobo_form.jpg" descr="The questionnaire's first page." title="The questionnaire's first page."/>
@@ -4515,7 +4515,7 @@
       <w:pPr>
         <w:pStyle w:val="Heading2"/>
       </w:pPr>
-      <w:bookmarkStart w:id="12" w:name="_Toc242181723"/>
+      <w:bookmarkStart w:id="12" w:name="_Toc242189542"/>
       <w:r>
         <w:lastRenderedPageBreak/>
         <w:t>Step 8b — Ask a researcher to call you</w:t>
@@ -4607,7 +4607,7 @@
           <w:noProof/>
         </w:rPr>
         <w:drawing>
-          <wp:inline distT="0" distB="0" distL="0" distR="0" wp14:anchorId="10D49CFD" wp14:editId="47975C31">
+          <wp:inline distT="0" distB="0" distL="0" distR="0" wp14:anchorId="05206F83" wp14:editId="4862B8C6">
             <wp:extent cx="2476500" cy="3362325"/>
             <wp:effectExtent l="0" t="0" r="0" b="0"/>
             <wp:docPr id="8" name="resp_08_appointment.jpg" descr="Choosing a time for a call." title="Choosing a time for a call."/>
@@ -4683,7 +4683,7 @@
           <w:noProof/>
         </w:rPr>
         <w:drawing>
-          <wp:inline distT="0" distB="0" distL="0" distR="0" wp14:anchorId="14B8AC2E" wp14:editId="0BB2152A">
+          <wp:inline distT="0" distB="0" distL="0" distR="0" wp14:anchorId="0E576903" wp14:editId="4A644CD7">
             <wp:extent cx="2476500" cy="3676650"/>
             <wp:effectExtent l="0" t="0" r="0" b="0"/>
             <wp:docPr id="9" name="resp_09_done_appointment.jpg" descr="Your request has been sent." title="Your request has been sent."/>
@@ -4752,7 +4752,7 @@
       <w:pPr>
         <w:pStyle w:val="Heading2"/>
       </w:pPr>
-      <w:bookmarkStart w:id="13" w:name="_Toc242181724"/>
+      <w:bookmarkStart w:id="13" w:name="_Toc242189543"/>
       <w:r>
         <w:lastRenderedPageBreak/>
         <w:t>Step 9 — Finished</w:t>
@@ -4842,7 +4842,7 @@
         <w:pStyle w:val="Heading1"/>
         <w:pageBreakBefore/>
       </w:pPr>
-      <w:bookmarkStart w:id="14" w:name="_Toc242181725"/>
+      <w:bookmarkStart w:id="14" w:name="_Toc242189544"/>
       <w:r>
         <w:lastRenderedPageBreak/>
         <w:t>4. Reminders</w:t>
@@ -4862,7 +4862,7 @@
         <w:pStyle w:val="Heading1"/>
         <w:pageBreakBefore/>
       </w:pPr>
-      <w:bookmarkStart w:id="15" w:name="_Toc242181726"/>
+      <w:bookmarkStart w:id="15" w:name="_Toc242189545"/>
       <w:r>
         <w:lastRenderedPageBreak/>
         <w:t>5. Your rights and your information</w:t>
@@ -4987,7 +4987,7 @@
         <w:pStyle w:val="Heading1"/>
         <w:pageBreakBefore/>
       </w:pPr>
-      <w:bookmarkStart w:id="16" w:name="_Toc242181727"/>
+      <w:bookmarkStart w:id="16" w:name="_Toc242189546"/>
       <w:r>
         <w:lastRenderedPageBreak/>
         <w:t>6. Questions and answers</w:t>
@@ -5509,7 +5509,7 @@
           <w:noProof/>
         </w:rPr>
         <w:drawing>
-          <wp:inline distT="0" distB="0" distL="0" distR="0" wp14:anchorId="49E2A56E" wp14:editId="16F13725">
+          <wp:inline distT="0" distB="0" distL="0" distR="0" wp14:anchorId="04E4A927" wp14:editId="5339F6DD">
             <wp:extent cx="2476500" cy="2524125"/>
             <wp:effectExtent l="0" t="0" r="0" b="0"/>
             <wp:docPr id="10" name="resp_10_invalid_link.jpg" descr="What an invalid or expired link looks like." title="What an invalid or expired link looks like."/>
@@ -5579,7 +5579,7 @@
         <w:pStyle w:val="Heading1"/>
         <w:pageBreakBefore/>
       </w:pPr>
-      <w:bookmarkStart w:id="17" w:name="_Toc242181728"/>
+      <w:bookmarkStart w:id="17" w:name="_Toc242189547"/>
       <w:r>
         <w:lastRenderedPageBreak/>
         <w:t>7. If you were invited to a Key Informant Interview</w:t>
@@ -5815,7 +5815,7 @@
       <w:pPr>
         <w:pStyle w:val="Heading2"/>
       </w:pPr>
-      <w:bookmarkStart w:id="18" w:name="_Toc242181729"/>
+      <w:bookmarkStart w:id="18" w:name="_Toc242189548"/>
       <w:r>
         <w:t>Step 1 — Open your link</w:t>
       </w:r>
@@ -5833,7 +5833,7 @@
       <w:pPr>
         <w:pStyle w:val="Heading2"/>
       </w:pPr>
-      <w:bookmarkStart w:id="19" w:name="_Toc242181730"/>
+      <w:bookmarkStart w:id="19" w:name="_Toc242189549"/>
       <w:r>
         <w:t>Step 2 — Read the participant information</w:t>
       </w:r>
@@ -5844,13 +5844,23 @@
         <w:spacing w:after="120" w:line="288" w:lineRule="auto"/>
       </w:pPr>
       <w:r>
-        <w:t xml:space="preserve">Read about the study, why you have been invited, what taking part involves, and your rights. When you are ready, tap </w:t>
+        <w:t xml:space="preserve">Read about the study, why you have been invited, what taking part involves, and your rights. A section called </w:t>
       </w:r>
       <w:r>
         <w:rPr>
           <w:b/>
           <w:bCs/>
         </w:rPr>
+        <w:t>How to verify this is a genuine study</w:t>
+      </w:r>
+      <w:r>
+        <w:t xml:space="preserve"> lets you open the official approval letters. When you are ready, tap </w:t>
+      </w:r>
+      <w:r>
+        <w:rPr>
+          <w:b/>
+          <w:bCs/>
+        </w:rPr>
         <w:t>Continue to consent</w:t>
       </w:r>
       <w:r>
@@ -5861,7 +5871,7 @@
       <w:pPr>
         <w:pStyle w:val="Heading2"/>
       </w:pPr>
-      <w:bookmarkStart w:id="20" w:name="_Toc242181731"/>
+      <w:bookmarkStart w:id="20" w:name="_Toc242189550"/>
       <w:r>
         <w:t>Step 3 — Give your decision</w:t>
       </w:r>
@@ -5945,7 +5955,7 @@
       <w:pPr>
         <w:pStyle w:val="Heading2"/>
       </w:pPr>
-      <w:bookmarkStart w:id="21" w:name="_Toc242181732"/>
+      <w:bookmarkStart w:id="21" w:name="_Toc242189551"/>
       <w:r>
         <w:t>Step 4 — Start the interview</w:t>
       </w:r>
@@ -6108,7 +6118,7 @@
         <w:pStyle w:val="Heading1"/>
         <w:pageBreakBefore/>
       </w:pPr>
-      <w:bookmarkStart w:id="22" w:name="_Toc242181733"/>
+      <w:bookmarkStart w:id="22" w:name="_Toc242189552"/>
       <w:r>
         <w:lastRenderedPageBreak/>
         <w:t>8. Contact the research team</w:t>
@@ -6498,7 +6508,7 @@
         <w:sz w:val="16"/>
         <w:szCs w:val="16"/>
       </w:rPr>
-      <w:t>Version 1.24 · 6 October 2026</w:t>
+      <w:t>Version 1.25 · 6 October 2026</w:t>
     </w:r>
     <w:r>
       <w:rPr>
@@ -6671,10 +6681,10 @@
 <file path=word/numbering.xml><?xml version="1.0" encoding="utf-8"?>
 <w:numbering xmlns:wpc="http://schemas.microsoft.com/office/word/2010/wordprocessingCanvas" xmlns:cx="http://schemas.microsoft.com/office/drawing/2014/chartex" xmlns:cx1="http://schemas.microsoft.com/office/drawing/2015/9/8/chartex" xmlns:cx2="http://schemas.microsoft.com/office/drawing/2015/10/21/chartex" xmlns:cx3="http://schemas.microsoft.com/office/drawing/2016/5/9/chartex" xmlns:cx4="http://schemas.microsoft.com/office/drawing/2016/5/10/chartex" xmlns:cx5="http://schemas.microsoft.com/office/drawing/2016/5/11/chartex" xmlns:cx6="http://schemas.microsoft.com/office/drawing/2016/5/12/chartex" xmlns:cx7="http://schemas.microsoft.com/office/drawing/2016/5/13/chartex" xmlns:cx8="http://schemas.microsoft.com/office/drawing/2016/5/14/chartex" xmlns:mc="http://schemas.openxmlformats.org/markup-compatibility/2006" xmlns:aink="http://schemas.microsoft.com/office/drawing/2016/ink" xmlns:am3d="http://schemas.microsoft.com/office/drawing/2017/model3d" xmlns:o="urn:schemas-microsoft-com:office:office" xmlns:oel="http://schemas.microsoft.com/office/2019/extlst" xmlns:r="http://schemas.openxmlformats.org/officeDocument/2006/relationships" xmlns:m="http://schemas.openxmlformats.org/officeDocument/2006/math" xmlns:v="urn:schemas-microsoft-com:vml" xmlns:wp14="http://schemas.microsoft.com/office/word/2010/wordprocessingDrawing" xmlns:wp="http://schemas.openxmlformats.org/drawingml/2006/wordprocessingDrawing" xmlns:w10="urn:schemas-microsoft-com:office:word" xmlns:w="http://schemas.openxmlformats.org/wordprocessingml/2006/main" xmlns:w14="http://schemas.microsoft.com/office/word/2010/wordml" xmlns:w15="http://schemas.microsoft.com/office/word/2012/wordml" xmlns:w16cex="http://schemas.microsoft.com/office/word/2018/wordml/cex" xmlns:w16cid="http://schemas.microsoft.com/office/word/2016/wordml/cid" xmlns:w16="http://schemas.microsoft.com/office/word/2018/wordml" xmlns:w16sdtdh="http://schemas.microsoft.com/office/word/2020/wordml/sdtdatahash" xmlns:w16se="http://schemas.microsoft.com/office/word/2015/wordml/symex" xmlns:wpg="http://schemas.microsoft.com/office/word/2010/wordprocessingGroup" xmlns:wpi="http://schemas.microsoft.com/office/word/2010/wordprocessingInk" xmlns:wne="http://schemas.microsoft.com/office/word/2006/wordml" xmlns:wps="http://schemas.microsoft.com/office/word/2010/wordprocessingShape" mc:Ignorable="w14 w15 w16se w16cid w16 w16cex w16sdtdh wp14">
   <w:abstractNum w:abstractNumId="0" w15:restartNumberingAfterBreak="0">
-    <w:nsid w:val="0F515ACC"/>
+    <w:nsid w:val="03E753A1"/>
     <w:multiLevelType w:val="hybridMultilevel"/>
-    <w:tmpl w:val="136422B0"/>
-    <w:lvl w:ilvl="0" w:tplc="232CCABE">
+    <w:tmpl w:val="0F80F8AA"/>
+    <w:lvl w:ilvl="0" w:tplc="343C2C0E">
       <w:start w:val="1"/>
       <w:numFmt w:val="decimal"/>
       <w:lvlText w:val="%1."/>
@@ -6688,52 +6698,52 @@
         <w:color w:val="A67C27"/>
       </w:rPr>
     </w:lvl>
-    <w:lvl w:ilvl="1" w:tplc="99CA6220">
+    <w:lvl w:ilvl="1" w:tplc="6082E30C">
       <w:numFmt w:val="decimal"/>
       <w:lvlText w:val=""/>
       <w:lvlJc w:val="left"/>
     </w:lvl>
-    <w:lvl w:ilvl="2" w:tplc="ED70812A">
+    <w:lvl w:ilvl="2" w:tplc="D250ECA0">
       <w:numFmt w:val="decimal"/>
       <w:lvlText w:val=""/>
       <w:lvlJc w:val="left"/>
     </w:lvl>
-    <w:lvl w:ilvl="3" w:tplc="A5E240FE">
+    <w:lvl w:ilvl="3" w:tplc="71600CF6">
       <w:numFmt w:val="decimal"/>
       <w:lvlText w:val=""/>
       <w:lvlJc w:val="left"/>
     </w:lvl>
-    <w:lvl w:ilvl="4" w:tplc="9BE8A64E">
+    <w:lvl w:ilvl="4" w:tplc="85383C40">
       <w:numFmt w:val="decimal"/>
       <w:lvlText w:val=""/>
       <w:lvlJc w:val="left"/>
     </w:lvl>
-    <w:lvl w:ilvl="5" w:tplc="7BBC561C">
+    <w:lvl w:ilvl="5" w:tplc="AC76AADE">
       <w:numFmt w:val="decimal"/>
       <w:lvlText w:val=""/>
       <w:lvlJc w:val="left"/>
     </w:lvl>
-    <w:lvl w:ilvl="6" w:tplc="D6E6B988">
+    <w:lvl w:ilvl="6" w:tplc="B2F4D1B6">
       <w:numFmt w:val="decimal"/>
       <w:lvlText w:val=""/>
       <w:lvlJc w:val="left"/>
     </w:lvl>
-    <w:lvl w:ilvl="7" w:tplc="1A767E50">
+    <w:lvl w:ilvl="7" w:tplc="C8E6D4BC">
       <w:numFmt w:val="decimal"/>
       <w:lvlText w:val=""/>
       <w:lvlJc w:val="left"/>
     </w:lvl>
-    <w:lvl w:ilvl="8" w:tplc="58CA97DE">
+    <w:lvl w:ilvl="8" w:tplc="CF12791A">
       <w:numFmt w:val="decimal"/>
       <w:lvlText w:val=""/>
       <w:lvlJc w:val="left"/>
     </w:lvl>
   </w:abstractNum>
   <w:abstractNum w:abstractNumId="1" w15:restartNumberingAfterBreak="0">
-    <w:nsid w:val="1AF442D4"/>
+    <w:nsid w:val="061D31A8"/>
     <w:multiLevelType w:val="hybridMultilevel"/>
-    <w:tmpl w:val="1018C5AE"/>
-    <w:lvl w:ilvl="0" w:tplc="5AA49878">
+    <w:tmpl w:val="69D20806"/>
+    <w:lvl w:ilvl="0" w:tplc="48DCA5C8">
       <w:start w:val="1"/>
       <w:numFmt w:val="decimal"/>
       <w:lvlText w:val="%1."/>
@@ -6747,52 +6757,52 @@
         <w:color w:val="A67C27"/>
       </w:rPr>
     </w:lvl>
-    <w:lvl w:ilvl="1" w:tplc="C13C922A">
+    <w:lvl w:ilvl="1" w:tplc="52248EDA">
       <w:numFmt w:val="decimal"/>
       <w:lvlText w:val=""/>
       <w:lvlJc w:val="left"/>
     </w:lvl>
-    <w:lvl w:ilvl="2" w:tplc="FDD2FCE2">
+    <w:lvl w:ilvl="2" w:tplc="CC2EBCA0">
       <w:numFmt w:val="decimal"/>
       <w:lvlText w:val=""/>
       <w:lvlJc w:val="left"/>
     </w:lvl>
-    <w:lvl w:ilvl="3" w:tplc="1E9465E0">
+    <w:lvl w:ilvl="3" w:tplc="B8B6D322">
       <w:numFmt w:val="decimal"/>
       <w:lvlText w:val=""/>
       <w:lvlJc w:val="left"/>
     </w:lvl>
-    <w:lvl w:ilvl="4" w:tplc="B4862722">
+    <w:lvl w:ilvl="4" w:tplc="406862C8">
       <w:numFmt w:val="decimal"/>
       <w:lvlText w:val=""/>
       <w:lvlJc w:val="left"/>
     </w:lvl>
-    <w:lvl w:ilvl="5" w:tplc="A224E774">
+    <w:lvl w:ilvl="5" w:tplc="1BEA2900">
       <w:numFmt w:val="decimal"/>
       <w:lvlText w:val=""/>
       <w:lvlJc w:val="left"/>
     </w:lvl>
-    <w:lvl w:ilvl="6" w:tplc="F1364E36">
+    <w:lvl w:ilvl="6" w:tplc="6D165960">
       <w:numFmt w:val="decimal"/>
       <w:lvlText w:val=""/>
       <w:lvlJc w:val="left"/>
     </w:lvl>
-    <w:lvl w:ilvl="7" w:tplc="F2C054D2">
+    <w:lvl w:ilvl="7" w:tplc="26E477A4">
       <w:numFmt w:val="decimal"/>
       <w:lvlText w:val=""/>
       <w:lvlJc w:val="left"/>
     </w:lvl>
-    <w:lvl w:ilvl="8" w:tplc="54C0C70A">
+    <w:lvl w:ilvl="8" w:tplc="4F921DBC">
       <w:numFmt w:val="decimal"/>
       <w:lvlText w:val=""/>
       <w:lvlJc w:val="left"/>
     </w:lvl>
   </w:abstractNum>
   <w:abstractNum w:abstractNumId="2" w15:restartNumberingAfterBreak="0">
-    <w:nsid w:val="205047ED"/>
+    <w:nsid w:val="0E237D9E"/>
     <w:multiLevelType w:val="hybridMultilevel"/>
-    <w:tmpl w:val="417201B6"/>
-    <w:lvl w:ilvl="0" w:tplc="15DC01F2">
+    <w:tmpl w:val="F1D89600"/>
+    <w:lvl w:ilvl="0" w:tplc="2D8A59DC">
       <w:start w:val="1"/>
       <w:numFmt w:val="bullet"/>
       <w:lvlText w:val="•"/>
@@ -6801,7 +6811,7 @@
         <w:ind w:left="460" w:hanging="280"/>
       </w:pPr>
     </w:lvl>
-    <w:lvl w:ilvl="1" w:tplc="0A282108">
+    <w:lvl w:ilvl="1" w:tplc="B0DEEA10">
       <w:start w:val="1"/>
       <w:numFmt w:val="bullet"/>
       <w:lvlText w:val="–"/>
@@ -6810,47 +6820,47 @@
         <w:ind w:left="900" w:hanging="280"/>
       </w:pPr>
     </w:lvl>
-    <w:lvl w:ilvl="2" w:tplc="B396302A">
+    <w:lvl w:ilvl="2" w:tplc="2C7A9DCC">
       <w:numFmt w:val="decimal"/>
       <w:lvlText w:val=""/>
       <w:lvlJc w:val="left"/>
     </w:lvl>
-    <w:lvl w:ilvl="3" w:tplc="1E6C6A90">
+    <w:lvl w:ilvl="3" w:tplc="12CA1EDE">
       <w:numFmt w:val="decimal"/>
       <w:lvlText w:val=""/>
       <w:lvlJc w:val="left"/>
     </w:lvl>
-    <w:lvl w:ilvl="4" w:tplc="98B25B7A">
+    <w:lvl w:ilvl="4" w:tplc="6D303FC6">
       <w:numFmt w:val="decimal"/>
       <w:lvlText w:val=""/>
       <w:lvlJc w:val="left"/>
     </w:lvl>
-    <w:lvl w:ilvl="5" w:tplc="D3864772">
+    <w:lvl w:ilvl="5" w:tplc="DA928FE2">
       <w:numFmt w:val="decimal"/>
       <w:lvlText w:val=""/>
       <w:lvlJc w:val="left"/>
     </w:lvl>
-    <w:lvl w:ilvl="6" w:tplc="3968AA40">
+    <w:lvl w:ilvl="6" w:tplc="59DA6594">
       <w:numFmt w:val="decimal"/>
       <w:lvlText w:val=""/>
       <w:lvlJc w:val="left"/>
     </w:lvl>
-    <w:lvl w:ilvl="7" w:tplc="F02C6104">
+    <w:lvl w:ilvl="7" w:tplc="3AD2063C">
       <w:numFmt w:val="decimal"/>
       <w:lvlText w:val=""/>
       <w:lvlJc w:val="left"/>
     </w:lvl>
-    <w:lvl w:ilvl="8" w:tplc="46465DD4">
+    <w:lvl w:ilvl="8" w:tplc="6DE6725C">
       <w:numFmt w:val="decimal"/>
       <w:lvlText w:val=""/>
       <w:lvlJc w:val="left"/>
     </w:lvl>
   </w:abstractNum>
   <w:abstractNum w:abstractNumId="3" w15:restartNumberingAfterBreak="0">
-    <w:nsid w:val="2A344892"/>
+    <w:nsid w:val="1D4341EE"/>
     <w:multiLevelType w:val="hybridMultilevel"/>
-    <w:tmpl w:val="ABCAF168"/>
-    <w:lvl w:ilvl="0" w:tplc="E632C948">
+    <w:tmpl w:val="F7EA81CA"/>
+    <w:lvl w:ilvl="0" w:tplc="C096F35A">
       <w:start w:val="1"/>
       <w:numFmt w:val="bullet"/>
       <w:lvlText w:val="●"/>
@@ -6859,7 +6869,7 @@
         <w:ind w:left="720" w:hanging="360"/>
       </w:pPr>
     </w:lvl>
-    <w:lvl w:ilvl="1" w:tplc="5D46A184">
+    <w:lvl w:ilvl="1" w:tplc="5C489596">
       <w:start w:val="1"/>
       <w:numFmt w:val="bullet"/>
       <w:lvlText w:val="○"/>
@@ -6868,7 +6878,7 @@
         <w:ind w:left="1440" w:hanging="360"/>
       </w:pPr>
     </w:lvl>
-    <w:lvl w:ilvl="2" w:tplc="B21A1CD2">
+    <w:lvl w:ilvl="2" w:tplc="211A69CA">
       <w:start w:val="1"/>
       <w:numFmt w:val="bullet"/>
       <w:lvlText w:val="■"/>
@@ -6877,7 +6887,7 @@
         <w:ind w:left="2160" w:hanging="360"/>
       </w:pPr>
     </w:lvl>
-    <w:lvl w:ilvl="3" w:tplc="29E8342E">
+    <w:lvl w:ilvl="3" w:tplc="D6A29C56">
       <w:start w:val="1"/>
       <w:numFmt w:val="bullet"/>
       <w:lvlText w:val="●"/>
@@ -6886,7 +6896,7 @@
         <w:ind w:left="2880" w:hanging="360"/>
       </w:pPr>
     </w:lvl>
-    <w:lvl w:ilvl="4" w:tplc="4D7045BA">
+    <w:lvl w:ilvl="4" w:tplc="F9049E3C">
       <w:start w:val="1"/>
       <w:numFmt w:val="bullet"/>
       <w:lvlText w:val="○"/>
@@ -6895,7 +6905,7 @@
         <w:ind w:left="3600" w:hanging="360"/>
       </w:pPr>
     </w:lvl>
-    <w:lvl w:ilvl="5" w:tplc="5BD0AB34">
+    <w:lvl w:ilvl="5" w:tplc="1598C50E">
       <w:start w:val="1"/>
       <w:numFmt w:val="bullet"/>
       <w:lvlText w:val="■"/>
@@ -6904,7 +6914,7 @@
         <w:ind w:left="4320" w:hanging="360"/>
       </w:pPr>
     </w:lvl>
-    <w:lvl w:ilvl="6" w:tplc="7286DB02">
+    <w:lvl w:ilvl="6" w:tplc="57AE0FA8">
       <w:start w:val="1"/>
       <w:numFmt w:val="bullet"/>
       <w:lvlText w:val="●"/>
@@ -6913,7 +6923,7 @@
         <w:ind w:left="5040" w:hanging="360"/>
       </w:pPr>
     </w:lvl>
-    <w:lvl w:ilvl="7" w:tplc="65526F60">
+    <w:lvl w:ilvl="7" w:tplc="12B2840A">
       <w:start w:val="1"/>
       <w:numFmt w:val="bullet"/>
       <w:lvlText w:val="●"/>
@@ -6922,7 +6932,7 @@
         <w:ind w:left="5760" w:hanging="360"/>
       </w:pPr>
     </w:lvl>
-    <w:lvl w:ilvl="8" w:tplc="385A2846">
+    <w:lvl w:ilvl="8" w:tplc="03C4D08C">
       <w:start w:val="1"/>
       <w:numFmt w:val="bullet"/>
       <w:lvlText w:val="●"/>
@@ -6933,10 +6943,10 @@
     </w:lvl>
   </w:abstractNum>
   <w:abstractNum w:abstractNumId="4" w15:restartNumberingAfterBreak="0">
-    <w:nsid w:val="40D322C6"/>
+    <w:nsid w:val="2A6343E0"/>
     <w:multiLevelType w:val="hybridMultilevel"/>
-    <w:tmpl w:val="776AA3D2"/>
-    <w:lvl w:ilvl="0" w:tplc="2C3C6788">
+    <w:tmpl w:val="5096F250"/>
+    <w:lvl w:ilvl="0" w:tplc="A74A4FEE">
       <w:start w:val="1"/>
       <w:numFmt w:val="decimal"/>
       <w:lvlText w:val="%1."/>
@@ -6950,52 +6960,52 @@
         <w:color w:val="A67C27"/>
       </w:rPr>
     </w:lvl>
-    <w:lvl w:ilvl="1" w:tplc="5B8EDD00">
+    <w:lvl w:ilvl="1" w:tplc="E326E878">
       <w:numFmt w:val="decimal"/>
       <w:lvlText w:val=""/>
       <w:lvlJc w:val="left"/>
     </w:lvl>
-    <w:lvl w:ilvl="2" w:tplc="0828337C">
+    <w:lvl w:ilvl="2" w:tplc="C0F61B28">
       <w:numFmt w:val="decimal"/>
       <w:lvlText w:val=""/>
       <w:lvlJc w:val="left"/>
     </w:lvl>
-    <w:lvl w:ilvl="3" w:tplc="7F4CE7BC">
+    <w:lvl w:ilvl="3" w:tplc="149AC76E">
       <w:numFmt w:val="decimal"/>
       <w:lvlText w:val=""/>
       <w:lvlJc w:val="left"/>
     </w:lvl>
-    <w:lvl w:ilvl="4" w:tplc="ACC0F750">
+    <w:lvl w:ilvl="4" w:tplc="637C0522">
       <w:numFmt w:val="decimal"/>
       <w:lvlText w:val=""/>
       <w:lvlJc w:val="left"/>
     </w:lvl>
-    <w:lvl w:ilvl="5" w:tplc="7BE8E792">
+    <w:lvl w:ilvl="5" w:tplc="66FA0D02">
       <w:numFmt w:val="decimal"/>
       <w:lvlText w:val=""/>
       <w:lvlJc w:val="left"/>
     </w:lvl>
-    <w:lvl w:ilvl="6" w:tplc="5704CCCE">
+    <w:lvl w:ilvl="6" w:tplc="6E02C8B0">
       <w:numFmt w:val="decimal"/>
       <w:lvlText w:val=""/>
       <w:lvlJc w:val="left"/>
     </w:lvl>
-    <w:lvl w:ilvl="7" w:tplc="95D22D78">
+    <w:lvl w:ilvl="7" w:tplc="B0FC4BB0">
       <w:numFmt w:val="decimal"/>
       <w:lvlText w:val=""/>
       <w:lvlJc w:val="left"/>
     </w:lvl>
-    <w:lvl w:ilvl="8" w:tplc="A5148CAE">
+    <w:lvl w:ilvl="8" w:tplc="EEFCED60">
       <w:numFmt w:val="decimal"/>
       <w:lvlText w:val=""/>
       <w:lvlJc w:val="left"/>
     </w:lvl>
   </w:abstractNum>
   <w:abstractNum w:abstractNumId="5" w15:restartNumberingAfterBreak="0">
-    <w:nsid w:val="5BC42F83"/>
+    <w:nsid w:val="6F670A7B"/>
     <w:multiLevelType w:val="hybridMultilevel"/>
-    <w:tmpl w:val="04F69EAA"/>
-    <w:lvl w:ilvl="0" w:tplc="50508B7C">
+    <w:tmpl w:val="A6B0225A"/>
+    <w:lvl w:ilvl="0" w:tplc="629A4564">
       <w:start w:val="1"/>
       <w:numFmt w:val="decimal"/>
       <w:lvlText w:val="%1."/>
@@ -7009,79 +7019,79 @@
         <w:color w:val="A67C27"/>
       </w:rPr>
     </w:lvl>
-    <w:lvl w:ilvl="1" w:tplc="B7C2189E">
+    <w:lvl w:ilvl="1" w:tplc="953EDAD4">
       <w:numFmt w:val="decimal"/>
       <w:lvlText w:val=""/>
       <w:lvlJc w:val="left"/>
     </w:lvl>
-    <w:lvl w:ilvl="2" w:tplc="A3FA40FC">
+    <w:lvl w:ilvl="2" w:tplc="AFC2535A">
       <w:numFmt w:val="decimal"/>
       <w:lvlText w:val=""/>
       <w:lvlJc w:val="left"/>
     </w:lvl>
-    <w:lvl w:ilvl="3" w:tplc="6E88F65E">
+    <w:lvl w:ilvl="3" w:tplc="05EA48EA">
       <w:numFmt w:val="decimal"/>
       <w:lvlText w:val=""/>
       <w:lvlJc w:val="left"/>
     </w:lvl>
-    <w:lvl w:ilvl="4" w:tplc="264695C2">
+    <w:lvl w:ilvl="4" w:tplc="A460830A">
       <w:numFmt w:val="decimal"/>
       <w:lvlText w:val=""/>
       <w:lvlJc w:val="left"/>
     </w:lvl>
-    <w:lvl w:ilvl="5" w:tplc="D1B0DCB6">
+    <w:lvl w:ilvl="5" w:tplc="775A5E28">
       <w:numFmt w:val="decimal"/>
       <w:lvlText w:val=""/>
       <w:lvlJc w:val="left"/>
     </w:lvl>
-    <w:lvl w:ilvl="6" w:tplc="BD248F38">
+    <w:lvl w:ilvl="6" w:tplc="BCE2C116">
       <w:numFmt w:val="decimal"/>
       <w:lvlText w:val=""/>
       <w:lvlJc w:val="left"/>
     </w:lvl>
-    <w:lvl w:ilvl="7" w:tplc="EBDAA456">
+    <w:lvl w:ilvl="7" w:tplc="17405F5A">
       <w:numFmt w:val="decimal"/>
       <w:lvlText w:val=""/>
       <w:lvlJc w:val="left"/>
     </w:lvl>
-    <w:lvl w:ilvl="8" w:tplc="FEA8026C">
+    <w:lvl w:ilvl="8" w:tplc="6156B656">
       <w:numFmt w:val="decimal"/>
       <w:lvlText w:val=""/>
       <w:lvlJc w:val="left"/>
     </w:lvl>
   </w:abstractNum>
-  <w:num w:numId="1" w16cid:durableId="1059980852">
+  <w:num w:numId="1" w16cid:durableId="392848362">
     <w:abstractNumId w:val="3"/>
     <w:lvlOverride w:ilvl="0">
       <w:startOverride w:val="1"/>
     </w:lvlOverride>
   </w:num>
-  <w:num w:numId="2" w16cid:durableId="682365292">
+  <w:num w:numId="2" w16cid:durableId="898321538">
     <w:abstractNumId w:val="2"/>
     <w:lvlOverride w:ilvl="0">
       <w:startOverride w:val="1"/>
     </w:lvlOverride>
   </w:num>
-  <w:num w:numId="3" w16cid:durableId="1215704461">
-    <w:abstractNumId w:val="1"/>
+  <w:num w:numId="3" w16cid:durableId="792018915">
+    <w:abstractNumId w:val="4"/>
     <w:lvlOverride w:ilvl="0">
       <w:startOverride w:val="1"/>
     </w:lvlOverride>
   </w:num>
-  <w:num w:numId="4" w16cid:durableId="1085878382">
+  <w:num w:numId="4" w16cid:durableId="1216040054">
+    <w:abstractNumId w:val="5"/>
+    <w:lvlOverride w:ilvl="0">
+      <w:startOverride w:val="1"/>
+    </w:lvlOverride>
+  </w:num>
+  <w:num w:numId="5" w16cid:durableId="184946130">
     <w:abstractNumId w:val="0"/>
     <w:lvlOverride w:ilvl="0">
       <w:startOverride w:val="1"/>
     </w:lvlOverride>
   </w:num>
-  <w:num w:numId="5" w16cid:durableId="779488814">
-    <w:abstractNumId w:val="5"/>
-    <w:lvlOverride w:ilvl="0">
-      <w:startOverride w:val="1"/>
-    </w:lvlOverride>
-  </w:num>
-  <w:num w:numId="6" w16cid:durableId="1406032912">
-    <w:abstractNumId w:val="4"/>
+  <w:num w:numId="6" w16cid:durableId="1689481442">
+    <w:abstractNumId w:val="1"/>
     <w:lvlOverride w:ilvl="0">
       <w:startOverride w:val="1"/>
     </w:lvlOverride>
@@ -7707,7 +7717,7 @@
     <w:autoRedefine/>
     <w:uiPriority w:val="39"/>
     <w:unhideWhenUsed/>
-    <w:rsid w:val="00C01340"/>
+    <w:rsid w:val="00294327"/>
     <w:pPr>
       <w:spacing w:after="100"/>
     </w:pPr>
@@ -7719,7 +7729,7 @@
     <w:autoRedefine/>
     <w:uiPriority w:val="39"/>
     <w:unhideWhenUsed/>
-    <w:rsid w:val="00C01340"/>
+    <w:rsid w:val="00294327"/>
     <w:pPr>
       <w:spacing w:after="100"/>
       <w:ind w:left="210"/>

--- a/docs/manuals/Respondent_Guide.docx
+++ b/docs/manuals/Respondent_Guide.docx
@@ -69,7 +69,7 @@
           <w:left w:w="10" w:type="dxa"/>
           <w:right w:w="10" w:type="dxa"/>
         </w:tblCellMar>
-        <w:tblLook w:val="04A0" w:firstRow="1" w:lastRow="0" w:firstColumn="1" w:lastColumn="0" w:noHBand="0" w:noVBand="1"/>
+        <w:tblLook w:val="0000" w:firstRow="0" w:lastRow="0" w:firstColumn="0" w:lastColumn="0" w:noHBand="0" w:noVBand="0"/>
       </w:tblPr>
       <w:tblGrid>
         <w:gridCol w:w="2300"/>
@@ -469,7 +469,7 @@
                 <w:sz w:val="19"/>
                 <w:szCs w:val="19"/>
               </w:rPr>
-              <w:t>Version 1.25 · 6 October 2026</w:t>
+              <w:t>Version 1.26 · 6 October 2026</w:t>
             </w:r>
           </w:p>
         </w:tc>
@@ -538,7 +538,7 @@
     <w:sdt>
       <w:sdtPr>
         <w:alias w:val="Contents"/>
-        <w:id w:val="343757889"/>
+        <w:id w:val="1077557539"/>
       </w:sdtPr>
       <w:sdtEndPr/>
       <w:sdtContent>
@@ -567,7 +567,7 @@
           <w:r>
             <w:fldChar w:fldCharType="separate"/>
           </w:r>
-          <w:hyperlink w:anchor="_Toc242189530" w:history="1">
+          <w:hyperlink w:anchor="_Toc242193964" w:history="1">
             <w:r>
               <w:rPr>
                 <w:rStyle w:val="Hyperlink"/>
@@ -591,7 +591,7 @@
               <w:rPr>
                 <w:noProof/>
               </w:rPr>
-              <w:instrText xml:space="preserve"> PAGEREF _Toc242189530 \h </w:instrText>
+              <w:instrText xml:space="preserve"> PAGEREF _Toc242193964 \h </w:instrText>
             </w:r>
             <w:r>
               <w:rPr>
@@ -634,7 +634,7 @@
               <w14:ligatures w14:val="standardContextual"/>
             </w:rPr>
           </w:pPr>
-          <w:hyperlink w:anchor="_Toc242189531" w:history="1">
+          <w:hyperlink w:anchor="_Toc242193965" w:history="1">
             <w:r>
               <w:rPr>
                 <w:rStyle w:val="Hyperlink"/>
@@ -658,7 +658,7 @@
               <w:rPr>
                 <w:noProof/>
               </w:rPr>
-              <w:instrText xml:space="preserve"> PAGEREF _Toc242189531 \h </w:instrText>
+              <w:instrText xml:space="preserve"> PAGEREF _Toc242193965 \h </w:instrText>
             </w:r>
             <w:r>
               <w:rPr>
@@ -701,7 +701,7 @@
               <w14:ligatures w14:val="standardContextual"/>
             </w:rPr>
           </w:pPr>
-          <w:hyperlink w:anchor="_Toc242189532" w:history="1">
+          <w:hyperlink w:anchor="_Toc242193966" w:history="1">
             <w:r>
               <w:rPr>
                 <w:rStyle w:val="Hyperlink"/>
@@ -725,7 +725,7 @@
               <w:rPr>
                 <w:noProof/>
               </w:rPr>
-              <w:instrText xml:space="preserve"> PAGEREF _Toc242189532 \h </w:instrText>
+              <w:instrText xml:space="preserve"> PAGEREF _Toc242193966 \h </w:instrText>
             </w:r>
             <w:r>
               <w:rPr>
@@ -768,7 +768,7 @@
               <w14:ligatures w14:val="standardContextual"/>
             </w:rPr>
           </w:pPr>
-          <w:hyperlink w:anchor="_Toc242189533" w:history="1">
+          <w:hyperlink w:anchor="_Toc242193967" w:history="1">
             <w:r>
               <w:rPr>
                 <w:rStyle w:val="Hyperlink"/>
@@ -792,7 +792,7 @@
               <w:rPr>
                 <w:noProof/>
               </w:rPr>
-              <w:instrText xml:space="preserve"> PAGEREF _Toc242189533 \h </w:instrText>
+              <w:instrText xml:space="preserve"> PAGEREF _Toc242193967 \h </w:instrText>
             </w:r>
             <w:r>
               <w:rPr>
@@ -835,7 +835,7 @@
               <w14:ligatures w14:val="standardContextual"/>
             </w:rPr>
           </w:pPr>
-          <w:hyperlink w:anchor="_Toc242189534" w:history="1">
+          <w:hyperlink w:anchor="_Toc242193968" w:history="1">
             <w:r>
               <w:rPr>
                 <w:rStyle w:val="Hyperlink"/>
@@ -859,7 +859,7 @@
               <w:rPr>
                 <w:noProof/>
               </w:rPr>
-              <w:instrText xml:space="preserve"> PAGEREF _Toc242189534 \h </w:instrText>
+              <w:instrText xml:space="preserve"> PAGEREF _Toc242193968 \h </w:instrText>
             </w:r>
             <w:r>
               <w:rPr>
@@ -902,7 +902,7 @@
               <w14:ligatures w14:val="standardContextual"/>
             </w:rPr>
           </w:pPr>
-          <w:hyperlink w:anchor="_Toc242189535" w:history="1">
+          <w:hyperlink w:anchor="_Toc242193969" w:history="1">
             <w:r>
               <w:rPr>
                 <w:rStyle w:val="Hyperlink"/>
@@ -926,7 +926,7 @@
               <w:rPr>
                 <w:noProof/>
               </w:rPr>
-              <w:instrText xml:space="preserve"> PAGEREF _Toc242189535 \h </w:instrText>
+              <w:instrText xml:space="preserve"> PAGEREF _Toc242193969 \h </w:instrText>
             </w:r>
             <w:r>
               <w:rPr>
@@ -969,7 +969,7 @@
               <w14:ligatures w14:val="standardContextual"/>
             </w:rPr>
           </w:pPr>
-          <w:hyperlink w:anchor="_Toc242189536" w:history="1">
+          <w:hyperlink w:anchor="_Toc242193970" w:history="1">
             <w:r>
               <w:rPr>
                 <w:rStyle w:val="Hyperlink"/>
@@ -993,7 +993,7 @@
               <w:rPr>
                 <w:noProof/>
               </w:rPr>
-              <w:instrText xml:space="preserve"> PAGEREF _Toc242189536 \h </w:instrText>
+              <w:instrText xml:space="preserve"> PAGEREF _Toc242193970 \h </w:instrText>
             </w:r>
             <w:r>
               <w:rPr>
@@ -1036,7 +1036,7 @@
               <w14:ligatures w14:val="standardContextual"/>
             </w:rPr>
           </w:pPr>
-          <w:hyperlink w:anchor="_Toc242189537" w:history="1">
+          <w:hyperlink w:anchor="_Toc242193971" w:history="1">
             <w:r>
               <w:rPr>
                 <w:rStyle w:val="Hyperlink"/>
@@ -1060,7 +1060,7 @@
               <w:rPr>
                 <w:noProof/>
               </w:rPr>
-              <w:instrText xml:space="preserve"> PAGEREF _Toc242189537 \h </w:instrText>
+              <w:instrText xml:space="preserve"> PAGEREF _Toc242193971 \h </w:instrText>
             </w:r>
             <w:r>
               <w:rPr>
@@ -1103,7 +1103,7 @@
               <w14:ligatures w14:val="standardContextual"/>
             </w:rPr>
           </w:pPr>
-          <w:hyperlink w:anchor="_Toc242189538" w:history="1">
+          <w:hyperlink w:anchor="_Toc242193972" w:history="1">
             <w:r>
               <w:rPr>
                 <w:rStyle w:val="Hyperlink"/>
@@ -1127,7 +1127,7 @@
               <w:rPr>
                 <w:noProof/>
               </w:rPr>
-              <w:instrText xml:space="preserve"> PAGEREF _Toc242189538 \h </w:instrText>
+              <w:instrText xml:space="preserve"> PAGEREF _Toc242193972 \h </w:instrText>
             </w:r>
             <w:r>
               <w:rPr>
@@ -1170,7 +1170,7 @@
               <w14:ligatures w14:val="standardContextual"/>
             </w:rPr>
           </w:pPr>
-          <w:hyperlink w:anchor="_Toc242189539" w:history="1">
+          <w:hyperlink w:anchor="_Toc242193973" w:history="1">
             <w:r>
               <w:rPr>
                 <w:rStyle w:val="Hyperlink"/>
@@ -1194,7 +1194,7 @@
               <w:rPr>
                 <w:noProof/>
               </w:rPr>
-              <w:instrText xml:space="preserve"> PAGEREF _Toc242189539 \h </w:instrText>
+              <w:instrText xml:space="preserve"> PAGEREF _Toc242193973 \h </w:instrText>
             </w:r>
             <w:r>
               <w:rPr>
@@ -1237,7 +1237,7 @@
               <w14:ligatures w14:val="standardContextual"/>
             </w:rPr>
           </w:pPr>
-          <w:hyperlink w:anchor="_Toc242189540" w:history="1">
+          <w:hyperlink w:anchor="_Toc242193974" w:history="1">
             <w:r>
               <w:rPr>
                 <w:rStyle w:val="Hyperlink"/>
@@ -1261,7 +1261,7 @@
               <w:rPr>
                 <w:noProof/>
               </w:rPr>
-              <w:instrText xml:space="preserve"> PAGEREF _Toc242189540 \h </w:instrText>
+              <w:instrText xml:space="preserve"> PAGEREF _Toc242193974 \h </w:instrText>
             </w:r>
             <w:r>
               <w:rPr>
@@ -1304,7 +1304,7 @@
               <w14:ligatures w14:val="standardContextual"/>
             </w:rPr>
           </w:pPr>
-          <w:hyperlink w:anchor="_Toc242189541" w:history="1">
+          <w:hyperlink w:anchor="_Toc242193975" w:history="1">
             <w:r>
               <w:rPr>
                 <w:rStyle w:val="Hyperlink"/>
@@ -1328,7 +1328,7 @@
               <w:rPr>
                 <w:noProof/>
               </w:rPr>
-              <w:instrText xml:space="preserve"> PAGEREF _Toc242189541 \h </w:instrText>
+              <w:instrText xml:space="preserve"> PAGEREF _Toc242193975 \h </w:instrText>
             </w:r>
             <w:r>
               <w:rPr>
@@ -1371,7 +1371,7 @@
               <w14:ligatures w14:val="standardContextual"/>
             </w:rPr>
           </w:pPr>
-          <w:hyperlink w:anchor="_Toc242189542" w:history="1">
+          <w:hyperlink w:anchor="_Toc242193976" w:history="1">
             <w:r>
               <w:rPr>
                 <w:rStyle w:val="Hyperlink"/>
@@ -1395,7 +1395,7 @@
               <w:rPr>
                 <w:noProof/>
               </w:rPr>
-              <w:instrText xml:space="preserve"> PAGEREF _Toc242189542 \h </w:instrText>
+              <w:instrText xml:space="preserve"> PAGEREF _Toc242193976 \h </w:instrText>
             </w:r>
             <w:r>
               <w:rPr>
@@ -1438,7 +1438,7 @@
               <w14:ligatures w14:val="standardContextual"/>
             </w:rPr>
           </w:pPr>
-          <w:hyperlink w:anchor="_Toc242189543" w:history="1">
+          <w:hyperlink w:anchor="_Toc242193977" w:history="1">
             <w:r>
               <w:rPr>
                 <w:rStyle w:val="Hyperlink"/>
@@ -1462,7 +1462,7 @@
               <w:rPr>
                 <w:noProof/>
               </w:rPr>
-              <w:instrText xml:space="preserve"> PAGEREF _Toc242189543 \h </w:instrText>
+              <w:instrText xml:space="preserve"> PAGEREF _Toc242193977 \h </w:instrText>
             </w:r>
             <w:r>
               <w:rPr>
@@ -1505,7 +1505,7 @@
               <w14:ligatures w14:val="standardContextual"/>
             </w:rPr>
           </w:pPr>
-          <w:hyperlink w:anchor="_Toc242189544" w:history="1">
+          <w:hyperlink w:anchor="_Toc242193978" w:history="1">
             <w:r>
               <w:rPr>
                 <w:rStyle w:val="Hyperlink"/>
@@ -1529,7 +1529,7 @@
               <w:rPr>
                 <w:noProof/>
               </w:rPr>
-              <w:instrText xml:space="preserve"> PAGEREF _Toc242189544 \h </w:instrText>
+              <w:instrText xml:space="preserve"> PAGEREF _Toc242193978 \h </w:instrText>
             </w:r>
             <w:r>
               <w:rPr>
@@ -1572,7 +1572,7 @@
               <w14:ligatures w14:val="standardContextual"/>
             </w:rPr>
           </w:pPr>
-          <w:hyperlink w:anchor="_Toc242189545" w:history="1">
+          <w:hyperlink w:anchor="_Toc242193979" w:history="1">
             <w:r>
               <w:rPr>
                 <w:rStyle w:val="Hyperlink"/>
@@ -1596,7 +1596,7 @@
               <w:rPr>
                 <w:noProof/>
               </w:rPr>
-              <w:instrText xml:space="preserve"> PAGEREF _Toc242189545 \h </w:instrText>
+              <w:instrText xml:space="preserve"> PAGEREF _Toc242193979 \h </w:instrText>
             </w:r>
             <w:r>
               <w:rPr>
@@ -1639,7 +1639,7 @@
               <w14:ligatures w14:val="standardContextual"/>
             </w:rPr>
           </w:pPr>
-          <w:hyperlink w:anchor="_Toc242189546" w:history="1">
+          <w:hyperlink w:anchor="_Toc242193980" w:history="1">
             <w:r>
               <w:rPr>
                 <w:rStyle w:val="Hyperlink"/>
@@ -1663,7 +1663,7 @@
               <w:rPr>
                 <w:noProof/>
               </w:rPr>
-              <w:instrText xml:space="preserve"> PAGEREF _Toc242189546 \h </w:instrText>
+              <w:instrText xml:space="preserve"> PAGEREF _Toc242193980 \h </w:instrText>
             </w:r>
             <w:r>
               <w:rPr>
@@ -1706,7 +1706,7 @@
               <w14:ligatures w14:val="standardContextual"/>
             </w:rPr>
           </w:pPr>
-          <w:hyperlink w:anchor="_Toc242189547" w:history="1">
+          <w:hyperlink w:anchor="_Toc242193981" w:history="1">
             <w:r>
               <w:rPr>
                 <w:rStyle w:val="Hyperlink"/>
@@ -1730,7 +1730,7 @@
               <w:rPr>
                 <w:noProof/>
               </w:rPr>
-              <w:instrText xml:space="preserve"> PAGEREF _Toc242189547 \h </w:instrText>
+              <w:instrText xml:space="preserve"> PAGEREF _Toc242193981 \h </w:instrText>
             </w:r>
             <w:r>
               <w:rPr>
@@ -1773,7 +1773,7 @@
               <w14:ligatures w14:val="standardContextual"/>
             </w:rPr>
           </w:pPr>
-          <w:hyperlink w:anchor="_Toc242189548" w:history="1">
+          <w:hyperlink w:anchor="_Toc242193982" w:history="1">
             <w:r>
               <w:rPr>
                 <w:rStyle w:val="Hyperlink"/>
@@ -1797,7 +1797,7 @@
               <w:rPr>
                 <w:noProof/>
               </w:rPr>
-              <w:instrText xml:space="preserve"> PAGEREF _Toc242189548 \h </w:instrText>
+              <w:instrText xml:space="preserve"> PAGEREF _Toc242193982 \h </w:instrText>
             </w:r>
             <w:r>
               <w:rPr>
@@ -1840,7 +1840,7 @@
               <w14:ligatures w14:val="standardContextual"/>
             </w:rPr>
           </w:pPr>
-          <w:hyperlink w:anchor="_Toc242189549" w:history="1">
+          <w:hyperlink w:anchor="_Toc242193983" w:history="1">
             <w:r>
               <w:rPr>
                 <w:rStyle w:val="Hyperlink"/>
@@ -1864,7 +1864,7 @@
               <w:rPr>
                 <w:noProof/>
               </w:rPr>
-              <w:instrText xml:space="preserve"> PAGEREF _Toc242189549 \h </w:instrText>
+              <w:instrText xml:space="preserve"> PAGEREF _Toc242193983 \h </w:instrText>
             </w:r>
             <w:r>
               <w:rPr>
@@ -1907,7 +1907,7 @@
               <w14:ligatures w14:val="standardContextual"/>
             </w:rPr>
           </w:pPr>
-          <w:hyperlink w:anchor="_Toc242189550" w:history="1">
+          <w:hyperlink w:anchor="_Toc242193984" w:history="1">
             <w:r>
               <w:rPr>
                 <w:rStyle w:val="Hyperlink"/>
@@ -1931,7 +1931,7 @@
               <w:rPr>
                 <w:noProof/>
               </w:rPr>
-              <w:instrText xml:space="preserve"> PAGEREF _Toc242189550 \h </w:instrText>
+              <w:instrText xml:space="preserve"> PAGEREF _Toc242193984 \h </w:instrText>
             </w:r>
             <w:r>
               <w:rPr>
@@ -1974,7 +1974,7 @@
               <w14:ligatures w14:val="standardContextual"/>
             </w:rPr>
           </w:pPr>
-          <w:hyperlink w:anchor="_Toc242189551" w:history="1">
+          <w:hyperlink w:anchor="_Toc242193985" w:history="1">
             <w:r>
               <w:rPr>
                 <w:rStyle w:val="Hyperlink"/>
@@ -1998,7 +1998,7 @@
               <w:rPr>
                 <w:noProof/>
               </w:rPr>
-              <w:instrText xml:space="preserve"> PAGEREF _Toc242189551 \h </w:instrText>
+              <w:instrText xml:space="preserve"> PAGEREF _Toc242193985 \h </w:instrText>
             </w:r>
             <w:r>
               <w:rPr>
@@ -2041,7 +2041,7 @@
               <w14:ligatures w14:val="standardContextual"/>
             </w:rPr>
           </w:pPr>
-          <w:hyperlink w:anchor="_Toc242189552" w:history="1">
+          <w:hyperlink w:anchor="_Toc242193986" w:history="1">
             <w:r>
               <w:rPr>
                 <w:rStyle w:val="Hyperlink"/>
@@ -2065,7 +2065,7 @@
               <w:rPr>
                 <w:noProof/>
               </w:rPr>
-              <w:instrText xml:space="preserve"> PAGEREF _Toc242189552 \h </w:instrText>
+              <w:instrText xml:space="preserve"> PAGEREF _Toc242193986 \h </w:instrText>
             </w:r>
             <w:r>
               <w:rPr>
@@ -2104,7 +2104,7 @@
         <w:pStyle w:val="Heading1"/>
         <w:pageBreakBefore/>
       </w:pPr>
-      <w:bookmarkStart w:id="0" w:name="_Toc242189530"/>
+      <w:bookmarkStart w:id="0" w:name="_Toc242193964"/>
       <w:r>
         <w:lastRenderedPageBreak/>
         <w:t>1. Welcome</w:t>
@@ -2144,7 +2144,7 @@
           <w:left w:w="10" w:type="dxa"/>
           <w:right w:w="10" w:type="dxa"/>
         </w:tblCellMar>
-        <w:tblLook w:val="04A0" w:firstRow="1" w:lastRow="0" w:firstColumn="1" w:lastColumn="0" w:noHBand="0" w:noVBand="1"/>
+        <w:tblLook w:val="0000" w:firstRow="0" w:lastRow="0" w:firstColumn="0" w:lastColumn="0" w:noHBand="0" w:noVBand="0"/>
       </w:tblPr>
       <w:tblGrid>
         <w:gridCol w:w="2824"/>
@@ -2520,7 +2520,7 @@
       <w:pPr>
         <w:pStyle w:val="Heading2"/>
       </w:pPr>
-      <w:bookmarkStart w:id="1" w:name="_Toc242189531"/>
+      <w:bookmarkStart w:id="1" w:name="_Toc242193965"/>
       <w:r>
         <w:t>What you should know first</w:t>
       </w:r>
@@ -2638,7 +2638,7 @@
         <w:pStyle w:val="Heading1"/>
         <w:pageBreakBefore/>
       </w:pPr>
-      <w:bookmarkStart w:id="2" w:name="_Toc242189532"/>
+      <w:bookmarkStart w:id="2" w:name="_Toc242193966"/>
       <w:r>
         <w:lastRenderedPageBreak/>
         <w:t>2. What you need</w:t>
@@ -2734,7 +2734,7 @@
           <w:left w:w="10" w:type="dxa"/>
           <w:right w:w="10" w:type="dxa"/>
         </w:tblCellMar>
-        <w:tblLook w:val="04A0" w:firstRow="1" w:lastRow="0" w:firstColumn="1" w:lastColumn="0" w:noHBand="0" w:noVBand="1"/>
+        <w:tblLook w:val="0000" w:firstRow="0" w:lastRow="0" w:firstColumn="0" w:lastColumn="0" w:noHBand="0" w:noVBand="0"/>
       </w:tblPr>
       <w:tblGrid>
         <w:gridCol w:w="9412"/>
@@ -2867,7 +2867,7 @@
         <w:pStyle w:val="Heading1"/>
         <w:pageBreakBefore/>
       </w:pPr>
-      <w:bookmarkStart w:id="3" w:name="_Toc242189533"/>
+      <w:bookmarkStart w:id="3" w:name="_Toc242193967"/>
       <w:r>
         <w:lastRenderedPageBreak/>
         <w:t>3. Taking part, step by step</w:t>
@@ -2878,7 +2878,7 @@
       <w:pPr>
         <w:pStyle w:val="Heading2"/>
       </w:pPr>
-      <w:bookmarkStart w:id="4" w:name="_Toc242189534"/>
+      <w:bookmarkStart w:id="4" w:name="_Toc242193968"/>
       <w:r>
         <w:t>Step 1 — Open your link</w:t>
       </w:r>
@@ -2896,7 +2896,7 @@
       <w:pPr>
         <w:pStyle w:val="Heading2"/>
       </w:pPr>
-      <w:bookmarkStart w:id="5" w:name="_Toc242189535"/>
+      <w:bookmarkStart w:id="5" w:name="_Toc242193969"/>
       <w:r>
         <w:t>Step 2 — Confirm your organisation</w:t>
       </w:r>
@@ -2931,7 +2931,7 @@
           <w:noProof/>
         </w:rPr>
         <w:drawing>
-          <wp:inline distT="0" distB="0" distL="0" distR="0" wp14:anchorId="48A9691D" wp14:editId="26326517">
+          <wp:inline distT="0" distB="0" distL="0" distR="0" wp14:anchorId="357E2F42" wp14:editId="44E7CE6B">
             <wp:extent cx="2476500" cy="3362325"/>
             <wp:effectExtent l="0" t="0" r="0" b="0"/>
             <wp:docPr id="1" name="resp_01_confirm.jpg" descr="Confirming the organisation." title="Confirming the organisation."/>
@@ -3000,7 +3000,7 @@
       <w:pPr>
         <w:pStyle w:val="Heading2"/>
       </w:pPr>
-      <w:bookmarkStart w:id="6" w:name="_Toc242189536"/>
+      <w:bookmarkStart w:id="6" w:name="_Toc242193970"/>
       <w:r>
         <w:t>Step 3 — Tell us a little about you</w:t>
       </w:r>
@@ -3092,7 +3092,7 @@
         </w:rPr>
         <w:lastRenderedPageBreak/>
         <w:drawing>
-          <wp:inline distT="0" distB="0" distL="0" distR="0" wp14:anchorId="765CD7E1" wp14:editId="62D2B93D">
+          <wp:inline distT="0" distB="0" distL="0" distR="0" wp14:anchorId="0BE6B7BD" wp14:editId="2D239179">
             <wp:extent cx="2476500" cy="3362325"/>
             <wp:effectExtent l="0" t="0" r="0" b="0"/>
             <wp:docPr id="2" name="resp_02_eligibility.jpg" descr="A little about you." title="A little about you."/>
@@ -3172,7 +3172,7 @@
           <w:left w:w="10" w:type="dxa"/>
           <w:right w:w="10" w:type="dxa"/>
         </w:tblCellMar>
-        <w:tblLook w:val="04A0" w:firstRow="1" w:lastRow="0" w:firstColumn="1" w:lastColumn="0" w:noHBand="0" w:noVBand="1"/>
+        <w:tblLook w:val="0000" w:firstRow="0" w:lastRow="0" w:firstColumn="0" w:lastColumn="0" w:noHBand="0" w:noVBand="0"/>
       </w:tblPr>
       <w:tblGrid>
         <w:gridCol w:w="9412"/>
@@ -3247,7 +3247,7 @@
       <w:pPr>
         <w:pStyle w:val="Heading2"/>
       </w:pPr>
-      <w:bookmarkStart w:id="7" w:name="_Toc242189537"/>
+      <w:bookmarkStart w:id="7" w:name="_Toc242193971"/>
       <w:r>
         <w:t>Step 4 — Read the participant information</w:t>
       </w:r>
@@ -3303,7 +3303,7 @@
         </w:rPr>
         <w:lastRenderedPageBreak/>
         <w:drawing>
-          <wp:inline distT="0" distB="0" distL="0" distR="0" wp14:anchorId="49194595" wp14:editId="698F3899">
+          <wp:inline distT="0" distB="0" distL="0" distR="0" wp14:anchorId="48909132" wp14:editId="6D1EF484">
             <wp:extent cx="1076325" cy="4953000"/>
             <wp:effectExtent l="0" t="0" r="0" b="0"/>
             <wp:docPr id="3" name="resp_03_information_top.jpg" descr="Participant Information." title="Participant Information."/>
@@ -3372,7 +3372,7 @@
       <w:pPr>
         <w:pStyle w:val="Heading2"/>
       </w:pPr>
-      <w:bookmarkStart w:id="8" w:name="_Toc242189538"/>
+      <w:bookmarkStart w:id="8" w:name="_Toc242193972"/>
       <w:r>
         <w:t>Step 5 — Give your decision</w:t>
       </w:r>
@@ -3464,7 +3464,7 @@
         </w:rPr>
         <w:lastRenderedPageBreak/>
         <w:drawing>
-          <wp:inline distT="0" distB="0" distL="0" distR="0" wp14:anchorId="367B2CC2" wp14:editId="2E70ECE3">
+          <wp:inline distT="0" distB="0" distL="0" distR="0" wp14:anchorId="5797657C" wp14:editId="661D37DC">
             <wp:extent cx="2476500" cy="4419600"/>
             <wp:effectExtent l="0" t="0" r="0" b="0"/>
             <wp:docPr id="4" name="resp_04_consent.jpg" descr="Your consent." title="Your consent."/>
@@ -3533,7 +3533,7 @@
       <w:pPr>
         <w:pStyle w:val="Heading2"/>
       </w:pPr>
-      <w:bookmarkStart w:id="9" w:name="_Toc242189539"/>
+      <w:bookmarkStart w:id="9" w:name="_Toc242193973"/>
       <w:r>
         <w:t>Step 6 — Check what we already know (only if shown)</w:t>
       </w:r>
@@ -3621,7 +3621,7 @@
       <w:pPr>
         <w:pStyle w:val="Heading2"/>
       </w:pPr>
-      <w:bookmarkStart w:id="10" w:name="_Toc242189540"/>
+      <w:bookmarkStart w:id="10" w:name="_Toc242193974"/>
       <w:r>
         <w:t>Step 7 — Choose how you would like to take part</w:t>
       </w:r>
@@ -3642,7 +3642,7 @@
           <w:left w:w="10" w:type="dxa"/>
           <w:right w:w="10" w:type="dxa"/>
         </w:tblCellMar>
-        <w:tblLook w:val="04A0" w:firstRow="1" w:lastRow="0" w:firstColumn="1" w:lastColumn="0" w:noHBand="0" w:noVBand="1"/>
+        <w:tblLook w:val="0000" w:firstRow="0" w:lastRow="0" w:firstColumn="0" w:lastColumn="0" w:noHBand="0" w:noVBand="0"/>
       </w:tblPr>
       <w:tblGrid>
         <w:gridCol w:w="3577"/>
@@ -3963,7 +3963,7 @@
         </w:rPr>
         <w:lastRenderedPageBreak/>
         <w:drawing>
-          <wp:inline distT="0" distB="0" distL="0" distR="0" wp14:anchorId="3D3C9536" wp14:editId="5834FCCD">
+          <wp:inline distT="0" distB="0" distL="0" distR="0" wp14:anchorId="09F4EFC2" wp14:editId="149E8A1F">
             <wp:extent cx="2476500" cy="4533900"/>
             <wp:effectExtent l="0" t="0" r="0" b="0"/>
             <wp:docPr id="5" name="resp_06_choice.jpg" descr="How would you like to take part?" title="How would you like to take part?"/>
@@ -4032,7 +4032,7 @@
       <w:pPr>
         <w:pStyle w:val="Heading2"/>
       </w:pPr>
-      <w:bookmarkStart w:id="11" w:name="_Toc242189541"/>
+      <w:bookmarkStart w:id="11" w:name="_Toc242193975"/>
       <w:r>
         <w:t>Step 8a — Complete the questionnaire yourself</w:t>
       </w:r>
@@ -4167,7 +4167,7 @@
         </w:rPr>
         <w:lastRenderedPageBreak/>
         <w:drawing>
-          <wp:inline distT="0" distB="0" distL="0" distR="0" wp14:anchorId="03D3298E" wp14:editId="56EDE156">
+          <wp:inline distT="0" distB="0" distL="0" distR="0" wp14:anchorId="212573EC" wp14:editId="34DCE21A">
             <wp:extent cx="2476500" cy="3362325"/>
             <wp:effectExtent l="0" t="0" r="0" b="0"/>
             <wp:docPr id="6" name="resp_07_ready.jpg" descr="Ready to begin." title="Ready to begin."/>
@@ -4243,7 +4243,7 @@
           <w:noProof/>
         </w:rPr>
         <w:drawing>
-          <wp:inline distT="0" distB="0" distL="0" distR="0" wp14:anchorId="7EEA7548" wp14:editId="03A25195">
+          <wp:inline distT="0" distB="0" distL="0" distR="0" wp14:anchorId="18DAD039" wp14:editId="1D72C6D8">
             <wp:extent cx="2476500" cy="3362325"/>
             <wp:effectExtent l="0" t="0" r="0" b="0"/>
             <wp:docPr id="7" name="resp_07b_kobo_form.jpg" descr="The questionnaire's first page." title="The questionnaire's first page."/>
@@ -4323,7 +4323,7 @@
           <w:left w:w="10" w:type="dxa"/>
           <w:right w:w="10" w:type="dxa"/>
         </w:tblCellMar>
-        <w:tblLook w:val="04A0" w:firstRow="1" w:lastRow="0" w:firstColumn="1" w:lastColumn="0" w:noHBand="0" w:noVBand="1"/>
+        <w:tblLook w:val="0000" w:firstRow="0" w:lastRow="0" w:firstColumn="0" w:lastColumn="0" w:noHBand="0" w:noVBand="0"/>
       </w:tblPr>
       <w:tblGrid>
         <w:gridCol w:w="9412"/>
@@ -4515,7 +4515,7 @@
       <w:pPr>
         <w:pStyle w:val="Heading2"/>
       </w:pPr>
-      <w:bookmarkStart w:id="12" w:name="_Toc242189542"/>
+      <w:bookmarkStart w:id="12" w:name="_Toc242193976"/>
       <w:r>
         <w:lastRenderedPageBreak/>
         <w:t>Step 8b — Ask a researcher to call you</w:t>
@@ -4607,7 +4607,7 @@
           <w:noProof/>
         </w:rPr>
         <w:drawing>
-          <wp:inline distT="0" distB="0" distL="0" distR="0" wp14:anchorId="05206F83" wp14:editId="4862B8C6">
+          <wp:inline distT="0" distB="0" distL="0" distR="0" wp14:anchorId="5742FF6B" wp14:editId="404D997E">
             <wp:extent cx="2476500" cy="3362325"/>
             <wp:effectExtent l="0" t="0" r="0" b="0"/>
             <wp:docPr id="8" name="resp_08_appointment.jpg" descr="Choosing a time for a call." title="Choosing a time for a call."/>
@@ -4683,7 +4683,7 @@
           <w:noProof/>
         </w:rPr>
         <w:drawing>
-          <wp:inline distT="0" distB="0" distL="0" distR="0" wp14:anchorId="0E576903" wp14:editId="4A644CD7">
+          <wp:inline distT="0" distB="0" distL="0" distR="0" wp14:anchorId="7C0646A5" wp14:editId="17D119E9">
             <wp:extent cx="2476500" cy="3676650"/>
             <wp:effectExtent l="0" t="0" r="0" b="0"/>
             <wp:docPr id="9" name="resp_09_done_appointment.jpg" descr="Your request has been sent." title="Your request has been sent."/>
@@ -4752,7 +4752,7 @@
       <w:pPr>
         <w:pStyle w:val="Heading2"/>
       </w:pPr>
-      <w:bookmarkStart w:id="13" w:name="_Toc242189543"/>
+      <w:bookmarkStart w:id="13" w:name="_Toc242193977"/>
       <w:r>
         <w:lastRenderedPageBreak/>
         <w:t>Step 9 — Finished</w:t>
@@ -4842,7 +4842,7 @@
         <w:pStyle w:val="Heading1"/>
         <w:pageBreakBefore/>
       </w:pPr>
-      <w:bookmarkStart w:id="14" w:name="_Toc242189544"/>
+      <w:bookmarkStart w:id="14" w:name="_Toc242193978"/>
       <w:r>
         <w:lastRenderedPageBreak/>
         <w:t>4. Reminders</w:t>
@@ -4862,7 +4862,7 @@
         <w:pStyle w:val="Heading1"/>
         <w:pageBreakBefore/>
       </w:pPr>
-      <w:bookmarkStart w:id="15" w:name="_Toc242189545"/>
+      <w:bookmarkStart w:id="15" w:name="_Toc242193979"/>
       <w:r>
         <w:lastRenderedPageBreak/>
         <w:t>5. Your rights and your information</w:t>
@@ -4987,7 +4987,7 @@
         <w:pStyle w:val="Heading1"/>
         <w:pageBreakBefore/>
       </w:pPr>
-      <w:bookmarkStart w:id="16" w:name="_Toc242189546"/>
+      <w:bookmarkStart w:id="16" w:name="_Toc242193980"/>
       <w:r>
         <w:lastRenderedPageBreak/>
         <w:t>6. Questions and answers</w:t>
@@ -5009,7 +5009,7 @@
           <w:left w:w="10" w:type="dxa"/>
           <w:right w:w="10" w:type="dxa"/>
         </w:tblCellMar>
-        <w:tblLook w:val="04A0" w:firstRow="1" w:lastRow="0" w:firstColumn="1" w:lastColumn="0" w:noHBand="0" w:noVBand="1"/>
+        <w:tblLook w:val="0000" w:firstRow="0" w:lastRow="0" w:firstColumn="0" w:lastColumn="0" w:noHBand="0" w:noVBand="0"/>
       </w:tblPr>
       <w:tblGrid>
         <w:gridCol w:w="3388"/>
@@ -5248,14 +5248,7 @@
                 <w:sz w:val="19"/>
                 <w:szCs w:val="19"/>
               </w:rPr>
-              <w:t>Choose None of these describe me</w:t>
-            </w:r>
-            <w:r>
-              <w:rPr>
-                <w:sz w:val="19"/>
-                <w:szCs w:val="19"/>
-              </w:rPr>
-              <w:t>, and please let the researcher know who the right senior person is.</w:t>
+              <w:t>Choose None of these describe me, and please let the researcher know who the right senior person is.</w:t>
             </w:r>
           </w:p>
         </w:tc>
@@ -5509,7 +5502,7 @@
           <w:noProof/>
         </w:rPr>
         <w:drawing>
-          <wp:inline distT="0" distB="0" distL="0" distR="0" wp14:anchorId="04E4A927" wp14:editId="5339F6DD">
+          <wp:inline distT="0" distB="0" distL="0" distR="0" wp14:anchorId="4BDBBDC2" wp14:editId="480BAB92">
             <wp:extent cx="2476500" cy="2524125"/>
             <wp:effectExtent l="0" t="0" r="0" b="0"/>
             <wp:docPr id="10" name="resp_10_invalid_link.jpg" descr="What an invalid or expired link looks like." title="What an invalid or expired link looks like."/>
@@ -5579,7 +5572,7 @@
         <w:pStyle w:val="Heading1"/>
         <w:pageBreakBefore/>
       </w:pPr>
-      <w:bookmarkStart w:id="17" w:name="_Toc242189547"/>
+      <w:bookmarkStart w:id="17" w:name="_Toc242193981"/>
       <w:r>
         <w:lastRenderedPageBreak/>
         <w:t>7. If you were invited to a Key Informant Interview</w:t>
@@ -5619,7 +5612,7 @@
           <w:left w:w="10" w:type="dxa"/>
           <w:right w:w="10" w:type="dxa"/>
         </w:tblCellMar>
-        <w:tblLook w:val="04A0" w:firstRow="1" w:lastRow="0" w:firstColumn="1" w:lastColumn="0" w:noHBand="0" w:noVBand="1"/>
+        <w:tblLook w:val="0000" w:firstRow="0" w:lastRow="0" w:firstColumn="0" w:lastColumn="0" w:noHBand="0" w:noVBand="0"/>
       </w:tblPr>
       <w:tblGrid>
         <w:gridCol w:w="2824"/>
@@ -5815,7 +5808,7 @@
       <w:pPr>
         <w:pStyle w:val="Heading2"/>
       </w:pPr>
-      <w:bookmarkStart w:id="18" w:name="_Toc242189548"/>
+      <w:bookmarkStart w:id="18" w:name="_Toc242193982"/>
       <w:r>
         <w:t>Step 1 — Open your link</w:t>
       </w:r>
@@ -5833,7 +5826,7 @@
       <w:pPr>
         <w:pStyle w:val="Heading2"/>
       </w:pPr>
-      <w:bookmarkStart w:id="19" w:name="_Toc242189549"/>
+      <w:bookmarkStart w:id="19" w:name="_Toc242193983"/>
       <w:r>
         <w:t>Step 2 — Read the participant information</w:t>
       </w:r>
@@ -5871,7 +5864,7 @@
       <w:pPr>
         <w:pStyle w:val="Heading2"/>
       </w:pPr>
-      <w:bookmarkStart w:id="20" w:name="_Toc242189550"/>
+      <w:bookmarkStart w:id="20" w:name="_Toc242193984"/>
       <w:r>
         <w:t>Step 3 — Give your decision</w:t>
       </w:r>
@@ -5955,7 +5948,7 @@
       <w:pPr>
         <w:pStyle w:val="Heading2"/>
       </w:pPr>
-      <w:bookmarkStart w:id="21" w:name="_Toc242189551"/>
+      <w:bookmarkStart w:id="21" w:name="_Toc242193985"/>
       <w:r>
         <w:t>Step 4 — Start the interview</w:t>
       </w:r>
@@ -6050,7 +6043,7 @@
           <w:left w:w="10" w:type="dxa"/>
           <w:right w:w="10" w:type="dxa"/>
         </w:tblCellMar>
-        <w:tblLook w:val="04A0" w:firstRow="1" w:lastRow="0" w:firstColumn="1" w:lastColumn="0" w:noHBand="0" w:noVBand="1"/>
+        <w:tblLook w:val="0000" w:firstRow="0" w:lastRow="0" w:firstColumn="0" w:lastColumn="0" w:noHBand="0" w:noVBand="0"/>
       </w:tblPr>
       <w:tblGrid>
         <w:gridCol w:w="9412"/>
@@ -6118,7 +6111,7 @@
         <w:pStyle w:val="Heading1"/>
         <w:pageBreakBefore/>
       </w:pPr>
-      <w:bookmarkStart w:id="22" w:name="_Toc242189552"/>
+      <w:bookmarkStart w:id="22" w:name="_Toc242193986"/>
       <w:r>
         <w:lastRenderedPageBreak/>
         <w:t>8. Contact the research team</w:t>
@@ -6140,7 +6133,7 @@
           <w:left w:w="10" w:type="dxa"/>
           <w:right w:w="10" w:type="dxa"/>
         </w:tblCellMar>
-        <w:tblLook w:val="04A0" w:firstRow="1" w:lastRow="0" w:firstColumn="1" w:lastColumn="0" w:noHBand="0" w:noVBand="1"/>
+        <w:tblLook w:val="0000" w:firstRow="0" w:lastRow="0" w:firstColumn="0" w:lastColumn="0" w:noHBand="0" w:noVBand="0"/>
       </w:tblPr>
       <w:tblGrid>
         <w:gridCol w:w="2824"/>
@@ -6508,7 +6501,7 @@
         <w:sz w:val="16"/>
         <w:szCs w:val="16"/>
       </w:rPr>
-      <w:t>Version 1.25 · 6 October 2026</w:t>
+      <w:t>Version 1.26 · 6 October 2026</w:t>
     </w:r>
     <w:r>
       <w:rPr>
@@ -6681,10 +6674,96 @@
 <file path=word/numbering.xml><?xml version="1.0" encoding="utf-8"?>
 <w:numbering xmlns:wpc="http://schemas.microsoft.com/office/word/2010/wordprocessingCanvas" xmlns:cx="http://schemas.microsoft.com/office/drawing/2014/chartex" xmlns:cx1="http://schemas.microsoft.com/office/drawing/2015/9/8/chartex" xmlns:cx2="http://schemas.microsoft.com/office/drawing/2015/10/21/chartex" xmlns:cx3="http://schemas.microsoft.com/office/drawing/2016/5/9/chartex" xmlns:cx4="http://schemas.microsoft.com/office/drawing/2016/5/10/chartex" xmlns:cx5="http://schemas.microsoft.com/office/drawing/2016/5/11/chartex" xmlns:cx6="http://schemas.microsoft.com/office/drawing/2016/5/12/chartex" xmlns:cx7="http://schemas.microsoft.com/office/drawing/2016/5/13/chartex" xmlns:cx8="http://schemas.microsoft.com/office/drawing/2016/5/14/chartex" xmlns:mc="http://schemas.openxmlformats.org/markup-compatibility/2006" xmlns:aink="http://schemas.microsoft.com/office/drawing/2016/ink" xmlns:am3d="http://schemas.microsoft.com/office/drawing/2017/model3d" xmlns:o="urn:schemas-microsoft-com:office:office" xmlns:oel="http://schemas.microsoft.com/office/2019/extlst" xmlns:r="http://schemas.openxmlformats.org/officeDocument/2006/relationships" xmlns:m="http://schemas.openxmlformats.org/officeDocument/2006/math" xmlns:v="urn:schemas-microsoft-com:vml" xmlns:wp14="http://schemas.microsoft.com/office/word/2010/wordprocessingDrawing" xmlns:wp="http://schemas.openxmlformats.org/drawingml/2006/wordprocessingDrawing" xmlns:w10="urn:schemas-microsoft-com:office:word" xmlns:w="http://schemas.openxmlformats.org/wordprocessingml/2006/main" xmlns:w14="http://schemas.microsoft.com/office/word/2010/wordml" xmlns:w15="http://schemas.microsoft.com/office/word/2012/wordml" xmlns:w16cex="http://schemas.microsoft.com/office/word/2018/wordml/cex" xmlns:w16cid="http://schemas.microsoft.com/office/word/2016/wordml/cid" xmlns:w16="http://schemas.microsoft.com/office/word/2018/wordml" xmlns:w16sdtdh="http://schemas.microsoft.com/office/word/2020/wordml/sdtdatahash" xmlns:w16se="http://schemas.microsoft.com/office/word/2015/wordml/symex" xmlns:wpg="http://schemas.microsoft.com/office/word/2010/wordprocessingGroup" xmlns:wpi="http://schemas.microsoft.com/office/word/2010/wordprocessingInk" xmlns:wne="http://schemas.microsoft.com/office/word/2006/wordml" xmlns:wps="http://schemas.microsoft.com/office/word/2010/wordprocessingShape" mc:Ignorable="w14 w15 w16se w16cid w16 w16cex w16sdtdh wp14">
   <w:abstractNum w:abstractNumId="0" w15:restartNumberingAfterBreak="0">
-    <w:nsid w:val="03E753A1"/>
+    <w:nsid w:val="0551125C"/>
     <w:multiLevelType w:val="hybridMultilevel"/>
-    <w:tmpl w:val="0F80F8AA"/>
-    <w:lvl w:ilvl="0" w:tplc="343C2C0E">
+    <w:tmpl w:val="F9E469C4"/>
+    <w:lvl w:ilvl="0" w:tplc="FB78DE56">
+      <w:start w:val="1"/>
+      <w:numFmt w:val="bullet"/>
+      <w:lvlText w:val="●"/>
+      <w:lvlJc w:val="left"/>
+      <w:pPr>
+        <w:ind w:left="720" w:hanging="360"/>
+      </w:pPr>
+    </w:lvl>
+    <w:lvl w:ilvl="1" w:tplc="1FF8D1D8">
+      <w:start w:val="1"/>
+      <w:numFmt w:val="bullet"/>
+      <w:lvlText w:val="○"/>
+      <w:lvlJc w:val="left"/>
+      <w:pPr>
+        <w:ind w:left="1440" w:hanging="360"/>
+      </w:pPr>
+    </w:lvl>
+    <w:lvl w:ilvl="2" w:tplc="CABAC826">
+      <w:start w:val="1"/>
+      <w:numFmt w:val="bullet"/>
+      <w:lvlText w:val="■"/>
+      <w:lvlJc w:val="left"/>
+      <w:pPr>
+        <w:ind w:left="2160" w:hanging="360"/>
+      </w:pPr>
+    </w:lvl>
+    <w:lvl w:ilvl="3" w:tplc="EC844446">
+      <w:start w:val="1"/>
+      <w:numFmt w:val="bullet"/>
+      <w:lvlText w:val="●"/>
+      <w:lvlJc w:val="left"/>
+      <w:pPr>
+        <w:ind w:left="2880" w:hanging="360"/>
+      </w:pPr>
+    </w:lvl>
+    <w:lvl w:ilvl="4" w:tplc="AEE05976">
+      <w:start w:val="1"/>
+      <w:numFmt w:val="bullet"/>
+      <w:lvlText w:val="○"/>
+      <w:lvlJc w:val="left"/>
+      <w:pPr>
+        <w:ind w:left="3600" w:hanging="360"/>
+      </w:pPr>
+    </w:lvl>
+    <w:lvl w:ilvl="5" w:tplc="73D660B6">
+      <w:start w:val="1"/>
+      <w:numFmt w:val="bullet"/>
+      <w:lvlText w:val="■"/>
+      <w:lvlJc w:val="left"/>
+      <w:pPr>
+        <w:ind w:left="4320" w:hanging="360"/>
+      </w:pPr>
+    </w:lvl>
+    <w:lvl w:ilvl="6" w:tplc="AE98A102">
+      <w:start w:val="1"/>
+      <w:numFmt w:val="bullet"/>
+      <w:lvlText w:val="●"/>
+      <w:lvlJc w:val="left"/>
+      <w:pPr>
+        <w:ind w:left="5040" w:hanging="360"/>
+      </w:pPr>
+    </w:lvl>
+    <w:lvl w:ilvl="7" w:tplc="396C3E3C">
+      <w:start w:val="1"/>
+      <w:numFmt w:val="bullet"/>
+      <w:lvlText w:val="●"/>
+      <w:lvlJc w:val="left"/>
+      <w:pPr>
+        <w:ind w:left="5760" w:hanging="360"/>
+      </w:pPr>
+    </w:lvl>
+    <w:lvl w:ilvl="8" w:tplc="07FA73FC">
+      <w:start w:val="1"/>
+      <w:numFmt w:val="bullet"/>
+      <w:lvlText w:val="●"/>
+      <w:lvlJc w:val="left"/>
+      <w:pPr>
+        <w:ind w:left="6480" w:hanging="360"/>
+      </w:pPr>
+    </w:lvl>
+  </w:abstractNum>
+  <w:abstractNum w:abstractNumId="1" w15:restartNumberingAfterBreak="0">
+    <w:nsid w:val="0F5C71E7"/>
+    <w:multiLevelType w:val="hybridMultilevel"/>
+    <w:tmpl w:val="F572B84C"/>
+    <w:lvl w:ilvl="0" w:tplc="E482E154">
       <w:start w:val="1"/>
       <w:numFmt w:val="decimal"/>
       <w:lvlText w:val="%1."/>
@@ -6698,52 +6777,110 @@
         <w:color w:val="A67C27"/>
       </w:rPr>
     </w:lvl>
-    <w:lvl w:ilvl="1" w:tplc="6082E30C">
+    <w:lvl w:ilvl="1" w:tplc="EAE4C13C">
       <w:numFmt w:val="decimal"/>
       <w:lvlText w:val=""/>
       <w:lvlJc w:val="left"/>
     </w:lvl>
-    <w:lvl w:ilvl="2" w:tplc="D250ECA0">
+    <w:lvl w:ilvl="2" w:tplc="A720E130">
       <w:numFmt w:val="decimal"/>
       <w:lvlText w:val=""/>
       <w:lvlJc w:val="left"/>
     </w:lvl>
-    <w:lvl w:ilvl="3" w:tplc="71600CF6">
+    <w:lvl w:ilvl="3" w:tplc="A0FED036">
       <w:numFmt w:val="decimal"/>
       <w:lvlText w:val=""/>
       <w:lvlJc w:val="left"/>
     </w:lvl>
-    <w:lvl w:ilvl="4" w:tplc="85383C40">
+    <w:lvl w:ilvl="4" w:tplc="20FEFCB0">
       <w:numFmt w:val="decimal"/>
       <w:lvlText w:val=""/>
       <w:lvlJc w:val="left"/>
     </w:lvl>
-    <w:lvl w:ilvl="5" w:tplc="AC76AADE">
+    <w:lvl w:ilvl="5" w:tplc="9086CF50">
       <w:numFmt w:val="decimal"/>
       <w:lvlText w:val=""/>
       <w:lvlJc w:val="left"/>
     </w:lvl>
-    <w:lvl w:ilvl="6" w:tplc="B2F4D1B6">
+    <w:lvl w:ilvl="6" w:tplc="B540C736">
       <w:numFmt w:val="decimal"/>
       <w:lvlText w:val=""/>
       <w:lvlJc w:val="left"/>
     </w:lvl>
-    <w:lvl w:ilvl="7" w:tplc="C8E6D4BC">
+    <w:lvl w:ilvl="7" w:tplc="F566CBA4">
       <w:numFmt w:val="decimal"/>
       <w:lvlText w:val=""/>
       <w:lvlJc w:val="left"/>
     </w:lvl>
-    <w:lvl w:ilvl="8" w:tplc="CF12791A">
+    <w:lvl w:ilvl="8" w:tplc="ECF658D2">
       <w:numFmt w:val="decimal"/>
       <w:lvlText w:val=""/>
       <w:lvlJc w:val="left"/>
     </w:lvl>
   </w:abstractNum>
-  <w:abstractNum w:abstractNumId="1" w15:restartNumberingAfterBreak="0">
-    <w:nsid w:val="061D31A8"/>
+  <w:abstractNum w:abstractNumId="2" w15:restartNumberingAfterBreak="0">
+    <w:nsid w:val="166D7DF2"/>
     <w:multiLevelType w:val="hybridMultilevel"/>
-    <w:tmpl w:val="69D20806"/>
-    <w:lvl w:ilvl="0" w:tplc="48DCA5C8">
+    <w:tmpl w:val="F1E463CC"/>
+    <w:lvl w:ilvl="0" w:tplc="08947B88">
+      <w:start w:val="1"/>
+      <w:numFmt w:val="bullet"/>
+      <w:lvlText w:val="•"/>
+      <w:lvlJc w:val="left"/>
+      <w:pPr>
+        <w:ind w:left="460" w:hanging="280"/>
+      </w:pPr>
+    </w:lvl>
+    <w:lvl w:ilvl="1" w:tplc="90CED976">
+      <w:start w:val="1"/>
+      <w:numFmt w:val="bullet"/>
+      <w:lvlText w:val="–"/>
+      <w:lvlJc w:val="left"/>
+      <w:pPr>
+        <w:ind w:left="900" w:hanging="280"/>
+      </w:pPr>
+    </w:lvl>
+    <w:lvl w:ilvl="2" w:tplc="4238DD86">
+      <w:numFmt w:val="decimal"/>
+      <w:lvlText w:val=""/>
+      <w:lvlJc w:val="left"/>
+    </w:lvl>
+    <w:lvl w:ilvl="3" w:tplc="FC2CD152">
+      <w:numFmt w:val="decimal"/>
+      <w:lvlText w:val=""/>
+      <w:lvlJc w:val="left"/>
+    </w:lvl>
+    <w:lvl w:ilvl="4" w:tplc="BDE821F8">
+      <w:numFmt w:val="decimal"/>
+      <w:lvlText w:val=""/>
+      <w:lvlJc w:val="left"/>
+    </w:lvl>
+    <w:lvl w:ilvl="5" w:tplc="926A819E">
+      <w:numFmt w:val="decimal"/>
+      <w:lvlText w:val=""/>
+      <w:lvlJc w:val="left"/>
+    </w:lvl>
+    <w:lvl w:ilvl="6" w:tplc="200CC98A">
+      <w:numFmt w:val="decimal"/>
+      <w:lvlText w:val=""/>
+      <w:lvlJc w:val="left"/>
+    </w:lvl>
+    <w:lvl w:ilvl="7" w:tplc="2774E2A8">
+      <w:numFmt w:val="decimal"/>
+      <w:lvlText w:val=""/>
+      <w:lvlJc w:val="left"/>
+    </w:lvl>
+    <w:lvl w:ilvl="8" w:tplc="097AF1B8">
+      <w:numFmt w:val="decimal"/>
+      <w:lvlText w:val=""/>
+      <w:lvlJc w:val="left"/>
+    </w:lvl>
+  </w:abstractNum>
+  <w:abstractNum w:abstractNumId="3" w15:restartNumberingAfterBreak="0">
+    <w:nsid w:val="6C8B5E1F"/>
+    <w:multiLevelType w:val="hybridMultilevel"/>
+    <w:tmpl w:val="3F82D308"/>
+    <w:lvl w:ilvl="0" w:tplc="6B62189E">
       <w:start w:val="1"/>
       <w:numFmt w:val="decimal"/>
       <w:lvlText w:val="%1."/>
@@ -6757,196 +6894,52 @@
         <w:color w:val="A67C27"/>
       </w:rPr>
     </w:lvl>
-    <w:lvl w:ilvl="1" w:tplc="52248EDA">
+    <w:lvl w:ilvl="1" w:tplc="E6FA912A">
       <w:numFmt w:val="decimal"/>
       <w:lvlText w:val=""/>
       <w:lvlJc w:val="left"/>
     </w:lvl>
-    <w:lvl w:ilvl="2" w:tplc="CC2EBCA0">
+    <w:lvl w:ilvl="2" w:tplc="815C44BC">
       <w:numFmt w:val="decimal"/>
       <w:lvlText w:val=""/>
       <w:lvlJc w:val="left"/>
     </w:lvl>
-    <w:lvl w:ilvl="3" w:tplc="B8B6D322">
+    <w:lvl w:ilvl="3" w:tplc="2CFADCF6">
       <w:numFmt w:val="decimal"/>
       <w:lvlText w:val=""/>
       <w:lvlJc w:val="left"/>
     </w:lvl>
-    <w:lvl w:ilvl="4" w:tplc="406862C8">
+    <w:lvl w:ilvl="4" w:tplc="51386AB6">
       <w:numFmt w:val="decimal"/>
       <w:lvlText w:val=""/>
       <w:lvlJc w:val="left"/>
     </w:lvl>
-    <w:lvl w:ilvl="5" w:tplc="1BEA2900">
+    <w:lvl w:ilvl="5" w:tplc="4FECA8E6">
       <w:numFmt w:val="decimal"/>
       <w:lvlText w:val=""/>
       <w:lvlJc w:val="left"/>
     </w:lvl>
-    <w:lvl w:ilvl="6" w:tplc="6D165960">
+    <w:lvl w:ilvl="6" w:tplc="2E503274">
       <w:numFmt w:val="decimal"/>
       <w:lvlText w:val=""/>
       <w:lvlJc w:val="left"/>
     </w:lvl>
-    <w:lvl w:ilvl="7" w:tplc="26E477A4">
+    <w:lvl w:ilvl="7" w:tplc="1422C8CE">
       <w:numFmt w:val="decimal"/>
       <w:lvlText w:val=""/>
       <w:lvlJc w:val="left"/>
     </w:lvl>
-    <w:lvl w:ilvl="8" w:tplc="4F921DBC">
+    <w:lvl w:ilvl="8" w:tplc="3A285D62">
       <w:numFmt w:val="decimal"/>
       <w:lvlText w:val=""/>
       <w:lvlJc w:val="left"/>
     </w:lvl>
   </w:abstractNum>
-  <w:abstractNum w:abstractNumId="2" w15:restartNumberingAfterBreak="0">
-    <w:nsid w:val="0E237D9E"/>
+  <w:abstractNum w:abstractNumId="4" w15:restartNumberingAfterBreak="0">
+    <w:nsid w:val="6FBF4C68"/>
     <w:multiLevelType w:val="hybridMultilevel"/>
-    <w:tmpl w:val="F1D89600"/>
-    <w:lvl w:ilvl="0" w:tplc="2D8A59DC">
-      <w:start w:val="1"/>
-      <w:numFmt w:val="bullet"/>
-      <w:lvlText w:val="•"/>
-      <w:lvlJc w:val="left"/>
-      <w:pPr>
-        <w:ind w:left="460" w:hanging="280"/>
-      </w:pPr>
-    </w:lvl>
-    <w:lvl w:ilvl="1" w:tplc="B0DEEA10">
-      <w:start w:val="1"/>
-      <w:numFmt w:val="bullet"/>
-      <w:lvlText w:val="–"/>
-      <w:lvlJc w:val="left"/>
-      <w:pPr>
-        <w:ind w:left="900" w:hanging="280"/>
-      </w:pPr>
-    </w:lvl>
-    <w:lvl w:ilvl="2" w:tplc="2C7A9DCC">
-      <w:numFmt w:val="decimal"/>
-      <w:lvlText w:val=""/>
-      <w:lvlJc w:val="left"/>
-    </w:lvl>
-    <w:lvl w:ilvl="3" w:tplc="12CA1EDE">
-      <w:numFmt w:val="decimal"/>
-      <w:lvlText w:val=""/>
-      <w:lvlJc w:val="left"/>
-    </w:lvl>
-    <w:lvl w:ilvl="4" w:tplc="6D303FC6">
-      <w:numFmt w:val="decimal"/>
-      <w:lvlText w:val=""/>
-      <w:lvlJc w:val="left"/>
-    </w:lvl>
-    <w:lvl w:ilvl="5" w:tplc="DA928FE2">
-      <w:numFmt w:val="decimal"/>
-      <w:lvlText w:val=""/>
-      <w:lvlJc w:val="left"/>
-    </w:lvl>
-    <w:lvl w:ilvl="6" w:tplc="59DA6594">
-      <w:numFmt w:val="decimal"/>
-      <w:lvlText w:val=""/>
-      <w:lvlJc w:val="left"/>
-    </w:lvl>
-    <w:lvl w:ilvl="7" w:tplc="3AD2063C">
-      <w:numFmt w:val="decimal"/>
-      <w:lvlText w:val=""/>
-      <w:lvlJc w:val="left"/>
-    </w:lvl>
-    <w:lvl w:ilvl="8" w:tplc="6DE6725C">
-      <w:numFmt w:val="decimal"/>
-      <w:lvlText w:val=""/>
-      <w:lvlJc w:val="left"/>
-    </w:lvl>
-  </w:abstractNum>
-  <w:abstractNum w:abstractNumId="3" w15:restartNumberingAfterBreak="0">
-    <w:nsid w:val="1D4341EE"/>
-    <w:multiLevelType w:val="hybridMultilevel"/>
-    <w:tmpl w:val="F7EA81CA"/>
-    <w:lvl w:ilvl="0" w:tplc="C096F35A">
-      <w:start w:val="1"/>
-      <w:numFmt w:val="bullet"/>
-      <w:lvlText w:val="●"/>
-      <w:lvlJc w:val="left"/>
-      <w:pPr>
-        <w:ind w:left="720" w:hanging="360"/>
-      </w:pPr>
-    </w:lvl>
-    <w:lvl w:ilvl="1" w:tplc="5C489596">
-      <w:start w:val="1"/>
-      <w:numFmt w:val="bullet"/>
-      <w:lvlText w:val="○"/>
-      <w:lvlJc w:val="left"/>
-      <w:pPr>
-        <w:ind w:left="1440" w:hanging="360"/>
-      </w:pPr>
-    </w:lvl>
-    <w:lvl w:ilvl="2" w:tplc="211A69CA">
-      <w:start w:val="1"/>
-      <w:numFmt w:val="bullet"/>
-      <w:lvlText w:val="■"/>
-      <w:lvlJc w:val="left"/>
-      <w:pPr>
-        <w:ind w:left="2160" w:hanging="360"/>
-      </w:pPr>
-    </w:lvl>
-    <w:lvl w:ilvl="3" w:tplc="D6A29C56">
-      <w:start w:val="1"/>
-      <w:numFmt w:val="bullet"/>
-      <w:lvlText w:val="●"/>
-      <w:lvlJc w:val="left"/>
-      <w:pPr>
-        <w:ind w:left="2880" w:hanging="360"/>
-      </w:pPr>
-    </w:lvl>
-    <w:lvl w:ilvl="4" w:tplc="F9049E3C">
-      <w:start w:val="1"/>
-      <w:numFmt w:val="bullet"/>
-      <w:lvlText w:val="○"/>
-      <w:lvlJc w:val="left"/>
-      <w:pPr>
-        <w:ind w:left="3600" w:hanging="360"/>
-      </w:pPr>
-    </w:lvl>
-    <w:lvl w:ilvl="5" w:tplc="1598C50E">
-      <w:start w:val="1"/>
-      <w:numFmt w:val="bullet"/>
-      <w:lvlText w:val="■"/>
-      <w:lvlJc w:val="left"/>
-      <w:pPr>
-        <w:ind w:left="4320" w:hanging="360"/>
-      </w:pPr>
-    </w:lvl>
-    <w:lvl w:ilvl="6" w:tplc="57AE0FA8">
-      <w:start w:val="1"/>
-      <w:numFmt w:val="bullet"/>
-      <w:lvlText w:val="●"/>
-      <w:lvlJc w:val="left"/>
-      <w:pPr>
-        <w:ind w:left="5040" w:hanging="360"/>
-      </w:pPr>
-    </w:lvl>
-    <w:lvl w:ilvl="7" w:tplc="12B2840A">
-      <w:start w:val="1"/>
-      <w:numFmt w:val="bullet"/>
-      <w:lvlText w:val="●"/>
-      <w:lvlJc w:val="left"/>
-      <w:pPr>
-        <w:ind w:left="5760" w:hanging="360"/>
-      </w:pPr>
-    </w:lvl>
-    <w:lvl w:ilvl="8" w:tplc="03C4D08C">
-      <w:start w:val="1"/>
-      <w:numFmt w:val="bullet"/>
-      <w:lvlText w:val="●"/>
-      <w:lvlJc w:val="left"/>
-      <w:pPr>
-        <w:ind w:left="6480" w:hanging="360"/>
-      </w:pPr>
-    </w:lvl>
-  </w:abstractNum>
-  <w:abstractNum w:abstractNumId="4" w15:restartNumberingAfterBreak="0">
-    <w:nsid w:val="2A6343E0"/>
-    <w:multiLevelType w:val="hybridMultilevel"/>
-    <w:tmpl w:val="5096F250"/>
-    <w:lvl w:ilvl="0" w:tplc="A74A4FEE">
+    <w:tmpl w:val="0272327C"/>
+    <w:lvl w:ilvl="0" w:tplc="45DA462C">
       <w:start w:val="1"/>
       <w:numFmt w:val="decimal"/>
       <w:lvlText w:val="%1."/>
@@ -6960,52 +6953,52 @@
         <w:color w:val="A67C27"/>
       </w:rPr>
     </w:lvl>
-    <w:lvl w:ilvl="1" w:tplc="E326E878">
+    <w:lvl w:ilvl="1" w:tplc="61A0A0A2">
       <w:numFmt w:val="decimal"/>
       <w:lvlText w:val=""/>
       <w:lvlJc w:val="left"/>
     </w:lvl>
-    <w:lvl w:ilvl="2" w:tplc="C0F61B28">
+    <w:lvl w:ilvl="2" w:tplc="F2368AD0">
       <w:numFmt w:val="decimal"/>
       <w:lvlText w:val=""/>
       <w:lvlJc w:val="left"/>
     </w:lvl>
-    <w:lvl w:ilvl="3" w:tplc="149AC76E">
+    <w:lvl w:ilvl="3" w:tplc="E50828D8">
       <w:numFmt w:val="decimal"/>
       <w:lvlText w:val=""/>
       <w:lvlJc w:val="left"/>
     </w:lvl>
-    <w:lvl w:ilvl="4" w:tplc="637C0522">
+    <w:lvl w:ilvl="4" w:tplc="35205ACA">
       <w:numFmt w:val="decimal"/>
       <w:lvlText w:val=""/>
       <w:lvlJc w:val="left"/>
     </w:lvl>
-    <w:lvl w:ilvl="5" w:tplc="66FA0D02">
+    <w:lvl w:ilvl="5" w:tplc="686A47EA">
       <w:numFmt w:val="decimal"/>
       <w:lvlText w:val=""/>
       <w:lvlJc w:val="left"/>
     </w:lvl>
-    <w:lvl w:ilvl="6" w:tplc="6E02C8B0">
+    <w:lvl w:ilvl="6" w:tplc="2D70A756">
       <w:numFmt w:val="decimal"/>
       <w:lvlText w:val=""/>
       <w:lvlJc w:val="left"/>
     </w:lvl>
-    <w:lvl w:ilvl="7" w:tplc="B0FC4BB0">
+    <w:lvl w:ilvl="7" w:tplc="277070B2">
       <w:numFmt w:val="decimal"/>
       <w:lvlText w:val=""/>
       <w:lvlJc w:val="left"/>
     </w:lvl>
-    <w:lvl w:ilvl="8" w:tplc="EEFCED60">
+    <w:lvl w:ilvl="8" w:tplc="F2206ED8">
       <w:numFmt w:val="decimal"/>
       <w:lvlText w:val=""/>
       <w:lvlJc w:val="left"/>
     </w:lvl>
   </w:abstractNum>
   <w:abstractNum w:abstractNumId="5" w15:restartNumberingAfterBreak="0">
-    <w:nsid w:val="6F670A7B"/>
+    <w:nsid w:val="78093777"/>
     <w:multiLevelType w:val="hybridMultilevel"/>
-    <w:tmpl w:val="A6B0225A"/>
-    <w:lvl w:ilvl="0" w:tplc="629A4564">
+    <w:tmpl w:val="1946F80C"/>
+    <w:lvl w:ilvl="0" w:tplc="7BE2ECD6">
       <w:start w:val="1"/>
       <w:numFmt w:val="decimal"/>
       <w:lvlText w:val="%1."/>
@@ -7019,79 +7012,79 @@
         <w:color w:val="A67C27"/>
       </w:rPr>
     </w:lvl>
-    <w:lvl w:ilvl="1" w:tplc="953EDAD4">
+    <w:lvl w:ilvl="1" w:tplc="64E2A978">
       <w:numFmt w:val="decimal"/>
       <w:lvlText w:val=""/>
       <w:lvlJc w:val="left"/>
     </w:lvl>
-    <w:lvl w:ilvl="2" w:tplc="AFC2535A">
+    <w:lvl w:ilvl="2" w:tplc="048A65D0">
       <w:numFmt w:val="decimal"/>
       <w:lvlText w:val=""/>
       <w:lvlJc w:val="left"/>
     </w:lvl>
-    <w:lvl w:ilvl="3" w:tplc="05EA48EA">
+    <w:lvl w:ilvl="3" w:tplc="344823AE">
       <w:numFmt w:val="decimal"/>
       <w:lvlText w:val=""/>
       <w:lvlJc w:val="left"/>
     </w:lvl>
-    <w:lvl w:ilvl="4" w:tplc="A460830A">
+    <w:lvl w:ilvl="4" w:tplc="357C5216">
       <w:numFmt w:val="decimal"/>
       <w:lvlText w:val=""/>
       <w:lvlJc w:val="left"/>
     </w:lvl>
-    <w:lvl w:ilvl="5" w:tplc="775A5E28">
+    <w:lvl w:ilvl="5" w:tplc="A57E71B8">
       <w:numFmt w:val="decimal"/>
       <w:lvlText w:val=""/>
       <w:lvlJc w:val="left"/>
     </w:lvl>
-    <w:lvl w:ilvl="6" w:tplc="BCE2C116">
+    <w:lvl w:ilvl="6" w:tplc="0AE0780C">
       <w:numFmt w:val="decimal"/>
       <w:lvlText w:val=""/>
       <w:lvlJc w:val="left"/>
     </w:lvl>
-    <w:lvl w:ilvl="7" w:tplc="17405F5A">
+    <w:lvl w:ilvl="7" w:tplc="07269DFC">
       <w:numFmt w:val="decimal"/>
       <w:lvlText w:val=""/>
       <w:lvlJc w:val="left"/>
     </w:lvl>
-    <w:lvl w:ilvl="8" w:tplc="6156B656">
+    <w:lvl w:ilvl="8" w:tplc="56CC3C6C">
       <w:numFmt w:val="decimal"/>
       <w:lvlText w:val=""/>
       <w:lvlJc w:val="left"/>
     </w:lvl>
   </w:abstractNum>
-  <w:num w:numId="1" w16cid:durableId="392848362">
-    <w:abstractNumId w:val="3"/>
+  <w:num w:numId="1" w16cid:durableId="1948583865">
+    <w:abstractNumId w:val="0"/>
     <w:lvlOverride w:ilvl="0">
       <w:startOverride w:val="1"/>
     </w:lvlOverride>
   </w:num>
-  <w:num w:numId="2" w16cid:durableId="898321538">
+  <w:num w:numId="2" w16cid:durableId="731273328">
     <w:abstractNumId w:val="2"/>
     <w:lvlOverride w:ilvl="0">
       <w:startOverride w:val="1"/>
     </w:lvlOverride>
   </w:num>
-  <w:num w:numId="3" w16cid:durableId="792018915">
+  <w:num w:numId="3" w16cid:durableId="279382729">
+    <w:abstractNumId w:val="1"/>
+    <w:lvlOverride w:ilvl="0">
+      <w:startOverride w:val="1"/>
+    </w:lvlOverride>
+  </w:num>
+  <w:num w:numId="4" w16cid:durableId="840780452">
+    <w:abstractNumId w:val="5"/>
+    <w:lvlOverride w:ilvl="0">
+      <w:startOverride w:val="1"/>
+    </w:lvlOverride>
+  </w:num>
+  <w:num w:numId="5" w16cid:durableId="1735228162">
     <w:abstractNumId w:val="4"/>
     <w:lvlOverride w:ilvl="0">
       <w:startOverride w:val="1"/>
     </w:lvlOverride>
   </w:num>
-  <w:num w:numId="4" w16cid:durableId="1216040054">
-    <w:abstractNumId w:val="5"/>
-    <w:lvlOverride w:ilvl="0">
-      <w:startOverride w:val="1"/>
-    </w:lvlOverride>
-  </w:num>
-  <w:num w:numId="5" w16cid:durableId="184946130">
-    <w:abstractNumId w:val="0"/>
-    <w:lvlOverride w:ilvl="0">
-      <w:startOverride w:val="1"/>
-    </w:lvlOverride>
-  </w:num>
-  <w:num w:numId="6" w16cid:durableId="1689481442">
-    <w:abstractNumId w:val="1"/>
+  <w:num w:numId="6" w16cid:durableId="210192873">
+    <w:abstractNumId w:val="3"/>
     <w:lvlOverride w:ilvl="0">
       <w:startOverride w:val="1"/>
     </w:lvlOverride>
@@ -7717,7 +7710,7 @@
     <w:autoRedefine/>
     <w:uiPriority w:val="39"/>
     <w:unhideWhenUsed/>
-    <w:rsid w:val="00294327"/>
+    <w:rsid w:val="00CE04B0"/>
     <w:pPr>
       <w:spacing w:after="100"/>
     </w:pPr>
@@ -7729,7 +7722,7 @@
     <w:autoRedefine/>
     <w:uiPriority w:val="39"/>
     <w:unhideWhenUsed/>
-    <w:rsid w:val="00294327"/>
+    <w:rsid w:val="00CE04B0"/>
     <w:pPr>
       <w:spacing w:after="100"/>
       <w:ind w:left="210"/>

--- a/docs/manuals/Respondent_Guide.docx
+++ b/docs/manuals/Respondent_Guide.docx
@@ -469,7 +469,7 @@
                 <w:sz w:val="19"/>
                 <w:szCs w:val="19"/>
               </w:rPr>
-              <w:t>Version 1.26 · 6 October 2026</w:t>
+              <w:t>Version 1.27 · 6 October 2026</w:t>
             </w:r>
           </w:p>
         </w:tc>
@@ -538,7 +538,7 @@
     <w:sdt>
       <w:sdtPr>
         <w:alias w:val="Contents"/>
-        <w:id w:val="1077557539"/>
+        <w:id w:val="2114016731"/>
       </w:sdtPr>
       <w:sdtEndPr/>
       <w:sdtContent>
@@ -567,7 +567,7 @@
           <w:r>
             <w:fldChar w:fldCharType="separate"/>
           </w:r>
-          <w:hyperlink w:anchor="_Toc242193964" w:history="1">
+          <w:hyperlink w:anchor="_Toc242204089" w:history="1">
             <w:r>
               <w:rPr>
                 <w:rStyle w:val="Hyperlink"/>
@@ -591,7 +591,7 @@
               <w:rPr>
                 <w:noProof/>
               </w:rPr>
-              <w:instrText xml:space="preserve"> PAGEREF _Toc242193964 \h </w:instrText>
+              <w:instrText xml:space="preserve"> PAGEREF _Toc242204089 \h </w:instrText>
             </w:r>
             <w:r>
               <w:rPr>
@@ -634,7 +634,7 @@
               <w14:ligatures w14:val="standardContextual"/>
             </w:rPr>
           </w:pPr>
-          <w:hyperlink w:anchor="_Toc242193965" w:history="1">
+          <w:hyperlink w:anchor="_Toc242204090" w:history="1">
             <w:r>
               <w:rPr>
                 <w:rStyle w:val="Hyperlink"/>
@@ -658,7 +658,7 @@
               <w:rPr>
                 <w:noProof/>
               </w:rPr>
-              <w:instrText xml:space="preserve"> PAGEREF _Toc242193965 \h </w:instrText>
+              <w:instrText xml:space="preserve"> PAGEREF _Toc242204090 \h </w:instrText>
             </w:r>
             <w:r>
               <w:rPr>
@@ -701,7 +701,7 @@
               <w14:ligatures w14:val="standardContextual"/>
             </w:rPr>
           </w:pPr>
-          <w:hyperlink w:anchor="_Toc242193966" w:history="1">
+          <w:hyperlink w:anchor="_Toc242204091" w:history="1">
             <w:r>
               <w:rPr>
                 <w:rStyle w:val="Hyperlink"/>
@@ -725,7 +725,7 @@
               <w:rPr>
                 <w:noProof/>
               </w:rPr>
-              <w:instrText xml:space="preserve"> PAGEREF _Toc242193966 \h </w:instrText>
+              <w:instrText xml:space="preserve"> PAGEREF _Toc242204091 \h </w:instrText>
             </w:r>
             <w:r>
               <w:rPr>
@@ -768,7 +768,7 @@
               <w14:ligatures w14:val="standardContextual"/>
             </w:rPr>
           </w:pPr>
-          <w:hyperlink w:anchor="_Toc242193967" w:history="1">
+          <w:hyperlink w:anchor="_Toc242204092" w:history="1">
             <w:r>
               <w:rPr>
                 <w:rStyle w:val="Hyperlink"/>
@@ -792,7 +792,7 @@
               <w:rPr>
                 <w:noProof/>
               </w:rPr>
-              <w:instrText xml:space="preserve"> PAGEREF _Toc242193967 \h </w:instrText>
+              <w:instrText xml:space="preserve"> PAGEREF _Toc242204092 \h </w:instrText>
             </w:r>
             <w:r>
               <w:rPr>
@@ -835,7 +835,7 @@
               <w14:ligatures w14:val="standardContextual"/>
             </w:rPr>
           </w:pPr>
-          <w:hyperlink w:anchor="_Toc242193968" w:history="1">
+          <w:hyperlink w:anchor="_Toc242204093" w:history="1">
             <w:r>
               <w:rPr>
                 <w:rStyle w:val="Hyperlink"/>
@@ -859,7 +859,7 @@
               <w:rPr>
                 <w:noProof/>
               </w:rPr>
-              <w:instrText xml:space="preserve"> PAGEREF _Toc242193968 \h </w:instrText>
+              <w:instrText xml:space="preserve"> PAGEREF _Toc242204093 \h </w:instrText>
             </w:r>
             <w:r>
               <w:rPr>
@@ -902,7 +902,7 @@
               <w14:ligatures w14:val="standardContextual"/>
             </w:rPr>
           </w:pPr>
-          <w:hyperlink w:anchor="_Toc242193969" w:history="1">
+          <w:hyperlink w:anchor="_Toc242204094" w:history="1">
             <w:r>
               <w:rPr>
                 <w:rStyle w:val="Hyperlink"/>
@@ -926,7 +926,7 @@
               <w:rPr>
                 <w:noProof/>
               </w:rPr>
-              <w:instrText xml:space="preserve"> PAGEREF _Toc242193969 \h </w:instrText>
+              <w:instrText xml:space="preserve"> PAGEREF _Toc242204094 \h </w:instrText>
             </w:r>
             <w:r>
               <w:rPr>
@@ -969,7 +969,7 @@
               <w14:ligatures w14:val="standardContextual"/>
             </w:rPr>
           </w:pPr>
-          <w:hyperlink w:anchor="_Toc242193970" w:history="1">
+          <w:hyperlink w:anchor="_Toc242204095" w:history="1">
             <w:r>
               <w:rPr>
                 <w:rStyle w:val="Hyperlink"/>
@@ -993,7 +993,7 @@
               <w:rPr>
                 <w:noProof/>
               </w:rPr>
-              <w:instrText xml:space="preserve"> PAGEREF _Toc242193970 \h </w:instrText>
+              <w:instrText xml:space="preserve"> PAGEREF _Toc242204095 \h </w:instrText>
             </w:r>
             <w:r>
               <w:rPr>
@@ -1036,7 +1036,7 @@
               <w14:ligatures w14:val="standardContextual"/>
             </w:rPr>
           </w:pPr>
-          <w:hyperlink w:anchor="_Toc242193971" w:history="1">
+          <w:hyperlink w:anchor="_Toc242204096" w:history="1">
             <w:r>
               <w:rPr>
                 <w:rStyle w:val="Hyperlink"/>
@@ -1060,7 +1060,7 @@
               <w:rPr>
                 <w:noProof/>
               </w:rPr>
-              <w:instrText xml:space="preserve"> PAGEREF _Toc242193971 \h </w:instrText>
+              <w:instrText xml:space="preserve"> PAGEREF _Toc242204096 \h </w:instrText>
             </w:r>
             <w:r>
               <w:rPr>
@@ -1103,7 +1103,7 @@
               <w14:ligatures w14:val="standardContextual"/>
             </w:rPr>
           </w:pPr>
-          <w:hyperlink w:anchor="_Toc242193972" w:history="1">
+          <w:hyperlink w:anchor="_Toc242204097" w:history="1">
             <w:r>
               <w:rPr>
                 <w:rStyle w:val="Hyperlink"/>
@@ -1127,7 +1127,7 @@
               <w:rPr>
                 <w:noProof/>
               </w:rPr>
-              <w:instrText xml:space="preserve"> PAGEREF _Toc242193972 \h </w:instrText>
+              <w:instrText xml:space="preserve"> PAGEREF _Toc242204097 \h </w:instrText>
             </w:r>
             <w:r>
               <w:rPr>
@@ -1170,7 +1170,7 @@
               <w14:ligatures w14:val="standardContextual"/>
             </w:rPr>
           </w:pPr>
-          <w:hyperlink w:anchor="_Toc242193973" w:history="1">
+          <w:hyperlink w:anchor="_Toc242204098" w:history="1">
             <w:r>
               <w:rPr>
                 <w:rStyle w:val="Hyperlink"/>
@@ -1194,7 +1194,7 @@
               <w:rPr>
                 <w:noProof/>
               </w:rPr>
-              <w:instrText xml:space="preserve"> PAGEREF _Toc242193973 \h </w:instrText>
+              <w:instrText xml:space="preserve"> PAGEREF _Toc242204098 \h </w:instrText>
             </w:r>
             <w:r>
               <w:rPr>
@@ -1237,7 +1237,7 @@
               <w14:ligatures w14:val="standardContextual"/>
             </w:rPr>
           </w:pPr>
-          <w:hyperlink w:anchor="_Toc242193974" w:history="1">
+          <w:hyperlink w:anchor="_Toc242204099" w:history="1">
             <w:r>
               <w:rPr>
                 <w:rStyle w:val="Hyperlink"/>
@@ -1261,7 +1261,7 @@
               <w:rPr>
                 <w:noProof/>
               </w:rPr>
-              <w:instrText xml:space="preserve"> PAGEREF _Toc242193974 \h </w:instrText>
+              <w:instrText xml:space="preserve"> PAGEREF _Toc242204099 \h </w:instrText>
             </w:r>
             <w:r>
               <w:rPr>
@@ -1304,7 +1304,7 @@
               <w14:ligatures w14:val="standardContextual"/>
             </w:rPr>
           </w:pPr>
-          <w:hyperlink w:anchor="_Toc242193975" w:history="1">
+          <w:hyperlink w:anchor="_Toc242204100" w:history="1">
             <w:r>
               <w:rPr>
                 <w:rStyle w:val="Hyperlink"/>
@@ -1328,7 +1328,7 @@
               <w:rPr>
                 <w:noProof/>
               </w:rPr>
-              <w:instrText xml:space="preserve"> PAGEREF _Toc242193975 \h </w:instrText>
+              <w:instrText xml:space="preserve"> PAGEREF _Toc242204100 \h </w:instrText>
             </w:r>
             <w:r>
               <w:rPr>
@@ -1371,7 +1371,7 @@
               <w14:ligatures w14:val="standardContextual"/>
             </w:rPr>
           </w:pPr>
-          <w:hyperlink w:anchor="_Toc242193976" w:history="1">
+          <w:hyperlink w:anchor="_Toc242204101" w:history="1">
             <w:r>
               <w:rPr>
                 <w:rStyle w:val="Hyperlink"/>
@@ -1395,7 +1395,7 @@
               <w:rPr>
                 <w:noProof/>
               </w:rPr>
-              <w:instrText xml:space="preserve"> PAGEREF _Toc242193976 \h </w:instrText>
+              <w:instrText xml:space="preserve"> PAGEREF _Toc242204101 \h </w:instrText>
             </w:r>
             <w:r>
               <w:rPr>
@@ -1438,7 +1438,7 @@
               <w14:ligatures w14:val="standardContextual"/>
             </w:rPr>
           </w:pPr>
-          <w:hyperlink w:anchor="_Toc242193977" w:history="1">
+          <w:hyperlink w:anchor="_Toc242204102" w:history="1">
             <w:r>
               <w:rPr>
                 <w:rStyle w:val="Hyperlink"/>
@@ -1462,7 +1462,7 @@
               <w:rPr>
                 <w:noProof/>
               </w:rPr>
-              <w:instrText xml:space="preserve"> PAGEREF _Toc242193977 \h </w:instrText>
+              <w:instrText xml:space="preserve"> PAGEREF _Toc242204102 \h </w:instrText>
             </w:r>
             <w:r>
               <w:rPr>
@@ -1505,7 +1505,7 @@
               <w14:ligatures w14:val="standardContextual"/>
             </w:rPr>
           </w:pPr>
-          <w:hyperlink w:anchor="_Toc242193978" w:history="1">
+          <w:hyperlink w:anchor="_Toc242204103" w:history="1">
             <w:r>
               <w:rPr>
                 <w:rStyle w:val="Hyperlink"/>
@@ -1529,7 +1529,7 @@
               <w:rPr>
                 <w:noProof/>
               </w:rPr>
-              <w:instrText xml:space="preserve"> PAGEREF _Toc242193978 \h </w:instrText>
+              <w:instrText xml:space="preserve"> PAGEREF _Toc242204103 \h </w:instrText>
             </w:r>
             <w:r>
               <w:rPr>
@@ -1572,7 +1572,7 @@
               <w14:ligatures w14:val="standardContextual"/>
             </w:rPr>
           </w:pPr>
-          <w:hyperlink w:anchor="_Toc242193979" w:history="1">
+          <w:hyperlink w:anchor="_Toc242204104" w:history="1">
             <w:r>
               <w:rPr>
                 <w:rStyle w:val="Hyperlink"/>
@@ -1596,7 +1596,7 @@
               <w:rPr>
                 <w:noProof/>
               </w:rPr>
-              <w:instrText xml:space="preserve"> PAGEREF _Toc242193979 \h </w:instrText>
+              <w:instrText xml:space="preserve"> PAGEREF _Toc242204104 \h </w:instrText>
             </w:r>
             <w:r>
               <w:rPr>
@@ -1639,7 +1639,7 @@
               <w14:ligatures w14:val="standardContextual"/>
             </w:rPr>
           </w:pPr>
-          <w:hyperlink w:anchor="_Toc242193980" w:history="1">
+          <w:hyperlink w:anchor="_Toc242204105" w:history="1">
             <w:r>
               <w:rPr>
                 <w:rStyle w:val="Hyperlink"/>
@@ -1663,7 +1663,7 @@
               <w:rPr>
                 <w:noProof/>
               </w:rPr>
-              <w:instrText xml:space="preserve"> PAGEREF _Toc242193980 \h </w:instrText>
+              <w:instrText xml:space="preserve"> PAGEREF _Toc242204105 \h </w:instrText>
             </w:r>
             <w:r>
               <w:rPr>
@@ -1706,7 +1706,7 @@
               <w14:ligatures w14:val="standardContextual"/>
             </w:rPr>
           </w:pPr>
-          <w:hyperlink w:anchor="_Toc242193981" w:history="1">
+          <w:hyperlink w:anchor="_Toc242204106" w:history="1">
             <w:r>
               <w:rPr>
                 <w:rStyle w:val="Hyperlink"/>
@@ -1730,7 +1730,7 @@
               <w:rPr>
                 <w:noProof/>
               </w:rPr>
-              <w:instrText xml:space="preserve"> PAGEREF _Toc242193981 \h </w:instrText>
+              <w:instrText xml:space="preserve"> PAGEREF _Toc242204106 \h </w:instrText>
             </w:r>
             <w:r>
               <w:rPr>
@@ -1773,7 +1773,7 @@
               <w14:ligatures w14:val="standardContextual"/>
             </w:rPr>
           </w:pPr>
-          <w:hyperlink w:anchor="_Toc242193982" w:history="1">
+          <w:hyperlink w:anchor="_Toc242204107" w:history="1">
             <w:r>
               <w:rPr>
                 <w:rStyle w:val="Hyperlink"/>
@@ -1797,7 +1797,7 @@
               <w:rPr>
                 <w:noProof/>
               </w:rPr>
-              <w:instrText xml:space="preserve"> PAGEREF _Toc242193982 \h </w:instrText>
+              <w:instrText xml:space="preserve"> PAGEREF _Toc242204107 \h </w:instrText>
             </w:r>
             <w:r>
               <w:rPr>
@@ -1840,7 +1840,7 @@
               <w14:ligatures w14:val="standardContextual"/>
             </w:rPr>
           </w:pPr>
-          <w:hyperlink w:anchor="_Toc242193983" w:history="1">
+          <w:hyperlink w:anchor="_Toc242204108" w:history="1">
             <w:r>
               <w:rPr>
                 <w:rStyle w:val="Hyperlink"/>
@@ -1864,7 +1864,7 @@
               <w:rPr>
                 <w:noProof/>
               </w:rPr>
-              <w:instrText xml:space="preserve"> PAGEREF _Toc242193983 \h </w:instrText>
+              <w:instrText xml:space="preserve"> PAGEREF _Toc242204108 \h </w:instrText>
             </w:r>
             <w:r>
               <w:rPr>
@@ -1907,7 +1907,7 @@
               <w14:ligatures w14:val="standardContextual"/>
             </w:rPr>
           </w:pPr>
-          <w:hyperlink w:anchor="_Toc242193984" w:history="1">
+          <w:hyperlink w:anchor="_Toc242204109" w:history="1">
             <w:r>
               <w:rPr>
                 <w:rStyle w:val="Hyperlink"/>
@@ -1931,7 +1931,7 @@
               <w:rPr>
                 <w:noProof/>
               </w:rPr>
-              <w:instrText xml:space="preserve"> PAGEREF _Toc242193984 \h </w:instrText>
+              <w:instrText xml:space="preserve"> PAGEREF _Toc242204109 \h </w:instrText>
             </w:r>
             <w:r>
               <w:rPr>
@@ -1974,7 +1974,7 @@
               <w14:ligatures w14:val="standardContextual"/>
             </w:rPr>
           </w:pPr>
-          <w:hyperlink w:anchor="_Toc242193985" w:history="1">
+          <w:hyperlink w:anchor="_Toc242204110" w:history="1">
             <w:r>
               <w:rPr>
                 <w:rStyle w:val="Hyperlink"/>
@@ -1998,7 +1998,7 @@
               <w:rPr>
                 <w:noProof/>
               </w:rPr>
-              <w:instrText xml:space="preserve"> PAGEREF _Toc242193985 \h </w:instrText>
+              <w:instrText xml:space="preserve"> PAGEREF _Toc242204110 \h </w:instrText>
             </w:r>
             <w:r>
               <w:rPr>
@@ -2041,7 +2041,7 @@
               <w14:ligatures w14:val="standardContextual"/>
             </w:rPr>
           </w:pPr>
-          <w:hyperlink w:anchor="_Toc242193986" w:history="1">
+          <w:hyperlink w:anchor="_Toc242204111" w:history="1">
             <w:r>
               <w:rPr>
                 <w:rStyle w:val="Hyperlink"/>
@@ -2065,7 +2065,7 @@
               <w:rPr>
                 <w:noProof/>
               </w:rPr>
-              <w:instrText xml:space="preserve"> PAGEREF _Toc242193986 \h </w:instrText>
+              <w:instrText xml:space="preserve"> PAGEREF _Toc242204111 \h </w:instrText>
             </w:r>
             <w:r>
               <w:rPr>
@@ -2104,7 +2104,7 @@
         <w:pStyle w:val="Heading1"/>
         <w:pageBreakBefore/>
       </w:pPr>
-      <w:bookmarkStart w:id="0" w:name="_Toc242193964"/>
+      <w:bookmarkStart w:id="0" w:name="_Toc242204089"/>
       <w:r>
         <w:lastRenderedPageBreak/>
         <w:t>1. Welcome</w:t>
@@ -2520,7 +2520,7 @@
       <w:pPr>
         <w:pStyle w:val="Heading2"/>
       </w:pPr>
-      <w:bookmarkStart w:id="1" w:name="_Toc242193965"/>
+      <w:bookmarkStart w:id="1" w:name="_Toc242204090"/>
       <w:r>
         <w:t>What you should know first</w:t>
       </w:r>
@@ -2638,7 +2638,7 @@
         <w:pStyle w:val="Heading1"/>
         <w:pageBreakBefore/>
       </w:pPr>
-      <w:bookmarkStart w:id="2" w:name="_Toc242193966"/>
+      <w:bookmarkStart w:id="2" w:name="_Toc242204091"/>
       <w:r>
         <w:lastRenderedPageBreak/>
         <w:t>2. What you need</w:t>
@@ -2867,7 +2867,7 @@
         <w:pStyle w:val="Heading1"/>
         <w:pageBreakBefore/>
       </w:pPr>
-      <w:bookmarkStart w:id="3" w:name="_Toc242193967"/>
+      <w:bookmarkStart w:id="3" w:name="_Toc242204092"/>
       <w:r>
         <w:lastRenderedPageBreak/>
         <w:t>3. Taking part, step by step</w:t>
@@ -2878,7 +2878,7 @@
       <w:pPr>
         <w:pStyle w:val="Heading2"/>
       </w:pPr>
-      <w:bookmarkStart w:id="4" w:name="_Toc242193968"/>
+      <w:bookmarkStart w:id="4" w:name="_Toc242204093"/>
       <w:r>
         <w:t>Step 1 — Open your link</w:t>
       </w:r>
@@ -2896,7 +2896,7 @@
       <w:pPr>
         <w:pStyle w:val="Heading2"/>
       </w:pPr>
-      <w:bookmarkStart w:id="5" w:name="_Toc242193969"/>
+      <w:bookmarkStart w:id="5" w:name="_Toc242204094"/>
       <w:r>
         <w:t>Step 2 — Confirm your organisation</w:t>
       </w:r>
@@ -2931,7 +2931,7 @@
           <w:noProof/>
         </w:rPr>
         <w:drawing>
-          <wp:inline distT="0" distB="0" distL="0" distR="0" wp14:anchorId="357E2F42" wp14:editId="44E7CE6B">
+          <wp:inline distT="0" distB="0" distL="0" distR="0" wp14:anchorId="622EFD48" wp14:editId="3FB7A2F3">
             <wp:extent cx="2476500" cy="3362325"/>
             <wp:effectExtent l="0" t="0" r="0" b="0"/>
             <wp:docPr id="1" name="resp_01_confirm.jpg" descr="Confirming the organisation." title="Confirming the organisation."/>
@@ -3000,7 +3000,7 @@
       <w:pPr>
         <w:pStyle w:val="Heading2"/>
       </w:pPr>
-      <w:bookmarkStart w:id="6" w:name="_Toc242193970"/>
+      <w:bookmarkStart w:id="6" w:name="_Toc242204095"/>
       <w:r>
         <w:t>Step 3 — Tell us a little about you</w:t>
       </w:r>
@@ -3092,7 +3092,7 @@
         </w:rPr>
         <w:lastRenderedPageBreak/>
         <w:drawing>
-          <wp:inline distT="0" distB="0" distL="0" distR="0" wp14:anchorId="0BE6B7BD" wp14:editId="2D239179">
+          <wp:inline distT="0" distB="0" distL="0" distR="0" wp14:anchorId="02F31E6C" wp14:editId="43E2B60E">
             <wp:extent cx="2476500" cy="3362325"/>
             <wp:effectExtent l="0" t="0" r="0" b="0"/>
             <wp:docPr id="2" name="resp_02_eligibility.jpg" descr="A little about you." title="A little about you."/>
@@ -3247,7 +3247,7 @@
       <w:pPr>
         <w:pStyle w:val="Heading2"/>
       </w:pPr>
-      <w:bookmarkStart w:id="7" w:name="_Toc242193971"/>
+      <w:bookmarkStart w:id="7" w:name="_Toc242204096"/>
       <w:r>
         <w:t>Step 4 — Read the participant information</w:t>
       </w:r>
@@ -3303,7 +3303,7 @@
         </w:rPr>
         <w:lastRenderedPageBreak/>
         <w:drawing>
-          <wp:inline distT="0" distB="0" distL="0" distR="0" wp14:anchorId="48909132" wp14:editId="6D1EF484">
+          <wp:inline distT="0" distB="0" distL="0" distR="0" wp14:anchorId="6B6EFFFE" wp14:editId="1C5F9A01">
             <wp:extent cx="1076325" cy="4953000"/>
             <wp:effectExtent l="0" t="0" r="0" b="0"/>
             <wp:docPr id="3" name="resp_03_information_top.jpg" descr="Participant Information." title="Participant Information."/>
@@ -3372,7 +3372,7 @@
       <w:pPr>
         <w:pStyle w:val="Heading2"/>
       </w:pPr>
-      <w:bookmarkStart w:id="8" w:name="_Toc242193972"/>
+      <w:bookmarkStart w:id="8" w:name="_Toc242204097"/>
       <w:r>
         <w:t>Step 5 — Give your decision</w:t>
       </w:r>
@@ -3464,7 +3464,7 @@
         </w:rPr>
         <w:lastRenderedPageBreak/>
         <w:drawing>
-          <wp:inline distT="0" distB="0" distL="0" distR="0" wp14:anchorId="5797657C" wp14:editId="661D37DC">
+          <wp:inline distT="0" distB="0" distL="0" distR="0" wp14:anchorId="1AA3CD0A" wp14:editId="18FDC6B6">
             <wp:extent cx="2476500" cy="4419600"/>
             <wp:effectExtent l="0" t="0" r="0" b="0"/>
             <wp:docPr id="4" name="resp_04_consent.jpg" descr="Your consent." title="Your consent."/>
@@ -3533,7 +3533,7 @@
       <w:pPr>
         <w:pStyle w:val="Heading2"/>
       </w:pPr>
-      <w:bookmarkStart w:id="9" w:name="_Toc242193973"/>
+      <w:bookmarkStart w:id="9" w:name="_Toc242204098"/>
       <w:r>
         <w:t>Step 6 — Check what we already know (only if shown)</w:t>
       </w:r>
@@ -3621,7 +3621,7 @@
       <w:pPr>
         <w:pStyle w:val="Heading2"/>
       </w:pPr>
-      <w:bookmarkStart w:id="10" w:name="_Toc242193974"/>
+      <w:bookmarkStart w:id="10" w:name="_Toc242204099"/>
       <w:r>
         <w:t>Step 7 — Choose how you would like to take part</w:t>
       </w:r>
@@ -3963,7 +3963,7 @@
         </w:rPr>
         <w:lastRenderedPageBreak/>
         <w:drawing>
-          <wp:inline distT="0" distB="0" distL="0" distR="0" wp14:anchorId="09F4EFC2" wp14:editId="149E8A1F">
+          <wp:inline distT="0" distB="0" distL="0" distR="0" wp14:anchorId="5ABCF1EF" wp14:editId="1D9A320C">
             <wp:extent cx="2476500" cy="4533900"/>
             <wp:effectExtent l="0" t="0" r="0" b="0"/>
             <wp:docPr id="5" name="resp_06_choice.jpg" descr="How would you like to take part?" title="How would you like to take part?"/>
@@ -4032,7 +4032,7 @@
       <w:pPr>
         <w:pStyle w:val="Heading2"/>
       </w:pPr>
-      <w:bookmarkStart w:id="11" w:name="_Toc242193975"/>
+      <w:bookmarkStart w:id="11" w:name="_Toc242204100"/>
       <w:r>
         <w:t>Step 8a — Complete the questionnaire yourself</w:t>
       </w:r>
@@ -4167,7 +4167,7 @@
         </w:rPr>
         <w:lastRenderedPageBreak/>
         <w:drawing>
-          <wp:inline distT="0" distB="0" distL="0" distR="0" wp14:anchorId="212573EC" wp14:editId="34DCE21A">
+          <wp:inline distT="0" distB="0" distL="0" distR="0" wp14:anchorId="3F7EB021" wp14:editId="7A37BD8C">
             <wp:extent cx="2476500" cy="3362325"/>
             <wp:effectExtent l="0" t="0" r="0" b="0"/>
             <wp:docPr id="6" name="resp_07_ready.jpg" descr="Ready to begin." title="Ready to begin."/>
@@ -4243,7 +4243,7 @@
           <w:noProof/>
         </w:rPr>
         <w:drawing>
-          <wp:inline distT="0" distB="0" distL="0" distR="0" wp14:anchorId="18DAD039" wp14:editId="1D72C6D8">
+          <wp:inline distT="0" distB="0" distL="0" distR="0" wp14:anchorId="476FA2B6" wp14:editId="20C20DE4">
             <wp:extent cx="2476500" cy="3362325"/>
             <wp:effectExtent l="0" t="0" r="0" b="0"/>
             <wp:docPr id="7" name="resp_07b_kobo_form.jpg" descr="The questionnaire's first page." title="The questionnaire's first page."/>
@@ -4515,7 +4515,7 @@
       <w:pPr>
         <w:pStyle w:val="Heading2"/>
       </w:pPr>
-      <w:bookmarkStart w:id="12" w:name="_Toc242193976"/>
+      <w:bookmarkStart w:id="12" w:name="_Toc242204101"/>
       <w:r>
         <w:lastRenderedPageBreak/>
         <w:t>Step 8b — Ask a researcher to call you</w:t>
@@ -4607,7 +4607,7 @@
           <w:noProof/>
         </w:rPr>
         <w:drawing>
-          <wp:inline distT="0" distB="0" distL="0" distR="0" wp14:anchorId="5742FF6B" wp14:editId="404D997E">
+          <wp:inline distT="0" distB="0" distL="0" distR="0" wp14:anchorId="4F9B9B46" wp14:editId="1FA0B628">
             <wp:extent cx="2476500" cy="3362325"/>
             <wp:effectExtent l="0" t="0" r="0" b="0"/>
             <wp:docPr id="8" name="resp_08_appointment.jpg" descr="Choosing a time for a call." title="Choosing a time for a call."/>
@@ -4683,7 +4683,7 @@
           <w:noProof/>
         </w:rPr>
         <w:drawing>
-          <wp:inline distT="0" distB="0" distL="0" distR="0" wp14:anchorId="7C0646A5" wp14:editId="17D119E9">
+          <wp:inline distT="0" distB="0" distL="0" distR="0" wp14:anchorId="7378DB51" wp14:editId="7E82BADE">
             <wp:extent cx="2476500" cy="3676650"/>
             <wp:effectExtent l="0" t="0" r="0" b="0"/>
             <wp:docPr id="9" name="resp_09_done_appointment.jpg" descr="Your request has been sent." title="Your request has been sent."/>
@@ -4752,7 +4752,7 @@
       <w:pPr>
         <w:pStyle w:val="Heading2"/>
       </w:pPr>
-      <w:bookmarkStart w:id="13" w:name="_Toc242193977"/>
+      <w:bookmarkStart w:id="13" w:name="_Toc242204102"/>
       <w:r>
         <w:lastRenderedPageBreak/>
         <w:t>Step 9 — Finished</w:t>
@@ -4842,7 +4842,7 @@
         <w:pStyle w:val="Heading1"/>
         <w:pageBreakBefore/>
       </w:pPr>
-      <w:bookmarkStart w:id="14" w:name="_Toc242193978"/>
+      <w:bookmarkStart w:id="14" w:name="_Toc242204103"/>
       <w:r>
         <w:lastRenderedPageBreak/>
         <w:t>4. Reminders</w:t>
@@ -4862,7 +4862,7 @@
         <w:pStyle w:val="Heading1"/>
         <w:pageBreakBefore/>
       </w:pPr>
-      <w:bookmarkStart w:id="15" w:name="_Toc242193979"/>
+      <w:bookmarkStart w:id="15" w:name="_Toc242204104"/>
       <w:r>
         <w:lastRenderedPageBreak/>
         <w:t>5. Your rights and your information</w:t>
@@ -4987,7 +4987,7 @@
         <w:pStyle w:val="Heading1"/>
         <w:pageBreakBefore/>
       </w:pPr>
-      <w:bookmarkStart w:id="16" w:name="_Toc242193980"/>
+      <w:bookmarkStart w:id="16" w:name="_Toc242204105"/>
       <w:r>
         <w:lastRenderedPageBreak/>
         <w:t>6. Questions and answers</w:t>
@@ -5502,7 +5502,7 @@
           <w:noProof/>
         </w:rPr>
         <w:drawing>
-          <wp:inline distT="0" distB="0" distL="0" distR="0" wp14:anchorId="4BDBBDC2" wp14:editId="480BAB92">
+          <wp:inline distT="0" distB="0" distL="0" distR="0" wp14:anchorId="7847CE02" wp14:editId="75B70A33">
             <wp:extent cx="2476500" cy="2524125"/>
             <wp:effectExtent l="0" t="0" r="0" b="0"/>
             <wp:docPr id="10" name="resp_10_invalid_link.jpg" descr="What an invalid or expired link looks like." title="What an invalid or expired link looks like."/>
@@ -5572,7 +5572,7 @@
         <w:pStyle w:val="Heading1"/>
         <w:pageBreakBefore/>
       </w:pPr>
-      <w:bookmarkStart w:id="17" w:name="_Toc242193981"/>
+      <w:bookmarkStart w:id="17" w:name="_Toc242204106"/>
       <w:r>
         <w:lastRenderedPageBreak/>
         <w:t>7. If you were invited to a Key Informant Interview</w:t>
@@ -5808,7 +5808,7 @@
       <w:pPr>
         <w:pStyle w:val="Heading2"/>
       </w:pPr>
-      <w:bookmarkStart w:id="18" w:name="_Toc242193982"/>
+      <w:bookmarkStart w:id="18" w:name="_Toc242204107"/>
       <w:r>
         <w:t>Step 1 — Open your link</w:t>
       </w:r>
@@ -5826,7 +5826,7 @@
       <w:pPr>
         <w:pStyle w:val="Heading2"/>
       </w:pPr>
-      <w:bookmarkStart w:id="19" w:name="_Toc242193983"/>
+      <w:bookmarkStart w:id="19" w:name="_Toc242204108"/>
       <w:r>
         <w:t>Step 2 — Read the participant information</w:t>
       </w:r>
@@ -5864,7 +5864,7 @@
       <w:pPr>
         <w:pStyle w:val="Heading2"/>
       </w:pPr>
-      <w:bookmarkStart w:id="20" w:name="_Toc242193984"/>
+      <w:bookmarkStart w:id="20" w:name="_Toc242204109"/>
       <w:r>
         <w:t>Step 3 — Give your decision</w:t>
       </w:r>
@@ -5948,7 +5948,7 @@
       <w:pPr>
         <w:pStyle w:val="Heading2"/>
       </w:pPr>
-      <w:bookmarkStart w:id="21" w:name="_Toc242193985"/>
+      <w:bookmarkStart w:id="21" w:name="_Toc242204110"/>
       <w:r>
         <w:t>Step 4 — Start the interview</w:t>
       </w:r>
@@ -6111,7 +6111,7 @@
         <w:pStyle w:val="Heading1"/>
         <w:pageBreakBefore/>
       </w:pPr>
-      <w:bookmarkStart w:id="22" w:name="_Toc242193986"/>
+      <w:bookmarkStart w:id="22" w:name="_Toc242204111"/>
       <w:r>
         <w:lastRenderedPageBreak/>
         <w:t>8. Contact the research team</w:t>
@@ -6501,7 +6501,7 @@
         <w:sz w:val="16"/>
         <w:szCs w:val="16"/>
       </w:rPr>
-      <w:t>Version 1.26 · 6 October 2026</w:t>
+      <w:t>Version 1.27 · 6 October 2026</w:t>
     </w:r>
     <w:r>
       <w:rPr>
@@ -6674,96 +6674,10 @@
 <file path=word/numbering.xml><?xml version="1.0" encoding="utf-8"?>
 <w:numbering xmlns:wpc="http://schemas.microsoft.com/office/word/2010/wordprocessingCanvas" xmlns:cx="http://schemas.microsoft.com/office/drawing/2014/chartex" xmlns:cx1="http://schemas.microsoft.com/office/drawing/2015/9/8/chartex" xmlns:cx2="http://schemas.microsoft.com/office/drawing/2015/10/21/chartex" xmlns:cx3="http://schemas.microsoft.com/office/drawing/2016/5/9/chartex" xmlns:cx4="http://schemas.microsoft.com/office/drawing/2016/5/10/chartex" xmlns:cx5="http://schemas.microsoft.com/office/drawing/2016/5/11/chartex" xmlns:cx6="http://schemas.microsoft.com/office/drawing/2016/5/12/chartex" xmlns:cx7="http://schemas.microsoft.com/office/drawing/2016/5/13/chartex" xmlns:cx8="http://schemas.microsoft.com/office/drawing/2016/5/14/chartex" xmlns:mc="http://schemas.openxmlformats.org/markup-compatibility/2006" xmlns:aink="http://schemas.microsoft.com/office/drawing/2016/ink" xmlns:am3d="http://schemas.microsoft.com/office/drawing/2017/model3d" xmlns:o="urn:schemas-microsoft-com:office:office" xmlns:oel="http://schemas.microsoft.com/office/2019/extlst" xmlns:r="http://schemas.openxmlformats.org/officeDocument/2006/relationships" xmlns:m="http://schemas.openxmlformats.org/officeDocument/2006/math" xmlns:v="urn:schemas-microsoft-com:vml" xmlns:wp14="http://schemas.microsoft.com/office/word/2010/wordprocessingDrawing" xmlns:wp="http://schemas.openxmlformats.org/drawingml/2006/wordprocessingDrawing" xmlns:w10="urn:schemas-microsoft-com:office:word" xmlns:w="http://schemas.openxmlformats.org/wordprocessingml/2006/main" xmlns:w14="http://schemas.microsoft.com/office/word/2010/wordml" xmlns:w15="http://schemas.microsoft.com/office/word/2012/wordml" xmlns:w16cex="http://schemas.microsoft.com/office/word/2018/wordml/cex" xmlns:w16cid="http://schemas.microsoft.com/office/word/2016/wordml/cid" xmlns:w16="http://schemas.microsoft.com/office/word/2018/wordml" xmlns:w16sdtdh="http://schemas.microsoft.com/office/word/2020/wordml/sdtdatahash" xmlns:w16se="http://schemas.microsoft.com/office/word/2015/wordml/symex" xmlns:wpg="http://schemas.microsoft.com/office/word/2010/wordprocessingGroup" xmlns:wpi="http://schemas.microsoft.com/office/word/2010/wordprocessingInk" xmlns:wne="http://schemas.microsoft.com/office/word/2006/wordml" xmlns:wps="http://schemas.microsoft.com/office/word/2010/wordprocessingShape" mc:Ignorable="w14 w15 w16se w16cid w16 w16cex w16sdtdh wp14">
   <w:abstractNum w:abstractNumId="0" w15:restartNumberingAfterBreak="0">
-    <w:nsid w:val="0551125C"/>
+    <w:nsid w:val="029831B1"/>
     <w:multiLevelType w:val="hybridMultilevel"/>
-    <w:tmpl w:val="F9E469C4"/>
-    <w:lvl w:ilvl="0" w:tplc="FB78DE56">
-      <w:start w:val="1"/>
-      <w:numFmt w:val="bullet"/>
-      <w:lvlText w:val="●"/>
-      <w:lvlJc w:val="left"/>
-      <w:pPr>
-        <w:ind w:left="720" w:hanging="360"/>
-      </w:pPr>
-    </w:lvl>
-    <w:lvl w:ilvl="1" w:tplc="1FF8D1D8">
-      <w:start w:val="1"/>
-      <w:numFmt w:val="bullet"/>
-      <w:lvlText w:val="○"/>
-      <w:lvlJc w:val="left"/>
-      <w:pPr>
-        <w:ind w:left="1440" w:hanging="360"/>
-      </w:pPr>
-    </w:lvl>
-    <w:lvl w:ilvl="2" w:tplc="CABAC826">
-      <w:start w:val="1"/>
-      <w:numFmt w:val="bullet"/>
-      <w:lvlText w:val="■"/>
-      <w:lvlJc w:val="left"/>
-      <w:pPr>
-        <w:ind w:left="2160" w:hanging="360"/>
-      </w:pPr>
-    </w:lvl>
-    <w:lvl w:ilvl="3" w:tplc="EC844446">
-      <w:start w:val="1"/>
-      <w:numFmt w:val="bullet"/>
-      <w:lvlText w:val="●"/>
-      <w:lvlJc w:val="left"/>
-      <w:pPr>
-        <w:ind w:left="2880" w:hanging="360"/>
-      </w:pPr>
-    </w:lvl>
-    <w:lvl w:ilvl="4" w:tplc="AEE05976">
-      <w:start w:val="1"/>
-      <w:numFmt w:val="bullet"/>
-      <w:lvlText w:val="○"/>
-      <w:lvlJc w:val="left"/>
-      <w:pPr>
-        <w:ind w:left="3600" w:hanging="360"/>
-      </w:pPr>
-    </w:lvl>
-    <w:lvl w:ilvl="5" w:tplc="73D660B6">
-      <w:start w:val="1"/>
-      <w:numFmt w:val="bullet"/>
-      <w:lvlText w:val="■"/>
-      <w:lvlJc w:val="left"/>
-      <w:pPr>
-        <w:ind w:left="4320" w:hanging="360"/>
-      </w:pPr>
-    </w:lvl>
-    <w:lvl w:ilvl="6" w:tplc="AE98A102">
-      <w:start w:val="1"/>
-      <w:numFmt w:val="bullet"/>
-      <w:lvlText w:val="●"/>
-      <w:lvlJc w:val="left"/>
-      <w:pPr>
-        <w:ind w:left="5040" w:hanging="360"/>
-      </w:pPr>
-    </w:lvl>
-    <w:lvl w:ilvl="7" w:tplc="396C3E3C">
-      <w:start w:val="1"/>
-      <w:numFmt w:val="bullet"/>
-      <w:lvlText w:val="●"/>
-      <w:lvlJc w:val="left"/>
-      <w:pPr>
-        <w:ind w:left="5760" w:hanging="360"/>
-      </w:pPr>
-    </w:lvl>
-    <w:lvl w:ilvl="8" w:tplc="07FA73FC">
-      <w:start w:val="1"/>
-      <w:numFmt w:val="bullet"/>
-      <w:lvlText w:val="●"/>
-      <w:lvlJc w:val="left"/>
-      <w:pPr>
-        <w:ind w:left="6480" w:hanging="360"/>
-      </w:pPr>
-    </w:lvl>
-  </w:abstractNum>
-  <w:abstractNum w:abstractNumId="1" w15:restartNumberingAfterBreak="0">
-    <w:nsid w:val="0F5C71E7"/>
-    <w:multiLevelType w:val="hybridMultilevel"/>
-    <w:tmpl w:val="F572B84C"/>
-    <w:lvl w:ilvl="0" w:tplc="E482E154">
+    <w:tmpl w:val="43C8CD8A"/>
+    <w:lvl w:ilvl="0" w:tplc="A4A258D0">
       <w:start w:val="1"/>
       <w:numFmt w:val="decimal"/>
       <w:lvlText w:val="%1."/>
@@ -6777,110 +6691,228 @@
         <w:color w:val="A67C27"/>
       </w:rPr>
     </w:lvl>
-    <w:lvl w:ilvl="1" w:tplc="EAE4C13C">
+    <w:lvl w:ilvl="1" w:tplc="899EF1B2">
       <w:numFmt w:val="decimal"/>
       <w:lvlText w:val=""/>
       <w:lvlJc w:val="left"/>
     </w:lvl>
-    <w:lvl w:ilvl="2" w:tplc="A720E130">
+    <w:lvl w:ilvl="2" w:tplc="C0DADFB6">
       <w:numFmt w:val="decimal"/>
       <w:lvlText w:val=""/>
       <w:lvlJc w:val="left"/>
     </w:lvl>
-    <w:lvl w:ilvl="3" w:tplc="A0FED036">
+    <w:lvl w:ilvl="3" w:tplc="D3E219B0">
       <w:numFmt w:val="decimal"/>
       <w:lvlText w:val=""/>
       <w:lvlJc w:val="left"/>
     </w:lvl>
-    <w:lvl w:ilvl="4" w:tplc="20FEFCB0">
+    <w:lvl w:ilvl="4" w:tplc="F7E004AA">
       <w:numFmt w:val="decimal"/>
       <w:lvlText w:val=""/>
       <w:lvlJc w:val="left"/>
     </w:lvl>
-    <w:lvl w:ilvl="5" w:tplc="9086CF50">
+    <w:lvl w:ilvl="5" w:tplc="2F009F86">
       <w:numFmt w:val="decimal"/>
       <w:lvlText w:val=""/>
       <w:lvlJc w:val="left"/>
     </w:lvl>
-    <w:lvl w:ilvl="6" w:tplc="B540C736">
+    <w:lvl w:ilvl="6" w:tplc="3F9A5328">
       <w:numFmt w:val="decimal"/>
       <w:lvlText w:val=""/>
       <w:lvlJc w:val="left"/>
     </w:lvl>
-    <w:lvl w:ilvl="7" w:tplc="F566CBA4">
+    <w:lvl w:ilvl="7" w:tplc="91FA9252">
       <w:numFmt w:val="decimal"/>
       <w:lvlText w:val=""/>
       <w:lvlJc w:val="left"/>
     </w:lvl>
-    <w:lvl w:ilvl="8" w:tplc="ECF658D2">
+    <w:lvl w:ilvl="8" w:tplc="BF42C61E">
+      <w:numFmt w:val="decimal"/>
+      <w:lvlText w:val=""/>
+      <w:lvlJc w:val="left"/>
+    </w:lvl>
+  </w:abstractNum>
+  <w:abstractNum w:abstractNumId="1" w15:restartNumberingAfterBreak="0">
+    <w:nsid w:val="087B00F4"/>
+    <w:multiLevelType w:val="hybridMultilevel"/>
+    <w:tmpl w:val="8FD41D52"/>
+    <w:lvl w:ilvl="0" w:tplc="37AC28CE">
+      <w:start w:val="1"/>
+      <w:numFmt w:val="decimal"/>
+      <w:lvlText w:val="%1."/>
+      <w:lvlJc w:val="left"/>
+      <w:pPr>
+        <w:ind w:left="460" w:hanging="360"/>
+      </w:pPr>
+      <w:rPr>
+        <w:b/>
+        <w:bCs/>
+        <w:color w:val="A67C27"/>
+      </w:rPr>
+    </w:lvl>
+    <w:lvl w:ilvl="1" w:tplc="AFC811CE">
+      <w:numFmt w:val="decimal"/>
+      <w:lvlText w:val=""/>
+      <w:lvlJc w:val="left"/>
+    </w:lvl>
+    <w:lvl w:ilvl="2" w:tplc="6556FBB4">
+      <w:numFmt w:val="decimal"/>
+      <w:lvlText w:val=""/>
+      <w:lvlJc w:val="left"/>
+    </w:lvl>
+    <w:lvl w:ilvl="3" w:tplc="D2EAF354">
+      <w:numFmt w:val="decimal"/>
+      <w:lvlText w:val=""/>
+      <w:lvlJc w:val="left"/>
+    </w:lvl>
+    <w:lvl w:ilvl="4" w:tplc="A32E9866">
+      <w:numFmt w:val="decimal"/>
+      <w:lvlText w:val=""/>
+      <w:lvlJc w:val="left"/>
+    </w:lvl>
+    <w:lvl w:ilvl="5" w:tplc="2AFEDFC6">
+      <w:numFmt w:val="decimal"/>
+      <w:lvlText w:val=""/>
+      <w:lvlJc w:val="left"/>
+    </w:lvl>
+    <w:lvl w:ilvl="6" w:tplc="53705928">
+      <w:numFmt w:val="decimal"/>
+      <w:lvlText w:val=""/>
+      <w:lvlJc w:val="left"/>
+    </w:lvl>
+    <w:lvl w:ilvl="7" w:tplc="B516A062">
+      <w:numFmt w:val="decimal"/>
+      <w:lvlText w:val=""/>
+      <w:lvlJc w:val="left"/>
+    </w:lvl>
+    <w:lvl w:ilvl="8" w:tplc="5E2C54F2">
       <w:numFmt w:val="decimal"/>
       <w:lvlText w:val=""/>
       <w:lvlJc w:val="left"/>
     </w:lvl>
   </w:abstractNum>
   <w:abstractNum w:abstractNumId="2" w15:restartNumberingAfterBreak="0">
-    <w:nsid w:val="166D7DF2"/>
+    <w:nsid w:val="122009E9"/>
     <w:multiLevelType w:val="hybridMultilevel"/>
-    <w:tmpl w:val="F1E463CC"/>
-    <w:lvl w:ilvl="0" w:tplc="08947B88">
+    <w:tmpl w:val="D67E3CF2"/>
+    <w:lvl w:ilvl="0" w:tplc="85521E30">
       <w:start w:val="1"/>
-      <w:numFmt w:val="bullet"/>
-      <w:lvlText w:val="•"/>
+      <w:numFmt w:val="decimal"/>
+      <w:lvlText w:val="%1."/>
       <w:lvlJc w:val="left"/>
       <w:pPr>
-        <w:ind w:left="460" w:hanging="280"/>
-      </w:pPr>
+        <w:ind w:left="460" w:hanging="360"/>
+      </w:pPr>
+      <w:rPr>
+        <w:b/>
+        <w:bCs/>
+        <w:color w:val="A67C27"/>
+      </w:rPr>
     </w:lvl>
-    <w:lvl w:ilvl="1" w:tplc="90CED976">
-      <w:start w:val="1"/>
-      <w:numFmt w:val="bullet"/>
-      <w:lvlText w:val="–"/>
-      <w:lvlJc w:val="left"/>
-      <w:pPr>
-        <w:ind w:left="900" w:hanging="280"/>
-      </w:pPr>
-    </w:lvl>
-    <w:lvl w:ilvl="2" w:tplc="4238DD86">
+    <w:lvl w:ilvl="1" w:tplc="57D04A12">
       <w:numFmt w:val="decimal"/>
       <w:lvlText w:val=""/>
       <w:lvlJc w:val="left"/>
     </w:lvl>
-    <w:lvl w:ilvl="3" w:tplc="FC2CD152">
+    <w:lvl w:ilvl="2" w:tplc="1294FDD0">
       <w:numFmt w:val="decimal"/>
       <w:lvlText w:val=""/>
       <w:lvlJc w:val="left"/>
     </w:lvl>
-    <w:lvl w:ilvl="4" w:tplc="BDE821F8">
+    <w:lvl w:ilvl="3" w:tplc="D3EC7F64">
       <w:numFmt w:val="decimal"/>
       <w:lvlText w:val=""/>
       <w:lvlJc w:val="left"/>
     </w:lvl>
-    <w:lvl w:ilvl="5" w:tplc="926A819E">
+    <w:lvl w:ilvl="4" w:tplc="B9DCD5AE">
       <w:numFmt w:val="decimal"/>
       <w:lvlText w:val=""/>
       <w:lvlJc w:val="left"/>
     </w:lvl>
-    <w:lvl w:ilvl="6" w:tplc="200CC98A">
+    <w:lvl w:ilvl="5" w:tplc="2FB4618E">
       <w:numFmt w:val="decimal"/>
       <w:lvlText w:val=""/>
       <w:lvlJc w:val="left"/>
     </w:lvl>
-    <w:lvl w:ilvl="7" w:tplc="2774E2A8">
+    <w:lvl w:ilvl="6" w:tplc="D908A752">
       <w:numFmt w:val="decimal"/>
       <w:lvlText w:val=""/>
       <w:lvlJc w:val="left"/>
     </w:lvl>
-    <w:lvl w:ilvl="8" w:tplc="097AF1B8">
+    <w:lvl w:ilvl="7" w:tplc="7F80D79A">
+      <w:numFmt w:val="decimal"/>
+      <w:lvlText w:val=""/>
+      <w:lvlJc w:val="left"/>
+    </w:lvl>
+    <w:lvl w:ilvl="8" w:tplc="DAB62CB6">
       <w:numFmt w:val="decimal"/>
       <w:lvlText w:val=""/>
       <w:lvlJc w:val="left"/>
     </w:lvl>
   </w:abstractNum>
   <w:abstractNum w:abstractNumId="3" w15:restartNumberingAfterBreak="0">
-    <w:nsid w:val="6C8B5E1F"/>
+    <w:nsid w:val="3AFB6AD2"/>
     <w:multiLevelType w:val="hybridMultilevel"/>
-    <w:tmpl w:val="3F82D308"/>
-    <w:lvl w:ilvl="0" w:tplc="6B62189E">
+    <w:tmpl w:val="9E06D028"/>
+    <w:lvl w:ilvl="0" w:tplc="1C2C40D6">
+      <w:start w:val="1"/>
+      <w:numFmt w:val="bullet"/>
+      <w:lvlText w:val="•"/>
+      <w:lvlJc w:val="left"/>
+      <w:pPr>
+        <w:ind w:left="460" w:hanging="280"/>
+      </w:pPr>
+    </w:lvl>
+    <w:lvl w:ilvl="1" w:tplc="CA7C8D0C">
+      <w:start w:val="1"/>
+      <w:numFmt w:val="bullet"/>
+      <w:lvlText w:val="–"/>
+      <w:lvlJc w:val="left"/>
+      <w:pPr>
+        <w:ind w:left="900" w:hanging="280"/>
+      </w:pPr>
+    </w:lvl>
+    <w:lvl w:ilvl="2" w:tplc="8F1ED8F8">
+      <w:numFmt w:val="decimal"/>
+      <w:lvlText w:val=""/>
+      <w:lvlJc w:val="left"/>
+    </w:lvl>
+    <w:lvl w:ilvl="3" w:tplc="58F4DF8C">
+      <w:numFmt w:val="decimal"/>
+      <w:lvlText w:val=""/>
+      <w:lvlJc w:val="left"/>
+    </w:lvl>
+    <w:lvl w:ilvl="4" w:tplc="B0508B94">
+      <w:numFmt w:val="decimal"/>
+      <w:lvlText w:val=""/>
+      <w:lvlJc w:val="left"/>
+    </w:lvl>
+    <w:lvl w:ilvl="5" w:tplc="409E7614">
+      <w:numFmt w:val="decimal"/>
+      <w:lvlText w:val=""/>
+      <w:lvlJc w:val="left"/>
+    </w:lvl>
+    <w:lvl w:ilvl="6" w:tplc="5B343488">
+      <w:numFmt w:val="decimal"/>
+      <w:lvlText w:val=""/>
+      <w:lvlJc w:val="left"/>
+    </w:lvl>
+    <w:lvl w:ilvl="7" w:tplc="D2E06B06">
+      <w:numFmt w:val="decimal"/>
+      <w:lvlText w:val=""/>
+      <w:lvlJc w:val="left"/>
+    </w:lvl>
+    <w:lvl w:ilvl="8" w:tplc="680CF53E">
+      <w:numFmt w:val="decimal"/>
+      <w:lvlText w:val=""/>
+      <w:lvlJc w:val="left"/>
+    </w:lvl>
+  </w:abstractNum>
+  <w:abstractNum w:abstractNumId="4" w15:restartNumberingAfterBreak="0">
+    <w:nsid w:val="49A04D3C"/>
+    <w:multiLevelType w:val="hybridMultilevel"/>
+    <w:tmpl w:val="8EC6CBF8"/>
+    <w:lvl w:ilvl="0" w:tplc="A420C7E2">
       <w:start w:val="1"/>
       <w:numFmt w:val="decimal"/>
       <w:lvlText w:val="%1."/>
@@ -6894,197 +6926,165 @@
         <w:color w:val="A67C27"/>
       </w:rPr>
     </w:lvl>
-    <w:lvl w:ilvl="1" w:tplc="E6FA912A">
+    <w:lvl w:ilvl="1" w:tplc="A61AB67C">
       <w:numFmt w:val="decimal"/>
       <w:lvlText w:val=""/>
       <w:lvlJc w:val="left"/>
     </w:lvl>
-    <w:lvl w:ilvl="2" w:tplc="815C44BC">
+    <w:lvl w:ilvl="2" w:tplc="5A446C86">
       <w:numFmt w:val="decimal"/>
       <w:lvlText w:val=""/>
       <w:lvlJc w:val="left"/>
     </w:lvl>
-    <w:lvl w:ilvl="3" w:tplc="2CFADCF6">
+    <w:lvl w:ilvl="3" w:tplc="C3A4E21C">
       <w:numFmt w:val="decimal"/>
       <w:lvlText w:val=""/>
       <w:lvlJc w:val="left"/>
     </w:lvl>
-    <w:lvl w:ilvl="4" w:tplc="51386AB6">
+    <w:lvl w:ilvl="4" w:tplc="D98697C8">
       <w:numFmt w:val="decimal"/>
       <w:lvlText w:val=""/>
       <w:lvlJc w:val="left"/>
     </w:lvl>
-    <w:lvl w:ilvl="5" w:tplc="4FECA8E6">
+    <w:lvl w:ilvl="5" w:tplc="697E8390">
       <w:numFmt w:val="decimal"/>
       <w:lvlText w:val=""/>
       <w:lvlJc w:val="left"/>
     </w:lvl>
-    <w:lvl w:ilvl="6" w:tplc="2E503274">
+    <w:lvl w:ilvl="6" w:tplc="A874F368">
       <w:numFmt w:val="decimal"/>
       <w:lvlText w:val=""/>
       <w:lvlJc w:val="left"/>
     </w:lvl>
-    <w:lvl w:ilvl="7" w:tplc="1422C8CE">
+    <w:lvl w:ilvl="7" w:tplc="740C6648">
       <w:numFmt w:val="decimal"/>
       <w:lvlText w:val=""/>
       <w:lvlJc w:val="left"/>
     </w:lvl>
-    <w:lvl w:ilvl="8" w:tplc="3A285D62">
-      <w:numFmt w:val="decimal"/>
-      <w:lvlText w:val=""/>
-      <w:lvlJc w:val="left"/>
-    </w:lvl>
-  </w:abstractNum>
-  <w:abstractNum w:abstractNumId="4" w15:restartNumberingAfterBreak="0">
-    <w:nsid w:val="6FBF4C68"/>
-    <w:multiLevelType w:val="hybridMultilevel"/>
-    <w:tmpl w:val="0272327C"/>
-    <w:lvl w:ilvl="0" w:tplc="45DA462C">
-      <w:start w:val="1"/>
-      <w:numFmt w:val="decimal"/>
-      <w:lvlText w:val="%1."/>
-      <w:lvlJc w:val="left"/>
-      <w:pPr>
-        <w:ind w:left="460" w:hanging="360"/>
-      </w:pPr>
-      <w:rPr>
-        <w:b/>
-        <w:bCs/>
-        <w:color w:val="A67C27"/>
-      </w:rPr>
-    </w:lvl>
-    <w:lvl w:ilvl="1" w:tplc="61A0A0A2">
-      <w:numFmt w:val="decimal"/>
-      <w:lvlText w:val=""/>
-      <w:lvlJc w:val="left"/>
-    </w:lvl>
-    <w:lvl w:ilvl="2" w:tplc="F2368AD0">
-      <w:numFmt w:val="decimal"/>
-      <w:lvlText w:val=""/>
-      <w:lvlJc w:val="left"/>
-    </w:lvl>
-    <w:lvl w:ilvl="3" w:tplc="E50828D8">
-      <w:numFmt w:val="decimal"/>
-      <w:lvlText w:val=""/>
-      <w:lvlJc w:val="left"/>
-    </w:lvl>
-    <w:lvl w:ilvl="4" w:tplc="35205ACA">
-      <w:numFmt w:val="decimal"/>
-      <w:lvlText w:val=""/>
-      <w:lvlJc w:val="left"/>
-    </w:lvl>
-    <w:lvl w:ilvl="5" w:tplc="686A47EA">
-      <w:numFmt w:val="decimal"/>
-      <w:lvlText w:val=""/>
-      <w:lvlJc w:val="left"/>
-    </w:lvl>
-    <w:lvl w:ilvl="6" w:tplc="2D70A756">
-      <w:numFmt w:val="decimal"/>
-      <w:lvlText w:val=""/>
-      <w:lvlJc w:val="left"/>
-    </w:lvl>
-    <w:lvl w:ilvl="7" w:tplc="277070B2">
-      <w:numFmt w:val="decimal"/>
-      <w:lvlText w:val=""/>
-      <w:lvlJc w:val="left"/>
-    </w:lvl>
-    <w:lvl w:ilvl="8" w:tplc="F2206ED8">
+    <w:lvl w:ilvl="8" w:tplc="45C63C8A">
       <w:numFmt w:val="decimal"/>
       <w:lvlText w:val=""/>
       <w:lvlJc w:val="left"/>
     </w:lvl>
   </w:abstractNum>
   <w:abstractNum w:abstractNumId="5" w15:restartNumberingAfterBreak="0">
-    <w:nsid w:val="78093777"/>
+    <w:nsid w:val="625F15D0"/>
     <w:multiLevelType w:val="hybridMultilevel"/>
-    <w:tmpl w:val="1946F80C"/>
-    <w:lvl w:ilvl="0" w:tplc="7BE2ECD6">
+    <w:tmpl w:val="25047F92"/>
+    <w:lvl w:ilvl="0" w:tplc="639E2194">
       <w:start w:val="1"/>
-      <w:numFmt w:val="decimal"/>
-      <w:lvlText w:val="%1."/>
+      <w:numFmt w:val="bullet"/>
+      <w:lvlText w:val="●"/>
       <w:lvlJc w:val="left"/>
       <w:pPr>
-        <w:ind w:left="460" w:hanging="360"/>
-      </w:pPr>
-      <w:rPr>
-        <w:b/>
-        <w:bCs/>
-        <w:color w:val="A67C27"/>
-      </w:rPr>
+        <w:ind w:left="720" w:hanging="360"/>
+      </w:pPr>
     </w:lvl>
-    <w:lvl w:ilvl="1" w:tplc="64E2A978">
-      <w:numFmt w:val="decimal"/>
-      <w:lvlText w:val=""/>
+    <w:lvl w:ilvl="1" w:tplc="AA1C62A4">
+      <w:start w:val="1"/>
+      <w:numFmt w:val="bullet"/>
+      <w:lvlText w:val="○"/>
       <w:lvlJc w:val="left"/>
+      <w:pPr>
+        <w:ind w:left="1440" w:hanging="360"/>
+      </w:pPr>
     </w:lvl>
-    <w:lvl w:ilvl="2" w:tplc="048A65D0">
-      <w:numFmt w:val="decimal"/>
-      <w:lvlText w:val=""/>
+    <w:lvl w:ilvl="2" w:tplc="BB08B556">
+      <w:start w:val="1"/>
+      <w:numFmt w:val="bullet"/>
+      <w:lvlText w:val="■"/>
       <w:lvlJc w:val="left"/>
+      <w:pPr>
+        <w:ind w:left="2160" w:hanging="360"/>
+      </w:pPr>
     </w:lvl>
-    <w:lvl w:ilvl="3" w:tplc="344823AE">
-      <w:numFmt w:val="decimal"/>
-      <w:lvlText w:val=""/>
+    <w:lvl w:ilvl="3" w:tplc="20222274">
+      <w:start w:val="1"/>
+      <w:numFmt w:val="bullet"/>
+      <w:lvlText w:val="●"/>
       <w:lvlJc w:val="left"/>
+      <w:pPr>
+        <w:ind w:left="2880" w:hanging="360"/>
+      </w:pPr>
     </w:lvl>
-    <w:lvl w:ilvl="4" w:tplc="357C5216">
-      <w:numFmt w:val="decimal"/>
-      <w:lvlText w:val=""/>
+    <w:lvl w:ilvl="4" w:tplc="2256946A">
+      <w:start w:val="1"/>
+      <w:numFmt w:val="bullet"/>
+      <w:lvlText w:val="○"/>
       <w:lvlJc w:val="left"/>
+      <w:pPr>
+        <w:ind w:left="3600" w:hanging="360"/>
+      </w:pPr>
     </w:lvl>
-    <w:lvl w:ilvl="5" w:tplc="A57E71B8">
-      <w:numFmt w:val="decimal"/>
-      <w:lvlText w:val=""/>
+    <w:lvl w:ilvl="5" w:tplc="21040AC2">
+      <w:start w:val="1"/>
+      <w:numFmt w:val="bullet"/>
+      <w:lvlText w:val="■"/>
       <w:lvlJc w:val="left"/>
+      <w:pPr>
+        <w:ind w:left="4320" w:hanging="360"/>
+      </w:pPr>
     </w:lvl>
-    <w:lvl w:ilvl="6" w:tplc="0AE0780C">
-      <w:numFmt w:val="decimal"/>
-      <w:lvlText w:val=""/>
+    <w:lvl w:ilvl="6" w:tplc="09288712">
+      <w:start w:val="1"/>
+      <w:numFmt w:val="bullet"/>
+      <w:lvlText w:val="●"/>
       <w:lvlJc w:val="left"/>
+      <w:pPr>
+        <w:ind w:left="5040" w:hanging="360"/>
+      </w:pPr>
     </w:lvl>
-    <w:lvl w:ilvl="7" w:tplc="07269DFC">
-      <w:numFmt w:val="decimal"/>
-      <w:lvlText w:val=""/>
+    <w:lvl w:ilvl="7" w:tplc="67DA7F0E">
+      <w:start w:val="1"/>
+      <w:numFmt w:val="bullet"/>
+      <w:lvlText w:val="●"/>
       <w:lvlJc w:val="left"/>
+      <w:pPr>
+        <w:ind w:left="5760" w:hanging="360"/>
+      </w:pPr>
     </w:lvl>
-    <w:lvl w:ilvl="8" w:tplc="56CC3C6C">
-      <w:numFmt w:val="decimal"/>
-      <w:lvlText w:val=""/>
+    <w:lvl w:ilvl="8" w:tplc="AED6F732">
+      <w:start w:val="1"/>
+      <w:numFmt w:val="bullet"/>
+      <w:lvlText w:val="●"/>
       <w:lvlJc w:val="left"/>
+      <w:pPr>
+        <w:ind w:left="6480" w:hanging="360"/>
+      </w:pPr>
     </w:lvl>
   </w:abstractNum>
-  <w:num w:numId="1" w16cid:durableId="1948583865">
+  <w:num w:numId="1" w16cid:durableId="1113280569">
+    <w:abstractNumId w:val="5"/>
+    <w:lvlOverride w:ilvl="0">
+      <w:startOverride w:val="1"/>
+    </w:lvlOverride>
+  </w:num>
+  <w:num w:numId="2" w16cid:durableId="1367219918">
+    <w:abstractNumId w:val="3"/>
+    <w:lvlOverride w:ilvl="0">
+      <w:startOverride w:val="1"/>
+    </w:lvlOverride>
+  </w:num>
+  <w:num w:numId="3" w16cid:durableId="154803684">
+    <w:abstractNumId w:val="4"/>
+    <w:lvlOverride w:ilvl="0">
+      <w:startOverride w:val="1"/>
+    </w:lvlOverride>
+  </w:num>
+  <w:num w:numId="4" w16cid:durableId="780802389">
+    <w:abstractNumId w:val="1"/>
+    <w:lvlOverride w:ilvl="0">
+      <w:startOverride w:val="1"/>
+    </w:lvlOverride>
+  </w:num>
+  <w:num w:numId="5" w16cid:durableId="91513597">
     <w:abstractNumId w:val="0"/>
     <w:lvlOverride w:ilvl="0">
       <w:startOverride w:val="1"/>
     </w:lvlOverride>
   </w:num>
-  <w:num w:numId="2" w16cid:durableId="731273328">
+  <w:num w:numId="6" w16cid:durableId="610481223">
     <w:abstractNumId w:val="2"/>
-    <w:lvlOverride w:ilvl="0">
-      <w:startOverride w:val="1"/>
-    </w:lvlOverride>
-  </w:num>
-  <w:num w:numId="3" w16cid:durableId="279382729">
-    <w:abstractNumId w:val="1"/>
-    <w:lvlOverride w:ilvl="0">
-      <w:startOverride w:val="1"/>
-    </w:lvlOverride>
-  </w:num>
-  <w:num w:numId="4" w16cid:durableId="840780452">
-    <w:abstractNumId w:val="5"/>
-    <w:lvlOverride w:ilvl="0">
-      <w:startOverride w:val="1"/>
-    </w:lvlOverride>
-  </w:num>
-  <w:num w:numId="5" w16cid:durableId="1735228162">
-    <w:abstractNumId w:val="4"/>
-    <w:lvlOverride w:ilvl="0">
-      <w:startOverride w:val="1"/>
-    </w:lvlOverride>
-  </w:num>
-  <w:num w:numId="6" w16cid:durableId="210192873">
-    <w:abstractNumId w:val="3"/>
     <w:lvlOverride w:ilvl="0">
       <w:startOverride w:val="1"/>
     </w:lvlOverride>
@@ -7710,7 +7710,7 @@
     <w:autoRedefine/>
     <w:uiPriority w:val="39"/>
     <w:unhideWhenUsed/>
-    <w:rsid w:val="00CE04B0"/>
+    <w:rsid w:val="001F26BB"/>
     <w:pPr>
       <w:spacing w:after="100"/>
     </w:pPr>
@@ -7722,7 +7722,7 @@
     <w:autoRedefine/>
     <w:uiPriority w:val="39"/>
     <w:unhideWhenUsed/>
-    <w:rsid w:val="00CE04B0"/>
+    <w:rsid w:val="001F26BB"/>
     <w:pPr>
       <w:spacing w:after="100"/>
       <w:ind w:left="210"/>

--- a/docs/manuals/Respondent_Guide.docx
+++ b/docs/manuals/Respondent_Guide.docx
@@ -469,7 +469,7 @@
                 <w:sz w:val="19"/>
                 <w:szCs w:val="19"/>
               </w:rPr>
-              <w:t>Version 1.27 · 6 October 2026</w:t>
+              <w:t>Version 1.28 · 6 October 2026</w:t>
             </w:r>
           </w:p>
         </w:tc>
@@ -538,7 +538,7 @@
     <w:sdt>
       <w:sdtPr>
         <w:alias w:val="Contents"/>
-        <w:id w:val="2114016731"/>
+        <w:id w:val="322554705"/>
       </w:sdtPr>
       <w:sdtEndPr/>
       <w:sdtContent>
@@ -567,7 +567,7 @@
           <w:r>
             <w:fldChar w:fldCharType="separate"/>
           </w:r>
-          <w:hyperlink w:anchor="_Toc242204089" w:history="1">
+          <w:hyperlink w:anchor="_Toc242216558" w:history="1">
             <w:r>
               <w:rPr>
                 <w:rStyle w:val="Hyperlink"/>
@@ -591,7 +591,7 @@
               <w:rPr>
                 <w:noProof/>
               </w:rPr>
-              <w:instrText xml:space="preserve"> PAGEREF _Toc242204089 \h </w:instrText>
+              <w:instrText xml:space="preserve"> PAGEREF _Toc242216558 \h </w:instrText>
             </w:r>
             <w:r>
               <w:rPr>
@@ -634,7 +634,7 @@
               <w14:ligatures w14:val="standardContextual"/>
             </w:rPr>
           </w:pPr>
-          <w:hyperlink w:anchor="_Toc242204090" w:history="1">
+          <w:hyperlink w:anchor="_Toc242216559" w:history="1">
             <w:r>
               <w:rPr>
                 <w:rStyle w:val="Hyperlink"/>
@@ -658,7 +658,7 @@
               <w:rPr>
                 <w:noProof/>
               </w:rPr>
-              <w:instrText xml:space="preserve"> PAGEREF _Toc242204090 \h </w:instrText>
+              <w:instrText xml:space="preserve"> PAGEREF _Toc242216559 \h </w:instrText>
             </w:r>
             <w:r>
               <w:rPr>
@@ -701,7 +701,7 @@
               <w14:ligatures w14:val="standardContextual"/>
             </w:rPr>
           </w:pPr>
-          <w:hyperlink w:anchor="_Toc242204091" w:history="1">
+          <w:hyperlink w:anchor="_Toc242216560" w:history="1">
             <w:r>
               <w:rPr>
                 <w:rStyle w:val="Hyperlink"/>
@@ -725,7 +725,7 @@
               <w:rPr>
                 <w:noProof/>
               </w:rPr>
-              <w:instrText xml:space="preserve"> PAGEREF _Toc242204091 \h </w:instrText>
+              <w:instrText xml:space="preserve"> PAGEREF _Toc242216560 \h </w:instrText>
             </w:r>
             <w:r>
               <w:rPr>
@@ -768,7 +768,7 @@
               <w14:ligatures w14:val="standardContextual"/>
             </w:rPr>
           </w:pPr>
-          <w:hyperlink w:anchor="_Toc242204092" w:history="1">
+          <w:hyperlink w:anchor="_Toc242216561" w:history="1">
             <w:r>
               <w:rPr>
                 <w:rStyle w:val="Hyperlink"/>
@@ -792,7 +792,7 @@
               <w:rPr>
                 <w:noProof/>
               </w:rPr>
-              <w:instrText xml:space="preserve"> PAGEREF _Toc242204092 \h </w:instrText>
+              <w:instrText xml:space="preserve"> PAGEREF _Toc242216561 \h </w:instrText>
             </w:r>
             <w:r>
               <w:rPr>
@@ -835,7 +835,7 @@
               <w14:ligatures w14:val="standardContextual"/>
             </w:rPr>
           </w:pPr>
-          <w:hyperlink w:anchor="_Toc242204093" w:history="1">
+          <w:hyperlink w:anchor="_Toc242216562" w:history="1">
             <w:r>
               <w:rPr>
                 <w:rStyle w:val="Hyperlink"/>
@@ -859,7 +859,7 @@
               <w:rPr>
                 <w:noProof/>
               </w:rPr>
-              <w:instrText xml:space="preserve"> PAGEREF _Toc242204093 \h </w:instrText>
+              <w:instrText xml:space="preserve"> PAGEREF _Toc242216562 \h </w:instrText>
             </w:r>
             <w:r>
               <w:rPr>
@@ -902,7 +902,7 @@
               <w14:ligatures w14:val="standardContextual"/>
             </w:rPr>
           </w:pPr>
-          <w:hyperlink w:anchor="_Toc242204094" w:history="1">
+          <w:hyperlink w:anchor="_Toc242216563" w:history="1">
             <w:r>
               <w:rPr>
                 <w:rStyle w:val="Hyperlink"/>
@@ -926,7 +926,7 @@
               <w:rPr>
                 <w:noProof/>
               </w:rPr>
-              <w:instrText xml:space="preserve"> PAGEREF _Toc242204094 \h </w:instrText>
+              <w:instrText xml:space="preserve"> PAGEREF _Toc242216563 \h </w:instrText>
             </w:r>
             <w:r>
               <w:rPr>
@@ -969,7 +969,7 @@
               <w14:ligatures w14:val="standardContextual"/>
             </w:rPr>
           </w:pPr>
-          <w:hyperlink w:anchor="_Toc242204095" w:history="1">
+          <w:hyperlink w:anchor="_Toc242216564" w:history="1">
             <w:r>
               <w:rPr>
                 <w:rStyle w:val="Hyperlink"/>
@@ -993,7 +993,7 @@
               <w:rPr>
                 <w:noProof/>
               </w:rPr>
-              <w:instrText xml:space="preserve"> PAGEREF _Toc242204095 \h </w:instrText>
+              <w:instrText xml:space="preserve"> PAGEREF _Toc242216564 \h </w:instrText>
             </w:r>
             <w:r>
               <w:rPr>
@@ -1036,7 +1036,7 @@
               <w14:ligatures w14:val="standardContextual"/>
             </w:rPr>
           </w:pPr>
-          <w:hyperlink w:anchor="_Toc242204096" w:history="1">
+          <w:hyperlink w:anchor="_Toc242216565" w:history="1">
             <w:r>
               <w:rPr>
                 <w:rStyle w:val="Hyperlink"/>
@@ -1060,7 +1060,7 @@
               <w:rPr>
                 <w:noProof/>
               </w:rPr>
-              <w:instrText xml:space="preserve"> PAGEREF _Toc242204096 \h </w:instrText>
+              <w:instrText xml:space="preserve"> PAGEREF _Toc242216565 \h </w:instrText>
             </w:r>
             <w:r>
               <w:rPr>
@@ -1103,7 +1103,7 @@
               <w14:ligatures w14:val="standardContextual"/>
             </w:rPr>
           </w:pPr>
-          <w:hyperlink w:anchor="_Toc242204097" w:history="1">
+          <w:hyperlink w:anchor="_Toc242216566" w:history="1">
             <w:r>
               <w:rPr>
                 <w:rStyle w:val="Hyperlink"/>
@@ -1127,7 +1127,7 @@
               <w:rPr>
                 <w:noProof/>
               </w:rPr>
-              <w:instrText xml:space="preserve"> PAGEREF _Toc242204097 \h </w:instrText>
+              <w:instrText xml:space="preserve"> PAGEREF _Toc242216566 \h </w:instrText>
             </w:r>
             <w:r>
               <w:rPr>
@@ -1170,7 +1170,7 @@
               <w14:ligatures w14:val="standardContextual"/>
             </w:rPr>
           </w:pPr>
-          <w:hyperlink w:anchor="_Toc242204098" w:history="1">
+          <w:hyperlink w:anchor="_Toc242216567" w:history="1">
             <w:r>
               <w:rPr>
                 <w:rStyle w:val="Hyperlink"/>
@@ -1194,7 +1194,7 @@
               <w:rPr>
                 <w:noProof/>
               </w:rPr>
-              <w:instrText xml:space="preserve"> PAGEREF _Toc242204098 \h </w:instrText>
+              <w:instrText xml:space="preserve"> PAGEREF _Toc242216567 \h </w:instrText>
             </w:r>
             <w:r>
               <w:rPr>
@@ -1237,7 +1237,7 @@
               <w14:ligatures w14:val="standardContextual"/>
             </w:rPr>
           </w:pPr>
-          <w:hyperlink w:anchor="_Toc242204099" w:history="1">
+          <w:hyperlink w:anchor="_Toc242216568" w:history="1">
             <w:r>
               <w:rPr>
                 <w:rStyle w:val="Hyperlink"/>
@@ -1261,7 +1261,7 @@
               <w:rPr>
                 <w:noProof/>
               </w:rPr>
-              <w:instrText xml:space="preserve"> PAGEREF _Toc242204099 \h </w:instrText>
+              <w:instrText xml:space="preserve"> PAGEREF _Toc242216568 \h </w:instrText>
             </w:r>
             <w:r>
               <w:rPr>
@@ -1304,7 +1304,7 @@
               <w14:ligatures w14:val="standardContextual"/>
             </w:rPr>
           </w:pPr>
-          <w:hyperlink w:anchor="_Toc242204100" w:history="1">
+          <w:hyperlink w:anchor="_Toc242216569" w:history="1">
             <w:r>
               <w:rPr>
                 <w:rStyle w:val="Hyperlink"/>
@@ -1328,7 +1328,7 @@
               <w:rPr>
                 <w:noProof/>
               </w:rPr>
-              <w:instrText xml:space="preserve"> PAGEREF _Toc242204100 \h </w:instrText>
+              <w:instrText xml:space="preserve"> PAGEREF _Toc242216569 \h </w:instrText>
             </w:r>
             <w:r>
               <w:rPr>
@@ -1371,7 +1371,7 @@
               <w14:ligatures w14:val="standardContextual"/>
             </w:rPr>
           </w:pPr>
-          <w:hyperlink w:anchor="_Toc242204101" w:history="1">
+          <w:hyperlink w:anchor="_Toc242216570" w:history="1">
             <w:r>
               <w:rPr>
                 <w:rStyle w:val="Hyperlink"/>
@@ -1395,7 +1395,7 @@
               <w:rPr>
                 <w:noProof/>
               </w:rPr>
-              <w:instrText xml:space="preserve"> PAGEREF _Toc242204101 \h </w:instrText>
+              <w:instrText xml:space="preserve"> PAGEREF _Toc242216570 \h </w:instrText>
             </w:r>
             <w:r>
               <w:rPr>
@@ -1438,7 +1438,7 @@
               <w14:ligatures w14:val="standardContextual"/>
             </w:rPr>
           </w:pPr>
-          <w:hyperlink w:anchor="_Toc242204102" w:history="1">
+          <w:hyperlink w:anchor="_Toc242216571" w:history="1">
             <w:r>
               <w:rPr>
                 <w:rStyle w:val="Hyperlink"/>
@@ -1462,7 +1462,7 @@
               <w:rPr>
                 <w:noProof/>
               </w:rPr>
-              <w:instrText xml:space="preserve"> PAGEREF _Toc242204102 \h </w:instrText>
+              <w:instrText xml:space="preserve"> PAGEREF _Toc242216571 \h </w:instrText>
             </w:r>
             <w:r>
               <w:rPr>
@@ -1505,7 +1505,7 @@
               <w14:ligatures w14:val="standardContextual"/>
             </w:rPr>
           </w:pPr>
-          <w:hyperlink w:anchor="_Toc242204103" w:history="1">
+          <w:hyperlink w:anchor="_Toc242216572" w:history="1">
             <w:r>
               <w:rPr>
                 <w:rStyle w:val="Hyperlink"/>
@@ -1529,7 +1529,7 @@
               <w:rPr>
                 <w:noProof/>
               </w:rPr>
-              <w:instrText xml:space="preserve"> PAGEREF _Toc242204103 \h </w:instrText>
+              <w:instrText xml:space="preserve"> PAGEREF _Toc242216572 \h </w:instrText>
             </w:r>
             <w:r>
               <w:rPr>
@@ -1572,7 +1572,7 @@
               <w14:ligatures w14:val="standardContextual"/>
             </w:rPr>
           </w:pPr>
-          <w:hyperlink w:anchor="_Toc242204104" w:history="1">
+          <w:hyperlink w:anchor="_Toc242216573" w:history="1">
             <w:r>
               <w:rPr>
                 <w:rStyle w:val="Hyperlink"/>
@@ -1596,7 +1596,7 @@
               <w:rPr>
                 <w:noProof/>
               </w:rPr>
-              <w:instrText xml:space="preserve"> PAGEREF _Toc242204104 \h </w:instrText>
+              <w:instrText xml:space="preserve"> PAGEREF _Toc242216573 \h </w:instrText>
             </w:r>
             <w:r>
               <w:rPr>
@@ -1639,7 +1639,7 @@
               <w14:ligatures w14:val="standardContextual"/>
             </w:rPr>
           </w:pPr>
-          <w:hyperlink w:anchor="_Toc242204105" w:history="1">
+          <w:hyperlink w:anchor="_Toc242216574" w:history="1">
             <w:r>
               <w:rPr>
                 <w:rStyle w:val="Hyperlink"/>
@@ -1663,7 +1663,7 @@
               <w:rPr>
                 <w:noProof/>
               </w:rPr>
-              <w:instrText xml:space="preserve"> PAGEREF _Toc242204105 \h </w:instrText>
+              <w:instrText xml:space="preserve"> PAGEREF _Toc242216574 \h </w:instrText>
             </w:r>
             <w:r>
               <w:rPr>
@@ -1706,7 +1706,7 @@
               <w14:ligatures w14:val="standardContextual"/>
             </w:rPr>
           </w:pPr>
-          <w:hyperlink w:anchor="_Toc242204106" w:history="1">
+          <w:hyperlink w:anchor="_Toc242216575" w:history="1">
             <w:r>
               <w:rPr>
                 <w:rStyle w:val="Hyperlink"/>
@@ -1730,7 +1730,7 @@
               <w:rPr>
                 <w:noProof/>
               </w:rPr>
-              <w:instrText xml:space="preserve"> PAGEREF _Toc242204106 \h </w:instrText>
+              <w:instrText xml:space="preserve"> PAGEREF _Toc242216575 \h </w:instrText>
             </w:r>
             <w:r>
               <w:rPr>
@@ -1773,7 +1773,7 @@
               <w14:ligatures w14:val="standardContextual"/>
             </w:rPr>
           </w:pPr>
-          <w:hyperlink w:anchor="_Toc242204107" w:history="1">
+          <w:hyperlink w:anchor="_Toc242216576" w:history="1">
             <w:r>
               <w:rPr>
                 <w:rStyle w:val="Hyperlink"/>
@@ -1797,7 +1797,7 @@
               <w:rPr>
                 <w:noProof/>
               </w:rPr>
-              <w:instrText xml:space="preserve"> PAGEREF _Toc242204107 \h </w:instrText>
+              <w:instrText xml:space="preserve"> PAGEREF _Toc242216576 \h </w:instrText>
             </w:r>
             <w:r>
               <w:rPr>
@@ -1840,7 +1840,7 @@
               <w14:ligatures w14:val="standardContextual"/>
             </w:rPr>
           </w:pPr>
-          <w:hyperlink w:anchor="_Toc242204108" w:history="1">
+          <w:hyperlink w:anchor="_Toc242216577" w:history="1">
             <w:r>
               <w:rPr>
                 <w:rStyle w:val="Hyperlink"/>
@@ -1864,7 +1864,7 @@
               <w:rPr>
                 <w:noProof/>
               </w:rPr>
-              <w:instrText xml:space="preserve"> PAGEREF _Toc242204108 \h </w:instrText>
+              <w:instrText xml:space="preserve"> PAGEREF _Toc242216577 \h </w:instrText>
             </w:r>
             <w:r>
               <w:rPr>
@@ -1907,7 +1907,7 @@
               <w14:ligatures w14:val="standardContextual"/>
             </w:rPr>
           </w:pPr>
-          <w:hyperlink w:anchor="_Toc242204109" w:history="1">
+          <w:hyperlink w:anchor="_Toc242216578" w:history="1">
             <w:r>
               <w:rPr>
                 <w:rStyle w:val="Hyperlink"/>
@@ -1931,7 +1931,7 @@
               <w:rPr>
                 <w:noProof/>
               </w:rPr>
-              <w:instrText xml:space="preserve"> PAGEREF _Toc242204109 \h </w:instrText>
+              <w:instrText xml:space="preserve"> PAGEREF _Toc242216578 \h </w:instrText>
             </w:r>
             <w:r>
               <w:rPr>
@@ -1974,7 +1974,7 @@
               <w14:ligatures w14:val="standardContextual"/>
             </w:rPr>
           </w:pPr>
-          <w:hyperlink w:anchor="_Toc242204110" w:history="1">
+          <w:hyperlink w:anchor="_Toc242216579" w:history="1">
             <w:r>
               <w:rPr>
                 <w:rStyle w:val="Hyperlink"/>
@@ -1998,7 +1998,7 @@
               <w:rPr>
                 <w:noProof/>
               </w:rPr>
-              <w:instrText xml:space="preserve"> PAGEREF _Toc242204110 \h </w:instrText>
+              <w:instrText xml:space="preserve"> PAGEREF _Toc242216579 \h </w:instrText>
             </w:r>
             <w:r>
               <w:rPr>
@@ -2041,7 +2041,7 @@
               <w14:ligatures w14:val="standardContextual"/>
             </w:rPr>
           </w:pPr>
-          <w:hyperlink w:anchor="_Toc242204111" w:history="1">
+          <w:hyperlink w:anchor="_Toc242216580" w:history="1">
             <w:r>
               <w:rPr>
                 <w:rStyle w:val="Hyperlink"/>
@@ -2065,7 +2065,7 @@
               <w:rPr>
                 <w:noProof/>
               </w:rPr>
-              <w:instrText xml:space="preserve"> PAGEREF _Toc242204111 \h </w:instrText>
+              <w:instrText xml:space="preserve"> PAGEREF _Toc242216580 \h </w:instrText>
             </w:r>
             <w:r>
               <w:rPr>
@@ -2104,7 +2104,7 @@
         <w:pStyle w:val="Heading1"/>
         <w:pageBreakBefore/>
       </w:pPr>
-      <w:bookmarkStart w:id="0" w:name="_Toc242204089"/>
+      <w:bookmarkStart w:id="0" w:name="_Toc242216558"/>
       <w:r>
         <w:lastRenderedPageBreak/>
         <w:t>1. Welcome</w:t>
@@ -2520,7 +2520,7 @@
       <w:pPr>
         <w:pStyle w:val="Heading2"/>
       </w:pPr>
-      <w:bookmarkStart w:id="1" w:name="_Toc242204090"/>
+      <w:bookmarkStart w:id="1" w:name="_Toc242216559"/>
       <w:r>
         <w:t>What you should know first</w:t>
       </w:r>
@@ -2638,7 +2638,7 @@
         <w:pStyle w:val="Heading1"/>
         <w:pageBreakBefore/>
       </w:pPr>
-      <w:bookmarkStart w:id="2" w:name="_Toc242204091"/>
+      <w:bookmarkStart w:id="2" w:name="_Toc242216560"/>
       <w:r>
         <w:lastRenderedPageBreak/>
         <w:t>2. What you need</w:t>
@@ -2867,7 +2867,7 @@
         <w:pStyle w:val="Heading1"/>
         <w:pageBreakBefore/>
       </w:pPr>
-      <w:bookmarkStart w:id="3" w:name="_Toc242204092"/>
+      <w:bookmarkStart w:id="3" w:name="_Toc242216561"/>
       <w:r>
         <w:lastRenderedPageBreak/>
         <w:t>3. Taking part, step by step</w:t>
@@ -2878,7 +2878,7 @@
       <w:pPr>
         <w:pStyle w:val="Heading2"/>
       </w:pPr>
-      <w:bookmarkStart w:id="4" w:name="_Toc242204093"/>
+      <w:bookmarkStart w:id="4" w:name="_Toc242216562"/>
       <w:r>
         <w:t>Step 1 — Open your link</w:t>
       </w:r>
@@ -2896,7 +2896,7 @@
       <w:pPr>
         <w:pStyle w:val="Heading2"/>
       </w:pPr>
-      <w:bookmarkStart w:id="5" w:name="_Toc242204094"/>
+      <w:bookmarkStart w:id="5" w:name="_Toc242216563"/>
       <w:r>
         <w:t>Step 2 — Confirm your organisation</w:t>
       </w:r>
@@ -2931,7 +2931,7 @@
           <w:noProof/>
         </w:rPr>
         <w:drawing>
-          <wp:inline distT="0" distB="0" distL="0" distR="0" wp14:anchorId="622EFD48" wp14:editId="3FB7A2F3">
+          <wp:inline distT="0" distB="0" distL="0" distR="0" wp14:anchorId="64D1FCD8" wp14:editId="66DDE8DF">
             <wp:extent cx="2476500" cy="3362325"/>
             <wp:effectExtent l="0" t="0" r="0" b="0"/>
             <wp:docPr id="1" name="resp_01_confirm.jpg" descr="Confirming the organisation." title="Confirming the organisation."/>
@@ -3000,7 +3000,7 @@
       <w:pPr>
         <w:pStyle w:val="Heading2"/>
       </w:pPr>
-      <w:bookmarkStart w:id="6" w:name="_Toc242204095"/>
+      <w:bookmarkStart w:id="6" w:name="_Toc242216564"/>
       <w:r>
         <w:t>Step 3 — Tell us a little about you</w:t>
       </w:r>
@@ -3092,7 +3092,7 @@
         </w:rPr>
         <w:lastRenderedPageBreak/>
         <w:drawing>
-          <wp:inline distT="0" distB="0" distL="0" distR="0" wp14:anchorId="02F31E6C" wp14:editId="43E2B60E">
+          <wp:inline distT="0" distB="0" distL="0" distR="0" wp14:anchorId="6A3B9D42" wp14:editId="0C0CDC8C">
             <wp:extent cx="2476500" cy="3362325"/>
             <wp:effectExtent l="0" t="0" r="0" b="0"/>
             <wp:docPr id="2" name="resp_02_eligibility.jpg" descr="A little about you." title="A little about you."/>
@@ -3247,7 +3247,7 @@
       <w:pPr>
         <w:pStyle w:val="Heading2"/>
       </w:pPr>
-      <w:bookmarkStart w:id="7" w:name="_Toc242204096"/>
+      <w:bookmarkStart w:id="7" w:name="_Toc242216565"/>
       <w:r>
         <w:t>Step 4 — Read the participant information</w:t>
       </w:r>
@@ -3303,7 +3303,7 @@
         </w:rPr>
         <w:lastRenderedPageBreak/>
         <w:drawing>
-          <wp:inline distT="0" distB="0" distL="0" distR="0" wp14:anchorId="6B6EFFFE" wp14:editId="1C5F9A01">
+          <wp:inline distT="0" distB="0" distL="0" distR="0" wp14:anchorId="6475AC17" wp14:editId="1157E844">
             <wp:extent cx="1076325" cy="4953000"/>
             <wp:effectExtent l="0" t="0" r="0" b="0"/>
             <wp:docPr id="3" name="resp_03_information_top.jpg" descr="Participant Information." title="Participant Information."/>
@@ -3372,7 +3372,7 @@
       <w:pPr>
         <w:pStyle w:val="Heading2"/>
       </w:pPr>
-      <w:bookmarkStart w:id="8" w:name="_Toc242204097"/>
+      <w:bookmarkStart w:id="8" w:name="_Toc242216566"/>
       <w:r>
         <w:t>Step 5 — Give your decision</w:t>
       </w:r>
@@ -3464,7 +3464,7 @@
         </w:rPr>
         <w:lastRenderedPageBreak/>
         <w:drawing>
-          <wp:inline distT="0" distB="0" distL="0" distR="0" wp14:anchorId="1AA3CD0A" wp14:editId="18FDC6B6">
+          <wp:inline distT="0" distB="0" distL="0" distR="0" wp14:anchorId="7476407B" wp14:editId="7794AF55">
             <wp:extent cx="2476500" cy="4419600"/>
             <wp:effectExtent l="0" t="0" r="0" b="0"/>
             <wp:docPr id="4" name="resp_04_consent.jpg" descr="Your consent." title="Your consent."/>
@@ -3533,7 +3533,7 @@
       <w:pPr>
         <w:pStyle w:val="Heading2"/>
       </w:pPr>
-      <w:bookmarkStart w:id="9" w:name="_Toc242204098"/>
+      <w:bookmarkStart w:id="9" w:name="_Toc242216567"/>
       <w:r>
         <w:t>Step 6 — Check what we already know (only if shown)</w:t>
       </w:r>
@@ -3621,7 +3621,7 @@
       <w:pPr>
         <w:pStyle w:val="Heading2"/>
       </w:pPr>
-      <w:bookmarkStart w:id="10" w:name="_Toc242204099"/>
+      <w:bookmarkStart w:id="10" w:name="_Toc242216568"/>
       <w:r>
         <w:t>Step 7 — Choose how you would like to take part</w:t>
       </w:r>
@@ -3963,7 +3963,7 @@
         </w:rPr>
         <w:lastRenderedPageBreak/>
         <w:drawing>
-          <wp:inline distT="0" distB="0" distL="0" distR="0" wp14:anchorId="5ABCF1EF" wp14:editId="1D9A320C">
+          <wp:inline distT="0" distB="0" distL="0" distR="0" wp14:anchorId="1E174B70" wp14:editId="7EB5CF64">
             <wp:extent cx="2476500" cy="4533900"/>
             <wp:effectExtent l="0" t="0" r="0" b="0"/>
             <wp:docPr id="5" name="resp_06_choice.jpg" descr="How would you like to take part?" title="How would you like to take part?"/>
@@ -4032,7 +4032,7 @@
       <w:pPr>
         <w:pStyle w:val="Heading2"/>
       </w:pPr>
-      <w:bookmarkStart w:id="11" w:name="_Toc242204100"/>
+      <w:bookmarkStart w:id="11" w:name="_Toc242216569"/>
       <w:r>
         <w:t>Step 8a — Complete the questionnaire yourself</w:t>
       </w:r>
@@ -4167,7 +4167,7 @@
         </w:rPr>
         <w:lastRenderedPageBreak/>
         <w:drawing>
-          <wp:inline distT="0" distB="0" distL="0" distR="0" wp14:anchorId="3F7EB021" wp14:editId="7A37BD8C">
+          <wp:inline distT="0" distB="0" distL="0" distR="0" wp14:anchorId="1FE22904" wp14:editId="424C3154">
             <wp:extent cx="2476500" cy="3362325"/>
             <wp:effectExtent l="0" t="0" r="0" b="0"/>
             <wp:docPr id="6" name="resp_07_ready.jpg" descr="Ready to begin." title="Ready to begin."/>
@@ -4243,7 +4243,7 @@
           <w:noProof/>
         </w:rPr>
         <w:drawing>
-          <wp:inline distT="0" distB="0" distL="0" distR="0" wp14:anchorId="476FA2B6" wp14:editId="20C20DE4">
+          <wp:inline distT="0" distB="0" distL="0" distR="0" wp14:anchorId="000D4A2C" wp14:editId="18E3279E">
             <wp:extent cx="2476500" cy="3362325"/>
             <wp:effectExtent l="0" t="0" r="0" b="0"/>
             <wp:docPr id="7" name="resp_07b_kobo_form.jpg" descr="The questionnaire's first page." title="The questionnaire's first page."/>
@@ -4515,7 +4515,7 @@
       <w:pPr>
         <w:pStyle w:val="Heading2"/>
       </w:pPr>
-      <w:bookmarkStart w:id="12" w:name="_Toc242204101"/>
+      <w:bookmarkStart w:id="12" w:name="_Toc242216570"/>
       <w:r>
         <w:lastRenderedPageBreak/>
         <w:t>Step 8b — Ask a researcher to call you</w:t>
@@ -4607,7 +4607,7 @@
           <w:noProof/>
         </w:rPr>
         <w:drawing>
-          <wp:inline distT="0" distB="0" distL="0" distR="0" wp14:anchorId="4F9B9B46" wp14:editId="1FA0B628">
+          <wp:inline distT="0" distB="0" distL="0" distR="0" wp14:anchorId="5D73A3A0" wp14:editId="385926B5">
             <wp:extent cx="2476500" cy="3362325"/>
             <wp:effectExtent l="0" t="0" r="0" b="0"/>
             <wp:docPr id="8" name="resp_08_appointment.jpg" descr="Choosing a time for a call." title="Choosing a time for a call."/>
@@ -4683,7 +4683,7 @@
           <w:noProof/>
         </w:rPr>
         <w:drawing>
-          <wp:inline distT="0" distB="0" distL="0" distR="0" wp14:anchorId="7378DB51" wp14:editId="7E82BADE">
+          <wp:inline distT="0" distB="0" distL="0" distR="0" wp14:anchorId="4F2EBF80" wp14:editId="4F7571DB">
             <wp:extent cx="2476500" cy="3676650"/>
             <wp:effectExtent l="0" t="0" r="0" b="0"/>
             <wp:docPr id="9" name="resp_09_done_appointment.jpg" descr="Your request has been sent." title="Your request has been sent."/>
@@ -4752,7 +4752,7 @@
       <w:pPr>
         <w:pStyle w:val="Heading2"/>
       </w:pPr>
-      <w:bookmarkStart w:id="13" w:name="_Toc242204102"/>
+      <w:bookmarkStart w:id="13" w:name="_Toc242216571"/>
       <w:r>
         <w:lastRenderedPageBreak/>
         <w:t>Step 9 — Finished</w:t>
@@ -4842,7 +4842,7 @@
         <w:pStyle w:val="Heading1"/>
         <w:pageBreakBefore/>
       </w:pPr>
-      <w:bookmarkStart w:id="14" w:name="_Toc242204103"/>
+      <w:bookmarkStart w:id="14" w:name="_Toc242216572"/>
       <w:r>
         <w:lastRenderedPageBreak/>
         <w:t>4. Reminders</w:t>
@@ -4862,7 +4862,7 @@
         <w:pStyle w:val="Heading1"/>
         <w:pageBreakBefore/>
       </w:pPr>
-      <w:bookmarkStart w:id="15" w:name="_Toc242204104"/>
+      <w:bookmarkStart w:id="15" w:name="_Toc242216573"/>
       <w:r>
         <w:lastRenderedPageBreak/>
         <w:t>5. Your rights and your information</w:t>
@@ -4987,7 +4987,7 @@
         <w:pStyle w:val="Heading1"/>
         <w:pageBreakBefore/>
       </w:pPr>
-      <w:bookmarkStart w:id="16" w:name="_Toc242204105"/>
+      <w:bookmarkStart w:id="16" w:name="_Toc242216574"/>
       <w:r>
         <w:lastRenderedPageBreak/>
         <w:t>6. Questions and answers</w:t>
@@ -5502,7 +5502,7 @@
           <w:noProof/>
         </w:rPr>
         <w:drawing>
-          <wp:inline distT="0" distB="0" distL="0" distR="0" wp14:anchorId="7847CE02" wp14:editId="75B70A33">
+          <wp:inline distT="0" distB="0" distL="0" distR="0" wp14:anchorId="679DCF06" wp14:editId="2C1C0BAC">
             <wp:extent cx="2476500" cy="2524125"/>
             <wp:effectExtent l="0" t="0" r="0" b="0"/>
             <wp:docPr id="10" name="resp_10_invalid_link.jpg" descr="What an invalid or expired link looks like." title="What an invalid or expired link looks like."/>
@@ -5572,7 +5572,7 @@
         <w:pStyle w:val="Heading1"/>
         <w:pageBreakBefore/>
       </w:pPr>
-      <w:bookmarkStart w:id="17" w:name="_Toc242204106"/>
+      <w:bookmarkStart w:id="17" w:name="_Toc242216575"/>
       <w:r>
         <w:lastRenderedPageBreak/>
         <w:t>7. If you were invited to a Key Informant Interview</w:t>
@@ -5808,7 +5808,7 @@
       <w:pPr>
         <w:pStyle w:val="Heading2"/>
       </w:pPr>
-      <w:bookmarkStart w:id="18" w:name="_Toc242204107"/>
+      <w:bookmarkStart w:id="18" w:name="_Toc242216576"/>
       <w:r>
         <w:t>Step 1 — Open your link</w:t>
       </w:r>
@@ -5826,7 +5826,7 @@
       <w:pPr>
         <w:pStyle w:val="Heading2"/>
       </w:pPr>
-      <w:bookmarkStart w:id="19" w:name="_Toc242204108"/>
+      <w:bookmarkStart w:id="19" w:name="_Toc242216577"/>
       <w:r>
         <w:t>Step 2 — Read the participant information</w:t>
       </w:r>
@@ -5864,7 +5864,7 @@
       <w:pPr>
         <w:pStyle w:val="Heading2"/>
       </w:pPr>
-      <w:bookmarkStart w:id="20" w:name="_Toc242204109"/>
+      <w:bookmarkStart w:id="20" w:name="_Toc242216578"/>
       <w:r>
         <w:t>Step 3 — Give your decision</w:t>
       </w:r>
@@ -5948,7 +5948,7 @@
       <w:pPr>
         <w:pStyle w:val="Heading2"/>
       </w:pPr>
-      <w:bookmarkStart w:id="21" w:name="_Toc242204110"/>
+      <w:bookmarkStart w:id="21" w:name="_Toc242216579"/>
       <w:r>
         <w:t>Step 4 — Start the interview</w:t>
       </w:r>
@@ -6111,7 +6111,7 @@
         <w:pStyle w:val="Heading1"/>
         <w:pageBreakBefore/>
       </w:pPr>
-      <w:bookmarkStart w:id="22" w:name="_Toc242204111"/>
+      <w:bookmarkStart w:id="22" w:name="_Toc242216580"/>
       <w:r>
         <w:lastRenderedPageBreak/>
         <w:t>8. Contact the research team</w:t>
@@ -6501,7 +6501,7 @@
         <w:sz w:val="16"/>
         <w:szCs w:val="16"/>
       </w:rPr>
-      <w:t>Version 1.27 · 6 October 2026</w:t>
+      <w:t>Version 1.28 · 6 October 2026</w:t>
     </w:r>
     <w:r>
       <w:rPr>
@@ -6674,10 +6674,10 @@
 <file path=word/numbering.xml><?xml version="1.0" encoding="utf-8"?>
 <w:numbering xmlns:wpc="http://schemas.microsoft.com/office/word/2010/wordprocessingCanvas" xmlns:cx="http://schemas.microsoft.com/office/drawing/2014/chartex" xmlns:cx1="http://schemas.microsoft.com/office/drawing/2015/9/8/chartex" xmlns:cx2="http://schemas.microsoft.com/office/drawing/2015/10/21/chartex" xmlns:cx3="http://schemas.microsoft.com/office/drawing/2016/5/9/chartex" xmlns:cx4="http://schemas.microsoft.com/office/drawing/2016/5/10/chartex" xmlns:cx5="http://schemas.microsoft.com/office/drawing/2016/5/11/chartex" xmlns:cx6="http://schemas.microsoft.com/office/drawing/2016/5/12/chartex" xmlns:cx7="http://schemas.microsoft.com/office/drawing/2016/5/13/chartex" xmlns:cx8="http://schemas.microsoft.com/office/drawing/2016/5/14/chartex" xmlns:mc="http://schemas.openxmlformats.org/markup-compatibility/2006" xmlns:aink="http://schemas.microsoft.com/office/drawing/2016/ink" xmlns:am3d="http://schemas.microsoft.com/office/drawing/2017/model3d" xmlns:o="urn:schemas-microsoft-com:office:office" xmlns:oel="http://schemas.microsoft.com/office/2019/extlst" xmlns:r="http://schemas.openxmlformats.org/officeDocument/2006/relationships" xmlns:m="http://schemas.openxmlformats.org/officeDocument/2006/math" xmlns:v="urn:schemas-microsoft-com:vml" xmlns:wp14="http://schemas.microsoft.com/office/word/2010/wordprocessingDrawing" xmlns:wp="http://schemas.openxmlformats.org/drawingml/2006/wordprocessingDrawing" xmlns:w10="urn:schemas-microsoft-com:office:word" xmlns:w="http://schemas.openxmlformats.org/wordprocessingml/2006/main" xmlns:w14="http://schemas.microsoft.com/office/word/2010/wordml" xmlns:w15="http://schemas.microsoft.com/office/word/2012/wordml" xmlns:w16cex="http://schemas.microsoft.com/office/word/2018/wordml/cex" xmlns:w16cid="http://schemas.microsoft.com/office/word/2016/wordml/cid" xmlns:w16="http://schemas.microsoft.com/office/word/2018/wordml" xmlns:w16sdtdh="http://schemas.microsoft.com/office/word/2020/wordml/sdtdatahash" xmlns:w16se="http://schemas.microsoft.com/office/word/2015/wordml/symex" xmlns:wpg="http://schemas.microsoft.com/office/word/2010/wordprocessingGroup" xmlns:wpi="http://schemas.microsoft.com/office/word/2010/wordprocessingInk" xmlns:wne="http://schemas.microsoft.com/office/word/2006/wordml" xmlns:wps="http://schemas.microsoft.com/office/word/2010/wordprocessingShape" mc:Ignorable="w14 w15 w16se w16cid w16 w16cex w16sdtdh wp14">
   <w:abstractNum w:abstractNumId="0" w15:restartNumberingAfterBreak="0">
-    <w:nsid w:val="029831B1"/>
+    <w:nsid w:val="23AD4B49"/>
     <w:multiLevelType w:val="hybridMultilevel"/>
-    <w:tmpl w:val="43C8CD8A"/>
-    <w:lvl w:ilvl="0" w:tplc="A4A258D0">
+    <w:tmpl w:val="C8CE0EFC"/>
+    <w:lvl w:ilvl="0" w:tplc="1A046622">
       <w:start w:val="1"/>
       <w:numFmt w:val="decimal"/>
       <w:lvlText w:val="%1."/>
@@ -6691,52 +6691,196 @@
         <w:color w:val="A67C27"/>
       </w:rPr>
     </w:lvl>
-    <w:lvl w:ilvl="1" w:tplc="899EF1B2">
+    <w:lvl w:ilvl="1" w:tplc="844835FC">
       <w:numFmt w:val="decimal"/>
       <w:lvlText w:val=""/>
       <w:lvlJc w:val="left"/>
     </w:lvl>
-    <w:lvl w:ilvl="2" w:tplc="C0DADFB6">
+    <w:lvl w:ilvl="2" w:tplc="7E8C59AE">
       <w:numFmt w:val="decimal"/>
       <w:lvlText w:val=""/>
       <w:lvlJc w:val="left"/>
     </w:lvl>
-    <w:lvl w:ilvl="3" w:tplc="D3E219B0">
+    <w:lvl w:ilvl="3" w:tplc="BC5EE5B8">
       <w:numFmt w:val="decimal"/>
       <w:lvlText w:val=""/>
       <w:lvlJc w:val="left"/>
     </w:lvl>
-    <w:lvl w:ilvl="4" w:tplc="F7E004AA">
+    <w:lvl w:ilvl="4" w:tplc="60D41AB4">
       <w:numFmt w:val="decimal"/>
       <w:lvlText w:val=""/>
       <w:lvlJc w:val="left"/>
     </w:lvl>
-    <w:lvl w:ilvl="5" w:tplc="2F009F86">
+    <w:lvl w:ilvl="5" w:tplc="D5525968">
       <w:numFmt w:val="decimal"/>
       <w:lvlText w:val=""/>
       <w:lvlJc w:val="left"/>
     </w:lvl>
-    <w:lvl w:ilvl="6" w:tplc="3F9A5328">
+    <w:lvl w:ilvl="6" w:tplc="829ACDC0">
       <w:numFmt w:val="decimal"/>
       <w:lvlText w:val=""/>
       <w:lvlJc w:val="left"/>
     </w:lvl>
-    <w:lvl w:ilvl="7" w:tplc="91FA9252">
+    <w:lvl w:ilvl="7" w:tplc="EE165F56">
       <w:numFmt w:val="decimal"/>
       <w:lvlText w:val=""/>
       <w:lvlJc w:val="left"/>
     </w:lvl>
-    <w:lvl w:ilvl="8" w:tplc="BF42C61E">
+    <w:lvl w:ilvl="8" w:tplc="BC906B96">
       <w:numFmt w:val="decimal"/>
       <w:lvlText w:val=""/>
       <w:lvlJc w:val="left"/>
     </w:lvl>
   </w:abstractNum>
   <w:abstractNum w:abstractNumId="1" w15:restartNumberingAfterBreak="0">
-    <w:nsid w:val="087B00F4"/>
+    <w:nsid w:val="2AA7024A"/>
     <w:multiLevelType w:val="hybridMultilevel"/>
-    <w:tmpl w:val="8FD41D52"/>
-    <w:lvl w:ilvl="0" w:tplc="37AC28CE">
+    <w:tmpl w:val="F5AA1E6C"/>
+    <w:lvl w:ilvl="0" w:tplc="6E04E744">
+      <w:start w:val="1"/>
+      <w:numFmt w:val="bullet"/>
+      <w:lvlText w:val="•"/>
+      <w:lvlJc w:val="left"/>
+      <w:pPr>
+        <w:ind w:left="460" w:hanging="280"/>
+      </w:pPr>
+    </w:lvl>
+    <w:lvl w:ilvl="1" w:tplc="D13EC9C6">
+      <w:start w:val="1"/>
+      <w:numFmt w:val="bullet"/>
+      <w:lvlText w:val="–"/>
+      <w:lvlJc w:val="left"/>
+      <w:pPr>
+        <w:ind w:left="900" w:hanging="280"/>
+      </w:pPr>
+    </w:lvl>
+    <w:lvl w:ilvl="2" w:tplc="4EF215DC">
+      <w:numFmt w:val="decimal"/>
+      <w:lvlText w:val=""/>
+      <w:lvlJc w:val="left"/>
+    </w:lvl>
+    <w:lvl w:ilvl="3" w:tplc="18200BD4">
+      <w:numFmt w:val="decimal"/>
+      <w:lvlText w:val=""/>
+      <w:lvlJc w:val="left"/>
+    </w:lvl>
+    <w:lvl w:ilvl="4" w:tplc="33DC07CE">
+      <w:numFmt w:val="decimal"/>
+      <w:lvlText w:val=""/>
+      <w:lvlJc w:val="left"/>
+    </w:lvl>
+    <w:lvl w:ilvl="5" w:tplc="DCDC9474">
+      <w:numFmt w:val="decimal"/>
+      <w:lvlText w:val=""/>
+      <w:lvlJc w:val="left"/>
+    </w:lvl>
+    <w:lvl w:ilvl="6" w:tplc="B62A009C">
+      <w:numFmt w:val="decimal"/>
+      <w:lvlText w:val=""/>
+      <w:lvlJc w:val="left"/>
+    </w:lvl>
+    <w:lvl w:ilvl="7" w:tplc="BAC00010">
+      <w:numFmt w:val="decimal"/>
+      <w:lvlText w:val=""/>
+      <w:lvlJc w:val="left"/>
+    </w:lvl>
+    <w:lvl w:ilvl="8" w:tplc="DBFAB116">
+      <w:numFmt w:val="decimal"/>
+      <w:lvlText w:val=""/>
+      <w:lvlJc w:val="left"/>
+    </w:lvl>
+  </w:abstractNum>
+  <w:abstractNum w:abstractNumId="2" w15:restartNumberingAfterBreak="0">
+    <w:nsid w:val="2D0F5816"/>
+    <w:multiLevelType w:val="hybridMultilevel"/>
+    <w:tmpl w:val="2480C638"/>
+    <w:lvl w:ilvl="0" w:tplc="EBB8AD82">
+      <w:start w:val="1"/>
+      <w:numFmt w:val="bullet"/>
+      <w:lvlText w:val="●"/>
+      <w:lvlJc w:val="left"/>
+      <w:pPr>
+        <w:ind w:left="720" w:hanging="360"/>
+      </w:pPr>
+    </w:lvl>
+    <w:lvl w:ilvl="1" w:tplc="07D23D24">
+      <w:start w:val="1"/>
+      <w:numFmt w:val="bullet"/>
+      <w:lvlText w:val="○"/>
+      <w:lvlJc w:val="left"/>
+      <w:pPr>
+        <w:ind w:left="1440" w:hanging="360"/>
+      </w:pPr>
+    </w:lvl>
+    <w:lvl w:ilvl="2" w:tplc="06983FBA">
+      <w:start w:val="1"/>
+      <w:numFmt w:val="bullet"/>
+      <w:lvlText w:val="■"/>
+      <w:lvlJc w:val="left"/>
+      <w:pPr>
+        <w:ind w:left="2160" w:hanging="360"/>
+      </w:pPr>
+    </w:lvl>
+    <w:lvl w:ilvl="3" w:tplc="5614A062">
+      <w:start w:val="1"/>
+      <w:numFmt w:val="bullet"/>
+      <w:lvlText w:val="●"/>
+      <w:lvlJc w:val="left"/>
+      <w:pPr>
+        <w:ind w:left="2880" w:hanging="360"/>
+      </w:pPr>
+    </w:lvl>
+    <w:lvl w:ilvl="4" w:tplc="60FE7C9E">
+      <w:start w:val="1"/>
+      <w:numFmt w:val="bullet"/>
+      <w:lvlText w:val="○"/>
+      <w:lvlJc w:val="left"/>
+      <w:pPr>
+        <w:ind w:left="3600" w:hanging="360"/>
+      </w:pPr>
+    </w:lvl>
+    <w:lvl w:ilvl="5" w:tplc="2C4CBAC0">
+      <w:start w:val="1"/>
+      <w:numFmt w:val="bullet"/>
+      <w:lvlText w:val="■"/>
+      <w:lvlJc w:val="left"/>
+      <w:pPr>
+        <w:ind w:left="4320" w:hanging="360"/>
+      </w:pPr>
+    </w:lvl>
+    <w:lvl w:ilvl="6" w:tplc="EA988BEA">
+      <w:start w:val="1"/>
+      <w:numFmt w:val="bullet"/>
+      <w:lvlText w:val="●"/>
+      <w:lvlJc w:val="left"/>
+      <w:pPr>
+        <w:ind w:left="5040" w:hanging="360"/>
+      </w:pPr>
+    </w:lvl>
+    <w:lvl w:ilvl="7" w:tplc="157CAABA">
+      <w:start w:val="1"/>
+      <w:numFmt w:val="bullet"/>
+      <w:lvlText w:val="●"/>
+      <w:lvlJc w:val="left"/>
+      <w:pPr>
+        <w:ind w:left="5760" w:hanging="360"/>
+      </w:pPr>
+    </w:lvl>
+    <w:lvl w:ilvl="8" w:tplc="51DA8920">
+      <w:start w:val="1"/>
+      <w:numFmt w:val="bullet"/>
+      <w:lvlText w:val="●"/>
+      <w:lvlJc w:val="left"/>
+      <w:pPr>
+        <w:ind w:left="6480" w:hanging="360"/>
+      </w:pPr>
+    </w:lvl>
+  </w:abstractNum>
+  <w:abstractNum w:abstractNumId="3" w15:restartNumberingAfterBreak="0">
+    <w:nsid w:val="65780AAD"/>
+    <w:multiLevelType w:val="hybridMultilevel"/>
+    <w:tmpl w:val="88BC27CA"/>
+    <w:lvl w:ilvl="0" w:tplc="B358D882">
       <w:start w:val="1"/>
       <w:numFmt w:val="decimal"/>
       <w:lvlText w:val="%1."/>
@@ -6750,52 +6894,52 @@
         <w:color w:val="A67C27"/>
       </w:rPr>
     </w:lvl>
-    <w:lvl w:ilvl="1" w:tplc="AFC811CE">
+    <w:lvl w:ilvl="1" w:tplc="72CA548A">
       <w:numFmt w:val="decimal"/>
       <w:lvlText w:val=""/>
       <w:lvlJc w:val="left"/>
     </w:lvl>
-    <w:lvl w:ilvl="2" w:tplc="6556FBB4">
+    <w:lvl w:ilvl="2" w:tplc="BB265B2C">
       <w:numFmt w:val="decimal"/>
       <w:lvlText w:val=""/>
       <w:lvlJc w:val="left"/>
     </w:lvl>
-    <w:lvl w:ilvl="3" w:tplc="D2EAF354">
+    <w:lvl w:ilvl="3" w:tplc="3ED4D2B0">
       <w:numFmt w:val="decimal"/>
       <w:lvlText w:val=""/>
       <w:lvlJc w:val="left"/>
     </w:lvl>
-    <w:lvl w:ilvl="4" w:tplc="A32E9866">
+    <w:lvl w:ilvl="4" w:tplc="3E0CCC0A">
       <w:numFmt w:val="decimal"/>
       <w:lvlText w:val=""/>
       <w:lvlJc w:val="left"/>
     </w:lvl>
-    <w:lvl w:ilvl="5" w:tplc="2AFEDFC6">
+    <w:lvl w:ilvl="5" w:tplc="36B06C38">
       <w:numFmt w:val="decimal"/>
       <w:lvlText w:val=""/>
       <w:lvlJc w:val="left"/>
     </w:lvl>
-    <w:lvl w:ilvl="6" w:tplc="53705928">
+    <w:lvl w:ilvl="6" w:tplc="1C74E35C">
       <w:numFmt w:val="decimal"/>
       <w:lvlText w:val=""/>
       <w:lvlJc w:val="left"/>
     </w:lvl>
-    <w:lvl w:ilvl="7" w:tplc="B516A062">
+    <w:lvl w:ilvl="7" w:tplc="BB16CBB2">
       <w:numFmt w:val="decimal"/>
       <w:lvlText w:val=""/>
       <w:lvlJc w:val="left"/>
     </w:lvl>
-    <w:lvl w:ilvl="8" w:tplc="5E2C54F2">
+    <w:lvl w:ilvl="8" w:tplc="1DA49C36">
       <w:numFmt w:val="decimal"/>
       <w:lvlText w:val=""/>
       <w:lvlJc w:val="left"/>
     </w:lvl>
   </w:abstractNum>
-  <w:abstractNum w:abstractNumId="2" w15:restartNumberingAfterBreak="0">
-    <w:nsid w:val="122009E9"/>
+  <w:abstractNum w:abstractNumId="4" w15:restartNumberingAfterBreak="0">
+    <w:nsid w:val="6A0B0555"/>
     <w:multiLevelType w:val="hybridMultilevel"/>
-    <w:tmpl w:val="D67E3CF2"/>
-    <w:lvl w:ilvl="0" w:tplc="85521E30">
+    <w:tmpl w:val="75FE1E7C"/>
+    <w:lvl w:ilvl="0" w:tplc="C82615FA">
       <w:start w:val="1"/>
       <w:numFmt w:val="decimal"/>
       <w:lvlText w:val="%1."/>
@@ -6809,110 +6953,52 @@
         <w:color w:val="A67C27"/>
       </w:rPr>
     </w:lvl>
-    <w:lvl w:ilvl="1" w:tplc="57D04A12">
+    <w:lvl w:ilvl="1" w:tplc="6BF65C72">
       <w:numFmt w:val="decimal"/>
       <w:lvlText w:val=""/>
       <w:lvlJc w:val="left"/>
     </w:lvl>
-    <w:lvl w:ilvl="2" w:tplc="1294FDD0">
+    <w:lvl w:ilvl="2" w:tplc="E9840B82">
       <w:numFmt w:val="decimal"/>
       <w:lvlText w:val=""/>
       <w:lvlJc w:val="left"/>
     </w:lvl>
-    <w:lvl w:ilvl="3" w:tplc="D3EC7F64">
+    <w:lvl w:ilvl="3" w:tplc="D812A694">
       <w:numFmt w:val="decimal"/>
       <w:lvlText w:val=""/>
       <w:lvlJc w:val="left"/>
     </w:lvl>
-    <w:lvl w:ilvl="4" w:tplc="B9DCD5AE">
+    <w:lvl w:ilvl="4" w:tplc="0A32743E">
       <w:numFmt w:val="decimal"/>
       <w:lvlText w:val=""/>
       <w:lvlJc w:val="left"/>
     </w:lvl>
-    <w:lvl w:ilvl="5" w:tplc="2FB4618E">
+    <w:lvl w:ilvl="5" w:tplc="E4B6A89A">
       <w:numFmt w:val="decimal"/>
       <w:lvlText w:val=""/>
       <w:lvlJc w:val="left"/>
     </w:lvl>
-    <w:lvl w:ilvl="6" w:tplc="D908A752">
+    <w:lvl w:ilvl="6" w:tplc="A1721682">
       <w:numFmt w:val="decimal"/>
       <w:lvlText w:val=""/>
       <w:lvlJc w:val="left"/>
     </w:lvl>
-    <w:lvl w:ilvl="7" w:tplc="7F80D79A">
+    <w:lvl w:ilvl="7" w:tplc="01428CD4">
       <w:numFmt w:val="decimal"/>
       <w:lvlText w:val=""/>
       <w:lvlJc w:val="left"/>
     </w:lvl>
-    <w:lvl w:ilvl="8" w:tplc="DAB62CB6">
+    <w:lvl w:ilvl="8" w:tplc="1924EFF8">
       <w:numFmt w:val="decimal"/>
       <w:lvlText w:val=""/>
       <w:lvlJc w:val="left"/>
     </w:lvl>
   </w:abstractNum>
-  <w:abstractNum w:abstractNumId="3" w15:restartNumberingAfterBreak="0">
-    <w:nsid w:val="3AFB6AD2"/>
+  <w:abstractNum w:abstractNumId="5" w15:restartNumberingAfterBreak="0">
+    <w:nsid w:val="7F460684"/>
     <w:multiLevelType w:val="hybridMultilevel"/>
-    <w:tmpl w:val="9E06D028"/>
-    <w:lvl w:ilvl="0" w:tplc="1C2C40D6">
-      <w:start w:val="1"/>
-      <w:numFmt w:val="bullet"/>
-      <w:lvlText w:val="•"/>
-      <w:lvlJc w:val="left"/>
-      <w:pPr>
-        <w:ind w:left="460" w:hanging="280"/>
-      </w:pPr>
-    </w:lvl>
-    <w:lvl w:ilvl="1" w:tplc="CA7C8D0C">
-      <w:start w:val="1"/>
-      <w:numFmt w:val="bullet"/>
-      <w:lvlText w:val="–"/>
-      <w:lvlJc w:val="left"/>
-      <w:pPr>
-        <w:ind w:left="900" w:hanging="280"/>
-      </w:pPr>
-    </w:lvl>
-    <w:lvl w:ilvl="2" w:tplc="8F1ED8F8">
-      <w:numFmt w:val="decimal"/>
-      <w:lvlText w:val=""/>
-      <w:lvlJc w:val="left"/>
-    </w:lvl>
-    <w:lvl w:ilvl="3" w:tplc="58F4DF8C">
-      <w:numFmt w:val="decimal"/>
-      <w:lvlText w:val=""/>
-      <w:lvlJc w:val="left"/>
-    </w:lvl>
-    <w:lvl w:ilvl="4" w:tplc="B0508B94">
-      <w:numFmt w:val="decimal"/>
-      <w:lvlText w:val=""/>
-      <w:lvlJc w:val="left"/>
-    </w:lvl>
-    <w:lvl w:ilvl="5" w:tplc="409E7614">
-      <w:numFmt w:val="decimal"/>
-      <w:lvlText w:val=""/>
-      <w:lvlJc w:val="left"/>
-    </w:lvl>
-    <w:lvl w:ilvl="6" w:tplc="5B343488">
-      <w:numFmt w:val="decimal"/>
-      <w:lvlText w:val=""/>
-      <w:lvlJc w:val="left"/>
-    </w:lvl>
-    <w:lvl w:ilvl="7" w:tplc="D2E06B06">
-      <w:numFmt w:val="decimal"/>
-      <w:lvlText w:val=""/>
-      <w:lvlJc w:val="left"/>
-    </w:lvl>
-    <w:lvl w:ilvl="8" w:tplc="680CF53E">
-      <w:numFmt w:val="decimal"/>
-      <w:lvlText w:val=""/>
-      <w:lvlJc w:val="left"/>
-    </w:lvl>
-  </w:abstractNum>
-  <w:abstractNum w:abstractNumId="4" w15:restartNumberingAfterBreak="0">
-    <w:nsid w:val="49A04D3C"/>
-    <w:multiLevelType w:val="hybridMultilevel"/>
-    <w:tmpl w:val="8EC6CBF8"/>
-    <w:lvl w:ilvl="0" w:tplc="A420C7E2">
+    <w:tmpl w:val="3A40F63E"/>
+    <w:lvl w:ilvl="0" w:tplc="44FE355A">
       <w:start w:val="1"/>
       <w:numFmt w:val="decimal"/>
       <w:lvlText w:val="%1."/>
@@ -6926,165 +7012,79 @@
         <w:color w:val="A67C27"/>
       </w:rPr>
     </w:lvl>
-    <w:lvl w:ilvl="1" w:tplc="A61AB67C">
+    <w:lvl w:ilvl="1" w:tplc="0C5463DE">
       <w:numFmt w:val="decimal"/>
       <w:lvlText w:val=""/>
       <w:lvlJc w:val="left"/>
     </w:lvl>
-    <w:lvl w:ilvl="2" w:tplc="5A446C86">
+    <w:lvl w:ilvl="2" w:tplc="9A621142">
       <w:numFmt w:val="decimal"/>
       <w:lvlText w:val=""/>
       <w:lvlJc w:val="left"/>
     </w:lvl>
-    <w:lvl w:ilvl="3" w:tplc="C3A4E21C">
+    <w:lvl w:ilvl="3" w:tplc="96F8370A">
       <w:numFmt w:val="decimal"/>
       <w:lvlText w:val=""/>
       <w:lvlJc w:val="left"/>
     </w:lvl>
-    <w:lvl w:ilvl="4" w:tplc="D98697C8">
+    <w:lvl w:ilvl="4" w:tplc="FA762518">
       <w:numFmt w:val="decimal"/>
       <w:lvlText w:val=""/>
       <w:lvlJc w:val="left"/>
     </w:lvl>
-    <w:lvl w:ilvl="5" w:tplc="697E8390">
+    <w:lvl w:ilvl="5" w:tplc="8FCE75EE">
       <w:numFmt w:val="decimal"/>
       <w:lvlText w:val=""/>
       <w:lvlJc w:val="left"/>
     </w:lvl>
-    <w:lvl w:ilvl="6" w:tplc="A874F368">
+    <w:lvl w:ilvl="6" w:tplc="B9A81BEE">
       <w:numFmt w:val="decimal"/>
       <w:lvlText w:val=""/>
       <w:lvlJc w:val="left"/>
     </w:lvl>
-    <w:lvl w:ilvl="7" w:tplc="740C6648">
+    <w:lvl w:ilvl="7" w:tplc="EED4F92C">
       <w:numFmt w:val="decimal"/>
       <w:lvlText w:val=""/>
       <w:lvlJc w:val="left"/>
     </w:lvl>
-    <w:lvl w:ilvl="8" w:tplc="45C63C8A">
+    <w:lvl w:ilvl="8" w:tplc="C4E4FD34">
       <w:numFmt w:val="decimal"/>
       <w:lvlText w:val=""/>
       <w:lvlJc w:val="left"/>
     </w:lvl>
   </w:abstractNum>
-  <w:abstractNum w:abstractNumId="5" w15:restartNumberingAfterBreak="0">
-    <w:nsid w:val="625F15D0"/>
-    <w:multiLevelType w:val="hybridMultilevel"/>
-    <w:tmpl w:val="25047F92"/>
-    <w:lvl w:ilvl="0" w:tplc="639E2194">
-      <w:start w:val="1"/>
-      <w:numFmt w:val="bullet"/>
-      <w:lvlText w:val="●"/>
-      <w:lvlJc w:val="left"/>
-      <w:pPr>
-        <w:ind w:left="720" w:hanging="360"/>
-      </w:pPr>
-    </w:lvl>
-    <w:lvl w:ilvl="1" w:tplc="AA1C62A4">
-      <w:start w:val="1"/>
-      <w:numFmt w:val="bullet"/>
-      <w:lvlText w:val="○"/>
-      <w:lvlJc w:val="left"/>
-      <w:pPr>
-        <w:ind w:left="1440" w:hanging="360"/>
-      </w:pPr>
-    </w:lvl>
-    <w:lvl w:ilvl="2" w:tplc="BB08B556">
-      <w:start w:val="1"/>
-      <w:numFmt w:val="bullet"/>
-      <w:lvlText w:val="■"/>
-      <w:lvlJc w:val="left"/>
-      <w:pPr>
-        <w:ind w:left="2160" w:hanging="360"/>
-      </w:pPr>
-    </w:lvl>
-    <w:lvl w:ilvl="3" w:tplc="20222274">
-      <w:start w:val="1"/>
-      <w:numFmt w:val="bullet"/>
-      <w:lvlText w:val="●"/>
-      <w:lvlJc w:val="left"/>
-      <w:pPr>
-        <w:ind w:left="2880" w:hanging="360"/>
-      </w:pPr>
-    </w:lvl>
-    <w:lvl w:ilvl="4" w:tplc="2256946A">
-      <w:start w:val="1"/>
-      <w:numFmt w:val="bullet"/>
-      <w:lvlText w:val="○"/>
-      <w:lvlJc w:val="left"/>
-      <w:pPr>
-        <w:ind w:left="3600" w:hanging="360"/>
-      </w:pPr>
-    </w:lvl>
-    <w:lvl w:ilvl="5" w:tplc="21040AC2">
-      <w:start w:val="1"/>
-      <w:numFmt w:val="bullet"/>
-      <w:lvlText w:val="■"/>
-      <w:lvlJc w:val="left"/>
-      <w:pPr>
-        <w:ind w:left="4320" w:hanging="360"/>
-      </w:pPr>
-    </w:lvl>
-    <w:lvl w:ilvl="6" w:tplc="09288712">
-      <w:start w:val="1"/>
-      <w:numFmt w:val="bullet"/>
-      <w:lvlText w:val="●"/>
-      <w:lvlJc w:val="left"/>
-      <w:pPr>
-        <w:ind w:left="5040" w:hanging="360"/>
-      </w:pPr>
-    </w:lvl>
-    <w:lvl w:ilvl="7" w:tplc="67DA7F0E">
-      <w:start w:val="1"/>
-      <w:numFmt w:val="bullet"/>
-      <w:lvlText w:val="●"/>
-      <w:lvlJc w:val="left"/>
-      <w:pPr>
-        <w:ind w:left="5760" w:hanging="360"/>
-      </w:pPr>
-    </w:lvl>
-    <w:lvl w:ilvl="8" w:tplc="AED6F732">
-      <w:start w:val="1"/>
-      <w:numFmt w:val="bullet"/>
-      <w:lvlText w:val="●"/>
-      <w:lvlJc w:val="left"/>
-      <w:pPr>
-        <w:ind w:left="6480" w:hanging="360"/>
-      </w:pPr>
-    </w:lvl>
-  </w:abstractNum>
-  <w:num w:numId="1" w16cid:durableId="1113280569">
+  <w:num w:numId="1" w16cid:durableId="408623850">
+    <w:abstractNumId w:val="2"/>
+    <w:lvlOverride w:ilvl="0">
+      <w:startOverride w:val="1"/>
+    </w:lvlOverride>
+  </w:num>
+  <w:num w:numId="2" w16cid:durableId="710612332">
+    <w:abstractNumId w:val="1"/>
+    <w:lvlOverride w:ilvl="0">
+      <w:startOverride w:val="1"/>
+    </w:lvlOverride>
+  </w:num>
+  <w:num w:numId="3" w16cid:durableId="148181743">
+    <w:abstractNumId w:val="3"/>
+    <w:lvlOverride w:ilvl="0">
+      <w:startOverride w:val="1"/>
+    </w:lvlOverride>
+  </w:num>
+  <w:num w:numId="4" w16cid:durableId="87191774">
+    <w:abstractNumId w:val="0"/>
+    <w:lvlOverride w:ilvl="0">
+      <w:startOverride w:val="1"/>
+    </w:lvlOverride>
+  </w:num>
+  <w:num w:numId="5" w16cid:durableId="1310095595">
     <w:abstractNumId w:val="5"/>
     <w:lvlOverride w:ilvl="0">
       <w:startOverride w:val="1"/>
     </w:lvlOverride>
   </w:num>
-  <w:num w:numId="2" w16cid:durableId="1367219918">
-    <w:abstractNumId w:val="3"/>
-    <w:lvlOverride w:ilvl="0">
-      <w:startOverride w:val="1"/>
-    </w:lvlOverride>
-  </w:num>
-  <w:num w:numId="3" w16cid:durableId="154803684">
+  <w:num w:numId="6" w16cid:durableId="397439620">
     <w:abstractNumId w:val="4"/>
-    <w:lvlOverride w:ilvl="0">
-      <w:startOverride w:val="1"/>
-    </w:lvlOverride>
-  </w:num>
-  <w:num w:numId="4" w16cid:durableId="780802389">
-    <w:abstractNumId w:val="1"/>
-    <w:lvlOverride w:ilvl="0">
-      <w:startOverride w:val="1"/>
-    </w:lvlOverride>
-  </w:num>
-  <w:num w:numId="5" w16cid:durableId="91513597">
-    <w:abstractNumId w:val="0"/>
-    <w:lvlOverride w:ilvl="0">
-      <w:startOverride w:val="1"/>
-    </w:lvlOverride>
-  </w:num>
-  <w:num w:numId="6" w16cid:durableId="610481223">
-    <w:abstractNumId w:val="2"/>
     <w:lvlOverride w:ilvl="0">
       <w:startOverride w:val="1"/>
     </w:lvlOverride>
@@ -7710,7 +7710,7 @@
     <w:autoRedefine/>
     <w:uiPriority w:val="39"/>
     <w:unhideWhenUsed/>
-    <w:rsid w:val="001F26BB"/>
+    <w:rsid w:val="00DA68C9"/>
     <w:pPr>
       <w:spacing w:after="100"/>
     </w:pPr>
@@ -7722,7 +7722,7 @@
     <w:autoRedefine/>
     <w:uiPriority w:val="39"/>
     <w:unhideWhenUsed/>
-    <w:rsid w:val="001F26BB"/>
+    <w:rsid w:val="00DA68C9"/>
     <w:pPr>
       <w:spacing w:after="100"/>
       <w:ind w:left="210"/>

--- a/docs/manuals/Respondent_Guide.docx
+++ b/docs/manuals/Respondent_Guide.docx
@@ -469,7 +469,7 @@
                 <w:sz w:val="19"/>
                 <w:szCs w:val="19"/>
               </w:rPr>
-              <w:t>Version 1.28 · 6 October 2026</w:t>
+              <w:t>Version 1.29 · 7 October 2026</w:t>
             </w:r>
           </w:p>
         </w:tc>
@@ -538,7 +538,7 @@
     <w:sdt>
       <w:sdtPr>
         <w:alias w:val="Contents"/>
-        <w:id w:val="322554705"/>
+        <w:id w:val="-862749233"/>
       </w:sdtPr>
       <w:sdtEndPr/>
       <w:sdtContent>
@@ -567,7 +567,7 @@
           <w:r>
             <w:fldChar w:fldCharType="separate"/>
           </w:r>
-          <w:hyperlink w:anchor="_Toc242216558" w:history="1">
+          <w:hyperlink w:anchor="_Toc242273149" w:history="1">
             <w:r>
               <w:rPr>
                 <w:rStyle w:val="Hyperlink"/>
@@ -591,7 +591,7 @@
               <w:rPr>
                 <w:noProof/>
               </w:rPr>
-              <w:instrText xml:space="preserve"> PAGEREF _Toc242216558 \h </w:instrText>
+              <w:instrText xml:space="preserve"> PAGEREF _Toc242273149 \h </w:instrText>
             </w:r>
             <w:r>
               <w:rPr>
@@ -634,7 +634,7 @@
               <w14:ligatures w14:val="standardContextual"/>
             </w:rPr>
           </w:pPr>
-          <w:hyperlink w:anchor="_Toc242216559" w:history="1">
+          <w:hyperlink w:anchor="_Toc242273150" w:history="1">
             <w:r>
               <w:rPr>
                 <w:rStyle w:val="Hyperlink"/>
@@ -658,7 +658,7 @@
               <w:rPr>
                 <w:noProof/>
               </w:rPr>
-              <w:instrText xml:space="preserve"> PAGEREF _Toc242216559 \h </w:instrText>
+              <w:instrText xml:space="preserve"> PAGEREF _Toc242273150 \h </w:instrText>
             </w:r>
             <w:r>
               <w:rPr>
@@ -701,7 +701,7 @@
               <w14:ligatures w14:val="standardContextual"/>
             </w:rPr>
           </w:pPr>
-          <w:hyperlink w:anchor="_Toc242216560" w:history="1">
+          <w:hyperlink w:anchor="_Toc242273151" w:history="1">
             <w:r>
               <w:rPr>
                 <w:rStyle w:val="Hyperlink"/>
@@ -725,7 +725,7 @@
               <w:rPr>
                 <w:noProof/>
               </w:rPr>
-              <w:instrText xml:space="preserve"> PAGEREF _Toc242216560 \h </w:instrText>
+              <w:instrText xml:space="preserve"> PAGEREF _Toc242273151 \h </w:instrText>
             </w:r>
             <w:r>
               <w:rPr>
@@ -768,7 +768,7 @@
               <w14:ligatures w14:val="standardContextual"/>
             </w:rPr>
           </w:pPr>
-          <w:hyperlink w:anchor="_Toc242216561" w:history="1">
+          <w:hyperlink w:anchor="_Toc242273152" w:history="1">
             <w:r>
               <w:rPr>
                 <w:rStyle w:val="Hyperlink"/>
@@ -792,7 +792,7 @@
               <w:rPr>
                 <w:noProof/>
               </w:rPr>
-              <w:instrText xml:space="preserve"> PAGEREF _Toc242216561 \h </w:instrText>
+              <w:instrText xml:space="preserve"> PAGEREF _Toc242273152 \h </w:instrText>
             </w:r>
             <w:r>
               <w:rPr>
@@ -835,7 +835,7 @@
               <w14:ligatures w14:val="standardContextual"/>
             </w:rPr>
           </w:pPr>
-          <w:hyperlink w:anchor="_Toc242216562" w:history="1">
+          <w:hyperlink w:anchor="_Toc242273153" w:history="1">
             <w:r>
               <w:rPr>
                 <w:rStyle w:val="Hyperlink"/>
@@ -859,7 +859,7 @@
               <w:rPr>
                 <w:noProof/>
               </w:rPr>
-              <w:instrText xml:space="preserve"> PAGEREF _Toc242216562 \h </w:instrText>
+              <w:instrText xml:space="preserve"> PAGEREF _Toc242273153 \h </w:instrText>
             </w:r>
             <w:r>
               <w:rPr>
@@ -902,7 +902,7 @@
               <w14:ligatures w14:val="standardContextual"/>
             </w:rPr>
           </w:pPr>
-          <w:hyperlink w:anchor="_Toc242216563" w:history="1">
+          <w:hyperlink w:anchor="_Toc242273154" w:history="1">
             <w:r>
               <w:rPr>
                 <w:rStyle w:val="Hyperlink"/>
@@ -926,7 +926,7 @@
               <w:rPr>
                 <w:noProof/>
               </w:rPr>
-              <w:instrText xml:space="preserve"> PAGEREF _Toc242216563 \h </w:instrText>
+              <w:instrText xml:space="preserve"> PAGEREF _Toc242273154 \h </w:instrText>
             </w:r>
             <w:r>
               <w:rPr>
@@ -969,7 +969,7 @@
               <w14:ligatures w14:val="standardContextual"/>
             </w:rPr>
           </w:pPr>
-          <w:hyperlink w:anchor="_Toc242216564" w:history="1">
+          <w:hyperlink w:anchor="_Toc242273155" w:history="1">
             <w:r>
               <w:rPr>
                 <w:rStyle w:val="Hyperlink"/>
@@ -993,7 +993,7 @@
               <w:rPr>
                 <w:noProof/>
               </w:rPr>
-              <w:instrText xml:space="preserve"> PAGEREF _Toc242216564 \h </w:instrText>
+              <w:instrText xml:space="preserve"> PAGEREF _Toc242273155 \h </w:instrText>
             </w:r>
             <w:r>
               <w:rPr>
@@ -1036,7 +1036,7 @@
               <w14:ligatures w14:val="standardContextual"/>
             </w:rPr>
           </w:pPr>
-          <w:hyperlink w:anchor="_Toc242216565" w:history="1">
+          <w:hyperlink w:anchor="_Toc242273156" w:history="1">
             <w:r>
               <w:rPr>
                 <w:rStyle w:val="Hyperlink"/>
@@ -1060,7 +1060,7 @@
               <w:rPr>
                 <w:noProof/>
               </w:rPr>
-              <w:instrText xml:space="preserve"> PAGEREF _Toc242216565 \h </w:instrText>
+              <w:instrText xml:space="preserve"> PAGEREF _Toc242273156 \h </w:instrText>
             </w:r>
             <w:r>
               <w:rPr>
@@ -1103,7 +1103,7 @@
               <w14:ligatures w14:val="standardContextual"/>
             </w:rPr>
           </w:pPr>
-          <w:hyperlink w:anchor="_Toc242216566" w:history="1">
+          <w:hyperlink w:anchor="_Toc242273157" w:history="1">
             <w:r>
               <w:rPr>
                 <w:rStyle w:val="Hyperlink"/>
@@ -1127,7 +1127,7 @@
               <w:rPr>
                 <w:noProof/>
               </w:rPr>
-              <w:instrText xml:space="preserve"> PAGEREF _Toc242216566 \h </w:instrText>
+              <w:instrText xml:space="preserve"> PAGEREF _Toc242273157 \h </w:instrText>
             </w:r>
             <w:r>
               <w:rPr>
@@ -1170,7 +1170,7 @@
               <w14:ligatures w14:val="standardContextual"/>
             </w:rPr>
           </w:pPr>
-          <w:hyperlink w:anchor="_Toc242216567" w:history="1">
+          <w:hyperlink w:anchor="_Toc242273158" w:history="1">
             <w:r>
               <w:rPr>
                 <w:rStyle w:val="Hyperlink"/>
@@ -1194,7 +1194,7 @@
               <w:rPr>
                 <w:noProof/>
               </w:rPr>
-              <w:instrText xml:space="preserve"> PAGEREF _Toc242216567 \h </w:instrText>
+              <w:instrText xml:space="preserve"> PAGEREF _Toc242273158 \h </w:instrText>
             </w:r>
             <w:r>
               <w:rPr>
@@ -1237,7 +1237,7 @@
               <w14:ligatures w14:val="standardContextual"/>
             </w:rPr>
           </w:pPr>
-          <w:hyperlink w:anchor="_Toc242216568" w:history="1">
+          <w:hyperlink w:anchor="_Toc242273159" w:history="1">
             <w:r>
               <w:rPr>
                 <w:rStyle w:val="Hyperlink"/>
@@ -1261,7 +1261,7 @@
               <w:rPr>
                 <w:noProof/>
               </w:rPr>
-              <w:instrText xml:space="preserve"> PAGEREF _Toc242216568 \h </w:instrText>
+              <w:instrText xml:space="preserve"> PAGEREF _Toc242273159 \h </w:instrText>
             </w:r>
             <w:r>
               <w:rPr>
@@ -1304,7 +1304,7 @@
               <w14:ligatures w14:val="standardContextual"/>
             </w:rPr>
           </w:pPr>
-          <w:hyperlink w:anchor="_Toc242216569" w:history="1">
+          <w:hyperlink w:anchor="_Toc242273160" w:history="1">
             <w:r>
               <w:rPr>
                 <w:rStyle w:val="Hyperlink"/>
@@ -1328,7 +1328,7 @@
               <w:rPr>
                 <w:noProof/>
               </w:rPr>
-              <w:instrText xml:space="preserve"> PAGEREF _Toc242216569 \h </w:instrText>
+              <w:instrText xml:space="preserve"> PAGEREF _Toc242273160 \h </w:instrText>
             </w:r>
             <w:r>
               <w:rPr>
@@ -1371,7 +1371,7 @@
               <w14:ligatures w14:val="standardContextual"/>
             </w:rPr>
           </w:pPr>
-          <w:hyperlink w:anchor="_Toc242216570" w:history="1">
+          <w:hyperlink w:anchor="_Toc242273161" w:history="1">
             <w:r>
               <w:rPr>
                 <w:rStyle w:val="Hyperlink"/>
@@ -1395,7 +1395,7 @@
               <w:rPr>
                 <w:noProof/>
               </w:rPr>
-              <w:instrText xml:space="preserve"> PAGEREF _Toc242216570 \h </w:instrText>
+              <w:instrText xml:space="preserve"> PAGEREF _Toc242273161 \h </w:instrText>
             </w:r>
             <w:r>
               <w:rPr>
@@ -1438,7 +1438,7 @@
               <w14:ligatures w14:val="standardContextual"/>
             </w:rPr>
           </w:pPr>
-          <w:hyperlink w:anchor="_Toc242216571" w:history="1">
+          <w:hyperlink w:anchor="_Toc242273162" w:history="1">
             <w:r>
               <w:rPr>
                 <w:rStyle w:val="Hyperlink"/>
@@ -1462,7 +1462,7 @@
               <w:rPr>
                 <w:noProof/>
               </w:rPr>
-              <w:instrText xml:space="preserve"> PAGEREF _Toc242216571 \h </w:instrText>
+              <w:instrText xml:space="preserve"> PAGEREF _Toc242273162 \h </w:instrText>
             </w:r>
             <w:r>
               <w:rPr>
@@ -1505,7 +1505,7 @@
               <w14:ligatures w14:val="standardContextual"/>
             </w:rPr>
           </w:pPr>
-          <w:hyperlink w:anchor="_Toc242216572" w:history="1">
+          <w:hyperlink w:anchor="_Toc242273163" w:history="1">
             <w:r>
               <w:rPr>
                 <w:rStyle w:val="Hyperlink"/>
@@ -1529,7 +1529,7 @@
               <w:rPr>
                 <w:noProof/>
               </w:rPr>
-              <w:instrText xml:space="preserve"> PAGEREF _Toc242216572 \h </w:instrText>
+              <w:instrText xml:space="preserve"> PAGEREF _Toc242273163 \h </w:instrText>
             </w:r>
             <w:r>
               <w:rPr>
@@ -1572,7 +1572,7 @@
               <w14:ligatures w14:val="standardContextual"/>
             </w:rPr>
           </w:pPr>
-          <w:hyperlink w:anchor="_Toc242216573" w:history="1">
+          <w:hyperlink w:anchor="_Toc242273164" w:history="1">
             <w:r>
               <w:rPr>
                 <w:rStyle w:val="Hyperlink"/>
@@ -1596,7 +1596,7 @@
               <w:rPr>
                 <w:noProof/>
               </w:rPr>
-              <w:instrText xml:space="preserve"> PAGEREF _Toc242216573 \h </w:instrText>
+              <w:instrText xml:space="preserve"> PAGEREF _Toc242273164 \h </w:instrText>
             </w:r>
             <w:r>
               <w:rPr>
@@ -1639,7 +1639,7 @@
               <w14:ligatures w14:val="standardContextual"/>
             </w:rPr>
           </w:pPr>
-          <w:hyperlink w:anchor="_Toc242216574" w:history="1">
+          <w:hyperlink w:anchor="_Toc242273165" w:history="1">
             <w:r>
               <w:rPr>
                 <w:rStyle w:val="Hyperlink"/>
@@ -1663,7 +1663,7 @@
               <w:rPr>
                 <w:noProof/>
               </w:rPr>
-              <w:instrText xml:space="preserve"> PAGEREF _Toc242216574 \h </w:instrText>
+              <w:instrText xml:space="preserve"> PAGEREF _Toc242273165 \h </w:instrText>
             </w:r>
             <w:r>
               <w:rPr>
@@ -1706,7 +1706,7 @@
               <w14:ligatures w14:val="standardContextual"/>
             </w:rPr>
           </w:pPr>
-          <w:hyperlink w:anchor="_Toc242216575" w:history="1">
+          <w:hyperlink w:anchor="_Toc242273166" w:history="1">
             <w:r>
               <w:rPr>
                 <w:rStyle w:val="Hyperlink"/>
@@ -1730,7 +1730,7 @@
               <w:rPr>
                 <w:noProof/>
               </w:rPr>
-              <w:instrText xml:space="preserve"> PAGEREF _Toc242216575 \h </w:instrText>
+              <w:instrText xml:space="preserve"> PAGEREF _Toc242273166 \h </w:instrText>
             </w:r>
             <w:r>
               <w:rPr>
@@ -1773,7 +1773,7 @@
               <w14:ligatures w14:val="standardContextual"/>
             </w:rPr>
           </w:pPr>
-          <w:hyperlink w:anchor="_Toc242216576" w:history="1">
+          <w:hyperlink w:anchor="_Toc242273167" w:history="1">
             <w:r>
               <w:rPr>
                 <w:rStyle w:val="Hyperlink"/>
@@ -1797,7 +1797,7 @@
               <w:rPr>
                 <w:noProof/>
               </w:rPr>
-              <w:instrText xml:space="preserve"> PAGEREF _Toc242216576 \h </w:instrText>
+              <w:instrText xml:space="preserve"> PAGEREF _Toc242273167 \h </w:instrText>
             </w:r>
             <w:r>
               <w:rPr>
@@ -1840,7 +1840,7 @@
               <w14:ligatures w14:val="standardContextual"/>
             </w:rPr>
           </w:pPr>
-          <w:hyperlink w:anchor="_Toc242216577" w:history="1">
+          <w:hyperlink w:anchor="_Toc242273168" w:history="1">
             <w:r>
               <w:rPr>
                 <w:rStyle w:val="Hyperlink"/>
@@ -1864,7 +1864,7 @@
               <w:rPr>
                 <w:noProof/>
               </w:rPr>
-              <w:instrText xml:space="preserve"> PAGEREF _Toc242216577 \h </w:instrText>
+              <w:instrText xml:space="preserve"> PAGEREF _Toc242273168 \h </w:instrText>
             </w:r>
             <w:r>
               <w:rPr>
@@ -1907,7 +1907,7 @@
               <w14:ligatures w14:val="standardContextual"/>
             </w:rPr>
           </w:pPr>
-          <w:hyperlink w:anchor="_Toc242216578" w:history="1">
+          <w:hyperlink w:anchor="_Toc242273169" w:history="1">
             <w:r>
               <w:rPr>
                 <w:rStyle w:val="Hyperlink"/>
@@ -1931,7 +1931,7 @@
               <w:rPr>
                 <w:noProof/>
               </w:rPr>
-              <w:instrText xml:space="preserve"> PAGEREF _Toc242216578 \h </w:instrText>
+              <w:instrText xml:space="preserve"> PAGEREF _Toc242273169 \h </w:instrText>
             </w:r>
             <w:r>
               <w:rPr>
@@ -1974,7 +1974,7 @@
               <w14:ligatures w14:val="standardContextual"/>
             </w:rPr>
           </w:pPr>
-          <w:hyperlink w:anchor="_Toc242216579" w:history="1">
+          <w:hyperlink w:anchor="_Toc242273170" w:history="1">
             <w:r>
               <w:rPr>
                 <w:rStyle w:val="Hyperlink"/>
@@ -1998,7 +1998,7 @@
               <w:rPr>
                 <w:noProof/>
               </w:rPr>
-              <w:instrText xml:space="preserve"> PAGEREF _Toc242216579 \h </w:instrText>
+              <w:instrText xml:space="preserve"> PAGEREF _Toc242273170 \h </w:instrText>
             </w:r>
             <w:r>
               <w:rPr>
@@ -2041,7 +2041,7 @@
               <w14:ligatures w14:val="standardContextual"/>
             </w:rPr>
           </w:pPr>
-          <w:hyperlink w:anchor="_Toc242216580" w:history="1">
+          <w:hyperlink w:anchor="_Toc242273171" w:history="1">
             <w:r>
               <w:rPr>
                 <w:rStyle w:val="Hyperlink"/>
@@ -2065,7 +2065,7 @@
               <w:rPr>
                 <w:noProof/>
               </w:rPr>
-              <w:instrText xml:space="preserve"> PAGEREF _Toc242216580 \h </w:instrText>
+              <w:instrText xml:space="preserve"> PAGEREF _Toc242273171 \h </w:instrText>
             </w:r>
             <w:r>
               <w:rPr>
@@ -2104,7 +2104,7 @@
         <w:pStyle w:val="Heading1"/>
         <w:pageBreakBefore/>
       </w:pPr>
-      <w:bookmarkStart w:id="0" w:name="_Toc242216558"/>
+      <w:bookmarkStart w:id="0" w:name="_Toc242273149"/>
       <w:r>
         <w:lastRenderedPageBreak/>
         <w:t>1. Welcome</w:t>
@@ -2520,7 +2520,7 @@
       <w:pPr>
         <w:pStyle w:val="Heading2"/>
       </w:pPr>
-      <w:bookmarkStart w:id="1" w:name="_Toc242216559"/>
+      <w:bookmarkStart w:id="1" w:name="_Toc242273150"/>
       <w:r>
         <w:t>What you should know first</w:t>
       </w:r>
@@ -2638,7 +2638,7 @@
         <w:pStyle w:val="Heading1"/>
         <w:pageBreakBefore/>
       </w:pPr>
-      <w:bookmarkStart w:id="2" w:name="_Toc242216560"/>
+      <w:bookmarkStart w:id="2" w:name="_Toc242273151"/>
       <w:r>
         <w:lastRenderedPageBreak/>
         <w:t>2. What you need</w:t>
@@ -2867,7 +2867,7 @@
         <w:pStyle w:val="Heading1"/>
         <w:pageBreakBefore/>
       </w:pPr>
-      <w:bookmarkStart w:id="3" w:name="_Toc242216561"/>
+      <w:bookmarkStart w:id="3" w:name="_Toc242273152"/>
       <w:r>
         <w:lastRenderedPageBreak/>
         <w:t>3. Taking part, step by step</w:t>
@@ -2878,7 +2878,7 @@
       <w:pPr>
         <w:pStyle w:val="Heading2"/>
       </w:pPr>
-      <w:bookmarkStart w:id="4" w:name="_Toc242216562"/>
+      <w:bookmarkStart w:id="4" w:name="_Toc242273153"/>
       <w:r>
         <w:t>Step 1 — Open your link</w:t>
       </w:r>
@@ -2896,7 +2896,7 @@
       <w:pPr>
         <w:pStyle w:val="Heading2"/>
       </w:pPr>
-      <w:bookmarkStart w:id="5" w:name="_Toc242216563"/>
+      <w:bookmarkStart w:id="5" w:name="_Toc242273154"/>
       <w:r>
         <w:t>Step 2 — Confirm your organisation</w:t>
       </w:r>
@@ -2931,7 +2931,7 @@
           <w:noProof/>
         </w:rPr>
         <w:drawing>
-          <wp:inline distT="0" distB="0" distL="0" distR="0" wp14:anchorId="64D1FCD8" wp14:editId="66DDE8DF">
+          <wp:inline distT="0" distB="0" distL="0" distR="0" wp14:anchorId="61A11FDE" wp14:editId="7D507FAE">
             <wp:extent cx="2476500" cy="3362325"/>
             <wp:effectExtent l="0" t="0" r="0" b="0"/>
             <wp:docPr id="1" name="resp_01_confirm.jpg" descr="Confirming the organisation." title="Confirming the organisation."/>
@@ -3000,7 +3000,7 @@
       <w:pPr>
         <w:pStyle w:val="Heading2"/>
       </w:pPr>
-      <w:bookmarkStart w:id="6" w:name="_Toc242216564"/>
+      <w:bookmarkStart w:id="6" w:name="_Toc242273155"/>
       <w:r>
         <w:t>Step 3 — Tell us a little about you</w:t>
       </w:r>
@@ -3092,7 +3092,7 @@
         </w:rPr>
         <w:lastRenderedPageBreak/>
         <w:drawing>
-          <wp:inline distT="0" distB="0" distL="0" distR="0" wp14:anchorId="6A3B9D42" wp14:editId="0C0CDC8C">
+          <wp:inline distT="0" distB="0" distL="0" distR="0" wp14:anchorId="143F35F7" wp14:editId="58061308">
             <wp:extent cx="2476500" cy="3362325"/>
             <wp:effectExtent l="0" t="0" r="0" b="0"/>
             <wp:docPr id="2" name="resp_02_eligibility.jpg" descr="A little about you." title="A little about you."/>
@@ -3247,7 +3247,7 @@
       <w:pPr>
         <w:pStyle w:val="Heading2"/>
       </w:pPr>
-      <w:bookmarkStart w:id="7" w:name="_Toc242216565"/>
+      <w:bookmarkStart w:id="7" w:name="_Toc242273156"/>
       <w:r>
         <w:t>Step 4 — Read the participant information</w:t>
       </w:r>
@@ -3303,7 +3303,7 @@
         </w:rPr>
         <w:lastRenderedPageBreak/>
         <w:drawing>
-          <wp:inline distT="0" distB="0" distL="0" distR="0" wp14:anchorId="6475AC17" wp14:editId="1157E844">
+          <wp:inline distT="0" distB="0" distL="0" distR="0" wp14:anchorId="7C14ECA0" wp14:editId="49C6A458">
             <wp:extent cx="1076325" cy="4953000"/>
             <wp:effectExtent l="0" t="0" r="0" b="0"/>
             <wp:docPr id="3" name="resp_03_information_top.jpg" descr="Participant Information." title="Participant Information."/>
@@ -3372,7 +3372,7 @@
       <w:pPr>
         <w:pStyle w:val="Heading2"/>
       </w:pPr>
-      <w:bookmarkStart w:id="8" w:name="_Toc242216566"/>
+      <w:bookmarkStart w:id="8" w:name="_Toc242273157"/>
       <w:r>
         <w:t>Step 5 — Give your decision</w:t>
       </w:r>
@@ -3464,7 +3464,7 @@
         </w:rPr>
         <w:lastRenderedPageBreak/>
         <w:drawing>
-          <wp:inline distT="0" distB="0" distL="0" distR="0" wp14:anchorId="7476407B" wp14:editId="7794AF55">
+          <wp:inline distT="0" distB="0" distL="0" distR="0" wp14:anchorId="649BA54C" wp14:editId="422152F0">
             <wp:extent cx="2476500" cy="4419600"/>
             <wp:effectExtent l="0" t="0" r="0" b="0"/>
             <wp:docPr id="4" name="resp_04_consent.jpg" descr="Your consent." title="Your consent."/>
@@ -3533,7 +3533,7 @@
       <w:pPr>
         <w:pStyle w:val="Heading2"/>
       </w:pPr>
-      <w:bookmarkStart w:id="9" w:name="_Toc242216567"/>
+      <w:bookmarkStart w:id="9" w:name="_Toc242273158"/>
       <w:r>
         <w:t>Step 6 — Check what we already know (only if shown)</w:t>
       </w:r>
@@ -3621,7 +3621,7 @@
       <w:pPr>
         <w:pStyle w:val="Heading2"/>
       </w:pPr>
-      <w:bookmarkStart w:id="10" w:name="_Toc242216568"/>
+      <w:bookmarkStart w:id="10" w:name="_Toc242273159"/>
       <w:r>
         <w:t>Step 7 — Choose how you would like to take part</w:t>
       </w:r>
@@ -3963,7 +3963,7 @@
         </w:rPr>
         <w:lastRenderedPageBreak/>
         <w:drawing>
-          <wp:inline distT="0" distB="0" distL="0" distR="0" wp14:anchorId="1E174B70" wp14:editId="7EB5CF64">
+          <wp:inline distT="0" distB="0" distL="0" distR="0" wp14:anchorId="1377A478" wp14:editId="6FED5CEB">
             <wp:extent cx="2476500" cy="4533900"/>
             <wp:effectExtent l="0" t="0" r="0" b="0"/>
             <wp:docPr id="5" name="resp_06_choice.jpg" descr="How would you like to take part?" title="How would you like to take part?"/>
@@ -4032,7 +4032,7 @@
       <w:pPr>
         <w:pStyle w:val="Heading2"/>
       </w:pPr>
-      <w:bookmarkStart w:id="11" w:name="_Toc242216569"/>
+      <w:bookmarkStart w:id="11" w:name="_Toc242273160"/>
       <w:r>
         <w:t>Step 8a — Complete the questionnaire yourself</w:t>
       </w:r>
@@ -4167,7 +4167,7 @@
         </w:rPr>
         <w:lastRenderedPageBreak/>
         <w:drawing>
-          <wp:inline distT="0" distB="0" distL="0" distR="0" wp14:anchorId="1FE22904" wp14:editId="424C3154">
+          <wp:inline distT="0" distB="0" distL="0" distR="0" wp14:anchorId="00128E99" wp14:editId="62F5345C">
             <wp:extent cx="2476500" cy="3362325"/>
             <wp:effectExtent l="0" t="0" r="0" b="0"/>
             <wp:docPr id="6" name="resp_07_ready.jpg" descr="Ready to begin." title="Ready to begin."/>
@@ -4243,7 +4243,7 @@
           <w:noProof/>
         </w:rPr>
         <w:drawing>
-          <wp:inline distT="0" distB="0" distL="0" distR="0" wp14:anchorId="000D4A2C" wp14:editId="18E3279E">
+          <wp:inline distT="0" distB="0" distL="0" distR="0" wp14:anchorId="73E690C6" wp14:editId="6F4D0439">
             <wp:extent cx="2476500" cy="3362325"/>
             <wp:effectExtent l="0" t="0" r="0" b="0"/>
             <wp:docPr id="7" name="resp_07b_kobo_form.jpg" descr="The questionnaire's first page." title="The questionnaire's first page."/>
@@ -4515,7 +4515,7 @@
       <w:pPr>
         <w:pStyle w:val="Heading2"/>
       </w:pPr>
-      <w:bookmarkStart w:id="12" w:name="_Toc242216570"/>
+      <w:bookmarkStart w:id="12" w:name="_Toc242273161"/>
       <w:r>
         <w:lastRenderedPageBreak/>
         <w:t>Step 8b — Ask a researcher to call you</w:t>
@@ -4607,7 +4607,7 @@
           <w:noProof/>
         </w:rPr>
         <w:drawing>
-          <wp:inline distT="0" distB="0" distL="0" distR="0" wp14:anchorId="5D73A3A0" wp14:editId="385926B5">
+          <wp:inline distT="0" distB="0" distL="0" distR="0" wp14:anchorId="78A7E821" wp14:editId="5C8129B4">
             <wp:extent cx="2476500" cy="3362325"/>
             <wp:effectExtent l="0" t="0" r="0" b="0"/>
             <wp:docPr id="8" name="resp_08_appointment.jpg" descr="Choosing a time for a call." title="Choosing a time for a call."/>
@@ -4683,7 +4683,7 @@
           <w:noProof/>
         </w:rPr>
         <w:drawing>
-          <wp:inline distT="0" distB="0" distL="0" distR="0" wp14:anchorId="4F2EBF80" wp14:editId="4F7571DB">
+          <wp:inline distT="0" distB="0" distL="0" distR="0" wp14:anchorId="6229D7FF" wp14:editId="7A504A45">
             <wp:extent cx="2476500" cy="3676650"/>
             <wp:effectExtent l="0" t="0" r="0" b="0"/>
             <wp:docPr id="9" name="resp_09_done_appointment.jpg" descr="Your request has been sent." title="Your request has been sent."/>
@@ -4752,7 +4752,7 @@
       <w:pPr>
         <w:pStyle w:val="Heading2"/>
       </w:pPr>
-      <w:bookmarkStart w:id="13" w:name="_Toc242216571"/>
+      <w:bookmarkStart w:id="13" w:name="_Toc242273162"/>
       <w:r>
         <w:lastRenderedPageBreak/>
         <w:t>Step 9 — Finished</w:t>
@@ -4842,7 +4842,7 @@
         <w:pStyle w:val="Heading1"/>
         <w:pageBreakBefore/>
       </w:pPr>
-      <w:bookmarkStart w:id="14" w:name="_Toc242216572"/>
+      <w:bookmarkStart w:id="14" w:name="_Toc242273163"/>
       <w:r>
         <w:lastRenderedPageBreak/>
         <w:t>4. Reminders</w:t>
@@ -4862,7 +4862,7 @@
         <w:pStyle w:val="Heading1"/>
         <w:pageBreakBefore/>
       </w:pPr>
-      <w:bookmarkStart w:id="15" w:name="_Toc242216573"/>
+      <w:bookmarkStart w:id="15" w:name="_Toc242273164"/>
       <w:r>
         <w:lastRenderedPageBreak/>
         <w:t>5. Your rights and your information</w:t>
@@ -4987,7 +4987,7 @@
         <w:pStyle w:val="Heading1"/>
         <w:pageBreakBefore/>
       </w:pPr>
-      <w:bookmarkStart w:id="16" w:name="_Toc242216574"/>
+      <w:bookmarkStart w:id="16" w:name="_Toc242273165"/>
       <w:r>
         <w:lastRenderedPageBreak/>
         <w:t>6. Questions and answers</w:t>
@@ -5502,7 +5502,7 @@
           <w:noProof/>
         </w:rPr>
         <w:drawing>
-          <wp:inline distT="0" distB="0" distL="0" distR="0" wp14:anchorId="679DCF06" wp14:editId="2C1C0BAC">
+          <wp:inline distT="0" distB="0" distL="0" distR="0" wp14:anchorId="753E23D6" wp14:editId="6BF1C2CC">
             <wp:extent cx="2476500" cy="2524125"/>
             <wp:effectExtent l="0" t="0" r="0" b="0"/>
             <wp:docPr id="10" name="resp_10_invalid_link.jpg" descr="What an invalid or expired link looks like." title="What an invalid or expired link looks like."/>
@@ -5572,7 +5572,7 @@
         <w:pStyle w:val="Heading1"/>
         <w:pageBreakBefore/>
       </w:pPr>
-      <w:bookmarkStart w:id="17" w:name="_Toc242216575"/>
+      <w:bookmarkStart w:id="17" w:name="_Toc242273166"/>
       <w:r>
         <w:lastRenderedPageBreak/>
         <w:t>7. If you were invited to a Key Informant Interview</w:t>
@@ -5808,7 +5808,7 @@
       <w:pPr>
         <w:pStyle w:val="Heading2"/>
       </w:pPr>
-      <w:bookmarkStart w:id="18" w:name="_Toc242216576"/>
+      <w:bookmarkStart w:id="18" w:name="_Toc242273167"/>
       <w:r>
         <w:t>Step 1 — Open your link</w:t>
       </w:r>
@@ -5826,7 +5826,7 @@
       <w:pPr>
         <w:pStyle w:val="Heading2"/>
       </w:pPr>
-      <w:bookmarkStart w:id="19" w:name="_Toc242216577"/>
+      <w:bookmarkStart w:id="19" w:name="_Toc242273168"/>
       <w:r>
         <w:t>Step 2 — Read the participant information</w:t>
       </w:r>
@@ -5864,7 +5864,7 @@
       <w:pPr>
         <w:pStyle w:val="Heading2"/>
       </w:pPr>
-      <w:bookmarkStart w:id="20" w:name="_Toc242216578"/>
+      <w:bookmarkStart w:id="20" w:name="_Toc242273169"/>
       <w:r>
         <w:t>Step 3 — Give your decision</w:t>
       </w:r>
@@ -5948,7 +5948,7 @@
       <w:pPr>
         <w:pStyle w:val="Heading2"/>
       </w:pPr>
-      <w:bookmarkStart w:id="21" w:name="_Toc242216579"/>
+      <w:bookmarkStart w:id="21" w:name="_Toc242273170"/>
       <w:r>
         <w:t>Step 4 — Start the interview</w:t>
       </w:r>
@@ -6111,7 +6111,7 @@
         <w:pStyle w:val="Heading1"/>
         <w:pageBreakBefore/>
       </w:pPr>
-      <w:bookmarkStart w:id="22" w:name="_Toc242216580"/>
+      <w:bookmarkStart w:id="22" w:name="_Toc242273171"/>
       <w:r>
         <w:lastRenderedPageBreak/>
         <w:t>8. Contact the research team</w:t>
@@ -6501,7 +6501,7 @@
         <w:sz w:val="16"/>
         <w:szCs w:val="16"/>
       </w:rPr>
-      <w:t>Version 1.28 · 6 October 2026</w:t>
+      <w:t>Version 1.29 · 7 October 2026</w:t>
     </w:r>
     <w:r>
       <w:rPr>
@@ -6674,10 +6674,154 @@
 <file path=word/numbering.xml><?xml version="1.0" encoding="utf-8"?>
 <w:numbering xmlns:wpc="http://schemas.microsoft.com/office/word/2010/wordprocessingCanvas" xmlns:cx="http://schemas.microsoft.com/office/drawing/2014/chartex" xmlns:cx1="http://schemas.microsoft.com/office/drawing/2015/9/8/chartex" xmlns:cx2="http://schemas.microsoft.com/office/drawing/2015/10/21/chartex" xmlns:cx3="http://schemas.microsoft.com/office/drawing/2016/5/9/chartex" xmlns:cx4="http://schemas.microsoft.com/office/drawing/2016/5/10/chartex" xmlns:cx5="http://schemas.microsoft.com/office/drawing/2016/5/11/chartex" xmlns:cx6="http://schemas.microsoft.com/office/drawing/2016/5/12/chartex" xmlns:cx7="http://schemas.microsoft.com/office/drawing/2016/5/13/chartex" xmlns:cx8="http://schemas.microsoft.com/office/drawing/2016/5/14/chartex" xmlns:mc="http://schemas.openxmlformats.org/markup-compatibility/2006" xmlns:aink="http://schemas.microsoft.com/office/drawing/2016/ink" xmlns:am3d="http://schemas.microsoft.com/office/drawing/2017/model3d" xmlns:o="urn:schemas-microsoft-com:office:office" xmlns:oel="http://schemas.microsoft.com/office/2019/extlst" xmlns:r="http://schemas.openxmlformats.org/officeDocument/2006/relationships" xmlns:m="http://schemas.openxmlformats.org/officeDocument/2006/math" xmlns:v="urn:schemas-microsoft-com:vml" xmlns:wp14="http://schemas.microsoft.com/office/word/2010/wordprocessingDrawing" xmlns:wp="http://schemas.openxmlformats.org/drawingml/2006/wordprocessingDrawing" xmlns:w10="urn:schemas-microsoft-com:office:word" xmlns:w="http://schemas.openxmlformats.org/wordprocessingml/2006/main" xmlns:w14="http://schemas.microsoft.com/office/word/2010/wordml" xmlns:w15="http://schemas.microsoft.com/office/word/2012/wordml" xmlns:w16cex="http://schemas.microsoft.com/office/word/2018/wordml/cex" xmlns:w16cid="http://schemas.microsoft.com/office/word/2016/wordml/cid" xmlns:w16="http://schemas.microsoft.com/office/word/2018/wordml" xmlns:w16sdtdh="http://schemas.microsoft.com/office/word/2020/wordml/sdtdatahash" xmlns:w16se="http://schemas.microsoft.com/office/word/2015/wordml/symex" xmlns:wpg="http://schemas.microsoft.com/office/word/2010/wordprocessingGroup" xmlns:wpi="http://schemas.microsoft.com/office/word/2010/wordprocessingInk" xmlns:wne="http://schemas.microsoft.com/office/word/2006/wordml" xmlns:wps="http://schemas.microsoft.com/office/word/2010/wordprocessingShape" mc:Ignorable="w14 w15 w16se w16cid w16 w16cex w16sdtdh wp14">
   <w:abstractNum w:abstractNumId="0" w15:restartNumberingAfterBreak="0">
-    <w:nsid w:val="23AD4B49"/>
+    <w:nsid w:val="0069748D"/>
     <w:multiLevelType w:val="hybridMultilevel"/>
-    <w:tmpl w:val="C8CE0EFC"/>
-    <w:lvl w:ilvl="0" w:tplc="1A046622">
+    <w:tmpl w:val="4852C11C"/>
+    <w:lvl w:ilvl="0" w:tplc="C1100602">
+      <w:start w:val="1"/>
+      <w:numFmt w:val="bullet"/>
+      <w:lvlText w:val="•"/>
+      <w:lvlJc w:val="left"/>
+      <w:pPr>
+        <w:ind w:left="460" w:hanging="280"/>
+      </w:pPr>
+    </w:lvl>
+    <w:lvl w:ilvl="1" w:tplc="E766CB14">
+      <w:start w:val="1"/>
+      <w:numFmt w:val="bullet"/>
+      <w:lvlText w:val="–"/>
+      <w:lvlJc w:val="left"/>
+      <w:pPr>
+        <w:ind w:left="900" w:hanging="280"/>
+      </w:pPr>
+    </w:lvl>
+    <w:lvl w:ilvl="2" w:tplc="3F90FEFA">
+      <w:numFmt w:val="decimal"/>
+      <w:lvlText w:val=""/>
+      <w:lvlJc w:val="left"/>
+    </w:lvl>
+    <w:lvl w:ilvl="3" w:tplc="453EDDF0">
+      <w:numFmt w:val="decimal"/>
+      <w:lvlText w:val=""/>
+      <w:lvlJc w:val="left"/>
+    </w:lvl>
+    <w:lvl w:ilvl="4" w:tplc="02F827B2">
+      <w:numFmt w:val="decimal"/>
+      <w:lvlText w:val=""/>
+      <w:lvlJc w:val="left"/>
+    </w:lvl>
+    <w:lvl w:ilvl="5" w:tplc="1C124FCC">
+      <w:numFmt w:val="decimal"/>
+      <w:lvlText w:val=""/>
+      <w:lvlJc w:val="left"/>
+    </w:lvl>
+    <w:lvl w:ilvl="6" w:tplc="AD6CA2C6">
+      <w:numFmt w:val="decimal"/>
+      <w:lvlText w:val=""/>
+      <w:lvlJc w:val="left"/>
+    </w:lvl>
+    <w:lvl w:ilvl="7" w:tplc="FADC55AA">
+      <w:numFmt w:val="decimal"/>
+      <w:lvlText w:val=""/>
+      <w:lvlJc w:val="left"/>
+    </w:lvl>
+    <w:lvl w:ilvl="8" w:tplc="AC3E40A0">
+      <w:numFmt w:val="decimal"/>
+      <w:lvlText w:val=""/>
+      <w:lvlJc w:val="left"/>
+    </w:lvl>
+  </w:abstractNum>
+  <w:abstractNum w:abstractNumId="1" w15:restartNumberingAfterBreak="0">
+    <w:nsid w:val="1CD60278"/>
+    <w:multiLevelType w:val="hybridMultilevel"/>
+    <w:tmpl w:val="B3EE54D6"/>
+    <w:lvl w:ilvl="0" w:tplc="132E1330">
+      <w:start w:val="1"/>
+      <w:numFmt w:val="bullet"/>
+      <w:lvlText w:val="●"/>
+      <w:lvlJc w:val="left"/>
+      <w:pPr>
+        <w:ind w:left="720" w:hanging="360"/>
+      </w:pPr>
+    </w:lvl>
+    <w:lvl w:ilvl="1" w:tplc="777C3280">
+      <w:start w:val="1"/>
+      <w:numFmt w:val="bullet"/>
+      <w:lvlText w:val="○"/>
+      <w:lvlJc w:val="left"/>
+      <w:pPr>
+        <w:ind w:left="1440" w:hanging="360"/>
+      </w:pPr>
+    </w:lvl>
+    <w:lvl w:ilvl="2" w:tplc="CBDE872A">
+      <w:start w:val="1"/>
+      <w:numFmt w:val="bullet"/>
+      <w:lvlText w:val="■"/>
+      <w:lvlJc w:val="left"/>
+      <w:pPr>
+        <w:ind w:left="2160" w:hanging="360"/>
+      </w:pPr>
+    </w:lvl>
+    <w:lvl w:ilvl="3" w:tplc="FEBE4D82">
+      <w:start w:val="1"/>
+      <w:numFmt w:val="bullet"/>
+      <w:lvlText w:val="●"/>
+      <w:lvlJc w:val="left"/>
+      <w:pPr>
+        <w:ind w:left="2880" w:hanging="360"/>
+      </w:pPr>
+    </w:lvl>
+    <w:lvl w:ilvl="4" w:tplc="F35E0902">
+      <w:start w:val="1"/>
+      <w:numFmt w:val="bullet"/>
+      <w:lvlText w:val="○"/>
+      <w:lvlJc w:val="left"/>
+      <w:pPr>
+        <w:ind w:left="3600" w:hanging="360"/>
+      </w:pPr>
+    </w:lvl>
+    <w:lvl w:ilvl="5" w:tplc="0B9CE538">
+      <w:start w:val="1"/>
+      <w:numFmt w:val="bullet"/>
+      <w:lvlText w:val="■"/>
+      <w:lvlJc w:val="left"/>
+      <w:pPr>
+        <w:ind w:left="4320" w:hanging="360"/>
+      </w:pPr>
+    </w:lvl>
+    <w:lvl w:ilvl="6" w:tplc="1F16FB8C">
+      <w:start w:val="1"/>
+      <w:numFmt w:val="bullet"/>
+      <w:lvlText w:val="●"/>
+      <w:lvlJc w:val="left"/>
+      <w:pPr>
+        <w:ind w:left="5040" w:hanging="360"/>
+      </w:pPr>
+    </w:lvl>
+    <w:lvl w:ilvl="7" w:tplc="DD2CA5AE">
+      <w:start w:val="1"/>
+      <w:numFmt w:val="bullet"/>
+      <w:lvlText w:val="●"/>
+      <w:lvlJc w:val="left"/>
+      <w:pPr>
+        <w:ind w:left="5760" w:hanging="360"/>
+      </w:pPr>
+    </w:lvl>
+    <w:lvl w:ilvl="8" w:tplc="74161518">
+      <w:start w:val="1"/>
+      <w:numFmt w:val="bullet"/>
+      <w:lvlText w:val="●"/>
+      <w:lvlJc w:val="left"/>
+      <w:pPr>
+        <w:ind w:left="6480" w:hanging="360"/>
+      </w:pPr>
+    </w:lvl>
+  </w:abstractNum>
+  <w:abstractNum w:abstractNumId="2" w15:restartNumberingAfterBreak="0">
+    <w:nsid w:val="258E6C66"/>
+    <w:multiLevelType w:val="hybridMultilevel"/>
+    <w:tmpl w:val="AB7A195A"/>
+    <w:lvl w:ilvl="0" w:tplc="1730DE66">
       <w:start w:val="1"/>
       <w:numFmt w:val="decimal"/>
       <w:lvlText w:val="%1."/>
@@ -6691,196 +6835,52 @@
         <w:color w:val="A67C27"/>
       </w:rPr>
     </w:lvl>
-    <w:lvl w:ilvl="1" w:tplc="844835FC">
+    <w:lvl w:ilvl="1" w:tplc="75744BA8">
       <w:numFmt w:val="decimal"/>
       <w:lvlText w:val=""/>
       <w:lvlJc w:val="left"/>
     </w:lvl>
-    <w:lvl w:ilvl="2" w:tplc="7E8C59AE">
+    <w:lvl w:ilvl="2" w:tplc="F482C1A4">
       <w:numFmt w:val="decimal"/>
       <w:lvlText w:val=""/>
       <w:lvlJc w:val="left"/>
     </w:lvl>
-    <w:lvl w:ilvl="3" w:tplc="BC5EE5B8">
+    <w:lvl w:ilvl="3" w:tplc="5296D974">
       <w:numFmt w:val="decimal"/>
       <w:lvlText w:val=""/>
       <w:lvlJc w:val="left"/>
     </w:lvl>
-    <w:lvl w:ilvl="4" w:tplc="60D41AB4">
+    <w:lvl w:ilvl="4" w:tplc="F5E88B7A">
       <w:numFmt w:val="decimal"/>
       <w:lvlText w:val=""/>
       <w:lvlJc w:val="left"/>
     </w:lvl>
-    <w:lvl w:ilvl="5" w:tplc="D5525968">
+    <w:lvl w:ilvl="5" w:tplc="4CDE425A">
       <w:numFmt w:val="decimal"/>
       <w:lvlText w:val=""/>
       <w:lvlJc w:val="left"/>
     </w:lvl>
-    <w:lvl w:ilvl="6" w:tplc="829ACDC0">
+    <w:lvl w:ilvl="6" w:tplc="D20CA260">
       <w:numFmt w:val="decimal"/>
       <w:lvlText w:val=""/>
       <w:lvlJc w:val="left"/>
     </w:lvl>
-    <w:lvl w:ilvl="7" w:tplc="EE165F56">
+    <w:lvl w:ilvl="7" w:tplc="DD2EC9B4">
       <w:numFmt w:val="decimal"/>
       <w:lvlText w:val=""/>
       <w:lvlJc w:val="left"/>
     </w:lvl>
-    <w:lvl w:ilvl="8" w:tplc="BC906B96">
+    <w:lvl w:ilvl="8" w:tplc="8BFA6C52">
       <w:numFmt w:val="decimal"/>
       <w:lvlText w:val=""/>
       <w:lvlJc w:val="left"/>
     </w:lvl>
   </w:abstractNum>
-  <w:abstractNum w:abstractNumId="1" w15:restartNumberingAfterBreak="0">
-    <w:nsid w:val="2AA7024A"/>
+  <w:abstractNum w:abstractNumId="3" w15:restartNumberingAfterBreak="0">
+    <w:nsid w:val="2D4D2C4F"/>
     <w:multiLevelType w:val="hybridMultilevel"/>
-    <w:tmpl w:val="F5AA1E6C"/>
-    <w:lvl w:ilvl="0" w:tplc="6E04E744">
-      <w:start w:val="1"/>
-      <w:numFmt w:val="bullet"/>
-      <w:lvlText w:val="•"/>
-      <w:lvlJc w:val="left"/>
-      <w:pPr>
-        <w:ind w:left="460" w:hanging="280"/>
-      </w:pPr>
-    </w:lvl>
-    <w:lvl w:ilvl="1" w:tplc="D13EC9C6">
-      <w:start w:val="1"/>
-      <w:numFmt w:val="bullet"/>
-      <w:lvlText w:val="–"/>
-      <w:lvlJc w:val="left"/>
-      <w:pPr>
-        <w:ind w:left="900" w:hanging="280"/>
-      </w:pPr>
-    </w:lvl>
-    <w:lvl w:ilvl="2" w:tplc="4EF215DC">
-      <w:numFmt w:val="decimal"/>
-      <w:lvlText w:val=""/>
-      <w:lvlJc w:val="left"/>
-    </w:lvl>
-    <w:lvl w:ilvl="3" w:tplc="18200BD4">
-      <w:numFmt w:val="decimal"/>
-      <w:lvlText w:val=""/>
-      <w:lvlJc w:val="left"/>
-    </w:lvl>
-    <w:lvl w:ilvl="4" w:tplc="33DC07CE">
-      <w:numFmt w:val="decimal"/>
-      <w:lvlText w:val=""/>
-      <w:lvlJc w:val="left"/>
-    </w:lvl>
-    <w:lvl w:ilvl="5" w:tplc="DCDC9474">
-      <w:numFmt w:val="decimal"/>
-      <w:lvlText w:val=""/>
-      <w:lvlJc w:val="left"/>
-    </w:lvl>
-    <w:lvl w:ilvl="6" w:tplc="B62A009C">
-      <w:numFmt w:val="decimal"/>
-      <w:lvlText w:val=""/>
-      <w:lvlJc w:val="left"/>
-    </w:lvl>
-    <w:lvl w:ilvl="7" w:tplc="BAC00010">
-      <w:numFmt w:val="decimal"/>
-      <w:lvlText w:val=""/>
-      <w:lvlJc w:val="left"/>
-    </w:lvl>
-    <w:lvl w:ilvl="8" w:tplc="DBFAB116">
-      <w:numFmt w:val="decimal"/>
-      <w:lvlText w:val=""/>
-      <w:lvlJc w:val="left"/>
-    </w:lvl>
-  </w:abstractNum>
-  <w:abstractNum w:abstractNumId="2" w15:restartNumberingAfterBreak="0">
-    <w:nsid w:val="2D0F5816"/>
-    <w:multiLevelType w:val="hybridMultilevel"/>
-    <w:tmpl w:val="2480C638"/>
-    <w:lvl w:ilvl="0" w:tplc="EBB8AD82">
-      <w:start w:val="1"/>
-      <w:numFmt w:val="bullet"/>
-      <w:lvlText w:val="●"/>
-      <w:lvlJc w:val="left"/>
-      <w:pPr>
-        <w:ind w:left="720" w:hanging="360"/>
-      </w:pPr>
-    </w:lvl>
-    <w:lvl w:ilvl="1" w:tplc="07D23D24">
-      <w:start w:val="1"/>
-      <w:numFmt w:val="bullet"/>
-      <w:lvlText w:val="○"/>
-      <w:lvlJc w:val="left"/>
-      <w:pPr>
-        <w:ind w:left="1440" w:hanging="360"/>
-      </w:pPr>
-    </w:lvl>
-    <w:lvl w:ilvl="2" w:tplc="06983FBA">
-      <w:start w:val="1"/>
-      <w:numFmt w:val="bullet"/>
-      <w:lvlText w:val="■"/>
-      <w:lvlJc w:val="left"/>
-      <w:pPr>
-        <w:ind w:left="2160" w:hanging="360"/>
-      </w:pPr>
-    </w:lvl>
-    <w:lvl w:ilvl="3" w:tplc="5614A062">
-      <w:start w:val="1"/>
-      <w:numFmt w:val="bullet"/>
-      <w:lvlText w:val="●"/>
-      <w:lvlJc w:val="left"/>
-      <w:pPr>
-        <w:ind w:left="2880" w:hanging="360"/>
-      </w:pPr>
-    </w:lvl>
-    <w:lvl w:ilvl="4" w:tplc="60FE7C9E">
-      <w:start w:val="1"/>
-      <w:numFmt w:val="bullet"/>
-      <w:lvlText w:val="○"/>
-      <w:lvlJc w:val="left"/>
-      <w:pPr>
-        <w:ind w:left="3600" w:hanging="360"/>
-      </w:pPr>
-    </w:lvl>
-    <w:lvl w:ilvl="5" w:tplc="2C4CBAC0">
-      <w:start w:val="1"/>
-      <w:numFmt w:val="bullet"/>
-      <w:lvlText w:val="■"/>
-      <w:lvlJc w:val="left"/>
-      <w:pPr>
-        <w:ind w:left="4320" w:hanging="360"/>
-      </w:pPr>
-    </w:lvl>
-    <w:lvl w:ilvl="6" w:tplc="EA988BEA">
-      <w:start w:val="1"/>
-      <w:numFmt w:val="bullet"/>
-      <w:lvlText w:val="●"/>
-      <w:lvlJc w:val="left"/>
-      <w:pPr>
-        <w:ind w:left="5040" w:hanging="360"/>
-      </w:pPr>
-    </w:lvl>
-    <w:lvl w:ilvl="7" w:tplc="157CAABA">
-      <w:start w:val="1"/>
-      <w:numFmt w:val="bullet"/>
-      <w:lvlText w:val="●"/>
-      <w:lvlJc w:val="left"/>
-      <w:pPr>
-        <w:ind w:left="5760" w:hanging="360"/>
-      </w:pPr>
-    </w:lvl>
-    <w:lvl w:ilvl="8" w:tplc="51DA8920">
-      <w:start w:val="1"/>
-      <w:numFmt w:val="bullet"/>
-      <w:lvlText w:val="●"/>
-      <w:lvlJc w:val="left"/>
-      <w:pPr>
-        <w:ind w:left="6480" w:hanging="360"/>
-      </w:pPr>
-    </w:lvl>
-  </w:abstractNum>
-  <w:abstractNum w:abstractNumId="3" w15:restartNumberingAfterBreak="0">
-    <w:nsid w:val="65780AAD"/>
-    <w:multiLevelType w:val="hybridMultilevel"/>
-    <w:tmpl w:val="88BC27CA"/>
-    <w:lvl w:ilvl="0" w:tplc="B358D882">
+    <w:tmpl w:val="14C4F688"/>
+    <w:lvl w:ilvl="0" w:tplc="880010B6">
       <w:start w:val="1"/>
       <w:numFmt w:val="decimal"/>
       <w:lvlText w:val="%1."/>
@@ -6894,52 +6894,52 @@
         <w:color w:val="A67C27"/>
       </w:rPr>
     </w:lvl>
-    <w:lvl w:ilvl="1" w:tplc="72CA548A">
+    <w:lvl w:ilvl="1" w:tplc="577A5398">
       <w:numFmt w:val="decimal"/>
       <w:lvlText w:val=""/>
       <w:lvlJc w:val="left"/>
     </w:lvl>
-    <w:lvl w:ilvl="2" w:tplc="BB265B2C">
+    <w:lvl w:ilvl="2" w:tplc="4C360C92">
       <w:numFmt w:val="decimal"/>
       <w:lvlText w:val=""/>
       <w:lvlJc w:val="left"/>
     </w:lvl>
-    <w:lvl w:ilvl="3" w:tplc="3ED4D2B0">
+    <w:lvl w:ilvl="3" w:tplc="C184891C">
       <w:numFmt w:val="decimal"/>
       <w:lvlText w:val=""/>
       <w:lvlJc w:val="left"/>
     </w:lvl>
-    <w:lvl w:ilvl="4" w:tplc="3E0CCC0A">
+    <w:lvl w:ilvl="4" w:tplc="6CB85888">
       <w:numFmt w:val="decimal"/>
       <w:lvlText w:val=""/>
       <w:lvlJc w:val="left"/>
     </w:lvl>
-    <w:lvl w:ilvl="5" w:tplc="36B06C38">
+    <w:lvl w:ilvl="5" w:tplc="B9AA30DA">
       <w:numFmt w:val="decimal"/>
       <w:lvlText w:val=""/>
       <w:lvlJc w:val="left"/>
     </w:lvl>
-    <w:lvl w:ilvl="6" w:tplc="1C74E35C">
+    <w:lvl w:ilvl="6" w:tplc="8F400A34">
       <w:numFmt w:val="decimal"/>
       <w:lvlText w:val=""/>
       <w:lvlJc w:val="left"/>
     </w:lvl>
-    <w:lvl w:ilvl="7" w:tplc="BB16CBB2">
+    <w:lvl w:ilvl="7" w:tplc="EA9C058E">
       <w:numFmt w:val="decimal"/>
       <w:lvlText w:val=""/>
       <w:lvlJc w:val="left"/>
     </w:lvl>
-    <w:lvl w:ilvl="8" w:tplc="1DA49C36">
+    <w:lvl w:ilvl="8" w:tplc="8F402BE6">
       <w:numFmt w:val="decimal"/>
       <w:lvlText w:val=""/>
       <w:lvlJc w:val="left"/>
     </w:lvl>
   </w:abstractNum>
   <w:abstractNum w:abstractNumId="4" w15:restartNumberingAfterBreak="0">
-    <w:nsid w:val="6A0B0555"/>
+    <w:nsid w:val="4198376C"/>
     <w:multiLevelType w:val="hybridMultilevel"/>
-    <w:tmpl w:val="75FE1E7C"/>
-    <w:lvl w:ilvl="0" w:tplc="C82615FA">
+    <w:tmpl w:val="CC1ABA6A"/>
+    <w:lvl w:ilvl="0" w:tplc="15A49574">
       <w:start w:val="1"/>
       <w:numFmt w:val="decimal"/>
       <w:lvlText w:val="%1."/>
@@ -6953,52 +6953,52 @@
         <w:color w:val="A67C27"/>
       </w:rPr>
     </w:lvl>
-    <w:lvl w:ilvl="1" w:tplc="6BF65C72">
+    <w:lvl w:ilvl="1" w:tplc="EA52C992">
       <w:numFmt w:val="decimal"/>
       <w:lvlText w:val=""/>
       <w:lvlJc w:val="left"/>
     </w:lvl>
-    <w:lvl w:ilvl="2" w:tplc="E9840B82">
+    <w:lvl w:ilvl="2" w:tplc="761C72F0">
       <w:numFmt w:val="decimal"/>
       <w:lvlText w:val=""/>
       <w:lvlJc w:val="left"/>
     </w:lvl>
-    <w:lvl w:ilvl="3" w:tplc="D812A694">
+    <w:lvl w:ilvl="3" w:tplc="C12C4D50">
       <w:numFmt w:val="decimal"/>
       <w:lvlText w:val=""/>
       <w:lvlJc w:val="left"/>
     </w:lvl>
-    <w:lvl w:ilvl="4" w:tplc="0A32743E">
+    <w:lvl w:ilvl="4" w:tplc="599AC770">
       <w:numFmt w:val="decimal"/>
       <w:lvlText w:val=""/>
       <w:lvlJc w:val="left"/>
     </w:lvl>
-    <w:lvl w:ilvl="5" w:tplc="E4B6A89A">
+    <w:lvl w:ilvl="5" w:tplc="AEB2915E">
       <w:numFmt w:val="decimal"/>
       <w:lvlText w:val=""/>
       <w:lvlJc w:val="left"/>
     </w:lvl>
-    <w:lvl w:ilvl="6" w:tplc="A1721682">
+    <w:lvl w:ilvl="6" w:tplc="2E84E212">
       <w:numFmt w:val="decimal"/>
       <w:lvlText w:val=""/>
       <w:lvlJc w:val="left"/>
     </w:lvl>
-    <w:lvl w:ilvl="7" w:tplc="01428CD4">
+    <w:lvl w:ilvl="7" w:tplc="61E4C2F4">
       <w:numFmt w:val="decimal"/>
       <w:lvlText w:val=""/>
       <w:lvlJc w:val="left"/>
     </w:lvl>
-    <w:lvl w:ilvl="8" w:tplc="1924EFF8">
+    <w:lvl w:ilvl="8" w:tplc="C2CC8ABC">
       <w:numFmt w:val="decimal"/>
       <w:lvlText w:val=""/>
       <w:lvlJc w:val="left"/>
     </w:lvl>
   </w:abstractNum>
   <w:abstractNum w:abstractNumId="5" w15:restartNumberingAfterBreak="0">
-    <w:nsid w:val="7F460684"/>
+    <w:nsid w:val="669248C5"/>
     <w:multiLevelType w:val="hybridMultilevel"/>
-    <w:tmpl w:val="3A40F63E"/>
-    <w:lvl w:ilvl="0" w:tplc="44FE355A">
+    <w:tmpl w:val="F246F29A"/>
+    <w:lvl w:ilvl="0" w:tplc="B93E02A2">
       <w:start w:val="1"/>
       <w:numFmt w:val="decimal"/>
       <w:lvlText w:val="%1."/>
@@ -7012,79 +7012,79 @@
         <w:color w:val="A67C27"/>
       </w:rPr>
     </w:lvl>
-    <w:lvl w:ilvl="1" w:tplc="0C5463DE">
+    <w:lvl w:ilvl="1" w:tplc="67CA3D0C">
       <w:numFmt w:val="decimal"/>
       <w:lvlText w:val=""/>
       <w:lvlJc w:val="left"/>
     </w:lvl>
-    <w:lvl w:ilvl="2" w:tplc="9A621142">
+    <w:lvl w:ilvl="2" w:tplc="6C3223EE">
       <w:numFmt w:val="decimal"/>
       <w:lvlText w:val=""/>
       <w:lvlJc w:val="left"/>
     </w:lvl>
-    <w:lvl w:ilvl="3" w:tplc="96F8370A">
+    <w:lvl w:ilvl="3" w:tplc="ADE00D24">
       <w:numFmt w:val="decimal"/>
       <w:lvlText w:val=""/>
       <w:lvlJc w:val="left"/>
     </w:lvl>
-    <w:lvl w:ilvl="4" w:tplc="FA762518">
+    <w:lvl w:ilvl="4" w:tplc="957094DA">
       <w:numFmt w:val="decimal"/>
       <w:lvlText w:val=""/>
       <w:lvlJc w:val="left"/>
     </w:lvl>
-    <w:lvl w:ilvl="5" w:tplc="8FCE75EE">
+    <w:lvl w:ilvl="5" w:tplc="D48460EE">
       <w:numFmt w:val="decimal"/>
       <w:lvlText w:val=""/>
       <w:lvlJc w:val="left"/>
     </w:lvl>
-    <w:lvl w:ilvl="6" w:tplc="B9A81BEE">
+    <w:lvl w:ilvl="6" w:tplc="1BB0A462">
       <w:numFmt w:val="decimal"/>
       <w:lvlText w:val=""/>
       <w:lvlJc w:val="left"/>
     </w:lvl>
-    <w:lvl w:ilvl="7" w:tplc="EED4F92C">
+    <w:lvl w:ilvl="7" w:tplc="F0E048F2">
       <w:numFmt w:val="decimal"/>
       <w:lvlText w:val=""/>
       <w:lvlJc w:val="left"/>
     </w:lvl>
-    <w:lvl w:ilvl="8" w:tplc="C4E4FD34">
+    <w:lvl w:ilvl="8" w:tplc="CDF00208">
       <w:numFmt w:val="decimal"/>
       <w:lvlText w:val=""/>
       <w:lvlJc w:val="left"/>
     </w:lvl>
   </w:abstractNum>
-  <w:num w:numId="1" w16cid:durableId="408623850">
-    <w:abstractNumId w:val="2"/>
-    <w:lvlOverride w:ilvl="0">
-      <w:startOverride w:val="1"/>
-    </w:lvlOverride>
-  </w:num>
-  <w:num w:numId="2" w16cid:durableId="710612332">
+  <w:num w:numId="1" w16cid:durableId="620183892">
     <w:abstractNumId w:val="1"/>
     <w:lvlOverride w:ilvl="0">
       <w:startOverride w:val="1"/>
     </w:lvlOverride>
   </w:num>
-  <w:num w:numId="3" w16cid:durableId="148181743">
+  <w:num w:numId="2" w16cid:durableId="291332259">
+    <w:abstractNumId w:val="0"/>
+    <w:lvlOverride w:ilvl="0">
+      <w:startOverride w:val="1"/>
+    </w:lvlOverride>
+  </w:num>
+  <w:num w:numId="3" w16cid:durableId="1146169207">
+    <w:abstractNumId w:val="4"/>
+    <w:lvlOverride w:ilvl="0">
+      <w:startOverride w:val="1"/>
+    </w:lvlOverride>
+  </w:num>
+  <w:num w:numId="4" w16cid:durableId="1797024278">
+    <w:abstractNumId w:val="5"/>
+    <w:lvlOverride w:ilvl="0">
+      <w:startOverride w:val="1"/>
+    </w:lvlOverride>
+  </w:num>
+  <w:num w:numId="5" w16cid:durableId="1438257825">
     <w:abstractNumId w:val="3"/>
     <w:lvlOverride w:ilvl="0">
       <w:startOverride w:val="1"/>
     </w:lvlOverride>
   </w:num>
-  <w:num w:numId="4" w16cid:durableId="87191774">
-    <w:abstractNumId w:val="0"/>
-    <w:lvlOverride w:ilvl="0">
-      <w:startOverride w:val="1"/>
-    </w:lvlOverride>
-  </w:num>
-  <w:num w:numId="5" w16cid:durableId="1310095595">
-    <w:abstractNumId w:val="5"/>
-    <w:lvlOverride w:ilvl="0">
-      <w:startOverride w:val="1"/>
-    </w:lvlOverride>
-  </w:num>
-  <w:num w:numId="6" w16cid:durableId="397439620">
-    <w:abstractNumId w:val="4"/>
+  <w:num w:numId="6" w16cid:durableId="2044355303">
+    <w:abstractNumId w:val="2"/>
     <w:lvlOverride w:ilvl="0">
       <w:startOverride w:val="1"/>
     </w:lvlOverride>
@@ -7710,7 +7710,7 @@
     <w:autoRedefine/>
     <w:uiPriority w:val="39"/>
     <w:unhideWhenUsed/>
-    <w:rsid w:val="00DA68C9"/>
+    <w:rsid w:val="007531FF"/>
     <w:pPr>
       <w:spacing w:after="100"/>
     </w:pPr>
@@ -7722,7 +7722,7 @@
     <w:autoRedefine/>
     <w:uiPriority w:val="39"/>
     <w:unhideWhenUsed/>
-    <w:rsid w:val="00DA68C9"/>
+    <w:rsid w:val="007531FF"/>
     <w:pPr>
       <w:spacing w:after="100"/>
       <w:ind w:left="210"/>

--- a/docs/manuals/Respondent_Guide.docx
+++ b/docs/manuals/Respondent_Guide.docx
@@ -469,7 +469,7 @@
                 <w:sz w:val="19"/>
                 <w:szCs w:val="19"/>
               </w:rPr>
-              <w:t>Version 1.29 · 7 October 2026</w:t>
+              <w:t>Version 1.30 · 7 October 2026</w:t>
             </w:r>
           </w:p>
         </w:tc>
@@ -538,7 +538,7 @@
     <w:sdt>
       <w:sdtPr>
         <w:alias w:val="Contents"/>
-        <w:id w:val="-862749233"/>
+        <w:id w:val="1766188335"/>
       </w:sdtPr>
       <w:sdtEndPr/>
       <w:sdtContent>
@@ -567,7 +567,7 @@
           <w:r>
             <w:fldChar w:fldCharType="separate"/>
           </w:r>
-          <w:hyperlink w:anchor="_Toc242273149" w:history="1">
+          <w:hyperlink w:anchor="_Toc242277199" w:history="1">
             <w:r>
               <w:rPr>
                 <w:rStyle w:val="Hyperlink"/>
@@ -591,7 +591,7 @@
               <w:rPr>
                 <w:noProof/>
               </w:rPr>
-              <w:instrText xml:space="preserve"> PAGEREF _Toc242273149 \h </w:instrText>
+              <w:instrText xml:space="preserve"> PAGEREF _Toc242277199 \h </w:instrText>
             </w:r>
             <w:r>
               <w:rPr>
@@ -634,7 +634,7 @@
               <w14:ligatures w14:val="standardContextual"/>
             </w:rPr>
           </w:pPr>
-          <w:hyperlink w:anchor="_Toc242273150" w:history="1">
+          <w:hyperlink w:anchor="_Toc242277200" w:history="1">
             <w:r>
               <w:rPr>
                 <w:rStyle w:val="Hyperlink"/>
@@ -658,7 +658,7 @@
               <w:rPr>
                 <w:noProof/>
               </w:rPr>
-              <w:instrText xml:space="preserve"> PAGEREF _Toc242273150 \h </w:instrText>
+              <w:instrText xml:space="preserve"> PAGEREF _Toc242277200 \h </w:instrText>
             </w:r>
             <w:r>
               <w:rPr>
@@ -701,7 +701,7 @@
               <w14:ligatures w14:val="standardContextual"/>
             </w:rPr>
           </w:pPr>
-          <w:hyperlink w:anchor="_Toc242273151" w:history="1">
+          <w:hyperlink w:anchor="_Toc242277201" w:history="1">
             <w:r>
               <w:rPr>
                 <w:rStyle w:val="Hyperlink"/>
@@ -725,7 +725,7 @@
               <w:rPr>
                 <w:noProof/>
               </w:rPr>
-              <w:instrText xml:space="preserve"> PAGEREF _Toc242273151 \h </w:instrText>
+              <w:instrText xml:space="preserve"> PAGEREF _Toc242277201 \h </w:instrText>
             </w:r>
             <w:r>
               <w:rPr>
@@ -768,7 +768,7 @@
               <w14:ligatures w14:val="standardContextual"/>
             </w:rPr>
           </w:pPr>
-          <w:hyperlink w:anchor="_Toc242273152" w:history="1">
+          <w:hyperlink w:anchor="_Toc242277202" w:history="1">
             <w:r>
               <w:rPr>
                 <w:rStyle w:val="Hyperlink"/>
@@ -792,7 +792,7 @@
               <w:rPr>
                 <w:noProof/>
               </w:rPr>
-              <w:instrText xml:space="preserve"> PAGEREF _Toc242273152 \h </w:instrText>
+              <w:instrText xml:space="preserve"> PAGEREF _Toc242277202 \h </w:instrText>
             </w:r>
             <w:r>
               <w:rPr>
@@ -835,7 +835,7 @@
               <w14:ligatures w14:val="standardContextual"/>
             </w:rPr>
           </w:pPr>
-          <w:hyperlink w:anchor="_Toc242273153" w:history="1">
+          <w:hyperlink w:anchor="_Toc242277203" w:history="1">
             <w:r>
               <w:rPr>
                 <w:rStyle w:val="Hyperlink"/>
@@ -859,7 +859,7 @@
               <w:rPr>
                 <w:noProof/>
               </w:rPr>
-              <w:instrText xml:space="preserve"> PAGEREF _Toc242273153 \h </w:instrText>
+              <w:instrText xml:space="preserve"> PAGEREF _Toc242277203 \h </w:instrText>
             </w:r>
             <w:r>
               <w:rPr>
@@ -902,7 +902,7 @@
               <w14:ligatures w14:val="standardContextual"/>
             </w:rPr>
           </w:pPr>
-          <w:hyperlink w:anchor="_Toc242273154" w:history="1">
+          <w:hyperlink w:anchor="_Toc242277204" w:history="1">
             <w:r>
               <w:rPr>
                 <w:rStyle w:val="Hyperlink"/>
@@ -926,7 +926,7 @@
               <w:rPr>
                 <w:noProof/>
               </w:rPr>
-              <w:instrText xml:space="preserve"> PAGEREF _Toc242273154 \h </w:instrText>
+              <w:instrText xml:space="preserve"> PAGEREF _Toc242277204 \h </w:instrText>
             </w:r>
             <w:r>
               <w:rPr>
@@ -969,7 +969,7 @@
               <w14:ligatures w14:val="standardContextual"/>
             </w:rPr>
           </w:pPr>
-          <w:hyperlink w:anchor="_Toc242273155" w:history="1">
+          <w:hyperlink w:anchor="_Toc242277205" w:history="1">
             <w:r>
               <w:rPr>
                 <w:rStyle w:val="Hyperlink"/>
@@ -993,7 +993,7 @@
               <w:rPr>
                 <w:noProof/>
               </w:rPr>
-              <w:instrText xml:space="preserve"> PAGEREF _Toc242273155 \h </w:instrText>
+              <w:instrText xml:space="preserve"> PAGEREF _Toc242277205 \h </w:instrText>
             </w:r>
             <w:r>
               <w:rPr>
@@ -1036,7 +1036,7 @@
               <w14:ligatures w14:val="standardContextual"/>
             </w:rPr>
           </w:pPr>
-          <w:hyperlink w:anchor="_Toc242273156" w:history="1">
+          <w:hyperlink w:anchor="_Toc242277206" w:history="1">
             <w:r>
               <w:rPr>
                 <w:rStyle w:val="Hyperlink"/>
@@ -1060,7 +1060,7 @@
               <w:rPr>
                 <w:noProof/>
               </w:rPr>
-              <w:instrText xml:space="preserve"> PAGEREF _Toc242273156 \h </w:instrText>
+              <w:instrText xml:space="preserve"> PAGEREF _Toc242277206 \h </w:instrText>
             </w:r>
             <w:r>
               <w:rPr>
@@ -1103,7 +1103,7 @@
               <w14:ligatures w14:val="standardContextual"/>
             </w:rPr>
           </w:pPr>
-          <w:hyperlink w:anchor="_Toc242273157" w:history="1">
+          <w:hyperlink w:anchor="_Toc242277207" w:history="1">
             <w:r>
               <w:rPr>
                 <w:rStyle w:val="Hyperlink"/>
@@ -1127,7 +1127,7 @@
               <w:rPr>
                 <w:noProof/>
               </w:rPr>
-              <w:instrText xml:space="preserve"> PAGEREF _Toc242273157 \h </w:instrText>
+              <w:instrText xml:space="preserve"> PAGEREF _Toc242277207 \h </w:instrText>
             </w:r>
             <w:r>
               <w:rPr>
@@ -1170,7 +1170,7 @@
               <w14:ligatures w14:val="standardContextual"/>
             </w:rPr>
           </w:pPr>
-          <w:hyperlink w:anchor="_Toc242273158" w:history="1">
+          <w:hyperlink w:anchor="_Toc242277208" w:history="1">
             <w:r>
               <w:rPr>
                 <w:rStyle w:val="Hyperlink"/>
@@ -1194,7 +1194,7 @@
               <w:rPr>
                 <w:noProof/>
               </w:rPr>
-              <w:instrText xml:space="preserve"> PAGEREF _Toc242273158 \h </w:instrText>
+              <w:instrText xml:space="preserve"> PAGEREF _Toc242277208 \h </w:instrText>
             </w:r>
             <w:r>
               <w:rPr>
@@ -1237,7 +1237,7 @@
               <w14:ligatures w14:val="standardContextual"/>
             </w:rPr>
           </w:pPr>
-          <w:hyperlink w:anchor="_Toc242273159" w:history="1">
+          <w:hyperlink w:anchor="_Toc242277209" w:history="1">
             <w:r>
               <w:rPr>
                 <w:rStyle w:val="Hyperlink"/>
@@ -1261,7 +1261,7 @@
               <w:rPr>
                 <w:noProof/>
               </w:rPr>
-              <w:instrText xml:space="preserve"> PAGEREF _Toc242273159 \h </w:instrText>
+              <w:instrText xml:space="preserve"> PAGEREF _Toc242277209 \h </w:instrText>
             </w:r>
             <w:r>
               <w:rPr>
@@ -1304,7 +1304,7 @@
               <w14:ligatures w14:val="standardContextual"/>
             </w:rPr>
           </w:pPr>
-          <w:hyperlink w:anchor="_Toc242273160" w:history="1">
+          <w:hyperlink w:anchor="_Toc242277210" w:history="1">
             <w:r>
               <w:rPr>
                 <w:rStyle w:val="Hyperlink"/>
@@ -1328,7 +1328,7 @@
               <w:rPr>
                 <w:noProof/>
               </w:rPr>
-              <w:instrText xml:space="preserve"> PAGEREF _Toc242273160 \h </w:instrText>
+              <w:instrText xml:space="preserve"> PAGEREF _Toc242277210 \h </w:instrText>
             </w:r>
             <w:r>
               <w:rPr>
@@ -1371,7 +1371,7 @@
               <w14:ligatures w14:val="standardContextual"/>
             </w:rPr>
           </w:pPr>
-          <w:hyperlink w:anchor="_Toc242273161" w:history="1">
+          <w:hyperlink w:anchor="_Toc242277211" w:history="1">
             <w:r>
               <w:rPr>
                 <w:rStyle w:val="Hyperlink"/>
@@ -1395,7 +1395,7 @@
               <w:rPr>
                 <w:noProof/>
               </w:rPr>
-              <w:instrText xml:space="preserve"> PAGEREF _Toc242273161 \h </w:instrText>
+              <w:instrText xml:space="preserve"> PAGEREF _Toc242277211 \h </w:instrText>
             </w:r>
             <w:r>
               <w:rPr>
@@ -1438,7 +1438,7 @@
               <w14:ligatures w14:val="standardContextual"/>
             </w:rPr>
           </w:pPr>
-          <w:hyperlink w:anchor="_Toc242273162" w:history="1">
+          <w:hyperlink w:anchor="_Toc242277212" w:history="1">
             <w:r>
               <w:rPr>
                 <w:rStyle w:val="Hyperlink"/>
@@ -1462,7 +1462,7 @@
               <w:rPr>
                 <w:noProof/>
               </w:rPr>
-              <w:instrText xml:space="preserve"> PAGEREF _Toc242273162 \h </w:instrText>
+              <w:instrText xml:space="preserve"> PAGEREF _Toc242277212 \h </w:instrText>
             </w:r>
             <w:r>
               <w:rPr>
@@ -1505,7 +1505,7 @@
               <w14:ligatures w14:val="standardContextual"/>
             </w:rPr>
           </w:pPr>
-          <w:hyperlink w:anchor="_Toc242273163" w:history="1">
+          <w:hyperlink w:anchor="_Toc242277213" w:history="1">
             <w:r>
               <w:rPr>
                 <w:rStyle w:val="Hyperlink"/>
@@ -1529,7 +1529,7 @@
               <w:rPr>
                 <w:noProof/>
               </w:rPr>
-              <w:instrText xml:space="preserve"> PAGEREF _Toc242273163 \h </w:instrText>
+              <w:instrText xml:space="preserve"> PAGEREF _Toc242277213 \h </w:instrText>
             </w:r>
             <w:r>
               <w:rPr>
@@ -1572,7 +1572,7 @@
               <w14:ligatures w14:val="standardContextual"/>
             </w:rPr>
           </w:pPr>
-          <w:hyperlink w:anchor="_Toc242273164" w:history="1">
+          <w:hyperlink w:anchor="_Toc242277214" w:history="1">
             <w:r>
               <w:rPr>
                 <w:rStyle w:val="Hyperlink"/>
@@ -1596,7 +1596,7 @@
               <w:rPr>
                 <w:noProof/>
               </w:rPr>
-              <w:instrText xml:space="preserve"> PAGEREF _Toc242273164 \h </w:instrText>
+              <w:instrText xml:space="preserve"> PAGEREF _Toc242277214 \h </w:instrText>
             </w:r>
             <w:r>
               <w:rPr>
@@ -1639,7 +1639,7 @@
               <w14:ligatures w14:val="standardContextual"/>
             </w:rPr>
           </w:pPr>
-          <w:hyperlink w:anchor="_Toc242273165" w:history="1">
+          <w:hyperlink w:anchor="_Toc242277215" w:history="1">
             <w:r>
               <w:rPr>
                 <w:rStyle w:val="Hyperlink"/>
@@ -1663,7 +1663,7 @@
               <w:rPr>
                 <w:noProof/>
               </w:rPr>
-              <w:instrText xml:space="preserve"> PAGEREF _Toc242273165 \h </w:instrText>
+              <w:instrText xml:space="preserve"> PAGEREF _Toc242277215 \h </w:instrText>
             </w:r>
             <w:r>
               <w:rPr>
@@ -1706,7 +1706,7 @@
               <w14:ligatures w14:val="standardContextual"/>
             </w:rPr>
           </w:pPr>
-          <w:hyperlink w:anchor="_Toc242273166" w:history="1">
+          <w:hyperlink w:anchor="_Toc242277216" w:history="1">
             <w:r>
               <w:rPr>
                 <w:rStyle w:val="Hyperlink"/>
@@ -1730,7 +1730,7 @@
               <w:rPr>
                 <w:noProof/>
               </w:rPr>
-              <w:instrText xml:space="preserve"> PAGEREF _Toc242273166 \h </w:instrText>
+              <w:instrText xml:space="preserve"> PAGEREF _Toc242277216 \h </w:instrText>
             </w:r>
             <w:r>
               <w:rPr>
@@ -1773,7 +1773,7 @@
               <w14:ligatures w14:val="standardContextual"/>
             </w:rPr>
           </w:pPr>
-          <w:hyperlink w:anchor="_Toc242273167" w:history="1">
+          <w:hyperlink w:anchor="_Toc242277217" w:history="1">
             <w:r>
               <w:rPr>
                 <w:rStyle w:val="Hyperlink"/>
@@ -1797,7 +1797,7 @@
               <w:rPr>
                 <w:noProof/>
               </w:rPr>
-              <w:instrText xml:space="preserve"> PAGEREF _Toc242273167 \h </w:instrText>
+              <w:instrText xml:space="preserve"> PAGEREF _Toc242277217 \h </w:instrText>
             </w:r>
             <w:r>
               <w:rPr>
@@ -1840,7 +1840,7 @@
               <w14:ligatures w14:val="standardContextual"/>
             </w:rPr>
           </w:pPr>
-          <w:hyperlink w:anchor="_Toc242273168" w:history="1">
+          <w:hyperlink w:anchor="_Toc242277218" w:history="1">
             <w:r>
               <w:rPr>
                 <w:rStyle w:val="Hyperlink"/>
@@ -1864,7 +1864,7 @@
               <w:rPr>
                 <w:noProof/>
               </w:rPr>
-              <w:instrText xml:space="preserve"> PAGEREF _Toc242273168 \h </w:instrText>
+              <w:instrText xml:space="preserve"> PAGEREF _Toc242277218 \h </w:instrText>
             </w:r>
             <w:r>
               <w:rPr>
@@ -1907,7 +1907,7 @@
               <w14:ligatures w14:val="standardContextual"/>
             </w:rPr>
           </w:pPr>
-          <w:hyperlink w:anchor="_Toc242273169" w:history="1">
+          <w:hyperlink w:anchor="_Toc242277219" w:history="1">
             <w:r>
               <w:rPr>
                 <w:rStyle w:val="Hyperlink"/>
@@ -1931,7 +1931,7 @@
               <w:rPr>
                 <w:noProof/>
               </w:rPr>
-              <w:instrText xml:space="preserve"> PAGEREF _Toc242273169 \h </w:instrText>
+              <w:instrText xml:space="preserve"> PAGEREF _Toc242277219 \h </w:instrText>
             </w:r>
             <w:r>
               <w:rPr>
@@ -1974,7 +1974,7 @@
               <w14:ligatures w14:val="standardContextual"/>
             </w:rPr>
           </w:pPr>
-          <w:hyperlink w:anchor="_Toc242273170" w:history="1">
+          <w:hyperlink w:anchor="_Toc242277220" w:history="1">
             <w:r>
               <w:rPr>
                 <w:rStyle w:val="Hyperlink"/>
@@ -1998,7 +1998,7 @@
               <w:rPr>
                 <w:noProof/>
               </w:rPr>
-              <w:instrText xml:space="preserve"> PAGEREF _Toc242273170 \h </w:instrText>
+              <w:instrText xml:space="preserve"> PAGEREF _Toc242277220 \h </w:instrText>
             </w:r>
             <w:r>
               <w:rPr>
@@ -2041,7 +2041,7 @@
               <w14:ligatures w14:val="standardContextual"/>
             </w:rPr>
           </w:pPr>
-          <w:hyperlink w:anchor="_Toc242273171" w:history="1">
+          <w:hyperlink w:anchor="_Toc242277221" w:history="1">
             <w:r>
               <w:rPr>
                 <w:rStyle w:val="Hyperlink"/>
@@ -2065,7 +2065,7 @@
               <w:rPr>
                 <w:noProof/>
               </w:rPr>
-              <w:instrText xml:space="preserve"> PAGEREF _Toc242273171 \h </w:instrText>
+              <w:instrText xml:space="preserve"> PAGEREF _Toc242277221 \h </w:instrText>
             </w:r>
             <w:r>
               <w:rPr>
@@ -2104,7 +2104,7 @@
         <w:pStyle w:val="Heading1"/>
         <w:pageBreakBefore/>
       </w:pPr>
-      <w:bookmarkStart w:id="0" w:name="_Toc242273149"/>
+      <w:bookmarkStart w:id="0" w:name="_Toc242277199"/>
       <w:r>
         <w:lastRenderedPageBreak/>
         <w:t>1. Welcome</w:t>
@@ -2520,7 +2520,7 @@
       <w:pPr>
         <w:pStyle w:val="Heading2"/>
       </w:pPr>
-      <w:bookmarkStart w:id="1" w:name="_Toc242273150"/>
+      <w:bookmarkStart w:id="1" w:name="_Toc242277200"/>
       <w:r>
         <w:t>What you should know first</w:t>
       </w:r>
@@ -2638,7 +2638,7 @@
         <w:pStyle w:val="Heading1"/>
         <w:pageBreakBefore/>
       </w:pPr>
-      <w:bookmarkStart w:id="2" w:name="_Toc242273151"/>
+      <w:bookmarkStart w:id="2" w:name="_Toc242277201"/>
       <w:r>
         <w:lastRenderedPageBreak/>
         <w:t>2. What you need</w:t>
@@ -2867,7 +2867,7 @@
         <w:pStyle w:val="Heading1"/>
         <w:pageBreakBefore/>
       </w:pPr>
-      <w:bookmarkStart w:id="3" w:name="_Toc242273152"/>
+      <w:bookmarkStart w:id="3" w:name="_Toc242277202"/>
       <w:r>
         <w:lastRenderedPageBreak/>
         <w:t>3. Taking part, step by step</w:t>
@@ -2878,7 +2878,7 @@
       <w:pPr>
         <w:pStyle w:val="Heading2"/>
       </w:pPr>
-      <w:bookmarkStart w:id="4" w:name="_Toc242273153"/>
+      <w:bookmarkStart w:id="4" w:name="_Toc242277203"/>
       <w:r>
         <w:t>Step 1 — Open your link</w:t>
       </w:r>
@@ -2896,7 +2896,7 @@
       <w:pPr>
         <w:pStyle w:val="Heading2"/>
       </w:pPr>
-      <w:bookmarkStart w:id="5" w:name="_Toc242273154"/>
+      <w:bookmarkStart w:id="5" w:name="_Toc242277204"/>
       <w:r>
         <w:t>Step 2 — Confirm your organisation</w:t>
       </w:r>
@@ -2931,7 +2931,7 @@
           <w:noProof/>
         </w:rPr>
         <w:drawing>
-          <wp:inline distT="0" distB="0" distL="0" distR="0" wp14:anchorId="61A11FDE" wp14:editId="7D507FAE">
+          <wp:inline distT="0" distB="0" distL="0" distR="0" wp14:anchorId="55EE5321" wp14:editId="32F7FCCB">
             <wp:extent cx="2476500" cy="3362325"/>
             <wp:effectExtent l="0" t="0" r="0" b="0"/>
             <wp:docPr id="1" name="resp_01_confirm.jpg" descr="Confirming the organisation." title="Confirming the organisation."/>
@@ -3000,7 +3000,7 @@
       <w:pPr>
         <w:pStyle w:val="Heading2"/>
       </w:pPr>
-      <w:bookmarkStart w:id="6" w:name="_Toc242273155"/>
+      <w:bookmarkStart w:id="6" w:name="_Toc242277205"/>
       <w:r>
         <w:t>Step 3 — Tell us a little about you</w:t>
       </w:r>
@@ -3092,7 +3092,7 @@
         </w:rPr>
         <w:lastRenderedPageBreak/>
         <w:drawing>
-          <wp:inline distT="0" distB="0" distL="0" distR="0" wp14:anchorId="143F35F7" wp14:editId="58061308">
+          <wp:inline distT="0" distB="0" distL="0" distR="0" wp14:anchorId="6EA9CF7C" wp14:editId="0389BCCA">
             <wp:extent cx="2476500" cy="3362325"/>
             <wp:effectExtent l="0" t="0" r="0" b="0"/>
             <wp:docPr id="2" name="resp_02_eligibility.jpg" descr="A little about you." title="A little about you."/>
@@ -3247,7 +3247,7 @@
       <w:pPr>
         <w:pStyle w:val="Heading2"/>
       </w:pPr>
-      <w:bookmarkStart w:id="7" w:name="_Toc242273156"/>
+      <w:bookmarkStart w:id="7" w:name="_Toc242277206"/>
       <w:r>
         <w:t>Step 4 — Read the participant information</w:t>
       </w:r>
@@ -3303,7 +3303,7 @@
         </w:rPr>
         <w:lastRenderedPageBreak/>
         <w:drawing>
-          <wp:inline distT="0" distB="0" distL="0" distR="0" wp14:anchorId="7C14ECA0" wp14:editId="49C6A458">
+          <wp:inline distT="0" distB="0" distL="0" distR="0" wp14:anchorId="561C44DC" wp14:editId="158A7D99">
             <wp:extent cx="1076325" cy="4953000"/>
             <wp:effectExtent l="0" t="0" r="0" b="0"/>
             <wp:docPr id="3" name="resp_03_information_top.jpg" descr="Participant Information." title="Participant Information."/>
@@ -3372,7 +3372,7 @@
       <w:pPr>
         <w:pStyle w:val="Heading2"/>
       </w:pPr>
-      <w:bookmarkStart w:id="8" w:name="_Toc242273157"/>
+      <w:bookmarkStart w:id="8" w:name="_Toc242277207"/>
       <w:r>
         <w:t>Step 5 — Give your decision</w:t>
       </w:r>
@@ -3464,7 +3464,7 @@
         </w:rPr>
         <w:lastRenderedPageBreak/>
         <w:drawing>
-          <wp:inline distT="0" distB="0" distL="0" distR="0" wp14:anchorId="649BA54C" wp14:editId="422152F0">
+          <wp:inline distT="0" distB="0" distL="0" distR="0" wp14:anchorId="7D01099B" wp14:editId="2BDA73E6">
             <wp:extent cx="2476500" cy="4419600"/>
             <wp:effectExtent l="0" t="0" r="0" b="0"/>
             <wp:docPr id="4" name="resp_04_consent.jpg" descr="Your consent." title="Your consent."/>
@@ -3533,7 +3533,7 @@
       <w:pPr>
         <w:pStyle w:val="Heading2"/>
       </w:pPr>
-      <w:bookmarkStart w:id="9" w:name="_Toc242273158"/>
+      <w:bookmarkStart w:id="9" w:name="_Toc242277208"/>
       <w:r>
         <w:t>Step 6 — Check what we already know (only if shown)</w:t>
       </w:r>
@@ -3621,7 +3621,7 @@
       <w:pPr>
         <w:pStyle w:val="Heading2"/>
       </w:pPr>
-      <w:bookmarkStart w:id="10" w:name="_Toc242273159"/>
+      <w:bookmarkStart w:id="10" w:name="_Toc242277209"/>
       <w:r>
         <w:t>Step 7 — Choose how you would like to take part</w:t>
       </w:r>
@@ -3963,7 +3963,7 @@
         </w:rPr>
         <w:lastRenderedPageBreak/>
         <w:drawing>
-          <wp:inline distT="0" distB="0" distL="0" distR="0" wp14:anchorId="1377A478" wp14:editId="6FED5CEB">
+          <wp:inline distT="0" distB="0" distL="0" distR="0" wp14:anchorId="769D0A4E" wp14:editId="01A144AE">
             <wp:extent cx="2476500" cy="4533900"/>
             <wp:effectExtent l="0" t="0" r="0" b="0"/>
             <wp:docPr id="5" name="resp_06_choice.jpg" descr="How would you like to take part?" title="How would you like to take part?"/>
@@ -4032,7 +4032,7 @@
       <w:pPr>
         <w:pStyle w:val="Heading2"/>
       </w:pPr>
-      <w:bookmarkStart w:id="11" w:name="_Toc242273160"/>
+      <w:bookmarkStart w:id="11" w:name="_Toc242277210"/>
       <w:r>
         <w:t>Step 8a — Complete the questionnaire yourself</w:t>
       </w:r>
@@ -4167,7 +4167,7 @@
         </w:rPr>
         <w:lastRenderedPageBreak/>
         <w:drawing>
-          <wp:inline distT="0" distB="0" distL="0" distR="0" wp14:anchorId="00128E99" wp14:editId="62F5345C">
+          <wp:inline distT="0" distB="0" distL="0" distR="0" wp14:anchorId="22D481E2" wp14:editId="4D877732">
             <wp:extent cx="2476500" cy="3362325"/>
             <wp:effectExtent l="0" t="0" r="0" b="0"/>
             <wp:docPr id="6" name="resp_07_ready.jpg" descr="Ready to begin." title="Ready to begin."/>
@@ -4243,7 +4243,7 @@
           <w:noProof/>
         </w:rPr>
         <w:drawing>
-          <wp:inline distT="0" distB="0" distL="0" distR="0" wp14:anchorId="73E690C6" wp14:editId="6F4D0439">
+          <wp:inline distT="0" distB="0" distL="0" distR="0" wp14:anchorId="60F49211" wp14:editId="219470B1">
             <wp:extent cx="2476500" cy="3362325"/>
             <wp:effectExtent l="0" t="0" r="0" b="0"/>
             <wp:docPr id="7" name="resp_07b_kobo_form.jpg" descr="The questionnaire's first page." title="The questionnaire's first page."/>
@@ -4515,7 +4515,7 @@
       <w:pPr>
         <w:pStyle w:val="Heading2"/>
       </w:pPr>
-      <w:bookmarkStart w:id="12" w:name="_Toc242273161"/>
+      <w:bookmarkStart w:id="12" w:name="_Toc242277211"/>
       <w:r>
         <w:lastRenderedPageBreak/>
         <w:t>Step 8b — Ask a researcher to call you</w:t>
@@ -4607,7 +4607,7 @@
           <w:noProof/>
         </w:rPr>
         <w:drawing>
-          <wp:inline distT="0" distB="0" distL="0" distR="0" wp14:anchorId="78A7E821" wp14:editId="5C8129B4">
+          <wp:inline distT="0" distB="0" distL="0" distR="0" wp14:anchorId="56B3F9F6" wp14:editId="51892D08">
             <wp:extent cx="2476500" cy="3362325"/>
             <wp:effectExtent l="0" t="0" r="0" b="0"/>
             <wp:docPr id="8" name="resp_08_appointment.jpg" descr="Choosing a time for a call." title="Choosing a time for a call."/>
@@ -4683,7 +4683,7 @@
           <w:noProof/>
         </w:rPr>
         <w:drawing>
-          <wp:inline distT="0" distB="0" distL="0" distR="0" wp14:anchorId="6229D7FF" wp14:editId="7A504A45">
+          <wp:inline distT="0" distB="0" distL="0" distR="0" wp14:anchorId="16915D82" wp14:editId="61BCF048">
             <wp:extent cx="2476500" cy="3676650"/>
             <wp:effectExtent l="0" t="0" r="0" b="0"/>
             <wp:docPr id="9" name="resp_09_done_appointment.jpg" descr="Your request has been sent." title="Your request has been sent."/>
@@ -4752,7 +4752,7 @@
       <w:pPr>
         <w:pStyle w:val="Heading2"/>
       </w:pPr>
-      <w:bookmarkStart w:id="13" w:name="_Toc242273162"/>
+      <w:bookmarkStart w:id="13" w:name="_Toc242277212"/>
       <w:r>
         <w:lastRenderedPageBreak/>
         <w:t>Step 9 — Finished</w:t>
@@ -4842,7 +4842,7 @@
         <w:pStyle w:val="Heading1"/>
         <w:pageBreakBefore/>
       </w:pPr>
-      <w:bookmarkStart w:id="14" w:name="_Toc242273163"/>
+      <w:bookmarkStart w:id="14" w:name="_Toc242277213"/>
       <w:r>
         <w:lastRenderedPageBreak/>
         <w:t>4. Reminders</w:t>
@@ -4862,7 +4862,7 @@
         <w:pStyle w:val="Heading1"/>
         <w:pageBreakBefore/>
       </w:pPr>
-      <w:bookmarkStart w:id="15" w:name="_Toc242273164"/>
+      <w:bookmarkStart w:id="15" w:name="_Toc242277214"/>
       <w:r>
         <w:lastRenderedPageBreak/>
         <w:t>5. Your rights and your information</w:t>
@@ -4987,7 +4987,7 @@
         <w:pStyle w:val="Heading1"/>
         <w:pageBreakBefore/>
       </w:pPr>
-      <w:bookmarkStart w:id="16" w:name="_Toc242273165"/>
+      <w:bookmarkStart w:id="16" w:name="_Toc242277215"/>
       <w:r>
         <w:lastRenderedPageBreak/>
         <w:t>6. Questions and answers</w:t>
@@ -5502,7 +5502,7 @@
           <w:noProof/>
         </w:rPr>
         <w:drawing>
-          <wp:inline distT="0" distB="0" distL="0" distR="0" wp14:anchorId="753E23D6" wp14:editId="6BF1C2CC">
+          <wp:inline distT="0" distB="0" distL="0" distR="0" wp14:anchorId="285AF2DE" wp14:editId="4423FA07">
             <wp:extent cx="2476500" cy="2524125"/>
             <wp:effectExtent l="0" t="0" r="0" b="0"/>
             <wp:docPr id="10" name="resp_10_invalid_link.jpg" descr="What an invalid or expired link looks like." title="What an invalid or expired link looks like."/>
@@ -5572,7 +5572,7 @@
         <w:pStyle w:val="Heading1"/>
         <w:pageBreakBefore/>
       </w:pPr>
-      <w:bookmarkStart w:id="17" w:name="_Toc242273166"/>
+      <w:bookmarkStart w:id="17" w:name="_Toc242277216"/>
       <w:r>
         <w:lastRenderedPageBreak/>
         <w:t>7. If you were invited to a Key Informant Interview</w:t>
@@ -5808,7 +5808,7 @@
       <w:pPr>
         <w:pStyle w:val="Heading2"/>
       </w:pPr>
-      <w:bookmarkStart w:id="18" w:name="_Toc242273167"/>
+      <w:bookmarkStart w:id="18" w:name="_Toc242277217"/>
       <w:r>
         <w:t>Step 1 — Open your link</w:t>
       </w:r>
@@ -5826,7 +5826,7 @@
       <w:pPr>
         <w:pStyle w:val="Heading2"/>
       </w:pPr>
-      <w:bookmarkStart w:id="19" w:name="_Toc242273168"/>
+      <w:bookmarkStart w:id="19" w:name="_Toc242277218"/>
       <w:r>
         <w:t>Step 2 — Read the participant information</w:t>
       </w:r>
@@ -5864,7 +5864,7 @@
       <w:pPr>
         <w:pStyle w:val="Heading2"/>
       </w:pPr>
-      <w:bookmarkStart w:id="20" w:name="_Toc242273169"/>
+      <w:bookmarkStart w:id="20" w:name="_Toc242277219"/>
       <w:r>
         <w:t>Step 3 — Give your decision</w:t>
       </w:r>
@@ -5948,7 +5948,7 @@
       <w:pPr>
         <w:pStyle w:val="Heading2"/>
       </w:pPr>
-      <w:bookmarkStart w:id="21" w:name="_Toc242273170"/>
+      <w:bookmarkStart w:id="21" w:name="_Toc242277220"/>
       <w:r>
         <w:t>Step 4 — Start the interview</w:t>
       </w:r>
@@ -6111,7 +6111,7 @@
         <w:pStyle w:val="Heading1"/>
         <w:pageBreakBefore/>
       </w:pPr>
-      <w:bookmarkStart w:id="22" w:name="_Toc242273171"/>
+      <w:bookmarkStart w:id="22" w:name="_Toc242277221"/>
       <w:r>
         <w:lastRenderedPageBreak/>
         <w:t>8. Contact the research team</w:t>
@@ -6501,7 +6501,7 @@
         <w:sz w:val="16"/>
         <w:szCs w:val="16"/>
       </w:rPr>
-      <w:t>Version 1.29 · 7 October 2026</w:t>
+      <w:t>Version 1.30 · 7 October 2026</w:t>
     </w:r>
     <w:r>
       <w:rPr>
@@ -6674,10 +6674,10 @@
 <file path=word/numbering.xml><?xml version="1.0" encoding="utf-8"?>
 <w:numbering xmlns:wpc="http://schemas.microsoft.com/office/word/2010/wordprocessingCanvas" xmlns:cx="http://schemas.microsoft.com/office/drawing/2014/chartex" xmlns:cx1="http://schemas.microsoft.com/office/drawing/2015/9/8/chartex" xmlns:cx2="http://schemas.microsoft.com/office/drawing/2015/10/21/chartex" xmlns:cx3="http://schemas.microsoft.com/office/drawing/2016/5/9/chartex" xmlns:cx4="http://schemas.microsoft.com/office/drawing/2016/5/10/chartex" xmlns:cx5="http://schemas.microsoft.com/office/drawing/2016/5/11/chartex" xmlns:cx6="http://schemas.microsoft.com/office/drawing/2016/5/12/chartex" xmlns:cx7="http://schemas.microsoft.com/office/drawing/2016/5/13/chartex" xmlns:cx8="http://schemas.microsoft.com/office/drawing/2016/5/14/chartex" xmlns:mc="http://schemas.openxmlformats.org/markup-compatibility/2006" xmlns:aink="http://schemas.microsoft.com/office/drawing/2016/ink" xmlns:am3d="http://schemas.microsoft.com/office/drawing/2017/model3d" xmlns:o="urn:schemas-microsoft-com:office:office" xmlns:oel="http://schemas.microsoft.com/office/2019/extlst" xmlns:r="http://schemas.openxmlformats.org/officeDocument/2006/relationships" xmlns:m="http://schemas.openxmlformats.org/officeDocument/2006/math" xmlns:v="urn:schemas-microsoft-com:vml" xmlns:wp14="http://schemas.microsoft.com/office/word/2010/wordprocessingDrawing" xmlns:wp="http://schemas.openxmlformats.org/drawingml/2006/wordprocessingDrawing" xmlns:w10="urn:schemas-microsoft-com:office:word" xmlns:w="http://schemas.openxmlformats.org/wordprocessingml/2006/main" xmlns:w14="http://schemas.microsoft.com/office/word/2010/wordml" xmlns:w15="http://schemas.microsoft.com/office/word/2012/wordml" xmlns:w16cex="http://schemas.microsoft.com/office/word/2018/wordml/cex" xmlns:w16cid="http://schemas.microsoft.com/office/word/2016/wordml/cid" xmlns:w16="http://schemas.microsoft.com/office/word/2018/wordml" xmlns:w16sdtdh="http://schemas.microsoft.com/office/word/2020/wordml/sdtdatahash" xmlns:w16se="http://schemas.microsoft.com/office/word/2015/wordml/symex" xmlns:wpg="http://schemas.microsoft.com/office/word/2010/wordprocessingGroup" xmlns:wpi="http://schemas.microsoft.com/office/word/2010/wordprocessingInk" xmlns:wne="http://schemas.microsoft.com/office/word/2006/wordml" xmlns:wps="http://schemas.microsoft.com/office/word/2010/wordprocessingShape" mc:Ignorable="w14 w15 w16se w16cid w16 w16cex w16sdtdh wp14">
   <w:abstractNum w:abstractNumId="0" w15:restartNumberingAfterBreak="0">
-    <w:nsid w:val="0069748D"/>
+    <w:nsid w:val="37917861"/>
     <w:multiLevelType w:val="hybridMultilevel"/>
-    <w:tmpl w:val="4852C11C"/>
-    <w:lvl w:ilvl="0" w:tplc="C1100602">
+    <w:tmpl w:val="04FCB0D6"/>
+    <w:lvl w:ilvl="0" w:tplc="8F3C53F2">
       <w:start w:val="1"/>
       <w:numFmt w:val="bullet"/>
       <w:lvlText w:val="•"/>
@@ -6686,7 +6686,7 @@
         <w:ind w:left="460" w:hanging="280"/>
       </w:pPr>
     </w:lvl>
-    <w:lvl w:ilvl="1" w:tplc="E766CB14">
+    <w:lvl w:ilvl="1" w:tplc="E0BE592C">
       <w:start w:val="1"/>
       <w:numFmt w:val="bullet"/>
       <w:lvlText w:val="–"/>
@@ -6695,133 +6695,47 @@
         <w:ind w:left="900" w:hanging="280"/>
       </w:pPr>
     </w:lvl>
-    <w:lvl w:ilvl="2" w:tplc="3F90FEFA">
+    <w:lvl w:ilvl="2" w:tplc="700E2756">
       <w:numFmt w:val="decimal"/>
       <w:lvlText w:val=""/>
       <w:lvlJc w:val="left"/>
     </w:lvl>
-    <w:lvl w:ilvl="3" w:tplc="453EDDF0">
+    <w:lvl w:ilvl="3" w:tplc="7A569BEC">
       <w:numFmt w:val="decimal"/>
       <w:lvlText w:val=""/>
       <w:lvlJc w:val="left"/>
     </w:lvl>
-    <w:lvl w:ilvl="4" w:tplc="02F827B2">
+    <w:lvl w:ilvl="4" w:tplc="4F7E089C">
       <w:numFmt w:val="decimal"/>
       <w:lvlText w:val=""/>
       <w:lvlJc w:val="left"/>
     </w:lvl>
-    <w:lvl w:ilvl="5" w:tplc="1C124FCC">
+    <w:lvl w:ilvl="5" w:tplc="8500E980">
       <w:numFmt w:val="decimal"/>
       <w:lvlText w:val=""/>
       <w:lvlJc w:val="left"/>
     </w:lvl>
-    <w:lvl w:ilvl="6" w:tplc="AD6CA2C6">
+    <w:lvl w:ilvl="6" w:tplc="7F0C9388">
       <w:numFmt w:val="decimal"/>
       <w:lvlText w:val=""/>
       <w:lvlJc w:val="left"/>
     </w:lvl>
-    <w:lvl w:ilvl="7" w:tplc="FADC55AA">
+    <w:lvl w:ilvl="7" w:tplc="3800C948">
       <w:numFmt w:val="decimal"/>
       <w:lvlText w:val=""/>
       <w:lvlJc w:val="left"/>
     </w:lvl>
-    <w:lvl w:ilvl="8" w:tplc="AC3E40A0">
+    <w:lvl w:ilvl="8" w:tplc="6986A4EC">
       <w:numFmt w:val="decimal"/>
       <w:lvlText w:val=""/>
       <w:lvlJc w:val="left"/>
     </w:lvl>
   </w:abstractNum>
   <w:abstractNum w:abstractNumId="1" w15:restartNumberingAfterBreak="0">
-    <w:nsid w:val="1CD60278"/>
+    <w:nsid w:val="38BF37E3"/>
     <w:multiLevelType w:val="hybridMultilevel"/>
-    <w:tmpl w:val="B3EE54D6"/>
-    <w:lvl w:ilvl="0" w:tplc="132E1330">
-      <w:start w:val="1"/>
-      <w:numFmt w:val="bullet"/>
-      <w:lvlText w:val="●"/>
-      <w:lvlJc w:val="left"/>
-      <w:pPr>
-        <w:ind w:left="720" w:hanging="360"/>
-      </w:pPr>
-    </w:lvl>
-    <w:lvl w:ilvl="1" w:tplc="777C3280">
-      <w:start w:val="1"/>
-      <w:numFmt w:val="bullet"/>
-      <w:lvlText w:val="○"/>
-      <w:lvlJc w:val="left"/>
-      <w:pPr>
-        <w:ind w:left="1440" w:hanging="360"/>
-      </w:pPr>
-    </w:lvl>
-    <w:lvl w:ilvl="2" w:tplc="CBDE872A">
-      <w:start w:val="1"/>
-      <w:numFmt w:val="bullet"/>
-      <w:lvlText w:val="■"/>
-      <w:lvlJc w:val="left"/>
-      <w:pPr>
-        <w:ind w:left="2160" w:hanging="360"/>
-      </w:pPr>
-    </w:lvl>
-    <w:lvl w:ilvl="3" w:tplc="FEBE4D82">
-      <w:start w:val="1"/>
-      <w:numFmt w:val="bullet"/>
-      <w:lvlText w:val="●"/>
-      <w:lvlJc w:val="left"/>
-      <w:pPr>
-        <w:ind w:left="2880" w:hanging="360"/>
-      </w:pPr>
-    </w:lvl>
-    <w:lvl w:ilvl="4" w:tplc="F35E0902">
-      <w:start w:val="1"/>
-      <w:numFmt w:val="bullet"/>
-      <w:lvlText w:val="○"/>
-      <w:lvlJc w:val="left"/>
-      <w:pPr>
-        <w:ind w:left="3600" w:hanging="360"/>
-      </w:pPr>
-    </w:lvl>
-    <w:lvl w:ilvl="5" w:tplc="0B9CE538">
-      <w:start w:val="1"/>
-      <w:numFmt w:val="bullet"/>
-      <w:lvlText w:val="■"/>
-      <w:lvlJc w:val="left"/>
-      <w:pPr>
-        <w:ind w:left="4320" w:hanging="360"/>
-      </w:pPr>
-    </w:lvl>
-    <w:lvl w:ilvl="6" w:tplc="1F16FB8C">
-      <w:start w:val="1"/>
-      <w:numFmt w:val="bullet"/>
-      <w:lvlText w:val="●"/>
-      <w:lvlJc w:val="left"/>
-      <w:pPr>
-        <w:ind w:left="5040" w:hanging="360"/>
-      </w:pPr>
-    </w:lvl>
-    <w:lvl w:ilvl="7" w:tplc="DD2CA5AE">
-      <w:start w:val="1"/>
-      <w:numFmt w:val="bullet"/>
-      <w:lvlText w:val="●"/>
-      <w:lvlJc w:val="left"/>
-      <w:pPr>
-        <w:ind w:left="5760" w:hanging="360"/>
-      </w:pPr>
-    </w:lvl>
-    <w:lvl w:ilvl="8" w:tplc="74161518">
-      <w:start w:val="1"/>
-      <w:numFmt w:val="bullet"/>
-      <w:lvlText w:val="●"/>
-      <w:lvlJc w:val="left"/>
-      <w:pPr>
-        <w:ind w:left="6480" w:hanging="360"/>
-      </w:pPr>
-    </w:lvl>
-  </w:abstractNum>
-  <w:abstractNum w:abstractNumId="2" w15:restartNumberingAfterBreak="0">
-    <w:nsid w:val="258E6C66"/>
-    <w:multiLevelType w:val="hybridMultilevel"/>
-    <w:tmpl w:val="AB7A195A"/>
-    <w:lvl w:ilvl="0" w:tplc="1730DE66">
+    <w:tmpl w:val="6276A350"/>
+    <w:lvl w:ilvl="0" w:tplc="A4467F2E">
       <w:start w:val="1"/>
       <w:numFmt w:val="decimal"/>
       <w:lvlText w:val="%1."/>
@@ -6835,52 +6749,197 @@
         <w:color w:val="A67C27"/>
       </w:rPr>
     </w:lvl>
-    <w:lvl w:ilvl="1" w:tplc="75744BA8">
+    <w:lvl w:ilvl="1" w:tplc="79DE95E4">
       <w:numFmt w:val="decimal"/>
       <w:lvlText w:val=""/>
       <w:lvlJc w:val="left"/>
     </w:lvl>
-    <w:lvl w:ilvl="2" w:tplc="F482C1A4">
+    <w:lvl w:ilvl="2" w:tplc="DA70A8AA">
       <w:numFmt w:val="decimal"/>
       <w:lvlText w:val=""/>
       <w:lvlJc w:val="left"/>
     </w:lvl>
-    <w:lvl w:ilvl="3" w:tplc="5296D974">
+    <w:lvl w:ilvl="3" w:tplc="03D423EA">
       <w:numFmt w:val="decimal"/>
       <w:lvlText w:val=""/>
       <w:lvlJc w:val="left"/>
     </w:lvl>
-    <w:lvl w:ilvl="4" w:tplc="F5E88B7A">
+    <w:lvl w:ilvl="4" w:tplc="551A4678">
       <w:numFmt w:val="decimal"/>
       <w:lvlText w:val=""/>
       <w:lvlJc w:val="left"/>
     </w:lvl>
-    <w:lvl w:ilvl="5" w:tplc="4CDE425A">
+    <w:lvl w:ilvl="5" w:tplc="B928C390">
       <w:numFmt w:val="decimal"/>
       <w:lvlText w:val=""/>
       <w:lvlJc w:val="left"/>
     </w:lvl>
-    <w:lvl w:ilvl="6" w:tplc="D20CA260">
+    <w:lvl w:ilvl="6" w:tplc="23864ECA">
       <w:numFmt w:val="decimal"/>
       <w:lvlText w:val=""/>
       <w:lvlJc w:val="left"/>
     </w:lvl>
-    <w:lvl w:ilvl="7" w:tplc="DD2EC9B4">
+    <w:lvl w:ilvl="7" w:tplc="2076BAB2">
       <w:numFmt w:val="decimal"/>
       <w:lvlText w:val=""/>
       <w:lvlJc w:val="left"/>
     </w:lvl>
-    <w:lvl w:ilvl="8" w:tplc="8BFA6C52">
+    <w:lvl w:ilvl="8" w:tplc="BD12E374">
+      <w:numFmt w:val="decimal"/>
+      <w:lvlText w:val=""/>
+      <w:lvlJc w:val="left"/>
+    </w:lvl>
+  </w:abstractNum>
+  <w:abstractNum w:abstractNumId="2" w15:restartNumberingAfterBreak="0">
+    <w:nsid w:val="4AD93763"/>
+    <w:multiLevelType w:val="hybridMultilevel"/>
+    <w:tmpl w:val="FC700476"/>
+    <w:lvl w:ilvl="0" w:tplc="619AE84E">
+      <w:start w:val="1"/>
+      <w:numFmt w:val="decimal"/>
+      <w:lvlText w:val="%1."/>
+      <w:lvlJc w:val="left"/>
+      <w:pPr>
+        <w:ind w:left="460" w:hanging="360"/>
+      </w:pPr>
+      <w:rPr>
+        <w:b/>
+        <w:bCs/>
+        <w:color w:val="A67C27"/>
+      </w:rPr>
+    </w:lvl>
+    <w:lvl w:ilvl="1" w:tplc="8A80ED78">
+      <w:numFmt w:val="decimal"/>
+      <w:lvlText w:val=""/>
+      <w:lvlJc w:val="left"/>
+    </w:lvl>
+    <w:lvl w:ilvl="2" w:tplc="C136CBDE">
+      <w:numFmt w:val="decimal"/>
+      <w:lvlText w:val=""/>
+      <w:lvlJc w:val="left"/>
+    </w:lvl>
+    <w:lvl w:ilvl="3" w:tplc="961E6F16">
+      <w:numFmt w:val="decimal"/>
+      <w:lvlText w:val=""/>
+      <w:lvlJc w:val="left"/>
+    </w:lvl>
+    <w:lvl w:ilvl="4" w:tplc="F71EBA36">
+      <w:numFmt w:val="decimal"/>
+      <w:lvlText w:val=""/>
+      <w:lvlJc w:val="left"/>
+    </w:lvl>
+    <w:lvl w:ilvl="5" w:tplc="5B22B266">
+      <w:numFmt w:val="decimal"/>
+      <w:lvlText w:val=""/>
+      <w:lvlJc w:val="left"/>
+    </w:lvl>
+    <w:lvl w:ilvl="6" w:tplc="81AC4C9E">
+      <w:numFmt w:val="decimal"/>
+      <w:lvlText w:val=""/>
+      <w:lvlJc w:val="left"/>
+    </w:lvl>
+    <w:lvl w:ilvl="7" w:tplc="DF403274">
+      <w:numFmt w:val="decimal"/>
+      <w:lvlText w:val=""/>
+      <w:lvlJc w:val="left"/>
+    </w:lvl>
+    <w:lvl w:ilvl="8" w:tplc="173235F2">
       <w:numFmt w:val="decimal"/>
       <w:lvlText w:val=""/>
       <w:lvlJc w:val="left"/>
     </w:lvl>
   </w:abstractNum>
   <w:abstractNum w:abstractNumId="3" w15:restartNumberingAfterBreak="0">
-    <w:nsid w:val="2D4D2C4F"/>
+    <w:nsid w:val="58AA3362"/>
     <w:multiLevelType w:val="hybridMultilevel"/>
-    <w:tmpl w:val="14C4F688"/>
-    <w:lvl w:ilvl="0" w:tplc="880010B6">
+    <w:tmpl w:val="D5D4BDBC"/>
+    <w:lvl w:ilvl="0" w:tplc="5A6C7910">
+      <w:start w:val="1"/>
+      <w:numFmt w:val="bullet"/>
+      <w:lvlText w:val="●"/>
+      <w:lvlJc w:val="left"/>
+      <w:pPr>
+        <w:ind w:left="720" w:hanging="360"/>
+      </w:pPr>
+    </w:lvl>
+    <w:lvl w:ilvl="1" w:tplc="EEA28506">
+      <w:start w:val="1"/>
+      <w:numFmt w:val="bullet"/>
+      <w:lvlText w:val="○"/>
+      <w:lvlJc w:val="left"/>
+      <w:pPr>
+        <w:ind w:left="1440" w:hanging="360"/>
+      </w:pPr>
+    </w:lvl>
+    <w:lvl w:ilvl="2" w:tplc="D004B2A0">
+      <w:start w:val="1"/>
+      <w:numFmt w:val="bullet"/>
+      <w:lvlText w:val="■"/>
+      <w:lvlJc w:val="left"/>
+      <w:pPr>
+        <w:ind w:left="2160" w:hanging="360"/>
+      </w:pPr>
+    </w:lvl>
+    <w:lvl w:ilvl="3" w:tplc="2FCAA5DE">
+      <w:start w:val="1"/>
+      <w:numFmt w:val="bullet"/>
+      <w:lvlText w:val="●"/>
+      <w:lvlJc w:val="left"/>
+      <w:pPr>
+        <w:ind w:left="2880" w:hanging="360"/>
+      </w:pPr>
+    </w:lvl>
+    <w:lvl w:ilvl="4" w:tplc="CA92E86E">
+      <w:start w:val="1"/>
+      <w:numFmt w:val="bullet"/>
+      <w:lvlText w:val="○"/>
+      <w:lvlJc w:val="left"/>
+      <w:pPr>
+        <w:ind w:left="3600" w:hanging="360"/>
+      </w:pPr>
+    </w:lvl>
+    <w:lvl w:ilvl="5" w:tplc="7CCCFA12">
+      <w:start w:val="1"/>
+      <w:numFmt w:val="bullet"/>
+      <w:lvlText w:val="■"/>
+      <w:lvlJc w:val="left"/>
+      <w:pPr>
+        <w:ind w:left="4320" w:hanging="360"/>
+      </w:pPr>
+    </w:lvl>
+    <w:lvl w:ilvl="6" w:tplc="3D80C6D0">
+      <w:start w:val="1"/>
+      <w:numFmt w:val="bullet"/>
+      <w:lvlText w:val="●"/>
+      <w:lvlJc w:val="left"/>
+      <w:pPr>
+        <w:ind w:left="5040" w:hanging="360"/>
+      </w:pPr>
+    </w:lvl>
+    <w:lvl w:ilvl="7" w:tplc="8B720838">
+      <w:start w:val="1"/>
+      <w:numFmt w:val="bullet"/>
+      <w:lvlText w:val="●"/>
+      <w:lvlJc w:val="left"/>
+      <w:pPr>
+        <w:ind w:left="5760" w:hanging="360"/>
+      </w:pPr>
+    </w:lvl>
+    <w:lvl w:ilvl="8" w:tplc="AB602D6E">
+      <w:start w:val="1"/>
+      <w:numFmt w:val="bullet"/>
+      <w:lvlText w:val="●"/>
+      <w:lvlJc w:val="left"/>
+      <w:pPr>
+        <w:ind w:left="6480" w:hanging="360"/>
+      </w:pPr>
+    </w:lvl>
+  </w:abstractNum>
+  <w:abstractNum w:abstractNumId="4" w15:restartNumberingAfterBreak="0">
+    <w:nsid w:val="5EBE6540"/>
+    <w:multiLevelType w:val="hybridMultilevel"/>
+    <w:tmpl w:val="2DACA1C2"/>
+    <w:lvl w:ilvl="0" w:tplc="19701F12">
       <w:start w:val="1"/>
       <w:numFmt w:val="decimal"/>
       <w:lvlText w:val="%1."/>
@@ -6894,52 +6953,52 @@
         <w:color w:val="A67C27"/>
       </w:rPr>
     </w:lvl>
-    <w:lvl w:ilvl="1" w:tplc="577A5398">
+    <w:lvl w:ilvl="1" w:tplc="53F0A08C">
       <w:numFmt w:val="decimal"/>
       <w:lvlText w:val=""/>
       <w:lvlJc w:val="left"/>
     </w:lvl>
-    <w:lvl w:ilvl="2" w:tplc="4C360C92">
+    <w:lvl w:ilvl="2" w:tplc="9AE0FD58">
       <w:numFmt w:val="decimal"/>
       <w:lvlText w:val=""/>
       <w:lvlJc w:val="left"/>
     </w:lvl>
-    <w:lvl w:ilvl="3" w:tplc="C184891C">
+    <w:lvl w:ilvl="3" w:tplc="E43A3A9C">
       <w:numFmt w:val="decimal"/>
       <w:lvlText w:val=""/>
       <w:lvlJc w:val="left"/>
     </w:lvl>
-    <w:lvl w:ilvl="4" w:tplc="6CB85888">
+    <w:lvl w:ilvl="4" w:tplc="BF4EB66A">
       <w:numFmt w:val="decimal"/>
       <w:lvlText w:val=""/>
       <w:lvlJc w:val="left"/>
     </w:lvl>
-    <w:lvl w:ilvl="5" w:tplc="B9AA30DA">
+    <w:lvl w:ilvl="5" w:tplc="B47C687E">
       <w:numFmt w:val="decimal"/>
       <w:lvlText w:val=""/>
       <w:lvlJc w:val="left"/>
     </w:lvl>
-    <w:lvl w:ilvl="6" w:tplc="8F400A34">
+    <w:lvl w:ilvl="6" w:tplc="3336FF7C">
       <w:numFmt w:val="decimal"/>
       <w:lvlText w:val=""/>
       <w:lvlJc w:val="left"/>
     </w:lvl>
-    <w:lvl w:ilvl="7" w:tplc="EA9C058E">
+    <w:lvl w:ilvl="7" w:tplc="CAE0671E">
       <w:numFmt w:val="decimal"/>
       <w:lvlText w:val=""/>
       <w:lvlJc w:val="left"/>
     </w:lvl>
-    <w:lvl w:ilvl="8" w:tplc="8F402BE6">
+    <w:lvl w:ilvl="8" w:tplc="6420A0B2">
       <w:numFmt w:val="decimal"/>
       <w:lvlText w:val=""/>
       <w:lvlJc w:val="left"/>
     </w:lvl>
   </w:abstractNum>
-  <w:abstractNum w:abstractNumId="4" w15:restartNumberingAfterBreak="0">
-    <w:nsid w:val="4198376C"/>
+  <w:abstractNum w:abstractNumId="5" w15:restartNumberingAfterBreak="0">
+    <w:nsid w:val="61FA0593"/>
     <w:multiLevelType w:val="hybridMultilevel"/>
-    <w:tmpl w:val="CC1ABA6A"/>
-    <w:lvl w:ilvl="0" w:tplc="15A49574">
+    <w:tmpl w:val="253A9B1A"/>
+    <w:lvl w:ilvl="0" w:tplc="B4C47362">
       <w:start w:val="1"/>
       <w:numFmt w:val="decimal"/>
       <w:lvlText w:val="%1."/>
@@ -6953,138 +7012,79 @@
         <w:color w:val="A67C27"/>
       </w:rPr>
     </w:lvl>
-    <w:lvl w:ilvl="1" w:tplc="EA52C992">
+    <w:lvl w:ilvl="1" w:tplc="E900694C">
       <w:numFmt w:val="decimal"/>
       <w:lvlText w:val=""/>
       <w:lvlJc w:val="left"/>
     </w:lvl>
-    <w:lvl w:ilvl="2" w:tplc="761C72F0">
+    <w:lvl w:ilvl="2" w:tplc="FCA25F98">
       <w:numFmt w:val="decimal"/>
       <w:lvlText w:val=""/>
       <w:lvlJc w:val="left"/>
     </w:lvl>
-    <w:lvl w:ilvl="3" w:tplc="C12C4D50">
+    <w:lvl w:ilvl="3" w:tplc="B418823A">
       <w:numFmt w:val="decimal"/>
       <w:lvlText w:val=""/>
       <w:lvlJc w:val="left"/>
     </w:lvl>
-    <w:lvl w:ilvl="4" w:tplc="599AC770">
+    <w:lvl w:ilvl="4" w:tplc="53765F98">
       <w:numFmt w:val="decimal"/>
       <w:lvlText w:val=""/>
       <w:lvlJc w:val="left"/>
     </w:lvl>
-    <w:lvl w:ilvl="5" w:tplc="AEB2915E">
+    <w:lvl w:ilvl="5" w:tplc="E0304FE4">
       <w:numFmt w:val="decimal"/>
       <w:lvlText w:val=""/>
       <w:lvlJc w:val="left"/>
     </w:lvl>
-    <w:lvl w:ilvl="6" w:tplc="2E84E212">
+    <w:lvl w:ilvl="6" w:tplc="2F52ABE6">
       <w:numFmt w:val="decimal"/>
       <w:lvlText w:val=""/>
       <w:lvlJc w:val="left"/>
     </w:lvl>
-    <w:lvl w:ilvl="7" w:tplc="61E4C2F4">
+    <w:lvl w:ilvl="7" w:tplc="032E3982">
       <w:numFmt w:val="decimal"/>
       <w:lvlText w:val=""/>
       <w:lvlJc w:val="left"/>
     </w:lvl>
-    <w:lvl w:ilvl="8" w:tplc="C2CC8ABC">
+    <w:lvl w:ilvl="8" w:tplc="8A428E7A">
       <w:numFmt w:val="decimal"/>
       <w:lvlText w:val=""/>
       <w:lvlJc w:val="left"/>
     </w:lvl>
   </w:abstractNum>
-  <w:abstractNum w:abstractNumId="5" w15:restartNumberingAfterBreak="0">
-    <w:nsid w:val="669248C5"/>
-    <w:multiLevelType w:val="hybridMultilevel"/>
-    <w:tmpl w:val="F246F29A"/>
-    <w:lvl w:ilvl="0" w:tplc="B93E02A2">
-      <w:start w:val="1"/>
-      <w:numFmt w:val="decimal"/>
-      <w:lvlText w:val="%1."/>
-      <w:lvlJc w:val="left"/>
-      <w:pPr>
-        <w:ind w:left="460" w:hanging="360"/>
-      </w:pPr>
-      <w:rPr>
-        <w:b/>
-        <w:bCs/>
-        <w:color w:val="A67C27"/>
-      </w:rPr>
-    </w:lvl>
-    <w:lvl w:ilvl="1" w:tplc="67CA3D0C">
-      <w:numFmt w:val="decimal"/>
-      <w:lvlText w:val=""/>
-      <w:lvlJc w:val="left"/>
-    </w:lvl>
-    <w:lvl w:ilvl="2" w:tplc="6C3223EE">
-      <w:numFmt w:val="decimal"/>
-      <w:lvlText w:val=""/>
-      <w:lvlJc w:val="left"/>
-    </w:lvl>
-    <w:lvl w:ilvl="3" w:tplc="ADE00D24">
-      <w:numFmt w:val="decimal"/>
-      <w:lvlText w:val=""/>
-      <w:lvlJc w:val="left"/>
-    </w:lvl>
-    <w:lvl w:ilvl="4" w:tplc="957094DA">
-      <w:numFmt w:val="decimal"/>
-      <w:lvlText w:val=""/>
-      <w:lvlJc w:val="left"/>
-    </w:lvl>
-    <w:lvl w:ilvl="5" w:tplc="D48460EE">
-      <w:numFmt w:val="decimal"/>
-      <w:lvlText w:val=""/>
-      <w:lvlJc w:val="left"/>
-    </w:lvl>
-    <w:lvl w:ilvl="6" w:tplc="1BB0A462">
-      <w:numFmt w:val="decimal"/>
-      <w:lvlText w:val=""/>
-      <w:lvlJc w:val="left"/>
-    </w:lvl>
-    <w:lvl w:ilvl="7" w:tplc="F0E048F2">
-      <w:numFmt w:val="decimal"/>
-      <w:lvlText w:val=""/>
-      <w:lvlJc w:val="left"/>
-    </w:lvl>
-    <w:lvl w:ilvl="8" w:tplc="CDF00208">
-      <w:numFmt w:val="decimal"/>
-      <w:lvlText w:val=""/>
-      <w:lvlJc w:val="left"/>
-    </w:lvl>
-  </w:abstractNum>
-  <w:num w:numId="1" w16cid:durableId="620183892">
+  <w:num w:numId="1" w16cid:durableId="1841920005">
+    <w:abstractNumId w:val="3"/>
+    <w:lvlOverride w:ilvl="0">
+      <w:startOverride w:val="1"/>
+    </w:lvlOverride>
+  </w:num>
+  <w:num w:numId="2" w16cid:durableId="1927379961">
+    <w:abstractNumId w:val="0"/>
+    <w:lvlOverride w:ilvl="0">
+      <w:startOverride w:val="1"/>
+    </w:lvlOverride>
+  </w:num>
+  <w:num w:numId="3" w16cid:durableId="1179387000">
     <w:abstractNumId w:val="1"/>
     <w:lvlOverride w:ilvl="0">
       <w:startOverride w:val="1"/>
     </w:lvlOverride>
   </w:num>
-  <w:num w:numId="2" w16cid:durableId="291332259">
-    <w:abstractNumId w:val="0"/>
-    <w:lvlOverride w:ilvl="0">
-      <w:startOverride w:val="1"/>
-    </w:lvlOverride>
-  </w:num>
-  <w:num w:numId="3" w16cid:durableId="1146169207">
-    <w:abstractNumId w:val="4"/>
-    <w:lvlOverride w:ilvl="0">
-      <w:startOverride w:val="1"/>
-    </w:lvlOverride>
-  </w:num>
-  <w:num w:numId="4" w16cid:durableId="1797024278">
+  <w:num w:numId="4" w16cid:durableId="301155455">
     <w:abstractNumId w:val="5"/>
     <w:lvlOverride w:ilvl="0">
       <w:startOverride w:val="1"/>
     </w:lvlOverride>
   </w:num>
-  <w:num w:numId="5" w16cid:durableId="1438257825">
-    <w:abstractNumId w:val="3"/>
+  <w:num w:numId="5" w16cid:durableId="153574209">
+    <w:abstractNumId w:val="2"/>
     <w:lvlOverride w:ilvl="0">
       <w:startOverride w:val="1"/>
     </w:lvlOverride>
   </w:num>
-  <w:num w:numId="6" w16cid:durableId="2044355303">
-    <w:abstractNumId w:val="2"/>
+  <w:num w:numId="6" w16cid:durableId="1495029236">
+    <w:abstractNumId w:val="4"/>
     <w:lvlOverride w:ilvl="0">
       <w:startOverride w:val="1"/>
     </w:lvlOverride>
@@ -7710,7 +7710,7 @@
     <w:autoRedefine/>
     <w:uiPriority w:val="39"/>
     <w:unhideWhenUsed/>
-    <w:rsid w:val="007531FF"/>
+    <w:rsid w:val="008D4F55"/>
     <w:pPr>
       <w:spacing w:after="100"/>
     </w:pPr>
@@ -7722,7 +7722,7 @@
     <w:autoRedefine/>
     <w:uiPriority w:val="39"/>
     <w:unhideWhenUsed/>
-    <w:rsid w:val="007531FF"/>
+    <w:rsid w:val="008D4F55"/>
     <w:pPr>
       <w:spacing w:after="100"/>
       <w:ind w:left="210"/>

--- a/docs/manuals/Respondent_Guide.docx
+++ b/docs/manuals/Respondent_Guide.docx
@@ -469,7 +469,7 @@
                 <w:sz w:val="19"/>
                 <w:szCs w:val="19"/>
               </w:rPr>
-              <w:t>Version 1.30 · 7 October 2026</w:t>
+              <w:t>Version 1.31 · 11 October 2026</w:t>
             </w:r>
           </w:p>
         </w:tc>
@@ -538,7 +538,7 @@
     <w:sdt>
       <w:sdtPr>
         <w:alias w:val="Contents"/>
-        <w:id w:val="1766188335"/>
+        <w:id w:val="724795702"/>
       </w:sdtPr>
       <w:sdtEndPr/>
       <w:sdtContent>
@@ -567,7 +567,7 @@
           <w:r>
             <w:fldChar w:fldCharType="separate"/>
           </w:r>
-          <w:hyperlink w:anchor="_Toc242277199" w:history="1">
+          <w:hyperlink w:anchor="_Toc242613495" w:history="1">
             <w:r>
               <w:rPr>
                 <w:rStyle w:val="Hyperlink"/>
@@ -591,7 +591,7 @@
               <w:rPr>
                 <w:noProof/>
               </w:rPr>
-              <w:instrText xml:space="preserve"> PAGEREF _Toc242277199 \h </w:instrText>
+              <w:instrText xml:space="preserve"> PAGEREF _Toc242613495 \h </w:instrText>
             </w:r>
             <w:r>
               <w:rPr>
@@ -634,7 +634,7 @@
               <w14:ligatures w14:val="standardContextual"/>
             </w:rPr>
           </w:pPr>
-          <w:hyperlink w:anchor="_Toc242277200" w:history="1">
+          <w:hyperlink w:anchor="_Toc242613496" w:history="1">
             <w:r>
               <w:rPr>
                 <w:rStyle w:val="Hyperlink"/>
@@ -658,7 +658,7 @@
               <w:rPr>
                 <w:noProof/>
               </w:rPr>
-              <w:instrText xml:space="preserve"> PAGEREF _Toc242277200 \h </w:instrText>
+              <w:instrText xml:space="preserve"> PAGEREF _Toc242613496 \h </w:instrText>
             </w:r>
             <w:r>
               <w:rPr>
@@ -701,7 +701,7 @@
               <w14:ligatures w14:val="standardContextual"/>
             </w:rPr>
           </w:pPr>
-          <w:hyperlink w:anchor="_Toc242277201" w:history="1">
+          <w:hyperlink w:anchor="_Toc242613497" w:history="1">
             <w:r>
               <w:rPr>
                 <w:rStyle w:val="Hyperlink"/>
@@ -725,7 +725,7 @@
               <w:rPr>
                 <w:noProof/>
               </w:rPr>
-              <w:instrText xml:space="preserve"> PAGEREF _Toc242277201 \h </w:instrText>
+              <w:instrText xml:space="preserve"> PAGEREF _Toc242613497 \h </w:instrText>
             </w:r>
             <w:r>
               <w:rPr>
@@ -768,7 +768,7 @@
               <w14:ligatures w14:val="standardContextual"/>
             </w:rPr>
           </w:pPr>
-          <w:hyperlink w:anchor="_Toc242277202" w:history="1">
+          <w:hyperlink w:anchor="_Toc242613498" w:history="1">
             <w:r>
               <w:rPr>
                 <w:rStyle w:val="Hyperlink"/>
@@ -792,7 +792,7 @@
               <w:rPr>
                 <w:noProof/>
               </w:rPr>
-              <w:instrText xml:space="preserve"> PAGEREF _Toc242277202 \h </w:instrText>
+              <w:instrText xml:space="preserve"> PAGEREF _Toc242613498 \h </w:instrText>
             </w:r>
             <w:r>
               <w:rPr>
@@ -835,7 +835,7 @@
               <w14:ligatures w14:val="standardContextual"/>
             </w:rPr>
           </w:pPr>
-          <w:hyperlink w:anchor="_Toc242277203" w:history="1">
+          <w:hyperlink w:anchor="_Toc242613499" w:history="1">
             <w:r>
               <w:rPr>
                 <w:rStyle w:val="Hyperlink"/>
@@ -859,7 +859,7 @@
               <w:rPr>
                 <w:noProof/>
               </w:rPr>
-              <w:instrText xml:space="preserve"> PAGEREF _Toc242277203 \h </w:instrText>
+              <w:instrText xml:space="preserve"> PAGEREF _Toc242613499 \h </w:instrText>
             </w:r>
             <w:r>
               <w:rPr>
@@ -902,7 +902,7 @@
               <w14:ligatures w14:val="standardContextual"/>
             </w:rPr>
           </w:pPr>
-          <w:hyperlink w:anchor="_Toc242277204" w:history="1">
+          <w:hyperlink w:anchor="_Toc242613500" w:history="1">
             <w:r>
               <w:rPr>
                 <w:rStyle w:val="Hyperlink"/>
@@ -926,7 +926,7 @@
               <w:rPr>
                 <w:noProof/>
               </w:rPr>
-              <w:instrText xml:space="preserve"> PAGEREF _Toc242277204 \h </w:instrText>
+              <w:instrText xml:space="preserve"> PAGEREF _Toc242613500 \h </w:instrText>
             </w:r>
             <w:r>
               <w:rPr>
@@ -969,7 +969,7 @@
               <w14:ligatures w14:val="standardContextual"/>
             </w:rPr>
           </w:pPr>
-          <w:hyperlink w:anchor="_Toc242277205" w:history="1">
+          <w:hyperlink w:anchor="_Toc242613501" w:history="1">
             <w:r>
               <w:rPr>
                 <w:rStyle w:val="Hyperlink"/>
@@ -993,7 +993,7 @@
               <w:rPr>
                 <w:noProof/>
               </w:rPr>
-              <w:instrText xml:space="preserve"> PAGEREF _Toc242277205 \h </w:instrText>
+              <w:instrText xml:space="preserve"> PAGEREF _Toc242613501 \h </w:instrText>
             </w:r>
             <w:r>
               <w:rPr>
@@ -1036,7 +1036,7 @@
               <w14:ligatures w14:val="standardContextual"/>
             </w:rPr>
           </w:pPr>
-          <w:hyperlink w:anchor="_Toc242277206" w:history="1">
+          <w:hyperlink w:anchor="_Toc242613502" w:history="1">
             <w:r>
               <w:rPr>
                 <w:rStyle w:val="Hyperlink"/>
@@ -1060,7 +1060,7 @@
               <w:rPr>
                 <w:noProof/>
               </w:rPr>
-              <w:instrText xml:space="preserve"> PAGEREF _Toc242277206 \h </w:instrText>
+              <w:instrText xml:space="preserve"> PAGEREF _Toc242613502 \h </w:instrText>
             </w:r>
             <w:r>
               <w:rPr>
@@ -1103,7 +1103,7 @@
               <w14:ligatures w14:val="standardContextual"/>
             </w:rPr>
           </w:pPr>
-          <w:hyperlink w:anchor="_Toc242277207" w:history="1">
+          <w:hyperlink w:anchor="_Toc242613503" w:history="1">
             <w:r>
               <w:rPr>
                 <w:rStyle w:val="Hyperlink"/>
@@ -1127,7 +1127,7 @@
               <w:rPr>
                 <w:noProof/>
               </w:rPr>
-              <w:instrText xml:space="preserve"> PAGEREF _Toc242277207 \h </w:instrText>
+              <w:instrText xml:space="preserve"> PAGEREF _Toc242613503 \h </w:instrText>
             </w:r>
             <w:r>
               <w:rPr>
@@ -1170,7 +1170,7 @@
               <w14:ligatures w14:val="standardContextual"/>
             </w:rPr>
           </w:pPr>
-          <w:hyperlink w:anchor="_Toc242277208" w:history="1">
+          <w:hyperlink w:anchor="_Toc242613504" w:history="1">
             <w:r>
               <w:rPr>
                 <w:rStyle w:val="Hyperlink"/>
@@ -1194,7 +1194,7 @@
               <w:rPr>
                 <w:noProof/>
               </w:rPr>
-              <w:instrText xml:space="preserve"> PAGEREF _Toc242277208 \h </w:instrText>
+              <w:instrText xml:space="preserve"> PAGEREF _Toc242613504 \h </w:instrText>
             </w:r>
             <w:r>
               <w:rPr>
@@ -1237,7 +1237,7 @@
               <w14:ligatures w14:val="standardContextual"/>
             </w:rPr>
           </w:pPr>
-          <w:hyperlink w:anchor="_Toc242277209" w:history="1">
+          <w:hyperlink w:anchor="_Toc242613505" w:history="1">
             <w:r>
               <w:rPr>
                 <w:rStyle w:val="Hyperlink"/>
@@ -1261,7 +1261,7 @@
               <w:rPr>
                 <w:noProof/>
               </w:rPr>
-              <w:instrText xml:space="preserve"> PAGEREF _Toc242277209 \h </w:instrText>
+              <w:instrText xml:space="preserve"> PAGEREF _Toc242613505 \h </w:instrText>
             </w:r>
             <w:r>
               <w:rPr>
@@ -1304,7 +1304,7 @@
               <w14:ligatures w14:val="standardContextual"/>
             </w:rPr>
           </w:pPr>
-          <w:hyperlink w:anchor="_Toc242277210" w:history="1">
+          <w:hyperlink w:anchor="_Toc242613506" w:history="1">
             <w:r>
               <w:rPr>
                 <w:rStyle w:val="Hyperlink"/>
@@ -1328,7 +1328,7 @@
               <w:rPr>
                 <w:noProof/>
               </w:rPr>
-              <w:instrText xml:space="preserve"> PAGEREF _Toc242277210 \h </w:instrText>
+              <w:instrText xml:space="preserve"> PAGEREF _Toc242613506 \h </w:instrText>
             </w:r>
             <w:r>
               <w:rPr>
@@ -1371,7 +1371,7 @@
               <w14:ligatures w14:val="standardContextual"/>
             </w:rPr>
           </w:pPr>
-          <w:hyperlink w:anchor="_Toc242277211" w:history="1">
+          <w:hyperlink w:anchor="_Toc242613507" w:history="1">
             <w:r>
               <w:rPr>
                 <w:rStyle w:val="Hyperlink"/>
@@ -1395,7 +1395,7 @@
               <w:rPr>
                 <w:noProof/>
               </w:rPr>
-              <w:instrText xml:space="preserve"> PAGEREF _Toc242277211 \h </w:instrText>
+              <w:instrText xml:space="preserve"> PAGEREF _Toc242613507 \h </w:instrText>
             </w:r>
             <w:r>
               <w:rPr>
@@ -1438,7 +1438,7 @@
               <w14:ligatures w14:val="standardContextual"/>
             </w:rPr>
           </w:pPr>
-          <w:hyperlink w:anchor="_Toc242277212" w:history="1">
+          <w:hyperlink w:anchor="_Toc242613508" w:history="1">
             <w:r>
               <w:rPr>
                 <w:rStyle w:val="Hyperlink"/>
@@ -1462,7 +1462,7 @@
               <w:rPr>
                 <w:noProof/>
               </w:rPr>
-              <w:instrText xml:space="preserve"> PAGEREF _Toc242277212 \h </w:instrText>
+              <w:instrText xml:space="preserve"> PAGEREF _Toc242613508 \h </w:instrText>
             </w:r>
             <w:r>
               <w:rPr>
@@ -1505,7 +1505,7 @@
               <w14:ligatures w14:val="standardContextual"/>
             </w:rPr>
           </w:pPr>
-          <w:hyperlink w:anchor="_Toc242277213" w:history="1">
+          <w:hyperlink w:anchor="_Toc242613509" w:history="1">
             <w:r>
               <w:rPr>
                 <w:rStyle w:val="Hyperlink"/>
@@ -1529,7 +1529,7 @@
               <w:rPr>
                 <w:noProof/>
               </w:rPr>
-              <w:instrText xml:space="preserve"> PAGEREF _Toc242277213 \h </w:instrText>
+              <w:instrText xml:space="preserve"> PAGEREF _Toc242613509 \h </w:instrText>
             </w:r>
             <w:r>
               <w:rPr>
@@ -1572,7 +1572,7 @@
               <w14:ligatures w14:val="standardContextual"/>
             </w:rPr>
           </w:pPr>
-          <w:hyperlink w:anchor="_Toc242277214" w:history="1">
+          <w:hyperlink w:anchor="_Toc242613510" w:history="1">
             <w:r>
               <w:rPr>
                 <w:rStyle w:val="Hyperlink"/>
@@ -1596,7 +1596,7 @@
               <w:rPr>
                 <w:noProof/>
               </w:rPr>
-              <w:instrText xml:space="preserve"> PAGEREF _Toc242277214 \h </w:instrText>
+              <w:instrText xml:space="preserve"> PAGEREF _Toc242613510 \h </w:instrText>
             </w:r>
             <w:r>
               <w:rPr>
@@ -1639,7 +1639,7 @@
               <w14:ligatures w14:val="standardContextual"/>
             </w:rPr>
           </w:pPr>
-          <w:hyperlink w:anchor="_Toc242277215" w:history="1">
+          <w:hyperlink w:anchor="_Toc242613511" w:history="1">
             <w:r>
               <w:rPr>
                 <w:rStyle w:val="Hyperlink"/>
@@ -1663,7 +1663,7 @@
               <w:rPr>
                 <w:noProof/>
               </w:rPr>
-              <w:instrText xml:space="preserve"> PAGEREF _Toc242277215 \h </w:instrText>
+              <w:instrText xml:space="preserve"> PAGEREF _Toc242613511 \h </w:instrText>
             </w:r>
             <w:r>
               <w:rPr>
@@ -1706,7 +1706,7 @@
               <w14:ligatures w14:val="standardContextual"/>
             </w:rPr>
           </w:pPr>
-          <w:hyperlink w:anchor="_Toc242277216" w:history="1">
+          <w:hyperlink w:anchor="_Toc242613512" w:history="1">
             <w:r>
               <w:rPr>
                 <w:rStyle w:val="Hyperlink"/>
@@ -1730,7 +1730,7 @@
               <w:rPr>
                 <w:noProof/>
               </w:rPr>
-              <w:instrText xml:space="preserve"> PAGEREF _Toc242277216 \h </w:instrText>
+              <w:instrText xml:space="preserve"> PAGEREF _Toc242613512 \h </w:instrText>
             </w:r>
             <w:r>
               <w:rPr>
@@ -1773,7 +1773,7 @@
               <w14:ligatures w14:val="standardContextual"/>
             </w:rPr>
           </w:pPr>
-          <w:hyperlink w:anchor="_Toc242277217" w:history="1">
+          <w:hyperlink w:anchor="_Toc242613513" w:history="1">
             <w:r>
               <w:rPr>
                 <w:rStyle w:val="Hyperlink"/>
@@ -1797,7 +1797,7 @@
               <w:rPr>
                 <w:noProof/>
               </w:rPr>
-              <w:instrText xml:space="preserve"> PAGEREF _Toc242277217 \h </w:instrText>
+              <w:instrText xml:space="preserve"> PAGEREF _Toc242613513 \h </w:instrText>
             </w:r>
             <w:r>
               <w:rPr>
@@ -1840,7 +1840,7 @@
               <w14:ligatures w14:val="standardContextual"/>
             </w:rPr>
           </w:pPr>
-          <w:hyperlink w:anchor="_Toc242277218" w:history="1">
+          <w:hyperlink w:anchor="_Toc242613514" w:history="1">
             <w:r>
               <w:rPr>
                 <w:rStyle w:val="Hyperlink"/>
@@ -1864,7 +1864,7 @@
               <w:rPr>
                 <w:noProof/>
               </w:rPr>
-              <w:instrText xml:space="preserve"> PAGEREF _Toc242277218 \h </w:instrText>
+              <w:instrText xml:space="preserve"> PAGEREF _Toc242613514 \h </w:instrText>
             </w:r>
             <w:r>
               <w:rPr>
@@ -1907,7 +1907,7 @@
               <w14:ligatures w14:val="standardContextual"/>
             </w:rPr>
           </w:pPr>
-          <w:hyperlink w:anchor="_Toc242277219" w:history="1">
+          <w:hyperlink w:anchor="_Toc242613515" w:history="1">
             <w:r>
               <w:rPr>
                 <w:rStyle w:val="Hyperlink"/>
@@ -1931,7 +1931,7 @@
               <w:rPr>
                 <w:noProof/>
               </w:rPr>
-              <w:instrText xml:space="preserve"> PAGEREF _Toc242277219 \h </w:instrText>
+              <w:instrText xml:space="preserve"> PAGEREF _Toc242613515 \h </w:instrText>
             </w:r>
             <w:r>
               <w:rPr>
@@ -1974,7 +1974,7 @@
               <w14:ligatures w14:val="standardContextual"/>
             </w:rPr>
           </w:pPr>
-          <w:hyperlink w:anchor="_Toc242277220" w:history="1">
+          <w:hyperlink w:anchor="_Toc242613516" w:history="1">
             <w:r>
               <w:rPr>
                 <w:rStyle w:val="Hyperlink"/>
@@ -1998,7 +1998,7 @@
               <w:rPr>
                 <w:noProof/>
               </w:rPr>
-              <w:instrText xml:space="preserve"> PAGEREF _Toc242277220 \h </w:instrText>
+              <w:instrText xml:space="preserve"> PAGEREF _Toc242613516 \h </w:instrText>
             </w:r>
             <w:r>
               <w:rPr>
@@ -2041,7 +2041,7 @@
               <w14:ligatures w14:val="standardContextual"/>
             </w:rPr>
           </w:pPr>
-          <w:hyperlink w:anchor="_Toc242277221" w:history="1">
+          <w:hyperlink w:anchor="_Toc242613517" w:history="1">
             <w:r>
               <w:rPr>
                 <w:rStyle w:val="Hyperlink"/>
@@ -2065,7 +2065,7 @@
               <w:rPr>
                 <w:noProof/>
               </w:rPr>
-              <w:instrText xml:space="preserve"> PAGEREF _Toc242277221 \h </w:instrText>
+              <w:instrText xml:space="preserve"> PAGEREF _Toc242613517 \h </w:instrText>
             </w:r>
             <w:r>
               <w:rPr>
@@ -2104,7 +2104,7 @@
         <w:pStyle w:val="Heading1"/>
         <w:pageBreakBefore/>
       </w:pPr>
-      <w:bookmarkStart w:id="0" w:name="_Toc242277199"/>
+      <w:bookmarkStart w:id="0" w:name="_Toc242613495"/>
       <w:r>
         <w:lastRenderedPageBreak/>
         <w:t>1. Welcome</w:t>
@@ -2520,7 +2520,7 @@
       <w:pPr>
         <w:pStyle w:val="Heading2"/>
       </w:pPr>
-      <w:bookmarkStart w:id="1" w:name="_Toc242277200"/>
+      <w:bookmarkStart w:id="1" w:name="_Toc242613496"/>
       <w:r>
         <w:t>What you should know first</w:t>
       </w:r>
@@ -2638,7 +2638,7 @@
         <w:pStyle w:val="Heading1"/>
         <w:pageBreakBefore/>
       </w:pPr>
-      <w:bookmarkStart w:id="2" w:name="_Toc242277201"/>
+      <w:bookmarkStart w:id="2" w:name="_Toc242613497"/>
       <w:r>
         <w:lastRenderedPageBreak/>
         <w:t>2. What you need</w:t>
@@ -2867,7 +2867,7 @@
         <w:pStyle w:val="Heading1"/>
         <w:pageBreakBefore/>
       </w:pPr>
-      <w:bookmarkStart w:id="3" w:name="_Toc242277202"/>
+      <w:bookmarkStart w:id="3" w:name="_Toc242613498"/>
       <w:r>
         <w:lastRenderedPageBreak/>
         <w:t>3. Taking part, step by step</w:t>
@@ -2878,7 +2878,7 @@
       <w:pPr>
         <w:pStyle w:val="Heading2"/>
       </w:pPr>
-      <w:bookmarkStart w:id="4" w:name="_Toc242277203"/>
+      <w:bookmarkStart w:id="4" w:name="_Toc242613499"/>
       <w:r>
         <w:t>Step 1 — Open your link</w:t>
       </w:r>
@@ -2896,7 +2896,7 @@
       <w:pPr>
         <w:pStyle w:val="Heading2"/>
       </w:pPr>
-      <w:bookmarkStart w:id="5" w:name="_Toc242277204"/>
+      <w:bookmarkStart w:id="5" w:name="_Toc242613500"/>
       <w:r>
         <w:t>Step 2 — Confirm your organisation</w:t>
       </w:r>
@@ -2931,7 +2931,7 @@
           <w:noProof/>
         </w:rPr>
         <w:drawing>
-          <wp:inline distT="0" distB="0" distL="0" distR="0" wp14:anchorId="55EE5321" wp14:editId="32F7FCCB">
+          <wp:inline distT="0" distB="0" distL="0" distR="0" wp14:anchorId="682207FF" wp14:editId="7C99BF23">
             <wp:extent cx="2476500" cy="3362325"/>
             <wp:effectExtent l="0" t="0" r="0" b="0"/>
             <wp:docPr id="1" name="resp_01_confirm.jpg" descr="Confirming the organisation." title="Confirming the organisation."/>
@@ -3000,7 +3000,7 @@
       <w:pPr>
         <w:pStyle w:val="Heading2"/>
       </w:pPr>
-      <w:bookmarkStart w:id="6" w:name="_Toc242277205"/>
+      <w:bookmarkStart w:id="6" w:name="_Toc242613501"/>
       <w:r>
         <w:t>Step 3 — Tell us a little about you</w:t>
       </w:r>
@@ -3092,7 +3092,7 @@
         </w:rPr>
         <w:lastRenderedPageBreak/>
         <w:drawing>
-          <wp:inline distT="0" distB="0" distL="0" distR="0" wp14:anchorId="6EA9CF7C" wp14:editId="0389BCCA">
+          <wp:inline distT="0" distB="0" distL="0" distR="0" wp14:anchorId="3146AB6F" wp14:editId="7F2B95C4">
             <wp:extent cx="2476500" cy="3362325"/>
             <wp:effectExtent l="0" t="0" r="0" b="0"/>
             <wp:docPr id="2" name="resp_02_eligibility.jpg" descr="A little about you." title="A little about you."/>
@@ -3247,7 +3247,7 @@
       <w:pPr>
         <w:pStyle w:val="Heading2"/>
       </w:pPr>
-      <w:bookmarkStart w:id="7" w:name="_Toc242277206"/>
+      <w:bookmarkStart w:id="7" w:name="_Toc242613502"/>
       <w:r>
         <w:t>Step 4 — Read the participant information</w:t>
       </w:r>
@@ -3303,7 +3303,7 @@
         </w:rPr>
         <w:lastRenderedPageBreak/>
         <w:drawing>
-          <wp:inline distT="0" distB="0" distL="0" distR="0" wp14:anchorId="561C44DC" wp14:editId="158A7D99">
+          <wp:inline distT="0" distB="0" distL="0" distR="0" wp14:anchorId="461D753E" wp14:editId="73279ADF">
             <wp:extent cx="1076325" cy="4953000"/>
             <wp:effectExtent l="0" t="0" r="0" b="0"/>
             <wp:docPr id="3" name="resp_03_information_top.jpg" descr="Participant Information." title="Participant Information."/>
@@ -3372,7 +3372,7 @@
       <w:pPr>
         <w:pStyle w:val="Heading2"/>
       </w:pPr>
-      <w:bookmarkStart w:id="8" w:name="_Toc242277207"/>
+      <w:bookmarkStart w:id="8" w:name="_Toc242613503"/>
       <w:r>
         <w:t>Step 5 — Give your decision</w:t>
       </w:r>
@@ -3464,7 +3464,7 @@
         </w:rPr>
         <w:lastRenderedPageBreak/>
         <w:drawing>
-          <wp:inline distT="0" distB="0" distL="0" distR="0" wp14:anchorId="7D01099B" wp14:editId="2BDA73E6">
+          <wp:inline distT="0" distB="0" distL="0" distR="0" wp14:anchorId="516D4490" wp14:editId="67EC2359">
             <wp:extent cx="2476500" cy="4419600"/>
             <wp:effectExtent l="0" t="0" r="0" b="0"/>
             <wp:docPr id="4" name="resp_04_consent.jpg" descr="Your consent." title="Your consent."/>
@@ -3533,7 +3533,7 @@
       <w:pPr>
         <w:pStyle w:val="Heading2"/>
       </w:pPr>
-      <w:bookmarkStart w:id="9" w:name="_Toc242277208"/>
+      <w:bookmarkStart w:id="9" w:name="_Toc242613504"/>
       <w:r>
         <w:t>Step 6 — Check what we already know (only if shown)</w:t>
       </w:r>
@@ -3621,7 +3621,7 @@
       <w:pPr>
         <w:pStyle w:val="Heading2"/>
       </w:pPr>
-      <w:bookmarkStart w:id="10" w:name="_Toc242277209"/>
+      <w:bookmarkStart w:id="10" w:name="_Toc242613505"/>
       <w:r>
         <w:t>Step 7 — Choose how you would like to take part</w:t>
       </w:r>
@@ -3963,7 +3963,7 @@
         </w:rPr>
         <w:lastRenderedPageBreak/>
         <w:drawing>
-          <wp:inline distT="0" distB="0" distL="0" distR="0" wp14:anchorId="769D0A4E" wp14:editId="01A144AE">
+          <wp:inline distT="0" distB="0" distL="0" distR="0" wp14:anchorId="691501C5" wp14:editId="65F1C6BE">
             <wp:extent cx="2476500" cy="4533900"/>
             <wp:effectExtent l="0" t="0" r="0" b="0"/>
             <wp:docPr id="5" name="resp_06_choice.jpg" descr="How would you like to take part?" title="How would you like to take part?"/>
@@ -4032,7 +4032,7 @@
       <w:pPr>
         <w:pStyle w:val="Heading2"/>
       </w:pPr>
-      <w:bookmarkStart w:id="11" w:name="_Toc242277210"/>
+      <w:bookmarkStart w:id="11" w:name="_Toc242613506"/>
       <w:r>
         <w:t>Step 8a — Complete the questionnaire yourself</w:t>
       </w:r>
@@ -4167,7 +4167,7 @@
         </w:rPr>
         <w:lastRenderedPageBreak/>
         <w:drawing>
-          <wp:inline distT="0" distB="0" distL="0" distR="0" wp14:anchorId="22D481E2" wp14:editId="4D877732">
+          <wp:inline distT="0" distB="0" distL="0" distR="0" wp14:anchorId="0762619C" wp14:editId="64475771">
             <wp:extent cx="2476500" cy="3362325"/>
             <wp:effectExtent l="0" t="0" r="0" b="0"/>
             <wp:docPr id="6" name="resp_07_ready.jpg" descr="Ready to begin." title="Ready to begin."/>
@@ -4243,7 +4243,7 @@
           <w:noProof/>
         </w:rPr>
         <w:drawing>
-          <wp:inline distT="0" distB="0" distL="0" distR="0" wp14:anchorId="60F49211" wp14:editId="219470B1">
+          <wp:inline distT="0" distB="0" distL="0" distR="0" wp14:anchorId="1FF2659E" wp14:editId="31311087">
             <wp:extent cx="2476500" cy="3362325"/>
             <wp:effectExtent l="0" t="0" r="0" b="0"/>
             <wp:docPr id="7" name="resp_07b_kobo_form.jpg" descr="The questionnaire's first page." title="The questionnaire's first page."/>
@@ -4515,7 +4515,7 @@
       <w:pPr>
         <w:pStyle w:val="Heading2"/>
       </w:pPr>
-      <w:bookmarkStart w:id="12" w:name="_Toc242277211"/>
+      <w:bookmarkStart w:id="12" w:name="_Toc242613507"/>
       <w:r>
         <w:lastRenderedPageBreak/>
         <w:t>Step 8b — Ask a researcher to call you</w:t>
@@ -4607,7 +4607,7 @@
           <w:noProof/>
         </w:rPr>
         <w:drawing>
-          <wp:inline distT="0" distB="0" distL="0" distR="0" wp14:anchorId="56B3F9F6" wp14:editId="51892D08">
+          <wp:inline distT="0" distB="0" distL="0" distR="0" wp14:anchorId="4253D260" wp14:editId="24BA83B8">
             <wp:extent cx="2476500" cy="3362325"/>
             <wp:effectExtent l="0" t="0" r="0" b="0"/>
             <wp:docPr id="8" name="resp_08_appointment.jpg" descr="Choosing a time for a call." title="Choosing a time for a call."/>
@@ -4683,7 +4683,7 @@
           <w:noProof/>
         </w:rPr>
         <w:drawing>
-          <wp:inline distT="0" distB="0" distL="0" distR="0" wp14:anchorId="16915D82" wp14:editId="61BCF048">
+          <wp:inline distT="0" distB="0" distL="0" distR="0" wp14:anchorId="225BF154" wp14:editId="3C45E1EE">
             <wp:extent cx="2476500" cy="3676650"/>
             <wp:effectExtent l="0" t="0" r="0" b="0"/>
             <wp:docPr id="9" name="resp_09_done_appointment.jpg" descr="Your request has been sent." title="Your request has been sent."/>
@@ -4752,7 +4752,7 @@
       <w:pPr>
         <w:pStyle w:val="Heading2"/>
       </w:pPr>
-      <w:bookmarkStart w:id="13" w:name="_Toc242277212"/>
+      <w:bookmarkStart w:id="13" w:name="_Toc242613508"/>
       <w:r>
         <w:lastRenderedPageBreak/>
         <w:t>Step 9 — Finished</w:t>
@@ -4842,7 +4842,7 @@
         <w:pStyle w:val="Heading1"/>
         <w:pageBreakBefore/>
       </w:pPr>
-      <w:bookmarkStart w:id="14" w:name="_Toc242277213"/>
+      <w:bookmarkStart w:id="14" w:name="_Toc242613509"/>
       <w:r>
         <w:lastRenderedPageBreak/>
         <w:t>4. Reminders</w:t>
@@ -4862,7 +4862,7 @@
         <w:pStyle w:val="Heading1"/>
         <w:pageBreakBefore/>
       </w:pPr>
-      <w:bookmarkStart w:id="15" w:name="_Toc242277214"/>
+      <w:bookmarkStart w:id="15" w:name="_Toc242613510"/>
       <w:r>
         <w:lastRenderedPageBreak/>
         <w:t>5. Your rights and your information</w:t>
@@ -4987,7 +4987,7 @@
         <w:pStyle w:val="Heading1"/>
         <w:pageBreakBefore/>
       </w:pPr>
-      <w:bookmarkStart w:id="16" w:name="_Toc242277215"/>
+      <w:bookmarkStart w:id="16" w:name="_Toc242613511"/>
       <w:r>
         <w:lastRenderedPageBreak/>
         <w:t>6. Questions and answers</w:t>
@@ -5502,7 +5502,7 @@
           <w:noProof/>
         </w:rPr>
         <w:drawing>
-          <wp:inline distT="0" distB="0" distL="0" distR="0" wp14:anchorId="285AF2DE" wp14:editId="4423FA07">
+          <wp:inline distT="0" distB="0" distL="0" distR="0" wp14:anchorId="5FF94D10" wp14:editId="7A0E4456">
             <wp:extent cx="2476500" cy="2524125"/>
             <wp:effectExtent l="0" t="0" r="0" b="0"/>
             <wp:docPr id="10" name="resp_10_invalid_link.jpg" descr="What an invalid or expired link looks like." title="What an invalid or expired link looks like."/>
@@ -5572,7 +5572,7 @@
         <w:pStyle w:val="Heading1"/>
         <w:pageBreakBefore/>
       </w:pPr>
-      <w:bookmarkStart w:id="17" w:name="_Toc242277216"/>
+      <w:bookmarkStart w:id="17" w:name="_Toc242613512"/>
       <w:r>
         <w:lastRenderedPageBreak/>
         <w:t>7. If you were invited to a Key Informant Interview</w:t>
@@ -5808,7 +5808,7 @@
       <w:pPr>
         <w:pStyle w:val="Heading2"/>
       </w:pPr>
-      <w:bookmarkStart w:id="18" w:name="_Toc242277217"/>
+      <w:bookmarkStart w:id="18" w:name="_Toc242613513"/>
       <w:r>
         <w:t>Step 1 — Open your link</w:t>
       </w:r>
@@ -5826,7 +5826,7 @@
       <w:pPr>
         <w:pStyle w:val="Heading2"/>
       </w:pPr>
-      <w:bookmarkStart w:id="19" w:name="_Toc242277218"/>
+      <w:bookmarkStart w:id="19" w:name="_Toc242613514"/>
       <w:r>
         <w:t>Step 2 — Read the participant information</w:t>
       </w:r>
@@ -5864,7 +5864,7 @@
       <w:pPr>
         <w:pStyle w:val="Heading2"/>
       </w:pPr>
-      <w:bookmarkStart w:id="20" w:name="_Toc242277219"/>
+      <w:bookmarkStart w:id="20" w:name="_Toc242613515"/>
       <w:r>
         <w:t>Step 3 — Give your decision</w:t>
       </w:r>
@@ -5948,7 +5948,7 @@
       <w:pPr>
         <w:pStyle w:val="Heading2"/>
       </w:pPr>
-      <w:bookmarkStart w:id="21" w:name="_Toc242277220"/>
+      <w:bookmarkStart w:id="21" w:name="_Toc242613516"/>
       <w:r>
         <w:t>Step 4 — Start the interview</w:t>
       </w:r>
@@ -6111,7 +6111,7 @@
         <w:pStyle w:val="Heading1"/>
         <w:pageBreakBefore/>
       </w:pPr>
-      <w:bookmarkStart w:id="22" w:name="_Toc242277221"/>
+      <w:bookmarkStart w:id="22" w:name="_Toc242613517"/>
       <w:r>
         <w:lastRenderedPageBreak/>
         <w:t>8. Contact the research team</w:t>
@@ -6501,7 +6501,7 @@
         <w:sz w:val="16"/>
         <w:szCs w:val="16"/>
       </w:rPr>
-      <w:t>Version 1.30 · 7 October 2026</w:t>
+      <w:t>Version 1.31 · 11 October 2026</w:t>
     </w:r>
     <w:r>
       <w:rPr>
@@ -6674,10 +6674,10 @@
 <file path=word/numbering.xml><?xml version="1.0" encoding="utf-8"?>
 <w:numbering xmlns:wpc="http://schemas.microsoft.com/office/word/2010/wordprocessingCanvas" xmlns:cx="http://schemas.microsoft.com/office/drawing/2014/chartex" xmlns:cx1="http://schemas.microsoft.com/office/drawing/2015/9/8/chartex" xmlns:cx2="http://schemas.microsoft.com/office/drawing/2015/10/21/chartex" xmlns:cx3="http://schemas.microsoft.com/office/drawing/2016/5/9/chartex" xmlns:cx4="http://schemas.microsoft.com/office/drawing/2016/5/10/chartex" xmlns:cx5="http://schemas.microsoft.com/office/drawing/2016/5/11/chartex" xmlns:cx6="http://schemas.microsoft.com/office/drawing/2016/5/12/chartex" xmlns:cx7="http://schemas.microsoft.com/office/drawing/2016/5/13/chartex" xmlns:cx8="http://schemas.microsoft.com/office/drawing/2016/5/14/chartex" xmlns:mc="http://schemas.openxmlformats.org/markup-compatibility/2006" xmlns:aink="http://schemas.microsoft.com/office/drawing/2016/ink" xmlns:am3d="http://schemas.microsoft.com/office/drawing/2017/model3d" xmlns:o="urn:schemas-microsoft-com:office:office" xmlns:oel="http://schemas.microsoft.com/office/2019/extlst" xmlns:r="http://schemas.openxmlformats.org/officeDocument/2006/relationships" xmlns:m="http://schemas.openxmlformats.org/officeDocument/2006/math" xmlns:v="urn:schemas-microsoft-com:vml" xmlns:wp14="http://schemas.microsoft.com/office/word/2010/wordprocessingDrawing" xmlns:wp="http://schemas.openxmlformats.org/drawingml/2006/wordprocessingDrawing" xmlns:w10="urn:schemas-microsoft-com:office:word" xmlns:w="http://schemas.openxmlformats.org/wordprocessingml/2006/main" xmlns:w14="http://schemas.microsoft.com/office/word/2010/wordml" xmlns:w15="http://schemas.microsoft.com/office/word/2012/wordml" xmlns:w16cex="http://schemas.microsoft.com/office/word/2018/wordml/cex" xmlns:w16cid="http://schemas.microsoft.com/office/word/2016/wordml/cid" xmlns:w16="http://schemas.microsoft.com/office/word/2018/wordml" xmlns:w16sdtdh="http://schemas.microsoft.com/office/word/2020/wordml/sdtdatahash" xmlns:w16se="http://schemas.microsoft.com/office/word/2015/wordml/symex" xmlns:wpg="http://schemas.microsoft.com/office/word/2010/wordprocessingGroup" xmlns:wpi="http://schemas.microsoft.com/office/word/2010/wordprocessingInk" xmlns:wne="http://schemas.microsoft.com/office/word/2006/wordml" xmlns:wps="http://schemas.microsoft.com/office/word/2010/wordprocessingShape" mc:Ignorable="w14 w15 w16se w16cid w16 w16cex w16sdtdh wp14">
   <w:abstractNum w:abstractNumId="0" w15:restartNumberingAfterBreak="0">
-    <w:nsid w:val="37917861"/>
+    <w:nsid w:val="0E563497"/>
     <w:multiLevelType w:val="hybridMultilevel"/>
-    <w:tmpl w:val="04FCB0D6"/>
-    <w:lvl w:ilvl="0" w:tplc="8F3C53F2">
+    <w:tmpl w:val="747E6408"/>
+    <w:lvl w:ilvl="0" w:tplc="0F546782">
       <w:start w:val="1"/>
       <w:numFmt w:val="bullet"/>
       <w:lvlText w:val="•"/>
@@ -6686,7 +6686,7 @@
         <w:ind w:left="460" w:hanging="280"/>
       </w:pPr>
     </w:lvl>
-    <w:lvl w:ilvl="1" w:tplc="E0BE592C">
+    <w:lvl w:ilvl="1" w:tplc="87F0A288">
       <w:start w:val="1"/>
       <w:numFmt w:val="bullet"/>
       <w:lvlText w:val="–"/>
@@ -6695,47 +6695,47 @@
         <w:ind w:left="900" w:hanging="280"/>
       </w:pPr>
     </w:lvl>
-    <w:lvl w:ilvl="2" w:tplc="700E2756">
+    <w:lvl w:ilvl="2" w:tplc="ED441110">
       <w:numFmt w:val="decimal"/>
       <w:lvlText w:val=""/>
       <w:lvlJc w:val="left"/>
     </w:lvl>
-    <w:lvl w:ilvl="3" w:tplc="7A569BEC">
+    <w:lvl w:ilvl="3" w:tplc="0A62A162">
       <w:numFmt w:val="decimal"/>
       <w:lvlText w:val=""/>
       <w:lvlJc w:val="left"/>
     </w:lvl>
-    <w:lvl w:ilvl="4" w:tplc="4F7E089C">
+    <w:lvl w:ilvl="4" w:tplc="97F896B6">
       <w:numFmt w:val="decimal"/>
       <w:lvlText w:val=""/>
       <w:lvlJc w:val="left"/>
     </w:lvl>
-    <w:lvl w:ilvl="5" w:tplc="8500E980">
+    <w:lvl w:ilvl="5" w:tplc="447CA61E">
       <w:numFmt w:val="decimal"/>
       <w:lvlText w:val=""/>
       <w:lvlJc w:val="left"/>
     </w:lvl>
-    <w:lvl w:ilvl="6" w:tplc="7F0C9388">
+    <w:lvl w:ilvl="6" w:tplc="704C712E">
       <w:numFmt w:val="decimal"/>
       <w:lvlText w:val=""/>
       <w:lvlJc w:val="left"/>
     </w:lvl>
-    <w:lvl w:ilvl="7" w:tplc="3800C948">
+    <w:lvl w:ilvl="7" w:tplc="65388ECE">
       <w:numFmt w:val="decimal"/>
       <w:lvlText w:val=""/>
       <w:lvlJc w:val="left"/>
     </w:lvl>
-    <w:lvl w:ilvl="8" w:tplc="6986A4EC">
+    <w:lvl w:ilvl="8" w:tplc="0CB28C06">
       <w:numFmt w:val="decimal"/>
       <w:lvlText w:val=""/>
       <w:lvlJc w:val="left"/>
     </w:lvl>
   </w:abstractNum>
   <w:abstractNum w:abstractNumId="1" w15:restartNumberingAfterBreak="0">
-    <w:nsid w:val="38BF37E3"/>
+    <w:nsid w:val="1FB22066"/>
     <w:multiLevelType w:val="hybridMultilevel"/>
-    <w:tmpl w:val="6276A350"/>
-    <w:lvl w:ilvl="0" w:tplc="A4467F2E">
+    <w:tmpl w:val="40D814EC"/>
+    <w:lvl w:ilvl="0" w:tplc="020AB402">
       <w:start w:val="1"/>
       <w:numFmt w:val="decimal"/>
       <w:lvlText w:val="%1."/>
@@ -6749,52 +6749,52 @@
         <w:color w:val="A67C27"/>
       </w:rPr>
     </w:lvl>
-    <w:lvl w:ilvl="1" w:tplc="79DE95E4">
+    <w:lvl w:ilvl="1" w:tplc="3D266CCE">
       <w:numFmt w:val="decimal"/>
       <w:lvlText w:val=""/>
       <w:lvlJc w:val="left"/>
     </w:lvl>
-    <w:lvl w:ilvl="2" w:tplc="DA70A8AA">
+    <w:lvl w:ilvl="2" w:tplc="861A2274">
       <w:numFmt w:val="decimal"/>
       <w:lvlText w:val=""/>
       <w:lvlJc w:val="left"/>
     </w:lvl>
-    <w:lvl w:ilvl="3" w:tplc="03D423EA">
+    <w:lvl w:ilvl="3" w:tplc="3C40BF6C">
       <w:numFmt w:val="decimal"/>
       <w:lvlText w:val=""/>
       <w:lvlJc w:val="left"/>
     </w:lvl>
-    <w:lvl w:ilvl="4" w:tplc="551A4678">
+    <w:lvl w:ilvl="4" w:tplc="0D98D55C">
       <w:numFmt w:val="decimal"/>
       <w:lvlText w:val=""/>
       <w:lvlJc w:val="left"/>
     </w:lvl>
-    <w:lvl w:ilvl="5" w:tplc="B928C390">
+    <w:lvl w:ilvl="5" w:tplc="BDD05822">
       <w:numFmt w:val="decimal"/>
       <w:lvlText w:val=""/>
       <w:lvlJc w:val="left"/>
     </w:lvl>
-    <w:lvl w:ilvl="6" w:tplc="23864ECA">
+    <w:lvl w:ilvl="6" w:tplc="80C211F8">
       <w:numFmt w:val="decimal"/>
       <w:lvlText w:val=""/>
       <w:lvlJc w:val="left"/>
     </w:lvl>
-    <w:lvl w:ilvl="7" w:tplc="2076BAB2">
+    <w:lvl w:ilvl="7" w:tplc="BBE6E48C">
       <w:numFmt w:val="decimal"/>
       <w:lvlText w:val=""/>
       <w:lvlJc w:val="left"/>
     </w:lvl>
-    <w:lvl w:ilvl="8" w:tplc="BD12E374">
+    <w:lvl w:ilvl="8" w:tplc="77B247CC">
       <w:numFmt w:val="decimal"/>
       <w:lvlText w:val=""/>
       <w:lvlJc w:val="left"/>
     </w:lvl>
   </w:abstractNum>
   <w:abstractNum w:abstractNumId="2" w15:restartNumberingAfterBreak="0">
-    <w:nsid w:val="4AD93763"/>
+    <w:nsid w:val="22931A5C"/>
     <w:multiLevelType w:val="hybridMultilevel"/>
-    <w:tmpl w:val="FC700476"/>
-    <w:lvl w:ilvl="0" w:tplc="619AE84E">
+    <w:tmpl w:val="F0CED418"/>
+    <w:lvl w:ilvl="0" w:tplc="213C5442">
       <w:start w:val="1"/>
       <w:numFmt w:val="decimal"/>
       <w:lvlText w:val="%1."/>
@@ -6808,52 +6808,52 @@
         <w:color w:val="A67C27"/>
       </w:rPr>
     </w:lvl>
-    <w:lvl w:ilvl="1" w:tplc="8A80ED78">
+    <w:lvl w:ilvl="1" w:tplc="FE269ED0">
       <w:numFmt w:val="decimal"/>
       <w:lvlText w:val=""/>
       <w:lvlJc w:val="left"/>
     </w:lvl>
-    <w:lvl w:ilvl="2" w:tplc="C136CBDE">
+    <w:lvl w:ilvl="2" w:tplc="3B64CBAE">
       <w:numFmt w:val="decimal"/>
       <w:lvlText w:val=""/>
       <w:lvlJc w:val="left"/>
     </w:lvl>
-    <w:lvl w:ilvl="3" w:tplc="961E6F16">
+    <w:lvl w:ilvl="3" w:tplc="548CF56A">
       <w:numFmt w:val="decimal"/>
       <w:lvlText w:val=""/>
       <w:lvlJc w:val="left"/>
     </w:lvl>
-    <w:lvl w:ilvl="4" w:tplc="F71EBA36">
+    <w:lvl w:ilvl="4" w:tplc="71E02454">
       <w:numFmt w:val="decimal"/>
       <w:lvlText w:val=""/>
       <w:lvlJc w:val="left"/>
     </w:lvl>
-    <w:lvl w:ilvl="5" w:tplc="5B22B266">
+    <w:lvl w:ilvl="5" w:tplc="08A4F026">
       <w:numFmt w:val="decimal"/>
       <w:lvlText w:val=""/>
       <w:lvlJc w:val="left"/>
     </w:lvl>
-    <w:lvl w:ilvl="6" w:tplc="81AC4C9E">
+    <w:lvl w:ilvl="6" w:tplc="691CD842">
       <w:numFmt w:val="decimal"/>
       <w:lvlText w:val=""/>
       <w:lvlJc w:val="left"/>
     </w:lvl>
-    <w:lvl w:ilvl="7" w:tplc="DF403274">
+    <w:lvl w:ilvl="7" w:tplc="1C9A943E">
       <w:numFmt w:val="decimal"/>
       <w:lvlText w:val=""/>
       <w:lvlJc w:val="left"/>
     </w:lvl>
-    <w:lvl w:ilvl="8" w:tplc="173235F2">
+    <w:lvl w:ilvl="8" w:tplc="8C704FD0">
       <w:numFmt w:val="decimal"/>
       <w:lvlText w:val=""/>
       <w:lvlJc w:val="left"/>
     </w:lvl>
   </w:abstractNum>
   <w:abstractNum w:abstractNumId="3" w15:restartNumberingAfterBreak="0">
-    <w:nsid w:val="58AA3362"/>
+    <w:nsid w:val="3B601936"/>
     <w:multiLevelType w:val="hybridMultilevel"/>
-    <w:tmpl w:val="D5D4BDBC"/>
-    <w:lvl w:ilvl="0" w:tplc="5A6C7910">
+    <w:tmpl w:val="BBCE50EC"/>
+    <w:lvl w:ilvl="0" w:tplc="FB56B68C">
       <w:start w:val="1"/>
       <w:numFmt w:val="bullet"/>
       <w:lvlText w:val="●"/>
@@ -6862,7 +6862,7 @@
         <w:ind w:left="720" w:hanging="360"/>
       </w:pPr>
     </w:lvl>
-    <w:lvl w:ilvl="1" w:tplc="EEA28506">
+    <w:lvl w:ilvl="1" w:tplc="B762A3C2">
       <w:start w:val="1"/>
       <w:numFmt w:val="bullet"/>
       <w:lvlText w:val="○"/>
@@ -6871,7 +6871,7 @@
         <w:ind w:left="1440" w:hanging="360"/>
       </w:pPr>
     </w:lvl>
-    <w:lvl w:ilvl="2" w:tplc="D004B2A0">
+    <w:lvl w:ilvl="2" w:tplc="EEE2FE82">
       <w:start w:val="1"/>
       <w:numFmt w:val="bullet"/>
       <w:lvlText w:val="■"/>
@@ -6880,7 +6880,7 @@
         <w:ind w:left="2160" w:hanging="360"/>
       </w:pPr>
     </w:lvl>
-    <w:lvl w:ilvl="3" w:tplc="2FCAA5DE">
+    <w:lvl w:ilvl="3" w:tplc="69BA62BA">
       <w:start w:val="1"/>
       <w:numFmt w:val="bullet"/>
       <w:lvlText w:val="●"/>
@@ -6889,7 +6889,7 @@
         <w:ind w:left="2880" w:hanging="360"/>
       </w:pPr>
     </w:lvl>
-    <w:lvl w:ilvl="4" w:tplc="CA92E86E">
+    <w:lvl w:ilvl="4" w:tplc="D328592E">
       <w:start w:val="1"/>
       <w:numFmt w:val="bullet"/>
       <w:lvlText w:val="○"/>
@@ -6898,7 +6898,7 @@
         <w:ind w:left="3600" w:hanging="360"/>
       </w:pPr>
     </w:lvl>
-    <w:lvl w:ilvl="5" w:tplc="7CCCFA12">
+    <w:lvl w:ilvl="5" w:tplc="B824BF34">
       <w:start w:val="1"/>
       <w:numFmt w:val="bullet"/>
       <w:lvlText w:val="■"/>
@@ -6907,7 +6907,7 @@
         <w:ind w:left="4320" w:hanging="360"/>
       </w:pPr>
     </w:lvl>
-    <w:lvl w:ilvl="6" w:tplc="3D80C6D0">
+    <w:lvl w:ilvl="6" w:tplc="B1B4B284">
       <w:start w:val="1"/>
       <w:numFmt w:val="bullet"/>
       <w:lvlText w:val="●"/>
@@ -6916,7 +6916,7 @@
         <w:ind w:left="5040" w:hanging="360"/>
       </w:pPr>
     </w:lvl>
-    <w:lvl w:ilvl="7" w:tplc="8B720838">
+    <w:lvl w:ilvl="7" w:tplc="F8603AF0">
       <w:start w:val="1"/>
       <w:numFmt w:val="bullet"/>
       <w:lvlText w:val="●"/>
@@ -6925,7 +6925,7 @@
         <w:ind w:left="5760" w:hanging="360"/>
       </w:pPr>
     </w:lvl>
-    <w:lvl w:ilvl="8" w:tplc="AB602D6E">
+    <w:lvl w:ilvl="8" w:tplc="60028B2A">
       <w:start w:val="1"/>
       <w:numFmt w:val="bullet"/>
       <w:lvlText w:val="●"/>
@@ -6936,10 +6936,10 @@
     </w:lvl>
   </w:abstractNum>
   <w:abstractNum w:abstractNumId="4" w15:restartNumberingAfterBreak="0">
-    <w:nsid w:val="5EBE6540"/>
+    <w:nsid w:val="70473053"/>
     <w:multiLevelType w:val="hybridMultilevel"/>
-    <w:tmpl w:val="2DACA1C2"/>
-    <w:lvl w:ilvl="0" w:tplc="19701F12">
+    <w:tmpl w:val="21586F88"/>
+    <w:lvl w:ilvl="0" w:tplc="24FC30EC">
       <w:start w:val="1"/>
       <w:numFmt w:val="decimal"/>
       <w:lvlText w:val="%1."/>
@@ -6953,52 +6953,52 @@
         <w:color w:val="A67C27"/>
       </w:rPr>
     </w:lvl>
-    <w:lvl w:ilvl="1" w:tplc="53F0A08C">
+    <w:lvl w:ilvl="1" w:tplc="501E0A46">
       <w:numFmt w:val="decimal"/>
       <w:lvlText w:val=""/>
       <w:lvlJc w:val="left"/>
     </w:lvl>
-    <w:lvl w:ilvl="2" w:tplc="9AE0FD58">
+    <w:lvl w:ilvl="2" w:tplc="76FE7794">
       <w:numFmt w:val="decimal"/>
       <w:lvlText w:val=""/>
       <w:lvlJc w:val="left"/>
     </w:lvl>
-    <w:lvl w:ilvl="3" w:tplc="E43A3A9C">
+    <w:lvl w:ilvl="3" w:tplc="EFA89B6A">
       <w:numFmt w:val="decimal"/>
       <w:lvlText w:val=""/>
       <w:lvlJc w:val="left"/>
     </w:lvl>
-    <w:lvl w:ilvl="4" w:tplc="BF4EB66A">
+    <w:lvl w:ilvl="4" w:tplc="CCA0CBC6">
       <w:numFmt w:val="decimal"/>
       <w:lvlText w:val=""/>
       <w:lvlJc w:val="left"/>
     </w:lvl>
-    <w:lvl w:ilvl="5" w:tplc="B47C687E">
+    <w:lvl w:ilvl="5" w:tplc="1DA0F950">
       <w:numFmt w:val="decimal"/>
       <w:lvlText w:val=""/>
       <w:lvlJc w:val="left"/>
     </w:lvl>
-    <w:lvl w:ilvl="6" w:tplc="3336FF7C">
+    <w:lvl w:ilvl="6" w:tplc="2E40B3D4">
       <w:numFmt w:val="decimal"/>
       <w:lvlText w:val=""/>
       <w:lvlJc w:val="left"/>
     </w:lvl>
-    <w:lvl w:ilvl="7" w:tplc="CAE0671E">
+    <w:lvl w:ilvl="7" w:tplc="3CCE06A8">
       <w:numFmt w:val="decimal"/>
       <w:lvlText w:val=""/>
       <w:lvlJc w:val="left"/>
     </w:lvl>
-    <w:lvl w:ilvl="8" w:tplc="6420A0B2">
+    <w:lvl w:ilvl="8" w:tplc="C7CA1558">
       <w:numFmt w:val="decimal"/>
       <w:lvlText w:val=""/>
       <w:lvlJc w:val="left"/>
     </w:lvl>
   </w:abstractNum>
   <w:abstractNum w:abstractNumId="5" w15:restartNumberingAfterBreak="0">
-    <w:nsid w:val="61FA0593"/>
+    <w:nsid w:val="7E4E4CE2"/>
     <w:multiLevelType w:val="hybridMultilevel"/>
-    <w:tmpl w:val="253A9B1A"/>
-    <w:lvl w:ilvl="0" w:tplc="B4C47362">
+    <w:tmpl w:val="A0428C8C"/>
+    <w:lvl w:ilvl="0" w:tplc="5454B27C">
       <w:start w:val="1"/>
       <w:numFmt w:val="decimal"/>
       <w:lvlText w:val="%1."/>
@@ -7012,79 +7012,79 @@
         <w:color w:val="A67C27"/>
       </w:rPr>
     </w:lvl>
-    <w:lvl w:ilvl="1" w:tplc="E900694C">
+    <w:lvl w:ilvl="1" w:tplc="E3EC6716">
       <w:numFmt w:val="decimal"/>
       <w:lvlText w:val=""/>
       <w:lvlJc w:val="left"/>
     </w:lvl>
-    <w:lvl w:ilvl="2" w:tplc="FCA25F98">
+    <w:lvl w:ilvl="2" w:tplc="587E5E0E">
       <w:numFmt w:val="decimal"/>
       <w:lvlText w:val=""/>
       <w:lvlJc w:val="left"/>
     </w:lvl>
-    <w:lvl w:ilvl="3" w:tplc="B418823A">
+    <w:lvl w:ilvl="3" w:tplc="C94E299C">
       <w:numFmt w:val="decimal"/>
       <w:lvlText w:val=""/>
       <w:lvlJc w:val="left"/>
     </w:lvl>
-    <w:lvl w:ilvl="4" w:tplc="53765F98">
+    <w:lvl w:ilvl="4" w:tplc="AF606DAA">
       <w:numFmt w:val="decimal"/>
       <w:lvlText w:val=""/>
       <w:lvlJc w:val="left"/>
     </w:lvl>
-    <w:lvl w:ilvl="5" w:tplc="E0304FE4">
+    <w:lvl w:ilvl="5" w:tplc="90AA6F64">
       <w:numFmt w:val="decimal"/>
       <w:lvlText w:val=""/>
       <w:lvlJc w:val="left"/>
     </w:lvl>
-    <w:lvl w:ilvl="6" w:tplc="2F52ABE6">
+    <w:lvl w:ilvl="6" w:tplc="E3DACF8E">
       <w:numFmt w:val="decimal"/>
       <w:lvlText w:val=""/>
       <w:lvlJc w:val="left"/>
     </w:lvl>
-    <w:lvl w:ilvl="7" w:tplc="032E3982">
+    <w:lvl w:ilvl="7" w:tplc="014AD886">
       <w:numFmt w:val="decimal"/>
       <w:lvlText w:val=""/>
       <w:lvlJc w:val="left"/>
     </w:lvl>
-    <w:lvl w:ilvl="8" w:tplc="8A428E7A">
+    <w:lvl w:ilvl="8" w:tplc="33B8984C">
       <w:numFmt w:val="decimal"/>
       <w:lvlText w:val=""/>
       <w:lvlJc w:val="left"/>
     </w:lvl>
   </w:abstractNum>
-  <w:num w:numId="1" w16cid:durableId="1841920005">
+  <w:num w:numId="1" w16cid:durableId="654990409">
     <w:abstractNumId w:val="3"/>
     <w:lvlOverride w:ilvl="0">
       <w:startOverride w:val="1"/>
     </w:lvlOverride>
   </w:num>
-  <w:num w:numId="2" w16cid:durableId="1927379961">
+  <w:num w:numId="2" w16cid:durableId="2010860753">
     <w:abstractNumId w:val="0"/>
     <w:lvlOverride w:ilvl="0">
       <w:startOverride w:val="1"/>
     </w:lvlOverride>
   </w:num>
-  <w:num w:numId="3" w16cid:durableId="1179387000">
-    <w:abstractNumId w:val="1"/>
+  <w:num w:numId="3" w16cid:durableId="1155024791">
+    <w:abstractNumId w:val="4"/>
     <w:lvlOverride w:ilvl="0">
       <w:startOverride w:val="1"/>
     </w:lvlOverride>
   </w:num>
-  <w:num w:numId="4" w16cid:durableId="301155455">
+  <w:num w:numId="4" w16cid:durableId="1423642552">
+    <w:abstractNumId w:val="2"/>
+    <w:lvlOverride w:ilvl="0">
+      <w:startOverride w:val="1"/>
+    </w:lvlOverride>
+  </w:num>
+  <w:num w:numId="5" w16cid:durableId="1278097919">
     <w:abstractNumId w:val="5"/>
     <w:lvlOverride w:ilvl="0">
       <w:startOverride w:val="1"/>
     </w:lvlOverride>
   </w:num>
-  <w:num w:numId="5" w16cid:durableId="153574209">
-    <w:abstractNumId w:val="2"/>
-    <w:lvlOverride w:ilvl="0">
-      <w:startOverride w:val="1"/>
-    </w:lvlOverride>
-  </w:num>
-  <w:num w:numId="6" w16cid:durableId="1495029236">
-    <w:abstractNumId w:val="4"/>
+  <w:num w:numId="6" w16cid:durableId="438835632">
+    <w:abstractNumId w:val="1"/>
     <w:lvlOverride w:ilvl="0">
       <w:startOverride w:val="1"/>
     </w:lvlOverride>
@@ -7710,7 +7710,7 @@
     <w:autoRedefine/>
     <w:uiPriority w:val="39"/>
     <w:unhideWhenUsed/>
-    <w:rsid w:val="008D4F55"/>
+    <w:rsid w:val="00034282"/>
     <w:pPr>
       <w:spacing w:after="100"/>
     </w:pPr>
@@ -7722,7 +7722,7 @@
     <w:autoRedefine/>
     <w:uiPriority w:val="39"/>
     <w:unhideWhenUsed/>
-    <w:rsid w:val="008D4F55"/>
+    <w:rsid w:val="00034282"/>
     <w:pPr>
       <w:spacing w:after="100"/>
       <w:ind w:left="210"/>

--- a/docs/manuals/Respondent_Guide.docx
+++ b/docs/manuals/Respondent_Guide.docx
@@ -469,7 +469,7 @@
                 <w:sz w:val="19"/>
                 <w:szCs w:val="19"/>
               </w:rPr>
-              <w:t>Version 1.31 · 11 October 2026</w:t>
+              <w:t>Version 1.32 · 11 October 2026</w:t>
             </w:r>
           </w:p>
         </w:tc>
@@ -538,7 +538,7 @@
     <w:sdt>
       <w:sdtPr>
         <w:alias w:val="Contents"/>
-        <w:id w:val="724795702"/>
+        <w:id w:val="2081322218"/>
       </w:sdtPr>
       <w:sdtEndPr/>
       <w:sdtContent>
@@ -567,7 +567,7 @@
           <w:r>
             <w:fldChar w:fldCharType="separate"/>
           </w:r>
-          <w:hyperlink w:anchor="_Toc242613495" w:history="1">
+          <w:hyperlink w:anchor="_Toc242614860" w:history="1">
             <w:r>
               <w:rPr>
                 <w:rStyle w:val="Hyperlink"/>
@@ -591,7 +591,7 @@
               <w:rPr>
                 <w:noProof/>
               </w:rPr>
-              <w:instrText xml:space="preserve"> PAGEREF _Toc242613495 \h </w:instrText>
+              <w:instrText xml:space="preserve"> PAGEREF _Toc242614860 \h </w:instrText>
             </w:r>
             <w:r>
               <w:rPr>
@@ -634,7 +634,7 @@
               <w14:ligatures w14:val="standardContextual"/>
             </w:rPr>
           </w:pPr>
-          <w:hyperlink w:anchor="_Toc242613496" w:history="1">
+          <w:hyperlink w:anchor="_Toc242614861" w:history="1">
             <w:r>
               <w:rPr>
                 <w:rStyle w:val="Hyperlink"/>
@@ -658,7 +658,7 @@
               <w:rPr>
                 <w:noProof/>
               </w:rPr>
-              <w:instrText xml:space="preserve"> PAGEREF _Toc242613496 \h </w:instrText>
+              <w:instrText xml:space="preserve"> PAGEREF _Toc242614861 \h </w:instrText>
             </w:r>
             <w:r>
               <w:rPr>
@@ -701,7 +701,7 @@
               <w14:ligatures w14:val="standardContextual"/>
             </w:rPr>
           </w:pPr>
-          <w:hyperlink w:anchor="_Toc242613497" w:history="1">
+          <w:hyperlink w:anchor="_Toc242614862" w:history="1">
             <w:r>
               <w:rPr>
                 <w:rStyle w:val="Hyperlink"/>
@@ -725,7 +725,7 @@
               <w:rPr>
                 <w:noProof/>
               </w:rPr>
-              <w:instrText xml:space="preserve"> PAGEREF _Toc242613497 \h </w:instrText>
+              <w:instrText xml:space="preserve"> PAGEREF _Toc242614862 \h </w:instrText>
             </w:r>
             <w:r>
               <w:rPr>
@@ -768,7 +768,7 @@
               <w14:ligatures w14:val="standardContextual"/>
             </w:rPr>
           </w:pPr>
-          <w:hyperlink w:anchor="_Toc242613498" w:history="1">
+          <w:hyperlink w:anchor="_Toc242614863" w:history="1">
             <w:r>
               <w:rPr>
                 <w:rStyle w:val="Hyperlink"/>
@@ -792,7 +792,7 @@
               <w:rPr>
                 <w:noProof/>
               </w:rPr>
-              <w:instrText xml:space="preserve"> PAGEREF _Toc242613498 \h </w:instrText>
+              <w:instrText xml:space="preserve"> PAGEREF _Toc242614863 \h </w:instrText>
             </w:r>
             <w:r>
               <w:rPr>
@@ -835,7 +835,7 @@
               <w14:ligatures w14:val="standardContextual"/>
             </w:rPr>
           </w:pPr>
-          <w:hyperlink w:anchor="_Toc242613499" w:history="1">
+          <w:hyperlink w:anchor="_Toc242614864" w:history="1">
             <w:r>
               <w:rPr>
                 <w:rStyle w:val="Hyperlink"/>
@@ -859,7 +859,7 @@
               <w:rPr>
                 <w:noProof/>
               </w:rPr>
-              <w:instrText xml:space="preserve"> PAGEREF _Toc242613499 \h </w:instrText>
+              <w:instrText xml:space="preserve"> PAGEREF _Toc242614864 \h </w:instrText>
             </w:r>
             <w:r>
               <w:rPr>
@@ -902,7 +902,7 @@
               <w14:ligatures w14:val="standardContextual"/>
             </w:rPr>
           </w:pPr>
-          <w:hyperlink w:anchor="_Toc242613500" w:history="1">
+          <w:hyperlink w:anchor="_Toc242614865" w:history="1">
             <w:r>
               <w:rPr>
                 <w:rStyle w:val="Hyperlink"/>
@@ -926,7 +926,7 @@
               <w:rPr>
                 <w:noProof/>
               </w:rPr>
-              <w:instrText xml:space="preserve"> PAGEREF _Toc242613500 \h </w:instrText>
+              <w:instrText xml:space="preserve"> PAGEREF _Toc242614865 \h </w:instrText>
             </w:r>
             <w:r>
               <w:rPr>
@@ -969,7 +969,7 @@
               <w14:ligatures w14:val="standardContextual"/>
             </w:rPr>
           </w:pPr>
-          <w:hyperlink w:anchor="_Toc242613501" w:history="1">
+          <w:hyperlink w:anchor="_Toc242614866" w:history="1">
             <w:r>
               <w:rPr>
                 <w:rStyle w:val="Hyperlink"/>
@@ -993,7 +993,7 @@
               <w:rPr>
                 <w:noProof/>
               </w:rPr>
-              <w:instrText xml:space="preserve"> PAGEREF _Toc242613501 \h </w:instrText>
+              <w:instrText xml:space="preserve"> PAGEREF _Toc242614866 \h </w:instrText>
             </w:r>
             <w:r>
               <w:rPr>
@@ -1036,7 +1036,7 @@
               <w14:ligatures w14:val="standardContextual"/>
             </w:rPr>
           </w:pPr>
-          <w:hyperlink w:anchor="_Toc242613502" w:history="1">
+          <w:hyperlink w:anchor="_Toc242614867" w:history="1">
             <w:r>
               <w:rPr>
                 <w:rStyle w:val="Hyperlink"/>
@@ -1060,7 +1060,7 @@
               <w:rPr>
                 <w:noProof/>
               </w:rPr>
-              <w:instrText xml:space="preserve"> PAGEREF _Toc242613502 \h </w:instrText>
+              <w:instrText xml:space="preserve"> PAGEREF _Toc242614867 \h </w:instrText>
             </w:r>
             <w:r>
               <w:rPr>
@@ -1103,7 +1103,7 @@
               <w14:ligatures w14:val="standardContextual"/>
             </w:rPr>
           </w:pPr>
-          <w:hyperlink w:anchor="_Toc242613503" w:history="1">
+          <w:hyperlink w:anchor="_Toc242614868" w:history="1">
             <w:r>
               <w:rPr>
                 <w:rStyle w:val="Hyperlink"/>
@@ -1127,7 +1127,7 @@
               <w:rPr>
                 <w:noProof/>
               </w:rPr>
-              <w:instrText xml:space="preserve"> PAGEREF _Toc242613503 \h </w:instrText>
+              <w:instrText xml:space="preserve"> PAGEREF _Toc242614868 \h </w:instrText>
             </w:r>
             <w:r>
               <w:rPr>
@@ -1170,7 +1170,7 @@
               <w14:ligatures w14:val="standardContextual"/>
             </w:rPr>
           </w:pPr>
-          <w:hyperlink w:anchor="_Toc242613504" w:history="1">
+          <w:hyperlink w:anchor="_Toc242614869" w:history="1">
             <w:r>
               <w:rPr>
                 <w:rStyle w:val="Hyperlink"/>
@@ -1194,7 +1194,7 @@
               <w:rPr>
                 <w:noProof/>
               </w:rPr>
-              <w:instrText xml:space="preserve"> PAGEREF _Toc242613504 \h </w:instrText>
+              <w:instrText xml:space="preserve"> PAGEREF _Toc242614869 \h </w:instrText>
             </w:r>
             <w:r>
               <w:rPr>
@@ -1237,7 +1237,7 @@
               <w14:ligatures w14:val="standardContextual"/>
             </w:rPr>
           </w:pPr>
-          <w:hyperlink w:anchor="_Toc242613505" w:history="1">
+          <w:hyperlink w:anchor="_Toc242614870" w:history="1">
             <w:r>
               <w:rPr>
                 <w:rStyle w:val="Hyperlink"/>
@@ -1261,7 +1261,7 @@
               <w:rPr>
                 <w:noProof/>
               </w:rPr>
-              <w:instrText xml:space="preserve"> PAGEREF _Toc242613505 \h </w:instrText>
+              <w:instrText xml:space="preserve"> PAGEREF _Toc242614870 \h </w:instrText>
             </w:r>
             <w:r>
               <w:rPr>
@@ -1304,7 +1304,7 @@
               <w14:ligatures w14:val="standardContextual"/>
             </w:rPr>
           </w:pPr>
-          <w:hyperlink w:anchor="_Toc242613506" w:history="1">
+          <w:hyperlink w:anchor="_Toc242614871" w:history="1">
             <w:r>
               <w:rPr>
                 <w:rStyle w:val="Hyperlink"/>
@@ -1328,7 +1328,7 @@
               <w:rPr>
                 <w:noProof/>
               </w:rPr>
-              <w:instrText xml:space="preserve"> PAGEREF _Toc242613506 \h </w:instrText>
+              <w:instrText xml:space="preserve"> PAGEREF _Toc242614871 \h </w:instrText>
             </w:r>
             <w:r>
               <w:rPr>
@@ -1371,7 +1371,7 @@
               <w14:ligatures w14:val="standardContextual"/>
             </w:rPr>
           </w:pPr>
-          <w:hyperlink w:anchor="_Toc242613507" w:history="1">
+          <w:hyperlink w:anchor="_Toc242614872" w:history="1">
             <w:r>
               <w:rPr>
                 <w:rStyle w:val="Hyperlink"/>
@@ -1395,7 +1395,7 @@
               <w:rPr>
                 <w:noProof/>
               </w:rPr>
-              <w:instrText xml:space="preserve"> PAGEREF _Toc242613507 \h </w:instrText>
+              <w:instrText xml:space="preserve"> PAGEREF _Toc242614872 \h </w:instrText>
             </w:r>
             <w:r>
               <w:rPr>
@@ -1438,7 +1438,7 @@
               <w14:ligatures w14:val="standardContextual"/>
             </w:rPr>
           </w:pPr>
-          <w:hyperlink w:anchor="_Toc242613508" w:history="1">
+          <w:hyperlink w:anchor="_Toc242614873" w:history="1">
             <w:r>
               <w:rPr>
                 <w:rStyle w:val="Hyperlink"/>
@@ -1462,7 +1462,7 @@
               <w:rPr>
                 <w:noProof/>
               </w:rPr>
-              <w:instrText xml:space="preserve"> PAGEREF _Toc242613508 \h </w:instrText>
+              <w:instrText xml:space="preserve"> PAGEREF _Toc242614873 \h </w:instrText>
             </w:r>
             <w:r>
               <w:rPr>
@@ -1505,7 +1505,7 @@
               <w14:ligatures w14:val="standardContextual"/>
             </w:rPr>
           </w:pPr>
-          <w:hyperlink w:anchor="_Toc242613509" w:history="1">
+          <w:hyperlink w:anchor="_Toc242614874" w:history="1">
             <w:r>
               <w:rPr>
                 <w:rStyle w:val="Hyperlink"/>
@@ -1529,7 +1529,7 @@
               <w:rPr>
                 <w:noProof/>
               </w:rPr>
-              <w:instrText xml:space="preserve"> PAGEREF _Toc242613509 \h </w:instrText>
+              <w:instrText xml:space="preserve"> PAGEREF _Toc242614874 \h </w:instrText>
             </w:r>
             <w:r>
               <w:rPr>
@@ -1572,7 +1572,7 @@
               <w14:ligatures w14:val="standardContextual"/>
             </w:rPr>
           </w:pPr>
-          <w:hyperlink w:anchor="_Toc242613510" w:history="1">
+          <w:hyperlink w:anchor="_Toc242614875" w:history="1">
             <w:r>
               <w:rPr>
                 <w:rStyle w:val="Hyperlink"/>
@@ -1596,7 +1596,7 @@
               <w:rPr>
                 <w:noProof/>
               </w:rPr>
-              <w:instrText xml:space="preserve"> PAGEREF _Toc242613510 \h </w:instrText>
+              <w:instrText xml:space="preserve"> PAGEREF _Toc242614875 \h </w:instrText>
             </w:r>
             <w:r>
               <w:rPr>
@@ -1639,7 +1639,7 @@
               <w14:ligatures w14:val="standardContextual"/>
             </w:rPr>
           </w:pPr>
-          <w:hyperlink w:anchor="_Toc242613511" w:history="1">
+          <w:hyperlink w:anchor="_Toc242614876" w:history="1">
             <w:r>
               <w:rPr>
                 <w:rStyle w:val="Hyperlink"/>
@@ -1663,7 +1663,7 @@
               <w:rPr>
                 <w:noProof/>
               </w:rPr>
-              <w:instrText xml:space="preserve"> PAGEREF _Toc242613511 \h </w:instrText>
+              <w:instrText xml:space="preserve"> PAGEREF _Toc242614876 \h </w:instrText>
             </w:r>
             <w:r>
               <w:rPr>
@@ -1706,7 +1706,7 @@
               <w14:ligatures w14:val="standardContextual"/>
             </w:rPr>
           </w:pPr>
-          <w:hyperlink w:anchor="_Toc242613512" w:history="1">
+          <w:hyperlink w:anchor="_Toc242614877" w:history="1">
             <w:r>
               <w:rPr>
                 <w:rStyle w:val="Hyperlink"/>
@@ -1730,7 +1730,7 @@
               <w:rPr>
                 <w:noProof/>
               </w:rPr>
-              <w:instrText xml:space="preserve"> PAGEREF _Toc242613512 \h </w:instrText>
+              <w:instrText xml:space="preserve"> PAGEREF _Toc242614877 \h </w:instrText>
             </w:r>
             <w:r>
               <w:rPr>
@@ -1773,7 +1773,7 @@
               <w14:ligatures w14:val="standardContextual"/>
             </w:rPr>
           </w:pPr>
-          <w:hyperlink w:anchor="_Toc242613513" w:history="1">
+          <w:hyperlink w:anchor="_Toc242614878" w:history="1">
             <w:r>
               <w:rPr>
                 <w:rStyle w:val="Hyperlink"/>
@@ -1797,7 +1797,7 @@
               <w:rPr>
                 <w:noProof/>
               </w:rPr>
-              <w:instrText xml:space="preserve"> PAGEREF _Toc242613513 \h </w:instrText>
+              <w:instrText xml:space="preserve"> PAGEREF _Toc242614878 \h </w:instrText>
             </w:r>
             <w:r>
               <w:rPr>
@@ -1840,7 +1840,7 @@
               <w14:ligatures w14:val="standardContextual"/>
             </w:rPr>
           </w:pPr>
-          <w:hyperlink w:anchor="_Toc242613514" w:history="1">
+          <w:hyperlink w:anchor="_Toc242614879" w:history="1">
             <w:r>
               <w:rPr>
                 <w:rStyle w:val="Hyperlink"/>
@@ -1864,7 +1864,7 @@
               <w:rPr>
                 <w:noProof/>
               </w:rPr>
-              <w:instrText xml:space="preserve"> PAGEREF _Toc242613514 \h </w:instrText>
+              <w:instrText xml:space="preserve"> PAGEREF _Toc242614879 \h </w:instrText>
             </w:r>
             <w:r>
               <w:rPr>
@@ -1907,7 +1907,7 @@
               <w14:ligatures w14:val="standardContextual"/>
             </w:rPr>
           </w:pPr>
-          <w:hyperlink w:anchor="_Toc242613515" w:history="1">
+          <w:hyperlink w:anchor="_Toc242614880" w:history="1">
             <w:r>
               <w:rPr>
                 <w:rStyle w:val="Hyperlink"/>
@@ -1931,7 +1931,7 @@
               <w:rPr>
                 <w:noProof/>
               </w:rPr>
-              <w:instrText xml:space="preserve"> PAGEREF _Toc242613515 \h </w:instrText>
+              <w:instrText xml:space="preserve"> PAGEREF _Toc242614880 \h </w:instrText>
             </w:r>
             <w:r>
               <w:rPr>
@@ -1974,7 +1974,7 @@
               <w14:ligatures w14:val="standardContextual"/>
             </w:rPr>
           </w:pPr>
-          <w:hyperlink w:anchor="_Toc242613516" w:history="1">
+          <w:hyperlink w:anchor="_Toc242614881" w:history="1">
             <w:r>
               <w:rPr>
                 <w:rStyle w:val="Hyperlink"/>
@@ -1998,7 +1998,7 @@
               <w:rPr>
                 <w:noProof/>
               </w:rPr>
-              <w:instrText xml:space="preserve"> PAGEREF _Toc242613516 \h </w:instrText>
+              <w:instrText xml:space="preserve"> PAGEREF _Toc242614881 \h </w:instrText>
             </w:r>
             <w:r>
               <w:rPr>
@@ -2041,7 +2041,7 @@
               <w14:ligatures w14:val="standardContextual"/>
             </w:rPr>
           </w:pPr>
-          <w:hyperlink w:anchor="_Toc242613517" w:history="1">
+          <w:hyperlink w:anchor="_Toc242614882" w:history="1">
             <w:r>
               <w:rPr>
                 <w:rStyle w:val="Hyperlink"/>
@@ -2065,7 +2065,7 @@
               <w:rPr>
                 <w:noProof/>
               </w:rPr>
-              <w:instrText xml:space="preserve"> PAGEREF _Toc242613517 \h </w:instrText>
+              <w:instrText xml:space="preserve"> PAGEREF _Toc242614882 \h </w:instrText>
             </w:r>
             <w:r>
               <w:rPr>
@@ -2104,7 +2104,7 @@
         <w:pStyle w:val="Heading1"/>
         <w:pageBreakBefore/>
       </w:pPr>
-      <w:bookmarkStart w:id="0" w:name="_Toc242613495"/>
+      <w:bookmarkStart w:id="0" w:name="_Toc242614860"/>
       <w:r>
         <w:lastRenderedPageBreak/>
         <w:t>1. Welcome</w:t>
@@ -2520,7 +2520,7 @@
       <w:pPr>
         <w:pStyle w:val="Heading2"/>
       </w:pPr>
-      <w:bookmarkStart w:id="1" w:name="_Toc242613496"/>
+      <w:bookmarkStart w:id="1" w:name="_Toc242614861"/>
       <w:r>
         <w:t>What you should know first</w:t>
       </w:r>
@@ -2638,7 +2638,7 @@
         <w:pStyle w:val="Heading1"/>
         <w:pageBreakBefore/>
       </w:pPr>
-      <w:bookmarkStart w:id="2" w:name="_Toc242613497"/>
+      <w:bookmarkStart w:id="2" w:name="_Toc242614862"/>
       <w:r>
         <w:lastRenderedPageBreak/>
         <w:t>2. What you need</w:t>
@@ -2867,7 +2867,7 @@
         <w:pStyle w:val="Heading1"/>
         <w:pageBreakBefore/>
       </w:pPr>
-      <w:bookmarkStart w:id="3" w:name="_Toc242613498"/>
+      <w:bookmarkStart w:id="3" w:name="_Toc242614863"/>
       <w:r>
         <w:lastRenderedPageBreak/>
         <w:t>3. Taking part, step by step</w:t>
@@ -2878,7 +2878,7 @@
       <w:pPr>
         <w:pStyle w:val="Heading2"/>
       </w:pPr>
-      <w:bookmarkStart w:id="4" w:name="_Toc242613499"/>
+      <w:bookmarkStart w:id="4" w:name="_Toc242614864"/>
       <w:r>
         <w:t>Step 1 — Open your link</w:t>
       </w:r>
@@ -2896,7 +2896,7 @@
       <w:pPr>
         <w:pStyle w:val="Heading2"/>
       </w:pPr>
-      <w:bookmarkStart w:id="5" w:name="_Toc242613500"/>
+      <w:bookmarkStart w:id="5" w:name="_Toc242614865"/>
       <w:r>
         <w:t>Step 2 — Confirm your organisation</w:t>
       </w:r>
@@ -2931,7 +2931,7 @@
           <w:noProof/>
         </w:rPr>
         <w:drawing>
-          <wp:inline distT="0" distB="0" distL="0" distR="0" wp14:anchorId="682207FF" wp14:editId="7C99BF23">
+          <wp:inline distT="0" distB="0" distL="0" distR="0" wp14:anchorId="0849C5D0" wp14:editId="11366999">
             <wp:extent cx="2476500" cy="3362325"/>
             <wp:effectExtent l="0" t="0" r="0" b="0"/>
             <wp:docPr id="1" name="resp_01_confirm.jpg" descr="Confirming the organisation." title="Confirming the organisation."/>
@@ -3000,7 +3000,7 @@
       <w:pPr>
         <w:pStyle w:val="Heading2"/>
       </w:pPr>
-      <w:bookmarkStart w:id="6" w:name="_Toc242613501"/>
+      <w:bookmarkStart w:id="6" w:name="_Toc242614866"/>
       <w:r>
         <w:t>Step 3 — Tell us a little about you</w:t>
       </w:r>
@@ -3092,7 +3092,7 @@
         </w:rPr>
         <w:lastRenderedPageBreak/>
         <w:drawing>
-          <wp:inline distT="0" distB="0" distL="0" distR="0" wp14:anchorId="3146AB6F" wp14:editId="7F2B95C4">
+          <wp:inline distT="0" distB="0" distL="0" distR="0" wp14:anchorId="6F7DCC6D" wp14:editId="48185421">
             <wp:extent cx="2476500" cy="3362325"/>
             <wp:effectExtent l="0" t="0" r="0" b="0"/>
             <wp:docPr id="2" name="resp_02_eligibility.jpg" descr="A little about you." title="A little about you."/>
@@ -3247,7 +3247,7 @@
       <w:pPr>
         <w:pStyle w:val="Heading2"/>
       </w:pPr>
-      <w:bookmarkStart w:id="7" w:name="_Toc242613502"/>
+      <w:bookmarkStart w:id="7" w:name="_Toc242614867"/>
       <w:r>
         <w:t>Step 4 — Read the participant information</w:t>
       </w:r>
@@ -3303,7 +3303,7 @@
         </w:rPr>
         <w:lastRenderedPageBreak/>
         <w:drawing>
-          <wp:inline distT="0" distB="0" distL="0" distR="0" wp14:anchorId="461D753E" wp14:editId="73279ADF">
+          <wp:inline distT="0" distB="0" distL="0" distR="0" wp14:anchorId="68604A6E" wp14:editId="51145300">
             <wp:extent cx="1076325" cy="4953000"/>
             <wp:effectExtent l="0" t="0" r="0" b="0"/>
             <wp:docPr id="3" name="resp_03_information_top.jpg" descr="Participant Information." title="Participant Information."/>
@@ -3372,7 +3372,7 @@
       <w:pPr>
         <w:pStyle w:val="Heading2"/>
       </w:pPr>
-      <w:bookmarkStart w:id="8" w:name="_Toc242613503"/>
+      <w:bookmarkStart w:id="8" w:name="_Toc242614868"/>
       <w:r>
         <w:t>Step 5 — Give your decision</w:t>
       </w:r>
@@ -3464,7 +3464,7 @@
         </w:rPr>
         <w:lastRenderedPageBreak/>
         <w:drawing>
-          <wp:inline distT="0" distB="0" distL="0" distR="0" wp14:anchorId="516D4490" wp14:editId="67EC2359">
+          <wp:inline distT="0" distB="0" distL="0" distR="0" wp14:anchorId="13C0F634" wp14:editId="6CB1DC24">
             <wp:extent cx="2476500" cy="4419600"/>
             <wp:effectExtent l="0" t="0" r="0" b="0"/>
             <wp:docPr id="4" name="resp_04_consent.jpg" descr="Your consent." title="Your consent."/>
@@ -3533,7 +3533,7 @@
       <w:pPr>
         <w:pStyle w:val="Heading2"/>
       </w:pPr>
-      <w:bookmarkStart w:id="9" w:name="_Toc242613504"/>
+      <w:bookmarkStart w:id="9" w:name="_Toc242614869"/>
       <w:r>
         <w:t>Step 6 — Check what we already know (only if shown)</w:t>
       </w:r>
@@ -3621,7 +3621,7 @@
       <w:pPr>
         <w:pStyle w:val="Heading2"/>
       </w:pPr>
-      <w:bookmarkStart w:id="10" w:name="_Toc242613505"/>
+      <w:bookmarkStart w:id="10" w:name="_Toc242614870"/>
       <w:r>
         <w:t>Step 7 — Choose how you would like to take part</w:t>
       </w:r>
@@ -3963,7 +3963,7 @@
         </w:rPr>
         <w:lastRenderedPageBreak/>
         <w:drawing>
-          <wp:inline distT="0" distB="0" distL="0" distR="0" wp14:anchorId="691501C5" wp14:editId="65F1C6BE">
+          <wp:inline distT="0" distB="0" distL="0" distR="0" wp14:anchorId="7E573434" wp14:editId="727ABB14">
             <wp:extent cx="2476500" cy="4533900"/>
             <wp:effectExtent l="0" t="0" r="0" b="0"/>
             <wp:docPr id="5" name="resp_06_choice.jpg" descr="How would you like to take part?" title="How would you like to take part?"/>
@@ -4032,7 +4032,7 @@
       <w:pPr>
         <w:pStyle w:val="Heading2"/>
       </w:pPr>
-      <w:bookmarkStart w:id="11" w:name="_Toc242613506"/>
+      <w:bookmarkStart w:id="11" w:name="_Toc242614871"/>
       <w:r>
         <w:t>Step 8a — Complete the questionnaire yourself</w:t>
       </w:r>
@@ -4167,7 +4167,7 @@
         </w:rPr>
         <w:lastRenderedPageBreak/>
         <w:drawing>
-          <wp:inline distT="0" distB="0" distL="0" distR="0" wp14:anchorId="0762619C" wp14:editId="64475771">
+          <wp:inline distT="0" distB="0" distL="0" distR="0" wp14:anchorId="6967E8C5" wp14:editId="5259CD2B">
             <wp:extent cx="2476500" cy="3362325"/>
             <wp:effectExtent l="0" t="0" r="0" b="0"/>
             <wp:docPr id="6" name="resp_07_ready.jpg" descr="Ready to begin." title="Ready to begin."/>
@@ -4243,7 +4243,7 @@
           <w:noProof/>
         </w:rPr>
         <w:drawing>
-          <wp:inline distT="0" distB="0" distL="0" distR="0" wp14:anchorId="1FF2659E" wp14:editId="31311087">
+          <wp:inline distT="0" distB="0" distL="0" distR="0" wp14:anchorId="5A20D146" wp14:editId="38093E6D">
             <wp:extent cx="2476500" cy="3362325"/>
             <wp:effectExtent l="0" t="0" r="0" b="0"/>
             <wp:docPr id="7" name="resp_07b_kobo_form.jpg" descr="The questionnaire's first page." title="The questionnaire's first page."/>
@@ -4515,7 +4515,7 @@
       <w:pPr>
         <w:pStyle w:val="Heading2"/>
       </w:pPr>
-      <w:bookmarkStart w:id="12" w:name="_Toc242613507"/>
+      <w:bookmarkStart w:id="12" w:name="_Toc242614872"/>
       <w:r>
         <w:lastRenderedPageBreak/>
         <w:t>Step 8b — Ask a researcher to call you</w:t>
@@ -4607,7 +4607,7 @@
           <w:noProof/>
         </w:rPr>
         <w:drawing>
-          <wp:inline distT="0" distB="0" distL="0" distR="0" wp14:anchorId="4253D260" wp14:editId="24BA83B8">
+          <wp:inline distT="0" distB="0" distL="0" distR="0" wp14:anchorId="55ACA6D3" wp14:editId="5B88D494">
             <wp:extent cx="2476500" cy="3362325"/>
             <wp:effectExtent l="0" t="0" r="0" b="0"/>
             <wp:docPr id="8" name="resp_08_appointment.jpg" descr="Choosing a time for a call." title="Choosing a time for a call."/>
@@ -4683,7 +4683,7 @@
           <w:noProof/>
         </w:rPr>
         <w:drawing>
-          <wp:inline distT="0" distB="0" distL="0" distR="0" wp14:anchorId="225BF154" wp14:editId="3C45E1EE">
+          <wp:inline distT="0" distB="0" distL="0" distR="0" wp14:anchorId="2B500922" wp14:editId="387B2F40">
             <wp:extent cx="2476500" cy="3676650"/>
             <wp:effectExtent l="0" t="0" r="0" b="0"/>
             <wp:docPr id="9" name="resp_09_done_appointment.jpg" descr="Your request has been sent." title="Your request has been sent."/>
@@ -4752,7 +4752,7 @@
       <w:pPr>
         <w:pStyle w:val="Heading2"/>
       </w:pPr>
-      <w:bookmarkStart w:id="13" w:name="_Toc242613508"/>
+      <w:bookmarkStart w:id="13" w:name="_Toc242614873"/>
       <w:r>
         <w:lastRenderedPageBreak/>
         <w:t>Step 9 — Finished</w:t>
@@ -4842,7 +4842,7 @@
         <w:pStyle w:val="Heading1"/>
         <w:pageBreakBefore/>
       </w:pPr>
-      <w:bookmarkStart w:id="14" w:name="_Toc242613509"/>
+      <w:bookmarkStart w:id="14" w:name="_Toc242614874"/>
       <w:r>
         <w:lastRenderedPageBreak/>
         <w:t>4. Reminders</w:t>
@@ -4862,7 +4862,7 @@
         <w:pStyle w:val="Heading1"/>
         <w:pageBreakBefore/>
       </w:pPr>
-      <w:bookmarkStart w:id="15" w:name="_Toc242613510"/>
+      <w:bookmarkStart w:id="15" w:name="_Toc242614875"/>
       <w:r>
         <w:lastRenderedPageBreak/>
         <w:t>5. Your rights and your information</w:t>
@@ -4987,7 +4987,7 @@
         <w:pStyle w:val="Heading1"/>
         <w:pageBreakBefore/>
       </w:pPr>
-      <w:bookmarkStart w:id="16" w:name="_Toc242613511"/>
+      <w:bookmarkStart w:id="16" w:name="_Toc242614876"/>
       <w:r>
         <w:lastRenderedPageBreak/>
         <w:t>6. Questions and answers</w:t>
@@ -5502,7 +5502,7 @@
           <w:noProof/>
         </w:rPr>
         <w:drawing>
-          <wp:inline distT="0" distB="0" distL="0" distR="0" wp14:anchorId="5FF94D10" wp14:editId="7A0E4456">
+          <wp:inline distT="0" distB="0" distL="0" distR="0" wp14:anchorId="68D0722E" wp14:editId="1FB936F0">
             <wp:extent cx="2476500" cy="2524125"/>
             <wp:effectExtent l="0" t="0" r="0" b="0"/>
             <wp:docPr id="10" name="resp_10_invalid_link.jpg" descr="What an invalid or expired link looks like." title="What an invalid or expired link looks like."/>
@@ -5572,7 +5572,7 @@
         <w:pStyle w:val="Heading1"/>
         <w:pageBreakBefore/>
       </w:pPr>
-      <w:bookmarkStart w:id="17" w:name="_Toc242613512"/>
+      <w:bookmarkStart w:id="17" w:name="_Toc242614877"/>
       <w:r>
         <w:lastRenderedPageBreak/>
         <w:t>7. If you were invited to a Key Informant Interview</w:t>
@@ -5808,7 +5808,7 @@
       <w:pPr>
         <w:pStyle w:val="Heading2"/>
       </w:pPr>
-      <w:bookmarkStart w:id="18" w:name="_Toc242613513"/>
+      <w:bookmarkStart w:id="18" w:name="_Toc242614878"/>
       <w:r>
         <w:t>Step 1 — Open your link</w:t>
       </w:r>
@@ -5826,7 +5826,7 @@
       <w:pPr>
         <w:pStyle w:val="Heading2"/>
       </w:pPr>
-      <w:bookmarkStart w:id="19" w:name="_Toc242613514"/>
+      <w:bookmarkStart w:id="19" w:name="_Toc242614879"/>
       <w:r>
         <w:t>Step 2 — Read the participant information</w:t>
       </w:r>
@@ -5864,7 +5864,7 @@
       <w:pPr>
         <w:pStyle w:val="Heading2"/>
       </w:pPr>
-      <w:bookmarkStart w:id="20" w:name="_Toc242613515"/>
+      <w:bookmarkStart w:id="20" w:name="_Toc242614880"/>
       <w:r>
         <w:t>Step 3 — Give your decision</w:t>
       </w:r>
@@ -5948,7 +5948,7 @@
       <w:pPr>
         <w:pStyle w:val="Heading2"/>
       </w:pPr>
-      <w:bookmarkStart w:id="21" w:name="_Toc242613516"/>
+      <w:bookmarkStart w:id="21" w:name="_Toc242614881"/>
       <w:r>
         <w:t>Step 4 — Start the interview</w:t>
       </w:r>
@@ -6111,7 +6111,7 @@
         <w:pStyle w:val="Heading1"/>
         <w:pageBreakBefore/>
       </w:pPr>
-      <w:bookmarkStart w:id="22" w:name="_Toc242613517"/>
+      <w:bookmarkStart w:id="22" w:name="_Toc242614882"/>
       <w:r>
         <w:lastRenderedPageBreak/>
         <w:t>8. Contact the research team</w:t>
@@ -6501,7 +6501,7 @@
         <w:sz w:val="16"/>
         <w:szCs w:val="16"/>
       </w:rPr>
-      <w:t>Version 1.31 · 11 October 2026</w:t>
+      <w:t>Version 1.32 · 11 October 2026</w:t>
     </w:r>
     <w:r>
       <w:rPr>
@@ -6674,68 +6674,69 @@
 <file path=word/numbering.xml><?xml version="1.0" encoding="utf-8"?>
 <w:numbering xmlns:wpc="http://schemas.microsoft.com/office/word/2010/wordprocessingCanvas" xmlns:cx="http://schemas.microsoft.com/office/drawing/2014/chartex" xmlns:cx1="http://schemas.microsoft.com/office/drawing/2015/9/8/chartex" xmlns:cx2="http://schemas.microsoft.com/office/drawing/2015/10/21/chartex" xmlns:cx3="http://schemas.microsoft.com/office/drawing/2016/5/9/chartex" xmlns:cx4="http://schemas.microsoft.com/office/drawing/2016/5/10/chartex" xmlns:cx5="http://schemas.microsoft.com/office/drawing/2016/5/11/chartex" xmlns:cx6="http://schemas.microsoft.com/office/drawing/2016/5/12/chartex" xmlns:cx7="http://schemas.microsoft.com/office/drawing/2016/5/13/chartex" xmlns:cx8="http://schemas.microsoft.com/office/drawing/2016/5/14/chartex" xmlns:mc="http://schemas.openxmlformats.org/markup-compatibility/2006" xmlns:aink="http://schemas.microsoft.com/office/drawing/2016/ink" xmlns:am3d="http://schemas.microsoft.com/office/drawing/2017/model3d" xmlns:o="urn:schemas-microsoft-com:office:office" xmlns:oel="http://schemas.microsoft.com/office/2019/extlst" xmlns:r="http://schemas.openxmlformats.org/officeDocument/2006/relationships" xmlns:m="http://schemas.openxmlformats.org/officeDocument/2006/math" xmlns:v="urn:schemas-microsoft-com:vml" xmlns:wp14="http://schemas.microsoft.com/office/word/2010/wordprocessingDrawing" xmlns:wp="http://schemas.openxmlformats.org/drawingml/2006/wordprocessingDrawing" xmlns:w10="urn:schemas-microsoft-com:office:word" xmlns:w="http://schemas.openxmlformats.org/wordprocessingml/2006/main" xmlns:w14="http://schemas.microsoft.com/office/word/2010/wordml" xmlns:w15="http://schemas.microsoft.com/office/word/2012/wordml" xmlns:w16cex="http://schemas.microsoft.com/office/word/2018/wordml/cex" xmlns:w16cid="http://schemas.microsoft.com/office/word/2016/wordml/cid" xmlns:w16="http://schemas.microsoft.com/office/word/2018/wordml" xmlns:w16sdtdh="http://schemas.microsoft.com/office/word/2020/wordml/sdtdatahash" xmlns:w16se="http://schemas.microsoft.com/office/word/2015/wordml/symex" xmlns:wpg="http://schemas.microsoft.com/office/word/2010/wordprocessingGroup" xmlns:wpi="http://schemas.microsoft.com/office/word/2010/wordprocessingInk" xmlns:wne="http://schemas.microsoft.com/office/word/2006/wordml" xmlns:wps="http://schemas.microsoft.com/office/word/2010/wordprocessingShape" mc:Ignorable="w14 w15 w16se w16cid w16 w16cex w16sdtdh wp14">
   <w:abstractNum w:abstractNumId="0" w15:restartNumberingAfterBreak="0">
-    <w:nsid w:val="0E563497"/>
+    <w:nsid w:val="0C65201B"/>
     <w:multiLevelType w:val="hybridMultilevel"/>
-    <w:tmpl w:val="747E6408"/>
-    <w:lvl w:ilvl="0" w:tplc="0F546782">
+    <w:tmpl w:val="A39E9526"/>
+    <w:lvl w:ilvl="0" w:tplc="6046E998">
       <w:start w:val="1"/>
-      <w:numFmt w:val="bullet"/>
-      <w:lvlText w:val="•"/>
+      <w:numFmt w:val="decimal"/>
+      <w:lvlText w:val="%1."/>
       <w:lvlJc w:val="left"/>
       <w:pPr>
-        <w:ind w:left="460" w:hanging="280"/>
-      </w:pPr>
+        <w:ind w:left="460" w:hanging="360"/>
+      </w:pPr>
+      <w:rPr>
+        <w:b/>
+        <w:bCs/>
+        <w:color w:val="A67C27"/>
+      </w:rPr>
     </w:lvl>
-    <w:lvl w:ilvl="1" w:tplc="87F0A288">
-      <w:start w:val="1"/>
-      <w:numFmt w:val="bullet"/>
-      <w:lvlText w:val="–"/>
-      <w:lvlJc w:val="left"/>
-      <w:pPr>
-        <w:ind w:left="900" w:hanging="280"/>
-      </w:pPr>
-    </w:lvl>
-    <w:lvl w:ilvl="2" w:tplc="ED441110">
+    <w:lvl w:ilvl="1" w:tplc="31DE69D4">
       <w:numFmt w:val="decimal"/>
       <w:lvlText w:val=""/>
       <w:lvlJc w:val="left"/>
     </w:lvl>
-    <w:lvl w:ilvl="3" w:tplc="0A62A162">
+    <w:lvl w:ilvl="2" w:tplc="78FE309C">
       <w:numFmt w:val="decimal"/>
       <w:lvlText w:val=""/>
       <w:lvlJc w:val="left"/>
     </w:lvl>
-    <w:lvl w:ilvl="4" w:tplc="97F896B6">
+    <w:lvl w:ilvl="3" w:tplc="3DA41D04">
       <w:numFmt w:val="decimal"/>
       <w:lvlText w:val=""/>
       <w:lvlJc w:val="left"/>
     </w:lvl>
-    <w:lvl w:ilvl="5" w:tplc="447CA61E">
+    <w:lvl w:ilvl="4" w:tplc="88245962">
       <w:numFmt w:val="decimal"/>
       <w:lvlText w:val=""/>
       <w:lvlJc w:val="left"/>
     </w:lvl>
-    <w:lvl w:ilvl="6" w:tplc="704C712E">
+    <w:lvl w:ilvl="5" w:tplc="884653F4">
       <w:numFmt w:val="decimal"/>
       <w:lvlText w:val=""/>
       <w:lvlJc w:val="left"/>
     </w:lvl>
-    <w:lvl w:ilvl="7" w:tplc="65388ECE">
+    <w:lvl w:ilvl="6" w:tplc="3F24C2BA">
       <w:numFmt w:val="decimal"/>
       <w:lvlText w:val=""/>
       <w:lvlJc w:val="left"/>
     </w:lvl>
-    <w:lvl w:ilvl="8" w:tplc="0CB28C06">
+    <w:lvl w:ilvl="7" w:tplc="CD166288">
+      <w:numFmt w:val="decimal"/>
+      <w:lvlText w:val=""/>
+      <w:lvlJc w:val="left"/>
+    </w:lvl>
+    <w:lvl w:ilvl="8" w:tplc="739EE004">
       <w:numFmt w:val="decimal"/>
       <w:lvlText w:val=""/>
       <w:lvlJc w:val="left"/>
     </w:lvl>
   </w:abstractNum>
   <w:abstractNum w:abstractNumId="1" w15:restartNumberingAfterBreak="0">
-    <w:nsid w:val="1FB22066"/>
+    <w:nsid w:val="25A14DE5"/>
     <w:multiLevelType w:val="hybridMultilevel"/>
-    <w:tmpl w:val="40D814EC"/>
-    <w:lvl w:ilvl="0" w:tplc="020AB402">
+    <w:tmpl w:val="180E2190"/>
+    <w:lvl w:ilvl="0" w:tplc="132257EC">
       <w:start w:val="1"/>
       <w:numFmt w:val="decimal"/>
       <w:lvlText w:val="%1."/>
@@ -6749,52 +6750,196 @@
         <w:color w:val="A67C27"/>
       </w:rPr>
     </w:lvl>
-    <w:lvl w:ilvl="1" w:tplc="3D266CCE">
+    <w:lvl w:ilvl="1" w:tplc="5E1491BC">
       <w:numFmt w:val="decimal"/>
       <w:lvlText w:val=""/>
       <w:lvlJc w:val="left"/>
     </w:lvl>
-    <w:lvl w:ilvl="2" w:tplc="861A2274">
+    <w:lvl w:ilvl="2" w:tplc="693CC390">
       <w:numFmt w:val="decimal"/>
       <w:lvlText w:val=""/>
       <w:lvlJc w:val="left"/>
     </w:lvl>
-    <w:lvl w:ilvl="3" w:tplc="3C40BF6C">
+    <w:lvl w:ilvl="3" w:tplc="1D8E315A">
       <w:numFmt w:val="decimal"/>
       <w:lvlText w:val=""/>
       <w:lvlJc w:val="left"/>
     </w:lvl>
-    <w:lvl w:ilvl="4" w:tplc="0D98D55C">
+    <w:lvl w:ilvl="4" w:tplc="C9A2BEAA">
       <w:numFmt w:val="decimal"/>
       <w:lvlText w:val=""/>
       <w:lvlJc w:val="left"/>
     </w:lvl>
-    <w:lvl w:ilvl="5" w:tplc="BDD05822">
+    <w:lvl w:ilvl="5" w:tplc="01D6C6E8">
       <w:numFmt w:val="decimal"/>
       <w:lvlText w:val=""/>
       <w:lvlJc w:val="left"/>
     </w:lvl>
-    <w:lvl w:ilvl="6" w:tplc="80C211F8">
+    <w:lvl w:ilvl="6" w:tplc="5518EF50">
       <w:numFmt w:val="decimal"/>
       <w:lvlText w:val=""/>
       <w:lvlJc w:val="left"/>
     </w:lvl>
-    <w:lvl w:ilvl="7" w:tplc="BBE6E48C">
+    <w:lvl w:ilvl="7" w:tplc="832A792A">
       <w:numFmt w:val="decimal"/>
       <w:lvlText w:val=""/>
       <w:lvlJc w:val="left"/>
     </w:lvl>
-    <w:lvl w:ilvl="8" w:tplc="77B247CC">
+    <w:lvl w:ilvl="8" w:tplc="D70C60F4">
       <w:numFmt w:val="decimal"/>
       <w:lvlText w:val=""/>
       <w:lvlJc w:val="left"/>
     </w:lvl>
   </w:abstractNum>
   <w:abstractNum w:abstractNumId="2" w15:restartNumberingAfterBreak="0">
-    <w:nsid w:val="22931A5C"/>
+    <w:nsid w:val="2C0508AD"/>
     <w:multiLevelType w:val="hybridMultilevel"/>
-    <w:tmpl w:val="F0CED418"/>
-    <w:lvl w:ilvl="0" w:tplc="213C5442">
+    <w:tmpl w:val="186084AA"/>
+    <w:lvl w:ilvl="0" w:tplc="EA345706">
+      <w:start w:val="1"/>
+      <w:numFmt w:val="bullet"/>
+      <w:lvlText w:val="●"/>
+      <w:lvlJc w:val="left"/>
+      <w:pPr>
+        <w:ind w:left="720" w:hanging="360"/>
+      </w:pPr>
+    </w:lvl>
+    <w:lvl w:ilvl="1" w:tplc="EFB6C534">
+      <w:start w:val="1"/>
+      <w:numFmt w:val="bullet"/>
+      <w:lvlText w:val="○"/>
+      <w:lvlJc w:val="left"/>
+      <w:pPr>
+        <w:ind w:left="1440" w:hanging="360"/>
+      </w:pPr>
+    </w:lvl>
+    <w:lvl w:ilvl="2" w:tplc="0C50DC4C">
+      <w:start w:val="1"/>
+      <w:numFmt w:val="bullet"/>
+      <w:lvlText w:val="■"/>
+      <w:lvlJc w:val="left"/>
+      <w:pPr>
+        <w:ind w:left="2160" w:hanging="360"/>
+      </w:pPr>
+    </w:lvl>
+    <w:lvl w:ilvl="3" w:tplc="D00CD0E4">
+      <w:start w:val="1"/>
+      <w:numFmt w:val="bullet"/>
+      <w:lvlText w:val="●"/>
+      <w:lvlJc w:val="left"/>
+      <w:pPr>
+        <w:ind w:left="2880" w:hanging="360"/>
+      </w:pPr>
+    </w:lvl>
+    <w:lvl w:ilvl="4" w:tplc="4656AEB2">
+      <w:start w:val="1"/>
+      <w:numFmt w:val="bullet"/>
+      <w:lvlText w:val="○"/>
+      <w:lvlJc w:val="left"/>
+      <w:pPr>
+        <w:ind w:left="3600" w:hanging="360"/>
+      </w:pPr>
+    </w:lvl>
+    <w:lvl w:ilvl="5" w:tplc="6726A078">
+      <w:start w:val="1"/>
+      <w:numFmt w:val="bullet"/>
+      <w:lvlText w:val="■"/>
+      <w:lvlJc w:val="left"/>
+      <w:pPr>
+        <w:ind w:left="4320" w:hanging="360"/>
+      </w:pPr>
+    </w:lvl>
+    <w:lvl w:ilvl="6" w:tplc="CB0E572A">
+      <w:start w:val="1"/>
+      <w:numFmt w:val="bullet"/>
+      <w:lvlText w:val="●"/>
+      <w:lvlJc w:val="left"/>
+      <w:pPr>
+        <w:ind w:left="5040" w:hanging="360"/>
+      </w:pPr>
+    </w:lvl>
+    <w:lvl w:ilvl="7" w:tplc="54BC4BD8">
+      <w:start w:val="1"/>
+      <w:numFmt w:val="bullet"/>
+      <w:lvlText w:val="●"/>
+      <w:lvlJc w:val="left"/>
+      <w:pPr>
+        <w:ind w:left="5760" w:hanging="360"/>
+      </w:pPr>
+    </w:lvl>
+    <w:lvl w:ilvl="8" w:tplc="073E3D96">
+      <w:start w:val="1"/>
+      <w:numFmt w:val="bullet"/>
+      <w:lvlText w:val="●"/>
+      <w:lvlJc w:val="left"/>
+      <w:pPr>
+        <w:ind w:left="6480" w:hanging="360"/>
+      </w:pPr>
+    </w:lvl>
+  </w:abstractNum>
+  <w:abstractNum w:abstractNumId="3" w15:restartNumberingAfterBreak="0">
+    <w:nsid w:val="58131F09"/>
+    <w:multiLevelType w:val="hybridMultilevel"/>
+    <w:tmpl w:val="9192362A"/>
+    <w:lvl w:ilvl="0" w:tplc="325E9F2E">
+      <w:start w:val="1"/>
+      <w:numFmt w:val="bullet"/>
+      <w:lvlText w:val="•"/>
+      <w:lvlJc w:val="left"/>
+      <w:pPr>
+        <w:ind w:left="460" w:hanging="280"/>
+      </w:pPr>
+    </w:lvl>
+    <w:lvl w:ilvl="1" w:tplc="3B70BBD2">
+      <w:start w:val="1"/>
+      <w:numFmt w:val="bullet"/>
+      <w:lvlText w:val="–"/>
+      <w:lvlJc w:val="left"/>
+      <w:pPr>
+        <w:ind w:left="900" w:hanging="280"/>
+      </w:pPr>
+    </w:lvl>
+    <w:lvl w:ilvl="2" w:tplc="F5F66B18">
+      <w:numFmt w:val="decimal"/>
+      <w:lvlText w:val=""/>
+      <w:lvlJc w:val="left"/>
+    </w:lvl>
+    <w:lvl w:ilvl="3" w:tplc="CED2FA1E">
+      <w:numFmt w:val="decimal"/>
+      <w:lvlText w:val=""/>
+      <w:lvlJc w:val="left"/>
+    </w:lvl>
+    <w:lvl w:ilvl="4" w:tplc="EF58C84C">
+      <w:numFmt w:val="decimal"/>
+      <w:lvlText w:val=""/>
+      <w:lvlJc w:val="left"/>
+    </w:lvl>
+    <w:lvl w:ilvl="5" w:tplc="C7C8D3E4">
+      <w:numFmt w:val="decimal"/>
+      <w:lvlText w:val=""/>
+      <w:lvlJc w:val="left"/>
+    </w:lvl>
+    <w:lvl w:ilvl="6" w:tplc="7D4645F8">
+      <w:numFmt w:val="decimal"/>
+      <w:lvlText w:val=""/>
+      <w:lvlJc w:val="left"/>
+    </w:lvl>
+    <w:lvl w:ilvl="7" w:tplc="A94655AE">
+      <w:numFmt w:val="decimal"/>
+      <w:lvlText w:val=""/>
+      <w:lvlJc w:val="left"/>
+    </w:lvl>
+    <w:lvl w:ilvl="8" w:tplc="8D7E9540">
+      <w:numFmt w:val="decimal"/>
+      <w:lvlText w:val=""/>
+      <w:lvlJc w:val="left"/>
+    </w:lvl>
+  </w:abstractNum>
+  <w:abstractNum w:abstractNumId="4" w15:restartNumberingAfterBreak="0">
+    <w:nsid w:val="5EB109F8"/>
+    <w:multiLevelType w:val="hybridMultilevel"/>
+    <w:tmpl w:val="2D660BDA"/>
+    <w:lvl w:ilvl="0" w:tplc="04D0F2D6">
       <w:start w:val="1"/>
       <w:numFmt w:val="decimal"/>
       <w:lvlText w:val="%1."/>
@@ -6808,138 +6953,52 @@
         <w:color w:val="A67C27"/>
       </w:rPr>
     </w:lvl>
-    <w:lvl w:ilvl="1" w:tplc="FE269ED0">
+    <w:lvl w:ilvl="1" w:tplc="BA5A8BCC">
       <w:numFmt w:val="decimal"/>
       <w:lvlText w:val=""/>
       <w:lvlJc w:val="left"/>
     </w:lvl>
-    <w:lvl w:ilvl="2" w:tplc="3B64CBAE">
+    <w:lvl w:ilvl="2" w:tplc="7A325C38">
       <w:numFmt w:val="decimal"/>
       <w:lvlText w:val=""/>
       <w:lvlJc w:val="left"/>
     </w:lvl>
-    <w:lvl w:ilvl="3" w:tplc="548CF56A">
+    <w:lvl w:ilvl="3" w:tplc="50008410">
       <w:numFmt w:val="decimal"/>
       <w:lvlText w:val=""/>
       <w:lvlJc w:val="left"/>
     </w:lvl>
-    <w:lvl w:ilvl="4" w:tplc="71E02454">
+    <w:lvl w:ilvl="4" w:tplc="D0F8526E">
       <w:numFmt w:val="decimal"/>
       <w:lvlText w:val=""/>
       <w:lvlJc w:val="left"/>
     </w:lvl>
-    <w:lvl w:ilvl="5" w:tplc="08A4F026">
+    <w:lvl w:ilvl="5" w:tplc="AF12F290">
       <w:numFmt w:val="decimal"/>
       <w:lvlText w:val=""/>
       <w:lvlJc w:val="left"/>
     </w:lvl>
-    <w:lvl w:ilvl="6" w:tplc="691CD842">
+    <w:lvl w:ilvl="6" w:tplc="1750CA90">
       <w:numFmt w:val="decimal"/>
       <w:lvlText w:val=""/>
       <w:lvlJc w:val="left"/>
     </w:lvl>
-    <w:lvl w:ilvl="7" w:tplc="1C9A943E">
+    <w:lvl w:ilvl="7" w:tplc="79820310">
       <w:numFmt w:val="decimal"/>
       <w:lvlText w:val=""/>
       <w:lvlJc w:val="left"/>
     </w:lvl>
-    <w:lvl w:ilvl="8" w:tplc="8C704FD0">
+    <w:lvl w:ilvl="8" w:tplc="B5364800">
       <w:numFmt w:val="decimal"/>
       <w:lvlText w:val=""/>
       <w:lvlJc w:val="left"/>
     </w:lvl>
   </w:abstractNum>
-  <w:abstractNum w:abstractNumId="3" w15:restartNumberingAfterBreak="0">
-    <w:nsid w:val="3B601936"/>
+  <w:abstractNum w:abstractNumId="5" w15:restartNumberingAfterBreak="0">
+    <w:nsid w:val="61012CFB"/>
     <w:multiLevelType w:val="hybridMultilevel"/>
-    <w:tmpl w:val="BBCE50EC"/>
-    <w:lvl w:ilvl="0" w:tplc="FB56B68C">
-      <w:start w:val="1"/>
-      <w:numFmt w:val="bullet"/>
-      <w:lvlText w:val="●"/>
-      <w:lvlJc w:val="left"/>
-      <w:pPr>
-        <w:ind w:left="720" w:hanging="360"/>
-      </w:pPr>
-    </w:lvl>
-    <w:lvl w:ilvl="1" w:tplc="B762A3C2">
-      <w:start w:val="1"/>
-      <w:numFmt w:val="bullet"/>
-      <w:lvlText w:val="○"/>
-      <w:lvlJc w:val="left"/>
-      <w:pPr>
-        <w:ind w:left="1440" w:hanging="360"/>
-      </w:pPr>
-    </w:lvl>
-    <w:lvl w:ilvl="2" w:tplc="EEE2FE82">
-      <w:start w:val="1"/>
-      <w:numFmt w:val="bullet"/>
-      <w:lvlText w:val="■"/>
-      <w:lvlJc w:val="left"/>
-      <w:pPr>
-        <w:ind w:left="2160" w:hanging="360"/>
-      </w:pPr>
-    </w:lvl>
-    <w:lvl w:ilvl="3" w:tplc="69BA62BA">
-      <w:start w:val="1"/>
-      <w:numFmt w:val="bullet"/>
-      <w:lvlText w:val="●"/>
-      <w:lvlJc w:val="left"/>
-      <w:pPr>
-        <w:ind w:left="2880" w:hanging="360"/>
-      </w:pPr>
-    </w:lvl>
-    <w:lvl w:ilvl="4" w:tplc="D328592E">
-      <w:start w:val="1"/>
-      <w:numFmt w:val="bullet"/>
-      <w:lvlText w:val="○"/>
-      <w:lvlJc w:val="left"/>
-      <w:pPr>
-        <w:ind w:left="3600" w:hanging="360"/>
-      </w:pPr>
-    </w:lvl>
-    <w:lvl w:ilvl="5" w:tplc="B824BF34">
-      <w:start w:val="1"/>
-      <w:numFmt w:val="bullet"/>
-      <w:lvlText w:val="■"/>
-      <w:lvlJc w:val="left"/>
-      <w:pPr>
-        <w:ind w:left="4320" w:hanging="360"/>
-      </w:pPr>
-    </w:lvl>
-    <w:lvl w:ilvl="6" w:tplc="B1B4B284">
-      <w:start w:val="1"/>
-      <w:numFmt w:val="bullet"/>
-      <w:lvlText w:val="●"/>
-      <w:lvlJc w:val="left"/>
-      <w:pPr>
-        <w:ind w:left="5040" w:hanging="360"/>
-      </w:pPr>
-    </w:lvl>
-    <w:lvl w:ilvl="7" w:tplc="F8603AF0">
-      <w:start w:val="1"/>
-      <w:numFmt w:val="bullet"/>
-      <w:lvlText w:val="●"/>
-      <w:lvlJc w:val="left"/>
-      <w:pPr>
-        <w:ind w:left="5760" w:hanging="360"/>
-      </w:pPr>
-    </w:lvl>
-    <w:lvl w:ilvl="8" w:tplc="60028B2A">
-      <w:start w:val="1"/>
-      <w:numFmt w:val="bullet"/>
-      <w:lvlText w:val="●"/>
-      <w:lvlJc w:val="left"/>
-      <w:pPr>
-        <w:ind w:left="6480" w:hanging="360"/>
-      </w:pPr>
-    </w:lvl>
-  </w:abstractNum>
-  <w:abstractNum w:abstractNumId="4" w15:restartNumberingAfterBreak="0">
-    <w:nsid w:val="70473053"/>
-    <w:multiLevelType w:val="hybridMultilevel"/>
-    <w:tmpl w:val="21586F88"/>
-    <w:lvl w:ilvl="0" w:tplc="24FC30EC">
+    <w:tmpl w:val="96B2C8EC"/>
+    <w:lvl w:ilvl="0" w:tplc="8CCE3992">
       <w:start w:val="1"/>
       <w:numFmt w:val="decimal"/>
       <w:lvlText w:val="%1."/>
@@ -6953,137 +7012,78 @@
         <w:color w:val="A67C27"/>
       </w:rPr>
     </w:lvl>
-    <w:lvl w:ilvl="1" w:tplc="501E0A46">
+    <w:lvl w:ilvl="1" w:tplc="19E4823A">
       <w:numFmt w:val="decimal"/>
       <w:lvlText w:val=""/>
       <w:lvlJc w:val="left"/>
     </w:lvl>
-    <w:lvl w:ilvl="2" w:tplc="76FE7794">
+    <w:lvl w:ilvl="2" w:tplc="7F963ECA">
       <w:numFmt w:val="decimal"/>
       <w:lvlText w:val=""/>
       <w:lvlJc w:val="left"/>
     </w:lvl>
-    <w:lvl w:ilvl="3" w:tplc="EFA89B6A">
+    <w:lvl w:ilvl="3" w:tplc="185871D4">
       <w:numFmt w:val="decimal"/>
       <w:lvlText w:val=""/>
       <w:lvlJc w:val="left"/>
     </w:lvl>
-    <w:lvl w:ilvl="4" w:tplc="CCA0CBC6">
+    <w:lvl w:ilvl="4" w:tplc="5240CB14">
       <w:numFmt w:val="decimal"/>
       <w:lvlText w:val=""/>
       <w:lvlJc w:val="left"/>
     </w:lvl>
-    <w:lvl w:ilvl="5" w:tplc="1DA0F950">
+    <w:lvl w:ilvl="5" w:tplc="790E78F6">
       <w:numFmt w:val="decimal"/>
       <w:lvlText w:val=""/>
       <w:lvlJc w:val="left"/>
     </w:lvl>
-    <w:lvl w:ilvl="6" w:tplc="2E40B3D4">
+    <w:lvl w:ilvl="6" w:tplc="017C37D6">
       <w:numFmt w:val="decimal"/>
       <w:lvlText w:val=""/>
       <w:lvlJc w:val="left"/>
     </w:lvl>
-    <w:lvl w:ilvl="7" w:tplc="3CCE06A8">
+    <w:lvl w:ilvl="7" w:tplc="80548A74">
       <w:numFmt w:val="decimal"/>
       <w:lvlText w:val=""/>
       <w:lvlJc w:val="left"/>
     </w:lvl>
-    <w:lvl w:ilvl="8" w:tplc="C7CA1558">
+    <w:lvl w:ilvl="8" w:tplc="150A90A2">
       <w:numFmt w:val="decimal"/>
       <w:lvlText w:val=""/>
       <w:lvlJc w:val="left"/>
     </w:lvl>
   </w:abstractNum>
-  <w:abstractNum w:abstractNumId="5" w15:restartNumberingAfterBreak="0">
-    <w:nsid w:val="7E4E4CE2"/>
-    <w:multiLevelType w:val="hybridMultilevel"/>
-    <w:tmpl w:val="A0428C8C"/>
-    <w:lvl w:ilvl="0" w:tplc="5454B27C">
-      <w:start w:val="1"/>
-      <w:numFmt w:val="decimal"/>
-      <w:lvlText w:val="%1."/>
-      <w:lvlJc w:val="left"/>
-      <w:pPr>
-        <w:ind w:left="460" w:hanging="360"/>
-      </w:pPr>
-      <w:rPr>
-        <w:b/>
-        <w:bCs/>
-        <w:color w:val="A67C27"/>
-      </w:rPr>
-    </w:lvl>
-    <w:lvl w:ilvl="1" w:tplc="E3EC6716">
-      <w:numFmt w:val="decimal"/>
-      <w:lvlText w:val=""/>
-      <w:lvlJc w:val="left"/>
-    </w:lvl>
-    <w:lvl w:ilvl="2" w:tplc="587E5E0E">
-      <w:numFmt w:val="decimal"/>
-      <w:lvlText w:val=""/>
-      <w:lvlJc w:val="left"/>
-    </w:lvl>
-    <w:lvl w:ilvl="3" w:tplc="C94E299C">
-      <w:numFmt w:val="decimal"/>
-      <w:lvlText w:val=""/>
-      <w:lvlJc w:val="left"/>
-    </w:lvl>
-    <w:lvl w:ilvl="4" w:tplc="AF606DAA">
-      <w:numFmt w:val="decimal"/>
-      <w:lvlText w:val=""/>
-      <w:lvlJc w:val="left"/>
-    </w:lvl>
-    <w:lvl w:ilvl="5" w:tplc="90AA6F64">
-      <w:numFmt w:val="decimal"/>
-      <w:lvlText w:val=""/>
-      <w:lvlJc w:val="left"/>
-    </w:lvl>
-    <w:lvl w:ilvl="6" w:tplc="E3DACF8E">
-      <w:numFmt w:val="decimal"/>
-      <w:lvlText w:val=""/>
-      <w:lvlJc w:val="left"/>
-    </w:lvl>
-    <w:lvl w:ilvl="7" w:tplc="014AD886">
-      <w:numFmt w:val="decimal"/>
-      <w:lvlText w:val=""/>
-      <w:lvlJc w:val="left"/>
-    </w:lvl>
-    <w:lvl w:ilvl="8" w:tplc="33B8984C">
-      <w:numFmt w:val="decimal"/>
-      <w:lvlText w:val=""/>
-      <w:lvlJc w:val="left"/>
-    </w:lvl>
-  </w:abstractNum>
-  <w:num w:numId="1" w16cid:durableId="654990409">
+  <w:num w:numId="1" w16cid:durableId="509562694">
+    <w:abstractNumId w:val="2"/>
+    <w:lvlOverride w:ilvl="0">
+      <w:startOverride w:val="1"/>
+    </w:lvlOverride>
+  </w:num>
+  <w:num w:numId="2" w16cid:durableId="1293051548">
     <w:abstractNumId w:val="3"/>
     <w:lvlOverride w:ilvl="0">
       <w:startOverride w:val="1"/>
     </w:lvlOverride>
   </w:num>
-  <w:num w:numId="2" w16cid:durableId="2010860753">
+  <w:num w:numId="3" w16cid:durableId="1037126294">
     <w:abstractNumId w:val="0"/>
     <w:lvlOverride w:ilvl="0">
       <w:startOverride w:val="1"/>
     </w:lvlOverride>
   </w:num>
-  <w:num w:numId="3" w16cid:durableId="1155024791">
+  <w:num w:numId="4" w16cid:durableId="1807044290">
     <w:abstractNumId w:val="4"/>
     <w:lvlOverride w:ilvl="0">
       <w:startOverride w:val="1"/>
     </w:lvlOverride>
   </w:num>
-  <w:num w:numId="4" w16cid:durableId="1423642552">
-    <w:abstractNumId w:val="2"/>
-    <w:lvlOverride w:ilvl="0">
-      <w:startOverride w:val="1"/>
-    </w:lvlOverride>
-  </w:num>
-  <w:num w:numId="5" w16cid:durableId="1278097919">
+  <w:num w:numId="5" w16cid:durableId="1171215225">
     <w:abstractNumId w:val="5"/>
     <w:lvlOverride w:ilvl="0">
       <w:startOverride w:val="1"/>
     </w:lvlOverride>
   </w:num>
-  <w:num w:numId="6" w16cid:durableId="438835632">
+  <w:num w:numId="6" w16cid:durableId="300119190">
     <w:abstractNumId w:val="1"/>
     <w:lvlOverride w:ilvl="0">
       <w:startOverride w:val="1"/>
@@ -7710,7 +7710,7 @@
     <w:autoRedefine/>
     <w:uiPriority w:val="39"/>
     <w:unhideWhenUsed/>
-    <w:rsid w:val="00034282"/>
+    <w:rsid w:val="004657DE"/>
     <w:pPr>
       <w:spacing w:after="100"/>
     </w:pPr>
@@ -7722,7 +7722,7 @@
     <w:autoRedefine/>
     <w:uiPriority w:val="39"/>
     <w:unhideWhenUsed/>
-    <w:rsid w:val="00034282"/>
+    <w:rsid w:val="004657DE"/>
     <w:pPr>
       <w:spacing w:after="100"/>
       <w:ind w:left="210"/>

--- a/docs/manuals/Respondent_Guide.docx
+++ b/docs/manuals/Respondent_Guide.docx
@@ -469,7 +469,7 @@
                 <w:sz w:val="19"/>
                 <w:szCs w:val="19"/>
               </w:rPr>
-              <w:t>Version 1.32 · 11 October 2026</w:t>
+              <w:t>Version 1.33 · 12 October 2026</w:t>
             </w:r>
           </w:p>
         </w:tc>
@@ -538,7 +538,7 @@
     <w:sdt>
       <w:sdtPr>
         <w:alias w:val="Contents"/>
-        <w:id w:val="2081322218"/>
+        <w:id w:val="908660199"/>
       </w:sdtPr>
       <w:sdtEndPr/>
       <w:sdtContent>
@@ -567,7 +567,7 @@
           <w:r>
             <w:fldChar w:fldCharType="separate"/>
           </w:r>
-          <w:hyperlink w:anchor="_Toc242614860" w:history="1">
+          <w:hyperlink w:anchor="_Toc242736733" w:history="1">
             <w:r>
               <w:rPr>
                 <w:rStyle w:val="Hyperlink"/>
@@ -591,7 +591,7 @@
               <w:rPr>
                 <w:noProof/>
               </w:rPr>
-              <w:instrText xml:space="preserve"> PAGEREF _Toc242614860 \h </w:instrText>
+              <w:instrText xml:space="preserve"> PAGEREF _Toc242736733 \h </w:instrText>
             </w:r>
             <w:r>
               <w:rPr>
@@ -634,7 +634,7 @@
               <w14:ligatures w14:val="standardContextual"/>
             </w:rPr>
           </w:pPr>
-          <w:hyperlink w:anchor="_Toc242614861" w:history="1">
+          <w:hyperlink w:anchor="_Toc242736734" w:history="1">
             <w:r>
               <w:rPr>
                 <w:rStyle w:val="Hyperlink"/>
@@ -658,7 +658,7 @@
               <w:rPr>
                 <w:noProof/>
               </w:rPr>
-              <w:instrText xml:space="preserve"> PAGEREF _Toc242614861 \h </w:instrText>
+              <w:instrText xml:space="preserve"> PAGEREF _Toc242736734 \h </w:instrText>
             </w:r>
             <w:r>
               <w:rPr>
@@ -701,7 +701,7 @@
               <w14:ligatures w14:val="standardContextual"/>
             </w:rPr>
           </w:pPr>
-          <w:hyperlink w:anchor="_Toc242614862" w:history="1">
+          <w:hyperlink w:anchor="_Toc242736735" w:history="1">
             <w:r>
               <w:rPr>
                 <w:rStyle w:val="Hyperlink"/>
@@ -725,7 +725,7 @@
               <w:rPr>
                 <w:noProof/>
               </w:rPr>
-              <w:instrText xml:space="preserve"> PAGEREF _Toc242614862 \h </w:instrText>
+              <w:instrText xml:space="preserve"> PAGEREF _Toc242736735 \h </w:instrText>
             </w:r>
             <w:r>
               <w:rPr>
@@ -768,7 +768,7 @@
               <w14:ligatures w14:val="standardContextual"/>
             </w:rPr>
           </w:pPr>
-          <w:hyperlink w:anchor="_Toc242614863" w:history="1">
+          <w:hyperlink w:anchor="_Toc242736736" w:history="1">
             <w:r>
               <w:rPr>
                 <w:rStyle w:val="Hyperlink"/>
@@ -792,7 +792,7 @@
               <w:rPr>
                 <w:noProof/>
               </w:rPr>
-              <w:instrText xml:space="preserve"> PAGEREF _Toc242614863 \h </w:instrText>
+              <w:instrText xml:space="preserve"> PAGEREF _Toc242736736 \h </w:instrText>
             </w:r>
             <w:r>
               <w:rPr>
@@ -835,7 +835,7 @@
               <w14:ligatures w14:val="standardContextual"/>
             </w:rPr>
           </w:pPr>
-          <w:hyperlink w:anchor="_Toc242614864" w:history="1">
+          <w:hyperlink w:anchor="_Toc242736737" w:history="1">
             <w:r>
               <w:rPr>
                 <w:rStyle w:val="Hyperlink"/>
@@ -859,7 +859,7 @@
               <w:rPr>
                 <w:noProof/>
               </w:rPr>
-              <w:instrText xml:space="preserve"> PAGEREF _Toc242614864 \h </w:instrText>
+              <w:instrText xml:space="preserve"> PAGEREF _Toc242736737 \h </w:instrText>
             </w:r>
             <w:r>
               <w:rPr>
@@ -902,7 +902,7 @@
               <w14:ligatures w14:val="standardContextual"/>
             </w:rPr>
           </w:pPr>
-          <w:hyperlink w:anchor="_Toc242614865" w:history="1">
+          <w:hyperlink w:anchor="_Toc242736738" w:history="1">
             <w:r>
               <w:rPr>
                 <w:rStyle w:val="Hyperlink"/>
@@ -926,7 +926,7 @@
               <w:rPr>
                 <w:noProof/>
               </w:rPr>
-              <w:instrText xml:space="preserve"> PAGEREF _Toc242614865 \h </w:instrText>
+              <w:instrText xml:space="preserve"> PAGEREF _Toc242736738 \h </w:instrText>
             </w:r>
             <w:r>
               <w:rPr>
@@ -969,7 +969,7 @@
               <w14:ligatures w14:val="standardContextual"/>
             </w:rPr>
           </w:pPr>
-          <w:hyperlink w:anchor="_Toc242614866" w:history="1">
+          <w:hyperlink w:anchor="_Toc242736739" w:history="1">
             <w:r>
               <w:rPr>
                 <w:rStyle w:val="Hyperlink"/>
@@ -993,7 +993,7 @@
               <w:rPr>
                 <w:noProof/>
               </w:rPr>
-              <w:instrText xml:space="preserve"> PAGEREF _Toc242614866 \h </w:instrText>
+              <w:instrText xml:space="preserve"> PAGEREF _Toc242736739 \h </w:instrText>
             </w:r>
             <w:r>
               <w:rPr>
@@ -1036,7 +1036,7 @@
               <w14:ligatures w14:val="standardContextual"/>
             </w:rPr>
           </w:pPr>
-          <w:hyperlink w:anchor="_Toc242614867" w:history="1">
+          <w:hyperlink w:anchor="_Toc242736740" w:history="1">
             <w:r>
               <w:rPr>
                 <w:rStyle w:val="Hyperlink"/>
@@ -1060,7 +1060,7 @@
               <w:rPr>
                 <w:noProof/>
               </w:rPr>
-              <w:instrText xml:space="preserve"> PAGEREF _Toc242614867 \h </w:instrText>
+              <w:instrText xml:space="preserve"> PAGEREF _Toc242736740 \h </w:instrText>
             </w:r>
             <w:r>
               <w:rPr>
@@ -1103,7 +1103,7 @@
               <w14:ligatures w14:val="standardContextual"/>
             </w:rPr>
           </w:pPr>
-          <w:hyperlink w:anchor="_Toc242614868" w:history="1">
+          <w:hyperlink w:anchor="_Toc242736741" w:history="1">
             <w:r>
               <w:rPr>
                 <w:rStyle w:val="Hyperlink"/>
@@ -1127,7 +1127,7 @@
               <w:rPr>
                 <w:noProof/>
               </w:rPr>
-              <w:instrText xml:space="preserve"> PAGEREF _Toc242614868 \h </w:instrText>
+              <w:instrText xml:space="preserve"> PAGEREF _Toc242736741 \h </w:instrText>
             </w:r>
             <w:r>
               <w:rPr>
@@ -1170,7 +1170,7 @@
               <w14:ligatures w14:val="standardContextual"/>
             </w:rPr>
           </w:pPr>
-          <w:hyperlink w:anchor="_Toc242614869" w:history="1">
+          <w:hyperlink w:anchor="_Toc242736742" w:history="1">
             <w:r>
               <w:rPr>
                 <w:rStyle w:val="Hyperlink"/>
@@ -1194,7 +1194,7 @@
               <w:rPr>
                 <w:noProof/>
               </w:rPr>
-              <w:instrText xml:space="preserve"> PAGEREF _Toc242614869 \h </w:instrText>
+              <w:instrText xml:space="preserve"> PAGEREF _Toc242736742 \h </w:instrText>
             </w:r>
             <w:r>
               <w:rPr>
@@ -1237,7 +1237,7 @@
               <w14:ligatures w14:val="standardContextual"/>
             </w:rPr>
           </w:pPr>
-          <w:hyperlink w:anchor="_Toc242614870" w:history="1">
+          <w:hyperlink w:anchor="_Toc242736743" w:history="1">
             <w:r>
               <w:rPr>
                 <w:rStyle w:val="Hyperlink"/>
@@ -1261,7 +1261,7 @@
               <w:rPr>
                 <w:noProof/>
               </w:rPr>
-              <w:instrText xml:space="preserve"> PAGEREF _Toc242614870 \h </w:instrText>
+              <w:instrText xml:space="preserve"> PAGEREF _Toc242736743 \h </w:instrText>
             </w:r>
             <w:r>
               <w:rPr>
@@ -1304,7 +1304,7 @@
               <w14:ligatures w14:val="standardContextual"/>
             </w:rPr>
           </w:pPr>
-          <w:hyperlink w:anchor="_Toc242614871" w:history="1">
+          <w:hyperlink w:anchor="_Toc242736744" w:history="1">
             <w:r>
               <w:rPr>
                 <w:rStyle w:val="Hyperlink"/>
@@ -1328,7 +1328,7 @@
               <w:rPr>
                 <w:noProof/>
               </w:rPr>
-              <w:instrText xml:space="preserve"> PAGEREF _Toc242614871 \h </w:instrText>
+              <w:instrText xml:space="preserve"> PAGEREF _Toc242736744 \h </w:instrText>
             </w:r>
             <w:r>
               <w:rPr>
@@ -1371,7 +1371,7 @@
               <w14:ligatures w14:val="standardContextual"/>
             </w:rPr>
           </w:pPr>
-          <w:hyperlink w:anchor="_Toc242614872" w:history="1">
+          <w:hyperlink w:anchor="_Toc242736745" w:history="1">
             <w:r>
               <w:rPr>
                 <w:rStyle w:val="Hyperlink"/>
@@ -1395,7 +1395,7 @@
               <w:rPr>
                 <w:noProof/>
               </w:rPr>
-              <w:instrText xml:space="preserve"> PAGEREF _Toc242614872 \h </w:instrText>
+              <w:instrText xml:space="preserve"> PAGEREF _Toc242736745 \h </w:instrText>
             </w:r>
             <w:r>
               <w:rPr>
@@ -1438,7 +1438,7 @@
               <w14:ligatures w14:val="standardContextual"/>
             </w:rPr>
           </w:pPr>
-          <w:hyperlink w:anchor="_Toc242614873" w:history="1">
+          <w:hyperlink w:anchor="_Toc242736746" w:history="1">
             <w:r>
               <w:rPr>
                 <w:rStyle w:val="Hyperlink"/>
@@ -1462,7 +1462,7 @@
               <w:rPr>
                 <w:noProof/>
               </w:rPr>
-              <w:instrText xml:space="preserve"> PAGEREF _Toc242614873 \h </w:instrText>
+              <w:instrText xml:space="preserve"> PAGEREF _Toc242736746 \h </w:instrText>
             </w:r>
             <w:r>
               <w:rPr>
@@ -1505,7 +1505,7 @@
               <w14:ligatures w14:val="standardContextual"/>
             </w:rPr>
           </w:pPr>
-          <w:hyperlink w:anchor="_Toc242614874" w:history="1">
+          <w:hyperlink w:anchor="_Toc242736747" w:history="1">
             <w:r>
               <w:rPr>
                 <w:rStyle w:val="Hyperlink"/>
@@ -1529,7 +1529,7 @@
               <w:rPr>
                 <w:noProof/>
               </w:rPr>
-              <w:instrText xml:space="preserve"> PAGEREF _Toc242614874 \h </w:instrText>
+              <w:instrText xml:space="preserve"> PAGEREF _Toc242736747 \h </w:instrText>
             </w:r>
             <w:r>
               <w:rPr>
@@ -1572,7 +1572,7 @@
               <w14:ligatures w14:val="standardContextual"/>
             </w:rPr>
           </w:pPr>
-          <w:hyperlink w:anchor="_Toc242614875" w:history="1">
+          <w:hyperlink w:anchor="_Toc242736748" w:history="1">
             <w:r>
               <w:rPr>
                 <w:rStyle w:val="Hyperlink"/>
@@ -1596,7 +1596,7 @@
               <w:rPr>
                 <w:noProof/>
               </w:rPr>
-              <w:instrText xml:space="preserve"> PAGEREF _Toc242614875 \h </w:instrText>
+              <w:instrText xml:space="preserve"> PAGEREF _Toc242736748 \h </w:instrText>
             </w:r>
             <w:r>
               <w:rPr>
@@ -1639,7 +1639,7 @@
               <w14:ligatures w14:val="standardContextual"/>
             </w:rPr>
           </w:pPr>
-          <w:hyperlink w:anchor="_Toc242614876" w:history="1">
+          <w:hyperlink w:anchor="_Toc242736749" w:history="1">
             <w:r>
               <w:rPr>
                 <w:rStyle w:val="Hyperlink"/>
@@ -1663,7 +1663,7 @@
               <w:rPr>
                 <w:noProof/>
               </w:rPr>
-              <w:instrText xml:space="preserve"> PAGEREF _Toc242614876 \h </w:instrText>
+              <w:instrText xml:space="preserve"> PAGEREF _Toc242736749 \h </w:instrText>
             </w:r>
             <w:r>
               <w:rPr>
@@ -1706,7 +1706,7 @@
               <w14:ligatures w14:val="standardContextual"/>
             </w:rPr>
           </w:pPr>
-          <w:hyperlink w:anchor="_Toc242614877" w:history="1">
+          <w:hyperlink w:anchor="_Toc242736750" w:history="1">
             <w:r>
               <w:rPr>
                 <w:rStyle w:val="Hyperlink"/>
@@ -1730,7 +1730,7 @@
               <w:rPr>
                 <w:noProof/>
               </w:rPr>
-              <w:instrText xml:space="preserve"> PAGEREF _Toc242614877 \h </w:instrText>
+              <w:instrText xml:space="preserve"> PAGEREF _Toc242736750 \h </w:instrText>
             </w:r>
             <w:r>
               <w:rPr>
@@ -1773,7 +1773,7 @@
               <w14:ligatures w14:val="standardContextual"/>
             </w:rPr>
           </w:pPr>
-          <w:hyperlink w:anchor="_Toc242614878" w:history="1">
+          <w:hyperlink w:anchor="_Toc242736751" w:history="1">
             <w:r>
               <w:rPr>
                 <w:rStyle w:val="Hyperlink"/>
@@ -1797,7 +1797,7 @@
               <w:rPr>
                 <w:noProof/>
               </w:rPr>
-              <w:instrText xml:space="preserve"> PAGEREF _Toc242614878 \h </w:instrText>
+              <w:instrText xml:space="preserve"> PAGEREF _Toc242736751 \h </w:instrText>
             </w:r>
             <w:r>
               <w:rPr>
@@ -1840,7 +1840,7 @@
               <w14:ligatures w14:val="standardContextual"/>
             </w:rPr>
           </w:pPr>
-          <w:hyperlink w:anchor="_Toc242614879" w:history="1">
+          <w:hyperlink w:anchor="_Toc242736752" w:history="1">
             <w:r>
               <w:rPr>
                 <w:rStyle w:val="Hyperlink"/>
@@ -1864,7 +1864,7 @@
               <w:rPr>
                 <w:noProof/>
               </w:rPr>
-              <w:instrText xml:space="preserve"> PAGEREF _Toc242614879 \h </w:instrText>
+              <w:instrText xml:space="preserve"> PAGEREF _Toc242736752 \h </w:instrText>
             </w:r>
             <w:r>
               <w:rPr>
@@ -1907,7 +1907,7 @@
               <w14:ligatures w14:val="standardContextual"/>
             </w:rPr>
           </w:pPr>
-          <w:hyperlink w:anchor="_Toc242614880" w:history="1">
+          <w:hyperlink w:anchor="_Toc242736753" w:history="1">
             <w:r>
               <w:rPr>
                 <w:rStyle w:val="Hyperlink"/>
@@ -1931,7 +1931,7 @@
               <w:rPr>
                 <w:noProof/>
               </w:rPr>
-              <w:instrText xml:space="preserve"> PAGEREF _Toc242614880 \h </w:instrText>
+              <w:instrText xml:space="preserve"> PAGEREF _Toc242736753 \h </w:instrText>
             </w:r>
             <w:r>
               <w:rPr>
@@ -1974,7 +1974,7 @@
               <w14:ligatures w14:val="standardContextual"/>
             </w:rPr>
           </w:pPr>
-          <w:hyperlink w:anchor="_Toc242614881" w:history="1">
+          <w:hyperlink w:anchor="_Toc242736754" w:history="1">
             <w:r>
               <w:rPr>
                 <w:rStyle w:val="Hyperlink"/>
@@ -1998,7 +1998,7 @@
               <w:rPr>
                 <w:noProof/>
               </w:rPr>
-              <w:instrText xml:space="preserve"> PAGEREF _Toc242614881 \h </w:instrText>
+              <w:instrText xml:space="preserve"> PAGEREF _Toc242736754 \h </w:instrText>
             </w:r>
             <w:r>
               <w:rPr>
@@ -2041,7 +2041,7 @@
               <w14:ligatures w14:val="standardContextual"/>
             </w:rPr>
           </w:pPr>
-          <w:hyperlink w:anchor="_Toc242614882" w:history="1">
+          <w:hyperlink w:anchor="_Toc242736755" w:history="1">
             <w:r>
               <w:rPr>
                 <w:rStyle w:val="Hyperlink"/>
@@ -2065,7 +2065,7 @@
               <w:rPr>
                 <w:noProof/>
               </w:rPr>
-              <w:instrText xml:space="preserve"> PAGEREF _Toc242614882 \h </w:instrText>
+              <w:instrText xml:space="preserve"> PAGEREF _Toc242736755 \h </w:instrText>
             </w:r>
             <w:r>
               <w:rPr>
@@ -2104,7 +2104,7 @@
         <w:pStyle w:val="Heading1"/>
         <w:pageBreakBefore/>
       </w:pPr>
-      <w:bookmarkStart w:id="0" w:name="_Toc242614860"/>
+      <w:bookmarkStart w:id="0" w:name="_Toc242736733"/>
       <w:r>
         <w:lastRenderedPageBreak/>
         <w:t>1. Welcome</w:t>
@@ -2520,7 +2520,7 @@
       <w:pPr>
         <w:pStyle w:val="Heading2"/>
       </w:pPr>
-      <w:bookmarkStart w:id="1" w:name="_Toc242614861"/>
+      <w:bookmarkStart w:id="1" w:name="_Toc242736734"/>
       <w:r>
         <w:t>What you should know first</w:t>
       </w:r>
@@ -2638,7 +2638,7 @@
         <w:pStyle w:val="Heading1"/>
         <w:pageBreakBefore/>
       </w:pPr>
-      <w:bookmarkStart w:id="2" w:name="_Toc242614862"/>
+      <w:bookmarkStart w:id="2" w:name="_Toc242736735"/>
       <w:r>
         <w:lastRenderedPageBreak/>
         <w:t>2. What you need</w:t>
@@ -2867,7 +2867,7 @@
         <w:pStyle w:val="Heading1"/>
         <w:pageBreakBefore/>
       </w:pPr>
-      <w:bookmarkStart w:id="3" w:name="_Toc242614863"/>
+      <w:bookmarkStart w:id="3" w:name="_Toc242736736"/>
       <w:r>
         <w:lastRenderedPageBreak/>
         <w:t>3. Taking part, step by step</w:t>
@@ -2878,7 +2878,7 @@
       <w:pPr>
         <w:pStyle w:val="Heading2"/>
       </w:pPr>
-      <w:bookmarkStart w:id="4" w:name="_Toc242614864"/>
+      <w:bookmarkStart w:id="4" w:name="_Toc242736737"/>
       <w:r>
         <w:t>Step 1 — Open your link</w:t>
       </w:r>
@@ -2896,7 +2896,7 @@
       <w:pPr>
         <w:pStyle w:val="Heading2"/>
       </w:pPr>
-      <w:bookmarkStart w:id="5" w:name="_Toc242614865"/>
+      <w:bookmarkStart w:id="5" w:name="_Toc242736738"/>
       <w:r>
         <w:t>Step 2 — Confirm your organisation</w:t>
       </w:r>
@@ -2931,7 +2931,7 @@
           <w:noProof/>
         </w:rPr>
         <w:drawing>
-          <wp:inline distT="0" distB="0" distL="0" distR="0" wp14:anchorId="0849C5D0" wp14:editId="11366999">
+          <wp:inline distT="0" distB="0" distL="0" distR="0" wp14:anchorId="6D63F073" wp14:editId="2E0C6D7B">
             <wp:extent cx="2476500" cy="3362325"/>
             <wp:effectExtent l="0" t="0" r="0" b="0"/>
             <wp:docPr id="1" name="resp_01_confirm.jpg" descr="Confirming the organisation." title="Confirming the organisation."/>
@@ -3000,7 +3000,7 @@
       <w:pPr>
         <w:pStyle w:val="Heading2"/>
       </w:pPr>
-      <w:bookmarkStart w:id="6" w:name="_Toc242614866"/>
+      <w:bookmarkStart w:id="6" w:name="_Toc242736739"/>
       <w:r>
         <w:t>Step 3 — Tell us a little about you</w:t>
       </w:r>
@@ -3092,7 +3092,7 @@
         </w:rPr>
         <w:lastRenderedPageBreak/>
         <w:drawing>
-          <wp:inline distT="0" distB="0" distL="0" distR="0" wp14:anchorId="6F7DCC6D" wp14:editId="48185421">
+          <wp:inline distT="0" distB="0" distL="0" distR="0" wp14:anchorId="2DD0CB58" wp14:editId="3E15C9A2">
             <wp:extent cx="2476500" cy="3362325"/>
             <wp:effectExtent l="0" t="0" r="0" b="0"/>
             <wp:docPr id="2" name="resp_02_eligibility.jpg" descr="A little about you." title="A little about you."/>
@@ -3247,7 +3247,7 @@
       <w:pPr>
         <w:pStyle w:val="Heading2"/>
       </w:pPr>
-      <w:bookmarkStart w:id="7" w:name="_Toc242614867"/>
+      <w:bookmarkStart w:id="7" w:name="_Toc242736740"/>
       <w:r>
         <w:t>Step 4 — Read the participant information</w:t>
       </w:r>
@@ -3303,7 +3303,7 @@
         </w:rPr>
         <w:lastRenderedPageBreak/>
         <w:drawing>
-          <wp:inline distT="0" distB="0" distL="0" distR="0" wp14:anchorId="68604A6E" wp14:editId="51145300">
+          <wp:inline distT="0" distB="0" distL="0" distR="0" wp14:anchorId="64E51D72" wp14:editId="44A79733">
             <wp:extent cx="1076325" cy="4953000"/>
             <wp:effectExtent l="0" t="0" r="0" b="0"/>
             <wp:docPr id="3" name="resp_03_information_top.jpg" descr="Participant Information." title="Participant Information."/>
@@ -3372,7 +3372,7 @@
       <w:pPr>
         <w:pStyle w:val="Heading2"/>
       </w:pPr>
-      <w:bookmarkStart w:id="8" w:name="_Toc242614868"/>
+      <w:bookmarkStart w:id="8" w:name="_Toc242736741"/>
       <w:r>
         <w:t>Step 5 — Give your decision</w:t>
       </w:r>
@@ -3464,7 +3464,7 @@
         </w:rPr>
         <w:lastRenderedPageBreak/>
         <w:drawing>
-          <wp:inline distT="0" distB="0" distL="0" distR="0" wp14:anchorId="13C0F634" wp14:editId="6CB1DC24">
+          <wp:inline distT="0" distB="0" distL="0" distR="0" wp14:anchorId="6C6051DF" wp14:editId="4631C9C1">
             <wp:extent cx="2476500" cy="4419600"/>
             <wp:effectExtent l="0" t="0" r="0" b="0"/>
             <wp:docPr id="4" name="resp_04_consent.jpg" descr="Your consent." title="Your consent."/>
@@ -3533,7 +3533,7 @@
       <w:pPr>
         <w:pStyle w:val="Heading2"/>
       </w:pPr>
-      <w:bookmarkStart w:id="9" w:name="_Toc242614869"/>
+      <w:bookmarkStart w:id="9" w:name="_Toc242736742"/>
       <w:r>
         <w:t>Step 6 — Check what we already know (only if shown)</w:t>
       </w:r>
@@ -3621,7 +3621,7 @@
       <w:pPr>
         <w:pStyle w:val="Heading2"/>
       </w:pPr>
-      <w:bookmarkStart w:id="10" w:name="_Toc242614870"/>
+      <w:bookmarkStart w:id="10" w:name="_Toc242736743"/>
       <w:r>
         <w:t>Step 7 — Choose how you would like to take part</w:t>
       </w:r>
@@ -3963,7 +3963,7 @@
         </w:rPr>
         <w:lastRenderedPageBreak/>
         <w:drawing>
-          <wp:inline distT="0" distB="0" distL="0" distR="0" wp14:anchorId="7E573434" wp14:editId="727ABB14">
+          <wp:inline distT="0" distB="0" distL="0" distR="0" wp14:anchorId="7F15C0C2" wp14:editId="0090D5E8">
             <wp:extent cx="2476500" cy="4533900"/>
             <wp:effectExtent l="0" t="0" r="0" b="0"/>
             <wp:docPr id="5" name="resp_06_choice.jpg" descr="How would you like to take part?" title="How would you like to take part?"/>
@@ -4032,7 +4032,7 @@
       <w:pPr>
         <w:pStyle w:val="Heading2"/>
       </w:pPr>
-      <w:bookmarkStart w:id="11" w:name="_Toc242614871"/>
+      <w:bookmarkStart w:id="11" w:name="_Toc242736744"/>
       <w:r>
         <w:t>Step 8a — Complete the questionnaire yourself</w:t>
       </w:r>
@@ -4167,7 +4167,7 @@
         </w:rPr>
         <w:lastRenderedPageBreak/>
         <w:drawing>
-          <wp:inline distT="0" distB="0" distL="0" distR="0" wp14:anchorId="6967E8C5" wp14:editId="5259CD2B">
+          <wp:inline distT="0" distB="0" distL="0" distR="0" wp14:anchorId="4F6AC979" wp14:editId="4EBFF688">
             <wp:extent cx="2476500" cy="3362325"/>
             <wp:effectExtent l="0" t="0" r="0" b="0"/>
             <wp:docPr id="6" name="resp_07_ready.jpg" descr="Ready to begin." title="Ready to begin."/>
@@ -4243,7 +4243,7 @@
           <w:noProof/>
         </w:rPr>
         <w:drawing>
-          <wp:inline distT="0" distB="0" distL="0" distR="0" wp14:anchorId="5A20D146" wp14:editId="38093E6D">
+          <wp:inline distT="0" distB="0" distL="0" distR="0" wp14:anchorId="3561A0F7" wp14:editId="7D68EA3C">
             <wp:extent cx="2476500" cy="3362325"/>
             <wp:effectExtent l="0" t="0" r="0" b="0"/>
             <wp:docPr id="7" name="resp_07b_kobo_form.jpg" descr="The questionnaire's first page." title="The questionnaire's first page."/>
@@ -4515,7 +4515,7 @@
       <w:pPr>
         <w:pStyle w:val="Heading2"/>
       </w:pPr>
-      <w:bookmarkStart w:id="12" w:name="_Toc242614872"/>
+      <w:bookmarkStart w:id="12" w:name="_Toc242736745"/>
       <w:r>
         <w:lastRenderedPageBreak/>
         <w:t>Step 8b — Ask a researcher to call you</w:t>
@@ -4607,7 +4607,7 @@
           <w:noProof/>
         </w:rPr>
         <w:drawing>
-          <wp:inline distT="0" distB="0" distL="0" distR="0" wp14:anchorId="55ACA6D3" wp14:editId="5B88D494">
+          <wp:inline distT="0" distB="0" distL="0" distR="0" wp14:anchorId="3CEEFD14" wp14:editId="376FB6B7">
             <wp:extent cx="2476500" cy="3362325"/>
             <wp:effectExtent l="0" t="0" r="0" b="0"/>
             <wp:docPr id="8" name="resp_08_appointment.jpg" descr="Choosing a time for a call." title="Choosing a time for a call."/>
@@ -4683,7 +4683,7 @@
           <w:noProof/>
         </w:rPr>
         <w:drawing>
-          <wp:inline distT="0" distB="0" distL="0" distR="0" wp14:anchorId="2B500922" wp14:editId="387B2F40">
+          <wp:inline distT="0" distB="0" distL="0" distR="0" wp14:anchorId="53C16B23" wp14:editId="3E3803B1">
             <wp:extent cx="2476500" cy="3676650"/>
             <wp:effectExtent l="0" t="0" r="0" b="0"/>
             <wp:docPr id="9" name="resp_09_done_appointment.jpg" descr="Your request has been sent." title="Your request has been sent."/>
@@ -4752,7 +4752,7 @@
       <w:pPr>
         <w:pStyle w:val="Heading2"/>
       </w:pPr>
-      <w:bookmarkStart w:id="13" w:name="_Toc242614873"/>
+      <w:bookmarkStart w:id="13" w:name="_Toc242736746"/>
       <w:r>
         <w:lastRenderedPageBreak/>
         <w:t>Step 9 — Finished</w:t>
@@ -4842,7 +4842,7 @@
         <w:pStyle w:val="Heading1"/>
         <w:pageBreakBefore/>
       </w:pPr>
-      <w:bookmarkStart w:id="14" w:name="_Toc242614874"/>
+      <w:bookmarkStart w:id="14" w:name="_Toc242736747"/>
       <w:r>
         <w:lastRenderedPageBreak/>
         <w:t>4. Reminders</w:t>
@@ -4862,7 +4862,7 @@
         <w:pStyle w:val="Heading1"/>
         <w:pageBreakBefore/>
       </w:pPr>
-      <w:bookmarkStart w:id="15" w:name="_Toc242614875"/>
+      <w:bookmarkStart w:id="15" w:name="_Toc242736748"/>
       <w:r>
         <w:lastRenderedPageBreak/>
         <w:t>5. Your rights and your information</w:t>
@@ -4987,7 +4987,7 @@
         <w:pStyle w:val="Heading1"/>
         <w:pageBreakBefore/>
       </w:pPr>
-      <w:bookmarkStart w:id="16" w:name="_Toc242614876"/>
+      <w:bookmarkStart w:id="16" w:name="_Toc242736749"/>
       <w:r>
         <w:lastRenderedPageBreak/>
         <w:t>6. Questions and answers</w:t>
@@ -5502,7 +5502,7 @@
           <w:noProof/>
         </w:rPr>
         <w:drawing>
-          <wp:inline distT="0" distB="0" distL="0" distR="0" wp14:anchorId="68D0722E" wp14:editId="1FB936F0">
+          <wp:inline distT="0" distB="0" distL="0" distR="0" wp14:anchorId="05F27F50" wp14:editId="430AC3A7">
             <wp:extent cx="2476500" cy="2524125"/>
             <wp:effectExtent l="0" t="0" r="0" b="0"/>
             <wp:docPr id="10" name="resp_10_invalid_link.jpg" descr="What an invalid or expired link looks like." title="What an invalid or expired link looks like."/>
@@ -5572,7 +5572,7 @@
         <w:pStyle w:val="Heading1"/>
         <w:pageBreakBefore/>
       </w:pPr>
-      <w:bookmarkStart w:id="17" w:name="_Toc242614877"/>
+      <w:bookmarkStart w:id="17" w:name="_Toc242736750"/>
       <w:r>
         <w:lastRenderedPageBreak/>
         <w:t>7. If you were invited to a Key Informant Interview</w:t>
@@ -5808,7 +5808,7 @@
       <w:pPr>
         <w:pStyle w:val="Heading2"/>
       </w:pPr>
-      <w:bookmarkStart w:id="18" w:name="_Toc242614878"/>
+      <w:bookmarkStart w:id="18" w:name="_Toc242736751"/>
       <w:r>
         <w:t>Step 1 — Open your link</w:t>
       </w:r>
@@ -5826,7 +5826,7 @@
       <w:pPr>
         <w:pStyle w:val="Heading2"/>
       </w:pPr>
-      <w:bookmarkStart w:id="19" w:name="_Toc242614879"/>
+      <w:bookmarkStart w:id="19" w:name="_Toc242736752"/>
       <w:r>
         <w:t>Step 2 — Read the participant information</w:t>
       </w:r>
@@ -5864,7 +5864,7 @@
       <w:pPr>
         <w:pStyle w:val="Heading2"/>
       </w:pPr>
-      <w:bookmarkStart w:id="20" w:name="_Toc242614880"/>
+      <w:bookmarkStart w:id="20" w:name="_Toc242736753"/>
       <w:r>
         <w:t>Step 3 — Give your decision</w:t>
       </w:r>
@@ -5948,7 +5948,7 @@
       <w:pPr>
         <w:pStyle w:val="Heading2"/>
       </w:pPr>
-      <w:bookmarkStart w:id="21" w:name="_Toc242614881"/>
+      <w:bookmarkStart w:id="21" w:name="_Toc242736754"/>
       <w:r>
         <w:t>Step 4 — Start the interview</w:t>
       </w:r>
@@ -6111,7 +6111,7 @@
         <w:pStyle w:val="Heading1"/>
         <w:pageBreakBefore/>
       </w:pPr>
-      <w:bookmarkStart w:id="22" w:name="_Toc242614882"/>
+      <w:bookmarkStart w:id="22" w:name="_Toc242736755"/>
       <w:r>
         <w:lastRenderedPageBreak/>
         <w:t>8. Contact the research team</w:t>
@@ -6501,7 +6501,7 @@
         <w:sz w:val="16"/>
         <w:szCs w:val="16"/>
       </w:rPr>
-      <w:t>Version 1.32 · 11 October 2026</w:t>
+      <w:t>Version 1.33 · 12 October 2026</w:t>
     </w:r>
     <w:r>
       <w:rPr>
@@ -6674,10 +6674,96 @@
 <file path=word/numbering.xml><?xml version="1.0" encoding="utf-8"?>
 <w:numbering xmlns:wpc="http://schemas.microsoft.com/office/word/2010/wordprocessingCanvas" xmlns:cx="http://schemas.microsoft.com/office/drawing/2014/chartex" xmlns:cx1="http://schemas.microsoft.com/office/drawing/2015/9/8/chartex" xmlns:cx2="http://schemas.microsoft.com/office/drawing/2015/10/21/chartex" xmlns:cx3="http://schemas.microsoft.com/office/drawing/2016/5/9/chartex" xmlns:cx4="http://schemas.microsoft.com/office/drawing/2016/5/10/chartex" xmlns:cx5="http://schemas.microsoft.com/office/drawing/2016/5/11/chartex" xmlns:cx6="http://schemas.microsoft.com/office/drawing/2016/5/12/chartex" xmlns:cx7="http://schemas.microsoft.com/office/drawing/2016/5/13/chartex" xmlns:cx8="http://schemas.microsoft.com/office/drawing/2016/5/14/chartex" xmlns:mc="http://schemas.openxmlformats.org/markup-compatibility/2006" xmlns:aink="http://schemas.microsoft.com/office/drawing/2016/ink" xmlns:am3d="http://schemas.microsoft.com/office/drawing/2017/model3d" xmlns:o="urn:schemas-microsoft-com:office:office" xmlns:oel="http://schemas.microsoft.com/office/2019/extlst" xmlns:r="http://schemas.openxmlformats.org/officeDocument/2006/relationships" xmlns:m="http://schemas.openxmlformats.org/officeDocument/2006/math" xmlns:v="urn:schemas-microsoft-com:vml" xmlns:wp14="http://schemas.microsoft.com/office/word/2010/wordprocessingDrawing" xmlns:wp="http://schemas.openxmlformats.org/drawingml/2006/wordprocessingDrawing" xmlns:w10="urn:schemas-microsoft-com:office:word" xmlns:w="http://schemas.openxmlformats.org/wordprocessingml/2006/main" xmlns:w14="http://schemas.microsoft.com/office/word/2010/wordml" xmlns:w15="http://schemas.microsoft.com/office/word/2012/wordml" xmlns:w16cex="http://schemas.microsoft.com/office/word/2018/wordml/cex" xmlns:w16cid="http://schemas.microsoft.com/office/word/2016/wordml/cid" xmlns:w16="http://schemas.microsoft.com/office/word/2018/wordml" xmlns:w16sdtdh="http://schemas.microsoft.com/office/word/2020/wordml/sdtdatahash" xmlns:w16se="http://schemas.microsoft.com/office/word/2015/wordml/symex" xmlns:wpg="http://schemas.microsoft.com/office/word/2010/wordprocessingGroup" xmlns:wpi="http://schemas.microsoft.com/office/word/2010/wordprocessingInk" xmlns:wne="http://schemas.microsoft.com/office/word/2006/wordml" xmlns:wps="http://schemas.microsoft.com/office/word/2010/wordprocessingShape" mc:Ignorable="w14 w15 w16se w16cid w16 w16cex w16sdtdh wp14">
   <w:abstractNum w:abstractNumId="0" w15:restartNumberingAfterBreak="0">
-    <w:nsid w:val="0C65201B"/>
+    <w:nsid w:val="00AE4314"/>
     <w:multiLevelType w:val="hybridMultilevel"/>
-    <w:tmpl w:val="A39E9526"/>
-    <w:lvl w:ilvl="0" w:tplc="6046E998">
+    <w:tmpl w:val="0ADCED16"/>
+    <w:lvl w:ilvl="0" w:tplc="E6305CCA">
+      <w:start w:val="1"/>
+      <w:numFmt w:val="bullet"/>
+      <w:lvlText w:val="●"/>
+      <w:lvlJc w:val="left"/>
+      <w:pPr>
+        <w:ind w:left="720" w:hanging="360"/>
+      </w:pPr>
+    </w:lvl>
+    <w:lvl w:ilvl="1" w:tplc="492EBF5C">
+      <w:start w:val="1"/>
+      <w:numFmt w:val="bullet"/>
+      <w:lvlText w:val="○"/>
+      <w:lvlJc w:val="left"/>
+      <w:pPr>
+        <w:ind w:left="1440" w:hanging="360"/>
+      </w:pPr>
+    </w:lvl>
+    <w:lvl w:ilvl="2" w:tplc="DBDC1842">
+      <w:start w:val="1"/>
+      <w:numFmt w:val="bullet"/>
+      <w:lvlText w:val="■"/>
+      <w:lvlJc w:val="left"/>
+      <w:pPr>
+        <w:ind w:left="2160" w:hanging="360"/>
+      </w:pPr>
+    </w:lvl>
+    <w:lvl w:ilvl="3" w:tplc="DBD417B6">
+      <w:start w:val="1"/>
+      <w:numFmt w:val="bullet"/>
+      <w:lvlText w:val="●"/>
+      <w:lvlJc w:val="left"/>
+      <w:pPr>
+        <w:ind w:left="2880" w:hanging="360"/>
+      </w:pPr>
+    </w:lvl>
+    <w:lvl w:ilvl="4" w:tplc="1B26CBB4">
+      <w:start w:val="1"/>
+      <w:numFmt w:val="bullet"/>
+      <w:lvlText w:val="○"/>
+      <w:lvlJc w:val="left"/>
+      <w:pPr>
+        <w:ind w:left="3600" w:hanging="360"/>
+      </w:pPr>
+    </w:lvl>
+    <w:lvl w:ilvl="5" w:tplc="6A70C200">
+      <w:start w:val="1"/>
+      <w:numFmt w:val="bullet"/>
+      <w:lvlText w:val="■"/>
+      <w:lvlJc w:val="left"/>
+      <w:pPr>
+        <w:ind w:left="4320" w:hanging="360"/>
+      </w:pPr>
+    </w:lvl>
+    <w:lvl w:ilvl="6" w:tplc="FB4AE86A">
+      <w:start w:val="1"/>
+      <w:numFmt w:val="bullet"/>
+      <w:lvlText w:val="●"/>
+      <w:lvlJc w:val="left"/>
+      <w:pPr>
+        <w:ind w:left="5040" w:hanging="360"/>
+      </w:pPr>
+    </w:lvl>
+    <w:lvl w:ilvl="7" w:tplc="E29C351A">
+      <w:start w:val="1"/>
+      <w:numFmt w:val="bullet"/>
+      <w:lvlText w:val="●"/>
+      <w:lvlJc w:val="left"/>
+      <w:pPr>
+        <w:ind w:left="5760" w:hanging="360"/>
+      </w:pPr>
+    </w:lvl>
+    <w:lvl w:ilvl="8" w:tplc="AEF4645C">
+      <w:start w:val="1"/>
+      <w:numFmt w:val="bullet"/>
+      <w:lvlText w:val="●"/>
+      <w:lvlJc w:val="left"/>
+      <w:pPr>
+        <w:ind w:left="6480" w:hanging="360"/>
+      </w:pPr>
+    </w:lvl>
+  </w:abstractNum>
+  <w:abstractNum w:abstractNumId="1" w15:restartNumberingAfterBreak="0">
+    <w:nsid w:val="0ADC453A"/>
+    <w:multiLevelType w:val="hybridMultilevel"/>
+    <w:tmpl w:val="F2684468"/>
+    <w:lvl w:ilvl="0" w:tplc="B79A1D74">
       <w:start w:val="1"/>
       <w:numFmt w:val="decimal"/>
       <w:lvlText w:val="%1."/>
@@ -6691,52 +6777,52 @@
         <w:color w:val="A67C27"/>
       </w:rPr>
     </w:lvl>
-    <w:lvl w:ilvl="1" w:tplc="31DE69D4">
+    <w:lvl w:ilvl="1" w:tplc="609219AE">
       <w:numFmt w:val="decimal"/>
       <w:lvlText w:val=""/>
       <w:lvlJc w:val="left"/>
     </w:lvl>
-    <w:lvl w:ilvl="2" w:tplc="78FE309C">
+    <w:lvl w:ilvl="2" w:tplc="918AEE10">
       <w:numFmt w:val="decimal"/>
       <w:lvlText w:val=""/>
       <w:lvlJc w:val="left"/>
     </w:lvl>
-    <w:lvl w:ilvl="3" w:tplc="3DA41D04">
+    <w:lvl w:ilvl="3" w:tplc="92483646">
       <w:numFmt w:val="decimal"/>
       <w:lvlText w:val=""/>
       <w:lvlJc w:val="left"/>
     </w:lvl>
-    <w:lvl w:ilvl="4" w:tplc="88245962">
+    <w:lvl w:ilvl="4" w:tplc="A19C77CA">
       <w:numFmt w:val="decimal"/>
       <w:lvlText w:val=""/>
       <w:lvlJc w:val="left"/>
     </w:lvl>
-    <w:lvl w:ilvl="5" w:tplc="884653F4">
+    <w:lvl w:ilvl="5" w:tplc="19229946">
       <w:numFmt w:val="decimal"/>
       <w:lvlText w:val=""/>
       <w:lvlJc w:val="left"/>
     </w:lvl>
-    <w:lvl w:ilvl="6" w:tplc="3F24C2BA">
+    <w:lvl w:ilvl="6" w:tplc="B2B8C6BE">
       <w:numFmt w:val="decimal"/>
       <w:lvlText w:val=""/>
       <w:lvlJc w:val="left"/>
     </w:lvl>
-    <w:lvl w:ilvl="7" w:tplc="CD166288">
+    <w:lvl w:ilvl="7" w:tplc="E034B3B2">
       <w:numFmt w:val="decimal"/>
       <w:lvlText w:val=""/>
       <w:lvlJc w:val="left"/>
     </w:lvl>
-    <w:lvl w:ilvl="8" w:tplc="739EE004">
+    <w:lvl w:ilvl="8" w:tplc="35123F54">
       <w:numFmt w:val="decimal"/>
       <w:lvlText w:val=""/>
       <w:lvlJc w:val="left"/>
     </w:lvl>
   </w:abstractNum>
-  <w:abstractNum w:abstractNumId="1" w15:restartNumberingAfterBreak="0">
-    <w:nsid w:val="25A14DE5"/>
+  <w:abstractNum w:abstractNumId="2" w15:restartNumberingAfterBreak="0">
+    <w:nsid w:val="1FC91B3F"/>
     <w:multiLevelType w:val="hybridMultilevel"/>
-    <w:tmpl w:val="180E2190"/>
-    <w:lvl w:ilvl="0" w:tplc="132257EC">
+    <w:tmpl w:val="F394FA56"/>
+    <w:lvl w:ilvl="0" w:tplc="44A6FC9C">
       <w:start w:val="1"/>
       <w:numFmt w:val="decimal"/>
       <w:lvlText w:val="%1."/>
@@ -6750,196 +6836,111 @@
         <w:color w:val="A67C27"/>
       </w:rPr>
     </w:lvl>
-    <w:lvl w:ilvl="1" w:tplc="5E1491BC">
+    <w:lvl w:ilvl="1" w:tplc="9FEA5ACC">
       <w:numFmt w:val="decimal"/>
       <w:lvlText w:val=""/>
       <w:lvlJc w:val="left"/>
     </w:lvl>
-    <w:lvl w:ilvl="2" w:tplc="693CC390">
+    <w:lvl w:ilvl="2" w:tplc="C194C808">
       <w:numFmt w:val="decimal"/>
       <w:lvlText w:val=""/>
       <w:lvlJc w:val="left"/>
     </w:lvl>
-    <w:lvl w:ilvl="3" w:tplc="1D8E315A">
+    <w:lvl w:ilvl="3" w:tplc="9118E674">
       <w:numFmt w:val="decimal"/>
       <w:lvlText w:val=""/>
       <w:lvlJc w:val="left"/>
     </w:lvl>
-    <w:lvl w:ilvl="4" w:tplc="C9A2BEAA">
+    <w:lvl w:ilvl="4" w:tplc="B7AEFC64">
       <w:numFmt w:val="decimal"/>
       <w:lvlText w:val=""/>
       <w:lvlJc w:val="left"/>
     </w:lvl>
-    <w:lvl w:ilvl="5" w:tplc="01D6C6E8">
+    <w:lvl w:ilvl="5" w:tplc="25D8595A">
       <w:numFmt w:val="decimal"/>
       <w:lvlText w:val=""/>
       <w:lvlJc w:val="left"/>
     </w:lvl>
-    <w:lvl w:ilvl="6" w:tplc="5518EF50">
+    <w:lvl w:ilvl="6" w:tplc="22EE81CE">
       <w:numFmt w:val="decimal"/>
       <w:lvlText w:val=""/>
       <w:lvlJc w:val="left"/>
     </w:lvl>
-    <w:lvl w:ilvl="7" w:tplc="832A792A">
+    <w:lvl w:ilvl="7" w:tplc="2BBE5E54">
       <w:numFmt w:val="decimal"/>
       <w:lvlText w:val=""/>
       <w:lvlJc w:val="left"/>
     </w:lvl>
-    <w:lvl w:ilvl="8" w:tplc="D70C60F4">
+    <w:lvl w:ilvl="8" w:tplc="17BE5BB4">
       <w:numFmt w:val="decimal"/>
       <w:lvlText w:val=""/>
       <w:lvlJc w:val="left"/>
     </w:lvl>
   </w:abstractNum>
-  <w:abstractNum w:abstractNumId="2" w15:restartNumberingAfterBreak="0">
-    <w:nsid w:val="2C0508AD"/>
+  <w:abstractNum w:abstractNumId="3" w15:restartNumberingAfterBreak="0">
+    <w:nsid w:val="200E71F4"/>
     <w:multiLevelType w:val="hybridMultilevel"/>
-    <w:tmpl w:val="186084AA"/>
-    <w:lvl w:ilvl="0" w:tplc="EA345706">
+    <w:tmpl w:val="EF2E61B4"/>
+    <w:lvl w:ilvl="0" w:tplc="B1DAABFA">
       <w:start w:val="1"/>
-      <w:numFmt w:val="bullet"/>
-      <w:lvlText w:val="●"/>
+      <w:numFmt w:val="decimal"/>
+      <w:lvlText w:val="%1."/>
       <w:lvlJc w:val="left"/>
       <w:pPr>
-        <w:ind w:left="720" w:hanging="360"/>
-      </w:pPr>
+        <w:ind w:left="460" w:hanging="360"/>
+      </w:pPr>
+      <w:rPr>
+        <w:b/>
+        <w:bCs/>
+        <w:color w:val="A67C27"/>
+      </w:rPr>
     </w:lvl>
-    <w:lvl w:ilvl="1" w:tplc="EFB6C534">
-      <w:start w:val="1"/>
-      <w:numFmt w:val="bullet"/>
-      <w:lvlText w:val="○"/>
-      <w:lvlJc w:val="left"/>
-      <w:pPr>
-        <w:ind w:left="1440" w:hanging="360"/>
-      </w:pPr>
-    </w:lvl>
-    <w:lvl w:ilvl="2" w:tplc="0C50DC4C">
-      <w:start w:val="1"/>
-      <w:numFmt w:val="bullet"/>
-      <w:lvlText w:val="■"/>
-      <w:lvlJc w:val="left"/>
-      <w:pPr>
-        <w:ind w:left="2160" w:hanging="360"/>
-      </w:pPr>
-    </w:lvl>
-    <w:lvl w:ilvl="3" w:tplc="D00CD0E4">
-      <w:start w:val="1"/>
-      <w:numFmt w:val="bullet"/>
-      <w:lvlText w:val="●"/>
-      <w:lvlJc w:val="left"/>
-      <w:pPr>
-        <w:ind w:left="2880" w:hanging="360"/>
-      </w:pPr>
-    </w:lvl>
-    <w:lvl w:ilvl="4" w:tplc="4656AEB2">
-      <w:start w:val="1"/>
-      <w:numFmt w:val="bullet"/>
-      <w:lvlText w:val="○"/>
-      <w:lvlJc w:val="left"/>
-      <w:pPr>
-        <w:ind w:left="3600" w:hanging="360"/>
-      </w:pPr>
-    </w:lvl>
-    <w:lvl w:ilvl="5" w:tplc="6726A078">
-      <w:start w:val="1"/>
-      <w:numFmt w:val="bullet"/>
-      <w:lvlText w:val="■"/>
-      <w:lvlJc w:val="left"/>
-      <w:pPr>
-        <w:ind w:left="4320" w:hanging="360"/>
-      </w:pPr>
-    </w:lvl>
-    <w:lvl w:ilvl="6" w:tplc="CB0E572A">
-      <w:start w:val="1"/>
-      <w:numFmt w:val="bullet"/>
-      <w:lvlText w:val="●"/>
-      <w:lvlJc w:val="left"/>
-      <w:pPr>
-        <w:ind w:left="5040" w:hanging="360"/>
-      </w:pPr>
-    </w:lvl>
-    <w:lvl w:ilvl="7" w:tplc="54BC4BD8">
-      <w:start w:val="1"/>
-      <w:numFmt w:val="bullet"/>
-      <w:lvlText w:val="●"/>
-      <w:lvlJc w:val="left"/>
-      <w:pPr>
-        <w:ind w:left="5760" w:hanging="360"/>
-      </w:pPr>
-    </w:lvl>
-    <w:lvl w:ilvl="8" w:tplc="073E3D96">
-      <w:start w:val="1"/>
-      <w:numFmt w:val="bullet"/>
-      <w:lvlText w:val="●"/>
-      <w:lvlJc w:val="left"/>
-      <w:pPr>
-        <w:ind w:left="6480" w:hanging="360"/>
-      </w:pPr>
-    </w:lvl>
-  </w:abstractNum>
-  <w:abstractNum w:abstractNumId="3" w15:restartNumberingAfterBreak="0">
-    <w:nsid w:val="58131F09"/>
-    <w:multiLevelType w:val="hybridMultilevel"/>
-    <w:tmpl w:val="9192362A"/>
-    <w:lvl w:ilvl="0" w:tplc="325E9F2E">
-      <w:start w:val="1"/>
-      <w:numFmt w:val="bullet"/>
-      <w:lvlText w:val="•"/>
-      <w:lvlJc w:val="left"/>
-      <w:pPr>
-        <w:ind w:left="460" w:hanging="280"/>
-      </w:pPr>
-    </w:lvl>
-    <w:lvl w:ilvl="1" w:tplc="3B70BBD2">
-      <w:start w:val="1"/>
-      <w:numFmt w:val="bullet"/>
-      <w:lvlText w:val="–"/>
-      <w:lvlJc w:val="left"/>
-      <w:pPr>
-        <w:ind w:left="900" w:hanging="280"/>
-      </w:pPr>
-    </w:lvl>
-    <w:lvl w:ilvl="2" w:tplc="F5F66B18">
+    <w:lvl w:ilvl="1" w:tplc="10E8D200">
       <w:numFmt w:val="decimal"/>
       <w:lvlText w:val=""/>
       <w:lvlJc w:val="left"/>
     </w:lvl>
-    <w:lvl w:ilvl="3" w:tplc="CED2FA1E">
+    <w:lvl w:ilvl="2" w:tplc="D8888E52">
       <w:numFmt w:val="decimal"/>
       <w:lvlText w:val=""/>
       <w:lvlJc w:val="left"/>
     </w:lvl>
-    <w:lvl w:ilvl="4" w:tplc="EF58C84C">
+    <w:lvl w:ilvl="3" w:tplc="736A1B56">
       <w:numFmt w:val="decimal"/>
       <w:lvlText w:val=""/>
       <w:lvlJc w:val="left"/>
     </w:lvl>
-    <w:lvl w:ilvl="5" w:tplc="C7C8D3E4">
+    <w:lvl w:ilvl="4" w:tplc="2BCCB2DE">
       <w:numFmt w:val="decimal"/>
       <w:lvlText w:val=""/>
       <w:lvlJc w:val="left"/>
     </w:lvl>
-    <w:lvl w:ilvl="6" w:tplc="7D4645F8">
+    <w:lvl w:ilvl="5" w:tplc="6B1EFCCE">
       <w:numFmt w:val="decimal"/>
       <w:lvlText w:val=""/>
       <w:lvlJc w:val="left"/>
     </w:lvl>
-    <w:lvl w:ilvl="7" w:tplc="A94655AE">
+    <w:lvl w:ilvl="6" w:tplc="FE2A5A26">
       <w:numFmt w:val="decimal"/>
       <w:lvlText w:val=""/>
       <w:lvlJc w:val="left"/>
     </w:lvl>
-    <w:lvl w:ilvl="8" w:tplc="8D7E9540">
+    <w:lvl w:ilvl="7" w:tplc="D41E4534">
+      <w:numFmt w:val="decimal"/>
+      <w:lvlText w:val=""/>
+      <w:lvlJc w:val="left"/>
+    </w:lvl>
+    <w:lvl w:ilvl="8" w:tplc="50BA6800">
       <w:numFmt w:val="decimal"/>
       <w:lvlText w:val=""/>
       <w:lvlJc w:val="left"/>
     </w:lvl>
   </w:abstractNum>
   <w:abstractNum w:abstractNumId="4" w15:restartNumberingAfterBreak="0">
-    <w:nsid w:val="5EB109F8"/>
+    <w:nsid w:val="63B72AC7"/>
     <w:multiLevelType w:val="hybridMultilevel"/>
-    <w:tmpl w:val="2D660BDA"/>
-    <w:lvl w:ilvl="0" w:tplc="04D0F2D6">
+    <w:tmpl w:val="C0A627BC"/>
+    <w:lvl w:ilvl="0" w:tplc="E5D84CBC">
       <w:start w:val="1"/>
       <w:numFmt w:val="decimal"/>
       <w:lvlText w:val="%1."/>
@@ -6953,138 +6954,137 @@
         <w:color w:val="A67C27"/>
       </w:rPr>
     </w:lvl>
-    <w:lvl w:ilvl="1" w:tplc="BA5A8BCC">
+    <w:lvl w:ilvl="1" w:tplc="479A6366">
       <w:numFmt w:val="decimal"/>
       <w:lvlText w:val=""/>
       <w:lvlJc w:val="left"/>
     </w:lvl>
-    <w:lvl w:ilvl="2" w:tplc="7A325C38">
+    <w:lvl w:ilvl="2" w:tplc="D7E617D4">
       <w:numFmt w:val="decimal"/>
       <w:lvlText w:val=""/>
       <w:lvlJc w:val="left"/>
     </w:lvl>
-    <w:lvl w:ilvl="3" w:tplc="50008410">
+    <w:lvl w:ilvl="3" w:tplc="8852179A">
       <w:numFmt w:val="decimal"/>
       <w:lvlText w:val=""/>
       <w:lvlJc w:val="left"/>
     </w:lvl>
-    <w:lvl w:ilvl="4" w:tplc="D0F8526E">
+    <w:lvl w:ilvl="4" w:tplc="E1ECD466">
       <w:numFmt w:val="decimal"/>
       <w:lvlText w:val=""/>
       <w:lvlJc w:val="left"/>
     </w:lvl>
-    <w:lvl w:ilvl="5" w:tplc="AF12F290">
+    <w:lvl w:ilvl="5" w:tplc="CBDC40BC">
       <w:numFmt w:val="decimal"/>
       <w:lvlText w:val=""/>
       <w:lvlJc w:val="left"/>
     </w:lvl>
-    <w:lvl w:ilvl="6" w:tplc="1750CA90">
+    <w:lvl w:ilvl="6" w:tplc="D1C03FC0">
       <w:numFmt w:val="decimal"/>
       <w:lvlText w:val=""/>
       <w:lvlJc w:val="left"/>
     </w:lvl>
-    <w:lvl w:ilvl="7" w:tplc="79820310">
+    <w:lvl w:ilvl="7" w:tplc="371A5098">
       <w:numFmt w:val="decimal"/>
       <w:lvlText w:val=""/>
       <w:lvlJc w:val="left"/>
     </w:lvl>
-    <w:lvl w:ilvl="8" w:tplc="B5364800">
+    <w:lvl w:ilvl="8" w:tplc="57444916">
       <w:numFmt w:val="decimal"/>
       <w:lvlText w:val=""/>
       <w:lvlJc w:val="left"/>
     </w:lvl>
   </w:abstractNum>
   <w:abstractNum w:abstractNumId="5" w15:restartNumberingAfterBreak="0">
-    <w:nsid w:val="61012CFB"/>
+    <w:nsid w:val="64CC4005"/>
     <w:multiLevelType w:val="hybridMultilevel"/>
-    <w:tmpl w:val="96B2C8EC"/>
-    <w:lvl w:ilvl="0" w:tplc="8CCE3992">
+    <w:tmpl w:val="6F823BAE"/>
+    <w:lvl w:ilvl="0" w:tplc="FBFED838">
       <w:start w:val="1"/>
-      <w:numFmt w:val="decimal"/>
-      <w:lvlText w:val="%1."/>
+      <w:numFmt w:val="bullet"/>
+      <w:lvlText w:val="•"/>
       <w:lvlJc w:val="left"/>
       <w:pPr>
-        <w:ind w:left="460" w:hanging="360"/>
-      </w:pPr>
-      <w:rPr>
-        <w:b/>
-        <w:bCs/>
-        <w:color w:val="A67C27"/>
-      </w:rPr>
+        <w:ind w:left="460" w:hanging="280"/>
+      </w:pPr>
     </w:lvl>
-    <w:lvl w:ilvl="1" w:tplc="19E4823A">
+    <w:lvl w:ilvl="1" w:tplc="6634606C">
+      <w:start w:val="1"/>
+      <w:numFmt w:val="bullet"/>
+      <w:lvlText w:val="–"/>
+      <w:lvlJc w:val="left"/>
+      <w:pPr>
+        <w:ind w:left="900" w:hanging="280"/>
+      </w:pPr>
+    </w:lvl>
+    <w:lvl w:ilvl="2" w:tplc="89447B3E">
       <w:numFmt w:val="decimal"/>
       <w:lvlText w:val=""/>
       <w:lvlJc w:val="left"/>
     </w:lvl>
-    <w:lvl w:ilvl="2" w:tplc="7F963ECA">
+    <w:lvl w:ilvl="3" w:tplc="76529F42">
       <w:numFmt w:val="decimal"/>
       <w:lvlText w:val=""/>
       <w:lvlJc w:val="left"/>
     </w:lvl>
-    <w:lvl w:ilvl="3" w:tplc="185871D4">
+    <w:lvl w:ilvl="4" w:tplc="28B2B82A">
       <w:numFmt w:val="decimal"/>
       <w:lvlText w:val=""/>
       <w:lvlJc w:val="left"/>
     </w:lvl>
-    <w:lvl w:ilvl="4" w:tplc="5240CB14">
+    <w:lvl w:ilvl="5" w:tplc="ACD2A146">
       <w:numFmt w:val="decimal"/>
       <w:lvlText w:val=""/>
       <w:lvlJc w:val="left"/>
     </w:lvl>
-    <w:lvl w:ilvl="5" w:tplc="790E78F6">
+    <w:lvl w:ilvl="6" w:tplc="7DAA84CA">
       <w:numFmt w:val="decimal"/>
       <w:lvlText w:val=""/>
       <w:lvlJc w:val="left"/>
     </w:lvl>
-    <w:lvl w:ilvl="6" w:tplc="017C37D6">
+    <w:lvl w:ilvl="7" w:tplc="C0A8690E">
       <w:numFmt w:val="decimal"/>
       <w:lvlText w:val=""/>
       <w:lvlJc w:val="left"/>
     </w:lvl>
-    <w:lvl w:ilvl="7" w:tplc="80548A74">
-      <w:numFmt w:val="decimal"/>
-      <w:lvlText w:val=""/>
-      <w:lvlJc w:val="left"/>
-    </w:lvl>
-    <w:lvl w:ilvl="8" w:tplc="150A90A2">
+    <w:lvl w:ilvl="8" w:tplc="D9B8F7C0">
       <w:numFmt w:val="decimal"/>
       <w:lvlText w:val=""/>
       <w:lvlJc w:val="left"/>
     </w:lvl>
   </w:abstractNum>
-  <w:num w:numId="1" w16cid:durableId="509562694">
+  <w:num w:numId="1" w16cid:durableId="1058628985">
+    <w:abstractNumId w:val="0"/>
+    <w:lvlOverride w:ilvl="0">
+      <w:startOverride w:val="1"/>
+    </w:lvlOverride>
+  </w:num>
+  <w:num w:numId="2" w16cid:durableId="485972931">
+    <w:abstractNumId w:val="5"/>
+    <w:lvlOverride w:ilvl="0">
+      <w:startOverride w:val="1"/>
+    </w:lvlOverride>
+  </w:num>
+  <w:num w:numId="3" w16cid:durableId="1428498269">
+    <w:abstractNumId w:val="4"/>
+    <w:lvlOverride w:ilvl="0">
+      <w:startOverride w:val="1"/>
+    </w:lvlOverride>
+  </w:num>
+  <w:num w:numId="4" w16cid:durableId="580530029">
+    <w:abstractNumId w:val="1"/>
+    <w:lvlOverride w:ilvl="0">
+      <w:startOverride w:val="1"/>
+    </w:lvlOverride>
+  </w:num>
+  <w:num w:numId="5" w16cid:durableId="909077957">
     <w:abstractNumId w:val="2"/>
     <w:lvlOverride w:ilvl="0">
       <w:startOverride w:val="1"/>
     </w:lvlOverride>
   </w:num>
-  <w:num w:numId="2" w16cid:durableId="1293051548">
+  <w:num w:numId="6" w16cid:durableId="198207602">
     <w:abstractNumId w:val="3"/>
-    <w:lvlOverride w:ilvl="0">
-      <w:startOverride w:val="1"/>
-    </w:lvlOverride>
-  </w:num>
-  <w:num w:numId="3" w16cid:durableId="1037126294">
-    <w:abstractNumId w:val="0"/>
-    <w:lvlOverride w:ilvl="0">
-      <w:startOverride w:val="1"/>
-    </w:lvlOverride>
-  </w:num>
-  <w:num w:numId="4" w16cid:durableId="1807044290">
-    <w:abstractNumId w:val="4"/>
-    <w:lvlOverride w:ilvl="0">
-      <w:startOverride w:val="1"/>
-    </w:lvlOverride>
-  </w:num>
-  <w:num w:numId="5" w16cid:durableId="1171215225">
-    <w:abstractNumId w:val="5"/>
-    <w:lvlOverride w:ilvl="0">
-      <w:startOverride w:val="1"/>
-    </w:lvlOverride>
-  </w:num>
-  <w:num w:numId="6" w16cid:durableId="300119190">
-    <w:abstractNumId w:val="1"/>
     <w:lvlOverride w:ilvl="0">
       <w:startOverride w:val="1"/>
     </w:lvlOverride>
@@ -7710,7 +7710,7 @@
     <w:autoRedefine/>
     <w:uiPriority w:val="39"/>
     <w:unhideWhenUsed/>
-    <w:rsid w:val="004657DE"/>
+    <w:rsid w:val="00D235E0"/>
     <w:pPr>
       <w:spacing w:after="100"/>
     </w:pPr>
@@ -7722,7 +7722,7 @@
     <w:autoRedefine/>
     <w:uiPriority w:val="39"/>
     <w:unhideWhenUsed/>
-    <w:rsid w:val="004657DE"/>
+    <w:rsid w:val="00D235E0"/>
     <w:pPr>
       <w:spacing w:after="100"/>
       <w:ind w:left="210"/>

--- a/docs/manuals/Respondent_Guide.docx
+++ b/docs/manuals/Respondent_Guide.docx
@@ -469,7 +469,7 @@
                 <w:sz w:val="19"/>
                 <w:szCs w:val="19"/>
               </w:rPr>
-              <w:t>Version 1.33 · 12 October 2026</w:t>
+              <w:t>Version 1.34 · 12 October 2026</w:t>
             </w:r>
           </w:p>
         </w:tc>
@@ -538,7 +538,7 @@
     <w:sdt>
       <w:sdtPr>
         <w:alias w:val="Contents"/>
-        <w:id w:val="908660199"/>
+        <w:id w:val="-1519230952"/>
       </w:sdtPr>
       <w:sdtEndPr/>
       <w:sdtContent>
@@ -567,7 +567,7 @@
           <w:r>
             <w:fldChar w:fldCharType="separate"/>
           </w:r>
-          <w:hyperlink w:anchor="_Toc242736733" w:history="1">
+          <w:hyperlink w:anchor="_Toc242740971" w:history="1">
             <w:r>
               <w:rPr>
                 <w:rStyle w:val="Hyperlink"/>
@@ -591,7 +591,7 @@
               <w:rPr>
                 <w:noProof/>
               </w:rPr>
-              <w:instrText xml:space="preserve"> PAGEREF _Toc242736733 \h </w:instrText>
+              <w:instrText xml:space="preserve"> PAGEREF _Toc242740971 \h </w:instrText>
             </w:r>
             <w:r>
               <w:rPr>
@@ -634,7 +634,7 @@
               <w14:ligatures w14:val="standardContextual"/>
             </w:rPr>
           </w:pPr>
-          <w:hyperlink w:anchor="_Toc242736734" w:history="1">
+          <w:hyperlink w:anchor="_Toc242740972" w:history="1">
             <w:r>
               <w:rPr>
                 <w:rStyle w:val="Hyperlink"/>
@@ -658,7 +658,7 @@
               <w:rPr>
                 <w:noProof/>
               </w:rPr>
-              <w:instrText xml:space="preserve"> PAGEREF _Toc242736734 \h </w:instrText>
+              <w:instrText xml:space="preserve"> PAGEREF _Toc242740972 \h </w:instrText>
             </w:r>
             <w:r>
               <w:rPr>
@@ -701,7 +701,7 @@
               <w14:ligatures w14:val="standardContextual"/>
             </w:rPr>
           </w:pPr>
-          <w:hyperlink w:anchor="_Toc242736735" w:history="1">
+          <w:hyperlink w:anchor="_Toc242740973" w:history="1">
             <w:r>
               <w:rPr>
                 <w:rStyle w:val="Hyperlink"/>
@@ -725,7 +725,7 @@
               <w:rPr>
                 <w:noProof/>
               </w:rPr>
-              <w:instrText xml:space="preserve"> PAGEREF _Toc242736735 \h </w:instrText>
+              <w:instrText xml:space="preserve"> PAGEREF _Toc242740973 \h </w:instrText>
             </w:r>
             <w:r>
               <w:rPr>
@@ -768,7 +768,7 @@
               <w14:ligatures w14:val="standardContextual"/>
             </w:rPr>
           </w:pPr>
-          <w:hyperlink w:anchor="_Toc242736736" w:history="1">
+          <w:hyperlink w:anchor="_Toc242740974" w:history="1">
             <w:r>
               <w:rPr>
                 <w:rStyle w:val="Hyperlink"/>
@@ -792,7 +792,7 @@
               <w:rPr>
                 <w:noProof/>
               </w:rPr>
-              <w:instrText xml:space="preserve"> PAGEREF _Toc242736736 \h </w:instrText>
+              <w:instrText xml:space="preserve"> PAGEREF _Toc242740974 \h </w:instrText>
             </w:r>
             <w:r>
               <w:rPr>
@@ -835,7 +835,7 @@
               <w14:ligatures w14:val="standardContextual"/>
             </w:rPr>
           </w:pPr>
-          <w:hyperlink w:anchor="_Toc242736737" w:history="1">
+          <w:hyperlink w:anchor="_Toc242740975" w:history="1">
             <w:r>
               <w:rPr>
                 <w:rStyle w:val="Hyperlink"/>
@@ -859,7 +859,7 @@
               <w:rPr>
                 <w:noProof/>
               </w:rPr>
-              <w:instrText xml:space="preserve"> PAGEREF _Toc242736737 \h </w:instrText>
+              <w:instrText xml:space="preserve"> PAGEREF _Toc242740975 \h </w:instrText>
             </w:r>
             <w:r>
               <w:rPr>
@@ -902,7 +902,7 @@
               <w14:ligatures w14:val="standardContextual"/>
             </w:rPr>
           </w:pPr>
-          <w:hyperlink w:anchor="_Toc242736738" w:history="1">
+          <w:hyperlink w:anchor="_Toc242740976" w:history="1">
             <w:r>
               <w:rPr>
                 <w:rStyle w:val="Hyperlink"/>
@@ -926,7 +926,7 @@
               <w:rPr>
                 <w:noProof/>
               </w:rPr>
-              <w:instrText xml:space="preserve"> PAGEREF _Toc242736738 \h </w:instrText>
+              <w:instrText xml:space="preserve"> PAGEREF _Toc242740976 \h </w:instrText>
             </w:r>
             <w:r>
               <w:rPr>
@@ -969,7 +969,7 @@
               <w14:ligatures w14:val="standardContextual"/>
             </w:rPr>
           </w:pPr>
-          <w:hyperlink w:anchor="_Toc242736739" w:history="1">
+          <w:hyperlink w:anchor="_Toc242740977" w:history="1">
             <w:r>
               <w:rPr>
                 <w:rStyle w:val="Hyperlink"/>
@@ -993,7 +993,7 @@
               <w:rPr>
                 <w:noProof/>
               </w:rPr>
-              <w:instrText xml:space="preserve"> PAGEREF _Toc242736739 \h </w:instrText>
+              <w:instrText xml:space="preserve"> PAGEREF _Toc242740977 \h </w:instrText>
             </w:r>
             <w:r>
               <w:rPr>
@@ -1036,7 +1036,7 @@
               <w14:ligatures w14:val="standardContextual"/>
             </w:rPr>
           </w:pPr>
-          <w:hyperlink w:anchor="_Toc242736740" w:history="1">
+          <w:hyperlink w:anchor="_Toc242740978" w:history="1">
             <w:r>
               <w:rPr>
                 <w:rStyle w:val="Hyperlink"/>
@@ -1060,7 +1060,7 @@
               <w:rPr>
                 <w:noProof/>
               </w:rPr>
-              <w:instrText xml:space="preserve"> PAGEREF _Toc242736740 \h </w:instrText>
+              <w:instrText xml:space="preserve"> PAGEREF _Toc242740978 \h </w:instrText>
             </w:r>
             <w:r>
               <w:rPr>
@@ -1103,7 +1103,7 @@
               <w14:ligatures w14:val="standardContextual"/>
             </w:rPr>
           </w:pPr>
-          <w:hyperlink w:anchor="_Toc242736741" w:history="1">
+          <w:hyperlink w:anchor="_Toc242740979" w:history="1">
             <w:r>
               <w:rPr>
                 <w:rStyle w:val="Hyperlink"/>
@@ -1127,7 +1127,7 @@
               <w:rPr>
                 <w:noProof/>
               </w:rPr>
-              <w:instrText xml:space="preserve"> PAGEREF _Toc242736741 \h </w:instrText>
+              <w:instrText xml:space="preserve"> PAGEREF _Toc242740979 \h </w:instrText>
             </w:r>
             <w:r>
               <w:rPr>
@@ -1170,7 +1170,7 @@
               <w14:ligatures w14:val="standardContextual"/>
             </w:rPr>
           </w:pPr>
-          <w:hyperlink w:anchor="_Toc242736742" w:history="1">
+          <w:hyperlink w:anchor="_Toc242740980" w:history="1">
             <w:r>
               <w:rPr>
                 <w:rStyle w:val="Hyperlink"/>
@@ -1194,7 +1194,7 @@
               <w:rPr>
                 <w:noProof/>
               </w:rPr>
-              <w:instrText xml:space="preserve"> PAGEREF _Toc242736742 \h </w:instrText>
+              <w:instrText xml:space="preserve"> PAGEREF _Toc242740980 \h </w:instrText>
             </w:r>
             <w:r>
               <w:rPr>
@@ -1237,7 +1237,7 @@
               <w14:ligatures w14:val="standardContextual"/>
             </w:rPr>
           </w:pPr>
-          <w:hyperlink w:anchor="_Toc242736743" w:history="1">
+          <w:hyperlink w:anchor="_Toc242740981" w:history="1">
             <w:r>
               <w:rPr>
                 <w:rStyle w:val="Hyperlink"/>
@@ -1261,7 +1261,7 @@
               <w:rPr>
                 <w:noProof/>
               </w:rPr>
-              <w:instrText xml:space="preserve"> PAGEREF _Toc242736743 \h </w:instrText>
+              <w:instrText xml:space="preserve"> PAGEREF _Toc242740981 \h </w:instrText>
             </w:r>
             <w:r>
               <w:rPr>
@@ -1304,7 +1304,7 @@
               <w14:ligatures w14:val="standardContextual"/>
             </w:rPr>
           </w:pPr>
-          <w:hyperlink w:anchor="_Toc242736744" w:history="1">
+          <w:hyperlink w:anchor="_Toc242740982" w:history="1">
             <w:r>
               <w:rPr>
                 <w:rStyle w:val="Hyperlink"/>
@@ -1328,7 +1328,7 @@
               <w:rPr>
                 <w:noProof/>
               </w:rPr>
-              <w:instrText xml:space="preserve"> PAGEREF _Toc242736744 \h </w:instrText>
+              <w:instrText xml:space="preserve"> PAGEREF _Toc242740982 \h </w:instrText>
             </w:r>
             <w:r>
               <w:rPr>
@@ -1371,7 +1371,7 @@
               <w14:ligatures w14:val="standardContextual"/>
             </w:rPr>
           </w:pPr>
-          <w:hyperlink w:anchor="_Toc242736745" w:history="1">
+          <w:hyperlink w:anchor="_Toc242740983" w:history="1">
             <w:r>
               <w:rPr>
                 <w:rStyle w:val="Hyperlink"/>
@@ -1395,7 +1395,7 @@
               <w:rPr>
                 <w:noProof/>
               </w:rPr>
-              <w:instrText xml:space="preserve"> PAGEREF _Toc242736745 \h </w:instrText>
+              <w:instrText xml:space="preserve"> PAGEREF _Toc242740983 \h </w:instrText>
             </w:r>
             <w:r>
               <w:rPr>
@@ -1438,7 +1438,7 @@
               <w14:ligatures w14:val="standardContextual"/>
             </w:rPr>
           </w:pPr>
-          <w:hyperlink w:anchor="_Toc242736746" w:history="1">
+          <w:hyperlink w:anchor="_Toc242740984" w:history="1">
             <w:r>
               <w:rPr>
                 <w:rStyle w:val="Hyperlink"/>
@@ -1462,7 +1462,7 @@
               <w:rPr>
                 <w:noProof/>
               </w:rPr>
-              <w:instrText xml:space="preserve"> PAGEREF _Toc242736746 \h </w:instrText>
+              <w:instrText xml:space="preserve"> PAGEREF _Toc242740984 \h </w:instrText>
             </w:r>
             <w:r>
               <w:rPr>
@@ -1505,7 +1505,7 @@
               <w14:ligatures w14:val="standardContextual"/>
             </w:rPr>
           </w:pPr>
-          <w:hyperlink w:anchor="_Toc242736747" w:history="1">
+          <w:hyperlink w:anchor="_Toc242740985" w:history="1">
             <w:r>
               <w:rPr>
                 <w:rStyle w:val="Hyperlink"/>
@@ -1529,7 +1529,7 @@
               <w:rPr>
                 <w:noProof/>
               </w:rPr>
-              <w:instrText xml:space="preserve"> PAGEREF _Toc242736747 \h </w:instrText>
+              <w:instrText xml:space="preserve"> PAGEREF _Toc242740985 \h </w:instrText>
             </w:r>
             <w:r>
               <w:rPr>
@@ -1572,7 +1572,7 @@
               <w14:ligatures w14:val="standardContextual"/>
             </w:rPr>
           </w:pPr>
-          <w:hyperlink w:anchor="_Toc242736748" w:history="1">
+          <w:hyperlink w:anchor="_Toc242740986" w:history="1">
             <w:r>
               <w:rPr>
                 <w:rStyle w:val="Hyperlink"/>
@@ -1596,7 +1596,7 @@
               <w:rPr>
                 <w:noProof/>
               </w:rPr>
-              <w:instrText xml:space="preserve"> PAGEREF _Toc242736748 \h </w:instrText>
+              <w:instrText xml:space="preserve"> PAGEREF _Toc242740986 \h </w:instrText>
             </w:r>
             <w:r>
               <w:rPr>
@@ -1639,7 +1639,7 @@
               <w14:ligatures w14:val="standardContextual"/>
             </w:rPr>
           </w:pPr>
-          <w:hyperlink w:anchor="_Toc242736749" w:history="1">
+          <w:hyperlink w:anchor="_Toc242740987" w:history="1">
             <w:r>
               <w:rPr>
                 <w:rStyle w:val="Hyperlink"/>
@@ -1663,7 +1663,7 @@
               <w:rPr>
                 <w:noProof/>
               </w:rPr>
-              <w:instrText xml:space="preserve"> PAGEREF _Toc242736749 \h </w:instrText>
+              <w:instrText xml:space="preserve"> PAGEREF _Toc242740987 \h </w:instrText>
             </w:r>
             <w:r>
               <w:rPr>
@@ -1706,7 +1706,7 @@
               <w14:ligatures w14:val="standardContextual"/>
             </w:rPr>
           </w:pPr>
-          <w:hyperlink w:anchor="_Toc242736750" w:history="1">
+          <w:hyperlink w:anchor="_Toc242740988" w:history="1">
             <w:r>
               <w:rPr>
                 <w:rStyle w:val="Hyperlink"/>
@@ -1730,7 +1730,7 @@
               <w:rPr>
                 <w:noProof/>
               </w:rPr>
-              <w:instrText xml:space="preserve"> PAGEREF _Toc242736750 \h </w:instrText>
+              <w:instrText xml:space="preserve"> PAGEREF _Toc242740988 \h </w:instrText>
             </w:r>
             <w:r>
               <w:rPr>
@@ -1773,7 +1773,7 @@
               <w14:ligatures w14:val="standardContextual"/>
             </w:rPr>
           </w:pPr>
-          <w:hyperlink w:anchor="_Toc242736751" w:history="1">
+          <w:hyperlink w:anchor="_Toc242740989" w:history="1">
             <w:r>
               <w:rPr>
                 <w:rStyle w:val="Hyperlink"/>
@@ -1797,7 +1797,7 @@
               <w:rPr>
                 <w:noProof/>
               </w:rPr>
-              <w:instrText xml:space="preserve"> PAGEREF _Toc242736751 \h </w:instrText>
+              <w:instrText xml:space="preserve"> PAGEREF _Toc242740989 \h </w:instrText>
             </w:r>
             <w:r>
               <w:rPr>
@@ -1840,7 +1840,7 @@
               <w14:ligatures w14:val="standardContextual"/>
             </w:rPr>
           </w:pPr>
-          <w:hyperlink w:anchor="_Toc242736752" w:history="1">
+          <w:hyperlink w:anchor="_Toc242740990" w:history="1">
             <w:r>
               <w:rPr>
                 <w:rStyle w:val="Hyperlink"/>
@@ -1864,7 +1864,7 @@
               <w:rPr>
                 <w:noProof/>
               </w:rPr>
-              <w:instrText xml:space="preserve"> PAGEREF _Toc242736752 \h </w:instrText>
+              <w:instrText xml:space="preserve"> PAGEREF _Toc242740990 \h </w:instrText>
             </w:r>
             <w:r>
               <w:rPr>
@@ -1907,7 +1907,7 @@
               <w14:ligatures w14:val="standardContextual"/>
             </w:rPr>
           </w:pPr>
-          <w:hyperlink w:anchor="_Toc242736753" w:history="1">
+          <w:hyperlink w:anchor="_Toc242740991" w:history="1">
             <w:r>
               <w:rPr>
                 <w:rStyle w:val="Hyperlink"/>
@@ -1931,7 +1931,7 @@
               <w:rPr>
                 <w:noProof/>
               </w:rPr>
-              <w:instrText xml:space="preserve"> PAGEREF _Toc242736753 \h </w:instrText>
+              <w:instrText xml:space="preserve"> PAGEREF _Toc242740991 \h </w:instrText>
             </w:r>
             <w:r>
               <w:rPr>
@@ -1974,7 +1974,7 @@
               <w14:ligatures w14:val="standardContextual"/>
             </w:rPr>
           </w:pPr>
-          <w:hyperlink w:anchor="_Toc242736754" w:history="1">
+          <w:hyperlink w:anchor="_Toc242740992" w:history="1">
             <w:r>
               <w:rPr>
                 <w:rStyle w:val="Hyperlink"/>
@@ -1998,7 +1998,7 @@
               <w:rPr>
                 <w:noProof/>
               </w:rPr>
-              <w:instrText xml:space="preserve"> PAGEREF _Toc242736754 \h </w:instrText>
+              <w:instrText xml:space="preserve"> PAGEREF _Toc242740992 \h </w:instrText>
             </w:r>
             <w:r>
               <w:rPr>
@@ -2041,7 +2041,7 @@
               <w14:ligatures w14:val="standardContextual"/>
             </w:rPr>
           </w:pPr>
-          <w:hyperlink w:anchor="_Toc242736755" w:history="1">
+          <w:hyperlink w:anchor="_Toc242740993" w:history="1">
             <w:r>
               <w:rPr>
                 <w:rStyle w:val="Hyperlink"/>
@@ -2065,7 +2065,7 @@
               <w:rPr>
                 <w:noProof/>
               </w:rPr>
-              <w:instrText xml:space="preserve"> PAGEREF _Toc242736755 \h </w:instrText>
+              <w:instrText xml:space="preserve"> PAGEREF _Toc242740993 \h </w:instrText>
             </w:r>
             <w:r>
               <w:rPr>
@@ -2104,7 +2104,7 @@
         <w:pStyle w:val="Heading1"/>
         <w:pageBreakBefore/>
       </w:pPr>
-      <w:bookmarkStart w:id="0" w:name="_Toc242736733"/>
+      <w:bookmarkStart w:id="0" w:name="_Toc242740971"/>
       <w:r>
         <w:lastRenderedPageBreak/>
         <w:t>1. Welcome</w:t>
@@ -2520,7 +2520,7 @@
       <w:pPr>
         <w:pStyle w:val="Heading2"/>
       </w:pPr>
-      <w:bookmarkStart w:id="1" w:name="_Toc242736734"/>
+      <w:bookmarkStart w:id="1" w:name="_Toc242740972"/>
       <w:r>
         <w:t>What you should know first</w:t>
       </w:r>
@@ -2638,7 +2638,7 @@
         <w:pStyle w:val="Heading1"/>
         <w:pageBreakBefore/>
       </w:pPr>
-      <w:bookmarkStart w:id="2" w:name="_Toc242736735"/>
+      <w:bookmarkStart w:id="2" w:name="_Toc242740973"/>
       <w:r>
         <w:lastRenderedPageBreak/>
         <w:t>2. What you need</w:t>
@@ -2867,7 +2867,7 @@
         <w:pStyle w:val="Heading1"/>
         <w:pageBreakBefore/>
       </w:pPr>
-      <w:bookmarkStart w:id="3" w:name="_Toc242736736"/>
+      <w:bookmarkStart w:id="3" w:name="_Toc242740974"/>
       <w:r>
         <w:lastRenderedPageBreak/>
         <w:t>3. Taking part, step by step</w:t>
@@ -2878,7 +2878,7 @@
       <w:pPr>
         <w:pStyle w:val="Heading2"/>
       </w:pPr>
-      <w:bookmarkStart w:id="4" w:name="_Toc242736737"/>
+      <w:bookmarkStart w:id="4" w:name="_Toc242740975"/>
       <w:r>
         <w:t>Step 1 — Open your link</w:t>
       </w:r>
@@ -2896,7 +2896,7 @@
       <w:pPr>
         <w:pStyle w:val="Heading2"/>
       </w:pPr>
-      <w:bookmarkStart w:id="5" w:name="_Toc242736738"/>
+      <w:bookmarkStart w:id="5" w:name="_Toc242740976"/>
       <w:r>
         <w:t>Step 2 — Confirm your organisation</w:t>
       </w:r>
@@ -2931,7 +2931,7 @@
           <w:noProof/>
         </w:rPr>
         <w:drawing>
-          <wp:inline distT="0" distB="0" distL="0" distR="0" wp14:anchorId="6D63F073" wp14:editId="2E0C6D7B">
+          <wp:inline distT="0" distB="0" distL="0" distR="0" wp14:anchorId="05141FBB" wp14:editId="7011F7C3">
             <wp:extent cx="2476500" cy="3362325"/>
             <wp:effectExtent l="0" t="0" r="0" b="0"/>
             <wp:docPr id="1" name="resp_01_confirm.jpg" descr="Confirming the organisation." title="Confirming the organisation."/>
@@ -3000,7 +3000,7 @@
       <w:pPr>
         <w:pStyle w:val="Heading2"/>
       </w:pPr>
-      <w:bookmarkStart w:id="6" w:name="_Toc242736739"/>
+      <w:bookmarkStart w:id="6" w:name="_Toc242740977"/>
       <w:r>
         <w:t>Step 3 — Tell us a little about you</w:t>
       </w:r>
@@ -3092,7 +3092,7 @@
         </w:rPr>
         <w:lastRenderedPageBreak/>
         <w:drawing>
-          <wp:inline distT="0" distB="0" distL="0" distR="0" wp14:anchorId="2DD0CB58" wp14:editId="3E15C9A2">
+          <wp:inline distT="0" distB="0" distL="0" distR="0" wp14:anchorId="7C5AE1D5" wp14:editId="45969B18">
             <wp:extent cx="2476500" cy="3362325"/>
             <wp:effectExtent l="0" t="0" r="0" b="0"/>
             <wp:docPr id="2" name="resp_02_eligibility.jpg" descr="A little about you." title="A little about you."/>
@@ -3247,7 +3247,7 @@
       <w:pPr>
         <w:pStyle w:val="Heading2"/>
       </w:pPr>
-      <w:bookmarkStart w:id="7" w:name="_Toc242736740"/>
+      <w:bookmarkStart w:id="7" w:name="_Toc242740978"/>
       <w:r>
         <w:t>Step 4 — Read the participant information</w:t>
       </w:r>
@@ -3303,7 +3303,7 @@
         </w:rPr>
         <w:lastRenderedPageBreak/>
         <w:drawing>
-          <wp:inline distT="0" distB="0" distL="0" distR="0" wp14:anchorId="64E51D72" wp14:editId="44A79733">
+          <wp:inline distT="0" distB="0" distL="0" distR="0" wp14:anchorId="3DC8C528" wp14:editId="5A40566A">
             <wp:extent cx="1076325" cy="4953000"/>
             <wp:effectExtent l="0" t="0" r="0" b="0"/>
             <wp:docPr id="3" name="resp_03_information_top.jpg" descr="Participant Information." title="Participant Information."/>
@@ -3372,7 +3372,7 @@
       <w:pPr>
         <w:pStyle w:val="Heading2"/>
       </w:pPr>
-      <w:bookmarkStart w:id="8" w:name="_Toc242736741"/>
+      <w:bookmarkStart w:id="8" w:name="_Toc242740979"/>
       <w:r>
         <w:t>Step 5 — Give your decision</w:t>
       </w:r>
@@ -3464,7 +3464,7 @@
         </w:rPr>
         <w:lastRenderedPageBreak/>
         <w:drawing>
-          <wp:inline distT="0" distB="0" distL="0" distR="0" wp14:anchorId="6C6051DF" wp14:editId="4631C9C1">
+          <wp:inline distT="0" distB="0" distL="0" distR="0" wp14:anchorId="713FF3E6" wp14:editId="3D7CC520">
             <wp:extent cx="2476500" cy="4419600"/>
             <wp:effectExtent l="0" t="0" r="0" b="0"/>
             <wp:docPr id="4" name="resp_04_consent.jpg" descr="Your consent." title="Your consent."/>
@@ -3533,7 +3533,7 @@
       <w:pPr>
         <w:pStyle w:val="Heading2"/>
       </w:pPr>
-      <w:bookmarkStart w:id="9" w:name="_Toc242736742"/>
+      <w:bookmarkStart w:id="9" w:name="_Toc242740980"/>
       <w:r>
         <w:t>Step 6 — Check what we already know (only if shown)</w:t>
       </w:r>
@@ -3621,7 +3621,7 @@
       <w:pPr>
         <w:pStyle w:val="Heading2"/>
       </w:pPr>
-      <w:bookmarkStart w:id="10" w:name="_Toc242736743"/>
+      <w:bookmarkStart w:id="10" w:name="_Toc242740981"/>
       <w:r>
         <w:t>Step 7 — Choose how you would like to take part</w:t>
       </w:r>
@@ -3963,7 +3963,7 @@
         </w:rPr>
         <w:lastRenderedPageBreak/>
         <w:drawing>
-          <wp:inline distT="0" distB="0" distL="0" distR="0" wp14:anchorId="7F15C0C2" wp14:editId="0090D5E8">
+          <wp:inline distT="0" distB="0" distL="0" distR="0" wp14:anchorId="76A33F27" wp14:editId="6FBAB5E6">
             <wp:extent cx="2476500" cy="4533900"/>
             <wp:effectExtent l="0" t="0" r="0" b="0"/>
             <wp:docPr id="5" name="resp_06_choice.jpg" descr="How would you like to take part?" title="How would you like to take part?"/>
@@ -4032,7 +4032,7 @@
       <w:pPr>
         <w:pStyle w:val="Heading2"/>
       </w:pPr>
-      <w:bookmarkStart w:id="11" w:name="_Toc242736744"/>
+      <w:bookmarkStart w:id="11" w:name="_Toc242740982"/>
       <w:r>
         <w:t>Step 8a — Complete the questionnaire yourself</w:t>
       </w:r>
@@ -4167,7 +4167,7 @@
         </w:rPr>
         <w:lastRenderedPageBreak/>
         <w:drawing>
-          <wp:inline distT="0" distB="0" distL="0" distR="0" wp14:anchorId="4F6AC979" wp14:editId="4EBFF688">
+          <wp:inline distT="0" distB="0" distL="0" distR="0" wp14:anchorId="68E126C6" wp14:editId="20995B44">
             <wp:extent cx="2476500" cy="3362325"/>
             <wp:effectExtent l="0" t="0" r="0" b="0"/>
             <wp:docPr id="6" name="resp_07_ready.jpg" descr="Ready to begin." title="Ready to begin."/>
@@ -4243,7 +4243,7 @@
           <w:noProof/>
         </w:rPr>
         <w:drawing>
-          <wp:inline distT="0" distB="0" distL="0" distR="0" wp14:anchorId="3561A0F7" wp14:editId="7D68EA3C">
+          <wp:inline distT="0" distB="0" distL="0" distR="0" wp14:anchorId="364EF14E" wp14:editId="0D8C209F">
             <wp:extent cx="2476500" cy="3362325"/>
             <wp:effectExtent l="0" t="0" r="0" b="0"/>
             <wp:docPr id="7" name="resp_07b_kobo_form.jpg" descr="The questionnaire's first page." title="The questionnaire's first page."/>
@@ -4515,7 +4515,7 @@
       <w:pPr>
         <w:pStyle w:val="Heading2"/>
       </w:pPr>
-      <w:bookmarkStart w:id="12" w:name="_Toc242736745"/>
+      <w:bookmarkStart w:id="12" w:name="_Toc242740983"/>
       <w:r>
         <w:lastRenderedPageBreak/>
         <w:t>Step 8b — Ask a researcher to call you</w:t>
@@ -4607,7 +4607,7 @@
           <w:noProof/>
         </w:rPr>
         <w:drawing>
-          <wp:inline distT="0" distB="0" distL="0" distR="0" wp14:anchorId="3CEEFD14" wp14:editId="376FB6B7">
+          <wp:inline distT="0" distB="0" distL="0" distR="0" wp14:anchorId="53CC1AB9" wp14:editId="582A166E">
             <wp:extent cx="2476500" cy="3362325"/>
             <wp:effectExtent l="0" t="0" r="0" b="0"/>
             <wp:docPr id="8" name="resp_08_appointment.jpg" descr="Choosing a time for a call." title="Choosing a time for a call."/>
@@ -4683,7 +4683,7 @@
           <w:noProof/>
         </w:rPr>
         <w:drawing>
-          <wp:inline distT="0" distB="0" distL="0" distR="0" wp14:anchorId="53C16B23" wp14:editId="3E3803B1">
+          <wp:inline distT="0" distB="0" distL="0" distR="0" wp14:anchorId="61AB5107" wp14:editId="045055EF">
             <wp:extent cx="2476500" cy="3676650"/>
             <wp:effectExtent l="0" t="0" r="0" b="0"/>
             <wp:docPr id="9" name="resp_09_done_appointment.jpg" descr="Your request has been sent." title="Your request has been sent."/>
@@ -4752,7 +4752,7 @@
       <w:pPr>
         <w:pStyle w:val="Heading2"/>
       </w:pPr>
-      <w:bookmarkStart w:id="13" w:name="_Toc242736746"/>
+      <w:bookmarkStart w:id="13" w:name="_Toc242740984"/>
       <w:r>
         <w:lastRenderedPageBreak/>
         <w:t>Step 9 — Finished</w:t>
@@ -4842,7 +4842,7 @@
         <w:pStyle w:val="Heading1"/>
         <w:pageBreakBefore/>
       </w:pPr>
-      <w:bookmarkStart w:id="14" w:name="_Toc242736747"/>
+      <w:bookmarkStart w:id="14" w:name="_Toc242740985"/>
       <w:r>
         <w:lastRenderedPageBreak/>
         <w:t>4. Reminders</w:t>
@@ -4862,7 +4862,7 @@
         <w:pStyle w:val="Heading1"/>
         <w:pageBreakBefore/>
       </w:pPr>
-      <w:bookmarkStart w:id="15" w:name="_Toc242736748"/>
+      <w:bookmarkStart w:id="15" w:name="_Toc242740986"/>
       <w:r>
         <w:lastRenderedPageBreak/>
         <w:t>5. Your rights and your information</w:t>
@@ -4987,7 +4987,7 @@
         <w:pStyle w:val="Heading1"/>
         <w:pageBreakBefore/>
       </w:pPr>
-      <w:bookmarkStart w:id="16" w:name="_Toc242736749"/>
+      <w:bookmarkStart w:id="16" w:name="_Toc242740987"/>
       <w:r>
         <w:lastRenderedPageBreak/>
         <w:t>6. Questions and answers</w:t>
@@ -5502,7 +5502,7 @@
           <w:noProof/>
         </w:rPr>
         <w:drawing>
-          <wp:inline distT="0" distB="0" distL="0" distR="0" wp14:anchorId="05F27F50" wp14:editId="430AC3A7">
+          <wp:inline distT="0" distB="0" distL="0" distR="0" wp14:anchorId="18FD63E1" wp14:editId="4BED6F1A">
             <wp:extent cx="2476500" cy="2524125"/>
             <wp:effectExtent l="0" t="0" r="0" b="0"/>
             <wp:docPr id="10" name="resp_10_invalid_link.jpg" descr="What an invalid or expired link looks like." title="What an invalid or expired link looks like."/>
@@ -5572,7 +5572,7 @@
         <w:pStyle w:val="Heading1"/>
         <w:pageBreakBefore/>
       </w:pPr>
-      <w:bookmarkStart w:id="17" w:name="_Toc242736750"/>
+      <w:bookmarkStart w:id="17" w:name="_Toc242740988"/>
       <w:r>
         <w:lastRenderedPageBreak/>
         <w:t>7. If you were invited to a Key Informant Interview</w:t>
@@ -5808,7 +5808,7 @@
       <w:pPr>
         <w:pStyle w:val="Heading2"/>
       </w:pPr>
-      <w:bookmarkStart w:id="18" w:name="_Toc242736751"/>
+      <w:bookmarkStart w:id="18" w:name="_Toc242740989"/>
       <w:r>
         <w:t>Step 1 — Open your link</w:t>
       </w:r>
@@ -5826,7 +5826,7 @@
       <w:pPr>
         <w:pStyle w:val="Heading2"/>
       </w:pPr>
-      <w:bookmarkStart w:id="19" w:name="_Toc242736752"/>
+      <w:bookmarkStart w:id="19" w:name="_Toc242740990"/>
       <w:r>
         <w:t>Step 2 — Read the participant information</w:t>
       </w:r>
@@ -5864,7 +5864,7 @@
       <w:pPr>
         <w:pStyle w:val="Heading2"/>
       </w:pPr>
-      <w:bookmarkStart w:id="20" w:name="_Toc242736753"/>
+      <w:bookmarkStart w:id="20" w:name="_Toc242740991"/>
       <w:r>
         <w:t>Step 3 — Give your decision</w:t>
       </w:r>
@@ -5948,7 +5948,7 @@
       <w:pPr>
         <w:pStyle w:val="Heading2"/>
       </w:pPr>
-      <w:bookmarkStart w:id="21" w:name="_Toc242736754"/>
+      <w:bookmarkStart w:id="21" w:name="_Toc242740992"/>
       <w:r>
         <w:t>Step 4 — Start the interview</w:t>
       </w:r>
@@ -6111,7 +6111,7 @@
         <w:pStyle w:val="Heading1"/>
         <w:pageBreakBefore/>
       </w:pPr>
-      <w:bookmarkStart w:id="22" w:name="_Toc242736755"/>
+      <w:bookmarkStart w:id="22" w:name="_Toc242740993"/>
       <w:r>
         <w:lastRenderedPageBreak/>
         <w:t>8. Contact the research team</w:t>
@@ -6501,7 +6501,7 @@
         <w:sz w:val="16"/>
         <w:szCs w:val="16"/>
       </w:rPr>
-      <w:t>Version 1.33 · 12 October 2026</w:t>
+      <w:t>Version 1.34 · 12 October 2026</w:t>
     </w:r>
     <w:r>
       <w:rPr>
@@ -6674,96 +6674,10 @@
 <file path=word/numbering.xml><?xml version="1.0" encoding="utf-8"?>
 <w:numbering xmlns:wpc="http://schemas.microsoft.com/office/word/2010/wordprocessingCanvas" xmlns:cx="http://schemas.microsoft.com/office/drawing/2014/chartex" xmlns:cx1="http://schemas.microsoft.com/office/drawing/2015/9/8/chartex" xmlns:cx2="http://schemas.microsoft.com/office/drawing/2015/10/21/chartex" xmlns:cx3="http://schemas.microsoft.com/office/drawing/2016/5/9/chartex" xmlns:cx4="http://schemas.microsoft.com/office/drawing/2016/5/10/chartex" xmlns:cx5="http://schemas.microsoft.com/office/drawing/2016/5/11/chartex" xmlns:cx6="http://schemas.microsoft.com/office/drawing/2016/5/12/chartex" xmlns:cx7="http://schemas.microsoft.com/office/drawing/2016/5/13/chartex" xmlns:cx8="http://schemas.microsoft.com/office/drawing/2016/5/14/chartex" xmlns:mc="http://schemas.openxmlformats.org/markup-compatibility/2006" xmlns:aink="http://schemas.microsoft.com/office/drawing/2016/ink" xmlns:am3d="http://schemas.microsoft.com/office/drawing/2017/model3d" xmlns:o="urn:schemas-microsoft-com:office:office" xmlns:oel="http://schemas.microsoft.com/office/2019/extlst" xmlns:r="http://schemas.openxmlformats.org/officeDocument/2006/relationships" xmlns:m="http://schemas.openxmlformats.org/officeDocument/2006/math" xmlns:v="urn:schemas-microsoft-com:vml" xmlns:wp14="http://schemas.microsoft.com/office/word/2010/wordprocessingDrawing" xmlns:wp="http://schemas.openxmlformats.org/drawingml/2006/wordprocessingDrawing" xmlns:w10="urn:schemas-microsoft-com:office:word" xmlns:w="http://schemas.openxmlformats.org/wordprocessingml/2006/main" xmlns:w14="http://schemas.microsoft.com/office/word/2010/wordml" xmlns:w15="http://schemas.microsoft.com/office/word/2012/wordml" xmlns:w16cex="http://schemas.microsoft.com/office/word/2018/wordml/cex" xmlns:w16cid="http://schemas.microsoft.com/office/word/2016/wordml/cid" xmlns:w16="http://schemas.microsoft.com/office/word/2018/wordml" xmlns:w16sdtdh="http://schemas.microsoft.com/office/word/2020/wordml/sdtdatahash" xmlns:w16se="http://schemas.microsoft.com/office/word/2015/wordml/symex" xmlns:wpg="http://schemas.microsoft.com/office/word/2010/wordprocessingGroup" xmlns:wpi="http://schemas.microsoft.com/office/word/2010/wordprocessingInk" xmlns:wne="http://schemas.microsoft.com/office/word/2006/wordml" xmlns:wps="http://schemas.microsoft.com/office/word/2010/wordprocessingShape" mc:Ignorable="w14 w15 w16se w16cid w16 w16cex w16sdtdh wp14">
   <w:abstractNum w:abstractNumId="0" w15:restartNumberingAfterBreak="0">
-    <w:nsid w:val="00AE4314"/>
+    <w:nsid w:val="0F33485A"/>
     <w:multiLevelType w:val="hybridMultilevel"/>
-    <w:tmpl w:val="0ADCED16"/>
-    <w:lvl w:ilvl="0" w:tplc="E6305CCA">
-      <w:start w:val="1"/>
-      <w:numFmt w:val="bullet"/>
-      <w:lvlText w:val="●"/>
-      <w:lvlJc w:val="left"/>
-      <w:pPr>
-        <w:ind w:left="720" w:hanging="360"/>
-      </w:pPr>
-    </w:lvl>
-    <w:lvl w:ilvl="1" w:tplc="492EBF5C">
-      <w:start w:val="1"/>
-      <w:numFmt w:val="bullet"/>
-      <w:lvlText w:val="○"/>
-      <w:lvlJc w:val="left"/>
-      <w:pPr>
-        <w:ind w:left="1440" w:hanging="360"/>
-      </w:pPr>
-    </w:lvl>
-    <w:lvl w:ilvl="2" w:tplc="DBDC1842">
-      <w:start w:val="1"/>
-      <w:numFmt w:val="bullet"/>
-      <w:lvlText w:val="■"/>
-      <w:lvlJc w:val="left"/>
-      <w:pPr>
-        <w:ind w:left="2160" w:hanging="360"/>
-      </w:pPr>
-    </w:lvl>
-    <w:lvl w:ilvl="3" w:tplc="DBD417B6">
-      <w:start w:val="1"/>
-      <w:numFmt w:val="bullet"/>
-      <w:lvlText w:val="●"/>
-      <w:lvlJc w:val="left"/>
-      <w:pPr>
-        <w:ind w:left="2880" w:hanging="360"/>
-      </w:pPr>
-    </w:lvl>
-    <w:lvl w:ilvl="4" w:tplc="1B26CBB4">
-      <w:start w:val="1"/>
-      <w:numFmt w:val="bullet"/>
-      <w:lvlText w:val="○"/>
-      <w:lvlJc w:val="left"/>
-      <w:pPr>
-        <w:ind w:left="3600" w:hanging="360"/>
-      </w:pPr>
-    </w:lvl>
-    <w:lvl w:ilvl="5" w:tplc="6A70C200">
-      <w:start w:val="1"/>
-      <w:numFmt w:val="bullet"/>
-      <w:lvlText w:val="■"/>
-      <w:lvlJc w:val="left"/>
-      <w:pPr>
-        <w:ind w:left="4320" w:hanging="360"/>
-      </w:pPr>
-    </w:lvl>
-    <w:lvl w:ilvl="6" w:tplc="FB4AE86A">
-      <w:start w:val="1"/>
-      <w:numFmt w:val="bullet"/>
-      <w:lvlText w:val="●"/>
-      <w:lvlJc w:val="left"/>
-      <w:pPr>
-        <w:ind w:left="5040" w:hanging="360"/>
-      </w:pPr>
-    </w:lvl>
-    <w:lvl w:ilvl="7" w:tplc="E29C351A">
-      <w:start w:val="1"/>
-      <w:numFmt w:val="bullet"/>
-      <w:lvlText w:val="●"/>
-      <w:lvlJc w:val="left"/>
-      <w:pPr>
-        <w:ind w:left="5760" w:hanging="360"/>
-      </w:pPr>
-    </w:lvl>
-    <w:lvl w:ilvl="8" w:tplc="AEF4645C">
-      <w:start w:val="1"/>
-      <w:numFmt w:val="bullet"/>
-      <w:lvlText w:val="●"/>
-      <w:lvlJc w:val="left"/>
-      <w:pPr>
-        <w:ind w:left="6480" w:hanging="360"/>
-      </w:pPr>
-    </w:lvl>
-  </w:abstractNum>
-  <w:abstractNum w:abstractNumId="1" w15:restartNumberingAfterBreak="0">
-    <w:nsid w:val="0ADC453A"/>
-    <w:multiLevelType w:val="hybridMultilevel"/>
-    <w:tmpl w:val="F2684468"/>
-    <w:lvl w:ilvl="0" w:tplc="B79A1D74">
+    <w:tmpl w:val="CFFA34A4"/>
+    <w:lvl w:ilvl="0" w:tplc="043CDF52">
       <w:start w:val="1"/>
       <w:numFmt w:val="decimal"/>
       <w:lvlText w:val="%1."/>
@@ -6777,52 +6691,255 @@
         <w:color w:val="A67C27"/>
       </w:rPr>
     </w:lvl>
-    <w:lvl w:ilvl="1" w:tplc="609219AE">
+    <w:lvl w:ilvl="1" w:tplc="F146AD62">
       <w:numFmt w:val="decimal"/>
       <w:lvlText w:val=""/>
       <w:lvlJc w:val="left"/>
     </w:lvl>
-    <w:lvl w:ilvl="2" w:tplc="918AEE10">
+    <w:lvl w:ilvl="2" w:tplc="FB6ACA60">
       <w:numFmt w:val="decimal"/>
       <w:lvlText w:val=""/>
       <w:lvlJc w:val="left"/>
     </w:lvl>
-    <w:lvl w:ilvl="3" w:tplc="92483646">
+    <w:lvl w:ilvl="3" w:tplc="57EC6390">
       <w:numFmt w:val="decimal"/>
       <w:lvlText w:val=""/>
       <w:lvlJc w:val="left"/>
     </w:lvl>
-    <w:lvl w:ilvl="4" w:tplc="A19C77CA">
+    <w:lvl w:ilvl="4" w:tplc="221CDAD6">
       <w:numFmt w:val="decimal"/>
       <w:lvlText w:val=""/>
       <w:lvlJc w:val="left"/>
     </w:lvl>
-    <w:lvl w:ilvl="5" w:tplc="19229946">
+    <w:lvl w:ilvl="5" w:tplc="D34EFC5E">
       <w:numFmt w:val="decimal"/>
       <w:lvlText w:val=""/>
       <w:lvlJc w:val="left"/>
     </w:lvl>
-    <w:lvl w:ilvl="6" w:tplc="B2B8C6BE">
+    <w:lvl w:ilvl="6" w:tplc="37C87ACA">
       <w:numFmt w:val="decimal"/>
       <w:lvlText w:val=""/>
       <w:lvlJc w:val="left"/>
     </w:lvl>
-    <w:lvl w:ilvl="7" w:tplc="E034B3B2">
+    <w:lvl w:ilvl="7" w:tplc="15F82466">
       <w:numFmt w:val="decimal"/>
       <w:lvlText w:val=""/>
       <w:lvlJc w:val="left"/>
     </w:lvl>
-    <w:lvl w:ilvl="8" w:tplc="35123F54">
+    <w:lvl w:ilvl="8" w:tplc="9F88BA5C">
+      <w:numFmt w:val="decimal"/>
+      <w:lvlText w:val=""/>
+      <w:lvlJc w:val="left"/>
+    </w:lvl>
+  </w:abstractNum>
+  <w:abstractNum w:abstractNumId="1" w15:restartNumberingAfterBreak="0">
+    <w:nsid w:val="185415F2"/>
+    <w:multiLevelType w:val="hybridMultilevel"/>
+    <w:tmpl w:val="337CABEC"/>
+    <w:lvl w:ilvl="0" w:tplc="0928B3D8">
+      <w:start w:val="1"/>
+      <w:numFmt w:val="decimal"/>
+      <w:lvlText w:val="%1."/>
+      <w:lvlJc w:val="left"/>
+      <w:pPr>
+        <w:ind w:left="460" w:hanging="360"/>
+      </w:pPr>
+      <w:rPr>
+        <w:b/>
+        <w:bCs/>
+        <w:color w:val="A67C27"/>
+      </w:rPr>
+    </w:lvl>
+    <w:lvl w:ilvl="1" w:tplc="E1143808">
+      <w:numFmt w:val="decimal"/>
+      <w:lvlText w:val=""/>
+      <w:lvlJc w:val="left"/>
+    </w:lvl>
+    <w:lvl w:ilvl="2" w:tplc="F9CCBAAA">
+      <w:numFmt w:val="decimal"/>
+      <w:lvlText w:val=""/>
+      <w:lvlJc w:val="left"/>
+    </w:lvl>
+    <w:lvl w:ilvl="3" w:tplc="90EE77AA">
+      <w:numFmt w:val="decimal"/>
+      <w:lvlText w:val=""/>
+      <w:lvlJc w:val="left"/>
+    </w:lvl>
+    <w:lvl w:ilvl="4" w:tplc="480C6C4A">
+      <w:numFmt w:val="decimal"/>
+      <w:lvlText w:val=""/>
+      <w:lvlJc w:val="left"/>
+    </w:lvl>
+    <w:lvl w:ilvl="5" w:tplc="E5CA2C1A">
+      <w:numFmt w:val="decimal"/>
+      <w:lvlText w:val=""/>
+      <w:lvlJc w:val="left"/>
+    </w:lvl>
+    <w:lvl w:ilvl="6" w:tplc="6F4883B0">
+      <w:numFmt w:val="decimal"/>
+      <w:lvlText w:val=""/>
+      <w:lvlJc w:val="left"/>
+    </w:lvl>
+    <w:lvl w:ilvl="7" w:tplc="5AC23538">
+      <w:numFmt w:val="decimal"/>
+      <w:lvlText w:val=""/>
+      <w:lvlJc w:val="left"/>
+    </w:lvl>
+    <w:lvl w:ilvl="8" w:tplc="0344B8F6">
       <w:numFmt w:val="decimal"/>
       <w:lvlText w:val=""/>
       <w:lvlJc w:val="left"/>
     </w:lvl>
   </w:abstractNum>
   <w:abstractNum w:abstractNumId="2" w15:restartNumberingAfterBreak="0">
-    <w:nsid w:val="1FC91B3F"/>
+    <w:nsid w:val="3B6712CD"/>
     <w:multiLevelType w:val="hybridMultilevel"/>
-    <w:tmpl w:val="F394FA56"/>
-    <w:lvl w:ilvl="0" w:tplc="44A6FC9C">
+    <w:tmpl w:val="E4BA474E"/>
+    <w:lvl w:ilvl="0" w:tplc="03A4E72E">
+      <w:start w:val="1"/>
+      <w:numFmt w:val="bullet"/>
+      <w:lvlText w:val="●"/>
+      <w:lvlJc w:val="left"/>
+      <w:pPr>
+        <w:ind w:left="720" w:hanging="360"/>
+      </w:pPr>
+    </w:lvl>
+    <w:lvl w:ilvl="1" w:tplc="55E4879C">
+      <w:start w:val="1"/>
+      <w:numFmt w:val="bullet"/>
+      <w:lvlText w:val="○"/>
+      <w:lvlJc w:val="left"/>
+      <w:pPr>
+        <w:ind w:left="1440" w:hanging="360"/>
+      </w:pPr>
+    </w:lvl>
+    <w:lvl w:ilvl="2" w:tplc="E95C0C1C">
+      <w:start w:val="1"/>
+      <w:numFmt w:val="bullet"/>
+      <w:lvlText w:val="■"/>
+      <w:lvlJc w:val="left"/>
+      <w:pPr>
+        <w:ind w:left="2160" w:hanging="360"/>
+      </w:pPr>
+    </w:lvl>
+    <w:lvl w:ilvl="3" w:tplc="CCE64BDA">
+      <w:start w:val="1"/>
+      <w:numFmt w:val="bullet"/>
+      <w:lvlText w:val="●"/>
+      <w:lvlJc w:val="left"/>
+      <w:pPr>
+        <w:ind w:left="2880" w:hanging="360"/>
+      </w:pPr>
+    </w:lvl>
+    <w:lvl w:ilvl="4" w:tplc="680AB084">
+      <w:start w:val="1"/>
+      <w:numFmt w:val="bullet"/>
+      <w:lvlText w:val="○"/>
+      <w:lvlJc w:val="left"/>
+      <w:pPr>
+        <w:ind w:left="3600" w:hanging="360"/>
+      </w:pPr>
+    </w:lvl>
+    <w:lvl w:ilvl="5" w:tplc="46B28C28">
+      <w:start w:val="1"/>
+      <w:numFmt w:val="bullet"/>
+      <w:lvlText w:val="■"/>
+      <w:lvlJc w:val="left"/>
+      <w:pPr>
+        <w:ind w:left="4320" w:hanging="360"/>
+      </w:pPr>
+    </w:lvl>
+    <w:lvl w:ilvl="6" w:tplc="7ACC6D4E">
+      <w:start w:val="1"/>
+      <w:numFmt w:val="bullet"/>
+      <w:lvlText w:val="●"/>
+      <w:lvlJc w:val="left"/>
+      <w:pPr>
+        <w:ind w:left="5040" w:hanging="360"/>
+      </w:pPr>
+    </w:lvl>
+    <w:lvl w:ilvl="7" w:tplc="DAF804B4">
+      <w:start w:val="1"/>
+      <w:numFmt w:val="bullet"/>
+      <w:lvlText w:val="●"/>
+      <w:lvlJc w:val="left"/>
+      <w:pPr>
+        <w:ind w:left="5760" w:hanging="360"/>
+      </w:pPr>
+    </w:lvl>
+    <w:lvl w:ilvl="8" w:tplc="A57871B6">
+      <w:start w:val="1"/>
+      <w:numFmt w:val="bullet"/>
+      <w:lvlText w:val="●"/>
+      <w:lvlJc w:val="left"/>
+      <w:pPr>
+        <w:ind w:left="6480" w:hanging="360"/>
+      </w:pPr>
+    </w:lvl>
+  </w:abstractNum>
+  <w:abstractNum w:abstractNumId="3" w15:restartNumberingAfterBreak="0">
+    <w:nsid w:val="50FD4389"/>
+    <w:multiLevelType w:val="hybridMultilevel"/>
+    <w:tmpl w:val="507C39AA"/>
+    <w:lvl w:ilvl="0" w:tplc="BBCC08F8">
+      <w:start w:val="1"/>
+      <w:numFmt w:val="bullet"/>
+      <w:lvlText w:val="•"/>
+      <w:lvlJc w:val="left"/>
+      <w:pPr>
+        <w:ind w:left="460" w:hanging="280"/>
+      </w:pPr>
+    </w:lvl>
+    <w:lvl w:ilvl="1" w:tplc="96A60BDA">
+      <w:start w:val="1"/>
+      <w:numFmt w:val="bullet"/>
+      <w:lvlText w:val="–"/>
+      <w:lvlJc w:val="left"/>
+      <w:pPr>
+        <w:ind w:left="900" w:hanging="280"/>
+      </w:pPr>
+    </w:lvl>
+    <w:lvl w:ilvl="2" w:tplc="FB988CB2">
+      <w:numFmt w:val="decimal"/>
+      <w:lvlText w:val=""/>
+      <w:lvlJc w:val="left"/>
+    </w:lvl>
+    <w:lvl w:ilvl="3" w:tplc="2D662494">
+      <w:numFmt w:val="decimal"/>
+      <w:lvlText w:val=""/>
+      <w:lvlJc w:val="left"/>
+    </w:lvl>
+    <w:lvl w:ilvl="4" w:tplc="90B87844">
+      <w:numFmt w:val="decimal"/>
+      <w:lvlText w:val=""/>
+      <w:lvlJc w:val="left"/>
+    </w:lvl>
+    <w:lvl w:ilvl="5" w:tplc="5176790E">
+      <w:numFmt w:val="decimal"/>
+      <w:lvlText w:val=""/>
+      <w:lvlJc w:val="left"/>
+    </w:lvl>
+    <w:lvl w:ilvl="6" w:tplc="B3A8CFD4">
+      <w:numFmt w:val="decimal"/>
+      <w:lvlText w:val=""/>
+      <w:lvlJc w:val="left"/>
+    </w:lvl>
+    <w:lvl w:ilvl="7" w:tplc="93AE0A3A">
+      <w:numFmt w:val="decimal"/>
+      <w:lvlText w:val=""/>
+      <w:lvlJc w:val="left"/>
+    </w:lvl>
+    <w:lvl w:ilvl="8" w:tplc="CE4A9270">
+      <w:numFmt w:val="decimal"/>
+      <w:lvlText w:val=""/>
+      <w:lvlJc w:val="left"/>
+    </w:lvl>
+  </w:abstractNum>
+  <w:abstractNum w:abstractNumId="4" w15:restartNumberingAfterBreak="0">
+    <w:nsid w:val="6BA61036"/>
+    <w:multiLevelType w:val="hybridMultilevel"/>
+    <w:tmpl w:val="2F8093C4"/>
+    <w:lvl w:ilvl="0" w:tplc="5EB020A8">
       <w:start w:val="1"/>
       <w:numFmt w:val="decimal"/>
       <w:lvlText w:val="%1."/>
@@ -6836,52 +6953,52 @@
         <w:color w:val="A67C27"/>
       </w:rPr>
     </w:lvl>
-    <w:lvl w:ilvl="1" w:tplc="9FEA5ACC">
+    <w:lvl w:ilvl="1" w:tplc="0DE8BF06">
       <w:numFmt w:val="decimal"/>
       <w:lvlText w:val=""/>
       <w:lvlJc w:val="left"/>
     </w:lvl>
-    <w:lvl w:ilvl="2" w:tplc="C194C808">
+    <w:lvl w:ilvl="2" w:tplc="DB98F9E0">
       <w:numFmt w:val="decimal"/>
       <w:lvlText w:val=""/>
       <w:lvlJc w:val="left"/>
     </w:lvl>
-    <w:lvl w:ilvl="3" w:tplc="9118E674">
+    <w:lvl w:ilvl="3" w:tplc="B270DEA2">
       <w:numFmt w:val="decimal"/>
       <w:lvlText w:val=""/>
       <w:lvlJc w:val="left"/>
     </w:lvl>
-    <w:lvl w:ilvl="4" w:tplc="B7AEFC64">
+    <w:lvl w:ilvl="4" w:tplc="773A7AF4">
       <w:numFmt w:val="decimal"/>
       <w:lvlText w:val=""/>
       <w:lvlJc w:val="left"/>
     </w:lvl>
-    <w:lvl w:ilvl="5" w:tplc="25D8595A">
+    <w:lvl w:ilvl="5" w:tplc="6010DF76">
       <w:numFmt w:val="decimal"/>
       <w:lvlText w:val=""/>
       <w:lvlJc w:val="left"/>
     </w:lvl>
-    <w:lvl w:ilvl="6" w:tplc="22EE81CE">
+    <w:lvl w:ilvl="6" w:tplc="2C089AA8">
       <w:numFmt w:val="decimal"/>
       <w:lvlText w:val=""/>
       <w:lvlJc w:val="left"/>
     </w:lvl>
-    <w:lvl w:ilvl="7" w:tplc="2BBE5E54">
+    <w:lvl w:ilvl="7" w:tplc="C1485856">
       <w:numFmt w:val="decimal"/>
       <w:lvlText w:val=""/>
       <w:lvlJc w:val="left"/>
     </w:lvl>
-    <w:lvl w:ilvl="8" w:tplc="17BE5BB4">
+    <w:lvl w:ilvl="8" w:tplc="5AA84DAC">
       <w:numFmt w:val="decimal"/>
       <w:lvlText w:val=""/>
       <w:lvlJc w:val="left"/>
     </w:lvl>
   </w:abstractNum>
-  <w:abstractNum w:abstractNumId="3" w15:restartNumberingAfterBreak="0">
-    <w:nsid w:val="200E71F4"/>
+  <w:abstractNum w:abstractNumId="5" w15:restartNumberingAfterBreak="0">
+    <w:nsid w:val="7F1173D7"/>
     <w:multiLevelType w:val="hybridMultilevel"/>
-    <w:tmpl w:val="EF2E61B4"/>
-    <w:lvl w:ilvl="0" w:tplc="B1DAABFA">
+    <w:tmpl w:val="86641918"/>
+    <w:lvl w:ilvl="0" w:tplc="0C9CF6B2">
       <w:start w:val="1"/>
       <w:numFmt w:val="decimal"/>
       <w:lvlText w:val="%1."/>
@@ -6895,196 +7012,79 @@
         <w:color w:val="A67C27"/>
       </w:rPr>
     </w:lvl>
-    <w:lvl w:ilvl="1" w:tplc="10E8D200">
+    <w:lvl w:ilvl="1" w:tplc="C554A50C">
       <w:numFmt w:val="decimal"/>
       <w:lvlText w:val=""/>
       <w:lvlJc w:val="left"/>
     </w:lvl>
-    <w:lvl w:ilvl="2" w:tplc="D8888E52">
+    <w:lvl w:ilvl="2" w:tplc="28944388">
       <w:numFmt w:val="decimal"/>
       <w:lvlText w:val=""/>
       <w:lvlJc w:val="left"/>
     </w:lvl>
-    <w:lvl w:ilvl="3" w:tplc="736A1B56">
+    <w:lvl w:ilvl="3" w:tplc="2606FB32">
       <w:numFmt w:val="decimal"/>
       <w:lvlText w:val=""/>
       <w:lvlJc w:val="left"/>
     </w:lvl>
-    <w:lvl w:ilvl="4" w:tplc="2BCCB2DE">
+    <w:lvl w:ilvl="4" w:tplc="3E245DAE">
       <w:numFmt w:val="decimal"/>
       <w:lvlText w:val=""/>
       <w:lvlJc w:val="left"/>
     </w:lvl>
-    <w:lvl w:ilvl="5" w:tplc="6B1EFCCE">
+    <w:lvl w:ilvl="5" w:tplc="66B0F8F6">
       <w:numFmt w:val="decimal"/>
       <w:lvlText w:val=""/>
       <w:lvlJc w:val="left"/>
     </w:lvl>
-    <w:lvl w:ilvl="6" w:tplc="FE2A5A26">
+    <w:lvl w:ilvl="6" w:tplc="7E2AB552">
       <w:numFmt w:val="decimal"/>
       <w:lvlText w:val=""/>
       <w:lvlJc w:val="left"/>
     </w:lvl>
-    <w:lvl w:ilvl="7" w:tplc="D41E4534">
+    <w:lvl w:ilvl="7" w:tplc="A8BEFB98">
       <w:numFmt w:val="decimal"/>
       <w:lvlText w:val=""/>
       <w:lvlJc w:val="left"/>
     </w:lvl>
-    <w:lvl w:ilvl="8" w:tplc="50BA6800">
+    <w:lvl w:ilvl="8" w:tplc="7C3ED4E2">
       <w:numFmt w:val="decimal"/>
       <w:lvlText w:val=""/>
       <w:lvlJc w:val="left"/>
     </w:lvl>
   </w:abstractNum>
-  <w:abstractNum w:abstractNumId="4" w15:restartNumberingAfterBreak="0">
-    <w:nsid w:val="63B72AC7"/>
-    <w:multiLevelType w:val="hybridMultilevel"/>
-    <w:tmpl w:val="C0A627BC"/>
-    <w:lvl w:ilvl="0" w:tplc="E5D84CBC">
-      <w:start w:val="1"/>
-      <w:numFmt w:val="decimal"/>
-      <w:lvlText w:val="%1."/>
-      <w:lvlJc w:val="left"/>
-      <w:pPr>
-        <w:ind w:left="460" w:hanging="360"/>
-      </w:pPr>
-      <w:rPr>
-        <w:b/>
-        <w:bCs/>
-        <w:color w:val="A67C27"/>
-      </w:rPr>
-    </w:lvl>
-    <w:lvl w:ilvl="1" w:tplc="479A6366">
-      <w:numFmt w:val="decimal"/>
-      <w:lvlText w:val=""/>
-      <w:lvlJc w:val="left"/>
-    </w:lvl>
-    <w:lvl w:ilvl="2" w:tplc="D7E617D4">
-      <w:numFmt w:val="decimal"/>
-      <w:lvlText w:val=""/>
-      <w:lvlJc w:val="left"/>
-    </w:lvl>
-    <w:lvl w:ilvl="3" w:tplc="8852179A">
-      <w:numFmt w:val="decimal"/>
-      <w:lvlText w:val=""/>
-      <w:lvlJc w:val="left"/>
-    </w:lvl>
-    <w:lvl w:ilvl="4" w:tplc="E1ECD466">
-      <w:numFmt w:val="decimal"/>
-      <w:lvlText w:val=""/>
-      <w:lvlJc w:val="left"/>
-    </w:lvl>
-    <w:lvl w:ilvl="5" w:tplc="CBDC40BC">
-      <w:numFmt w:val="decimal"/>
-      <w:lvlText w:val=""/>
-      <w:lvlJc w:val="left"/>
-    </w:lvl>
-    <w:lvl w:ilvl="6" w:tplc="D1C03FC0">
-      <w:numFmt w:val="decimal"/>
-      <w:lvlText w:val=""/>
-      <w:lvlJc w:val="left"/>
-    </w:lvl>
-    <w:lvl w:ilvl="7" w:tplc="371A5098">
-      <w:numFmt w:val="decimal"/>
-      <w:lvlText w:val=""/>
-      <w:lvlJc w:val="left"/>
-    </w:lvl>
-    <w:lvl w:ilvl="8" w:tplc="57444916">
-      <w:numFmt w:val="decimal"/>
-      <w:lvlText w:val=""/>
-      <w:lvlJc w:val="left"/>
-    </w:lvl>
-  </w:abstractNum>
-  <w:abstractNum w:abstractNumId="5" w15:restartNumberingAfterBreak="0">
-    <w:nsid w:val="64CC4005"/>
-    <w:multiLevelType w:val="hybridMultilevel"/>
-    <w:tmpl w:val="6F823BAE"/>
-    <w:lvl w:ilvl="0" w:tplc="FBFED838">
-      <w:start w:val="1"/>
-      <w:numFmt w:val="bullet"/>
-      <w:lvlText w:val="•"/>
-      <w:lvlJc w:val="left"/>
-      <w:pPr>
-        <w:ind w:left="460" w:hanging="280"/>
-      </w:pPr>
-    </w:lvl>
-    <w:lvl w:ilvl="1" w:tplc="6634606C">
-      <w:start w:val="1"/>
-      <w:numFmt w:val="bullet"/>
-      <w:lvlText w:val="–"/>
-      <w:lvlJc w:val="left"/>
-      <w:pPr>
-        <w:ind w:left="900" w:hanging="280"/>
-      </w:pPr>
-    </w:lvl>
-    <w:lvl w:ilvl="2" w:tplc="89447B3E">
-      <w:numFmt w:val="decimal"/>
-      <w:lvlText w:val=""/>
-      <w:lvlJc w:val="left"/>
-    </w:lvl>
-    <w:lvl w:ilvl="3" w:tplc="76529F42">
-      <w:numFmt w:val="decimal"/>
-      <w:lvlText w:val=""/>
-      <w:lvlJc w:val="left"/>
-    </w:lvl>
-    <w:lvl w:ilvl="4" w:tplc="28B2B82A">
-      <w:numFmt w:val="decimal"/>
-      <w:lvlText w:val=""/>
-      <w:lvlJc w:val="left"/>
-    </w:lvl>
-    <w:lvl w:ilvl="5" w:tplc="ACD2A146">
-      <w:numFmt w:val="decimal"/>
-      <w:lvlText w:val=""/>
-      <w:lvlJc w:val="left"/>
-    </w:lvl>
-    <w:lvl w:ilvl="6" w:tplc="7DAA84CA">
-      <w:numFmt w:val="decimal"/>
-      <w:lvlText w:val=""/>
-      <w:lvlJc w:val="left"/>
-    </w:lvl>
-    <w:lvl w:ilvl="7" w:tplc="C0A8690E">
-      <w:numFmt w:val="decimal"/>
-      <w:lvlText w:val=""/>
-      <w:lvlJc w:val="left"/>
-    </w:lvl>
-    <w:lvl w:ilvl="8" w:tplc="D9B8F7C0">
-      <w:numFmt w:val="decimal"/>
-      <w:lvlText w:val=""/>
-      <w:lvlJc w:val="left"/>
-    </w:lvl>
-  </w:abstractNum>
-  <w:num w:numId="1" w16cid:durableId="1058628985">
+  <w:num w:numId="1" w16cid:durableId="1195734509">
+    <w:abstractNumId w:val="2"/>
+    <w:lvlOverride w:ilvl="0">
+      <w:startOverride w:val="1"/>
+    </w:lvlOverride>
+  </w:num>
+  <w:num w:numId="2" w16cid:durableId="1287200157">
+    <w:abstractNumId w:val="3"/>
+    <w:lvlOverride w:ilvl="0">
+      <w:startOverride w:val="1"/>
+    </w:lvlOverride>
+  </w:num>
+  <w:num w:numId="3" w16cid:durableId="1155416011">
+    <w:abstractNumId w:val="4"/>
+    <w:lvlOverride w:ilvl="0">
+      <w:startOverride w:val="1"/>
+    </w:lvlOverride>
+  </w:num>
+  <w:num w:numId="4" w16cid:durableId="1524788165">
+    <w:abstractNumId w:val="5"/>
+    <w:lvlOverride w:ilvl="0">
+      <w:startOverride w:val="1"/>
+    </w:lvlOverride>
+  </w:num>
+  <w:num w:numId="5" w16cid:durableId="797727920">
     <w:abstractNumId w:val="0"/>
     <w:lvlOverride w:ilvl="0">
       <w:startOverride w:val="1"/>
     </w:lvlOverride>
   </w:num>
-  <w:num w:numId="2" w16cid:durableId="485972931">
-    <w:abstractNumId w:val="5"/>
-    <w:lvlOverride w:ilvl="0">
-      <w:startOverride w:val="1"/>
-    </w:lvlOverride>
-  </w:num>
-  <w:num w:numId="3" w16cid:durableId="1428498269">
-    <w:abstractNumId w:val="4"/>
-    <w:lvlOverride w:ilvl="0">
-      <w:startOverride w:val="1"/>
-    </w:lvlOverride>
-  </w:num>
-  <w:num w:numId="4" w16cid:durableId="580530029">
+  <w:num w:numId="6" w16cid:durableId="844587664">
     <w:abstractNumId w:val="1"/>
-    <w:lvlOverride w:ilvl="0">
-      <w:startOverride w:val="1"/>
-    </w:lvlOverride>
-  </w:num>
-  <w:num w:numId="5" w16cid:durableId="909077957">
-    <w:abstractNumId w:val="2"/>
-    <w:lvlOverride w:ilvl="0">
-      <w:startOverride w:val="1"/>
-    </w:lvlOverride>
-  </w:num>
-  <w:num w:numId="6" w16cid:durableId="198207602">
-    <w:abstractNumId w:val="3"/>
     <w:lvlOverride w:ilvl="0">
       <w:startOverride w:val="1"/>
     </w:lvlOverride>
@@ -7710,7 +7710,7 @@
     <w:autoRedefine/>
     <w:uiPriority w:val="39"/>
     <w:unhideWhenUsed/>
-    <w:rsid w:val="00D235E0"/>
+    <w:rsid w:val="009E37EA"/>
     <w:pPr>
       <w:spacing w:after="100"/>
     </w:pPr>
@@ -7722,7 +7722,7 @@
     <w:autoRedefine/>
     <w:uiPriority w:val="39"/>
     <w:unhideWhenUsed/>
-    <w:rsid w:val="00D235E0"/>
+    <w:rsid w:val="009E37EA"/>
     <w:pPr>
       <w:spacing w:after="100"/>
       <w:ind w:left="210"/>

--- a/docs/manuals/Respondent_Guide.docx
+++ b/docs/manuals/Respondent_Guide.docx
@@ -69,7 +69,7 @@
           <w:left w:w="10" w:type="dxa"/>
           <w:right w:w="10" w:type="dxa"/>
         </w:tblCellMar>
-        <w:tblLook w:val="0000" w:firstRow="0" w:lastRow="0" w:firstColumn="0" w:lastColumn="0" w:noHBand="0" w:noVBand="0"/>
+        <w:tblLook w:val="04A0" w:firstRow="1" w:lastRow="0" w:firstColumn="1" w:lastColumn="0" w:noHBand="0" w:noVBand="1"/>
       </w:tblPr>
       <w:tblGrid>
         <w:gridCol w:w="2300"/>
@@ -469,7 +469,7 @@
                 <w:sz w:val="19"/>
                 <w:szCs w:val="19"/>
               </w:rPr>
-              <w:t>Version 1.34 · 12 October 2026</w:t>
+              <w:t>Version 1.35 · 13 October 2026</w:t>
             </w:r>
           </w:p>
         </w:tc>
@@ -538,7 +538,7 @@
     <w:sdt>
       <w:sdtPr>
         <w:alias w:val="Contents"/>
-        <w:id w:val="-1519230952"/>
+        <w:id w:val="1274980277"/>
       </w:sdtPr>
       <w:sdtEndPr/>
       <w:sdtContent>
@@ -567,7 +567,7 @@
           <w:r>
             <w:fldChar w:fldCharType="separate"/>
           </w:r>
-          <w:hyperlink w:anchor="_Toc242740971" w:history="1">
+          <w:hyperlink w:anchor="_Toc242789046" w:history="1">
             <w:r>
               <w:rPr>
                 <w:rStyle w:val="Hyperlink"/>
@@ -591,7 +591,7 @@
               <w:rPr>
                 <w:noProof/>
               </w:rPr>
-              <w:instrText xml:space="preserve"> PAGEREF _Toc242740971 \h </w:instrText>
+              <w:instrText xml:space="preserve"> PAGEREF _Toc242789046 \h </w:instrText>
             </w:r>
             <w:r>
               <w:rPr>
@@ -634,7 +634,7 @@
               <w14:ligatures w14:val="standardContextual"/>
             </w:rPr>
           </w:pPr>
-          <w:hyperlink w:anchor="_Toc242740972" w:history="1">
+          <w:hyperlink w:anchor="_Toc242789047" w:history="1">
             <w:r>
               <w:rPr>
                 <w:rStyle w:val="Hyperlink"/>
@@ -658,7 +658,7 @@
               <w:rPr>
                 <w:noProof/>
               </w:rPr>
-              <w:instrText xml:space="preserve"> PAGEREF _Toc242740972 \h </w:instrText>
+              <w:instrText xml:space="preserve"> PAGEREF _Toc242789047 \h </w:instrText>
             </w:r>
             <w:r>
               <w:rPr>
@@ -701,7 +701,7 @@
               <w14:ligatures w14:val="standardContextual"/>
             </w:rPr>
           </w:pPr>
-          <w:hyperlink w:anchor="_Toc242740973" w:history="1">
+          <w:hyperlink w:anchor="_Toc242789048" w:history="1">
             <w:r>
               <w:rPr>
                 <w:rStyle w:val="Hyperlink"/>
@@ -725,7 +725,7 @@
               <w:rPr>
                 <w:noProof/>
               </w:rPr>
-              <w:instrText xml:space="preserve"> PAGEREF _Toc242740973 \h </w:instrText>
+              <w:instrText xml:space="preserve"> PAGEREF _Toc242789048 \h </w:instrText>
             </w:r>
             <w:r>
               <w:rPr>
@@ -768,7 +768,7 @@
               <w14:ligatures w14:val="standardContextual"/>
             </w:rPr>
           </w:pPr>
-          <w:hyperlink w:anchor="_Toc242740974" w:history="1">
+          <w:hyperlink w:anchor="_Toc242789049" w:history="1">
             <w:r>
               <w:rPr>
                 <w:rStyle w:val="Hyperlink"/>
@@ -792,7 +792,7 @@
               <w:rPr>
                 <w:noProof/>
               </w:rPr>
-              <w:instrText xml:space="preserve"> PAGEREF _Toc242740974 \h </w:instrText>
+              <w:instrText xml:space="preserve"> PAGEREF _Toc242789049 \h </w:instrText>
             </w:r>
             <w:r>
               <w:rPr>
@@ -835,7 +835,7 @@
               <w14:ligatures w14:val="standardContextual"/>
             </w:rPr>
           </w:pPr>
-          <w:hyperlink w:anchor="_Toc242740975" w:history="1">
+          <w:hyperlink w:anchor="_Toc242789050" w:history="1">
             <w:r>
               <w:rPr>
                 <w:rStyle w:val="Hyperlink"/>
@@ -859,7 +859,7 @@
               <w:rPr>
                 <w:noProof/>
               </w:rPr>
-              <w:instrText xml:space="preserve"> PAGEREF _Toc242740975 \h </w:instrText>
+              <w:instrText xml:space="preserve"> PAGEREF _Toc242789050 \h </w:instrText>
             </w:r>
             <w:r>
               <w:rPr>
@@ -902,7 +902,7 @@
               <w14:ligatures w14:val="standardContextual"/>
             </w:rPr>
           </w:pPr>
-          <w:hyperlink w:anchor="_Toc242740976" w:history="1">
+          <w:hyperlink w:anchor="_Toc242789051" w:history="1">
             <w:r>
               <w:rPr>
                 <w:rStyle w:val="Hyperlink"/>
@@ -926,7 +926,7 @@
               <w:rPr>
                 <w:noProof/>
               </w:rPr>
-              <w:instrText xml:space="preserve"> PAGEREF _Toc242740976 \h </w:instrText>
+              <w:instrText xml:space="preserve"> PAGEREF _Toc242789051 \h </w:instrText>
             </w:r>
             <w:r>
               <w:rPr>
@@ -969,7 +969,7 @@
               <w14:ligatures w14:val="standardContextual"/>
             </w:rPr>
           </w:pPr>
-          <w:hyperlink w:anchor="_Toc242740977" w:history="1">
+          <w:hyperlink w:anchor="_Toc242789052" w:history="1">
             <w:r>
               <w:rPr>
                 <w:rStyle w:val="Hyperlink"/>
@@ -993,7 +993,7 @@
               <w:rPr>
                 <w:noProof/>
               </w:rPr>
-              <w:instrText xml:space="preserve"> PAGEREF _Toc242740977 \h </w:instrText>
+              <w:instrText xml:space="preserve"> PAGEREF _Toc242789052 \h </w:instrText>
             </w:r>
             <w:r>
               <w:rPr>
@@ -1036,7 +1036,7 @@
               <w14:ligatures w14:val="standardContextual"/>
             </w:rPr>
           </w:pPr>
-          <w:hyperlink w:anchor="_Toc242740978" w:history="1">
+          <w:hyperlink w:anchor="_Toc242789053" w:history="1">
             <w:r>
               <w:rPr>
                 <w:rStyle w:val="Hyperlink"/>
@@ -1060,7 +1060,7 @@
               <w:rPr>
                 <w:noProof/>
               </w:rPr>
-              <w:instrText xml:space="preserve"> PAGEREF _Toc242740978 \h </w:instrText>
+              <w:instrText xml:space="preserve"> PAGEREF _Toc242789053 \h </w:instrText>
             </w:r>
             <w:r>
               <w:rPr>
@@ -1103,7 +1103,7 @@
               <w14:ligatures w14:val="standardContextual"/>
             </w:rPr>
           </w:pPr>
-          <w:hyperlink w:anchor="_Toc242740979" w:history="1">
+          <w:hyperlink w:anchor="_Toc242789054" w:history="1">
             <w:r>
               <w:rPr>
                 <w:rStyle w:val="Hyperlink"/>
@@ -1127,7 +1127,7 @@
               <w:rPr>
                 <w:noProof/>
               </w:rPr>
-              <w:instrText xml:space="preserve"> PAGEREF _Toc242740979 \h </w:instrText>
+              <w:instrText xml:space="preserve"> PAGEREF _Toc242789054 \h </w:instrText>
             </w:r>
             <w:r>
               <w:rPr>
@@ -1170,7 +1170,7 @@
               <w14:ligatures w14:val="standardContextual"/>
             </w:rPr>
           </w:pPr>
-          <w:hyperlink w:anchor="_Toc242740980" w:history="1">
+          <w:hyperlink w:anchor="_Toc242789055" w:history="1">
             <w:r>
               <w:rPr>
                 <w:rStyle w:val="Hyperlink"/>
@@ -1194,7 +1194,7 @@
               <w:rPr>
                 <w:noProof/>
               </w:rPr>
-              <w:instrText xml:space="preserve"> PAGEREF _Toc242740980 \h </w:instrText>
+              <w:instrText xml:space="preserve"> PAGEREF _Toc242789055 \h </w:instrText>
             </w:r>
             <w:r>
               <w:rPr>
@@ -1237,7 +1237,7 @@
               <w14:ligatures w14:val="standardContextual"/>
             </w:rPr>
           </w:pPr>
-          <w:hyperlink w:anchor="_Toc242740981" w:history="1">
+          <w:hyperlink w:anchor="_Toc242789056" w:history="1">
             <w:r>
               <w:rPr>
                 <w:rStyle w:val="Hyperlink"/>
@@ -1261,7 +1261,7 @@
               <w:rPr>
                 <w:noProof/>
               </w:rPr>
-              <w:instrText xml:space="preserve"> PAGEREF _Toc242740981 \h </w:instrText>
+              <w:instrText xml:space="preserve"> PAGEREF _Toc242789056 \h </w:instrText>
             </w:r>
             <w:r>
               <w:rPr>
@@ -1304,7 +1304,7 @@
               <w14:ligatures w14:val="standardContextual"/>
             </w:rPr>
           </w:pPr>
-          <w:hyperlink w:anchor="_Toc242740982" w:history="1">
+          <w:hyperlink w:anchor="_Toc242789057" w:history="1">
             <w:r>
               <w:rPr>
                 <w:rStyle w:val="Hyperlink"/>
@@ -1328,7 +1328,7 @@
               <w:rPr>
                 <w:noProof/>
               </w:rPr>
-              <w:instrText xml:space="preserve"> PAGEREF _Toc242740982 \h </w:instrText>
+              <w:instrText xml:space="preserve"> PAGEREF _Toc242789057 \h </w:instrText>
             </w:r>
             <w:r>
               <w:rPr>
@@ -1371,7 +1371,7 @@
               <w14:ligatures w14:val="standardContextual"/>
             </w:rPr>
           </w:pPr>
-          <w:hyperlink w:anchor="_Toc242740983" w:history="1">
+          <w:hyperlink w:anchor="_Toc242789058" w:history="1">
             <w:r>
               <w:rPr>
                 <w:rStyle w:val="Hyperlink"/>
@@ -1395,7 +1395,7 @@
               <w:rPr>
                 <w:noProof/>
               </w:rPr>
-              <w:instrText xml:space="preserve"> PAGEREF _Toc242740983 \h </w:instrText>
+              <w:instrText xml:space="preserve"> PAGEREF _Toc242789058 \h </w:instrText>
             </w:r>
             <w:r>
               <w:rPr>
@@ -1438,7 +1438,7 @@
               <w14:ligatures w14:val="standardContextual"/>
             </w:rPr>
           </w:pPr>
-          <w:hyperlink w:anchor="_Toc242740984" w:history="1">
+          <w:hyperlink w:anchor="_Toc242789059" w:history="1">
             <w:r>
               <w:rPr>
                 <w:rStyle w:val="Hyperlink"/>
@@ -1462,7 +1462,7 @@
               <w:rPr>
                 <w:noProof/>
               </w:rPr>
-              <w:instrText xml:space="preserve"> PAGEREF _Toc242740984 \h </w:instrText>
+              <w:instrText xml:space="preserve"> PAGEREF _Toc242789059 \h </w:instrText>
             </w:r>
             <w:r>
               <w:rPr>
@@ -1505,7 +1505,7 @@
               <w14:ligatures w14:val="standardContextual"/>
             </w:rPr>
           </w:pPr>
-          <w:hyperlink w:anchor="_Toc242740985" w:history="1">
+          <w:hyperlink w:anchor="_Toc242789060" w:history="1">
             <w:r>
               <w:rPr>
                 <w:rStyle w:val="Hyperlink"/>
@@ -1529,7 +1529,7 @@
               <w:rPr>
                 <w:noProof/>
               </w:rPr>
-              <w:instrText xml:space="preserve"> PAGEREF _Toc242740985 \h </w:instrText>
+              <w:instrText xml:space="preserve"> PAGEREF _Toc242789060 \h </w:instrText>
             </w:r>
             <w:r>
               <w:rPr>
@@ -1572,7 +1572,7 @@
               <w14:ligatures w14:val="standardContextual"/>
             </w:rPr>
           </w:pPr>
-          <w:hyperlink w:anchor="_Toc242740986" w:history="1">
+          <w:hyperlink w:anchor="_Toc242789061" w:history="1">
             <w:r>
               <w:rPr>
                 <w:rStyle w:val="Hyperlink"/>
@@ -1596,7 +1596,7 @@
               <w:rPr>
                 <w:noProof/>
               </w:rPr>
-              <w:instrText xml:space="preserve"> PAGEREF _Toc242740986 \h </w:instrText>
+              <w:instrText xml:space="preserve"> PAGEREF _Toc242789061 \h </w:instrText>
             </w:r>
             <w:r>
               <w:rPr>
@@ -1639,7 +1639,7 @@
               <w14:ligatures w14:val="standardContextual"/>
             </w:rPr>
           </w:pPr>
-          <w:hyperlink w:anchor="_Toc242740987" w:history="1">
+          <w:hyperlink w:anchor="_Toc242789062" w:history="1">
             <w:r>
               <w:rPr>
                 <w:rStyle w:val="Hyperlink"/>
@@ -1663,7 +1663,7 @@
               <w:rPr>
                 <w:noProof/>
               </w:rPr>
-              <w:instrText xml:space="preserve"> PAGEREF _Toc242740987 \h </w:instrText>
+              <w:instrText xml:space="preserve"> PAGEREF _Toc242789062 \h </w:instrText>
             </w:r>
             <w:r>
               <w:rPr>
@@ -1706,7 +1706,7 @@
               <w14:ligatures w14:val="standardContextual"/>
             </w:rPr>
           </w:pPr>
-          <w:hyperlink w:anchor="_Toc242740988" w:history="1">
+          <w:hyperlink w:anchor="_Toc242789063" w:history="1">
             <w:r>
               <w:rPr>
                 <w:rStyle w:val="Hyperlink"/>
@@ -1730,7 +1730,7 @@
               <w:rPr>
                 <w:noProof/>
               </w:rPr>
-              <w:instrText xml:space="preserve"> PAGEREF _Toc242740988 \h </w:instrText>
+              <w:instrText xml:space="preserve"> PAGEREF _Toc242789063 \h </w:instrText>
             </w:r>
             <w:r>
               <w:rPr>
@@ -1773,7 +1773,7 @@
               <w14:ligatures w14:val="standardContextual"/>
             </w:rPr>
           </w:pPr>
-          <w:hyperlink w:anchor="_Toc242740989" w:history="1">
+          <w:hyperlink w:anchor="_Toc242789064" w:history="1">
             <w:r>
               <w:rPr>
                 <w:rStyle w:val="Hyperlink"/>
@@ -1797,7 +1797,7 @@
               <w:rPr>
                 <w:noProof/>
               </w:rPr>
-              <w:instrText xml:space="preserve"> PAGEREF _Toc242740989 \h </w:instrText>
+              <w:instrText xml:space="preserve"> PAGEREF _Toc242789064 \h </w:instrText>
             </w:r>
             <w:r>
               <w:rPr>
@@ -1840,7 +1840,7 @@
               <w14:ligatures w14:val="standardContextual"/>
             </w:rPr>
           </w:pPr>
-          <w:hyperlink w:anchor="_Toc242740990" w:history="1">
+          <w:hyperlink w:anchor="_Toc242789065" w:history="1">
             <w:r>
               <w:rPr>
                 <w:rStyle w:val="Hyperlink"/>
@@ -1864,7 +1864,7 @@
               <w:rPr>
                 <w:noProof/>
               </w:rPr>
-              <w:instrText xml:space="preserve"> PAGEREF _Toc242740990 \h </w:instrText>
+              <w:instrText xml:space="preserve"> PAGEREF _Toc242789065 \h </w:instrText>
             </w:r>
             <w:r>
               <w:rPr>
@@ -1907,7 +1907,7 @@
               <w14:ligatures w14:val="standardContextual"/>
             </w:rPr>
           </w:pPr>
-          <w:hyperlink w:anchor="_Toc242740991" w:history="1">
+          <w:hyperlink w:anchor="_Toc242789066" w:history="1">
             <w:r>
               <w:rPr>
                 <w:rStyle w:val="Hyperlink"/>
@@ -1931,7 +1931,7 @@
               <w:rPr>
                 <w:noProof/>
               </w:rPr>
-              <w:instrText xml:space="preserve"> PAGEREF _Toc242740991 \h </w:instrText>
+              <w:instrText xml:space="preserve"> PAGEREF _Toc242789066 \h </w:instrText>
             </w:r>
             <w:r>
               <w:rPr>
@@ -1974,7 +1974,7 @@
               <w14:ligatures w14:val="standardContextual"/>
             </w:rPr>
           </w:pPr>
-          <w:hyperlink w:anchor="_Toc242740992" w:history="1">
+          <w:hyperlink w:anchor="_Toc242789067" w:history="1">
             <w:r>
               <w:rPr>
                 <w:rStyle w:val="Hyperlink"/>
@@ -1998,7 +1998,7 @@
               <w:rPr>
                 <w:noProof/>
               </w:rPr>
-              <w:instrText xml:space="preserve"> PAGEREF _Toc242740992 \h </w:instrText>
+              <w:instrText xml:space="preserve"> PAGEREF _Toc242789067 \h </w:instrText>
             </w:r>
             <w:r>
               <w:rPr>
@@ -2041,7 +2041,7 @@
               <w14:ligatures w14:val="standardContextual"/>
             </w:rPr>
           </w:pPr>
-          <w:hyperlink w:anchor="_Toc242740993" w:history="1">
+          <w:hyperlink w:anchor="_Toc242789068" w:history="1">
             <w:r>
               <w:rPr>
                 <w:rStyle w:val="Hyperlink"/>
@@ -2065,7 +2065,7 @@
               <w:rPr>
                 <w:noProof/>
               </w:rPr>
-              <w:instrText xml:space="preserve"> PAGEREF _Toc242740993 \h </w:instrText>
+              <w:instrText xml:space="preserve"> PAGEREF _Toc242789068 \h </w:instrText>
             </w:r>
             <w:r>
               <w:rPr>
@@ -2104,7 +2104,7 @@
         <w:pStyle w:val="Heading1"/>
         <w:pageBreakBefore/>
       </w:pPr>
-      <w:bookmarkStart w:id="0" w:name="_Toc242740971"/>
+      <w:bookmarkStart w:id="0" w:name="_Toc242789046"/>
       <w:r>
         <w:lastRenderedPageBreak/>
         <w:t>1. Welcome</w:t>
@@ -2144,7 +2144,7 @@
           <w:left w:w="10" w:type="dxa"/>
           <w:right w:w="10" w:type="dxa"/>
         </w:tblCellMar>
-        <w:tblLook w:val="0000" w:firstRow="0" w:lastRow="0" w:firstColumn="0" w:lastColumn="0" w:noHBand="0" w:noVBand="0"/>
+        <w:tblLook w:val="04A0" w:firstRow="1" w:lastRow="0" w:firstColumn="1" w:lastColumn="0" w:noHBand="0" w:noVBand="1"/>
       </w:tblPr>
       <w:tblGrid>
         <w:gridCol w:w="2824"/>
@@ -2520,7 +2520,7 @@
       <w:pPr>
         <w:pStyle w:val="Heading2"/>
       </w:pPr>
-      <w:bookmarkStart w:id="1" w:name="_Toc242740972"/>
+      <w:bookmarkStart w:id="1" w:name="_Toc242789047"/>
       <w:r>
         <w:t>What you should know first</w:t>
       </w:r>
@@ -2638,7 +2638,7 @@
         <w:pStyle w:val="Heading1"/>
         <w:pageBreakBefore/>
       </w:pPr>
-      <w:bookmarkStart w:id="2" w:name="_Toc242740973"/>
+      <w:bookmarkStart w:id="2" w:name="_Toc242789048"/>
       <w:r>
         <w:lastRenderedPageBreak/>
         <w:t>2. What you need</w:t>
@@ -2734,7 +2734,7 @@
           <w:left w:w="10" w:type="dxa"/>
           <w:right w:w="10" w:type="dxa"/>
         </w:tblCellMar>
-        <w:tblLook w:val="0000" w:firstRow="0" w:lastRow="0" w:firstColumn="0" w:lastColumn="0" w:noHBand="0" w:noVBand="0"/>
+        <w:tblLook w:val="04A0" w:firstRow="1" w:lastRow="0" w:firstColumn="1" w:lastColumn="0" w:noHBand="0" w:noVBand="1"/>
       </w:tblPr>
       <w:tblGrid>
         <w:gridCol w:w="9412"/>
@@ -2867,7 +2867,7 @@
         <w:pStyle w:val="Heading1"/>
         <w:pageBreakBefore/>
       </w:pPr>
-      <w:bookmarkStart w:id="3" w:name="_Toc242740974"/>
+      <w:bookmarkStart w:id="3" w:name="_Toc242789049"/>
       <w:r>
         <w:lastRenderedPageBreak/>
         <w:t>3. Taking part, step by step</w:t>
@@ -2878,7 +2878,7 @@
       <w:pPr>
         <w:pStyle w:val="Heading2"/>
       </w:pPr>
-      <w:bookmarkStart w:id="4" w:name="_Toc242740975"/>
+      <w:bookmarkStart w:id="4" w:name="_Toc242789050"/>
       <w:r>
         <w:t>Step 1 — Open your link</w:t>
       </w:r>
@@ -2896,7 +2896,7 @@
       <w:pPr>
         <w:pStyle w:val="Heading2"/>
       </w:pPr>
-      <w:bookmarkStart w:id="5" w:name="_Toc242740976"/>
+      <w:bookmarkStart w:id="5" w:name="_Toc242789051"/>
       <w:r>
         <w:t>Step 2 — Confirm your organisation</w:t>
       </w:r>
@@ -2931,7 +2931,7 @@
           <w:noProof/>
         </w:rPr>
         <w:drawing>
-          <wp:inline distT="0" distB="0" distL="0" distR="0" wp14:anchorId="05141FBB" wp14:editId="7011F7C3">
+          <wp:inline distT="0" distB="0" distL="0" distR="0" wp14:anchorId="062C2515" wp14:editId="66973D11">
             <wp:extent cx="2476500" cy="3362325"/>
             <wp:effectExtent l="0" t="0" r="0" b="0"/>
             <wp:docPr id="1" name="resp_01_confirm.jpg" descr="Confirming the organisation." title="Confirming the organisation."/>
@@ -3000,7 +3000,7 @@
       <w:pPr>
         <w:pStyle w:val="Heading2"/>
       </w:pPr>
-      <w:bookmarkStart w:id="6" w:name="_Toc242740977"/>
+      <w:bookmarkStart w:id="6" w:name="_Toc242789052"/>
       <w:r>
         <w:t>Step 3 — Tell us a little about you</w:t>
       </w:r>
@@ -3092,7 +3092,7 @@
         </w:rPr>
         <w:lastRenderedPageBreak/>
         <w:drawing>
-          <wp:inline distT="0" distB="0" distL="0" distR="0" wp14:anchorId="7C5AE1D5" wp14:editId="45969B18">
+          <wp:inline distT="0" distB="0" distL="0" distR="0" wp14:anchorId="530EACFA" wp14:editId="750ECE61">
             <wp:extent cx="2476500" cy="3362325"/>
             <wp:effectExtent l="0" t="0" r="0" b="0"/>
             <wp:docPr id="2" name="resp_02_eligibility.jpg" descr="A little about you." title="A little about you."/>
@@ -3172,7 +3172,7 @@
           <w:left w:w="10" w:type="dxa"/>
           <w:right w:w="10" w:type="dxa"/>
         </w:tblCellMar>
-        <w:tblLook w:val="0000" w:firstRow="0" w:lastRow="0" w:firstColumn="0" w:lastColumn="0" w:noHBand="0" w:noVBand="0"/>
+        <w:tblLook w:val="04A0" w:firstRow="1" w:lastRow="0" w:firstColumn="1" w:lastColumn="0" w:noHBand="0" w:noVBand="1"/>
       </w:tblPr>
       <w:tblGrid>
         <w:gridCol w:w="9412"/>
@@ -3247,7 +3247,7 @@
       <w:pPr>
         <w:pStyle w:val="Heading2"/>
       </w:pPr>
-      <w:bookmarkStart w:id="7" w:name="_Toc242740978"/>
+      <w:bookmarkStart w:id="7" w:name="_Toc242789053"/>
       <w:r>
         <w:t>Step 4 — Read the participant information</w:t>
       </w:r>
@@ -3303,7 +3303,7 @@
         </w:rPr>
         <w:lastRenderedPageBreak/>
         <w:drawing>
-          <wp:inline distT="0" distB="0" distL="0" distR="0" wp14:anchorId="3DC8C528" wp14:editId="5A40566A">
+          <wp:inline distT="0" distB="0" distL="0" distR="0" wp14:anchorId="54105E17" wp14:editId="12F68621">
             <wp:extent cx="1076325" cy="4953000"/>
             <wp:effectExtent l="0" t="0" r="0" b="0"/>
             <wp:docPr id="3" name="resp_03_information_top.jpg" descr="Participant Information." title="Participant Information."/>
@@ -3372,7 +3372,7 @@
       <w:pPr>
         <w:pStyle w:val="Heading2"/>
       </w:pPr>
-      <w:bookmarkStart w:id="8" w:name="_Toc242740979"/>
+      <w:bookmarkStart w:id="8" w:name="_Toc242789054"/>
       <w:r>
         <w:t>Step 5 — Give your decision</w:t>
       </w:r>
@@ -3464,7 +3464,7 @@
         </w:rPr>
         <w:lastRenderedPageBreak/>
         <w:drawing>
-          <wp:inline distT="0" distB="0" distL="0" distR="0" wp14:anchorId="713FF3E6" wp14:editId="3D7CC520">
+          <wp:inline distT="0" distB="0" distL="0" distR="0" wp14:anchorId="16845770" wp14:editId="6E1B270C">
             <wp:extent cx="2476500" cy="4419600"/>
             <wp:effectExtent l="0" t="0" r="0" b="0"/>
             <wp:docPr id="4" name="resp_04_consent.jpg" descr="Your consent." title="Your consent."/>
@@ -3533,7 +3533,7 @@
       <w:pPr>
         <w:pStyle w:val="Heading2"/>
       </w:pPr>
-      <w:bookmarkStart w:id="9" w:name="_Toc242740980"/>
+      <w:bookmarkStart w:id="9" w:name="_Toc242789055"/>
       <w:r>
         <w:t>Step 6 — Check what we already know (only if shown)</w:t>
       </w:r>
@@ -3621,7 +3621,7 @@
       <w:pPr>
         <w:pStyle w:val="Heading2"/>
       </w:pPr>
-      <w:bookmarkStart w:id="10" w:name="_Toc242740981"/>
+      <w:bookmarkStart w:id="10" w:name="_Toc242789056"/>
       <w:r>
         <w:t>Step 7 — Choose how you would like to take part</w:t>
       </w:r>
@@ -3642,7 +3642,7 @@
           <w:left w:w="10" w:type="dxa"/>
           <w:right w:w="10" w:type="dxa"/>
         </w:tblCellMar>
-        <w:tblLook w:val="0000" w:firstRow="0" w:lastRow="0" w:firstColumn="0" w:lastColumn="0" w:noHBand="0" w:noVBand="0"/>
+        <w:tblLook w:val="04A0" w:firstRow="1" w:lastRow="0" w:firstColumn="1" w:lastColumn="0" w:noHBand="0" w:noVBand="1"/>
       </w:tblPr>
       <w:tblGrid>
         <w:gridCol w:w="3577"/>
@@ -3963,7 +3963,7 @@
         </w:rPr>
         <w:lastRenderedPageBreak/>
         <w:drawing>
-          <wp:inline distT="0" distB="0" distL="0" distR="0" wp14:anchorId="76A33F27" wp14:editId="6FBAB5E6">
+          <wp:inline distT="0" distB="0" distL="0" distR="0" wp14:anchorId="22B5DC84" wp14:editId="35D96FD2">
             <wp:extent cx="2476500" cy="4533900"/>
             <wp:effectExtent l="0" t="0" r="0" b="0"/>
             <wp:docPr id="5" name="resp_06_choice.jpg" descr="How would you like to take part?" title="How would you like to take part?"/>
@@ -4032,7 +4032,7 @@
       <w:pPr>
         <w:pStyle w:val="Heading2"/>
       </w:pPr>
-      <w:bookmarkStart w:id="11" w:name="_Toc242740982"/>
+      <w:bookmarkStart w:id="11" w:name="_Toc242789057"/>
       <w:r>
         <w:t>Step 8a — Complete the questionnaire yourself</w:t>
       </w:r>
@@ -4167,7 +4167,7 @@
         </w:rPr>
         <w:lastRenderedPageBreak/>
         <w:drawing>
-          <wp:inline distT="0" distB="0" distL="0" distR="0" wp14:anchorId="68E126C6" wp14:editId="20995B44">
+          <wp:inline distT="0" distB="0" distL="0" distR="0" wp14:anchorId="71A3AA25" wp14:editId="2EC34BFF">
             <wp:extent cx="2476500" cy="3362325"/>
             <wp:effectExtent l="0" t="0" r="0" b="0"/>
             <wp:docPr id="6" name="resp_07_ready.jpg" descr="Ready to begin." title="Ready to begin."/>
@@ -4243,7 +4243,7 @@
           <w:noProof/>
         </w:rPr>
         <w:drawing>
-          <wp:inline distT="0" distB="0" distL="0" distR="0" wp14:anchorId="364EF14E" wp14:editId="0D8C209F">
+          <wp:inline distT="0" distB="0" distL="0" distR="0" wp14:anchorId="15474789" wp14:editId="6A901AB3">
             <wp:extent cx="2476500" cy="3362325"/>
             <wp:effectExtent l="0" t="0" r="0" b="0"/>
             <wp:docPr id="7" name="resp_07b_kobo_form.jpg" descr="The questionnaire's first page." title="The questionnaire's first page."/>
@@ -4323,7 +4323,7 @@
           <w:left w:w="10" w:type="dxa"/>
           <w:right w:w="10" w:type="dxa"/>
         </w:tblCellMar>
-        <w:tblLook w:val="0000" w:firstRow="0" w:lastRow="0" w:firstColumn="0" w:lastColumn="0" w:noHBand="0" w:noVBand="0"/>
+        <w:tblLook w:val="04A0" w:firstRow="1" w:lastRow="0" w:firstColumn="1" w:lastColumn="0" w:noHBand="0" w:noVBand="1"/>
       </w:tblPr>
       <w:tblGrid>
         <w:gridCol w:w="9412"/>
@@ -4515,7 +4515,7 @@
       <w:pPr>
         <w:pStyle w:val="Heading2"/>
       </w:pPr>
-      <w:bookmarkStart w:id="12" w:name="_Toc242740983"/>
+      <w:bookmarkStart w:id="12" w:name="_Toc242789058"/>
       <w:r>
         <w:lastRenderedPageBreak/>
         <w:t>Step 8b — Ask a researcher to call you</w:t>
@@ -4607,7 +4607,7 @@
           <w:noProof/>
         </w:rPr>
         <w:drawing>
-          <wp:inline distT="0" distB="0" distL="0" distR="0" wp14:anchorId="53CC1AB9" wp14:editId="582A166E">
+          <wp:inline distT="0" distB="0" distL="0" distR="0" wp14:anchorId="355D2D41" wp14:editId="529DE37D">
             <wp:extent cx="2476500" cy="3362325"/>
             <wp:effectExtent l="0" t="0" r="0" b="0"/>
             <wp:docPr id="8" name="resp_08_appointment.jpg" descr="Choosing a time for a call." title="Choosing a time for a call."/>
@@ -4683,7 +4683,7 @@
           <w:noProof/>
         </w:rPr>
         <w:drawing>
-          <wp:inline distT="0" distB="0" distL="0" distR="0" wp14:anchorId="61AB5107" wp14:editId="045055EF">
+          <wp:inline distT="0" distB="0" distL="0" distR="0" wp14:anchorId="0E2D1A30" wp14:editId="73526CDD">
             <wp:extent cx="2476500" cy="3676650"/>
             <wp:effectExtent l="0" t="0" r="0" b="0"/>
             <wp:docPr id="9" name="resp_09_done_appointment.jpg" descr="Your request has been sent." title="Your request has been sent."/>
@@ -4752,7 +4752,7 @@
       <w:pPr>
         <w:pStyle w:val="Heading2"/>
       </w:pPr>
-      <w:bookmarkStart w:id="13" w:name="_Toc242740984"/>
+      <w:bookmarkStart w:id="13" w:name="_Toc242789059"/>
       <w:r>
         <w:lastRenderedPageBreak/>
         <w:t>Step 9 — Finished</w:t>
@@ -4842,7 +4842,7 @@
         <w:pStyle w:val="Heading1"/>
         <w:pageBreakBefore/>
       </w:pPr>
-      <w:bookmarkStart w:id="14" w:name="_Toc242740985"/>
+      <w:bookmarkStart w:id="14" w:name="_Toc242789060"/>
       <w:r>
         <w:lastRenderedPageBreak/>
         <w:t>4. Reminders</w:t>
@@ -4862,7 +4862,7 @@
         <w:pStyle w:val="Heading1"/>
         <w:pageBreakBefore/>
       </w:pPr>
-      <w:bookmarkStart w:id="15" w:name="_Toc242740986"/>
+      <w:bookmarkStart w:id="15" w:name="_Toc242789061"/>
       <w:r>
         <w:lastRenderedPageBreak/>
         <w:t>5. Your rights and your information</w:t>
@@ -4987,7 +4987,7 @@
         <w:pStyle w:val="Heading1"/>
         <w:pageBreakBefore/>
       </w:pPr>
-      <w:bookmarkStart w:id="16" w:name="_Toc242740987"/>
+      <w:bookmarkStart w:id="16" w:name="_Toc242789062"/>
       <w:r>
         <w:lastRenderedPageBreak/>
         <w:t>6. Questions and answers</w:t>
@@ -5009,7 +5009,7 @@
           <w:left w:w="10" w:type="dxa"/>
           <w:right w:w="10" w:type="dxa"/>
         </w:tblCellMar>
-        <w:tblLook w:val="0000" w:firstRow="0" w:lastRow="0" w:firstColumn="0" w:lastColumn="0" w:noHBand="0" w:noVBand="0"/>
+        <w:tblLook w:val="04A0" w:firstRow="1" w:lastRow="0" w:firstColumn="1" w:lastColumn="0" w:noHBand="0" w:noVBand="1"/>
       </w:tblPr>
       <w:tblGrid>
         <w:gridCol w:w="3388"/>
@@ -5248,7 +5248,14 @@
                 <w:sz w:val="19"/>
                 <w:szCs w:val="19"/>
               </w:rPr>
-              <w:t>Choose None of these describe me, and please let the researcher know who the right senior person is.</w:t>
+              <w:t>Choose None of these describe me</w:t>
+            </w:r>
+            <w:r>
+              <w:rPr>
+                <w:sz w:val="19"/>
+                <w:szCs w:val="19"/>
+              </w:rPr>
+              <w:t>, and please let the researcher know who the right senior person is.</w:t>
             </w:r>
           </w:p>
         </w:tc>
@@ -5502,7 +5509,7 @@
           <w:noProof/>
         </w:rPr>
         <w:drawing>
-          <wp:inline distT="0" distB="0" distL="0" distR="0" wp14:anchorId="18FD63E1" wp14:editId="4BED6F1A">
+          <wp:inline distT="0" distB="0" distL="0" distR="0" wp14:anchorId="3C275ACA" wp14:editId="4CD2BEA4">
             <wp:extent cx="2476500" cy="2524125"/>
             <wp:effectExtent l="0" t="0" r="0" b="0"/>
             <wp:docPr id="10" name="resp_10_invalid_link.jpg" descr="What an invalid or expired link looks like." title="What an invalid or expired link looks like."/>
@@ -5572,7 +5579,7 @@
         <w:pStyle w:val="Heading1"/>
         <w:pageBreakBefore/>
       </w:pPr>
-      <w:bookmarkStart w:id="17" w:name="_Toc242740988"/>
+      <w:bookmarkStart w:id="17" w:name="_Toc242789063"/>
       <w:r>
         <w:lastRenderedPageBreak/>
         <w:t>7. If you were invited to a Key Informant Interview</w:t>
@@ -5612,7 +5619,7 @@
           <w:left w:w="10" w:type="dxa"/>
           <w:right w:w="10" w:type="dxa"/>
         </w:tblCellMar>
-        <w:tblLook w:val="0000" w:firstRow="0" w:lastRow="0" w:firstColumn="0" w:lastColumn="0" w:noHBand="0" w:noVBand="0"/>
+        <w:tblLook w:val="04A0" w:firstRow="1" w:lastRow="0" w:firstColumn="1" w:lastColumn="0" w:noHBand="0" w:noVBand="1"/>
       </w:tblPr>
       <w:tblGrid>
         <w:gridCol w:w="2824"/>
@@ -5808,7 +5815,7 @@
       <w:pPr>
         <w:pStyle w:val="Heading2"/>
       </w:pPr>
-      <w:bookmarkStart w:id="18" w:name="_Toc242740989"/>
+      <w:bookmarkStart w:id="18" w:name="_Toc242789064"/>
       <w:r>
         <w:t>Step 1 — Open your link</w:t>
       </w:r>
@@ -5826,7 +5833,7 @@
       <w:pPr>
         <w:pStyle w:val="Heading2"/>
       </w:pPr>
-      <w:bookmarkStart w:id="19" w:name="_Toc242740990"/>
+      <w:bookmarkStart w:id="19" w:name="_Toc242789065"/>
       <w:r>
         <w:t>Step 2 — Read the participant information</w:t>
       </w:r>
@@ -5864,7 +5871,7 @@
       <w:pPr>
         <w:pStyle w:val="Heading2"/>
       </w:pPr>
-      <w:bookmarkStart w:id="20" w:name="_Toc242740991"/>
+      <w:bookmarkStart w:id="20" w:name="_Toc242789066"/>
       <w:r>
         <w:t>Step 3 — Give your decision</w:t>
       </w:r>
@@ -5948,7 +5955,7 @@
       <w:pPr>
         <w:pStyle w:val="Heading2"/>
       </w:pPr>
-      <w:bookmarkStart w:id="21" w:name="_Toc242740992"/>
+      <w:bookmarkStart w:id="21" w:name="_Toc242789067"/>
       <w:r>
         <w:t>Step 4 — Start the interview</w:t>
       </w:r>
@@ -6043,7 +6050,7 @@
           <w:left w:w="10" w:type="dxa"/>
           <w:right w:w="10" w:type="dxa"/>
         </w:tblCellMar>
-        <w:tblLook w:val="0000" w:firstRow="0" w:lastRow="0" w:firstColumn="0" w:lastColumn="0" w:noHBand="0" w:noVBand="0"/>
+        <w:tblLook w:val="04A0" w:firstRow="1" w:lastRow="0" w:firstColumn="1" w:lastColumn="0" w:noHBand="0" w:noVBand="1"/>
       </w:tblPr>
       <w:tblGrid>
         <w:gridCol w:w="9412"/>
@@ -6111,7 +6118,7 @@
         <w:pStyle w:val="Heading1"/>
         <w:pageBreakBefore/>
       </w:pPr>
-      <w:bookmarkStart w:id="22" w:name="_Toc242740993"/>
+      <w:bookmarkStart w:id="22" w:name="_Toc242789068"/>
       <w:r>
         <w:lastRenderedPageBreak/>
         <w:t>8. Contact the research team</w:t>
@@ -6133,7 +6140,7 @@
           <w:left w:w="10" w:type="dxa"/>
           <w:right w:w="10" w:type="dxa"/>
         </w:tblCellMar>
-        <w:tblLook w:val="0000" w:firstRow="0" w:lastRow="0" w:firstColumn="0" w:lastColumn="0" w:noHBand="0" w:noVBand="0"/>
+        <w:tblLook w:val="04A0" w:firstRow="1" w:lastRow="0" w:firstColumn="1" w:lastColumn="0" w:noHBand="0" w:noVBand="1"/>
       </w:tblPr>
       <w:tblGrid>
         <w:gridCol w:w="2824"/>
@@ -6501,7 +6508,7 @@
         <w:sz w:val="16"/>
         <w:szCs w:val="16"/>
       </w:rPr>
-      <w:t>Version 1.34 · 12 October 2026</w:t>
+      <w:t>Version 1.35 · 13 October 2026</w:t>
     </w:r>
     <w:r>
       <w:rPr>
@@ -6674,10 +6681,10 @@
 <file path=word/numbering.xml><?xml version="1.0" encoding="utf-8"?>
 <w:numbering xmlns:wpc="http://schemas.microsoft.com/office/word/2010/wordprocessingCanvas" xmlns:cx="http://schemas.microsoft.com/office/drawing/2014/chartex" xmlns:cx1="http://schemas.microsoft.com/office/drawing/2015/9/8/chartex" xmlns:cx2="http://schemas.microsoft.com/office/drawing/2015/10/21/chartex" xmlns:cx3="http://schemas.microsoft.com/office/drawing/2016/5/9/chartex" xmlns:cx4="http://schemas.microsoft.com/office/drawing/2016/5/10/chartex" xmlns:cx5="http://schemas.microsoft.com/office/drawing/2016/5/11/chartex" xmlns:cx6="http://schemas.microsoft.com/office/drawing/2016/5/12/chartex" xmlns:cx7="http://schemas.microsoft.com/office/drawing/2016/5/13/chartex" xmlns:cx8="http://schemas.microsoft.com/office/drawing/2016/5/14/chartex" xmlns:mc="http://schemas.openxmlformats.org/markup-compatibility/2006" xmlns:aink="http://schemas.microsoft.com/office/drawing/2016/ink" xmlns:am3d="http://schemas.microsoft.com/office/drawing/2017/model3d" xmlns:o="urn:schemas-microsoft-com:office:office" xmlns:oel="http://schemas.microsoft.com/office/2019/extlst" xmlns:r="http://schemas.openxmlformats.org/officeDocument/2006/relationships" xmlns:m="http://schemas.openxmlformats.org/officeDocument/2006/math" xmlns:v="urn:schemas-microsoft-com:vml" xmlns:wp14="http://schemas.microsoft.com/office/word/2010/wordprocessingDrawing" xmlns:wp="http://schemas.openxmlformats.org/drawingml/2006/wordprocessingDrawing" xmlns:w10="urn:schemas-microsoft-com:office:word" xmlns:w="http://schemas.openxmlformats.org/wordprocessingml/2006/main" xmlns:w14="http://schemas.microsoft.com/office/word/2010/wordml" xmlns:w15="http://schemas.microsoft.com/office/word/2012/wordml" xmlns:w16cex="http://schemas.microsoft.com/office/word/2018/wordml/cex" xmlns:w16cid="http://schemas.microsoft.com/office/word/2016/wordml/cid" xmlns:w16="http://schemas.microsoft.com/office/word/2018/wordml" xmlns:w16sdtdh="http://schemas.microsoft.com/office/word/2020/wordml/sdtdatahash" xmlns:w16se="http://schemas.microsoft.com/office/word/2015/wordml/symex" xmlns:wpg="http://schemas.microsoft.com/office/word/2010/wordprocessingGroup" xmlns:wpi="http://schemas.microsoft.com/office/word/2010/wordprocessingInk" xmlns:wne="http://schemas.microsoft.com/office/word/2006/wordml" xmlns:wps="http://schemas.microsoft.com/office/word/2010/wordprocessingShape" mc:Ignorable="w14 w15 w16se w16cid w16 w16cex w16sdtdh wp14">
   <w:abstractNum w:abstractNumId="0" w15:restartNumberingAfterBreak="0">
-    <w:nsid w:val="0F33485A"/>
+    <w:nsid w:val="2FBC7203"/>
     <w:multiLevelType w:val="hybridMultilevel"/>
-    <w:tmpl w:val="CFFA34A4"/>
-    <w:lvl w:ilvl="0" w:tplc="043CDF52">
+    <w:tmpl w:val="7BBA096E"/>
+    <w:lvl w:ilvl="0" w:tplc="3C34F8EC">
       <w:start w:val="1"/>
       <w:numFmt w:val="decimal"/>
       <w:lvlText w:val="%1."/>
@@ -6691,52 +6698,138 @@
         <w:color w:val="A67C27"/>
       </w:rPr>
     </w:lvl>
-    <w:lvl w:ilvl="1" w:tplc="F146AD62">
+    <w:lvl w:ilvl="1" w:tplc="0736DB72">
       <w:numFmt w:val="decimal"/>
       <w:lvlText w:val=""/>
       <w:lvlJc w:val="left"/>
     </w:lvl>
-    <w:lvl w:ilvl="2" w:tplc="FB6ACA60">
+    <w:lvl w:ilvl="2" w:tplc="5BCC170E">
       <w:numFmt w:val="decimal"/>
       <w:lvlText w:val=""/>
       <w:lvlJc w:val="left"/>
     </w:lvl>
-    <w:lvl w:ilvl="3" w:tplc="57EC6390">
+    <w:lvl w:ilvl="3" w:tplc="D2FA3904">
       <w:numFmt w:val="decimal"/>
       <w:lvlText w:val=""/>
       <w:lvlJc w:val="left"/>
     </w:lvl>
-    <w:lvl w:ilvl="4" w:tplc="221CDAD6">
+    <w:lvl w:ilvl="4" w:tplc="9DD44728">
       <w:numFmt w:val="decimal"/>
       <w:lvlText w:val=""/>
       <w:lvlJc w:val="left"/>
     </w:lvl>
-    <w:lvl w:ilvl="5" w:tplc="D34EFC5E">
+    <w:lvl w:ilvl="5" w:tplc="438493F4">
       <w:numFmt w:val="decimal"/>
       <w:lvlText w:val=""/>
       <w:lvlJc w:val="left"/>
     </w:lvl>
-    <w:lvl w:ilvl="6" w:tplc="37C87ACA">
+    <w:lvl w:ilvl="6" w:tplc="85EE75E4">
       <w:numFmt w:val="decimal"/>
       <w:lvlText w:val=""/>
       <w:lvlJc w:val="left"/>
     </w:lvl>
-    <w:lvl w:ilvl="7" w:tplc="15F82466">
+    <w:lvl w:ilvl="7" w:tplc="282C7ABA">
       <w:numFmt w:val="decimal"/>
       <w:lvlText w:val=""/>
       <w:lvlJc w:val="left"/>
     </w:lvl>
-    <w:lvl w:ilvl="8" w:tplc="9F88BA5C">
+    <w:lvl w:ilvl="8" w:tplc="B3983CDA">
       <w:numFmt w:val="decimal"/>
       <w:lvlText w:val=""/>
       <w:lvlJc w:val="left"/>
     </w:lvl>
   </w:abstractNum>
   <w:abstractNum w:abstractNumId="1" w15:restartNumberingAfterBreak="0">
-    <w:nsid w:val="185415F2"/>
+    <w:nsid w:val="380F64C9"/>
     <w:multiLevelType w:val="hybridMultilevel"/>
-    <w:tmpl w:val="337CABEC"/>
-    <w:lvl w:ilvl="0" w:tplc="0928B3D8">
+    <w:tmpl w:val="64DCBABC"/>
+    <w:lvl w:ilvl="0" w:tplc="394433DE">
+      <w:start w:val="1"/>
+      <w:numFmt w:val="bullet"/>
+      <w:lvlText w:val="●"/>
+      <w:lvlJc w:val="left"/>
+      <w:pPr>
+        <w:ind w:left="720" w:hanging="360"/>
+      </w:pPr>
+    </w:lvl>
+    <w:lvl w:ilvl="1" w:tplc="18980498">
+      <w:start w:val="1"/>
+      <w:numFmt w:val="bullet"/>
+      <w:lvlText w:val="○"/>
+      <w:lvlJc w:val="left"/>
+      <w:pPr>
+        <w:ind w:left="1440" w:hanging="360"/>
+      </w:pPr>
+    </w:lvl>
+    <w:lvl w:ilvl="2" w:tplc="A2BCB55A">
+      <w:start w:val="1"/>
+      <w:numFmt w:val="bullet"/>
+      <w:lvlText w:val="■"/>
+      <w:lvlJc w:val="left"/>
+      <w:pPr>
+        <w:ind w:left="2160" w:hanging="360"/>
+      </w:pPr>
+    </w:lvl>
+    <w:lvl w:ilvl="3" w:tplc="DB18AC06">
+      <w:start w:val="1"/>
+      <w:numFmt w:val="bullet"/>
+      <w:lvlText w:val="●"/>
+      <w:lvlJc w:val="left"/>
+      <w:pPr>
+        <w:ind w:left="2880" w:hanging="360"/>
+      </w:pPr>
+    </w:lvl>
+    <w:lvl w:ilvl="4" w:tplc="0ADCDF26">
+      <w:start w:val="1"/>
+      <w:numFmt w:val="bullet"/>
+      <w:lvlText w:val="○"/>
+      <w:lvlJc w:val="left"/>
+      <w:pPr>
+        <w:ind w:left="3600" w:hanging="360"/>
+      </w:pPr>
+    </w:lvl>
+    <w:lvl w:ilvl="5" w:tplc="50926E04">
+      <w:start w:val="1"/>
+      <w:numFmt w:val="bullet"/>
+      <w:lvlText w:val="■"/>
+      <w:lvlJc w:val="left"/>
+      <w:pPr>
+        <w:ind w:left="4320" w:hanging="360"/>
+      </w:pPr>
+    </w:lvl>
+    <w:lvl w:ilvl="6" w:tplc="09F68612">
+      <w:start w:val="1"/>
+      <w:numFmt w:val="bullet"/>
+      <w:lvlText w:val="●"/>
+      <w:lvlJc w:val="left"/>
+      <w:pPr>
+        <w:ind w:left="5040" w:hanging="360"/>
+      </w:pPr>
+    </w:lvl>
+    <w:lvl w:ilvl="7" w:tplc="EEA01936">
+      <w:start w:val="1"/>
+      <w:numFmt w:val="bullet"/>
+      <w:lvlText w:val="●"/>
+      <w:lvlJc w:val="left"/>
+      <w:pPr>
+        <w:ind w:left="5760" w:hanging="360"/>
+      </w:pPr>
+    </w:lvl>
+    <w:lvl w:ilvl="8" w:tplc="AED0E0B6">
+      <w:start w:val="1"/>
+      <w:numFmt w:val="bullet"/>
+      <w:lvlText w:val="●"/>
+      <w:lvlJc w:val="left"/>
+      <w:pPr>
+        <w:ind w:left="6480" w:hanging="360"/>
+      </w:pPr>
+    </w:lvl>
+  </w:abstractNum>
+  <w:abstractNum w:abstractNumId="2" w15:restartNumberingAfterBreak="0">
+    <w:nsid w:val="47B66592"/>
+    <w:multiLevelType w:val="hybridMultilevel"/>
+    <w:tmpl w:val="A2F2A5AE"/>
+    <w:lvl w:ilvl="0" w:tplc="B576107C">
       <w:start w:val="1"/>
       <w:numFmt w:val="decimal"/>
       <w:lvlText w:val="%1."/>
@@ -6750,196 +6843,111 @@
         <w:color w:val="A67C27"/>
       </w:rPr>
     </w:lvl>
-    <w:lvl w:ilvl="1" w:tplc="E1143808">
+    <w:lvl w:ilvl="1" w:tplc="DC8C6D3E">
       <w:numFmt w:val="decimal"/>
       <w:lvlText w:val=""/>
       <w:lvlJc w:val="left"/>
     </w:lvl>
-    <w:lvl w:ilvl="2" w:tplc="F9CCBAAA">
+    <w:lvl w:ilvl="2" w:tplc="532AEAC2">
       <w:numFmt w:val="decimal"/>
       <w:lvlText w:val=""/>
       <w:lvlJc w:val="left"/>
     </w:lvl>
-    <w:lvl w:ilvl="3" w:tplc="90EE77AA">
+    <w:lvl w:ilvl="3" w:tplc="A3D817F2">
       <w:numFmt w:val="decimal"/>
       <w:lvlText w:val=""/>
       <w:lvlJc w:val="left"/>
     </w:lvl>
-    <w:lvl w:ilvl="4" w:tplc="480C6C4A">
+    <w:lvl w:ilvl="4" w:tplc="F56CF0B2">
       <w:numFmt w:val="decimal"/>
       <w:lvlText w:val=""/>
       <w:lvlJc w:val="left"/>
     </w:lvl>
-    <w:lvl w:ilvl="5" w:tplc="E5CA2C1A">
+    <w:lvl w:ilvl="5" w:tplc="5B66BC58">
       <w:numFmt w:val="decimal"/>
       <w:lvlText w:val=""/>
       <w:lvlJc w:val="left"/>
     </w:lvl>
-    <w:lvl w:ilvl="6" w:tplc="6F4883B0">
+    <w:lvl w:ilvl="6" w:tplc="24CE71A0">
       <w:numFmt w:val="decimal"/>
       <w:lvlText w:val=""/>
       <w:lvlJc w:val="left"/>
     </w:lvl>
-    <w:lvl w:ilvl="7" w:tplc="5AC23538">
+    <w:lvl w:ilvl="7" w:tplc="6DFA7464">
       <w:numFmt w:val="decimal"/>
       <w:lvlText w:val=""/>
       <w:lvlJc w:val="left"/>
     </w:lvl>
-    <w:lvl w:ilvl="8" w:tplc="0344B8F6">
+    <w:lvl w:ilvl="8" w:tplc="8E9090BC">
       <w:numFmt w:val="decimal"/>
       <w:lvlText w:val=""/>
       <w:lvlJc w:val="left"/>
     </w:lvl>
   </w:abstractNum>
-  <w:abstractNum w:abstractNumId="2" w15:restartNumberingAfterBreak="0">
-    <w:nsid w:val="3B6712CD"/>
+  <w:abstractNum w:abstractNumId="3" w15:restartNumberingAfterBreak="0">
+    <w:nsid w:val="49812BBC"/>
     <w:multiLevelType w:val="hybridMultilevel"/>
-    <w:tmpl w:val="E4BA474E"/>
-    <w:lvl w:ilvl="0" w:tplc="03A4E72E">
+    <w:tmpl w:val="1A327310"/>
+    <w:lvl w:ilvl="0" w:tplc="CD4A20F6">
       <w:start w:val="1"/>
-      <w:numFmt w:val="bullet"/>
-      <w:lvlText w:val="●"/>
+      <w:numFmt w:val="decimal"/>
+      <w:lvlText w:val="%1."/>
       <w:lvlJc w:val="left"/>
       <w:pPr>
-        <w:ind w:left="720" w:hanging="360"/>
-      </w:pPr>
+        <w:ind w:left="460" w:hanging="360"/>
+      </w:pPr>
+      <w:rPr>
+        <w:b/>
+        <w:bCs/>
+        <w:color w:val="A67C27"/>
+      </w:rPr>
     </w:lvl>
-    <w:lvl w:ilvl="1" w:tplc="55E4879C">
-      <w:start w:val="1"/>
-      <w:numFmt w:val="bullet"/>
-      <w:lvlText w:val="○"/>
-      <w:lvlJc w:val="left"/>
-      <w:pPr>
-        <w:ind w:left="1440" w:hanging="360"/>
-      </w:pPr>
-    </w:lvl>
-    <w:lvl w:ilvl="2" w:tplc="E95C0C1C">
-      <w:start w:val="1"/>
-      <w:numFmt w:val="bullet"/>
-      <w:lvlText w:val="■"/>
-      <w:lvlJc w:val="left"/>
-      <w:pPr>
-        <w:ind w:left="2160" w:hanging="360"/>
-      </w:pPr>
-    </w:lvl>
-    <w:lvl w:ilvl="3" w:tplc="CCE64BDA">
-      <w:start w:val="1"/>
-      <w:numFmt w:val="bullet"/>
-      <w:lvlText w:val="●"/>
-      <w:lvlJc w:val="left"/>
-      <w:pPr>
-        <w:ind w:left="2880" w:hanging="360"/>
-      </w:pPr>
-    </w:lvl>
-    <w:lvl w:ilvl="4" w:tplc="680AB084">
-      <w:start w:val="1"/>
-      <w:numFmt w:val="bullet"/>
-      <w:lvlText w:val="○"/>
-      <w:lvlJc w:val="left"/>
-      <w:pPr>
-        <w:ind w:left="3600" w:hanging="360"/>
-      </w:pPr>
-    </w:lvl>
-    <w:lvl w:ilvl="5" w:tplc="46B28C28">
-      <w:start w:val="1"/>
-      <w:numFmt w:val="bullet"/>
-      <w:lvlText w:val="■"/>
-      <w:lvlJc w:val="left"/>
-      <w:pPr>
-        <w:ind w:left="4320" w:hanging="360"/>
-      </w:pPr>
-    </w:lvl>
-    <w:lvl w:ilvl="6" w:tplc="7ACC6D4E">
-      <w:start w:val="1"/>
-      <w:numFmt w:val="bullet"/>
-      <w:lvlText w:val="●"/>
-      <w:lvlJc w:val="left"/>
-      <w:pPr>
-        <w:ind w:left="5040" w:hanging="360"/>
-      </w:pPr>
-    </w:lvl>
-    <w:lvl w:ilvl="7" w:tplc="DAF804B4">
-      <w:start w:val="1"/>
-      <w:numFmt w:val="bullet"/>
-      <w:lvlText w:val="●"/>
-      <w:lvlJc w:val="left"/>
-      <w:pPr>
-        <w:ind w:left="5760" w:hanging="360"/>
-      </w:pPr>
-    </w:lvl>
-    <w:lvl w:ilvl="8" w:tplc="A57871B6">
-      <w:start w:val="1"/>
-      <w:numFmt w:val="bullet"/>
-      <w:lvlText w:val="●"/>
-      <w:lvlJc w:val="left"/>
-      <w:pPr>
-        <w:ind w:left="6480" w:hanging="360"/>
-      </w:pPr>
-    </w:lvl>
-  </w:abstractNum>
-  <w:abstractNum w:abstractNumId="3" w15:restartNumberingAfterBreak="0">
-    <w:nsid w:val="50FD4389"/>
-    <w:multiLevelType w:val="hybridMultilevel"/>
-    <w:tmpl w:val="507C39AA"/>
-    <w:lvl w:ilvl="0" w:tplc="BBCC08F8">
-      <w:start w:val="1"/>
-      <w:numFmt w:val="bullet"/>
-      <w:lvlText w:val="•"/>
-      <w:lvlJc w:val="left"/>
-      <w:pPr>
-        <w:ind w:left="460" w:hanging="280"/>
-      </w:pPr>
-    </w:lvl>
-    <w:lvl w:ilvl="1" w:tplc="96A60BDA">
-      <w:start w:val="1"/>
-      <w:numFmt w:val="bullet"/>
-      <w:lvlText w:val="–"/>
-      <w:lvlJc w:val="left"/>
-      <w:pPr>
-        <w:ind w:left="900" w:hanging="280"/>
-      </w:pPr>
-    </w:lvl>
-    <w:lvl w:ilvl="2" w:tplc="FB988CB2">
+    <w:lvl w:ilvl="1" w:tplc="DCD0D166">
       <w:numFmt w:val="decimal"/>
       <w:lvlText w:val=""/>
       <w:lvlJc w:val="left"/>
     </w:lvl>
-    <w:lvl w:ilvl="3" w:tplc="2D662494">
+    <w:lvl w:ilvl="2" w:tplc="E39C694A">
       <w:numFmt w:val="decimal"/>
       <w:lvlText w:val=""/>
       <w:lvlJc w:val="left"/>
     </w:lvl>
-    <w:lvl w:ilvl="4" w:tplc="90B87844">
+    <w:lvl w:ilvl="3" w:tplc="9EEA19EE">
       <w:numFmt w:val="decimal"/>
       <w:lvlText w:val=""/>
       <w:lvlJc w:val="left"/>
     </w:lvl>
-    <w:lvl w:ilvl="5" w:tplc="5176790E">
+    <w:lvl w:ilvl="4" w:tplc="3FA6541E">
       <w:numFmt w:val="decimal"/>
       <w:lvlText w:val=""/>
       <w:lvlJc w:val="left"/>
     </w:lvl>
-    <w:lvl w:ilvl="6" w:tplc="B3A8CFD4">
+    <w:lvl w:ilvl="5" w:tplc="6F5CB122">
       <w:numFmt w:val="decimal"/>
       <w:lvlText w:val=""/>
       <w:lvlJc w:val="left"/>
     </w:lvl>
-    <w:lvl w:ilvl="7" w:tplc="93AE0A3A">
+    <w:lvl w:ilvl="6" w:tplc="0F3A7380">
       <w:numFmt w:val="decimal"/>
       <w:lvlText w:val=""/>
       <w:lvlJc w:val="left"/>
     </w:lvl>
-    <w:lvl w:ilvl="8" w:tplc="CE4A9270">
+    <w:lvl w:ilvl="7" w:tplc="668EB0E0">
+      <w:numFmt w:val="decimal"/>
+      <w:lvlText w:val=""/>
+      <w:lvlJc w:val="left"/>
+    </w:lvl>
+    <w:lvl w:ilvl="8" w:tplc="24124DBE">
       <w:numFmt w:val="decimal"/>
       <w:lvlText w:val=""/>
       <w:lvlJc w:val="left"/>
     </w:lvl>
   </w:abstractNum>
   <w:abstractNum w:abstractNumId="4" w15:restartNumberingAfterBreak="0">
-    <w:nsid w:val="6BA61036"/>
+    <w:nsid w:val="5B882C64"/>
     <w:multiLevelType w:val="hybridMultilevel"/>
-    <w:tmpl w:val="2F8093C4"/>
-    <w:lvl w:ilvl="0" w:tplc="5EB020A8">
+    <w:tmpl w:val="69DA6EC8"/>
+    <w:lvl w:ilvl="0" w:tplc="57BE8D98">
       <w:start w:val="1"/>
       <w:numFmt w:val="decimal"/>
       <w:lvlText w:val="%1."/>
@@ -6953,138 +6961,137 @@
         <w:color w:val="A67C27"/>
       </w:rPr>
     </w:lvl>
-    <w:lvl w:ilvl="1" w:tplc="0DE8BF06">
+    <w:lvl w:ilvl="1" w:tplc="962E0320">
       <w:numFmt w:val="decimal"/>
       <w:lvlText w:val=""/>
       <w:lvlJc w:val="left"/>
     </w:lvl>
-    <w:lvl w:ilvl="2" w:tplc="DB98F9E0">
+    <w:lvl w:ilvl="2" w:tplc="661CBB86">
       <w:numFmt w:val="decimal"/>
       <w:lvlText w:val=""/>
       <w:lvlJc w:val="left"/>
     </w:lvl>
-    <w:lvl w:ilvl="3" w:tplc="B270DEA2">
+    <w:lvl w:ilvl="3" w:tplc="B254B7B4">
       <w:numFmt w:val="decimal"/>
       <w:lvlText w:val=""/>
       <w:lvlJc w:val="left"/>
     </w:lvl>
-    <w:lvl w:ilvl="4" w:tplc="773A7AF4">
+    <w:lvl w:ilvl="4" w:tplc="25826B7A">
       <w:numFmt w:val="decimal"/>
       <w:lvlText w:val=""/>
       <w:lvlJc w:val="left"/>
     </w:lvl>
-    <w:lvl w:ilvl="5" w:tplc="6010DF76">
+    <w:lvl w:ilvl="5" w:tplc="A5EAB3D6">
       <w:numFmt w:val="decimal"/>
       <w:lvlText w:val=""/>
       <w:lvlJc w:val="left"/>
     </w:lvl>
-    <w:lvl w:ilvl="6" w:tplc="2C089AA8">
+    <w:lvl w:ilvl="6" w:tplc="C734A778">
       <w:numFmt w:val="decimal"/>
       <w:lvlText w:val=""/>
       <w:lvlJc w:val="left"/>
     </w:lvl>
-    <w:lvl w:ilvl="7" w:tplc="C1485856">
+    <w:lvl w:ilvl="7" w:tplc="1F86DEBC">
       <w:numFmt w:val="decimal"/>
       <w:lvlText w:val=""/>
       <w:lvlJc w:val="left"/>
     </w:lvl>
-    <w:lvl w:ilvl="8" w:tplc="5AA84DAC">
+    <w:lvl w:ilvl="8" w:tplc="721879C6">
       <w:numFmt w:val="decimal"/>
       <w:lvlText w:val=""/>
       <w:lvlJc w:val="left"/>
     </w:lvl>
   </w:abstractNum>
   <w:abstractNum w:abstractNumId="5" w15:restartNumberingAfterBreak="0">
-    <w:nsid w:val="7F1173D7"/>
+    <w:nsid w:val="716D43EA"/>
     <w:multiLevelType w:val="hybridMultilevel"/>
-    <w:tmpl w:val="86641918"/>
-    <w:lvl w:ilvl="0" w:tplc="0C9CF6B2">
+    <w:tmpl w:val="6180F644"/>
+    <w:lvl w:ilvl="0" w:tplc="10D62498">
       <w:start w:val="1"/>
-      <w:numFmt w:val="decimal"/>
-      <w:lvlText w:val="%1."/>
+      <w:numFmt w:val="bullet"/>
+      <w:lvlText w:val="•"/>
       <w:lvlJc w:val="left"/>
       <w:pPr>
-        <w:ind w:left="460" w:hanging="360"/>
-      </w:pPr>
-      <w:rPr>
-        <w:b/>
-        <w:bCs/>
-        <w:color w:val="A67C27"/>
-      </w:rPr>
+        <w:ind w:left="460" w:hanging="280"/>
+      </w:pPr>
     </w:lvl>
-    <w:lvl w:ilvl="1" w:tplc="C554A50C">
+    <w:lvl w:ilvl="1" w:tplc="596CED76">
+      <w:start w:val="1"/>
+      <w:numFmt w:val="bullet"/>
+      <w:lvlText w:val="–"/>
+      <w:lvlJc w:val="left"/>
+      <w:pPr>
+        <w:ind w:left="900" w:hanging="280"/>
+      </w:pPr>
+    </w:lvl>
+    <w:lvl w:ilvl="2" w:tplc="679AE104">
       <w:numFmt w:val="decimal"/>
       <w:lvlText w:val=""/>
       <w:lvlJc w:val="left"/>
     </w:lvl>
-    <w:lvl w:ilvl="2" w:tplc="28944388">
+    <w:lvl w:ilvl="3" w:tplc="F182ACCE">
       <w:numFmt w:val="decimal"/>
       <w:lvlText w:val=""/>
       <w:lvlJc w:val="left"/>
     </w:lvl>
-    <w:lvl w:ilvl="3" w:tplc="2606FB32">
+    <w:lvl w:ilvl="4" w:tplc="FF88A030">
       <w:numFmt w:val="decimal"/>
       <w:lvlText w:val=""/>
       <w:lvlJc w:val="left"/>
     </w:lvl>
-    <w:lvl w:ilvl="4" w:tplc="3E245DAE">
+    <w:lvl w:ilvl="5" w:tplc="DEAAC50C">
       <w:numFmt w:val="decimal"/>
       <w:lvlText w:val=""/>
       <w:lvlJc w:val="left"/>
     </w:lvl>
-    <w:lvl w:ilvl="5" w:tplc="66B0F8F6">
+    <w:lvl w:ilvl="6" w:tplc="F8183BEA">
       <w:numFmt w:val="decimal"/>
       <w:lvlText w:val=""/>
       <w:lvlJc w:val="left"/>
     </w:lvl>
-    <w:lvl w:ilvl="6" w:tplc="7E2AB552">
+    <w:lvl w:ilvl="7" w:tplc="0E8EC9FC">
       <w:numFmt w:val="decimal"/>
       <w:lvlText w:val=""/>
       <w:lvlJc w:val="left"/>
     </w:lvl>
-    <w:lvl w:ilvl="7" w:tplc="A8BEFB98">
-      <w:numFmt w:val="decimal"/>
-      <w:lvlText w:val=""/>
-      <w:lvlJc w:val="left"/>
-    </w:lvl>
-    <w:lvl w:ilvl="8" w:tplc="7C3ED4E2">
+    <w:lvl w:ilvl="8" w:tplc="43929606">
       <w:numFmt w:val="decimal"/>
       <w:lvlText w:val=""/>
       <w:lvlJc w:val="left"/>
     </w:lvl>
   </w:abstractNum>
-  <w:num w:numId="1" w16cid:durableId="1195734509">
+  <w:num w:numId="1" w16cid:durableId="1467359563">
+    <w:abstractNumId w:val="1"/>
+    <w:lvlOverride w:ilvl="0">
+      <w:startOverride w:val="1"/>
+    </w:lvlOverride>
+  </w:num>
+  <w:num w:numId="2" w16cid:durableId="23597761">
+    <w:abstractNumId w:val="5"/>
+    <w:lvlOverride w:ilvl="0">
+      <w:startOverride w:val="1"/>
+    </w:lvlOverride>
+  </w:num>
+  <w:num w:numId="3" w16cid:durableId="1799226332">
+    <w:abstractNumId w:val="4"/>
+    <w:lvlOverride w:ilvl="0">
+      <w:startOverride w:val="1"/>
+    </w:lvlOverride>
+  </w:num>
+  <w:num w:numId="4" w16cid:durableId="337661615">
     <w:abstractNumId w:val="2"/>
     <w:lvlOverride w:ilvl="0">
       <w:startOverride w:val="1"/>
     </w:lvlOverride>
   </w:num>
-  <w:num w:numId="2" w16cid:durableId="1287200157">
+  <w:num w:numId="5" w16cid:durableId="1418477260">
     <w:abstractNumId w:val="3"/>
     <w:lvlOverride w:ilvl="0">
       <w:startOverride w:val="1"/>
     </w:lvlOverride>
   </w:num>
-  <w:num w:numId="3" w16cid:durableId="1155416011">
-    <w:abstractNumId w:val="4"/>
-    <w:lvlOverride w:ilvl="0">
-      <w:startOverride w:val="1"/>
-    </w:lvlOverride>
-  </w:num>
-  <w:num w:numId="4" w16cid:durableId="1524788165">
-    <w:abstractNumId w:val="5"/>
-    <w:lvlOverride w:ilvl="0">
-      <w:startOverride w:val="1"/>
-    </w:lvlOverride>
-  </w:num>
-  <w:num w:numId="5" w16cid:durableId="797727920">
+  <w:num w:numId="6" w16cid:durableId="315691991">
     <w:abstractNumId w:val="0"/>
-    <w:lvlOverride w:ilvl="0">
-      <w:startOverride w:val="1"/>
-    </w:lvlOverride>
-  </w:num>
-  <w:num w:numId="6" w16cid:durableId="844587664">
-    <w:abstractNumId w:val="1"/>
     <w:lvlOverride w:ilvl="0">
       <w:startOverride w:val="1"/>
     </w:lvlOverride>
@@ -7710,7 +7717,7 @@
     <w:autoRedefine/>
     <w:uiPriority w:val="39"/>
     <w:unhideWhenUsed/>
-    <w:rsid w:val="009E37EA"/>
+    <w:rsid w:val="004E0EFD"/>
     <w:pPr>
       <w:spacing w:after="100"/>
     </w:pPr>
@@ -7722,7 +7729,7 @@
     <w:autoRedefine/>
     <w:uiPriority w:val="39"/>
     <w:unhideWhenUsed/>
-    <w:rsid w:val="009E37EA"/>
+    <w:rsid w:val="004E0EFD"/>
     <w:pPr>
       <w:spacing w:after="100"/>
       <w:ind w:left="210"/>

--- a/docs/manuals/Respondent_Guide.docx
+++ b/docs/manuals/Respondent_Guide.docx
@@ -450,7 +450,7 @@
                 <w:sz w:val="19"/>
                 <w:szCs w:val="19"/>
               </w:rPr>
-              <w:t xml:space="preserve">Version 1.36 · 13 October 2026</w:t>
+              <w:t xml:space="preserve">Version 1.37 · 13 October 2026</w:t>
             </w:r>
           </w:p>
         </w:tc>
@@ -4859,7 +4859,7 @@
         <w:sz w:val="16"/>
         <w:szCs w:val="16"/>
       </w:rPr>
-      <w:t xml:space="preserve">Version 1.36 · 13 October 2026</w:t>
+      <w:t xml:space="preserve">Version 1.37 · 13 October 2026</w:t>
     </w:r>
     <w:r>
       <w:rPr>

--- a/docs/manuals/Respondent_Guide.docx
+++ b/docs/manuals/Respondent_Guide.docx
@@ -450,7 +450,7 @@
                 <w:sz w:val="19"/>
                 <w:szCs w:val="19"/>
               </w:rPr>
-              <w:t xml:space="preserve">Version 1.37 · 13 October 2026</w:t>
+              <w:t xml:space="preserve">Version 1.38 · 13 October 2026</w:t>
             </w:r>
           </w:p>
         </w:tc>
@@ -4859,7 +4859,7 @@
         <w:sz w:val="16"/>
         <w:szCs w:val="16"/>
       </w:rPr>
-      <w:t xml:space="preserve">Version 1.37 · 13 October 2026</w:t>
+      <w:t xml:space="preserve">Version 1.38 · 13 October 2026</w:t>
     </w:r>
     <w:r>
       <w:rPr>

--- a/docs/manuals/Respondent_Guide.docx
+++ b/docs/manuals/Respondent_Guide.docx
@@ -450,7 +450,7 @@
                 <w:sz w:val="19"/>
                 <w:szCs w:val="19"/>
               </w:rPr>
-              <w:t xml:space="preserve">Version 1.38 · 13 October 2026</w:t>
+              <w:t xml:space="preserve">Version 1.39 · 14 October 2026</w:t>
             </w:r>
           </w:p>
         </w:tc>
@@ -4859,7 +4859,7 @@
         <w:sz w:val="16"/>
         <w:szCs w:val="16"/>
       </w:rPr>
-      <w:t xml:space="preserve">Version 1.38 · 13 October 2026</w:t>
+      <w:t xml:space="preserve">Version 1.39 · 14 October 2026</w:t>
     </w:r>
     <w:r>
       <w:rPr>

--- a/docs/manuals/Respondent_Guide.docx
+++ b/docs/manuals/Respondent_Guide.docx
@@ -450,7 +450,7 @@
                 <w:sz w:val="19"/>
                 <w:szCs w:val="19"/>
               </w:rPr>
-              <w:t xml:space="preserve">Version 1.39 · 14 October 2026</w:t>
+              <w:t xml:space="preserve">Version 1.40 · 14 October 2026</w:t>
             </w:r>
           </w:p>
         </w:tc>
@@ -4859,7 +4859,7 @@
         <w:sz w:val="16"/>
         <w:szCs w:val="16"/>
       </w:rPr>
-      <w:t xml:space="preserve">Version 1.39 · 14 October 2026</w:t>
+      <w:t xml:space="preserve">Version 1.40 · 14 October 2026</w:t>
     </w:r>
     <w:r>
       <w:rPr>

--- a/docs/manuals/Respondent_Guide.docx
+++ b/docs/manuals/Respondent_Guide.docx
@@ -450,7 +450,7 @@
                 <w:sz w:val="19"/>
                 <w:szCs w:val="19"/>
               </w:rPr>
-              <w:t xml:space="preserve">Version 1.40 · 14 October 2026</w:t>
+              <w:t xml:space="preserve">Version 1.41 · 14 October 2026</w:t>
             </w:r>
           </w:p>
         </w:tc>
@@ -4859,7 +4859,7 @@
         <w:sz w:val="16"/>
         <w:szCs w:val="16"/>
       </w:rPr>
-      <w:t xml:space="preserve">Version 1.40 · 14 October 2026</w:t>
+      <w:t xml:space="preserve">Version 1.41 · 14 October 2026</w:t>
     </w:r>
     <w:r>
       <w:rPr>

--- a/docs/manuals/Respondent_Guide.docx
+++ b/docs/manuals/Respondent_Guide.docx
@@ -450,7 +450,7 @@
                 <w:sz w:val="19"/>
                 <w:szCs w:val="19"/>
               </w:rPr>
-              <w:t xml:space="preserve">Version 1.41 · 14 October 2026</w:t>
+              <w:t xml:space="preserve">Version 1.42 · 14 October 2026</w:t>
             </w:r>
           </w:p>
         </w:tc>
@@ -4859,7 +4859,7 @@
         <w:sz w:val="16"/>
         <w:szCs w:val="16"/>
       </w:rPr>
-      <w:t xml:space="preserve">Version 1.41 · 14 October 2026</w:t>
+      <w:t xml:space="preserve">Version 1.42 · 14 October 2026</w:t>
     </w:r>
     <w:r>
       <w:rPr>

--- a/docs/manuals/Respondent_Guide.docx
+++ b/docs/manuals/Respondent_Guide.docx
@@ -450,7 +450,7 @@
                 <w:sz w:val="19"/>
                 <w:szCs w:val="19"/>
               </w:rPr>
-              <w:t xml:space="preserve">Version 1.42 · 14 October 2026</w:t>
+              <w:t xml:space="preserve">Version 1.43 · 14 October 2026</w:t>
             </w:r>
           </w:p>
         </w:tc>
@@ -4859,7 +4859,7 @@
         <w:sz w:val="16"/>
         <w:szCs w:val="16"/>
       </w:rPr>
-      <w:t xml:space="preserve">Version 1.42 · 14 October 2026</w:t>
+      <w:t xml:space="preserve">Version 1.43 · 14 October 2026</w:t>
     </w:r>
     <w:r>
       <w:rPr>

--- a/docs/manuals/Respondent_Guide.docx
+++ b/docs/manuals/Respondent_Guide.docx
@@ -450,7 +450,7 @@
                 <w:sz w:val="19"/>
                 <w:szCs w:val="19"/>
               </w:rPr>
-              <w:t xml:space="preserve">Version 1.43 · 14 October 2026</w:t>
+              <w:t xml:space="preserve">Version 1.49 · 25 October 2026</w:t>
             </w:r>
           </w:p>
         </w:tc>
@@ -4859,7 +4859,7 @@
         <w:sz w:val="16"/>
         <w:szCs w:val="16"/>
       </w:rPr>
-      <w:t xml:space="preserve">Version 1.43 · 14 October 2026</w:t>
+      <w:t xml:space="preserve">Version 1.49 · 25 October 2026</w:t>
     </w:r>
     <w:r>
       <w:rPr>

--- a/docs/manuals/Respondent_Guide.docx
+++ b/docs/manuals/Respondent_Guide.docx
@@ -450,7 +450,7 @@
                 <w:sz w:val="19"/>
                 <w:szCs w:val="19"/>
               </w:rPr>
-              <w:t xml:space="preserve">Version 1.49 · 25 October 2026</w:t>
+              <w:t xml:space="preserve">Version 1.50 · 25 October 2026</w:t>
             </w:r>
           </w:p>
         </w:tc>
@@ -4859,7 +4859,7 @@
         <w:sz w:val="16"/>
         <w:szCs w:val="16"/>
       </w:rPr>
-      <w:t xml:space="preserve">Version 1.49 · 25 October 2026</w:t>
+      <w:t xml:space="preserve">Version 1.50 · 25 October 2026</w:t>
     </w:r>
     <w:r>
       <w:rPr>

--- a/docs/manuals/Respondent_Guide.docx
+++ b/docs/manuals/Respondent_Guide.docx
@@ -450,7 +450,7 @@
                 <w:sz w:val="19"/>
                 <w:szCs w:val="19"/>
               </w:rPr>
-              <w:t xml:space="preserve">Version 1.50 · 25 October 2026</w:t>
+              <w:t xml:space="preserve">Version 1.51 · 26 October 2026</w:t>
             </w:r>
           </w:p>
         </w:tc>
@@ -4859,7 +4859,7 @@
         <w:sz w:val="16"/>
         <w:szCs w:val="16"/>
       </w:rPr>
-      <w:t xml:space="preserve">Version 1.50 · 25 October 2026</w:t>
+      <w:t xml:space="preserve">Version 1.51 · 26 October 2026</w:t>
     </w:r>
     <w:r>
       <w:rPr>

--- a/docs/manuals/Respondent_Guide.docx
+++ b/docs/manuals/Respondent_Guide.docx
@@ -450,7 +450,7 @@
                 <w:sz w:val="19"/>
                 <w:szCs w:val="19"/>
               </w:rPr>
-              <w:t xml:space="preserve">Version 1.51 · 26 October 2026</w:t>
+              <w:t xml:space="preserve">Version 1.52 · 26 October 2026</w:t>
             </w:r>
           </w:p>
         </w:tc>
@@ -4859,7 +4859,7 @@
         <w:sz w:val="16"/>
         <w:szCs w:val="16"/>
       </w:rPr>
-      <w:t xml:space="preserve">Version 1.51 · 26 October 2026</w:t>
+      <w:t xml:space="preserve">Version 1.52 · 26 October 2026</w:t>
     </w:r>
     <w:r>
       <w:rPr>
